--- a/EXPORTS/DOCX/published/niveau2/Dutch/ChristianMission.docx
+++ b/EXPORTS/DOCX/published/niveau2/Dutch/ChristianMission.docx
@@ -304,7 +304,7 @@
           <w:rFonts w:ascii="Charis SIL Regular" w:hAnsi="Charis SIL Regular" w:eastAsia="Charis SIL Regular"/>
           <w:b w:val="0"/>
           <w:i w:val="0"/>
-          <w:color w:val="0066CC"/>
+          <w:color w:val="0000FF"/>
           <w:sz w:val="24"/>
           <w:u w:val="single"/>
         </w:rPr>
@@ -322,7 +322,7 @@
           <w:rFonts w:ascii="Charis SIL Regular" w:hAnsi="Charis SIL Regular" w:eastAsia="Charis SIL Regular"/>
           <w:b w:val="0"/>
           <w:i w:val="0"/>
-          <w:color w:val="0066CC"/>
+          <w:color w:val="0000FF"/>
           <w:sz w:val="24"/>
           <w:u w:val="single"/>
         </w:rPr>
@@ -333,7 +333,7 @@
           <w:rFonts w:ascii="Charis SIL Regular" w:hAnsi="Charis SIL Regular" w:eastAsia="Charis SIL Regular"/>
           <w:b w:val="0"/>
           <w:i w:val="0"/>
-          <w:color w:val="0066CC"/>
+          <w:color w:val="0000FF"/>
           <w:sz w:val="24"/>
           <w:u w:val="single"/>
         </w:rPr>
@@ -351,7 +351,7 @@
           <w:rFonts w:ascii="Charis SIL Regular" w:hAnsi="Charis SIL Regular" w:eastAsia="Charis SIL Regular"/>
           <w:b w:val="0"/>
           <w:i w:val="0"/>
-          <w:color w:val="0066CC"/>
+          <w:color w:val="0000FF"/>
           <w:sz w:val="24"/>
           <w:u w:val="single"/>
         </w:rPr>
@@ -369,7 +369,7 @@
           <w:rFonts w:ascii="Charis SIL Regular" w:hAnsi="Charis SIL Regular" w:eastAsia="Charis SIL Regular"/>
           <w:b w:val="0"/>
           <w:i w:val="0"/>
-          <w:color w:val="0066CC"/>
+          <w:color w:val="0000FF"/>
           <w:sz w:val="24"/>
           <w:u w:val="single"/>
         </w:rPr>
@@ -380,7 +380,7 @@
           <w:rFonts w:ascii="Charis SIL Regular" w:hAnsi="Charis SIL Regular" w:eastAsia="Charis SIL Regular"/>
           <w:b w:val="0"/>
           <w:i w:val="0"/>
-          <w:color w:val="0066CC"/>
+          <w:color w:val="0000FF"/>
           <w:sz w:val="24"/>
           <w:u w:val="single"/>
         </w:rPr>
@@ -398,7 +398,7 @@
           <w:rFonts w:ascii="Charis SIL Regular" w:hAnsi="Charis SIL Regular" w:eastAsia="Charis SIL Regular"/>
           <w:b w:val="0"/>
           <w:i w:val="0"/>
-          <w:color w:val="0066CC"/>
+          <w:color w:val="0000FF"/>
           <w:sz w:val="24"/>
           <w:u w:val="single"/>
         </w:rPr>
@@ -409,7 +409,7 @@
           <w:rFonts w:ascii="Charis SIL Regular" w:hAnsi="Charis SIL Regular" w:eastAsia="Charis SIL Regular"/>
           <w:b w:val="0"/>
           <w:i w:val="0"/>
-          <w:color w:val="0066CC"/>
+          <w:color w:val="0000FF"/>
           <w:sz w:val="24"/>
           <w:u w:val="single"/>
         </w:rPr>
@@ -427,7 +427,7 @@
           <w:rFonts w:ascii="Charis SIL Regular" w:hAnsi="Charis SIL Regular" w:eastAsia="Charis SIL Regular"/>
           <w:b w:val="0"/>
           <w:i w:val="0"/>
-          <w:color w:val="0066CC"/>
+          <w:color w:val="0000FF"/>
           <w:sz w:val="24"/>
           <w:u w:val="single"/>
         </w:rPr>
@@ -438,7 +438,7 @@
           <w:rFonts w:ascii="Charis SIL Regular" w:hAnsi="Charis SIL Regular" w:eastAsia="Charis SIL Regular"/>
           <w:b w:val="0"/>
           <w:i w:val="0"/>
-          <w:color w:val="0066CC"/>
+          <w:color w:val="0000FF"/>
           <w:sz w:val="24"/>
           <w:u w:val="single"/>
         </w:rPr>
@@ -463,7 +463,7 @@
       </w:r>
       <w:r>
         <w:rPr>
-          <w:u w:val="single" w:color="0066cc"/>
+          <w:u w:val="single" w:color="0000ff"/>
           <w:rFonts w:ascii="Charis SIL Regular" w:hAnsi="Charis SIL Regular" w:eastAsia="Charis SIL Regular"/>
           <w:b w:val="0"/>
           <w:i w:val="0"/>
@@ -481,7 +481,7 @@
       </w:r>
       <w:r>
         <w:rPr>
-          <w:u w:val="single" w:color="0066cc"/>
+          <w:u w:val="single" w:color="0000ff"/>
           <w:rFonts w:ascii="Charis SIL Regular" w:hAnsi="Charis SIL Regular" w:eastAsia="Charis SIL Regular"/>
           <w:b w:val="0"/>
           <w:i w:val="0"/>
@@ -499,7 +499,7 @@
       </w:r>
       <w:r>
         <w:rPr>
-          <w:u w:val="single" w:color="0066cc"/>
+          <w:u w:val="single" w:color="0000ff"/>
           <w:rFonts w:ascii="Charis SIL Regular" w:hAnsi="Charis SIL Regular" w:eastAsia="Charis SIL Regular"/>
           <w:b w:val="0"/>
           <w:i w:val="0"/>
@@ -517,7 +517,7 @@
       </w:r>
       <w:r>
         <w:rPr>
-          <w:u w:val="single" w:color="0066cc"/>
+          <w:u w:val="single" w:color="0000ff"/>
           <w:rFonts w:ascii="Charis SIL Regular" w:hAnsi="Charis SIL Regular" w:eastAsia="Charis SIL Regular"/>
           <w:b w:val="0"/>
           <w:i w:val="0"/>
@@ -535,7 +535,7 @@
       </w:r>
       <w:r>
         <w:rPr>
-          <w:u w:val="single" w:color="0066cc"/>
+          <w:u w:val="single" w:color="0000ff"/>
           <w:rFonts w:ascii="Charis SIL Regular" w:hAnsi="Charis SIL Regular" w:eastAsia="Charis SIL Regular"/>
           <w:b w:val="0"/>
           <w:i w:val="0"/>
@@ -553,7 +553,7 @@
       </w:r>
       <w:r>
         <w:rPr>
-          <w:u w:val="single" w:color="0066cc"/>
+          <w:u w:val="single" w:color="0000ff"/>
           <w:rFonts w:ascii="Charis SIL Regular" w:hAnsi="Charis SIL Regular" w:eastAsia="Charis SIL Regular"/>
           <w:b w:val="0"/>
           <w:i w:val="0"/>
@@ -571,7 +571,7 @@
       </w:r>
       <w:r>
         <w:rPr>
-          <w:u w:val="single" w:color="0066cc"/>
+          <w:u w:val="single" w:color="0000ff"/>
           <w:rFonts w:ascii="Charis SIL Regular" w:hAnsi="Charis SIL Regular" w:eastAsia="Charis SIL Regular"/>
           <w:b w:val="0"/>
           <w:i w:val="0"/>
@@ -589,7 +589,7 @@
       </w:r>
       <w:r>
         <w:rPr>
-          <w:u w:val="single" w:color="0066cc"/>
+          <w:u w:val="single" w:color="0000ff"/>
           <w:rFonts w:ascii="Charis SIL Regular" w:hAnsi="Charis SIL Regular" w:eastAsia="Charis SIL Regular"/>
           <w:b w:val="0"/>
           <w:i w:val="0"/>
@@ -607,7 +607,7 @@
       </w:r>
       <w:r>
         <w:rPr>
-          <w:u w:val="single" w:color="0066cc"/>
+          <w:u w:val="single" w:color="0000ff"/>
           <w:rFonts w:ascii="Charis SIL Regular" w:hAnsi="Charis SIL Regular" w:eastAsia="Charis SIL Regular"/>
           <w:b w:val="0"/>
           <w:i w:val="0"/>
@@ -678,7 +678,7 @@
           <w:rFonts w:ascii="Charis SIL Regular" w:hAnsi="Charis SIL Regular" w:eastAsia="Charis SIL Regular"/>
           <w:b w:val="0"/>
           <w:i w:val="0"/>
-          <w:color w:val="0066CC"/>
+          <w:color w:val="0000FF"/>
           <w:sz w:val="24"/>
           <w:u w:val="single"/>
         </w:rPr>
@@ -696,7 +696,7 @@
           <w:rFonts w:ascii="Charis SIL Regular" w:hAnsi="Charis SIL Regular" w:eastAsia="Charis SIL Regular"/>
           <w:b w:val="0"/>
           <w:i w:val="0"/>
-          <w:color w:val="0066CC"/>
+          <w:color w:val="0000FF"/>
           <w:sz w:val="24"/>
           <w:u w:val="single"/>
         </w:rPr>
@@ -707,7 +707,7 @@
           <w:rFonts w:ascii="Charis SIL Regular" w:hAnsi="Charis SIL Regular" w:eastAsia="Charis SIL Regular"/>
           <w:b w:val="0"/>
           <w:i w:val="0"/>
-          <w:color w:val="0066CC"/>
+          <w:color w:val="0000FF"/>
           <w:sz w:val="24"/>
           <w:u w:val="single"/>
         </w:rPr>
@@ -725,7 +725,7 @@
           <w:rFonts w:ascii="Charis SIL Regular" w:hAnsi="Charis SIL Regular" w:eastAsia="Charis SIL Regular"/>
           <w:b w:val="0"/>
           <w:i w:val="0"/>
-          <w:color w:val="0066CC"/>
+          <w:color w:val="0000FF"/>
           <w:sz w:val="24"/>
           <w:u w:val="single"/>
         </w:rPr>
@@ -736,7 +736,7 @@
           <w:rFonts w:ascii="Charis SIL Regular" w:hAnsi="Charis SIL Regular" w:eastAsia="Charis SIL Regular"/>
           <w:b w:val="0"/>
           <w:i w:val="0"/>
-          <w:color w:val="0066CC"/>
+          <w:color w:val="0000FF"/>
           <w:sz w:val="24"/>
           <w:u w:val="single"/>
         </w:rPr>
@@ -774,7 +774,7 @@
           <w:rFonts w:ascii="Charis SIL Regular" w:hAnsi="Charis SIL Regular" w:eastAsia="Charis SIL Regular"/>
           <w:b w:val="0"/>
           <w:i w:val="0"/>
-          <w:color w:val="0066CC"/>
+          <w:color w:val="0000FF"/>
           <w:sz w:val="24"/>
           <w:u w:val="single"/>
         </w:rPr>
@@ -792,7 +792,7 @@
           <w:rFonts w:ascii="Charis SIL Regular" w:hAnsi="Charis SIL Regular" w:eastAsia="Charis SIL Regular"/>
           <w:b w:val="0"/>
           <w:i w:val="0"/>
-          <w:color w:val="0066CC"/>
+          <w:color w:val="0000FF"/>
           <w:sz w:val="24"/>
           <w:u w:val="single"/>
         </w:rPr>
@@ -810,11 +810,11 @@
           <w:rFonts w:ascii="Charis SIL Regular" w:hAnsi="Charis SIL Regular" w:eastAsia="Charis SIL Regular"/>
           <w:b w:val="0"/>
           <w:i w:val="0"/>
-          <w:color w:val="0066CC"/>
+          <w:color w:val="0000FF"/>
           <w:sz w:val="24"/>
           <w:u w:val="single"/>
         </w:rPr>
-        <w:hyperlink r:id="rId10" w:history="1">
+        <w:hyperlink r:id="rId11" w:history="1">
           <w:r>
             <w:rPr>
               <w:rStyle w:val="Hyperlink"/>
@@ -828,7 +828,7 @@
           <w:rFonts w:ascii="Charis SIL Regular" w:hAnsi="Charis SIL Regular" w:eastAsia="Charis SIL Regular"/>
           <w:b w:val="0"/>
           <w:i w:val="0"/>
-          <w:color w:val="0066CC"/>
+          <w:color w:val="0000FF"/>
           <w:sz w:val="24"/>
           <w:u w:val="single"/>
         </w:rPr>
@@ -839,11 +839,11 @@
           <w:rFonts w:ascii="Charis SIL Regular" w:hAnsi="Charis SIL Regular" w:eastAsia="Charis SIL Regular"/>
           <w:b w:val="0"/>
           <w:i w:val="0"/>
-          <w:color w:val="0066CC"/>
+          <w:color w:val="0000FF"/>
           <w:sz w:val="24"/>
           <w:u w:val="single"/>
         </w:rPr>
-        <w:hyperlink r:id="rId10" w:history="1">
+        <w:hyperlink r:id="rId11" w:history="1">
           <w:r>
             <w:rPr>
               <w:rStyle w:val="Hyperlink"/>
@@ -857,7 +857,7 @@
           <w:rFonts w:ascii="Charis SIL Regular" w:hAnsi="Charis SIL Regular" w:eastAsia="Charis SIL Regular"/>
           <w:b w:val="0"/>
           <w:i w:val="0"/>
-          <w:color w:val="0066CC"/>
+          <w:color w:val="0000FF"/>
           <w:sz w:val="24"/>
           <w:u w:val="single"/>
         </w:rPr>
@@ -868,7 +868,7 @@
           <w:rFonts w:ascii="Charis SIL Regular" w:hAnsi="Charis SIL Regular" w:eastAsia="Charis SIL Regular"/>
           <w:b w:val="0"/>
           <w:i w:val="0"/>
-          <w:color w:val="0066CC"/>
+          <w:color w:val="0000FF"/>
           <w:sz w:val="24"/>
           <w:u w:val="single"/>
         </w:rPr>
@@ -886,7 +886,7 @@
           <w:rFonts w:ascii="Charis SIL Regular" w:hAnsi="Charis SIL Regular" w:eastAsia="Charis SIL Regular"/>
           <w:b w:val="0"/>
           <w:i w:val="0"/>
-          <w:color w:val="0066CC"/>
+          <w:color w:val="0000FF"/>
           <w:sz w:val="24"/>
           <w:u w:val="single"/>
         </w:rPr>
@@ -904,7 +904,7 @@
           <w:rFonts w:ascii="Charis SIL Regular" w:hAnsi="Charis SIL Regular" w:eastAsia="Charis SIL Regular"/>
           <w:b w:val="0"/>
           <w:i w:val="0"/>
-          <w:color w:val="0066CC"/>
+          <w:color w:val="0000FF"/>
           <w:sz w:val="24"/>
           <w:u w:val="single"/>
         </w:rPr>
@@ -915,7 +915,7 @@
           <w:rFonts w:ascii="Charis SIL Regular" w:hAnsi="Charis SIL Regular" w:eastAsia="Charis SIL Regular"/>
           <w:b w:val="0"/>
           <w:i w:val="0"/>
-          <w:color w:val="0066CC"/>
+          <w:color w:val="0000FF"/>
           <w:sz w:val="24"/>
           <w:u w:val="single"/>
         </w:rPr>
@@ -933,7 +933,7 @@
           <w:rFonts w:ascii="Charis SIL Regular" w:hAnsi="Charis SIL Regular" w:eastAsia="Charis SIL Regular"/>
           <w:b w:val="0"/>
           <w:i w:val="0"/>
-          <w:color w:val="0066CC"/>
+          <w:color w:val="0000FF"/>
           <w:sz w:val="24"/>
           <w:u w:val="single"/>
         </w:rPr>
@@ -951,7 +951,7 @@
           <w:rFonts w:ascii="Charis SIL Regular" w:hAnsi="Charis SIL Regular" w:eastAsia="Charis SIL Regular"/>
           <w:b w:val="0"/>
           <w:i w:val="0"/>
-          <w:color w:val="0066CC"/>
+          <w:color w:val="0000FF"/>
           <w:sz w:val="24"/>
           <w:u w:val="single"/>
         </w:rPr>
@@ -969,7 +969,7 @@
           <w:rFonts w:ascii="Charis SIL Regular" w:hAnsi="Charis SIL Regular" w:eastAsia="Charis SIL Regular"/>
           <w:b w:val="0"/>
           <w:i w:val="0"/>
-          <w:color w:val="0066CC"/>
+          <w:color w:val="0000FF"/>
           <w:sz w:val="24"/>
           <w:u w:val="single"/>
         </w:rPr>
@@ -980,7 +980,7 @@
           <w:rFonts w:ascii="Charis SIL Regular" w:hAnsi="Charis SIL Regular" w:eastAsia="Charis SIL Regular"/>
           <w:b w:val="0"/>
           <w:i w:val="0"/>
-          <w:color w:val="0066CC"/>
+          <w:color w:val="0000FF"/>
           <w:sz w:val="24"/>
           <w:u w:val="single"/>
         </w:rPr>
@@ -1018,9 +1018,8 @@
           <w:rFonts w:ascii="Charis SIL Regular" w:hAnsi="Charis SIL Regular" w:eastAsia="Charis SIL Regular"/>
           <w:b w:val="0"/>
           <w:i w:val="0"/>
-          <w:color w:val="0066CC"/>
-          <w:sz w:val="24"/>
-          <w:u w:val="single"/>
+          <w:color w:val="0000FF"/>
+          <w:sz w:val="24"/>
         </w:rPr>
         <w:hyperlink r:id="rId12" w:history="1">
           <w:r>
@@ -1036,11 +1035,11 @@
           <w:rFonts w:ascii="Charis SIL Regular" w:hAnsi="Charis SIL Regular" w:eastAsia="Charis SIL Regular"/>
           <w:b w:val="0"/>
           <w:i w:val="0"/>
-          <w:color w:val="0066CC"/>
+          <w:color w:val="0000FF"/>
           <w:sz w:val="24"/>
           <w:u w:val="single"/>
         </w:rPr>
-        <w:hyperlink r:id="rId12" w:history="1">
+        <w:hyperlink r:id="rId11" w:history="1">
           <w:r>
             <w:rPr>
               <w:rStyle w:val="Hyperlink"/>
@@ -1054,7 +1053,7 @@
           <w:rFonts w:ascii="Charis SIL Regular" w:hAnsi="Charis SIL Regular" w:eastAsia="Charis SIL Regular"/>
           <w:b w:val="0"/>
           <w:i w:val="0"/>
-          <w:color w:val="0066CC"/>
+          <w:color w:val="0000FF"/>
           <w:sz w:val="24"/>
           <w:u w:val="single"/>
         </w:rPr>
@@ -1065,11 +1064,11 @@
           <w:rFonts w:ascii="Charis SIL Regular" w:hAnsi="Charis SIL Regular" w:eastAsia="Charis SIL Regular"/>
           <w:b w:val="0"/>
           <w:i w:val="0"/>
-          <w:color w:val="0066CC"/>
+          <w:color w:val="0000FF"/>
           <w:sz w:val="24"/>
           <w:u w:val="single"/>
         </w:rPr>
-        <w:hyperlink r:id="rId12" w:history="1">
+        <w:hyperlink r:id="rId11" w:history="1">
           <w:r>
             <w:rPr>
               <w:rStyle w:val="Hyperlink"/>
@@ -1083,7 +1082,7 @@
           <w:rFonts w:ascii="Charis SIL Regular" w:hAnsi="Charis SIL Regular" w:eastAsia="Charis SIL Regular"/>
           <w:b w:val="0"/>
           <w:i w:val="0"/>
-          <w:color w:val="0066CC"/>
+          <w:color w:val="0000FF"/>
           <w:sz w:val="24"/>
           <w:u w:val="single"/>
         </w:rPr>
@@ -1094,11 +1093,11 @@
           <w:rFonts w:ascii="Charis SIL Regular" w:hAnsi="Charis SIL Regular" w:eastAsia="Charis SIL Regular"/>
           <w:b w:val="0"/>
           <w:i w:val="0"/>
-          <w:color w:val="0066CC"/>
+          <w:color w:val="0000FF"/>
           <w:sz w:val="24"/>
           <w:u w:val="single"/>
         </w:rPr>
-        <w:hyperlink r:id="rId12" w:history="1">
+        <w:hyperlink r:id="rId11" w:history="1">
           <w:r>
             <w:rPr>
               <w:rStyle w:val="Hyperlink"/>
@@ -1112,7 +1111,7 @@
           <w:rFonts w:ascii="Charis SIL Regular" w:hAnsi="Charis SIL Regular" w:eastAsia="Charis SIL Regular"/>
           <w:b w:val="0"/>
           <w:i w:val="0"/>
-          <w:color w:val="0066CC"/>
+          <w:color w:val="0000FF"/>
           <w:sz w:val="24"/>
           <w:u w:val="single"/>
         </w:rPr>
@@ -1123,9 +1122,8 @@
           <w:rFonts w:ascii="Charis SIL Regular" w:hAnsi="Charis SIL Regular" w:eastAsia="Charis SIL Regular"/>
           <w:b w:val="0"/>
           <w:i w:val="0"/>
-          <w:color w:val="0066CC"/>
-          <w:sz w:val="24"/>
-          <w:u w:val="single"/>
+          <w:color w:val="0000FF"/>
+          <w:sz w:val="24"/>
         </w:rPr>
         <w:hyperlink r:id="rId12" w:history="1">
           <w:r>
@@ -1141,7 +1139,7 @@
           <w:rFonts w:ascii="Charis SIL Regular" w:hAnsi="Charis SIL Regular" w:eastAsia="Charis SIL Regular"/>
           <w:b w:val="0"/>
           <w:i w:val="0"/>
-          <w:color w:val="0066CC"/>
+          <w:color w:val="0000FF"/>
           <w:sz w:val="24"/>
           <w:u w:val="single"/>
         </w:rPr>
@@ -1156,7 +1154,7 @@
       </w:r>
       <w:r>
         <w:rPr>
-          <w:u w:val="single" w:color="0066cc"/>
+          <w:u w:val="single" w:color="0000ff"/>
           <w:rFonts w:ascii="Charis SIL Regular" w:hAnsi="Charis SIL Regular" w:eastAsia="Charis SIL Regular"/>
           <w:b w:val="0"/>
           <w:i w:val="0"/>
@@ -1174,7 +1172,7 @@
       </w:r>
       <w:r>
         <w:rPr>
-          <w:u w:val="single" w:color="0066cc"/>
+          <w:u w:val="single" w:color="0000ff"/>
           <w:rFonts w:ascii="Charis SIL Regular" w:hAnsi="Charis SIL Regular" w:eastAsia="Charis SIL Regular"/>
           <w:b w:val="0"/>
           <w:i w:val="0"/>
@@ -1192,7 +1190,7 @@
       </w:r>
       <w:r>
         <w:rPr>
-          <w:u w:val="single" w:color="0066cc"/>
+          <w:u w:val="single" w:color="0000ff"/>
           <w:rFonts w:ascii="Charis SIL Regular" w:hAnsi="Charis SIL Regular" w:eastAsia="Charis SIL Regular"/>
           <w:b w:val="0"/>
           <w:i w:val="0"/>
@@ -1210,7 +1208,7 @@
       </w:r>
       <w:r>
         <w:rPr>
-          <w:u w:val="single" w:color="0066cc"/>
+          <w:u w:val="single" w:color="0000ff"/>
           <w:rFonts w:ascii="Charis SIL Regular" w:hAnsi="Charis SIL Regular" w:eastAsia="Charis SIL Regular"/>
           <w:b w:val="0"/>
           <w:i w:val="0"/>
@@ -1228,7 +1226,7 @@
       </w:r>
       <w:r>
         <w:rPr>
-          <w:u w:val="single" w:color="0066cc"/>
+          <w:u w:val="single" w:color="0000ff"/>
           <w:rFonts w:ascii="Charis SIL Regular" w:hAnsi="Charis SIL Regular" w:eastAsia="Charis SIL Regular"/>
           <w:b w:val="0"/>
           <w:i w:val="0"/>
@@ -1266,7 +1264,7 @@
       </w:r>
       <w:r>
         <w:rPr>
-          <w:u w:val="single" w:color="0066cc"/>
+          <w:u w:val="single" w:color="0000ff"/>
           <w:rFonts w:ascii="Charis SIL Regular" w:hAnsi="Charis SIL Regular" w:eastAsia="Charis SIL Regular"/>
           <w:b w:val="0"/>
           <w:i w:val="0"/>
@@ -1284,7 +1282,7 @@
       </w:r>
       <w:r>
         <w:rPr>
-          <w:u w:val="single" w:color="0066cc"/>
+          <w:u w:val="single" w:color="0000ff"/>
           <w:rFonts w:ascii="Charis SIL Regular" w:hAnsi="Charis SIL Regular" w:eastAsia="Charis SIL Regular"/>
           <w:b w:val="0"/>
           <w:i w:val="0"/>
@@ -1295,7 +1293,7 @@
       </w:r>
       <w:r>
         <w:rPr>
-          <w:u w:val="single" w:color="0066cc"/>
+          <w:u w:val="single" w:color="0000ff"/>
           <w:rFonts w:ascii="Charis SIL Regular" w:hAnsi="Charis SIL Regular" w:eastAsia="Charis SIL Regular"/>
           <w:b w:val="0"/>
           <w:i w:val="0"/>
@@ -1313,7 +1311,7 @@
       </w:r>
       <w:r>
         <w:rPr>
-          <w:u w:val="single" w:color="0066cc"/>
+          <w:u w:val="single" w:color="0000ff"/>
           <w:rFonts w:ascii="Charis SIL Regular" w:hAnsi="Charis SIL Regular" w:eastAsia="Charis SIL Regular"/>
           <w:b w:val="0"/>
           <w:i w:val="0"/>
@@ -1324,20 +1322,56 @@
       </w:r>
       <w:r>
         <w:rPr>
+          <w:u w:val="single" w:color="0000ff"/>
           <w:rFonts w:ascii="Charis SIL Regular" w:hAnsi="Charis SIL Regular" w:eastAsia="Charis SIL Regular"/>
           <w:b w:val="0"/>
           <w:i w:val="0"/>
           <w:color w:val="000000"/>
           <w:sz w:val="24"/>
         </w:rPr>
-        <w:t xml:space="preserve">het </w:t>
-      </w:r>
-      <w:r>
-        <w:rPr>
+        <w:hyperlink r:id="rId12" w:history="1">
+          <w:r>
+            <w:rPr>
+              <w:rStyle w:val="Hyperlink"/>
+            </w:rPr>
+            <w:t>he</w:t>
+          </w:r>
+        </w:hyperlink>
+      </w:r>
+      <w:r>
+        <w:rPr>
+          <w:u w:val="single" w:color="0000ff"/>
           <w:rFonts w:ascii="Charis SIL Regular" w:hAnsi="Charis SIL Regular" w:eastAsia="Charis SIL Regular"/>
           <w:b w:val="0"/>
           <w:i w:val="0"/>
-          <w:color w:val="0066CC"/>
+          <w:color w:val="000000"/>
+          <w:sz w:val="24"/>
+        </w:rPr>
+        <w:hyperlink r:id="rId12" w:history="1">
+          <w:r>
+            <w:rPr>
+              <w:rStyle w:val="Hyperlink"/>
+            </w:rPr>
+            <w:t>t</w:t>
+          </w:r>
+        </w:hyperlink>
+      </w:r>
+      <w:r>
+        <w:rPr>
+          <w:rFonts w:ascii="Charis SIL Regular" w:hAnsi="Charis SIL Regular" w:eastAsia="Charis SIL Regular"/>
+          <w:b w:val="0"/>
+          <w:i w:val="0"/>
+          <w:color w:val="000000"/>
+          <w:sz w:val="24"/>
+        </w:rPr>
+        <w:t xml:space="preserve"> </w:t>
+      </w:r>
+      <w:r>
+        <w:rPr>
+          <w:rFonts w:ascii="Charis SIL Regular" w:hAnsi="Charis SIL Regular" w:eastAsia="Charis SIL Regular"/>
+          <w:b w:val="0"/>
+          <w:i w:val="0"/>
+          <w:color w:val="0000FF"/>
           <w:sz w:val="24"/>
           <w:u w:val="single"/>
         </w:rPr>
@@ -1355,7 +1389,7 @@
           <w:rFonts w:ascii="Charis SIL Regular" w:hAnsi="Charis SIL Regular" w:eastAsia="Charis SIL Regular"/>
           <w:b w:val="0"/>
           <w:i w:val="0"/>
-          <w:color w:val="0066CC"/>
+          <w:color w:val="0000FF"/>
           <w:sz w:val="24"/>
           <w:u w:val="single"/>
         </w:rPr>
@@ -1373,7 +1407,7 @@
           <w:rFonts w:ascii="Charis SIL Regular" w:hAnsi="Charis SIL Regular" w:eastAsia="Charis SIL Regular"/>
           <w:b w:val="0"/>
           <w:i w:val="0"/>
-          <w:color w:val="0066CC"/>
+          <w:color w:val="0000FF"/>
           <w:sz w:val="24"/>
           <w:u w:val="single"/>
         </w:rPr>
@@ -1384,7 +1418,7 @@
           <w:rFonts w:ascii="Charis SIL Regular" w:hAnsi="Charis SIL Regular" w:eastAsia="Charis SIL Regular"/>
           <w:b w:val="0"/>
           <w:i w:val="0"/>
-          <w:color w:val="0066CC"/>
+          <w:color w:val="0000FF"/>
           <w:sz w:val="24"/>
           <w:u w:val="single"/>
         </w:rPr>
@@ -1402,7 +1436,7 @@
           <w:rFonts w:ascii="Charis SIL Regular" w:hAnsi="Charis SIL Regular" w:eastAsia="Charis SIL Regular"/>
           <w:b w:val="0"/>
           <w:i w:val="0"/>
-          <w:color w:val="0066CC"/>
+          <w:color w:val="0000FF"/>
           <w:sz w:val="24"/>
           <w:u w:val="single"/>
         </w:rPr>
@@ -1423,29 +1457,11 @@
           <w:color w:val="000000"/>
           <w:sz w:val="24"/>
         </w:rPr>
-        <w:t xml:space="preserve">, dat actief was op de Indonesische eilanden Java </w:t>
-      </w:r>
-      <w:r>
-        <w:rPr>
-          <w:u w:val="single" w:color="0066cc"/>
-          <w:rFonts w:ascii="Charis SIL Regular" w:hAnsi="Charis SIL Regular" w:eastAsia="Charis SIL Regular"/>
-          <w:b w:val="0"/>
-          <w:i w:val="0"/>
-          <w:color w:val="000000"/>
-          <w:sz w:val="24"/>
-        </w:rPr>
-        <w:hyperlink r:id="rId13" w:history="1">
-          <w:r>
-            <w:rPr>
-              <w:rStyle w:val="Hyperlink"/>
-            </w:rPr>
-            <w:t>en Sulawesi, z</w:t>
-          </w:r>
-        </w:hyperlink>
-      </w:r>
-      <w:r>
-        <w:rPr>
-          <w:u w:val="single" w:color="0066cc"/>
+        <w:t>, dat actief was op de Indonesische eilanden Java en Sulawesi, z</w:t>
+      </w:r>
+      <w:r>
+        <w:rPr>
+          <w:u w:val="single" w:color="0000ff"/>
           <w:rFonts w:ascii="Charis SIL Regular" w:hAnsi="Charis SIL Regular" w:eastAsia="Charis SIL Regular"/>
           <w:b w:val="0"/>
           <w:i w:val="0"/>
@@ -1490,20 +1506,38 @@
       </w:r>
       <w:r>
         <w:rPr>
+          <w:u w:val="single" w:color="0000ff"/>
           <w:rFonts w:ascii="Charis SIL Regular" w:hAnsi="Charis SIL Regular" w:eastAsia="Charis SIL Regular"/>
           <w:b w:val="0"/>
           <w:i w:val="0"/>
           <w:color w:val="000000"/>
           <w:sz w:val="24"/>
         </w:rPr>
-        <w:t xml:space="preserve">vinden in de collectie van het </w:t>
+        <w:hyperlink r:id="rId13" w:history="1">
+          <w:r>
+            <w:rPr>
+              <w:rStyle w:val="Hyperlink"/>
+            </w:rPr>
+            <w:t xml:space="preserve">vinden in de </w:t>
+          </w:r>
+        </w:hyperlink>
       </w:r>
       <w:r>
         <w:rPr>
           <w:rFonts w:ascii="Charis SIL Regular" w:hAnsi="Charis SIL Regular" w:eastAsia="Charis SIL Regular"/>
           <w:b w:val="0"/>
           <w:i w:val="0"/>
-          <w:color w:val="0066CC"/>
+          <w:color w:val="000000"/>
+          <w:sz w:val="24"/>
+        </w:rPr>
+        <w:t xml:space="preserve">collectie van het </w:t>
+      </w:r>
+      <w:r>
+        <w:rPr>
+          <w:rFonts w:ascii="Charis SIL Regular" w:hAnsi="Charis SIL Regular" w:eastAsia="Charis SIL Regular"/>
+          <w:b w:val="0"/>
+          <w:i w:val="0"/>
+          <w:color w:val="0000FF"/>
           <w:sz w:val="24"/>
           <w:u w:val="single"/>
         </w:rPr>
@@ -1521,7 +1555,7 @@
           <w:rFonts w:ascii="Charis SIL Regular" w:hAnsi="Charis SIL Regular" w:eastAsia="Charis SIL Regular"/>
           <w:b w:val="0"/>
           <w:i w:val="0"/>
-          <w:color w:val="0066CC"/>
+          <w:color w:val="0000FF"/>
           <w:sz w:val="24"/>
           <w:u w:val="single"/>
         </w:rPr>
@@ -1532,7 +1566,7 @@
           <w:rFonts w:ascii="Charis SIL Regular" w:hAnsi="Charis SIL Regular" w:eastAsia="Charis SIL Regular"/>
           <w:b w:val="0"/>
           <w:i w:val="0"/>
-          <w:color w:val="0066CC"/>
+          <w:color w:val="0000FF"/>
           <w:sz w:val="24"/>
           <w:u w:val="single"/>
         </w:rPr>
@@ -1620,7 +1654,7 @@
           <w:rFonts w:ascii="Charis SIL Regular" w:hAnsi="Charis SIL Regular" w:eastAsia="Charis SIL Regular"/>
           <w:b w:val="0"/>
           <w:i w:val="0"/>
-          <w:color w:val="0066CC"/>
+          <w:color w:val="0000FF"/>
           <w:sz w:val="24"/>
           <w:u w:val="single"/>
         </w:rPr>
@@ -1638,7 +1672,7 @@
           <w:rFonts w:ascii="Charis SIL Regular" w:hAnsi="Charis SIL Regular" w:eastAsia="Charis SIL Regular"/>
           <w:b w:val="0"/>
           <w:i w:val="0"/>
-          <w:color w:val="0066CC"/>
+          <w:color w:val="0000FF"/>
           <w:sz w:val="24"/>
           <w:u w:val="single"/>
         </w:rPr>
@@ -1649,7 +1683,7 @@
           <w:rFonts w:ascii="Charis SIL Regular" w:hAnsi="Charis SIL Regular" w:eastAsia="Charis SIL Regular"/>
           <w:b w:val="0"/>
           <w:i w:val="0"/>
-          <w:color w:val="0066CC"/>
+          <w:color w:val="0000FF"/>
           <w:sz w:val="24"/>
           <w:u w:val="single"/>
         </w:rPr>
@@ -1667,7 +1701,7 @@
           <w:rFonts w:ascii="Charis SIL Regular" w:hAnsi="Charis SIL Regular" w:eastAsia="Charis SIL Regular"/>
           <w:b w:val="0"/>
           <w:i w:val="0"/>
-          <w:color w:val="0066CC"/>
+          <w:color w:val="0000FF"/>
           <w:sz w:val="24"/>
           <w:u w:val="single"/>
         </w:rPr>
@@ -1678,7 +1712,7 @@
           <w:rFonts w:ascii="Charis SIL Regular" w:hAnsi="Charis SIL Regular" w:eastAsia="Charis SIL Regular"/>
           <w:b w:val="0"/>
           <w:i w:val="0"/>
-          <w:color w:val="0066CC"/>
+          <w:color w:val="0000FF"/>
           <w:sz w:val="24"/>
           <w:u w:val="single"/>
         </w:rPr>
@@ -1696,7 +1730,7 @@
           <w:rFonts w:ascii="Charis SIL Regular" w:hAnsi="Charis SIL Regular" w:eastAsia="Charis SIL Regular"/>
           <w:b w:val="0"/>
           <w:i w:val="0"/>
-          <w:color w:val="0066CC"/>
+          <w:color w:val="0000FF"/>
           <w:sz w:val="24"/>
           <w:u w:val="single"/>
         </w:rPr>
@@ -1707,7 +1741,7 @@
           <w:rFonts w:ascii="Charis SIL Regular" w:hAnsi="Charis SIL Regular" w:eastAsia="Charis SIL Regular"/>
           <w:b w:val="0"/>
           <w:i w:val="0"/>
-          <w:color w:val="0066CC"/>
+          <w:color w:val="0000FF"/>
           <w:sz w:val="24"/>
           <w:u w:val="single"/>
         </w:rPr>
@@ -1725,7 +1759,7 @@
           <w:rFonts w:ascii="Charis SIL Regular" w:hAnsi="Charis SIL Regular" w:eastAsia="Charis SIL Regular"/>
           <w:b w:val="0"/>
           <w:i w:val="0"/>
-          <w:color w:val="0066CC"/>
+          <w:color w:val="0000FF"/>
           <w:sz w:val="24"/>
           <w:u w:val="single"/>
         </w:rPr>
@@ -1736,7 +1770,7 @@
           <w:rFonts w:ascii="Charis SIL Regular" w:hAnsi="Charis SIL Regular" w:eastAsia="Charis SIL Regular"/>
           <w:b w:val="0"/>
           <w:i w:val="0"/>
-          <w:color w:val="0066CC"/>
+          <w:color w:val="0000FF"/>
           <w:sz w:val="24"/>
           <w:u w:val="single"/>
         </w:rPr>
@@ -1754,7 +1788,7 @@
           <w:rFonts w:ascii="Charis SIL Regular" w:hAnsi="Charis SIL Regular" w:eastAsia="Charis SIL Regular"/>
           <w:b w:val="0"/>
           <w:i w:val="0"/>
-          <w:color w:val="0066CC"/>
+          <w:color w:val="0000FF"/>
           <w:sz w:val="24"/>
           <w:u w:val="single"/>
         </w:rPr>
@@ -1772,7 +1806,7 @@
           <w:rFonts w:ascii="Charis SIL Regular" w:hAnsi="Charis SIL Regular" w:eastAsia="Charis SIL Regular"/>
           <w:b w:val="0"/>
           <w:i w:val="0"/>
-          <w:color w:val="0066CC"/>
+          <w:color w:val="0000FF"/>
           <w:sz w:val="24"/>
           <w:u w:val="single"/>
         </w:rPr>
@@ -1783,7 +1817,7 @@
           <w:rFonts w:ascii="Charis SIL Regular" w:hAnsi="Charis SIL Regular" w:eastAsia="Charis SIL Regular"/>
           <w:b w:val="0"/>
           <w:i w:val="0"/>
-          <w:color w:val="0066CC"/>
+          <w:color w:val="0000FF"/>
           <w:sz w:val="24"/>
           <w:u w:val="single"/>
         </w:rPr>
@@ -1804,11 +1838,11 @@
           <w:color w:val="000000"/>
           <w:sz w:val="24"/>
         </w:rPr>
-        <w:t xml:space="preserve"> zijn namenlijsten va</w:t>
-      </w:r>
-      <w:r>
-        <w:rPr>
-          <w:u w:val="single" w:color="0066cc"/>
+        <w:t xml:space="preserve"> zijn namenlijsten van zendingswerkers te vinden (</w:t>
+      </w:r>
+      <w:r>
+        <w:rPr>
+          <w:u w:val="single" w:color="0000ff"/>
           <w:rFonts w:ascii="Charis SIL Regular" w:hAnsi="Charis SIL Regular" w:eastAsia="Charis SIL Regular"/>
           <w:b w:val="0"/>
           <w:i w:val="0"/>
@@ -1820,13 +1854,49 @@
             <w:rPr>
               <w:rStyle w:val="Hyperlink"/>
             </w:rPr>
-            <w:t>n zendingsw</w:t>
+            <w:t>onder he</w:t>
           </w:r>
         </w:hyperlink>
       </w:r>
       <w:r>
         <w:rPr>
-          <w:u w:val="single" w:color="0066cc"/>
+          <w:u w:val="single" w:color="0000ff"/>
+          <w:rFonts w:ascii="Charis SIL Regular" w:hAnsi="Charis SIL Regular" w:eastAsia="Charis SIL Regular"/>
+          <w:b w:val="0"/>
+          <w:i w:val="0"/>
+          <w:color w:val="000000"/>
+          <w:sz w:val="24"/>
+        </w:rPr>
+        <w:hyperlink r:id="rId15" w:history="1">
+          <w:r>
+            <w:rPr>
+              <w:rStyle w:val="Hyperlink"/>
+            </w:rPr>
+            <w:t xml:space="preserve">t </w:t>
+          </w:r>
+        </w:hyperlink>
+      </w:r>
+      <w:r>
+        <w:rPr>
+          <w:u w:val="single" w:color="0000ff"/>
+          <w:rFonts w:ascii="Charis SIL Regular" w:hAnsi="Charis SIL Regular" w:eastAsia="Charis SIL Regular"/>
+          <w:b w:val="0"/>
+          <w:i w:val="0"/>
+          <w:color w:val="000000"/>
+          <w:sz w:val="24"/>
+        </w:rPr>
+        <w:hyperlink r:id="rId15" w:history="1">
+          <w:r>
+            <w:rPr>
+              <w:rStyle w:val="Hyperlink"/>
+            </w:rPr>
+            <w:t xml:space="preserve">kopje Bijlagen) </w:t>
+          </w:r>
+        </w:hyperlink>
+      </w:r>
+      <w:r>
+        <w:rPr>
+          <w:u w:val="single" w:color="0000ff"/>
           <w:rFonts w:ascii="Charis SIL Regular" w:hAnsi="Charis SIL Regular" w:eastAsia="Charis SIL Regular"/>
           <w:b w:val="0"/>
           <w:i w:val="0"/>
@@ -1844,108 +1914,7 @@
       </w:r>
       <w:r>
         <w:rPr>
-          <w:u w:val="single" w:color="0066cc"/>
-          <w:rFonts w:ascii="Charis SIL Regular" w:hAnsi="Charis SIL Regular" w:eastAsia="Charis SIL Regular"/>
-          <w:b w:val="0"/>
-          <w:i w:val="0"/>
-          <w:color w:val="000000"/>
-          <w:sz w:val="24"/>
-        </w:rPr>
-        <w:hyperlink r:id="rId15" w:history="1">
-          <w:r>
-            <w:rPr>
-              <w:rStyle w:val="Hyperlink"/>
-            </w:rPr>
-            <w:t>rke</w:t>
-          </w:r>
-        </w:hyperlink>
-      </w:r>
-      <w:r>
-        <w:rPr>
-          <w:u w:val="single" w:color="0066cc"/>
-          <w:rFonts w:ascii="Charis SIL Regular" w:hAnsi="Charis SIL Regular" w:eastAsia="Charis SIL Regular"/>
-          <w:b w:val="0"/>
-          <w:i w:val="0"/>
-          <w:color w:val="000000"/>
-          <w:sz w:val="24"/>
-        </w:rPr>
-        <w:t>rs te vinden (</w:t>
-      </w:r>
-      <w:r>
-        <w:rPr>
-          <w:u w:val="single" w:color="0066cc"/>
-          <w:rFonts w:ascii="Charis SIL Regular" w:hAnsi="Charis SIL Regular" w:eastAsia="Charis SIL Regular"/>
-          <w:b w:val="0"/>
-          <w:i w:val="0"/>
-          <w:color w:val="000000"/>
-          <w:sz w:val="24"/>
-        </w:rPr>
-        <w:hyperlink r:id="rId15" w:history="1">
-          <w:r>
-            <w:rPr>
-              <w:rStyle w:val="Hyperlink"/>
-            </w:rPr>
-            <w:t>onder he</w:t>
-          </w:r>
-        </w:hyperlink>
-      </w:r>
-      <w:r>
-        <w:rPr>
-          <w:u w:val="single" w:color="0066cc"/>
-          <w:rFonts w:ascii="Charis SIL Regular" w:hAnsi="Charis SIL Regular" w:eastAsia="Charis SIL Regular"/>
-          <w:b w:val="0"/>
-          <w:i w:val="0"/>
-          <w:color w:val="000000"/>
-          <w:sz w:val="24"/>
-        </w:rPr>
-        <w:hyperlink r:id="rId15" w:history="1">
-          <w:r>
-            <w:rPr>
-              <w:rStyle w:val="Hyperlink"/>
-            </w:rPr>
-            <w:t xml:space="preserve">t </w:t>
-          </w:r>
-        </w:hyperlink>
-      </w:r>
-      <w:r>
-        <w:rPr>
-          <w:u w:val="single" w:color="0066cc"/>
-          <w:rFonts w:ascii="Charis SIL Regular" w:hAnsi="Charis SIL Regular" w:eastAsia="Charis SIL Regular"/>
-          <w:b w:val="0"/>
-          <w:i w:val="0"/>
-          <w:color w:val="000000"/>
-          <w:sz w:val="24"/>
-        </w:rPr>
-        <w:hyperlink r:id="rId15" w:history="1">
-          <w:r>
-            <w:rPr>
-              <w:rStyle w:val="Hyperlink"/>
-            </w:rPr>
-            <w:t xml:space="preserve">kopje Bijlagen) </w:t>
-          </w:r>
-        </w:hyperlink>
-      </w:r>
-      <w:r>
-        <w:rPr>
-          <w:u w:val="single" w:color="0066cc"/>
-          <w:rFonts w:ascii="Charis SIL Regular" w:hAnsi="Charis SIL Regular" w:eastAsia="Charis SIL Regular"/>
-          <w:b w:val="0"/>
-          <w:i w:val="0"/>
-          <w:color w:val="000000"/>
-          <w:sz w:val="24"/>
-        </w:rPr>
-        <w:hyperlink r:id="rId15" w:history="1">
-          <w:r>
-            <w:rPr>
-              <w:rStyle w:val="Hyperlink"/>
-            </w:rPr>
-            <w:t>e</w:t>
-          </w:r>
-        </w:hyperlink>
-      </w:r>
-      <w:r>
-        <w:rPr>
-          <w:u w:val="single" w:color="0066cc"/>
+          <w:u w:val="single" w:color="0000ff"/>
           <w:rFonts w:ascii="Charis SIL Regular" w:hAnsi="Charis SIL Regular" w:eastAsia="Charis SIL Regular"/>
           <w:b w:val="0"/>
           <w:i w:val="0"/>
@@ -2016,7 +1985,7 @@
           <w:rFonts w:ascii="Charis SIL Regular" w:hAnsi="Charis SIL Regular" w:eastAsia="Charis SIL Regular"/>
           <w:b w:val="0"/>
           <w:i w:val="0"/>
-          <w:color w:val="0066CC"/>
+          <w:color w:val="0000FF"/>
           <w:sz w:val="24"/>
           <w:u w:val="single"/>
         </w:rPr>
@@ -2044,7 +2013,7 @@
           <w:rFonts w:ascii="Charis SIL Regular" w:hAnsi="Charis SIL Regular" w:eastAsia="Charis SIL Regular"/>
           <w:b w:val="0"/>
           <w:i w:val="0"/>
-          <w:color w:val="0066CC"/>
+          <w:color w:val="0000FF"/>
           <w:sz w:val="24"/>
           <w:u w:val="single"/>
         </w:rPr>
@@ -2062,7 +2031,7 @@
           <w:rFonts w:ascii="Charis SIL Regular" w:hAnsi="Charis SIL Regular" w:eastAsia="Charis SIL Regular"/>
           <w:b w:val="0"/>
           <w:i w:val="0"/>
-          <w:color w:val="0066CC"/>
+          <w:color w:val="0000FF"/>
           <w:sz w:val="24"/>
           <w:u w:val="single"/>
         </w:rPr>
@@ -2073,7 +2042,7 @@
           <w:rFonts w:ascii="Charis SIL Regular" w:hAnsi="Charis SIL Regular" w:eastAsia="Charis SIL Regular"/>
           <w:b w:val="0"/>
           <w:i w:val="0"/>
-          <w:color w:val="0066CC"/>
+          <w:color w:val="0000FF"/>
           <w:sz w:val="24"/>
           <w:u w:val="single"/>
         </w:rPr>
@@ -2120,7 +2089,7 @@
           <w:rFonts w:ascii="Charis SIL Regular" w:hAnsi="Charis SIL Regular" w:eastAsia="Charis SIL Regular"/>
           <w:b w:val="0"/>
           <w:i w:val="0"/>
-          <w:color w:val="0066CC"/>
+          <w:color w:val="0000FF"/>
           <w:sz w:val="24"/>
           <w:u w:val="single"/>
         </w:rPr>
@@ -2138,7 +2107,7 @@
           <w:rFonts w:ascii="Charis SIL Regular" w:hAnsi="Charis SIL Regular" w:eastAsia="Charis SIL Regular"/>
           <w:b w:val="0"/>
           <w:i w:val="0"/>
-          <w:color w:val="0066CC"/>
+          <w:color w:val="0000FF"/>
           <w:sz w:val="24"/>
           <w:u w:val="single"/>
         </w:rPr>
@@ -2149,7 +2118,7 @@
           <w:rFonts w:ascii="Charis SIL Regular" w:hAnsi="Charis SIL Regular" w:eastAsia="Charis SIL Regular"/>
           <w:b w:val="0"/>
           <w:i w:val="0"/>
-          <w:color w:val="0066CC"/>
+          <w:color w:val="0000FF"/>
           <w:sz w:val="24"/>
           <w:u w:val="single"/>
         </w:rPr>
@@ -2247,7 +2216,7 @@
           <w:rFonts w:ascii="Charis SIL Regular" w:hAnsi="Charis SIL Regular" w:eastAsia="Charis SIL Regular"/>
           <w:b w:val="0"/>
           <w:i w:val="0"/>
-          <w:color w:val="0066CC"/>
+          <w:color w:val="0000FF"/>
           <w:sz w:val="24"/>
           <w:u w:val="single"/>
         </w:rPr>
@@ -2265,7 +2234,7 @@
           <w:rFonts w:ascii="Charis SIL Regular" w:hAnsi="Charis SIL Regular" w:eastAsia="Charis SIL Regular"/>
           <w:b w:val="0"/>
           <w:i w:val="0"/>
-          <w:color w:val="0066CC"/>
+          <w:color w:val="0000FF"/>
           <w:sz w:val="24"/>
           <w:u w:val="single"/>
         </w:rPr>
@@ -2276,7 +2245,7 @@
           <w:rFonts w:ascii="Charis SIL Regular" w:hAnsi="Charis SIL Regular" w:eastAsia="Charis SIL Regular"/>
           <w:b w:val="0"/>
           <w:i w:val="0"/>
-          <w:color w:val="0066CC"/>
+          <w:color w:val="0000FF"/>
           <w:sz w:val="24"/>
           <w:u w:val="single"/>
         </w:rPr>
@@ -2304,7 +2273,7 @@
           <w:rFonts w:ascii="Charis SIL Regular" w:hAnsi="Charis SIL Regular" w:eastAsia="Charis SIL Regular"/>
           <w:b w:val="0"/>
           <w:i w:val="0"/>
-          <w:color w:val="0066CC"/>
+          <w:color w:val="0000FF"/>
           <w:sz w:val="24"/>
           <w:u w:val="single"/>
         </w:rPr>
@@ -2322,7 +2291,7 @@
           <w:rFonts w:ascii="Charis SIL Regular" w:hAnsi="Charis SIL Regular" w:eastAsia="Charis SIL Regular"/>
           <w:b w:val="0"/>
           <w:i w:val="0"/>
-          <w:color w:val="0066CC"/>
+          <w:color w:val="0000FF"/>
           <w:sz w:val="24"/>
           <w:u w:val="single"/>
         </w:rPr>
@@ -2333,7 +2302,7 @@
           <w:rFonts w:ascii="Charis SIL Regular" w:hAnsi="Charis SIL Regular" w:eastAsia="Charis SIL Regular"/>
           <w:b w:val="0"/>
           <w:i w:val="0"/>
-          <w:color w:val="0066CC"/>
+          <w:color w:val="0000FF"/>
           <w:sz w:val="24"/>
           <w:u w:val="single"/>
         </w:rPr>
@@ -2351,7 +2320,7 @@
           <w:rFonts w:ascii="Charis SIL Regular" w:hAnsi="Charis SIL Regular" w:eastAsia="Charis SIL Regular"/>
           <w:b w:val="0"/>
           <w:i w:val="0"/>
-          <w:color w:val="0066CC"/>
+          <w:color w:val="0000FF"/>
           <w:sz w:val="24"/>
           <w:u w:val="single"/>
         </w:rPr>
@@ -2362,7 +2331,7 @@
           <w:rFonts w:ascii="Charis SIL Regular" w:hAnsi="Charis SIL Regular" w:eastAsia="Charis SIL Regular"/>
           <w:b w:val="0"/>
           <w:i w:val="0"/>
-          <w:color w:val="0066CC"/>
+          <w:color w:val="0000FF"/>
           <w:sz w:val="24"/>
           <w:u w:val="single"/>
         </w:rPr>
@@ -2380,7 +2349,7 @@
           <w:rFonts w:ascii="Charis SIL Regular" w:hAnsi="Charis SIL Regular" w:eastAsia="Charis SIL Regular"/>
           <w:b w:val="0"/>
           <w:i w:val="0"/>
-          <w:color w:val="0066CC"/>
+          <w:color w:val="0000FF"/>
           <w:sz w:val="24"/>
           <w:u w:val="single"/>
         </w:rPr>
@@ -2391,7 +2360,7 @@
           <w:rFonts w:ascii="Charis SIL Regular" w:hAnsi="Charis SIL Regular" w:eastAsia="Charis SIL Regular"/>
           <w:b w:val="0"/>
           <w:i w:val="0"/>
-          <w:color w:val="0066CC"/>
+          <w:color w:val="0000FF"/>
           <w:sz w:val="24"/>
           <w:u w:val="single"/>
         </w:rPr>
@@ -2409,7 +2378,7 @@
           <w:rFonts w:ascii="Charis SIL Regular" w:hAnsi="Charis SIL Regular" w:eastAsia="Charis SIL Regular"/>
           <w:b w:val="0"/>
           <w:i w:val="0"/>
-          <w:color w:val="0066CC"/>
+          <w:color w:val="0000FF"/>
           <w:sz w:val="24"/>
           <w:u w:val="single"/>
         </w:rPr>
@@ -2420,7 +2389,7 @@
           <w:rFonts w:ascii="Charis SIL Regular" w:hAnsi="Charis SIL Regular" w:eastAsia="Charis SIL Regular"/>
           <w:b w:val="0"/>
           <w:i w:val="0"/>
-          <w:color w:val="0066CC"/>
+          <w:color w:val="0000FF"/>
           <w:sz w:val="24"/>
           <w:u w:val="single"/>
         </w:rPr>
@@ -2441,7 +2410,7 @@
           <w:rFonts w:ascii="Charis SIL Regular" w:hAnsi="Charis SIL Regular" w:eastAsia="Charis SIL Regular"/>
           <w:b w:val="0"/>
           <w:i w:val="0"/>
-          <w:color w:val="0066CC"/>
+          <w:color w:val="0000FF"/>
           <w:sz w:val="24"/>
           <w:u w:val="single"/>
         </w:rPr>
@@ -2459,7 +2428,7 @@
           <w:rFonts w:ascii="Charis SIL Regular" w:hAnsi="Charis SIL Regular" w:eastAsia="Charis SIL Regular"/>
           <w:b w:val="0"/>
           <w:i w:val="0"/>
-          <w:color w:val="0066CC"/>
+          <w:color w:val="0000FF"/>
           <w:sz w:val="24"/>
           <w:u w:val="single"/>
         </w:rPr>
@@ -2470,18 +2439,25 @@
           <w:rFonts w:ascii="Charis SIL Regular" w:hAnsi="Charis SIL Regular" w:eastAsia="Charis SIL Regular"/>
           <w:b w:val="0"/>
           <w:i w:val="0"/>
-          <w:color w:val="0066CC"/>
+          <w:color w:val="0000FF"/>
           <w:sz w:val="24"/>
           <w:u w:val="single"/>
         </w:rPr>
-        <w:t>Kerke</w:t>
+        <w:hyperlink r:id="rId19" w:history="1">
+          <w:r>
+            <w:rPr>
+              <w:rStyle w:val="Hyperlink"/>
+            </w:rPr>
+            <w:t>Kerke</w:t>
+          </w:r>
+        </w:hyperlink>
       </w:r>
       <w:r>
         <w:rPr>
           <w:rFonts w:ascii="Charis SIL Regular" w:hAnsi="Charis SIL Regular" w:eastAsia="Charis SIL Regular"/>
           <w:b w:val="0"/>
           <w:i w:val="0"/>
-          <w:color w:val="0066CC"/>
+          <w:color w:val="0000FF"/>
           <w:sz w:val="24"/>
           <w:u w:val="single"/>
         </w:rPr>
@@ -2499,7 +2475,7 @@
           <w:rFonts w:ascii="Charis SIL Regular" w:hAnsi="Charis SIL Regular" w:eastAsia="Charis SIL Regular"/>
           <w:b w:val="0"/>
           <w:i w:val="0"/>
-          <w:color w:val="0066CC"/>
+          <w:color w:val="0000FF"/>
           <w:sz w:val="24"/>
           <w:u w:val="single"/>
         </w:rPr>
@@ -2510,7 +2486,7 @@
           <w:rFonts w:ascii="Charis SIL Regular" w:hAnsi="Charis SIL Regular" w:eastAsia="Charis SIL Regular"/>
           <w:b w:val="0"/>
           <w:i w:val="0"/>
-          <w:color w:val="0066CC"/>
+          <w:color w:val="0000FF"/>
           <w:sz w:val="24"/>
           <w:u w:val="single"/>
         </w:rPr>
@@ -2528,7 +2504,7 @@
           <w:rFonts w:ascii="Charis SIL Regular" w:hAnsi="Charis SIL Regular" w:eastAsia="Charis SIL Regular"/>
           <w:b w:val="0"/>
           <w:i w:val="0"/>
-          <w:color w:val="0066CC"/>
+          <w:color w:val="0000FF"/>
           <w:sz w:val="24"/>
           <w:u w:val="single"/>
         </w:rPr>
@@ -2539,7 +2515,7 @@
           <w:rFonts w:ascii="Charis SIL Regular" w:hAnsi="Charis SIL Regular" w:eastAsia="Charis SIL Regular"/>
           <w:b w:val="0"/>
           <w:i w:val="0"/>
-          <w:color w:val="0066CC"/>
+          <w:color w:val="0000FF"/>
           <w:sz w:val="24"/>
           <w:u w:val="single"/>
         </w:rPr>
@@ -2557,7 +2533,7 @@
           <w:rFonts w:ascii="Charis SIL Regular" w:hAnsi="Charis SIL Regular" w:eastAsia="Charis SIL Regular"/>
           <w:b w:val="0"/>
           <w:i w:val="0"/>
-          <w:color w:val="0066CC"/>
+          <w:color w:val="0000FF"/>
           <w:sz w:val="24"/>
           <w:u w:val="single"/>
         </w:rPr>
@@ -2585,7 +2561,7 @@
           <w:rFonts w:ascii="Charis SIL Regular" w:hAnsi="Charis SIL Regular" w:eastAsia="Charis SIL Regular"/>
           <w:b w:val="0"/>
           <w:i w:val="0"/>
-          <w:color w:val="0066CC"/>
+          <w:color w:val="0000FF"/>
           <w:sz w:val="24"/>
           <w:u w:val="single"/>
         </w:rPr>
@@ -2603,11 +2579,11 @@
           <w:rFonts w:ascii="Charis SIL Regular" w:hAnsi="Charis SIL Regular" w:eastAsia="Charis SIL Regular"/>
           <w:b w:val="0"/>
           <w:i w:val="0"/>
-          <w:color w:val="0066CC"/>
+          <w:color w:val="0000FF"/>
           <w:sz w:val="24"/>
           <w:u w:val="single"/>
         </w:rPr>
-        <w:hyperlink r:id="rId20" w:history="1">
+        <w:hyperlink r:id="rId19" w:history="1">
           <w:r>
             <w:rPr>
               <w:rStyle w:val="Hyperlink"/>
@@ -2621,7 +2597,7 @@
           <w:rFonts w:ascii="Charis SIL Regular" w:hAnsi="Charis SIL Regular" w:eastAsia="Charis SIL Regular"/>
           <w:b w:val="0"/>
           <w:i w:val="0"/>
-          <w:color w:val="0066CC"/>
+          <w:color w:val="0000FF"/>
           <w:sz w:val="24"/>
           <w:u w:val="single"/>
         </w:rPr>
@@ -2632,11 +2608,11 @@
           <w:rFonts w:ascii="Charis SIL Regular" w:hAnsi="Charis SIL Regular" w:eastAsia="Charis SIL Regular"/>
           <w:b w:val="0"/>
           <w:i w:val="0"/>
-          <w:color w:val="0066CC"/>
+          <w:color w:val="0000FF"/>
           <w:sz w:val="24"/>
           <w:u w:val="single"/>
         </w:rPr>
-        <w:hyperlink r:id="rId20" w:history="1">
+        <w:hyperlink r:id="rId19" w:history="1">
           <w:r>
             <w:rPr>
               <w:rStyle w:val="Hyperlink"/>
@@ -2650,29 +2626,22 @@
           <w:rFonts w:ascii="Charis SIL Regular" w:hAnsi="Charis SIL Regular" w:eastAsia="Charis SIL Regular"/>
           <w:b w:val="0"/>
           <w:i w:val="0"/>
-          <w:color w:val="0066CC"/>
+          <w:color w:val="0000FF"/>
           <w:sz w:val="24"/>
           <w:u w:val="single"/>
         </w:rPr>
-        <w:hyperlink r:id="rId20" w:history="1">
-          <w:r>
-            <w:rPr>
-              <w:rStyle w:val="Hyperlink"/>
-            </w:rPr>
-            <w:t>t</w:t>
-          </w:r>
-        </w:hyperlink>
+        <w:t>t</w:t>
       </w:r>
       <w:r>
         <w:rPr>
           <w:rFonts w:ascii="Charis SIL Regular" w:hAnsi="Charis SIL Regular" w:eastAsia="Charis SIL Regular"/>
           <w:b w:val="0"/>
           <w:i w:val="0"/>
-          <w:color w:val="0066CC"/>
+          <w:color w:val="0000FF"/>
           <w:sz w:val="24"/>
           <w:u w:val="single"/>
         </w:rPr>
-        <w:hyperlink r:id="rId20" w:history="1">
+        <w:hyperlink r:id="rId19" w:history="1">
           <w:r>
             <w:rPr>
               <w:rStyle w:val="Hyperlink"/>
@@ -2686,11 +2655,11 @@
           <w:rFonts w:ascii="Charis SIL Regular" w:hAnsi="Charis SIL Regular" w:eastAsia="Charis SIL Regular"/>
           <w:b w:val="0"/>
           <w:i w:val="0"/>
-          <w:color w:val="0066CC"/>
+          <w:color w:val="0000FF"/>
           <w:sz w:val="24"/>
           <w:u w:val="single"/>
         </w:rPr>
-        <w:hyperlink r:id="rId20" w:history="1">
+        <w:hyperlink r:id="rId19" w:history="1">
           <w:r>
             <w:rPr>
               <w:rStyle w:val="Hyperlink"/>
@@ -2704,7 +2673,7 @@
           <w:rFonts w:ascii="Charis SIL Regular" w:hAnsi="Charis SIL Regular" w:eastAsia="Charis SIL Regular"/>
           <w:b w:val="0"/>
           <w:i w:val="0"/>
-          <w:color w:val="0066CC"/>
+          <w:color w:val="0000FF"/>
           <w:sz w:val="24"/>
           <w:u w:val="single"/>
         </w:rPr>
@@ -2715,7 +2684,7 @@
           <w:rFonts w:ascii="Charis SIL Regular" w:hAnsi="Charis SIL Regular" w:eastAsia="Charis SIL Regular"/>
           <w:b w:val="0"/>
           <w:i w:val="0"/>
-          <w:color w:val="0066CC"/>
+          <w:color w:val="0000FF"/>
           <w:sz w:val="24"/>
           <w:u w:val="single"/>
         </w:rPr>
@@ -2730,7 +2699,7 @@
       </w:r>
       <w:r>
         <w:rPr>
-          <w:u w:val="single" w:color="0066cc"/>
+          <w:u w:val="single" w:color="0000ff"/>
           <w:rFonts w:ascii="Charis SIL Regular" w:hAnsi="Charis SIL Regular" w:eastAsia="Charis SIL Regular"/>
           <w:b w:val="0"/>
           <w:i w:val="0"/>
@@ -2748,7 +2717,7 @@
       </w:r>
       <w:r>
         <w:rPr>
-          <w:u w:val="single" w:color="0066cc"/>
+          <w:u w:val="single" w:color="0000ff"/>
           <w:rFonts w:ascii="Charis SIL Regular" w:hAnsi="Charis SIL Regular" w:eastAsia="Charis SIL Regular"/>
           <w:b w:val="0"/>
           <w:i w:val="0"/>
@@ -2766,7 +2735,7 @@
       </w:r>
       <w:r>
         <w:rPr>
-          <w:u w:val="single" w:color="0066cc"/>
+          <w:u w:val="single" w:color="0000ff"/>
           <w:rFonts w:ascii="Charis SIL Regular" w:hAnsi="Charis SIL Regular" w:eastAsia="Charis SIL Regular"/>
           <w:b w:val="0"/>
           <w:i w:val="0"/>
@@ -2784,7 +2753,7 @@
       </w:r>
       <w:r>
         <w:rPr>
-          <w:u w:val="single" w:color="0066cc"/>
+          <w:u w:val="single" w:color="0000ff"/>
           <w:rFonts w:ascii="Charis SIL Regular" w:hAnsi="Charis SIL Regular" w:eastAsia="Charis SIL Regular"/>
           <w:b w:val="0"/>
           <w:i w:val="0"/>
@@ -2802,7 +2771,7 @@
       </w:r>
       <w:r>
         <w:rPr>
-          <w:u w:val="single" w:color="0066cc"/>
+          <w:u w:val="single" w:color="0000ff"/>
           <w:rFonts w:ascii="Charis SIL Regular" w:hAnsi="Charis SIL Regular" w:eastAsia="Charis SIL Regular"/>
           <w:b w:val="0"/>
           <w:i w:val="0"/>
@@ -2850,7 +2819,7 @@
           <w:rFonts w:ascii="Charis SIL Regular" w:hAnsi="Charis SIL Regular" w:eastAsia="Charis SIL Regular"/>
           <w:b w:val="0"/>
           <w:i w:val="0"/>
-          <w:color w:val="0066CC"/>
+          <w:color w:val="0000FF"/>
           <w:sz w:val="24"/>
           <w:u w:val="single"/>
         </w:rPr>
@@ -2868,7 +2837,7 @@
           <w:rFonts w:ascii="Charis SIL Regular" w:hAnsi="Charis SIL Regular" w:eastAsia="Charis SIL Regular"/>
           <w:b w:val="0"/>
           <w:i w:val="0"/>
-          <w:color w:val="0066CC"/>
+          <w:color w:val="0000FF"/>
           <w:sz w:val="24"/>
           <w:u w:val="single"/>
         </w:rPr>
@@ -2879,7 +2848,7 @@
           <w:rFonts w:ascii="Charis SIL Regular" w:hAnsi="Charis SIL Regular" w:eastAsia="Charis SIL Regular"/>
           <w:b w:val="0"/>
           <w:i w:val="0"/>
-          <w:color w:val="0066CC"/>
+          <w:color w:val="0000FF"/>
           <w:sz w:val="24"/>
           <w:u w:val="single"/>
         </w:rPr>
@@ -2897,7 +2866,7 @@
           <w:rFonts w:ascii="Charis SIL Regular" w:hAnsi="Charis SIL Regular" w:eastAsia="Charis SIL Regular"/>
           <w:b w:val="0"/>
           <w:i w:val="0"/>
-          <w:color w:val="0066CC"/>
+          <w:color w:val="0000FF"/>
           <w:sz w:val="24"/>
           <w:u w:val="single"/>
         </w:rPr>
@@ -2915,7 +2884,7 @@
           <w:rFonts w:ascii="Charis SIL Regular" w:hAnsi="Charis SIL Regular" w:eastAsia="Charis SIL Regular"/>
           <w:b w:val="0"/>
           <w:i w:val="0"/>
-          <w:color w:val="0066CC"/>
+          <w:color w:val="0000FF"/>
           <w:sz w:val="24"/>
           <w:u w:val="single"/>
         </w:rPr>
@@ -2933,7 +2902,7 @@
           <w:rFonts w:ascii="Charis SIL Regular" w:hAnsi="Charis SIL Regular" w:eastAsia="Charis SIL Regular"/>
           <w:b w:val="0"/>
           <w:i w:val="0"/>
-          <w:color w:val="0066CC"/>
+          <w:color w:val="0000FF"/>
           <w:sz w:val="24"/>
           <w:u w:val="single"/>
         </w:rPr>
@@ -2951,7 +2920,7 @@
           <w:rFonts w:ascii="Charis SIL Regular" w:hAnsi="Charis SIL Regular" w:eastAsia="Charis SIL Regular"/>
           <w:b w:val="0"/>
           <w:i w:val="0"/>
-          <w:color w:val="0066CC"/>
+          <w:color w:val="0000FF"/>
           <w:sz w:val="24"/>
           <w:u w:val="single"/>
         </w:rPr>
@@ -2962,7 +2931,7 @@
           <w:rFonts w:ascii="Charis SIL Regular" w:hAnsi="Charis SIL Regular" w:eastAsia="Charis SIL Regular"/>
           <w:b w:val="0"/>
           <w:i w:val="0"/>
-          <w:color w:val="0066CC"/>
+          <w:color w:val="0000FF"/>
           <w:sz w:val="24"/>
           <w:u w:val="single"/>
         </w:rPr>
@@ -2980,7 +2949,7 @@
           <w:rFonts w:ascii="Charis SIL Regular" w:hAnsi="Charis SIL Regular" w:eastAsia="Charis SIL Regular"/>
           <w:b w:val="0"/>
           <w:i w:val="0"/>
-          <w:color w:val="0066CC"/>
+          <w:color w:val="0000FF"/>
           <w:sz w:val="24"/>
           <w:u w:val="single"/>
         </w:rPr>
@@ -2995,7 +2964,7 @@
       </w:r>
       <w:r>
         <w:rPr>
-          <w:u w:val="single" w:color="0066cc"/>
+          <w:u w:val="single" w:color="0000ff"/>
           <w:rFonts w:ascii="Charis SIL Regular" w:hAnsi="Charis SIL Regular" w:eastAsia="Charis SIL Regular"/>
           <w:b w:val="0"/>
           <w:i w:val="0"/>
@@ -3023,7 +2992,7 @@
       </w:r>
       <w:r>
         <w:rPr>
-          <w:u w:val="single" w:color="0066cc"/>
+          <w:u w:val="single" w:color="0000ff"/>
           <w:rFonts w:ascii="Charis SIL Regular" w:hAnsi="Charis SIL Regular" w:eastAsia="Charis SIL Regular"/>
           <w:b w:val="0"/>
           <w:i w:val="0"/>
@@ -3044,11 +3013,11 @@
           <w:rFonts w:ascii="Charis SIL Regular" w:hAnsi="Charis SIL Regular" w:eastAsia="Charis SIL Regular"/>
           <w:b w:val="0"/>
           <w:i w:val="0"/>
-          <w:color w:val="0066CC"/>
+          <w:color w:val="0000FF"/>
           <w:sz w:val="24"/>
           <w:u w:val="single"/>
         </w:rPr>
-        <w:hyperlink r:id="rId20" w:history="1">
+        <w:hyperlink r:id="rId22" w:history="1">
           <w:r>
             <w:rPr>
               <w:rStyle w:val="Hyperlink"/>
@@ -3062,11 +3031,11 @@
           <w:rFonts w:ascii="Charis SIL Regular" w:hAnsi="Charis SIL Regular" w:eastAsia="Charis SIL Regular"/>
           <w:b w:val="0"/>
           <w:i w:val="0"/>
-          <w:color w:val="0066CC"/>
+          <w:color w:val="0000FF"/>
           <w:sz w:val="24"/>
           <w:u w:val="single"/>
         </w:rPr>
-        <w:hyperlink r:id="rId20" w:history="1">
+        <w:hyperlink r:id="rId22" w:history="1">
           <w:r>
             <w:rPr>
               <w:rStyle w:val="Hyperlink"/>
@@ -3080,7 +3049,7 @@
           <w:rFonts w:ascii="Charis SIL Regular" w:hAnsi="Charis SIL Regular" w:eastAsia="Charis SIL Regular"/>
           <w:b w:val="0"/>
           <w:i w:val="0"/>
-          <w:color w:val="0066CC"/>
+          <w:color w:val="0000FF"/>
           <w:sz w:val="24"/>
           <w:u w:val="single"/>
         </w:rPr>
@@ -3098,7 +3067,7 @@
           <w:rFonts w:ascii="Charis SIL Regular" w:hAnsi="Charis SIL Regular" w:eastAsia="Charis SIL Regular"/>
           <w:b w:val="0"/>
           <w:i w:val="0"/>
-          <w:color w:val="0066CC"/>
+          <w:color w:val="0000FF"/>
           <w:sz w:val="24"/>
           <w:u w:val="single"/>
         </w:rPr>
@@ -3116,7 +3085,7 @@
           <w:rFonts w:ascii="Charis SIL Regular" w:hAnsi="Charis SIL Regular" w:eastAsia="Charis SIL Regular"/>
           <w:b w:val="0"/>
           <w:i w:val="0"/>
-          <w:color w:val="0066CC"/>
+          <w:color w:val="0000FF"/>
           <w:sz w:val="24"/>
           <w:u w:val="single"/>
         </w:rPr>
@@ -3127,7 +3096,7 @@
           <w:rFonts w:ascii="Charis SIL Regular" w:hAnsi="Charis SIL Regular" w:eastAsia="Charis SIL Regular"/>
           <w:b w:val="0"/>
           <w:i w:val="0"/>
-          <w:color w:val="0066CC"/>
+          <w:color w:val="0000FF"/>
           <w:sz w:val="24"/>
           <w:u w:val="single"/>
         </w:rPr>
@@ -3145,7 +3114,7 @@
           <w:rFonts w:ascii="Charis SIL Regular" w:hAnsi="Charis SIL Regular" w:eastAsia="Charis SIL Regular"/>
           <w:b w:val="0"/>
           <w:i w:val="0"/>
-          <w:color w:val="0066CC"/>
+          <w:color w:val="0000FF"/>
           <w:sz w:val="24"/>
           <w:u w:val="single"/>
         </w:rPr>
@@ -3163,7 +3132,7 @@
           <w:rFonts w:ascii="Charis SIL Regular" w:hAnsi="Charis SIL Regular" w:eastAsia="Charis SIL Regular"/>
           <w:b w:val="0"/>
           <w:i w:val="0"/>
-          <w:color w:val="0066CC"/>
+          <w:color w:val="0000FF"/>
           <w:sz w:val="24"/>
           <w:u w:val="single"/>
         </w:rPr>
@@ -3174,7 +3143,7 @@
           <w:rFonts w:ascii="Charis SIL Regular" w:hAnsi="Charis SIL Regular" w:eastAsia="Charis SIL Regular"/>
           <w:b w:val="0"/>
           <w:i w:val="0"/>
-          <w:color w:val="0066CC"/>
+          <w:color w:val="0000FF"/>
           <w:sz w:val="24"/>
           <w:u w:val="single"/>
         </w:rPr>
@@ -3199,7 +3168,7 @@
       </w:r>
       <w:r>
         <w:rPr>
-          <w:u w:val="single" w:color="0066cc"/>
+          <w:u w:val="single" w:color="0000ff"/>
           <w:rFonts w:ascii="Charis SIL Regular" w:hAnsi="Charis SIL Regular" w:eastAsia="Charis SIL Regular"/>
           <w:b w:val="0"/>
           <w:i w:val="0"/>
@@ -3217,7 +3186,7 @@
       </w:r>
       <w:r>
         <w:rPr>
-          <w:u w:val="single" w:color="0066cc"/>
+          <w:u w:val="single" w:color="0000ff"/>
           <w:rFonts w:ascii="Charis SIL Regular" w:hAnsi="Charis SIL Regular" w:eastAsia="Charis SIL Regular"/>
           <w:b w:val="0"/>
           <w:i w:val="0"/>
@@ -3228,7 +3197,7 @@
       </w:r>
       <w:r>
         <w:rPr>
-          <w:u w:val="single" w:color="0066cc"/>
+          <w:u w:val="single" w:color="0000ff"/>
           <w:rFonts w:ascii="Charis SIL Regular" w:hAnsi="Charis SIL Regular" w:eastAsia="Charis SIL Regular"/>
           <w:b w:val="0"/>
           <w:i w:val="0"/>
@@ -3246,7 +3215,7 @@
       </w:r>
       <w:r>
         <w:rPr>
-          <w:u w:val="single" w:color="0066cc"/>
+          <w:u w:val="single" w:color="0000ff"/>
           <w:rFonts w:ascii="Charis SIL Regular" w:hAnsi="Charis SIL Regular" w:eastAsia="Charis SIL Regular"/>
           <w:b w:val="0"/>
           <w:i w:val="0"/>
@@ -3274,7 +3243,7 @@
       </w:r>
       <w:r>
         <w:rPr>
-          <w:u w:val="single" w:color="0066cc"/>
+          <w:u w:val="single" w:color="0000ff"/>
           <w:rFonts w:ascii="Charis SIL Regular" w:hAnsi="Charis SIL Regular" w:eastAsia="Charis SIL Regular"/>
           <w:b w:val="0"/>
           <w:i w:val="0"/>
@@ -3292,7 +3261,7 @@
       </w:r>
       <w:r>
         <w:rPr>
-          <w:u w:val="single" w:color="0066cc"/>
+          <w:u w:val="single" w:color="0000ff"/>
           <w:rFonts w:ascii="Charis SIL Regular" w:hAnsi="Charis SIL Regular" w:eastAsia="Charis SIL Regular"/>
           <w:b w:val="0"/>
           <w:i w:val="0"/>
@@ -3310,7 +3279,7 @@
       </w:r>
       <w:r>
         <w:rPr>
-          <w:u w:val="single" w:color="0066cc"/>
+          <w:u w:val="single" w:color="0000ff"/>
           <w:rFonts w:ascii="Charis SIL Regular" w:hAnsi="Charis SIL Regular" w:eastAsia="Charis SIL Regular"/>
           <w:b w:val="0"/>
           <w:i w:val="0"/>
@@ -3328,7 +3297,7 @@
       </w:r>
       <w:r>
         <w:rPr>
-          <w:u w:val="single" w:color="0066cc"/>
+          <w:u w:val="single" w:color="0000ff"/>
           <w:rFonts w:ascii="Charis SIL Regular" w:hAnsi="Charis SIL Regular" w:eastAsia="Charis SIL Regular"/>
           <w:b w:val="0"/>
           <w:i w:val="0"/>
@@ -3346,7 +3315,7 @@
       </w:r>
       <w:r>
         <w:rPr>
-          <w:u w:val="single" w:color="0066cc"/>
+          <w:u w:val="single" w:color="0000ff"/>
           <w:rFonts w:ascii="Charis SIL Regular" w:hAnsi="Charis SIL Regular" w:eastAsia="Charis SIL Regular"/>
           <w:b w:val="0"/>
           <w:i w:val="0"/>
@@ -3427,7 +3396,7 @@
           <w:rFonts w:ascii="Charis SIL Regular" w:hAnsi="Charis SIL Regular" w:eastAsia="Charis SIL Regular"/>
           <w:b w:val="0"/>
           <w:i w:val="0"/>
-          <w:color w:val="0066CC"/>
+          <w:color w:val="0000FF"/>
           <w:sz w:val="24"/>
           <w:u w:val="single"/>
         </w:rPr>
@@ -3451,7 +3420,7 @@
           <w:rFonts w:ascii="Charis SIL Regular" w:hAnsi="Charis SIL Regular" w:eastAsia="Charis SIL Regular"/>
           <w:b w:val="0"/>
           <w:i w:val="0"/>
-          <w:color w:val="0066CC"/>
+          <w:color w:val="0000FF"/>
           <w:sz w:val="24"/>
           <w:u w:val="single"/>
         </w:rPr>
@@ -3462,7 +3431,7 @@
           <w:rFonts w:ascii="Charis SIL Regular" w:hAnsi="Charis SIL Regular" w:eastAsia="Charis SIL Regular"/>
           <w:b w:val="0"/>
           <w:i w:val="0"/>
-          <w:color w:val="0066CC"/>
+          <w:color w:val="0000FF"/>
           <w:sz w:val="24"/>
           <w:u w:val="single"/>
         </w:rPr>
@@ -3486,7 +3455,7 @@
           <w:rFonts w:ascii="Charis SIL Regular" w:hAnsi="Charis SIL Regular" w:eastAsia="Charis SIL Regular"/>
           <w:b w:val="0"/>
           <w:i w:val="0"/>
-          <w:color w:val="0066CC"/>
+          <w:color w:val="0000FF"/>
           <w:sz w:val="24"/>
           <w:u w:val="single"/>
         </w:rPr>
@@ -3497,7 +3466,7 @@
           <w:rFonts w:ascii="Charis SIL Regular" w:hAnsi="Charis SIL Regular" w:eastAsia="Charis SIL Regular"/>
           <w:b w:val="0"/>
           <w:i w:val="0"/>
-          <w:color w:val="0066CC"/>
+          <w:color w:val="0000FF"/>
           <w:sz w:val="24"/>
           <w:u w:val="single"/>
         </w:rPr>
@@ -3518,7 +3487,7 @@
           <w:rFonts w:ascii="Charis SIL Regular" w:hAnsi="Charis SIL Regular" w:eastAsia="Charis SIL Regular"/>
           <w:b w:val="0"/>
           <w:i w:val="0"/>
-          <w:color w:val="0066CC"/>
+          <w:color w:val="0000FF"/>
           <w:sz w:val="24"/>
           <w:u w:val="single"/>
         </w:rPr>
@@ -3542,7 +3511,7 @@
           <w:rFonts w:ascii="Charis SIL Regular" w:hAnsi="Charis SIL Regular" w:eastAsia="Charis SIL Regular"/>
           <w:b w:val="0"/>
           <w:i w:val="0"/>
-          <w:color w:val="0066CC"/>
+          <w:color w:val="0000FF"/>
           <w:sz w:val="24"/>
           <w:u w:val="single"/>
         </w:rPr>
@@ -3553,7 +3522,7 @@
           <w:rFonts w:ascii="Charis SIL Regular" w:hAnsi="Charis SIL Regular" w:eastAsia="Charis SIL Regular"/>
           <w:b w:val="0"/>
           <w:i w:val="0"/>
-          <w:color w:val="0066CC"/>
+          <w:color w:val="0000FF"/>
           <w:sz w:val="24"/>
           <w:u w:val="single"/>
         </w:rPr>
@@ -3574,7 +3543,7 @@
           <w:rFonts w:ascii="Charis SIL Regular" w:hAnsi="Charis SIL Regular" w:eastAsia="Charis SIL Regular"/>
           <w:b w:val="0"/>
           <w:i w:val="0"/>
-          <w:color w:val="0066CC"/>
+          <w:color w:val="0000FF"/>
           <w:sz w:val="24"/>
           <w:u w:val="single"/>
         </w:rPr>
@@ -3598,7 +3567,7 @@
           <w:rFonts w:ascii="Charis SIL Regular" w:hAnsi="Charis SIL Regular" w:eastAsia="Charis SIL Regular"/>
           <w:b w:val="0"/>
           <w:i w:val="0"/>
-          <w:color w:val="0066CC"/>
+          <w:color w:val="0000FF"/>
           <w:sz w:val="24"/>
           <w:u w:val="single"/>
         </w:rPr>
@@ -3622,7 +3591,7 @@
           <w:rFonts w:ascii="Charis SIL Regular" w:hAnsi="Charis SIL Regular" w:eastAsia="Charis SIL Regular"/>
           <w:b w:val="0"/>
           <w:i w:val="0"/>
-          <w:color w:val="0066CC"/>
+          <w:color w:val="0000FF"/>
           <w:sz w:val="24"/>
           <w:u w:val="single"/>
         </w:rPr>
@@ -3633,7 +3602,7 @@
           <w:rFonts w:ascii="Charis SIL Regular" w:hAnsi="Charis SIL Regular" w:eastAsia="Charis SIL Regular"/>
           <w:b w:val="0"/>
           <w:i w:val="0"/>
-          <w:color w:val="0066CC"/>
+          <w:color w:val="0000FF"/>
           <w:sz w:val="24"/>
           <w:u w:val="single"/>
         </w:rPr>
@@ -3657,7 +3626,7 @@
           <w:rFonts w:ascii="Charis SIL Regular" w:hAnsi="Charis SIL Regular" w:eastAsia="Charis SIL Regular"/>
           <w:b w:val="0"/>
           <w:i w:val="0"/>
-          <w:color w:val="0066CC"/>
+          <w:color w:val="0000FF"/>
           <w:sz w:val="24"/>
           <w:u w:val="single"/>
         </w:rPr>
@@ -3681,7 +3650,7 @@
           <w:rFonts w:ascii="Charis SIL Regular" w:hAnsi="Charis SIL Regular" w:eastAsia="Charis SIL Regular"/>
           <w:b w:val="0"/>
           <w:i w:val="0"/>
-          <w:color w:val="0066CC"/>
+          <w:color w:val="0000FF"/>
           <w:sz w:val="24"/>
           <w:u w:val="single"/>
         </w:rPr>
@@ -3692,7 +3661,7 @@
           <w:rFonts w:ascii="Charis SIL Regular" w:hAnsi="Charis SIL Regular" w:eastAsia="Charis SIL Regular"/>
           <w:b w:val="0"/>
           <w:i w:val="0"/>
-          <w:color w:val="0066CC"/>
+          <w:color w:val="0000FF"/>
           <w:sz w:val="24"/>
           <w:u w:val="single"/>
         </w:rPr>
@@ -3716,7 +3685,7 @@
           <w:rFonts w:ascii="Charis SIL Regular" w:hAnsi="Charis SIL Regular" w:eastAsia="Charis SIL Regular"/>
           <w:b w:val="0"/>
           <w:i w:val="0"/>
-          <w:color w:val="0066CC"/>
+          <w:color w:val="0000FF"/>
           <w:sz w:val="24"/>
           <w:u w:val="single"/>
         </w:rPr>
@@ -3827,7 +3796,7 @@
           <w:rFonts w:ascii="Charis SIL Regular" w:hAnsi="Charis SIL Regular" w:eastAsia="Charis SIL Regular"/>
           <w:b w:val="0"/>
           <w:i w:val="0"/>
-          <w:color w:val="0066CC"/>
+          <w:color w:val="0000FF"/>
           <w:sz w:val="24"/>
           <w:u w:val="single"/>
         </w:rPr>
@@ -3845,7 +3814,7 @@
           <w:rFonts w:ascii="Charis SIL Regular" w:hAnsi="Charis SIL Regular" w:eastAsia="Charis SIL Regular"/>
           <w:b w:val="0"/>
           <w:i w:val="0"/>
-          <w:color w:val="0066CC"/>
+          <w:color w:val="0000FF"/>
           <w:sz w:val="24"/>
           <w:u w:val="single"/>
         </w:rPr>
@@ -3863,7 +3832,7 @@
           <w:rFonts w:ascii="Charis SIL Regular" w:hAnsi="Charis SIL Regular" w:eastAsia="Charis SIL Regular"/>
           <w:b w:val="0"/>
           <w:i w:val="0"/>
-          <w:color w:val="0066CC"/>
+          <w:color w:val="0000FF"/>
           <w:sz w:val="24"/>
           <w:u w:val="single"/>
         </w:rPr>
@@ -3881,7 +3850,7 @@
           <w:rFonts w:ascii="Charis SIL Regular" w:hAnsi="Charis SIL Regular" w:eastAsia="Charis SIL Regular"/>
           <w:b w:val="0"/>
           <w:i w:val="0"/>
-          <w:color w:val="0066CC"/>
+          <w:color w:val="0000FF"/>
           <w:sz w:val="24"/>
           <w:u w:val="single"/>
         </w:rPr>
@@ -3899,7 +3868,7 @@
           <w:rFonts w:ascii="Charis SIL Regular" w:hAnsi="Charis SIL Regular" w:eastAsia="Charis SIL Regular"/>
           <w:b w:val="0"/>
           <w:i w:val="0"/>
-          <w:color w:val="0066CC"/>
+          <w:color w:val="0000FF"/>
           <w:sz w:val="24"/>
           <w:u w:val="single"/>
         </w:rPr>
@@ -3917,7 +3886,7 @@
           <w:rFonts w:ascii="Charis SIL Regular" w:hAnsi="Charis SIL Regular" w:eastAsia="Charis SIL Regular"/>
           <w:b w:val="0"/>
           <w:i w:val="0"/>
-          <w:color w:val="0066CC"/>
+          <w:color w:val="0000FF"/>
           <w:sz w:val="24"/>
           <w:u w:val="single"/>
         </w:rPr>
@@ -3935,7 +3904,7 @@
           <w:rFonts w:ascii="Charis SIL Regular" w:hAnsi="Charis SIL Regular" w:eastAsia="Charis SIL Regular"/>
           <w:b w:val="0"/>
           <w:i w:val="0"/>
-          <w:color w:val="0066CC"/>
+          <w:color w:val="0000FF"/>
           <w:sz w:val="24"/>
           <w:u w:val="single"/>
         </w:rPr>
@@ -4046,7 +4015,7 @@
           <w:rFonts w:ascii="Charis SIL Regular" w:hAnsi="Charis SIL Regular" w:eastAsia="Charis SIL Regular"/>
           <w:b w:val="0"/>
           <w:i w:val="0"/>
-          <w:color w:val="0066CC"/>
+          <w:color w:val="0000FF"/>
           <w:sz w:val="24"/>
           <w:u w:val="single"/>
         </w:rPr>
@@ -4064,7 +4033,7 @@
           <w:rFonts w:ascii="Charis SIL Regular" w:hAnsi="Charis SIL Regular" w:eastAsia="Charis SIL Regular"/>
           <w:b w:val="0"/>
           <w:i w:val="0"/>
-          <w:color w:val="0066CC"/>
+          <w:color w:val="0000FF"/>
           <w:sz w:val="24"/>
           <w:u w:val="single"/>
         </w:rPr>
@@ -4082,7 +4051,7 @@
           <w:rFonts w:ascii="Charis SIL Regular" w:hAnsi="Charis SIL Regular" w:eastAsia="Charis SIL Regular"/>
           <w:b w:val="0"/>
           <w:i w:val="0"/>
-          <w:color w:val="0066CC"/>
+          <w:color w:val="0000FF"/>
           <w:sz w:val="24"/>
           <w:u w:val="single"/>
         </w:rPr>
@@ -4229,7 +4198,7 @@
           <w:rFonts w:ascii="Charis SIL Regular" w:hAnsi="Charis SIL Regular" w:eastAsia="Charis SIL Regular"/>
           <w:b w:val="0"/>
           <w:i w:val="0"/>
-          <w:color w:val="0066CC"/>
+          <w:color w:val="0000FF"/>
           <w:sz w:val="24"/>
           <w:u w:val="single"/>
         </w:rPr>
@@ -4247,7 +4216,7 @@
           <w:rFonts w:ascii="Charis SIL Regular" w:hAnsi="Charis SIL Regular" w:eastAsia="Charis SIL Regular"/>
           <w:b w:val="0"/>
           <w:i w:val="0"/>
-          <w:color w:val="0066CC"/>
+          <w:color w:val="0000FF"/>
           <w:sz w:val="24"/>
           <w:u w:val="single"/>
         </w:rPr>
@@ -4265,7 +4234,7 @@
           <w:rFonts w:ascii="Charis SIL Regular" w:hAnsi="Charis SIL Regular" w:eastAsia="Charis SIL Regular"/>
           <w:b w:val="0"/>
           <w:i w:val="0"/>
-          <w:color w:val="0066CC"/>
+          <w:color w:val="0000FF"/>
           <w:sz w:val="24"/>
           <w:u w:val="single"/>
         </w:rPr>
@@ -4283,24 +4252,18 @@
           <w:rFonts w:ascii="Charis SIL Regular" w:hAnsi="Charis SIL Regular" w:eastAsia="Charis SIL Regular"/>
           <w:b w:val="0"/>
           <w:i w:val="0"/>
-          <w:color w:val="0066CC"/>
-          <w:sz w:val="24"/>
-        </w:rPr>
-        <w:hyperlink r:id="rId24" w:history="1">
-          <w:r>
-            <w:rPr>
-              <w:rStyle w:val="Hyperlink"/>
-            </w:rPr>
-            <w:t>7</w:t>
-          </w:r>
-        </w:hyperlink>
+          <w:color w:val="0000FF"/>
+          <w:sz w:val="24"/>
+          <w:u w:val="single"/>
+        </w:rPr>
+        <w:t>7</w:t>
       </w:r>
       <w:r>
         <w:rPr>
           <w:rFonts w:ascii="Charis SIL Regular" w:hAnsi="Charis SIL Regular" w:eastAsia="Charis SIL Regular"/>
           <w:b w:val="0"/>
           <w:i w:val="0"/>
-          <w:color w:val="0066CC"/>
+          <w:color w:val="0000FF"/>
           <w:sz w:val="24"/>
         </w:rPr>
         <w:t xml:space="preserve">/ </w:t>
@@ -4310,7 +4273,7 @@
           <w:rFonts w:ascii="Charis SIL Regular" w:hAnsi="Charis SIL Regular" w:eastAsia="Charis SIL Regular"/>
           <w:b w:val="0"/>
           <w:i w:val="0"/>
-          <w:color w:val="0066CC"/>
+          <w:color w:val="0000FF"/>
           <w:sz w:val="24"/>
           <w:u w:val="single"/>
         </w:rPr>
@@ -4328,7 +4291,7 @@
           <w:rFonts w:ascii="Charis SIL Regular" w:hAnsi="Charis SIL Regular" w:eastAsia="Charis SIL Regular"/>
           <w:b w:val="0"/>
           <w:i w:val="0"/>
-          <w:color w:val="0066CC"/>
+          <w:color w:val="0000FF"/>
           <w:sz w:val="24"/>
           <w:u w:val="single"/>
         </w:rPr>
@@ -4446,7 +4409,7 @@
           <w:rFonts w:ascii="Charis SIL Regular" w:hAnsi="Charis SIL Regular" w:eastAsia="Charis SIL Regular"/>
           <w:b w:val="0"/>
           <w:i w:val="0"/>
-          <w:color w:val="0066CC"/>
+          <w:color w:val="0000FF"/>
           <w:sz w:val="24"/>
           <w:u w:val="single"/>
         </w:rPr>
@@ -4464,7 +4427,7 @@
           <w:rFonts w:ascii="Charis SIL Regular" w:hAnsi="Charis SIL Regular" w:eastAsia="Charis SIL Regular"/>
           <w:b w:val="0"/>
           <w:i w:val="0"/>
-          <w:color w:val="0066CC"/>
+          <w:color w:val="0000FF"/>
           <w:sz w:val="24"/>
           <w:u w:val="single"/>
         </w:rPr>
@@ -4602,7 +4565,7 @@
           <w:rFonts w:ascii="Charis SIL Regular" w:hAnsi="Charis SIL Regular" w:eastAsia="Charis SIL Regular"/>
           <w:b w:val="0"/>
           <w:i w:val="0"/>
-          <w:color w:val="0066CC"/>
+          <w:color w:val="0000FF"/>
           <w:sz w:val="24"/>
           <w:u w:val="single"/>
         </w:rPr>
@@ -4620,7 +4583,7 @@
           <w:rFonts w:ascii="Charis SIL Regular" w:hAnsi="Charis SIL Regular" w:eastAsia="Charis SIL Regular"/>
           <w:b w:val="0"/>
           <w:i w:val="0"/>
-          <w:color w:val="0066CC"/>
+          <w:color w:val="0000FF"/>
           <w:sz w:val="24"/>
           <w:u w:val="single"/>
         </w:rPr>
@@ -4638,7 +4601,7 @@
           <w:rFonts w:ascii="Charis SIL Regular" w:hAnsi="Charis SIL Regular" w:eastAsia="Charis SIL Regular"/>
           <w:b w:val="0"/>
           <w:i w:val="0"/>
-          <w:color w:val="0066CC"/>
+          <w:color w:val="0000FF"/>
           <w:sz w:val="24"/>
           <w:u w:val="single"/>
         </w:rPr>
@@ -4656,18 +4619,24 @@
           <w:rFonts w:ascii="Charis SIL Regular" w:hAnsi="Charis SIL Regular" w:eastAsia="Charis SIL Regular"/>
           <w:b w:val="0"/>
           <w:i w:val="0"/>
-          <w:color w:val="0066CC"/>
-          <w:sz w:val="24"/>
-          <w:u w:val="single"/>
-        </w:rPr>
-        <w:t>1</w:t>
+          <w:color w:val="0000FF"/>
+          <w:sz w:val="24"/>
+        </w:rPr>
+        <w:hyperlink r:id="rId26" w:history="1">
+          <w:r>
+            <w:rPr>
+              <w:rStyle w:val="Hyperlink"/>
+            </w:rPr>
+            <w:t>1</w:t>
+          </w:r>
+        </w:hyperlink>
       </w:r>
       <w:r>
         <w:rPr>
           <w:rFonts w:ascii="Charis SIL Regular" w:hAnsi="Charis SIL Regular" w:eastAsia="Charis SIL Regular"/>
           <w:b w:val="0"/>
           <w:i w:val="0"/>
-          <w:color w:val="0066CC"/>
+          <w:color w:val="0000FF"/>
           <w:sz w:val="24"/>
         </w:rPr>
         <w:t xml:space="preserve">/ </w:t>
@@ -4677,7 +4646,7 @@
           <w:rFonts w:ascii="Charis SIL Regular" w:hAnsi="Charis SIL Regular" w:eastAsia="Charis SIL Regular"/>
           <w:b w:val="0"/>
           <w:i w:val="0"/>
-          <w:color w:val="0066CC"/>
+          <w:color w:val="0000FF"/>
           <w:sz w:val="24"/>
           <w:u w:val="single"/>
         </w:rPr>
@@ -4695,7 +4664,7 @@
           <w:rFonts w:ascii="Charis SIL Regular" w:hAnsi="Charis SIL Regular" w:eastAsia="Charis SIL Regular"/>
           <w:b w:val="0"/>
           <w:i w:val="0"/>
-          <w:color w:val="0066CC"/>
+          <w:color w:val="0000FF"/>
           <w:sz w:val="24"/>
           <w:u w:val="single"/>
         </w:rPr>
@@ -4796,7 +4765,7 @@
           <w:rFonts w:ascii="Charis SIL Regular" w:hAnsi="Charis SIL Regular" w:eastAsia="Charis SIL Regular"/>
           <w:b w:val="0"/>
           <w:i w:val="0"/>
-          <w:color w:val="0066CC"/>
+          <w:color w:val="0000FF"/>
           <w:sz w:val="24"/>
           <w:u w:val="single"/>
         </w:rPr>
@@ -4814,7 +4783,7 @@
           <w:rFonts w:ascii="Charis SIL Regular" w:hAnsi="Charis SIL Regular" w:eastAsia="Charis SIL Regular"/>
           <w:b w:val="0"/>
           <w:i w:val="0"/>
-          <w:color w:val="0066CC"/>
+          <w:color w:val="0000FF"/>
           <w:sz w:val="24"/>
           <w:u w:val="single"/>
         </w:rPr>
@@ -4932,7 +4901,7 @@
           <w:rFonts w:ascii="Charis SIL Regular" w:hAnsi="Charis SIL Regular" w:eastAsia="Charis SIL Regular"/>
           <w:b w:val="0"/>
           <w:i w:val="0"/>
-          <w:color w:val="0066CC"/>
+          <w:color w:val="0000FF"/>
           <w:sz w:val="24"/>
           <w:u w:val="single"/>
         </w:rPr>
@@ -4950,7 +4919,7 @@
           <w:rFonts w:ascii="Charis SIL Regular" w:hAnsi="Charis SIL Regular" w:eastAsia="Charis SIL Regular"/>
           <w:b w:val="0"/>
           <w:i w:val="0"/>
-          <w:color w:val="0066CC"/>
+          <w:color w:val="0000FF"/>
           <w:sz w:val="24"/>
           <w:u w:val="single"/>
         </w:rPr>
@@ -5058,7 +5027,7 @@
           <w:rFonts w:ascii="Charis SIL Regular" w:hAnsi="Charis SIL Regular" w:eastAsia="Charis SIL Regular"/>
           <w:b w:val="0"/>
           <w:i w:val="0"/>
-          <w:color w:val="0066CC"/>
+          <w:color w:val="0000FF"/>
           <w:sz w:val="24"/>
           <w:u w:val="single"/>
         </w:rPr>
@@ -5076,7 +5045,7 @@
           <w:rFonts w:ascii="Charis SIL Regular" w:hAnsi="Charis SIL Regular" w:eastAsia="Charis SIL Regular"/>
           <w:b w:val="0"/>
           <w:i w:val="0"/>
-          <w:color w:val="0066CC"/>
+          <w:color w:val="0000FF"/>
           <w:sz w:val="24"/>
           <w:u w:val="single"/>
         </w:rPr>

--- a/EXPORTS/DOCX/published/niveau2/Dutch/ChristianMission.docx
+++ b/EXPORTS/DOCX/published/niveau2/Dutch/ChristianMission.docx
@@ -814,7 +814,7 @@
           <w:sz w:val="24"/>
           <w:u w:val="single"/>
         </w:rPr>
-        <w:hyperlink r:id="rId11" w:history="1">
+        <w:hyperlink r:id="rId10" w:history="1">
           <w:r>
             <w:rPr>
               <w:rStyle w:val="Hyperlink"/>
@@ -1021,14 +1021,7 @@
           <w:color w:val="0000FF"/>
           <w:sz w:val="24"/>
         </w:rPr>
-        <w:hyperlink r:id="rId12" w:history="1">
-          <w:r>
-            <w:rPr>
-              <w:rStyle w:val="Hyperlink"/>
-            </w:rPr>
-            <w:t>Wereldmuseu</w:t>
-          </w:r>
-        </w:hyperlink>
+        <w:t>Wereldmuseum Berg en D</w:t>
       </w:r>
       <w:r>
         <w:rPr>
@@ -1040,110 +1033,6 @@
           <w:u w:val="single"/>
         </w:rPr>
         <w:hyperlink r:id="rId11" w:history="1">
-          <w:r>
-            <w:rPr>
-              <w:rStyle w:val="Hyperlink"/>
-            </w:rPr>
-            <w:t>m</w:t>
-          </w:r>
-        </w:hyperlink>
-      </w:r>
-      <w:r>
-        <w:rPr>
-          <w:rFonts w:ascii="Charis SIL Regular" w:hAnsi="Charis SIL Regular" w:eastAsia="Charis SIL Regular"/>
-          <w:b w:val="0"/>
-          <w:i w:val="0"/>
-          <w:color w:val="0000FF"/>
-          <w:sz w:val="24"/>
-          <w:u w:val="single"/>
-        </w:rPr>
-        <w:t xml:space="preserve"> </w:t>
-      </w:r>
-      <w:r>
-        <w:rPr>
-          <w:rFonts w:ascii="Charis SIL Regular" w:hAnsi="Charis SIL Regular" w:eastAsia="Charis SIL Regular"/>
-          <w:b w:val="0"/>
-          <w:i w:val="0"/>
-          <w:color w:val="0000FF"/>
-          <w:sz w:val="24"/>
-          <w:u w:val="single"/>
-        </w:rPr>
-        <w:hyperlink r:id="rId11" w:history="1">
-          <w:r>
-            <w:rPr>
-              <w:rStyle w:val="Hyperlink"/>
-            </w:rPr>
-            <w:t>Berg</w:t>
-          </w:r>
-        </w:hyperlink>
-      </w:r>
-      <w:r>
-        <w:rPr>
-          <w:rFonts w:ascii="Charis SIL Regular" w:hAnsi="Charis SIL Regular" w:eastAsia="Charis SIL Regular"/>
-          <w:b w:val="0"/>
-          <w:i w:val="0"/>
-          <w:color w:val="0000FF"/>
-          <w:sz w:val="24"/>
-          <w:u w:val="single"/>
-        </w:rPr>
-        <w:t xml:space="preserve"> </w:t>
-      </w:r>
-      <w:r>
-        <w:rPr>
-          <w:rFonts w:ascii="Charis SIL Regular" w:hAnsi="Charis SIL Regular" w:eastAsia="Charis SIL Regular"/>
-          <w:b w:val="0"/>
-          <w:i w:val="0"/>
-          <w:color w:val="0000FF"/>
-          <w:sz w:val="24"/>
-          <w:u w:val="single"/>
-        </w:rPr>
-        <w:hyperlink r:id="rId11" w:history="1">
-          <w:r>
-            <w:rPr>
-              <w:rStyle w:val="Hyperlink"/>
-            </w:rPr>
-            <w:t>en</w:t>
-          </w:r>
-        </w:hyperlink>
-      </w:r>
-      <w:r>
-        <w:rPr>
-          <w:rFonts w:ascii="Charis SIL Regular" w:hAnsi="Charis SIL Regular" w:eastAsia="Charis SIL Regular"/>
-          <w:b w:val="0"/>
-          <w:i w:val="0"/>
-          <w:color w:val="0000FF"/>
-          <w:sz w:val="24"/>
-          <w:u w:val="single"/>
-        </w:rPr>
-        <w:t xml:space="preserve"> </w:t>
-      </w:r>
-      <w:r>
-        <w:rPr>
-          <w:rFonts w:ascii="Charis SIL Regular" w:hAnsi="Charis SIL Regular" w:eastAsia="Charis SIL Regular"/>
-          <w:b w:val="0"/>
-          <w:i w:val="0"/>
-          <w:color w:val="0000FF"/>
-          <w:sz w:val="24"/>
-        </w:rPr>
-        <w:hyperlink r:id="rId12" w:history="1">
-          <w:r>
-            <w:rPr>
-              <w:rStyle w:val="Hyperlink"/>
-            </w:rPr>
-            <w:t>D</w:t>
-          </w:r>
-        </w:hyperlink>
-      </w:r>
-      <w:r>
-        <w:rPr>
-          <w:rFonts w:ascii="Charis SIL Regular" w:hAnsi="Charis SIL Regular" w:eastAsia="Charis SIL Regular"/>
-          <w:b w:val="0"/>
-          <w:i w:val="0"/>
-          <w:color w:val="0000FF"/>
-          <w:sz w:val="24"/>
-          <w:u w:val="single"/>
-        </w:rPr>
-        <w:hyperlink r:id="rId12" w:history="1">
           <w:r>
             <w:rPr>
               <w:rStyle w:val="Hyperlink"/>
@@ -1260,87 +1149,139 @@
           <w:color w:val="000000"/>
           <w:sz w:val="24"/>
         </w:rPr>
-        <w:t>Museum, opgericht in 1954). Voorwe</w:t>
-      </w:r>
-      <w:r>
-        <w:rPr>
-          <w:u w:val="single" w:color="0000ff"/>
+        <w:t xml:space="preserve">Museum, opgericht in 1954). Voorwerpen verzameld door het </w:t>
+      </w:r>
+      <w:r>
+        <w:rPr>
           <w:rFonts w:ascii="Charis SIL Regular" w:hAnsi="Charis SIL Regular" w:eastAsia="Charis SIL Regular"/>
           <w:b w:val="0"/>
           <w:i w:val="0"/>
-          <w:color w:val="000000"/>
-          <w:sz w:val="24"/>
+          <w:color w:val="0000FF"/>
+          <w:sz w:val="24"/>
+          <w:u w:val="single"/>
         </w:rPr>
         <w:hyperlink r:id="rId12" w:history="1">
           <w:r>
             <w:rPr>
               <w:rStyle w:val="Hyperlink"/>
             </w:rPr>
-            <w:t>rpen verzameld</w:t>
+            <w:t>Ne</w:t>
           </w:r>
         </w:hyperlink>
       </w:r>
       <w:r>
         <w:rPr>
-          <w:u w:val="single" w:color="0000ff"/>
           <w:rFonts w:ascii="Charis SIL Regular" w:hAnsi="Charis SIL Regular" w:eastAsia="Charis SIL Regular"/>
           <w:b w:val="0"/>
           <w:i w:val="0"/>
-          <w:color w:val="000000"/>
-          <w:sz w:val="24"/>
-        </w:rPr>
-        <w:t xml:space="preserve"> </w:t>
-      </w:r>
-      <w:r>
-        <w:rPr>
-          <w:u w:val="single" w:color="0000ff"/>
-          <w:rFonts w:ascii="Charis SIL Regular" w:hAnsi="Charis SIL Regular" w:eastAsia="Charis SIL Regular"/>
-          <w:b w:val="0"/>
-          <w:i w:val="0"/>
-          <w:color w:val="000000"/>
-          <w:sz w:val="24"/>
+          <w:color w:val="0000FF"/>
+          <w:sz w:val="24"/>
+          <w:u w:val="single"/>
         </w:rPr>
         <w:hyperlink r:id="rId12" w:history="1">
           <w:r>
             <w:rPr>
               <w:rStyle w:val="Hyperlink"/>
             </w:rPr>
-            <w:t>door</w:t>
+            <w:t>derlandsch</w:t>
           </w:r>
         </w:hyperlink>
       </w:r>
       <w:r>
         <w:rPr>
-          <w:u w:val="single" w:color="0000ff"/>
           <w:rFonts w:ascii="Charis SIL Regular" w:hAnsi="Charis SIL Regular" w:eastAsia="Charis SIL Regular"/>
           <w:b w:val="0"/>
           <w:i w:val="0"/>
-          <w:color w:val="000000"/>
-          <w:sz w:val="24"/>
+          <w:color w:val="0000FF"/>
+          <w:sz w:val="24"/>
+          <w:u w:val="single"/>
         </w:rPr>
         <w:t xml:space="preserve"> </w:t>
       </w:r>
       <w:r>
         <w:rPr>
-          <w:u w:val="single" w:color="0000ff"/>
           <w:rFonts w:ascii="Charis SIL Regular" w:hAnsi="Charis SIL Regular" w:eastAsia="Charis SIL Regular"/>
           <w:b w:val="0"/>
           <w:i w:val="0"/>
-          <w:color w:val="000000"/>
-          <w:sz w:val="24"/>
+          <w:color w:val="0000FF"/>
+          <w:sz w:val="24"/>
+          <w:u w:val="single"/>
         </w:rPr>
         <w:hyperlink r:id="rId12" w:history="1">
           <w:r>
             <w:rPr>
               <w:rStyle w:val="Hyperlink"/>
             </w:rPr>
-            <w:t>he</w:t>
+            <w:t xml:space="preserve">Zendeling </w:t>
           </w:r>
         </w:hyperlink>
       </w:r>
       <w:r>
         <w:rPr>
+          <w:rFonts w:ascii="Charis SIL Regular" w:hAnsi="Charis SIL Regular" w:eastAsia="Charis SIL Regular"/>
+          <w:b w:val="0"/>
+          <w:i w:val="0"/>
+          <w:color w:val="0000FF"/>
+          <w:sz w:val="24"/>
+          <w:u w:val="single"/>
+        </w:rPr>
+        <w:hyperlink r:id="rId12" w:history="1">
+          <w:r>
+            <w:rPr>
+              <w:rStyle w:val="Hyperlink"/>
+            </w:rPr>
+            <w:t>Genootschap</w:t>
+          </w:r>
+        </w:hyperlink>
+      </w:r>
+      <w:r>
+        <w:rPr>
+          <w:rFonts w:ascii="Charis SIL Regular" w:hAnsi="Charis SIL Regular" w:eastAsia="Charis SIL Regular"/>
+          <w:b w:val="0"/>
+          <w:i w:val="0"/>
+          <w:color w:val="000000"/>
+          <w:sz w:val="24"/>
+        </w:rPr>
+        <w:t xml:space="preserve">, dat actief was op de Indonesische eilanden Java </w:t>
+      </w:r>
+      <w:r>
+        <w:rPr>
           <w:u w:val="single" w:color="0000ff"/>
+          <w:rFonts w:ascii="Charis SIL Regular" w:hAnsi="Charis SIL Regular" w:eastAsia="Charis SIL Regular"/>
+          <w:b w:val="0"/>
+          <w:i w:val="0"/>
+          <w:color w:val="000000"/>
+          <w:sz w:val="24"/>
+        </w:rPr>
+        <w:hyperlink r:id="rId12" w:history="1">
+          <w:r>
+            <w:rPr>
+              <w:rStyle w:val="Hyperlink"/>
+            </w:rPr>
+            <w:t>en Sulawesi, z</w:t>
+          </w:r>
+        </w:hyperlink>
+      </w:r>
+      <w:r>
+        <w:rPr>
+          <w:u w:val="single" w:color="0000ff"/>
+          <w:rFonts w:ascii="Charis SIL Regular" w:hAnsi="Charis SIL Regular" w:eastAsia="Charis SIL Regular"/>
+          <w:b w:val="0"/>
+          <w:i w:val="0"/>
+          <w:color w:val="000000"/>
+          <w:sz w:val="24"/>
+        </w:rPr>
+        <w:hyperlink r:id="rId12" w:history="1">
+          <w:r>
+            <w:rPr>
+              <w:rStyle w:val="Hyperlink"/>
+            </w:rPr>
+            <w:t xml:space="preserve">ijn vooral </w:t>
+          </w:r>
+        </w:hyperlink>
+      </w:r>
+      <w:r>
+        <w:rPr>
           <w:rFonts w:ascii="Charis SIL Regular" w:hAnsi="Charis SIL Regular" w:eastAsia="Charis SIL Regular"/>
           <w:b w:val="0"/>
           <w:i w:val="0"/>
@@ -1364,156 +1305,18 @@
           <w:color w:val="000000"/>
           <w:sz w:val="24"/>
         </w:rPr>
-        <w:t xml:space="preserve"> </w:t>
-      </w:r>
-      <w:r>
-        <w:rPr>
-          <w:rFonts w:ascii="Charis SIL Regular" w:hAnsi="Charis SIL Regular" w:eastAsia="Charis SIL Regular"/>
-          <w:b w:val="0"/>
-          <w:i w:val="0"/>
-          <w:color w:val="0000FF"/>
-          <w:sz w:val="24"/>
-          <w:u w:val="single"/>
-        </w:rPr>
-        <w:hyperlink r:id="rId12" w:history="1">
-          <w:r>
-            <w:rPr>
-              <w:rStyle w:val="Hyperlink"/>
-            </w:rPr>
-            <w:t>Ne</w:t>
-          </w:r>
-        </w:hyperlink>
-      </w:r>
-      <w:r>
-        <w:rPr>
-          <w:rFonts w:ascii="Charis SIL Regular" w:hAnsi="Charis SIL Regular" w:eastAsia="Charis SIL Regular"/>
-          <w:b w:val="0"/>
-          <w:i w:val="0"/>
-          <w:color w:val="0000FF"/>
-          <w:sz w:val="24"/>
-          <w:u w:val="single"/>
-        </w:rPr>
-        <w:hyperlink r:id="rId13" w:history="1">
-          <w:r>
-            <w:rPr>
-              <w:rStyle w:val="Hyperlink"/>
-            </w:rPr>
-            <w:t>derlandsch</w:t>
-          </w:r>
-        </w:hyperlink>
-      </w:r>
-      <w:r>
-        <w:rPr>
-          <w:rFonts w:ascii="Charis SIL Regular" w:hAnsi="Charis SIL Regular" w:eastAsia="Charis SIL Regular"/>
-          <w:b w:val="0"/>
-          <w:i w:val="0"/>
-          <w:color w:val="0000FF"/>
-          <w:sz w:val="24"/>
-          <w:u w:val="single"/>
-        </w:rPr>
-        <w:t xml:space="preserve"> </w:t>
-      </w:r>
-      <w:r>
-        <w:rPr>
-          <w:rFonts w:ascii="Charis SIL Regular" w:hAnsi="Charis SIL Regular" w:eastAsia="Charis SIL Regular"/>
-          <w:b w:val="0"/>
-          <w:i w:val="0"/>
-          <w:color w:val="0000FF"/>
-          <w:sz w:val="24"/>
-          <w:u w:val="single"/>
-        </w:rPr>
-        <w:hyperlink r:id="rId13" w:history="1">
-          <w:r>
-            <w:rPr>
-              <w:rStyle w:val="Hyperlink"/>
-            </w:rPr>
-            <w:t xml:space="preserve">Zendeling </w:t>
-          </w:r>
-        </w:hyperlink>
-      </w:r>
-      <w:r>
-        <w:rPr>
-          <w:rFonts w:ascii="Charis SIL Regular" w:hAnsi="Charis SIL Regular" w:eastAsia="Charis SIL Regular"/>
-          <w:b w:val="0"/>
-          <w:i w:val="0"/>
-          <w:color w:val="0000FF"/>
-          <w:sz w:val="24"/>
-          <w:u w:val="single"/>
-        </w:rPr>
-        <w:hyperlink r:id="rId13" w:history="1">
-          <w:r>
-            <w:rPr>
-              <w:rStyle w:val="Hyperlink"/>
-            </w:rPr>
-            <w:t>Genootschap</w:t>
-          </w:r>
-        </w:hyperlink>
-      </w:r>
-      <w:r>
-        <w:rPr>
+        <w:t xml:space="preserve">e </w:t>
+      </w:r>
+      <w:r>
+        <w:rPr>
+          <w:u w:val="single" w:color="0000ff"/>
           <w:rFonts w:ascii="Charis SIL Regular" w:hAnsi="Charis SIL Regular" w:eastAsia="Charis SIL Regular"/>
           <w:b w:val="0"/>
           <w:i w:val="0"/>
           <w:color w:val="000000"/>
           <w:sz w:val="24"/>
         </w:rPr>
-        <w:t>, dat actief was op de Indonesische eilanden Java en Sulawesi, z</w:t>
-      </w:r>
-      <w:r>
-        <w:rPr>
-          <w:u w:val="single" w:color="0000ff"/>
-          <w:rFonts w:ascii="Charis SIL Regular" w:hAnsi="Charis SIL Regular" w:eastAsia="Charis SIL Regular"/>
-          <w:b w:val="0"/>
-          <w:i w:val="0"/>
-          <w:color w:val="000000"/>
-          <w:sz w:val="24"/>
-        </w:rPr>
-        <w:hyperlink r:id="rId13" w:history="1">
-          <w:r>
-            <w:rPr>
-              <w:rStyle w:val="Hyperlink"/>
-            </w:rPr>
-            <w:t xml:space="preserve">ijn vooral </w:t>
-          </w:r>
-        </w:hyperlink>
-      </w:r>
-      <w:r>
-        <w:rPr>
-          <w:rFonts w:ascii="Charis SIL Regular" w:hAnsi="Charis SIL Regular" w:eastAsia="Charis SIL Regular"/>
-          <w:b w:val="0"/>
-          <w:i w:val="0"/>
-          <w:color w:val="000000"/>
-          <w:sz w:val="24"/>
-        </w:rPr>
-        <w:hyperlink r:id="rId13" w:history="1">
-          <w:r>
-            <w:rPr>
-              <w:rStyle w:val="Hyperlink"/>
-            </w:rPr>
-            <w:t>t</w:t>
-          </w:r>
-        </w:hyperlink>
-      </w:r>
-      <w:r>
-        <w:rPr>
-          <w:rFonts w:ascii="Charis SIL Regular" w:hAnsi="Charis SIL Regular" w:eastAsia="Charis SIL Regular"/>
-          <w:b w:val="0"/>
-          <w:i w:val="0"/>
-          <w:color w:val="000000"/>
-          <w:sz w:val="24"/>
-        </w:rPr>
-        <w:t xml:space="preserve">e </w:t>
-      </w:r>
-      <w:r>
-        <w:rPr>
-          <w:u w:val="single" w:color="0000ff"/>
-          <w:rFonts w:ascii="Charis SIL Regular" w:hAnsi="Charis SIL Regular" w:eastAsia="Charis SIL Regular"/>
-          <w:b w:val="0"/>
-          <w:i w:val="0"/>
-          <w:color w:val="000000"/>
-          <w:sz w:val="24"/>
-        </w:rPr>
-        <w:hyperlink r:id="rId13" w:history="1">
+        <w:hyperlink r:id="rId12" w:history="1">
           <w:r>
             <w:rPr>
               <w:rStyle w:val="Hyperlink"/>
@@ -1541,7 +1344,7 @@
           <w:sz w:val="24"/>
           <w:u w:val="single"/>
         </w:rPr>
-        <w:hyperlink r:id="rId14" w:history="1">
+        <w:hyperlink r:id="rId13" w:history="1">
           <w:r>
             <w:rPr>
               <w:rStyle w:val="Hyperlink"/>
@@ -1570,7 +1373,7 @@
           <w:sz w:val="24"/>
           <w:u w:val="single"/>
         </w:rPr>
-        <w:hyperlink r:id="rId14" w:history="1">
+        <w:hyperlink r:id="rId13" w:history="1">
           <w:r>
             <w:rPr>
               <w:rStyle w:val="Hyperlink"/>
@@ -1658,7 +1461,7 @@
           <w:sz w:val="24"/>
           <w:u w:val="single"/>
         </w:rPr>
-        <w:hyperlink r:id="rId15" w:history="1">
+        <w:hyperlink r:id="rId14" w:history="1">
           <w:r>
             <w:rPr>
               <w:rStyle w:val="Hyperlink"/>
@@ -1687,7 +1490,7 @@
           <w:sz w:val="24"/>
           <w:u w:val="single"/>
         </w:rPr>
-        <w:hyperlink r:id="rId15" w:history="1">
+        <w:hyperlink r:id="rId14" w:history="1">
           <w:r>
             <w:rPr>
               <w:rStyle w:val="Hyperlink"/>
@@ -1716,7 +1519,7 @@
           <w:sz w:val="24"/>
           <w:u w:val="single"/>
         </w:rPr>
-        <w:hyperlink r:id="rId15" w:history="1">
+        <w:hyperlink r:id="rId14" w:history="1">
           <w:r>
             <w:rPr>
               <w:rStyle w:val="Hyperlink"/>
@@ -1745,7 +1548,7 @@
           <w:sz w:val="24"/>
           <w:u w:val="single"/>
         </w:rPr>
-        <w:hyperlink r:id="rId15" w:history="1">
+        <w:hyperlink r:id="rId14" w:history="1">
           <w:r>
             <w:rPr>
               <w:rStyle w:val="Hyperlink"/>
@@ -1774,7 +1577,7 @@
           <w:sz w:val="24"/>
           <w:u w:val="single"/>
         </w:rPr>
-        <w:hyperlink r:id="rId15" w:history="1">
+        <w:hyperlink r:id="rId14" w:history="1">
           <w:r>
             <w:rPr>
               <w:rStyle w:val="Hyperlink"/>
@@ -1792,7 +1595,7 @@
           <w:sz w:val="24"/>
           <w:u w:val="single"/>
         </w:rPr>
-        <w:hyperlink r:id="rId15" w:history="1">
+        <w:hyperlink r:id="rId14" w:history="1">
           <w:r>
             <w:rPr>
               <w:rStyle w:val="Hyperlink"/>
@@ -1821,7 +1624,7 @@
           <w:sz w:val="24"/>
           <w:u w:val="single"/>
         </w:rPr>
-        <w:hyperlink r:id="rId15" w:history="1">
+        <w:hyperlink r:id="rId14" w:history="1">
           <w:r>
             <w:rPr>
               <w:rStyle w:val="Hyperlink"/>
@@ -1838,7 +1641,7 @@
           <w:color w:val="000000"/>
           <w:sz w:val="24"/>
         </w:rPr>
-        <w:t xml:space="preserve"> zijn namenlijsten van zendingswerkers te vinden (</w:t>
+        <w:t xml:space="preserve"> zijn namenlijsten va</w:t>
       </w:r>
       <w:r>
         <w:rPr>
@@ -1849,7 +1652,97 @@
           <w:color w:val="000000"/>
           <w:sz w:val="24"/>
         </w:rPr>
-        <w:hyperlink r:id="rId15" w:history="1">
+        <w:hyperlink r:id="rId14" w:history="1">
+          <w:r>
+            <w:rPr>
+              <w:rStyle w:val="Hyperlink"/>
+            </w:rPr>
+            <w:t>n zendingsw</w:t>
+          </w:r>
+        </w:hyperlink>
+      </w:r>
+      <w:r>
+        <w:rPr>
+          <w:u w:val="single" w:color="0000ff"/>
+          <w:rFonts w:ascii="Charis SIL Regular" w:hAnsi="Charis SIL Regular" w:eastAsia="Charis SIL Regular"/>
+          <w:b w:val="0"/>
+          <w:i w:val="0"/>
+          <w:color w:val="000000"/>
+          <w:sz w:val="24"/>
+        </w:rPr>
+        <w:hyperlink r:id="rId14" w:history="1">
+          <w:r>
+            <w:rPr>
+              <w:rStyle w:val="Hyperlink"/>
+            </w:rPr>
+            <w:t>e</w:t>
+          </w:r>
+        </w:hyperlink>
+      </w:r>
+      <w:r>
+        <w:rPr>
+          <w:u w:val="single" w:color="0000ff"/>
+          <w:rFonts w:ascii="Charis SIL Regular" w:hAnsi="Charis SIL Regular" w:eastAsia="Charis SIL Regular"/>
+          <w:b w:val="0"/>
+          <w:i w:val="0"/>
+          <w:color w:val="000000"/>
+          <w:sz w:val="24"/>
+        </w:rPr>
+        <w:hyperlink r:id="rId14" w:history="1">
+          <w:r>
+            <w:rPr>
+              <w:rStyle w:val="Hyperlink"/>
+            </w:rPr>
+            <w:t>rke</w:t>
+          </w:r>
+        </w:hyperlink>
+      </w:r>
+      <w:r>
+        <w:rPr>
+          <w:u w:val="single" w:color="0000ff"/>
+          <w:rFonts w:ascii="Charis SIL Regular" w:hAnsi="Charis SIL Regular" w:eastAsia="Charis SIL Regular"/>
+          <w:b w:val="0"/>
+          <w:i w:val="0"/>
+          <w:color w:val="000000"/>
+          <w:sz w:val="24"/>
+        </w:rPr>
+        <w:hyperlink r:id="rId14" w:history="1">
+          <w:r>
+            <w:rPr>
+              <w:rStyle w:val="Hyperlink"/>
+            </w:rPr>
+            <w:t>r</w:t>
+          </w:r>
+        </w:hyperlink>
+      </w:r>
+      <w:r>
+        <w:rPr>
+          <w:u w:val="single" w:color="0000ff"/>
+          <w:rFonts w:ascii="Charis SIL Regular" w:hAnsi="Charis SIL Regular" w:eastAsia="Charis SIL Regular"/>
+          <w:b w:val="0"/>
+          <w:i w:val="0"/>
+          <w:color w:val="000000"/>
+          <w:sz w:val="24"/>
+        </w:rPr>
+        <w:hyperlink r:id="rId14" w:history="1">
+          <w:r>
+            <w:rPr>
+              <w:rStyle w:val="Hyperlink"/>
+            </w:rPr>
+            <w:t>s te vinden (</w:t>
+          </w:r>
+        </w:hyperlink>
+      </w:r>
+      <w:r>
+        <w:rPr>
+          <w:u w:val="single" w:color="0000ff"/>
+          <w:rFonts w:ascii="Charis SIL Regular" w:hAnsi="Charis SIL Regular" w:eastAsia="Charis SIL Regular"/>
+          <w:b w:val="0"/>
+          <w:i w:val="0"/>
+          <w:color w:val="000000"/>
+          <w:sz w:val="24"/>
+        </w:rPr>
+        <w:hyperlink r:id="rId14" w:history="1">
           <w:r>
             <w:rPr>
               <w:rStyle w:val="Hyperlink"/>
@@ -1867,7 +1760,7 @@
           <w:color w:val="000000"/>
           <w:sz w:val="24"/>
         </w:rPr>
-        <w:hyperlink r:id="rId15" w:history="1">
+        <w:hyperlink r:id="rId14" w:history="1">
           <w:r>
             <w:rPr>
               <w:rStyle w:val="Hyperlink"/>
@@ -1885,7 +1778,7 @@
           <w:color w:val="000000"/>
           <w:sz w:val="24"/>
         </w:rPr>
-        <w:hyperlink r:id="rId15" w:history="1">
+        <w:hyperlink r:id="rId14" w:history="1">
           <w:r>
             <w:rPr>
               <w:rStyle w:val="Hyperlink"/>
@@ -1903,7 +1796,7 @@
           <w:color w:val="000000"/>
           <w:sz w:val="24"/>
         </w:rPr>
-        <w:hyperlink r:id="rId15" w:history="1">
+        <w:hyperlink r:id="rId14" w:history="1">
           <w:r>
             <w:rPr>
               <w:rStyle w:val="Hyperlink"/>
@@ -1921,7 +1814,7 @@
           <w:color w:val="000000"/>
           <w:sz w:val="24"/>
         </w:rPr>
-        <w:hyperlink r:id="rId15" w:history="1">
+        <w:hyperlink r:id="rId14" w:history="1">
           <w:r>
             <w:rPr>
               <w:rStyle w:val="Hyperlink"/>
@@ -1989,7 +1882,7 @@
           <w:sz w:val="24"/>
           <w:u w:val="single"/>
         </w:rPr>
-        <w:hyperlink r:id="rId16" w:history="1">
+        <w:hyperlink r:id="rId15" w:history="1">
           <w:r>
             <w:rPr>
               <w:rStyle w:val="Hyperlink"/>
@@ -2017,7 +1910,7 @@
           <w:sz w:val="24"/>
           <w:u w:val="single"/>
         </w:rPr>
-        <w:hyperlink r:id="rId17" w:history="1">
+        <w:hyperlink r:id="rId16" w:history="1">
           <w:r>
             <w:rPr>
               <w:rStyle w:val="Hyperlink"/>
@@ -2046,7 +1939,7 @@
           <w:sz w:val="24"/>
           <w:u w:val="single"/>
         </w:rPr>
-        <w:hyperlink r:id="rId17" w:history="1">
+        <w:hyperlink r:id="rId16" w:history="1">
           <w:r>
             <w:rPr>
               <w:rStyle w:val="Hyperlink"/>
@@ -2093,7 +1986,7 @@
           <w:sz w:val="24"/>
           <w:u w:val="single"/>
         </w:rPr>
-        <w:hyperlink r:id="rId17" w:history="1">
+        <w:hyperlink r:id="rId16" w:history="1">
           <w:r>
             <w:rPr>
               <w:rStyle w:val="Hyperlink"/>
@@ -2122,7 +2015,7 @@
           <w:sz w:val="24"/>
           <w:u w:val="single"/>
         </w:rPr>
-        <w:hyperlink r:id="rId17" w:history="1">
+        <w:hyperlink r:id="rId16" w:history="1">
           <w:r>
             <w:rPr>
               <w:rStyle w:val="Hyperlink"/>
@@ -2220,7 +2113,7 @@
           <w:sz w:val="24"/>
           <w:u w:val="single"/>
         </w:rPr>
-        <w:hyperlink r:id="rId18" w:history="1">
+        <w:hyperlink r:id="rId17" w:history="1">
           <w:r>
             <w:rPr>
               <w:rStyle w:val="Hyperlink"/>
@@ -2249,7 +2142,7 @@
           <w:sz w:val="24"/>
           <w:u w:val="single"/>
         </w:rPr>
-        <w:hyperlink r:id="rId18" w:history="1">
+        <w:hyperlink r:id="rId17" w:history="1">
           <w:r>
             <w:rPr>
               <w:rStyle w:val="Hyperlink"/>
@@ -2277,7 +2170,7 @@
           <w:sz w:val="24"/>
           <w:u w:val="single"/>
         </w:rPr>
-        <w:hyperlink r:id="rId19" w:history="1">
+        <w:hyperlink r:id="rId18" w:history="1">
           <w:r>
             <w:rPr>
               <w:rStyle w:val="Hyperlink"/>
@@ -2306,7 +2199,7 @@
           <w:sz w:val="24"/>
           <w:u w:val="single"/>
         </w:rPr>
-        <w:hyperlink r:id="rId19" w:history="1">
+        <w:hyperlink r:id="rId18" w:history="1">
           <w:r>
             <w:rPr>
               <w:rStyle w:val="Hyperlink"/>
@@ -2335,7 +2228,7 @@
           <w:sz w:val="24"/>
           <w:u w:val="single"/>
         </w:rPr>
-        <w:hyperlink r:id="rId19" w:history="1">
+        <w:hyperlink r:id="rId18" w:history="1">
           <w:r>
             <w:rPr>
               <w:rStyle w:val="Hyperlink"/>
@@ -2364,7 +2257,7 @@
           <w:sz w:val="24"/>
           <w:u w:val="single"/>
         </w:rPr>
-        <w:hyperlink r:id="rId19" w:history="1">
+        <w:hyperlink r:id="rId18" w:history="1">
           <w:r>
             <w:rPr>
               <w:rStyle w:val="Hyperlink"/>
@@ -2393,7 +2286,7 @@
           <w:sz w:val="24"/>
           <w:u w:val="single"/>
         </w:rPr>
-        <w:hyperlink r:id="rId19" w:history="1">
+        <w:hyperlink r:id="rId18" w:history="1">
           <w:r>
             <w:rPr>
               <w:rStyle w:val="Hyperlink"/>
@@ -2414,7 +2307,7 @@
           <w:sz w:val="24"/>
           <w:u w:val="single"/>
         </w:rPr>
-        <w:hyperlink r:id="rId19" w:history="1">
+        <w:hyperlink r:id="rId18" w:history="1">
           <w:r>
             <w:rPr>
               <w:rStyle w:val="Hyperlink"/>
@@ -2443,7 +2336,7 @@
           <w:sz w:val="24"/>
           <w:u w:val="single"/>
         </w:rPr>
-        <w:hyperlink r:id="rId19" w:history="1">
+        <w:hyperlink r:id="rId18" w:history="1">
           <w:r>
             <w:rPr>
               <w:rStyle w:val="Hyperlink"/>
@@ -2477,9 +2370,62 @@
           <w:i w:val="0"/>
           <w:color w:val="0000FF"/>
           <w:sz w:val="24"/>
+        </w:rPr>
+        <w:t xml:space="preserve"> in Ned</w:t>
+      </w:r>
+      <w:r>
+        <w:rPr>
+          <w:rFonts w:ascii="Charis SIL Regular" w:hAnsi="Charis SIL Regular" w:eastAsia="Charis SIL Regular"/>
+          <w:b w:val="0"/>
+          <w:i w:val="0"/>
+          <w:color w:val="0000FF"/>
+          <w:sz w:val="24"/>
           <w:u w:val="single"/>
         </w:rPr>
-        <w:t xml:space="preserve"> </w:t>
+        <w:hyperlink r:id="rId17" w:history="1">
+          <w:r>
+            <w:rPr>
+              <w:rStyle w:val="Hyperlink"/>
+            </w:rPr>
+            <w:t>erland</w:t>
+          </w:r>
+        </w:hyperlink>
+      </w:r>
+      <w:r>
+        <w:rPr>
+          <w:u w:val="single" w:color="0000ff"/>
+          <w:rFonts w:ascii="Charis SIL Regular" w:hAnsi="Charis SIL Regular" w:eastAsia="Charis SIL Regular"/>
+          <w:b w:val="0"/>
+          <w:i w:val="0"/>
+          <w:color w:val="000000"/>
+          <w:sz w:val="24"/>
+        </w:rPr>
+        <w:hyperlink r:id="rId17" w:history="1">
+          <w:r>
+            <w:rPr>
+              <w:rStyle w:val="Hyperlink"/>
+            </w:rPr>
+            <w:t xml:space="preserve">, </w:t>
+          </w:r>
+        </w:hyperlink>
+      </w:r>
+      <w:r>
+        <w:rPr>
+          <w:rFonts w:ascii="Charis SIL Regular" w:hAnsi="Charis SIL Regular" w:eastAsia="Charis SIL Regular"/>
+          <w:b w:val="0"/>
+          <w:i w:val="0"/>
+          <w:color w:val="0000FF"/>
+          <w:sz w:val="24"/>
+          <w:u w:val="single"/>
+        </w:rPr>
+        <w:hyperlink r:id="rId19" w:history="1">
+          <w:r>
+            <w:rPr>
+              <w:rStyle w:val="Hyperlink"/>
+            </w:rPr>
+            <w:t>H</w:t>
+          </w:r>
+        </w:hyperlink>
       </w:r>
       <w:r>
         <w:rPr>
@@ -2495,7 +2441,7 @@
             <w:rPr>
               <w:rStyle w:val="Hyperlink"/>
             </w:rPr>
-            <w:t>in</w:t>
+            <w:t>DC</w:t>
           </w:r>
         </w:hyperlink>
       </w:r>
@@ -2520,6 +2466,493 @@
           <w:u w:val="single"/>
         </w:rPr>
         <w:hyperlink r:id="rId18" w:history="1">
+          <w:r>
+            <w:rPr>
+              <w:rStyle w:val="Hyperlink"/>
+            </w:rPr>
+            <w:t>Pro</w:t>
+          </w:r>
+        </w:hyperlink>
+      </w:r>
+      <w:r>
+        <w:rPr>
+          <w:rFonts w:ascii="Charis SIL Regular" w:hAnsi="Charis SIL Regular" w:eastAsia="Charis SIL Regular"/>
+          <w:b w:val="0"/>
+          <w:i w:val="0"/>
+          <w:color w:val="0000FF"/>
+          <w:sz w:val="24"/>
+        </w:rPr>
+        <w:t>t</w:t>
+      </w:r>
+      <w:r>
+        <w:rPr>
+          <w:rFonts w:ascii="Charis SIL Regular" w:hAnsi="Charis SIL Regular" w:eastAsia="Charis SIL Regular"/>
+          <w:b w:val="0"/>
+          <w:i w:val="0"/>
+          <w:color w:val="0000FF"/>
+          <w:sz w:val="24"/>
+          <w:u w:val="single"/>
+        </w:rPr>
+        <w:hyperlink r:id="rId18" w:history="1">
+          <w:r>
+            <w:rPr>
+              <w:rStyle w:val="Hyperlink"/>
+            </w:rPr>
+            <w:t>est</w:t>
+          </w:r>
+        </w:hyperlink>
+      </w:r>
+      <w:r>
+        <w:rPr>
+          <w:rFonts w:ascii="Charis SIL Regular" w:hAnsi="Charis SIL Regular" w:eastAsia="Charis SIL Regular"/>
+          <w:b w:val="0"/>
+          <w:i w:val="0"/>
+          <w:color w:val="0000FF"/>
+          <w:sz w:val="24"/>
+          <w:u w:val="single"/>
+        </w:rPr>
+        <w:hyperlink r:id="rId18" w:history="1">
+          <w:r>
+            <w:rPr>
+              <w:rStyle w:val="Hyperlink"/>
+            </w:rPr>
+            <w:t>ants</w:t>
+          </w:r>
+        </w:hyperlink>
+      </w:r>
+      <w:r>
+        <w:rPr>
+          <w:rFonts w:ascii="Charis SIL Regular" w:hAnsi="Charis SIL Regular" w:eastAsia="Charis SIL Regular"/>
+          <w:b w:val="0"/>
+          <w:i w:val="0"/>
+          <w:color w:val="0000FF"/>
+          <w:sz w:val="24"/>
+          <w:u w:val="single"/>
+        </w:rPr>
+        <w:t xml:space="preserve"> </w:t>
+      </w:r>
+      <w:r>
+        <w:rPr>
+          <w:rFonts w:ascii="Charis SIL Regular" w:hAnsi="Charis SIL Regular" w:eastAsia="Charis SIL Regular"/>
+          <w:b w:val="0"/>
+          <w:i w:val="0"/>
+          <w:color w:val="0000FF"/>
+          <w:sz w:val="24"/>
+          <w:u w:val="single"/>
+        </w:rPr>
+        <w:hyperlink r:id="rId18" w:history="1">
+          <w:r>
+            <w:rPr>
+              <w:rStyle w:val="Hyperlink"/>
+            </w:rPr>
+            <w:t>Erfgoed</w:t>
+          </w:r>
+        </w:hyperlink>
+      </w:r>
+      <w:r>
+        <w:rPr>
+          <w:u w:val="single" w:color="0000ff"/>
+          <w:rFonts w:ascii="Charis SIL Regular" w:hAnsi="Charis SIL Regular" w:eastAsia="Charis SIL Regular"/>
+          <w:b w:val="0"/>
+          <w:i w:val="0"/>
+          <w:color w:val="000000"/>
+          <w:sz w:val="24"/>
+        </w:rPr>
+        <w:hyperlink r:id="rId18" w:history="1">
+          <w:r>
+            <w:rPr>
+              <w:rStyle w:val="Hyperlink"/>
+            </w:rPr>
+            <w:t xml:space="preserve"> bij de Vri</w:t>
+          </w:r>
+        </w:hyperlink>
+      </w:r>
+      <w:r>
+        <w:rPr>
+          <w:u w:val="single" w:color="0000ff"/>
+          <w:rFonts w:ascii="Charis SIL Regular" w:hAnsi="Charis SIL Regular" w:eastAsia="Charis SIL Regular"/>
+          <w:b w:val="0"/>
+          <w:i w:val="0"/>
+          <w:color w:val="000000"/>
+          <w:sz w:val="24"/>
+        </w:rPr>
+        <w:hyperlink r:id="rId18" w:history="1">
+          <w:r>
+            <w:rPr>
+              <w:rStyle w:val="Hyperlink"/>
+            </w:rPr>
+            <w:t>j</w:t>
+          </w:r>
+        </w:hyperlink>
+      </w:r>
+      <w:r>
+        <w:rPr>
+          <w:u w:val="single" w:color="0000ff"/>
+          <w:rFonts w:ascii="Charis SIL Regular" w:hAnsi="Charis SIL Regular" w:eastAsia="Charis SIL Regular"/>
+          <w:b w:val="0"/>
+          <w:i w:val="0"/>
+          <w:color w:val="000000"/>
+          <w:sz w:val="24"/>
+        </w:rPr>
+        <w:hyperlink r:id="rId18" w:history="1">
+          <w:r>
+            <w:rPr>
+              <w:rStyle w:val="Hyperlink"/>
+            </w:rPr>
+            <w:t>e U</w:t>
+          </w:r>
+        </w:hyperlink>
+      </w:r>
+      <w:r>
+        <w:rPr>
+          <w:u w:val="single" w:color="0000ff"/>
+          <w:rFonts w:ascii="Charis SIL Regular" w:hAnsi="Charis SIL Regular" w:eastAsia="Charis SIL Regular"/>
+          <w:b w:val="0"/>
+          <w:i w:val="0"/>
+          <w:color w:val="000000"/>
+          <w:sz w:val="24"/>
+        </w:rPr>
+        <w:hyperlink r:id="rId18" w:history="1">
+          <w:r>
+            <w:rPr>
+              <w:rStyle w:val="Hyperlink"/>
+            </w:rPr>
+            <w:t>n</w:t>
+          </w:r>
+        </w:hyperlink>
+      </w:r>
+      <w:r>
+        <w:rPr>
+          <w:u w:val="single" w:color="0000ff"/>
+          <w:rFonts w:ascii="Charis SIL Regular" w:hAnsi="Charis SIL Regular" w:eastAsia="Charis SIL Regular"/>
+          <w:b w:val="0"/>
+          <w:i w:val="0"/>
+          <w:color w:val="000000"/>
+          <w:sz w:val="24"/>
+        </w:rPr>
+        <w:hyperlink r:id="rId18" w:history="1">
+          <w:r>
+            <w:rPr>
+              <w:rStyle w:val="Hyperlink"/>
+            </w:rPr>
+            <w:t>iv</w:t>
+          </w:r>
+        </w:hyperlink>
+      </w:r>
+      <w:r>
+        <w:rPr>
+          <w:rFonts w:ascii="Charis SIL Regular" w:hAnsi="Charis SIL Regular" w:eastAsia="Charis SIL Regular"/>
+          <w:b w:val="0"/>
+          <w:i w:val="0"/>
+          <w:color w:val="000000"/>
+          <w:sz w:val="24"/>
+        </w:rPr>
+        <w:hyperlink r:id="rId18" w:history="1">
+          <w:r>
+            <w:rPr>
+              <w:rStyle w:val="Hyperlink"/>
+            </w:rPr>
+            <w:t>e</w:t>
+          </w:r>
+        </w:hyperlink>
+      </w:r>
+      <w:r>
+        <w:rPr>
+          <w:rFonts w:ascii="Charis SIL Regular" w:hAnsi="Charis SIL Regular" w:eastAsia="Charis SIL Regular"/>
+          <w:b w:val="0"/>
+          <w:i w:val="0"/>
+          <w:color w:val="000000"/>
+          <w:sz w:val="24"/>
+        </w:rPr>
+        <w:t xml:space="preserve">rsiteit, </w:t>
+      </w:r>
+      <w:r>
+        <w:rPr>
+          <w:rFonts w:ascii="Charis SIL Regular" w:hAnsi="Charis SIL Regular" w:eastAsia="Charis SIL Regular"/>
+          <w:b w:val="0"/>
+          <w:i w:val="0"/>
+          <w:color w:val="0000FF"/>
+          <w:sz w:val="24"/>
+          <w:u w:val="single"/>
+        </w:rPr>
+        <w:hyperlink r:id="rId18" w:history="1">
+          <w:r>
+            <w:rPr>
+              <w:rStyle w:val="Hyperlink"/>
+            </w:rPr>
+            <w:t>Katholiek</w:t>
+          </w:r>
+        </w:hyperlink>
+      </w:r>
+      <w:r>
+        <w:rPr>
+          <w:rFonts w:ascii="Charis SIL Regular" w:hAnsi="Charis SIL Regular" w:eastAsia="Charis SIL Regular"/>
+          <w:b w:val="0"/>
+          <w:i w:val="0"/>
+          <w:color w:val="0000FF"/>
+          <w:sz w:val="24"/>
+          <w:u w:val="single"/>
+        </w:rPr>
+        <w:t xml:space="preserve"> </w:t>
+      </w:r>
+      <w:r>
+        <w:rPr>
+          <w:rFonts w:ascii="Charis SIL Regular" w:hAnsi="Charis SIL Regular" w:eastAsia="Charis SIL Regular"/>
+          <w:b w:val="0"/>
+          <w:i w:val="0"/>
+          <w:color w:val="0000FF"/>
+          <w:sz w:val="24"/>
+          <w:u w:val="single"/>
+        </w:rPr>
+        <w:hyperlink r:id="rId18" w:history="1">
+          <w:r>
+            <w:rPr>
+              <w:rStyle w:val="Hyperlink"/>
+            </w:rPr>
+            <w:t>Docu</w:t>
+          </w:r>
+        </w:hyperlink>
+      </w:r>
+      <w:r>
+        <w:rPr>
+          <w:rFonts w:ascii="Charis SIL Regular" w:hAnsi="Charis SIL Regular" w:eastAsia="Charis SIL Regular"/>
+          <w:b w:val="0"/>
+          <w:i w:val="0"/>
+          <w:color w:val="0000FF"/>
+          <w:sz w:val="24"/>
+          <w:u w:val="single"/>
+        </w:rPr>
+        <w:hyperlink r:id="rId18" w:history="1">
+          <w:r>
+            <w:rPr>
+              <w:rStyle w:val="Hyperlink"/>
+            </w:rPr>
+            <w:t>mentat</w:t>
+          </w:r>
+        </w:hyperlink>
+      </w:r>
+      <w:r>
+        <w:rPr>
+          <w:rFonts w:ascii="Charis SIL Regular" w:hAnsi="Charis SIL Regular" w:eastAsia="Charis SIL Regular"/>
+          <w:b w:val="0"/>
+          <w:i w:val="0"/>
+          <w:color w:val="0000FF"/>
+          <w:sz w:val="24"/>
+          <w:u w:val="single"/>
+        </w:rPr>
+        <w:hyperlink r:id="rId18" w:history="1">
+          <w:r>
+            <w:rPr>
+              <w:rStyle w:val="Hyperlink"/>
+            </w:rPr>
+            <w:t>i</w:t>
+          </w:r>
+        </w:hyperlink>
+      </w:r>
+      <w:r>
+        <w:rPr>
+          <w:rFonts w:ascii="Charis SIL Regular" w:hAnsi="Charis SIL Regular" w:eastAsia="Charis SIL Regular"/>
+          <w:b w:val="0"/>
+          <w:i w:val="0"/>
+          <w:color w:val="0000FF"/>
+          <w:sz w:val="24"/>
+          <w:u w:val="single"/>
+        </w:rPr>
+        <w:hyperlink r:id="rId18" w:history="1">
+          <w:r>
+            <w:rPr>
+              <w:rStyle w:val="Hyperlink"/>
+            </w:rPr>
+            <w:t>e</w:t>
+          </w:r>
+        </w:hyperlink>
+      </w:r>
+      <w:r>
+        <w:rPr>
+          <w:rFonts w:ascii="Charis SIL Regular" w:hAnsi="Charis SIL Regular" w:eastAsia="Charis SIL Regular"/>
+          <w:b w:val="0"/>
+          <w:i w:val="0"/>
+          <w:color w:val="0000FF"/>
+          <w:sz w:val="24"/>
+          <w:u w:val="single"/>
+        </w:rPr>
+        <w:t xml:space="preserve"> </w:t>
+      </w:r>
+      <w:r>
+        <w:rPr>
+          <w:rFonts w:ascii="Charis SIL Regular" w:hAnsi="Charis SIL Regular" w:eastAsia="Charis SIL Regular"/>
+          <w:b w:val="0"/>
+          <w:i w:val="0"/>
+          <w:color w:val="0000FF"/>
+          <w:sz w:val="24"/>
+          <w:u w:val="single"/>
+        </w:rPr>
+        <w:hyperlink r:id="rId20" w:history="1">
+          <w:r>
+            <w:rPr>
+              <w:rStyle w:val="Hyperlink"/>
+            </w:rPr>
+            <w:t>C</w:t>
+          </w:r>
+        </w:hyperlink>
+      </w:r>
+      <w:r>
+        <w:rPr>
+          <w:rFonts w:ascii="Charis SIL Regular" w:hAnsi="Charis SIL Regular" w:eastAsia="Charis SIL Regular"/>
+          <w:b w:val="0"/>
+          <w:i w:val="0"/>
+          <w:color w:val="0000FF"/>
+          <w:sz w:val="24"/>
+          <w:u w:val="single"/>
+        </w:rPr>
+        <w:hyperlink r:id="rId20" w:history="1">
+          <w:r>
+            <w:rPr>
+              <w:rStyle w:val="Hyperlink"/>
+            </w:rPr>
+            <w:t>entrum</w:t>
+          </w:r>
+        </w:hyperlink>
+      </w:r>
+      <w:r>
+        <w:rPr>
+          <w:u w:val="single" w:color="0000ff"/>
+          <w:rFonts w:ascii="Charis SIL Regular" w:hAnsi="Charis SIL Regular" w:eastAsia="Charis SIL Regular"/>
+          <w:b w:val="0"/>
+          <w:i w:val="0"/>
+          <w:color w:val="000000"/>
+          <w:sz w:val="24"/>
+        </w:rPr>
+        <w:hyperlink r:id="rId18" w:history="1">
+          <w:r>
+            <w:rPr>
+              <w:rStyle w:val="Hyperlink"/>
+            </w:rPr>
+            <w:t>, e</w:t>
+          </w:r>
+        </w:hyperlink>
+      </w:r>
+      <w:r>
+        <w:rPr>
+          <w:rFonts w:ascii="Charis SIL Regular" w:hAnsi="Charis SIL Regular" w:eastAsia="Charis SIL Regular"/>
+          <w:b w:val="0"/>
+          <w:i w:val="0"/>
+          <w:color w:val="000000"/>
+          <w:sz w:val="24"/>
+        </w:rPr>
+        <w:t xml:space="preserve">n </w:t>
+      </w:r>
+      <w:r>
+        <w:rPr>
+          <w:u w:val="single" w:color="0000ff"/>
+          <w:rFonts w:ascii="Charis SIL Regular" w:hAnsi="Charis SIL Regular" w:eastAsia="Charis SIL Regular"/>
+          <w:b w:val="0"/>
+          <w:i w:val="0"/>
+          <w:color w:val="000000"/>
+          <w:sz w:val="24"/>
+        </w:rPr>
+        <w:hyperlink r:id="rId19" w:history="1">
+          <w:r>
+            <w:rPr>
+              <w:rStyle w:val="Hyperlink"/>
+            </w:rPr>
+            <w:t xml:space="preserve">het </w:t>
+          </w:r>
+        </w:hyperlink>
+      </w:r>
+      <w:r>
+        <w:rPr>
+          <w:rFonts w:ascii="Charis SIL Regular" w:hAnsi="Charis SIL Regular" w:eastAsia="Charis SIL Regular"/>
+          <w:b w:val="0"/>
+          <w:i w:val="0"/>
+          <w:color w:val="0000FF"/>
+          <w:sz w:val="24"/>
+          <w:u w:val="single"/>
+        </w:rPr>
+        <w:hyperlink r:id="rId21" w:history="1">
+          <w:r>
+            <w:rPr>
+              <w:rStyle w:val="Hyperlink"/>
+            </w:rPr>
+            <w:t>E</w:t>
+          </w:r>
+        </w:hyperlink>
+      </w:r>
+      <w:r>
+        <w:rPr>
+          <w:rFonts w:ascii="Charis SIL Regular" w:hAnsi="Charis SIL Regular" w:eastAsia="Charis SIL Regular"/>
+          <w:b w:val="0"/>
+          <w:i w:val="0"/>
+          <w:color w:val="0000FF"/>
+          <w:sz w:val="24"/>
+          <w:u w:val="single"/>
+        </w:rPr>
+        <w:hyperlink r:id="rId21" w:history="1">
+          <w:r>
+            <w:rPr>
+              <w:rStyle w:val="Hyperlink"/>
+            </w:rPr>
+            <w:t>rfgoedcent</w:t>
+          </w:r>
+        </w:hyperlink>
+      </w:r>
+      <w:r>
+        <w:rPr>
+          <w:rFonts w:ascii="Charis SIL Regular" w:hAnsi="Charis SIL Regular" w:eastAsia="Charis SIL Regular"/>
+          <w:b w:val="0"/>
+          <w:i w:val="0"/>
+          <w:color w:val="0000FF"/>
+          <w:sz w:val="24"/>
+          <w:u w:val="single"/>
+        </w:rPr>
+        <w:hyperlink r:id="rId21" w:history="1">
+          <w:r>
+            <w:rPr>
+              <w:rStyle w:val="Hyperlink"/>
+            </w:rPr>
+            <w:t>r</w:t>
+          </w:r>
+        </w:hyperlink>
+      </w:r>
+      <w:r>
+        <w:rPr>
+          <w:rFonts w:ascii="Charis SIL Regular" w:hAnsi="Charis SIL Regular" w:eastAsia="Charis SIL Regular"/>
+          <w:b w:val="0"/>
+          <w:i w:val="0"/>
+          <w:color w:val="0000FF"/>
+          <w:sz w:val="24"/>
+          <w:u w:val="single"/>
+        </w:rPr>
+        <w:hyperlink r:id="rId21" w:history="1">
+          <w:r>
+            <w:rPr>
+              <w:rStyle w:val="Hyperlink"/>
+            </w:rPr>
+            <w:t>um</w:t>
+          </w:r>
+        </w:hyperlink>
+      </w:r>
+      <w:r>
+        <w:rPr>
+          <w:rFonts w:ascii="Charis SIL Regular" w:hAnsi="Charis SIL Regular" w:eastAsia="Charis SIL Regular"/>
+          <w:b w:val="0"/>
+          <w:i w:val="0"/>
+          <w:color w:val="0000FF"/>
+          <w:sz w:val="24"/>
+          <w:u w:val="single"/>
+        </w:rPr>
+        <w:t xml:space="preserve"> </w:t>
+      </w:r>
+      <w:r>
+        <w:rPr>
+          <w:rFonts w:ascii="Charis SIL Regular" w:hAnsi="Charis SIL Regular" w:eastAsia="Charis SIL Regular"/>
+          <w:b w:val="0"/>
+          <w:i w:val="0"/>
+          <w:color w:val="0000FF"/>
+          <w:sz w:val="24"/>
+          <w:u w:val="single"/>
+        </w:rPr>
+        <w:hyperlink r:id="rId21" w:history="1">
           <w:r>
             <w:rPr>
               <w:rStyle w:val="Hyperlink"/>
@@ -2537,12 +2970,12 @@
           <w:sz w:val="24"/>
           <w:u w:val="single"/>
         </w:rPr>
-        <w:hyperlink r:id="rId18" w:history="1">
+        <w:hyperlink r:id="rId21" w:history="1">
           <w:r>
             <w:rPr>
               <w:rStyle w:val="Hyperlink"/>
             </w:rPr>
-            <w:t>erland</w:t>
+            <w:t>erlands</w:t>
           </w:r>
         </w:hyperlink>
       </w:r>
@@ -2551,10 +2984,11 @@
           <w:rFonts w:ascii="Charis SIL Regular" w:hAnsi="Charis SIL Regular" w:eastAsia="Charis SIL Regular"/>
           <w:b w:val="0"/>
           <w:i w:val="0"/>
-          <w:color w:val="000000"/>
-          <w:sz w:val="24"/>
-        </w:rPr>
-        <w:t xml:space="preserve">, </w:t>
+          <w:color w:val="0000FF"/>
+          <w:sz w:val="24"/>
+          <w:u w:val="single"/>
+        </w:rPr>
+        <w:t xml:space="preserve"> </w:t>
       </w:r>
       <w:r>
         <w:rPr>
@@ -2564,136 +2998,70 @@
           <w:color w:val="0000FF"/>
           <w:sz w:val="24"/>
           <w:u w:val="single"/>
+        </w:rPr>
+        <w:hyperlink r:id="rId21" w:history="1">
+          <w:r>
+            <w:rPr>
+              <w:rStyle w:val="Hyperlink"/>
+            </w:rPr>
+            <w:t>Kloosterleven</w:t>
+          </w:r>
+        </w:hyperlink>
+      </w:r>
+      <w:r>
+        <w:rPr>
+          <w:rFonts w:ascii="Charis SIL Regular" w:hAnsi="Charis SIL Regular" w:eastAsia="Charis SIL Regular"/>
+          <w:b w:val="0"/>
+          <w:i w:val="0"/>
+          <w:color w:val="000000"/>
+          <w:sz w:val="24"/>
+        </w:rPr>
+        <w:t xml:space="preserve">. Ook in </w:t>
+      </w:r>
+      <w:r>
+        <w:rPr>
+          <w:u w:val="single" w:color="0000ff"/>
+          <w:rFonts w:ascii="Charis SIL Regular" w:hAnsi="Charis SIL Regular" w:eastAsia="Charis SIL Regular"/>
+          <w:b w:val="0"/>
+          <w:i w:val="0"/>
+          <w:color w:val="000000"/>
+          <w:sz w:val="24"/>
         </w:rPr>
         <w:hyperlink r:id="rId20" w:history="1">
           <w:r>
             <w:rPr>
               <w:rStyle w:val="Hyperlink"/>
             </w:rPr>
-            <w:t>H</w:t>
+            <w:t>de landen</w:t>
           </w:r>
         </w:hyperlink>
       </w:r>
       <w:r>
         <w:rPr>
+          <w:u w:val="single" w:color="0000ff"/>
           <w:rFonts w:ascii="Charis SIL Regular" w:hAnsi="Charis SIL Regular" w:eastAsia="Charis SIL Regular"/>
           <w:b w:val="0"/>
           <w:i w:val="0"/>
-          <w:color w:val="0000FF"/>
-          <w:sz w:val="24"/>
-          <w:u w:val="single"/>
-        </w:rPr>
-        <w:hyperlink r:id="rId19" w:history="1">
-          <w:r>
-            <w:rPr>
-              <w:rStyle w:val="Hyperlink"/>
-            </w:rPr>
-            <w:t>DC</w:t>
-          </w:r>
-        </w:hyperlink>
-      </w:r>
-      <w:r>
-        <w:rPr>
+          <w:color w:val="000000"/>
+          <w:sz w:val="24"/>
+        </w:rPr>
+        <w:t xml:space="preserve"> </w:t>
+      </w:r>
+      <w:r>
+        <w:rPr>
+          <w:u w:val="single" w:color="0000ff"/>
           <w:rFonts w:ascii="Charis SIL Regular" w:hAnsi="Charis SIL Regular" w:eastAsia="Charis SIL Regular"/>
           <w:b w:val="0"/>
           <w:i w:val="0"/>
-          <w:color w:val="0000FF"/>
-          <w:sz w:val="24"/>
-          <w:u w:val="single"/>
-        </w:rPr>
-        <w:t xml:space="preserve"> </w:t>
-      </w:r>
-      <w:r>
-        <w:rPr>
-          <w:rFonts w:ascii="Charis SIL Regular" w:hAnsi="Charis SIL Regular" w:eastAsia="Charis SIL Regular"/>
-          <w:b w:val="0"/>
-          <w:i w:val="0"/>
-          <w:color w:val="0000FF"/>
-          <w:sz w:val="24"/>
-          <w:u w:val="single"/>
-        </w:rPr>
-        <w:hyperlink r:id="rId19" w:history="1">
-          <w:r>
-            <w:rPr>
-              <w:rStyle w:val="Hyperlink"/>
-            </w:rPr>
-            <w:t>Pro</w:t>
-          </w:r>
-        </w:hyperlink>
-      </w:r>
-      <w:r>
-        <w:rPr>
-          <w:rFonts w:ascii="Charis SIL Regular" w:hAnsi="Charis SIL Regular" w:eastAsia="Charis SIL Regular"/>
-          <w:b w:val="0"/>
-          <w:i w:val="0"/>
-          <w:color w:val="0000FF"/>
-          <w:sz w:val="24"/>
-          <w:u w:val="single"/>
-        </w:rPr>
-        <w:t>t</w:t>
-      </w:r>
-      <w:r>
-        <w:rPr>
-          <w:rFonts w:ascii="Charis SIL Regular" w:hAnsi="Charis SIL Regular" w:eastAsia="Charis SIL Regular"/>
-          <w:b w:val="0"/>
-          <w:i w:val="0"/>
-          <w:color w:val="0000FF"/>
-          <w:sz w:val="24"/>
-          <w:u w:val="single"/>
-        </w:rPr>
-        <w:hyperlink r:id="rId19" w:history="1">
-          <w:r>
-            <w:rPr>
-              <w:rStyle w:val="Hyperlink"/>
-            </w:rPr>
-            <w:t>est</w:t>
-          </w:r>
-        </w:hyperlink>
-      </w:r>
-      <w:r>
-        <w:rPr>
-          <w:rFonts w:ascii="Charis SIL Regular" w:hAnsi="Charis SIL Regular" w:eastAsia="Charis SIL Regular"/>
-          <w:b w:val="0"/>
-          <w:i w:val="0"/>
-          <w:color w:val="0000FF"/>
-          <w:sz w:val="24"/>
-          <w:u w:val="single"/>
-        </w:rPr>
-        <w:hyperlink r:id="rId19" w:history="1">
-          <w:r>
-            <w:rPr>
-              <w:rStyle w:val="Hyperlink"/>
-            </w:rPr>
-            <w:t>ants</w:t>
-          </w:r>
-        </w:hyperlink>
-      </w:r>
-      <w:r>
-        <w:rPr>
-          <w:rFonts w:ascii="Charis SIL Regular" w:hAnsi="Charis SIL Regular" w:eastAsia="Charis SIL Regular"/>
-          <w:b w:val="0"/>
-          <w:i w:val="0"/>
-          <w:color w:val="0000FF"/>
-          <w:sz w:val="24"/>
-          <w:u w:val="single"/>
-        </w:rPr>
-        <w:t xml:space="preserve"> </w:t>
-      </w:r>
-      <w:r>
-        <w:rPr>
-          <w:rFonts w:ascii="Charis SIL Regular" w:hAnsi="Charis SIL Regular" w:eastAsia="Charis SIL Regular"/>
-          <w:b w:val="0"/>
-          <w:i w:val="0"/>
-          <w:color w:val="0000FF"/>
-          <w:sz w:val="24"/>
-          <w:u w:val="single"/>
+          <w:color w:val="000000"/>
+          <w:sz w:val="24"/>
         </w:rPr>
         <w:hyperlink r:id="rId20" w:history="1">
           <w:r>
             <w:rPr>
               <w:rStyle w:val="Hyperlink"/>
             </w:rPr>
-            <w:t>Erfgoed</w:t>
+            <w:t>waar de zendi</w:t>
           </w:r>
         </w:hyperlink>
       </w:r>
@@ -2706,205 +3074,51 @@
           <w:color w:val="000000"/>
           <w:sz w:val="24"/>
         </w:rPr>
-        <w:hyperlink r:id="rId19" w:history="1">
+        <w:hyperlink r:id="rId20" w:history="1">
           <w:r>
             <w:rPr>
               <w:rStyle w:val="Hyperlink"/>
             </w:rPr>
-            <w:t xml:space="preserve"> bij de Vri</w:t>
+            <w:t>ng en mi</w:t>
           </w:r>
         </w:hyperlink>
       </w:r>
       <w:r>
         <w:rPr>
+          <w:rFonts w:ascii="Charis SIL Regular" w:hAnsi="Charis SIL Regular" w:eastAsia="Charis SIL Regular"/>
+          <w:b w:val="0"/>
+          <w:i w:val="0"/>
+          <w:color w:val="000000"/>
+          <w:sz w:val="24"/>
+        </w:rPr>
+        <w:t>ssie acti</w:t>
+      </w:r>
+      <w:r>
+        <w:rPr>
           <w:u w:val="single" w:color="0000ff"/>
           <w:rFonts w:ascii="Charis SIL Regular" w:hAnsi="Charis SIL Regular" w:eastAsia="Charis SIL Regular"/>
           <w:b w:val="0"/>
           <w:i w:val="0"/>
           <w:color w:val="000000"/>
           <w:sz w:val="24"/>
-        </w:rPr>
-        <w:hyperlink r:id="rId19" w:history="1">
-          <w:r>
-            <w:rPr>
-              <w:rStyle w:val="Hyperlink"/>
-            </w:rPr>
-            <w:t>j</w:t>
-          </w:r>
-        </w:hyperlink>
-      </w:r>
-      <w:r>
-        <w:rPr>
-          <w:u w:val="single" w:color="0000ff"/>
-          <w:rFonts w:ascii="Charis SIL Regular" w:hAnsi="Charis SIL Regular" w:eastAsia="Charis SIL Regular"/>
-          <w:b w:val="0"/>
-          <w:i w:val="0"/>
-          <w:color w:val="000000"/>
-          <w:sz w:val="24"/>
-        </w:rPr>
-        <w:hyperlink r:id="rId19" w:history="1">
-          <w:r>
-            <w:rPr>
-              <w:rStyle w:val="Hyperlink"/>
-            </w:rPr>
-            <w:t>e U</w:t>
-          </w:r>
-        </w:hyperlink>
-      </w:r>
-      <w:r>
-        <w:rPr>
-          <w:u w:val="single" w:color="0000ff"/>
-          <w:rFonts w:ascii="Charis SIL Regular" w:hAnsi="Charis SIL Regular" w:eastAsia="Charis SIL Regular"/>
-          <w:b w:val="0"/>
-          <w:i w:val="0"/>
-          <w:color w:val="000000"/>
-          <w:sz w:val="24"/>
-        </w:rPr>
-        <w:hyperlink r:id="rId19" w:history="1">
-          <w:r>
-            <w:rPr>
-              <w:rStyle w:val="Hyperlink"/>
-            </w:rPr>
-            <w:t>n</w:t>
-          </w:r>
-        </w:hyperlink>
-      </w:r>
-      <w:r>
-        <w:rPr>
-          <w:u w:val="single" w:color="0000ff"/>
-          <w:rFonts w:ascii="Charis SIL Regular" w:hAnsi="Charis SIL Regular" w:eastAsia="Charis SIL Regular"/>
-          <w:b w:val="0"/>
-          <w:i w:val="0"/>
-          <w:color w:val="000000"/>
-          <w:sz w:val="24"/>
-        </w:rPr>
-        <w:hyperlink r:id="rId19" w:history="1">
-          <w:r>
-            <w:rPr>
-              <w:rStyle w:val="Hyperlink"/>
-            </w:rPr>
-            <w:t>iv</w:t>
-          </w:r>
-        </w:hyperlink>
-      </w:r>
-      <w:r>
-        <w:rPr>
-          <w:rFonts w:ascii="Charis SIL Regular" w:hAnsi="Charis SIL Regular" w:eastAsia="Charis SIL Regular"/>
-          <w:b w:val="0"/>
-          <w:i w:val="0"/>
-          <w:color w:val="000000"/>
-          <w:sz w:val="24"/>
-        </w:rPr>
-        <w:hyperlink r:id="rId19" w:history="1">
-          <w:r>
-            <w:rPr>
-              <w:rStyle w:val="Hyperlink"/>
-            </w:rPr>
-            <w:t>e</w:t>
-          </w:r>
-        </w:hyperlink>
-      </w:r>
-      <w:r>
-        <w:rPr>
-          <w:rFonts w:ascii="Charis SIL Regular" w:hAnsi="Charis SIL Regular" w:eastAsia="Charis SIL Regular"/>
-          <w:b w:val="0"/>
-          <w:i w:val="0"/>
-          <w:color w:val="000000"/>
-          <w:sz w:val="24"/>
-        </w:rPr>
-        <w:t xml:space="preserve">rsiteit, </w:t>
-      </w:r>
-      <w:r>
-        <w:rPr>
-          <w:rFonts w:ascii="Charis SIL Regular" w:hAnsi="Charis SIL Regular" w:eastAsia="Charis SIL Regular"/>
-          <w:b w:val="0"/>
-          <w:i w:val="0"/>
-          <w:color w:val="0000FF"/>
-          <w:sz w:val="24"/>
-          <w:u w:val="single"/>
         </w:rPr>
         <w:hyperlink r:id="rId21" w:history="1">
           <w:r>
             <w:rPr>
               <w:rStyle w:val="Hyperlink"/>
             </w:rPr>
-            <w:t>Katholiek</w:t>
+            <w:t>ef waren, zijn ve</w:t>
           </w:r>
         </w:hyperlink>
       </w:r>
       <w:r>
         <w:rPr>
+          <w:u w:val="single" w:color="0000ff"/>
           <w:rFonts w:ascii="Charis SIL Regular" w:hAnsi="Charis SIL Regular" w:eastAsia="Charis SIL Regular"/>
           <w:b w:val="0"/>
           <w:i w:val="0"/>
-          <w:color w:val="0000FF"/>
-          <w:sz w:val="24"/>
-          <w:u w:val="single"/>
-        </w:rPr>
-        <w:t xml:space="preserve"> </w:t>
-      </w:r>
-      <w:r>
-        <w:rPr>
-          <w:rFonts w:ascii="Charis SIL Regular" w:hAnsi="Charis SIL Regular" w:eastAsia="Charis SIL Regular"/>
-          <w:b w:val="0"/>
-          <w:i w:val="0"/>
-          <w:color w:val="0000FF"/>
-          <w:sz w:val="24"/>
-          <w:u w:val="single"/>
-        </w:rPr>
-        <w:hyperlink r:id="rId21" w:history="1">
-          <w:r>
-            <w:rPr>
-              <w:rStyle w:val="Hyperlink"/>
-            </w:rPr>
-            <w:t>Docu</w:t>
-          </w:r>
-        </w:hyperlink>
-      </w:r>
-      <w:r>
-        <w:rPr>
-          <w:rFonts w:ascii="Charis SIL Regular" w:hAnsi="Charis SIL Regular" w:eastAsia="Charis SIL Regular"/>
-          <w:b w:val="0"/>
-          <w:i w:val="0"/>
-          <w:color w:val="0000FF"/>
-          <w:sz w:val="24"/>
-          <w:u w:val="single"/>
-        </w:rPr>
-        <w:hyperlink r:id="rId21" w:history="1">
-          <w:r>
-            <w:rPr>
-              <w:rStyle w:val="Hyperlink"/>
-            </w:rPr>
-            <w:t>mentat</w:t>
-          </w:r>
-        </w:hyperlink>
-      </w:r>
-      <w:r>
-        <w:rPr>
-          <w:rFonts w:ascii="Charis SIL Regular" w:hAnsi="Charis SIL Regular" w:eastAsia="Charis SIL Regular"/>
-          <w:b w:val="0"/>
-          <w:i w:val="0"/>
-          <w:color w:val="0000FF"/>
-          <w:sz w:val="24"/>
-          <w:u w:val="single"/>
-        </w:rPr>
-        <w:hyperlink r:id="rId21" w:history="1">
-          <w:r>
-            <w:rPr>
-              <w:rStyle w:val="Hyperlink"/>
-            </w:rPr>
-            <w:t>i</w:t>
-          </w:r>
-        </w:hyperlink>
-      </w:r>
-      <w:r>
-        <w:rPr>
-          <w:rFonts w:ascii="Charis SIL Regular" w:hAnsi="Charis SIL Regular" w:eastAsia="Charis SIL Regular"/>
-          <w:b w:val="0"/>
-          <w:i w:val="0"/>
-          <w:color w:val="0000FF"/>
-          <w:sz w:val="24"/>
-          <w:u w:val="single"/>
+          <w:color w:val="000000"/>
+          <w:sz w:val="24"/>
         </w:rPr>
         <w:hyperlink r:id="rId21" w:history="1">
           <w:r>
@@ -2917,53 +3131,6 @@
       </w:r>
       <w:r>
         <w:rPr>
-          <w:rFonts w:ascii="Charis SIL Regular" w:hAnsi="Charis SIL Regular" w:eastAsia="Charis SIL Regular"/>
-          <w:b w:val="0"/>
-          <w:i w:val="0"/>
-          <w:color w:val="0000FF"/>
-          <w:sz w:val="24"/>
-          <w:u w:val="single"/>
-        </w:rPr>
-        <w:t xml:space="preserve"> </w:t>
-      </w:r>
-      <w:r>
-        <w:rPr>
-          <w:rFonts w:ascii="Charis SIL Regular" w:hAnsi="Charis SIL Regular" w:eastAsia="Charis SIL Regular"/>
-          <w:b w:val="0"/>
-          <w:i w:val="0"/>
-          <w:color w:val="0000FF"/>
-          <w:sz w:val="24"/>
-          <w:u w:val="single"/>
-        </w:rPr>
-        <w:hyperlink r:id="rId21" w:history="1">
-          <w:r>
-            <w:rPr>
-              <w:rStyle w:val="Hyperlink"/>
-            </w:rPr>
-            <w:t>C</w:t>
-          </w:r>
-        </w:hyperlink>
-      </w:r>
-      <w:r>
-        <w:rPr>
-          <w:rFonts w:ascii="Charis SIL Regular" w:hAnsi="Charis SIL Regular" w:eastAsia="Charis SIL Regular"/>
-          <w:b w:val="0"/>
-          <w:i w:val="0"/>
-          <w:color w:val="0000FF"/>
-          <w:sz w:val="24"/>
-          <w:u w:val="single"/>
-        </w:rPr>
-        <w:hyperlink r:id="rId21" w:history="1">
-          <w:r>
-            <w:rPr>
-              <w:rStyle w:val="Hyperlink"/>
-            </w:rPr>
-            <w:t>entrum</w:t>
-          </w:r>
-        </w:hyperlink>
-      </w:r>
-      <w:r>
-        <w:rPr>
           <w:u w:val="single" w:color="0000ff"/>
           <w:rFonts w:ascii="Charis SIL Regular" w:hAnsi="Charis SIL Regular" w:eastAsia="Charis SIL Regular"/>
           <w:b w:val="0"/>
@@ -2971,322 +3138,7 @@
           <w:color w:val="000000"/>
           <w:sz w:val="24"/>
         </w:rPr>
-        <w:hyperlink r:id="rId19" w:history="1">
-          <w:r>
-            <w:rPr>
-              <w:rStyle w:val="Hyperlink"/>
-            </w:rPr>
-            <w:t>, e</w:t>
-          </w:r>
-        </w:hyperlink>
-      </w:r>
-      <w:r>
-        <w:rPr>
-          <w:rFonts w:ascii="Charis SIL Regular" w:hAnsi="Charis SIL Regular" w:eastAsia="Charis SIL Regular"/>
-          <w:b w:val="0"/>
-          <w:i w:val="0"/>
-          <w:color w:val="000000"/>
-          <w:sz w:val="24"/>
-        </w:rPr>
-        <w:t xml:space="preserve">n </w:t>
-      </w:r>
-      <w:r>
-        <w:rPr>
-          <w:u w:val="single" w:color="0000ff"/>
-          <w:rFonts w:ascii="Charis SIL Regular" w:hAnsi="Charis SIL Regular" w:eastAsia="Charis SIL Regular"/>
-          <w:b w:val="0"/>
-          <w:i w:val="0"/>
-          <w:color w:val="000000"/>
-          <w:sz w:val="24"/>
-        </w:rPr>
-        <w:hyperlink r:id="rId20" w:history="1">
-          <w:r>
-            <w:rPr>
-              <w:rStyle w:val="Hyperlink"/>
-            </w:rPr>
-            <w:t xml:space="preserve">het </w:t>
-          </w:r>
-        </w:hyperlink>
-      </w:r>
-      <w:r>
-        <w:rPr>
-          <w:rFonts w:ascii="Charis SIL Regular" w:hAnsi="Charis SIL Regular" w:eastAsia="Charis SIL Regular"/>
-          <w:b w:val="0"/>
-          <w:i w:val="0"/>
-          <w:color w:val="0000FF"/>
-          <w:sz w:val="24"/>
-          <w:u w:val="single"/>
-        </w:rPr>
-        <w:hyperlink r:id="rId22" w:history="1">
-          <w:r>
-            <w:rPr>
-              <w:rStyle w:val="Hyperlink"/>
-            </w:rPr>
-            <w:t>E</w:t>
-          </w:r>
-        </w:hyperlink>
-      </w:r>
-      <w:r>
-        <w:rPr>
-          <w:rFonts w:ascii="Charis SIL Regular" w:hAnsi="Charis SIL Regular" w:eastAsia="Charis SIL Regular"/>
-          <w:b w:val="0"/>
-          <w:i w:val="0"/>
-          <w:color w:val="0000FF"/>
-          <w:sz w:val="24"/>
-          <w:u w:val="single"/>
-        </w:rPr>
-        <w:hyperlink r:id="rId22" w:history="1">
-          <w:r>
-            <w:rPr>
-              <w:rStyle w:val="Hyperlink"/>
-            </w:rPr>
-            <w:t>rfgoedcent</w:t>
-          </w:r>
-        </w:hyperlink>
-      </w:r>
-      <w:r>
-        <w:rPr>
-          <w:rFonts w:ascii="Charis SIL Regular" w:hAnsi="Charis SIL Regular" w:eastAsia="Charis SIL Regular"/>
-          <w:b w:val="0"/>
-          <w:i w:val="0"/>
-          <w:color w:val="0000FF"/>
-          <w:sz w:val="24"/>
-          <w:u w:val="single"/>
-        </w:rPr>
-        <w:hyperlink r:id="rId20" w:history="1">
-          <w:r>
-            <w:rPr>
-              <w:rStyle w:val="Hyperlink"/>
-            </w:rPr>
-            <w:t>r</w:t>
-          </w:r>
-        </w:hyperlink>
-      </w:r>
-      <w:r>
-        <w:rPr>
-          <w:rFonts w:ascii="Charis SIL Regular" w:hAnsi="Charis SIL Regular" w:eastAsia="Charis SIL Regular"/>
-          <w:b w:val="0"/>
-          <w:i w:val="0"/>
-          <w:color w:val="0000FF"/>
-          <w:sz w:val="24"/>
-          <w:u w:val="single"/>
-        </w:rPr>
-        <w:hyperlink r:id="rId20" w:history="1">
-          <w:r>
-            <w:rPr>
-              <w:rStyle w:val="Hyperlink"/>
-            </w:rPr>
-            <w:t>um</w:t>
-          </w:r>
-        </w:hyperlink>
-      </w:r>
-      <w:r>
-        <w:rPr>
-          <w:rFonts w:ascii="Charis SIL Regular" w:hAnsi="Charis SIL Regular" w:eastAsia="Charis SIL Regular"/>
-          <w:b w:val="0"/>
-          <w:i w:val="0"/>
-          <w:color w:val="0000FF"/>
-          <w:sz w:val="24"/>
-          <w:u w:val="single"/>
-        </w:rPr>
-        <w:t xml:space="preserve"> </w:t>
-      </w:r>
-      <w:r>
-        <w:rPr>
-          <w:rFonts w:ascii="Charis SIL Regular" w:hAnsi="Charis SIL Regular" w:eastAsia="Charis SIL Regular"/>
-          <w:b w:val="0"/>
-          <w:i w:val="0"/>
-          <w:color w:val="0000FF"/>
-          <w:sz w:val="24"/>
-          <w:u w:val="single"/>
-        </w:rPr>
-        <w:hyperlink r:id="rId20" w:history="1">
-          <w:r>
-            <w:rPr>
-              <w:rStyle w:val="Hyperlink"/>
-            </w:rPr>
-            <w:t>Ned</w:t>
-          </w:r>
-        </w:hyperlink>
-      </w:r>
-      <w:r>
-        <w:rPr>
-          <w:rFonts w:ascii="Charis SIL Regular" w:hAnsi="Charis SIL Regular" w:eastAsia="Charis SIL Regular"/>
-          <w:b w:val="0"/>
-          <w:i w:val="0"/>
-          <w:color w:val="0000FF"/>
-          <w:sz w:val="24"/>
-          <w:u w:val="single"/>
-        </w:rPr>
-        <w:hyperlink r:id="rId22" w:history="1">
-          <w:r>
-            <w:rPr>
-              <w:rStyle w:val="Hyperlink"/>
-            </w:rPr>
-            <w:t>erlands</w:t>
-          </w:r>
-        </w:hyperlink>
-      </w:r>
-      <w:r>
-        <w:rPr>
-          <w:rFonts w:ascii="Charis SIL Regular" w:hAnsi="Charis SIL Regular" w:eastAsia="Charis SIL Regular"/>
-          <w:b w:val="0"/>
-          <w:i w:val="0"/>
-          <w:color w:val="0000FF"/>
-          <w:sz w:val="24"/>
-          <w:u w:val="single"/>
-        </w:rPr>
-        <w:t xml:space="preserve"> </w:t>
-      </w:r>
-      <w:r>
-        <w:rPr>
-          <w:rFonts w:ascii="Charis SIL Regular" w:hAnsi="Charis SIL Regular" w:eastAsia="Charis SIL Regular"/>
-          <w:b w:val="0"/>
-          <w:i w:val="0"/>
-          <w:color w:val="0000FF"/>
-          <w:sz w:val="24"/>
-          <w:u w:val="single"/>
-        </w:rPr>
-        <w:hyperlink r:id="rId22" w:history="1">
-          <w:r>
-            <w:rPr>
-              <w:rStyle w:val="Hyperlink"/>
-            </w:rPr>
-            <w:t>Kloosterleven</w:t>
-          </w:r>
-        </w:hyperlink>
-      </w:r>
-      <w:r>
-        <w:rPr>
-          <w:rFonts w:ascii="Charis SIL Regular" w:hAnsi="Charis SIL Regular" w:eastAsia="Charis SIL Regular"/>
-          <w:b w:val="0"/>
-          <w:i w:val="0"/>
-          <w:color w:val="000000"/>
-          <w:sz w:val="24"/>
-        </w:rPr>
-        <w:t xml:space="preserve">. Ook in </w:t>
-      </w:r>
-      <w:r>
-        <w:rPr>
-          <w:u w:val="single" w:color="0000ff"/>
-          <w:rFonts w:ascii="Charis SIL Regular" w:hAnsi="Charis SIL Regular" w:eastAsia="Charis SIL Regular"/>
-          <w:b w:val="0"/>
-          <w:i w:val="0"/>
-          <w:color w:val="000000"/>
-          <w:sz w:val="24"/>
-        </w:rPr>
         <w:hyperlink r:id="rId21" w:history="1">
-          <w:r>
-            <w:rPr>
-              <w:rStyle w:val="Hyperlink"/>
-            </w:rPr>
-            <w:t>de landen</w:t>
-          </w:r>
-        </w:hyperlink>
-      </w:r>
-      <w:r>
-        <w:rPr>
-          <w:u w:val="single" w:color="0000ff"/>
-          <w:rFonts w:ascii="Charis SIL Regular" w:hAnsi="Charis SIL Regular" w:eastAsia="Charis SIL Regular"/>
-          <w:b w:val="0"/>
-          <w:i w:val="0"/>
-          <w:color w:val="000000"/>
-          <w:sz w:val="24"/>
-        </w:rPr>
-        <w:t xml:space="preserve"> </w:t>
-      </w:r>
-      <w:r>
-        <w:rPr>
-          <w:u w:val="single" w:color="0000ff"/>
-          <w:rFonts w:ascii="Charis SIL Regular" w:hAnsi="Charis SIL Regular" w:eastAsia="Charis SIL Regular"/>
-          <w:b w:val="0"/>
-          <w:i w:val="0"/>
-          <w:color w:val="000000"/>
-          <w:sz w:val="24"/>
-        </w:rPr>
-        <w:hyperlink r:id="rId21" w:history="1">
-          <w:r>
-            <w:rPr>
-              <w:rStyle w:val="Hyperlink"/>
-            </w:rPr>
-            <w:t>waar de zendi</w:t>
-          </w:r>
-        </w:hyperlink>
-      </w:r>
-      <w:r>
-        <w:rPr>
-          <w:u w:val="single" w:color="0000ff"/>
-          <w:rFonts w:ascii="Charis SIL Regular" w:hAnsi="Charis SIL Regular" w:eastAsia="Charis SIL Regular"/>
-          <w:b w:val="0"/>
-          <w:i w:val="0"/>
-          <w:color w:val="000000"/>
-          <w:sz w:val="24"/>
-        </w:rPr>
-        <w:hyperlink r:id="rId21" w:history="1">
-          <w:r>
-            <w:rPr>
-              <w:rStyle w:val="Hyperlink"/>
-            </w:rPr>
-            <w:t>ng en mi</w:t>
-          </w:r>
-        </w:hyperlink>
-      </w:r>
-      <w:r>
-        <w:rPr>
-          <w:rFonts w:ascii="Charis SIL Regular" w:hAnsi="Charis SIL Regular" w:eastAsia="Charis SIL Regular"/>
-          <w:b w:val="0"/>
-          <w:i w:val="0"/>
-          <w:color w:val="000000"/>
-          <w:sz w:val="24"/>
-        </w:rPr>
-        <w:t>ssie acti</w:t>
-      </w:r>
-      <w:r>
-        <w:rPr>
-          <w:u w:val="single" w:color="0000ff"/>
-          <w:rFonts w:ascii="Charis SIL Regular" w:hAnsi="Charis SIL Regular" w:eastAsia="Charis SIL Regular"/>
-          <w:b w:val="0"/>
-          <w:i w:val="0"/>
-          <w:color w:val="000000"/>
-          <w:sz w:val="24"/>
-        </w:rPr>
-        <w:hyperlink r:id="rId22" w:history="1">
-          <w:r>
-            <w:rPr>
-              <w:rStyle w:val="Hyperlink"/>
-            </w:rPr>
-            <w:t>ef waren, zijn ve</w:t>
-          </w:r>
-        </w:hyperlink>
-      </w:r>
-      <w:r>
-        <w:rPr>
-          <w:u w:val="single" w:color="0000ff"/>
-          <w:rFonts w:ascii="Charis SIL Regular" w:hAnsi="Charis SIL Regular" w:eastAsia="Charis SIL Regular"/>
-          <w:b w:val="0"/>
-          <w:i w:val="0"/>
-          <w:color w:val="000000"/>
-          <w:sz w:val="24"/>
-        </w:rPr>
-        <w:hyperlink r:id="rId22" w:history="1">
-          <w:r>
-            <w:rPr>
-              <w:rStyle w:val="Hyperlink"/>
-            </w:rPr>
-            <w:t>e</w:t>
-          </w:r>
-        </w:hyperlink>
-      </w:r>
-      <w:r>
-        <w:rPr>
-          <w:u w:val="single" w:color="0000ff"/>
-          <w:rFonts w:ascii="Charis SIL Regular" w:hAnsi="Charis SIL Regular" w:eastAsia="Charis SIL Regular"/>
-          <w:b w:val="0"/>
-          <w:i w:val="0"/>
-          <w:color w:val="000000"/>
-          <w:sz w:val="24"/>
-        </w:rPr>
-        <w:hyperlink r:id="rId22" w:history="1">
           <w:r>
             <w:rPr>
               <w:rStyle w:val="Hyperlink"/>
@@ -3304,7 +3156,7 @@
           <w:color w:val="000000"/>
           <w:sz w:val="24"/>
         </w:rPr>
-        <w:hyperlink r:id="rId22" w:history="1">
+        <w:hyperlink r:id="rId21" w:history="1">
           <w:r>
             <w:rPr>
               <w:rStyle w:val="Hyperlink"/>
@@ -3322,7 +3174,7 @@
           <w:color w:val="000000"/>
           <w:sz w:val="24"/>
         </w:rPr>
-        <w:hyperlink r:id="rId22" w:history="1">
+        <w:hyperlink r:id="rId21" w:history="1">
           <w:r>
             <w:rPr>
               <w:rStyle w:val="Hyperlink"/>
@@ -3800,7 +3652,7 @@
           <w:sz w:val="24"/>
           <w:u w:val="single"/>
         </w:rPr>
-        <w:hyperlink r:id="rId23" w:history="1">
+        <w:hyperlink r:id="rId22" w:history="1">
           <w:r>
             <w:rPr>
               <w:rStyle w:val="Hyperlink"/>
@@ -3818,7 +3670,7 @@
           <w:sz w:val="24"/>
           <w:u w:val="single"/>
         </w:rPr>
-        <w:hyperlink r:id="rId23" w:history="1">
+        <w:hyperlink r:id="rId22" w:history="1">
           <w:r>
             <w:rPr>
               <w:rStyle w:val="Hyperlink"/>
@@ -3836,7 +3688,7 @@
           <w:sz w:val="24"/>
           <w:u w:val="single"/>
         </w:rPr>
-        <w:hyperlink r:id="rId23" w:history="1">
+        <w:hyperlink r:id="rId22" w:history="1">
           <w:r>
             <w:rPr>
               <w:rStyle w:val="Hyperlink"/>
@@ -3854,7 +3706,7 @@
           <w:sz w:val="24"/>
           <w:u w:val="single"/>
         </w:rPr>
-        <w:hyperlink r:id="rId23" w:history="1">
+        <w:hyperlink r:id="rId22" w:history="1">
           <w:r>
             <w:rPr>
               <w:rStyle w:val="Hyperlink"/>
@@ -3872,7 +3724,7 @@
           <w:sz w:val="24"/>
           <w:u w:val="single"/>
         </w:rPr>
-        <w:hyperlink r:id="rId23" w:history="1">
+        <w:hyperlink r:id="rId22" w:history="1">
           <w:r>
             <w:rPr>
               <w:rStyle w:val="Hyperlink"/>
@@ -3890,7 +3742,7 @@
           <w:sz w:val="24"/>
           <w:u w:val="single"/>
         </w:rPr>
-        <w:hyperlink r:id="rId23" w:history="1">
+        <w:hyperlink r:id="rId22" w:history="1">
           <w:r>
             <w:rPr>
               <w:rStyle w:val="Hyperlink"/>
@@ -3908,7 +3760,7 @@
           <w:sz w:val="24"/>
           <w:u w:val="single"/>
         </w:rPr>
-        <w:hyperlink r:id="rId23" w:history="1">
+        <w:hyperlink r:id="rId22" w:history="1">
           <w:r>
             <w:rPr>
               <w:rStyle w:val="Hyperlink"/>
@@ -4019,7 +3871,7 @@
           <w:sz w:val="24"/>
           <w:u w:val="single"/>
         </w:rPr>
-        <w:hyperlink r:id="rId15" w:history="1">
+        <w:hyperlink r:id="rId14" w:history="1">
           <w:r>
             <w:rPr>
               <w:rStyle w:val="Hyperlink"/>
@@ -4037,7 +3889,7 @@
           <w:sz w:val="24"/>
           <w:u w:val="single"/>
         </w:rPr>
-        <w:hyperlink r:id="rId15" w:history="1">
+        <w:hyperlink r:id="rId14" w:history="1">
           <w:r>
             <w:rPr>
               <w:rStyle w:val="Hyperlink"/>
@@ -4055,7 +3907,7 @@
           <w:sz w:val="24"/>
           <w:u w:val="single"/>
         </w:rPr>
-        <w:hyperlink r:id="rId15" w:history="1">
+        <w:hyperlink r:id="rId14" w:history="1">
           <w:r>
             <w:rPr>
               <w:rStyle w:val="Hyperlink"/>
@@ -4202,7 +4054,7 @@
           <w:sz w:val="24"/>
           <w:u w:val="single"/>
         </w:rPr>
-        <w:hyperlink r:id="rId24" w:history="1">
+        <w:hyperlink r:id="rId23" w:history="1">
           <w:r>
             <w:rPr>
               <w:rStyle w:val="Hyperlink"/>
@@ -4220,7 +4072,7 @@
           <w:sz w:val="24"/>
           <w:u w:val="single"/>
         </w:rPr>
-        <w:hyperlink r:id="rId24" w:history="1">
+        <w:hyperlink r:id="rId23" w:history="1">
           <w:r>
             <w:rPr>
               <w:rStyle w:val="Hyperlink"/>
@@ -4238,7 +4090,7 @@
           <w:sz w:val="24"/>
           <w:u w:val="single"/>
         </w:rPr>
-        <w:hyperlink r:id="rId24" w:history="1">
+        <w:hyperlink r:id="rId23" w:history="1">
           <w:r>
             <w:rPr>
               <w:rStyle w:val="Hyperlink"/>
@@ -4254,9 +4106,15 @@
           <w:i w:val="0"/>
           <w:color w:val="0000FF"/>
           <w:sz w:val="24"/>
-          <w:u w:val="single"/>
-        </w:rPr>
-        <w:t>7</w:t>
+        </w:rPr>
+        <w:hyperlink r:id="rId23" w:history="1">
+          <w:r>
+            <w:rPr>
+              <w:rStyle w:val="Hyperlink"/>
+            </w:rPr>
+            <w:t>7</w:t>
+          </w:r>
+        </w:hyperlink>
       </w:r>
       <w:r>
         <w:rPr>
@@ -4277,7 +4135,7 @@
           <w:sz w:val="24"/>
           <w:u w:val="single"/>
         </w:rPr>
-        <w:hyperlink r:id="rId24" w:history="1">
+        <w:hyperlink r:id="rId23" w:history="1">
           <w:r>
             <w:rPr>
               <w:rStyle w:val="Hyperlink"/>
@@ -4295,7 +4153,7 @@
           <w:sz w:val="24"/>
           <w:u w:val="single"/>
         </w:rPr>
-        <w:hyperlink r:id="rId24" w:history="1">
+        <w:hyperlink r:id="rId23" w:history="1">
           <w:r>
             <w:rPr>
               <w:rStyle w:val="Hyperlink"/>
@@ -4413,7 +4271,7 @@
           <w:sz w:val="24"/>
           <w:u w:val="single"/>
         </w:rPr>
-        <w:hyperlink r:id="rId25" w:history="1">
+        <w:hyperlink r:id="rId24" w:history="1">
           <w:r>
             <w:rPr>
               <w:rStyle w:val="Hyperlink"/>
@@ -4431,7 +4289,7 @@
           <w:sz w:val="24"/>
           <w:u w:val="single"/>
         </w:rPr>
-        <w:hyperlink r:id="rId25" w:history="1">
+        <w:hyperlink r:id="rId24" w:history="1">
           <w:r>
             <w:rPr>
               <w:rStyle w:val="Hyperlink"/>
@@ -4569,7 +4427,7 @@
           <w:sz w:val="24"/>
           <w:u w:val="single"/>
         </w:rPr>
-        <w:hyperlink r:id="rId26" w:history="1">
+        <w:hyperlink r:id="rId25" w:history="1">
           <w:r>
             <w:rPr>
               <w:rStyle w:val="Hyperlink"/>
@@ -4587,7 +4445,7 @@
           <w:sz w:val="24"/>
           <w:u w:val="single"/>
         </w:rPr>
-        <w:hyperlink r:id="rId26" w:history="1">
+        <w:hyperlink r:id="rId25" w:history="1">
           <w:r>
             <w:rPr>
               <w:rStyle w:val="Hyperlink"/>
@@ -4605,7 +4463,7 @@
           <w:sz w:val="24"/>
           <w:u w:val="single"/>
         </w:rPr>
-        <w:hyperlink r:id="rId26" w:history="1">
+        <w:hyperlink r:id="rId25" w:history="1">
           <w:r>
             <w:rPr>
               <w:rStyle w:val="Hyperlink"/>
@@ -4621,15 +4479,9 @@
           <w:i w:val="0"/>
           <w:color w:val="0000FF"/>
           <w:sz w:val="24"/>
-        </w:rPr>
-        <w:hyperlink r:id="rId26" w:history="1">
-          <w:r>
-            <w:rPr>
-              <w:rStyle w:val="Hyperlink"/>
-            </w:rPr>
-            <w:t>1</w:t>
-          </w:r>
-        </w:hyperlink>
+          <w:u w:val="single"/>
+        </w:rPr>
+        <w:t>1</w:t>
       </w:r>
       <w:r>
         <w:rPr>
@@ -4650,7 +4502,7 @@
           <w:sz w:val="24"/>
           <w:u w:val="single"/>
         </w:rPr>
-        <w:hyperlink r:id="rId26" w:history="1">
+        <w:hyperlink r:id="rId25" w:history="1">
           <w:r>
             <w:rPr>
               <w:rStyle w:val="Hyperlink"/>
@@ -4668,7 +4520,7 @@
           <w:sz w:val="24"/>
           <w:u w:val="single"/>
         </w:rPr>
-        <w:hyperlink r:id="rId26" w:history="1">
+        <w:hyperlink r:id="rId25" w:history="1">
           <w:r>
             <w:rPr>
               <w:rStyle w:val="Hyperlink"/>
@@ -4769,7 +4621,7 @@
           <w:sz w:val="24"/>
           <w:u w:val="single"/>
         </w:rPr>
-        <w:hyperlink r:id="rId27" w:history="1">
+        <w:hyperlink r:id="rId26" w:history="1">
           <w:r>
             <w:rPr>
               <w:rStyle w:val="Hyperlink"/>
@@ -4787,7 +4639,7 @@
           <w:sz w:val="24"/>
           <w:u w:val="single"/>
         </w:rPr>
-        <w:hyperlink r:id="rId27" w:history="1">
+        <w:hyperlink r:id="rId26" w:history="1">
           <w:r>
             <w:rPr>
               <w:rStyle w:val="Hyperlink"/>
@@ -4905,7 +4757,7 @@
           <w:sz w:val="24"/>
           <w:u w:val="single"/>
         </w:rPr>
-        <w:hyperlink r:id="rId28" w:history="1">
+        <w:hyperlink r:id="rId27" w:history="1">
           <w:r>
             <w:rPr>
               <w:rStyle w:val="Hyperlink"/>
@@ -4923,7 +4775,7 @@
           <w:sz w:val="24"/>
           <w:u w:val="single"/>
         </w:rPr>
-        <w:hyperlink r:id="rId28" w:history="1">
+        <w:hyperlink r:id="rId27" w:history="1">
           <w:r>
             <w:rPr>
               <w:rStyle w:val="Hyperlink"/>
@@ -5031,7 +4883,7 @@
           <w:sz w:val="24"/>
           <w:u w:val="single"/>
         </w:rPr>
-        <w:hyperlink r:id="rId29" w:history="1">
+        <w:hyperlink r:id="rId28" w:history="1">
           <w:r>
             <w:rPr>
               <w:rStyle w:val="Hyperlink"/>
@@ -5049,7 +4901,7 @@
           <w:sz w:val="24"/>
           <w:u w:val="single"/>
         </w:rPr>
-        <w:hyperlink r:id="rId29" w:history="1">
+        <w:hyperlink r:id="rId28" w:history="1">
           <w:r>
             <w:rPr>
               <w:rStyle w:val="Hyperlink"/>

--- a/EXPORTS/DOCX/published/niveau2/Dutch/ChristianMission.docx
+++ b/EXPORTS/DOCX/published/niveau2/Dutch/ChristianMission.docx
@@ -459,25 +459,7 @@
           <w:color w:val="000000"/>
           <w:sz w:val="24"/>
         </w:rPr>
-        <w:t xml:space="preserve"> bestaat voor een groot deel uit objecten die d</w:t>
-      </w:r>
-      <w:r>
-        <w:rPr>
-          <w:u w:val="single" w:color="0000ff"/>
-          <w:rFonts w:ascii="Charis SIL Regular" w:hAnsi="Charis SIL Regular" w:eastAsia="Charis SIL Regular"/>
-          <w:b w:val="0"/>
-          <w:i w:val="0"/>
-          <w:color w:val="000000"/>
-          <w:sz w:val="24"/>
-        </w:rPr>
-        <w:hyperlink r:id="rId9" w:history="1">
-          <w:r>
-            <w:rPr>
-              <w:rStyle w:val="Hyperlink"/>
-            </w:rPr>
-            <w:t>oor zendeling</w:t>
-          </w:r>
-        </w:hyperlink>
+        <w:t xml:space="preserve"> bestaat voor een groot deel uit objecten die door zendeling</w:t>
       </w:r>
       <w:r>
         <w:rPr>
@@ -814,7 +796,7 @@
           <w:sz w:val="24"/>
           <w:u w:val="single"/>
         </w:rPr>
-        <w:hyperlink r:id="rId10" w:history="1">
+        <w:hyperlink r:id="rId11" w:history="1">
           <w:r>
             <w:rPr>
               <w:rStyle w:val="Hyperlink"/>
@@ -872,7 +854,7 @@
           <w:sz w:val="24"/>
           <w:u w:val="single"/>
         </w:rPr>
-        <w:hyperlink r:id="rId11" w:history="1">
+        <w:hyperlink r:id="rId10" w:history="1">
           <w:r>
             <w:rPr>
               <w:rStyle w:val="Hyperlink"/>
@@ -917,7 +899,6 @@
           <w:i w:val="0"/>
           <w:color w:val="0000FF"/>
           <w:sz w:val="24"/>
-          <w:u w:val="single"/>
         </w:rPr>
         <w:hyperlink r:id="rId11" w:history="1">
           <w:r>
@@ -1021,7 +1002,14 @@
           <w:color w:val="0000FF"/>
           <w:sz w:val="24"/>
         </w:rPr>
-        <w:t>Wereldmuseum Berg en D</w:t>
+        <w:hyperlink r:id="rId12" w:history="1">
+          <w:r>
+            <w:rPr>
+              <w:rStyle w:val="Hyperlink"/>
+            </w:rPr>
+            <w:t>Wereldmuseu</w:t>
+          </w:r>
+        </w:hyperlink>
       </w:r>
       <w:r>
         <w:rPr>
@@ -1033,6 +1021,110 @@
           <w:u w:val="single"/>
         </w:rPr>
         <w:hyperlink r:id="rId11" w:history="1">
+          <w:r>
+            <w:rPr>
+              <w:rStyle w:val="Hyperlink"/>
+            </w:rPr>
+            <w:t>m</w:t>
+          </w:r>
+        </w:hyperlink>
+      </w:r>
+      <w:r>
+        <w:rPr>
+          <w:rFonts w:ascii="Charis SIL Regular" w:hAnsi="Charis SIL Regular" w:eastAsia="Charis SIL Regular"/>
+          <w:b w:val="0"/>
+          <w:i w:val="0"/>
+          <w:color w:val="0000FF"/>
+          <w:sz w:val="24"/>
+          <w:u w:val="single"/>
+        </w:rPr>
+        <w:t xml:space="preserve"> </w:t>
+      </w:r>
+      <w:r>
+        <w:rPr>
+          <w:rFonts w:ascii="Charis SIL Regular" w:hAnsi="Charis SIL Regular" w:eastAsia="Charis SIL Regular"/>
+          <w:b w:val="0"/>
+          <w:i w:val="0"/>
+          <w:color w:val="0000FF"/>
+          <w:sz w:val="24"/>
+          <w:u w:val="single"/>
+        </w:rPr>
+        <w:hyperlink r:id="rId11" w:history="1">
+          <w:r>
+            <w:rPr>
+              <w:rStyle w:val="Hyperlink"/>
+            </w:rPr>
+            <w:t>Berg</w:t>
+          </w:r>
+        </w:hyperlink>
+      </w:r>
+      <w:r>
+        <w:rPr>
+          <w:rFonts w:ascii="Charis SIL Regular" w:hAnsi="Charis SIL Regular" w:eastAsia="Charis SIL Regular"/>
+          <w:b w:val="0"/>
+          <w:i w:val="0"/>
+          <w:color w:val="0000FF"/>
+          <w:sz w:val="24"/>
+          <w:u w:val="single"/>
+        </w:rPr>
+        <w:t xml:space="preserve"> </w:t>
+      </w:r>
+      <w:r>
+        <w:rPr>
+          <w:rFonts w:ascii="Charis SIL Regular" w:hAnsi="Charis SIL Regular" w:eastAsia="Charis SIL Regular"/>
+          <w:b w:val="0"/>
+          <w:i w:val="0"/>
+          <w:color w:val="0000FF"/>
+          <w:sz w:val="24"/>
+          <w:u w:val="single"/>
+        </w:rPr>
+        <w:hyperlink r:id="rId12" w:history="1">
+          <w:r>
+            <w:rPr>
+              <w:rStyle w:val="Hyperlink"/>
+            </w:rPr>
+            <w:t>en</w:t>
+          </w:r>
+        </w:hyperlink>
+      </w:r>
+      <w:r>
+        <w:rPr>
+          <w:rFonts w:ascii="Charis SIL Regular" w:hAnsi="Charis SIL Regular" w:eastAsia="Charis SIL Regular"/>
+          <w:b w:val="0"/>
+          <w:i w:val="0"/>
+          <w:color w:val="0000FF"/>
+          <w:sz w:val="24"/>
+          <w:u w:val="single"/>
+        </w:rPr>
+        <w:t xml:space="preserve"> </w:t>
+      </w:r>
+      <w:r>
+        <w:rPr>
+          <w:rFonts w:ascii="Charis SIL Regular" w:hAnsi="Charis SIL Regular" w:eastAsia="Charis SIL Regular"/>
+          <w:b w:val="0"/>
+          <w:i w:val="0"/>
+          <w:color w:val="0000FF"/>
+          <w:sz w:val="24"/>
+        </w:rPr>
+        <w:hyperlink r:id="rId12" w:history="1">
+          <w:r>
+            <w:rPr>
+              <w:rStyle w:val="Hyperlink"/>
+            </w:rPr>
+            <w:t>D</w:t>
+          </w:r>
+        </w:hyperlink>
+      </w:r>
+      <w:r>
+        <w:rPr>
+          <w:rFonts w:ascii="Charis SIL Regular" w:hAnsi="Charis SIL Regular" w:eastAsia="Charis SIL Regular"/>
+          <w:b w:val="0"/>
+          <w:i w:val="0"/>
+          <w:color w:val="0000FF"/>
+          <w:sz w:val="24"/>
+          <w:u w:val="single"/>
+        </w:rPr>
+        <w:hyperlink r:id="rId12" w:history="1">
           <w:r>
             <w:rPr>
               <w:rStyle w:val="Hyperlink"/>
@@ -1043,57 +1135,13 @@
       </w:r>
       <w:r>
         <w:rPr>
-          <w:u w:val="single" w:color="0000ff"/>
           <w:rFonts w:ascii="Charis SIL Regular" w:hAnsi="Charis SIL Regular" w:eastAsia="Charis SIL Regular"/>
           <w:b w:val="0"/>
           <w:i w:val="0"/>
           <w:color w:val="000000"/>
           <w:sz w:val="24"/>
         </w:rPr>
-        <w:hyperlink r:id="rId11" w:history="1">
-          <w:r>
-            <w:rPr>
-              <w:rStyle w:val="Hyperlink"/>
-            </w:rPr>
-            <w:t xml:space="preserve"> (</w:t>
-          </w:r>
-        </w:hyperlink>
-      </w:r>
-      <w:r>
-        <w:rPr>
-          <w:u w:val="single" w:color="0000ff"/>
-          <w:rFonts w:ascii="Charis SIL Regular" w:hAnsi="Charis SIL Regular" w:eastAsia="Charis SIL Regular"/>
-          <w:b w:val="0"/>
-          <w:i w:val="0"/>
-          <w:color w:val="000000"/>
-          <w:sz w:val="24"/>
-        </w:rPr>
-        <w:hyperlink r:id="rId11" w:history="1">
-          <w:r>
-            <w:rPr>
-              <w:rStyle w:val="Hyperlink"/>
-            </w:rPr>
-            <w:t>v</w:t>
-          </w:r>
-        </w:hyperlink>
-      </w:r>
-      <w:r>
-        <w:rPr>
-          <w:u w:val="single" w:color="0000ff"/>
-          <w:rFonts w:ascii="Charis SIL Regular" w:hAnsi="Charis SIL Regular" w:eastAsia="Charis SIL Regular"/>
-          <w:b w:val="0"/>
-          <w:i w:val="0"/>
-          <w:color w:val="000000"/>
-          <w:sz w:val="24"/>
-        </w:rPr>
-        <w:hyperlink r:id="rId11" w:history="1">
-          <w:r>
-            <w:rPr>
-              <w:rStyle w:val="Hyperlink"/>
-            </w:rPr>
-            <w:t>oo</w:t>
-          </w:r>
-        </w:hyperlink>
+        <w:t xml:space="preserve"> (voo</w:t>
       </w:r>
       <w:r>
         <w:rPr>
@@ -1149,7 +1197,111 @@
           <w:color w:val="000000"/>
           <w:sz w:val="24"/>
         </w:rPr>
-        <w:t xml:space="preserve">Museum, opgericht in 1954). Voorwerpen verzameld door het </w:t>
+        <w:t>Museum, opgericht in 1954). Voorwe</w:t>
+      </w:r>
+      <w:r>
+        <w:rPr>
+          <w:u w:val="single" w:color="0000ff"/>
+          <w:rFonts w:ascii="Charis SIL Regular" w:hAnsi="Charis SIL Regular" w:eastAsia="Charis SIL Regular"/>
+          <w:b w:val="0"/>
+          <w:i w:val="0"/>
+          <w:color w:val="000000"/>
+          <w:sz w:val="24"/>
+        </w:rPr>
+        <w:hyperlink r:id="rId12" w:history="1">
+          <w:r>
+            <w:rPr>
+              <w:rStyle w:val="Hyperlink"/>
+            </w:rPr>
+            <w:t>rpen verzameld</w:t>
+          </w:r>
+        </w:hyperlink>
+      </w:r>
+      <w:r>
+        <w:rPr>
+          <w:u w:val="single" w:color="0000ff"/>
+          <w:rFonts w:ascii="Charis SIL Regular" w:hAnsi="Charis SIL Regular" w:eastAsia="Charis SIL Regular"/>
+          <w:b w:val="0"/>
+          <w:i w:val="0"/>
+          <w:color w:val="000000"/>
+          <w:sz w:val="24"/>
+        </w:rPr>
+        <w:t xml:space="preserve"> </w:t>
+      </w:r>
+      <w:r>
+        <w:rPr>
+          <w:u w:val="single" w:color="0000ff"/>
+          <w:rFonts w:ascii="Charis SIL Regular" w:hAnsi="Charis SIL Regular" w:eastAsia="Charis SIL Regular"/>
+          <w:b w:val="0"/>
+          <w:i w:val="0"/>
+          <w:color w:val="000000"/>
+          <w:sz w:val="24"/>
+        </w:rPr>
+        <w:hyperlink r:id="rId12" w:history="1">
+          <w:r>
+            <w:rPr>
+              <w:rStyle w:val="Hyperlink"/>
+            </w:rPr>
+            <w:t>door</w:t>
+          </w:r>
+        </w:hyperlink>
+      </w:r>
+      <w:r>
+        <w:rPr>
+          <w:u w:val="single" w:color="0000ff"/>
+          <w:rFonts w:ascii="Charis SIL Regular" w:hAnsi="Charis SIL Regular" w:eastAsia="Charis SIL Regular"/>
+          <w:b w:val="0"/>
+          <w:i w:val="0"/>
+          <w:color w:val="000000"/>
+          <w:sz w:val="24"/>
+        </w:rPr>
+        <w:t xml:space="preserve"> </w:t>
+      </w:r>
+      <w:r>
+        <w:rPr>
+          <w:u w:val="single" w:color="0000ff"/>
+          <w:rFonts w:ascii="Charis SIL Regular" w:hAnsi="Charis SIL Regular" w:eastAsia="Charis SIL Regular"/>
+          <w:b w:val="0"/>
+          <w:i w:val="0"/>
+          <w:color w:val="000000"/>
+          <w:sz w:val="24"/>
+        </w:rPr>
+        <w:hyperlink r:id="rId12" w:history="1">
+          <w:r>
+            <w:rPr>
+              <w:rStyle w:val="Hyperlink"/>
+            </w:rPr>
+            <w:t>he</w:t>
+          </w:r>
+        </w:hyperlink>
+      </w:r>
+      <w:r>
+        <w:rPr>
+          <w:u w:val="single" w:color="0000ff"/>
+          <w:rFonts w:ascii="Charis SIL Regular" w:hAnsi="Charis SIL Regular" w:eastAsia="Charis SIL Regular"/>
+          <w:b w:val="0"/>
+          <w:i w:val="0"/>
+          <w:color w:val="000000"/>
+          <w:sz w:val="24"/>
+        </w:rPr>
+        <w:hyperlink r:id="rId12" w:history="1">
+          <w:r>
+            <w:rPr>
+              <w:rStyle w:val="Hyperlink"/>
+            </w:rPr>
+            <w:t>t</w:t>
+          </w:r>
+        </w:hyperlink>
+      </w:r>
+      <w:r>
+        <w:rPr>
+          <w:rFonts w:ascii="Charis SIL Regular" w:hAnsi="Charis SIL Regular" w:eastAsia="Charis SIL Regular"/>
+          <w:b w:val="0"/>
+          <w:i w:val="0"/>
+          <w:color w:val="000000"/>
+          <w:sz w:val="24"/>
+        </w:rPr>
+        <w:t xml:space="preserve"> </w:t>
       </w:r>
       <w:r>
         <w:rPr>
@@ -1178,7 +1330,7 @@
           <w:sz w:val="24"/>
           <w:u w:val="single"/>
         </w:rPr>
-        <w:hyperlink r:id="rId12" w:history="1">
+        <w:hyperlink r:id="rId13" w:history="1">
           <w:r>
             <w:rPr>
               <w:rStyle w:val="Hyperlink"/>
@@ -1207,7 +1359,7 @@
           <w:sz w:val="24"/>
           <w:u w:val="single"/>
         </w:rPr>
-        <w:hyperlink r:id="rId12" w:history="1">
+        <w:hyperlink r:id="rId13" w:history="1">
           <w:r>
             <w:rPr>
               <w:rStyle w:val="Hyperlink"/>
@@ -1225,7 +1377,7 @@
           <w:sz w:val="24"/>
           <w:u w:val="single"/>
         </w:rPr>
-        <w:hyperlink r:id="rId12" w:history="1">
+        <w:hyperlink r:id="rId13" w:history="1">
           <w:r>
             <w:rPr>
               <w:rStyle w:val="Hyperlink"/>
@@ -1253,7 +1405,7 @@
           <w:color w:val="000000"/>
           <w:sz w:val="24"/>
         </w:rPr>
-        <w:hyperlink r:id="rId12" w:history="1">
+        <w:hyperlink r:id="rId13" w:history="1">
           <w:r>
             <w:rPr>
               <w:rStyle w:val="Hyperlink"/>
@@ -1271,7 +1423,7 @@
           <w:color w:val="000000"/>
           <w:sz w:val="24"/>
         </w:rPr>
-        <w:hyperlink r:id="rId12" w:history="1">
+        <w:hyperlink r:id="rId13" w:history="1">
           <w:r>
             <w:rPr>
               <w:rStyle w:val="Hyperlink"/>
@@ -1288,7 +1440,7 @@
           <w:color w:val="000000"/>
           <w:sz w:val="24"/>
         </w:rPr>
-        <w:hyperlink r:id="rId12" w:history="1">
+        <w:hyperlink r:id="rId13" w:history="1">
           <w:r>
             <w:rPr>
               <w:rStyle w:val="Hyperlink"/>
@@ -1316,7 +1468,7 @@
           <w:color w:val="000000"/>
           <w:sz w:val="24"/>
         </w:rPr>
-        <w:hyperlink r:id="rId12" w:history="1">
+        <w:hyperlink r:id="rId13" w:history="1">
           <w:r>
             <w:rPr>
               <w:rStyle w:val="Hyperlink"/>
@@ -1344,7 +1496,7 @@
           <w:sz w:val="24"/>
           <w:u w:val="single"/>
         </w:rPr>
-        <w:hyperlink r:id="rId13" w:history="1">
+        <w:hyperlink r:id="rId14" w:history="1">
           <w:r>
             <w:rPr>
               <w:rStyle w:val="Hyperlink"/>
@@ -1373,7 +1525,7 @@
           <w:sz w:val="24"/>
           <w:u w:val="single"/>
         </w:rPr>
-        <w:hyperlink r:id="rId13" w:history="1">
+        <w:hyperlink r:id="rId14" w:history="1">
           <w:r>
             <w:rPr>
               <w:rStyle w:val="Hyperlink"/>
@@ -1461,7 +1613,7 @@
           <w:sz w:val="24"/>
           <w:u w:val="single"/>
         </w:rPr>
-        <w:hyperlink r:id="rId14" w:history="1">
+        <w:hyperlink r:id="rId15" w:history="1">
           <w:r>
             <w:rPr>
               <w:rStyle w:val="Hyperlink"/>
@@ -1490,7 +1642,7 @@
           <w:sz w:val="24"/>
           <w:u w:val="single"/>
         </w:rPr>
-        <w:hyperlink r:id="rId14" w:history="1">
+        <w:hyperlink r:id="rId15" w:history="1">
           <w:r>
             <w:rPr>
               <w:rStyle w:val="Hyperlink"/>
@@ -1519,7 +1671,7 @@
           <w:sz w:val="24"/>
           <w:u w:val="single"/>
         </w:rPr>
-        <w:hyperlink r:id="rId14" w:history="1">
+        <w:hyperlink r:id="rId15" w:history="1">
           <w:r>
             <w:rPr>
               <w:rStyle w:val="Hyperlink"/>
@@ -1548,7 +1700,7 @@
           <w:sz w:val="24"/>
           <w:u w:val="single"/>
         </w:rPr>
-        <w:hyperlink r:id="rId14" w:history="1">
+        <w:hyperlink r:id="rId15" w:history="1">
           <w:r>
             <w:rPr>
               <w:rStyle w:val="Hyperlink"/>
@@ -1577,7 +1729,7 @@
           <w:sz w:val="24"/>
           <w:u w:val="single"/>
         </w:rPr>
-        <w:hyperlink r:id="rId14" w:history="1">
+        <w:hyperlink r:id="rId15" w:history="1">
           <w:r>
             <w:rPr>
               <w:rStyle w:val="Hyperlink"/>
@@ -1595,7 +1747,7 @@
           <w:sz w:val="24"/>
           <w:u w:val="single"/>
         </w:rPr>
-        <w:hyperlink r:id="rId14" w:history="1">
+        <w:hyperlink r:id="rId15" w:history="1">
           <w:r>
             <w:rPr>
               <w:rStyle w:val="Hyperlink"/>
@@ -1624,7 +1776,7 @@
           <w:sz w:val="24"/>
           <w:u w:val="single"/>
         </w:rPr>
-        <w:hyperlink r:id="rId14" w:history="1">
+        <w:hyperlink r:id="rId15" w:history="1">
           <w:r>
             <w:rPr>
               <w:rStyle w:val="Hyperlink"/>
@@ -1652,7 +1804,7 @@
           <w:color w:val="000000"/>
           <w:sz w:val="24"/>
         </w:rPr>
-        <w:hyperlink r:id="rId14" w:history="1">
+        <w:hyperlink r:id="rId15" w:history="1">
           <w:r>
             <w:rPr>
               <w:rStyle w:val="Hyperlink"/>
@@ -1670,7 +1822,7 @@
           <w:color w:val="000000"/>
           <w:sz w:val="24"/>
         </w:rPr>
-        <w:hyperlink r:id="rId14" w:history="1">
+        <w:hyperlink r:id="rId15" w:history="1">
           <w:r>
             <w:rPr>
               <w:rStyle w:val="Hyperlink"/>
@@ -1688,7 +1840,7 @@
           <w:color w:val="000000"/>
           <w:sz w:val="24"/>
         </w:rPr>
-        <w:hyperlink r:id="rId14" w:history="1">
+        <w:hyperlink r:id="rId15" w:history="1">
           <w:r>
             <w:rPr>
               <w:rStyle w:val="Hyperlink"/>
@@ -1706,7 +1858,7 @@
           <w:color w:val="000000"/>
           <w:sz w:val="24"/>
         </w:rPr>
-        <w:hyperlink r:id="rId14" w:history="1">
+        <w:hyperlink r:id="rId15" w:history="1">
           <w:r>
             <w:rPr>
               <w:rStyle w:val="Hyperlink"/>
@@ -1724,7 +1876,7 @@
           <w:color w:val="000000"/>
           <w:sz w:val="24"/>
         </w:rPr>
-        <w:hyperlink r:id="rId14" w:history="1">
+        <w:hyperlink r:id="rId15" w:history="1">
           <w:r>
             <w:rPr>
               <w:rStyle w:val="Hyperlink"/>
@@ -1742,7 +1894,7 @@
           <w:color w:val="000000"/>
           <w:sz w:val="24"/>
         </w:rPr>
-        <w:hyperlink r:id="rId14" w:history="1">
+        <w:hyperlink r:id="rId15" w:history="1">
           <w:r>
             <w:rPr>
               <w:rStyle w:val="Hyperlink"/>
@@ -1760,7 +1912,7 @@
           <w:color w:val="000000"/>
           <w:sz w:val="24"/>
         </w:rPr>
-        <w:hyperlink r:id="rId14" w:history="1">
+        <w:hyperlink r:id="rId15" w:history="1">
           <w:r>
             <w:rPr>
               <w:rStyle w:val="Hyperlink"/>
@@ -1778,7 +1930,7 @@
           <w:color w:val="000000"/>
           <w:sz w:val="24"/>
         </w:rPr>
-        <w:hyperlink r:id="rId14" w:history="1">
+        <w:hyperlink r:id="rId15" w:history="1">
           <w:r>
             <w:rPr>
               <w:rStyle w:val="Hyperlink"/>
@@ -1796,7 +1948,7 @@
           <w:color w:val="000000"/>
           <w:sz w:val="24"/>
         </w:rPr>
-        <w:hyperlink r:id="rId14" w:history="1">
+        <w:hyperlink r:id="rId15" w:history="1">
           <w:r>
             <w:rPr>
               <w:rStyle w:val="Hyperlink"/>
@@ -1814,7 +1966,7 @@
           <w:color w:val="000000"/>
           <w:sz w:val="24"/>
         </w:rPr>
-        <w:hyperlink r:id="rId14" w:history="1">
+        <w:hyperlink r:id="rId15" w:history="1">
           <w:r>
             <w:rPr>
               <w:rStyle w:val="Hyperlink"/>
@@ -1882,7 +2034,7 @@
           <w:sz w:val="24"/>
           <w:u w:val="single"/>
         </w:rPr>
-        <w:hyperlink r:id="rId15" w:history="1">
+        <w:hyperlink r:id="rId16" w:history="1">
           <w:r>
             <w:rPr>
               <w:rStyle w:val="Hyperlink"/>
@@ -1910,7 +2062,7 @@
           <w:sz w:val="24"/>
           <w:u w:val="single"/>
         </w:rPr>
-        <w:hyperlink r:id="rId16" w:history="1">
+        <w:hyperlink r:id="rId17" w:history="1">
           <w:r>
             <w:rPr>
               <w:rStyle w:val="Hyperlink"/>
@@ -1939,7 +2091,7 @@
           <w:sz w:val="24"/>
           <w:u w:val="single"/>
         </w:rPr>
-        <w:hyperlink r:id="rId16" w:history="1">
+        <w:hyperlink r:id="rId17" w:history="1">
           <w:r>
             <w:rPr>
               <w:rStyle w:val="Hyperlink"/>
@@ -1986,7 +2138,7 @@
           <w:sz w:val="24"/>
           <w:u w:val="single"/>
         </w:rPr>
-        <w:hyperlink r:id="rId16" w:history="1">
+        <w:hyperlink r:id="rId17" w:history="1">
           <w:r>
             <w:rPr>
               <w:rStyle w:val="Hyperlink"/>
@@ -2015,7 +2167,7 @@
           <w:sz w:val="24"/>
           <w:u w:val="single"/>
         </w:rPr>
-        <w:hyperlink r:id="rId16" w:history="1">
+        <w:hyperlink r:id="rId17" w:history="1">
           <w:r>
             <w:rPr>
               <w:rStyle w:val="Hyperlink"/>
@@ -2113,7 +2265,7 @@
           <w:sz w:val="24"/>
           <w:u w:val="single"/>
         </w:rPr>
-        <w:hyperlink r:id="rId17" w:history="1">
+        <w:hyperlink r:id="rId18" w:history="1">
           <w:r>
             <w:rPr>
               <w:rStyle w:val="Hyperlink"/>
@@ -2142,7 +2294,7 @@
           <w:sz w:val="24"/>
           <w:u w:val="single"/>
         </w:rPr>
-        <w:hyperlink r:id="rId17" w:history="1">
+        <w:hyperlink r:id="rId18" w:history="1">
           <w:r>
             <w:rPr>
               <w:rStyle w:val="Hyperlink"/>
@@ -2170,7 +2322,7 @@
           <w:sz w:val="24"/>
           <w:u w:val="single"/>
         </w:rPr>
-        <w:hyperlink r:id="rId18" w:history="1">
+        <w:hyperlink r:id="rId19" w:history="1">
           <w:r>
             <w:rPr>
               <w:rStyle w:val="Hyperlink"/>
@@ -2199,7 +2351,7 @@
           <w:sz w:val="24"/>
           <w:u w:val="single"/>
         </w:rPr>
-        <w:hyperlink r:id="rId18" w:history="1">
+        <w:hyperlink r:id="rId19" w:history="1">
           <w:r>
             <w:rPr>
               <w:rStyle w:val="Hyperlink"/>
@@ -2228,7 +2380,7 @@
           <w:sz w:val="24"/>
           <w:u w:val="single"/>
         </w:rPr>
-        <w:hyperlink r:id="rId18" w:history="1">
+        <w:hyperlink r:id="rId19" w:history="1">
           <w:r>
             <w:rPr>
               <w:rStyle w:val="Hyperlink"/>
@@ -2257,7 +2409,7 @@
           <w:sz w:val="24"/>
           <w:u w:val="single"/>
         </w:rPr>
-        <w:hyperlink r:id="rId18" w:history="1">
+        <w:hyperlink r:id="rId19" w:history="1">
           <w:r>
             <w:rPr>
               <w:rStyle w:val="Hyperlink"/>
@@ -2286,7 +2438,7 @@
           <w:sz w:val="24"/>
           <w:u w:val="single"/>
         </w:rPr>
-        <w:hyperlink r:id="rId18" w:history="1">
+        <w:hyperlink r:id="rId19" w:history="1">
           <w:r>
             <w:rPr>
               <w:rStyle w:val="Hyperlink"/>
@@ -2307,7 +2459,7 @@
           <w:sz w:val="24"/>
           <w:u w:val="single"/>
         </w:rPr>
-        <w:hyperlink r:id="rId18" w:history="1">
+        <w:hyperlink r:id="rId19" w:history="1">
           <w:r>
             <w:rPr>
               <w:rStyle w:val="Hyperlink"/>
@@ -2336,7 +2488,7 @@
           <w:sz w:val="24"/>
           <w:u w:val="single"/>
         </w:rPr>
-        <w:hyperlink r:id="rId18" w:history="1">
+        <w:hyperlink r:id="rId19" w:history="1">
           <w:r>
             <w:rPr>
               <w:rStyle w:val="Hyperlink"/>
@@ -2354,7 +2506,7 @@
           <w:sz w:val="24"/>
           <w:u w:val="single"/>
         </w:rPr>
-        <w:hyperlink r:id="rId18" w:history="1">
+        <w:hyperlink r:id="rId19" w:history="1">
           <w:r>
             <w:rPr>
               <w:rStyle w:val="Hyperlink"/>
@@ -2382,7 +2534,7 @@
           <w:sz w:val="24"/>
           <w:u w:val="single"/>
         </w:rPr>
-        <w:hyperlink r:id="rId17" w:history="1">
+        <w:hyperlink r:id="rId18" w:history="1">
           <w:r>
             <w:rPr>
               <w:rStyle w:val="Hyperlink"/>
@@ -2400,7 +2552,7 @@
           <w:color w:val="000000"/>
           <w:sz w:val="24"/>
         </w:rPr>
-        <w:hyperlink r:id="rId17" w:history="1">
+        <w:hyperlink r:id="rId18" w:history="1">
           <w:r>
             <w:rPr>
               <w:rStyle w:val="Hyperlink"/>
@@ -2418,7 +2570,7 @@
           <w:sz w:val="24"/>
           <w:u w:val="single"/>
         </w:rPr>
-        <w:hyperlink r:id="rId19" w:history="1">
+        <w:hyperlink r:id="rId20" w:history="1">
           <w:r>
             <w:rPr>
               <w:rStyle w:val="Hyperlink"/>
@@ -2436,7 +2588,7 @@
           <w:sz w:val="24"/>
           <w:u w:val="single"/>
         </w:rPr>
-        <w:hyperlink r:id="rId18" w:history="1">
+        <w:hyperlink r:id="rId19" w:history="1">
           <w:r>
             <w:rPr>
               <w:rStyle w:val="Hyperlink"/>
@@ -2465,7 +2617,7 @@
           <w:sz w:val="24"/>
           <w:u w:val="single"/>
         </w:rPr>
-        <w:hyperlink r:id="rId18" w:history="1">
+        <w:hyperlink r:id="rId19" w:history="1">
           <w:r>
             <w:rPr>
               <w:rStyle w:val="Hyperlink"/>
@@ -2481,6 +2633,7 @@
           <w:i w:val="0"/>
           <w:color w:val="0000FF"/>
           <w:sz w:val="24"/>
+          <w:u w:val="single"/>
         </w:rPr>
         <w:t>t</w:t>
       </w:r>
@@ -2493,7 +2646,7 @@
           <w:sz w:val="24"/>
           <w:u w:val="single"/>
         </w:rPr>
-        <w:hyperlink r:id="rId18" w:history="1">
+        <w:hyperlink r:id="rId19" w:history="1">
           <w:r>
             <w:rPr>
               <w:rStyle w:val="Hyperlink"/>
@@ -2511,7 +2664,7 @@
           <w:sz w:val="24"/>
           <w:u w:val="single"/>
         </w:rPr>
-        <w:hyperlink r:id="rId18" w:history="1">
+        <w:hyperlink r:id="rId19" w:history="1">
           <w:r>
             <w:rPr>
               <w:rStyle w:val="Hyperlink"/>
@@ -2540,7 +2693,7 @@
           <w:sz w:val="24"/>
           <w:u w:val="single"/>
         </w:rPr>
-        <w:hyperlink r:id="rId18" w:history="1">
+        <w:hyperlink r:id="rId19" w:history="1">
           <w:r>
             <w:rPr>
               <w:rStyle w:val="Hyperlink"/>
@@ -2558,7 +2711,7 @@
           <w:color w:val="000000"/>
           <w:sz w:val="24"/>
         </w:rPr>
-        <w:hyperlink r:id="rId18" w:history="1">
+        <w:hyperlink r:id="rId19" w:history="1">
           <w:r>
             <w:rPr>
               <w:rStyle w:val="Hyperlink"/>
@@ -2576,7 +2729,7 @@
           <w:color w:val="000000"/>
           <w:sz w:val="24"/>
         </w:rPr>
-        <w:hyperlink r:id="rId18" w:history="1">
+        <w:hyperlink r:id="rId19" w:history="1">
           <w:r>
             <w:rPr>
               <w:rStyle w:val="Hyperlink"/>
@@ -2594,7 +2747,7 @@
           <w:color w:val="000000"/>
           <w:sz w:val="24"/>
         </w:rPr>
-        <w:hyperlink r:id="rId18" w:history="1">
+        <w:hyperlink r:id="rId19" w:history="1">
           <w:r>
             <w:rPr>
               <w:rStyle w:val="Hyperlink"/>
@@ -2612,7 +2765,7 @@
           <w:color w:val="000000"/>
           <w:sz w:val="24"/>
         </w:rPr>
-        <w:hyperlink r:id="rId18" w:history="1">
+        <w:hyperlink r:id="rId19" w:history="1">
           <w:r>
             <w:rPr>
               <w:rStyle w:val="Hyperlink"/>
@@ -2630,7 +2783,7 @@
           <w:color w:val="000000"/>
           <w:sz w:val="24"/>
         </w:rPr>
-        <w:hyperlink r:id="rId18" w:history="1">
+        <w:hyperlink r:id="rId19" w:history="1">
           <w:r>
             <w:rPr>
               <w:rStyle w:val="Hyperlink"/>
@@ -2647,7 +2800,7 @@
           <w:color w:val="000000"/>
           <w:sz w:val="24"/>
         </w:rPr>
-        <w:hyperlink r:id="rId18" w:history="1">
+        <w:hyperlink r:id="rId19" w:history="1">
           <w:r>
             <w:rPr>
               <w:rStyle w:val="Hyperlink"/>
@@ -2675,7 +2828,7 @@
           <w:sz w:val="24"/>
           <w:u w:val="single"/>
         </w:rPr>
-        <w:hyperlink r:id="rId18" w:history="1">
+        <w:hyperlink r:id="rId21" w:history="1">
           <w:r>
             <w:rPr>
               <w:rStyle w:val="Hyperlink"/>
@@ -2704,7 +2857,7 @@
           <w:sz w:val="24"/>
           <w:u w:val="single"/>
         </w:rPr>
-        <w:hyperlink r:id="rId18" w:history="1">
+        <w:hyperlink r:id="rId21" w:history="1">
           <w:r>
             <w:rPr>
               <w:rStyle w:val="Hyperlink"/>
@@ -2722,7 +2875,7 @@
           <w:sz w:val="24"/>
           <w:u w:val="single"/>
         </w:rPr>
-        <w:hyperlink r:id="rId18" w:history="1">
+        <w:hyperlink r:id="rId19" w:history="1">
           <w:r>
             <w:rPr>
               <w:rStyle w:val="Hyperlink"/>
@@ -2740,7 +2893,7 @@
           <w:sz w:val="24"/>
           <w:u w:val="single"/>
         </w:rPr>
-        <w:hyperlink r:id="rId18" w:history="1">
+        <w:hyperlink r:id="rId19" w:history="1">
           <w:r>
             <w:rPr>
               <w:rStyle w:val="Hyperlink"/>
@@ -2758,7 +2911,7 @@
           <w:sz w:val="24"/>
           <w:u w:val="single"/>
         </w:rPr>
-        <w:hyperlink r:id="rId18" w:history="1">
+        <w:hyperlink r:id="rId19" w:history="1">
           <w:r>
             <w:rPr>
               <w:rStyle w:val="Hyperlink"/>
@@ -2787,7 +2940,7 @@
           <w:sz w:val="24"/>
           <w:u w:val="single"/>
         </w:rPr>
-        <w:hyperlink r:id="rId20" w:history="1">
+        <w:hyperlink r:id="rId21" w:history="1">
           <w:r>
             <w:rPr>
               <w:rStyle w:val="Hyperlink"/>
@@ -2805,7 +2958,7 @@
           <w:sz w:val="24"/>
           <w:u w:val="single"/>
         </w:rPr>
-        <w:hyperlink r:id="rId20" w:history="1">
+        <w:hyperlink r:id="rId21" w:history="1">
           <w:r>
             <w:rPr>
               <w:rStyle w:val="Hyperlink"/>
@@ -2816,49 +2969,13 @@
       </w:r>
       <w:r>
         <w:rPr>
-          <w:u w:val="single" w:color="0000ff"/>
           <w:rFonts w:ascii="Charis SIL Regular" w:hAnsi="Charis SIL Regular" w:eastAsia="Charis SIL Regular"/>
           <w:b w:val="0"/>
           <w:i w:val="0"/>
           <w:color w:val="000000"/>
           <w:sz w:val="24"/>
         </w:rPr>
-        <w:hyperlink r:id="rId18" w:history="1">
-          <w:r>
-            <w:rPr>
-              <w:rStyle w:val="Hyperlink"/>
-            </w:rPr>
-            <w:t>, e</w:t>
-          </w:r>
-        </w:hyperlink>
-      </w:r>
-      <w:r>
-        <w:rPr>
-          <w:rFonts w:ascii="Charis SIL Regular" w:hAnsi="Charis SIL Regular" w:eastAsia="Charis SIL Regular"/>
-          <w:b w:val="0"/>
-          <w:i w:val="0"/>
-          <w:color w:val="000000"/>
-          <w:sz w:val="24"/>
-        </w:rPr>
-        <w:t xml:space="preserve">n </w:t>
-      </w:r>
-      <w:r>
-        <w:rPr>
-          <w:u w:val="single" w:color="0000ff"/>
-          <w:rFonts w:ascii="Charis SIL Regular" w:hAnsi="Charis SIL Regular" w:eastAsia="Charis SIL Regular"/>
-          <w:b w:val="0"/>
-          <w:i w:val="0"/>
-          <w:color w:val="000000"/>
-          <w:sz w:val="24"/>
-        </w:rPr>
-        <w:hyperlink r:id="rId19" w:history="1">
-          <w:r>
-            <w:rPr>
-              <w:rStyle w:val="Hyperlink"/>
-            </w:rPr>
-            <w:t xml:space="preserve">het </w:t>
-          </w:r>
-        </w:hyperlink>
+        <w:t xml:space="preserve">, en het </w:t>
       </w:r>
       <w:r>
         <w:rPr>
@@ -2869,7 +2986,7 @@
           <w:sz w:val="24"/>
           <w:u w:val="single"/>
         </w:rPr>
-        <w:hyperlink r:id="rId21" w:history="1">
+        <w:hyperlink r:id="rId22" w:history="1">
           <w:r>
             <w:rPr>
               <w:rStyle w:val="Hyperlink"/>
@@ -2887,7 +3004,7 @@
           <w:sz w:val="24"/>
           <w:u w:val="single"/>
         </w:rPr>
-        <w:hyperlink r:id="rId21" w:history="1">
+        <w:hyperlink r:id="rId22" w:history="1">
           <w:r>
             <w:rPr>
               <w:rStyle w:val="Hyperlink"/>
@@ -2905,7 +3022,7 @@
           <w:sz w:val="24"/>
           <w:u w:val="single"/>
         </w:rPr>
-        <w:hyperlink r:id="rId21" w:history="1">
+        <w:hyperlink r:id="rId22" w:history="1">
           <w:r>
             <w:rPr>
               <w:rStyle w:val="Hyperlink"/>
@@ -2923,7 +3040,7 @@
           <w:sz w:val="24"/>
           <w:u w:val="single"/>
         </w:rPr>
-        <w:hyperlink r:id="rId21" w:history="1">
+        <w:hyperlink r:id="rId22" w:history="1">
           <w:r>
             <w:rPr>
               <w:rStyle w:val="Hyperlink"/>
@@ -2952,7 +3069,7 @@
           <w:sz w:val="24"/>
           <w:u w:val="single"/>
         </w:rPr>
-        <w:hyperlink r:id="rId21" w:history="1">
+        <w:hyperlink r:id="rId22" w:history="1">
           <w:r>
             <w:rPr>
               <w:rStyle w:val="Hyperlink"/>
@@ -2970,7 +3087,7 @@
           <w:sz w:val="24"/>
           <w:u w:val="single"/>
         </w:rPr>
-        <w:hyperlink r:id="rId21" w:history="1">
+        <w:hyperlink r:id="rId22" w:history="1">
           <w:r>
             <w:rPr>
               <w:rStyle w:val="Hyperlink"/>
@@ -2999,7 +3116,7 @@
           <w:sz w:val="24"/>
           <w:u w:val="single"/>
         </w:rPr>
-        <w:hyperlink r:id="rId21" w:history="1">
+        <w:hyperlink r:id="rId22" w:history="1">
           <w:r>
             <w:rPr>
               <w:rStyle w:val="Hyperlink"/>
@@ -3027,7 +3144,7 @@
           <w:color w:val="000000"/>
           <w:sz w:val="24"/>
         </w:rPr>
-        <w:hyperlink r:id="rId20" w:history="1">
+        <w:hyperlink r:id="rId21" w:history="1">
           <w:r>
             <w:rPr>
               <w:rStyle w:val="Hyperlink"/>
@@ -3056,7 +3173,7 @@
           <w:color w:val="000000"/>
           <w:sz w:val="24"/>
         </w:rPr>
-        <w:hyperlink r:id="rId20" w:history="1">
+        <w:hyperlink r:id="rId21" w:history="1">
           <w:r>
             <w:rPr>
               <w:rStyle w:val="Hyperlink"/>
@@ -3074,7 +3191,7 @@
           <w:color w:val="000000"/>
           <w:sz w:val="24"/>
         </w:rPr>
-        <w:hyperlink r:id="rId20" w:history="1">
+        <w:hyperlink r:id="rId21" w:history="1">
           <w:r>
             <w:rPr>
               <w:rStyle w:val="Hyperlink"/>
@@ -3102,7 +3219,7 @@
           <w:color w:val="000000"/>
           <w:sz w:val="24"/>
         </w:rPr>
-        <w:hyperlink r:id="rId21" w:history="1">
+        <w:hyperlink r:id="rId22" w:history="1">
           <w:r>
             <w:rPr>
               <w:rStyle w:val="Hyperlink"/>
@@ -3120,7 +3237,7 @@
           <w:color w:val="000000"/>
           <w:sz w:val="24"/>
         </w:rPr>
-        <w:hyperlink r:id="rId21" w:history="1">
+        <w:hyperlink r:id="rId22" w:history="1">
           <w:r>
             <w:rPr>
               <w:rStyle w:val="Hyperlink"/>
@@ -3138,7 +3255,7 @@
           <w:color w:val="000000"/>
           <w:sz w:val="24"/>
         </w:rPr>
-        <w:hyperlink r:id="rId21" w:history="1">
+        <w:hyperlink r:id="rId22" w:history="1">
           <w:r>
             <w:rPr>
               <w:rStyle w:val="Hyperlink"/>
@@ -3156,7 +3273,7 @@
           <w:color w:val="000000"/>
           <w:sz w:val="24"/>
         </w:rPr>
-        <w:hyperlink r:id="rId21" w:history="1">
+        <w:hyperlink r:id="rId22" w:history="1">
           <w:r>
             <w:rPr>
               <w:rStyle w:val="Hyperlink"/>
@@ -3174,7 +3291,7 @@
           <w:color w:val="000000"/>
           <w:sz w:val="24"/>
         </w:rPr>
-        <w:hyperlink r:id="rId21" w:history="1">
+        <w:hyperlink r:id="rId22" w:history="1">
           <w:r>
             <w:rPr>
               <w:rStyle w:val="Hyperlink"/>
@@ -3652,7 +3769,7 @@
           <w:sz w:val="24"/>
           <w:u w:val="single"/>
         </w:rPr>
-        <w:hyperlink r:id="rId22" w:history="1">
+        <w:hyperlink r:id="rId23" w:history="1">
           <w:r>
             <w:rPr>
               <w:rStyle w:val="Hyperlink"/>
@@ -3670,7 +3787,7 @@
           <w:sz w:val="24"/>
           <w:u w:val="single"/>
         </w:rPr>
-        <w:hyperlink r:id="rId22" w:history="1">
+        <w:hyperlink r:id="rId23" w:history="1">
           <w:r>
             <w:rPr>
               <w:rStyle w:val="Hyperlink"/>
@@ -3688,7 +3805,7 @@
           <w:sz w:val="24"/>
           <w:u w:val="single"/>
         </w:rPr>
-        <w:hyperlink r:id="rId22" w:history="1">
+        <w:hyperlink r:id="rId23" w:history="1">
           <w:r>
             <w:rPr>
               <w:rStyle w:val="Hyperlink"/>
@@ -3706,7 +3823,7 @@
           <w:sz w:val="24"/>
           <w:u w:val="single"/>
         </w:rPr>
-        <w:hyperlink r:id="rId22" w:history="1">
+        <w:hyperlink r:id="rId23" w:history="1">
           <w:r>
             <w:rPr>
               <w:rStyle w:val="Hyperlink"/>
@@ -3724,7 +3841,7 @@
           <w:sz w:val="24"/>
           <w:u w:val="single"/>
         </w:rPr>
-        <w:hyperlink r:id="rId22" w:history="1">
+        <w:hyperlink r:id="rId23" w:history="1">
           <w:r>
             <w:rPr>
               <w:rStyle w:val="Hyperlink"/>
@@ -3742,7 +3859,7 @@
           <w:sz w:val="24"/>
           <w:u w:val="single"/>
         </w:rPr>
-        <w:hyperlink r:id="rId22" w:history="1">
+        <w:hyperlink r:id="rId23" w:history="1">
           <w:r>
             <w:rPr>
               <w:rStyle w:val="Hyperlink"/>
@@ -3760,7 +3877,7 @@
           <w:sz w:val="24"/>
           <w:u w:val="single"/>
         </w:rPr>
-        <w:hyperlink r:id="rId22" w:history="1">
+        <w:hyperlink r:id="rId23" w:history="1">
           <w:r>
             <w:rPr>
               <w:rStyle w:val="Hyperlink"/>
@@ -3871,7 +3988,7 @@
           <w:sz w:val="24"/>
           <w:u w:val="single"/>
         </w:rPr>
-        <w:hyperlink r:id="rId14" w:history="1">
+        <w:hyperlink r:id="rId15" w:history="1">
           <w:r>
             <w:rPr>
               <w:rStyle w:val="Hyperlink"/>
@@ -3889,7 +4006,7 @@
           <w:sz w:val="24"/>
           <w:u w:val="single"/>
         </w:rPr>
-        <w:hyperlink r:id="rId14" w:history="1">
+        <w:hyperlink r:id="rId15" w:history="1">
           <w:r>
             <w:rPr>
               <w:rStyle w:val="Hyperlink"/>
@@ -3907,7 +4024,7 @@
           <w:sz w:val="24"/>
           <w:u w:val="single"/>
         </w:rPr>
-        <w:hyperlink r:id="rId14" w:history="1">
+        <w:hyperlink r:id="rId15" w:history="1">
           <w:r>
             <w:rPr>
               <w:rStyle w:val="Hyperlink"/>
@@ -4054,7 +4171,7 @@
           <w:sz w:val="24"/>
           <w:u w:val="single"/>
         </w:rPr>
-        <w:hyperlink r:id="rId23" w:history="1">
+        <w:hyperlink r:id="rId24" w:history="1">
           <w:r>
             <w:rPr>
               <w:rStyle w:val="Hyperlink"/>
@@ -4072,7 +4189,7 @@
           <w:sz w:val="24"/>
           <w:u w:val="single"/>
         </w:rPr>
-        <w:hyperlink r:id="rId23" w:history="1">
+        <w:hyperlink r:id="rId24" w:history="1">
           <w:r>
             <w:rPr>
               <w:rStyle w:val="Hyperlink"/>
@@ -4090,7 +4207,7 @@
           <w:sz w:val="24"/>
           <w:u w:val="single"/>
         </w:rPr>
-        <w:hyperlink r:id="rId23" w:history="1">
+        <w:hyperlink r:id="rId24" w:history="1">
           <w:r>
             <w:rPr>
               <w:rStyle w:val="Hyperlink"/>
@@ -4107,7 +4224,7 @@
           <w:color w:val="0000FF"/>
           <w:sz w:val="24"/>
         </w:rPr>
-        <w:hyperlink r:id="rId23" w:history="1">
+        <w:hyperlink r:id="rId24" w:history="1">
           <w:r>
             <w:rPr>
               <w:rStyle w:val="Hyperlink"/>
@@ -4135,7 +4252,7 @@
           <w:sz w:val="24"/>
           <w:u w:val="single"/>
         </w:rPr>
-        <w:hyperlink r:id="rId23" w:history="1">
+        <w:hyperlink r:id="rId24" w:history="1">
           <w:r>
             <w:rPr>
               <w:rStyle w:val="Hyperlink"/>
@@ -4153,7 +4270,7 @@
           <w:sz w:val="24"/>
           <w:u w:val="single"/>
         </w:rPr>
-        <w:hyperlink r:id="rId23" w:history="1">
+        <w:hyperlink r:id="rId24" w:history="1">
           <w:r>
             <w:rPr>
               <w:rStyle w:val="Hyperlink"/>
@@ -4271,7 +4388,7 @@
           <w:sz w:val="24"/>
           <w:u w:val="single"/>
         </w:rPr>
-        <w:hyperlink r:id="rId24" w:history="1">
+        <w:hyperlink r:id="rId25" w:history="1">
           <w:r>
             <w:rPr>
               <w:rStyle w:val="Hyperlink"/>
@@ -4289,7 +4406,7 @@
           <w:sz w:val="24"/>
           <w:u w:val="single"/>
         </w:rPr>
-        <w:hyperlink r:id="rId24" w:history="1">
+        <w:hyperlink r:id="rId25" w:history="1">
           <w:r>
             <w:rPr>
               <w:rStyle w:val="Hyperlink"/>
@@ -4427,7 +4544,7 @@
           <w:sz w:val="24"/>
           <w:u w:val="single"/>
         </w:rPr>
-        <w:hyperlink r:id="rId25" w:history="1">
+        <w:hyperlink r:id="rId26" w:history="1">
           <w:r>
             <w:rPr>
               <w:rStyle w:val="Hyperlink"/>
@@ -4445,7 +4562,7 @@
           <w:sz w:val="24"/>
           <w:u w:val="single"/>
         </w:rPr>
-        <w:hyperlink r:id="rId25" w:history="1">
+        <w:hyperlink r:id="rId26" w:history="1">
           <w:r>
             <w:rPr>
               <w:rStyle w:val="Hyperlink"/>
@@ -4463,7 +4580,7 @@
           <w:sz w:val="24"/>
           <w:u w:val="single"/>
         </w:rPr>
-        <w:hyperlink r:id="rId25" w:history="1">
+        <w:hyperlink r:id="rId26" w:history="1">
           <w:r>
             <w:rPr>
               <w:rStyle w:val="Hyperlink"/>
@@ -4479,9 +4596,15 @@
           <w:i w:val="0"/>
           <w:color w:val="0000FF"/>
           <w:sz w:val="24"/>
-          <w:u w:val="single"/>
-        </w:rPr>
-        <w:t>1</w:t>
+        </w:rPr>
+        <w:hyperlink r:id="rId26" w:history="1">
+          <w:r>
+            <w:rPr>
+              <w:rStyle w:val="Hyperlink"/>
+            </w:rPr>
+            <w:t>1</w:t>
+          </w:r>
+        </w:hyperlink>
       </w:r>
       <w:r>
         <w:rPr>
@@ -4502,7 +4625,7 @@
           <w:sz w:val="24"/>
           <w:u w:val="single"/>
         </w:rPr>
-        <w:hyperlink r:id="rId25" w:history="1">
+        <w:hyperlink r:id="rId26" w:history="1">
           <w:r>
             <w:rPr>
               <w:rStyle w:val="Hyperlink"/>
@@ -4520,7 +4643,7 @@
           <w:sz w:val="24"/>
           <w:u w:val="single"/>
         </w:rPr>
-        <w:hyperlink r:id="rId25" w:history="1">
+        <w:hyperlink r:id="rId26" w:history="1">
           <w:r>
             <w:rPr>
               <w:rStyle w:val="Hyperlink"/>
@@ -4621,7 +4744,7 @@
           <w:sz w:val="24"/>
           <w:u w:val="single"/>
         </w:rPr>
-        <w:hyperlink r:id="rId26" w:history="1">
+        <w:hyperlink r:id="rId27" w:history="1">
           <w:r>
             <w:rPr>
               <w:rStyle w:val="Hyperlink"/>
@@ -4639,7 +4762,7 @@
           <w:sz w:val="24"/>
           <w:u w:val="single"/>
         </w:rPr>
-        <w:hyperlink r:id="rId26" w:history="1">
+        <w:hyperlink r:id="rId27" w:history="1">
           <w:r>
             <w:rPr>
               <w:rStyle w:val="Hyperlink"/>
@@ -4757,7 +4880,7 @@
           <w:sz w:val="24"/>
           <w:u w:val="single"/>
         </w:rPr>
-        <w:hyperlink r:id="rId27" w:history="1">
+        <w:hyperlink r:id="rId28" w:history="1">
           <w:r>
             <w:rPr>
               <w:rStyle w:val="Hyperlink"/>
@@ -4775,7 +4898,7 @@
           <w:sz w:val="24"/>
           <w:u w:val="single"/>
         </w:rPr>
-        <w:hyperlink r:id="rId27" w:history="1">
+        <w:hyperlink r:id="rId28" w:history="1">
           <w:r>
             <w:rPr>
               <w:rStyle w:val="Hyperlink"/>
@@ -4883,7 +5006,7 @@
           <w:sz w:val="24"/>
           <w:u w:val="single"/>
         </w:rPr>
-        <w:hyperlink r:id="rId28" w:history="1">
+        <w:hyperlink r:id="rId29" w:history="1">
           <w:r>
             <w:rPr>
               <w:rStyle w:val="Hyperlink"/>
@@ -4901,7 +5024,7 @@
           <w:sz w:val="24"/>
           <w:u w:val="single"/>
         </w:rPr>
-        <w:hyperlink r:id="rId28" w:history="1">
+        <w:hyperlink r:id="rId29" w:history="1">
           <w:r>
             <w:rPr>
               <w:rStyle w:val="Hyperlink"/>

--- a/EXPORTS/DOCX/published/niveau2/Dutch/ChristianMission.docx
+++ b/EXPORTS/DOCX/published/niveau2/Dutch/ChristianMission.docx
@@ -459,7 +459,25 @@
           <w:color w:val="000000"/>
           <w:sz w:val="24"/>
         </w:rPr>
-        <w:t xml:space="preserve"> bestaat voor een groot deel uit objecten die door zendeling</w:t>
+        <w:t xml:space="preserve"> bestaat voor een groot deel uit objecten die d</w:t>
+      </w:r>
+      <w:r>
+        <w:rPr>
+          <w:u w:val="single" w:color="0000ff"/>
+          <w:rFonts w:ascii="Charis SIL Regular" w:hAnsi="Charis SIL Regular" w:eastAsia="Charis SIL Regular"/>
+          <w:b w:val="0"/>
+          <w:i w:val="0"/>
+          <w:color w:val="000000"/>
+          <w:sz w:val="24"/>
+        </w:rPr>
+        <w:hyperlink r:id="rId9" w:history="1">
+          <w:r>
+            <w:rPr>
+              <w:rStyle w:val="Hyperlink"/>
+            </w:rPr>
+            <w:t>oor zendeling</w:t>
+          </w:r>
+        </w:hyperlink>
       </w:r>
       <w:r>
         <w:rPr>
@@ -796,7 +814,7 @@
           <w:sz w:val="24"/>
           <w:u w:val="single"/>
         </w:rPr>
-        <w:hyperlink r:id="rId11" w:history="1">
+        <w:hyperlink r:id="rId10" w:history="1">
           <w:r>
             <w:rPr>
               <w:rStyle w:val="Hyperlink"/>
@@ -825,7 +843,7 @@
           <w:sz w:val="24"/>
           <w:u w:val="single"/>
         </w:rPr>
-        <w:hyperlink r:id="rId11" w:history="1">
+        <w:hyperlink r:id="rId10" w:history="1">
           <w:r>
             <w:rPr>
               <w:rStyle w:val="Hyperlink"/>
@@ -854,7 +872,7 @@
           <w:sz w:val="24"/>
           <w:u w:val="single"/>
         </w:rPr>
-        <w:hyperlink r:id="rId10" w:history="1">
+        <w:hyperlink r:id="rId11" w:history="1">
           <w:r>
             <w:rPr>
               <w:rStyle w:val="Hyperlink"/>
@@ -899,6 +917,7 @@
           <w:i w:val="0"/>
           <w:color w:val="0000FF"/>
           <w:sz w:val="24"/>
+          <w:u w:val="single"/>
         </w:rPr>
         <w:hyperlink r:id="rId11" w:history="1">
           <w:r>
@@ -1001,6 +1020,7 @@
           <w:i w:val="0"/>
           <w:color w:val="0000FF"/>
           <w:sz w:val="24"/>
+          <w:u w:val="single"/>
         </w:rPr>
         <w:hyperlink r:id="rId12" w:history="1">
           <w:r>
@@ -1020,7 +1040,7 @@
           <w:sz w:val="24"/>
           <w:u w:val="single"/>
         </w:rPr>
-        <w:hyperlink r:id="rId11" w:history="1">
+        <w:hyperlink r:id="rId12" w:history="1">
           <w:r>
             <w:rPr>
               <w:rStyle w:val="Hyperlink"/>
@@ -1049,7 +1069,7 @@
           <w:sz w:val="24"/>
           <w:u w:val="single"/>
         </w:rPr>
-        <w:hyperlink r:id="rId11" w:history="1">
+        <w:hyperlink r:id="rId12" w:history="1">
           <w:r>
             <w:rPr>
               <w:rStyle w:val="Hyperlink"/>
@@ -1105,6 +1125,7 @@
           <w:i w:val="0"/>
           <w:color w:val="0000FF"/>
           <w:sz w:val="24"/>
+          <w:u w:val="single"/>
         </w:rPr>
         <w:hyperlink r:id="rId12" w:history="1">
           <w:r>
@@ -1135,13 +1156,57 @@
       </w:r>
       <w:r>
         <w:rPr>
+          <w:u w:val="single" w:color="0000ff"/>
           <w:rFonts w:ascii="Charis SIL Regular" w:hAnsi="Charis SIL Regular" w:eastAsia="Charis SIL Regular"/>
           <w:b w:val="0"/>
           <w:i w:val="0"/>
           <w:color w:val="000000"/>
           <w:sz w:val="24"/>
         </w:rPr>
-        <w:t xml:space="preserve"> (voo</w:t>
+        <w:hyperlink r:id="rId11" w:history="1">
+          <w:r>
+            <w:rPr>
+              <w:rStyle w:val="Hyperlink"/>
+            </w:rPr>
+            <w:t xml:space="preserve"> (</w:t>
+          </w:r>
+        </w:hyperlink>
+      </w:r>
+      <w:r>
+        <w:rPr>
+          <w:u w:val="single" w:color="0000ff"/>
+          <w:rFonts w:ascii="Charis SIL Regular" w:hAnsi="Charis SIL Regular" w:eastAsia="Charis SIL Regular"/>
+          <w:b w:val="0"/>
+          <w:i w:val="0"/>
+          <w:color w:val="000000"/>
+          <w:sz w:val="24"/>
+        </w:rPr>
+        <w:hyperlink r:id="rId11" w:history="1">
+          <w:r>
+            <w:rPr>
+              <w:rStyle w:val="Hyperlink"/>
+            </w:rPr>
+            <w:t>v</w:t>
+          </w:r>
+        </w:hyperlink>
+      </w:r>
+      <w:r>
+        <w:rPr>
+          <w:u w:val="single" w:color="0000ff"/>
+          <w:rFonts w:ascii="Charis SIL Regular" w:hAnsi="Charis SIL Regular" w:eastAsia="Charis SIL Regular"/>
+          <w:b w:val="0"/>
+          <w:i w:val="0"/>
+          <w:color w:val="000000"/>
+          <w:sz w:val="24"/>
+        </w:rPr>
+        <w:hyperlink r:id="rId11" w:history="1">
+          <w:r>
+            <w:rPr>
+              <w:rStyle w:val="Hyperlink"/>
+            </w:rPr>
+            <w:t>oo</w:t>
+          </w:r>
+        </w:hyperlink>
       </w:r>
       <w:r>
         <w:rPr>
@@ -1295,6 +1360,7 @@
       </w:r>
       <w:r>
         <w:rPr>
+          <w:u w:val="single" w:color="0000ff"/>
           <w:rFonts w:ascii="Charis SIL Regular" w:hAnsi="Charis SIL Regular" w:eastAsia="Charis SIL Regular"/>
           <w:b w:val="0"/>
           <w:i w:val="0"/>
@@ -1793,133 +1859,7 @@
           <w:color w:val="000000"/>
           <w:sz w:val="24"/>
         </w:rPr>
-        <w:t xml:space="preserve"> zijn namenlijsten va</w:t>
-      </w:r>
-      <w:r>
-        <w:rPr>
-          <w:u w:val="single" w:color="0000ff"/>
-          <w:rFonts w:ascii="Charis SIL Regular" w:hAnsi="Charis SIL Regular" w:eastAsia="Charis SIL Regular"/>
-          <w:b w:val="0"/>
-          <w:i w:val="0"/>
-          <w:color w:val="000000"/>
-          <w:sz w:val="24"/>
-        </w:rPr>
-        <w:hyperlink r:id="rId15" w:history="1">
-          <w:r>
-            <w:rPr>
-              <w:rStyle w:val="Hyperlink"/>
-            </w:rPr>
-            <w:t>n zendingsw</w:t>
-          </w:r>
-        </w:hyperlink>
-      </w:r>
-      <w:r>
-        <w:rPr>
-          <w:u w:val="single" w:color="0000ff"/>
-          <w:rFonts w:ascii="Charis SIL Regular" w:hAnsi="Charis SIL Regular" w:eastAsia="Charis SIL Regular"/>
-          <w:b w:val="0"/>
-          <w:i w:val="0"/>
-          <w:color w:val="000000"/>
-          <w:sz w:val="24"/>
-        </w:rPr>
-        <w:hyperlink r:id="rId15" w:history="1">
-          <w:r>
-            <w:rPr>
-              <w:rStyle w:val="Hyperlink"/>
-            </w:rPr>
-            <w:t>e</w:t>
-          </w:r>
-        </w:hyperlink>
-      </w:r>
-      <w:r>
-        <w:rPr>
-          <w:u w:val="single" w:color="0000ff"/>
-          <w:rFonts w:ascii="Charis SIL Regular" w:hAnsi="Charis SIL Regular" w:eastAsia="Charis SIL Regular"/>
-          <w:b w:val="0"/>
-          <w:i w:val="0"/>
-          <w:color w:val="000000"/>
-          <w:sz w:val="24"/>
-        </w:rPr>
-        <w:hyperlink r:id="rId15" w:history="1">
-          <w:r>
-            <w:rPr>
-              <w:rStyle w:val="Hyperlink"/>
-            </w:rPr>
-            <w:t>rke</w:t>
-          </w:r>
-        </w:hyperlink>
-      </w:r>
-      <w:r>
-        <w:rPr>
-          <w:u w:val="single" w:color="0000ff"/>
-          <w:rFonts w:ascii="Charis SIL Regular" w:hAnsi="Charis SIL Regular" w:eastAsia="Charis SIL Regular"/>
-          <w:b w:val="0"/>
-          <w:i w:val="0"/>
-          <w:color w:val="000000"/>
-          <w:sz w:val="24"/>
-        </w:rPr>
-        <w:hyperlink r:id="rId15" w:history="1">
-          <w:r>
-            <w:rPr>
-              <w:rStyle w:val="Hyperlink"/>
-            </w:rPr>
-            <w:t>r</w:t>
-          </w:r>
-        </w:hyperlink>
-      </w:r>
-      <w:r>
-        <w:rPr>
-          <w:u w:val="single" w:color="0000ff"/>
-          <w:rFonts w:ascii="Charis SIL Regular" w:hAnsi="Charis SIL Regular" w:eastAsia="Charis SIL Regular"/>
-          <w:b w:val="0"/>
-          <w:i w:val="0"/>
-          <w:color w:val="000000"/>
-          <w:sz w:val="24"/>
-        </w:rPr>
-        <w:hyperlink r:id="rId15" w:history="1">
-          <w:r>
-            <w:rPr>
-              <w:rStyle w:val="Hyperlink"/>
-            </w:rPr>
-            <w:t>s te vinden (</w:t>
-          </w:r>
-        </w:hyperlink>
-      </w:r>
-      <w:r>
-        <w:rPr>
-          <w:u w:val="single" w:color="0000ff"/>
-          <w:rFonts w:ascii="Charis SIL Regular" w:hAnsi="Charis SIL Regular" w:eastAsia="Charis SIL Regular"/>
-          <w:b w:val="0"/>
-          <w:i w:val="0"/>
-          <w:color w:val="000000"/>
-          <w:sz w:val="24"/>
-        </w:rPr>
-        <w:hyperlink r:id="rId15" w:history="1">
-          <w:r>
-            <w:rPr>
-              <w:rStyle w:val="Hyperlink"/>
-            </w:rPr>
-            <w:t>onder he</w:t>
-          </w:r>
-        </w:hyperlink>
-      </w:r>
-      <w:r>
-        <w:rPr>
-          <w:u w:val="single" w:color="0000ff"/>
-          <w:rFonts w:ascii="Charis SIL Regular" w:hAnsi="Charis SIL Regular" w:eastAsia="Charis SIL Regular"/>
-          <w:b w:val="0"/>
-          <w:i w:val="0"/>
-          <w:color w:val="000000"/>
-          <w:sz w:val="24"/>
-        </w:rPr>
-        <w:hyperlink r:id="rId15" w:history="1">
-          <w:r>
-            <w:rPr>
-              <w:rStyle w:val="Hyperlink"/>
-            </w:rPr>
-            <w:t xml:space="preserve">t </w:t>
-          </w:r>
-        </w:hyperlink>
+        <w:t xml:space="preserve"> zijn namenlijsten van zendingswerkers te vinden (onder het </w:t>
       </w:r>
       <w:r>
         <w:rPr>
@@ -2506,6 +2446,320 @@
           <w:sz w:val="24"/>
           <w:u w:val="single"/>
         </w:rPr>
+        <w:hyperlink r:id="rId18" w:history="1">
+          <w:r>
+            <w:rPr>
+              <w:rStyle w:val="Hyperlink"/>
+            </w:rPr>
+            <w:t>n</w:t>
+          </w:r>
+        </w:hyperlink>
+      </w:r>
+      <w:r>
+        <w:rPr>
+          <w:rFonts w:ascii="Charis SIL Regular" w:hAnsi="Charis SIL Regular" w:eastAsia="Charis SIL Regular"/>
+          <w:b w:val="0"/>
+          <w:i w:val="0"/>
+          <w:color w:val="0000FF"/>
+          <w:sz w:val="24"/>
+          <w:u w:val="single"/>
+        </w:rPr>
+        <w:t xml:space="preserve"> </w:t>
+      </w:r>
+      <w:r>
+        <w:rPr>
+          <w:rFonts w:ascii="Charis SIL Regular" w:hAnsi="Charis SIL Regular" w:eastAsia="Charis SIL Regular"/>
+          <w:b w:val="0"/>
+          <w:i w:val="0"/>
+          <w:color w:val="0000FF"/>
+          <w:sz w:val="24"/>
+          <w:u w:val="single"/>
+        </w:rPr>
+        <w:hyperlink r:id="rId18" w:history="1">
+          <w:r>
+            <w:rPr>
+              <w:rStyle w:val="Hyperlink"/>
+            </w:rPr>
+            <w:t>in</w:t>
+          </w:r>
+        </w:hyperlink>
+      </w:r>
+      <w:r>
+        <w:rPr>
+          <w:rFonts w:ascii="Charis SIL Regular" w:hAnsi="Charis SIL Regular" w:eastAsia="Charis SIL Regular"/>
+          <w:b w:val="0"/>
+          <w:i w:val="0"/>
+          <w:color w:val="0000FF"/>
+          <w:sz w:val="24"/>
+          <w:u w:val="single"/>
+        </w:rPr>
+        <w:t xml:space="preserve"> </w:t>
+      </w:r>
+      <w:r>
+        <w:rPr>
+          <w:rFonts w:ascii="Charis SIL Regular" w:hAnsi="Charis SIL Regular" w:eastAsia="Charis SIL Regular"/>
+          <w:b w:val="0"/>
+          <w:i w:val="0"/>
+          <w:color w:val="0000FF"/>
+          <w:sz w:val="24"/>
+          <w:u w:val="single"/>
+        </w:rPr>
+        <w:hyperlink r:id="rId18" w:history="1">
+          <w:r>
+            <w:rPr>
+              <w:rStyle w:val="Hyperlink"/>
+            </w:rPr>
+            <w:t>Ned</w:t>
+          </w:r>
+        </w:hyperlink>
+      </w:r>
+      <w:r>
+        <w:rPr>
+          <w:rFonts w:ascii="Charis SIL Regular" w:hAnsi="Charis SIL Regular" w:eastAsia="Charis SIL Regular"/>
+          <w:b w:val="0"/>
+          <w:i w:val="0"/>
+          <w:color w:val="0000FF"/>
+          <w:sz w:val="24"/>
+          <w:u w:val="single"/>
+        </w:rPr>
+        <w:hyperlink r:id="rId18" w:history="1">
+          <w:r>
+            <w:rPr>
+              <w:rStyle w:val="Hyperlink"/>
+            </w:rPr>
+            <w:t>erland</w:t>
+          </w:r>
+        </w:hyperlink>
+      </w:r>
+      <w:r>
+        <w:rPr>
+          <w:u w:val="single" w:color="0000ff"/>
+          <w:rFonts w:ascii="Charis SIL Regular" w:hAnsi="Charis SIL Regular" w:eastAsia="Charis SIL Regular"/>
+          <w:b w:val="0"/>
+          <w:i w:val="0"/>
+          <w:color w:val="000000"/>
+          <w:sz w:val="24"/>
+        </w:rPr>
+        <w:hyperlink r:id="rId18" w:history="1">
+          <w:r>
+            <w:rPr>
+              <w:rStyle w:val="Hyperlink"/>
+            </w:rPr>
+            <w:t xml:space="preserve">, </w:t>
+          </w:r>
+        </w:hyperlink>
+      </w:r>
+      <w:r>
+        <w:rPr>
+          <w:rFonts w:ascii="Charis SIL Regular" w:hAnsi="Charis SIL Regular" w:eastAsia="Charis SIL Regular"/>
+          <w:b w:val="0"/>
+          <w:i w:val="0"/>
+          <w:color w:val="0000FF"/>
+          <w:sz w:val="24"/>
+          <w:u w:val="single"/>
+        </w:rPr>
+        <w:hyperlink r:id="rId20" w:history="1">
+          <w:r>
+            <w:rPr>
+              <w:rStyle w:val="Hyperlink"/>
+            </w:rPr>
+            <w:t>H</w:t>
+          </w:r>
+        </w:hyperlink>
+      </w:r>
+      <w:r>
+        <w:rPr>
+          <w:rFonts w:ascii="Charis SIL Regular" w:hAnsi="Charis SIL Regular" w:eastAsia="Charis SIL Regular"/>
+          <w:b w:val="0"/>
+          <w:i w:val="0"/>
+          <w:color w:val="0000FF"/>
+          <w:sz w:val="24"/>
+          <w:u w:val="single"/>
+        </w:rPr>
+        <w:hyperlink r:id="rId20" w:history="1">
+          <w:r>
+            <w:rPr>
+              <w:rStyle w:val="Hyperlink"/>
+            </w:rPr>
+            <w:t>DC</w:t>
+          </w:r>
+        </w:hyperlink>
+      </w:r>
+      <w:r>
+        <w:rPr>
+          <w:rFonts w:ascii="Charis SIL Regular" w:hAnsi="Charis SIL Regular" w:eastAsia="Charis SIL Regular"/>
+          <w:b w:val="0"/>
+          <w:i w:val="0"/>
+          <w:color w:val="0000FF"/>
+          <w:sz w:val="24"/>
+          <w:u w:val="single"/>
+        </w:rPr>
+        <w:t xml:space="preserve"> </w:t>
+      </w:r>
+      <w:r>
+        <w:rPr>
+          <w:rFonts w:ascii="Charis SIL Regular" w:hAnsi="Charis SIL Regular" w:eastAsia="Charis SIL Regular"/>
+          <w:b w:val="0"/>
+          <w:i w:val="0"/>
+          <w:color w:val="0000FF"/>
+          <w:sz w:val="24"/>
+          <w:u w:val="single"/>
+        </w:rPr>
+        <w:hyperlink r:id="rId20" w:history="1">
+          <w:r>
+            <w:rPr>
+              <w:rStyle w:val="Hyperlink"/>
+            </w:rPr>
+            <w:t>Pro</w:t>
+          </w:r>
+        </w:hyperlink>
+      </w:r>
+      <w:r>
+        <w:rPr>
+          <w:rFonts w:ascii="Charis SIL Regular" w:hAnsi="Charis SIL Regular" w:eastAsia="Charis SIL Regular"/>
+          <w:b w:val="0"/>
+          <w:i w:val="0"/>
+          <w:color w:val="0000FF"/>
+          <w:sz w:val="24"/>
+          <w:u w:val="single"/>
+        </w:rPr>
+        <w:hyperlink r:id="rId20" w:history="1">
+          <w:r>
+            <w:rPr>
+              <w:rStyle w:val="Hyperlink"/>
+            </w:rPr>
+            <w:t>t</w:t>
+          </w:r>
+        </w:hyperlink>
+      </w:r>
+      <w:r>
+        <w:rPr>
+          <w:rFonts w:ascii="Charis SIL Regular" w:hAnsi="Charis SIL Regular" w:eastAsia="Charis SIL Regular"/>
+          <w:b w:val="0"/>
+          <w:i w:val="0"/>
+          <w:color w:val="0000FF"/>
+          <w:sz w:val="24"/>
+          <w:u w:val="single"/>
+        </w:rPr>
+        <w:hyperlink r:id="rId19" w:history="1">
+          <w:r>
+            <w:rPr>
+              <w:rStyle w:val="Hyperlink"/>
+            </w:rPr>
+            <w:t>est</w:t>
+          </w:r>
+        </w:hyperlink>
+      </w:r>
+      <w:r>
+        <w:rPr>
+          <w:rFonts w:ascii="Charis SIL Regular" w:hAnsi="Charis SIL Regular" w:eastAsia="Charis SIL Regular"/>
+          <w:b w:val="0"/>
+          <w:i w:val="0"/>
+          <w:color w:val="0000FF"/>
+          <w:sz w:val="24"/>
+          <w:u w:val="single"/>
+        </w:rPr>
+        <w:hyperlink r:id="rId19" w:history="1">
+          <w:r>
+            <w:rPr>
+              <w:rStyle w:val="Hyperlink"/>
+            </w:rPr>
+            <w:t>ants</w:t>
+          </w:r>
+        </w:hyperlink>
+      </w:r>
+      <w:r>
+        <w:rPr>
+          <w:rFonts w:ascii="Charis SIL Regular" w:hAnsi="Charis SIL Regular" w:eastAsia="Charis SIL Regular"/>
+          <w:b w:val="0"/>
+          <w:i w:val="0"/>
+          <w:color w:val="0000FF"/>
+          <w:sz w:val="24"/>
+          <w:u w:val="single"/>
+        </w:rPr>
+        <w:t xml:space="preserve"> </w:t>
+      </w:r>
+      <w:r>
+        <w:rPr>
+          <w:rFonts w:ascii="Charis SIL Regular" w:hAnsi="Charis SIL Regular" w:eastAsia="Charis SIL Regular"/>
+          <w:b w:val="0"/>
+          <w:i w:val="0"/>
+          <w:color w:val="0000FF"/>
+          <w:sz w:val="24"/>
+          <w:u w:val="single"/>
+        </w:rPr>
+        <w:hyperlink r:id="rId19" w:history="1">
+          <w:r>
+            <w:rPr>
+              <w:rStyle w:val="Hyperlink"/>
+            </w:rPr>
+            <w:t>Erfgoed</w:t>
+          </w:r>
+        </w:hyperlink>
+      </w:r>
+      <w:r>
+        <w:rPr>
+          <w:u w:val="single" w:color="0000ff"/>
+          <w:rFonts w:ascii="Charis SIL Regular" w:hAnsi="Charis SIL Regular" w:eastAsia="Charis SIL Regular"/>
+          <w:b w:val="0"/>
+          <w:i w:val="0"/>
+          <w:color w:val="000000"/>
+          <w:sz w:val="24"/>
+        </w:rPr>
+        <w:hyperlink r:id="rId19" w:history="1">
+          <w:r>
+            <w:rPr>
+              <w:rStyle w:val="Hyperlink"/>
+            </w:rPr>
+            <w:t xml:space="preserve"> bij de Vri</w:t>
+          </w:r>
+        </w:hyperlink>
+      </w:r>
+      <w:r>
+        <w:rPr>
+          <w:u w:val="single" w:color="0000ff"/>
+          <w:rFonts w:ascii="Charis SIL Regular" w:hAnsi="Charis SIL Regular" w:eastAsia="Charis SIL Regular"/>
+          <w:b w:val="0"/>
+          <w:i w:val="0"/>
+          <w:color w:val="000000"/>
+          <w:sz w:val="24"/>
+        </w:rPr>
+        <w:hyperlink r:id="rId19" w:history="1">
+          <w:r>
+            <w:rPr>
+              <w:rStyle w:val="Hyperlink"/>
+            </w:rPr>
+            <w:t>j</w:t>
+          </w:r>
+        </w:hyperlink>
+      </w:r>
+      <w:r>
+        <w:rPr>
+          <w:u w:val="single" w:color="0000ff"/>
+          <w:rFonts w:ascii="Charis SIL Regular" w:hAnsi="Charis SIL Regular" w:eastAsia="Charis SIL Regular"/>
+          <w:b w:val="0"/>
+          <w:i w:val="0"/>
+          <w:color w:val="000000"/>
+          <w:sz w:val="24"/>
+        </w:rPr>
+        <w:hyperlink r:id="rId19" w:history="1">
+          <w:r>
+            <w:rPr>
+              <w:rStyle w:val="Hyperlink"/>
+            </w:rPr>
+            <w:t>e U</w:t>
+          </w:r>
+        </w:hyperlink>
+      </w:r>
+      <w:r>
+        <w:rPr>
+          <w:u w:val="single" w:color="0000ff"/>
+          <w:rFonts w:ascii="Charis SIL Regular" w:hAnsi="Charis SIL Regular" w:eastAsia="Charis SIL Regular"/>
+          <w:b w:val="0"/>
+          <w:i w:val="0"/>
+          <w:color w:val="000000"/>
+          <w:sz w:val="24"/>
+        </w:rPr>
         <w:hyperlink r:id="rId19" w:history="1">
           <w:r>
             <w:rPr>
@@ -2517,265 +2771,6 @@
       </w:r>
       <w:r>
         <w:rPr>
-          <w:rFonts w:ascii="Charis SIL Regular" w:hAnsi="Charis SIL Regular" w:eastAsia="Charis SIL Regular"/>
-          <w:b w:val="0"/>
-          <w:i w:val="0"/>
-          <w:color w:val="0000FF"/>
-          <w:sz w:val="24"/>
-        </w:rPr>
-        <w:t xml:space="preserve"> in Ned</w:t>
-      </w:r>
-      <w:r>
-        <w:rPr>
-          <w:rFonts w:ascii="Charis SIL Regular" w:hAnsi="Charis SIL Regular" w:eastAsia="Charis SIL Regular"/>
-          <w:b w:val="0"/>
-          <w:i w:val="0"/>
-          <w:color w:val="0000FF"/>
-          <w:sz w:val="24"/>
-          <w:u w:val="single"/>
-        </w:rPr>
-        <w:hyperlink r:id="rId18" w:history="1">
-          <w:r>
-            <w:rPr>
-              <w:rStyle w:val="Hyperlink"/>
-            </w:rPr>
-            <w:t>erland</w:t>
-          </w:r>
-        </w:hyperlink>
-      </w:r>
-      <w:r>
-        <w:rPr>
-          <w:u w:val="single" w:color="0000ff"/>
-          <w:rFonts w:ascii="Charis SIL Regular" w:hAnsi="Charis SIL Regular" w:eastAsia="Charis SIL Regular"/>
-          <w:b w:val="0"/>
-          <w:i w:val="0"/>
-          <w:color w:val="000000"/>
-          <w:sz w:val="24"/>
-        </w:rPr>
-        <w:hyperlink r:id="rId18" w:history="1">
-          <w:r>
-            <w:rPr>
-              <w:rStyle w:val="Hyperlink"/>
-            </w:rPr>
-            <w:t xml:space="preserve">, </w:t>
-          </w:r>
-        </w:hyperlink>
-      </w:r>
-      <w:r>
-        <w:rPr>
-          <w:rFonts w:ascii="Charis SIL Regular" w:hAnsi="Charis SIL Regular" w:eastAsia="Charis SIL Regular"/>
-          <w:b w:val="0"/>
-          <w:i w:val="0"/>
-          <w:color w:val="0000FF"/>
-          <w:sz w:val="24"/>
-          <w:u w:val="single"/>
-        </w:rPr>
-        <w:hyperlink r:id="rId20" w:history="1">
-          <w:r>
-            <w:rPr>
-              <w:rStyle w:val="Hyperlink"/>
-            </w:rPr>
-            <w:t>H</w:t>
-          </w:r>
-        </w:hyperlink>
-      </w:r>
-      <w:r>
-        <w:rPr>
-          <w:rFonts w:ascii="Charis SIL Regular" w:hAnsi="Charis SIL Regular" w:eastAsia="Charis SIL Regular"/>
-          <w:b w:val="0"/>
-          <w:i w:val="0"/>
-          <w:color w:val="0000FF"/>
-          <w:sz w:val="24"/>
-          <w:u w:val="single"/>
-        </w:rPr>
-        <w:hyperlink r:id="rId19" w:history="1">
-          <w:r>
-            <w:rPr>
-              <w:rStyle w:val="Hyperlink"/>
-            </w:rPr>
-            <w:t>DC</w:t>
-          </w:r>
-        </w:hyperlink>
-      </w:r>
-      <w:r>
-        <w:rPr>
-          <w:rFonts w:ascii="Charis SIL Regular" w:hAnsi="Charis SIL Regular" w:eastAsia="Charis SIL Regular"/>
-          <w:b w:val="0"/>
-          <w:i w:val="0"/>
-          <w:color w:val="0000FF"/>
-          <w:sz w:val="24"/>
-          <w:u w:val="single"/>
-        </w:rPr>
-        <w:t xml:space="preserve"> </w:t>
-      </w:r>
-      <w:r>
-        <w:rPr>
-          <w:rFonts w:ascii="Charis SIL Regular" w:hAnsi="Charis SIL Regular" w:eastAsia="Charis SIL Regular"/>
-          <w:b w:val="0"/>
-          <w:i w:val="0"/>
-          <w:color w:val="0000FF"/>
-          <w:sz w:val="24"/>
-          <w:u w:val="single"/>
-        </w:rPr>
-        <w:hyperlink r:id="rId19" w:history="1">
-          <w:r>
-            <w:rPr>
-              <w:rStyle w:val="Hyperlink"/>
-            </w:rPr>
-            <w:t>Pro</w:t>
-          </w:r>
-        </w:hyperlink>
-      </w:r>
-      <w:r>
-        <w:rPr>
-          <w:rFonts w:ascii="Charis SIL Regular" w:hAnsi="Charis SIL Regular" w:eastAsia="Charis SIL Regular"/>
-          <w:b w:val="0"/>
-          <w:i w:val="0"/>
-          <w:color w:val="0000FF"/>
-          <w:sz w:val="24"/>
-          <w:u w:val="single"/>
-        </w:rPr>
-        <w:t>t</w:t>
-      </w:r>
-      <w:r>
-        <w:rPr>
-          <w:rFonts w:ascii="Charis SIL Regular" w:hAnsi="Charis SIL Regular" w:eastAsia="Charis SIL Regular"/>
-          <w:b w:val="0"/>
-          <w:i w:val="0"/>
-          <w:color w:val="0000FF"/>
-          <w:sz w:val="24"/>
-          <w:u w:val="single"/>
-        </w:rPr>
-        <w:hyperlink r:id="rId19" w:history="1">
-          <w:r>
-            <w:rPr>
-              <w:rStyle w:val="Hyperlink"/>
-            </w:rPr>
-            <w:t>est</w:t>
-          </w:r>
-        </w:hyperlink>
-      </w:r>
-      <w:r>
-        <w:rPr>
-          <w:rFonts w:ascii="Charis SIL Regular" w:hAnsi="Charis SIL Regular" w:eastAsia="Charis SIL Regular"/>
-          <w:b w:val="0"/>
-          <w:i w:val="0"/>
-          <w:color w:val="0000FF"/>
-          <w:sz w:val="24"/>
-          <w:u w:val="single"/>
-        </w:rPr>
-        <w:hyperlink r:id="rId19" w:history="1">
-          <w:r>
-            <w:rPr>
-              <w:rStyle w:val="Hyperlink"/>
-            </w:rPr>
-            <w:t>ants</w:t>
-          </w:r>
-        </w:hyperlink>
-      </w:r>
-      <w:r>
-        <w:rPr>
-          <w:rFonts w:ascii="Charis SIL Regular" w:hAnsi="Charis SIL Regular" w:eastAsia="Charis SIL Regular"/>
-          <w:b w:val="0"/>
-          <w:i w:val="0"/>
-          <w:color w:val="0000FF"/>
-          <w:sz w:val="24"/>
-          <w:u w:val="single"/>
-        </w:rPr>
-        <w:t xml:space="preserve"> </w:t>
-      </w:r>
-      <w:r>
-        <w:rPr>
-          <w:rFonts w:ascii="Charis SIL Regular" w:hAnsi="Charis SIL Regular" w:eastAsia="Charis SIL Regular"/>
-          <w:b w:val="0"/>
-          <w:i w:val="0"/>
-          <w:color w:val="0000FF"/>
-          <w:sz w:val="24"/>
-          <w:u w:val="single"/>
-        </w:rPr>
-        <w:hyperlink r:id="rId19" w:history="1">
-          <w:r>
-            <w:rPr>
-              <w:rStyle w:val="Hyperlink"/>
-            </w:rPr>
-            <w:t>Erfgoed</w:t>
-          </w:r>
-        </w:hyperlink>
-      </w:r>
-      <w:r>
-        <w:rPr>
-          <w:u w:val="single" w:color="0000ff"/>
-          <w:rFonts w:ascii="Charis SIL Regular" w:hAnsi="Charis SIL Regular" w:eastAsia="Charis SIL Regular"/>
-          <w:b w:val="0"/>
-          <w:i w:val="0"/>
-          <w:color w:val="000000"/>
-          <w:sz w:val="24"/>
-        </w:rPr>
-        <w:hyperlink r:id="rId19" w:history="1">
-          <w:r>
-            <w:rPr>
-              <w:rStyle w:val="Hyperlink"/>
-            </w:rPr>
-            <w:t xml:space="preserve"> bij de Vri</w:t>
-          </w:r>
-        </w:hyperlink>
-      </w:r>
-      <w:r>
-        <w:rPr>
-          <w:u w:val="single" w:color="0000ff"/>
-          <w:rFonts w:ascii="Charis SIL Regular" w:hAnsi="Charis SIL Regular" w:eastAsia="Charis SIL Regular"/>
-          <w:b w:val="0"/>
-          <w:i w:val="0"/>
-          <w:color w:val="000000"/>
-          <w:sz w:val="24"/>
-        </w:rPr>
-        <w:hyperlink r:id="rId19" w:history="1">
-          <w:r>
-            <w:rPr>
-              <w:rStyle w:val="Hyperlink"/>
-            </w:rPr>
-            <w:t>j</w:t>
-          </w:r>
-        </w:hyperlink>
-      </w:r>
-      <w:r>
-        <w:rPr>
-          <w:u w:val="single" w:color="0000ff"/>
-          <w:rFonts w:ascii="Charis SIL Regular" w:hAnsi="Charis SIL Regular" w:eastAsia="Charis SIL Regular"/>
-          <w:b w:val="0"/>
-          <w:i w:val="0"/>
-          <w:color w:val="000000"/>
-          <w:sz w:val="24"/>
-        </w:rPr>
-        <w:hyperlink r:id="rId19" w:history="1">
-          <w:r>
-            <w:rPr>
-              <w:rStyle w:val="Hyperlink"/>
-            </w:rPr>
-            <w:t>e U</w:t>
-          </w:r>
-        </w:hyperlink>
-      </w:r>
-      <w:r>
-        <w:rPr>
-          <w:u w:val="single" w:color="0000ff"/>
-          <w:rFonts w:ascii="Charis SIL Regular" w:hAnsi="Charis SIL Regular" w:eastAsia="Charis SIL Regular"/>
-          <w:b w:val="0"/>
-          <w:i w:val="0"/>
-          <w:color w:val="000000"/>
-          <w:sz w:val="24"/>
-        </w:rPr>
-        <w:hyperlink r:id="rId19" w:history="1">
-          <w:r>
-            <w:rPr>
-              <w:rStyle w:val="Hyperlink"/>
-            </w:rPr>
-            <w:t>n</w:t>
-          </w:r>
-        </w:hyperlink>
-      </w:r>
-      <w:r>
-        <w:rPr>
           <w:u w:val="single" w:color="0000ff"/>
           <w:rFonts w:ascii="Charis SIL Regular" w:hAnsi="Charis SIL Regular" w:eastAsia="Charis SIL Regular"/>
           <w:b w:val="0"/>
@@ -2875,7 +2870,7 @@
           <w:sz w:val="24"/>
           <w:u w:val="single"/>
         </w:rPr>
-        <w:hyperlink r:id="rId19" w:history="1">
+        <w:hyperlink r:id="rId21" w:history="1">
           <w:r>
             <w:rPr>
               <w:rStyle w:val="Hyperlink"/>
@@ -2893,7 +2888,7 @@
           <w:sz w:val="24"/>
           <w:u w:val="single"/>
         </w:rPr>
-        <w:hyperlink r:id="rId19" w:history="1">
+        <w:hyperlink r:id="rId21" w:history="1">
           <w:r>
             <w:rPr>
               <w:rStyle w:val="Hyperlink"/>
@@ -2911,7 +2906,7 @@
           <w:sz w:val="24"/>
           <w:u w:val="single"/>
         </w:rPr>
-        <w:hyperlink r:id="rId19" w:history="1">
+        <w:hyperlink r:id="rId21" w:history="1">
           <w:r>
             <w:rPr>
               <w:rStyle w:val="Hyperlink"/>
@@ -2975,7 +2970,25 @@
           <w:color w:val="000000"/>
           <w:sz w:val="24"/>
         </w:rPr>
-        <w:t xml:space="preserve">, en het </w:t>
+        <w:t xml:space="preserve">, en </w:t>
+      </w:r>
+      <w:r>
+        <w:rPr>
+          <w:u w:val="single" w:color="0000ff"/>
+          <w:rFonts w:ascii="Charis SIL Regular" w:hAnsi="Charis SIL Regular" w:eastAsia="Charis SIL Regular"/>
+          <w:b w:val="0"/>
+          <w:i w:val="0"/>
+          <w:color w:val="000000"/>
+          <w:sz w:val="24"/>
+        </w:rPr>
+        <w:hyperlink r:id="rId20" w:history="1">
+          <w:r>
+            <w:rPr>
+              <w:rStyle w:val="Hyperlink"/>
+            </w:rPr>
+            <w:t xml:space="preserve">het </w:t>
+          </w:r>
+        </w:hyperlink>
       </w:r>
       <w:r>
         <w:rPr>
@@ -2986,7 +2999,7 @@
           <w:sz w:val="24"/>
           <w:u w:val="single"/>
         </w:rPr>
-        <w:hyperlink r:id="rId22" w:history="1">
+        <w:hyperlink r:id="rId20" w:history="1">
           <w:r>
             <w:rPr>
               <w:rStyle w:val="Hyperlink"/>
@@ -3004,7 +3017,7 @@
           <w:sz w:val="24"/>
           <w:u w:val="single"/>
         </w:rPr>
-        <w:hyperlink r:id="rId22" w:history="1">
+        <w:hyperlink r:id="rId20" w:history="1">
           <w:r>
             <w:rPr>
               <w:rStyle w:val="Hyperlink"/>
@@ -3022,7 +3035,7 @@
           <w:sz w:val="24"/>
           <w:u w:val="single"/>
         </w:rPr>
-        <w:hyperlink r:id="rId22" w:history="1">
+        <w:hyperlink r:id="rId20" w:history="1">
           <w:r>
             <w:rPr>
               <w:rStyle w:val="Hyperlink"/>
@@ -3040,7 +3053,7 @@
           <w:sz w:val="24"/>
           <w:u w:val="single"/>
         </w:rPr>
-        <w:hyperlink r:id="rId22" w:history="1">
+        <w:hyperlink r:id="rId20" w:history="1">
           <w:r>
             <w:rPr>
               <w:rStyle w:val="Hyperlink"/>
@@ -3069,7 +3082,7 @@
           <w:sz w:val="24"/>
           <w:u w:val="single"/>
         </w:rPr>
-        <w:hyperlink r:id="rId22" w:history="1">
+        <w:hyperlink r:id="rId20" w:history="1">
           <w:r>
             <w:rPr>
               <w:rStyle w:val="Hyperlink"/>
@@ -4596,15 +4609,9 @@
           <w:i w:val="0"/>
           <w:color w:val="0000FF"/>
           <w:sz w:val="24"/>
-        </w:rPr>
-        <w:hyperlink r:id="rId26" w:history="1">
-          <w:r>
-            <w:rPr>
-              <w:rStyle w:val="Hyperlink"/>
-            </w:rPr>
-            <w:t>1</w:t>
-          </w:r>
-        </w:hyperlink>
+          <w:u w:val="single"/>
+        </w:rPr>
+        <w:t>1</w:t>
       </w:r>
       <w:r>
         <w:rPr>

--- a/EXPORTS/DOCX/published/niveau2/Dutch/ChristianMission.docx
+++ b/EXPORTS/DOCX/published/niveau2/Dutch/ChristianMission.docx
@@ -459,25 +459,7 @@
           <w:color w:val="000000"/>
           <w:sz w:val="24"/>
         </w:rPr>
-        <w:t xml:space="preserve"> bestaat voor een groot deel uit objecten die d</w:t>
-      </w:r>
-      <w:r>
-        <w:rPr>
-          <w:u w:val="single" w:color="0000ff"/>
-          <w:rFonts w:ascii="Charis SIL Regular" w:hAnsi="Charis SIL Regular" w:eastAsia="Charis SIL Regular"/>
-          <w:b w:val="0"/>
-          <w:i w:val="0"/>
-          <w:color w:val="000000"/>
-          <w:sz w:val="24"/>
-        </w:rPr>
-        <w:hyperlink r:id="rId9" w:history="1">
-          <w:r>
-            <w:rPr>
-              <w:rStyle w:val="Hyperlink"/>
-            </w:rPr>
-            <w:t>oor zendeling</w:t>
-          </w:r>
-        </w:hyperlink>
+        <w:t xml:space="preserve"> bestaat voor een groot deel uit objecten die door zendeling</w:t>
       </w:r>
       <w:r>
         <w:rPr>
@@ -776,34 +758,8 @@
           <w:i w:val="0"/>
           <w:color w:val="0000FF"/>
           <w:sz w:val="24"/>
-          <w:u w:val="single"/>
-        </w:rPr>
-        <w:hyperlink r:id="rId11" w:history="1">
-          <w:r>
-            <w:rPr>
-              <w:rStyle w:val="Hyperlink"/>
-            </w:rPr>
-            <w:t>Co</w:t>
-          </w:r>
-        </w:hyperlink>
-      </w:r>
-      <w:r>
-        <w:rPr>
-          <w:rFonts w:ascii="Charis SIL Regular" w:hAnsi="Charis SIL Regular" w:eastAsia="Charis SIL Regular"/>
-          <w:b w:val="0"/>
-          <w:i w:val="0"/>
-          <w:color w:val="0000FF"/>
-          <w:sz w:val="24"/>
-          <w:u w:val="single"/>
-        </w:rPr>
-        <w:hyperlink r:id="rId11" w:history="1">
-          <w:r>
-            <w:rPr>
-              <w:rStyle w:val="Hyperlink"/>
-            </w:rPr>
-            <w:t>n</w:t>
-          </w:r>
-        </w:hyperlink>
+        </w:rPr>
+        <w:t>Congregatie van de H</w:t>
       </w:r>
       <w:r>
         <w:rPr>
@@ -819,65 +775,7 @@
             <w:rPr>
               <w:rStyle w:val="Hyperlink"/>
             </w:rPr>
-            <w:t>gregatie</w:t>
-          </w:r>
-        </w:hyperlink>
-      </w:r>
-      <w:r>
-        <w:rPr>
-          <w:rFonts w:ascii="Charis SIL Regular" w:hAnsi="Charis SIL Regular" w:eastAsia="Charis SIL Regular"/>
-          <w:b w:val="0"/>
-          <w:i w:val="0"/>
-          <w:color w:val="0000FF"/>
-          <w:sz w:val="24"/>
-          <w:u w:val="single"/>
-        </w:rPr>
-        <w:t xml:space="preserve"> </w:t>
-      </w:r>
-      <w:r>
-        <w:rPr>
-          <w:rFonts w:ascii="Charis SIL Regular" w:hAnsi="Charis SIL Regular" w:eastAsia="Charis SIL Regular"/>
-          <w:b w:val="0"/>
-          <w:i w:val="0"/>
-          <w:color w:val="0000FF"/>
-          <w:sz w:val="24"/>
-          <w:u w:val="single"/>
-        </w:rPr>
-        <w:hyperlink r:id="rId10" w:history="1">
-          <w:r>
-            <w:rPr>
-              <w:rStyle w:val="Hyperlink"/>
-            </w:rPr>
-            <w:t>van</w:t>
-          </w:r>
-        </w:hyperlink>
-      </w:r>
-      <w:r>
-        <w:rPr>
-          <w:rFonts w:ascii="Charis SIL Regular" w:hAnsi="Charis SIL Regular" w:eastAsia="Charis SIL Regular"/>
-          <w:b w:val="0"/>
-          <w:i w:val="0"/>
-          <w:color w:val="0000FF"/>
-          <w:sz w:val="24"/>
-          <w:u w:val="single"/>
-        </w:rPr>
-        <w:t xml:space="preserve"> </w:t>
-      </w:r>
-      <w:r>
-        <w:rPr>
-          <w:rFonts w:ascii="Charis SIL Regular" w:hAnsi="Charis SIL Regular" w:eastAsia="Charis SIL Regular"/>
-          <w:b w:val="0"/>
-          <w:i w:val="0"/>
-          <w:color w:val="0000FF"/>
-          <w:sz w:val="24"/>
-          <w:u w:val="single"/>
-        </w:rPr>
-        <w:hyperlink r:id="rId11" w:history="1">
-          <w:r>
-            <w:rPr>
-              <w:rStyle w:val="Hyperlink"/>
-            </w:rPr>
-            <w:t>d</w:t>
+            <w:t>eilig</w:t>
           </w:r>
         </w:hyperlink>
       </w:r>
@@ -924,71 +822,6 @@
             <w:rPr>
               <w:rStyle w:val="Hyperlink"/>
             </w:rPr>
-            <w:t>H</w:t>
-          </w:r>
-        </w:hyperlink>
-      </w:r>
-      <w:r>
-        <w:rPr>
-          <w:rFonts w:ascii="Charis SIL Regular" w:hAnsi="Charis SIL Regular" w:eastAsia="Charis SIL Regular"/>
-          <w:b w:val="0"/>
-          <w:i w:val="0"/>
-          <w:color w:val="0000FF"/>
-          <w:sz w:val="24"/>
-          <w:u w:val="single"/>
-        </w:rPr>
-        <w:hyperlink r:id="rId11" w:history="1">
-          <w:r>
-            <w:rPr>
-              <w:rStyle w:val="Hyperlink"/>
-            </w:rPr>
-            <w:t>eilig</w:t>
-          </w:r>
-        </w:hyperlink>
-      </w:r>
-      <w:r>
-        <w:rPr>
-          <w:rFonts w:ascii="Charis SIL Regular" w:hAnsi="Charis SIL Regular" w:eastAsia="Charis SIL Regular"/>
-          <w:b w:val="0"/>
-          <w:i w:val="0"/>
-          <w:color w:val="0000FF"/>
-          <w:sz w:val="24"/>
-          <w:u w:val="single"/>
-        </w:rPr>
-        <w:hyperlink r:id="rId11" w:history="1">
-          <w:r>
-            <w:rPr>
-              <w:rStyle w:val="Hyperlink"/>
-            </w:rPr>
-            <w:t>e</w:t>
-          </w:r>
-        </w:hyperlink>
-      </w:r>
-      <w:r>
-        <w:rPr>
-          <w:rFonts w:ascii="Charis SIL Regular" w:hAnsi="Charis SIL Regular" w:eastAsia="Charis SIL Regular"/>
-          <w:b w:val="0"/>
-          <w:i w:val="0"/>
-          <w:color w:val="0000FF"/>
-          <w:sz w:val="24"/>
-          <w:u w:val="single"/>
-        </w:rPr>
-        <w:t xml:space="preserve"> </w:t>
-      </w:r>
-      <w:r>
-        <w:rPr>
-          <w:rFonts w:ascii="Charis SIL Regular" w:hAnsi="Charis SIL Regular" w:eastAsia="Charis SIL Regular"/>
-          <w:b w:val="0"/>
-          <w:i w:val="0"/>
-          <w:color w:val="0000FF"/>
-          <w:sz w:val="24"/>
-          <w:u w:val="single"/>
-        </w:rPr>
-        <w:hyperlink r:id="rId11" w:history="1">
-          <w:r>
-            <w:rPr>
-              <w:rStyle w:val="Hyperlink"/>
-            </w:rPr>
             <w:t>Geest</w:t>
           </w:r>
         </w:hyperlink>
@@ -1020,16 +853,8 @@
           <w:i w:val="0"/>
           <w:color w:val="0000FF"/>
           <w:sz w:val="24"/>
-          <w:u w:val="single"/>
-        </w:rPr>
-        <w:hyperlink r:id="rId12" w:history="1">
-          <w:r>
-            <w:rPr>
-              <w:rStyle w:val="Hyperlink"/>
-            </w:rPr>
-            <w:t>Wereldmuseu</w:t>
-          </w:r>
-        </w:hyperlink>
+        </w:rPr>
+        <w:t>Wereldmuseu</w:t>
       </w:r>
       <w:r>
         <w:rPr>
@@ -1040,7 +865,7 @@
           <w:sz w:val="24"/>
           <w:u w:val="single"/>
         </w:rPr>
-        <w:hyperlink r:id="rId12" w:history="1">
+        <w:hyperlink r:id="rId11" w:history="1">
           <w:r>
             <w:rPr>
               <w:rStyle w:val="Hyperlink"/>
@@ -1069,7 +894,7 @@
           <w:sz w:val="24"/>
           <w:u w:val="single"/>
         </w:rPr>
-        <w:hyperlink r:id="rId12" w:history="1">
+        <w:hyperlink r:id="rId11" w:history="1">
           <w:r>
             <w:rPr>
               <w:rStyle w:val="Hyperlink"/>
@@ -1125,16 +950,8 @@
           <w:i w:val="0"/>
           <w:color w:val="0000FF"/>
           <w:sz w:val="24"/>
-          <w:u w:val="single"/>
-        </w:rPr>
-        <w:hyperlink r:id="rId12" w:history="1">
-          <w:r>
-            <w:rPr>
-              <w:rStyle w:val="Hyperlink"/>
-            </w:rPr>
-            <w:t>D</w:t>
-          </w:r>
-        </w:hyperlink>
+        </w:rPr>
+        <w:t>D</w:t>
       </w:r>
       <w:r>
         <w:rPr>
@@ -1145,7 +962,7 @@
           <w:sz w:val="24"/>
           <w:u w:val="single"/>
         </w:rPr>
-        <w:hyperlink r:id="rId12" w:history="1">
+        <w:hyperlink r:id="rId11" w:history="1">
           <w:r>
             <w:rPr>
               <w:rStyle w:val="Hyperlink"/>
@@ -1342,32 +1159,13 @@
       </w:r>
       <w:r>
         <w:rPr>
-          <w:u w:val="single" w:color="0000ff"/>
           <w:rFonts w:ascii="Charis SIL Regular" w:hAnsi="Charis SIL Regular" w:eastAsia="Charis SIL Regular"/>
           <w:b w:val="0"/>
           <w:i w:val="0"/>
           <w:color w:val="000000"/>
           <w:sz w:val="24"/>
         </w:rPr>
-        <w:hyperlink r:id="rId12" w:history="1">
-          <w:r>
-            <w:rPr>
-              <w:rStyle w:val="Hyperlink"/>
-            </w:rPr>
-            <w:t>t</w:t>
-          </w:r>
-        </w:hyperlink>
-      </w:r>
-      <w:r>
-        <w:rPr>
-          <w:u w:val="single" w:color="0000ff"/>
-          <w:rFonts w:ascii="Charis SIL Regular" w:hAnsi="Charis SIL Regular" w:eastAsia="Charis SIL Regular"/>
-          <w:b w:val="0"/>
-          <w:i w:val="0"/>
-          <w:color w:val="000000"/>
-          <w:sz w:val="24"/>
-        </w:rPr>
-        <w:t xml:space="preserve"> </w:t>
+        <w:t xml:space="preserve">t </w:t>
       </w:r>
       <w:r>
         <w:rPr>
@@ -1378,7 +1176,7 @@
           <w:sz w:val="24"/>
           <w:u w:val="single"/>
         </w:rPr>
-        <w:hyperlink r:id="rId12" w:history="1">
+        <w:hyperlink r:id="rId13" w:history="1">
           <w:r>
             <w:rPr>
               <w:rStyle w:val="Hyperlink"/>
@@ -1859,7 +1657,133 @@
           <w:color w:val="000000"/>
           <w:sz w:val="24"/>
         </w:rPr>
-        <w:t xml:space="preserve"> zijn namenlijsten van zendingswerkers te vinden (onder het </w:t>
+        <w:t xml:space="preserve"> zijn namenlijsten va</w:t>
+      </w:r>
+      <w:r>
+        <w:rPr>
+          <w:u w:val="single" w:color="0000ff"/>
+          <w:rFonts w:ascii="Charis SIL Regular" w:hAnsi="Charis SIL Regular" w:eastAsia="Charis SIL Regular"/>
+          <w:b w:val="0"/>
+          <w:i w:val="0"/>
+          <w:color w:val="000000"/>
+          <w:sz w:val="24"/>
+        </w:rPr>
+        <w:hyperlink r:id="rId15" w:history="1">
+          <w:r>
+            <w:rPr>
+              <w:rStyle w:val="Hyperlink"/>
+            </w:rPr>
+            <w:t>n zendingsw</w:t>
+          </w:r>
+        </w:hyperlink>
+      </w:r>
+      <w:r>
+        <w:rPr>
+          <w:u w:val="single" w:color="0000ff"/>
+          <w:rFonts w:ascii="Charis SIL Regular" w:hAnsi="Charis SIL Regular" w:eastAsia="Charis SIL Regular"/>
+          <w:b w:val="0"/>
+          <w:i w:val="0"/>
+          <w:color w:val="000000"/>
+          <w:sz w:val="24"/>
+        </w:rPr>
+        <w:hyperlink r:id="rId15" w:history="1">
+          <w:r>
+            <w:rPr>
+              <w:rStyle w:val="Hyperlink"/>
+            </w:rPr>
+            <w:t>e</w:t>
+          </w:r>
+        </w:hyperlink>
+      </w:r>
+      <w:r>
+        <w:rPr>
+          <w:u w:val="single" w:color="0000ff"/>
+          <w:rFonts w:ascii="Charis SIL Regular" w:hAnsi="Charis SIL Regular" w:eastAsia="Charis SIL Regular"/>
+          <w:b w:val="0"/>
+          <w:i w:val="0"/>
+          <w:color w:val="000000"/>
+          <w:sz w:val="24"/>
+        </w:rPr>
+        <w:hyperlink r:id="rId15" w:history="1">
+          <w:r>
+            <w:rPr>
+              <w:rStyle w:val="Hyperlink"/>
+            </w:rPr>
+            <w:t>rke</w:t>
+          </w:r>
+        </w:hyperlink>
+      </w:r>
+      <w:r>
+        <w:rPr>
+          <w:u w:val="single" w:color="0000ff"/>
+          <w:rFonts w:ascii="Charis SIL Regular" w:hAnsi="Charis SIL Regular" w:eastAsia="Charis SIL Regular"/>
+          <w:b w:val="0"/>
+          <w:i w:val="0"/>
+          <w:color w:val="000000"/>
+          <w:sz w:val="24"/>
+        </w:rPr>
+        <w:hyperlink r:id="rId15" w:history="1">
+          <w:r>
+            <w:rPr>
+              <w:rStyle w:val="Hyperlink"/>
+            </w:rPr>
+            <w:t>r</w:t>
+          </w:r>
+        </w:hyperlink>
+      </w:r>
+      <w:r>
+        <w:rPr>
+          <w:u w:val="single" w:color="0000ff"/>
+          <w:rFonts w:ascii="Charis SIL Regular" w:hAnsi="Charis SIL Regular" w:eastAsia="Charis SIL Regular"/>
+          <w:b w:val="0"/>
+          <w:i w:val="0"/>
+          <w:color w:val="000000"/>
+          <w:sz w:val="24"/>
+        </w:rPr>
+        <w:hyperlink r:id="rId15" w:history="1">
+          <w:r>
+            <w:rPr>
+              <w:rStyle w:val="Hyperlink"/>
+            </w:rPr>
+            <w:t>s te vinden (</w:t>
+          </w:r>
+        </w:hyperlink>
+      </w:r>
+      <w:r>
+        <w:rPr>
+          <w:u w:val="single" w:color="0000ff"/>
+          <w:rFonts w:ascii="Charis SIL Regular" w:hAnsi="Charis SIL Regular" w:eastAsia="Charis SIL Regular"/>
+          <w:b w:val="0"/>
+          <w:i w:val="0"/>
+          <w:color w:val="000000"/>
+          <w:sz w:val="24"/>
+        </w:rPr>
+        <w:hyperlink r:id="rId15" w:history="1">
+          <w:r>
+            <w:rPr>
+              <w:rStyle w:val="Hyperlink"/>
+            </w:rPr>
+            <w:t>onder he</w:t>
+          </w:r>
+        </w:hyperlink>
+      </w:r>
+      <w:r>
+        <w:rPr>
+          <w:u w:val="single" w:color="0000ff"/>
+          <w:rFonts w:ascii="Charis SIL Regular" w:hAnsi="Charis SIL Regular" w:eastAsia="Charis SIL Regular"/>
+          <w:b w:val="0"/>
+          <w:i w:val="0"/>
+          <w:color w:val="000000"/>
+          <w:sz w:val="24"/>
+        </w:rPr>
+        <w:hyperlink r:id="rId15" w:history="1">
+          <w:r>
+            <w:rPr>
+              <w:rStyle w:val="Hyperlink"/>
+            </w:rPr>
+            <w:t xml:space="preserve">t </w:t>
+          </w:r>
+        </w:hyperlink>
       </w:r>
       <w:r>
         <w:rPr>
@@ -2446,7 +2370,7 @@
           <w:sz w:val="24"/>
           <w:u w:val="single"/>
         </w:rPr>
-        <w:hyperlink r:id="rId18" w:history="1">
+        <w:hyperlink r:id="rId19" w:history="1">
           <w:r>
             <w:rPr>
               <w:rStyle w:val="Hyperlink"/>
@@ -2475,7 +2399,7 @@
           <w:sz w:val="24"/>
           <w:u w:val="single"/>
         </w:rPr>
-        <w:hyperlink r:id="rId18" w:history="1">
+        <w:hyperlink r:id="rId19" w:history="1">
           <w:r>
             <w:rPr>
               <w:rStyle w:val="Hyperlink"/>
@@ -2522,7 +2446,7 @@
           <w:sz w:val="24"/>
           <w:u w:val="single"/>
         </w:rPr>
-        <w:hyperlink r:id="rId18" w:history="1">
+        <w:hyperlink r:id="rId19" w:history="1">
           <w:r>
             <w:rPr>
               <w:rStyle w:val="Hyperlink"/>
@@ -2970,25 +2894,7 @@
           <w:color w:val="000000"/>
           <w:sz w:val="24"/>
         </w:rPr>
-        <w:t xml:space="preserve">, en </w:t>
-      </w:r>
-      <w:r>
-        <w:rPr>
-          <w:u w:val="single" w:color="0000ff"/>
-          <w:rFonts w:ascii="Charis SIL Regular" w:hAnsi="Charis SIL Regular" w:eastAsia="Charis SIL Regular"/>
-          <w:b w:val="0"/>
-          <w:i w:val="0"/>
-          <w:color w:val="000000"/>
-          <w:sz w:val="24"/>
-        </w:rPr>
-        <w:hyperlink r:id="rId20" w:history="1">
-          <w:r>
-            <w:rPr>
-              <w:rStyle w:val="Hyperlink"/>
-            </w:rPr>
-            <w:t xml:space="preserve">het </w:t>
-          </w:r>
-        </w:hyperlink>
+        <w:t xml:space="preserve">, en het </w:t>
       </w:r>
       <w:r>
         <w:rPr>
@@ -2999,7 +2905,7 @@
           <w:sz w:val="24"/>
           <w:u w:val="single"/>
         </w:rPr>
-        <w:hyperlink r:id="rId20" w:history="1">
+        <w:hyperlink r:id="rId22" w:history="1">
           <w:r>
             <w:rPr>
               <w:rStyle w:val="Hyperlink"/>
@@ -4236,15 +4142,9 @@
           <w:i w:val="0"/>
           <w:color w:val="0000FF"/>
           <w:sz w:val="24"/>
-        </w:rPr>
-        <w:hyperlink r:id="rId24" w:history="1">
-          <w:r>
-            <w:rPr>
-              <w:rStyle w:val="Hyperlink"/>
-            </w:rPr>
-            <w:t>7</w:t>
-          </w:r>
-        </w:hyperlink>
+          <w:u w:val="single"/>
+        </w:rPr>
+        <w:t>7</w:t>
       </w:r>
       <w:r>
         <w:rPr>

--- a/EXPORTS/DOCX/published/niveau2/Dutch/ChristianMission.docx
+++ b/EXPORTS/DOCX/published/niveau2/Dutch/ChristianMission.docx
@@ -459,7 +459,25 @@
           <w:color w:val="000000"/>
           <w:sz w:val="24"/>
         </w:rPr>
-        <w:t xml:space="preserve"> bestaat voor een groot deel uit objecten die door zendeling</w:t>
+        <w:t xml:space="preserve"> bestaat voor een groot deel uit objecten die d</w:t>
+      </w:r>
+      <w:r>
+        <w:rPr>
+          <w:u w:val="single" w:color="0000ff"/>
+          <w:rFonts w:ascii="Charis SIL Regular" w:hAnsi="Charis SIL Regular" w:eastAsia="Charis SIL Regular"/>
+          <w:b w:val="0"/>
+          <w:i w:val="0"/>
+          <w:color w:val="000000"/>
+          <w:sz w:val="24"/>
+        </w:rPr>
+        <w:hyperlink r:id="rId9" w:history="1">
+          <w:r>
+            <w:rPr>
+              <w:rStyle w:val="Hyperlink"/>
+            </w:rPr>
+            <w:t>oor zendeling</w:t>
+          </w:r>
+        </w:hyperlink>
       </w:r>
       <w:r>
         <w:rPr>
@@ -758,8 +776,16 @@
           <w:i w:val="0"/>
           <w:color w:val="0000FF"/>
           <w:sz w:val="24"/>
-        </w:rPr>
-        <w:t>Congregatie van de H</w:t>
+          <w:u w:val="single"/>
+        </w:rPr>
+        <w:hyperlink r:id="rId11" w:history="1">
+          <w:r>
+            <w:rPr>
+              <w:rStyle w:val="Hyperlink"/>
+            </w:rPr>
+            <w:t>Co</w:t>
+          </w:r>
+        </w:hyperlink>
       </w:r>
       <w:r>
         <w:rPr>
@@ -770,7 +796,148 @@
           <w:sz w:val="24"/>
           <w:u w:val="single"/>
         </w:rPr>
+        <w:hyperlink r:id="rId11" w:history="1">
+          <w:r>
+            <w:rPr>
+              <w:rStyle w:val="Hyperlink"/>
+            </w:rPr>
+            <w:t>n</w:t>
+          </w:r>
+        </w:hyperlink>
+      </w:r>
+      <w:r>
+        <w:rPr>
+          <w:rFonts w:ascii="Charis SIL Regular" w:hAnsi="Charis SIL Regular" w:eastAsia="Charis SIL Regular"/>
+          <w:b w:val="0"/>
+          <w:i w:val="0"/>
+          <w:color w:val="0000FF"/>
+          <w:sz w:val="24"/>
+          <w:u w:val="single"/>
+        </w:rPr>
         <w:hyperlink r:id="rId10" w:history="1">
+          <w:r>
+            <w:rPr>
+              <w:rStyle w:val="Hyperlink"/>
+            </w:rPr>
+            <w:t>gregatie</w:t>
+          </w:r>
+        </w:hyperlink>
+      </w:r>
+      <w:r>
+        <w:rPr>
+          <w:rFonts w:ascii="Charis SIL Regular" w:hAnsi="Charis SIL Regular" w:eastAsia="Charis SIL Regular"/>
+          <w:b w:val="0"/>
+          <w:i w:val="0"/>
+          <w:color w:val="0000FF"/>
+          <w:sz w:val="24"/>
+          <w:u w:val="single"/>
+        </w:rPr>
+        <w:t xml:space="preserve"> </w:t>
+      </w:r>
+      <w:r>
+        <w:rPr>
+          <w:rFonts w:ascii="Charis SIL Regular" w:hAnsi="Charis SIL Regular" w:eastAsia="Charis SIL Regular"/>
+          <w:b w:val="0"/>
+          <w:i w:val="0"/>
+          <w:color w:val="0000FF"/>
+          <w:sz w:val="24"/>
+          <w:u w:val="single"/>
+        </w:rPr>
+        <w:hyperlink r:id="rId10" w:history="1">
+          <w:r>
+            <w:rPr>
+              <w:rStyle w:val="Hyperlink"/>
+            </w:rPr>
+            <w:t>van</w:t>
+          </w:r>
+        </w:hyperlink>
+      </w:r>
+      <w:r>
+        <w:rPr>
+          <w:rFonts w:ascii="Charis SIL Regular" w:hAnsi="Charis SIL Regular" w:eastAsia="Charis SIL Regular"/>
+          <w:b w:val="0"/>
+          <w:i w:val="0"/>
+          <w:color w:val="0000FF"/>
+          <w:sz w:val="24"/>
+          <w:u w:val="single"/>
+        </w:rPr>
+        <w:t xml:space="preserve"> </w:t>
+      </w:r>
+      <w:r>
+        <w:rPr>
+          <w:rFonts w:ascii="Charis SIL Regular" w:hAnsi="Charis SIL Regular" w:eastAsia="Charis SIL Regular"/>
+          <w:b w:val="0"/>
+          <w:i w:val="0"/>
+          <w:color w:val="0000FF"/>
+          <w:sz w:val="24"/>
+          <w:u w:val="single"/>
+        </w:rPr>
+        <w:hyperlink r:id="rId10" w:history="1">
+          <w:r>
+            <w:rPr>
+              <w:rStyle w:val="Hyperlink"/>
+            </w:rPr>
+            <w:t>d</w:t>
+          </w:r>
+        </w:hyperlink>
+      </w:r>
+      <w:r>
+        <w:rPr>
+          <w:rFonts w:ascii="Charis SIL Regular" w:hAnsi="Charis SIL Regular" w:eastAsia="Charis SIL Regular"/>
+          <w:b w:val="0"/>
+          <w:i w:val="0"/>
+          <w:color w:val="0000FF"/>
+          <w:sz w:val="24"/>
+          <w:u w:val="single"/>
+        </w:rPr>
+        <w:hyperlink r:id="rId10" w:history="1">
+          <w:r>
+            <w:rPr>
+              <w:rStyle w:val="Hyperlink"/>
+            </w:rPr>
+            <w:t>e</w:t>
+          </w:r>
+        </w:hyperlink>
+      </w:r>
+      <w:r>
+        <w:rPr>
+          <w:rFonts w:ascii="Charis SIL Regular" w:hAnsi="Charis SIL Regular" w:eastAsia="Charis SIL Regular"/>
+          <w:b w:val="0"/>
+          <w:i w:val="0"/>
+          <w:color w:val="0000FF"/>
+          <w:sz w:val="24"/>
+          <w:u w:val="single"/>
+        </w:rPr>
+        <w:t xml:space="preserve"> </w:t>
+      </w:r>
+      <w:r>
+        <w:rPr>
+          <w:rFonts w:ascii="Charis SIL Regular" w:hAnsi="Charis SIL Regular" w:eastAsia="Charis SIL Regular"/>
+          <w:b w:val="0"/>
+          <w:i w:val="0"/>
+          <w:color w:val="0000FF"/>
+          <w:sz w:val="24"/>
+          <w:u w:val="single"/>
+        </w:rPr>
+        <w:hyperlink r:id="rId11" w:history="1">
+          <w:r>
+            <w:rPr>
+              <w:rStyle w:val="Hyperlink"/>
+            </w:rPr>
+            <w:t>H</w:t>
+          </w:r>
+        </w:hyperlink>
+      </w:r>
+      <w:r>
+        <w:rPr>
+          <w:rFonts w:ascii="Charis SIL Regular" w:hAnsi="Charis SIL Regular" w:eastAsia="Charis SIL Regular"/>
+          <w:b w:val="0"/>
+          <w:i w:val="0"/>
+          <w:color w:val="0000FF"/>
+          <w:sz w:val="24"/>
+          <w:u w:val="single"/>
+        </w:rPr>
+        <w:hyperlink r:id="rId11" w:history="1">
           <w:r>
             <w:rPr>
               <w:rStyle w:val="Hyperlink"/>
@@ -854,7 +1021,14 @@
           <w:color w:val="0000FF"/>
           <w:sz w:val="24"/>
         </w:rPr>
-        <w:t>Wereldmuseu</w:t>
+        <w:hyperlink r:id="rId12" w:history="1">
+          <w:r>
+            <w:rPr>
+              <w:rStyle w:val="Hyperlink"/>
+            </w:rPr>
+            <w:t>Wereldmuseu</w:t>
+          </w:r>
+        </w:hyperlink>
       </w:r>
       <w:r>
         <w:rPr>
@@ -865,7 +1039,7 @@
           <w:sz w:val="24"/>
           <w:u w:val="single"/>
         </w:rPr>
-        <w:hyperlink r:id="rId11" w:history="1">
+        <w:hyperlink r:id="rId12" w:history="1">
           <w:r>
             <w:rPr>
               <w:rStyle w:val="Hyperlink"/>
@@ -894,7 +1068,7 @@
           <w:sz w:val="24"/>
           <w:u w:val="single"/>
         </w:rPr>
-        <w:hyperlink r:id="rId11" w:history="1">
+        <w:hyperlink r:id="rId12" w:history="1">
           <w:r>
             <w:rPr>
               <w:rStyle w:val="Hyperlink"/>
@@ -951,7 +1125,14 @@
           <w:color w:val="0000FF"/>
           <w:sz w:val="24"/>
         </w:rPr>
-        <w:t>D</w:t>
+        <w:hyperlink r:id="rId12" w:history="1">
+          <w:r>
+            <w:rPr>
+              <w:rStyle w:val="Hyperlink"/>
+            </w:rPr>
+            <w:t>D</w:t>
+          </w:r>
+        </w:hyperlink>
       </w:r>
       <w:r>
         <w:rPr>
@@ -962,7 +1143,7 @@
           <w:sz w:val="24"/>
           <w:u w:val="single"/>
         </w:rPr>
-        <w:hyperlink r:id="rId11" w:history="1">
+        <w:hyperlink r:id="rId12" w:history="1">
           <w:r>
             <w:rPr>
               <w:rStyle w:val="Hyperlink"/>
@@ -973,57 +1154,13 @@
       </w:r>
       <w:r>
         <w:rPr>
-          <w:u w:val="single" w:color="0000ff"/>
           <w:rFonts w:ascii="Charis SIL Regular" w:hAnsi="Charis SIL Regular" w:eastAsia="Charis SIL Regular"/>
           <w:b w:val="0"/>
           <w:i w:val="0"/>
           <w:color w:val="000000"/>
           <w:sz w:val="24"/>
         </w:rPr>
-        <w:hyperlink r:id="rId11" w:history="1">
-          <w:r>
-            <w:rPr>
-              <w:rStyle w:val="Hyperlink"/>
-            </w:rPr>
-            <w:t xml:space="preserve"> (</w:t>
-          </w:r>
-        </w:hyperlink>
-      </w:r>
-      <w:r>
-        <w:rPr>
-          <w:u w:val="single" w:color="0000ff"/>
-          <w:rFonts w:ascii="Charis SIL Regular" w:hAnsi="Charis SIL Regular" w:eastAsia="Charis SIL Regular"/>
-          <w:b w:val="0"/>
-          <w:i w:val="0"/>
-          <w:color w:val="000000"/>
-          <w:sz w:val="24"/>
-        </w:rPr>
-        <w:hyperlink r:id="rId11" w:history="1">
-          <w:r>
-            <w:rPr>
-              <w:rStyle w:val="Hyperlink"/>
-            </w:rPr>
-            <w:t>v</w:t>
-          </w:r>
-        </w:hyperlink>
-      </w:r>
-      <w:r>
-        <w:rPr>
-          <w:u w:val="single" w:color="0000ff"/>
-          <w:rFonts w:ascii="Charis SIL Regular" w:hAnsi="Charis SIL Regular" w:eastAsia="Charis SIL Regular"/>
-          <w:b w:val="0"/>
-          <w:i w:val="0"/>
-          <w:color w:val="000000"/>
-          <w:sz w:val="24"/>
-        </w:rPr>
-        <w:hyperlink r:id="rId11" w:history="1">
-          <w:r>
-            <w:rPr>
-              <w:rStyle w:val="Hyperlink"/>
-            </w:rPr>
-            <w:t>oo</w:t>
-          </w:r>
-        </w:hyperlink>
+        <w:t xml:space="preserve"> (voo</w:t>
       </w:r>
       <w:r>
         <w:rPr>
@@ -1159,24 +1296,42 @@
       </w:r>
       <w:r>
         <w:rPr>
+          <w:u w:val="single" w:color="0000ff"/>
           <w:rFonts w:ascii="Charis SIL Regular" w:hAnsi="Charis SIL Regular" w:eastAsia="Charis SIL Regular"/>
           <w:b w:val="0"/>
           <w:i w:val="0"/>
           <w:color w:val="000000"/>
           <w:sz w:val="24"/>
         </w:rPr>
-        <w:t xml:space="preserve">t </w:t>
+        <w:hyperlink r:id="rId12" w:history="1">
+          <w:r>
+            <w:rPr>
+              <w:rStyle w:val="Hyperlink"/>
+            </w:rPr>
+            <w:t>t</w:t>
+          </w:r>
+        </w:hyperlink>
       </w:r>
       <w:r>
         <w:rPr>
           <w:rFonts w:ascii="Charis SIL Regular" w:hAnsi="Charis SIL Regular" w:eastAsia="Charis SIL Regular"/>
           <w:b w:val="0"/>
           <w:i w:val="0"/>
+          <w:color w:val="000000"/>
+          <w:sz w:val="24"/>
+        </w:rPr>
+        <w:t xml:space="preserve"> </w:t>
+      </w:r>
+      <w:r>
+        <w:rPr>
+          <w:rFonts w:ascii="Charis SIL Regular" w:hAnsi="Charis SIL Regular" w:eastAsia="Charis SIL Regular"/>
+          <w:b w:val="0"/>
+          <w:i w:val="0"/>
           <w:color w:val="0000FF"/>
           <w:sz w:val="24"/>
           <w:u w:val="single"/>
         </w:rPr>
-        <w:hyperlink r:id="rId13" w:history="1">
+        <w:hyperlink r:id="rId12" w:history="1">
           <w:r>
             <w:rPr>
               <w:rStyle w:val="Hyperlink"/>
@@ -2370,6 +2525,312 @@
           <w:sz w:val="24"/>
           <w:u w:val="single"/>
         </w:rPr>
+        <w:hyperlink r:id="rId18" w:history="1">
+          <w:r>
+            <w:rPr>
+              <w:rStyle w:val="Hyperlink"/>
+            </w:rPr>
+            <w:t>n</w:t>
+          </w:r>
+        </w:hyperlink>
+      </w:r>
+      <w:r>
+        <w:rPr>
+          <w:rFonts w:ascii="Charis SIL Regular" w:hAnsi="Charis SIL Regular" w:eastAsia="Charis SIL Regular"/>
+          <w:b w:val="0"/>
+          <w:i w:val="0"/>
+          <w:color w:val="0000FF"/>
+          <w:sz w:val="24"/>
+          <w:u w:val="single"/>
+        </w:rPr>
+        <w:t xml:space="preserve"> </w:t>
+      </w:r>
+      <w:r>
+        <w:rPr>
+          <w:rFonts w:ascii="Charis SIL Regular" w:hAnsi="Charis SIL Regular" w:eastAsia="Charis SIL Regular"/>
+          <w:b w:val="0"/>
+          <w:i w:val="0"/>
+          <w:color w:val="0000FF"/>
+          <w:sz w:val="24"/>
+          <w:u w:val="single"/>
+        </w:rPr>
+        <w:hyperlink r:id="rId18" w:history="1">
+          <w:r>
+            <w:rPr>
+              <w:rStyle w:val="Hyperlink"/>
+            </w:rPr>
+            <w:t>in</w:t>
+          </w:r>
+        </w:hyperlink>
+      </w:r>
+      <w:r>
+        <w:rPr>
+          <w:rFonts w:ascii="Charis SIL Regular" w:hAnsi="Charis SIL Regular" w:eastAsia="Charis SIL Regular"/>
+          <w:b w:val="0"/>
+          <w:i w:val="0"/>
+          <w:color w:val="0000FF"/>
+          <w:sz w:val="24"/>
+          <w:u w:val="single"/>
+        </w:rPr>
+        <w:t xml:space="preserve"> </w:t>
+      </w:r>
+      <w:r>
+        <w:rPr>
+          <w:rFonts w:ascii="Charis SIL Regular" w:hAnsi="Charis SIL Regular" w:eastAsia="Charis SIL Regular"/>
+          <w:b w:val="0"/>
+          <w:i w:val="0"/>
+          <w:color w:val="0000FF"/>
+          <w:sz w:val="24"/>
+          <w:u w:val="single"/>
+        </w:rPr>
+        <w:hyperlink r:id="rId18" w:history="1">
+          <w:r>
+            <w:rPr>
+              <w:rStyle w:val="Hyperlink"/>
+            </w:rPr>
+            <w:t>Ned</w:t>
+          </w:r>
+        </w:hyperlink>
+      </w:r>
+      <w:r>
+        <w:rPr>
+          <w:rFonts w:ascii="Charis SIL Regular" w:hAnsi="Charis SIL Regular" w:eastAsia="Charis SIL Regular"/>
+          <w:b w:val="0"/>
+          <w:i w:val="0"/>
+          <w:color w:val="0000FF"/>
+          <w:sz w:val="24"/>
+          <w:u w:val="single"/>
+        </w:rPr>
+        <w:hyperlink r:id="rId18" w:history="1">
+          <w:r>
+            <w:rPr>
+              <w:rStyle w:val="Hyperlink"/>
+            </w:rPr>
+            <w:t>erland</w:t>
+          </w:r>
+        </w:hyperlink>
+      </w:r>
+      <w:r>
+        <w:rPr>
+          <w:rFonts w:ascii="Charis SIL Regular" w:hAnsi="Charis SIL Regular" w:eastAsia="Charis SIL Regular"/>
+          <w:b w:val="0"/>
+          <w:i w:val="0"/>
+          <w:color w:val="000000"/>
+          <w:sz w:val="24"/>
+        </w:rPr>
+        <w:t xml:space="preserve">, </w:t>
+      </w:r>
+      <w:r>
+        <w:rPr>
+          <w:rFonts w:ascii="Charis SIL Regular" w:hAnsi="Charis SIL Regular" w:eastAsia="Charis SIL Regular"/>
+          <w:b w:val="0"/>
+          <w:i w:val="0"/>
+          <w:color w:val="0000FF"/>
+          <w:sz w:val="24"/>
+          <w:u w:val="single"/>
+        </w:rPr>
+        <w:hyperlink r:id="rId20" w:history="1">
+          <w:r>
+            <w:rPr>
+              <w:rStyle w:val="Hyperlink"/>
+            </w:rPr>
+            <w:t>H</w:t>
+          </w:r>
+        </w:hyperlink>
+      </w:r>
+      <w:r>
+        <w:rPr>
+          <w:rFonts w:ascii="Charis SIL Regular" w:hAnsi="Charis SIL Regular" w:eastAsia="Charis SIL Regular"/>
+          <w:b w:val="0"/>
+          <w:i w:val="0"/>
+          <w:color w:val="0000FF"/>
+          <w:sz w:val="24"/>
+          <w:u w:val="single"/>
+        </w:rPr>
+        <w:hyperlink r:id="rId19" w:history="1">
+          <w:r>
+            <w:rPr>
+              <w:rStyle w:val="Hyperlink"/>
+            </w:rPr>
+            <w:t>DC</w:t>
+          </w:r>
+        </w:hyperlink>
+      </w:r>
+      <w:r>
+        <w:rPr>
+          <w:rFonts w:ascii="Charis SIL Regular" w:hAnsi="Charis SIL Regular" w:eastAsia="Charis SIL Regular"/>
+          <w:b w:val="0"/>
+          <w:i w:val="0"/>
+          <w:color w:val="0000FF"/>
+          <w:sz w:val="24"/>
+          <w:u w:val="single"/>
+        </w:rPr>
+        <w:t xml:space="preserve"> </w:t>
+      </w:r>
+      <w:r>
+        <w:rPr>
+          <w:rFonts w:ascii="Charis SIL Regular" w:hAnsi="Charis SIL Regular" w:eastAsia="Charis SIL Regular"/>
+          <w:b w:val="0"/>
+          <w:i w:val="0"/>
+          <w:color w:val="0000FF"/>
+          <w:sz w:val="24"/>
+          <w:u w:val="single"/>
+        </w:rPr>
+        <w:hyperlink r:id="rId20" w:history="1">
+          <w:r>
+            <w:rPr>
+              <w:rStyle w:val="Hyperlink"/>
+            </w:rPr>
+            <w:t>Pro</w:t>
+          </w:r>
+        </w:hyperlink>
+      </w:r>
+      <w:r>
+        <w:rPr>
+          <w:rFonts w:ascii="Charis SIL Regular" w:hAnsi="Charis SIL Regular" w:eastAsia="Charis SIL Regular"/>
+          <w:b w:val="0"/>
+          <w:i w:val="0"/>
+          <w:color w:val="0000FF"/>
+          <w:sz w:val="24"/>
+          <w:u w:val="single"/>
+        </w:rPr>
+        <w:hyperlink r:id="rId20" w:history="1">
+          <w:r>
+            <w:rPr>
+              <w:rStyle w:val="Hyperlink"/>
+            </w:rPr>
+            <w:t>t</w:t>
+          </w:r>
+        </w:hyperlink>
+      </w:r>
+      <w:r>
+        <w:rPr>
+          <w:rFonts w:ascii="Charis SIL Regular" w:hAnsi="Charis SIL Regular" w:eastAsia="Charis SIL Regular"/>
+          <w:b w:val="0"/>
+          <w:i w:val="0"/>
+          <w:color w:val="0000FF"/>
+          <w:sz w:val="24"/>
+          <w:u w:val="single"/>
+        </w:rPr>
+        <w:hyperlink r:id="rId20" w:history="1">
+          <w:r>
+            <w:rPr>
+              <w:rStyle w:val="Hyperlink"/>
+            </w:rPr>
+            <w:t>est</w:t>
+          </w:r>
+        </w:hyperlink>
+      </w:r>
+      <w:r>
+        <w:rPr>
+          <w:rFonts w:ascii="Charis SIL Regular" w:hAnsi="Charis SIL Regular" w:eastAsia="Charis SIL Regular"/>
+          <w:b w:val="0"/>
+          <w:i w:val="0"/>
+          <w:color w:val="0000FF"/>
+          <w:sz w:val="24"/>
+          <w:u w:val="single"/>
+        </w:rPr>
+        <w:hyperlink r:id="rId19" w:history="1">
+          <w:r>
+            <w:rPr>
+              <w:rStyle w:val="Hyperlink"/>
+            </w:rPr>
+            <w:t>ants</w:t>
+          </w:r>
+        </w:hyperlink>
+      </w:r>
+      <w:r>
+        <w:rPr>
+          <w:rFonts w:ascii="Charis SIL Regular" w:hAnsi="Charis SIL Regular" w:eastAsia="Charis SIL Regular"/>
+          <w:b w:val="0"/>
+          <w:i w:val="0"/>
+          <w:color w:val="0000FF"/>
+          <w:sz w:val="24"/>
+          <w:u w:val="single"/>
+        </w:rPr>
+        <w:t xml:space="preserve"> </w:t>
+      </w:r>
+      <w:r>
+        <w:rPr>
+          <w:rFonts w:ascii="Charis SIL Regular" w:hAnsi="Charis SIL Regular" w:eastAsia="Charis SIL Regular"/>
+          <w:b w:val="0"/>
+          <w:i w:val="0"/>
+          <w:color w:val="0000FF"/>
+          <w:sz w:val="24"/>
+          <w:u w:val="single"/>
+        </w:rPr>
+        <w:hyperlink r:id="rId19" w:history="1">
+          <w:r>
+            <w:rPr>
+              <w:rStyle w:val="Hyperlink"/>
+            </w:rPr>
+            <w:t>Erfgoed</w:t>
+          </w:r>
+        </w:hyperlink>
+      </w:r>
+      <w:r>
+        <w:rPr>
+          <w:u w:val="single" w:color="0000ff"/>
+          <w:rFonts w:ascii="Charis SIL Regular" w:hAnsi="Charis SIL Regular" w:eastAsia="Charis SIL Regular"/>
+          <w:b w:val="0"/>
+          <w:i w:val="0"/>
+          <w:color w:val="000000"/>
+          <w:sz w:val="24"/>
+        </w:rPr>
+        <w:hyperlink r:id="rId19" w:history="1">
+          <w:r>
+            <w:rPr>
+              <w:rStyle w:val="Hyperlink"/>
+            </w:rPr>
+            <w:t xml:space="preserve"> bij de Vri</w:t>
+          </w:r>
+        </w:hyperlink>
+      </w:r>
+      <w:r>
+        <w:rPr>
+          <w:u w:val="single" w:color="0000ff"/>
+          <w:rFonts w:ascii="Charis SIL Regular" w:hAnsi="Charis SIL Regular" w:eastAsia="Charis SIL Regular"/>
+          <w:b w:val="0"/>
+          <w:i w:val="0"/>
+          <w:color w:val="000000"/>
+          <w:sz w:val="24"/>
+        </w:rPr>
+        <w:hyperlink r:id="rId19" w:history="1">
+          <w:r>
+            <w:rPr>
+              <w:rStyle w:val="Hyperlink"/>
+            </w:rPr>
+            <w:t>j</w:t>
+          </w:r>
+        </w:hyperlink>
+      </w:r>
+      <w:r>
+        <w:rPr>
+          <w:u w:val="single" w:color="0000ff"/>
+          <w:rFonts w:ascii="Charis SIL Regular" w:hAnsi="Charis SIL Regular" w:eastAsia="Charis SIL Regular"/>
+          <w:b w:val="0"/>
+          <w:i w:val="0"/>
+          <w:color w:val="000000"/>
+          <w:sz w:val="24"/>
+        </w:rPr>
+        <w:hyperlink r:id="rId19" w:history="1">
+          <w:r>
+            <w:rPr>
+              <w:rStyle w:val="Hyperlink"/>
+            </w:rPr>
+            <w:t>e U</w:t>
+          </w:r>
+        </w:hyperlink>
+      </w:r>
+      <w:r>
+        <w:rPr>
+          <w:u w:val="single" w:color="0000ff"/>
+          <w:rFonts w:ascii="Charis SIL Regular" w:hAnsi="Charis SIL Regular" w:eastAsia="Charis SIL Regular"/>
+          <w:b w:val="0"/>
+          <w:i w:val="0"/>
+          <w:color w:val="000000"/>
+          <w:sz w:val="24"/>
+        </w:rPr>
         <w:hyperlink r:id="rId19" w:history="1">
           <w:r>
             <w:rPr>
@@ -2381,320 +2842,6 @@
       </w:r>
       <w:r>
         <w:rPr>
-          <w:rFonts w:ascii="Charis SIL Regular" w:hAnsi="Charis SIL Regular" w:eastAsia="Charis SIL Regular"/>
-          <w:b w:val="0"/>
-          <w:i w:val="0"/>
-          <w:color w:val="0000FF"/>
-          <w:sz w:val="24"/>
-          <w:u w:val="single"/>
-        </w:rPr>
-        <w:t xml:space="preserve"> </w:t>
-      </w:r>
-      <w:r>
-        <w:rPr>
-          <w:rFonts w:ascii="Charis SIL Regular" w:hAnsi="Charis SIL Regular" w:eastAsia="Charis SIL Regular"/>
-          <w:b w:val="0"/>
-          <w:i w:val="0"/>
-          <w:color w:val="0000FF"/>
-          <w:sz w:val="24"/>
-          <w:u w:val="single"/>
-        </w:rPr>
-        <w:hyperlink r:id="rId19" w:history="1">
-          <w:r>
-            <w:rPr>
-              <w:rStyle w:val="Hyperlink"/>
-            </w:rPr>
-            <w:t>in</w:t>
-          </w:r>
-        </w:hyperlink>
-      </w:r>
-      <w:r>
-        <w:rPr>
-          <w:rFonts w:ascii="Charis SIL Regular" w:hAnsi="Charis SIL Regular" w:eastAsia="Charis SIL Regular"/>
-          <w:b w:val="0"/>
-          <w:i w:val="0"/>
-          <w:color w:val="0000FF"/>
-          <w:sz w:val="24"/>
-          <w:u w:val="single"/>
-        </w:rPr>
-        <w:t xml:space="preserve"> </w:t>
-      </w:r>
-      <w:r>
-        <w:rPr>
-          <w:rFonts w:ascii="Charis SIL Regular" w:hAnsi="Charis SIL Regular" w:eastAsia="Charis SIL Regular"/>
-          <w:b w:val="0"/>
-          <w:i w:val="0"/>
-          <w:color w:val="0000FF"/>
-          <w:sz w:val="24"/>
-          <w:u w:val="single"/>
-        </w:rPr>
-        <w:hyperlink r:id="rId18" w:history="1">
-          <w:r>
-            <w:rPr>
-              <w:rStyle w:val="Hyperlink"/>
-            </w:rPr>
-            <w:t>Ned</w:t>
-          </w:r>
-        </w:hyperlink>
-      </w:r>
-      <w:r>
-        <w:rPr>
-          <w:rFonts w:ascii="Charis SIL Regular" w:hAnsi="Charis SIL Regular" w:eastAsia="Charis SIL Regular"/>
-          <w:b w:val="0"/>
-          <w:i w:val="0"/>
-          <w:color w:val="0000FF"/>
-          <w:sz w:val="24"/>
-          <w:u w:val="single"/>
-        </w:rPr>
-        <w:hyperlink r:id="rId19" w:history="1">
-          <w:r>
-            <w:rPr>
-              <w:rStyle w:val="Hyperlink"/>
-            </w:rPr>
-            <w:t>erland</w:t>
-          </w:r>
-        </w:hyperlink>
-      </w:r>
-      <w:r>
-        <w:rPr>
-          <w:u w:val="single" w:color="0000ff"/>
-          <w:rFonts w:ascii="Charis SIL Regular" w:hAnsi="Charis SIL Regular" w:eastAsia="Charis SIL Regular"/>
-          <w:b w:val="0"/>
-          <w:i w:val="0"/>
-          <w:color w:val="000000"/>
-          <w:sz w:val="24"/>
-        </w:rPr>
-        <w:hyperlink r:id="rId18" w:history="1">
-          <w:r>
-            <w:rPr>
-              <w:rStyle w:val="Hyperlink"/>
-            </w:rPr>
-            <w:t xml:space="preserve">, </w:t>
-          </w:r>
-        </w:hyperlink>
-      </w:r>
-      <w:r>
-        <w:rPr>
-          <w:rFonts w:ascii="Charis SIL Regular" w:hAnsi="Charis SIL Regular" w:eastAsia="Charis SIL Regular"/>
-          <w:b w:val="0"/>
-          <w:i w:val="0"/>
-          <w:color w:val="0000FF"/>
-          <w:sz w:val="24"/>
-          <w:u w:val="single"/>
-        </w:rPr>
-        <w:hyperlink r:id="rId20" w:history="1">
-          <w:r>
-            <w:rPr>
-              <w:rStyle w:val="Hyperlink"/>
-            </w:rPr>
-            <w:t>H</w:t>
-          </w:r>
-        </w:hyperlink>
-      </w:r>
-      <w:r>
-        <w:rPr>
-          <w:rFonts w:ascii="Charis SIL Regular" w:hAnsi="Charis SIL Regular" w:eastAsia="Charis SIL Regular"/>
-          <w:b w:val="0"/>
-          <w:i w:val="0"/>
-          <w:color w:val="0000FF"/>
-          <w:sz w:val="24"/>
-          <w:u w:val="single"/>
-        </w:rPr>
-        <w:hyperlink r:id="rId20" w:history="1">
-          <w:r>
-            <w:rPr>
-              <w:rStyle w:val="Hyperlink"/>
-            </w:rPr>
-            <w:t>DC</w:t>
-          </w:r>
-        </w:hyperlink>
-      </w:r>
-      <w:r>
-        <w:rPr>
-          <w:rFonts w:ascii="Charis SIL Regular" w:hAnsi="Charis SIL Regular" w:eastAsia="Charis SIL Regular"/>
-          <w:b w:val="0"/>
-          <w:i w:val="0"/>
-          <w:color w:val="0000FF"/>
-          <w:sz w:val="24"/>
-          <w:u w:val="single"/>
-        </w:rPr>
-        <w:t xml:space="preserve"> </w:t>
-      </w:r>
-      <w:r>
-        <w:rPr>
-          <w:rFonts w:ascii="Charis SIL Regular" w:hAnsi="Charis SIL Regular" w:eastAsia="Charis SIL Regular"/>
-          <w:b w:val="0"/>
-          <w:i w:val="0"/>
-          <w:color w:val="0000FF"/>
-          <w:sz w:val="24"/>
-          <w:u w:val="single"/>
-        </w:rPr>
-        <w:hyperlink r:id="rId20" w:history="1">
-          <w:r>
-            <w:rPr>
-              <w:rStyle w:val="Hyperlink"/>
-            </w:rPr>
-            <w:t>Pro</w:t>
-          </w:r>
-        </w:hyperlink>
-      </w:r>
-      <w:r>
-        <w:rPr>
-          <w:rFonts w:ascii="Charis SIL Regular" w:hAnsi="Charis SIL Regular" w:eastAsia="Charis SIL Regular"/>
-          <w:b w:val="0"/>
-          <w:i w:val="0"/>
-          <w:color w:val="0000FF"/>
-          <w:sz w:val="24"/>
-          <w:u w:val="single"/>
-        </w:rPr>
-        <w:hyperlink r:id="rId20" w:history="1">
-          <w:r>
-            <w:rPr>
-              <w:rStyle w:val="Hyperlink"/>
-            </w:rPr>
-            <w:t>t</w:t>
-          </w:r>
-        </w:hyperlink>
-      </w:r>
-      <w:r>
-        <w:rPr>
-          <w:rFonts w:ascii="Charis SIL Regular" w:hAnsi="Charis SIL Regular" w:eastAsia="Charis SIL Regular"/>
-          <w:b w:val="0"/>
-          <w:i w:val="0"/>
-          <w:color w:val="0000FF"/>
-          <w:sz w:val="24"/>
-          <w:u w:val="single"/>
-        </w:rPr>
-        <w:hyperlink r:id="rId19" w:history="1">
-          <w:r>
-            <w:rPr>
-              <w:rStyle w:val="Hyperlink"/>
-            </w:rPr>
-            <w:t>est</w:t>
-          </w:r>
-        </w:hyperlink>
-      </w:r>
-      <w:r>
-        <w:rPr>
-          <w:rFonts w:ascii="Charis SIL Regular" w:hAnsi="Charis SIL Regular" w:eastAsia="Charis SIL Regular"/>
-          <w:b w:val="0"/>
-          <w:i w:val="0"/>
-          <w:color w:val="0000FF"/>
-          <w:sz w:val="24"/>
-          <w:u w:val="single"/>
-        </w:rPr>
-        <w:hyperlink r:id="rId19" w:history="1">
-          <w:r>
-            <w:rPr>
-              <w:rStyle w:val="Hyperlink"/>
-            </w:rPr>
-            <w:t>ants</w:t>
-          </w:r>
-        </w:hyperlink>
-      </w:r>
-      <w:r>
-        <w:rPr>
-          <w:rFonts w:ascii="Charis SIL Regular" w:hAnsi="Charis SIL Regular" w:eastAsia="Charis SIL Regular"/>
-          <w:b w:val="0"/>
-          <w:i w:val="0"/>
-          <w:color w:val="0000FF"/>
-          <w:sz w:val="24"/>
-          <w:u w:val="single"/>
-        </w:rPr>
-        <w:t xml:space="preserve"> </w:t>
-      </w:r>
-      <w:r>
-        <w:rPr>
-          <w:rFonts w:ascii="Charis SIL Regular" w:hAnsi="Charis SIL Regular" w:eastAsia="Charis SIL Regular"/>
-          <w:b w:val="0"/>
-          <w:i w:val="0"/>
-          <w:color w:val="0000FF"/>
-          <w:sz w:val="24"/>
-          <w:u w:val="single"/>
-        </w:rPr>
-        <w:hyperlink r:id="rId19" w:history="1">
-          <w:r>
-            <w:rPr>
-              <w:rStyle w:val="Hyperlink"/>
-            </w:rPr>
-            <w:t>Erfgoed</w:t>
-          </w:r>
-        </w:hyperlink>
-      </w:r>
-      <w:r>
-        <w:rPr>
-          <w:u w:val="single" w:color="0000ff"/>
-          <w:rFonts w:ascii="Charis SIL Regular" w:hAnsi="Charis SIL Regular" w:eastAsia="Charis SIL Regular"/>
-          <w:b w:val="0"/>
-          <w:i w:val="0"/>
-          <w:color w:val="000000"/>
-          <w:sz w:val="24"/>
-        </w:rPr>
-        <w:hyperlink r:id="rId19" w:history="1">
-          <w:r>
-            <w:rPr>
-              <w:rStyle w:val="Hyperlink"/>
-            </w:rPr>
-            <w:t xml:space="preserve"> bij de Vri</w:t>
-          </w:r>
-        </w:hyperlink>
-      </w:r>
-      <w:r>
-        <w:rPr>
-          <w:u w:val="single" w:color="0000ff"/>
-          <w:rFonts w:ascii="Charis SIL Regular" w:hAnsi="Charis SIL Regular" w:eastAsia="Charis SIL Regular"/>
-          <w:b w:val="0"/>
-          <w:i w:val="0"/>
-          <w:color w:val="000000"/>
-          <w:sz w:val="24"/>
-        </w:rPr>
-        <w:hyperlink r:id="rId19" w:history="1">
-          <w:r>
-            <w:rPr>
-              <w:rStyle w:val="Hyperlink"/>
-            </w:rPr>
-            <w:t>j</w:t>
-          </w:r>
-        </w:hyperlink>
-      </w:r>
-      <w:r>
-        <w:rPr>
-          <w:u w:val="single" w:color="0000ff"/>
-          <w:rFonts w:ascii="Charis SIL Regular" w:hAnsi="Charis SIL Regular" w:eastAsia="Charis SIL Regular"/>
-          <w:b w:val="0"/>
-          <w:i w:val="0"/>
-          <w:color w:val="000000"/>
-          <w:sz w:val="24"/>
-        </w:rPr>
-        <w:hyperlink r:id="rId19" w:history="1">
-          <w:r>
-            <w:rPr>
-              <w:rStyle w:val="Hyperlink"/>
-            </w:rPr>
-            <w:t>e U</w:t>
-          </w:r>
-        </w:hyperlink>
-      </w:r>
-      <w:r>
-        <w:rPr>
-          <w:u w:val="single" w:color="0000ff"/>
-          <w:rFonts w:ascii="Charis SIL Regular" w:hAnsi="Charis SIL Regular" w:eastAsia="Charis SIL Regular"/>
-          <w:b w:val="0"/>
-          <w:i w:val="0"/>
-          <w:color w:val="000000"/>
-          <w:sz w:val="24"/>
-        </w:rPr>
-        <w:hyperlink r:id="rId19" w:history="1">
-          <w:r>
-            <w:rPr>
-              <w:rStyle w:val="Hyperlink"/>
-            </w:rPr>
-            <w:t>n</w:t>
-          </w:r>
-        </w:hyperlink>
-      </w:r>
-      <w:r>
-        <w:rPr>
           <w:u w:val="single" w:color="0000ff"/>
           <w:rFonts w:ascii="Charis SIL Regular" w:hAnsi="Charis SIL Regular" w:eastAsia="Charis SIL Regular"/>
           <w:b w:val="0"/>
@@ -2888,13 +3035,42 @@
       </w:r>
       <w:r>
         <w:rPr>
+          <w:u w:val="single" w:color="0000ff"/>
           <w:rFonts w:ascii="Charis SIL Regular" w:hAnsi="Charis SIL Regular" w:eastAsia="Charis SIL Regular"/>
           <w:b w:val="0"/>
           <w:i w:val="0"/>
           <w:color w:val="000000"/>
           <w:sz w:val="24"/>
         </w:rPr>
-        <w:t xml:space="preserve">, en het </w:t>
+        <w:hyperlink r:id="rId19" w:history="1">
+          <w:r>
+            <w:rPr>
+              <w:rStyle w:val="Hyperlink"/>
+            </w:rPr>
+            <w:t>, e</w:t>
+          </w:r>
+        </w:hyperlink>
+      </w:r>
+      <w:r>
+        <w:rPr>
+          <w:rFonts w:ascii="Charis SIL Regular" w:hAnsi="Charis SIL Regular" w:eastAsia="Charis SIL Regular"/>
+          <w:b w:val="0"/>
+          <w:i w:val="0"/>
+          <w:color w:val="000000"/>
+          <w:sz w:val="24"/>
+        </w:rPr>
+        <w:t xml:space="preserve">n </w:t>
+      </w:r>
+      <w:r>
+        <w:rPr>
+          <w:u w:val="single" w:color="0000ff"/>
+          <w:rFonts w:ascii="Charis SIL Regular" w:hAnsi="Charis SIL Regular" w:eastAsia="Charis SIL Regular"/>
+          <w:b w:val="0"/>
+          <w:i w:val="0"/>
+          <w:color w:val="000000"/>
+          <w:sz w:val="24"/>
+        </w:rPr>
+        <w:t xml:space="preserve">het </w:t>
       </w:r>
       <w:r>
         <w:rPr>

--- a/EXPORTS/DOCX/published/niveau2/Dutch/ChristianMission.docx
+++ b/EXPORTS/DOCX/published/niveau2/Dutch/ChristianMission.docx
@@ -459,25 +459,7 @@
           <w:color w:val="000000"/>
           <w:sz w:val="24"/>
         </w:rPr>
-        <w:t xml:space="preserve"> bestaat voor een groot deel uit objecten die d</w:t>
-      </w:r>
-      <w:r>
-        <w:rPr>
-          <w:u w:val="single" w:color="0000ff"/>
-          <w:rFonts w:ascii="Charis SIL Regular" w:hAnsi="Charis SIL Regular" w:eastAsia="Charis SIL Regular"/>
-          <w:b w:val="0"/>
-          <w:i w:val="0"/>
-          <w:color w:val="000000"/>
-          <w:sz w:val="24"/>
-        </w:rPr>
-        <w:hyperlink r:id="rId9" w:history="1">
-          <w:r>
-            <w:rPr>
-              <w:rStyle w:val="Hyperlink"/>
-            </w:rPr>
-            <w:t>oor zendeling</w:t>
-          </w:r>
-        </w:hyperlink>
+        <w:t xml:space="preserve"> bestaat voor een groot deel uit objecten die door zendeling</w:t>
       </w:r>
       <w:r>
         <w:rPr>
@@ -776,16 +758,8 @@
           <w:i w:val="0"/>
           <w:color w:val="0000FF"/>
           <w:sz w:val="24"/>
-          <w:u w:val="single"/>
-        </w:rPr>
-        <w:hyperlink r:id="rId11" w:history="1">
-          <w:r>
-            <w:rPr>
-              <w:rStyle w:val="Hyperlink"/>
-            </w:rPr>
-            <w:t>Co</w:t>
-          </w:r>
-        </w:hyperlink>
+        </w:rPr>
+        <w:t>Congregatie van de H</w:t>
       </w:r>
       <w:r>
         <w:rPr>
@@ -796,148 +770,7 @@
           <w:sz w:val="24"/>
           <w:u w:val="single"/>
         </w:rPr>
-        <w:hyperlink r:id="rId11" w:history="1">
-          <w:r>
-            <w:rPr>
-              <w:rStyle w:val="Hyperlink"/>
-            </w:rPr>
-            <w:t>n</w:t>
-          </w:r>
-        </w:hyperlink>
-      </w:r>
-      <w:r>
-        <w:rPr>
-          <w:rFonts w:ascii="Charis SIL Regular" w:hAnsi="Charis SIL Regular" w:eastAsia="Charis SIL Regular"/>
-          <w:b w:val="0"/>
-          <w:i w:val="0"/>
-          <w:color w:val="0000FF"/>
-          <w:sz w:val="24"/>
-          <w:u w:val="single"/>
-        </w:rPr>
         <w:hyperlink r:id="rId10" w:history="1">
-          <w:r>
-            <w:rPr>
-              <w:rStyle w:val="Hyperlink"/>
-            </w:rPr>
-            <w:t>gregatie</w:t>
-          </w:r>
-        </w:hyperlink>
-      </w:r>
-      <w:r>
-        <w:rPr>
-          <w:rFonts w:ascii="Charis SIL Regular" w:hAnsi="Charis SIL Regular" w:eastAsia="Charis SIL Regular"/>
-          <w:b w:val="0"/>
-          <w:i w:val="0"/>
-          <w:color w:val="0000FF"/>
-          <w:sz w:val="24"/>
-          <w:u w:val="single"/>
-        </w:rPr>
-        <w:t xml:space="preserve"> </w:t>
-      </w:r>
-      <w:r>
-        <w:rPr>
-          <w:rFonts w:ascii="Charis SIL Regular" w:hAnsi="Charis SIL Regular" w:eastAsia="Charis SIL Regular"/>
-          <w:b w:val="0"/>
-          <w:i w:val="0"/>
-          <w:color w:val="0000FF"/>
-          <w:sz w:val="24"/>
-          <w:u w:val="single"/>
-        </w:rPr>
-        <w:hyperlink r:id="rId10" w:history="1">
-          <w:r>
-            <w:rPr>
-              <w:rStyle w:val="Hyperlink"/>
-            </w:rPr>
-            <w:t>van</w:t>
-          </w:r>
-        </w:hyperlink>
-      </w:r>
-      <w:r>
-        <w:rPr>
-          <w:rFonts w:ascii="Charis SIL Regular" w:hAnsi="Charis SIL Regular" w:eastAsia="Charis SIL Regular"/>
-          <w:b w:val="0"/>
-          <w:i w:val="0"/>
-          <w:color w:val="0000FF"/>
-          <w:sz w:val="24"/>
-          <w:u w:val="single"/>
-        </w:rPr>
-        <w:t xml:space="preserve"> </w:t>
-      </w:r>
-      <w:r>
-        <w:rPr>
-          <w:rFonts w:ascii="Charis SIL Regular" w:hAnsi="Charis SIL Regular" w:eastAsia="Charis SIL Regular"/>
-          <w:b w:val="0"/>
-          <w:i w:val="0"/>
-          <w:color w:val="0000FF"/>
-          <w:sz w:val="24"/>
-          <w:u w:val="single"/>
-        </w:rPr>
-        <w:hyperlink r:id="rId10" w:history="1">
-          <w:r>
-            <w:rPr>
-              <w:rStyle w:val="Hyperlink"/>
-            </w:rPr>
-            <w:t>d</w:t>
-          </w:r>
-        </w:hyperlink>
-      </w:r>
-      <w:r>
-        <w:rPr>
-          <w:rFonts w:ascii="Charis SIL Regular" w:hAnsi="Charis SIL Regular" w:eastAsia="Charis SIL Regular"/>
-          <w:b w:val="0"/>
-          <w:i w:val="0"/>
-          <w:color w:val="0000FF"/>
-          <w:sz w:val="24"/>
-          <w:u w:val="single"/>
-        </w:rPr>
-        <w:hyperlink r:id="rId10" w:history="1">
-          <w:r>
-            <w:rPr>
-              <w:rStyle w:val="Hyperlink"/>
-            </w:rPr>
-            <w:t>e</w:t>
-          </w:r>
-        </w:hyperlink>
-      </w:r>
-      <w:r>
-        <w:rPr>
-          <w:rFonts w:ascii="Charis SIL Regular" w:hAnsi="Charis SIL Regular" w:eastAsia="Charis SIL Regular"/>
-          <w:b w:val="0"/>
-          <w:i w:val="0"/>
-          <w:color w:val="0000FF"/>
-          <w:sz w:val="24"/>
-          <w:u w:val="single"/>
-        </w:rPr>
-        <w:t xml:space="preserve"> </w:t>
-      </w:r>
-      <w:r>
-        <w:rPr>
-          <w:rFonts w:ascii="Charis SIL Regular" w:hAnsi="Charis SIL Regular" w:eastAsia="Charis SIL Regular"/>
-          <w:b w:val="0"/>
-          <w:i w:val="0"/>
-          <w:color w:val="0000FF"/>
-          <w:sz w:val="24"/>
-          <w:u w:val="single"/>
-        </w:rPr>
-        <w:hyperlink r:id="rId11" w:history="1">
-          <w:r>
-            <w:rPr>
-              <w:rStyle w:val="Hyperlink"/>
-            </w:rPr>
-            <w:t>H</w:t>
-          </w:r>
-        </w:hyperlink>
-      </w:r>
-      <w:r>
-        <w:rPr>
-          <w:rFonts w:ascii="Charis SIL Regular" w:hAnsi="Charis SIL Regular" w:eastAsia="Charis SIL Regular"/>
-          <w:b w:val="0"/>
-          <w:i w:val="0"/>
-          <w:color w:val="0000FF"/>
-          <w:sz w:val="24"/>
-          <w:u w:val="single"/>
-        </w:rPr>
-        <w:hyperlink r:id="rId11" w:history="1">
           <w:r>
             <w:rPr>
               <w:rStyle w:val="Hyperlink"/>
@@ -1021,14 +854,7 @@
           <w:color w:val="0000FF"/>
           <w:sz w:val="24"/>
         </w:rPr>
-        <w:hyperlink r:id="rId12" w:history="1">
-          <w:r>
-            <w:rPr>
-              <w:rStyle w:val="Hyperlink"/>
-            </w:rPr>
-            <w:t>Wereldmuseu</w:t>
-          </w:r>
-        </w:hyperlink>
+        <w:t>Wereldmuseu</w:t>
       </w:r>
       <w:r>
         <w:rPr>
@@ -1039,7 +865,7 @@
           <w:sz w:val="24"/>
           <w:u w:val="single"/>
         </w:rPr>
-        <w:hyperlink r:id="rId12" w:history="1">
+        <w:hyperlink r:id="rId11" w:history="1">
           <w:r>
             <w:rPr>
               <w:rStyle w:val="Hyperlink"/>
@@ -1068,7 +894,7 @@
           <w:sz w:val="24"/>
           <w:u w:val="single"/>
         </w:rPr>
-        <w:hyperlink r:id="rId12" w:history="1">
+        <w:hyperlink r:id="rId11" w:history="1">
           <w:r>
             <w:rPr>
               <w:rStyle w:val="Hyperlink"/>
@@ -1154,13 +980,57 @@
       </w:r>
       <w:r>
         <w:rPr>
+          <w:u w:val="single" w:color="0000ff"/>
           <w:rFonts w:ascii="Charis SIL Regular" w:hAnsi="Charis SIL Regular" w:eastAsia="Charis SIL Regular"/>
           <w:b w:val="0"/>
           <w:i w:val="0"/>
           <w:color w:val="000000"/>
           <w:sz w:val="24"/>
         </w:rPr>
-        <w:t xml:space="preserve"> (voo</w:t>
+        <w:hyperlink r:id="rId11" w:history="1">
+          <w:r>
+            <w:rPr>
+              <w:rStyle w:val="Hyperlink"/>
+            </w:rPr>
+            <w:t xml:space="preserve"> (</w:t>
+          </w:r>
+        </w:hyperlink>
+      </w:r>
+      <w:r>
+        <w:rPr>
+          <w:u w:val="single" w:color="0000ff"/>
+          <w:rFonts w:ascii="Charis SIL Regular" w:hAnsi="Charis SIL Regular" w:eastAsia="Charis SIL Regular"/>
+          <w:b w:val="0"/>
+          <w:i w:val="0"/>
+          <w:color w:val="000000"/>
+          <w:sz w:val="24"/>
+        </w:rPr>
+        <w:hyperlink r:id="rId11" w:history="1">
+          <w:r>
+            <w:rPr>
+              <w:rStyle w:val="Hyperlink"/>
+            </w:rPr>
+            <w:t>v</w:t>
+          </w:r>
+        </w:hyperlink>
+      </w:r>
+      <w:r>
+        <w:rPr>
+          <w:u w:val="single" w:color="0000ff"/>
+          <w:rFonts w:ascii="Charis SIL Regular" w:hAnsi="Charis SIL Regular" w:eastAsia="Charis SIL Regular"/>
+          <w:b w:val="0"/>
+          <w:i w:val="0"/>
+          <w:color w:val="000000"/>
+          <w:sz w:val="24"/>
+        </w:rPr>
+        <w:hyperlink r:id="rId11" w:history="1">
+          <w:r>
+            <w:rPr>
+              <w:rStyle w:val="Hyperlink"/>
+            </w:rPr>
+            <w:t>oo</w:t>
+          </w:r>
+        </w:hyperlink>
       </w:r>
       <w:r>
         <w:rPr>
@@ -2554,7 +2424,7 @@
           <w:sz w:val="24"/>
           <w:u w:val="single"/>
         </w:rPr>
-        <w:hyperlink r:id="rId18" w:history="1">
+        <w:hyperlink r:id="rId19" w:history="1">
           <w:r>
             <w:rPr>
               <w:rStyle w:val="Hyperlink"/>
@@ -2583,7 +2453,7 @@
           <w:sz w:val="24"/>
           <w:u w:val="single"/>
         </w:rPr>
-        <w:hyperlink r:id="rId18" w:history="1">
+        <w:hyperlink r:id="rId19" w:history="1">
           <w:r>
             <w:rPr>
               <w:rStyle w:val="Hyperlink"/>
@@ -2601,7 +2471,7 @@
           <w:sz w:val="24"/>
           <w:u w:val="single"/>
         </w:rPr>
-        <w:hyperlink r:id="rId18" w:history="1">
+        <w:hyperlink r:id="rId19" w:history="1">
           <w:r>
             <w:rPr>
               <w:rStyle w:val="Hyperlink"/>
@@ -2612,13 +2482,21 @@
       </w:r>
       <w:r>
         <w:rPr>
+          <w:u w:val="single" w:color="0000ff"/>
           <w:rFonts w:ascii="Charis SIL Regular" w:hAnsi="Charis SIL Regular" w:eastAsia="Charis SIL Regular"/>
           <w:b w:val="0"/>
           <w:i w:val="0"/>
           <w:color w:val="000000"/>
           <w:sz w:val="24"/>
         </w:rPr>
-        <w:t xml:space="preserve">, </w:t>
+        <w:hyperlink r:id="rId18" w:history="1">
+          <w:r>
+            <w:rPr>
+              <w:rStyle w:val="Hyperlink"/>
+            </w:rPr>
+            <w:t xml:space="preserve">, </w:t>
+          </w:r>
+        </w:hyperlink>
       </w:r>
       <w:r>
         <w:rPr>
@@ -2676,7 +2554,7 @@
           <w:sz w:val="24"/>
           <w:u w:val="single"/>
         </w:rPr>
-        <w:hyperlink r:id="rId20" w:history="1">
+        <w:hyperlink r:id="rId19" w:history="1">
           <w:r>
             <w:rPr>
               <w:rStyle w:val="Hyperlink"/>
@@ -2694,14 +2572,7 @@
           <w:sz w:val="24"/>
           <w:u w:val="single"/>
         </w:rPr>
-        <w:hyperlink r:id="rId20" w:history="1">
-          <w:r>
-            <w:rPr>
-              <w:rStyle w:val="Hyperlink"/>
-            </w:rPr>
-            <w:t>t</w:t>
-          </w:r>
-        </w:hyperlink>
+        <w:t>t</w:t>
       </w:r>
       <w:r>
         <w:rPr>
@@ -2712,7 +2583,7 @@
           <w:sz w:val="24"/>
           <w:u w:val="single"/>
         </w:rPr>
-        <w:hyperlink r:id="rId20" w:history="1">
+        <w:hyperlink r:id="rId19" w:history="1">
           <w:r>
             <w:rPr>
               <w:rStyle w:val="Hyperlink"/>
@@ -2977,7 +2848,7 @@
           <w:sz w:val="24"/>
           <w:u w:val="single"/>
         </w:rPr>
-        <w:hyperlink r:id="rId21" w:history="1">
+        <w:hyperlink r:id="rId19" w:history="1">
           <w:r>
             <w:rPr>
               <w:rStyle w:val="Hyperlink"/>
@@ -3006,14 +2877,7 @@
           <w:sz w:val="24"/>
           <w:u w:val="single"/>
         </w:rPr>
-        <w:hyperlink r:id="rId21" w:history="1">
-          <w:r>
-            <w:rPr>
-              <w:rStyle w:val="Hyperlink"/>
-            </w:rPr>
-            <w:t>C</w:t>
-          </w:r>
-        </w:hyperlink>
+        <w:t>C</w:t>
       </w:r>
       <w:r>
         <w:rPr>
@@ -3024,7 +2888,7 @@
           <w:sz w:val="24"/>
           <w:u w:val="single"/>
         </w:rPr>
-        <w:hyperlink r:id="rId21" w:history="1">
+        <w:hyperlink r:id="rId19" w:history="1">
           <w:r>
             <w:rPr>
               <w:rStyle w:val="Hyperlink"/>
@@ -3035,42 +2899,13 @@
       </w:r>
       <w:r>
         <w:rPr>
-          <w:u w:val="single" w:color="0000ff"/>
           <w:rFonts w:ascii="Charis SIL Regular" w:hAnsi="Charis SIL Regular" w:eastAsia="Charis SIL Regular"/>
           <w:b w:val="0"/>
           <w:i w:val="0"/>
           <w:color w:val="000000"/>
           <w:sz w:val="24"/>
         </w:rPr>
-        <w:hyperlink r:id="rId19" w:history="1">
-          <w:r>
-            <w:rPr>
-              <w:rStyle w:val="Hyperlink"/>
-            </w:rPr>
-            <w:t>, e</w:t>
-          </w:r>
-        </w:hyperlink>
-      </w:r>
-      <w:r>
-        <w:rPr>
-          <w:rFonts w:ascii="Charis SIL Regular" w:hAnsi="Charis SIL Regular" w:eastAsia="Charis SIL Regular"/>
-          <w:b w:val="0"/>
-          <w:i w:val="0"/>
-          <w:color w:val="000000"/>
-          <w:sz w:val="24"/>
-        </w:rPr>
-        <w:t xml:space="preserve">n </w:t>
-      </w:r>
-      <w:r>
-        <w:rPr>
-          <w:u w:val="single" w:color="0000ff"/>
-          <w:rFonts w:ascii="Charis SIL Regular" w:hAnsi="Charis SIL Regular" w:eastAsia="Charis SIL Regular"/>
-          <w:b w:val="0"/>
-          <w:i w:val="0"/>
-          <w:color w:val="000000"/>
-          <w:sz w:val="24"/>
-        </w:rPr>
-        <w:t xml:space="preserve">het </w:t>
+        <w:t xml:space="preserve">, en het </w:t>
       </w:r>
       <w:r>
         <w:rPr>
@@ -3081,7 +2916,7 @@
           <w:sz w:val="24"/>
           <w:u w:val="single"/>
         </w:rPr>
-        <w:hyperlink r:id="rId22" w:history="1">
+        <w:hyperlink r:id="rId20" w:history="1">
           <w:r>
             <w:rPr>
               <w:rStyle w:val="Hyperlink"/>
@@ -3164,7 +2999,7 @@
           <w:sz w:val="24"/>
           <w:u w:val="single"/>
         </w:rPr>
-        <w:hyperlink r:id="rId20" w:history="1">
+        <w:hyperlink r:id="rId22" w:history="1">
           <w:r>
             <w:rPr>
               <w:rStyle w:val="Hyperlink"/>
@@ -4318,9 +4153,15 @@
           <w:i w:val="0"/>
           <w:color w:val="0000FF"/>
           <w:sz w:val="24"/>
-          <w:u w:val="single"/>
-        </w:rPr>
-        <w:t>7</w:t>
+        </w:rPr>
+        <w:hyperlink r:id="rId24" w:history="1">
+          <w:r>
+            <w:rPr>
+              <w:rStyle w:val="Hyperlink"/>
+            </w:rPr>
+            <w:t>7</w:t>
+          </w:r>
+        </w:hyperlink>
       </w:r>
       <w:r>
         <w:rPr>
@@ -4685,9 +4526,15 @@
           <w:i w:val="0"/>
           <w:color w:val="0000FF"/>
           <w:sz w:val="24"/>
-          <w:u w:val="single"/>
-        </w:rPr>
-        <w:t>1</w:t>
+        </w:rPr>
+        <w:hyperlink r:id="rId26" w:history="1">
+          <w:r>
+            <w:rPr>
+              <w:rStyle w:val="Hyperlink"/>
+            </w:rPr>
+            <w:t>1</w:t>
+          </w:r>
+        </w:hyperlink>
       </w:r>
       <w:r>
         <w:rPr>

--- a/EXPORTS/DOCX/published/niveau2/Dutch/ChristianMission.docx
+++ b/EXPORTS/DOCX/published/niveau2/Dutch/ChristianMission.docx
@@ -459,7 +459,25 @@
           <w:color w:val="000000"/>
           <w:sz w:val="24"/>
         </w:rPr>
-        <w:t xml:space="preserve"> bestaat voor een groot deel uit objecten die door zendeling</w:t>
+        <w:t xml:space="preserve"> bestaat voor een groot deel uit objecten die d</w:t>
+      </w:r>
+      <w:r>
+        <w:rPr>
+          <w:u w:val="single" w:color="0000ff"/>
+          <w:rFonts w:ascii="Charis SIL Regular" w:hAnsi="Charis SIL Regular" w:eastAsia="Charis SIL Regular"/>
+          <w:b w:val="0"/>
+          <w:i w:val="0"/>
+          <w:color w:val="000000"/>
+          <w:sz w:val="24"/>
+        </w:rPr>
+        <w:hyperlink r:id="rId9" w:history="1">
+          <w:r>
+            <w:rPr>
+              <w:rStyle w:val="Hyperlink"/>
+            </w:rPr>
+            <w:t>oor zendeling</w:t>
+          </w:r>
+        </w:hyperlink>
       </w:r>
       <w:r>
         <w:rPr>
@@ -758,8 +776,16 @@
           <w:i w:val="0"/>
           <w:color w:val="0000FF"/>
           <w:sz w:val="24"/>
-        </w:rPr>
-        <w:t>Congregatie van de H</w:t>
+          <w:u w:val="single"/>
+        </w:rPr>
+        <w:hyperlink r:id="rId11" w:history="1">
+          <w:r>
+            <w:rPr>
+              <w:rStyle w:val="Hyperlink"/>
+            </w:rPr>
+            <w:t>Co</w:t>
+          </w:r>
+        </w:hyperlink>
       </w:r>
       <w:r>
         <w:rPr>
@@ -770,7 +796,148 @@
           <w:sz w:val="24"/>
           <w:u w:val="single"/>
         </w:rPr>
+        <w:hyperlink r:id="rId11" w:history="1">
+          <w:r>
+            <w:rPr>
+              <w:rStyle w:val="Hyperlink"/>
+            </w:rPr>
+            <w:t>n</w:t>
+          </w:r>
+        </w:hyperlink>
+      </w:r>
+      <w:r>
+        <w:rPr>
+          <w:rFonts w:ascii="Charis SIL Regular" w:hAnsi="Charis SIL Regular" w:eastAsia="Charis SIL Regular"/>
+          <w:b w:val="0"/>
+          <w:i w:val="0"/>
+          <w:color w:val="0000FF"/>
+          <w:sz w:val="24"/>
+          <w:u w:val="single"/>
+        </w:rPr>
         <w:hyperlink r:id="rId10" w:history="1">
+          <w:r>
+            <w:rPr>
+              <w:rStyle w:val="Hyperlink"/>
+            </w:rPr>
+            <w:t>gregatie</w:t>
+          </w:r>
+        </w:hyperlink>
+      </w:r>
+      <w:r>
+        <w:rPr>
+          <w:rFonts w:ascii="Charis SIL Regular" w:hAnsi="Charis SIL Regular" w:eastAsia="Charis SIL Regular"/>
+          <w:b w:val="0"/>
+          <w:i w:val="0"/>
+          <w:color w:val="0000FF"/>
+          <w:sz w:val="24"/>
+          <w:u w:val="single"/>
+        </w:rPr>
+        <w:t xml:space="preserve"> </w:t>
+      </w:r>
+      <w:r>
+        <w:rPr>
+          <w:rFonts w:ascii="Charis SIL Regular" w:hAnsi="Charis SIL Regular" w:eastAsia="Charis SIL Regular"/>
+          <w:b w:val="0"/>
+          <w:i w:val="0"/>
+          <w:color w:val="0000FF"/>
+          <w:sz w:val="24"/>
+          <w:u w:val="single"/>
+        </w:rPr>
+        <w:hyperlink r:id="rId10" w:history="1">
+          <w:r>
+            <w:rPr>
+              <w:rStyle w:val="Hyperlink"/>
+            </w:rPr>
+            <w:t>van</w:t>
+          </w:r>
+        </w:hyperlink>
+      </w:r>
+      <w:r>
+        <w:rPr>
+          <w:rFonts w:ascii="Charis SIL Regular" w:hAnsi="Charis SIL Regular" w:eastAsia="Charis SIL Regular"/>
+          <w:b w:val="0"/>
+          <w:i w:val="0"/>
+          <w:color w:val="0000FF"/>
+          <w:sz w:val="24"/>
+          <w:u w:val="single"/>
+        </w:rPr>
+        <w:t xml:space="preserve"> </w:t>
+      </w:r>
+      <w:r>
+        <w:rPr>
+          <w:rFonts w:ascii="Charis SIL Regular" w:hAnsi="Charis SIL Regular" w:eastAsia="Charis SIL Regular"/>
+          <w:b w:val="0"/>
+          <w:i w:val="0"/>
+          <w:color w:val="0000FF"/>
+          <w:sz w:val="24"/>
+          <w:u w:val="single"/>
+        </w:rPr>
+        <w:hyperlink r:id="rId10" w:history="1">
+          <w:r>
+            <w:rPr>
+              <w:rStyle w:val="Hyperlink"/>
+            </w:rPr>
+            <w:t>d</w:t>
+          </w:r>
+        </w:hyperlink>
+      </w:r>
+      <w:r>
+        <w:rPr>
+          <w:rFonts w:ascii="Charis SIL Regular" w:hAnsi="Charis SIL Regular" w:eastAsia="Charis SIL Regular"/>
+          <w:b w:val="0"/>
+          <w:i w:val="0"/>
+          <w:color w:val="0000FF"/>
+          <w:sz w:val="24"/>
+          <w:u w:val="single"/>
+        </w:rPr>
+        <w:hyperlink r:id="rId10" w:history="1">
+          <w:r>
+            <w:rPr>
+              <w:rStyle w:val="Hyperlink"/>
+            </w:rPr>
+            <w:t>e</w:t>
+          </w:r>
+        </w:hyperlink>
+      </w:r>
+      <w:r>
+        <w:rPr>
+          <w:rFonts w:ascii="Charis SIL Regular" w:hAnsi="Charis SIL Regular" w:eastAsia="Charis SIL Regular"/>
+          <w:b w:val="0"/>
+          <w:i w:val="0"/>
+          <w:color w:val="0000FF"/>
+          <w:sz w:val="24"/>
+          <w:u w:val="single"/>
+        </w:rPr>
+        <w:t xml:space="preserve"> </w:t>
+      </w:r>
+      <w:r>
+        <w:rPr>
+          <w:rFonts w:ascii="Charis SIL Regular" w:hAnsi="Charis SIL Regular" w:eastAsia="Charis SIL Regular"/>
+          <w:b w:val="0"/>
+          <w:i w:val="0"/>
+          <w:color w:val="0000FF"/>
+          <w:sz w:val="24"/>
+          <w:u w:val="single"/>
+        </w:rPr>
+        <w:hyperlink r:id="rId11" w:history="1">
+          <w:r>
+            <w:rPr>
+              <w:rStyle w:val="Hyperlink"/>
+            </w:rPr>
+            <w:t>H</w:t>
+          </w:r>
+        </w:hyperlink>
+      </w:r>
+      <w:r>
+        <w:rPr>
+          <w:rFonts w:ascii="Charis SIL Regular" w:hAnsi="Charis SIL Regular" w:eastAsia="Charis SIL Regular"/>
+          <w:b w:val="0"/>
+          <w:i w:val="0"/>
+          <w:color w:val="0000FF"/>
+          <w:sz w:val="24"/>
+          <w:u w:val="single"/>
+        </w:rPr>
+        <w:hyperlink r:id="rId11" w:history="1">
           <w:r>
             <w:rPr>
               <w:rStyle w:val="Hyperlink"/>
@@ -854,7 +1021,14 @@
           <w:color w:val="0000FF"/>
           <w:sz w:val="24"/>
         </w:rPr>
-        <w:t>Wereldmuseu</w:t>
+        <w:hyperlink r:id="rId12" w:history="1">
+          <w:r>
+            <w:rPr>
+              <w:rStyle w:val="Hyperlink"/>
+            </w:rPr>
+            <w:t>Wereldmuseu</w:t>
+          </w:r>
+        </w:hyperlink>
       </w:r>
       <w:r>
         <w:rPr>
@@ -865,7 +1039,7 @@
           <w:sz w:val="24"/>
           <w:u w:val="single"/>
         </w:rPr>
-        <w:hyperlink r:id="rId11" w:history="1">
+        <w:hyperlink r:id="rId12" w:history="1">
           <w:r>
             <w:rPr>
               <w:rStyle w:val="Hyperlink"/>
@@ -894,7 +1068,7 @@
           <w:sz w:val="24"/>
           <w:u w:val="single"/>
         </w:rPr>
-        <w:hyperlink r:id="rId11" w:history="1">
+        <w:hyperlink r:id="rId12" w:history="1">
           <w:r>
             <w:rPr>
               <w:rStyle w:val="Hyperlink"/>
@@ -980,57 +1154,13 @@
       </w:r>
       <w:r>
         <w:rPr>
-          <w:u w:val="single" w:color="0000ff"/>
           <w:rFonts w:ascii="Charis SIL Regular" w:hAnsi="Charis SIL Regular" w:eastAsia="Charis SIL Regular"/>
           <w:b w:val="0"/>
           <w:i w:val="0"/>
           <w:color w:val="000000"/>
           <w:sz w:val="24"/>
         </w:rPr>
-        <w:hyperlink r:id="rId11" w:history="1">
-          <w:r>
-            <w:rPr>
-              <w:rStyle w:val="Hyperlink"/>
-            </w:rPr>
-            <w:t xml:space="preserve"> (</w:t>
-          </w:r>
-        </w:hyperlink>
-      </w:r>
-      <w:r>
-        <w:rPr>
-          <w:u w:val="single" w:color="0000ff"/>
-          <w:rFonts w:ascii="Charis SIL Regular" w:hAnsi="Charis SIL Regular" w:eastAsia="Charis SIL Regular"/>
-          <w:b w:val="0"/>
-          <w:i w:val="0"/>
-          <w:color w:val="000000"/>
-          <w:sz w:val="24"/>
-        </w:rPr>
-        <w:hyperlink r:id="rId11" w:history="1">
-          <w:r>
-            <w:rPr>
-              <w:rStyle w:val="Hyperlink"/>
-            </w:rPr>
-            <w:t>v</w:t>
-          </w:r>
-        </w:hyperlink>
-      </w:r>
-      <w:r>
-        <w:rPr>
-          <w:u w:val="single" w:color="0000ff"/>
-          <w:rFonts w:ascii="Charis SIL Regular" w:hAnsi="Charis SIL Regular" w:eastAsia="Charis SIL Regular"/>
-          <w:b w:val="0"/>
-          <w:i w:val="0"/>
-          <w:color w:val="000000"/>
-          <w:sz w:val="24"/>
-        </w:rPr>
-        <w:hyperlink r:id="rId11" w:history="1">
-          <w:r>
-            <w:rPr>
-              <w:rStyle w:val="Hyperlink"/>
-            </w:rPr>
-            <w:t>oo</w:t>
-          </w:r>
-        </w:hyperlink>
+        <w:t xml:space="preserve"> (voo</w:t>
       </w:r>
       <w:r>
         <w:rPr>
@@ -2424,7 +2554,7 @@
           <w:sz w:val="24"/>
           <w:u w:val="single"/>
         </w:rPr>
-        <w:hyperlink r:id="rId19" w:history="1">
+        <w:hyperlink r:id="rId18" w:history="1">
           <w:r>
             <w:rPr>
               <w:rStyle w:val="Hyperlink"/>
@@ -2453,7 +2583,7 @@
           <w:sz w:val="24"/>
           <w:u w:val="single"/>
         </w:rPr>
-        <w:hyperlink r:id="rId19" w:history="1">
+        <w:hyperlink r:id="rId18" w:history="1">
           <w:r>
             <w:rPr>
               <w:rStyle w:val="Hyperlink"/>
@@ -2471,7 +2601,7 @@
           <w:sz w:val="24"/>
           <w:u w:val="single"/>
         </w:rPr>
-        <w:hyperlink r:id="rId19" w:history="1">
+        <w:hyperlink r:id="rId18" w:history="1">
           <w:r>
             <w:rPr>
               <w:rStyle w:val="Hyperlink"/>
@@ -2630,7 +2760,7 @@
           <w:sz w:val="24"/>
           <w:u w:val="single"/>
         </w:rPr>
-        <w:hyperlink r:id="rId19" w:history="1">
+        <w:hyperlink r:id="rId20" w:history="1">
           <w:r>
             <w:rPr>
               <w:rStyle w:val="Hyperlink"/>
@@ -2794,7 +2924,7 @@
           <w:sz w:val="24"/>
           <w:u w:val="single"/>
         </w:rPr>
-        <w:hyperlink r:id="rId21" w:history="1">
+        <w:hyperlink r:id="rId19" w:history="1">
           <w:r>
             <w:rPr>
               <w:rStyle w:val="Hyperlink"/>
@@ -2848,7 +2978,7 @@
           <w:sz w:val="24"/>
           <w:u w:val="single"/>
         </w:rPr>
-        <w:hyperlink r:id="rId19" w:history="1">
+        <w:hyperlink r:id="rId21" w:history="1">
           <w:r>
             <w:rPr>
               <w:rStyle w:val="Hyperlink"/>
@@ -2877,7 +3007,14 @@
           <w:sz w:val="24"/>
           <w:u w:val="single"/>
         </w:rPr>
-        <w:t>C</w:t>
+        <w:hyperlink r:id="rId21" w:history="1">
+          <w:r>
+            <w:rPr>
+              <w:rStyle w:val="Hyperlink"/>
+            </w:rPr>
+            <w:t>C</w:t>
+          </w:r>
+        </w:hyperlink>
       </w:r>
       <w:r>
         <w:rPr>
@@ -2888,7 +3025,7 @@
           <w:sz w:val="24"/>
           <w:u w:val="single"/>
         </w:rPr>
-        <w:hyperlink r:id="rId19" w:history="1">
+        <w:hyperlink r:id="rId21" w:history="1">
           <w:r>
             <w:rPr>
               <w:rStyle w:val="Hyperlink"/>
@@ -2899,24 +3036,53 @@
       </w:r>
       <w:r>
         <w:rPr>
+          <w:u w:val="single" w:color="0000ff"/>
           <w:rFonts w:ascii="Charis SIL Regular" w:hAnsi="Charis SIL Regular" w:eastAsia="Charis SIL Regular"/>
           <w:b w:val="0"/>
           <w:i w:val="0"/>
           <w:color w:val="000000"/>
           <w:sz w:val="24"/>
         </w:rPr>
-        <w:t xml:space="preserve">, en het </w:t>
+        <w:hyperlink r:id="rId19" w:history="1">
+          <w:r>
+            <w:rPr>
+              <w:rStyle w:val="Hyperlink"/>
+            </w:rPr>
+            <w:t>, e</w:t>
+          </w:r>
+        </w:hyperlink>
       </w:r>
       <w:r>
         <w:rPr>
           <w:rFonts w:ascii="Charis SIL Regular" w:hAnsi="Charis SIL Regular" w:eastAsia="Charis SIL Regular"/>
           <w:b w:val="0"/>
           <w:i w:val="0"/>
+          <w:color w:val="000000"/>
+          <w:sz w:val="24"/>
+        </w:rPr>
+        <w:t xml:space="preserve">n </w:t>
+      </w:r>
+      <w:r>
+        <w:rPr>
+          <w:u w:val="single" w:color="0000ff"/>
+          <w:rFonts w:ascii="Charis SIL Regular" w:hAnsi="Charis SIL Regular" w:eastAsia="Charis SIL Regular"/>
+          <w:b w:val="0"/>
+          <w:i w:val="0"/>
+          <w:color w:val="000000"/>
+          <w:sz w:val="24"/>
+        </w:rPr>
+        <w:t xml:space="preserve">het </w:t>
+      </w:r>
+      <w:r>
+        <w:rPr>
+          <w:rFonts w:ascii="Charis SIL Regular" w:hAnsi="Charis SIL Regular" w:eastAsia="Charis SIL Regular"/>
+          <w:b w:val="0"/>
+          <w:i w:val="0"/>
           <w:color w:val="0000FF"/>
           <w:sz w:val="24"/>
           <w:u w:val="single"/>
         </w:rPr>
-        <w:hyperlink r:id="rId20" w:history="1">
+        <w:hyperlink r:id="rId22" w:history="1">
           <w:r>
             <w:rPr>
               <w:rStyle w:val="Hyperlink"/>
@@ -2934,7 +3100,7 @@
           <w:sz w:val="24"/>
           <w:u w:val="single"/>
         </w:rPr>
-        <w:hyperlink r:id="rId20" w:history="1">
+        <w:hyperlink r:id="rId22" w:history="1">
           <w:r>
             <w:rPr>
               <w:rStyle w:val="Hyperlink"/>
@@ -2952,7 +3118,7 @@
           <w:sz w:val="24"/>
           <w:u w:val="single"/>
         </w:rPr>
-        <w:hyperlink r:id="rId20" w:history="1">
+        <w:hyperlink r:id="rId22" w:history="1">
           <w:r>
             <w:rPr>
               <w:rStyle w:val="Hyperlink"/>
@@ -2999,7 +3165,7 @@
           <w:sz w:val="24"/>
           <w:u w:val="single"/>
         </w:rPr>
-        <w:hyperlink r:id="rId22" w:history="1">
+        <w:hyperlink r:id="rId20" w:history="1">
           <w:r>
             <w:rPr>
               <w:rStyle w:val="Hyperlink"/>
@@ -4526,15 +4692,9 @@
           <w:i w:val="0"/>
           <w:color w:val="0000FF"/>
           <w:sz w:val="24"/>
-        </w:rPr>
-        <w:hyperlink r:id="rId26" w:history="1">
-          <w:r>
-            <w:rPr>
-              <w:rStyle w:val="Hyperlink"/>
-            </w:rPr>
-            <w:t>1</w:t>
-          </w:r>
-        </w:hyperlink>
+          <w:u w:val="single"/>
+        </w:rPr>
+        <w:t>1</w:t>
       </w:r>
       <w:r>
         <w:rPr>

--- a/EXPORTS/DOCX/published/niveau2/Dutch/ChristianMission.docx
+++ b/EXPORTS/DOCX/published/niveau2/Dutch/ChristianMission.docx
@@ -1154,13 +1154,57 @@
       </w:r>
       <w:r>
         <w:rPr>
+          <w:u w:val="single" w:color="0000ff"/>
           <w:rFonts w:ascii="Charis SIL Regular" w:hAnsi="Charis SIL Regular" w:eastAsia="Charis SIL Regular"/>
           <w:b w:val="0"/>
           <w:i w:val="0"/>
           <w:color w:val="000000"/>
           <w:sz w:val="24"/>
         </w:rPr>
-        <w:t xml:space="preserve"> (voo</w:t>
+        <w:hyperlink r:id="rId11" w:history="1">
+          <w:r>
+            <w:rPr>
+              <w:rStyle w:val="Hyperlink"/>
+            </w:rPr>
+            <w:t xml:space="preserve"> (</w:t>
+          </w:r>
+        </w:hyperlink>
+      </w:r>
+      <w:r>
+        <w:rPr>
+          <w:u w:val="single" w:color="0000ff"/>
+          <w:rFonts w:ascii="Charis SIL Regular" w:hAnsi="Charis SIL Regular" w:eastAsia="Charis SIL Regular"/>
+          <w:b w:val="0"/>
+          <w:i w:val="0"/>
+          <w:color w:val="000000"/>
+          <w:sz w:val="24"/>
+        </w:rPr>
+        <w:hyperlink r:id="rId11" w:history="1">
+          <w:r>
+            <w:rPr>
+              <w:rStyle w:val="Hyperlink"/>
+            </w:rPr>
+            <w:t>v</w:t>
+          </w:r>
+        </w:hyperlink>
+      </w:r>
+      <w:r>
+        <w:rPr>
+          <w:u w:val="single" w:color="0000ff"/>
+          <w:rFonts w:ascii="Charis SIL Regular" w:hAnsi="Charis SIL Regular" w:eastAsia="Charis SIL Regular"/>
+          <w:b w:val="0"/>
+          <w:i w:val="0"/>
+          <w:color w:val="000000"/>
+          <w:sz w:val="24"/>
+        </w:rPr>
+        <w:hyperlink r:id="rId11" w:history="1">
+          <w:r>
+            <w:rPr>
+              <w:rStyle w:val="Hyperlink"/>
+            </w:rPr>
+            <w:t>oo</w:t>
+          </w:r>
+        </w:hyperlink>
       </w:r>
       <w:r>
         <w:rPr>
@@ -1480,31 +1524,13 @@
       </w:r>
       <w:r>
         <w:rPr>
-          <w:u w:val="single" w:color="0000ff"/>
           <w:rFonts w:ascii="Charis SIL Regular" w:hAnsi="Charis SIL Regular" w:eastAsia="Charis SIL Regular"/>
           <w:b w:val="0"/>
           <w:i w:val="0"/>
           <w:color w:val="000000"/>
           <w:sz w:val="24"/>
         </w:rPr>
-        <w:hyperlink r:id="rId13" w:history="1">
-          <w:r>
-            <w:rPr>
-              <w:rStyle w:val="Hyperlink"/>
-            </w:rPr>
-            <w:t xml:space="preserve">vinden in de </w:t>
-          </w:r>
-        </w:hyperlink>
-      </w:r>
-      <w:r>
-        <w:rPr>
-          <w:rFonts w:ascii="Charis SIL Regular" w:hAnsi="Charis SIL Regular" w:eastAsia="Charis SIL Regular"/>
-          <w:b w:val="0"/>
-          <w:i w:val="0"/>
-          <w:color w:val="000000"/>
-          <w:sz w:val="24"/>
-        </w:rPr>
-        <w:t xml:space="preserve">collectie van het </w:t>
+        <w:t xml:space="preserve">vinden in de collectie van het </w:t>
       </w:r>
       <w:r>
         <w:rPr>
@@ -2684,7 +2710,7 @@
           <w:sz w:val="24"/>
           <w:u w:val="single"/>
         </w:rPr>
-        <w:hyperlink r:id="rId19" w:history="1">
+        <w:hyperlink r:id="rId20" w:history="1">
           <w:r>
             <w:rPr>
               <w:rStyle w:val="Hyperlink"/>
@@ -2702,7 +2728,14 @@
           <w:sz w:val="24"/>
           <w:u w:val="single"/>
         </w:rPr>
-        <w:t>t</w:t>
+        <w:hyperlink r:id="rId20" w:history="1">
+          <w:r>
+            <w:rPr>
+              <w:rStyle w:val="Hyperlink"/>
+            </w:rPr>
+            <w:t>t</w:t>
+          </w:r>
+        </w:hyperlink>
       </w:r>
       <w:r>
         <w:rPr>
@@ -2713,7 +2746,7 @@
           <w:sz w:val="24"/>
           <w:u w:val="single"/>
         </w:rPr>
-        <w:hyperlink r:id="rId19" w:history="1">
+        <w:hyperlink r:id="rId20" w:history="1">
           <w:r>
             <w:rPr>
               <w:rStyle w:val="Hyperlink"/>
@@ -2760,7 +2793,7 @@
           <w:sz w:val="24"/>
           <w:u w:val="single"/>
         </w:rPr>
-        <w:hyperlink r:id="rId20" w:history="1">
+        <w:hyperlink r:id="rId19" w:history="1">
           <w:r>
             <w:rPr>
               <w:rStyle w:val="Hyperlink"/>
@@ -2924,7 +2957,7 @@
           <w:sz w:val="24"/>
           <w:u w:val="single"/>
         </w:rPr>
-        <w:hyperlink r:id="rId19" w:history="1">
+        <w:hyperlink r:id="rId21" w:history="1">
           <w:r>
             <w:rPr>
               <w:rStyle w:val="Hyperlink"/>
@@ -3100,7 +3133,7 @@
           <w:sz w:val="24"/>
           <w:u w:val="single"/>
         </w:rPr>
-        <w:hyperlink r:id="rId22" w:history="1">
+        <w:hyperlink r:id="rId20" w:history="1">
           <w:r>
             <w:rPr>
               <w:rStyle w:val="Hyperlink"/>
@@ -3118,7 +3151,7 @@
           <w:sz w:val="24"/>
           <w:u w:val="single"/>
         </w:rPr>
-        <w:hyperlink r:id="rId22" w:history="1">
+        <w:hyperlink r:id="rId20" w:history="1">
           <w:r>
             <w:rPr>
               <w:rStyle w:val="Hyperlink"/>

--- a/EXPORTS/DOCX/published/niveau2/Dutch/ChristianMission.docx
+++ b/EXPORTS/DOCX/published/niveau2/Dutch/ChristianMission.docx
@@ -470,14 +470,7 @@
           <w:color w:val="000000"/>
           <w:sz w:val="24"/>
         </w:rPr>
-        <w:hyperlink r:id="rId9" w:history="1">
-          <w:r>
-            <w:rPr>
-              <w:rStyle w:val="Hyperlink"/>
-            </w:rPr>
-            <w:t>oor zendeling</w:t>
-          </w:r>
-        </w:hyperlink>
+        <w:t>oor zendeling</w:t>
       </w:r>
       <w:r>
         <w:rPr>
@@ -814,7 +807,7 @@
           <w:sz w:val="24"/>
           <w:u w:val="single"/>
         </w:rPr>
-        <w:hyperlink r:id="rId10" w:history="1">
+        <w:hyperlink r:id="rId11" w:history="1">
           <w:r>
             <w:rPr>
               <w:rStyle w:val="Hyperlink"/>
@@ -872,77 +865,12 @@
           <w:sz w:val="24"/>
           <w:u w:val="single"/>
         </w:rPr>
-        <w:hyperlink r:id="rId10" w:history="1">
+        <w:hyperlink r:id="rId11" w:history="1">
           <w:r>
             <w:rPr>
               <w:rStyle w:val="Hyperlink"/>
             </w:rPr>
             <w:t>d</w:t>
-          </w:r>
-        </w:hyperlink>
-      </w:r>
-      <w:r>
-        <w:rPr>
-          <w:rFonts w:ascii="Charis SIL Regular" w:hAnsi="Charis SIL Regular" w:eastAsia="Charis SIL Regular"/>
-          <w:b w:val="0"/>
-          <w:i w:val="0"/>
-          <w:color w:val="0000FF"/>
-          <w:sz w:val="24"/>
-          <w:u w:val="single"/>
-        </w:rPr>
-        <w:hyperlink r:id="rId10" w:history="1">
-          <w:r>
-            <w:rPr>
-              <w:rStyle w:val="Hyperlink"/>
-            </w:rPr>
-            <w:t>e</w:t>
-          </w:r>
-        </w:hyperlink>
-      </w:r>
-      <w:r>
-        <w:rPr>
-          <w:rFonts w:ascii="Charis SIL Regular" w:hAnsi="Charis SIL Regular" w:eastAsia="Charis SIL Regular"/>
-          <w:b w:val="0"/>
-          <w:i w:val="0"/>
-          <w:color w:val="0000FF"/>
-          <w:sz w:val="24"/>
-          <w:u w:val="single"/>
-        </w:rPr>
-        <w:t xml:space="preserve"> </w:t>
-      </w:r>
-      <w:r>
-        <w:rPr>
-          <w:rFonts w:ascii="Charis SIL Regular" w:hAnsi="Charis SIL Regular" w:eastAsia="Charis SIL Regular"/>
-          <w:b w:val="0"/>
-          <w:i w:val="0"/>
-          <w:color w:val="0000FF"/>
-          <w:sz w:val="24"/>
-          <w:u w:val="single"/>
-        </w:rPr>
-        <w:hyperlink r:id="rId11" w:history="1">
-          <w:r>
-            <w:rPr>
-              <w:rStyle w:val="Hyperlink"/>
-            </w:rPr>
-            <w:t>H</w:t>
-          </w:r>
-        </w:hyperlink>
-      </w:r>
-      <w:r>
-        <w:rPr>
-          <w:rFonts w:ascii="Charis SIL Regular" w:hAnsi="Charis SIL Regular" w:eastAsia="Charis SIL Regular"/>
-          <w:b w:val="0"/>
-          <w:i w:val="0"/>
-          <w:color w:val="0000FF"/>
-          <w:sz w:val="24"/>
-          <w:u w:val="single"/>
-        </w:rPr>
-        <w:hyperlink r:id="rId11" w:history="1">
-          <w:r>
-            <w:rPr>
-              <w:rStyle w:val="Hyperlink"/>
-            </w:rPr>
-            <w:t>eilig</w:t>
           </w:r>
         </w:hyperlink>
       </w:r>
@@ -971,6 +899,52 @@
           <w:i w:val="0"/>
           <w:color w:val="0000FF"/>
           <w:sz w:val="24"/>
+        </w:rPr>
+        <w:t xml:space="preserve"> H</w:t>
+      </w:r>
+      <w:r>
+        <w:rPr>
+          <w:rFonts w:ascii="Charis SIL Regular" w:hAnsi="Charis SIL Regular" w:eastAsia="Charis SIL Regular"/>
+          <w:b w:val="0"/>
+          <w:i w:val="0"/>
+          <w:color w:val="0000FF"/>
+          <w:sz w:val="24"/>
+          <w:u w:val="single"/>
+        </w:rPr>
+        <w:hyperlink r:id="rId10" w:history="1">
+          <w:r>
+            <w:rPr>
+              <w:rStyle w:val="Hyperlink"/>
+            </w:rPr>
+            <w:t>eilig</w:t>
+          </w:r>
+        </w:hyperlink>
+      </w:r>
+      <w:r>
+        <w:rPr>
+          <w:rFonts w:ascii="Charis SIL Regular" w:hAnsi="Charis SIL Regular" w:eastAsia="Charis SIL Regular"/>
+          <w:b w:val="0"/>
+          <w:i w:val="0"/>
+          <w:color w:val="0000FF"/>
+          <w:sz w:val="24"/>
+          <w:u w:val="single"/>
+        </w:rPr>
+        <w:hyperlink r:id="rId11" w:history="1">
+          <w:r>
+            <w:rPr>
+              <w:rStyle w:val="Hyperlink"/>
+            </w:rPr>
+            <w:t>e</w:t>
+          </w:r>
+        </w:hyperlink>
+      </w:r>
+      <w:r>
+        <w:rPr>
+          <w:rFonts w:ascii="Charis SIL Regular" w:hAnsi="Charis SIL Regular" w:eastAsia="Charis SIL Regular"/>
+          <w:b w:val="0"/>
+          <w:i w:val="0"/>
+          <w:color w:val="0000FF"/>
+          <w:sz w:val="24"/>
           <w:u w:val="single"/>
         </w:rPr>
         <w:t xml:space="preserve"> </w:t>
@@ -1039,7 +1013,7 @@
           <w:sz w:val="24"/>
           <w:u w:val="single"/>
         </w:rPr>
-        <w:hyperlink r:id="rId12" w:history="1">
+        <w:hyperlink r:id="rId11" w:history="1">
           <w:r>
             <w:rPr>
               <w:rStyle w:val="Hyperlink"/>
@@ -1524,13 +1498,31 @@
       </w:r>
       <w:r>
         <w:rPr>
+          <w:u w:val="single" w:color="0000ff"/>
           <w:rFonts w:ascii="Charis SIL Regular" w:hAnsi="Charis SIL Regular" w:eastAsia="Charis SIL Regular"/>
           <w:b w:val="0"/>
           <w:i w:val="0"/>
           <w:color w:val="000000"/>
           <w:sz w:val="24"/>
         </w:rPr>
-        <w:t xml:space="preserve">vinden in de collectie van het </w:t>
+        <w:hyperlink r:id="rId13" w:history="1">
+          <w:r>
+            <w:rPr>
+              <w:rStyle w:val="Hyperlink"/>
+            </w:rPr>
+            <w:t xml:space="preserve">vinden in de </w:t>
+          </w:r>
+        </w:hyperlink>
+      </w:r>
+      <w:r>
+        <w:rPr>
+          <w:rFonts w:ascii="Charis SIL Regular" w:hAnsi="Charis SIL Regular" w:eastAsia="Charis SIL Regular"/>
+          <w:b w:val="0"/>
+          <w:i w:val="0"/>
+          <w:color w:val="000000"/>
+          <w:sz w:val="24"/>
+        </w:rPr>
+        <w:t xml:space="preserve">collectie van het </w:t>
       </w:r>
       <w:r>
         <w:rPr>
@@ -1838,133 +1830,7 @@
           <w:color w:val="000000"/>
           <w:sz w:val="24"/>
         </w:rPr>
-        <w:t xml:space="preserve"> zijn namenlijsten va</w:t>
-      </w:r>
-      <w:r>
-        <w:rPr>
-          <w:u w:val="single" w:color="0000ff"/>
-          <w:rFonts w:ascii="Charis SIL Regular" w:hAnsi="Charis SIL Regular" w:eastAsia="Charis SIL Regular"/>
-          <w:b w:val="0"/>
-          <w:i w:val="0"/>
-          <w:color w:val="000000"/>
-          <w:sz w:val="24"/>
-        </w:rPr>
-        <w:hyperlink r:id="rId15" w:history="1">
-          <w:r>
-            <w:rPr>
-              <w:rStyle w:val="Hyperlink"/>
-            </w:rPr>
-            <w:t>n zendingsw</w:t>
-          </w:r>
-        </w:hyperlink>
-      </w:r>
-      <w:r>
-        <w:rPr>
-          <w:u w:val="single" w:color="0000ff"/>
-          <w:rFonts w:ascii="Charis SIL Regular" w:hAnsi="Charis SIL Regular" w:eastAsia="Charis SIL Regular"/>
-          <w:b w:val="0"/>
-          <w:i w:val="0"/>
-          <w:color w:val="000000"/>
-          <w:sz w:val="24"/>
-        </w:rPr>
-        <w:hyperlink r:id="rId15" w:history="1">
-          <w:r>
-            <w:rPr>
-              <w:rStyle w:val="Hyperlink"/>
-            </w:rPr>
-            <w:t>e</w:t>
-          </w:r>
-        </w:hyperlink>
-      </w:r>
-      <w:r>
-        <w:rPr>
-          <w:u w:val="single" w:color="0000ff"/>
-          <w:rFonts w:ascii="Charis SIL Regular" w:hAnsi="Charis SIL Regular" w:eastAsia="Charis SIL Regular"/>
-          <w:b w:val="0"/>
-          <w:i w:val="0"/>
-          <w:color w:val="000000"/>
-          <w:sz w:val="24"/>
-        </w:rPr>
-        <w:hyperlink r:id="rId15" w:history="1">
-          <w:r>
-            <w:rPr>
-              <w:rStyle w:val="Hyperlink"/>
-            </w:rPr>
-            <w:t>rke</w:t>
-          </w:r>
-        </w:hyperlink>
-      </w:r>
-      <w:r>
-        <w:rPr>
-          <w:u w:val="single" w:color="0000ff"/>
-          <w:rFonts w:ascii="Charis SIL Regular" w:hAnsi="Charis SIL Regular" w:eastAsia="Charis SIL Regular"/>
-          <w:b w:val="0"/>
-          <w:i w:val="0"/>
-          <w:color w:val="000000"/>
-          <w:sz w:val="24"/>
-        </w:rPr>
-        <w:hyperlink r:id="rId15" w:history="1">
-          <w:r>
-            <w:rPr>
-              <w:rStyle w:val="Hyperlink"/>
-            </w:rPr>
-            <w:t>r</w:t>
-          </w:r>
-        </w:hyperlink>
-      </w:r>
-      <w:r>
-        <w:rPr>
-          <w:u w:val="single" w:color="0000ff"/>
-          <w:rFonts w:ascii="Charis SIL Regular" w:hAnsi="Charis SIL Regular" w:eastAsia="Charis SIL Regular"/>
-          <w:b w:val="0"/>
-          <w:i w:val="0"/>
-          <w:color w:val="000000"/>
-          <w:sz w:val="24"/>
-        </w:rPr>
-        <w:hyperlink r:id="rId15" w:history="1">
-          <w:r>
-            <w:rPr>
-              <w:rStyle w:val="Hyperlink"/>
-            </w:rPr>
-            <w:t>s te vinden (</w:t>
-          </w:r>
-        </w:hyperlink>
-      </w:r>
-      <w:r>
-        <w:rPr>
-          <w:u w:val="single" w:color="0000ff"/>
-          <w:rFonts w:ascii="Charis SIL Regular" w:hAnsi="Charis SIL Regular" w:eastAsia="Charis SIL Regular"/>
-          <w:b w:val="0"/>
-          <w:i w:val="0"/>
-          <w:color w:val="000000"/>
-          <w:sz w:val="24"/>
-        </w:rPr>
-        <w:hyperlink r:id="rId15" w:history="1">
-          <w:r>
-            <w:rPr>
-              <w:rStyle w:val="Hyperlink"/>
-            </w:rPr>
-            <w:t>onder he</w:t>
-          </w:r>
-        </w:hyperlink>
-      </w:r>
-      <w:r>
-        <w:rPr>
-          <w:u w:val="single" w:color="0000ff"/>
-          <w:rFonts w:ascii="Charis SIL Regular" w:hAnsi="Charis SIL Regular" w:eastAsia="Charis SIL Regular"/>
-          <w:b w:val="0"/>
-          <w:i w:val="0"/>
-          <w:color w:val="000000"/>
-          <w:sz w:val="24"/>
-        </w:rPr>
-        <w:hyperlink r:id="rId15" w:history="1">
-          <w:r>
-            <w:rPr>
-              <w:rStyle w:val="Hyperlink"/>
-            </w:rPr>
-            <w:t xml:space="preserve">t </w:t>
-          </w:r>
-        </w:hyperlink>
+        <w:t xml:space="preserve"> zijn namenlijsten van zendingswerkers te vinden (onder het </w:t>
       </w:r>
       <w:r>
         <w:rPr>
@@ -2609,7 +2475,7 @@
           <w:sz w:val="24"/>
           <w:u w:val="single"/>
         </w:rPr>
-        <w:hyperlink r:id="rId18" w:history="1">
+        <w:hyperlink r:id="rId19" w:history="1">
           <w:r>
             <w:rPr>
               <w:rStyle w:val="Hyperlink"/>
@@ -2627,7 +2493,7 @@
           <w:sz w:val="24"/>
           <w:u w:val="single"/>
         </w:rPr>
-        <w:hyperlink r:id="rId18" w:history="1">
+        <w:hyperlink r:id="rId19" w:history="1">
           <w:r>
             <w:rPr>
               <w:rStyle w:val="Hyperlink"/>
@@ -2681,7 +2547,7 @@
           <w:sz w:val="24"/>
           <w:u w:val="single"/>
         </w:rPr>
-        <w:hyperlink r:id="rId19" w:history="1">
+        <w:hyperlink r:id="rId20" w:history="1">
           <w:r>
             <w:rPr>
               <w:rStyle w:val="Hyperlink"/>
@@ -2746,7 +2612,7 @@
           <w:sz w:val="24"/>
           <w:u w:val="single"/>
         </w:rPr>
-        <w:hyperlink r:id="rId20" w:history="1">
+        <w:hyperlink r:id="rId19" w:history="1">
           <w:r>
             <w:rPr>
               <w:rStyle w:val="Hyperlink"/>
@@ -3058,7 +2924,7 @@
           <w:sz w:val="24"/>
           <w:u w:val="single"/>
         </w:rPr>
-        <w:hyperlink r:id="rId21" w:history="1">
+        <w:hyperlink r:id="rId19" w:history="1">
           <w:r>
             <w:rPr>
               <w:rStyle w:val="Hyperlink"/>
@@ -3104,7 +2970,14 @@
           <w:color w:val="000000"/>
           <w:sz w:val="24"/>
         </w:rPr>
-        <w:t xml:space="preserve">het </w:t>
+        <w:hyperlink r:id="rId20" w:history="1">
+          <w:r>
+            <w:rPr>
+              <w:rStyle w:val="Hyperlink"/>
+            </w:rPr>
+            <w:t xml:space="preserve">het </w:t>
+          </w:r>
+        </w:hyperlink>
       </w:r>
       <w:r>
         <w:rPr>
@@ -3115,7 +2988,7 @@
           <w:sz w:val="24"/>
           <w:u w:val="single"/>
         </w:rPr>
-        <w:hyperlink r:id="rId22" w:history="1">
+        <w:hyperlink r:id="rId20" w:history="1">
           <w:r>
             <w:rPr>
               <w:rStyle w:val="Hyperlink"/>

--- a/EXPORTS/DOCX/published/niveau2/Dutch/ChristianMission.docx
+++ b/EXPORTS/DOCX/published/niveau2/Dutch/ChristianMission.docx
@@ -470,7 +470,14 @@
           <w:color w:val="000000"/>
           <w:sz w:val="24"/>
         </w:rPr>
-        <w:t>oor zendeling</w:t>
+        <w:hyperlink r:id="rId9" w:history="1">
+          <w:r>
+            <w:rPr>
+              <w:rStyle w:val="Hyperlink"/>
+            </w:rPr>
+            <w:t>oor zendeling</w:t>
+          </w:r>
+        </w:hyperlink>
       </w:r>
       <w:r>
         <w:rPr>
@@ -807,7 +814,7 @@
           <w:sz w:val="24"/>
           <w:u w:val="single"/>
         </w:rPr>
-        <w:hyperlink r:id="rId11" w:history="1">
+        <w:hyperlink r:id="rId10" w:history="1">
           <w:r>
             <w:rPr>
               <w:rStyle w:val="Hyperlink"/>
@@ -865,12 +872,70 @@
           <w:sz w:val="24"/>
           <w:u w:val="single"/>
         </w:rPr>
-        <w:hyperlink r:id="rId11" w:history="1">
+        <w:hyperlink r:id="rId10" w:history="1">
           <w:r>
             <w:rPr>
               <w:rStyle w:val="Hyperlink"/>
             </w:rPr>
             <w:t>d</w:t>
+          </w:r>
+        </w:hyperlink>
+      </w:r>
+      <w:r>
+        <w:rPr>
+          <w:rFonts w:ascii="Charis SIL Regular" w:hAnsi="Charis SIL Regular" w:eastAsia="Charis SIL Regular"/>
+          <w:b w:val="0"/>
+          <w:i w:val="0"/>
+          <w:color w:val="0000FF"/>
+          <w:sz w:val="24"/>
+          <w:u w:val="single"/>
+        </w:rPr>
+        <w:hyperlink r:id="rId10" w:history="1">
+          <w:r>
+            <w:rPr>
+              <w:rStyle w:val="Hyperlink"/>
+            </w:rPr>
+            <w:t>e</w:t>
+          </w:r>
+        </w:hyperlink>
+      </w:r>
+      <w:r>
+        <w:rPr>
+          <w:rFonts w:ascii="Charis SIL Regular" w:hAnsi="Charis SIL Regular" w:eastAsia="Charis SIL Regular"/>
+          <w:b w:val="0"/>
+          <w:i w:val="0"/>
+          <w:color w:val="0000FF"/>
+          <w:sz w:val="24"/>
+          <w:u w:val="single"/>
+        </w:rPr>
+        <w:t xml:space="preserve"> </w:t>
+      </w:r>
+      <w:r>
+        <w:rPr>
+          <w:rFonts w:ascii="Charis SIL Regular" w:hAnsi="Charis SIL Regular" w:eastAsia="Charis SIL Regular"/>
+          <w:b w:val="0"/>
+          <w:i w:val="0"/>
+          <w:color w:val="0000FF"/>
+          <w:sz w:val="24"/>
+          <w:u w:val="single"/>
+        </w:rPr>
+        <w:t>H</w:t>
+      </w:r>
+      <w:r>
+        <w:rPr>
+          <w:rFonts w:ascii="Charis SIL Regular" w:hAnsi="Charis SIL Regular" w:eastAsia="Charis SIL Regular"/>
+          <w:b w:val="0"/>
+          <w:i w:val="0"/>
+          <w:color w:val="0000FF"/>
+          <w:sz w:val="24"/>
+          <w:u w:val="single"/>
+        </w:rPr>
+        <w:hyperlink r:id="rId10" w:history="1">
+          <w:r>
+            <w:rPr>
+              <w:rStyle w:val="Hyperlink"/>
+            </w:rPr>
+            <w:t>eilig</w:t>
           </w:r>
         </w:hyperlink>
       </w:r>
@@ -899,52 +964,6 @@
           <w:i w:val="0"/>
           <w:color w:val="0000FF"/>
           <w:sz w:val="24"/>
-        </w:rPr>
-        <w:t xml:space="preserve"> H</w:t>
-      </w:r>
-      <w:r>
-        <w:rPr>
-          <w:rFonts w:ascii="Charis SIL Regular" w:hAnsi="Charis SIL Regular" w:eastAsia="Charis SIL Regular"/>
-          <w:b w:val="0"/>
-          <w:i w:val="0"/>
-          <w:color w:val="0000FF"/>
-          <w:sz w:val="24"/>
-          <w:u w:val="single"/>
-        </w:rPr>
-        <w:hyperlink r:id="rId10" w:history="1">
-          <w:r>
-            <w:rPr>
-              <w:rStyle w:val="Hyperlink"/>
-            </w:rPr>
-            <w:t>eilig</w:t>
-          </w:r>
-        </w:hyperlink>
-      </w:r>
-      <w:r>
-        <w:rPr>
-          <w:rFonts w:ascii="Charis SIL Regular" w:hAnsi="Charis SIL Regular" w:eastAsia="Charis SIL Regular"/>
-          <w:b w:val="0"/>
-          <w:i w:val="0"/>
-          <w:color w:val="0000FF"/>
-          <w:sz w:val="24"/>
-          <w:u w:val="single"/>
-        </w:rPr>
-        <w:hyperlink r:id="rId11" w:history="1">
-          <w:r>
-            <w:rPr>
-              <w:rStyle w:val="Hyperlink"/>
-            </w:rPr>
-            <w:t>e</w:t>
-          </w:r>
-        </w:hyperlink>
-      </w:r>
-      <w:r>
-        <w:rPr>
-          <w:rFonts w:ascii="Charis SIL Regular" w:hAnsi="Charis SIL Regular" w:eastAsia="Charis SIL Regular"/>
-          <w:b w:val="0"/>
-          <w:i w:val="0"/>
-          <w:color w:val="0000FF"/>
-          <w:sz w:val="24"/>
           <w:u w:val="single"/>
         </w:rPr>
         <w:t xml:space="preserve"> </w:t>
@@ -994,6 +1013,7 @@
           <w:i w:val="0"/>
           <w:color w:val="0000FF"/>
           <w:sz w:val="24"/>
+          <w:u w:val="single"/>
         </w:rPr>
         <w:hyperlink r:id="rId12" w:history="1">
           <w:r>
@@ -1013,7 +1033,7 @@
           <w:sz w:val="24"/>
           <w:u w:val="single"/>
         </w:rPr>
-        <w:hyperlink r:id="rId11" w:history="1">
+        <w:hyperlink r:id="rId12" w:history="1">
           <w:r>
             <w:rPr>
               <w:rStyle w:val="Hyperlink"/>
@@ -1071,7 +1091,7 @@
           <w:sz w:val="24"/>
           <w:u w:val="single"/>
         </w:rPr>
-        <w:hyperlink r:id="rId12" w:history="1">
+        <w:hyperlink r:id="rId11" w:history="1">
           <w:r>
             <w:rPr>
               <w:rStyle w:val="Hyperlink"/>
@@ -1098,15 +1118,9 @@
           <w:i w:val="0"/>
           <w:color w:val="0000FF"/>
           <w:sz w:val="24"/>
-        </w:rPr>
-        <w:hyperlink r:id="rId12" w:history="1">
-          <w:r>
-            <w:rPr>
-              <w:rStyle w:val="Hyperlink"/>
-            </w:rPr>
-            <w:t>D</w:t>
-          </w:r>
-        </w:hyperlink>
+          <w:u w:val="single"/>
+        </w:rPr>
+        <w:t>D</w:t>
       </w:r>
       <w:r>
         <w:rPr>
@@ -1117,7 +1131,7 @@
           <w:sz w:val="24"/>
           <w:u w:val="single"/>
         </w:rPr>
-        <w:hyperlink r:id="rId12" w:history="1">
+        <w:hyperlink r:id="rId11" w:history="1">
           <w:r>
             <w:rPr>
               <w:rStyle w:val="Hyperlink"/>
@@ -1296,49 +1310,13 @@
       </w:r>
       <w:r>
         <w:rPr>
-          <w:u w:val="single" w:color="0000ff"/>
           <w:rFonts w:ascii="Charis SIL Regular" w:hAnsi="Charis SIL Regular" w:eastAsia="Charis SIL Regular"/>
           <w:b w:val="0"/>
           <w:i w:val="0"/>
           <w:color w:val="000000"/>
           <w:sz w:val="24"/>
         </w:rPr>
-        <w:hyperlink r:id="rId12" w:history="1">
-          <w:r>
-            <w:rPr>
-              <w:rStyle w:val="Hyperlink"/>
-            </w:rPr>
-            <w:t>he</w:t>
-          </w:r>
-        </w:hyperlink>
-      </w:r>
-      <w:r>
-        <w:rPr>
-          <w:u w:val="single" w:color="0000ff"/>
-          <w:rFonts w:ascii="Charis SIL Regular" w:hAnsi="Charis SIL Regular" w:eastAsia="Charis SIL Regular"/>
-          <w:b w:val="0"/>
-          <w:i w:val="0"/>
-          <w:color w:val="000000"/>
-          <w:sz w:val="24"/>
-        </w:rPr>
-        <w:hyperlink r:id="rId12" w:history="1">
-          <w:r>
-            <w:rPr>
-              <w:rStyle w:val="Hyperlink"/>
-            </w:rPr>
-            <w:t>t</w:t>
-          </w:r>
-        </w:hyperlink>
-      </w:r>
-      <w:r>
-        <w:rPr>
-          <w:rFonts w:ascii="Charis SIL Regular" w:hAnsi="Charis SIL Regular" w:eastAsia="Charis SIL Regular"/>
-          <w:b w:val="0"/>
-          <w:i w:val="0"/>
-          <w:color w:val="000000"/>
-          <w:sz w:val="24"/>
-        </w:rPr>
-        <w:t xml:space="preserve"> </w:t>
+        <w:t xml:space="preserve">het </w:t>
       </w:r>
       <w:r>
         <w:rPr>
@@ -1830,7 +1808,125 @@
           <w:color w:val="000000"/>
           <w:sz w:val="24"/>
         </w:rPr>
-        <w:t xml:space="preserve"> zijn namenlijsten van zendingswerkers te vinden (onder het </w:t>
+        <w:t xml:space="preserve"> zijn namenlijsten va</w:t>
+      </w:r>
+      <w:r>
+        <w:rPr>
+          <w:u w:val="single" w:color="0000ff"/>
+          <w:rFonts w:ascii="Charis SIL Regular" w:hAnsi="Charis SIL Regular" w:eastAsia="Charis SIL Regular"/>
+          <w:b w:val="0"/>
+          <w:i w:val="0"/>
+          <w:color w:val="000000"/>
+          <w:sz w:val="24"/>
+        </w:rPr>
+        <w:hyperlink r:id="rId15" w:history="1">
+          <w:r>
+            <w:rPr>
+              <w:rStyle w:val="Hyperlink"/>
+            </w:rPr>
+            <w:t>n zendingsw</w:t>
+          </w:r>
+        </w:hyperlink>
+      </w:r>
+      <w:r>
+        <w:rPr>
+          <w:u w:val="single" w:color="0000ff"/>
+          <w:rFonts w:ascii="Charis SIL Regular" w:hAnsi="Charis SIL Regular" w:eastAsia="Charis SIL Regular"/>
+          <w:b w:val="0"/>
+          <w:i w:val="0"/>
+          <w:color w:val="000000"/>
+          <w:sz w:val="24"/>
+        </w:rPr>
+        <w:hyperlink r:id="rId15" w:history="1">
+          <w:r>
+            <w:rPr>
+              <w:rStyle w:val="Hyperlink"/>
+            </w:rPr>
+            <w:t>e</w:t>
+          </w:r>
+        </w:hyperlink>
+      </w:r>
+      <w:r>
+        <w:rPr>
+          <w:u w:val="single" w:color="0000ff"/>
+          <w:rFonts w:ascii="Charis SIL Regular" w:hAnsi="Charis SIL Regular" w:eastAsia="Charis SIL Regular"/>
+          <w:b w:val="0"/>
+          <w:i w:val="0"/>
+          <w:color w:val="000000"/>
+          <w:sz w:val="24"/>
+        </w:rPr>
+        <w:hyperlink r:id="rId15" w:history="1">
+          <w:r>
+            <w:rPr>
+              <w:rStyle w:val="Hyperlink"/>
+            </w:rPr>
+            <w:t>rke</w:t>
+          </w:r>
+        </w:hyperlink>
+      </w:r>
+      <w:r>
+        <w:rPr>
+          <w:u w:val="single" w:color="0000ff"/>
+          <w:rFonts w:ascii="Charis SIL Regular" w:hAnsi="Charis SIL Regular" w:eastAsia="Charis SIL Regular"/>
+          <w:b w:val="0"/>
+          <w:i w:val="0"/>
+          <w:color w:val="000000"/>
+          <w:sz w:val="24"/>
+        </w:rPr>
+        <w:hyperlink r:id="rId15" w:history="1">
+          <w:r>
+            <w:rPr>
+              <w:rStyle w:val="Hyperlink"/>
+            </w:rPr>
+            <w:t>r</w:t>
+          </w:r>
+        </w:hyperlink>
+      </w:r>
+      <w:r>
+        <w:rPr>
+          <w:u w:val="single" w:color="0000ff"/>
+          <w:rFonts w:ascii="Charis SIL Regular" w:hAnsi="Charis SIL Regular" w:eastAsia="Charis SIL Regular"/>
+          <w:b w:val="0"/>
+          <w:i w:val="0"/>
+          <w:color w:val="000000"/>
+          <w:sz w:val="24"/>
+        </w:rPr>
+        <w:hyperlink r:id="rId15" w:history="1">
+          <w:r>
+            <w:rPr>
+              <w:rStyle w:val="Hyperlink"/>
+            </w:rPr>
+            <w:t>s te vinden (</w:t>
+          </w:r>
+        </w:hyperlink>
+      </w:r>
+      <w:r>
+        <w:rPr>
+          <w:u w:val="single" w:color="0000ff"/>
+          <w:rFonts w:ascii="Charis SIL Regular" w:hAnsi="Charis SIL Regular" w:eastAsia="Charis SIL Regular"/>
+          <w:b w:val="0"/>
+          <w:i w:val="0"/>
+          <w:color w:val="000000"/>
+          <w:sz w:val="24"/>
+        </w:rPr>
+        <w:hyperlink r:id="rId15" w:history="1">
+          <w:r>
+            <w:rPr>
+              <w:rStyle w:val="Hyperlink"/>
+            </w:rPr>
+            <w:t>onder he</w:t>
+          </w:r>
+        </w:hyperlink>
+      </w:r>
+      <w:r>
+        <w:rPr>
+          <w:rFonts w:ascii="Charis SIL Regular" w:hAnsi="Charis SIL Regular" w:eastAsia="Charis SIL Regular"/>
+          <w:b w:val="0"/>
+          <w:i w:val="0"/>
+          <w:color w:val="000000"/>
+          <w:sz w:val="24"/>
+        </w:rPr>
+        <w:t xml:space="preserve">t </w:t>
       </w:r>
       <w:r>
         <w:rPr>
@@ -2475,7 +2571,7 @@
           <w:sz w:val="24"/>
           <w:u w:val="single"/>
         </w:rPr>
-        <w:hyperlink r:id="rId19" w:history="1">
+        <w:hyperlink r:id="rId18" w:history="1">
           <w:r>
             <w:rPr>
               <w:rStyle w:val="Hyperlink"/>
@@ -2493,7 +2589,7 @@
           <w:sz w:val="24"/>
           <w:u w:val="single"/>
         </w:rPr>
-        <w:hyperlink r:id="rId19" w:history="1">
+        <w:hyperlink r:id="rId18" w:history="1">
           <w:r>
             <w:rPr>
               <w:rStyle w:val="Hyperlink"/>
@@ -2547,7 +2643,7 @@
           <w:sz w:val="24"/>
           <w:u w:val="single"/>
         </w:rPr>
-        <w:hyperlink r:id="rId20" w:history="1">
+        <w:hyperlink r:id="rId19" w:history="1">
           <w:r>
             <w:rPr>
               <w:rStyle w:val="Hyperlink"/>
@@ -2581,7 +2677,7 @@
             <w:rPr>
               <w:rStyle w:val="Hyperlink"/>
             </w:rPr>
-            <w:t>Pro</w:t>
+            <w:t>Protest</w:t>
           </w:r>
         </w:hyperlink>
       </w:r>
@@ -2595,42 +2691,6 @@
           <w:u w:val="single"/>
         </w:rPr>
         <w:hyperlink r:id="rId20" w:history="1">
-          <w:r>
-            <w:rPr>
-              <w:rStyle w:val="Hyperlink"/>
-            </w:rPr>
-            <w:t>t</w:t>
-          </w:r>
-        </w:hyperlink>
-      </w:r>
-      <w:r>
-        <w:rPr>
-          <w:rFonts w:ascii="Charis SIL Regular" w:hAnsi="Charis SIL Regular" w:eastAsia="Charis SIL Regular"/>
-          <w:b w:val="0"/>
-          <w:i w:val="0"/>
-          <w:color w:val="0000FF"/>
-          <w:sz w:val="24"/>
-          <w:u w:val="single"/>
-        </w:rPr>
-        <w:hyperlink r:id="rId19" w:history="1">
-          <w:r>
-            <w:rPr>
-              <w:rStyle w:val="Hyperlink"/>
-            </w:rPr>
-            <w:t>est</w:t>
-          </w:r>
-        </w:hyperlink>
-      </w:r>
-      <w:r>
-        <w:rPr>
-          <w:rFonts w:ascii="Charis SIL Regular" w:hAnsi="Charis SIL Regular" w:eastAsia="Charis SIL Regular"/>
-          <w:b w:val="0"/>
-          <w:i w:val="0"/>
-          <w:color w:val="0000FF"/>
-          <w:sz w:val="24"/>
-          <w:u w:val="single"/>
-        </w:rPr>
-        <w:hyperlink r:id="rId19" w:history="1">
           <w:r>
             <w:rPr>
               <w:rStyle w:val="Hyperlink"/>
@@ -2659,7 +2719,7 @@
           <w:sz w:val="24"/>
           <w:u w:val="single"/>
         </w:rPr>
-        <w:hyperlink r:id="rId19" w:history="1">
+        <w:hyperlink r:id="rId20" w:history="1">
           <w:r>
             <w:rPr>
               <w:rStyle w:val="Hyperlink"/>
@@ -2749,14 +2809,7 @@
           <w:color w:val="000000"/>
           <w:sz w:val="24"/>
         </w:rPr>
-        <w:hyperlink r:id="rId19" w:history="1">
-          <w:r>
-            <w:rPr>
-              <w:rStyle w:val="Hyperlink"/>
-            </w:rPr>
-            <w:t>iv</w:t>
-          </w:r>
-        </w:hyperlink>
+        <w:t>iv</w:t>
       </w:r>
       <w:r>
         <w:rPr>
@@ -2924,7 +2977,7 @@
           <w:sz w:val="24"/>
           <w:u w:val="single"/>
         </w:rPr>
-        <w:hyperlink r:id="rId19" w:history="1">
+        <w:hyperlink r:id="rId21" w:history="1">
           <w:r>
             <w:rPr>
               <w:rStyle w:val="Hyperlink"/>
@@ -2959,25 +3012,7 @@
           <w:color w:val="000000"/>
           <w:sz w:val="24"/>
         </w:rPr>
-        <w:t xml:space="preserve">n </w:t>
-      </w:r>
-      <w:r>
-        <w:rPr>
-          <w:u w:val="single" w:color="0000ff"/>
-          <w:rFonts w:ascii="Charis SIL Regular" w:hAnsi="Charis SIL Regular" w:eastAsia="Charis SIL Regular"/>
-          <w:b w:val="0"/>
-          <w:i w:val="0"/>
-          <w:color w:val="000000"/>
-          <w:sz w:val="24"/>
-        </w:rPr>
-        <w:hyperlink r:id="rId20" w:history="1">
-          <w:r>
-            <w:rPr>
-              <w:rStyle w:val="Hyperlink"/>
-            </w:rPr>
-            <w:t xml:space="preserve">het </w:t>
-          </w:r>
-        </w:hyperlink>
+        <w:t xml:space="preserve">n het </w:t>
       </w:r>
       <w:r>
         <w:rPr>
@@ -2988,7 +3023,7 @@
           <w:sz w:val="24"/>
           <w:u w:val="single"/>
         </w:rPr>
-        <w:hyperlink r:id="rId20" w:history="1">
+        <w:hyperlink r:id="rId22" w:history="1">
           <w:r>
             <w:rPr>
               <w:rStyle w:val="Hyperlink"/>
@@ -3024,7 +3059,7 @@
           <w:sz w:val="24"/>
           <w:u w:val="single"/>
         </w:rPr>
-        <w:hyperlink r:id="rId20" w:history="1">
+        <w:hyperlink r:id="rId22" w:history="1">
           <w:r>
             <w:rPr>
               <w:rStyle w:val="Hyperlink"/>

--- a/EXPORTS/DOCX/published/niveau2/Dutch/ChristianMission.docx
+++ b/EXPORTS/DOCX/published/niveau2/Dutch/ChristianMission.docx
@@ -843,7 +843,7 @@
           <w:sz w:val="24"/>
           <w:u w:val="single"/>
         </w:rPr>
-        <w:hyperlink r:id="rId10" w:history="1">
+        <w:hyperlink r:id="rId11" w:history="1">
           <w:r>
             <w:rPr>
               <w:rStyle w:val="Hyperlink"/>
@@ -890,64 +890,6 @@
           <w:sz w:val="24"/>
           <w:u w:val="single"/>
         </w:rPr>
-        <w:hyperlink r:id="rId10" w:history="1">
-          <w:r>
-            <w:rPr>
-              <w:rStyle w:val="Hyperlink"/>
-            </w:rPr>
-            <w:t>e</w:t>
-          </w:r>
-        </w:hyperlink>
-      </w:r>
-      <w:r>
-        <w:rPr>
-          <w:rFonts w:ascii="Charis SIL Regular" w:hAnsi="Charis SIL Regular" w:eastAsia="Charis SIL Regular"/>
-          <w:b w:val="0"/>
-          <w:i w:val="0"/>
-          <w:color w:val="0000FF"/>
-          <w:sz w:val="24"/>
-          <w:u w:val="single"/>
-        </w:rPr>
-        <w:t xml:space="preserve"> </w:t>
-      </w:r>
-      <w:r>
-        <w:rPr>
-          <w:rFonts w:ascii="Charis SIL Regular" w:hAnsi="Charis SIL Regular" w:eastAsia="Charis SIL Regular"/>
-          <w:b w:val="0"/>
-          <w:i w:val="0"/>
-          <w:color w:val="0000FF"/>
-          <w:sz w:val="24"/>
-          <w:u w:val="single"/>
-        </w:rPr>
-        <w:t>H</w:t>
-      </w:r>
-      <w:r>
-        <w:rPr>
-          <w:rFonts w:ascii="Charis SIL Regular" w:hAnsi="Charis SIL Regular" w:eastAsia="Charis SIL Regular"/>
-          <w:b w:val="0"/>
-          <w:i w:val="0"/>
-          <w:color w:val="0000FF"/>
-          <w:sz w:val="24"/>
-          <w:u w:val="single"/>
-        </w:rPr>
-        <w:hyperlink r:id="rId10" w:history="1">
-          <w:r>
-            <w:rPr>
-              <w:rStyle w:val="Hyperlink"/>
-            </w:rPr>
-            <w:t>eilig</w:t>
-          </w:r>
-        </w:hyperlink>
-      </w:r>
-      <w:r>
-        <w:rPr>
-          <w:rFonts w:ascii="Charis SIL Regular" w:hAnsi="Charis SIL Regular" w:eastAsia="Charis SIL Regular"/>
-          <w:b w:val="0"/>
-          <w:i w:val="0"/>
-          <w:color w:val="0000FF"/>
-          <w:sz w:val="24"/>
-          <w:u w:val="single"/>
-        </w:rPr>
         <w:hyperlink r:id="rId11" w:history="1">
           <w:r>
             <w:rPr>
@@ -982,6 +924,71 @@
             <w:rPr>
               <w:rStyle w:val="Hyperlink"/>
             </w:rPr>
+            <w:t>H</w:t>
+          </w:r>
+        </w:hyperlink>
+      </w:r>
+      <w:r>
+        <w:rPr>
+          <w:rFonts w:ascii="Charis SIL Regular" w:hAnsi="Charis SIL Regular" w:eastAsia="Charis SIL Regular"/>
+          <w:b w:val="0"/>
+          <w:i w:val="0"/>
+          <w:color w:val="0000FF"/>
+          <w:sz w:val="24"/>
+          <w:u w:val="single"/>
+        </w:rPr>
+        <w:hyperlink r:id="rId11" w:history="1">
+          <w:r>
+            <w:rPr>
+              <w:rStyle w:val="Hyperlink"/>
+            </w:rPr>
+            <w:t>eilig</w:t>
+          </w:r>
+        </w:hyperlink>
+      </w:r>
+      <w:r>
+        <w:rPr>
+          <w:rFonts w:ascii="Charis SIL Regular" w:hAnsi="Charis SIL Regular" w:eastAsia="Charis SIL Regular"/>
+          <w:b w:val="0"/>
+          <w:i w:val="0"/>
+          <w:color w:val="0000FF"/>
+          <w:sz w:val="24"/>
+          <w:u w:val="single"/>
+        </w:rPr>
+        <w:hyperlink r:id="rId11" w:history="1">
+          <w:r>
+            <w:rPr>
+              <w:rStyle w:val="Hyperlink"/>
+            </w:rPr>
+            <w:t>e</w:t>
+          </w:r>
+        </w:hyperlink>
+      </w:r>
+      <w:r>
+        <w:rPr>
+          <w:rFonts w:ascii="Charis SIL Regular" w:hAnsi="Charis SIL Regular" w:eastAsia="Charis SIL Regular"/>
+          <w:b w:val="0"/>
+          <w:i w:val="0"/>
+          <w:color w:val="0000FF"/>
+          <w:sz w:val="24"/>
+          <w:u w:val="single"/>
+        </w:rPr>
+        <w:t xml:space="preserve"> </w:t>
+      </w:r>
+      <w:r>
+        <w:rPr>
+          <w:rFonts w:ascii="Charis SIL Regular" w:hAnsi="Charis SIL Regular" w:eastAsia="Charis SIL Regular"/>
+          <w:b w:val="0"/>
+          <w:i w:val="0"/>
+          <w:color w:val="0000FF"/>
+          <w:sz w:val="24"/>
+          <w:u w:val="single"/>
+        </w:rPr>
+        <w:hyperlink r:id="rId11" w:history="1">
+          <w:r>
+            <w:rPr>
+              <w:rStyle w:val="Hyperlink"/>
+            </w:rPr>
             <w:t>Geest</w:t>
           </w:r>
         </w:hyperlink>
@@ -1033,7 +1040,7 @@
           <w:sz w:val="24"/>
           <w:u w:val="single"/>
         </w:rPr>
-        <w:hyperlink r:id="rId12" w:history="1">
+        <w:hyperlink r:id="rId11" w:history="1">
           <w:r>
             <w:rPr>
               <w:rStyle w:val="Hyperlink"/>
@@ -1091,7 +1098,7 @@
           <w:sz w:val="24"/>
           <w:u w:val="single"/>
         </w:rPr>
-        <w:hyperlink r:id="rId11" w:history="1">
+        <w:hyperlink r:id="rId12" w:history="1">
           <w:r>
             <w:rPr>
               <w:rStyle w:val="Hyperlink"/>
@@ -1120,7 +1127,14 @@
           <w:sz w:val="24"/>
           <w:u w:val="single"/>
         </w:rPr>
-        <w:t>D</w:t>
+        <w:hyperlink r:id="rId12" w:history="1">
+          <w:r>
+            <w:rPr>
+              <w:rStyle w:val="Hyperlink"/>
+            </w:rPr>
+            <w:t>D</w:t>
+          </w:r>
+        </w:hyperlink>
       </w:r>
       <w:r>
         <w:rPr>
@@ -1248,75 +1262,7 @@
           <w:color w:val="000000"/>
           <w:sz w:val="24"/>
         </w:rPr>
-        <w:t>Museum, opgericht in 1954). Voorwe</w:t>
-      </w:r>
-      <w:r>
-        <w:rPr>
-          <w:u w:val="single" w:color="0000ff"/>
-          <w:rFonts w:ascii="Charis SIL Regular" w:hAnsi="Charis SIL Regular" w:eastAsia="Charis SIL Regular"/>
-          <w:b w:val="0"/>
-          <w:i w:val="0"/>
-          <w:color w:val="000000"/>
-          <w:sz w:val="24"/>
-        </w:rPr>
-        <w:hyperlink r:id="rId12" w:history="1">
-          <w:r>
-            <w:rPr>
-              <w:rStyle w:val="Hyperlink"/>
-            </w:rPr>
-            <w:t>rpen verzameld</w:t>
-          </w:r>
-        </w:hyperlink>
-      </w:r>
-      <w:r>
-        <w:rPr>
-          <w:u w:val="single" w:color="0000ff"/>
-          <w:rFonts w:ascii="Charis SIL Regular" w:hAnsi="Charis SIL Regular" w:eastAsia="Charis SIL Regular"/>
-          <w:b w:val="0"/>
-          <w:i w:val="0"/>
-          <w:color w:val="000000"/>
-          <w:sz w:val="24"/>
-        </w:rPr>
-        <w:t xml:space="preserve"> </w:t>
-      </w:r>
-      <w:r>
-        <w:rPr>
-          <w:u w:val="single" w:color="0000ff"/>
-          <w:rFonts w:ascii="Charis SIL Regular" w:hAnsi="Charis SIL Regular" w:eastAsia="Charis SIL Regular"/>
-          <w:b w:val="0"/>
-          <w:i w:val="0"/>
-          <w:color w:val="000000"/>
-          <w:sz w:val="24"/>
-        </w:rPr>
-        <w:hyperlink r:id="rId12" w:history="1">
-          <w:r>
-            <w:rPr>
-              <w:rStyle w:val="Hyperlink"/>
-            </w:rPr>
-            <w:t>door</w:t>
-          </w:r>
-        </w:hyperlink>
-      </w:r>
-      <w:r>
-        <w:rPr>
-          <w:u w:val="single" w:color="0000ff"/>
-          <w:rFonts w:ascii="Charis SIL Regular" w:hAnsi="Charis SIL Regular" w:eastAsia="Charis SIL Regular"/>
-          <w:b w:val="0"/>
-          <w:i w:val="0"/>
-          <w:color w:val="000000"/>
-          <w:sz w:val="24"/>
-        </w:rPr>
-        <w:t xml:space="preserve"> </w:t>
-      </w:r>
-      <w:r>
-        <w:rPr>
-          <w:rFonts w:ascii="Charis SIL Regular" w:hAnsi="Charis SIL Regular" w:eastAsia="Charis SIL Regular"/>
-          <w:b w:val="0"/>
-          <w:i w:val="0"/>
-          <w:color w:val="000000"/>
-          <w:sz w:val="24"/>
-        </w:rPr>
-        <w:t xml:space="preserve">het </w:t>
+        <w:t xml:space="preserve">Museum, opgericht in 1954). Voorwerpen verzameld door het </w:t>
       </w:r>
       <w:r>
         <w:rPr>
@@ -1420,14 +1366,7 @@
           <w:color w:val="000000"/>
           <w:sz w:val="24"/>
         </w:rPr>
-        <w:hyperlink r:id="rId13" w:history="1">
-          <w:r>
-            <w:rPr>
-              <w:rStyle w:val="Hyperlink"/>
-            </w:rPr>
-            <w:t>en Sulawesi, z</w:t>
-          </w:r>
-        </w:hyperlink>
+        <w:t>en Sulawesi, z</w:t>
       </w:r>
       <w:r>
         <w:rPr>
@@ -1920,13 +1859,21 @@
       </w:r>
       <w:r>
         <w:rPr>
+          <w:u w:val="single" w:color="0000ff"/>
           <w:rFonts w:ascii="Charis SIL Regular" w:hAnsi="Charis SIL Regular" w:eastAsia="Charis SIL Regular"/>
           <w:b w:val="0"/>
           <w:i w:val="0"/>
           <w:color w:val="000000"/>
           <w:sz w:val="24"/>
         </w:rPr>
-        <w:t xml:space="preserve">t </w:t>
+        <w:hyperlink r:id="rId15" w:history="1">
+          <w:r>
+            <w:rPr>
+              <w:rStyle w:val="Hyperlink"/>
+            </w:rPr>
+            <w:t xml:space="preserve">t </w:t>
+          </w:r>
+        </w:hyperlink>
       </w:r>
       <w:r>
         <w:rPr>
@@ -2571,7 +2518,7 @@
           <w:sz w:val="24"/>
           <w:u w:val="single"/>
         </w:rPr>
-        <w:hyperlink r:id="rId18" w:history="1">
+        <w:hyperlink r:id="rId19" w:history="1">
           <w:r>
             <w:rPr>
               <w:rStyle w:val="Hyperlink"/>
@@ -2589,7 +2536,7 @@
           <w:sz w:val="24"/>
           <w:u w:val="single"/>
         </w:rPr>
-        <w:hyperlink r:id="rId18" w:history="1">
+        <w:hyperlink r:id="rId19" w:history="1">
           <w:r>
             <w:rPr>
               <w:rStyle w:val="Hyperlink"/>
@@ -2643,7 +2590,7 @@
           <w:sz w:val="24"/>
           <w:u w:val="single"/>
         </w:rPr>
-        <w:hyperlink r:id="rId19" w:history="1">
+        <w:hyperlink r:id="rId20" w:history="1">
           <w:r>
             <w:rPr>
               <w:rStyle w:val="Hyperlink"/>
@@ -2659,9 +2606,8 @@
           <w:i w:val="0"/>
           <w:color w:val="0000FF"/>
           <w:sz w:val="24"/>
-          <w:u w:val="single"/>
-        </w:rPr>
-        <w:t xml:space="preserve"> </w:t>
+        </w:rPr>
+        <w:t xml:space="preserve"> Protest</w:t>
       </w:r>
       <w:r>
         <w:rPr>
@@ -2672,25 +2618,7 @@
           <w:sz w:val="24"/>
           <w:u w:val="single"/>
         </w:rPr>
-        <w:hyperlink r:id="rId20" w:history="1">
-          <w:r>
-            <w:rPr>
-              <w:rStyle w:val="Hyperlink"/>
-            </w:rPr>
-            <w:t>Protest</w:t>
-          </w:r>
-        </w:hyperlink>
-      </w:r>
-      <w:r>
-        <w:rPr>
-          <w:rFonts w:ascii="Charis SIL Regular" w:hAnsi="Charis SIL Regular" w:eastAsia="Charis SIL Regular"/>
-          <w:b w:val="0"/>
-          <w:i w:val="0"/>
-          <w:color w:val="0000FF"/>
-          <w:sz w:val="24"/>
-          <w:u w:val="single"/>
-        </w:rPr>
-        <w:hyperlink r:id="rId20" w:history="1">
+        <w:hyperlink r:id="rId19" w:history="1">
           <w:r>
             <w:rPr>
               <w:rStyle w:val="Hyperlink"/>
@@ -2719,7 +2647,7 @@
           <w:sz w:val="24"/>
           <w:u w:val="single"/>
         </w:rPr>
-        <w:hyperlink r:id="rId20" w:history="1">
+        <w:hyperlink r:id="rId19" w:history="1">
           <w:r>
             <w:rPr>
               <w:rStyle w:val="Hyperlink"/>
@@ -2809,7 +2737,14 @@
           <w:color w:val="000000"/>
           <w:sz w:val="24"/>
         </w:rPr>
-        <w:t>iv</w:t>
+        <w:hyperlink r:id="rId19" w:history="1">
+          <w:r>
+            <w:rPr>
+              <w:rStyle w:val="Hyperlink"/>
+            </w:rPr>
+            <w:t>iv</w:t>
+          </w:r>
+        </w:hyperlink>
       </w:r>
       <w:r>
         <w:rPr>
@@ -2977,7 +2912,7 @@
           <w:sz w:val="24"/>
           <w:u w:val="single"/>
         </w:rPr>
-        <w:hyperlink r:id="rId21" w:history="1">
+        <w:hyperlink r:id="rId19" w:history="1">
           <w:r>
             <w:rPr>
               <w:rStyle w:val="Hyperlink"/>
@@ -3023,7 +2958,7 @@
           <w:sz w:val="24"/>
           <w:u w:val="single"/>
         </w:rPr>
-        <w:hyperlink r:id="rId22" w:history="1">
+        <w:hyperlink r:id="rId20" w:history="1">
           <w:r>
             <w:rPr>
               <w:rStyle w:val="Hyperlink"/>
@@ -3059,7 +2994,7 @@
           <w:sz w:val="24"/>
           <w:u w:val="single"/>
         </w:rPr>
-        <w:hyperlink r:id="rId22" w:history="1">
+        <w:hyperlink r:id="rId20" w:history="1">
           <w:r>
             <w:rPr>
               <w:rStyle w:val="Hyperlink"/>

--- a/EXPORTS/DOCX/published/niveau2/Dutch/ChristianMission.docx
+++ b/EXPORTS/DOCX/published/niveau2/Dutch/ChristianMission.docx
@@ -843,7 +843,7 @@
           <w:sz w:val="24"/>
           <w:u w:val="single"/>
         </w:rPr>
-        <w:hyperlink r:id="rId11" w:history="1">
+        <w:hyperlink r:id="rId10" w:history="1">
           <w:r>
             <w:rPr>
               <w:rStyle w:val="Hyperlink"/>
@@ -890,6 +890,64 @@
           <w:sz w:val="24"/>
           <w:u w:val="single"/>
         </w:rPr>
+        <w:hyperlink r:id="rId10" w:history="1">
+          <w:r>
+            <w:rPr>
+              <w:rStyle w:val="Hyperlink"/>
+            </w:rPr>
+            <w:t>e</w:t>
+          </w:r>
+        </w:hyperlink>
+      </w:r>
+      <w:r>
+        <w:rPr>
+          <w:rFonts w:ascii="Charis SIL Regular" w:hAnsi="Charis SIL Regular" w:eastAsia="Charis SIL Regular"/>
+          <w:b w:val="0"/>
+          <w:i w:val="0"/>
+          <w:color w:val="0000FF"/>
+          <w:sz w:val="24"/>
+          <w:u w:val="single"/>
+        </w:rPr>
+        <w:t xml:space="preserve"> </w:t>
+      </w:r>
+      <w:r>
+        <w:rPr>
+          <w:rFonts w:ascii="Charis SIL Regular" w:hAnsi="Charis SIL Regular" w:eastAsia="Charis SIL Regular"/>
+          <w:b w:val="0"/>
+          <w:i w:val="0"/>
+          <w:color w:val="0000FF"/>
+          <w:sz w:val="24"/>
+          <w:u w:val="single"/>
+        </w:rPr>
+        <w:t>H</w:t>
+      </w:r>
+      <w:r>
+        <w:rPr>
+          <w:rFonts w:ascii="Charis SIL Regular" w:hAnsi="Charis SIL Regular" w:eastAsia="Charis SIL Regular"/>
+          <w:b w:val="0"/>
+          <w:i w:val="0"/>
+          <w:color w:val="0000FF"/>
+          <w:sz w:val="24"/>
+          <w:u w:val="single"/>
+        </w:rPr>
+        <w:hyperlink r:id="rId10" w:history="1">
+          <w:r>
+            <w:rPr>
+              <w:rStyle w:val="Hyperlink"/>
+            </w:rPr>
+            <w:t>eilig</w:t>
+          </w:r>
+        </w:hyperlink>
+      </w:r>
+      <w:r>
+        <w:rPr>
+          <w:rFonts w:ascii="Charis SIL Regular" w:hAnsi="Charis SIL Regular" w:eastAsia="Charis SIL Regular"/>
+          <w:b w:val="0"/>
+          <w:i w:val="0"/>
+          <w:color w:val="0000FF"/>
+          <w:sz w:val="24"/>
+          <w:u w:val="single"/>
+        </w:rPr>
         <w:hyperlink r:id="rId11" w:history="1">
           <w:r>
             <w:rPr>
@@ -924,71 +982,6 @@
             <w:rPr>
               <w:rStyle w:val="Hyperlink"/>
             </w:rPr>
-            <w:t>H</w:t>
-          </w:r>
-        </w:hyperlink>
-      </w:r>
-      <w:r>
-        <w:rPr>
-          <w:rFonts w:ascii="Charis SIL Regular" w:hAnsi="Charis SIL Regular" w:eastAsia="Charis SIL Regular"/>
-          <w:b w:val="0"/>
-          <w:i w:val="0"/>
-          <w:color w:val="0000FF"/>
-          <w:sz w:val="24"/>
-          <w:u w:val="single"/>
-        </w:rPr>
-        <w:hyperlink r:id="rId11" w:history="1">
-          <w:r>
-            <w:rPr>
-              <w:rStyle w:val="Hyperlink"/>
-            </w:rPr>
-            <w:t>eilig</w:t>
-          </w:r>
-        </w:hyperlink>
-      </w:r>
-      <w:r>
-        <w:rPr>
-          <w:rFonts w:ascii="Charis SIL Regular" w:hAnsi="Charis SIL Regular" w:eastAsia="Charis SIL Regular"/>
-          <w:b w:val="0"/>
-          <w:i w:val="0"/>
-          <w:color w:val="0000FF"/>
-          <w:sz w:val="24"/>
-          <w:u w:val="single"/>
-        </w:rPr>
-        <w:hyperlink r:id="rId11" w:history="1">
-          <w:r>
-            <w:rPr>
-              <w:rStyle w:val="Hyperlink"/>
-            </w:rPr>
-            <w:t>e</w:t>
-          </w:r>
-        </w:hyperlink>
-      </w:r>
-      <w:r>
-        <w:rPr>
-          <w:rFonts w:ascii="Charis SIL Regular" w:hAnsi="Charis SIL Regular" w:eastAsia="Charis SIL Regular"/>
-          <w:b w:val="0"/>
-          <w:i w:val="0"/>
-          <w:color w:val="0000FF"/>
-          <w:sz w:val="24"/>
-          <w:u w:val="single"/>
-        </w:rPr>
-        <w:t xml:space="preserve"> </w:t>
-      </w:r>
-      <w:r>
-        <w:rPr>
-          <w:rFonts w:ascii="Charis SIL Regular" w:hAnsi="Charis SIL Regular" w:eastAsia="Charis SIL Regular"/>
-          <w:b w:val="0"/>
-          <w:i w:val="0"/>
-          <w:color w:val="0000FF"/>
-          <w:sz w:val="24"/>
-          <w:u w:val="single"/>
-        </w:rPr>
-        <w:hyperlink r:id="rId11" w:history="1">
-          <w:r>
-            <w:rPr>
-              <w:rStyle w:val="Hyperlink"/>
-            </w:rPr>
             <w:t>Geest</w:t>
           </w:r>
         </w:hyperlink>
@@ -1020,7 +1013,6 @@
           <w:i w:val="0"/>
           <w:color w:val="0000FF"/>
           <w:sz w:val="24"/>
-          <w:u w:val="single"/>
         </w:rPr>
         <w:hyperlink r:id="rId12" w:history="1">
           <w:r>
@@ -1040,7 +1032,7 @@
           <w:sz w:val="24"/>
           <w:u w:val="single"/>
         </w:rPr>
-        <w:hyperlink r:id="rId11" w:history="1">
+        <w:hyperlink r:id="rId12" w:history="1">
           <w:r>
             <w:rPr>
               <w:rStyle w:val="Hyperlink"/>
@@ -1125,7 +1117,6 @@
           <w:i w:val="0"/>
           <w:color w:val="0000FF"/>
           <w:sz w:val="24"/>
-          <w:u w:val="single"/>
         </w:rPr>
         <w:hyperlink r:id="rId12" w:history="1">
           <w:r>
@@ -1145,7 +1136,7 @@
           <w:sz w:val="24"/>
           <w:u w:val="single"/>
         </w:rPr>
-        <w:hyperlink r:id="rId11" w:history="1">
+        <w:hyperlink r:id="rId12" w:history="1">
           <w:r>
             <w:rPr>
               <w:rStyle w:val="Hyperlink"/>
@@ -1262,7 +1253,111 @@
           <w:color w:val="000000"/>
           <w:sz w:val="24"/>
         </w:rPr>
-        <w:t xml:space="preserve">Museum, opgericht in 1954). Voorwerpen verzameld door het </w:t>
+        <w:t>Museum, opgericht in 1954). Voorwe</w:t>
+      </w:r>
+      <w:r>
+        <w:rPr>
+          <w:u w:val="single" w:color="0000ff"/>
+          <w:rFonts w:ascii="Charis SIL Regular" w:hAnsi="Charis SIL Regular" w:eastAsia="Charis SIL Regular"/>
+          <w:b w:val="0"/>
+          <w:i w:val="0"/>
+          <w:color w:val="000000"/>
+          <w:sz w:val="24"/>
+        </w:rPr>
+        <w:hyperlink r:id="rId12" w:history="1">
+          <w:r>
+            <w:rPr>
+              <w:rStyle w:val="Hyperlink"/>
+            </w:rPr>
+            <w:t>rpen verzameld</w:t>
+          </w:r>
+        </w:hyperlink>
+      </w:r>
+      <w:r>
+        <w:rPr>
+          <w:u w:val="single" w:color="0000ff"/>
+          <w:rFonts w:ascii="Charis SIL Regular" w:hAnsi="Charis SIL Regular" w:eastAsia="Charis SIL Regular"/>
+          <w:b w:val="0"/>
+          <w:i w:val="0"/>
+          <w:color w:val="000000"/>
+          <w:sz w:val="24"/>
+        </w:rPr>
+        <w:t xml:space="preserve"> </w:t>
+      </w:r>
+      <w:r>
+        <w:rPr>
+          <w:u w:val="single" w:color="0000ff"/>
+          <w:rFonts w:ascii="Charis SIL Regular" w:hAnsi="Charis SIL Regular" w:eastAsia="Charis SIL Regular"/>
+          <w:b w:val="0"/>
+          <w:i w:val="0"/>
+          <w:color w:val="000000"/>
+          <w:sz w:val="24"/>
+        </w:rPr>
+        <w:hyperlink r:id="rId12" w:history="1">
+          <w:r>
+            <w:rPr>
+              <w:rStyle w:val="Hyperlink"/>
+            </w:rPr>
+            <w:t>door</w:t>
+          </w:r>
+        </w:hyperlink>
+      </w:r>
+      <w:r>
+        <w:rPr>
+          <w:u w:val="single" w:color="0000ff"/>
+          <w:rFonts w:ascii="Charis SIL Regular" w:hAnsi="Charis SIL Regular" w:eastAsia="Charis SIL Regular"/>
+          <w:b w:val="0"/>
+          <w:i w:val="0"/>
+          <w:color w:val="000000"/>
+          <w:sz w:val="24"/>
+        </w:rPr>
+        <w:t xml:space="preserve"> </w:t>
+      </w:r>
+      <w:r>
+        <w:rPr>
+          <w:u w:val="single" w:color="0000ff"/>
+          <w:rFonts w:ascii="Charis SIL Regular" w:hAnsi="Charis SIL Regular" w:eastAsia="Charis SIL Regular"/>
+          <w:b w:val="0"/>
+          <w:i w:val="0"/>
+          <w:color w:val="000000"/>
+          <w:sz w:val="24"/>
+        </w:rPr>
+        <w:hyperlink r:id="rId12" w:history="1">
+          <w:r>
+            <w:rPr>
+              <w:rStyle w:val="Hyperlink"/>
+            </w:rPr>
+            <w:t>he</w:t>
+          </w:r>
+        </w:hyperlink>
+      </w:r>
+      <w:r>
+        <w:rPr>
+          <w:u w:val="single" w:color="0000ff"/>
+          <w:rFonts w:ascii="Charis SIL Regular" w:hAnsi="Charis SIL Regular" w:eastAsia="Charis SIL Regular"/>
+          <w:b w:val="0"/>
+          <w:i w:val="0"/>
+          <w:color w:val="000000"/>
+          <w:sz w:val="24"/>
+        </w:rPr>
+        <w:hyperlink r:id="rId12" w:history="1">
+          <w:r>
+            <w:rPr>
+              <w:rStyle w:val="Hyperlink"/>
+            </w:rPr>
+            <w:t>t</w:t>
+          </w:r>
+        </w:hyperlink>
+      </w:r>
+      <w:r>
+        <w:rPr>
+          <w:rFonts w:ascii="Charis SIL Regular" w:hAnsi="Charis SIL Regular" w:eastAsia="Charis SIL Regular"/>
+          <w:b w:val="0"/>
+          <w:i w:val="0"/>
+          <w:color w:val="000000"/>
+          <w:sz w:val="24"/>
+        </w:rPr>
+        <w:t xml:space="preserve"> </w:t>
       </w:r>
       <w:r>
         <w:rPr>
@@ -1366,7 +1461,14 @@
           <w:color w:val="000000"/>
           <w:sz w:val="24"/>
         </w:rPr>
-        <w:t>en Sulawesi, z</w:t>
+        <w:hyperlink r:id="rId13" w:history="1">
+          <w:r>
+            <w:rPr>
+              <w:rStyle w:val="Hyperlink"/>
+            </w:rPr>
+            <w:t>en Sulawesi, z</w:t>
+          </w:r>
+        </w:hyperlink>
       </w:r>
       <w:r>
         <w:rPr>
@@ -2518,7 +2620,7 @@
           <w:sz w:val="24"/>
           <w:u w:val="single"/>
         </w:rPr>
-        <w:hyperlink r:id="rId19" w:history="1">
+        <w:hyperlink r:id="rId18" w:history="1">
           <w:r>
             <w:rPr>
               <w:rStyle w:val="Hyperlink"/>
@@ -2536,7 +2638,7 @@
           <w:sz w:val="24"/>
           <w:u w:val="single"/>
         </w:rPr>
-        <w:hyperlink r:id="rId19" w:history="1">
+        <w:hyperlink r:id="rId18" w:history="1">
           <w:r>
             <w:rPr>
               <w:rStyle w:val="Hyperlink"/>
@@ -2590,7 +2692,7 @@
           <w:sz w:val="24"/>
           <w:u w:val="single"/>
         </w:rPr>
-        <w:hyperlink r:id="rId20" w:history="1">
+        <w:hyperlink r:id="rId19" w:history="1">
           <w:r>
             <w:rPr>
               <w:rStyle w:val="Hyperlink"/>
@@ -2606,8 +2708,56 @@
           <w:i w:val="0"/>
           <w:color w:val="0000FF"/>
           <w:sz w:val="24"/>
-        </w:rPr>
-        <w:t xml:space="preserve"> Protest</w:t>
+          <w:u w:val="single"/>
+        </w:rPr>
+        <w:t xml:space="preserve"> </w:t>
+      </w:r>
+      <w:r>
+        <w:rPr>
+          <w:rFonts w:ascii="Charis SIL Regular" w:hAnsi="Charis SIL Regular" w:eastAsia="Charis SIL Regular"/>
+          <w:b w:val="0"/>
+          <w:i w:val="0"/>
+          <w:color w:val="0000FF"/>
+          <w:sz w:val="24"/>
+          <w:u w:val="single"/>
+        </w:rPr>
+        <w:hyperlink r:id="rId19" w:history="1">
+          <w:r>
+            <w:rPr>
+              <w:rStyle w:val="Hyperlink"/>
+            </w:rPr>
+            <w:t>Pro</w:t>
+          </w:r>
+        </w:hyperlink>
+      </w:r>
+      <w:r>
+        <w:rPr>
+          <w:rFonts w:ascii="Charis SIL Regular" w:hAnsi="Charis SIL Regular" w:eastAsia="Charis SIL Regular"/>
+          <w:b w:val="0"/>
+          <w:i w:val="0"/>
+          <w:color w:val="0000FF"/>
+          <w:sz w:val="24"/>
+          <w:u w:val="single"/>
+        </w:rPr>
+        <w:t>t</w:t>
+      </w:r>
+      <w:r>
+        <w:rPr>
+          <w:rFonts w:ascii="Charis SIL Regular" w:hAnsi="Charis SIL Regular" w:eastAsia="Charis SIL Regular"/>
+          <w:b w:val="0"/>
+          <w:i w:val="0"/>
+          <w:color w:val="0000FF"/>
+          <w:sz w:val="24"/>
+          <w:u w:val="single"/>
+        </w:rPr>
+        <w:hyperlink r:id="rId19" w:history="1">
+          <w:r>
+            <w:rPr>
+              <w:rStyle w:val="Hyperlink"/>
+            </w:rPr>
+            <w:t>est</w:t>
+          </w:r>
+        </w:hyperlink>
       </w:r>
       <w:r>
         <w:rPr>
@@ -2782,7 +2932,7 @@
           <w:sz w:val="24"/>
           <w:u w:val="single"/>
         </w:rPr>
-        <w:hyperlink r:id="rId21" w:history="1">
+        <w:hyperlink r:id="rId19" w:history="1">
           <w:r>
             <w:rPr>
               <w:rStyle w:val="Hyperlink"/>
@@ -2912,7 +3062,7 @@
           <w:sz w:val="24"/>
           <w:u w:val="single"/>
         </w:rPr>
-        <w:hyperlink r:id="rId19" w:history="1">
+        <w:hyperlink r:id="rId21" w:history="1">
           <w:r>
             <w:rPr>
               <w:rStyle w:val="Hyperlink"/>
@@ -2947,18 +3097,29 @@
           <w:color w:val="000000"/>
           <w:sz w:val="24"/>
         </w:rPr>
-        <w:t xml:space="preserve">n het </w:t>
-      </w:r>
-      <w:r>
-        <w:rPr>
+        <w:t xml:space="preserve">n </w:t>
+      </w:r>
+      <w:r>
+        <w:rPr>
+          <w:u w:val="single" w:color="0000ff"/>
           <w:rFonts w:ascii="Charis SIL Regular" w:hAnsi="Charis SIL Regular" w:eastAsia="Charis SIL Regular"/>
           <w:b w:val="0"/>
           <w:i w:val="0"/>
+          <w:color w:val="000000"/>
+          <w:sz w:val="24"/>
+        </w:rPr>
+        <w:t xml:space="preserve">het </w:t>
+      </w:r>
+      <w:r>
+        <w:rPr>
+          <w:rFonts w:ascii="Charis SIL Regular" w:hAnsi="Charis SIL Regular" w:eastAsia="Charis SIL Regular"/>
+          <w:b w:val="0"/>
+          <w:i w:val="0"/>
           <w:color w:val="0000FF"/>
           <w:sz w:val="24"/>
           <w:u w:val="single"/>
         </w:rPr>
-        <w:hyperlink r:id="rId20" w:history="1">
+        <w:hyperlink r:id="rId22" w:history="1">
           <w:r>
             <w:rPr>
               <w:rStyle w:val="Hyperlink"/>
@@ -2976,7 +3137,7 @@
           <w:sz w:val="24"/>
           <w:u w:val="single"/>
         </w:rPr>
-        <w:hyperlink r:id="rId20" w:history="1">
+        <w:hyperlink r:id="rId22" w:history="1">
           <w:r>
             <w:rPr>
               <w:rStyle w:val="Hyperlink"/>
@@ -2994,7 +3155,7 @@
           <w:sz w:val="24"/>
           <w:u w:val="single"/>
         </w:rPr>
-        <w:hyperlink r:id="rId20" w:history="1">
+        <w:hyperlink r:id="rId22" w:history="1">
           <w:r>
             <w:rPr>
               <w:rStyle w:val="Hyperlink"/>
@@ -3012,7 +3173,7 @@
           <w:sz w:val="24"/>
           <w:u w:val="single"/>
         </w:rPr>
-        <w:hyperlink r:id="rId20" w:history="1">
+        <w:hyperlink r:id="rId22" w:history="1">
           <w:r>
             <w:rPr>
               <w:rStyle w:val="Hyperlink"/>
@@ -3041,7 +3202,7 @@
           <w:sz w:val="24"/>
           <w:u w:val="single"/>
         </w:rPr>
-        <w:hyperlink r:id="rId20" w:history="1">
+        <w:hyperlink r:id="rId22" w:history="1">
           <w:r>
             <w:rPr>
               <w:rStyle w:val="Hyperlink"/>
@@ -4195,15 +4356,9 @@
           <w:i w:val="0"/>
           <w:color w:val="0000FF"/>
           <w:sz w:val="24"/>
-        </w:rPr>
-        <w:hyperlink r:id="rId24" w:history="1">
-          <w:r>
-            <w:rPr>
-              <w:rStyle w:val="Hyperlink"/>
-            </w:rPr>
-            <w:t>7</w:t>
-          </w:r>
-        </w:hyperlink>
+          <w:u w:val="single"/>
+        </w:rPr>
+        <w:t>7</w:t>
       </w:r>
       <w:r>
         <w:rPr>
@@ -4568,9 +4723,15 @@
           <w:i w:val="0"/>
           <w:color w:val="0000FF"/>
           <w:sz w:val="24"/>
-          <w:u w:val="single"/>
-        </w:rPr>
-        <w:t>1</w:t>
+        </w:rPr>
+        <w:hyperlink r:id="rId26" w:history="1">
+          <w:r>
+            <w:rPr>
+              <w:rStyle w:val="Hyperlink"/>
+            </w:rPr>
+            <w:t>1</w:t>
+          </w:r>
+        </w:hyperlink>
       </w:r>
       <w:r>
         <w:rPr>

--- a/EXPORTS/DOCX/published/niveau2/Dutch/ChristianMission.docx
+++ b/EXPORTS/DOCX/published/niveau2/Dutch/ChristianMission.docx
@@ -872,70 +872,12 @@
           <w:sz w:val="24"/>
           <w:u w:val="single"/>
         </w:rPr>
-        <w:hyperlink r:id="rId10" w:history="1">
+        <w:hyperlink r:id="rId11" w:history="1">
           <w:r>
             <w:rPr>
               <w:rStyle w:val="Hyperlink"/>
             </w:rPr>
             <w:t>d</w:t>
-          </w:r>
-        </w:hyperlink>
-      </w:r>
-      <w:r>
-        <w:rPr>
-          <w:rFonts w:ascii="Charis SIL Regular" w:hAnsi="Charis SIL Regular" w:eastAsia="Charis SIL Regular"/>
-          <w:b w:val="0"/>
-          <w:i w:val="0"/>
-          <w:color w:val="0000FF"/>
-          <w:sz w:val="24"/>
-          <w:u w:val="single"/>
-        </w:rPr>
-        <w:hyperlink r:id="rId10" w:history="1">
-          <w:r>
-            <w:rPr>
-              <w:rStyle w:val="Hyperlink"/>
-            </w:rPr>
-            <w:t>e</w:t>
-          </w:r>
-        </w:hyperlink>
-      </w:r>
-      <w:r>
-        <w:rPr>
-          <w:rFonts w:ascii="Charis SIL Regular" w:hAnsi="Charis SIL Regular" w:eastAsia="Charis SIL Regular"/>
-          <w:b w:val="0"/>
-          <w:i w:val="0"/>
-          <w:color w:val="0000FF"/>
-          <w:sz w:val="24"/>
-          <w:u w:val="single"/>
-        </w:rPr>
-        <w:t xml:space="preserve"> </w:t>
-      </w:r>
-      <w:r>
-        <w:rPr>
-          <w:rFonts w:ascii="Charis SIL Regular" w:hAnsi="Charis SIL Regular" w:eastAsia="Charis SIL Regular"/>
-          <w:b w:val="0"/>
-          <w:i w:val="0"/>
-          <w:color w:val="0000FF"/>
-          <w:sz w:val="24"/>
-          <w:u w:val="single"/>
-        </w:rPr>
-        <w:t>H</w:t>
-      </w:r>
-      <w:r>
-        <w:rPr>
-          <w:rFonts w:ascii="Charis SIL Regular" w:hAnsi="Charis SIL Regular" w:eastAsia="Charis SIL Regular"/>
-          <w:b w:val="0"/>
-          <w:i w:val="0"/>
-          <w:color w:val="0000FF"/>
-          <w:sz w:val="24"/>
-          <w:u w:val="single"/>
-        </w:rPr>
-        <w:hyperlink r:id="rId10" w:history="1">
-          <w:r>
-            <w:rPr>
-              <w:rStyle w:val="Hyperlink"/>
-            </w:rPr>
-            <w:t>eilig</w:t>
           </w:r>
         </w:hyperlink>
       </w:r>
@@ -982,6 +924,71 @@
             <w:rPr>
               <w:rStyle w:val="Hyperlink"/>
             </w:rPr>
+            <w:t>H</w:t>
+          </w:r>
+        </w:hyperlink>
+      </w:r>
+      <w:r>
+        <w:rPr>
+          <w:rFonts w:ascii="Charis SIL Regular" w:hAnsi="Charis SIL Regular" w:eastAsia="Charis SIL Regular"/>
+          <w:b w:val="0"/>
+          <w:i w:val="0"/>
+          <w:color w:val="0000FF"/>
+          <w:sz w:val="24"/>
+          <w:u w:val="single"/>
+        </w:rPr>
+        <w:hyperlink r:id="rId11" w:history="1">
+          <w:r>
+            <w:rPr>
+              <w:rStyle w:val="Hyperlink"/>
+            </w:rPr>
+            <w:t>eilig</w:t>
+          </w:r>
+        </w:hyperlink>
+      </w:r>
+      <w:r>
+        <w:rPr>
+          <w:rFonts w:ascii="Charis SIL Regular" w:hAnsi="Charis SIL Regular" w:eastAsia="Charis SIL Regular"/>
+          <w:b w:val="0"/>
+          <w:i w:val="0"/>
+          <w:color w:val="0000FF"/>
+          <w:sz w:val="24"/>
+          <w:u w:val="single"/>
+        </w:rPr>
+        <w:hyperlink r:id="rId11" w:history="1">
+          <w:r>
+            <w:rPr>
+              <w:rStyle w:val="Hyperlink"/>
+            </w:rPr>
+            <w:t>e</w:t>
+          </w:r>
+        </w:hyperlink>
+      </w:r>
+      <w:r>
+        <w:rPr>
+          <w:rFonts w:ascii="Charis SIL Regular" w:hAnsi="Charis SIL Regular" w:eastAsia="Charis SIL Regular"/>
+          <w:b w:val="0"/>
+          <w:i w:val="0"/>
+          <w:color w:val="0000FF"/>
+          <w:sz w:val="24"/>
+          <w:u w:val="single"/>
+        </w:rPr>
+        <w:t xml:space="preserve"> </w:t>
+      </w:r>
+      <w:r>
+        <w:rPr>
+          <w:rFonts w:ascii="Charis SIL Regular" w:hAnsi="Charis SIL Regular" w:eastAsia="Charis SIL Regular"/>
+          <w:b w:val="0"/>
+          <w:i w:val="0"/>
+          <w:color w:val="0000FF"/>
+          <w:sz w:val="24"/>
+          <w:u w:val="single"/>
+        </w:rPr>
+        <w:hyperlink r:id="rId11" w:history="1">
+          <w:r>
+            <w:rPr>
+              <w:rStyle w:val="Hyperlink"/>
+            </w:rPr>
             <w:t>Geest</w:t>
           </w:r>
         </w:hyperlink>
@@ -1013,6 +1020,7 @@
           <w:i w:val="0"/>
           <w:color w:val="0000FF"/>
           <w:sz w:val="24"/>
+          <w:u w:val="single"/>
         </w:rPr>
         <w:hyperlink r:id="rId12" w:history="1">
           <w:r>
@@ -1117,6 +1125,7 @@
           <w:i w:val="0"/>
           <w:color w:val="0000FF"/>
           <w:sz w:val="24"/>
+          <w:u w:val="single"/>
         </w:rPr>
         <w:hyperlink r:id="rId12" w:history="1">
           <w:r>
@@ -1351,6 +1360,7 @@
       </w:r>
       <w:r>
         <w:rPr>
+          <w:u w:val="single" w:color="0000ff"/>
           <w:rFonts w:ascii="Charis SIL Regular" w:hAnsi="Charis SIL Regular" w:eastAsia="Charis SIL Regular"/>
           <w:b w:val="0"/>
           <w:i w:val="0"/>
@@ -1849,133 +1859,7 @@
           <w:color w:val="000000"/>
           <w:sz w:val="24"/>
         </w:rPr>
-        <w:t xml:space="preserve"> zijn namenlijsten va</w:t>
-      </w:r>
-      <w:r>
-        <w:rPr>
-          <w:u w:val="single" w:color="0000ff"/>
-          <w:rFonts w:ascii="Charis SIL Regular" w:hAnsi="Charis SIL Regular" w:eastAsia="Charis SIL Regular"/>
-          <w:b w:val="0"/>
-          <w:i w:val="0"/>
-          <w:color w:val="000000"/>
-          <w:sz w:val="24"/>
-        </w:rPr>
-        <w:hyperlink r:id="rId15" w:history="1">
-          <w:r>
-            <w:rPr>
-              <w:rStyle w:val="Hyperlink"/>
-            </w:rPr>
-            <w:t>n zendingsw</w:t>
-          </w:r>
-        </w:hyperlink>
-      </w:r>
-      <w:r>
-        <w:rPr>
-          <w:u w:val="single" w:color="0000ff"/>
-          <w:rFonts w:ascii="Charis SIL Regular" w:hAnsi="Charis SIL Regular" w:eastAsia="Charis SIL Regular"/>
-          <w:b w:val="0"/>
-          <w:i w:val="0"/>
-          <w:color w:val="000000"/>
-          <w:sz w:val="24"/>
-        </w:rPr>
-        <w:hyperlink r:id="rId15" w:history="1">
-          <w:r>
-            <w:rPr>
-              <w:rStyle w:val="Hyperlink"/>
-            </w:rPr>
-            <w:t>e</w:t>
-          </w:r>
-        </w:hyperlink>
-      </w:r>
-      <w:r>
-        <w:rPr>
-          <w:u w:val="single" w:color="0000ff"/>
-          <w:rFonts w:ascii="Charis SIL Regular" w:hAnsi="Charis SIL Regular" w:eastAsia="Charis SIL Regular"/>
-          <w:b w:val="0"/>
-          <w:i w:val="0"/>
-          <w:color w:val="000000"/>
-          <w:sz w:val="24"/>
-        </w:rPr>
-        <w:hyperlink r:id="rId15" w:history="1">
-          <w:r>
-            <w:rPr>
-              <w:rStyle w:val="Hyperlink"/>
-            </w:rPr>
-            <w:t>rke</w:t>
-          </w:r>
-        </w:hyperlink>
-      </w:r>
-      <w:r>
-        <w:rPr>
-          <w:u w:val="single" w:color="0000ff"/>
-          <w:rFonts w:ascii="Charis SIL Regular" w:hAnsi="Charis SIL Regular" w:eastAsia="Charis SIL Regular"/>
-          <w:b w:val="0"/>
-          <w:i w:val="0"/>
-          <w:color w:val="000000"/>
-          <w:sz w:val="24"/>
-        </w:rPr>
-        <w:hyperlink r:id="rId15" w:history="1">
-          <w:r>
-            <w:rPr>
-              <w:rStyle w:val="Hyperlink"/>
-            </w:rPr>
-            <w:t>r</w:t>
-          </w:r>
-        </w:hyperlink>
-      </w:r>
-      <w:r>
-        <w:rPr>
-          <w:u w:val="single" w:color="0000ff"/>
-          <w:rFonts w:ascii="Charis SIL Regular" w:hAnsi="Charis SIL Regular" w:eastAsia="Charis SIL Regular"/>
-          <w:b w:val="0"/>
-          <w:i w:val="0"/>
-          <w:color w:val="000000"/>
-          <w:sz w:val="24"/>
-        </w:rPr>
-        <w:hyperlink r:id="rId15" w:history="1">
-          <w:r>
-            <w:rPr>
-              <w:rStyle w:val="Hyperlink"/>
-            </w:rPr>
-            <w:t>s te vinden (</w:t>
-          </w:r>
-        </w:hyperlink>
-      </w:r>
-      <w:r>
-        <w:rPr>
-          <w:u w:val="single" w:color="0000ff"/>
-          <w:rFonts w:ascii="Charis SIL Regular" w:hAnsi="Charis SIL Regular" w:eastAsia="Charis SIL Regular"/>
-          <w:b w:val="0"/>
-          <w:i w:val="0"/>
-          <w:color w:val="000000"/>
-          <w:sz w:val="24"/>
-        </w:rPr>
-        <w:hyperlink r:id="rId15" w:history="1">
-          <w:r>
-            <w:rPr>
-              <w:rStyle w:val="Hyperlink"/>
-            </w:rPr>
-            <w:t>onder he</w:t>
-          </w:r>
-        </w:hyperlink>
-      </w:r>
-      <w:r>
-        <w:rPr>
-          <w:u w:val="single" w:color="0000ff"/>
-          <w:rFonts w:ascii="Charis SIL Regular" w:hAnsi="Charis SIL Regular" w:eastAsia="Charis SIL Regular"/>
-          <w:b w:val="0"/>
-          <w:i w:val="0"/>
-          <w:color w:val="000000"/>
-          <w:sz w:val="24"/>
-        </w:rPr>
-        <w:hyperlink r:id="rId15" w:history="1">
-          <w:r>
-            <w:rPr>
-              <w:rStyle w:val="Hyperlink"/>
-            </w:rPr>
-            <w:t xml:space="preserve">t </w:t>
-          </w:r>
-        </w:hyperlink>
+        <w:t xml:space="preserve"> zijn namenlijsten van zendingswerkers te vinden (onder het </w:t>
       </w:r>
       <w:r>
         <w:rPr>
@@ -2797,7 +2681,7 @@
           <w:sz w:val="24"/>
           <w:u w:val="single"/>
         </w:rPr>
-        <w:hyperlink r:id="rId19" w:history="1">
+        <w:hyperlink r:id="rId20" w:history="1">
           <w:r>
             <w:rPr>
               <w:rStyle w:val="Hyperlink"/>
@@ -2932,7 +2816,7 @@
           <w:sz w:val="24"/>
           <w:u w:val="single"/>
         </w:rPr>
-        <w:hyperlink r:id="rId19" w:history="1">
+        <w:hyperlink r:id="rId21" w:history="1">
           <w:r>
             <w:rPr>
               <w:rStyle w:val="Hyperlink"/>
@@ -3155,7 +3039,7 @@
           <w:sz w:val="24"/>
           <w:u w:val="single"/>
         </w:rPr>
-        <w:hyperlink r:id="rId22" w:history="1">
+        <w:hyperlink r:id="rId20" w:history="1">
           <w:r>
             <w:rPr>
               <w:rStyle w:val="Hyperlink"/>
@@ -3173,7 +3057,7 @@
           <w:sz w:val="24"/>
           <w:u w:val="single"/>
         </w:rPr>
-        <w:hyperlink r:id="rId22" w:history="1">
+        <w:hyperlink r:id="rId20" w:history="1">
           <w:r>
             <w:rPr>
               <w:rStyle w:val="Hyperlink"/>
@@ -3202,7 +3086,7 @@
           <w:sz w:val="24"/>
           <w:u w:val="single"/>
         </w:rPr>
-        <w:hyperlink r:id="rId22" w:history="1">
+        <w:hyperlink r:id="rId20" w:history="1">
           <w:r>
             <w:rPr>
               <w:rStyle w:val="Hyperlink"/>
@@ -4356,9 +4240,15 @@
           <w:i w:val="0"/>
           <w:color w:val="0000FF"/>
           <w:sz w:val="24"/>
-          <w:u w:val="single"/>
-        </w:rPr>
-        <w:t>7</w:t>
+        </w:rPr>
+        <w:hyperlink r:id="rId24" w:history="1">
+          <w:r>
+            <w:rPr>
+              <w:rStyle w:val="Hyperlink"/>
+            </w:rPr>
+            <w:t>7</w:t>
+          </w:r>
+        </w:hyperlink>
       </w:r>
       <w:r>
         <w:rPr>

--- a/EXPORTS/DOCX/published/niveau2/Dutch/ChristianMission.docx
+++ b/EXPORTS/DOCX/published/niveau2/Dutch/ChristianMission.docx
@@ -872,12 +872,70 @@
           <w:sz w:val="24"/>
           <w:u w:val="single"/>
         </w:rPr>
-        <w:hyperlink r:id="rId11" w:history="1">
+        <w:hyperlink r:id="rId10" w:history="1">
           <w:r>
             <w:rPr>
               <w:rStyle w:val="Hyperlink"/>
             </w:rPr>
             <w:t>d</w:t>
+          </w:r>
+        </w:hyperlink>
+      </w:r>
+      <w:r>
+        <w:rPr>
+          <w:rFonts w:ascii="Charis SIL Regular" w:hAnsi="Charis SIL Regular" w:eastAsia="Charis SIL Regular"/>
+          <w:b w:val="0"/>
+          <w:i w:val="0"/>
+          <w:color w:val="0000FF"/>
+          <w:sz w:val="24"/>
+          <w:u w:val="single"/>
+        </w:rPr>
+        <w:hyperlink r:id="rId10" w:history="1">
+          <w:r>
+            <w:rPr>
+              <w:rStyle w:val="Hyperlink"/>
+            </w:rPr>
+            <w:t>e</w:t>
+          </w:r>
+        </w:hyperlink>
+      </w:r>
+      <w:r>
+        <w:rPr>
+          <w:rFonts w:ascii="Charis SIL Regular" w:hAnsi="Charis SIL Regular" w:eastAsia="Charis SIL Regular"/>
+          <w:b w:val="0"/>
+          <w:i w:val="0"/>
+          <w:color w:val="0000FF"/>
+          <w:sz w:val="24"/>
+          <w:u w:val="single"/>
+        </w:rPr>
+        <w:t xml:space="preserve"> </w:t>
+      </w:r>
+      <w:r>
+        <w:rPr>
+          <w:rFonts w:ascii="Charis SIL Regular" w:hAnsi="Charis SIL Regular" w:eastAsia="Charis SIL Regular"/>
+          <w:b w:val="0"/>
+          <w:i w:val="0"/>
+          <w:color w:val="0000FF"/>
+          <w:sz w:val="24"/>
+          <w:u w:val="single"/>
+        </w:rPr>
+        <w:t>H</w:t>
+      </w:r>
+      <w:r>
+        <w:rPr>
+          <w:rFonts w:ascii="Charis SIL Regular" w:hAnsi="Charis SIL Regular" w:eastAsia="Charis SIL Regular"/>
+          <w:b w:val="0"/>
+          <w:i w:val="0"/>
+          <w:color w:val="0000FF"/>
+          <w:sz w:val="24"/>
+          <w:u w:val="single"/>
+        </w:rPr>
+        <w:hyperlink r:id="rId10" w:history="1">
+          <w:r>
+            <w:rPr>
+              <w:rStyle w:val="Hyperlink"/>
+            </w:rPr>
+            <w:t>eilig</w:t>
           </w:r>
         </w:hyperlink>
       </w:r>
@@ -924,71 +982,6 @@
             <w:rPr>
               <w:rStyle w:val="Hyperlink"/>
             </w:rPr>
-            <w:t>H</w:t>
-          </w:r>
-        </w:hyperlink>
-      </w:r>
-      <w:r>
-        <w:rPr>
-          <w:rFonts w:ascii="Charis SIL Regular" w:hAnsi="Charis SIL Regular" w:eastAsia="Charis SIL Regular"/>
-          <w:b w:val="0"/>
-          <w:i w:val="0"/>
-          <w:color w:val="0000FF"/>
-          <w:sz w:val="24"/>
-          <w:u w:val="single"/>
-        </w:rPr>
-        <w:hyperlink r:id="rId11" w:history="1">
-          <w:r>
-            <w:rPr>
-              <w:rStyle w:val="Hyperlink"/>
-            </w:rPr>
-            <w:t>eilig</w:t>
-          </w:r>
-        </w:hyperlink>
-      </w:r>
-      <w:r>
-        <w:rPr>
-          <w:rFonts w:ascii="Charis SIL Regular" w:hAnsi="Charis SIL Regular" w:eastAsia="Charis SIL Regular"/>
-          <w:b w:val="0"/>
-          <w:i w:val="0"/>
-          <w:color w:val="0000FF"/>
-          <w:sz w:val="24"/>
-          <w:u w:val="single"/>
-        </w:rPr>
-        <w:hyperlink r:id="rId11" w:history="1">
-          <w:r>
-            <w:rPr>
-              <w:rStyle w:val="Hyperlink"/>
-            </w:rPr>
-            <w:t>e</w:t>
-          </w:r>
-        </w:hyperlink>
-      </w:r>
-      <w:r>
-        <w:rPr>
-          <w:rFonts w:ascii="Charis SIL Regular" w:hAnsi="Charis SIL Regular" w:eastAsia="Charis SIL Regular"/>
-          <w:b w:val="0"/>
-          <w:i w:val="0"/>
-          <w:color w:val="0000FF"/>
-          <w:sz w:val="24"/>
-          <w:u w:val="single"/>
-        </w:rPr>
-        <w:t xml:space="preserve"> </w:t>
-      </w:r>
-      <w:r>
-        <w:rPr>
-          <w:rFonts w:ascii="Charis SIL Regular" w:hAnsi="Charis SIL Regular" w:eastAsia="Charis SIL Regular"/>
-          <w:b w:val="0"/>
-          <w:i w:val="0"/>
-          <w:color w:val="0000FF"/>
-          <w:sz w:val="24"/>
-          <w:u w:val="single"/>
-        </w:rPr>
-        <w:hyperlink r:id="rId11" w:history="1">
-          <w:r>
-            <w:rPr>
-              <w:rStyle w:val="Hyperlink"/>
-            </w:rPr>
             <w:t>Geest</w:t>
           </w:r>
         </w:hyperlink>
@@ -1020,7 +1013,6 @@
           <w:i w:val="0"/>
           <w:color w:val="0000FF"/>
           <w:sz w:val="24"/>
-          <w:u w:val="single"/>
         </w:rPr>
         <w:hyperlink r:id="rId12" w:history="1">
           <w:r>
@@ -1125,7 +1117,6 @@
           <w:i w:val="0"/>
           <w:color w:val="0000FF"/>
           <w:sz w:val="24"/>
-          <w:u w:val="single"/>
         </w:rPr>
         <w:hyperlink r:id="rId12" w:history="1">
           <w:r>
@@ -1156,75 +1147,13 @@
       </w:r>
       <w:r>
         <w:rPr>
-          <w:u w:val="single" w:color="0000ff"/>
           <w:rFonts w:ascii="Charis SIL Regular" w:hAnsi="Charis SIL Regular" w:eastAsia="Charis SIL Regular"/>
           <w:b w:val="0"/>
           <w:i w:val="0"/>
           <w:color w:val="000000"/>
           <w:sz w:val="24"/>
         </w:rPr>
-        <w:hyperlink r:id="rId11" w:history="1">
-          <w:r>
-            <w:rPr>
-              <w:rStyle w:val="Hyperlink"/>
-            </w:rPr>
-            <w:t xml:space="preserve"> (</w:t>
-          </w:r>
-        </w:hyperlink>
-      </w:r>
-      <w:r>
-        <w:rPr>
-          <w:u w:val="single" w:color="0000ff"/>
-          <w:rFonts w:ascii="Charis SIL Regular" w:hAnsi="Charis SIL Regular" w:eastAsia="Charis SIL Regular"/>
-          <w:b w:val="0"/>
-          <w:i w:val="0"/>
-          <w:color w:val="000000"/>
-          <w:sz w:val="24"/>
-        </w:rPr>
-        <w:hyperlink r:id="rId11" w:history="1">
-          <w:r>
-            <w:rPr>
-              <w:rStyle w:val="Hyperlink"/>
-            </w:rPr>
-            <w:t>v</w:t>
-          </w:r>
-        </w:hyperlink>
-      </w:r>
-      <w:r>
-        <w:rPr>
-          <w:u w:val="single" w:color="0000ff"/>
-          <w:rFonts w:ascii="Charis SIL Regular" w:hAnsi="Charis SIL Regular" w:eastAsia="Charis SIL Regular"/>
-          <w:b w:val="0"/>
-          <w:i w:val="0"/>
-          <w:color w:val="000000"/>
-          <w:sz w:val="24"/>
-        </w:rPr>
-        <w:hyperlink r:id="rId11" w:history="1">
-          <w:r>
-            <w:rPr>
-              <w:rStyle w:val="Hyperlink"/>
-            </w:rPr>
-            <w:t>oo</w:t>
-          </w:r>
-        </w:hyperlink>
-      </w:r>
-      <w:r>
-        <w:rPr>
-          <w:u w:val="single" w:color="0000ff"/>
-          <w:rFonts w:ascii="Charis SIL Regular" w:hAnsi="Charis SIL Regular" w:eastAsia="Charis SIL Regular"/>
-          <w:b w:val="0"/>
-          <w:i w:val="0"/>
-          <w:color w:val="000000"/>
-          <w:sz w:val="24"/>
-        </w:rPr>
-        <w:hyperlink r:id="rId11" w:history="1">
-          <w:r>
-            <w:rPr>
-              <w:rStyle w:val="Hyperlink"/>
-            </w:rPr>
-            <w:t>rheen h</w:t>
-          </w:r>
-        </w:hyperlink>
+        <w:t xml:space="preserve"> (voorheen h</w:t>
       </w:r>
       <w:r>
         <w:rPr>
@@ -1360,7 +1289,6 @@
       </w:r>
       <w:r>
         <w:rPr>
-          <w:u w:val="single" w:color="0000ff"/>
           <w:rFonts w:ascii="Charis SIL Regular" w:hAnsi="Charis SIL Regular" w:eastAsia="Charis SIL Regular"/>
           <w:b w:val="0"/>
           <w:i w:val="0"/>
@@ -1859,7 +1787,133 @@
           <w:color w:val="000000"/>
           <w:sz w:val="24"/>
         </w:rPr>
-        <w:t xml:space="preserve"> zijn namenlijsten van zendingswerkers te vinden (onder het </w:t>
+        <w:t xml:space="preserve"> zijn namenlijsten va</w:t>
+      </w:r>
+      <w:r>
+        <w:rPr>
+          <w:u w:val="single" w:color="0000ff"/>
+          <w:rFonts w:ascii="Charis SIL Regular" w:hAnsi="Charis SIL Regular" w:eastAsia="Charis SIL Regular"/>
+          <w:b w:val="0"/>
+          <w:i w:val="0"/>
+          <w:color w:val="000000"/>
+          <w:sz w:val="24"/>
+        </w:rPr>
+        <w:hyperlink r:id="rId15" w:history="1">
+          <w:r>
+            <w:rPr>
+              <w:rStyle w:val="Hyperlink"/>
+            </w:rPr>
+            <w:t>n zendingsw</w:t>
+          </w:r>
+        </w:hyperlink>
+      </w:r>
+      <w:r>
+        <w:rPr>
+          <w:u w:val="single" w:color="0000ff"/>
+          <w:rFonts w:ascii="Charis SIL Regular" w:hAnsi="Charis SIL Regular" w:eastAsia="Charis SIL Regular"/>
+          <w:b w:val="0"/>
+          <w:i w:val="0"/>
+          <w:color w:val="000000"/>
+          <w:sz w:val="24"/>
+        </w:rPr>
+        <w:hyperlink r:id="rId15" w:history="1">
+          <w:r>
+            <w:rPr>
+              <w:rStyle w:val="Hyperlink"/>
+            </w:rPr>
+            <w:t>e</w:t>
+          </w:r>
+        </w:hyperlink>
+      </w:r>
+      <w:r>
+        <w:rPr>
+          <w:u w:val="single" w:color="0000ff"/>
+          <w:rFonts w:ascii="Charis SIL Regular" w:hAnsi="Charis SIL Regular" w:eastAsia="Charis SIL Regular"/>
+          <w:b w:val="0"/>
+          <w:i w:val="0"/>
+          <w:color w:val="000000"/>
+          <w:sz w:val="24"/>
+        </w:rPr>
+        <w:hyperlink r:id="rId15" w:history="1">
+          <w:r>
+            <w:rPr>
+              <w:rStyle w:val="Hyperlink"/>
+            </w:rPr>
+            <w:t>rke</w:t>
+          </w:r>
+        </w:hyperlink>
+      </w:r>
+      <w:r>
+        <w:rPr>
+          <w:u w:val="single" w:color="0000ff"/>
+          <w:rFonts w:ascii="Charis SIL Regular" w:hAnsi="Charis SIL Regular" w:eastAsia="Charis SIL Regular"/>
+          <w:b w:val="0"/>
+          <w:i w:val="0"/>
+          <w:color w:val="000000"/>
+          <w:sz w:val="24"/>
+        </w:rPr>
+        <w:hyperlink r:id="rId15" w:history="1">
+          <w:r>
+            <w:rPr>
+              <w:rStyle w:val="Hyperlink"/>
+            </w:rPr>
+            <w:t>r</w:t>
+          </w:r>
+        </w:hyperlink>
+      </w:r>
+      <w:r>
+        <w:rPr>
+          <w:u w:val="single" w:color="0000ff"/>
+          <w:rFonts w:ascii="Charis SIL Regular" w:hAnsi="Charis SIL Regular" w:eastAsia="Charis SIL Regular"/>
+          <w:b w:val="0"/>
+          <w:i w:val="0"/>
+          <w:color w:val="000000"/>
+          <w:sz w:val="24"/>
+        </w:rPr>
+        <w:hyperlink r:id="rId15" w:history="1">
+          <w:r>
+            <w:rPr>
+              <w:rStyle w:val="Hyperlink"/>
+            </w:rPr>
+            <w:t>s te vinden (</w:t>
+          </w:r>
+        </w:hyperlink>
+      </w:r>
+      <w:r>
+        <w:rPr>
+          <w:u w:val="single" w:color="0000ff"/>
+          <w:rFonts w:ascii="Charis SIL Regular" w:hAnsi="Charis SIL Regular" w:eastAsia="Charis SIL Regular"/>
+          <w:b w:val="0"/>
+          <w:i w:val="0"/>
+          <w:color w:val="000000"/>
+          <w:sz w:val="24"/>
+        </w:rPr>
+        <w:hyperlink r:id="rId15" w:history="1">
+          <w:r>
+            <w:rPr>
+              <w:rStyle w:val="Hyperlink"/>
+            </w:rPr>
+            <w:t>onder he</w:t>
+          </w:r>
+        </w:hyperlink>
+      </w:r>
+      <w:r>
+        <w:rPr>
+          <w:u w:val="single" w:color="0000ff"/>
+          <w:rFonts w:ascii="Charis SIL Regular" w:hAnsi="Charis SIL Regular" w:eastAsia="Charis SIL Regular"/>
+          <w:b w:val="0"/>
+          <w:i w:val="0"/>
+          <w:color w:val="000000"/>
+          <w:sz w:val="24"/>
+        </w:rPr>
+        <w:hyperlink r:id="rId15" w:history="1">
+          <w:r>
+            <w:rPr>
+              <w:rStyle w:val="Hyperlink"/>
+            </w:rPr>
+            <w:t xml:space="preserve">t </w:t>
+          </w:r>
+        </w:hyperlink>
       </w:r>
       <w:r>
         <w:rPr>
@@ -4240,15 +4294,9 @@
           <w:i w:val="0"/>
           <w:color w:val="0000FF"/>
           <w:sz w:val="24"/>
-        </w:rPr>
-        <w:hyperlink r:id="rId24" w:history="1">
-          <w:r>
-            <w:rPr>
-              <w:rStyle w:val="Hyperlink"/>
-            </w:rPr>
-            <w:t>7</w:t>
-          </w:r>
-        </w:hyperlink>
+          <w:u w:val="single"/>
+        </w:rPr>
+        <w:t>7</w:t>
       </w:r>
       <w:r>
         <w:rPr>
@@ -4613,15 +4661,9 @@
           <w:i w:val="0"/>
           <w:color w:val="0000FF"/>
           <w:sz w:val="24"/>
-        </w:rPr>
-        <w:hyperlink r:id="rId26" w:history="1">
-          <w:r>
-            <w:rPr>
-              <w:rStyle w:val="Hyperlink"/>
-            </w:rPr>
-            <w:t>1</w:t>
-          </w:r>
-        </w:hyperlink>
+          <w:u w:val="single"/>
+        </w:rPr>
+        <w:t>1</w:t>
       </w:r>
       <w:r>
         <w:rPr>

--- a/EXPORTS/DOCX/published/niveau2/Dutch/ChristianMission.docx
+++ b/EXPORTS/DOCX/published/niveau2/Dutch/ChristianMission.docx
@@ -459,25 +459,7 @@
           <w:color w:val="000000"/>
           <w:sz w:val="24"/>
         </w:rPr>
-        <w:t xml:space="preserve"> bestaat voor een groot deel uit objecten die d</w:t>
-      </w:r>
-      <w:r>
-        <w:rPr>
-          <w:u w:val="single" w:color="0000ff"/>
-          <w:rFonts w:ascii="Charis SIL Regular" w:hAnsi="Charis SIL Regular" w:eastAsia="Charis SIL Regular"/>
-          <w:b w:val="0"/>
-          <w:i w:val="0"/>
-          <w:color w:val="000000"/>
-          <w:sz w:val="24"/>
-        </w:rPr>
-        <w:hyperlink r:id="rId9" w:history="1">
-          <w:r>
-            <w:rPr>
-              <w:rStyle w:val="Hyperlink"/>
-            </w:rPr>
-            <w:t>oor zendeling</w:t>
-          </w:r>
-        </w:hyperlink>
+        <w:t xml:space="preserve"> bestaat voor een groot deel uit objecten die door zendeling</w:t>
       </w:r>
       <w:r>
         <w:rPr>
@@ -814,7 +796,7 @@
           <w:sz w:val="24"/>
           <w:u w:val="single"/>
         </w:rPr>
-        <w:hyperlink r:id="rId10" w:history="1">
+        <w:hyperlink r:id="rId11" w:history="1">
           <w:r>
             <w:rPr>
               <w:rStyle w:val="Hyperlink"/>
@@ -843,7 +825,7 @@
           <w:sz w:val="24"/>
           <w:u w:val="single"/>
         </w:rPr>
-        <w:hyperlink r:id="rId10" w:history="1">
+        <w:hyperlink r:id="rId11" w:history="1">
           <w:r>
             <w:rPr>
               <w:rStyle w:val="Hyperlink"/>
@@ -872,70 +854,12 @@
           <w:sz w:val="24"/>
           <w:u w:val="single"/>
         </w:rPr>
-        <w:hyperlink r:id="rId10" w:history="1">
+        <w:hyperlink r:id="rId11" w:history="1">
           <w:r>
             <w:rPr>
               <w:rStyle w:val="Hyperlink"/>
             </w:rPr>
             <w:t>d</w:t>
-          </w:r>
-        </w:hyperlink>
-      </w:r>
-      <w:r>
-        <w:rPr>
-          <w:rFonts w:ascii="Charis SIL Regular" w:hAnsi="Charis SIL Regular" w:eastAsia="Charis SIL Regular"/>
-          <w:b w:val="0"/>
-          <w:i w:val="0"/>
-          <w:color w:val="0000FF"/>
-          <w:sz w:val="24"/>
-          <w:u w:val="single"/>
-        </w:rPr>
-        <w:hyperlink r:id="rId10" w:history="1">
-          <w:r>
-            <w:rPr>
-              <w:rStyle w:val="Hyperlink"/>
-            </w:rPr>
-            <w:t>e</w:t>
-          </w:r>
-        </w:hyperlink>
-      </w:r>
-      <w:r>
-        <w:rPr>
-          <w:rFonts w:ascii="Charis SIL Regular" w:hAnsi="Charis SIL Regular" w:eastAsia="Charis SIL Regular"/>
-          <w:b w:val="0"/>
-          <w:i w:val="0"/>
-          <w:color w:val="0000FF"/>
-          <w:sz w:val="24"/>
-          <w:u w:val="single"/>
-        </w:rPr>
-        <w:t xml:space="preserve"> </w:t>
-      </w:r>
-      <w:r>
-        <w:rPr>
-          <w:rFonts w:ascii="Charis SIL Regular" w:hAnsi="Charis SIL Regular" w:eastAsia="Charis SIL Regular"/>
-          <w:b w:val="0"/>
-          <w:i w:val="0"/>
-          <w:color w:val="0000FF"/>
-          <w:sz w:val="24"/>
-          <w:u w:val="single"/>
-        </w:rPr>
-        <w:t>H</w:t>
-      </w:r>
-      <w:r>
-        <w:rPr>
-          <w:rFonts w:ascii="Charis SIL Regular" w:hAnsi="Charis SIL Regular" w:eastAsia="Charis SIL Regular"/>
-          <w:b w:val="0"/>
-          <w:i w:val="0"/>
-          <w:color w:val="0000FF"/>
-          <w:sz w:val="24"/>
-          <w:u w:val="single"/>
-        </w:rPr>
-        <w:hyperlink r:id="rId10" w:history="1">
-          <w:r>
-            <w:rPr>
-              <w:rStyle w:val="Hyperlink"/>
-            </w:rPr>
-            <w:t>eilig</w:t>
           </w:r>
         </w:hyperlink>
       </w:r>
@@ -982,7 +906,7 @@
             <w:rPr>
               <w:rStyle w:val="Hyperlink"/>
             </w:rPr>
-            <w:t>Geest</w:t>
+            <w:t>H</w:t>
           </w:r>
         </w:hyperlink>
       </w:r>
@@ -991,35 +915,16 @@
           <w:rFonts w:ascii="Charis SIL Regular" w:hAnsi="Charis SIL Regular" w:eastAsia="Charis SIL Regular"/>
           <w:b w:val="0"/>
           <w:i w:val="0"/>
-          <w:color w:val="000000"/>
-          <w:sz w:val="24"/>
-        </w:rPr>
-        <w:t xml:space="preserve"> was tot </w:t>
-      </w:r>
-      <w:r>
-        <w:rPr>
-          <w:rFonts w:ascii="Charis SIL Regular" w:hAnsi="Charis SIL Regular" w:eastAsia="Charis SIL Regular"/>
-          <w:b w:val="0"/>
-          <w:i w:val="0"/>
-          <w:color w:val="000000"/>
-          <w:sz w:val="24"/>
-        </w:rPr>
-        <w:t xml:space="preserve">en met november 2024 te zien in het </w:t>
-      </w:r>
-      <w:r>
-        <w:rPr>
-          <w:rFonts w:ascii="Charis SIL Regular" w:hAnsi="Charis SIL Regular" w:eastAsia="Charis SIL Regular"/>
-          <w:b w:val="0"/>
-          <w:i w:val="0"/>
           <w:color w:val="0000FF"/>
           <w:sz w:val="24"/>
-        </w:rPr>
-        <w:hyperlink r:id="rId12" w:history="1">
+          <w:u w:val="single"/>
+        </w:rPr>
+        <w:hyperlink r:id="rId11" w:history="1">
           <w:r>
             <w:rPr>
               <w:rStyle w:val="Hyperlink"/>
             </w:rPr>
-            <w:t>Wereldmuseu</w:t>
+            <w:t>eilig</w:t>
           </w:r>
         </w:hyperlink>
       </w:r>
@@ -1032,7 +937,84 @@
           <w:sz w:val="24"/>
           <w:u w:val="single"/>
         </w:rPr>
-        <w:hyperlink r:id="rId12" w:history="1">
+        <w:hyperlink r:id="rId11" w:history="1">
+          <w:r>
+            <w:rPr>
+              <w:rStyle w:val="Hyperlink"/>
+            </w:rPr>
+            <w:t>e</w:t>
+          </w:r>
+        </w:hyperlink>
+      </w:r>
+      <w:r>
+        <w:rPr>
+          <w:rFonts w:ascii="Charis SIL Regular" w:hAnsi="Charis SIL Regular" w:eastAsia="Charis SIL Regular"/>
+          <w:b w:val="0"/>
+          <w:i w:val="0"/>
+          <w:color w:val="0000FF"/>
+          <w:sz w:val="24"/>
+          <w:u w:val="single"/>
+        </w:rPr>
+        <w:t xml:space="preserve"> </w:t>
+      </w:r>
+      <w:r>
+        <w:rPr>
+          <w:rFonts w:ascii="Charis SIL Regular" w:hAnsi="Charis SIL Regular" w:eastAsia="Charis SIL Regular"/>
+          <w:b w:val="0"/>
+          <w:i w:val="0"/>
+          <w:color w:val="0000FF"/>
+          <w:sz w:val="24"/>
+          <w:u w:val="single"/>
+        </w:rPr>
+        <w:hyperlink r:id="rId11" w:history="1">
+          <w:r>
+            <w:rPr>
+              <w:rStyle w:val="Hyperlink"/>
+            </w:rPr>
+            <w:t>Geest</w:t>
+          </w:r>
+        </w:hyperlink>
+      </w:r>
+      <w:r>
+        <w:rPr>
+          <w:rFonts w:ascii="Charis SIL Regular" w:hAnsi="Charis SIL Regular" w:eastAsia="Charis SIL Regular"/>
+          <w:b w:val="0"/>
+          <w:i w:val="0"/>
+          <w:color w:val="000000"/>
+          <w:sz w:val="24"/>
+        </w:rPr>
+        <w:t xml:space="preserve"> was tot </w:t>
+      </w:r>
+      <w:r>
+        <w:rPr>
+          <w:rFonts w:ascii="Charis SIL Regular" w:hAnsi="Charis SIL Regular" w:eastAsia="Charis SIL Regular"/>
+          <w:b w:val="0"/>
+          <w:i w:val="0"/>
+          <w:color w:val="000000"/>
+          <w:sz w:val="24"/>
+        </w:rPr>
+        <w:t xml:space="preserve">en met november 2024 te zien in het </w:t>
+      </w:r>
+      <w:r>
+        <w:rPr>
+          <w:rFonts w:ascii="Charis SIL Regular" w:hAnsi="Charis SIL Regular" w:eastAsia="Charis SIL Regular"/>
+          <w:b w:val="0"/>
+          <w:i w:val="0"/>
+          <w:color w:val="0000FF"/>
+          <w:sz w:val="24"/>
+        </w:rPr>
+        <w:t>Wereldmuseu</w:t>
+      </w:r>
+      <w:r>
+        <w:rPr>
+          <w:rFonts w:ascii="Charis SIL Regular" w:hAnsi="Charis SIL Regular" w:eastAsia="Charis SIL Regular"/>
+          <w:b w:val="0"/>
+          <w:i w:val="0"/>
+          <w:color w:val="0000FF"/>
+          <w:sz w:val="24"/>
+          <w:u w:val="single"/>
+        </w:rPr>
+        <w:hyperlink r:id="rId11" w:history="1">
           <w:r>
             <w:rPr>
               <w:rStyle w:val="Hyperlink"/>
@@ -1061,7 +1043,7 @@
           <w:sz w:val="24"/>
           <w:u w:val="single"/>
         </w:rPr>
-        <w:hyperlink r:id="rId12" w:history="1">
+        <w:hyperlink r:id="rId11" w:history="1">
           <w:r>
             <w:rPr>
               <w:rStyle w:val="Hyperlink"/>
@@ -1090,7 +1072,7 @@
           <w:sz w:val="24"/>
           <w:u w:val="single"/>
         </w:rPr>
-        <w:hyperlink r:id="rId12" w:history="1">
+        <w:hyperlink r:id="rId11" w:history="1">
           <w:r>
             <w:rPr>
               <w:rStyle w:val="Hyperlink"/>
@@ -1147,13 +1129,75 @@
       </w:r>
       <w:r>
         <w:rPr>
+          <w:u w:val="single" w:color="0000ff"/>
           <w:rFonts w:ascii="Charis SIL Regular" w:hAnsi="Charis SIL Regular" w:eastAsia="Charis SIL Regular"/>
           <w:b w:val="0"/>
           <w:i w:val="0"/>
           <w:color w:val="000000"/>
           <w:sz w:val="24"/>
         </w:rPr>
-        <w:t xml:space="preserve"> (voorheen h</w:t>
+        <w:hyperlink r:id="rId11" w:history="1">
+          <w:r>
+            <w:rPr>
+              <w:rStyle w:val="Hyperlink"/>
+            </w:rPr>
+            <w:t xml:space="preserve"> (</w:t>
+          </w:r>
+        </w:hyperlink>
+      </w:r>
+      <w:r>
+        <w:rPr>
+          <w:u w:val="single" w:color="0000ff"/>
+          <w:rFonts w:ascii="Charis SIL Regular" w:hAnsi="Charis SIL Regular" w:eastAsia="Charis SIL Regular"/>
+          <w:b w:val="0"/>
+          <w:i w:val="0"/>
+          <w:color w:val="000000"/>
+          <w:sz w:val="24"/>
+        </w:rPr>
+        <w:hyperlink r:id="rId11" w:history="1">
+          <w:r>
+            <w:rPr>
+              <w:rStyle w:val="Hyperlink"/>
+            </w:rPr>
+            <w:t>v</w:t>
+          </w:r>
+        </w:hyperlink>
+      </w:r>
+      <w:r>
+        <w:rPr>
+          <w:u w:val="single" w:color="0000ff"/>
+          <w:rFonts w:ascii="Charis SIL Regular" w:hAnsi="Charis SIL Regular" w:eastAsia="Charis SIL Regular"/>
+          <w:b w:val="0"/>
+          <w:i w:val="0"/>
+          <w:color w:val="000000"/>
+          <w:sz w:val="24"/>
+        </w:rPr>
+        <w:hyperlink r:id="rId11" w:history="1">
+          <w:r>
+            <w:rPr>
+              <w:rStyle w:val="Hyperlink"/>
+            </w:rPr>
+            <w:t>oo</w:t>
+          </w:r>
+        </w:hyperlink>
+      </w:r>
+      <w:r>
+        <w:rPr>
+          <w:u w:val="single" w:color="0000ff"/>
+          <w:rFonts w:ascii="Charis SIL Regular" w:hAnsi="Charis SIL Regular" w:eastAsia="Charis SIL Regular"/>
+          <w:b w:val="0"/>
+          <w:i w:val="0"/>
+          <w:color w:val="000000"/>
+          <w:sz w:val="24"/>
+        </w:rPr>
+        <w:hyperlink r:id="rId11" w:history="1">
+          <w:r>
+            <w:rPr>
+              <w:rStyle w:val="Hyperlink"/>
+            </w:rPr>
+            <w:t>rheen h</w:t>
+          </w:r>
+        </w:hyperlink>
       </w:r>
       <w:r>
         <w:rPr>
@@ -2630,7 +2674,7 @@
           <w:sz w:val="24"/>
           <w:u w:val="single"/>
         </w:rPr>
-        <w:hyperlink r:id="rId19" w:history="1">
+        <w:hyperlink r:id="rId20" w:history="1">
           <w:r>
             <w:rPr>
               <w:rStyle w:val="Hyperlink"/>
@@ -2646,56 +2690,8 @@
           <w:i w:val="0"/>
           <w:color w:val="0000FF"/>
           <w:sz w:val="24"/>
-          <w:u w:val="single"/>
-        </w:rPr>
-        <w:t xml:space="preserve"> </w:t>
-      </w:r>
-      <w:r>
-        <w:rPr>
-          <w:rFonts w:ascii="Charis SIL Regular" w:hAnsi="Charis SIL Regular" w:eastAsia="Charis SIL Regular"/>
-          <w:b w:val="0"/>
-          <w:i w:val="0"/>
-          <w:color w:val="0000FF"/>
-          <w:sz w:val="24"/>
-          <w:u w:val="single"/>
-        </w:rPr>
-        <w:hyperlink r:id="rId19" w:history="1">
-          <w:r>
-            <w:rPr>
-              <w:rStyle w:val="Hyperlink"/>
-            </w:rPr>
-            <w:t>Pro</w:t>
-          </w:r>
-        </w:hyperlink>
-      </w:r>
-      <w:r>
-        <w:rPr>
-          <w:rFonts w:ascii="Charis SIL Regular" w:hAnsi="Charis SIL Regular" w:eastAsia="Charis SIL Regular"/>
-          <w:b w:val="0"/>
-          <w:i w:val="0"/>
-          <w:color w:val="0000FF"/>
-          <w:sz w:val="24"/>
-          <w:u w:val="single"/>
-        </w:rPr>
-        <w:t>t</w:t>
-      </w:r>
-      <w:r>
-        <w:rPr>
-          <w:rFonts w:ascii="Charis SIL Regular" w:hAnsi="Charis SIL Regular" w:eastAsia="Charis SIL Regular"/>
-          <w:b w:val="0"/>
-          <w:i w:val="0"/>
-          <w:color w:val="0000FF"/>
-          <w:sz w:val="24"/>
-          <w:u w:val="single"/>
-        </w:rPr>
-        <w:hyperlink r:id="rId19" w:history="1">
-          <w:r>
-            <w:rPr>
-              <w:rStyle w:val="Hyperlink"/>
-            </w:rPr>
-            <w:t>est</w:t>
-          </w:r>
-        </w:hyperlink>
+        </w:rPr>
+        <w:t xml:space="preserve"> Protest</w:t>
       </w:r>
       <w:r>
         <w:rPr>
@@ -2735,7 +2731,7 @@
           <w:sz w:val="24"/>
           <w:u w:val="single"/>
         </w:rPr>
-        <w:hyperlink r:id="rId20" w:history="1">
+        <w:hyperlink r:id="rId19" w:history="1">
           <w:r>
             <w:rPr>
               <w:rStyle w:val="Hyperlink"/>
@@ -3039,14 +3035,20 @@
       </w:r>
       <w:r>
         <w:rPr>
-          <w:u w:val="single" w:color="0000ff"/>
           <w:rFonts w:ascii="Charis SIL Regular" w:hAnsi="Charis SIL Regular" w:eastAsia="Charis SIL Regular"/>
           <w:b w:val="0"/>
           <w:i w:val="0"/>
           <w:color w:val="000000"/>
           <w:sz w:val="24"/>
         </w:rPr>
-        <w:t xml:space="preserve">het </w:t>
+        <w:hyperlink r:id="rId20" w:history="1">
+          <w:r>
+            <w:rPr>
+              <w:rStyle w:val="Hyperlink"/>
+            </w:rPr>
+            <w:t xml:space="preserve">het </w:t>
+          </w:r>
+        </w:hyperlink>
       </w:r>
       <w:r>
         <w:rPr>
@@ -3057,7 +3059,7 @@
           <w:sz w:val="24"/>
           <w:u w:val="single"/>
         </w:rPr>
-        <w:hyperlink r:id="rId22" w:history="1">
+        <w:hyperlink r:id="rId20" w:history="1">
           <w:r>
             <w:rPr>
               <w:rStyle w:val="Hyperlink"/>
@@ -3075,7 +3077,7 @@
           <w:sz w:val="24"/>
           <w:u w:val="single"/>
         </w:rPr>
-        <w:hyperlink r:id="rId22" w:history="1">
+        <w:hyperlink r:id="rId20" w:history="1">
           <w:r>
             <w:rPr>
               <w:rStyle w:val="Hyperlink"/>

--- a/EXPORTS/DOCX/published/niveau2/Dutch/ChristianMission.docx
+++ b/EXPORTS/DOCX/published/niveau2/Dutch/ChristianMission.docx
@@ -758,108 +758,24 @@
           <w:i w:val="0"/>
           <w:color w:val="0000FF"/>
           <w:sz w:val="24"/>
+        </w:rPr>
+        <w:t>Congregatie van de H</w:t>
+      </w:r>
+      <w:r>
+        <w:rPr>
+          <w:rFonts w:ascii="Charis SIL Regular" w:hAnsi="Charis SIL Regular" w:eastAsia="Charis SIL Regular"/>
+          <w:b w:val="0"/>
+          <w:i w:val="0"/>
+          <w:color w:val="0000FF"/>
+          <w:sz w:val="24"/>
           <w:u w:val="single"/>
         </w:rPr>
-        <w:hyperlink r:id="rId11" w:history="1">
+        <w:hyperlink r:id="rId10" w:history="1">
           <w:r>
             <w:rPr>
               <w:rStyle w:val="Hyperlink"/>
             </w:rPr>
-            <w:t>Co</w:t>
-          </w:r>
-        </w:hyperlink>
-      </w:r>
-      <w:r>
-        <w:rPr>
-          <w:rFonts w:ascii="Charis SIL Regular" w:hAnsi="Charis SIL Regular" w:eastAsia="Charis SIL Regular"/>
-          <w:b w:val="0"/>
-          <w:i w:val="0"/>
-          <w:color w:val="0000FF"/>
-          <w:sz w:val="24"/>
-          <w:u w:val="single"/>
-        </w:rPr>
-        <w:hyperlink r:id="rId11" w:history="1">
-          <w:r>
-            <w:rPr>
-              <w:rStyle w:val="Hyperlink"/>
-            </w:rPr>
-            <w:t>n</w:t>
-          </w:r>
-        </w:hyperlink>
-      </w:r>
-      <w:r>
-        <w:rPr>
-          <w:rFonts w:ascii="Charis SIL Regular" w:hAnsi="Charis SIL Regular" w:eastAsia="Charis SIL Regular"/>
-          <w:b w:val="0"/>
-          <w:i w:val="0"/>
-          <w:color w:val="0000FF"/>
-          <w:sz w:val="24"/>
-          <w:u w:val="single"/>
-        </w:rPr>
-        <w:hyperlink r:id="rId11" w:history="1">
-          <w:r>
-            <w:rPr>
-              <w:rStyle w:val="Hyperlink"/>
-            </w:rPr>
-            <w:t>gregatie</w:t>
-          </w:r>
-        </w:hyperlink>
-      </w:r>
-      <w:r>
-        <w:rPr>
-          <w:rFonts w:ascii="Charis SIL Regular" w:hAnsi="Charis SIL Regular" w:eastAsia="Charis SIL Regular"/>
-          <w:b w:val="0"/>
-          <w:i w:val="0"/>
-          <w:color w:val="0000FF"/>
-          <w:sz w:val="24"/>
-          <w:u w:val="single"/>
-        </w:rPr>
-        <w:t xml:space="preserve"> </w:t>
-      </w:r>
-      <w:r>
-        <w:rPr>
-          <w:rFonts w:ascii="Charis SIL Regular" w:hAnsi="Charis SIL Regular" w:eastAsia="Charis SIL Regular"/>
-          <w:b w:val="0"/>
-          <w:i w:val="0"/>
-          <w:color w:val="0000FF"/>
-          <w:sz w:val="24"/>
-          <w:u w:val="single"/>
-        </w:rPr>
-        <w:hyperlink r:id="rId11" w:history="1">
-          <w:r>
-            <w:rPr>
-              <w:rStyle w:val="Hyperlink"/>
-            </w:rPr>
-            <w:t>van</w:t>
-          </w:r>
-        </w:hyperlink>
-      </w:r>
-      <w:r>
-        <w:rPr>
-          <w:rFonts w:ascii="Charis SIL Regular" w:hAnsi="Charis SIL Regular" w:eastAsia="Charis SIL Regular"/>
-          <w:b w:val="0"/>
-          <w:i w:val="0"/>
-          <w:color w:val="0000FF"/>
-          <w:sz w:val="24"/>
-          <w:u w:val="single"/>
-        </w:rPr>
-        <w:t xml:space="preserve"> </w:t>
-      </w:r>
-      <w:r>
-        <w:rPr>
-          <w:rFonts w:ascii="Charis SIL Regular" w:hAnsi="Charis SIL Regular" w:eastAsia="Charis SIL Regular"/>
-          <w:b w:val="0"/>
-          <w:i w:val="0"/>
-          <w:color w:val="0000FF"/>
-          <w:sz w:val="24"/>
-          <w:u w:val="single"/>
-        </w:rPr>
-        <w:hyperlink r:id="rId11" w:history="1">
-          <w:r>
-            <w:rPr>
-              <w:rStyle w:val="Hyperlink"/>
-            </w:rPr>
-            <w:t>d</w:t>
+            <w:t>eilig</w:t>
           </w:r>
         </w:hyperlink>
       </w:r>
@@ -906,71 +822,6 @@
             <w:rPr>
               <w:rStyle w:val="Hyperlink"/>
             </w:rPr>
-            <w:t>H</w:t>
-          </w:r>
-        </w:hyperlink>
-      </w:r>
-      <w:r>
-        <w:rPr>
-          <w:rFonts w:ascii="Charis SIL Regular" w:hAnsi="Charis SIL Regular" w:eastAsia="Charis SIL Regular"/>
-          <w:b w:val="0"/>
-          <w:i w:val="0"/>
-          <w:color w:val="0000FF"/>
-          <w:sz w:val="24"/>
-          <w:u w:val="single"/>
-        </w:rPr>
-        <w:hyperlink r:id="rId11" w:history="1">
-          <w:r>
-            <w:rPr>
-              <w:rStyle w:val="Hyperlink"/>
-            </w:rPr>
-            <w:t>eilig</w:t>
-          </w:r>
-        </w:hyperlink>
-      </w:r>
-      <w:r>
-        <w:rPr>
-          <w:rFonts w:ascii="Charis SIL Regular" w:hAnsi="Charis SIL Regular" w:eastAsia="Charis SIL Regular"/>
-          <w:b w:val="0"/>
-          <w:i w:val="0"/>
-          <w:color w:val="0000FF"/>
-          <w:sz w:val="24"/>
-          <w:u w:val="single"/>
-        </w:rPr>
-        <w:hyperlink r:id="rId11" w:history="1">
-          <w:r>
-            <w:rPr>
-              <w:rStyle w:val="Hyperlink"/>
-            </w:rPr>
-            <w:t>e</w:t>
-          </w:r>
-        </w:hyperlink>
-      </w:r>
-      <w:r>
-        <w:rPr>
-          <w:rFonts w:ascii="Charis SIL Regular" w:hAnsi="Charis SIL Regular" w:eastAsia="Charis SIL Regular"/>
-          <w:b w:val="0"/>
-          <w:i w:val="0"/>
-          <w:color w:val="0000FF"/>
-          <w:sz w:val="24"/>
-          <w:u w:val="single"/>
-        </w:rPr>
-        <w:t xml:space="preserve"> </w:t>
-      </w:r>
-      <w:r>
-        <w:rPr>
-          <w:rFonts w:ascii="Charis SIL Regular" w:hAnsi="Charis SIL Regular" w:eastAsia="Charis SIL Regular"/>
-          <w:b w:val="0"/>
-          <w:i w:val="0"/>
-          <w:color w:val="0000FF"/>
-          <w:sz w:val="24"/>
-          <w:u w:val="single"/>
-        </w:rPr>
-        <w:hyperlink r:id="rId11" w:history="1">
-          <w:r>
-            <w:rPr>
-              <w:rStyle w:val="Hyperlink"/>
-            </w:rPr>
             <w:t>Geest</w:t>
           </w:r>
         </w:hyperlink>
@@ -1043,7 +894,7 @@
           <w:sz w:val="24"/>
           <w:u w:val="single"/>
         </w:rPr>
-        <w:hyperlink r:id="rId11" w:history="1">
+        <w:hyperlink r:id="rId12" w:history="1">
           <w:r>
             <w:rPr>
               <w:rStyle w:val="Hyperlink"/>
@@ -1072,7 +923,7 @@
           <w:sz w:val="24"/>
           <w:u w:val="single"/>
         </w:rPr>
-        <w:hyperlink r:id="rId11" w:history="1">
+        <w:hyperlink r:id="rId12" w:history="1">
           <w:r>
             <w:rPr>
               <w:rStyle w:val="Hyperlink"/>
@@ -2602,7 +2453,7 @@
           <w:sz w:val="24"/>
           <w:u w:val="single"/>
         </w:rPr>
-        <w:hyperlink r:id="rId18" w:history="1">
+        <w:hyperlink r:id="rId19" w:history="1">
           <w:r>
             <w:rPr>
               <w:rStyle w:val="Hyperlink"/>
@@ -2620,7 +2471,7 @@
           <w:sz w:val="24"/>
           <w:u w:val="single"/>
         </w:rPr>
-        <w:hyperlink r:id="rId18" w:history="1">
+        <w:hyperlink r:id="rId19" w:history="1">
           <w:r>
             <w:rPr>
               <w:rStyle w:val="Hyperlink"/>
@@ -2654,44 +2505,26 @@
           <w:i w:val="0"/>
           <w:color w:val="0000FF"/>
           <w:sz w:val="24"/>
+        </w:rPr>
+        <w:t>HDC Prot</w:t>
+      </w:r>
+      <w:r>
+        <w:rPr>
+          <w:rFonts w:ascii="Charis SIL Regular" w:hAnsi="Charis SIL Regular" w:eastAsia="Charis SIL Regular"/>
+          <w:b w:val="0"/>
+          <w:i w:val="0"/>
+          <w:color w:val="0000FF"/>
+          <w:sz w:val="24"/>
           <w:u w:val="single"/>
         </w:rPr>
-        <w:hyperlink r:id="rId20" w:history="1">
+        <w:hyperlink r:id="rId19" w:history="1">
           <w:r>
             <w:rPr>
               <w:rStyle w:val="Hyperlink"/>
             </w:rPr>
-            <w:t>H</w:t>
+            <w:t>est</w:t>
           </w:r>
         </w:hyperlink>
-      </w:r>
-      <w:r>
-        <w:rPr>
-          <w:rFonts w:ascii="Charis SIL Regular" w:hAnsi="Charis SIL Regular" w:eastAsia="Charis SIL Regular"/>
-          <w:b w:val="0"/>
-          <w:i w:val="0"/>
-          <w:color w:val="0000FF"/>
-          <w:sz w:val="24"/>
-          <w:u w:val="single"/>
-        </w:rPr>
-        <w:hyperlink r:id="rId20" w:history="1">
-          <w:r>
-            <w:rPr>
-              <w:rStyle w:val="Hyperlink"/>
-            </w:rPr>
-            <w:t>DC</w:t>
-          </w:r>
-        </w:hyperlink>
-      </w:r>
-      <w:r>
-        <w:rPr>
-          <w:rFonts w:ascii="Charis SIL Regular" w:hAnsi="Charis SIL Regular" w:eastAsia="Charis SIL Regular"/>
-          <w:b w:val="0"/>
-          <w:i w:val="0"/>
-          <w:color w:val="0000FF"/>
-          <w:sz w:val="24"/>
-        </w:rPr>
-        <w:t xml:space="preserve"> Protest</w:t>
       </w:r>
       <w:r>
         <w:rPr>
@@ -2864,6 +2697,163 @@
           <w:i w:val="0"/>
           <w:color w:val="0000FF"/>
           <w:sz w:val="24"/>
+        </w:rPr>
+        <w:t>Katholiek Documentatie C</w:t>
+      </w:r>
+      <w:r>
+        <w:rPr>
+          <w:rFonts w:ascii="Charis SIL Regular" w:hAnsi="Charis SIL Regular" w:eastAsia="Charis SIL Regular"/>
+          <w:b w:val="0"/>
+          <w:i w:val="0"/>
+          <w:color w:val="0000FF"/>
+          <w:sz w:val="24"/>
+          <w:u w:val="single"/>
+        </w:rPr>
+        <w:hyperlink r:id="rId19" w:history="1">
+          <w:r>
+            <w:rPr>
+              <w:rStyle w:val="Hyperlink"/>
+            </w:rPr>
+            <w:t>entrum</w:t>
+          </w:r>
+        </w:hyperlink>
+      </w:r>
+      <w:r>
+        <w:rPr>
+          <w:u w:val="single" w:color="0000ff"/>
+          <w:rFonts w:ascii="Charis SIL Regular" w:hAnsi="Charis SIL Regular" w:eastAsia="Charis SIL Regular"/>
+          <w:b w:val="0"/>
+          <w:i w:val="0"/>
+          <w:color w:val="000000"/>
+          <w:sz w:val="24"/>
+        </w:rPr>
+        <w:hyperlink r:id="rId19" w:history="1">
+          <w:r>
+            <w:rPr>
+              <w:rStyle w:val="Hyperlink"/>
+            </w:rPr>
+            <w:t>, e</w:t>
+          </w:r>
+        </w:hyperlink>
+      </w:r>
+      <w:r>
+        <w:rPr>
+          <w:rFonts w:ascii="Charis SIL Regular" w:hAnsi="Charis SIL Regular" w:eastAsia="Charis SIL Regular"/>
+          <w:b w:val="0"/>
+          <w:i w:val="0"/>
+          <w:color w:val="000000"/>
+          <w:sz w:val="24"/>
+        </w:rPr>
+        <w:t xml:space="preserve">n </w:t>
+      </w:r>
+      <w:r>
+        <w:rPr>
+          <w:u w:val="single" w:color="0000ff"/>
+          <w:rFonts w:ascii="Charis SIL Regular" w:hAnsi="Charis SIL Regular" w:eastAsia="Charis SIL Regular"/>
+          <w:b w:val="0"/>
+          <w:i w:val="0"/>
+          <w:color w:val="000000"/>
+          <w:sz w:val="24"/>
+        </w:rPr>
+        <w:hyperlink r:id="rId20" w:history="1">
+          <w:r>
+            <w:rPr>
+              <w:rStyle w:val="Hyperlink"/>
+            </w:rPr>
+            <w:t xml:space="preserve">het </w:t>
+          </w:r>
+        </w:hyperlink>
+      </w:r>
+      <w:r>
+        <w:rPr>
+          <w:rFonts w:ascii="Charis SIL Regular" w:hAnsi="Charis SIL Regular" w:eastAsia="Charis SIL Regular"/>
+          <w:b w:val="0"/>
+          <w:i w:val="0"/>
+          <w:color w:val="0000FF"/>
+          <w:sz w:val="24"/>
+          <w:u w:val="single"/>
+        </w:rPr>
+        <w:hyperlink r:id="rId20" w:history="1">
+          <w:r>
+            <w:rPr>
+              <w:rStyle w:val="Hyperlink"/>
+            </w:rPr>
+            <w:t>E</w:t>
+          </w:r>
+        </w:hyperlink>
+      </w:r>
+      <w:r>
+        <w:rPr>
+          <w:rFonts w:ascii="Charis SIL Regular" w:hAnsi="Charis SIL Regular" w:eastAsia="Charis SIL Regular"/>
+          <w:b w:val="0"/>
+          <w:i w:val="0"/>
+          <w:color w:val="0000FF"/>
+          <w:sz w:val="24"/>
+          <w:u w:val="single"/>
+        </w:rPr>
+        <w:hyperlink r:id="rId20" w:history="1">
+          <w:r>
+            <w:rPr>
+              <w:rStyle w:val="Hyperlink"/>
+            </w:rPr>
+            <w:t>rfgoedcent</w:t>
+          </w:r>
+        </w:hyperlink>
+      </w:r>
+      <w:r>
+        <w:rPr>
+          <w:rFonts w:ascii="Charis SIL Regular" w:hAnsi="Charis SIL Regular" w:eastAsia="Charis SIL Regular"/>
+          <w:b w:val="0"/>
+          <w:i w:val="0"/>
+          <w:color w:val="0000FF"/>
+          <w:sz w:val="24"/>
+          <w:u w:val="single"/>
+        </w:rPr>
+        <w:hyperlink r:id="rId20" w:history="1">
+          <w:r>
+            <w:rPr>
+              <w:rStyle w:val="Hyperlink"/>
+            </w:rPr>
+            <w:t>r</w:t>
+          </w:r>
+        </w:hyperlink>
+      </w:r>
+      <w:r>
+        <w:rPr>
+          <w:rFonts w:ascii="Charis SIL Regular" w:hAnsi="Charis SIL Regular" w:eastAsia="Charis SIL Regular"/>
+          <w:b w:val="0"/>
+          <w:i w:val="0"/>
+          <w:color w:val="0000FF"/>
+          <w:sz w:val="24"/>
+          <w:u w:val="single"/>
+        </w:rPr>
+        <w:hyperlink r:id="rId20" w:history="1">
+          <w:r>
+            <w:rPr>
+              <w:rStyle w:val="Hyperlink"/>
+            </w:rPr>
+            <w:t>um</w:t>
+          </w:r>
+        </w:hyperlink>
+      </w:r>
+      <w:r>
+        <w:rPr>
+          <w:rFonts w:ascii="Charis SIL Regular" w:hAnsi="Charis SIL Regular" w:eastAsia="Charis SIL Regular"/>
+          <w:b w:val="0"/>
+          <w:i w:val="0"/>
+          <w:color w:val="0000FF"/>
+          <w:sz w:val="24"/>
+          <w:u w:val="single"/>
+        </w:rPr>
+        <w:t xml:space="preserve"> </w:t>
+      </w:r>
+      <w:r>
+        <w:rPr>
+          <w:rFonts w:ascii="Charis SIL Regular" w:hAnsi="Charis SIL Regular" w:eastAsia="Charis SIL Regular"/>
+          <w:b w:val="0"/>
+          <w:i w:val="0"/>
+          <w:color w:val="0000FF"/>
+          <w:sz w:val="24"/>
           <w:u w:val="single"/>
         </w:rPr>
         <w:hyperlink r:id="rId21" w:history="1">
@@ -2871,20 +2861,9 @@
             <w:rPr>
               <w:rStyle w:val="Hyperlink"/>
             </w:rPr>
-            <w:t>Katholiek</w:t>
+            <w:t>Ned</w:t>
           </w:r>
         </w:hyperlink>
-      </w:r>
-      <w:r>
-        <w:rPr>
-          <w:rFonts w:ascii="Charis SIL Regular" w:hAnsi="Charis SIL Regular" w:eastAsia="Charis SIL Regular"/>
-          <w:b w:val="0"/>
-          <w:i w:val="0"/>
-          <w:color w:val="0000FF"/>
-          <w:sz w:val="24"/>
-          <w:u w:val="single"/>
-        </w:rPr>
-        <w:t xml:space="preserve"> </w:t>
       </w:r>
       <w:r>
         <w:rPr>
@@ -2900,9 +2879,20 @@
             <w:rPr>
               <w:rStyle w:val="Hyperlink"/>
             </w:rPr>
-            <w:t>Docu</w:t>
+            <w:t>erlands</w:t>
           </w:r>
         </w:hyperlink>
+      </w:r>
+      <w:r>
+        <w:rPr>
+          <w:rFonts w:ascii="Charis SIL Regular" w:hAnsi="Charis SIL Regular" w:eastAsia="Charis SIL Regular"/>
+          <w:b w:val="0"/>
+          <w:i w:val="0"/>
+          <w:color w:val="0000FF"/>
+          <w:sz w:val="24"/>
+          <w:u w:val="single"/>
+        </w:rPr>
+        <w:t xml:space="preserve"> </w:t>
       </w:r>
       <w:r>
         <w:rPr>
@@ -2918,7 +2908,7 @@
             <w:rPr>
               <w:rStyle w:val="Hyperlink"/>
             </w:rPr>
-            <w:t>mentat</w:t>
+            <w:t>Kloosterleven</w:t>
           </w:r>
         </w:hyperlink>
       </w:r>
@@ -2927,27 +2917,112 @@
           <w:rFonts w:ascii="Charis SIL Regular" w:hAnsi="Charis SIL Regular" w:eastAsia="Charis SIL Regular"/>
           <w:b w:val="0"/>
           <w:i w:val="0"/>
-          <w:color w:val="0000FF"/>
-          <w:sz w:val="24"/>
-          <w:u w:val="single"/>
+          <w:color w:val="000000"/>
+          <w:sz w:val="24"/>
+        </w:rPr>
+        <w:t xml:space="preserve">. Ook in </w:t>
+      </w:r>
+      <w:r>
+        <w:rPr>
+          <w:u w:val="single" w:color="0000ff"/>
+          <w:rFonts w:ascii="Charis SIL Regular" w:hAnsi="Charis SIL Regular" w:eastAsia="Charis SIL Regular"/>
+          <w:b w:val="0"/>
+          <w:i w:val="0"/>
+          <w:color w:val="000000"/>
+          <w:sz w:val="24"/>
+        </w:rPr>
+        <w:hyperlink r:id="rId22" w:history="1">
+          <w:r>
+            <w:rPr>
+              <w:rStyle w:val="Hyperlink"/>
+            </w:rPr>
+            <w:t>de landen</w:t>
+          </w:r>
+        </w:hyperlink>
+      </w:r>
+      <w:r>
+        <w:rPr>
+          <w:u w:val="single" w:color="0000ff"/>
+          <w:rFonts w:ascii="Charis SIL Regular" w:hAnsi="Charis SIL Regular" w:eastAsia="Charis SIL Regular"/>
+          <w:b w:val="0"/>
+          <w:i w:val="0"/>
+          <w:color w:val="000000"/>
+          <w:sz w:val="24"/>
+        </w:rPr>
+        <w:t xml:space="preserve"> </w:t>
+      </w:r>
+      <w:r>
+        <w:rPr>
+          <w:u w:val="single" w:color="0000ff"/>
+          <w:rFonts w:ascii="Charis SIL Regular" w:hAnsi="Charis SIL Regular" w:eastAsia="Charis SIL Regular"/>
+          <w:b w:val="0"/>
+          <w:i w:val="0"/>
+          <w:color w:val="000000"/>
+          <w:sz w:val="24"/>
+        </w:rPr>
+        <w:hyperlink r:id="rId22" w:history="1">
+          <w:r>
+            <w:rPr>
+              <w:rStyle w:val="Hyperlink"/>
+            </w:rPr>
+            <w:t>waar de zendi</w:t>
+          </w:r>
+        </w:hyperlink>
+      </w:r>
+      <w:r>
+        <w:rPr>
+          <w:u w:val="single" w:color="0000ff"/>
+          <w:rFonts w:ascii="Charis SIL Regular" w:hAnsi="Charis SIL Regular" w:eastAsia="Charis SIL Regular"/>
+          <w:b w:val="0"/>
+          <w:i w:val="0"/>
+          <w:color w:val="000000"/>
+          <w:sz w:val="24"/>
+        </w:rPr>
+        <w:hyperlink r:id="rId22" w:history="1">
+          <w:r>
+            <w:rPr>
+              <w:rStyle w:val="Hyperlink"/>
+            </w:rPr>
+            <w:t>ng en mi</w:t>
+          </w:r>
+        </w:hyperlink>
+      </w:r>
+      <w:r>
+        <w:rPr>
+          <w:rFonts w:ascii="Charis SIL Regular" w:hAnsi="Charis SIL Regular" w:eastAsia="Charis SIL Regular"/>
+          <w:b w:val="0"/>
+          <w:i w:val="0"/>
+          <w:color w:val="000000"/>
+          <w:sz w:val="24"/>
+        </w:rPr>
+        <w:t>ssie acti</w:t>
+      </w:r>
+      <w:r>
+        <w:rPr>
+          <w:u w:val="single" w:color="0000ff"/>
+          <w:rFonts w:ascii="Charis SIL Regular" w:hAnsi="Charis SIL Regular" w:eastAsia="Charis SIL Regular"/>
+          <w:b w:val="0"/>
+          <w:i w:val="0"/>
+          <w:color w:val="000000"/>
+          <w:sz w:val="24"/>
         </w:rPr>
         <w:hyperlink r:id="rId21" w:history="1">
           <w:r>
             <w:rPr>
               <w:rStyle w:val="Hyperlink"/>
             </w:rPr>
-            <w:t>i</w:t>
+            <w:t>ef waren, zijn ve</w:t>
           </w:r>
         </w:hyperlink>
       </w:r>
       <w:r>
         <w:rPr>
+          <w:u w:val="single" w:color="0000ff"/>
           <w:rFonts w:ascii="Charis SIL Regular" w:hAnsi="Charis SIL Regular" w:eastAsia="Charis SIL Regular"/>
           <w:b w:val="0"/>
           <w:i w:val="0"/>
-          <w:color w:val="0000FF"/>
-          <w:sz w:val="24"/>
-          <w:u w:val="single"/>
+          <w:color w:val="000000"/>
+          <w:sz w:val="24"/>
         </w:rPr>
         <w:hyperlink r:id="rId21" w:history="1">
           <w:r>
@@ -2960,53 +3035,6 @@
       </w:r>
       <w:r>
         <w:rPr>
-          <w:rFonts w:ascii="Charis SIL Regular" w:hAnsi="Charis SIL Regular" w:eastAsia="Charis SIL Regular"/>
-          <w:b w:val="0"/>
-          <w:i w:val="0"/>
-          <w:color w:val="0000FF"/>
-          <w:sz w:val="24"/>
-          <w:u w:val="single"/>
-        </w:rPr>
-        <w:t xml:space="preserve"> </w:t>
-      </w:r>
-      <w:r>
-        <w:rPr>
-          <w:rFonts w:ascii="Charis SIL Regular" w:hAnsi="Charis SIL Regular" w:eastAsia="Charis SIL Regular"/>
-          <w:b w:val="0"/>
-          <w:i w:val="0"/>
-          <w:color w:val="0000FF"/>
-          <w:sz w:val="24"/>
-          <w:u w:val="single"/>
-        </w:rPr>
-        <w:hyperlink r:id="rId21" w:history="1">
-          <w:r>
-            <w:rPr>
-              <w:rStyle w:val="Hyperlink"/>
-            </w:rPr>
-            <w:t>C</w:t>
-          </w:r>
-        </w:hyperlink>
-      </w:r>
-      <w:r>
-        <w:rPr>
-          <w:rFonts w:ascii="Charis SIL Regular" w:hAnsi="Charis SIL Regular" w:eastAsia="Charis SIL Regular"/>
-          <w:b w:val="0"/>
-          <w:i w:val="0"/>
-          <w:color w:val="0000FF"/>
-          <w:sz w:val="24"/>
-          <w:u w:val="single"/>
-        </w:rPr>
-        <w:hyperlink r:id="rId21" w:history="1">
-          <w:r>
-            <w:rPr>
-              <w:rStyle w:val="Hyperlink"/>
-            </w:rPr>
-            <w:t>entrum</w:t>
-          </w:r>
-        </w:hyperlink>
-      </w:r>
-      <w:r>
-        <w:rPr>
           <w:u w:val="single" w:color="0000ff"/>
           <w:rFonts w:ascii="Charis SIL Regular" w:hAnsi="Charis SIL Regular" w:eastAsia="Charis SIL Regular"/>
           <w:b w:val="0"/>
@@ -3014,321 +3042,7 @@
           <w:color w:val="000000"/>
           <w:sz w:val="24"/>
         </w:rPr>
-        <w:hyperlink r:id="rId19" w:history="1">
-          <w:r>
-            <w:rPr>
-              <w:rStyle w:val="Hyperlink"/>
-            </w:rPr>
-            <w:t>, e</w:t>
-          </w:r>
-        </w:hyperlink>
-      </w:r>
-      <w:r>
-        <w:rPr>
-          <w:rFonts w:ascii="Charis SIL Regular" w:hAnsi="Charis SIL Regular" w:eastAsia="Charis SIL Regular"/>
-          <w:b w:val="0"/>
-          <w:i w:val="0"/>
-          <w:color w:val="000000"/>
-          <w:sz w:val="24"/>
-        </w:rPr>
-        <w:t xml:space="preserve">n </w:t>
-      </w:r>
-      <w:r>
-        <w:rPr>
-          <w:rFonts w:ascii="Charis SIL Regular" w:hAnsi="Charis SIL Regular" w:eastAsia="Charis SIL Regular"/>
-          <w:b w:val="0"/>
-          <w:i w:val="0"/>
-          <w:color w:val="000000"/>
-          <w:sz w:val="24"/>
-        </w:rPr>
-        <w:hyperlink r:id="rId20" w:history="1">
-          <w:r>
-            <w:rPr>
-              <w:rStyle w:val="Hyperlink"/>
-            </w:rPr>
-            <w:t xml:space="preserve">het </w:t>
-          </w:r>
-        </w:hyperlink>
-      </w:r>
-      <w:r>
-        <w:rPr>
-          <w:rFonts w:ascii="Charis SIL Regular" w:hAnsi="Charis SIL Regular" w:eastAsia="Charis SIL Regular"/>
-          <w:b w:val="0"/>
-          <w:i w:val="0"/>
-          <w:color w:val="0000FF"/>
-          <w:sz w:val="24"/>
-          <w:u w:val="single"/>
-        </w:rPr>
-        <w:hyperlink r:id="rId20" w:history="1">
-          <w:r>
-            <w:rPr>
-              <w:rStyle w:val="Hyperlink"/>
-            </w:rPr>
-            <w:t>E</w:t>
-          </w:r>
-        </w:hyperlink>
-      </w:r>
-      <w:r>
-        <w:rPr>
-          <w:rFonts w:ascii="Charis SIL Regular" w:hAnsi="Charis SIL Regular" w:eastAsia="Charis SIL Regular"/>
-          <w:b w:val="0"/>
-          <w:i w:val="0"/>
-          <w:color w:val="0000FF"/>
-          <w:sz w:val="24"/>
-          <w:u w:val="single"/>
-        </w:rPr>
-        <w:hyperlink r:id="rId20" w:history="1">
-          <w:r>
-            <w:rPr>
-              <w:rStyle w:val="Hyperlink"/>
-            </w:rPr>
-            <w:t>rfgoedcent</w:t>
-          </w:r>
-        </w:hyperlink>
-      </w:r>
-      <w:r>
-        <w:rPr>
-          <w:rFonts w:ascii="Charis SIL Regular" w:hAnsi="Charis SIL Regular" w:eastAsia="Charis SIL Regular"/>
-          <w:b w:val="0"/>
-          <w:i w:val="0"/>
-          <w:color w:val="0000FF"/>
-          <w:sz w:val="24"/>
-          <w:u w:val="single"/>
-        </w:rPr>
-        <w:hyperlink r:id="rId20" w:history="1">
-          <w:r>
-            <w:rPr>
-              <w:rStyle w:val="Hyperlink"/>
-            </w:rPr>
-            <w:t>r</w:t>
-          </w:r>
-        </w:hyperlink>
-      </w:r>
-      <w:r>
-        <w:rPr>
-          <w:rFonts w:ascii="Charis SIL Regular" w:hAnsi="Charis SIL Regular" w:eastAsia="Charis SIL Regular"/>
-          <w:b w:val="0"/>
-          <w:i w:val="0"/>
-          <w:color w:val="0000FF"/>
-          <w:sz w:val="24"/>
-          <w:u w:val="single"/>
-        </w:rPr>
-        <w:hyperlink r:id="rId20" w:history="1">
-          <w:r>
-            <w:rPr>
-              <w:rStyle w:val="Hyperlink"/>
-            </w:rPr>
-            <w:t>um</w:t>
-          </w:r>
-        </w:hyperlink>
-      </w:r>
-      <w:r>
-        <w:rPr>
-          <w:rFonts w:ascii="Charis SIL Regular" w:hAnsi="Charis SIL Regular" w:eastAsia="Charis SIL Regular"/>
-          <w:b w:val="0"/>
-          <w:i w:val="0"/>
-          <w:color w:val="0000FF"/>
-          <w:sz w:val="24"/>
-          <w:u w:val="single"/>
-        </w:rPr>
-        <w:t xml:space="preserve"> </w:t>
-      </w:r>
-      <w:r>
-        <w:rPr>
-          <w:rFonts w:ascii="Charis SIL Regular" w:hAnsi="Charis SIL Regular" w:eastAsia="Charis SIL Regular"/>
-          <w:b w:val="0"/>
-          <w:i w:val="0"/>
-          <w:color w:val="0000FF"/>
-          <w:sz w:val="24"/>
-          <w:u w:val="single"/>
-        </w:rPr>
-        <w:hyperlink r:id="rId20" w:history="1">
-          <w:r>
-            <w:rPr>
-              <w:rStyle w:val="Hyperlink"/>
-            </w:rPr>
-            <w:t>Ned</w:t>
-          </w:r>
-        </w:hyperlink>
-      </w:r>
-      <w:r>
-        <w:rPr>
-          <w:rFonts w:ascii="Charis SIL Regular" w:hAnsi="Charis SIL Regular" w:eastAsia="Charis SIL Regular"/>
-          <w:b w:val="0"/>
-          <w:i w:val="0"/>
-          <w:color w:val="0000FF"/>
-          <w:sz w:val="24"/>
-          <w:u w:val="single"/>
-        </w:rPr>
-        <w:hyperlink r:id="rId22" w:history="1">
-          <w:r>
-            <w:rPr>
-              <w:rStyle w:val="Hyperlink"/>
-            </w:rPr>
-            <w:t>erlands</w:t>
-          </w:r>
-        </w:hyperlink>
-      </w:r>
-      <w:r>
-        <w:rPr>
-          <w:rFonts w:ascii="Charis SIL Regular" w:hAnsi="Charis SIL Regular" w:eastAsia="Charis SIL Regular"/>
-          <w:b w:val="0"/>
-          <w:i w:val="0"/>
-          <w:color w:val="0000FF"/>
-          <w:sz w:val="24"/>
-          <w:u w:val="single"/>
-        </w:rPr>
-        <w:t xml:space="preserve"> </w:t>
-      </w:r>
-      <w:r>
-        <w:rPr>
-          <w:rFonts w:ascii="Charis SIL Regular" w:hAnsi="Charis SIL Regular" w:eastAsia="Charis SIL Regular"/>
-          <w:b w:val="0"/>
-          <w:i w:val="0"/>
-          <w:color w:val="0000FF"/>
-          <w:sz w:val="24"/>
-          <w:u w:val="single"/>
-        </w:rPr>
-        <w:hyperlink r:id="rId22" w:history="1">
-          <w:r>
-            <w:rPr>
-              <w:rStyle w:val="Hyperlink"/>
-            </w:rPr>
-            <w:t>Kloosterleven</w:t>
-          </w:r>
-        </w:hyperlink>
-      </w:r>
-      <w:r>
-        <w:rPr>
-          <w:rFonts w:ascii="Charis SIL Regular" w:hAnsi="Charis SIL Regular" w:eastAsia="Charis SIL Regular"/>
-          <w:b w:val="0"/>
-          <w:i w:val="0"/>
-          <w:color w:val="000000"/>
-          <w:sz w:val="24"/>
-        </w:rPr>
-        <w:t xml:space="preserve">. Ook in </w:t>
-      </w:r>
-      <w:r>
-        <w:rPr>
-          <w:u w:val="single" w:color="0000ff"/>
-          <w:rFonts w:ascii="Charis SIL Regular" w:hAnsi="Charis SIL Regular" w:eastAsia="Charis SIL Regular"/>
-          <w:b w:val="0"/>
-          <w:i w:val="0"/>
-          <w:color w:val="000000"/>
-          <w:sz w:val="24"/>
-        </w:rPr>
         <w:hyperlink r:id="rId21" w:history="1">
-          <w:r>
-            <w:rPr>
-              <w:rStyle w:val="Hyperlink"/>
-            </w:rPr>
-            <w:t>de landen</w:t>
-          </w:r>
-        </w:hyperlink>
-      </w:r>
-      <w:r>
-        <w:rPr>
-          <w:u w:val="single" w:color="0000ff"/>
-          <w:rFonts w:ascii="Charis SIL Regular" w:hAnsi="Charis SIL Regular" w:eastAsia="Charis SIL Regular"/>
-          <w:b w:val="0"/>
-          <w:i w:val="0"/>
-          <w:color w:val="000000"/>
-          <w:sz w:val="24"/>
-        </w:rPr>
-        <w:t xml:space="preserve"> </w:t>
-      </w:r>
-      <w:r>
-        <w:rPr>
-          <w:u w:val="single" w:color="0000ff"/>
-          <w:rFonts w:ascii="Charis SIL Regular" w:hAnsi="Charis SIL Regular" w:eastAsia="Charis SIL Regular"/>
-          <w:b w:val="0"/>
-          <w:i w:val="0"/>
-          <w:color w:val="000000"/>
-          <w:sz w:val="24"/>
-        </w:rPr>
-        <w:hyperlink r:id="rId21" w:history="1">
-          <w:r>
-            <w:rPr>
-              <w:rStyle w:val="Hyperlink"/>
-            </w:rPr>
-            <w:t>waar de zendi</w:t>
-          </w:r>
-        </w:hyperlink>
-      </w:r>
-      <w:r>
-        <w:rPr>
-          <w:u w:val="single" w:color="0000ff"/>
-          <w:rFonts w:ascii="Charis SIL Regular" w:hAnsi="Charis SIL Regular" w:eastAsia="Charis SIL Regular"/>
-          <w:b w:val="0"/>
-          <w:i w:val="0"/>
-          <w:color w:val="000000"/>
-          <w:sz w:val="24"/>
-        </w:rPr>
-        <w:hyperlink r:id="rId21" w:history="1">
-          <w:r>
-            <w:rPr>
-              <w:rStyle w:val="Hyperlink"/>
-            </w:rPr>
-            <w:t>ng en mi</w:t>
-          </w:r>
-        </w:hyperlink>
-      </w:r>
-      <w:r>
-        <w:rPr>
-          <w:rFonts w:ascii="Charis SIL Regular" w:hAnsi="Charis SIL Regular" w:eastAsia="Charis SIL Regular"/>
-          <w:b w:val="0"/>
-          <w:i w:val="0"/>
-          <w:color w:val="000000"/>
-          <w:sz w:val="24"/>
-        </w:rPr>
-        <w:t>ssie acti</w:t>
-      </w:r>
-      <w:r>
-        <w:rPr>
-          <w:u w:val="single" w:color="0000ff"/>
-          <w:rFonts w:ascii="Charis SIL Regular" w:hAnsi="Charis SIL Regular" w:eastAsia="Charis SIL Regular"/>
-          <w:b w:val="0"/>
-          <w:i w:val="0"/>
-          <w:color w:val="000000"/>
-          <w:sz w:val="24"/>
-        </w:rPr>
-        <w:hyperlink r:id="rId22" w:history="1">
-          <w:r>
-            <w:rPr>
-              <w:rStyle w:val="Hyperlink"/>
-            </w:rPr>
-            <w:t>ef waren, zijn ve</w:t>
-          </w:r>
-        </w:hyperlink>
-      </w:r>
-      <w:r>
-        <w:rPr>
-          <w:u w:val="single" w:color="0000ff"/>
-          <w:rFonts w:ascii="Charis SIL Regular" w:hAnsi="Charis SIL Regular" w:eastAsia="Charis SIL Regular"/>
-          <w:b w:val="0"/>
-          <w:i w:val="0"/>
-          <w:color w:val="000000"/>
-          <w:sz w:val="24"/>
-        </w:rPr>
-        <w:hyperlink r:id="rId22" w:history="1">
-          <w:r>
-            <w:rPr>
-              <w:rStyle w:val="Hyperlink"/>
-            </w:rPr>
-            <w:t>e</w:t>
-          </w:r>
-        </w:hyperlink>
-      </w:r>
-      <w:r>
-        <w:rPr>
-          <w:u w:val="single" w:color="0000ff"/>
-          <w:rFonts w:ascii="Charis SIL Regular" w:hAnsi="Charis SIL Regular" w:eastAsia="Charis SIL Regular"/>
-          <w:b w:val="0"/>
-          <w:i w:val="0"/>
-          <w:color w:val="000000"/>
-          <w:sz w:val="24"/>
-        </w:rPr>
-        <w:hyperlink r:id="rId22" w:history="1">
           <w:r>
             <w:rPr>
               <w:rStyle w:val="Hyperlink"/>
@@ -3346,7 +3060,7 @@
           <w:color w:val="000000"/>
           <w:sz w:val="24"/>
         </w:rPr>
-        <w:hyperlink r:id="rId22" w:history="1">
+        <w:hyperlink r:id="rId21" w:history="1">
           <w:r>
             <w:rPr>
               <w:rStyle w:val="Hyperlink"/>
@@ -3364,7 +3078,7 @@
           <w:color w:val="000000"/>
           <w:sz w:val="24"/>
         </w:rPr>
-        <w:hyperlink r:id="rId22" w:history="1">
+        <w:hyperlink r:id="rId21" w:history="1">
           <w:r>
             <w:rPr>
               <w:rStyle w:val="Hyperlink"/>
@@ -4296,9 +4010,15 @@
           <w:i w:val="0"/>
           <w:color w:val="0000FF"/>
           <w:sz w:val="24"/>
-          <w:u w:val="single"/>
-        </w:rPr>
-        <w:t>7</w:t>
+        </w:rPr>
+        <w:hyperlink r:id="rId24" w:history="1">
+          <w:r>
+            <w:rPr>
+              <w:rStyle w:val="Hyperlink"/>
+            </w:rPr>
+            <w:t>7</w:t>
+          </w:r>
+        </w:hyperlink>
       </w:r>
       <w:r>
         <w:rPr>

--- a/EXPORTS/DOCX/published/niveau2/Dutch/ChristianMission.docx
+++ b/EXPORTS/DOCX/published/niveau2/Dutch/ChristianMission.docx
@@ -459,7 +459,25 @@
           <w:color w:val="000000"/>
           <w:sz w:val="24"/>
         </w:rPr>
-        <w:t xml:space="preserve"> bestaat voor een groot deel uit objecten die door zendeling</w:t>
+        <w:t xml:space="preserve"> bestaat voor een groot deel uit objecten die d</w:t>
+      </w:r>
+      <w:r>
+        <w:rPr>
+          <w:u w:val="single" w:color="0000ff"/>
+          <w:rFonts w:ascii="Charis SIL Regular" w:hAnsi="Charis SIL Regular" w:eastAsia="Charis SIL Regular"/>
+          <w:b w:val="0"/>
+          <w:i w:val="0"/>
+          <w:color w:val="000000"/>
+          <w:sz w:val="24"/>
+        </w:rPr>
+        <w:hyperlink r:id="rId9" w:history="1">
+          <w:r>
+            <w:rPr>
+              <w:rStyle w:val="Hyperlink"/>
+            </w:rPr>
+            <w:t>oor zendeling</w:t>
+          </w:r>
+        </w:hyperlink>
       </w:r>
       <w:r>
         <w:rPr>
@@ -758,8 +776,34 @@
           <w:i w:val="0"/>
           <w:color w:val="0000FF"/>
           <w:sz w:val="24"/>
-        </w:rPr>
-        <w:t>Congregatie van de H</w:t>
+          <w:u w:val="single"/>
+        </w:rPr>
+        <w:hyperlink r:id="rId11" w:history="1">
+          <w:r>
+            <w:rPr>
+              <w:rStyle w:val="Hyperlink"/>
+            </w:rPr>
+            <w:t>Co</w:t>
+          </w:r>
+        </w:hyperlink>
+      </w:r>
+      <w:r>
+        <w:rPr>
+          <w:rFonts w:ascii="Charis SIL Regular" w:hAnsi="Charis SIL Regular" w:eastAsia="Charis SIL Regular"/>
+          <w:b w:val="0"/>
+          <w:i w:val="0"/>
+          <w:color w:val="0000FF"/>
+          <w:sz w:val="24"/>
+          <w:u w:val="single"/>
+        </w:rPr>
+        <w:hyperlink r:id="rId11" w:history="1">
+          <w:r>
+            <w:rPr>
+              <w:rStyle w:val="Hyperlink"/>
+            </w:rPr>
+            <w:t>n</w:t>
+          </w:r>
+        </w:hyperlink>
       </w:r>
       <w:r>
         <w:rPr>
@@ -775,7 +819,65 @@
             <w:rPr>
               <w:rStyle w:val="Hyperlink"/>
             </w:rPr>
-            <w:t>eilig</w:t>
+            <w:t>gregatie</w:t>
+          </w:r>
+        </w:hyperlink>
+      </w:r>
+      <w:r>
+        <w:rPr>
+          <w:rFonts w:ascii="Charis SIL Regular" w:hAnsi="Charis SIL Regular" w:eastAsia="Charis SIL Regular"/>
+          <w:b w:val="0"/>
+          <w:i w:val="0"/>
+          <w:color w:val="0000FF"/>
+          <w:sz w:val="24"/>
+          <w:u w:val="single"/>
+        </w:rPr>
+        <w:t xml:space="preserve"> </w:t>
+      </w:r>
+      <w:r>
+        <w:rPr>
+          <w:rFonts w:ascii="Charis SIL Regular" w:hAnsi="Charis SIL Regular" w:eastAsia="Charis SIL Regular"/>
+          <w:b w:val="0"/>
+          <w:i w:val="0"/>
+          <w:color w:val="0000FF"/>
+          <w:sz w:val="24"/>
+          <w:u w:val="single"/>
+        </w:rPr>
+        <w:hyperlink r:id="rId11" w:history="1">
+          <w:r>
+            <w:rPr>
+              <w:rStyle w:val="Hyperlink"/>
+            </w:rPr>
+            <w:t>van</w:t>
+          </w:r>
+        </w:hyperlink>
+      </w:r>
+      <w:r>
+        <w:rPr>
+          <w:rFonts w:ascii="Charis SIL Regular" w:hAnsi="Charis SIL Regular" w:eastAsia="Charis SIL Regular"/>
+          <w:b w:val="0"/>
+          <w:i w:val="0"/>
+          <w:color w:val="0000FF"/>
+          <w:sz w:val="24"/>
+          <w:u w:val="single"/>
+        </w:rPr>
+        <w:t xml:space="preserve"> </w:t>
+      </w:r>
+      <w:r>
+        <w:rPr>
+          <w:rFonts w:ascii="Charis SIL Regular" w:hAnsi="Charis SIL Regular" w:eastAsia="Charis SIL Regular"/>
+          <w:b w:val="0"/>
+          <w:i w:val="0"/>
+          <w:color w:val="0000FF"/>
+          <w:sz w:val="24"/>
+          <w:u w:val="single"/>
+        </w:rPr>
+        <w:hyperlink r:id="rId11" w:history="1">
+          <w:r>
+            <w:rPr>
+              <w:rStyle w:val="Hyperlink"/>
+            </w:rPr>
+            <w:t>d</w:t>
           </w:r>
         </w:hyperlink>
       </w:r>
@@ -822,6 +924,71 @@
             <w:rPr>
               <w:rStyle w:val="Hyperlink"/>
             </w:rPr>
+            <w:t>H</w:t>
+          </w:r>
+        </w:hyperlink>
+      </w:r>
+      <w:r>
+        <w:rPr>
+          <w:rFonts w:ascii="Charis SIL Regular" w:hAnsi="Charis SIL Regular" w:eastAsia="Charis SIL Regular"/>
+          <w:b w:val="0"/>
+          <w:i w:val="0"/>
+          <w:color w:val="0000FF"/>
+          <w:sz w:val="24"/>
+          <w:u w:val="single"/>
+        </w:rPr>
+        <w:hyperlink r:id="rId11" w:history="1">
+          <w:r>
+            <w:rPr>
+              <w:rStyle w:val="Hyperlink"/>
+            </w:rPr>
+            <w:t>eilig</w:t>
+          </w:r>
+        </w:hyperlink>
+      </w:r>
+      <w:r>
+        <w:rPr>
+          <w:rFonts w:ascii="Charis SIL Regular" w:hAnsi="Charis SIL Regular" w:eastAsia="Charis SIL Regular"/>
+          <w:b w:val="0"/>
+          <w:i w:val="0"/>
+          <w:color w:val="0000FF"/>
+          <w:sz w:val="24"/>
+          <w:u w:val="single"/>
+        </w:rPr>
+        <w:hyperlink r:id="rId11" w:history="1">
+          <w:r>
+            <w:rPr>
+              <w:rStyle w:val="Hyperlink"/>
+            </w:rPr>
+            <w:t>e</w:t>
+          </w:r>
+        </w:hyperlink>
+      </w:r>
+      <w:r>
+        <w:rPr>
+          <w:rFonts w:ascii="Charis SIL Regular" w:hAnsi="Charis SIL Regular" w:eastAsia="Charis SIL Regular"/>
+          <w:b w:val="0"/>
+          <w:i w:val="0"/>
+          <w:color w:val="0000FF"/>
+          <w:sz w:val="24"/>
+          <w:u w:val="single"/>
+        </w:rPr>
+        <w:t xml:space="preserve"> </w:t>
+      </w:r>
+      <w:r>
+        <w:rPr>
+          <w:rFonts w:ascii="Charis SIL Regular" w:hAnsi="Charis SIL Regular" w:eastAsia="Charis SIL Regular"/>
+          <w:b w:val="0"/>
+          <w:i w:val="0"/>
+          <w:color w:val="0000FF"/>
+          <w:sz w:val="24"/>
+          <w:u w:val="single"/>
+        </w:rPr>
+        <w:hyperlink r:id="rId11" w:history="1">
+          <w:r>
+            <w:rPr>
+              <w:rStyle w:val="Hyperlink"/>
+            </w:rPr>
             <w:t>Geest</w:t>
           </w:r>
         </w:hyperlink>
@@ -853,8 +1020,16 @@
           <w:i w:val="0"/>
           <w:color w:val="0000FF"/>
           <w:sz w:val="24"/>
-        </w:rPr>
-        <w:t>Wereldmuseu</w:t>
+          <w:u w:val="single"/>
+        </w:rPr>
+        <w:hyperlink r:id="rId12" w:history="1">
+          <w:r>
+            <w:rPr>
+              <w:rStyle w:val="Hyperlink"/>
+            </w:rPr>
+            <w:t>Wereldmuseu</w:t>
+          </w:r>
+        </w:hyperlink>
       </w:r>
       <w:r>
         <w:rPr>
@@ -865,7 +1040,7 @@
           <w:sz w:val="24"/>
           <w:u w:val="single"/>
         </w:rPr>
-        <w:hyperlink r:id="rId11" w:history="1">
+        <w:hyperlink r:id="rId12" w:history="1">
           <w:r>
             <w:rPr>
               <w:rStyle w:val="Hyperlink"/>
@@ -2856,7 +3031,7 @@
           <w:sz w:val="24"/>
           <w:u w:val="single"/>
         </w:rPr>
-        <w:hyperlink r:id="rId21" w:history="1">
+        <w:hyperlink r:id="rId20" w:history="1">
           <w:r>
             <w:rPr>
               <w:rStyle w:val="Hyperlink"/>
@@ -4010,15 +4185,9 @@
           <w:i w:val="0"/>
           <w:color w:val="0000FF"/>
           <w:sz w:val="24"/>
-        </w:rPr>
-        <w:hyperlink r:id="rId24" w:history="1">
-          <w:r>
-            <w:rPr>
-              <w:rStyle w:val="Hyperlink"/>
-            </w:rPr>
-            <w:t>7</w:t>
-          </w:r>
-        </w:hyperlink>
+          <w:u w:val="single"/>
+        </w:rPr>
+        <w:t>7</w:t>
       </w:r>
       <w:r>
         <w:rPr>

--- a/EXPORTS/DOCX/published/niveau2/Dutch/ChristianMission.docx
+++ b/EXPORTS/DOCX/published/niveau2/Dutch/ChristianMission.docx
@@ -843,7 +843,7 @@
           <w:sz w:val="24"/>
           <w:u w:val="single"/>
         </w:rPr>
-        <w:hyperlink r:id="rId11" w:history="1">
+        <w:hyperlink r:id="rId10" w:history="1">
           <w:r>
             <w:rPr>
               <w:rStyle w:val="Hyperlink"/>
@@ -872,12 +872,70 @@
           <w:sz w:val="24"/>
           <w:u w:val="single"/>
         </w:rPr>
-        <w:hyperlink r:id="rId11" w:history="1">
+        <w:hyperlink r:id="rId10" w:history="1">
           <w:r>
             <w:rPr>
               <w:rStyle w:val="Hyperlink"/>
             </w:rPr>
             <w:t>d</w:t>
+          </w:r>
+        </w:hyperlink>
+      </w:r>
+      <w:r>
+        <w:rPr>
+          <w:rFonts w:ascii="Charis SIL Regular" w:hAnsi="Charis SIL Regular" w:eastAsia="Charis SIL Regular"/>
+          <w:b w:val="0"/>
+          <w:i w:val="0"/>
+          <w:color w:val="0000FF"/>
+          <w:sz w:val="24"/>
+          <w:u w:val="single"/>
+        </w:rPr>
+        <w:hyperlink r:id="rId10" w:history="1">
+          <w:r>
+            <w:rPr>
+              <w:rStyle w:val="Hyperlink"/>
+            </w:rPr>
+            <w:t>e</w:t>
+          </w:r>
+        </w:hyperlink>
+      </w:r>
+      <w:r>
+        <w:rPr>
+          <w:rFonts w:ascii="Charis SIL Regular" w:hAnsi="Charis SIL Regular" w:eastAsia="Charis SIL Regular"/>
+          <w:b w:val="0"/>
+          <w:i w:val="0"/>
+          <w:color w:val="0000FF"/>
+          <w:sz w:val="24"/>
+          <w:u w:val="single"/>
+        </w:rPr>
+        <w:t xml:space="preserve"> </w:t>
+      </w:r>
+      <w:r>
+        <w:rPr>
+          <w:rFonts w:ascii="Charis SIL Regular" w:hAnsi="Charis SIL Regular" w:eastAsia="Charis SIL Regular"/>
+          <w:b w:val="0"/>
+          <w:i w:val="0"/>
+          <w:color w:val="0000FF"/>
+          <w:sz w:val="24"/>
+          <w:u w:val="single"/>
+        </w:rPr>
+        <w:t>H</w:t>
+      </w:r>
+      <w:r>
+        <w:rPr>
+          <w:rFonts w:ascii="Charis SIL Regular" w:hAnsi="Charis SIL Regular" w:eastAsia="Charis SIL Regular"/>
+          <w:b w:val="0"/>
+          <w:i w:val="0"/>
+          <w:color w:val="0000FF"/>
+          <w:sz w:val="24"/>
+          <w:u w:val="single"/>
+        </w:rPr>
+        <w:hyperlink r:id="rId10" w:history="1">
+          <w:r>
+            <w:rPr>
+              <w:rStyle w:val="Hyperlink"/>
+            </w:rPr>
+            <w:t>eilig</w:t>
           </w:r>
         </w:hyperlink>
       </w:r>
@@ -924,71 +982,6 @@
             <w:rPr>
               <w:rStyle w:val="Hyperlink"/>
             </w:rPr>
-            <w:t>H</w:t>
-          </w:r>
-        </w:hyperlink>
-      </w:r>
-      <w:r>
-        <w:rPr>
-          <w:rFonts w:ascii="Charis SIL Regular" w:hAnsi="Charis SIL Regular" w:eastAsia="Charis SIL Regular"/>
-          <w:b w:val="0"/>
-          <w:i w:val="0"/>
-          <w:color w:val="0000FF"/>
-          <w:sz w:val="24"/>
-          <w:u w:val="single"/>
-        </w:rPr>
-        <w:hyperlink r:id="rId11" w:history="1">
-          <w:r>
-            <w:rPr>
-              <w:rStyle w:val="Hyperlink"/>
-            </w:rPr>
-            <w:t>eilig</w:t>
-          </w:r>
-        </w:hyperlink>
-      </w:r>
-      <w:r>
-        <w:rPr>
-          <w:rFonts w:ascii="Charis SIL Regular" w:hAnsi="Charis SIL Regular" w:eastAsia="Charis SIL Regular"/>
-          <w:b w:val="0"/>
-          <w:i w:val="0"/>
-          <w:color w:val="0000FF"/>
-          <w:sz w:val="24"/>
-          <w:u w:val="single"/>
-        </w:rPr>
-        <w:hyperlink r:id="rId11" w:history="1">
-          <w:r>
-            <w:rPr>
-              <w:rStyle w:val="Hyperlink"/>
-            </w:rPr>
-            <w:t>e</w:t>
-          </w:r>
-        </w:hyperlink>
-      </w:r>
-      <w:r>
-        <w:rPr>
-          <w:rFonts w:ascii="Charis SIL Regular" w:hAnsi="Charis SIL Regular" w:eastAsia="Charis SIL Regular"/>
-          <w:b w:val="0"/>
-          <w:i w:val="0"/>
-          <w:color w:val="0000FF"/>
-          <w:sz w:val="24"/>
-          <w:u w:val="single"/>
-        </w:rPr>
-        <w:t xml:space="preserve"> </w:t>
-      </w:r>
-      <w:r>
-        <w:rPr>
-          <w:rFonts w:ascii="Charis SIL Regular" w:hAnsi="Charis SIL Regular" w:eastAsia="Charis SIL Regular"/>
-          <w:b w:val="0"/>
-          <w:i w:val="0"/>
-          <w:color w:val="0000FF"/>
-          <w:sz w:val="24"/>
-          <w:u w:val="single"/>
-        </w:rPr>
-        <w:hyperlink r:id="rId11" w:history="1">
-          <w:r>
-            <w:rPr>
-              <w:rStyle w:val="Hyperlink"/>
-            </w:rPr>
             <w:t>Geest</w:t>
           </w:r>
         </w:hyperlink>
@@ -1020,7 +1013,6 @@
           <w:i w:val="0"/>
           <w:color w:val="0000FF"/>
           <w:sz w:val="24"/>
-          <w:u w:val="single"/>
         </w:rPr>
         <w:hyperlink r:id="rId12" w:history="1">
           <w:r>
@@ -1155,75 +1147,13 @@
       </w:r>
       <w:r>
         <w:rPr>
-          <w:u w:val="single" w:color="0000ff"/>
           <w:rFonts w:ascii="Charis SIL Regular" w:hAnsi="Charis SIL Regular" w:eastAsia="Charis SIL Regular"/>
           <w:b w:val="0"/>
           <w:i w:val="0"/>
           <w:color w:val="000000"/>
           <w:sz w:val="24"/>
         </w:rPr>
-        <w:hyperlink r:id="rId11" w:history="1">
-          <w:r>
-            <w:rPr>
-              <w:rStyle w:val="Hyperlink"/>
-            </w:rPr>
-            <w:t xml:space="preserve"> (</w:t>
-          </w:r>
-        </w:hyperlink>
-      </w:r>
-      <w:r>
-        <w:rPr>
-          <w:u w:val="single" w:color="0000ff"/>
-          <w:rFonts w:ascii="Charis SIL Regular" w:hAnsi="Charis SIL Regular" w:eastAsia="Charis SIL Regular"/>
-          <w:b w:val="0"/>
-          <w:i w:val="0"/>
-          <w:color w:val="000000"/>
-          <w:sz w:val="24"/>
-        </w:rPr>
-        <w:hyperlink r:id="rId11" w:history="1">
-          <w:r>
-            <w:rPr>
-              <w:rStyle w:val="Hyperlink"/>
-            </w:rPr>
-            <w:t>v</w:t>
-          </w:r>
-        </w:hyperlink>
-      </w:r>
-      <w:r>
-        <w:rPr>
-          <w:u w:val="single" w:color="0000ff"/>
-          <w:rFonts w:ascii="Charis SIL Regular" w:hAnsi="Charis SIL Regular" w:eastAsia="Charis SIL Regular"/>
-          <w:b w:val="0"/>
-          <w:i w:val="0"/>
-          <w:color w:val="000000"/>
-          <w:sz w:val="24"/>
-        </w:rPr>
-        <w:hyperlink r:id="rId11" w:history="1">
-          <w:r>
-            <w:rPr>
-              <w:rStyle w:val="Hyperlink"/>
-            </w:rPr>
-            <w:t>oo</w:t>
-          </w:r>
-        </w:hyperlink>
-      </w:r>
-      <w:r>
-        <w:rPr>
-          <w:u w:val="single" w:color="0000ff"/>
-          <w:rFonts w:ascii="Charis SIL Regular" w:hAnsi="Charis SIL Regular" w:eastAsia="Charis SIL Regular"/>
-          <w:b w:val="0"/>
-          <w:i w:val="0"/>
-          <w:color w:val="000000"/>
-          <w:sz w:val="24"/>
-        </w:rPr>
-        <w:hyperlink r:id="rId11" w:history="1">
-          <w:r>
-            <w:rPr>
-              <w:rStyle w:val="Hyperlink"/>
-            </w:rPr>
-            <w:t>rheen h</w:t>
-          </w:r>
-        </w:hyperlink>
+        <w:t xml:space="preserve"> (voorheen h</w:t>
       </w:r>
       <w:r>
         <w:rPr>
@@ -1487,14 +1417,7 @@
           <w:color w:val="000000"/>
           <w:sz w:val="24"/>
         </w:rPr>
-        <w:hyperlink r:id="rId13" w:history="1">
-          <w:r>
-            <w:rPr>
-              <w:rStyle w:val="Hyperlink"/>
-            </w:rPr>
-            <w:t xml:space="preserve">ijn vooral </w:t>
-          </w:r>
-        </w:hyperlink>
+        <w:t xml:space="preserve">ijn vooral </w:t>
       </w:r>
       <w:r>
         <w:rPr>
@@ -2628,7 +2551,7 @@
           <w:sz w:val="24"/>
           <w:u w:val="single"/>
         </w:rPr>
-        <w:hyperlink r:id="rId19" w:history="1">
+        <w:hyperlink r:id="rId18" w:history="1">
           <w:r>
             <w:rPr>
               <w:rStyle w:val="Hyperlink"/>
@@ -2646,7 +2569,7 @@
           <w:sz w:val="24"/>
           <w:u w:val="single"/>
         </w:rPr>
-        <w:hyperlink r:id="rId19" w:history="1">
+        <w:hyperlink r:id="rId18" w:history="1">
           <w:r>
             <w:rPr>
               <w:rStyle w:val="Hyperlink"/>
@@ -2680,8 +2603,74 @@
           <w:i w:val="0"/>
           <w:color w:val="0000FF"/>
           <w:sz w:val="24"/>
-        </w:rPr>
-        <w:t>HDC Prot</w:t>
+          <w:u w:val="single"/>
+        </w:rPr>
+        <w:hyperlink r:id="rId20" w:history="1">
+          <w:r>
+            <w:rPr>
+              <w:rStyle w:val="Hyperlink"/>
+            </w:rPr>
+            <w:t>H</w:t>
+          </w:r>
+        </w:hyperlink>
+      </w:r>
+      <w:r>
+        <w:rPr>
+          <w:rFonts w:ascii="Charis SIL Regular" w:hAnsi="Charis SIL Regular" w:eastAsia="Charis SIL Regular"/>
+          <w:b w:val="0"/>
+          <w:i w:val="0"/>
+          <w:color w:val="0000FF"/>
+          <w:sz w:val="24"/>
+          <w:u w:val="single"/>
+        </w:rPr>
+        <w:hyperlink r:id="rId19" w:history="1">
+          <w:r>
+            <w:rPr>
+              <w:rStyle w:val="Hyperlink"/>
+            </w:rPr>
+            <w:t>DC</w:t>
+          </w:r>
+        </w:hyperlink>
+      </w:r>
+      <w:r>
+        <w:rPr>
+          <w:rFonts w:ascii="Charis SIL Regular" w:hAnsi="Charis SIL Regular" w:eastAsia="Charis SIL Regular"/>
+          <w:b w:val="0"/>
+          <w:i w:val="0"/>
+          <w:color w:val="0000FF"/>
+          <w:sz w:val="24"/>
+          <w:u w:val="single"/>
+        </w:rPr>
+        <w:t xml:space="preserve"> </w:t>
+      </w:r>
+      <w:r>
+        <w:rPr>
+          <w:rFonts w:ascii="Charis SIL Regular" w:hAnsi="Charis SIL Regular" w:eastAsia="Charis SIL Regular"/>
+          <w:b w:val="0"/>
+          <w:i w:val="0"/>
+          <w:color w:val="0000FF"/>
+          <w:sz w:val="24"/>
+          <w:u w:val="single"/>
+        </w:rPr>
+        <w:hyperlink r:id="rId19" w:history="1">
+          <w:r>
+            <w:rPr>
+              <w:rStyle w:val="Hyperlink"/>
+            </w:rPr>
+            <w:t>Pro</w:t>
+          </w:r>
+        </w:hyperlink>
+      </w:r>
+      <w:r>
+        <w:rPr>
+          <w:rFonts w:ascii="Charis SIL Regular" w:hAnsi="Charis SIL Regular" w:eastAsia="Charis SIL Regular"/>
+          <w:b w:val="0"/>
+          <w:i w:val="0"/>
+          <w:color w:val="0000FF"/>
+          <w:sz w:val="24"/>
+          <w:u w:val="single"/>
+        </w:rPr>
+        <w:t>t</w:t>
       </w:r>
       <w:r>
         <w:rPr>
@@ -2872,8 +2861,16 @@
           <w:i w:val="0"/>
           <w:color w:val="0000FF"/>
           <w:sz w:val="24"/>
-        </w:rPr>
-        <w:t>Katholiek Documentatie C</w:t>
+          <w:u w:val="single"/>
+        </w:rPr>
+        <w:hyperlink r:id="rId21" w:history="1">
+          <w:r>
+            <w:rPr>
+              <w:rStyle w:val="Hyperlink"/>
+            </w:rPr>
+            <w:t>Katholiek</w:t>
+          </w:r>
+        </w:hyperlink>
       </w:r>
       <w:r>
         <w:rPr>
@@ -2884,7 +2881,119 @@
           <w:sz w:val="24"/>
           <w:u w:val="single"/>
         </w:rPr>
-        <w:hyperlink r:id="rId19" w:history="1">
+        <w:t xml:space="preserve"> </w:t>
+      </w:r>
+      <w:r>
+        <w:rPr>
+          <w:rFonts w:ascii="Charis SIL Regular" w:hAnsi="Charis SIL Regular" w:eastAsia="Charis SIL Regular"/>
+          <w:b w:val="0"/>
+          <w:i w:val="0"/>
+          <w:color w:val="0000FF"/>
+          <w:sz w:val="24"/>
+          <w:u w:val="single"/>
+        </w:rPr>
+        <w:hyperlink r:id="rId21" w:history="1">
+          <w:r>
+            <w:rPr>
+              <w:rStyle w:val="Hyperlink"/>
+            </w:rPr>
+            <w:t>Docu</w:t>
+          </w:r>
+        </w:hyperlink>
+      </w:r>
+      <w:r>
+        <w:rPr>
+          <w:rFonts w:ascii="Charis SIL Regular" w:hAnsi="Charis SIL Regular" w:eastAsia="Charis SIL Regular"/>
+          <w:b w:val="0"/>
+          <w:i w:val="0"/>
+          <w:color w:val="0000FF"/>
+          <w:sz w:val="24"/>
+          <w:u w:val="single"/>
+        </w:rPr>
+        <w:hyperlink r:id="rId21" w:history="1">
+          <w:r>
+            <w:rPr>
+              <w:rStyle w:val="Hyperlink"/>
+            </w:rPr>
+            <w:t>mentat</w:t>
+          </w:r>
+        </w:hyperlink>
+      </w:r>
+      <w:r>
+        <w:rPr>
+          <w:rFonts w:ascii="Charis SIL Regular" w:hAnsi="Charis SIL Regular" w:eastAsia="Charis SIL Regular"/>
+          <w:b w:val="0"/>
+          <w:i w:val="0"/>
+          <w:color w:val="0000FF"/>
+          <w:sz w:val="24"/>
+          <w:u w:val="single"/>
+        </w:rPr>
+        <w:hyperlink r:id="rId21" w:history="1">
+          <w:r>
+            <w:rPr>
+              <w:rStyle w:val="Hyperlink"/>
+            </w:rPr>
+            <w:t>i</w:t>
+          </w:r>
+        </w:hyperlink>
+      </w:r>
+      <w:r>
+        <w:rPr>
+          <w:rFonts w:ascii="Charis SIL Regular" w:hAnsi="Charis SIL Regular" w:eastAsia="Charis SIL Regular"/>
+          <w:b w:val="0"/>
+          <w:i w:val="0"/>
+          <w:color w:val="0000FF"/>
+          <w:sz w:val="24"/>
+          <w:u w:val="single"/>
+        </w:rPr>
+        <w:hyperlink r:id="rId21" w:history="1">
+          <w:r>
+            <w:rPr>
+              <w:rStyle w:val="Hyperlink"/>
+            </w:rPr>
+            <w:t>e</w:t>
+          </w:r>
+        </w:hyperlink>
+      </w:r>
+      <w:r>
+        <w:rPr>
+          <w:rFonts w:ascii="Charis SIL Regular" w:hAnsi="Charis SIL Regular" w:eastAsia="Charis SIL Regular"/>
+          <w:b w:val="0"/>
+          <w:i w:val="0"/>
+          <w:color w:val="0000FF"/>
+          <w:sz w:val="24"/>
+          <w:u w:val="single"/>
+        </w:rPr>
+        <w:t xml:space="preserve"> </w:t>
+      </w:r>
+      <w:r>
+        <w:rPr>
+          <w:rFonts w:ascii="Charis SIL Regular" w:hAnsi="Charis SIL Regular" w:eastAsia="Charis SIL Regular"/>
+          <w:b w:val="0"/>
+          <w:i w:val="0"/>
+          <w:color w:val="0000FF"/>
+          <w:sz w:val="24"/>
+          <w:u w:val="single"/>
+        </w:rPr>
+        <w:hyperlink r:id="rId21" w:history="1">
+          <w:r>
+            <w:rPr>
+              <w:rStyle w:val="Hyperlink"/>
+            </w:rPr>
+            <w:t>C</w:t>
+          </w:r>
+        </w:hyperlink>
+      </w:r>
+      <w:r>
+        <w:rPr>
+          <w:rFonts w:ascii="Charis SIL Regular" w:hAnsi="Charis SIL Regular" w:eastAsia="Charis SIL Regular"/>
+          <w:b w:val="0"/>
+          <w:i w:val="0"/>
+          <w:color w:val="0000FF"/>
+          <w:sz w:val="24"/>
+          <w:u w:val="single"/>
+        </w:rPr>
+        <w:hyperlink r:id="rId21" w:history="1">
           <w:r>
             <w:rPr>
               <w:rStyle w:val="Hyperlink"/>
@@ -2930,14 +3039,7 @@
           <w:color w:val="000000"/>
           <w:sz w:val="24"/>
         </w:rPr>
-        <w:hyperlink r:id="rId20" w:history="1">
-          <w:r>
-            <w:rPr>
-              <w:rStyle w:val="Hyperlink"/>
-            </w:rPr>
-            <w:t xml:space="preserve">het </w:t>
-          </w:r>
-        </w:hyperlink>
+        <w:t xml:space="preserve">het </w:t>
       </w:r>
       <w:r>
         <w:rPr>
@@ -2948,7 +3050,7 @@
           <w:sz w:val="24"/>
           <w:u w:val="single"/>
         </w:rPr>
-        <w:hyperlink r:id="rId20" w:history="1">
+        <w:hyperlink r:id="rId22" w:history="1">
           <w:r>
             <w:rPr>
               <w:rStyle w:val="Hyperlink"/>
@@ -2966,7 +3068,7 @@
           <w:sz w:val="24"/>
           <w:u w:val="single"/>
         </w:rPr>
-        <w:hyperlink r:id="rId20" w:history="1">
+        <w:hyperlink r:id="rId22" w:history="1">
           <w:r>
             <w:rPr>
               <w:rStyle w:val="Hyperlink"/>
@@ -2984,7 +3086,7 @@
           <w:sz w:val="24"/>
           <w:u w:val="single"/>
         </w:rPr>
-        <w:hyperlink r:id="rId20" w:history="1">
+        <w:hyperlink r:id="rId22" w:history="1">
           <w:r>
             <w:rPr>
               <w:rStyle w:val="Hyperlink"/>
@@ -3002,7 +3104,7 @@
           <w:sz w:val="24"/>
           <w:u w:val="single"/>
         </w:rPr>
-        <w:hyperlink r:id="rId20" w:history="1">
+        <w:hyperlink r:id="rId22" w:history="1">
           <w:r>
             <w:rPr>
               <w:rStyle w:val="Hyperlink"/>
@@ -3031,7 +3133,7 @@
           <w:sz w:val="24"/>
           <w:u w:val="single"/>
         </w:rPr>
-        <w:hyperlink r:id="rId20" w:history="1">
+        <w:hyperlink r:id="rId22" w:history="1">
           <w:r>
             <w:rPr>
               <w:rStyle w:val="Hyperlink"/>
@@ -3049,7 +3151,7 @@
           <w:sz w:val="24"/>
           <w:u w:val="single"/>
         </w:rPr>
-        <w:hyperlink r:id="rId21" w:history="1">
+        <w:hyperlink r:id="rId22" w:history="1">
           <w:r>
             <w:rPr>
               <w:rStyle w:val="Hyperlink"/>
@@ -3078,7 +3180,7 @@
           <w:sz w:val="24"/>
           <w:u w:val="single"/>
         </w:rPr>
-        <w:hyperlink r:id="rId21" w:history="1">
+        <w:hyperlink r:id="rId22" w:history="1">
           <w:r>
             <w:rPr>
               <w:rStyle w:val="Hyperlink"/>
@@ -3106,7 +3208,7 @@
           <w:color w:val="000000"/>
           <w:sz w:val="24"/>
         </w:rPr>
-        <w:hyperlink r:id="rId22" w:history="1">
+        <w:hyperlink r:id="rId21" w:history="1">
           <w:r>
             <w:rPr>
               <w:rStyle w:val="Hyperlink"/>
@@ -3135,7 +3237,7 @@
           <w:color w:val="000000"/>
           <w:sz w:val="24"/>
         </w:rPr>
-        <w:hyperlink r:id="rId22" w:history="1">
+        <w:hyperlink r:id="rId21" w:history="1">
           <w:r>
             <w:rPr>
               <w:rStyle w:val="Hyperlink"/>
@@ -3153,7 +3255,7 @@
           <w:color w:val="000000"/>
           <w:sz w:val="24"/>
         </w:rPr>
-        <w:hyperlink r:id="rId22" w:history="1">
+        <w:hyperlink r:id="rId21" w:history="1">
           <w:r>
             <w:rPr>
               <w:rStyle w:val="Hyperlink"/>
@@ -3181,7 +3283,7 @@
           <w:color w:val="000000"/>
           <w:sz w:val="24"/>
         </w:rPr>
-        <w:hyperlink r:id="rId21" w:history="1">
+        <w:hyperlink r:id="rId22" w:history="1">
           <w:r>
             <w:rPr>
               <w:rStyle w:val="Hyperlink"/>
@@ -3199,7 +3301,7 @@
           <w:color w:val="000000"/>
           <w:sz w:val="24"/>
         </w:rPr>
-        <w:hyperlink r:id="rId21" w:history="1">
+        <w:hyperlink r:id="rId22" w:history="1">
           <w:r>
             <w:rPr>
               <w:rStyle w:val="Hyperlink"/>
@@ -3217,7 +3319,7 @@
           <w:color w:val="000000"/>
           <w:sz w:val="24"/>
         </w:rPr>
-        <w:hyperlink r:id="rId21" w:history="1">
+        <w:hyperlink r:id="rId22" w:history="1">
           <w:r>
             <w:rPr>
               <w:rStyle w:val="Hyperlink"/>
@@ -3235,7 +3337,7 @@
           <w:color w:val="000000"/>
           <w:sz w:val="24"/>
         </w:rPr>
-        <w:hyperlink r:id="rId21" w:history="1">
+        <w:hyperlink r:id="rId22" w:history="1">
           <w:r>
             <w:rPr>
               <w:rStyle w:val="Hyperlink"/>
@@ -3253,7 +3355,7 @@
           <w:color w:val="000000"/>
           <w:sz w:val="24"/>
         </w:rPr>
-        <w:hyperlink r:id="rId21" w:history="1">
+        <w:hyperlink r:id="rId22" w:history="1">
           <w:r>
             <w:rPr>
               <w:rStyle w:val="Hyperlink"/>
@@ -4185,9 +4287,15 @@
           <w:i w:val="0"/>
           <w:color w:val="0000FF"/>
           <w:sz w:val="24"/>
-          <w:u w:val="single"/>
-        </w:rPr>
-        <w:t>7</w:t>
+        </w:rPr>
+        <w:hyperlink r:id="rId24" w:history="1">
+          <w:r>
+            <w:rPr>
+              <w:rStyle w:val="Hyperlink"/>
+            </w:rPr>
+            <w:t>7</w:t>
+          </w:r>
+        </w:hyperlink>
       </w:r>
       <w:r>
         <w:rPr>
@@ -4552,9 +4660,15 @@
           <w:i w:val="0"/>
           <w:color w:val="0000FF"/>
           <w:sz w:val="24"/>
-          <w:u w:val="single"/>
-        </w:rPr>
-        <w:t>1</w:t>
+        </w:rPr>
+        <w:hyperlink r:id="rId26" w:history="1">
+          <w:r>
+            <w:rPr>
+              <w:rStyle w:val="Hyperlink"/>
+            </w:rPr>
+            <w:t>1</w:t>
+          </w:r>
+        </w:hyperlink>
       </w:r>
       <w:r>
         <w:rPr>

--- a/EXPORTS/DOCX/published/niveau2/Dutch/ChristianMission.docx
+++ b/EXPORTS/DOCX/published/niveau2/Dutch/ChristianMission.docx
@@ -814,7 +814,7 @@
           <w:sz w:val="24"/>
           <w:u w:val="single"/>
         </w:rPr>
-        <w:hyperlink r:id="rId10" w:history="1">
+        <w:hyperlink r:id="rId11" w:history="1">
           <w:r>
             <w:rPr>
               <w:rStyle w:val="Hyperlink"/>
@@ -843,7 +843,7 @@
           <w:sz w:val="24"/>
           <w:u w:val="single"/>
         </w:rPr>
-        <w:hyperlink r:id="rId10" w:history="1">
+        <w:hyperlink r:id="rId11" w:history="1">
           <w:r>
             <w:rPr>
               <w:rStyle w:val="Hyperlink"/>
@@ -890,64 +890,6 @@
           <w:sz w:val="24"/>
           <w:u w:val="single"/>
         </w:rPr>
-        <w:hyperlink r:id="rId10" w:history="1">
-          <w:r>
-            <w:rPr>
-              <w:rStyle w:val="Hyperlink"/>
-            </w:rPr>
-            <w:t>e</w:t>
-          </w:r>
-        </w:hyperlink>
-      </w:r>
-      <w:r>
-        <w:rPr>
-          <w:rFonts w:ascii="Charis SIL Regular" w:hAnsi="Charis SIL Regular" w:eastAsia="Charis SIL Regular"/>
-          <w:b w:val="0"/>
-          <w:i w:val="0"/>
-          <w:color w:val="0000FF"/>
-          <w:sz w:val="24"/>
-          <w:u w:val="single"/>
-        </w:rPr>
-        <w:t xml:space="preserve"> </w:t>
-      </w:r>
-      <w:r>
-        <w:rPr>
-          <w:rFonts w:ascii="Charis SIL Regular" w:hAnsi="Charis SIL Regular" w:eastAsia="Charis SIL Regular"/>
-          <w:b w:val="0"/>
-          <w:i w:val="0"/>
-          <w:color w:val="0000FF"/>
-          <w:sz w:val="24"/>
-          <w:u w:val="single"/>
-        </w:rPr>
-        <w:t>H</w:t>
-      </w:r>
-      <w:r>
-        <w:rPr>
-          <w:rFonts w:ascii="Charis SIL Regular" w:hAnsi="Charis SIL Regular" w:eastAsia="Charis SIL Regular"/>
-          <w:b w:val="0"/>
-          <w:i w:val="0"/>
-          <w:color w:val="0000FF"/>
-          <w:sz w:val="24"/>
-          <w:u w:val="single"/>
-        </w:rPr>
-        <w:hyperlink r:id="rId10" w:history="1">
-          <w:r>
-            <w:rPr>
-              <w:rStyle w:val="Hyperlink"/>
-            </w:rPr>
-            <w:t>eilig</w:t>
-          </w:r>
-        </w:hyperlink>
-      </w:r>
-      <w:r>
-        <w:rPr>
-          <w:rFonts w:ascii="Charis SIL Regular" w:hAnsi="Charis SIL Regular" w:eastAsia="Charis SIL Regular"/>
-          <w:b w:val="0"/>
-          <w:i w:val="0"/>
-          <w:color w:val="0000FF"/>
-          <w:sz w:val="24"/>
-          <w:u w:val="single"/>
-        </w:rPr>
         <w:hyperlink r:id="rId11" w:history="1">
           <w:r>
             <w:rPr>
@@ -982,6 +924,71 @@
             <w:rPr>
               <w:rStyle w:val="Hyperlink"/>
             </w:rPr>
+            <w:t>H</w:t>
+          </w:r>
+        </w:hyperlink>
+      </w:r>
+      <w:r>
+        <w:rPr>
+          <w:rFonts w:ascii="Charis SIL Regular" w:hAnsi="Charis SIL Regular" w:eastAsia="Charis SIL Regular"/>
+          <w:b w:val="0"/>
+          <w:i w:val="0"/>
+          <w:color w:val="0000FF"/>
+          <w:sz w:val="24"/>
+          <w:u w:val="single"/>
+        </w:rPr>
+        <w:hyperlink r:id="rId11" w:history="1">
+          <w:r>
+            <w:rPr>
+              <w:rStyle w:val="Hyperlink"/>
+            </w:rPr>
+            <w:t>eilig</w:t>
+          </w:r>
+        </w:hyperlink>
+      </w:r>
+      <w:r>
+        <w:rPr>
+          <w:rFonts w:ascii="Charis SIL Regular" w:hAnsi="Charis SIL Regular" w:eastAsia="Charis SIL Regular"/>
+          <w:b w:val="0"/>
+          <w:i w:val="0"/>
+          <w:color w:val="0000FF"/>
+          <w:sz w:val="24"/>
+          <w:u w:val="single"/>
+        </w:rPr>
+        <w:hyperlink r:id="rId11" w:history="1">
+          <w:r>
+            <w:rPr>
+              <w:rStyle w:val="Hyperlink"/>
+            </w:rPr>
+            <w:t>e</w:t>
+          </w:r>
+        </w:hyperlink>
+      </w:r>
+      <w:r>
+        <w:rPr>
+          <w:rFonts w:ascii="Charis SIL Regular" w:hAnsi="Charis SIL Regular" w:eastAsia="Charis SIL Regular"/>
+          <w:b w:val="0"/>
+          <w:i w:val="0"/>
+          <w:color w:val="0000FF"/>
+          <w:sz w:val="24"/>
+          <w:u w:val="single"/>
+        </w:rPr>
+        <w:t xml:space="preserve"> </w:t>
+      </w:r>
+      <w:r>
+        <w:rPr>
+          <w:rFonts w:ascii="Charis SIL Regular" w:hAnsi="Charis SIL Regular" w:eastAsia="Charis SIL Regular"/>
+          <w:b w:val="0"/>
+          <w:i w:val="0"/>
+          <w:color w:val="0000FF"/>
+          <w:sz w:val="24"/>
+          <w:u w:val="single"/>
+        </w:rPr>
+        <w:hyperlink r:id="rId11" w:history="1">
+          <w:r>
+            <w:rPr>
+              <w:rStyle w:val="Hyperlink"/>
+            </w:rPr>
             <w:t>Geest</w:t>
           </w:r>
         </w:hyperlink>
@@ -1032,7 +1039,7 @@
           <w:sz w:val="24"/>
           <w:u w:val="single"/>
         </w:rPr>
-        <w:hyperlink r:id="rId12" w:history="1">
+        <w:hyperlink r:id="rId11" w:history="1">
           <w:r>
             <w:rPr>
               <w:rStyle w:val="Hyperlink"/>
@@ -1061,7 +1068,7 @@
           <w:sz w:val="24"/>
           <w:u w:val="single"/>
         </w:rPr>
-        <w:hyperlink r:id="rId12" w:history="1">
+        <w:hyperlink r:id="rId11" w:history="1">
           <w:r>
             <w:rPr>
               <w:rStyle w:val="Hyperlink"/>
@@ -1417,7 +1424,14 @@
           <w:color w:val="000000"/>
           <w:sz w:val="24"/>
         </w:rPr>
-        <w:t xml:space="preserve">ijn vooral </w:t>
+        <w:hyperlink r:id="rId13" w:history="1">
+          <w:r>
+            <w:rPr>
+              <w:rStyle w:val="Hyperlink"/>
+            </w:rPr>
+            <w:t xml:space="preserve">ijn vooral </w:t>
+          </w:r>
+        </w:hyperlink>
       </w:r>
       <w:r>
         <w:rPr>
@@ -1448,31 +1462,13 @@
       </w:r>
       <w:r>
         <w:rPr>
-          <w:u w:val="single" w:color="0000ff"/>
           <w:rFonts w:ascii="Charis SIL Regular" w:hAnsi="Charis SIL Regular" w:eastAsia="Charis SIL Regular"/>
           <w:b w:val="0"/>
           <w:i w:val="0"/>
           <w:color w:val="000000"/>
           <w:sz w:val="24"/>
         </w:rPr>
-        <w:hyperlink r:id="rId13" w:history="1">
-          <w:r>
-            <w:rPr>
-              <w:rStyle w:val="Hyperlink"/>
-            </w:rPr>
-            <w:t xml:space="preserve">vinden in de </w:t>
-          </w:r>
-        </w:hyperlink>
-      </w:r>
-      <w:r>
-        <w:rPr>
-          <w:rFonts w:ascii="Charis SIL Regular" w:hAnsi="Charis SIL Regular" w:eastAsia="Charis SIL Regular"/>
-          <w:b w:val="0"/>
-          <w:i w:val="0"/>
-          <w:color w:val="000000"/>
-          <w:sz w:val="24"/>
-        </w:rPr>
-        <w:t xml:space="preserve">collectie van het </w:t>
+        <w:t xml:space="preserve">vinden in de collectie van het </w:t>
       </w:r>
       <w:r>
         <w:rPr>
@@ -2493,7 +2489,7 @@
           <w:sz w:val="24"/>
           <w:u w:val="single"/>
         </w:rPr>
-        <w:hyperlink r:id="rId18" w:history="1">
+        <w:hyperlink r:id="rId19" w:history="1">
           <w:r>
             <w:rPr>
               <w:rStyle w:val="Hyperlink"/>
@@ -2522,7 +2518,7 @@
           <w:sz w:val="24"/>
           <w:u w:val="single"/>
         </w:rPr>
-        <w:hyperlink r:id="rId18" w:history="1">
+        <w:hyperlink r:id="rId19" w:history="1">
           <w:r>
             <w:rPr>
               <w:rStyle w:val="Hyperlink"/>
@@ -2551,7 +2547,7 @@
           <w:sz w:val="24"/>
           <w:u w:val="single"/>
         </w:rPr>
-        <w:hyperlink r:id="rId18" w:history="1">
+        <w:hyperlink r:id="rId19" w:history="1">
           <w:r>
             <w:rPr>
               <w:rStyle w:val="Hyperlink"/>
@@ -2910,7 +2906,7 @@
           <w:sz w:val="24"/>
           <w:u w:val="single"/>
         </w:rPr>
-        <w:hyperlink r:id="rId21" w:history="1">
+        <w:hyperlink r:id="rId19" w:history="1">
           <w:r>
             <w:rPr>
               <w:rStyle w:val="Hyperlink"/>
@@ -2928,7 +2924,7 @@
           <w:sz w:val="24"/>
           <w:u w:val="single"/>
         </w:rPr>
-        <w:hyperlink r:id="rId21" w:history="1">
+        <w:hyperlink r:id="rId19" w:history="1">
           <w:r>
             <w:rPr>
               <w:rStyle w:val="Hyperlink"/>
@@ -2946,25 +2942,14 @@
           <w:sz w:val="24"/>
           <w:u w:val="single"/>
         </w:rPr>
-        <w:hyperlink r:id="rId21" w:history="1">
+        <w:hyperlink r:id="rId19" w:history="1">
           <w:r>
             <w:rPr>
               <w:rStyle w:val="Hyperlink"/>
             </w:rPr>
-            <w:t>e</w:t>
+            <w:t xml:space="preserve">e </w:t>
           </w:r>
         </w:hyperlink>
-      </w:r>
-      <w:r>
-        <w:rPr>
-          <w:rFonts w:ascii="Charis SIL Regular" w:hAnsi="Charis SIL Regular" w:eastAsia="Charis SIL Regular"/>
-          <w:b w:val="0"/>
-          <w:i w:val="0"/>
-          <w:color w:val="0000FF"/>
-          <w:sz w:val="24"/>
-          <w:u w:val="single"/>
-        </w:rPr>
-        <w:t xml:space="preserve"> </w:t>
       </w:r>
       <w:r>
         <w:rPr>
@@ -3004,42 +2989,13 @@
       </w:r>
       <w:r>
         <w:rPr>
-          <w:u w:val="single" w:color="0000ff"/>
           <w:rFonts w:ascii="Charis SIL Regular" w:hAnsi="Charis SIL Regular" w:eastAsia="Charis SIL Regular"/>
           <w:b w:val="0"/>
           <w:i w:val="0"/>
           <w:color w:val="000000"/>
           <w:sz w:val="24"/>
         </w:rPr>
-        <w:hyperlink r:id="rId19" w:history="1">
-          <w:r>
-            <w:rPr>
-              <w:rStyle w:val="Hyperlink"/>
-            </w:rPr>
-            <w:t>, e</w:t>
-          </w:r>
-        </w:hyperlink>
-      </w:r>
-      <w:r>
-        <w:rPr>
-          <w:rFonts w:ascii="Charis SIL Regular" w:hAnsi="Charis SIL Regular" w:eastAsia="Charis SIL Regular"/>
-          <w:b w:val="0"/>
-          <w:i w:val="0"/>
-          <w:color w:val="000000"/>
-          <w:sz w:val="24"/>
-        </w:rPr>
-        <w:t xml:space="preserve">n </w:t>
-      </w:r>
-      <w:r>
-        <w:rPr>
-          <w:u w:val="single" w:color="0000ff"/>
-          <w:rFonts w:ascii="Charis SIL Regular" w:hAnsi="Charis SIL Regular" w:eastAsia="Charis SIL Regular"/>
-          <w:b w:val="0"/>
-          <w:i w:val="0"/>
-          <w:color w:val="000000"/>
-          <w:sz w:val="24"/>
-        </w:rPr>
-        <w:t xml:space="preserve">het </w:t>
+        <w:t xml:space="preserve">, en het </w:t>
       </w:r>
       <w:r>
         <w:rPr>
@@ -3201,78 +3157,13 @@
       </w:r>
       <w:r>
         <w:rPr>
-          <w:u w:val="single" w:color="0000ff"/>
           <w:rFonts w:ascii="Charis SIL Regular" w:hAnsi="Charis SIL Regular" w:eastAsia="Charis SIL Regular"/>
           <w:b w:val="0"/>
           <w:i w:val="0"/>
           <w:color w:val="000000"/>
           <w:sz w:val="24"/>
         </w:rPr>
-        <w:hyperlink r:id="rId21" w:history="1">
-          <w:r>
-            <w:rPr>
-              <w:rStyle w:val="Hyperlink"/>
-            </w:rPr>
-            <w:t>de landen</w:t>
-          </w:r>
-        </w:hyperlink>
-      </w:r>
-      <w:r>
-        <w:rPr>
-          <w:u w:val="single" w:color="0000ff"/>
-          <w:rFonts w:ascii="Charis SIL Regular" w:hAnsi="Charis SIL Regular" w:eastAsia="Charis SIL Regular"/>
-          <w:b w:val="0"/>
-          <w:i w:val="0"/>
-          <w:color w:val="000000"/>
-          <w:sz w:val="24"/>
-        </w:rPr>
-        <w:t xml:space="preserve"> </w:t>
-      </w:r>
-      <w:r>
-        <w:rPr>
-          <w:u w:val="single" w:color="0000ff"/>
-          <w:rFonts w:ascii="Charis SIL Regular" w:hAnsi="Charis SIL Regular" w:eastAsia="Charis SIL Regular"/>
-          <w:b w:val="0"/>
-          <w:i w:val="0"/>
-          <w:color w:val="000000"/>
-          <w:sz w:val="24"/>
-        </w:rPr>
-        <w:hyperlink r:id="rId21" w:history="1">
-          <w:r>
-            <w:rPr>
-              <w:rStyle w:val="Hyperlink"/>
-            </w:rPr>
-            <w:t>waar de zendi</w:t>
-          </w:r>
-        </w:hyperlink>
-      </w:r>
-      <w:r>
-        <w:rPr>
-          <w:u w:val="single" w:color="0000ff"/>
-          <w:rFonts w:ascii="Charis SIL Regular" w:hAnsi="Charis SIL Regular" w:eastAsia="Charis SIL Regular"/>
-          <w:b w:val="0"/>
-          <w:i w:val="0"/>
-          <w:color w:val="000000"/>
-          <w:sz w:val="24"/>
-        </w:rPr>
-        <w:hyperlink r:id="rId21" w:history="1">
-          <w:r>
-            <w:rPr>
-              <w:rStyle w:val="Hyperlink"/>
-            </w:rPr>
-            <w:t>ng en mi</w:t>
-          </w:r>
-        </w:hyperlink>
-      </w:r>
-      <w:r>
-        <w:rPr>
-          <w:rFonts w:ascii="Charis SIL Regular" w:hAnsi="Charis SIL Regular" w:eastAsia="Charis SIL Regular"/>
-          <w:b w:val="0"/>
-          <w:i w:val="0"/>
-          <w:color w:val="000000"/>
-          <w:sz w:val="24"/>
-        </w:rPr>
-        <w:t>ssie acti</w:t>
+        <w:t>de landen waar de zending en missie acti</w:t>
       </w:r>
       <w:r>
         <w:rPr>

--- a/EXPORTS/DOCX/published/niveau2/Dutch/ChristianMission.docx
+++ b/EXPORTS/DOCX/published/niveau2/Dutch/ChristianMission.docx
@@ -919,14 +919,7 @@
           <w:sz w:val="24"/>
           <w:u w:val="single"/>
         </w:rPr>
-        <w:hyperlink r:id="rId11" w:history="1">
-          <w:r>
-            <w:rPr>
-              <w:rStyle w:val="Hyperlink"/>
-            </w:rPr>
-            <w:t>H</w:t>
-          </w:r>
-        </w:hyperlink>
+        <w:t>H</w:t>
       </w:r>
       <w:r>
         <w:rPr>
@@ -937,7 +930,7 @@
           <w:sz w:val="24"/>
           <w:u w:val="single"/>
         </w:rPr>
-        <w:hyperlink r:id="rId11" w:history="1">
+        <w:hyperlink r:id="rId10" w:history="1">
           <w:r>
             <w:rPr>
               <w:rStyle w:val="Hyperlink"/>
@@ -1097,7 +1090,7 @@
           <w:sz w:val="24"/>
           <w:u w:val="single"/>
         </w:rPr>
-        <w:hyperlink r:id="rId12" w:history="1">
+        <w:hyperlink r:id="rId11" w:history="1">
           <w:r>
             <w:rPr>
               <w:rStyle w:val="Hyperlink"/>
@@ -1154,13 +1147,50 @@
       </w:r>
       <w:r>
         <w:rPr>
+          <w:u w:val="single" w:color="0000ff"/>
           <w:rFonts w:ascii="Charis SIL Regular" w:hAnsi="Charis SIL Regular" w:eastAsia="Charis SIL Regular"/>
           <w:b w:val="0"/>
           <w:i w:val="0"/>
           <w:color w:val="000000"/>
           <w:sz w:val="24"/>
         </w:rPr>
-        <w:t xml:space="preserve"> (voorheen h</w:t>
+        <w:hyperlink r:id="rId11" w:history="1">
+          <w:r>
+            <w:rPr>
+              <w:rStyle w:val="Hyperlink"/>
+            </w:rPr>
+            <w:t xml:space="preserve"> (</w:t>
+          </w:r>
+        </w:hyperlink>
+      </w:r>
+      <w:r>
+        <w:rPr>
+          <w:u w:val="single" w:color="0000ff"/>
+          <w:rFonts w:ascii="Charis SIL Regular" w:hAnsi="Charis SIL Regular" w:eastAsia="Charis SIL Regular"/>
+          <w:b w:val="0"/>
+          <w:i w:val="0"/>
+          <w:color w:val="000000"/>
+          <w:sz w:val="24"/>
+        </w:rPr>
+        <w:hyperlink r:id="rId11" w:history="1">
+          <w:r>
+            <w:rPr>
+              <w:rStyle w:val="Hyperlink"/>
+            </w:rPr>
+            <w:t>v</w:t>
+          </w:r>
+        </w:hyperlink>
+      </w:r>
+      <w:r>
+        <w:rPr>
+          <w:u w:val="single" w:color="0000ff"/>
+          <w:rFonts w:ascii="Charis SIL Regular" w:hAnsi="Charis SIL Regular" w:eastAsia="Charis SIL Regular"/>
+          <w:b w:val="0"/>
+          <w:i w:val="0"/>
+          <w:color w:val="000000"/>
+          <w:sz w:val="24"/>
+        </w:rPr>
+        <w:t>oorheen h</w:t>
       </w:r>
       <w:r>
         <w:rPr>
@@ -2489,6 +2519,312 @@
           <w:sz w:val="24"/>
           <w:u w:val="single"/>
         </w:rPr>
+        <w:hyperlink r:id="rId18" w:history="1">
+          <w:r>
+            <w:rPr>
+              <w:rStyle w:val="Hyperlink"/>
+            </w:rPr>
+            <w:t>n</w:t>
+          </w:r>
+        </w:hyperlink>
+      </w:r>
+      <w:r>
+        <w:rPr>
+          <w:rFonts w:ascii="Charis SIL Regular" w:hAnsi="Charis SIL Regular" w:eastAsia="Charis SIL Regular"/>
+          <w:b w:val="0"/>
+          <w:i w:val="0"/>
+          <w:color w:val="0000FF"/>
+          <w:sz w:val="24"/>
+          <w:u w:val="single"/>
+        </w:rPr>
+        <w:t xml:space="preserve"> </w:t>
+      </w:r>
+      <w:r>
+        <w:rPr>
+          <w:rFonts w:ascii="Charis SIL Regular" w:hAnsi="Charis SIL Regular" w:eastAsia="Charis SIL Regular"/>
+          <w:b w:val="0"/>
+          <w:i w:val="0"/>
+          <w:color w:val="0000FF"/>
+          <w:sz w:val="24"/>
+          <w:u w:val="single"/>
+        </w:rPr>
+        <w:hyperlink r:id="rId19" w:history="1">
+          <w:r>
+            <w:rPr>
+              <w:rStyle w:val="Hyperlink"/>
+            </w:rPr>
+            <w:t>in</w:t>
+          </w:r>
+        </w:hyperlink>
+      </w:r>
+      <w:r>
+        <w:rPr>
+          <w:rFonts w:ascii="Charis SIL Regular" w:hAnsi="Charis SIL Regular" w:eastAsia="Charis SIL Regular"/>
+          <w:b w:val="0"/>
+          <w:i w:val="0"/>
+          <w:color w:val="0000FF"/>
+          <w:sz w:val="24"/>
+          <w:u w:val="single"/>
+        </w:rPr>
+        <w:t xml:space="preserve"> </w:t>
+      </w:r>
+      <w:r>
+        <w:rPr>
+          <w:rFonts w:ascii="Charis SIL Regular" w:hAnsi="Charis SIL Regular" w:eastAsia="Charis SIL Regular"/>
+          <w:b w:val="0"/>
+          <w:i w:val="0"/>
+          <w:color w:val="0000FF"/>
+          <w:sz w:val="24"/>
+          <w:u w:val="single"/>
+        </w:rPr>
+        <w:hyperlink r:id="rId19" w:history="1">
+          <w:r>
+            <w:rPr>
+              <w:rStyle w:val="Hyperlink"/>
+            </w:rPr>
+            <w:t>Ned</w:t>
+          </w:r>
+        </w:hyperlink>
+      </w:r>
+      <w:r>
+        <w:rPr>
+          <w:rFonts w:ascii="Charis SIL Regular" w:hAnsi="Charis SIL Regular" w:eastAsia="Charis SIL Regular"/>
+          <w:b w:val="0"/>
+          <w:i w:val="0"/>
+          <w:color w:val="0000FF"/>
+          <w:sz w:val="24"/>
+          <w:u w:val="single"/>
+        </w:rPr>
+        <w:hyperlink r:id="rId19" w:history="1">
+          <w:r>
+            <w:rPr>
+              <w:rStyle w:val="Hyperlink"/>
+            </w:rPr>
+            <w:t>erland</w:t>
+          </w:r>
+        </w:hyperlink>
+      </w:r>
+      <w:r>
+        <w:rPr>
+          <w:u w:val="single" w:color="0000ff"/>
+          <w:rFonts w:ascii="Charis SIL Regular" w:hAnsi="Charis SIL Regular" w:eastAsia="Charis SIL Regular"/>
+          <w:b w:val="0"/>
+          <w:i w:val="0"/>
+          <w:color w:val="000000"/>
+          <w:sz w:val="24"/>
+        </w:rPr>
+        <w:hyperlink r:id="rId18" w:history="1">
+          <w:r>
+            <w:rPr>
+              <w:rStyle w:val="Hyperlink"/>
+            </w:rPr>
+            <w:t xml:space="preserve">, </w:t>
+          </w:r>
+        </w:hyperlink>
+      </w:r>
+      <w:r>
+        <w:rPr>
+          <w:rFonts w:ascii="Charis SIL Regular" w:hAnsi="Charis SIL Regular" w:eastAsia="Charis SIL Regular"/>
+          <w:b w:val="0"/>
+          <w:i w:val="0"/>
+          <w:color w:val="0000FF"/>
+          <w:sz w:val="24"/>
+          <w:u w:val="single"/>
+        </w:rPr>
+        <w:hyperlink r:id="rId20" w:history="1">
+          <w:r>
+            <w:rPr>
+              <w:rStyle w:val="Hyperlink"/>
+            </w:rPr>
+            <w:t>H</w:t>
+          </w:r>
+        </w:hyperlink>
+      </w:r>
+      <w:r>
+        <w:rPr>
+          <w:rFonts w:ascii="Charis SIL Regular" w:hAnsi="Charis SIL Regular" w:eastAsia="Charis SIL Regular"/>
+          <w:b w:val="0"/>
+          <w:i w:val="0"/>
+          <w:color w:val="0000FF"/>
+          <w:sz w:val="24"/>
+          <w:u w:val="single"/>
+        </w:rPr>
+        <w:hyperlink r:id="rId19" w:history="1">
+          <w:r>
+            <w:rPr>
+              <w:rStyle w:val="Hyperlink"/>
+            </w:rPr>
+            <w:t>DC</w:t>
+          </w:r>
+        </w:hyperlink>
+      </w:r>
+      <w:r>
+        <w:rPr>
+          <w:rFonts w:ascii="Charis SIL Regular" w:hAnsi="Charis SIL Regular" w:eastAsia="Charis SIL Regular"/>
+          <w:b w:val="0"/>
+          <w:i w:val="0"/>
+          <w:color w:val="0000FF"/>
+          <w:sz w:val="24"/>
+          <w:u w:val="single"/>
+        </w:rPr>
+        <w:t xml:space="preserve"> </w:t>
+      </w:r>
+      <w:r>
+        <w:rPr>
+          <w:rFonts w:ascii="Charis SIL Regular" w:hAnsi="Charis SIL Regular" w:eastAsia="Charis SIL Regular"/>
+          <w:b w:val="0"/>
+          <w:i w:val="0"/>
+          <w:color w:val="0000FF"/>
+          <w:sz w:val="24"/>
+          <w:u w:val="single"/>
+        </w:rPr>
+        <w:hyperlink r:id="rId19" w:history="1">
+          <w:r>
+            <w:rPr>
+              <w:rStyle w:val="Hyperlink"/>
+            </w:rPr>
+            <w:t>Pro</w:t>
+          </w:r>
+        </w:hyperlink>
+      </w:r>
+      <w:r>
+        <w:rPr>
+          <w:rFonts w:ascii="Charis SIL Regular" w:hAnsi="Charis SIL Regular" w:eastAsia="Charis SIL Regular"/>
+          <w:b w:val="0"/>
+          <w:i w:val="0"/>
+          <w:color w:val="0000FF"/>
+          <w:sz w:val="24"/>
+        </w:rPr>
+        <w:t>t</w:t>
+      </w:r>
+      <w:r>
+        <w:rPr>
+          <w:rFonts w:ascii="Charis SIL Regular" w:hAnsi="Charis SIL Regular" w:eastAsia="Charis SIL Regular"/>
+          <w:b w:val="0"/>
+          <w:i w:val="0"/>
+          <w:color w:val="0000FF"/>
+          <w:sz w:val="24"/>
+          <w:u w:val="single"/>
+        </w:rPr>
+        <w:hyperlink r:id="rId19" w:history="1">
+          <w:r>
+            <w:rPr>
+              <w:rStyle w:val="Hyperlink"/>
+            </w:rPr>
+            <w:t>est</w:t>
+          </w:r>
+        </w:hyperlink>
+      </w:r>
+      <w:r>
+        <w:rPr>
+          <w:rFonts w:ascii="Charis SIL Regular" w:hAnsi="Charis SIL Regular" w:eastAsia="Charis SIL Regular"/>
+          <w:b w:val="0"/>
+          <w:i w:val="0"/>
+          <w:color w:val="0000FF"/>
+          <w:sz w:val="24"/>
+          <w:u w:val="single"/>
+        </w:rPr>
+        <w:hyperlink r:id="rId19" w:history="1">
+          <w:r>
+            <w:rPr>
+              <w:rStyle w:val="Hyperlink"/>
+            </w:rPr>
+            <w:t>ants</w:t>
+          </w:r>
+        </w:hyperlink>
+      </w:r>
+      <w:r>
+        <w:rPr>
+          <w:rFonts w:ascii="Charis SIL Regular" w:hAnsi="Charis SIL Regular" w:eastAsia="Charis SIL Regular"/>
+          <w:b w:val="0"/>
+          <w:i w:val="0"/>
+          <w:color w:val="0000FF"/>
+          <w:sz w:val="24"/>
+          <w:u w:val="single"/>
+        </w:rPr>
+        <w:t xml:space="preserve"> </w:t>
+      </w:r>
+      <w:r>
+        <w:rPr>
+          <w:rFonts w:ascii="Charis SIL Regular" w:hAnsi="Charis SIL Regular" w:eastAsia="Charis SIL Regular"/>
+          <w:b w:val="0"/>
+          <w:i w:val="0"/>
+          <w:color w:val="0000FF"/>
+          <w:sz w:val="24"/>
+          <w:u w:val="single"/>
+        </w:rPr>
+        <w:hyperlink r:id="rId19" w:history="1">
+          <w:r>
+            <w:rPr>
+              <w:rStyle w:val="Hyperlink"/>
+            </w:rPr>
+            <w:t>Erfgoed</w:t>
+          </w:r>
+        </w:hyperlink>
+      </w:r>
+      <w:r>
+        <w:rPr>
+          <w:u w:val="single" w:color="0000ff"/>
+          <w:rFonts w:ascii="Charis SIL Regular" w:hAnsi="Charis SIL Regular" w:eastAsia="Charis SIL Regular"/>
+          <w:b w:val="0"/>
+          <w:i w:val="0"/>
+          <w:color w:val="000000"/>
+          <w:sz w:val="24"/>
+        </w:rPr>
+        <w:hyperlink r:id="rId19" w:history="1">
+          <w:r>
+            <w:rPr>
+              <w:rStyle w:val="Hyperlink"/>
+            </w:rPr>
+            <w:t xml:space="preserve"> bij de Vri</w:t>
+          </w:r>
+        </w:hyperlink>
+      </w:r>
+      <w:r>
+        <w:rPr>
+          <w:u w:val="single" w:color="0000ff"/>
+          <w:rFonts w:ascii="Charis SIL Regular" w:hAnsi="Charis SIL Regular" w:eastAsia="Charis SIL Regular"/>
+          <w:b w:val="0"/>
+          <w:i w:val="0"/>
+          <w:color w:val="000000"/>
+          <w:sz w:val="24"/>
+        </w:rPr>
+        <w:hyperlink r:id="rId19" w:history="1">
+          <w:r>
+            <w:rPr>
+              <w:rStyle w:val="Hyperlink"/>
+            </w:rPr>
+            <w:t>j</w:t>
+          </w:r>
+        </w:hyperlink>
+      </w:r>
+      <w:r>
+        <w:rPr>
+          <w:u w:val="single" w:color="0000ff"/>
+          <w:rFonts w:ascii="Charis SIL Regular" w:hAnsi="Charis SIL Regular" w:eastAsia="Charis SIL Regular"/>
+          <w:b w:val="0"/>
+          <w:i w:val="0"/>
+          <w:color w:val="000000"/>
+          <w:sz w:val="24"/>
+        </w:rPr>
+        <w:hyperlink r:id="rId19" w:history="1">
+          <w:r>
+            <w:rPr>
+              <w:rStyle w:val="Hyperlink"/>
+            </w:rPr>
+            <w:t>e U</w:t>
+          </w:r>
+        </w:hyperlink>
+      </w:r>
+      <w:r>
+        <w:rPr>
+          <w:u w:val="single" w:color="0000ff"/>
+          <w:rFonts w:ascii="Charis SIL Regular" w:hAnsi="Charis SIL Regular" w:eastAsia="Charis SIL Regular"/>
+          <w:b w:val="0"/>
+          <w:i w:val="0"/>
+          <w:color w:val="000000"/>
+          <w:sz w:val="24"/>
+        </w:rPr>
         <w:hyperlink r:id="rId19" w:history="1">
           <w:r>
             <w:rPr>
@@ -2500,313 +2836,6 @@
       </w:r>
       <w:r>
         <w:rPr>
-          <w:rFonts w:ascii="Charis SIL Regular" w:hAnsi="Charis SIL Regular" w:eastAsia="Charis SIL Regular"/>
-          <w:b w:val="0"/>
-          <w:i w:val="0"/>
-          <w:color w:val="0000FF"/>
-          <w:sz w:val="24"/>
-          <w:u w:val="single"/>
-        </w:rPr>
-        <w:t xml:space="preserve"> </w:t>
-      </w:r>
-      <w:r>
-        <w:rPr>
-          <w:rFonts w:ascii="Charis SIL Regular" w:hAnsi="Charis SIL Regular" w:eastAsia="Charis SIL Regular"/>
-          <w:b w:val="0"/>
-          <w:i w:val="0"/>
-          <w:color w:val="0000FF"/>
-          <w:sz w:val="24"/>
-          <w:u w:val="single"/>
-        </w:rPr>
-        <w:hyperlink r:id="rId19" w:history="1">
-          <w:r>
-            <w:rPr>
-              <w:rStyle w:val="Hyperlink"/>
-            </w:rPr>
-            <w:t>in</w:t>
-          </w:r>
-        </w:hyperlink>
-      </w:r>
-      <w:r>
-        <w:rPr>
-          <w:rFonts w:ascii="Charis SIL Regular" w:hAnsi="Charis SIL Regular" w:eastAsia="Charis SIL Regular"/>
-          <w:b w:val="0"/>
-          <w:i w:val="0"/>
-          <w:color w:val="0000FF"/>
-          <w:sz w:val="24"/>
-          <w:u w:val="single"/>
-        </w:rPr>
-        <w:t xml:space="preserve"> </w:t>
-      </w:r>
-      <w:r>
-        <w:rPr>
-          <w:rFonts w:ascii="Charis SIL Regular" w:hAnsi="Charis SIL Regular" w:eastAsia="Charis SIL Regular"/>
-          <w:b w:val="0"/>
-          <w:i w:val="0"/>
-          <w:color w:val="0000FF"/>
-          <w:sz w:val="24"/>
-          <w:u w:val="single"/>
-        </w:rPr>
-        <w:hyperlink r:id="rId19" w:history="1">
-          <w:r>
-            <w:rPr>
-              <w:rStyle w:val="Hyperlink"/>
-            </w:rPr>
-            <w:t>Ned</w:t>
-          </w:r>
-        </w:hyperlink>
-      </w:r>
-      <w:r>
-        <w:rPr>
-          <w:rFonts w:ascii="Charis SIL Regular" w:hAnsi="Charis SIL Regular" w:eastAsia="Charis SIL Regular"/>
-          <w:b w:val="0"/>
-          <w:i w:val="0"/>
-          <w:color w:val="0000FF"/>
-          <w:sz w:val="24"/>
-          <w:u w:val="single"/>
-        </w:rPr>
-        <w:hyperlink r:id="rId18" w:history="1">
-          <w:r>
-            <w:rPr>
-              <w:rStyle w:val="Hyperlink"/>
-            </w:rPr>
-            <w:t>erland</w:t>
-          </w:r>
-        </w:hyperlink>
-      </w:r>
-      <w:r>
-        <w:rPr>
-          <w:u w:val="single" w:color="0000ff"/>
-          <w:rFonts w:ascii="Charis SIL Regular" w:hAnsi="Charis SIL Regular" w:eastAsia="Charis SIL Regular"/>
-          <w:b w:val="0"/>
-          <w:i w:val="0"/>
-          <w:color w:val="000000"/>
-          <w:sz w:val="24"/>
-        </w:rPr>
-        <w:hyperlink r:id="rId18" w:history="1">
-          <w:r>
-            <w:rPr>
-              <w:rStyle w:val="Hyperlink"/>
-            </w:rPr>
-            <w:t xml:space="preserve">, </w:t>
-          </w:r>
-        </w:hyperlink>
-      </w:r>
-      <w:r>
-        <w:rPr>
-          <w:rFonts w:ascii="Charis SIL Regular" w:hAnsi="Charis SIL Regular" w:eastAsia="Charis SIL Regular"/>
-          <w:b w:val="0"/>
-          <w:i w:val="0"/>
-          <w:color w:val="0000FF"/>
-          <w:sz w:val="24"/>
-          <w:u w:val="single"/>
-        </w:rPr>
-        <w:hyperlink r:id="rId20" w:history="1">
-          <w:r>
-            <w:rPr>
-              <w:rStyle w:val="Hyperlink"/>
-            </w:rPr>
-            <w:t>H</w:t>
-          </w:r>
-        </w:hyperlink>
-      </w:r>
-      <w:r>
-        <w:rPr>
-          <w:rFonts w:ascii="Charis SIL Regular" w:hAnsi="Charis SIL Regular" w:eastAsia="Charis SIL Regular"/>
-          <w:b w:val="0"/>
-          <w:i w:val="0"/>
-          <w:color w:val="0000FF"/>
-          <w:sz w:val="24"/>
-          <w:u w:val="single"/>
-        </w:rPr>
-        <w:hyperlink r:id="rId19" w:history="1">
-          <w:r>
-            <w:rPr>
-              <w:rStyle w:val="Hyperlink"/>
-            </w:rPr>
-            <w:t>DC</w:t>
-          </w:r>
-        </w:hyperlink>
-      </w:r>
-      <w:r>
-        <w:rPr>
-          <w:rFonts w:ascii="Charis SIL Regular" w:hAnsi="Charis SIL Regular" w:eastAsia="Charis SIL Regular"/>
-          <w:b w:val="0"/>
-          <w:i w:val="0"/>
-          <w:color w:val="0000FF"/>
-          <w:sz w:val="24"/>
-          <w:u w:val="single"/>
-        </w:rPr>
-        <w:t xml:space="preserve"> </w:t>
-      </w:r>
-      <w:r>
-        <w:rPr>
-          <w:rFonts w:ascii="Charis SIL Regular" w:hAnsi="Charis SIL Regular" w:eastAsia="Charis SIL Regular"/>
-          <w:b w:val="0"/>
-          <w:i w:val="0"/>
-          <w:color w:val="0000FF"/>
-          <w:sz w:val="24"/>
-          <w:u w:val="single"/>
-        </w:rPr>
-        <w:hyperlink r:id="rId19" w:history="1">
-          <w:r>
-            <w:rPr>
-              <w:rStyle w:val="Hyperlink"/>
-            </w:rPr>
-            <w:t>Pro</w:t>
-          </w:r>
-        </w:hyperlink>
-      </w:r>
-      <w:r>
-        <w:rPr>
-          <w:rFonts w:ascii="Charis SIL Regular" w:hAnsi="Charis SIL Regular" w:eastAsia="Charis SIL Regular"/>
-          <w:b w:val="0"/>
-          <w:i w:val="0"/>
-          <w:color w:val="0000FF"/>
-          <w:sz w:val="24"/>
-          <w:u w:val="single"/>
-        </w:rPr>
-        <w:t>t</w:t>
-      </w:r>
-      <w:r>
-        <w:rPr>
-          <w:rFonts w:ascii="Charis SIL Regular" w:hAnsi="Charis SIL Regular" w:eastAsia="Charis SIL Regular"/>
-          <w:b w:val="0"/>
-          <w:i w:val="0"/>
-          <w:color w:val="0000FF"/>
-          <w:sz w:val="24"/>
-          <w:u w:val="single"/>
-        </w:rPr>
-        <w:hyperlink r:id="rId19" w:history="1">
-          <w:r>
-            <w:rPr>
-              <w:rStyle w:val="Hyperlink"/>
-            </w:rPr>
-            <w:t>est</w:t>
-          </w:r>
-        </w:hyperlink>
-      </w:r>
-      <w:r>
-        <w:rPr>
-          <w:rFonts w:ascii="Charis SIL Regular" w:hAnsi="Charis SIL Regular" w:eastAsia="Charis SIL Regular"/>
-          <w:b w:val="0"/>
-          <w:i w:val="0"/>
-          <w:color w:val="0000FF"/>
-          <w:sz w:val="24"/>
-          <w:u w:val="single"/>
-        </w:rPr>
-        <w:hyperlink r:id="rId19" w:history="1">
-          <w:r>
-            <w:rPr>
-              <w:rStyle w:val="Hyperlink"/>
-            </w:rPr>
-            <w:t>ants</w:t>
-          </w:r>
-        </w:hyperlink>
-      </w:r>
-      <w:r>
-        <w:rPr>
-          <w:rFonts w:ascii="Charis SIL Regular" w:hAnsi="Charis SIL Regular" w:eastAsia="Charis SIL Regular"/>
-          <w:b w:val="0"/>
-          <w:i w:val="0"/>
-          <w:color w:val="0000FF"/>
-          <w:sz w:val="24"/>
-          <w:u w:val="single"/>
-        </w:rPr>
-        <w:t xml:space="preserve"> </w:t>
-      </w:r>
-      <w:r>
-        <w:rPr>
-          <w:rFonts w:ascii="Charis SIL Regular" w:hAnsi="Charis SIL Regular" w:eastAsia="Charis SIL Regular"/>
-          <w:b w:val="0"/>
-          <w:i w:val="0"/>
-          <w:color w:val="0000FF"/>
-          <w:sz w:val="24"/>
-          <w:u w:val="single"/>
-        </w:rPr>
-        <w:hyperlink r:id="rId19" w:history="1">
-          <w:r>
-            <w:rPr>
-              <w:rStyle w:val="Hyperlink"/>
-            </w:rPr>
-            <w:t>Erfgoed</w:t>
-          </w:r>
-        </w:hyperlink>
-      </w:r>
-      <w:r>
-        <w:rPr>
-          <w:u w:val="single" w:color="0000ff"/>
-          <w:rFonts w:ascii="Charis SIL Regular" w:hAnsi="Charis SIL Regular" w:eastAsia="Charis SIL Regular"/>
-          <w:b w:val="0"/>
-          <w:i w:val="0"/>
-          <w:color w:val="000000"/>
-          <w:sz w:val="24"/>
-        </w:rPr>
-        <w:hyperlink r:id="rId19" w:history="1">
-          <w:r>
-            <w:rPr>
-              <w:rStyle w:val="Hyperlink"/>
-            </w:rPr>
-            <w:t xml:space="preserve"> bij de Vri</w:t>
-          </w:r>
-        </w:hyperlink>
-      </w:r>
-      <w:r>
-        <w:rPr>
-          <w:u w:val="single" w:color="0000ff"/>
-          <w:rFonts w:ascii="Charis SIL Regular" w:hAnsi="Charis SIL Regular" w:eastAsia="Charis SIL Regular"/>
-          <w:b w:val="0"/>
-          <w:i w:val="0"/>
-          <w:color w:val="000000"/>
-          <w:sz w:val="24"/>
-        </w:rPr>
-        <w:hyperlink r:id="rId19" w:history="1">
-          <w:r>
-            <w:rPr>
-              <w:rStyle w:val="Hyperlink"/>
-            </w:rPr>
-            <w:t>j</w:t>
-          </w:r>
-        </w:hyperlink>
-      </w:r>
-      <w:r>
-        <w:rPr>
-          <w:u w:val="single" w:color="0000ff"/>
-          <w:rFonts w:ascii="Charis SIL Regular" w:hAnsi="Charis SIL Regular" w:eastAsia="Charis SIL Regular"/>
-          <w:b w:val="0"/>
-          <w:i w:val="0"/>
-          <w:color w:val="000000"/>
-          <w:sz w:val="24"/>
-        </w:rPr>
-        <w:hyperlink r:id="rId19" w:history="1">
-          <w:r>
-            <w:rPr>
-              <w:rStyle w:val="Hyperlink"/>
-            </w:rPr>
-            <w:t>e U</w:t>
-          </w:r>
-        </w:hyperlink>
-      </w:r>
-      <w:r>
-        <w:rPr>
-          <w:u w:val="single" w:color="0000ff"/>
-          <w:rFonts w:ascii="Charis SIL Regular" w:hAnsi="Charis SIL Regular" w:eastAsia="Charis SIL Regular"/>
-          <w:b w:val="0"/>
-          <w:i w:val="0"/>
-          <w:color w:val="000000"/>
-          <w:sz w:val="24"/>
-        </w:rPr>
-        <w:hyperlink r:id="rId19" w:history="1">
-          <w:r>
-            <w:rPr>
-              <w:rStyle w:val="Hyperlink"/>
-            </w:rPr>
-            <w:t>n</w:t>
-          </w:r>
-        </w:hyperlink>
-      </w:r>
-      <w:r>
-        <w:rPr>
           <w:u w:val="single" w:color="0000ff"/>
           <w:rFonts w:ascii="Charis SIL Regular" w:hAnsi="Charis SIL Regular" w:eastAsia="Charis SIL Regular"/>
           <w:b w:val="0"/>
@@ -2906,7 +2935,7 @@
           <w:sz w:val="24"/>
           <w:u w:val="single"/>
         </w:rPr>
-        <w:hyperlink r:id="rId19" w:history="1">
+        <w:hyperlink r:id="rId21" w:history="1">
           <w:r>
             <w:rPr>
               <w:rStyle w:val="Hyperlink"/>
@@ -2924,7 +2953,7 @@
           <w:sz w:val="24"/>
           <w:u w:val="single"/>
         </w:rPr>
-        <w:hyperlink r:id="rId19" w:history="1">
+        <w:hyperlink r:id="rId21" w:history="1">
           <w:r>
             <w:rPr>
               <w:rStyle w:val="Hyperlink"/>
@@ -2947,7 +2976,7 @@
             <w:rPr>
               <w:rStyle w:val="Hyperlink"/>
             </w:rPr>
-            <w:t xml:space="preserve">e </w:t>
+            <w:t>e</w:t>
           </w:r>
         </w:hyperlink>
       </w:r>
@@ -2960,14 +2989,7 @@
           <w:sz w:val="24"/>
           <w:u w:val="single"/>
         </w:rPr>
-        <w:hyperlink r:id="rId21" w:history="1">
-          <w:r>
-            <w:rPr>
-              <w:rStyle w:val="Hyperlink"/>
-            </w:rPr>
-            <w:t>C</w:t>
-          </w:r>
-        </w:hyperlink>
+        <w:t xml:space="preserve"> </w:t>
       </w:r>
       <w:r>
         <w:rPr>
@@ -2978,7 +3000,18 @@
           <w:sz w:val="24"/>
           <w:u w:val="single"/>
         </w:rPr>
-        <w:hyperlink r:id="rId21" w:history="1">
+        <w:t>C</w:t>
+      </w:r>
+      <w:r>
+        <w:rPr>
+          <w:rFonts w:ascii="Charis SIL Regular" w:hAnsi="Charis SIL Regular" w:eastAsia="Charis SIL Regular"/>
+          <w:b w:val="0"/>
+          <w:i w:val="0"/>
+          <w:color w:val="0000FF"/>
+          <w:sz w:val="24"/>
+          <w:u w:val="single"/>
+        </w:rPr>
+        <w:hyperlink r:id="rId19" w:history="1">
           <w:r>
             <w:rPr>
               <w:rStyle w:val="Hyperlink"/>
@@ -3006,7 +3039,7 @@
           <w:sz w:val="24"/>
           <w:u w:val="single"/>
         </w:rPr>
-        <w:hyperlink r:id="rId22" w:history="1">
+        <w:hyperlink r:id="rId20" w:history="1">
           <w:r>
             <w:rPr>
               <w:rStyle w:val="Hyperlink"/>
@@ -3024,7 +3057,7 @@
           <w:sz w:val="24"/>
           <w:u w:val="single"/>
         </w:rPr>
-        <w:hyperlink r:id="rId22" w:history="1">
+        <w:hyperlink r:id="rId20" w:history="1">
           <w:r>
             <w:rPr>
               <w:rStyle w:val="Hyperlink"/>
@@ -3042,7 +3075,7 @@
           <w:sz w:val="24"/>
           <w:u w:val="single"/>
         </w:rPr>
-        <w:hyperlink r:id="rId22" w:history="1">
+        <w:hyperlink r:id="rId20" w:history="1">
           <w:r>
             <w:rPr>
               <w:rStyle w:val="Hyperlink"/>
@@ -3060,7 +3093,7 @@
           <w:sz w:val="24"/>
           <w:u w:val="single"/>
         </w:rPr>
-        <w:hyperlink r:id="rId22" w:history="1">
+        <w:hyperlink r:id="rId20" w:history="1">
           <w:r>
             <w:rPr>
               <w:rStyle w:val="Hyperlink"/>
@@ -3157,13 +3190,78 @@
       </w:r>
       <w:r>
         <w:rPr>
+          <w:u w:val="single" w:color="0000ff"/>
           <w:rFonts w:ascii="Charis SIL Regular" w:hAnsi="Charis SIL Regular" w:eastAsia="Charis SIL Regular"/>
           <w:b w:val="0"/>
           <w:i w:val="0"/>
           <w:color w:val="000000"/>
           <w:sz w:val="24"/>
         </w:rPr>
-        <w:t>de landen waar de zending en missie acti</w:t>
+        <w:hyperlink r:id="rId21" w:history="1">
+          <w:r>
+            <w:rPr>
+              <w:rStyle w:val="Hyperlink"/>
+            </w:rPr>
+            <w:t>de landen</w:t>
+          </w:r>
+        </w:hyperlink>
+      </w:r>
+      <w:r>
+        <w:rPr>
+          <w:u w:val="single" w:color="0000ff"/>
+          <w:rFonts w:ascii="Charis SIL Regular" w:hAnsi="Charis SIL Regular" w:eastAsia="Charis SIL Regular"/>
+          <w:b w:val="0"/>
+          <w:i w:val="0"/>
+          <w:color w:val="000000"/>
+          <w:sz w:val="24"/>
+        </w:rPr>
+        <w:t xml:space="preserve"> </w:t>
+      </w:r>
+      <w:r>
+        <w:rPr>
+          <w:u w:val="single" w:color="0000ff"/>
+          <w:rFonts w:ascii="Charis SIL Regular" w:hAnsi="Charis SIL Regular" w:eastAsia="Charis SIL Regular"/>
+          <w:b w:val="0"/>
+          <w:i w:val="0"/>
+          <w:color w:val="000000"/>
+          <w:sz w:val="24"/>
+        </w:rPr>
+        <w:hyperlink r:id="rId21" w:history="1">
+          <w:r>
+            <w:rPr>
+              <w:rStyle w:val="Hyperlink"/>
+            </w:rPr>
+            <w:t>waar de zendi</w:t>
+          </w:r>
+        </w:hyperlink>
+      </w:r>
+      <w:r>
+        <w:rPr>
+          <w:u w:val="single" w:color="0000ff"/>
+          <w:rFonts w:ascii="Charis SIL Regular" w:hAnsi="Charis SIL Regular" w:eastAsia="Charis SIL Regular"/>
+          <w:b w:val="0"/>
+          <w:i w:val="0"/>
+          <w:color w:val="000000"/>
+          <w:sz w:val="24"/>
+        </w:rPr>
+        <w:hyperlink r:id="rId21" w:history="1">
+          <w:r>
+            <w:rPr>
+              <w:rStyle w:val="Hyperlink"/>
+            </w:rPr>
+            <w:t>ng en mi</w:t>
+          </w:r>
+        </w:hyperlink>
+      </w:r>
+      <w:r>
+        <w:rPr>
+          <w:rFonts w:ascii="Charis SIL Regular" w:hAnsi="Charis SIL Regular" w:eastAsia="Charis SIL Regular"/>
+          <w:b w:val="0"/>
+          <w:i w:val="0"/>
+          <w:color w:val="000000"/>
+          <w:sz w:val="24"/>
+        </w:rPr>
+        <w:t>ssie acti</w:t>
       </w:r>
       <w:r>
         <w:rPr>
@@ -4178,15 +4276,9 @@
           <w:i w:val="0"/>
           <w:color w:val="0000FF"/>
           <w:sz w:val="24"/>
-        </w:rPr>
-        <w:hyperlink r:id="rId24" w:history="1">
-          <w:r>
-            <w:rPr>
-              <w:rStyle w:val="Hyperlink"/>
-            </w:rPr>
-            <w:t>7</w:t>
-          </w:r>
-        </w:hyperlink>
+          <w:u w:val="single"/>
+        </w:rPr>
+        <w:t>7</w:t>
       </w:r>
       <w:r>
         <w:rPr>
@@ -4551,15 +4643,9 @@
           <w:i w:val="0"/>
           <w:color w:val="0000FF"/>
           <w:sz w:val="24"/>
-        </w:rPr>
-        <w:hyperlink r:id="rId26" w:history="1">
-          <w:r>
-            <w:rPr>
-              <w:rStyle w:val="Hyperlink"/>
-            </w:rPr>
-            <w:t>1</w:t>
-          </w:r>
-        </w:hyperlink>
+          <w:u w:val="single"/>
+        </w:rPr>
+        <w:t>1</w:t>
       </w:r>
       <w:r>
         <w:rPr>

--- a/EXPORTS/DOCX/published/niveau2/Dutch/ChristianMission.docx
+++ b/EXPORTS/DOCX/published/niveau2/Dutch/ChristianMission.docx
@@ -814,7 +814,7 @@
           <w:sz w:val="24"/>
           <w:u w:val="single"/>
         </w:rPr>
-        <w:hyperlink r:id="rId11" w:history="1">
+        <w:hyperlink r:id="rId10" w:history="1">
           <w:r>
             <w:rPr>
               <w:rStyle w:val="Hyperlink"/>
@@ -843,7 +843,7 @@
           <w:sz w:val="24"/>
           <w:u w:val="single"/>
         </w:rPr>
-        <w:hyperlink r:id="rId11" w:history="1">
+        <w:hyperlink r:id="rId10" w:history="1">
           <w:r>
             <w:rPr>
               <w:rStyle w:val="Hyperlink"/>
@@ -890,6 +890,71 @@
           <w:sz w:val="24"/>
           <w:u w:val="single"/>
         </w:rPr>
+        <w:hyperlink r:id="rId10" w:history="1">
+          <w:r>
+            <w:rPr>
+              <w:rStyle w:val="Hyperlink"/>
+            </w:rPr>
+            <w:t>e</w:t>
+          </w:r>
+        </w:hyperlink>
+      </w:r>
+      <w:r>
+        <w:rPr>
+          <w:rFonts w:ascii="Charis SIL Regular" w:hAnsi="Charis SIL Regular" w:eastAsia="Charis SIL Regular"/>
+          <w:b w:val="0"/>
+          <w:i w:val="0"/>
+          <w:color w:val="0000FF"/>
+          <w:sz w:val="24"/>
+          <w:u w:val="single"/>
+        </w:rPr>
+        <w:t xml:space="preserve"> </w:t>
+      </w:r>
+      <w:r>
+        <w:rPr>
+          <w:rFonts w:ascii="Charis SIL Regular" w:hAnsi="Charis SIL Regular" w:eastAsia="Charis SIL Regular"/>
+          <w:b w:val="0"/>
+          <w:i w:val="0"/>
+          <w:color w:val="0000FF"/>
+          <w:sz w:val="24"/>
+          <w:u w:val="single"/>
+        </w:rPr>
+        <w:hyperlink r:id="rId11" w:history="1">
+          <w:r>
+            <w:rPr>
+              <w:rStyle w:val="Hyperlink"/>
+            </w:rPr>
+            <w:t>H</w:t>
+          </w:r>
+        </w:hyperlink>
+      </w:r>
+      <w:r>
+        <w:rPr>
+          <w:rFonts w:ascii="Charis SIL Regular" w:hAnsi="Charis SIL Regular" w:eastAsia="Charis SIL Regular"/>
+          <w:b w:val="0"/>
+          <w:i w:val="0"/>
+          <w:color w:val="0000FF"/>
+          <w:sz w:val="24"/>
+          <w:u w:val="single"/>
+        </w:rPr>
+        <w:hyperlink r:id="rId11" w:history="1">
+          <w:r>
+            <w:rPr>
+              <w:rStyle w:val="Hyperlink"/>
+            </w:rPr>
+            <w:t>eilig</w:t>
+          </w:r>
+        </w:hyperlink>
+      </w:r>
+      <w:r>
+        <w:rPr>
+          <w:rFonts w:ascii="Charis SIL Regular" w:hAnsi="Charis SIL Regular" w:eastAsia="Charis SIL Regular"/>
+          <w:b w:val="0"/>
+          <w:i w:val="0"/>
+          <w:color w:val="0000FF"/>
+          <w:sz w:val="24"/>
+          <w:u w:val="single"/>
+        </w:rPr>
         <w:hyperlink r:id="rId11" w:history="1">
           <w:r>
             <w:rPr>
@@ -919,64 +984,6 @@
           <w:sz w:val="24"/>
           <w:u w:val="single"/>
         </w:rPr>
-        <w:t>H</w:t>
-      </w:r>
-      <w:r>
-        <w:rPr>
-          <w:rFonts w:ascii="Charis SIL Regular" w:hAnsi="Charis SIL Regular" w:eastAsia="Charis SIL Regular"/>
-          <w:b w:val="0"/>
-          <w:i w:val="0"/>
-          <w:color w:val="0000FF"/>
-          <w:sz w:val="24"/>
-          <w:u w:val="single"/>
-        </w:rPr>
-        <w:hyperlink r:id="rId10" w:history="1">
-          <w:r>
-            <w:rPr>
-              <w:rStyle w:val="Hyperlink"/>
-            </w:rPr>
-            <w:t>eilig</w:t>
-          </w:r>
-        </w:hyperlink>
-      </w:r>
-      <w:r>
-        <w:rPr>
-          <w:rFonts w:ascii="Charis SIL Regular" w:hAnsi="Charis SIL Regular" w:eastAsia="Charis SIL Regular"/>
-          <w:b w:val="0"/>
-          <w:i w:val="0"/>
-          <w:color w:val="0000FF"/>
-          <w:sz w:val="24"/>
-          <w:u w:val="single"/>
-        </w:rPr>
-        <w:hyperlink r:id="rId11" w:history="1">
-          <w:r>
-            <w:rPr>
-              <w:rStyle w:val="Hyperlink"/>
-            </w:rPr>
-            <w:t>e</w:t>
-          </w:r>
-        </w:hyperlink>
-      </w:r>
-      <w:r>
-        <w:rPr>
-          <w:rFonts w:ascii="Charis SIL Regular" w:hAnsi="Charis SIL Regular" w:eastAsia="Charis SIL Regular"/>
-          <w:b w:val="0"/>
-          <w:i w:val="0"/>
-          <w:color w:val="0000FF"/>
-          <w:sz w:val="24"/>
-          <w:u w:val="single"/>
-        </w:rPr>
-        <w:t xml:space="preserve"> </w:t>
-      </w:r>
-      <w:r>
-        <w:rPr>
-          <w:rFonts w:ascii="Charis SIL Regular" w:hAnsi="Charis SIL Regular" w:eastAsia="Charis SIL Regular"/>
-          <w:b w:val="0"/>
-          <w:i w:val="0"/>
-          <w:color w:val="0000FF"/>
-          <w:sz w:val="24"/>
-          <w:u w:val="single"/>
-        </w:rPr>
         <w:hyperlink r:id="rId11" w:history="1">
           <w:r>
             <w:rPr>
@@ -1032,7 +1039,7 @@
           <w:sz w:val="24"/>
           <w:u w:val="single"/>
         </w:rPr>
-        <w:hyperlink r:id="rId11" w:history="1">
+        <w:hyperlink r:id="rId12" w:history="1">
           <w:r>
             <w:rPr>
               <w:rStyle w:val="Hyperlink"/>
@@ -1061,7 +1068,7 @@
           <w:sz w:val="24"/>
           <w:u w:val="single"/>
         </w:rPr>
-        <w:hyperlink r:id="rId11" w:history="1">
+        <w:hyperlink r:id="rId12" w:history="1">
           <w:r>
             <w:rPr>
               <w:rStyle w:val="Hyperlink"/>
@@ -1090,7 +1097,7 @@
           <w:sz w:val="24"/>
           <w:u w:val="single"/>
         </w:rPr>
-        <w:hyperlink r:id="rId11" w:history="1">
+        <w:hyperlink r:id="rId12" w:history="1">
           <w:r>
             <w:rPr>
               <w:rStyle w:val="Hyperlink"/>
@@ -1147,6 +1154,16 @@
       </w:r>
       <w:r>
         <w:rPr>
+          <w:rFonts w:ascii="Charis SIL Regular" w:hAnsi="Charis SIL Regular" w:eastAsia="Charis SIL Regular"/>
+          <w:b w:val="0"/>
+          <w:i w:val="0"/>
+          <w:color w:val="000000"/>
+          <w:sz w:val="24"/>
+        </w:rPr>
+        <w:t xml:space="preserve"> (voo</w:t>
+      </w:r>
+      <w:r>
+        <w:rPr>
           <w:u w:val="single" w:color="0000ff"/>
           <w:rFonts w:ascii="Charis SIL Regular" w:hAnsi="Charis SIL Regular" w:eastAsia="Charis SIL Regular"/>
           <w:b w:val="0"/>
@@ -1159,38 +1176,9 @@
             <w:rPr>
               <w:rStyle w:val="Hyperlink"/>
             </w:rPr>
-            <w:t xml:space="preserve"> (</w:t>
+            <w:t>rheen h</w:t>
           </w:r>
         </w:hyperlink>
-      </w:r>
-      <w:r>
-        <w:rPr>
-          <w:u w:val="single" w:color="0000ff"/>
-          <w:rFonts w:ascii="Charis SIL Regular" w:hAnsi="Charis SIL Regular" w:eastAsia="Charis SIL Regular"/>
-          <w:b w:val="0"/>
-          <w:i w:val="0"/>
-          <w:color w:val="000000"/>
-          <w:sz w:val="24"/>
-        </w:rPr>
-        <w:hyperlink r:id="rId11" w:history="1">
-          <w:r>
-            <w:rPr>
-              <w:rStyle w:val="Hyperlink"/>
-            </w:rPr>
-            <w:t>v</w:t>
-          </w:r>
-        </w:hyperlink>
-      </w:r>
-      <w:r>
-        <w:rPr>
-          <w:u w:val="single" w:color="0000ff"/>
-          <w:rFonts w:ascii="Charis SIL Regular" w:hAnsi="Charis SIL Regular" w:eastAsia="Charis SIL Regular"/>
-          <w:b w:val="0"/>
-          <w:i w:val="0"/>
-          <w:color w:val="000000"/>
-          <w:sz w:val="24"/>
-        </w:rPr>
-        <w:t>oorheen h</w:t>
       </w:r>
       <w:r>
         <w:rPr>
@@ -1492,13 +1480,31 @@
       </w:r>
       <w:r>
         <w:rPr>
+          <w:u w:val="single" w:color="0000ff"/>
           <w:rFonts w:ascii="Charis SIL Regular" w:hAnsi="Charis SIL Regular" w:eastAsia="Charis SIL Regular"/>
           <w:b w:val="0"/>
           <w:i w:val="0"/>
           <w:color w:val="000000"/>
           <w:sz w:val="24"/>
         </w:rPr>
-        <w:t xml:space="preserve">vinden in de collectie van het </w:t>
+        <w:hyperlink r:id="rId13" w:history="1">
+          <w:r>
+            <w:rPr>
+              <w:rStyle w:val="Hyperlink"/>
+            </w:rPr>
+            <w:t xml:space="preserve">vinden in de </w:t>
+          </w:r>
+        </w:hyperlink>
+      </w:r>
+      <w:r>
+        <w:rPr>
+          <w:rFonts w:ascii="Charis SIL Regular" w:hAnsi="Charis SIL Regular" w:eastAsia="Charis SIL Regular"/>
+          <w:b w:val="0"/>
+          <w:i w:val="0"/>
+          <w:color w:val="000000"/>
+          <w:sz w:val="24"/>
+        </w:rPr>
+        <w:t xml:space="preserve">collectie van het </w:t>
       </w:r>
       <w:r>
         <w:rPr>
@@ -2548,7 +2554,7 @@
           <w:sz w:val="24"/>
           <w:u w:val="single"/>
         </w:rPr>
-        <w:hyperlink r:id="rId19" w:history="1">
+        <w:hyperlink r:id="rId18" w:history="1">
           <w:r>
             <w:rPr>
               <w:rStyle w:val="Hyperlink"/>
@@ -2577,7 +2583,7 @@
           <w:sz w:val="24"/>
           <w:u w:val="single"/>
         </w:rPr>
-        <w:hyperlink r:id="rId19" w:history="1">
+        <w:hyperlink r:id="rId18" w:history="1">
           <w:r>
             <w:rPr>
               <w:rStyle w:val="Hyperlink"/>
@@ -2595,7 +2601,7 @@
           <w:sz w:val="24"/>
           <w:u w:val="single"/>
         </w:rPr>
-        <w:hyperlink r:id="rId19" w:history="1">
+        <w:hyperlink r:id="rId18" w:history="1">
           <w:r>
             <w:rPr>
               <w:rStyle w:val="Hyperlink"/>
@@ -2694,6 +2700,7 @@
           <w:i w:val="0"/>
           <w:color w:val="0000FF"/>
           <w:sz w:val="24"/>
+          <w:u w:val="single"/>
         </w:rPr>
         <w:t>t</w:t>
       </w:r>
@@ -2753,7 +2760,7 @@
           <w:sz w:val="24"/>
           <w:u w:val="single"/>
         </w:rPr>
-        <w:hyperlink r:id="rId19" w:history="1">
+        <w:hyperlink r:id="rId20" w:history="1">
           <w:r>
             <w:rPr>
               <w:rStyle w:val="Hyperlink"/>
@@ -2971,7 +2978,7 @@
           <w:sz w:val="24"/>
           <w:u w:val="single"/>
         </w:rPr>
-        <w:hyperlink r:id="rId19" w:history="1">
+        <w:hyperlink r:id="rId21" w:history="1">
           <w:r>
             <w:rPr>
               <w:rStyle w:val="Hyperlink"/>
@@ -3000,7 +3007,14 @@
           <w:sz w:val="24"/>
           <w:u w:val="single"/>
         </w:rPr>
-        <w:t>C</w:t>
+        <w:hyperlink r:id="rId21" w:history="1">
+          <w:r>
+            <w:rPr>
+              <w:rStyle w:val="Hyperlink"/>
+            </w:rPr>
+            <w:t>C</w:t>
+          </w:r>
+        </w:hyperlink>
       </w:r>
       <w:r>
         <w:rPr>
@@ -3011,7 +3025,7 @@
           <w:sz w:val="24"/>
           <w:u w:val="single"/>
         </w:rPr>
-        <w:hyperlink r:id="rId19" w:history="1">
+        <w:hyperlink r:id="rId21" w:history="1">
           <w:r>
             <w:rPr>
               <w:rStyle w:val="Hyperlink"/>
@@ -3022,24 +3036,53 @@
       </w:r>
       <w:r>
         <w:rPr>
+          <w:u w:val="single" w:color="0000ff"/>
           <w:rFonts w:ascii="Charis SIL Regular" w:hAnsi="Charis SIL Regular" w:eastAsia="Charis SIL Regular"/>
           <w:b w:val="0"/>
           <w:i w:val="0"/>
           <w:color w:val="000000"/>
           <w:sz w:val="24"/>
         </w:rPr>
-        <w:t xml:space="preserve">, en het </w:t>
+        <w:hyperlink r:id="rId19" w:history="1">
+          <w:r>
+            <w:rPr>
+              <w:rStyle w:val="Hyperlink"/>
+            </w:rPr>
+            <w:t>, e</w:t>
+          </w:r>
+        </w:hyperlink>
       </w:r>
       <w:r>
         <w:rPr>
           <w:rFonts w:ascii="Charis SIL Regular" w:hAnsi="Charis SIL Regular" w:eastAsia="Charis SIL Regular"/>
           <w:b w:val="0"/>
           <w:i w:val="0"/>
+          <w:color w:val="000000"/>
+          <w:sz w:val="24"/>
+        </w:rPr>
+        <w:t xml:space="preserve">n </w:t>
+      </w:r>
+      <w:r>
+        <w:rPr>
+          <w:u w:val="single" w:color="0000ff"/>
+          <w:rFonts w:ascii="Charis SIL Regular" w:hAnsi="Charis SIL Regular" w:eastAsia="Charis SIL Regular"/>
+          <w:b w:val="0"/>
+          <w:i w:val="0"/>
+          <w:color w:val="000000"/>
+          <w:sz w:val="24"/>
+        </w:rPr>
+        <w:t xml:space="preserve">het </w:t>
+      </w:r>
+      <w:r>
+        <w:rPr>
+          <w:rFonts w:ascii="Charis SIL Regular" w:hAnsi="Charis SIL Regular" w:eastAsia="Charis SIL Regular"/>
+          <w:b w:val="0"/>
+          <w:i w:val="0"/>
           <w:color w:val="0000FF"/>
           <w:sz w:val="24"/>
           <w:u w:val="single"/>
         </w:rPr>
-        <w:hyperlink r:id="rId20" w:history="1">
+        <w:hyperlink r:id="rId22" w:history="1">
           <w:r>
             <w:rPr>
               <w:rStyle w:val="Hyperlink"/>
@@ -3057,7 +3100,7 @@
           <w:sz w:val="24"/>
           <w:u w:val="single"/>
         </w:rPr>
-        <w:hyperlink r:id="rId20" w:history="1">
+        <w:hyperlink r:id="rId22" w:history="1">
           <w:r>
             <w:rPr>
               <w:rStyle w:val="Hyperlink"/>
@@ -3122,7 +3165,7 @@
           <w:sz w:val="24"/>
           <w:u w:val="single"/>
         </w:rPr>
-        <w:hyperlink r:id="rId22" w:history="1">
+        <w:hyperlink r:id="rId20" w:history="1">
           <w:r>
             <w:rPr>
               <w:rStyle w:val="Hyperlink"/>
@@ -4276,9 +4319,15 @@
           <w:i w:val="0"/>
           <w:color w:val="0000FF"/>
           <w:sz w:val="24"/>
-          <w:u w:val="single"/>
-        </w:rPr>
-        <w:t>7</w:t>
+        </w:rPr>
+        <w:hyperlink r:id="rId24" w:history="1">
+          <w:r>
+            <w:rPr>
+              <w:rStyle w:val="Hyperlink"/>
+            </w:rPr>
+            <w:t>7</w:t>
+          </w:r>
+        </w:hyperlink>
       </w:r>
       <w:r>
         <w:rPr>

--- a/EXPORTS/DOCX/published/niveau2/Dutch/ChristianMission.docx
+++ b/EXPORTS/DOCX/published/niveau2/Dutch/ChristianMission.docx
@@ -919,14 +919,7 @@
           <w:sz w:val="24"/>
           <w:u w:val="single"/>
         </w:rPr>
-        <w:hyperlink r:id="rId11" w:history="1">
-          <w:r>
-            <w:rPr>
-              <w:rStyle w:val="Hyperlink"/>
-            </w:rPr>
-            <w:t>H</w:t>
-          </w:r>
-        </w:hyperlink>
+        <w:t>H</w:t>
       </w:r>
       <w:r>
         <w:rPr>
@@ -937,7 +930,7 @@
           <w:sz w:val="24"/>
           <w:u w:val="single"/>
         </w:rPr>
-        <w:hyperlink r:id="rId11" w:history="1">
+        <w:hyperlink r:id="rId10" w:history="1">
           <w:r>
             <w:rPr>
               <w:rStyle w:val="Hyperlink"/>
@@ -1160,25 +1153,7 @@
           <w:color w:val="000000"/>
           <w:sz w:val="24"/>
         </w:rPr>
-        <w:t xml:space="preserve"> (voo</w:t>
-      </w:r>
-      <w:r>
-        <w:rPr>
-          <w:u w:val="single" w:color="0000ff"/>
-          <w:rFonts w:ascii="Charis SIL Regular" w:hAnsi="Charis SIL Regular" w:eastAsia="Charis SIL Regular"/>
-          <w:b w:val="0"/>
-          <w:i w:val="0"/>
-          <w:color w:val="000000"/>
-          <w:sz w:val="24"/>
-        </w:rPr>
-        <w:hyperlink r:id="rId11" w:history="1">
-          <w:r>
-            <w:rPr>
-              <w:rStyle w:val="Hyperlink"/>
-            </w:rPr>
-            <w:t>rheen h</w:t>
-          </w:r>
-        </w:hyperlink>
+        <w:t xml:space="preserve"> (voorheen h</w:t>
       </w:r>
       <w:r>
         <w:rPr>
@@ -2760,7 +2735,7 @@
           <w:sz w:val="24"/>
           <w:u w:val="single"/>
         </w:rPr>
-        <w:hyperlink r:id="rId20" w:history="1">
+        <w:hyperlink r:id="rId19" w:history="1">
           <w:r>
             <w:rPr>
               <w:rStyle w:val="Hyperlink"/>
@@ -3118,7 +3093,7 @@
           <w:sz w:val="24"/>
           <w:u w:val="single"/>
         </w:rPr>
-        <w:hyperlink r:id="rId20" w:history="1">
+        <w:hyperlink r:id="rId22" w:history="1">
           <w:r>
             <w:rPr>
               <w:rStyle w:val="Hyperlink"/>
@@ -3136,7 +3111,7 @@
           <w:sz w:val="24"/>
           <w:u w:val="single"/>
         </w:rPr>
-        <w:hyperlink r:id="rId20" w:history="1">
+        <w:hyperlink r:id="rId22" w:history="1">
           <w:r>
             <w:rPr>
               <w:rStyle w:val="Hyperlink"/>
@@ -3165,7 +3140,7 @@
           <w:sz w:val="24"/>
           <w:u w:val="single"/>
         </w:rPr>
-        <w:hyperlink r:id="rId20" w:history="1">
+        <w:hyperlink r:id="rId22" w:history="1">
           <w:r>
             <w:rPr>
               <w:rStyle w:val="Hyperlink"/>

--- a/EXPORTS/DOCX/published/niveau2/Dutch/ChristianMission.docx
+++ b/EXPORTS/DOCX/published/niveau2/Dutch/ChristianMission.docx
@@ -814,7 +814,7 @@
           <w:sz w:val="24"/>
           <w:u w:val="single"/>
         </w:rPr>
-        <w:hyperlink r:id="rId10" w:history="1">
+        <w:hyperlink r:id="rId11" w:history="1">
           <w:r>
             <w:rPr>
               <w:rStyle w:val="Hyperlink"/>
@@ -843,7 +843,7 @@
           <w:sz w:val="24"/>
           <w:u w:val="single"/>
         </w:rPr>
-        <w:hyperlink r:id="rId10" w:history="1">
+        <w:hyperlink r:id="rId11" w:history="1">
           <w:r>
             <w:rPr>
               <w:rStyle w:val="Hyperlink"/>
@@ -872,7 +872,7 @@
           <w:sz w:val="24"/>
           <w:u w:val="single"/>
         </w:rPr>
-        <w:hyperlink r:id="rId10" w:history="1">
+        <w:hyperlink r:id="rId11" w:history="1">
           <w:r>
             <w:rPr>
               <w:rStyle w:val="Hyperlink"/>
@@ -890,7 +890,7 @@
           <w:sz w:val="24"/>
           <w:u w:val="single"/>
         </w:rPr>
-        <w:hyperlink r:id="rId10" w:history="1">
+        <w:hyperlink r:id="rId11" w:history="1">
           <w:r>
             <w:rPr>
               <w:rStyle w:val="Hyperlink"/>
@@ -919,7 +919,14 @@
           <w:sz w:val="24"/>
           <w:u w:val="single"/>
         </w:rPr>
-        <w:t>H</w:t>
+        <w:hyperlink r:id="rId11" w:history="1">
+          <w:r>
+            <w:rPr>
+              <w:rStyle w:val="Hyperlink"/>
+            </w:rPr>
+            <w:t>H</w:t>
+          </w:r>
+        </w:hyperlink>
       </w:r>
       <w:r>
         <w:rPr>
@@ -1014,14 +1021,7 @@
           <w:color w:val="0000FF"/>
           <w:sz w:val="24"/>
         </w:rPr>
-        <w:hyperlink r:id="rId12" w:history="1">
-          <w:r>
-            <w:rPr>
-              <w:rStyle w:val="Hyperlink"/>
-            </w:rPr>
-            <w:t>Wereldmuseu</w:t>
-          </w:r>
-        </w:hyperlink>
+        <w:t>Wereldmuseu</w:t>
       </w:r>
       <w:r>
         <w:rPr>
@@ -1032,7 +1032,7 @@
           <w:sz w:val="24"/>
           <w:u w:val="single"/>
         </w:rPr>
-        <w:hyperlink r:id="rId12" w:history="1">
+        <w:hyperlink r:id="rId11" w:history="1">
           <w:r>
             <w:rPr>
               <w:rStyle w:val="Hyperlink"/>
@@ -1061,7 +1061,7 @@
           <w:sz w:val="24"/>
           <w:u w:val="single"/>
         </w:rPr>
-        <w:hyperlink r:id="rId12" w:history="1">
+        <w:hyperlink r:id="rId11" w:history="1">
           <w:r>
             <w:rPr>
               <w:rStyle w:val="Hyperlink"/>
@@ -1147,13 +1147,75 @@
       </w:r>
       <w:r>
         <w:rPr>
+          <w:u w:val="single" w:color="0000ff"/>
           <w:rFonts w:ascii="Charis SIL Regular" w:hAnsi="Charis SIL Regular" w:eastAsia="Charis SIL Regular"/>
           <w:b w:val="0"/>
           <w:i w:val="0"/>
           <w:color w:val="000000"/>
           <w:sz w:val="24"/>
         </w:rPr>
-        <w:t xml:space="preserve"> (voorheen h</w:t>
+        <w:hyperlink r:id="rId11" w:history="1">
+          <w:r>
+            <w:rPr>
+              <w:rStyle w:val="Hyperlink"/>
+            </w:rPr>
+            <w:t xml:space="preserve"> (</w:t>
+          </w:r>
+        </w:hyperlink>
+      </w:r>
+      <w:r>
+        <w:rPr>
+          <w:u w:val="single" w:color="0000ff"/>
+          <w:rFonts w:ascii="Charis SIL Regular" w:hAnsi="Charis SIL Regular" w:eastAsia="Charis SIL Regular"/>
+          <w:b w:val="0"/>
+          <w:i w:val="0"/>
+          <w:color w:val="000000"/>
+          <w:sz w:val="24"/>
+        </w:rPr>
+        <w:hyperlink r:id="rId11" w:history="1">
+          <w:r>
+            <w:rPr>
+              <w:rStyle w:val="Hyperlink"/>
+            </w:rPr>
+            <w:t>v</w:t>
+          </w:r>
+        </w:hyperlink>
+      </w:r>
+      <w:r>
+        <w:rPr>
+          <w:u w:val="single" w:color="0000ff"/>
+          <w:rFonts w:ascii="Charis SIL Regular" w:hAnsi="Charis SIL Regular" w:eastAsia="Charis SIL Regular"/>
+          <w:b w:val="0"/>
+          <w:i w:val="0"/>
+          <w:color w:val="000000"/>
+          <w:sz w:val="24"/>
+        </w:rPr>
+        <w:hyperlink r:id="rId11" w:history="1">
+          <w:r>
+            <w:rPr>
+              <w:rStyle w:val="Hyperlink"/>
+            </w:rPr>
+            <w:t>oo</w:t>
+          </w:r>
+        </w:hyperlink>
+      </w:r>
+      <w:r>
+        <w:rPr>
+          <w:u w:val="single" w:color="0000ff"/>
+          <w:rFonts w:ascii="Charis SIL Regular" w:hAnsi="Charis SIL Regular" w:eastAsia="Charis SIL Regular"/>
+          <w:b w:val="0"/>
+          <w:i w:val="0"/>
+          <w:color w:val="000000"/>
+          <w:sz w:val="24"/>
+        </w:rPr>
+        <w:hyperlink r:id="rId11" w:history="1">
+          <w:r>
+            <w:rPr>
+              <w:rStyle w:val="Hyperlink"/>
+            </w:rPr>
+            <w:t>rheen h</w:t>
+          </w:r>
+        </w:hyperlink>
       </w:r>
       <w:r>
         <w:rPr>
@@ -2558,7 +2620,7 @@
           <w:sz w:val="24"/>
           <w:u w:val="single"/>
         </w:rPr>
-        <w:hyperlink r:id="rId18" w:history="1">
+        <w:hyperlink r:id="rId19" w:history="1">
           <w:r>
             <w:rPr>
               <w:rStyle w:val="Hyperlink"/>
@@ -2576,7 +2638,7 @@
           <w:sz w:val="24"/>
           <w:u w:val="single"/>
         </w:rPr>
-        <w:hyperlink r:id="rId18" w:history="1">
+        <w:hyperlink r:id="rId19" w:history="1">
           <w:r>
             <w:rPr>
               <w:rStyle w:val="Hyperlink"/>
@@ -2610,74 +2672,8 @@
           <w:i w:val="0"/>
           <w:color w:val="0000FF"/>
           <w:sz w:val="24"/>
-          <w:u w:val="single"/>
-        </w:rPr>
-        <w:hyperlink r:id="rId20" w:history="1">
-          <w:r>
-            <w:rPr>
-              <w:rStyle w:val="Hyperlink"/>
-            </w:rPr>
-            <w:t>H</w:t>
-          </w:r>
-        </w:hyperlink>
-      </w:r>
-      <w:r>
-        <w:rPr>
-          <w:rFonts w:ascii="Charis SIL Regular" w:hAnsi="Charis SIL Regular" w:eastAsia="Charis SIL Regular"/>
-          <w:b w:val="0"/>
-          <w:i w:val="0"/>
-          <w:color w:val="0000FF"/>
-          <w:sz w:val="24"/>
-          <w:u w:val="single"/>
-        </w:rPr>
-        <w:hyperlink r:id="rId19" w:history="1">
-          <w:r>
-            <w:rPr>
-              <w:rStyle w:val="Hyperlink"/>
-            </w:rPr>
-            <w:t>DC</w:t>
-          </w:r>
-        </w:hyperlink>
-      </w:r>
-      <w:r>
-        <w:rPr>
-          <w:rFonts w:ascii="Charis SIL Regular" w:hAnsi="Charis SIL Regular" w:eastAsia="Charis SIL Regular"/>
-          <w:b w:val="0"/>
-          <w:i w:val="0"/>
-          <w:color w:val="0000FF"/>
-          <w:sz w:val="24"/>
-          <w:u w:val="single"/>
-        </w:rPr>
-        <w:t xml:space="preserve"> </w:t>
-      </w:r>
-      <w:r>
-        <w:rPr>
-          <w:rFonts w:ascii="Charis SIL Regular" w:hAnsi="Charis SIL Regular" w:eastAsia="Charis SIL Regular"/>
-          <w:b w:val="0"/>
-          <w:i w:val="0"/>
-          <w:color w:val="0000FF"/>
-          <w:sz w:val="24"/>
-          <w:u w:val="single"/>
-        </w:rPr>
-        <w:hyperlink r:id="rId19" w:history="1">
-          <w:r>
-            <w:rPr>
-              <w:rStyle w:val="Hyperlink"/>
-            </w:rPr>
-            <w:t>Pro</w:t>
-          </w:r>
-        </w:hyperlink>
-      </w:r>
-      <w:r>
-        <w:rPr>
-          <w:rFonts w:ascii="Charis SIL Regular" w:hAnsi="Charis SIL Regular" w:eastAsia="Charis SIL Regular"/>
-          <w:b w:val="0"/>
-          <w:i w:val="0"/>
-          <w:color w:val="0000FF"/>
-          <w:sz w:val="24"/>
-          <w:u w:val="single"/>
-        </w:rPr>
-        <w:t>t</w:t>
+        </w:rPr>
+        <w:t>HDC Prot</w:t>
       </w:r>
       <w:r>
         <w:rPr>
@@ -2868,6 +2864,163 @@
           <w:i w:val="0"/>
           <w:color w:val="0000FF"/>
           <w:sz w:val="24"/>
+        </w:rPr>
+        <w:t>Katholiek Documentatie C</w:t>
+      </w:r>
+      <w:r>
+        <w:rPr>
+          <w:rFonts w:ascii="Charis SIL Regular" w:hAnsi="Charis SIL Regular" w:eastAsia="Charis SIL Regular"/>
+          <w:b w:val="0"/>
+          <w:i w:val="0"/>
+          <w:color w:val="0000FF"/>
+          <w:sz w:val="24"/>
+          <w:u w:val="single"/>
+        </w:rPr>
+        <w:hyperlink r:id="rId19" w:history="1">
+          <w:r>
+            <w:rPr>
+              <w:rStyle w:val="Hyperlink"/>
+            </w:rPr>
+            <w:t>entrum</w:t>
+          </w:r>
+        </w:hyperlink>
+      </w:r>
+      <w:r>
+        <w:rPr>
+          <w:u w:val="single" w:color="0000ff"/>
+          <w:rFonts w:ascii="Charis SIL Regular" w:hAnsi="Charis SIL Regular" w:eastAsia="Charis SIL Regular"/>
+          <w:b w:val="0"/>
+          <w:i w:val="0"/>
+          <w:color w:val="000000"/>
+          <w:sz w:val="24"/>
+        </w:rPr>
+        <w:hyperlink r:id="rId19" w:history="1">
+          <w:r>
+            <w:rPr>
+              <w:rStyle w:val="Hyperlink"/>
+            </w:rPr>
+            <w:t>, e</w:t>
+          </w:r>
+        </w:hyperlink>
+      </w:r>
+      <w:r>
+        <w:rPr>
+          <w:rFonts w:ascii="Charis SIL Regular" w:hAnsi="Charis SIL Regular" w:eastAsia="Charis SIL Regular"/>
+          <w:b w:val="0"/>
+          <w:i w:val="0"/>
+          <w:color w:val="000000"/>
+          <w:sz w:val="24"/>
+        </w:rPr>
+        <w:t xml:space="preserve">n </w:t>
+      </w:r>
+      <w:r>
+        <w:rPr>
+          <w:u w:val="single" w:color="0000ff"/>
+          <w:rFonts w:ascii="Charis SIL Regular" w:hAnsi="Charis SIL Regular" w:eastAsia="Charis SIL Regular"/>
+          <w:b w:val="0"/>
+          <w:i w:val="0"/>
+          <w:color w:val="000000"/>
+          <w:sz w:val="24"/>
+        </w:rPr>
+        <w:hyperlink r:id="rId20" w:history="1">
+          <w:r>
+            <w:rPr>
+              <w:rStyle w:val="Hyperlink"/>
+            </w:rPr>
+            <w:t xml:space="preserve">het </w:t>
+          </w:r>
+        </w:hyperlink>
+      </w:r>
+      <w:r>
+        <w:rPr>
+          <w:rFonts w:ascii="Charis SIL Regular" w:hAnsi="Charis SIL Regular" w:eastAsia="Charis SIL Regular"/>
+          <w:b w:val="0"/>
+          <w:i w:val="0"/>
+          <w:color w:val="0000FF"/>
+          <w:sz w:val="24"/>
+          <w:u w:val="single"/>
+        </w:rPr>
+        <w:hyperlink r:id="rId20" w:history="1">
+          <w:r>
+            <w:rPr>
+              <w:rStyle w:val="Hyperlink"/>
+            </w:rPr>
+            <w:t>E</w:t>
+          </w:r>
+        </w:hyperlink>
+      </w:r>
+      <w:r>
+        <w:rPr>
+          <w:rFonts w:ascii="Charis SIL Regular" w:hAnsi="Charis SIL Regular" w:eastAsia="Charis SIL Regular"/>
+          <w:b w:val="0"/>
+          <w:i w:val="0"/>
+          <w:color w:val="0000FF"/>
+          <w:sz w:val="24"/>
+          <w:u w:val="single"/>
+        </w:rPr>
+        <w:hyperlink r:id="rId20" w:history="1">
+          <w:r>
+            <w:rPr>
+              <w:rStyle w:val="Hyperlink"/>
+            </w:rPr>
+            <w:t>rfgoedcent</w:t>
+          </w:r>
+        </w:hyperlink>
+      </w:r>
+      <w:r>
+        <w:rPr>
+          <w:rFonts w:ascii="Charis SIL Regular" w:hAnsi="Charis SIL Regular" w:eastAsia="Charis SIL Regular"/>
+          <w:b w:val="0"/>
+          <w:i w:val="0"/>
+          <w:color w:val="0000FF"/>
+          <w:sz w:val="24"/>
+          <w:u w:val="single"/>
+        </w:rPr>
+        <w:hyperlink r:id="rId20" w:history="1">
+          <w:r>
+            <w:rPr>
+              <w:rStyle w:val="Hyperlink"/>
+            </w:rPr>
+            <w:t>r</w:t>
+          </w:r>
+        </w:hyperlink>
+      </w:r>
+      <w:r>
+        <w:rPr>
+          <w:rFonts w:ascii="Charis SIL Regular" w:hAnsi="Charis SIL Regular" w:eastAsia="Charis SIL Regular"/>
+          <w:b w:val="0"/>
+          <w:i w:val="0"/>
+          <w:color w:val="0000FF"/>
+          <w:sz w:val="24"/>
+          <w:u w:val="single"/>
+        </w:rPr>
+        <w:hyperlink r:id="rId20" w:history="1">
+          <w:r>
+            <w:rPr>
+              <w:rStyle w:val="Hyperlink"/>
+            </w:rPr>
+            <w:t>um</w:t>
+          </w:r>
+        </w:hyperlink>
+      </w:r>
+      <w:r>
+        <w:rPr>
+          <w:rFonts w:ascii="Charis SIL Regular" w:hAnsi="Charis SIL Regular" w:eastAsia="Charis SIL Regular"/>
+          <w:b w:val="0"/>
+          <w:i w:val="0"/>
+          <w:color w:val="0000FF"/>
+          <w:sz w:val="24"/>
+          <w:u w:val="single"/>
+        </w:rPr>
+        <w:t xml:space="preserve"> </w:t>
+      </w:r>
+      <w:r>
+        <w:rPr>
+          <w:rFonts w:ascii="Charis SIL Regular" w:hAnsi="Charis SIL Regular" w:eastAsia="Charis SIL Regular"/>
+          <w:b w:val="0"/>
+          <w:i w:val="0"/>
+          <w:color w:val="0000FF"/>
+          <w:sz w:val="24"/>
           <w:u w:val="single"/>
         </w:rPr>
         <w:hyperlink r:id="rId21" w:history="1">
@@ -2875,20 +3028,9 @@
             <w:rPr>
               <w:rStyle w:val="Hyperlink"/>
             </w:rPr>
-            <w:t>Katholiek</w:t>
+            <w:t>Ned</w:t>
           </w:r>
         </w:hyperlink>
-      </w:r>
-      <w:r>
-        <w:rPr>
-          <w:rFonts w:ascii="Charis SIL Regular" w:hAnsi="Charis SIL Regular" w:eastAsia="Charis SIL Regular"/>
-          <w:b w:val="0"/>
-          <w:i w:val="0"/>
-          <w:color w:val="0000FF"/>
-          <w:sz w:val="24"/>
-          <w:u w:val="single"/>
-        </w:rPr>
-        <w:t xml:space="preserve"> </w:t>
       </w:r>
       <w:r>
         <w:rPr>
@@ -2904,9 +3046,20 @@
             <w:rPr>
               <w:rStyle w:val="Hyperlink"/>
             </w:rPr>
-            <w:t>Docu</w:t>
+            <w:t>erlands</w:t>
           </w:r>
         </w:hyperlink>
+      </w:r>
+      <w:r>
+        <w:rPr>
+          <w:rFonts w:ascii="Charis SIL Regular" w:hAnsi="Charis SIL Regular" w:eastAsia="Charis SIL Regular"/>
+          <w:b w:val="0"/>
+          <w:i w:val="0"/>
+          <w:color w:val="0000FF"/>
+          <w:sz w:val="24"/>
+          <w:u w:val="single"/>
+        </w:rPr>
+        <w:t xml:space="preserve"> </w:t>
       </w:r>
       <w:r>
         <w:rPr>
@@ -2922,7 +3075,7 @@
             <w:rPr>
               <w:rStyle w:val="Hyperlink"/>
             </w:rPr>
-            <w:t>mentat</w:t>
+            <w:t>Kloosterleven</w:t>
           </w:r>
         </w:hyperlink>
       </w:r>
@@ -2931,27 +3084,112 @@
           <w:rFonts w:ascii="Charis SIL Regular" w:hAnsi="Charis SIL Regular" w:eastAsia="Charis SIL Regular"/>
           <w:b w:val="0"/>
           <w:i w:val="0"/>
-          <w:color w:val="0000FF"/>
-          <w:sz w:val="24"/>
-          <w:u w:val="single"/>
+          <w:color w:val="000000"/>
+          <w:sz w:val="24"/>
+        </w:rPr>
+        <w:t xml:space="preserve">. Ook in </w:t>
+      </w:r>
+      <w:r>
+        <w:rPr>
+          <w:u w:val="single" w:color="0000ff"/>
+          <w:rFonts w:ascii="Charis SIL Regular" w:hAnsi="Charis SIL Regular" w:eastAsia="Charis SIL Regular"/>
+          <w:b w:val="0"/>
+          <w:i w:val="0"/>
+          <w:color w:val="000000"/>
+          <w:sz w:val="24"/>
+        </w:rPr>
+        <w:hyperlink r:id="rId22" w:history="1">
+          <w:r>
+            <w:rPr>
+              <w:rStyle w:val="Hyperlink"/>
+            </w:rPr>
+            <w:t>de landen</w:t>
+          </w:r>
+        </w:hyperlink>
+      </w:r>
+      <w:r>
+        <w:rPr>
+          <w:u w:val="single" w:color="0000ff"/>
+          <w:rFonts w:ascii="Charis SIL Regular" w:hAnsi="Charis SIL Regular" w:eastAsia="Charis SIL Regular"/>
+          <w:b w:val="0"/>
+          <w:i w:val="0"/>
+          <w:color w:val="000000"/>
+          <w:sz w:val="24"/>
+        </w:rPr>
+        <w:t xml:space="preserve"> </w:t>
+      </w:r>
+      <w:r>
+        <w:rPr>
+          <w:u w:val="single" w:color="0000ff"/>
+          <w:rFonts w:ascii="Charis SIL Regular" w:hAnsi="Charis SIL Regular" w:eastAsia="Charis SIL Regular"/>
+          <w:b w:val="0"/>
+          <w:i w:val="0"/>
+          <w:color w:val="000000"/>
+          <w:sz w:val="24"/>
+        </w:rPr>
+        <w:hyperlink r:id="rId22" w:history="1">
+          <w:r>
+            <w:rPr>
+              <w:rStyle w:val="Hyperlink"/>
+            </w:rPr>
+            <w:t>waar de zendi</w:t>
+          </w:r>
+        </w:hyperlink>
+      </w:r>
+      <w:r>
+        <w:rPr>
+          <w:u w:val="single" w:color="0000ff"/>
+          <w:rFonts w:ascii="Charis SIL Regular" w:hAnsi="Charis SIL Regular" w:eastAsia="Charis SIL Regular"/>
+          <w:b w:val="0"/>
+          <w:i w:val="0"/>
+          <w:color w:val="000000"/>
+          <w:sz w:val="24"/>
+        </w:rPr>
+        <w:hyperlink r:id="rId22" w:history="1">
+          <w:r>
+            <w:rPr>
+              <w:rStyle w:val="Hyperlink"/>
+            </w:rPr>
+            <w:t>ng en mi</w:t>
+          </w:r>
+        </w:hyperlink>
+      </w:r>
+      <w:r>
+        <w:rPr>
+          <w:rFonts w:ascii="Charis SIL Regular" w:hAnsi="Charis SIL Regular" w:eastAsia="Charis SIL Regular"/>
+          <w:b w:val="0"/>
+          <w:i w:val="0"/>
+          <w:color w:val="000000"/>
+          <w:sz w:val="24"/>
+        </w:rPr>
+        <w:t>ssie acti</w:t>
+      </w:r>
+      <w:r>
+        <w:rPr>
+          <w:u w:val="single" w:color="0000ff"/>
+          <w:rFonts w:ascii="Charis SIL Regular" w:hAnsi="Charis SIL Regular" w:eastAsia="Charis SIL Regular"/>
+          <w:b w:val="0"/>
+          <w:i w:val="0"/>
+          <w:color w:val="000000"/>
+          <w:sz w:val="24"/>
         </w:rPr>
         <w:hyperlink r:id="rId21" w:history="1">
           <w:r>
             <w:rPr>
               <w:rStyle w:val="Hyperlink"/>
             </w:rPr>
-            <w:t>i</w:t>
+            <w:t>ef waren, zijn ve</w:t>
           </w:r>
         </w:hyperlink>
       </w:r>
       <w:r>
         <w:rPr>
+          <w:u w:val="single" w:color="0000ff"/>
           <w:rFonts w:ascii="Charis SIL Regular" w:hAnsi="Charis SIL Regular" w:eastAsia="Charis SIL Regular"/>
           <w:b w:val="0"/>
           <w:i w:val="0"/>
-          <w:color w:val="0000FF"/>
-          <w:sz w:val="24"/>
-          <w:u w:val="single"/>
+          <w:color w:val="000000"/>
+          <w:sz w:val="24"/>
         </w:rPr>
         <w:hyperlink r:id="rId21" w:history="1">
           <w:r>
@@ -2964,53 +3202,6 @@
       </w:r>
       <w:r>
         <w:rPr>
-          <w:rFonts w:ascii="Charis SIL Regular" w:hAnsi="Charis SIL Regular" w:eastAsia="Charis SIL Regular"/>
-          <w:b w:val="0"/>
-          <w:i w:val="0"/>
-          <w:color w:val="0000FF"/>
-          <w:sz w:val="24"/>
-          <w:u w:val="single"/>
-        </w:rPr>
-        <w:t xml:space="preserve"> </w:t>
-      </w:r>
-      <w:r>
-        <w:rPr>
-          <w:rFonts w:ascii="Charis SIL Regular" w:hAnsi="Charis SIL Regular" w:eastAsia="Charis SIL Regular"/>
-          <w:b w:val="0"/>
-          <w:i w:val="0"/>
-          <w:color w:val="0000FF"/>
-          <w:sz w:val="24"/>
-          <w:u w:val="single"/>
-        </w:rPr>
-        <w:hyperlink r:id="rId21" w:history="1">
-          <w:r>
-            <w:rPr>
-              <w:rStyle w:val="Hyperlink"/>
-            </w:rPr>
-            <w:t>C</w:t>
-          </w:r>
-        </w:hyperlink>
-      </w:r>
-      <w:r>
-        <w:rPr>
-          <w:rFonts w:ascii="Charis SIL Regular" w:hAnsi="Charis SIL Regular" w:eastAsia="Charis SIL Regular"/>
-          <w:b w:val="0"/>
-          <w:i w:val="0"/>
-          <w:color w:val="0000FF"/>
-          <w:sz w:val="24"/>
-          <w:u w:val="single"/>
-        </w:rPr>
-        <w:hyperlink r:id="rId21" w:history="1">
-          <w:r>
-            <w:rPr>
-              <w:rStyle w:val="Hyperlink"/>
-            </w:rPr>
-            <w:t>entrum</w:t>
-          </w:r>
-        </w:hyperlink>
-      </w:r>
-      <w:r>
-        <w:rPr>
           <w:u w:val="single" w:color="0000ff"/>
           <w:rFonts w:ascii="Charis SIL Regular" w:hAnsi="Charis SIL Regular" w:eastAsia="Charis SIL Regular"/>
           <w:b w:val="0"/>
@@ -3018,315 +3209,7 @@
           <w:color w:val="000000"/>
           <w:sz w:val="24"/>
         </w:rPr>
-        <w:hyperlink r:id="rId19" w:history="1">
-          <w:r>
-            <w:rPr>
-              <w:rStyle w:val="Hyperlink"/>
-            </w:rPr>
-            <w:t>, e</w:t>
-          </w:r>
-        </w:hyperlink>
-      </w:r>
-      <w:r>
-        <w:rPr>
-          <w:rFonts w:ascii="Charis SIL Regular" w:hAnsi="Charis SIL Regular" w:eastAsia="Charis SIL Regular"/>
-          <w:b w:val="0"/>
-          <w:i w:val="0"/>
-          <w:color w:val="000000"/>
-          <w:sz w:val="24"/>
-        </w:rPr>
-        <w:t xml:space="preserve">n </w:t>
-      </w:r>
-      <w:r>
-        <w:rPr>
-          <w:u w:val="single" w:color="0000ff"/>
-          <w:rFonts w:ascii="Charis SIL Regular" w:hAnsi="Charis SIL Regular" w:eastAsia="Charis SIL Regular"/>
-          <w:b w:val="0"/>
-          <w:i w:val="0"/>
-          <w:color w:val="000000"/>
-          <w:sz w:val="24"/>
-        </w:rPr>
-        <w:t xml:space="preserve">het </w:t>
-      </w:r>
-      <w:r>
-        <w:rPr>
-          <w:rFonts w:ascii="Charis SIL Regular" w:hAnsi="Charis SIL Regular" w:eastAsia="Charis SIL Regular"/>
-          <w:b w:val="0"/>
-          <w:i w:val="0"/>
-          <w:color w:val="0000FF"/>
-          <w:sz w:val="24"/>
-          <w:u w:val="single"/>
-        </w:rPr>
-        <w:hyperlink r:id="rId22" w:history="1">
-          <w:r>
-            <w:rPr>
-              <w:rStyle w:val="Hyperlink"/>
-            </w:rPr>
-            <w:t>E</w:t>
-          </w:r>
-        </w:hyperlink>
-      </w:r>
-      <w:r>
-        <w:rPr>
-          <w:rFonts w:ascii="Charis SIL Regular" w:hAnsi="Charis SIL Regular" w:eastAsia="Charis SIL Regular"/>
-          <w:b w:val="0"/>
-          <w:i w:val="0"/>
-          <w:color w:val="0000FF"/>
-          <w:sz w:val="24"/>
-          <w:u w:val="single"/>
-        </w:rPr>
-        <w:hyperlink r:id="rId22" w:history="1">
-          <w:r>
-            <w:rPr>
-              <w:rStyle w:val="Hyperlink"/>
-            </w:rPr>
-            <w:t>rfgoedcent</w:t>
-          </w:r>
-        </w:hyperlink>
-      </w:r>
-      <w:r>
-        <w:rPr>
-          <w:rFonts w:ascii="Charis SIL Regular" w:hAnsi="Charis SIL Regular" w:eastAsia="Charis SIL Regular"/>
-          <w:b w:val="0"/>
-          <w:i w:val="0"/>
-          <w:color w:val="0000FF"/>
-          <w:sz w:val="24"/>
-          <w:u w:val="single"/>
-        </w:rPr>
-        <w:hyperlink r:id="rId22" w:history="1">
-          <w:r>
-            <w:rPr>
-              <w:rStyle w:val="Hyperlink"/>
-            </w:rPr>
-            <w:t>r</w:t>
-          </w:r>
-        </w:hyperlink>
-      </w:r>
-      <w:r>
-        <w:rPr>
-          <w:rFonts w:ascii="Charis SIL Regular" w:hAnsi="Charis SIL Regular" w:eastAsia="Charis SIL Regular"/>
-          <w:b w:val="0"/>
-          <w:i w:val="0"/>
-          <w:color w:val="0000FF"/>
-          <w:sz w:val="24"/>
-          <w:u w:val="single"/>
-        </w:rPr>
-        <w:hyperlink r:id="rId22" w:history="1">
-          <w:r>
-            <w:rPr>
-              <w:rStyle w:val="Hyperlink"/>
-            </w:rPr>
-            <w:t>um</w:t>
-          </w:r>
-        </w:hyperlink>
-      </w:r>
-      <w:r>
-        <w:rPr>
-          <w:rFonts w:ascii="Charis SIL Regular" w:hAnsi="Charis SIL Regular" w:eastAsia="Charis SIL Regular"/>
-          <w:b w:val="0"/>
-          <w:i w:val="0"/>
-          <w:color w:val="0000FF"/>
-          <w:sz w:val="24"/>
-          <w:u w:val="single"/>
-        </w:rPr>
-        <w:t xml:space="preserve"> </w:t>
-      </w:r>
-      <w:r>
-        <w:rPr>
-          <w:rFonts w:ascii="Charis SIL Regular" w:hAnsi="Charis SIL Regular" w:eastAsia="Charis SIL Regular"/>
-          <w:b w:val="0"/>
-          <w:i w:val="0"/>
-          <w:color w:val="0000FF"/>
-          <w:sz w:val="24"/>
-          <w:u w:val="single"/>
-        </w:rPr>
-        <w:hyperlink r:id="rId22" w:history="1">
-          <w:r>
-            <w:rPr>
-              <w:rStyle w:val="Hyperlink"/>
-            </w:rPr>
-            <w:t>Ned</w:t>
-          </w:r>
-        </w:hyperlink>
-      </w:r>
-      <w:r>
-        <w:rPr>
-          <w:rFonts w:ascii="Charis SIL Regular" w:hAnsi="Charis SIL Regular" w:eastAsia="Charis SIL Regular"/>
-          <w:b w:val="0"/>
-          <w:i w:val="0"/>
-          <w:color w:val="0000FF"/>
-          <w:sz w:val="24"/>
-          <w:u w:val="single"/>
-        </w:rPr>
-        <w:hyperlink r:id="rId22" w:history="1">
-          <w:r>
-            <w:rPr>
-              <w:rStyle w:val="Hyperlink"/>
-            </w:rPr>
-            <w:t>erlands</w:t>
-          </w:r>
-        </w:hyperlink>
-      </w:r>
-      <w:r>
-        <w:rPr>
-          <w:rFonts w:ascii="Charis SIL Regular" w:hAnsi="Charis SIL Regular" w:eastAsia="Charis SIL Regular"/>
-          <w:b w:val="0"/>
-          <w:i w:val="0"/>
-          <w:color w:val="0000FF"/>
-          <w:sz w:val="24"/>
-          <w:u w:val="single"/>
-        </w:rPr>
-        <w:t xml:space="preserve"> </w:t>
-      </w:r>
-      <w:r>
-        <w:rPr>
-          <w:rFonts w:ascii="Charis SIL Regular" w:hAnsi="Charis SIL Regular" w:eastAsia="Charis SIL Regular"/>
-          <w:b w:val="0"/>
-          <w:i w:val="0"/>
-          <w:color w:val="0000FF"/>
-          <w:sz w:val="24"/>
-          <w:u w:val="single"/>
-        </w:rPr>
-        <w:hyperlink r:id="rId22" w:history="1">
-          <w:r>
-            <w:rPr>
-              <w:rStyle w:val="Hyperlink"/>
-            </w:rPr>
-            <w:t>Kloosterleven</w:t>
-          </w:r>
-        </w:hyperlink>
-      </w:r>
-      <w:r>
-        <w:rPr>
-          <w:rFonts w:ascii="Charis SIL Regular" w:hAnsi="Charis SIL Regular" w:eastAsia="Charis SIL Regular"/>
-          <w:b w:val="0"/>
-          <w:i w:val="0"/>
-          <w:color w:val="000000"/>
-          <w:sz w:val="24"/>
-        </w:rPr>
-        <w:t xml:space="preserve">. Ook in </w:t>
-      </w:r>
-      <w:r>
-        <w:rPr>
-          <w:u w:val="single" w:color="0000ff"/>
-          <w:rFonts w:ascii="Charis SIL Regular" w:hAnsi="Charis SIL Regular" w:eastAsia="Charis SIL Regular"/>
-          <w:b w:val="0"/>
-          <w:i w:val="0"/>
-          <w:color w:val="000000"/>
-          <w:sz w:val="24"/>
-        </w:rPr>
         <w:hyperlink r:id="rId21" w:history="1">
-          <w:r>
-            <w:rPr>
-              <w:rStyle w:val="Hyperlink"/>
-            </w:rPr>
-            <w:t>de landen</w:t>
-          </w:r>
-        </w:hyperlink>
-      </w:r>
-      <w:r>
-        <w:rPr>
-          <w:u w:val="single" w:color="0000ff"/>
-          <w:rFonts w:ascii="Charis SIL Regular" w:hAnsi="Charis SIL Regular" w:eastAsia="Charis SIL Regular"/>
-          <w:b w:val="0"/>
-          <w:i w:val="0"/>
-          <w:color w:val="000000"/>
-          <w:sz w:val="24"/>
-        </w:rPr>
-        <w:t xml:space="preserve"> </w:t>
-      </w:r>
-      <w:r>
-        <w:rPr>
-          <w:u w:val="single" w:color="0000ff"/>
-          <w:rFonts w:ascii="Charis SIL Regular" w:hAnsi="Charis SIL Regular" w:eastAsia="Charis SIL Regular"/>
-          <w:b w:val="0"/>
-          <w:i w:val="0"/>
-          <w:color w:val="000000"/>
-          <w:sz w:val="24"/>
-        </w:rPr>
-        <w:hyperlink r:id="rId21" w:history="1">
-          <w:r>
-            <w:rPr>
-              <w:rStyle w:val="Hyperlink"/>
-            </w:rPr>
-            <w:t>waar de zendi</w:t>
-          </w:r>
-        </w:hyperlink>
-      </w:r>
-      <w:r>
-        <w:rPr>
-          <w:u w:val="single" w:color="0000ff"/>
-          <w:rFonts w:ascii="Charis SIL Regular" w:hAnsi="Charis SIL Regular" w:eastAsia="Charis SIL Regular"/>
-          <w:b w:val="0"/>
-          <w:i w:val="0"/>
-          <w:color w:val="000000"/>
-          <w:sz w:val="24"/>
-        </w:rPr>
-        <w:hyperlink r:id="rId21" w:history="1">
-          <w:r>
-            <w:rPr>
-              <w:rStyle w:val="Hyperlink"/>
-            </w:rPr>
-            <w:t>ng en mi</w:t>
-          </w:r>
-        </w:hyperlink>
-      </w:r>
-      <w:r>
-        <w:rPr>
-          <w:rFonts w:ascii="Charis SIL Regular" w:hAnsi="Charis SIL Regular" w:eastAsia="Charis SIL Regular"/>
-          <w:b w:val="0"/>
-          <w:i w:val="0"/>
-          <w:color w:val="000000"/>
-          <w:sz w:val="24"/>
-        </w:rPr>
-        <w:t>ssie acti</w:t>
-      </w:r>
-      <w:r>
-        <w:rPr>
-          <w:u w:val="single" w:color="0000ff"/>
-          <w:rFonts w:ascii="Charis SIL Regular" w:hAnsi="Charis SIL Regular" w:eastAsia="Charis SIL Regular"/>
-          <w:b w:val="0"/>
-          <w:i w:val="0"/>
-          <w:color w:val="000000"/>
-          <w:sz w:val="24"/>
-        </w:rPr>
-        <w:hyperlink r:id="rId22" w:history="1">
-          <w:r>
-            <w:rPr>
-              <w:rStyle w:val="Hyperlink"/>
-            </w:rPr>
-            <w:t>ef waren, zijn ve</w:t>
-          </w:r>
-        </w:hyperlink>
-      </w:r>
-      <w:r>
-        <w:rPr>
-          <w:u w:val="single" w:color="0000ff"/>
-          <w:rFonts w:ascii="Charis SIL Regular" w:hAnsi="Charis SIL Regular" w:eastAsia="Charis SIL Regular"/>
-          <w:b w:val="0"/>
-          <w:i w:val="0"/>
-          <w:color w:val="000000"/>
-          <w:sz w:val="24"/>
-        </w:rPr>
-        <w:hyperlink r:id="rId22" w:history="1">
-          <w:r>
-            <w:rPr>
-              <w:rStyle w:val="Hyperlink"/>
-            </w:rPr>
-            <w:t>e</w:t>
-          </w:r>
-        </w:hyperlink>
-      </w:r>
-      <w:r>
-        <w:rPr>
-          <w:u w:val="single" w:color="0000ff"/>
-          <w:rFonts w:ascii="Charis SIL Regular" w:hAnsi="Charis SIL Regular" w:eastAsia="Charis SIL Regular"/>
-          <w:b w:val="0"/>
-          <w:i w:val="0"/>
-          <w:color w:val="000000"/>
-          <w:sz w:val="24"/>
-        </w:rPr>
-        <w:hyperlink r:id="rId22" w:history="1">
           <w:r>
             <w:rPr>
               <w:rStyle w:val="Hyperlink"/>
@@ -3344,7 +3227,7 @@
           <w:color w:val="000000"/>
           <w:sz w:val="24"/>
         </w:rPr>
-        <w:hyperlink r:id="rId22" w:history="1">
+        <w:hyperlink r:id="rId21" w:history="1">
           <w:r>
             <w:rPr>
               <w:rStyle w:val="Hyperlink"/>
@@ -3362,7 +3245,7 @@
           <w:color w:val="000000"/>
           <w:sz w:val="24"/>
         </w:rPr>
-        <w:hyperlink r:id="rId22" w:history="1">
+        <w:hyperlink r:id="rId21" w:history="1">
           <w:r>
             <w:rPr>
               <w:rStyle w:val="Hyperlink"/>
@@ -4667,9 +4550,15 @@
           <w:i w:val="0"/>
           <w:color w:val="0000FF"/>
           <w:sz w:val="24"/>
-          <w:u w:val="single"/>
-        </w:rPr>
-        <w:t>1</w:t>
+        </w:rPr>
+        <w:hyperlink r:id="rId26" w:history="1">
+          <w:r>
+            <w:rPr>
+              <w:rStyle w:val="Hyperlink"/>
+            </w:rPr>
+            <w:t>1</w:t>
+          </w:r>
+        </w:hyperlink>
       </w:r>
       <w:r>
         <w:rPr>

--- a/EXPORTS/DOCX/published/niveau2/Dutch/ChristianMission.docx
+++ b/EXPORTS/DOCX/published/niveau2/Dutch/ChristianMission.docx
@@ -459,25 +459,7 @@
           <w:color w:val="000000"/>
           <w:sz w:val="24"/>
         </w:rPr>
-        <w:t xml:space="preserve"> bestaat voor een groot deel uit objecten die d</w:t>
-      </w:r>
-      <w:r>
-        <w:rPr>
-          <w:u w:val="single" w:color="0000ff"/>
-          <w:rFonts w:ascii="Charis SIL Regular" w:hAnsi="Charis SIL Regular" w:eastAsia="Charis SIL Regular"/>
-          <w:b w:val="0"/>
-          <w:i w:val="0"/>
-          <w:color w:val="000000"/>
-          <w:sz w:val="24"/>
-        </w:rPr>
-        <w:hyperlink r:id="rId9" w:history="1">
-          <w:r>
-            <w:rPr>
-              <w:rStyle w:val="Hyperlink"/>
-            </w:rPr>
-            <w:t>oor zendeling</w:t>
-          </w:r>
-        </w:hyperlink>
+        <w:t xml:space="preserve"> bestaat voor een groot deel uit objecten die door zendeling</w:t>
       </w:r>
       <w:r>
         <w:rPr>
@@ -890,6 +872,63 @@
           <w:sz w:val="24"/>
           <w:u w:val="single"/>
         </w:rPr>
+        <w:hyperlink r:id="rId10" w:history="1">
+          <w:r>
+            <w:rPr>
+              <w:rStyle w:val="Hyperlink"/>
+            </w:rPr>
+            <w:t>e</w:t>
+          </w:r>
+        </w:hyperlink>
+      </w:r>
+      <w:r>
+        <w:rPr>
+          <w:rFonts w:ascii="Charis SIL Regular" w:hAnsi="Charis SIL Regular" w:eastAsia="Charis SIL Regular"/>
+          <w:b w:val="0"/>
+          <w:i w:val="0"/>
+          <w:color w:val="0000FF"/>
+          <w:sz w:val="24"/>
+          <w:u w:val="single"/>
+        </w:rPr>
+        <w:t xml:space="preserve"> </w:t>
+      </w:r>
+      <w:r>
+        <w:rPr>
+          <w:rFonts w:ascii="Charis SIL Regular" w:hAnsi="Charis SIL Regular" w:eastAsia="Charis SIL Regular"/>
+          <w:b w:val="0"/>
+          <w:i w:val="0"/>
+          <w:color w:val="0000FF"/>
+          <w:sz w:val="24"/>
+        </w:rPr>
+        <w:t>H</w:t>
+      </w:r>
+      <w:r>
+        <w:rPr>
+          <w:rFonts w:ascii="Charis SIL Regular" w:hAnsi="Charis SIL Regular" w:eastAsia="Charis SIL Regular"/>
+          <w:b w:val="0"/>
+          <w:i w:val="0"/>
+          <w:color w:val="0000FF"/>
+          <w:sz w:val="24"/>
+          <w:u w:val="single"/>
+        </w:rPr>
+        <w:hyperlink r:id="rId10" w:history="1">
+          <w:r>
+            <w:rPr>
+              <w:rStyle w:val="Hyperlink"/>
+            </w:rPr>
+            <w:t>eilig</w:t>
+          </w:r>
+        </w:hyperlink>
+      </w:r>
+      <w:r>
+        <w:rPr>
+          <w:rFonts w:ascii="Charis SIL Regular" w:hAnsi="Charis SIL Regular" w:eastAsia="Charis SIL Regular"/>
+          <w:b w:val="0"/>
+          <w:i w:val="0"/>
+          <w:color w:val="0000FF"/>
+          <w:sz w:val="24"/>
+          <w:u w:val="single"/>
+        </w:rPr>
         <w:hyperlink r:id="rId11" w:history="1">
           <w:r>
             <w:rPr>
@@ -924,71 +963,6 @@
             <w:rPr>
               <w:rStyle w:val="Hyperlink"/>
             </w:rPr>
-            <w:t>H</w:t>
-          </w:r>
-        </w:hyperlink>
-      </w:r>
-      <w:r>
-        <w:rPr>
-          <w:rFonts w:ascii="Charis SIL Regular" w:hAnsi="Charis SIL Regular" w:eastAsia="Charis SIL Regular"/>
-          <w:b w:val="0"/>
-          <w:i w:val="0"/>
-          <w:color w:val="0000FF"/>
-          <w:sz w:val="24"/>
-          <w:u w:val="single"/>
-        </w:rPr>
-        <w:hyperlink r:id="rId10" w:history="1">
-          <w:r>
-            <w:rPr>
-              <w:rStyle w:val="Hyperlink"/>
-            </w:rPr>
-            <w:t>eilig</w:t>
-          </w:r>
-        </w:hyperlink>
-      </w:r>
-      <w:r>
-        <w:rPr>
-          <w:rFonts w:ascii="Charis SIL Regular" w:hAnsi="Charis SIL Regular" w:eastAsia="Charis SIL Regular"/>
-          <w:b w:val="0"/>
-          <w:i w:val="0"/>
-          <w:color w:val="0000FF"/>
-          <w:sz w:val="24"/>
-          <w:u w:val="single"/>
-        </w:rPr>
-        <w:hyperlink r:id="rId11" w:history="1">
-          <w:r>
-            <w:rPr>
-              <w:rStyle w:val="Hyperlink"/>
-            </w:rPr>
-            <w:t>e</w:t>
-          </w:r>
-        </w:hyperlink>
-      </w:r>
-      <w:r>
-        <w:rPr>
-          <w:rFonts w:ascii="Charis SIL Regular" w:hAnsi="Charis SIL Regular" w:eastAsia="Charis SIL Regular"/>
-          <w:b w:val="0"/>
-          <w:i w:val="0"/>
-          <w:color w:val="0000FF"/>
-          <w:sz w:val="24"/>
-          <w:u w:val="single"/>
-        </w:rPr>
-        <w:t xml:space="preserve"> </w:t>
-      </w:r>
-      <w:r>
-        <w:rPr>
-          <w:rFonts w:ascii="Charis SIL Regular" w:hAnsi="Charis SIL Regular" w:eastAsia="Charis SIL Regular"/>
-          <w:b w:val="0"/>
-          <w:i w:val="0"/>
-          <w:color w:val="0000FF"/>
-          <w:sz w:val="24"/>
-          <w:u w:val="single"/>
-        </w:rPr>
-        <w:hyperlink r:id="rId11" w:history="1">
-          <w:r>
-            <w:rPr>
-              <w:rStyle w:val="Hyperlink"/>
-            </w:rPr>
             <w:t>Geest</w:t>
           </w:r>
         </w:hyperlink>
@@ -1061,7 +1035,7 @@
           <w:sz w:val="24"/>
           <w:u w:val="single"/>
         </w:rPr>
-        <w:hyperlink r:id="rId11" w:history="1">
+        <w:hyperlink r:id="rId12" w:history="1">
           <w:r>
             <w:rPr>
               <w:rStyle w:val="Hyperlink"/>
@@ -1090,7 +1064,7 @@
           <w:sz w:val="24"/>
           <w:u w:val="single"/>
         </w:rPr>
-        <w:hyperlink r:id="rId12" w:history="1">
+        <w:hyperlink r:id="rId11" w:history="1">
           <w:r>
             <w:rPr>
               <w:rStyle w:val="Hyperlink"/>
@@ -1118,14 +1092,7 @@
           <w:color w:val="0000FF"/>
           <w:sz w:val="24"/>
         </w:rPr>
-        <w:hyperlink r:id="rId12" w:history="1">
-          <w:r>
-            <w:rPr>
-              <w:rStyle w:val="Hyperlink"/>
-            </w:rPr>
-            <w:t>D</w:t>
-          </w:r>
-        </w:hyperlink>
+        <w:t>D</w:t>
       </w:r>
       <w:r>
         <w:rPr>
@@ -1136,7 +1103,7 @@
           <w:sz w:val="24"/>
           <w:u w:val="single"/>
         </w:rPr>
-        <w:hyperlink r:id="rId12" w:history="1">
+        <w:hyperlink r:id="rId11" w:history="1">
           <w:r>
             <w:rPr>
               <w:rStyle w:val="Hyperlink"/>
@@ -1304,60 +1271,13 @@
       </w:r>
       <w:r>
         <w:rPr>
-          <w:u w:val="single" w:color="0000ff"/>
           <w:rFonts w:ascii="Charis SIL Regular" w:hAnsi="Charis SIL Regular" w:eastAsia="Charis SIL Regular"/>
           <w:b w:val="0"/>
           <w:i w:val="0"/>
           <w:color w:val="000000"/>
           <w:sz w:val="24"/>
         </w:rPr>
-        <w:t xml:space="preserve"> </w:t>
-      </w:r>
-      <w:r>
-        <w:rPr>
-          <w:u w:val="single" w:color="0000ff"/>
-          <w:rFonts w:ascii="Charis SIL Regular" w:hAnsi="Charis SIL Regular" w:eastAsia="Charis SIL Regular"/>
-          <w:b w:val="0"/>
-          <w:i w:val="0"/>
-          <w:color w:val="000000"/>
-          <w:sz w:val="24"/>
-        </w:rPr>
-        <w:hyperlink r:id="rId12" w:history="1">
-          <w:r>
-            <w:rPr>
-              <w:rStyle w:val="Hyperlink"/>
-            </w:rPr>
-            <w:t>he</w:t>
-          </w:r>
-        </w:hyperlink>
-      </w:r>
-      <w:r>
-        <w:rPr>
-          <w:u w:val="single" w:color="0000ff"/>
-          <w:rFonts w:ascii="Charis SIL Regular" w:hAnsi="Charis SIL Regular" w:eastAsia="Charis SIL Regular"/>
-          <w:b w:val="0"/>
-          <w:i w:val="0"/>
-          <w:color w:val="000000"/>
-          <w:sz w:val="24"/>
-        </w:rPr>
-        <w:hyperlink r:id="rId12" w:history="1">
-          <w:r>
-            <w:rPr>
-              <w:rStyle w:val="Hyperlink"/>
-            </w:rPr>
-            <w:t>t</w:t>
-          </w:r>
-        </w:hyperlink>
-      </w:r>
-      <w:r>
-        <w:rPr>
-          <w:rFonts w:ascii="Charis SIL Regular" w:hAnsi="Charis SIL Regular" w:eastAsia="Charis SIL Regular"/>
-          <w:b w:val="0"/>
-          <w:i w:val="0"/>
-          <w:color w:val="000000"/>
-          <w:sz w:val="24"/>
-        </w:rPr>
-        <w:t xml:space="preserve"> </w:t>
+        <w:t xml:space="preserve"> het </w:t>
       </w:r>
       <w:r>
         <w:rPr>
@@ -1461,32 +1381,7 @@
           <w:color w:val="000000"/>
           <w:sz w:val="24"/>
         </w:rPr>
-        <w:hyperlink r:id="rId13" w:history="1">
-          <w:r>
-            <w:rPr>
-              <w:rStyle w:val="Hyperlink"/>
-            </w:rPr>
-            <w:t>en Sulawesi, z</w:t>
-          </w:r>
-        </w:hyperlink>
-      </w:r>
-      <w:r>
-        <w:rPr>
-          <w:u w:val="single" w:color="0000ff"/>
-          <w:rFonts w:ascii="Charis SIL Regular" w:hAnsi="Charis SIL Regular" w:eastAsia="Charis SIL Regular"/>
-          <w:b w:val="0"/>
-          <w:i w:val="0"/>
-          <w:color w:val="000000"/>
-          <w:sz w:val="24"/>
-        </w:rPr>
-        <w:hyperlink r:id="rId13" w:history="1">
-          <w:r>
-            <w:rPr>
-              <w:rStyle w:val="Hyperlink"/>
-            </w:rPr>
-            <w:t xml:space="preserve">ijn vooral </w:t>
-          </w:r>
-        </w:hyperlink>
+        <w:t xml:space="preserve">en Sulawesi, zijn vooral </w:t>
       </w:r>
       <w:r>
         <w:rPr>
@@ -2591,7 +2486,7 @@
           <w:sz w:val="24"/>
           <w:u w:val="single"/>
         </w:rPr>
-        <w:hyperlink r:id="rId18" w:history="1">
+        <w:hyperlink r:id="rId19" w:history="1">
           <w:r>
             <w:rPr>
               <w:rStyle w:val="Hyperlink"/>
@@ -2672,8 +2567,74 @@
           <w:i w:val="0"/>
           <w:color w:val="0000FF"/>
           <w:sz w:val="24"/>
-        </w:rPr>
-        <w:t>HDC Prot</w:t>
+          <w:u w:val="single"/>
+        </w:rPr>
+        <w:hyperlink r:id="rId20" w:history="1">
+          <w:r>
+            <w:rPr>
+              <w:rStyle w:val="Hyperlink"/>
+            </w:rPr>
+            <w:t>H</w:t>
+          </w:r>
+        </w:hyperlink>
+      </w:r>
+      <w:r>
+        <w:rPr>
+          <w:rFonts w:ascii="Charis SIL Regular" w:hAnsi="Charis SIL Regular" w:eastAsia="Charis SIL Regular"/>
+          <w:b w:val="0"/>
+          <w:i w:val="0"/>
+          <w:color w:val="0000FF"/>
+          <w:sz w:val="24"/>
+          <w:u w:val="single"/>
+        </w:rPr>
+        <w:hyperlink r:id="rId19" w:history="1">
+          <w:r>
+            <w:rPr>
+              <w:rStyle w:val="Hyperlink"/>
+            </w:rPr>
+            <w:t>DC</w:t>
+          </w:r>
+        </w:hyperlink>
+      </w:r>
+      <w:r>
+        <w:rPr>
+          <w:rFonts w:ascii="Charis SIL Regular" w:hAnsi="Charis SIL Regular" w:eastAsia="Charis SIL Regular"/>
+          <w:b w:val="0"/>
+          <w:i w:val="0"/>
+          <w:color w:val="0000FF"/>
+          <w:sz w:val="24"/>
+          <w:u w:val="single"/>
+        </w:rPr>
+        <w:t xml:space="preserve"> </w:t>
+      </w:r>
+      <w:r>
+        <w:rPr>
+          <w:rFonts w:ascii="Charis SIL Regular" w:hAnsi="Charis SIL Regular" w:eastAsia="Charis SIL Regular"/>
+          <w:b w:val="0"/>
+          <w:i w:val="0"/>
+          <w:color w:val="0000FF"/>
+          <w:sz w:val="24"/>
+          <w:u w:val="single"/>
+        </w:rPr>
+        <w:hyperlink r:id="rId19" w:history="1">
+          <w:r>
+            <w:rPr>
+              <w:rStyle w:val="Hyperlink"/>
+            </w:rPr>
+            <w:t>Pro</w:t>
+          </w:r>
+        </w:hyperlink>
+      </w:r>
+      <w:r>
+        <w:rPr>
+          <w:rFonts w:ascii="Charis SIL Regular" w:hAnsi="Charis SIL Regular" w:eastAsia="Charis SIL Regular"/>
+          <w:b w:val="0"/>
+          <w:i w:val="0"/>
+          <w:color w:val="0000FF"/>
+          <w:sz w:val="24"/>
+          <w:u w:val="single"/>
+        </w:rPr>
+        <w:t>t</w:t>
       </w:r>
       <w:r>
         <w:rPr>
@@ -2864,8 +2825,110 @@
           <w:i w:val="0"/>
           <w:color w:val="0000FF"/>
           <w:sz w:val="24"/>
-        </w:rPr>
-        <w:t>Katholiek Documentatie C</w:t>
+          <w:u w:val="single"/>
+        </w:rPr>
+        <w:hyperlink r:id="rId21" w:history="1">
+          <w:r>
+            <w:rPr>
+              <w:rStyle w:val="Hyperlink"/>
+            </w:rPr>
+            <w:t>Katholiek</w:t>
+          </w:r>
+        </w:hyperlink>
+      </w:r>
+      <w:r>
+        <w:rPr>
+          <w:rFonts w:ascii="Charis SIL Regular" w:hAnsi="Charis SIL Regular" w:eastAsia="Charis SIL Regular"/>
+          <w:b w:val="0"/>
+          <w:i w:val="0"/>
+          <w:color w:val="0000FF"/>
+          <w:sz w:val="24"/>
+          <w:u w:val="single"/>
+        </w:rPr>
+        <w:t xml:space="preserve"> </w:t>
+      </w:r>
+      <w:r>
+        <w:rPr>
+          <w:rFonts w:ascii="Charis SIL Regular" w:hAnsi="Charis SIL Regular" w:eastAsia="Charis SIL Regular"/>
+          <w:b w:val="0"/>
+          <w:i w:val="0"/>
+          <w:color w:val="0000FF"/>
+          <w:sz w:val="24"/>
+          <w:u w:val="single"/>
+        </w:rPr>
+        <w:hyperlink r:id="rId21" w:history="1">
+          <w:r>
+            <w:rPr>
+              <w:rStyle w:val="Hyperlink"/>
+            </w:rPr>
+            <w:t>Docu</w:t>
+          </w:r>
+        </w:hyperlink>
+      </w:r>
+      <w:r>
+        <w:rPr>
+          <w:rFonts w:ascii="Charis SIL Regular" w:hAnsi="Charis SIL Regular" w:eastAsia="Charis SIL Regular"/>
+          <w:b w:val="0"/>
+          <w:i w:val="0"/>
+          <w:color w:val="0000FF"/>
+          <w:sz w:val="24"/>
+          <w:u w:val="single"/>
+        </w:rPr>
+        <w:hyperlink r:id="rId21" w:history="1">
+          <w:r>
+            <w:rPr>
+              <w:rStyle w:val="Hyperlink"/>
+            </w:rPr>
+            <w:t>mentat</w:t>
+          </w:r>
+        </w:hyperlink>
+      </w:r>
+      <w:r>
+        <w:rPr>
+          <w:rFonts w:ascii="Charis SIL Regular" w:hAnsi="Charis SIL Regular" w:eastAsia="Charis SIL Regular"/>
+          <w:b w:val="0"/>
+          <w:i w:val="0"/>
+          <w:color w:val="0000FF"/>
+          <w:sz w:val="24"/>
+          <w:u w:val="single"/>
+        </w:rPr>
+        <w:hyperlink r:id="rId19" w:history="1">
+          <w:r>
+            <w:rPr>
+              <w:rStyle w:val="Hyperlink"/>
+            </w:rPr>
+            <w:t>i</w:t>
+          </w:r>
+        </w:hyperlink>
+      </w:r>
+      <w:r>
+        <w:rPr>
+          <w:rFonts w:ascii="Charis SIL Regular" w:hAnsi="Charis SIL Regular" w:eastAsia="Charis SIL Regular"/>
+          <w:b w:val="0"/>
+          <w:i w:val="0"/>
+          <w:color w:val="0000FF"/>
+          <w:sz w:val="24"/>
+          <w:u w:val="single"/>
+        </w:rPr>
+        <w:hyperlink r:id="rId19" w:history="1">
+          <w:r>
+            <w:rPr>
+              <w:rStyle w:val="Hyperlink"/>
+            </w:rPr>
+            <w:t xml:space="preserve">e </w:t>
+          </w:r>
+        </w:hyperlink>
+      </w:r>
+      <w:r>
+        <w:rPr>
+          <w:rFonts w:ascii="Charis SIL Regular" w:hAnsi="Charis SIL Regular" w:eastAsia="Charis SIL Regular"/>
+          <w:b w:val="0"/>
+          <w:i w:val="0"/>
+          <w:color w:val="0000FF"/>
+          <w:sz w:val="24"/>
+          <w:u w:val="single"/>
+        </w:rPr>
+        <w:t>C</w:t>
       </w:r>
       <w:r>
         <w:rPr>
@@ -2887,49 +2950,13 @@
       </w:r>
       <w:r>
         <w:rPr>
-          <w:u w:val="single" w:color="0000ff"/>
           <w:rFonts w:ascii="Charis SIL Regular" w:hAnsi="Charis SIL Regular" w:eastAsia="Charis SIL Regular"/>
           <w:b w:val="0"/>
           <w:i w:val="0"/>
           <w:color w:val="000000"/>
           <w:sz w:val="24"/>
         </w:rPr>
-        <w:hyperlink r:id="rId19" w:history="1">
-          <w:r>
-            <w:rPr>
-              <w:rStyle w:val="Hyperlink"/>
-            </w:rPr>
-            <w:t>, e</w:t>
-          </w:r>
-        </w:hyperlink>
-      </w:r>
-      <w:r>
-        <w:rPr>
-          <w:rFonts w:ascii="Charis SIL Regular" w:hAnsi="Charis SIL Regular" w:eastAsia="Charis SIL Regular"/>
-          <w:b w:val="0"/>
-          <w:i w:val="0"/>
-          <w:color w:val="000000"/>
-          <w:sz w:val="24"/>
-        </w:rPr>
-        <w:t xml:space="preserve">n </w:t>
-      </w:r>
-      <w:r>
-        <w:rPr>
-          <w:u w:val="single" w:color="0000ff"/>
-          <w:rFonts w:ascii="Charis SIL Regular" w:hAnsi="Charis SIL Regular" w:eastAsia="Charis SIL Regular"/>
-          <w:b w:val="0"/>
-          <w:i w:val="0"/>
-          <w:color w:val="000000"/>
-          <w:sz w:val="24"/>
-        </w:rPr>
-        <w:hyperlink r:id="rId20" w:history="1">
-          <w:r>
-            <w:rPr>
-              <w:rStyle w:val="Hyperlink"/>
-            </w:rPr>
-            <w:t xml:space="preserve">het </w:t>
-          </w:r>
-        </w:hyperlink>
+        <w:t xml:space="preserve">, en het </w:t>
       </w:r>
       <w:r>
         <w:rPr>
@@ -2940,7 +2967,7 @@
           <w:sz w:val="24"/>
           <w:u w:val="single"/>
         </w:rPr>
-        <w:hyperlink r:id="rId20" w:history="1">
+        <w:hyperlink r:id="rId22" w:history="1">
           <w:r>
             <w:rPr>
               <w:rStyle w:val="Hyperlink"/>
@@ -2958,7 +2985,7 @@
           <w:sz w:val="24"/>
           <w:u w:val="single"/>
         </w:rPr>
-        <w:hyperlink r:id="rId20" w:history="1">
+        <w:hyperlink r:id="rId22" w:history="1">
           <w:r>
             <w:rPr>
               <w:rStyle w:val="Hyperlink"/>
@@ -2976,7 +3003,7 @@
           <w:sz w:val="24"/>
           <w:u w:val="single"/>
         </w:rPr>
-        <w:hyperlink r:id="rId20" w:history="1">
+        <w:hyperlink r:id="rId22" w:history="1">
           <w:r>
             <w:rPr>
               <w:rStyle w:val="Hyperlink"/>
@@ -2994,7 +3021,7 @@
           <w:sz w:val="24"/>
           <w:u w:val="single"/>
         </w:rPr>
-        <w:hyperlink r:id="rId20" w:history="1">
+        <w:hyperlink r:id="rId22" w:history="1">
           <w:r>
             <w:rPr>
               <w:rStyle w:val="Hyperlink"/>
@@ -3023,7 +3050,7 @@
           <w:sz w:val="24"/>
           <w:u w:val="single"/>
         </w:rPr>
-        <w:hyperlink r:id="rId21" w:history="1">
+        <w:hyperlink r:id="rId22" w:history="1">
           <w:r>
             <w:rPr>
               <w:rStyle w:val="Hyperlink"/>
@@ -3041,7 +3068,7 @@
           <w:sz w:val="24"/>
           <w:u w:val="single"/>
         </w:rPr>
-        <w:hyperlink r:id="rId21" w:history="1">
+        <w:hyperlink r:id="rId22" w:history="1">
           <w:r>
             <w:rPr>
               <w:rStyle w:val="Hyperlink"/>
@@ -3070,7 +3097,7 @@
           <w:sz w:val="24"/>
           <w:u w:val="single"/>
         </w:rPr>
-        <w:hyperlink r:id="rId21" w:history="1">
+        <w:hyperlink r:id="rId22" w:history="1">
           <w:r>
             <w:rPr>
               <w:rStyle w:val="Hyperlink"/>
@@ -3091,6 +3118,16 @@
       </w:r>
       <w:r>
         <w:rPr>
+          <w:rFonts w:ascii="Charis SIL Regular" w:hAnsi="Charis SIL Regular" w:eastAsia="Charis SIL Regular"/>
+          <w:b w:val="0"/>
+          <w:i w:val="0"/>
+          <w:color w:val="000000"/>
+          <w:sz w:val="24"/>
+        </w:rPr>
+        <w:t>de landen waar de zending en missie acti</w:t>
+      </w:r>
+      <w:r>
+        <w:rPr>
           <w:u w:val="single" w:color="0000ff"/>
           <w:rFonts w:ascii="Charis SIL Regular" w:hAnsi="Charis SIL Regular" w:eastAsia="Charis SIL Regular"/>
           <w:b w:val="0"/>
@@ -3099,81 +3136,6 @@
           <w:sz w:val="24"/>
         </w:rPr>
         <w:hyperlink r:id="rId22" w:history="1">
-          <w:r>
-            <w:rPr>
-              <w:rStyle w:val="Hyperlink"/>
-            </w:rPr>
-            <w:t>de landen</w:t>
-          </w:r>
-        </w:hyperlink>
-      </w:r>
-      <w:r>
-        <w:rPr>
-          <w:u w:val="single" w:color="0000ff"/>
-          <w:rFonts w:ascii="Charis SIL Regular" w:hAnsi="Charis SIL Regular" w:eastAsia="Charis SIL Regular"/>
-          <w:b w:val="0"/>
-          <w:i w:val="0"/>
-          <w:color w:val="000000"/>
-          <w:sz w:val="24"/>
-        </w:rPr>
-        <w:t xml:space="preserve"> </w:t>
-      </w:r>
-      <w:r>
-        <w:rPr>
-          <w:u w:val="single" w:color="0000ff"/>
-          <w:rFonts w:ascii="Charis SIL Regular" w:hAnsi="Charis SIL Regular" w:eastAsia="Charis SIL Regular"/>
-          <w:b w:val="0"/>
-          <w:i w:val="0"/>
-          <w:color w:val="000000"/>
-          <w:sz w:val="24"/>
-        </w:rPr>
-        <w:hyperlink r:id="rId22" w:history="1">
-          <w:r>
-            <w:rPr>
-              <w:rStyle w:val="Hyperlink"/>
-            </w:rPr>
-            <w:t>waar de zendi</w:t>
-          </w:r>
-        </w:hyperlink>
-      </w:r>
-      <w:r>
-        <w:rPr>
-          <w:u w:val="single" w:color="0000ff"/>
-          <w:rFonts w:ascii="Charis SIL Regular" w:hAnsi="Charis SIL Regular" w:eastAsia="Charis SIL Regular"/>
-          <w:b w:val="0"/>
-          <w:i w:val="0"/>
-          <w:color w:val="000000"/>
-          <w:sz w:val="24"/>
-        </w:rPr>
-        <w:hyperlink r:id="rId22" w:history="1">
-          <w:r>
-            <w:rPr>
-              <w:rStyle w:val="Hyperlink"/>
-            </w:rPr>
-            <w:t>ng en mi</w:t>
-          </w:r>
-        </w:hyperlink>
-      </w:r>
-      <w:r>
-        <w:rPr>
-          <w:rFonts w:ascii="Charis SIL Regular" w:hAnsi="Charis SIL Regular" w:eastAsia="Charis SIL Regular"/>
-          <w:b w:val="0"/>
-          <w:i w:val="0"/>
-          <w:color w:val="000000"/>
-          <w:sz w:val="24"/>
-        </w:rPr>
-        <w:t>ssie acti</w:t>
-      </w:r>
-      <w:r>
-        <w:rPr>
-          <w:u w:val="single" w:color="0000ff"/>
-          <w:rFonts w:ascii="Charis SIL Regular" w:hAnsi="Charis SIL Regular" w:eastAsia="Charis SIL Regular"/>
-          <w:b w:val="0"/>
-          <w:i w:val="0"/>
-          <w:color w:val="000000"/>
-          <w:sz w:val="24"/>
-        </w:rPr>
-        <w:hyperlink r:id="rId21" w:history="1">
           <w:r>
             <w:rPr>
               <w:rStyle w:val="Hyperlink"/>
@@ -3191,7 +3153,7 @@
           <w:color w:val="000000"/>
           <w:sz w:val="24"/>
         </w:rPr>
-        <w:hyperlink r:id="rId21" w:history="1">
+        <w:hyperlink r:id="rId22" w:history="1">
           <w:r>
             <w:rPr>
               <w:rStyle w:val="Hyperlink"/>
@@ -3209,7 +3171,7 @@
           <w:color w:val="000000"/>
           <w:sz w:val="24"/>
         </w:rPr>
-        <w:hyperlink r:id="rId21" w:history="1">
+        <w:hyperlink r:id="rId22" w:history="1">
           <w:r>
             <w:rPr>
               <w:rStyle w:val="Hyperlink"/>
@@ -3227,7 +3189,7 @@
           <w:color w:val="000000"/>
           <w:sz w:val="24"/>
         </w:rPr>
-        <w:hyperlink r:id="rId21" w:history="1">
+        <w:hyperlink r:id="rId22" w:history="1">
           <w:r>
             <w:rPr>
               <w:rStyle w:val="Hyperlink"/>
@@ -3245,7 +3207,7 @@
           <w:color w:val="000000"/>
           <w:sz w:val="24"/>
         </w:rPr>
-        <w:hyperlink r:id="rId21" w:history="1">
+        <w:hyperlink r:id="rId22" w:history="1">
           <w:r>
             <w:rPr>
               <w:rStyle w:val="Hyperlink"/>
@@ -4177,15 +4139,9 @@
           <w:i w:val="0"/>
           <w:color w:val="0000FF"/>
           <w:sz w:val="24"/>
-        </w:rPr>
-        <w:hyperlink r:id="rId24" w:history="1">
-          <w:r>
-            <w:rPr>
-              <w:rStyle w:val="Hyperlink"/>
-            </w:rPr>
-            <w:t>7</w:t>
-          </w:r>
-        </w:hyperlink>
+          <w:u w:val="single"/>
+        </w:rPr>
+        <w:t>7</w:t>
       </w:r>
       <w:r>
         <w:rPr>
@@ -4550,15 +4506,9 @@
           <w:i w:val="0"/>
           <w:color w:val="0000FF"/>
           <w:sz w:val="24"/>
-        </w:rPr>
-        <w:hyperlink r:id="rId26" w:history="1">
-          <w:r>
-            <w:rPr>
-              <w:rStyle w:val="Hyperlink"/>
-            </w:rPr>
-            <w:t>1</w:t>
-          </w:r>
-        </w:hyperlink>
+          <w:u w:val="single"/>
+        </w:rPr>
+        <w:t>1</w:t>
       </w:r>
       <w:r>
         <w:rPr>

--- a/EXPORTS/DOCX/published/niveau2/Dutch/ChristianMission.docx
+++ b/EXPORTS/DOCX/published/niveau2/Dutch/ChristianMission.docx
@@ -459,7 +459,25 @@
           <w:color w:val="000000"/>
           <w:sz w:val="24"/>
         </w:rPr>
-        <w:t xml:space="preserve"> bestaat voor een groot deel uit objecten die door zendeling</w:t>
+        <w:t xml:space="preserve"> bestaat voor een groot deel uit objecten die d</w:t>
+      </w:r>
+      <w:r>
+        <w:rPr>
+          <w:u w:val="single" w:color="0000ff"/>
+          <w:rFonts w:ascii="Charis SIL Regular" w:hAnsi="Charis SIL Regular" w:eastAsia="Charis SIL Regular"/>
+          <w:b w:val="0"/>
+          <w:i w:val="0"/>
+          <w:color w:val="000000"/>
+          <w:sz w:val="24"/>
+        </w:rPr>
+        <w:hyperlink r:id="rId9" w:history="1">
+          <w:r>
+            <w:rPr>
+              <w:rStyle w:val="Hyperlink"/>
+            </w:rPr>
+            <w:t>oor zendeling</w:t>
+          </w:r>
+        </w:hyperlink>
       </w:r>
       <w:r>
         <w:rPr>
@@ -796,7 +814,7 @@
           <w:sz w:val="24"/>
           <w:u w:val="single"/>
         </w:rPr>
-        <w:hyperlink r:id="rId11" w:history="1">
+        <w:hyperlink r:id="rId10" w:history="1">
           <w:r>
             <w:rPr>
               <w:rStyle w:val="Hyperlink"/>
@@ -825,7 +843,7 @@
           <w:sz w:val="24"/>
           <w:u w:val="single"/>
         </w:rPr>
-        <w:hyperlink r:id="rId11" w:history="1">
+        <w:hyperlink r:id="rId10" w:history="1">
           <w:r>
             <w:rPr>
               <w:rStyle w:val="Hyperlink"/>
@@ -854,7 +872,7 @@
           <w:sz w:val="24"/>
           <w:u w:val="single"/>
         </w:rPr>
-        <w:hyperlink r:id="rId11" w:history="1">
+        <w:hyperlink r:id="rId10" w:history="1">
           <w:r>
             <w:rPr>
               <w:rStyle w:val="Hyperlink"/>
@@ -1064,7 +1082,7 @@
           <w:sz w:val="24"/>
           <w:u w:val="single"/>
         </w:rPr>
-        <w:hyperlink r:id="rId11" w:history="1">
+        <w:hyperlink r:id="rId12" w:history="1">
           <w:r>
             <w:rPr>
               <w:rStyle w:val="Hyperlink"/>
@@ -1092,7 +1110,14 @@
           <w:color w:val="0000FF"/>
           <w:sz w:val="24"/>
         </w:rPr>
-        <w:t>D</w:t>
+        <w:hyperlink r:id="rId12" w:history="1">
+          <w:r>
+            <w:rPr>
+              <w:rStyle w:val="Hyperlink"/>
+            </w:rPr>
+            <w:t>D</w:t>
+          </w:r>
+        </w:hyperlink>
       </w:r>
       <w:r>
         <w:rPr>
@@ -1103,7 +1128,7 @@
           <w:sz w:val="24"/>
           <w:u w:val="single"/>
         </w:rPr>
-        <w:hyperlink r:id="rId11" w:history="1">
+        <w:hyperlink r:id="rId12" w:history="1">
           <w:r>
             <w:rPr>
               <w:rStyle w:val="Hyperlink"/>
@@ -1271,13 +1296,60 @@
       </w:r>
       <w:r>
         <w:rPr>
+          <w:u w:val="single" w:color="0000ff"/>
           <w:rFonts w:ascii="Charis SIL Regular" w:hAnsi="Charis SIL Regular" w:eastAsia="Charis SIL Regular"/>
           <w:b w:val="0"/>
           <w:i w:val="0"/>
           <w:color w:val="000000"/>
           <w:sz w:val="24"/>
         </w:rPr>
-        <w:t xml:space="preserve"> het </w:t>
+        <w:t xml:space="preserve"> </w:t>
+      </w:r>
+      <w:r>
+        <w:rPr>
+          <w:u w:val="single" w:color="0000ff"/>
+          <w:rFonts w:ascii="Charis SIL Regular" w:hAnsi="Charis SIL Regular" w:eastAsia="Charis SIL Regular"/>
+          <w:b w:val="0"/>
+          <w:i w:val="0"/>
+          <w:color w:val="000000"/>
+          <w:sz w:val="24"/>
+        </w:rPr>
+        <w:hyperlink r:id="rId12" w:history="1">
+          <w:r>
+            <w:rPr>
+              <w:rStyle w:val="Hyperlink"/>
+            </w:rPr>
+            <w:t>he</w:t>
+          </w:r>
+        </w:hyperlink>
+      </w:r>
+      <w:r>
+        <w:rPr>
+          <w:u w:val="single" w:color="0000ff"/>
+          <w:rFonts w:ascii="Charis SIL Regular" w:hAnsi="Charis SIL Regular" w:eastAsia="Charis SIL Regular"/>
+          <w:b w:val="0"/>
+          <w:i w:val="0"/>
+          <w:color w:val="000000"/>
+          <w:sz w:val="24"/>
+        </w:rPr>
+        <w:hyperlink r:id="rId12" w:history="1">
+          <w:r>
+            <w:rPr>
+              <w:rStyle w:val="Hyperlink"/>
+            </w:rPr>
+            <w:t>t</w:t>
+          </w:r>
+        </w:hyperlink>
+      </w:r>
+      <w:r>
+        <w:rPr>
+          <w:rFonts w:ascii="Charis SIL Regular" w:hAnsi="Charis SIL Regular" w:eastAsia="Charis SIL Regular"/>
+          <w:b w:val="0"/>
+          <w:i w:val="0"/>
+          <w:color w:val="000000"/>
+          <w:sz w:val="24"/>
+        </w:rPr>
+        <w:t xml:space="preserve"> </w:t>
       </w:r>
       <w:r>
         <w:rPr>
@@ -1381,7 +1453,32 @@
           <w:color w:val="000000"/>
           <w:sz w:val="24"/>
         </w:rPr>
-        <w:t xml:space="preserve">en Sulawesi, zijn vooral </w:t>
+        <w:hyperlink r:id="rId13" w:history="1">
+          <w:r>
+            <w:rPr>
+              <w:rStyle w:val="Hyperlink"/>
+            </w:rPr>
+            <w:t>en Sulawesi, z</w:t>
+          </w:r>
+        </w:hyperlink>
+      </w:r>
+      <w:r>
+        <w:rPr>
+          <w:u w:val="single" w:color="0000ff"/>
+          <w:rFonts w:ascii="Charis SIL Regular" w:hAnsi="Charis SIL Regular" w:eastAsia="Charis SIL Regular"/>
+          <w:b w:val="0"/>
+          <w:i w:val="0"/>
+          <w:color w:val="000000"/>
+          <w:sz w:val="24"/>
+        </w:rPr>
+        <w:hyperlink r:id="rId13" w:history="1">
+          <w:r>
+            <w:rPr>
+              <w:rStyle w:val="Hyperlink"/>
+            </w:rPr>
+            <w:t xml:space="preserve">ijn vooral </w:t>
+          </w:r>
+        </w:hyperlink>
       </w:r>
       <w:r>
         <w:rPr>
@@ -2486,7 +2583,7 @@
           <w:sz w:val="24"/>
           <w:u w:val="single"/>
         </w:rPr>
-        <w:hyperlink r:id="rId19" w:history="1">
+        <w:hyperlink r:id="rId18" w:history="1">
           <w:r>
             <w:rPr>
               <w:rStyle w:val="Hyperlink"/>
@@ -2515,7 +2612,7 @@
           <w:sz w:val="24"/>
           <w:u w:val="single"/>
         </w:rPr>
-        <w:hyperlink r:id="rId19" w:history="1">
+        <w:hyperlink r:id="rId18" w:history="1">
           <w:r>
             <w:rPr>
               <w:rStyle w:val="Hyperlink"/>
@@ -2533,7 +2630,7 @@
           <w:sz w:val="24"/>
           <w:u w:val="single"/>
         </w:rPr>
-        <w:hyperlink r:id="rId19" w:history="1">
+        <w:hyperlink r:id="rId18" w:history="1">
           <w:r>
             <w:rPr>
               <w:rStyle w:val="Hyperlink"/>
@@ -2544,21 +2641,13 @@
       </w:r>
       <w:r>
         <w:rPr>
-          <w:u w:val="single" w:color="0000ff"/>
           <w:rFonts w:ascii="Charis SIL Regular" w:hAnsi="Charis SIL Regular" w:eastAsia="Charis SIL Regular"/>
           <w:b w:val="0"/>
           <w:i w:val="0"/>
           <w:color w:val="000000"/>
           <w:sz w:val="24"/>
         </w:rPr>
-        <w:hyperlink r:id="rId18" w:history="1">
-          <w:r>
-            <w:rPr>
-              <w:rStyle w:val="Hyperlink"/>
-            </w:rPr>
-            <w:t xml:space="preserve">, </w:t>
-          </w:r>
-        </w:hyperlink>
+        <w:t xml:space="preserve">, </w:t>
       </w:r>
       <w:r>
         <w:rPr>
@@ -2827,7 +2916,7 @@
           <w:sz w:val="24"/>
           <w:u w:val="single"/>
         </w:rPr>
-        <w:hyperlink r:id="rId21" w:history="1">
+        <w:hyperlink r:id="rId19" w:history="1">
           <w:r>
             <w:rPr>
               <w:rStyle w:val="Hyperlink"/>
@@ -2892,7 +2981,7 @@
           <w:sz w:val="24"/>
           <w:u w:val="single"/>
         </w:rPr>
-        <w:hyperlink r:id="rId19" w:history="1">
+        <w:hyperlink r:id="rId21" w:history="1">
           <w:r>
             <w:rPr>
               <w:rStyle w:val="Hyperlink"/>
@@ -2910,12 +2999,12 @@
           <w:sz w:val="24"/>
           <w:u w:val="single"/>
         </w:rPr>
-        <w:hyperlink r:id="rId19" w:history="1">
+        <w:hyperlink r:id="rId21" w:history="1">
           <w:r>
             <w:rPr>
               <w:rStyle w:val="Hyperlink"/>
             </w:rPr>
-            <w:t xml:space="preserve">e </w:t>
+            <w:t>e</w:t>
           </w:r>
         </w:hyperlink>
       </w:r>
@@ -2928,7 +3017,7 @@
           <w:sz w:val="24"/>
           <w:u w:val="single"/>
         </w:rPr>
-        <w:t>C</w:t>
+        <w:t xml:space="preserve"> </w:t>
       </w:r>
       <w:r>
         <w:rPr>
@@ -2939,7 +3028,25 @@
           <w:sz w:val="24"/>
           <w:u w:val="single"/>
         </w:rPr>
-        <w:hyperlink r:id="rId19" w:history="1">
+        <w:hyperlink r:id="rId21" w:history="1">
+          <w:r>
+            <w:rPr>
+              <w:rStyle w:val="Hyperlink"/>
+            </w:rPr>
+            <w:t>C</w:t>
+          </w:r>
+        </w:hyperlink>
+      </w:r>
+      <w:r>
+        <w:rPr>
+          <w:rFonts w:ascii="Charis SIL Regular" w:hAnsi="Charis SIL Regular" w:eastAsia="Charis SIL Regular"/>
+          <w:b w:val="0"/>
+          <w:i w:val="0"/>
+          <w:color w:val="0000FF"/>
+          <w:sz w:val="24"/>
+          <w:u w:val="single"/>
+        </w:rPr>
+        <w:hyperlink r:id="rId21" w:history="1">
           <w:r>
             <w:rPr>
               <w:rStyle w:val="Hyperlink"/>
@@ -2950,13 +3057,42 @@
       </w:r>
       <w:r>
         <w:rPr>
+          <w:u w:val="single" w:color="0000ff"/>
           <w:rFonts w:ascii="Charis SIL Regular" w:hAnsi="Charis SIL Regular" w:eastAsia="Charis SIL Regular"/>
           <w:b w:val="0"/>
           <w:i w:val="0"/>
           <w:color w:val="000000"/>
           <w:sz w:val="24"/>
         </w:rPr>
-        <w:t xml:space="preserve">, en het </w:t>
+        <w:hyperlink r:id="rId19" w:history="1">
+          <w:r>
+            <w:rPr>
+              <w:rStyle w:val="Hyperlink"/>
+            </w:rPr>
+            <w:t>, e</w:t>
+          </w:r>
+        </w:hyperlink>
+      </w:r>
+      <w:r>
+        <w:rPr>
+          <w:rFonts w:ascii="Charis SIL Regular" w:hAnsi="Charis SIL Regular" w:eastAsia="Charis SIL Regular"/>
+          <w:b w:val="0"/>
+          <w:i w:val="0"/>
+          <w:color w:val="000000"/>
+          <w:sz w:val="24"/>
+        </w:rPr>
+        <w:t xml:space="preserve">n </w:t>
+      </w:r>
+      <w:r>
+        <w:rPr>
+          <w:u w:val="single" w:color="0000ff"/>
+          <w:rFonts w:ascii="Charis SIL Regular" w:hAnsi="Charis SIL Regular" w:eastAsia="Charis SIL Regular"/>
+          <w:b w:val="0"/>
+          <w:i w:val="0"/>
+          <w:color w:val="000000"/>
+          <w:sz w:val="24"/>
+        </w:rPr>
+        <w:t xml:space="preserve">het </w:t>
       </w:r>
       <w:r>
         <w:rPr>
@@ -3118,13 +3254,78 @@
       </w:r>
       <w:r>
         <w:rPr>
+          <w:u w:val="single" w:color="0000ff"/>
           <w:rFonts w:ascii="Charis SIL Regular" w:hAnsi="Charis SIL Regular" w:eastAsia="Charis SIL Regular"/>
           <w:b w:val="0"/>
           <w:i w:val="0"/>
           <w:color w:val="000000"/>
           <w:sz w:val="24"/>
         </w:rPr>
-        <w:t>de landen waar de zending en missie acti</w:t>
+        <w:hyperlink r:id="rId21" w:history="1">
+          <w:r>
+            <w:rPr>
+              <w:rStyle w:val="Hyperlink"/>
+            </w:rPr>
+            <w:t>de landen</w:t>
+          </w:r>
+        </w:hyperlink>
+      </w:r>
+      <w:r>
+        <w:rPr>
+          <w:u w:val="single" w:color="0000ff"/>
+          <w:rFonts w:ascii="Charis SIL Regular" w:hAnsi="Charis SIL Regular" w:eastAsia="Charis SIL Regular"/>
+          <w:b w:val="0"/>
+          <w:i w:val="0"/>
+          <w:color w:val="000000"/>
+          <w:sz w:val="24"/>
+        </w:rPr>
+        <w:t xml:space="preserve"> </w:t>
+      </w:r>
+      <w:r>
+        <w:rPr>
+          <w:u w:val="single" w:color="0000ff"/>
+          <w:rFonts w:ascii="Charis SIL Regular" w:hAnsi="Charis SIL Regular" w:eastAsia="Charis SIL Regular"/>
+          <w:b w:val="0"/>
+          <w:i w:val="0"/>
+          <w:color w:val="000000"/>
+          <w:sz w:val="24"/>
+        </w:rPr>
+        <w:hyperlink r:id="rId21" w:history="1">
+          <w:r>
+            <w:rPr>
+              <w:rStyle w:val="Hyperlink"/>
+            </w:rPr>
+            <w:t>waar de zendi</w:t>
+          </w:r>
+        </w:hyperlink>
+      </w:r>
+      <w:r>
+        <w:rPr>
+          <w:u w:val="single" w:color="0000ff"/>
+          <w:rFonts w:ascii="Charis SIL Regular" w:hAnsi="Charis SIL Regular" w:eastAsia="Charis SIL Regular"/>
+          <w:b w:val="0"/>
+          <w:i w:val="0"/>
+          <w:color w:val="000000"/>
+          <w:sz w:val="24"/>
+        </w:rPr>
+        <w:hyperlink r:id="rId21" w:history="1">
+          <w:r>
+            <w:rPr>
+              <w:rStyle w:val="Hyperlink"/>
+            </w:rPr>
+            <w:t>ng en mi</w:t>
+          </w:r>
+        </w:hyperlink>
+      </w:r>
+      <w:r>
+        <w:rPr>
+          <w:rFonts w:ascii="Charis SIL Regular" w:hAnsi="Charis SIL Regular" w:eastAsia="Charis SIL Regular"/>
+          <w:b w:val="0"/>
+          <w:i w:val="0"/>
+          <w:color w:val="000000"/>
+          <w:sz w:val="24"/>
+        </w:rPr>
+        <w:t>ssie acti</w:t>
       </w:r>
       <w:r>
         <w:rPr>
@@ -4139,9 +4340,15 @@
           <w:i w:val="0"/>
           <w:color w:val="0000FF"/>
           <w:sz w:val="24"/>
-          <w:u w:val="single"/>
-        </w:rPr>
-        <w:t>7</w:t>
+        </w:rPr>
+        <w:hyperlink r:id="rId24" w:history="1">
+          <w:r>
+            <w:rPr>
+              <w:rStyle w:val="Hyperlink"/>
+            </w:rPr>
+            <w:t>7</w:t>
+          </w:r>
+        </w:hyperlink>
       </w:r>
       <w:r>
         <w:rPr>

--- a/EXPORTS/DOCX/published/niveau2/Dutch/ChristianMission.docx
+++ b/EXPORTS/DOCX/published/niveau2/Dutch/ChristianMission.docx
@@ -776,8 +776,110 @@
           <w:i w:val="0"/>
           <w:color w:val="0000FF"/>
           <w:sz w:val="24"/>
-        </w:rPr>
-        <w:t>Congregatie van d</w:t>
+          <w:u w:val="single"/>
+        </w:rPr>
+        <w:hyperlink r:id="rId11" w:history="1">
+          <w:r>
+            <w:rPr>
+              <w:rStyle w:val="Hyperlink"/>
+            </w:rPr>
+            <w:t>Co</w:t>
+          </w:r>
+        </w:hyperlink>
+      </w:r>
+      <w:r>
+        <w:rPr>
+          <w:rFonts w:ascii="Charis SIL Regular" w:hAnsi="Charis SIL Regular" w:eastAsia="Charis SIL Regular"/>
+          <w:b w:val="0"/>
+          <w:i w:val="0"/>
+          <w:color w:val="0000FF"/>
+          <w:sz w:val="24"/>
+          <w:u w:val="single"/>
+        </w:rPr>
+        <w:hyperlink r:id="rId11" w:history="1">
+          <w:r>
+            <w:rPr>
+              <w:rStyle w:val="Hyperlink"/>
+            </w:rPr>
+            <w:t>n</w:t>
+          </w:r>
+        </w:hyperlink>
+      </w:r>
+      <w:r>
+        <w:rPr>
+          <w:rFonts w:ascii="Charis SIL Regular" w:hAnsi="Charis SIL Regular" w:eastAsia="Charis SIL Regular"/>
+          <w:b w:val="0"/>
+          <w:i w:val="0"/>
+          <w:color w:val="0000FF"/>
+          <w:sz w:val="24"/>
+          <w:u w:val="single"/>
+        </w:rPr>
+        <w:hyperlink r:id="rId10" w:history="1">
+          <w:r>
+            <w:rPr>
+              <w:rStyle w:val="Hyperlink"/>
+            </w:rPr>
+            <w:t>gregatie</w:t>
+          </w:r>
+        </w:hyperlink>
+      </w:r>
+      <w:r>
+        <w:rPr>
+          <w:rFonts w:ascii="Charis SIL Regular" w:hAnsi="Charis SIL Regular" w:eastAsia="Charis SIL Regular"/>
+          <w:b w:val="0"/>
+          <w:i w:val="0"/>
+          <w:color w:val="0000FF"/>
+          <w:sz w:val="24"/>
+          <w:u w:val="single"/>
+        </w:rPr>
+        <w:t xml:space="preserve"> </w:t>
+      </w:r>
+      <w:r>
+        <w:rPr>
+          <w:rFonts w:ascii="Charis SIL Regular" w:hAnsi="Charis SIL Regular" w:eastAsia="Charis SIL Regular"/>
+          <w:b w:val="0"/>
+          <w:i w:val="0"/>
+          <w:color w:val="0000FF"/>
+          <w:sz w:val="24"/>
+          <w:u w:val="single"/>
+        </w:rPr>
+        <w:hyperlink r:id="rId10" w:history="1">
+          <w:r>
+            <w:rPr>
+              <w:rStyle w:val="Hyperlink"/>
+            </w:rPr>
+            <w:t>van</w:t>
+          </w:r>
+        </w:hyperlink>
+      </w:r>
+      <w:r>
+        <w:rPr>
+          <w:rFonts w:ascii="Charis SIL Regular" w:hAnsi="Charis SIL Regular" w:eastAsia="Charis SIL Regular"/>
+          <w:b w:val="0"/>
+          <w:i w:val="0"/>
+          <w:color w:val="0000FF"/>
+          <w:sz w:val="24"/>
+          <w:u w:val="single"/>
+        </w:rPr>
+        <w:t xml:space="preserve"> </w:t>
+      </w:r>
+      <w:r>
+        <w:rPr>
+          <w:rFonts w:ascii="Charis SIL Regular" w:hAnsi="Charis SIL Regular" w:eastAsia="Charis SIL Regular"/>
+          <w:b w:val="0"/>
+          <w:i w:val="0"/>
+          <w:color w:val="0000FF"/>
+          <w:sz w:val="24"/>
+          <w:u w:val="single"/>
+        </w:rPr>
+        <w:hyperlink r:id="rId10" w:history="1">
+          <w:r>
+            <w:rPr>
+              <w:rStyle w:val="Hyperlink"/>
+            </w:rPr>
+            <w:t>d</w:t>
+          </w:r>
+        </w:hyperlink>
       </w:r>
       <w:r>
         <w:rPr>
@@ -815,8 +917,16 @@
           <w:i w:val="0"/>
           <w:color w:val="0000FF"/>
           <w:sz w:val="24"/>
-        </w:rPr>
-        <w:t>H</w:t>
+          <w:u w:val="single"/>
+        </w:rPr>
+        <w:hyperlink r:id="rId11" w:history="1">
+          <w:r>
+            <w:rPr>
+              <w:rStyle w:val="Hyperlink"/>
+            </w:rPr>
+            <w:t>H</w:t>
+          </w:r>
+        </w:hyperlink>
       </w:r>
       <w:r>
         <w:rPr>
@@ -827,7 +937,7 @@
           <w:sz w:val="24"/>
           <w:u w:val="single"/>
         </w:rPr>
-        <w:hyperlink r:id="rId10" w:history="1">
+        <w:hyperlink r:id="rId11" w:history="1">
           <w:r>
             <w:rPr>
               <w:rStyle w:val="Hyperlink"/>
@@ -910,7 +1020,6 @@
           <w:i w:val="0"/>
           <w:color w:val="0000FF"/>
           <w:sz w:val="24"/>
-          <w:u w:val="single"/>
         </w:rPr>
         <w:hyperlink r:id="rId12" w:history="1">
           <w:r>
@@ -930,7 +1039,7 @@
           <w:sz w:val="24"/>
           <w:u w:val="single"/>
         </w:rPr>
-        <w:hyperlink r:id="rId11" w:history="1">
+        <w:hyperlink r:id="rId12" w:history="1">
           <w:r>
             <w:rPr>
               <w:rStyle w:val="Hyperlink"/>
@@ -1015,7 +1124,6 @@
           <w:i w:val="0"/>
           <w:color w:val="0000FF"/>
           <w:sz w:val="24"/>
-          <w:u w:val="single"/>
         </w:rPr>
         <w:hyperlink r:id="rId12" w:history="1">
           <w:r>
@@ -1250,7 +1358,6 @@
       </w:r>
       <w:r>
         <w:rPr>
-          <w:u w:val="single" w:color="0000ff"/>
           <w:rFonts w:ascii="Charis SIL Regular" w:hAnsi="Charis SIL Regular" w:eastAsia="Charis SIL Regular"/>
           <w:b w:val="0"/>
           <w:i w:val="0"/>
@@ -2491,7 +2598,7 @@
           <w:sz w:val="24"/>
           <w:u w:val="single"/>
         </w:rPr>
-        <w:hyperlink r:id="rId19" w:history="1">
+        <w:hyperlink r:id="rId18" w:history="1">
           <w:r>
             <w:rPr>
               <w:rStyle w:val="Hyperlink"/>
@@ -2520,7 +2627,7 @@
           <w:sz w:val="24"/>
           <w:u w:val="single"/>
         </w:rPr>
-        <w:hyperlink r:id="rId19" w:history="1">
+        <w:hyperlink r:id="rId18" w:history="1">
           <w:r>
             <w:rPr>
               <w:rStyle w:val="Hyperlink"/>
@@ -2697,7 +2804,7 @@
           <w:sz w:val="24"/>
           <w:u w:val="single"/>
         </w:rPr>
-        <w:hyperlink r:id="rId19" w:history="1">
+        <w:hyperlink r:id="rId20" w:history="1">
           <w:r>
             <w:rPr>
               <w:rStyle w:val="Hyperlink"/>
@@ -2861,7 +2968,7 @@
           <w:sz w:val="24"/>
           <w:u w:val="single"/>
         </w:rPr>
-        <w:hyperlink r:id="rId19" w:history="1">
+        <w:hyperlink r:id="rId21" w:history="1">
           <w:r>
             <w:rPr>
               <w:rStyle w:val="Hyperlink"/>
@@ -2915,12 +3022,12 @@
           <w:sz w:val="24"/>
           <w:u w:val="single"/>
         </w:rPr>
-        <w:hyperlink r:id="rId19" w:history="1">
+        <w:hyperlink r:id="rId21" w:history="1">
           <w:r>
             <w:rPr>
               <w:rStyle w:val="Hyperlink"/>
             </w:rPr>
-            <w:t xml:space="preserve">e </w:t>
+            <w:t>e</w:t>
           </w:r>
         </w:hyperlink>
       </w:r>
@@ -2933,7 +3040,7 @@
           <w:sz w:val="24"/>
           <w:u w:val="single"/>
         </w:rPr>
-        <w:t>C</w:t>
+        <w:t xml:space="preserve"> </w:t>
       </w:r>
       <w:r>
         <w:rPr>
@@ -2944,7 +3051,25 @@
           <w:sz w:val="24"/>
           <w:u w:val="single"/>
         </w:rPr>
-        <w:hyperlink r:id="rId19" w:history="1">
+        <w:hyperlink r:id="rId21" w:history="1">
+          <w:r>
+            <w:rPr>
+              <w:rStyle w:val="Hyperlink"/>
+            </w:rPr>
+            <w:t>C</w:t>
+          </w:r>
+        </w:hyperlink>
+      </w:r>
+      <w:r>
+        <w:rPr>
+          <w:rFonts w:ascii="Charis SIL Regular" w:hAnsi="Charis SIL Regular" w:eastAsia="Charis SIL Regular"/>
+          <w:b w:val="0"/>
+          <w:i w:val="0"/>
+          <w:color w:val="0000FF"/>
+          <w:sz w:val="24"/>
+          <w:u w:val="single"/>
+        </w:rPr>
+        <w:hyperlink r:id="rId21" w:history="1">
           <w:r>
             <w:rPr>
               <w:rStyle w:val="Hyperlink"/>
@@ -2955,13 +3080,42 @@
       </w:r>
       <w:r>
         <w:rPr>
+          <w:u w:val="single" w:color="0000ff"/>
           <w:rFonts w:ascii="Charis SIL Regular" w:hAnsi="Charis SIL Regular" w:eastAsia="Charis SIL Regular"/>
           <w:b w:val="0"/>
           <w:i w:val="0"/>
           <w:color w:val="000000"/>
           <w:sz w:val="24"/>
         </w:rPr>
-        <w:t xml:space="preserve">, en het </w:t>
+        <w:hyperlink r:id="rId19" w:history="1">
+          <w:r>
+            <w:rPr>
+              <w:rStyle w:val="Hyperlink"/>
+            </w:rPr>
+            <w:t>, e</w:t>
+          </w:r>
+        </w:hyperlink>
+      </w:r>
+      <w:r>
+        <w:rPr>
+          <w:rFonts w:ascii="Charis SIL Regular" w:hAnsi="Charis SIL Regular" w:eastAsia="Charis SIL Regular"/>
+          <w:b w:val="0"/>
+          <w:i w:val="0"/>
+          <w:color w:val="000000"/>
+          <w:sz w:val="24"/>
+        </w:rPr>
+        <w:t xml:space="preserve">n </w:t>
+      </w:r>
+      <w:r>
+        <w:rPr>
+          <w:u w:val="single" w:color="0000ff"/>
+          <w:rFonts w:ascii="Charis SIL Regular" w:hAnsi="Charis SIL Regular" w:eastAsia="Charis SIL Regular"/>
+          <w:b w:val="0"/>
+          <w:i w:val="0"/>
+          <w:color w:val="000000"/>
+          <w:sz w:val="24"/>
+        </w:rPr>
+        <w:t xml:space="preserve">het </w:t>
       </w:r>
       <w:r>
         <w:rPr>
@@ -3008,7 +3162,7 @@
           <w:sz w:val="24"/>
           <w:u w:val="single"/>
         </w:rPr>
-        <w:hyperlink r:id="rId22" w:history="1">
+        <w:hyperlink r:id="rId20" w:history="1">
           <w:r>
             <w:rPr>
               <w:rStyle w:val="Hyperlink"/>
@@ -3026,7 +3180,7 @@
           <w:sz w:val="24"/>
           <w:u w:val="single"/>
         </w:rPr>
-        <w:hyperlink r:id="rId22" w:history="1">
+        <w:hyperlink r:id="rId20" w:history="1">
           <w:r>
             <w:rPr>
               <w:rStyle w:val="Hyperlink"/>
@@ -3055,7 +3209,7 @@
           <w:sz w:val="24"/>
           <w:u w:val="single"/>
         </w:rPr>
-        <w:hyperlink r:id="rId22" w:history="1">
+        <w:hyperlink r:id="rId20" w:history="1">
           <w:r>
             <w:rPr>
               <w:rStyle w:val="Hyperlink"/>
@@ -3123,13 +3277,78 @@
       </w:r>
       <w:r>
         <w:rPr>
+          <w:u w:val="single" w:color="0000ff"/>
           <w:rFonts w:ascii="Charis SIL Regular" w:hAnsi="Charis SIL Regular" w:eastAsia="Charis SIL Regular"/>
           <w:b w:val="0"/>
           <w:i w:val="0"/>
           <w:color w:val="000000"/>
           <w:sz w:val="24"/>
         </w:rPr>
-        <w:t>de landen waar de zending en missie acti</w:t>
+        <w:hyperlink r:id="rId21" w:history="1">
+          <w:r>
+            <w:rPr>
+              <w:rStyle w:val="Hyperlink"/>
+            </w:rPr>
+            <w:t>de landen</w:t>
+          </w:r>
+        </w:hyperlink>
+      </w:r>
+      <w:r>
+        <w:rPr>
+          <w:u w:val="single" w:color="0000ff"/>
+          <w:rFonts w:ascii="Charis SIL Regular" w:hAnsi="Charis SIL Regular" w:eastAsia="Charis SIL Regular"/>
+          <w:b w:val="0"/>
+          <w:i w:val="0"/>
+          <w:color w:val="000000"/>
+          <w:sz w:val="24"/>
+        </w:rPr>
+        <w:t xml:space="preserve"> </w:t>
+      </w:r>
+      <w:r>
+        <w:rPr>
+          <w:u w:val="single" w:color="0000ff"/>
+          <w:rFonts w:ascii="Charis SIL Regular" w:hAnsi="Charis SIL Regular" w:eastAsia="Charis SIL Regular"/>
+          <w:b w:val="0"/>
+          <w:i w:val="0"/>
+          <w:color w:val="000000"/>
+          <w:sz w:val="24"/>
+        </w:rPr>
+        <w:hyperlink r:id="rId21" w:history="1">
+          <w:r>
+            <w:rPr>
+              <w:rStyle w:val="Hyperlink"/>
+            </w:rPr>
+            <w:t>waar de zendi</w:t>
+          </w:r>
+        </w:hyperlink>
+      </w:r>
+      <w:r>
+        <w:rPr>
+          <w:u w:val="single" w:color="0000ff"/>
+          <w:rFonts w:ascii="Charis SIL Regular" w:hAnsi="Charis SIL Regular" w:eastAsia="Charis SIL Regular"/>
+          <w:b w:val="0"/>
+          <w:i w:val="0"/>
+          <w:color w:val="000000"/>
+          <w:sz w:val="24"/>
+        </w:rPr>
+        <w:hyperlink r:id="rId21" w:history="1">
+          <w:r>
+            <w:rPr>
+              <w:rStyle w:val="Hyperlink"/>
+            </w:rPr>
+            <w:t>ng en mi</w:t>
+          </w:r>
+        </w:hyperlink>
+      </w:r>
+      <w:r>
+        <w:rPr>
+          <w:rFonts w:ascii="Charis SIL Regular" w:hAnsi="Charis SIL Regular" w:eastAsia="Charis SIL Regular"/>
+          <w:b w:val="0"/>
+          <w:i w:val="0"/>
+          <w:color w:val="000000"/>
+          <w:sz w:val="24"/>
+        </w:rPr>
+        <w:t>ssie acti</w:t>
       </w:r>
       <w:r>
         <w:rPr>
@@ -4144,9 +4363,15 @@
           <w:i w:val="0"/>
           <w:color w:val="0000FF"/>
           <w:sz w:val="24"/>
-          <w:u w:val="single"/>
-        </w:rPr>
-        <w:t>7</w:t>
+        </w:rPr>
+        <w:hyperlink r:id="rId24" w:history="1">
+          <w:r>
+            <w:rPr>
+              <w:rStyle w:val="Hyperlink"/>
+            </w:rPr>
+            <w:t>7</w:t>
+          </w:r>
+        </w:hyperlink>
       </w:r>
       <w:r>
         <w:rPr>

--- a/EXPORTS/DOCX/published/niveau2/Dutch/ChristianMission.docx
+++ b/EXPORTS/DOCX/published/niveau2/Dutch/ChristianMission.docx
@@ -872,7 +872,7 @@
           <w:sz w:val="24"/>
           <w:u w:val="single"/>
         </w:rPr>
-        <w:hyperlink r:id="rId10" w:history="1">
+        <w:hyperlink r:id="rId11" w:history="1">
           <w:r>
             <w:rPr>
               <w:rStyle w:val="Hyperlink"/>
@@ -890,7 +890,7 @@
           <w:sz w:val="24"/>
           <w:u w:val="single"/>
         </w:rPr>
-        <w:hyperlink r:id="rId10" w:history="1">
+        <w:hyperlink r:id="rId11" w:history="1">
           <w:r>
             <w:rPr>
               <w:rStyle w:val="Hyperlink"/>
@@ -1020,6 +1020,7 @@
           <w:i w:val="0"/>
           <w:color w:val="0000FF"/>
           <w:sz w:val="24"/>
+          <w:u w:val="single"/>
         </w:rPr>
         <w:hyperlink r:id="rId12" w:history="1">
           <w:r>
@@ -1124,6 +1125,7 @@
           <w:i w:val="0"/>
           <w:color w:val="0000FF"/>
           <w:sz w:val="24"/>
+          <w:u w:val="single"/>
         </w:rPr>
         <w:hyperlink r:id="rId12" w:history="1">
           <w:r>
@@ -1271,100 +1273,7 @@
           <w:color w:val="000000"/>
           <w:sz w:val="24"/>
         </w:rPr>
-        <w:hyperlink r:id="rId12" w:history="1">
-          <w:r>
-            <w:rPr>
-              <w:rStyle w:val="Hyperlink"/>
-            </w:rPr>
-            <w:t>rpen verzameld</w:t>
-          </w:r>
-        </w:hyperlink>
-      </w:r>
-      <w:r>
-        <w:rPr>
-          <w:u w:val="single" w:color="0000ff"/>
-          <w:rFonts w:ascii="Charis SIL Regular" w:hAnsi="Charis SIL Regular" w:eastAsia="Charis SIL Regular"/>
-          <w:b w:val="0"/>
-          <w:i w:val="0"/>
-          <w:color w:val="000000"/>
-          <w:sz w:val="24"/>
-        </w:rPr>
-        <w:t xml:space="preserve"> </w:t>
-      </w:r>
-      <w:r>
-        <w:rPr>
-          <w:u w:val="single" w:color="0000ff"/>
-          <w:rFonts w:ascii="Charis SIL Regular" w:hAnsi="Charis SIL Regular" w:eastAsia="Charis SIL Regular"/>
-          <w:b w:val="0"/>
-          <w:i w:val="0"/>
-          <w:color w:val="000000"/>
-          <w:sz w:val="24"/>
-        </w:rPr>
-        <w:hyperlink r:id="rId12" w:history="1">
-          <w:r>
-            <w:rPr>
-              <w:rStyle w:val="Hyperlink"/>
-            </w:rPr>
-            <w:t>door</w:t>
-          </w:r>
-        </w:hyperlink>
-      </w:r>
-      <w:r>
-        <w:rPr>
-          <w:u w:val="single" w:color="0000ff"/>
-          <w:rFonts w:ascii="Charis SIL Regular" w:hAnsi="Charis SIL Regular" w:eastAsia="Charis SIL Regular"/>
-          <w:b w:val="0"/>
-          <w:i w:val="0"/>
-          <w:color w:val="000000"/>
-          <w:sz w:val="24"/>
-        </w:rPr>
-        <w:t xml:space="preserve"> </w:t>
-      </w:r>
-      <w:r>
-        <w:rPr>
-          <w:u w:val="single" w:color="0000ff"/>
-          <w:rFonts w:ascii="Charis SIL Regular" w:hAnsi="Charis SIL Regular" w:eastAsia="Charis SIL Regular"/>
-          <w:b w:val="0"/>
-          <w:i w:val="0"/>
-          <w:color w:val="000000"/>
-          <w:sz w:val="24"/>
-        </w:rPr>
-        <w:hyperlink r:id="rId12" w:history="1">
-          <w:r>
-            <w:rPr>
-              <w:rStyle w:val="Hyperlink"/>
-            </w:rPr>
-            <w:t>he</w:t>
-          </w:r>
-        </w:hyperlink>
-      </w:r>
-      <w:r>
-        <w:rPr>
-          <w:u w:val="single" w:color="0000ff"/>
-          <w:rFonts w:ascii="Charis SIL Regular" w:hAnsi="Charis SIL Regular" w:eastAsia="Charis SIL Regular"/>
-          <w:b w:val="0"/>
-          <w:i w:val="0"/>
-          <w:color w:val="000000"/>
-          <w:sz w:val="24"/>
-        </w:rPr>
-        <w:hyperlink r:id="rId12" w:history="1">
-          <w:r>
-            <w:rPr>
-              <w:rStyle w:val="Hyperlink"/>
-            </w:rPr>
-            <w:t>t</w:t>
-          </w:r>
-        </w:hyperlink>
-      </w:r>
-      <w:r>
-        <w:rPr>
-          <w:rFonts w:ascii="Charis SIL Regular" w:hAnsi="Charis SIL Regular" w:eastAsia="Charis SIL Regular"/>
-          <w:b w:val="0"/>
-          <w:i w:val="0"/>
-          <w:color w:val="000000"/>
-          <w:sz w:val="24"/>
-        </w:rPr>
-        <w:t xml:space="preserve"> </w:t>
+        <w:t xml:space="preserve">rpen verzameld door het </w:t>
       </w:r>
       <w:r>
         <w:rPr>
@@ -1468,14 +1377,7 @@
           <w:color w:val="000000"/>
           <w:sz w:val="24"/>
         </w:rPr>
-        <w:hyperlink r:id="rId13" w:history="1">
-          <w:r>
-            <w:rPr>
-              <w:rStyle w:val="Hyperlink"/>
-            </w:rPr>
-            <w:t>en Sulawesi, z</w:t>
-          </w:r>
-        </w:hyperlink>
+        <w:t>en Sulawesi, z</w:t>
       </w:r>
       <w:r>
         <w:rPr>
@@ -2569,7 +2471,7 @@
           <w:sz w:val="24"/>
           <w:u w:val="single"/>
         </w:rPr>
-        <w:hyperlink r:id="rId18" w:history="1">
+        <w:hyperlink r:id="rId19" w:history="1">
           <w:r>
             <w:rPr>
               <w:rStyle w:val="Hyperlink"/>
@@ -2585,56 +2487,8 @@
           <w:i w:val="0"/>
           <w:color w:val="0000FF"/>
           <w:sz w:val="24"/>
-          <w:u w:val="single"/>
-        </w:rPr>
-        <w:t xml:space="preserve"> </w:t>
-      </w:r>
-      <w:r>
-        <w:rPr>
-          <w:rFonts w:ascii="Charis SIL Regular" w:hAnsi="Charis SIL Regular" w:eastAsia="Charis SIL Regular"/>
-          <w:b w:val="0"/>
-          <w:i w:val="0"/>
-          <w:color w:val="0000FF"/>
-          <w:sz w:val="24"/>
-          <w:u w:val="single"/>
-        </w:rPr>
-        <w:hyperlink r:id="rId18" w:history="1">
-          <w:r>
-            <w:rPr>
-              <w:rStyle w:val="Hyperlink"/>
-            </w:rPr>
-            <w:t>in</w:t>
-          </w:r>
-        </w:hyperlink>
-      </w:r>
-      <w:r>
-        <w:rPr>
-          <w:rFonts w:ascii="Charis SIL Regular" w:hAnsi="Charis SIL Regular" w:eastAsia="Charis SIL Regular"/>
-          <w:b w:val="0"/>
-          <w:i w:val="0"/>
-          <w:color w:val="0000FF"/>
-          <w:sz w:val="24"/>
-          <w:u w:val="single"/>
-        </w:rPr>
-        <w:t xml:space="preserve"> </w:t>
-      </w:r>
-      <w:r>
-        <w:rPr>
-          <w:rFonts w:ascii="Charis SIL Regular" w:hAnsi="Charis SIL Regular" w:eastAsia="Charis SIL Regular"/>
-          <w:b w:val="0"/>
-          <w:i w:val="0"/>
-          <w:color w:val="0000FF"/>
-          <w:sz w:val="24"/>
-          <w:u w:val="single"/>
-        </w:rPr>
-        <w:hyperlink r:id="rId18" w:history="1">
-          <w:r>
-            <w:rPr>
-              <w:rStyle w:val="Hyperlink"/>
-            </w:rPr>
-            <w:t>Ned</w:t>
-          </w:r>
-        </w:hyperlink>
+        </w:rPr>
+        <w:t xml:space="preserve"> in Ned</w:t>
       </w:r>
       <w:r>
         <w:rPr>
@@ -2744,7 +2598,6 @@
           <w:i w:val="0"/>
           <w:color w:val="0000FF"/>
           <w:sz w:val="24"/>
-          <w:u w:val="single"/>
         </w:rPr>
         <w:t>t</w:t>
       </w:r>
@@ -2804,7 +2657,7 @@
           <w:sz w:val="24"/>
           <w:u w:val="single"/>
         </w:rPr>
-        <w:hyperlink r:id="rId20" w:history="1">
+        <w:hyperlink r:id="rId19" w:history="1">
           <w:r>
             <w:rPr>
               <w:rStyle w:val="Hyperlink"/>
@@ -3049,7 +2902,6 @@
           <w:i w:val="0"/>
           <w:color w:val="0000FF"/>
           <w:sz w:val="24"/>
-          <w:u w:val="single"/>
         </w:rPr>
         <w:hyperlink r:id="rId21" w:history="1">
           <w:r>
@@ -3115,7 +2967,14 @@
           <w:color w:val="000000"/>
           <w:sz w:val="24"/>
         </w:rPr>
-        <w:t xml:space="preserve">het </w:t>
+        <w:hyperlink r:id="rId20" w:history="1">
+          <w:r>
+            <w:rPr>
+              <w:rStyle w:val="Hyperlink"/>
+            </w:rPr>
+            <w:t xml:space="preserve">het </w:t>
+          </w:r>
+        </w:hyperlink>
       </w:r>
       <w:r>
         <w:rPr>
@@ -3162,7 +3021,7 @@
           <w:sz w:val="24"/>
           <w:u w:val="single"/>
         </w:rPr>
-        <w:hyperlink r:id="rId20" w:history="1">
+        <w:hyperlink r:id="rId22" w:history="1">
           <w:r>
             <w:rPr>
               <w:rStyle w:val="Hyperlink"/>
@@ -3180,7 +3039,7 @@
           <w:sz w:val="24"/>
           <w:u w:val="single"/>
         </w:rPr>
-        <w:hyperlink r:id="rId20" w:history="1">
+        <w:hyperlink r:id="rId22" w:history="1">
           <w:r>
             <w:rPr>
               <w:rStyle w:val="Hyperlink"/>
@@ -3209,7 +3068,7 @@
           <w:sz w:val="24"/>
           <w:u w:val="single"/>
         </w:rPr>
-        <w:hyperlink r:id="rId20" w:history="1">
+        <w:hyperlink r:id="rId22" w:history="1">
           <w:r>
             <w:rPr>
               <w:rStyle w:val="Hyperlink"/>
@@ -4363,15 +4222,9 @@
           <w:i w:val="0"/>
           <w:color w:val="0000FF"/>
           <w:sz w:val="24"/>
-        </w:rPr>
-        <w:hyperlink r:id="rId24" w:history="1">
-          <w:r>
-            <w:rPr>
-              <w:rStyle w:val="Hyperlink"/>
-            </w:rPr>
-            <w:t>7</w:t>
-          </w:r>
-        </w:hyperlink>
+          <w:u w:val="single"/>
+        </w:rPr>
+        <w:t>7</w:t>
       </w:r>
       <w:r>
         <w:rPr>

--- a/EXPORTS/DOCX/published/niveau2/Dutch/ChristianMission.docx
+++ b/EXPORTS/DOCX/published/niveau2/Dutch/ChristianMission.docx
@@ -814,7 +814,7 @@
           <w:sz w:val="24"/>
           <w:u w:val="single"/>
         </w:rPr>
-        <w:hyperlink r:id="rId10" w:history="1">
+        <w:hyperlink r:id="rId11" w:history="1">
           <w:r>
             <w:rPr>
               <w:rStyle w:val="Hyperlink"/>
@@ -843,7 +843,7 @@
           <w:sz w:val="24"/>
           <w:u w:val="single"/>
         </w:rPr>
-        <w:hyperlink r:id="rId10" w:history="1">
+        <w:hyperlink r:id="rId11" w:history="1">
           <w:r>
             <w:rPr>
               <w:rStyle w:val="Hyperlink"/>
@@ -872,7 +872,7 @@
           <w:sz w:val="24"/>
           <w:u w:val="single"/>
         </w:rPr>
-        <w:hyperlink r:id="rId11" w:history="1">
+        <w:hyperlink r:id="rId10" w:history="1">
           <w:r>
             <w:rPr>
               <w:rStyle w:val="Hyperlink"/>
@@ -1020,16 +1020,8 @@
           <w:i w:val="0"/>
           <w:color w:val="0000FF"/>
           <w:sz w:val="24"/>
-          <w:u w:val="single"/>
-        </w:rPr>
-        <w:hyperlink r:id="rId12" w:history="1">
-          <w:r>
-            <w:rPr>
-              <w:rStyle w:val="Hyperlink"/>
-            </w:rPr>
-            <w:t>Wereldmuseu</w:t>
-          </w:r>
-        </w:hyperlink>
+        </w:rPr>
+        <w:t>Wereldmuseu</w:t>
       </w:r>
       <w:r>
         <w:rPr>
@@ -1040,7 +1032,7 @@
           <w:sz w:val="24"/>
           <w:u w:val="single"/>
         </w:rPr>
-        <w:hyperlink r:id="rId12" w:history="1">
+        <w:hyperlink r:id="rId11" w:history="1">
           <w:r>
             <w:rPr>
               <w:rStyle w:val="Hyperlink"/>
@@ -1098,7 +1090,7 @@
           <w:sz w:val="24"/>
           <w:u w:val="single"/>
         </w:rPr>
-        <w:hyperlink r:id="rId12" w:history="1">
+        <w:hyperlink r:id="rId11" w:history="1">
           <w:r>
             <w:rPr>
               <w:rStyle w:val="Hyperlink"/>
@@ -1125,16 +1117,8 @@
           <w:i w:val="0"/>
           <w:color w:val="0000FF"/>
           <w:sz w:val="24"/>
-          <w:u w:val="single"/>
-        </w:rPr>
-        <w:hyperlink r:id="rId12" w:history="1">
-          <w:r>
-            <w:rPr>
-              <w:rStyle w:val="Hyperlink"/>
-            </w:rPr>
-            <w:t>D</w:t>
-          </w:r>
-        </w:hyperlink>
+        </w:rPr>
+        <w:t>D</w:t>
       </w:r>
       <w:r>
         <w:rPr>
@@ -1145,7 +1129,7 @@
           <w:sz w:val="24"/>
           <w:u w:val="single"/>
         </w:rPr>
-        <w:hyperlink r:id="rId12" w:history="1">
+        <w:hyperlink r:id="rId11" w:history="1">
           <w:r>
             <w:rPr>
               <w:rStyle w:val="Hyperlink"/>
@@ -1156,75 +1140,13 @@
       </w:r>
       <w:r>
         <w:rPr>
-          <w:u w:val="single" w:color="0000ff"/>
           <w:rFonts w:ascii="Charis SIL Regular" w:hAnsi="Charis SIL Regular" w:eastAsia="Charis SIL Regular"/>
           <w:b w:val="0"/>
           <w:i w:val="0"/>
           <w:color w:val="000000"/>
           <w:sz w:val="24"/>
         </w:rPr>
-        <w:hyperlink r:id="rId11" w:history="1">
-          <w:r>
-            <w:rPr>
-              <w:rStyle w:val="Hyperlink"/>
-            </w:rPr>
-            <w:t xml:space="preserve"> (</w:t>
-          </w:r>
-        </w:hyperlink>
-      </w:r>
-      <w:r>
-        <w:rPr>
-          <w:u w:val="single" w:color="0000ff"/>
-          <w:rFonts w:ascii="Charis SIL Regular" w:hAnsi="Charis SIL Regular" w:eastAsia="Charis SIL Regular"/>
-          <w:b w:val="0"/>
-          <w:i w:val="0"/>
-          <w:color w:val="000000"/>
-          <w:sz w:val="24"/>
-        </w:rPr>
-        <w:hyperlink r:id="rId11" w:history="1">
-          <w:r>
-            <w:rPr>
-              <w:rStyle w:val="Hyperlink"/>
-            </w:rPr>
-            <w:t>v</w:t>
-          </w:r>
-        </w:hyperlink>
-      </w:r>
-      <w:r>
-        <w:rPr>
-          <w:u w:val="single" w:color="0000ff"/>
-          <w:rFonts w:ascii="Charis SIL Regular" w:hAnsi="Charis SIL Regular" w:eastAsia="Charis SIL Regular"/>
-          <w:b w:val="0"/>
-          <w:i w:val="0"/>
-          <w:color w:val="000000"/>
-          <w:sz w:val="24"/>
-        </w:rPr>
-        <w:hyperlink r:id="rId11" w:history="1">
-          <w:r>
-            <w:rPr>
-              <w:rStyle w:val="Hyperlink"/>
-            </w:rPr>
-            <w:t>oo</w:t>
-          </w:r>
-        </w:hyperlink>
-      </w:r>
-      <w:r>
-        <w:rPr>
-          <w:u w:val="single" w:color="0000ff"/>
-          <w:rFonts w:ascii="Charis SIL Regular" w:hAnsi="Charis SIL Regular" w:eastAsia="Charis SIL Regular"/>
-          <w:b w:val="0"/>
-          <w:i w:val="0"/>
-          <w:color w:val="000000"/>
-          <w:sz w:val="24"/>
-        </w:rPr>
-        <w:hyperlink r:id="rId11" w:history="1">
-          <w:r>
-            <w:rPr>
-              <w:rStyle w:val="Hyperlink"/>
-            </w:rPr>
-            <w:t>rheen h</w:t>
-          </w:r>
-        </w:hyperlink>
+        <w:t xml:space="preserve"> (voorheen h</w:t>
       </w:r>
       <w:r>
         <w:rPr>
@@ -1273,7 +1195,82 @@
           <w:color w:val="000000"/>
           <w:sz w:val="24"/>
         </w:rPr>
-        <w:t xml:space="preserve">rpen verzameld door het </w:t>
+        <w:hyperlink r:id="rId12" w:history="1">
+          <w:r>
+            <w:rPr>
+              <w:rStyle w:val="Hyperlink"/>
+            </w:rPr>
+            <w:t>rpen verzameld</w:t>
+          </w:r>
+        </w:hyperlink>
+      </w:r>
+      <w:r>
+        <w:rPr>
+          <w:u w:val="single" w:color="0000ff"/>
+          <w:rFonts w:ascii="Charis SIL Regular" w:hAnsi="Charis SIL Regular" w:eastAsia="Charis SIL Regular"/>
+          <w:b w:val="0"/>
+          <w:i w:val="0"/>
+          <w:color w:val="000000"/>
+          <w:sz w:val="24"/>
+        </w:rPr>
+        <w:t xml:space="preserve"> </w:t>
+      </w:r>
+      <w:r>
+        <w:rPr>
+          <w:u w:val="single" w:color="0000ff"/>
+          <w:rFonts w:ascii="Charis SIL Regular" w:hAnsi="Charis SIL Regular" w:eastAsia="Charis SIL Regular"/>
+          <w:b w:val="0"/>
+          <w:i w:val="0"/>
+          <w:color w:val="000000"/>
+          <w:sz w:val="24"/>
+        </w:rPr>
+        <w:hyperlink r:id="rId12" w:history="1">
+          <w:r>
+            <w:rPr>
+              <w:rStyle w:val="Hyperlink"/>
+            </w:rPr>
+            <w:t>door</w:t>
+          </w:r>
+        </w:hyperlink>
+      </w:r>
+      <w:r>
+        <w:rPr>
+          <w:u w:val="single" w:color="0000ff"/>
+          <w:rFonts w:ascii="Charis SIL Regular" w:hAnsi="Charis SIL Regular" w:eastAsia="Charis SIL Regular"/>
+          <w:b w:val="0"/>
+          <w:i w:val="0"/>
+          <w:color w:val="000000"/>
+          <w:sz w:val="24"/>
+        </w:rPr>
+        <w:t xml:space="preserve"> </w:t>
+      </w:r>
+      <w:r>
+        <w:rPr>
+          <w:u w:val="single" w:color="0000ff"/>
+          <w:rFonts w:ascii="Charis SIL Regular" w:hAnsi="Charis SIL Regular" w:eastAsia="Charis SIL Regular"/>
+          <w:b w:val="0"/>
+          <w:i w:val="0"/>
+          <w:color w:val="000000"/>
+          <w:sz w:val="24"/>
+        </w:rPr>
+        <w:hyperlink r:id="rId12" w:history="1">
+          <w:r>
+            <w:rPr>
+              <w:rStyle w:val="Hyperlink"/>
+            </w:rPr>
+            <w:t>he</w:t>
+          </w:r>
+        </w:hyperlink>
+      </w:r>
+      <w:r>
+        <w:rPr>
+          <w:rFonts w:ascii="Charis SIL Regular" w:hAnsi="Charis SIL Regular" w:eastAsia="Charis SIL Regular"/>
+          <w:b w:val="0"/>
+          <w:i w:val="0"/>
+          <w:color w:val="000000"/>
+          <w:sz w:val="24"/>
+        </w:rPr>
+        <w:t xml:space="preserve">t </w:t>
       </w:r>
       <w:r>
         <w:rPr>
@@ -1377,7 +1374,14 @@
           <w:color w:val="000000"/>
           <w:sz w:val="24"/>
         </w:rPr>
-        <w:t>en Sulawesi, z</w:t>
+        <w:hyperlink r:id="rId13" w:history="1">
+          <w:r>
+            <w:rPr>
+              <w:rStyle w:val="Hyperlink"/>
+            </w:rPr>
+            <w:t>en Sulawesi, z</w:t>
+          </w:r>
+        </w:hyperlink>
       </w:r>
       <w:r>
         <w:rPr>
@@ -1426,31 +1430,13 @@
       </w:r>
       <w:r>
         <w:rPr>
-          <w:u w:val="single" w:color="0000ff"/>
           <w:rFonts w:ascii="Charis SIL Regular" w:hAnsi="Charis SIL Regular" w:eastAsia="Charis SIL Regular"/>
           <w:b w:val="0"/>
           <w:i w:val="0"/>
           <w:color w:val="000000"/>
           <w:sz w:val="24"/>
         </w:rPr>
-        <w:hyperlink r:id="rId13" w:history="1">
-          <w:r>
-            <w:rPr>
-              <w:rStyle w:val="Hyperlink"/>
-            </w:rPr>
-            <w:t xml:space="preserve">vinden in de </w:t>
-          </w:r>
-        </w:hyperlink>
-      </w:r>
-      <w:r>
-        <w:rPr>
-          <w:rFonts w:ascii="Charis SIL Regular" w:hAnsi="Charis SIL Regular" w:eastAsia="Charis SIL Regular"/>
-          <w:b w:val="0"/>
-          <w:i w:val="0"/>
-          <w:color w:val="000000"/>
-          <w:sz w:val="24"/>
-        </w:rPr>
-        <w:t xml:space="preserve">collectie van het </w:t>
+        <w:t xml:space="preserve">vinden in de collectie van het </w:t>
       </w:r>
       <w:r>
         <w:rPr>
@@ -2422,6 +2408,62 @@
           <w:i w:val="0"/>
           <w:color w:val="0000FF"/>
           <w:sz w:val="24"/>
+        </w:rPr>
+        <w:t>Gereformeerde Kerken in Ned</w:t>
+      </w:r>
+      <w:r>
+        <w:rPr>
+          <w:rFonts w:ascii="Charis SIL Regular" w:hAnsi="Charis SIL Regular" w:eastAsia="Charis SIL Regular"/>
+          <w:b w:val="0"/>
+          <w:i w:val="0"/>
+          <w:color w:val="0000FF"/>
+          <w:sz w:val="24"/>
+          <w:u w:val="single"/>
+        </w:rPr>
+        <w:hyperlink r:id="rId18" w:history="1">
+          <w:r>
+            <w:rPr>
+              <w:rStyle w:val="Hyperlink"/>
+            </w:rPr>
+            <w:t>erland</w:t>
+          </w:r>
+        </w:hyperlink>
+      </w:r>
+      <w:r>
+        <w:rPr>
+          <w:rFonts w:ascii="Charis SIL Regular" w:hAnsi="Charis SIL Regular" w:eastAsia="Charis SIL Regular"/>
+          <w:b w:val="0"/>
+          <w:i w:val="0"/>
+          <w:color w:val="000000"/>
+          <w:sz w:val="24"/>
+        </w:rPr>
+        <w:t xml:space="preserve">, </w:t>
+      </w:r>
+      <w:r>
+        <w:rPr>
+          <w:rFonts w:ascii="Charis SIL Regular" w:hAnsi="Charis SIL Regular" w:eastAsia="Charis SIL Regular"/>
+          <w:b w:val="0"/>
+          <w:i w:val="0"/>
+          <w:color w:val="0000FF"/>
+          <w:sz w:val="24"/>
+          <w:u w:val="single"/>
+        </w:rPr>
+        <w:hyperlink r:id="rId20" w:history="1">
+          <w:r>
+            <w:rPr>
+              <w:rStyle w:val="Hyperlink"/>
+            </w:rPr>
+            <w:t>H</w:t>
+          </w:r>
+        </w:hyperlink>
+      </w:r>
+      <w:r>
+        <w:rPr>
+          <w:rFonts w:ascii="Charis SIL Regular" w:hAnsi="Charis SIL Regular" w:eastAsia="Charis SIL Regular"/>
+          <w:b w:val="0"/>
+          <w:i w:val="0"/>
+          <w:color w:val="0000FF"/>
+          <w:sz w:val="24"/>
           <w:u w:val="single"/>
         </w:rPr>
         <w:hyperlink r:id="rId19" w:history="1">
@@ -2429,7 +2471,7 @@
             <w:rPr>
               <w:rStyle w:val="Hyperlink"/>
             </w:rPr>
-            <w:t>Gereformeerde</w:t>
+            <w:t>DC</w:t>
           </w:r>
         </w:hyperlink>
       </w:r>
@@ -2458,7 +2500,7 @@
             <w:rPr>
               <w:rStyle w:val="Hyperlink"/>
             </w:rPr>
-            <w:t>Kerke</w:t>
+            <w:t>Pro</w:t>
           </w:r>
         </w:hyperlink>
       </w:r>
@@ -2470,6 +2512,136 @@
           <w:color w:val="0000FF"/>
           <w:sz w:val="24"/>
           <w:u w:val="single"/>
+        </w:rPr>
+        <w:t>t</w:t>
+      </w:r>
+      <w:r>
+        <w:rPr>
+          <w:rFonts w:ascii="Charis SIL Regular" w:hAnsi="Charis SIL Regular" w:eastAsia="Charis SIL Regular"/>
+          <w:b w:val="0"/>
+          <w:i w:val="0"/>
+          <w:color w:val="0000FF"/>
+          <w:sz w:val="24"/>
+          <w:u w:val="single"/>
+        </w:rPr>
+        <w:hyperlink r:id="rId19" w:history="1">
+          <w:r>
+            <w:rPr>
+              <w:rStyle w:val="Hyperlink"/>
+            </w:rPr>
+            <w:t>est</w:t>
+          </w:r>
+        </w:hyperlink>
+      </w:r>
+      <w:r>
+        <w:rPr>
+          <w:rFonts w:ascii="Charis SIL Regular" w:hAnsi="Charis SIL Regular" w:eastAsia="Charis SIL Regular"/>
+          <w:b w:val="0"/>
+          <w:i w:val="0"/>
+          <w:color w:val="0000FF"/>
+          <w:sz w:val="24"/>
+          <w:u w:val="single"/>
+        </w:rPr>
+        <w:hyperlink r:id="rId19" w:history="1">
+          <w:r>
+            <w:rPr>
+              <w:rStyle w:val="Hyperlink"/>
+            </w:rPr>
+            <w:t>ants</w:t>
+          </w:r>
+        </w:hyperlink>
+      </w:r>
+      <w:r>
+        <w:rPr>
+          <w:rFonts w:ascii="Charis SIL Regular" w:hAnsi="Charis SIL Regular" w:eastAsia="Charis SIL Regular"/>
+          <w:b w:val="0"/>
+          <w:i w:val="0"/>
+          <w:color w:val="0000FF"/>
+          <w:sz w:val="24"/>
+          <w:u w:val="single"/>
+        </w:rPr>
+        <w:t xml:space="preserve"> </w:t>
+      </w:r>
+      <w:r>
+        <w:rPr>
+          <w:rFonts w:ascii="Charis SIL Regular" w:hAnsi="Charis SIL Regular" w:eastAsia="Charis SIL Regular"/>
+          <w:b w:val="0"/>
+          <w:i w:val="0"/>
+          <w:color w:val="0000FF"/>
+          <w:sz w:val="24"/>
+          <w:u w:val="single"/>
+        </w:rPr>
+        <w:hyperlink r:id="rId19" w:history="1">
+          <w:r>
+            <w:rPr>
+              <w:rStyle w:val="Hyperlink"/>
+            </w:rPr>
+            <w:t>Erfgoed</w:t>
+          </w:r>
+        </w:hyperlink>
+      </w:r>
+      <w:r>
+        <w:rPr>
+          <w:u w:val="single" w:color="0000ff"/>
+          <w:rFonts w:ascii="Charis SIL Regular" w:hAnsi="Charis SIL Regular" w:eastAsia="Charis SIL Regular"/>
+          <w:b w:val="0"/>
+          <w:i w:val="0"/>
+          <w:color w:val="000000"/>
+          <w:sz w:val="24"/>
+        </w:rPr>
+        <w:hyperlink r:id="rId19" w:history="1">
+          <w:r>
+            <w:rPr>
+              <w:rStyle w:val="Hyperlink"/>
+            </w:rPr>
+            <w:t xml:space="preserve"> bij de Vri</w:t>
+          </w:r>
+        </w:hyperlink>
+      </w:r>
+      <w:r>
+        <w:rPr>
+          <w:u w:val="single" w:color="0000ff"/>
+          <w:rFonts w:ascii="Charis SIL Regular" w:hAnsi="Charis SIL Regular" w:eastAsia="Charis SIL Regular"/>
+          <w:b w:val="0"/>
+          <w:i w:val="0"/>
+          <w:color w:val="000000"/>
+          <w:sz w:val="24"/>
+        </w:rPr>
+        <w:hyperlink r:id="rId19" w:history="1">
+          <w:r>
+            <w:rPr>
+              <w:rStyle w:val="Hyperlink"/>
+            </w:rPr>
+            <w:t>j</w:t>
+          </w:r>
+        </w:hyperlink>
+      </w:r>
+      <w:r>
+        <w:rPr>
+          <w:u w:val="single" w:color="0000ff"/>
+          <w:rFonts w:ascii="Charis SIL Regular" w:hAnsi="Charis SIL Regular" w:eastAsia="Charis SIL Regular"/>
+          <w:b w:val="0"/>
+          <w:i w:val="0"/>
+          <w:color w:val="000000"/>
+          <w:sz w:val="24"/>
+        </w:rPr>
+        <w:hyperlink r:id="rId19" w:history="1">
+          <w:r>
+            <w:rPr>
+              <w:rStyle w:val="Hyperlink"/>
+            </w:rPr>
+            <w:t>e U</w:t>
+          </w:r>
+        </w:hyperlink>
+      </w:r>
+      <w:r>
+        <w:rPr>
+          <w:u w:val="single" w:color="0000ff"/>
+          <w:rFonts w:ascii="Charis SIL Regular" w:hAnsi="Charis SIL Regular" w:eastAsia="Charis SIL Regular"/>
+          <w:b w:val="0"/>
+          <w:i w:val="0"/>
+          <w:color w:val="000000"/>
+          <w:sz w:val="24"/>
         </w:rPr>
         <w:hyperlink r:id="rId19" w:history="1">
           <w:r>
@@ -2482,264 +2654,6 @@
       </w:r>
       <w:r>
         <w:rPr>
-          <w:rFonts w:ascii="Charis SIL Regular" w:hAnsi="Charis SIL Regular" w:eastAsia="Charis SIL Regular"/>
-          <w:b w:val="0"/>
-          <w:i w:val="0"/>
-          <w:color w:val="0000FF"/>
-          <w:sz w:val="24"/>
-        </w:rPr>
-        <w:t xml:space="preserve"> in Ned</w:t>
-      </w:r>
-      <w:r>
-        <w:rPr>
-          <w:rFonts w:ascii="Charis SIL Regular" w:hAnsi="Charis SIL Regular" w:eastAsia="Charis SIL Regular"/>
-          <w:b w:val="0"/>
-          <w:i w:val="0"/>
-          <w:color w:val="0000FF"/>
-          <w:sz w:val="24"/>
-          <w:u w:val="single"/>
-        </w:rPr>
-        <w:hyperlink r:id="rId18" w:history="1">
-          <w:r>
-            <w:rPr>
-              <w:rStyle w:val="Hyperlink"/>
-            </w:rPr>
-            <w:t>erland</w:t>
-          </w:r>
-        </w:hyperlink>
-      </w:r>
-      <w:r>
-        <w:rPr>
-          <w:u w:val="single" w:color="0000ff"/>
-          <w:rFonts w:ascii="Charis SIL Regular" w:hAnsi="Charis SIL Regular" w:eastAsia="Charis SIL Regular"/>
-          <w:b w:val="0"/>
-          <w:i w:val="0"/>
-          <w:color w:val="000000"/>
-          <w:sz w:val="24"/>
-        </w:rPr>
-        <w:hyperlink r:id="rId18" w:history="1">
-          <w:r>
-            <w:rPr>
-              <w:rStyle w:val="Hyperlink"/>
-            </w:rPr>
-            <w:t xml:space="preserve">, </w:t>
-          </w:r>
-        </w:hyperlink>
-      </w:r>
-      <w:r>
-        <w:rPr>
-          <w:rFonts w:ascii="Charis SIL Regular" w:hAnsi="Charis SIL Regular" w:eastAsia="Charis SIL Regular"/>
-          <w:b w:val="0"/>
-          <w:i w:val="0"/>
-          <w:color w:val="0000FF"/>
-          <w:sz w:val="24"/>
-          <w:u w:val="single"/>
-        </w:rPr>
-        <w:hyperlink r:id="rId20" w:history="1">
-          <w:r>
-            <w:rPr>
-              <w:rStyle w:val="Hyperlink"/>
-            </w:rPr>
-            <w:t>H</w:t>
-          </w:r>
-        </w:hyperlink>
-      </w:r>
-      <w:r>
-        <w:rPr>
-          <w:rFonts w:ascii="Charis SIL Regular" w:hAnsi="Charis SIL Regular" w:eastAsia="Charis SIL Regular"/>
-          <w:b w:val="0"/>
-          <w:i w:val="0"/>
-          <w:color w:val="0000FF"/>
-          <w:sz w:val="24"/>
-          <w:u w:val="single"/>
-        </w:rPr>
-        <w:hyperlink r:id="rId19" w:history="1">
-          <w:r>
-            <w:rPr>
-              <w:rStyle w:val="Hyperlink"/>
-            </w:rPr>
-            <w:t>DC</w:t>
-          </w:r>
-        </w:hyperlink>
-      </w:r>
-      <w:r>
-        <w:rPr>
-          <w:rFonts w:ascii="Charis SIL Regular" w:hAnsi="Charis SIL Regular" w:eastAsia="Charis SIL Regular"/>
-          <w:b w:val="0"/>
-          <w:i w:val="0"/>
-          <w:color w:val="0000FF"/>
-          <w:sz w:val="24"/>
-          <w:u w:val="single"/>
-        </w:rPr>
-        <w:t xml:space="preserve"> </w:t>
-      </w:r>
-      <w:r>
-        <w:rPr>
-          <w:rFonts w:ascii="Charis SIL Regular" w:hAnsi="Charis SIL Regular" w:eastAsia="Charis SIL Regular"/>
-          <w:b w:val="0"/>
-          <w:i w:val="0"/>
-          <w:color w:val="0000FF"/>
-          <w:sz w:val="24"/>
-          <w:u w:val="single"/>
-        </w:rPr>
-        <w:hyperlink r:id="rId19" w:history="1">
-          <w:r>
-            <w:rPr>
-              <w:rStyle w:val="Hyperlink"/>
-            </w:rPr>
-            <w:t>Pro</w:t>
-          </w:r>
-        </w:hyperlink>
-      </w:r>
-      <w:r>
-        <w:rPr>
-          <w:rFonts w:ascii="Charis SIL Regular" w:hAnsi="Charis SIL Regular" w:eastAsia="Charis SIL Regular"/>
-          <w:b w:val="0"/>
-          <w:i w:val="0"/>
-          <w:color w:val="0000FF"/>
-          <w:sz w:val="24"/>
-        </w:rPr>
-        <w:t>t</w:t>
-      </w:r>
-      <w:r>
-        <w:rPr>
-          <w:rFonts w:ascii="Charis SIL Regular" w:hAnsi="Charis SIL Regular" w:eastAsia="Charis SIL Regular"/>
-          <w:b w:val="0"/>
-          <w:i w:val="0"/>
-          <w:color w:val="0000FF"/>
-          <w:sz w:val="24"/>
-          <w:u w:val="single"/>
-        </w:rPr>
-        <w:hyperlink r:id="rId19" w:history="1">
-          <w:r>
-            <w:rPr>
-              <w:rStyle w:val="Hyperlink"/>
-            </w:rPr>
-            <w:t>est</w:t>
-          </w:r>
-        </w:hyperlink>
-      </w:r>
-      <w:r>
-        <w:rPr>
-          <w:rFonts w:ascii="Charis SIL Regular" w:hAnsi="Charis SIL Regular" w:eastAsia="Charis SIL Regular"/>
-          <w:b w:val="0"/>
-          <w:i w:val="0"/>
-          <w:color w:val="0000FF"/>
-          <w:sz w:val="24"/>
-          <w:u w:val="single"/>
-        </w:rPr>
-        <w:hyperlink r:id="rId19" w:history="1">
-          <w:r>
-            <w:rPr>
-              <w:rStyle w:val="Hyperlink"/>
-            </w:rPr>
-            <w:t>ants</w:t>
-          </w:r>
-        </w:hyperlink>
-      </w:r>
-      <w:r>
-        <w:rPr>
-          <w:rFonts w:ascii="Charis SIL Regular" w:hAnsi="Charis SIL Regular" w:eastAsia="Charis SIL Regular"/>
-          <w:b w:val="0"/>
-          <w:i w:val="0"/>
-          <w:color w:val="0000FF"/>
-          <w:sz w:val="24"/>
-          <w:u w:val="single"/>
-        </w:rPr>
-        <w:t xml:space="preserve"> </w:t>
-      </w:r>
-      <w:r>
-        <w:rPr>
-          <w:rFonts w:ascii="Charis SIL Regular" w:hAnsi="Charis SIL Regular" w:eastAsia="Charis SIL Regular"/>
-          <w:b w:val="0"/>
-          <w:i w:val="0"/>
-          <w:color w:val="0000FF"/>
-          <w:sz w:val="24"/>
-          <w:u w:val="single"/>
-        </w:rPr>
-        <w:hyperlink r:id="rId19" w:history="1">
-          <w:r>
-            <w:rPr>
-              <w:rStyle w:val="Hyperlink"/>
-            </w:rPr>
-            <w:t>Erfgoed</w:t>
-          </w:r>
-        </w:hyperlink>
-      </w:r>
-      <w:r>
-        <w:rPr>
-          <w:u w:val="single" w:color="0000ff"/>
-          <w:rFonts w:ascii="Charis SIL Regular" w:hAnsi="Charis SIL Regular" w:eastAsia="Charis SIL Regular"/>
-          <w:b w:val="0"/>
-          <w:i w:val="0"/>
-          <w:color w:val="000000"/>
-          <w:sz w:val="24"/>
-        </w:rPr>
-        <w:hyperlink r:id="rId19" w:history="1">
-          <w:r>
-            <w:rPr>
-              <w:rStyle w:val="Hyperlink"/>
-            </w:rPr>
-            <w:t xml:space="preserve"> bij de Vri</w:t>
-          </w:r>
-        </w:hyperlink>
-      </w:r>
-      <w:r>
-        <w:rPr>
-          <w:u w:val="single" w:color="0000ff"/>
-          <w:rFonts w:ascii="Charis SIL Regular" w:hAnsi="Charis SIL Regular" w:eastAsia="Charis SIL Regular"/>
-          <w:b w:val="0"/>
-          <w:i w:val="0"/>
-          <w:color w:val="000000"/>
-          <w:sz w:val="24"/>
-        </w:rPr>
-        <w:hyperlink r:id="rId19" w:history="1">
-          <w:r>
-            <w:rPr>
-              <w:rStyle w:val="Hyperlink"/>
-            </w:rPr>
-            <w:t>j</w:t>
-          </w:r>
-        </w:hyperlink>
-      </w:r>
-      <w:r>
-        <w:rPr>
-          <w:u w:val="single" w:color="0000ff"/>
-          <w:rFonts w:ascii="Charis SIL Regular" w:hAnsi="Charis SIL Regular" w:eastAsia="Charis SIL Regular"/>
-          <w:b w:val="0"/>
-          <w:i w:val="0"/>
-          <w:color w:val="000000"/>
-          <w:sz w:val="24"/>
-        </w:rPr>
-        <w:hyperlink r:id="rId19" w:history="1">
-          <w:r>
-            <w:rPr>
-              <w:rStyle w:val="Hyperlink"/>
-            </w:rPr>
-            <w:t>e U</w:t>
-          </w:r>
-        </w:hyperlink>
-      </w:r>
-      <w:r>
-        <w:rPr>
-          <w:u w:val="single" w:color="0000ff"/>
-          <w:rFonts w:ascii="Charis SIL Regular" w:hAnsi="Charis SIL Regular" w:eastAsia="Charis SIL Regular"/>
-          <w:b w:val="0"/>
-          <w:i w:val="0"/>
-          <w:color w:val="000000"/>
-          <w:sz w:val="24"/>
-        </w:rPr>
-        <w:hyperlink r:id="rId19" w:history="1">
-          <w:r>
-            <w:rPr>
-              <w:rStyle w:val="Hyperlink"/>
-            </w:rPr>
-            <w:t>n</w:t>
-          </w:r>
-        </w:hyperlink>
-      </w:r>
-      <w:r>
-        <w:rPr>
           <w:u w:val="single" w:color="0000ff"/>
           <w:rFonts w:ascii="Charis SIL Regular" w:hAnsi="Charis SIL Regular" w:eastAsia="Charis SIL Regular"/>
           <w:b w:val="0"/>
@@ -2857,7 +2771,7 @@
           <w:sz w:val="24"/>
           <w:u w:val="single"/>
         </w:rPr>
-        <w:hyperlink r:id="rId21" w:history="1">
+        <w:hyperlink r:id="rId19" w:history="1">
           <w:r>
             <w:rPr>
               <w:rStyle w:val="Hyperlink"/>
@@ -2875,7 +2789,7 @@
           <w:sz w:val="24"/>
           <w:u w:val="single"/>
         </w:rPr>
-        <w:hyperlink r:id="rId21" w:history="1">
+        <w:hyperlink r:id="rId19" w:history="1">
           <w:r>
             <w:rPr>
               <w:rStyle w:val="Hyperlink"/>
@@ -2902,15 +2816,9 @@
           <w:i w:val="0"/>
           <w:color w:val="0000FF"/>
           <w:sz w:val="24"/>
-        </w:rPr>
-        <w:hyperlink r:id="rId21" w:history="1">
-          <w:r>
-            <w:rPr>
-              <w:rStyle w:val="Hyperlink"/>
-            </w:rPr>
-            <w:t>C</w:t>
-          </w:r>
-        </w:hyperlink>
+          <w:u w:val="single"/>
+        </w:rPr>
+        <w:t>C</w:t>
       </w:r>
       <w:r>
         <w:rPr>
@@ -2921,7 +2829,7 @@
           <w:sz w:val="24"/>
           <w:u w:val="single"/>
         </w:rPr>
-        <w:hyperlink r:id="rId21" w:history="1">
+        <w:hyperlink r:id="rId19" w:history="1">
           <w:r>
             <w:rPr>
               <w:rStyle w:val="Hyperlink"/>
@@ -2967,14 +2875,7 @@
           <w:color w:val="000000"/>
           <w:sz w:val="24"/>
         </w:rPr>
-        <w:hyperlink r:id="rId20" w:history="1">
-          <w:r>
-            <w:rPr>
-              <w:rStyle w:val="Hyperlink"/>
-            </w:rPr>
-            <w:t xml:space="preserve">het </w:t>
-          </w:r>
-        </w:hyperlink>
+        <w:t xml:space="preserve">het </w:t>
       </w:r>
       <w:r>
         <w:rPr>
@@ -3136,78 +3037,13 @@
       </w:r>
       <w:r>
         <w:rPr>
-          <w:u w:val="single" w:color="0000ff"/>
           <w:rFonts w:ascii="Charis SIL Regular" w:hAnsi="Charis SIL Regular" w:eastAsia="Charis SIL Regular"/>
           <w:b w:val="0"/>
           <w:i w:val="0"/>
           <w:color w:val="000000"/>
           <w:sz w:val="24"/>
         </w:rPr>
-        <w:hyperlink r:id="rId21" w:history="1">
-          <w:r>
-            <w:rPr>
-              <w:rStyle w:val="Hyperlink"/>
-            </w:rPr>
-            <w:t>de landen</w:t>
-          </w:r>
-        </w:hyperlink>
-      </w:r>
-      <w:r>
-        <w:rPr>
-          <w:u w:val="single" w:color="0000ff"/>
-          <w:rFonts w:ascii="Charis SIL Regular" w:hAnsi="Charis SIL Regular" w:eastAsia="Charis SIL Regular"/>
-          <w:b w:val="0"/>
-          <w:i w:val="0"/>
-          <w:color w:val="000000"/>
-          <w:sz w:val="24"/>
-        </w:rPr>
-        <w:t xml:space="preserve"> </w:t>
-      </w:r>
-      <w:r>
-        <w:rPr>
-          <w:u w:val="single" w:color="0000ff"/>
-          <w:rFonts w:ascii="Charis SIL Regular" w:hAnsi="Charis SIL Regular" w:eastAsia="Charis SIL Regular"/>
-          <w:b w:val="0"/>
-          <w:i w:val="0"/>
-          <w:color w:val="000000"/>
-          <w:sz w:val="24"/>
-        </w:rPr>
-        <w:hyperlink r:id="rId21" w:history="1">
-          <w:r>
-            <w:rPr>
-              <w:rStyle w:val="Hyperlink"/>
-            </w:rPr>
-            <w:t>waar de zendi</w:t>
-          </w:r>
-        </w:hyperlink>
-      </w:r>
-      <w:r>
-        <w:rPr>
-          <w:u w:val="single" w:color="0000ff"/>
-          <w:rFonts w:ascii="Charis SIL Regular" w:hAnsi="Charis SIL Regular" w:eastAsia="Charis SIL Regular"/>
-          <w:b w:val="0"/>
-          <w:i w:val="0"/>
-          <w:color w:val="000000"/>
-          <w:sz w:val="24"/>
-        </w:rPr>
-        <w:hyperlink r:id="rId21" w:history="1">
-          <w:r>
-            <w:rPr>
-              <w:rStyle w:val="Hyperlink"/>
-            </w:rPr>
-            <w:t>ng en mi</w:t>
-          </w:r>
-        </w:hyperlink>
-      </w:r>
-      <w:r>
-        <w:rPr>
-          <w:rFonts w:ascii="Charis SIL Regular" w:hAnsi="Charis SIL Regular" w:eastAsia="Charis SIL Regular"/>
-          <w:b w:val="0"/>
-          <w:i w:val="0"/>
-          <w:color w:val="000000"/>
-          <w:sz w:val="24"/>
-        </w:rPr>
-        <w:t>ssie acti</w:t>
+        <w:t>de landen waar de zending en missie acti</w:t>
       </w:r>
       <w:r>
         <w:rPr>
@@ -4222,9 +4058,15 @@
           <w:i w:val="0"/>
           <w:color w:val="0000FF"/>
           <w:sz w:val="24"/>
-          <w:u w:val="single"/>
-        </w:rPr>
-        <w:t>7</w:t>
+        </w:rPr>
+        <w:hyperlink r:id="rId24" w:history="1">
+          <w:r>
+            <w:rPr>
+              <w:rStyle w:val="Hyperlink"/>
+            </w:rPr>
+            <w:t>7</w:t>
+          </w:r>
+        </w:hyperlink>
       </w:r>
       <w:r>
         <w:rPr>
@@ -4589,9 +4431,15 @@
           <w:i w:val="0"/>
           <w:color w:val="0000FF"/>
           <w:sz w:val="24"/>
-          <w:u w:val="single"/>
-        </w:rPr>
-        <w:t>1</w:t>
+        </w:rPr>
+        <w:hyperlink r:id="rId26" w:history="1">
+          <w:r>
+            <w:rPr>
+              <w:rStyle w:val="Hyperlink"/>
+            </w:rPr>
+            <w:t>1</w:t>
+          </w:r>
+        </w:hyperlink>
       </w:r>
       <w:r>
         <w:rPr>

--- a/EXPORTS/DOCX/published/niveau2/Dutch/ChristianMission.docx
+++ b/EXPORTS/DOCX/published/niveau2/Dutch/ChristianMission.docx
@@ -459,25 +459,7 @@
           <w:color w:val="000000"/>
           <w:sz w:val="24"/>
         </w:rPr>
-        <w:t xml:space="preserve"> bestaat voor een groot deel uit objecten die d</w:t>
-      </w:r>
-      <w:r>
-        <w:rPr>
-          <w:u w:val="single" w:color="0000ff"/>
-          <w:rFonts w:ascii="Charis SIL Regular" w:hAnsi="Charis SIL Regular" w:eastAsia="Charis SIL Regular"/>
-          <w:b w:val="0"/>
-          <w:i w:val="0"/>
-          <w:color w:val="000000"/>
-          <w:sz w:val="24"/>
-        </w:rPr>
-        <w:hyperlink r:id="rId9" w:history="1">
-          <w:r>
-            <w:rPr>
-              <w:rStyle w:val="Hyperlink"/>
-            </w:rPr>
-            <w:t>oor zendeling</w:t>
-          </w:r>
-        </w:hyperlink>
+        <w:t xml:space="preserve"> bestaat voor een groot deel uit objecten die door zendeling</w:t>
       </w:r>
       <w:r>
         <w:rPr>
@@ -776,92 +758,8 @@
           <w:i w:val="0"/>
           <w:color w:val="0000FF"/>
           <w:sz w:val="24"/>
-          <w:u w:val="single"/>
-        </w:rPr>
-        <w:hyperlink r:id="rId11" w:history="1">
-          <w:r>
-            <w:rPr>
-              <w:rStyle w:val="Hyperlink"/>
-            </w:rPr>
-            <w:t>Co</w:t>
-          </w:r>
-        </w:hyperlink>
-      </w:r>
-      <w:r>
-        <w:rPr>
-          <w:rFonts w:ascii="Charis SIL Regular" w:hAnsi="Charis SIL Regular" w:eastAsia="Charis SIL Regular"/>
-          <w:b w:val="0"/>
-          <w:i w:val="0"/>
-          <w:color w:val="0000FF"/>
-          <w:sz w:val="24"/>
-          <w:u w:val="single"/>
-        </w:rPr>
-        <w:hyperlink r:id="rId11" w:history="1">
-          <w:r>
-            <w:rPr>
-              <w:rStyle w:val="Hyperlink"/>
-            </w:rPr>
-            <w:t>n</w:t>
-          </w:r>
-        </w:hyperlink>
-      </w:r>
-      <w:r>
-        <w:rPr>
-          <w:rFonts w:ascii="Charis SIL Regular" w:hAnsi="Charis SIL Regular" w:eastAsia="Charis SIL Regular"/>
-          <w:b w:val="0"/>
-          <w:i w:val="0"/>
-          <w:color w:val="0000FF"/>
-          <w:sz w:val="24"/>
-          <w:u w:val="single"/>
-        </w:rPr>
-        <w:hyperlink r:id="rId11" w:history="1">
-          <w:r>
-            <w:rPr>
-              <w:rStyle w:val="Hyperlink"/>
-            </w:rPr>
-            <w:t>gregatie</w:t>
-          </w:r>
-        </w:hyperlink>
-      </w:r>
-      <w:r>
-        <w:rPr>
-          <w:rFonts w:ascii="Charis SIL Regular" w:hAnsi="Charis SIL Regular" w:eastAsia="Charis SIL Regular"/>
-          <w:b w:val="0"/>
-          <w:i w:val="0"/>
-          <w:color w:val="0000FF"/>
-          <w:sz w:val="24"/>
-          <w:u w:val="single"/>
-        </w:rPr>
-        <w:t xml:space="preserve"> </w:t>
-      </w:r>
-      <w:r>
-        <w:rPr>
-          <w:rFonts w:ascii="Charis SIL Regular" w:hAnsi="Charis SIL Regular" w:eastAsia="Charis SIL Regular"/>
-          <w:b w:val="0"/>
-          <w:i w:val="0"/>
-          <w:color w:val="0000FF"/>
-          <w:sz w:val="24"/>
-          <w:u w:val="single"/>
-        </w:rPr>
-        <w:hyperlink r:id="rId11" w:history="1">
-          <w:r>
-            <w:rPr>
-              <w:rStyle w:val="Hyperlink"/>
-            </w:rPr>
-            <w:t>van</w:t>
-          </w:r>
-        </w:hyperlink>
-      </w:r>
-      <w:r>
-        <w:rPr>
-          <w:rFonts w:ascii="Charis SIL Regular" w:hAnsi="Charis SIL Regular" w:eastAsia="Charis SIL Regular"/>
-          <w:b w:val="0"/>
-          <w:i w:val="0"/>
-          <w:color w:val="0000FF"/>
-          <w:sz w:val="24"/>
-          <w:u w:val="single"/>
-        </w:rPr>
-        <w:t xml:space="preserve"> </w:t>
+        </w:rPr>
+        <w:t>Congregatie van de H</w:t>
       </w:r>
       <w:r>
         <w:rPr>
@@ -877,7 +775,7 @@
             <w:rPr>
               <w:rStyle w:val="Hyperlink"/>
             </w:rPr>
-            <w:t>d</w:t>
+            <w:t>eilig</w:t>
           </w:r>
         </w:hyperlink>
       </w:r>
@@ -924,71 +822,6 @@
             <w:rPr>
               <w:rStyle w:val="Hyperlink"/>
             </w:rPr>
-            <w:t>H</w:t>
-          </w:r>
-        </w:hyperlink>
-      </w:r>
-      <w:r>
-        <w:rPr>
-          <w:rFonts w:ascii="Charis SIL Regular" w:hAnsi="Charis SIL Regular" w:eastAsia="Charis SIL Regular"/>
-          <w:b w:val="0"/>
-          <w:i w:val="0"/>
-          <w:color w:val="0000FF"/>
-          <w:sz w:val="24"/>
-          <w:u w:val="single"/>
-        </w:rPr>
-        <w:hyperlink r:id="rId11" w:history="1">
-          <w:r>
-            <w:rPr>
-              <w:rStyle w:val="Hyperlink"/>
-            </w:rPr>
-            <w:t>eilig</w:t>
-          </w:r>
-        </w:hyperlink>
-      </w:r>
-      <w:r>
-        <w:rPr>
-          <w:rFonts w:ascii="Charis SIL Regular" w:hAnsi="Charis SIL Regular" w:eastAsia="Charis SIL Regular"/>
-          <w:b w:val="0"/>
-          <w:i w:val="0"/>
-          <w:color w:val="0000FF"/>
-          <w:sz w:val="24"/>
-          <w:u w:val="single"/>
-        </w:rPr>
-        <w:hyperlink r:id="rId11" w:history="1">
-          <w:r>
-            <w:rPr>
-              <w:rStyle w:val="Hyperlink"/>
-            </w:rPr>
-            <w:t>e</w:t>
-          </w:r>
-        </w:hyperlink>
-      </w:r>
-      <w:r>
-        <w:rPr>
-          <w:rFonts w:ascii="Charis SIL Regular" w:hAnsi="Charis SIL Regular" w:eastAsia="Charis SIL Regular"/>
-          <w:b w:val="0"/>
-          <w:i w:val="0"/>
-          <w:color w:val="0000FF"/>
-          <w:sz w:val="24"/>
-          <w:u w:val="single"/>
-        </w:rPr>
-        <w:t xml:space="preserve"> </w:t>
-      </w:r>
-      <w:r>
-        <w:rPr>
-          <w:rFonts w:ascii="Charis SIL Regular" w:hAnsi="Charis SIL Regular" w:eastAsia="Charis SIL Regular"/>
-          <w:b w:val="0"/>
-          <w:i w:val="0"/>
-          <w:color w:val="0000FF"/>
-          <w:sz w:val="24"/>
-          <w:u w:val="single"/>
-        </w:rPr>
-        <w:hyperlink r:id="rId11" w:history="1">
-          <w:r>
-            <w:rPr>
-              <w:rStyle w:val="Hyperlink"/>
-            </w:rPr>
             <w:t>Geest</w:t>
           </w:r>
         </w:hyperlink>
@@ -1061,7 +894,7 @@
           <w:sz w:val="24"/>
           <w:u w:val="single"/>
         </w:rPr>
-        <w:hyperlink r:id="rId12" w:history="1">
+        <w:hyperlink r:id="rId11" w:history="1">
           <w:r>
             <w:rPr>
               <w:rStyle w:val="Hyperlink"/>
@@ -1090,7 +923,7 @@
           <w:sz w:val="24"/>
           <w:u w:val="single"/>
         </w:rPr>
-        <w:hyperlink r:id="rId11" w:history="1">
+        <w:hyperlink r:id="rId12" w:history="1">
           <w:r>
             <w:rPr>
               <w:rStyle w:val="Hyperlink"/>
@@ -1118,7 +951,14 @@
           <w:color w:val="0000FF"/>
           <w:sz w:val="24"/>
         </w:rPr>
-        <w:t>D</w:t>
+        <w:hyperlink r:id="rId12" w:history="1">
+          <w:r>
+            <w:rPr>
+              <w:rStyle w:val="Hyperlink"/>
+            </w:rPr>
+            <w:t>D</w:t>
+          </w:r>
+        </w:hyperlink>
       </w:r>
       <w:r>
         <w:rPr>
@@ -1129,7 +969,7 @@
           <w:sz w:val="24"/>
           <w:u w:val="single"/>
         </w:rPr>
-        <w:hyperlink r:id="rId11" w:history="1">
+        <w:hyperlink r:id="rId12" w:history="1">
           <w:r>
             <w:rPr>
               <w:rStyle w:val="Hyperlink"/>
@@ -1140,13 +980,75 @@
       </w:r>
       <w:r>
         <w:rPr>
+          <w:u w:val="single" w:color="0000ff"/>
           <w:rFonts w:ascii="Charis SIL Regular" w:hAnsi="Charis SIL Regular" w:eastAsia="Charis SIL Regular"/>
           <w:b w:val="0"/>
           <w:i w:val="0"/>
           <w:color w:val="000000"/>
           <w:sz w:val="24"/>
         </w:rPr>
-        <w:t xml:space="preserve"> (voorheen h</w:t>
+        <w:hyperlink r:id="rId11" w:history="1">
+          <w:r>
+            <w:rPr>
+              <w:rStyle w:val="Hyperlink"/>
+            </w:rPr>
+            <w:t xml:space="preserve"> (</w:t>
+          </w:r>
+        </w:hyperlink>
+      </w:r>
+      <w:r>
+        <w:rPr>
+          <w:u w:val="single" w:color="0000ff"/>
+          <w:rFonts w:ascii="Charis SIL Regular" w:hAnsi="Charis SIL Regular" w:eastAsia="Charis SIL Regular"/>
+          <w:b w:val="0"/>
+          <w:i w:val="0"/>
+          <w:color w:val="000000"/>
+          <w:sz w:val="24"/>
+        </w:rPr>
+        <w:hyperlink r:id="rId11" w:history="1">
+          <w:r>
+            <w:rPr>
+              <w:rStyle w:val="Hyperlink"/>
+            </w:rPr>
+            <w:t>v</w:t>
+          </w:r>
+        </w:hyperlink>
+      </w:r>
+      <w:r>
+        <w:rPr>
+          <w:u w:val="single" w:color="0000ff"/>
+          <w:rFonts w:ascii="Charis SIL Regular" w:hAnsi="Charis SIL Regular" w:eastAsia="Charis SIL Regular"/>
+          <w:b w:val="0"/>
+          <w:i w:val="0"/>
+          <w:color w:val="000000"/>
+          <w:sz w:val="24"/>
+        </w:rPr>
+        <w:hyperlink r:id="rId11" w:history="1">
+          <w:r>
+            <w:rPr>
+              <w:rStyle w:val="Hyperlink"/>
+            </w:rPr>
+            <w:t>oo</w:t>
+          </w:r>
+        </w:hyperlink>
+      </w:r>
+      <w:r>
+        <w:rPr>
+          <w:u w:val="single" w:color="0000ff"/>
+          <w:rFonts w:ascii="Charis SIL Regular" w:hAnsi="Charis SIL Regular" w:eastAsia="Charis SIL Regular"/>
+          <w:b w:val="0"/>
+          <w:i w:val="0"/>
+          <w:color w:val="000000"/>
+          <w:sz w:val="24"/>
+        </w:rPr>
+        <w:hyperlink r:id="rId11" w:history="1">
+          <w:r>
+            <w:rPr>
+              <w:rStyle w:val="Hyperlink"/>
+            </w:rPr>
+            <w:t>rheen h</w:t>
+          </w:r>
+        </w:hyperlink>
       </w:r>
       <w:r>
         <w:rPr>
@@ -1264,13 +1166,31 @@
       </w:r>
       <w:r>
         <w:rPr>
+          <w:u w:val="single" w:color="0000ff"/>
           <w:rFonts w:ascii="Charis SIL Regular" w:hAnsi="Charis SIL Regular" w:eastAsia="Charis SIL Regular"/>
           <w:b w:val="0"/>
           <w:i w:val="0"/>
           <w:color w:val="000000"/>
           <w:sz w:val="24"/>
         </w:rPr>
-        <w:t xml:space="preserve">t </w:t>
+        <w:hyperlink r:id="rId12" w:history="1">
+          <w:r>
+            <w:rPr>
+              <w:rStyle w:val="Hyperlink"/>
+            </w:rPr>
+            <w:t>t</w:t>
+          </w:r>
+        </w:hyperlink>
+      </w:r>
+      <w:r>
+        <w:rPr>
+          <w:rFonts w:ascii="Charis SIL Regular" w:hAnsi="Charis SIL Regular" w:eastAsia="Charis SIL Regular"/>
+          <w:b w:val="0"/>
+          <w:i w:val="0"/>
+          <w:color w:val="000000"/>
+          <w:sz w:val="24"/>
+        </w:rPr>
+        <w:t xml:space="preserve"> </w:t>
       </w:r>
       <w:r>
         <w:rPr>
@@ -1430,13 +1350,31 @@
       </w:r>
       <w:r>
         <w:rPr>
+          <w:u w:val="single" w:color="0000ff"/>
           <w:rFonts w:ascii="Charis SIL Regular" w:hAnsi="Charis SIL Regular" w:eastAsia="Charis SIL Regular"/>
           <w:b w:val="0"/>
           <w:i w:val="0"/>
           <w:color w:val="000000"/>
           <w:sz w:val="24"/>
         </w:rPr>
-        <w:t xml:space="preserve">vinden in de collectie van het </w:t>
+        <w:hyperlink r:id="rId13" w:history="1">
+          <w:r>
+            <w:rPr>
+              <w:rStyle w:val="Hyperlink"/>
+            </w:rPr>
+            <w:t xml:space="preserve">vinden in de </w:t>
+          </w:r>
+        </w:hyperlink>
+      </w:r>
+      <w:r>
+        <w:rPr>
+          <w:rFonts w:ascii="Charis SIL Regular" w:hAnsi="Charis SIL Regular" w:eastAsia="Charis SIL Regular"/>
+          <w:b w:val="0"/>
+          <w:i w:val="0"/>
+          <w:color w:val="000000"/>
+          <w:sz w:val="24"/>
+        </w:rPr>
+        <w:t xml:space="preserve">collectie van het </w:t>
       </w:r>
       <w:r>
         <w:rPr>
@@ -2408,8 +2346,73 @@
           <w:i w:val="0"/>
           <w:color w:val="0000FF"/>
           <w:sz w:val="24"/>
-        </w:rPr>
-        <w:t>Gereformeerde Kerken in Ned</w:t>
+          <w:u w:val="single"/>
+        </w:rPr>
+        <w:hyperlink r:id="rId19" w:history="1">
+          <w:r>
+            <w:rPr>
+              <w:rStyle w:val="Hyperlink"/>
+            </w:rPr>
+            <w:t>Gereformeerde</w:t>
+          </w:r>
+        </w:hyperlink>
+      </w:r>
+      <w:r>
+        <w:rPr>
+          <w:rFonts w:ascii="Charis SIL Regular" w:hAnsi="Charis SIL Regular" w:eastAsia="Charis SIL Regular"/>
+          <w:b w:val="0"/>
+          <w:i w:val="0"/>
+          <w:color w:val="0000FF"/>
+          <w:sz w:val="24"/>
+          <w:u w:val="single"/>
+        </w:rPr>
+        <w:t xml:space="preserve"> </w:t>
+      </w:r>
+      <w:r>
+        <w:rPr>
+          <w:rFonts w:ascii="Charis SIL Regular" w:hAnsi="Charis SIL Regular" w:eastAsia="Charis SIL Regular"/>
+          <w:b w:val="0"/>
+          <w:i w:val="0"/>
+          <w:color w:val="0000FF"/>
+          <w:sz w:val="24"/>
+          <w:u w:val="single"/>
+        </w:rPr>
+        <w:hyperlink r:id="rId19" w:history="1">
+          <w:r>
+            <w:rPr>
+              <w:rStyle w:val="Hyperlink"/>
+            </w:rPr>
+            <w:t>Kerke</w:t>
+          </w:r>
+        </w:hyperlink>
+      </w:r>
+      <w:r>
+        <w:rPr>
+          <w:rFonts w:ascii="Charis SIL Regular" w:hAnsi="Charis SIL Regular" w:eastAsia="Charis SIL Regular"/>
+          <w:b w:val="0"/>
+          <w:i w:val="0"/>
+          <w:color w:val="0000FF"/>
+          <w:sz w:val="24"/>
+          <w:u w:val="single"/>
+        </w:rPr>
+        <w:hyperlink r:id="rId19" w:history="1">
+          <w:r>
+            <w:rPr>
+              <w:rStyle w:val="Hyperlink"/>
+            </w:rPr>
+            <w:t>n</w:t>
+          </w:r>
+        </w:hyperlink>
+      </w:r>
+      <w:r>
+        <w:rPr>
+          <w:rFonts w:ascii="Charis SIL Regular" w:hAnsi="Charis SIL Regular" w:eastAsia="Charis SIL Regular"/>
+          <w:b w:val="0"/>
+          <w:i w:val="0"/>
+          <w:color w:val="0000FF"/>
+          <w:sz w:val="24"/>
+        </w:rPr>
+        <w:t xml:space="preserve"> in Ned</w:t>
       </w:r>
       <w:r>
         <w:rPr>
@@ -2431,13 +2434,21 @@
       </w:r>
       <w:r>
         <w:rPr>
+          <w:u w:val="single" w:color="0000ff"/>
           <w:rFonts w:ascii="Charis SIL Regular" w:hAnsi="Charis SIL Regular" w:eastAsia="Charis SIL Regular"/>
           <w:b w:val="0"/>
           <w:i w:val="0"/>
           <w:color w:val="000000"/>
           <w:sz w:val="24"/>
         </w:rPr>
-        <w:t xml:space="preserve">, </w:t>
+        <w:hyperlink r:id="rId18" w:history="1">
+          <w:r>
+            <w:rPr>
+              <w:rStyle w:val="Hyperlink"/>
+            </w:rPr>
+            <w:t xml:space="preserve">, </w:t>
+          </w:r>
+        </w:hyperlink>
       </w:r>
       <w:r>
         <w:rPr>
@@ -2511,7 +2522,6 @@
           <w:i w:val="0"/>
           <w:color w:val="0000FF"/>
           <w:sz w:val="24"/>
-          <w:u w:val="single"/>
         </w:rPr>
         <w:t>t</w:t>
       </w:r>
@@ -2753,7 +2763,7 @@
           <w:sz w:val="24"/>
           <w:u w:val="single"/>
         </w:rPr>
-        <w:hyperlink r:id="rId21" w:history="1">
+        <w:hyperlink r:id="rId19" w:history="1">
           <w:r>
             <w:rPr>
               <w:rStyle w:val="Hyperlink"/>
@@ -2818,7 +2828,14 @@
           <w:sz w:val="24"/>
           <w:u w:val="single"/>
         </w:rPr>
-        <w:t>C</w:t>
+        <w:hyperlink r:id="rId21" w:history="1">
+          <w:r>
+            <w:rPr>
+              <w:rStyle w:val="Hyperlink"/>
+            </w:rPr>
+            <w:t>C</w:t>
+          </w:r>
+        </w:hyperlink>
       </w:r>
       <w:r>
         <w:rPr>
@@ -2829,7 +2846,7 @@
           <w:sz w:val="24"/>
           <w:u w:val="single"/>
         </w:rPr>
-        <w:hyperlink r:id="rId19" w:history="1">
+        <w:hyperlink r:id="rId21" w:history="1">
           <w:r>
             <w:rPr>
               <w:rStyle w:val="Hyperlink"/>
@@ -2875,7 +2892,14 @@
           <w:color w:val="000000"/>
           <w:sz w:val="24"/>
         </w:rPr>
-        <w:t xml:space="preserve">het </w:t>
+        <w:hyperlink r:id="rId20" w:history="1">
+          <w:r>
+            <w:rPr>
+              <w:rStyle w:val="Hyperlink"/>
+            </w:rPr>
+            <w:t xml:space="preserve">het </w:t>
+          </w:r>
+        </w:hyperlink>
       </w:r>
       <w:r>
         <w:rPr>
@@ -2886,7 +2910,7 @@
           <w:sz w:val="24"/>
           <w:u w:val="single"/>
         </w:rPr>
-        <w:hyperlink r:id="rId22" w:history="1">
+        <w:hyperlink r:id="rId20" w:history="1">
           <w:r>
             <w:rPr>
               <w:rStyle w:val="Hyperlink"/>
@@ -2904,7 +2928,7 @@
           <w:sz w:val="24"/>
           <w:u w:val="single"/>
         </w:rPr>
-        <w:hyperlink r:id="rId22" w:history="1">
+        <w:hyperlink r:id="rId20" w:history="1">
           <w:r>
             <w:rPr>
               <w:rStyle w:val="Hyperlink"/>
@@ -3037,13 +3061,78 @@
       </w:r>
       <w:r>
         <w:rPr>
+          <w:u w:val="single" w:color="0000ff"/>
           <w:rFonts w:ascii="Charis SIL Regular" w:hAnsi="Charis SIL Regular" w:eastAsia="Charis SIL Regular"/>
           <w:b w:val="0"/>
           <w:i w:val="0"/>
           <w:color w:val="000000"/>
           <w:sz w:val="24"/>
         </w:rPr>
-        <w:t>de landen waar de zending en missie acti</w:t>
+        <w:hyperlink r:id="rId21" w:history="1">
+          <w:r>
+            <w:rPr>
+              <w:rStyle w:val="Hyperlink"/>
+            </w:rPr>
+            <w:t>de landen</w:t>
+          </w:r>
+        </w:hyperlink>
+      </w:r>
+      <w:r>
+        <w:rPr>
+          <w:u w:val="single" w:color="0000ff"/>
+          <w:rFonts w:ascii="Charis SIL Regular" w:hAnsi="Charis SIL Regular" w:eastAsia="Charis SIL Regular"/>
+          <w:b w:val="0"/>
+          <w:i w:val="0"/>
+          <w:color w:val="000000"/>
+          <w:sz w:val="24"/>
+        </w:rPr>
+        <w:t xml:space="preserve"> </w:t>
+      </w:r>
+      <w:r>
+        <w:rPr>
+          <w:u w:val="single" w:color="0000ff"/>
+          <w:rFonts w:ascii="Charis SIL Regular" w:hAnsi="Charis SIL Regular" w:eastAsia="Charis SIL Regular"/>
+          <w:b w:val="0"/>
+          <w:i w:val="0"/>
+          <w:color w:val="000000"/>
+          <w:sz w:val="24"/>
+        </w:rPr>
+        <w:hyperlink r:id="rId21" w:history="1">
+          <w:r>
+            <w:rPr>
+              <w:rStyle w:val="Hyperlink"/>
+            </w:rPr>
+            <w:t>waar de zendi</w:t>
+          </w:r>
+        </w:hyperlink>
+      </w:r>
+      <w:r>
+        <w:rPr>
+          <w:u w:val="single" w:color="0000ff"/>
+          <w:rFonts w:ascii="Charis SIL Regular" w:hAnsi="Charis SIL Regular" w:eastAsia="Charis SIL Regular"/>
+          <w:b w:val="0"/>
+          <w:i w:val="0"/>
+          <w:color w:val="000000"/>
+          <w:sz w:val="24"/>
+        </w:rPr>
+        <w:hyperlink r:id="rId21" w:history="1">
+          <w:r>
+            <w:rPr>
+              <w:rStyle w:val="Hyperlink"/>
+            </w:rPr>
+            <w:t>ng en mi</w:t>
+          </w:r>
+        </w:hyperlink>
+      </w:r>
+      <w:r>
+        <w:rPr>
+          <w:rFonts w:ascii="Charis SIL Regular" w:hAnsi="Charis SIL Regular" w:eastAsia="Charis SIL Regular"/>
+          <w:b w:val="0"/>
+          <w:i w:val="0"/>
+          <w:color w:val="000000"/>
+          <w:sz w:val="24"/>
+        </w:rPr>
+        <w:t>ssie acti</w:t>
       </w:r>
       <w:r>
         <w:rPr>

--- a/EXPORTS/DOCX/published/niveau2/Dutch/ChristianMission.docx
+++ b/EXPORTS/DOCX/published/niveau2/Dutch/ChristianMission.docx
@@ -459,7 +459,25 @@
           <w:color w:val="000000"/>
           <w:sz w:val="24"/>
         </w:rPr>
-        <w:t xml:space="preserve"> bestaat voor een groot deel uit objecten die door zendeling</w:t>
+        <w:t xml:space="preserve"> bestaat voor een groot deel uit objecten die d</w:t>
+      </w:r>
+      <w:r>
+        <w:rPr>
+          <w:u w:val="single" w:color="0000ff"/>
+          <w:rFonts w:ascii="Charis SIL Regular" w:hAnsi="Charis SIL Regular" w:eastAsia="Charis SIL Regular"/>
+          <w:b w:val="0"/>
+          <w:i w:val="0"/>
+          <w:color w:val="000000"/>
+          <w:sz w:val="24"/>
+        </w:rPr>
+        <w:hyperlink r:id="rId9" w:history="1">
+          <w:r>
+            <w:rPr>
+              <w:rStyle w:val="Hyperlink"/>
+            </w:rPr>
+            <w:t>oor zendeling</w:t>
+          </w:r>
+        </w:hyperlink>
       </w:r>
       <w:r>
         <w:rPr>
@@ -758,24 +776,108 @@
           <w:i w:val="0"/>
           <w:color w:val="0000FF"/>
           <w:sz w:val="24"/>
-        </w:rPr>
-        <w:t>Congregatie van de H</w:t>
-      </w:r>
-      <w:r>
-        <w:rPr>
-          <w:rFonts w:ascii="Charis SIL Regular" w:hAnsi="Charis SIL Regular" w:eastAsia="Charis SIL Regular"/>
-          <w:b w:val="0"/>
-          <w:i w:val="0"/>
-          <w:color w:val="0000FF"/>
-          <w:sz w:val="24"/>
           <w:u w:val="single"/>
         </w:rPr>
-        <w:hyperlink r:id="rId10" w:history="1">
+        <w:hyperlink r:id="rId11" w:history="1">
           <w:r>
             <w:rPr>
               <w:rStyle w:val="Hyperlink"/>
             </w:rPr>
-            <w:t>eilig</w:t>
+            <w:t>Co</w:t>
+          </w:r>
+        </w:hyperlink>
+      </w:r>
+      <w:r>
+        <w:rPr>
+          <w:rFonts w:ascii="Charis SIL Regular" w:hAnsi="Charis SIL Regular" w:eastAsia="Charis SIL Regular"/>
+          <w:b w:val="0"/>
+          <w:i w:val="0"/>
+          <w:color w:val="0000FF"/>
+          <w:sz w:val="24"/>
+          <w:u w:val="single"/>
+        </w:rPr>
+        <w:hyperlink r:id="rId11" w:history="1">
+          <w:r>
+            <w:rPr>
+              <w:rStyle w:val="Hyperlink"/>
+            </w:rPr>
+            <w:t>n</w:t>
+          </w:r>
+        </w:hyperlink>
+      </w:r>
+      <w:r>
+        <w:rPr>
+          <w:rFonts w:ascii="Charis SIL Regular" w:hAnsi="Charis SIL Regular" w:eastAsia="Charis SIL Regular"/>
+          <w:b w:val="0"/>
+          <w:i w:val="0"/>
+          <w:color w:val="0000FF"/>
+          <w:sz w:val="24"/>
+          <w:u w:val="single"/>
+        </w:rPr>
+        <w:hyperlink r:id="rId11" w:history="1">
+          <w:r>
+            <w:rPr>
+              <w:rStyle w:val="Hyperlink"/>
+            </w:rPr>
+            <w:t>gregatie</w:t>
+          </w:r>
+        </w:hyperlink>
+      </w:r>
+      <w:r>
+        <w:rPr>
+          <w:rFonts w:ascii="Charis SIL Regular" w:hAnsi="Charis SIL Regular" w:eastAsia="Charis SIL Regular"/>
+          <w:b w:val="0"/>
+          <w:i w:val="0"/>
+          <w:color w:val="0000FF"/>
+          <w:sz w:val="24"/>
+          <w:u w:val="single"/>
+        </w:rPr>
+        <w:t xml:space="preserve"> </w:t>
+      </w:r>
+      <w:r>
+        <w:rPr>
+          <w:rFonts w:ascii="Charis SIL Regular" w:hAnsi="Charis SIL Regular" w:eastAsia="Charis SIL Regular"/>
+          <w:b w:val="0"/>
+          <w:i w:val="0"/>
+          <w:color w:val="0000FF"/>
+          <w:sz w:val="24"/>
+          <w:u w:val="single"/>
+        </w:rPr>
+        <w:hyperlink r:id="rId11" w:history="1">
+          <w:r>
+            <w:rPr>
+              <w:rStyle w:val="Hyperlink"/>
+            </w:rPr>
+            <w:t>van</w:t>
+          </w:r>
+        </w:hyperlink>
+      </w:r>
+      <w:r>
+        <w:rPr>
+          <w:rFonts w:ascii="Charis SIL Regular" w:hAnsi="Charis SIL Regular" w:eastAsia="Charis SIL Regular"/>
+          <w:b w:val="0"/>
+          <w:i w:val="0"/>
+          <w:color w:val="0000FF"/>
+          <w:sz w:val="24"/>
+          <w:u w:val="single"/>
+        </w:rPr>
+        <w:t xml:space="preserve"> </w:t>
+      </w:r>
+      <w:r>
+        <w:rPr>
+          <w:rFonts w:ascii="Charis SIL Regular" w:hAnsi="Charis SIL Regular" w:eastAsia="Charis SIL Regular"/>
+          <w:b w:val="0"/>
+          <w:i w:val="0"/>
+          <w:color w:val="0000FF"/>
+          <w:sz w:val="24"/>
+          <w:u w:val="single"/>
+        </w:rPr>
+        <w:hyperlink r:id="rId11" w:history="1">
+          <w:r>
+            <w:rPr>
+              <w:rStyle w:val="Hyperlink"/>
+            </w:rPr>
+            <w:t>d</w:t>
           </w:r>
         </w:hyperlink>
       </w:r>
@@ -822,6 +924,71 @@
             <w:rPr>
               <w:rStyle w:val="Hyperlink"/>
             </w:rPr>
+            <w:t>H</w:t>
+          </w:r>
+        </w:hyperlink>
+      </w:r>
+      <w:r>
+        <w:rPr>
+          <w:rFonts w:ascii="Charis SIL Regular" w:hAnsi="Charis SIL Regular" w:eastAsia="Charis SIL Regular"/>
+          <w:b w:val="0"/>
+          <w:i w:val="0"/>
+          <w:color w:val="0000FF"/>
+          <w:sz w:val="24"/>
+          <w:u w:val="single"/>
+        </w:rPr>
+        <w:hyperlink r:id="rId11" w:history="1">
+          <w:r>
+            <w:rPr>
+              <w:rStyle w:val="Hyperlink"/>
+            </w:rPr>
+            <w:t>eilig</w:t>
+          </w:r>
+        </w:hyperlink>
+      </w:r>
+      <w:r>
+        <w:rPr>
+          <w:rFonts w:ascii="Charis SIL Regular" w:hAnsi="Charis SIL Regular" w:eastAsia="Charis SIL Regular"/>
+          <w:b w:val="0"/>
+          <w:i w:val="0"/>
+          <w:color w:val="0000FF"/>
+          <w:sz w:val="24"/>
+          <w:u w:val="single"/>
+        </w:rPr>
+        <w:hyperlink r:id="rId11" w:history="1">
+          <w:r>
+            <w:rPr>
+              <w:rStyle w:val="Hyperlink"/>
+            </w:rPr>
+            <w:t>e</w:t>
+          </w:r>
+        </w:hyperlink>
+      </w:r>
+      <w:r>
+        <w:rPr>
+          <w:rFonts w:ascii="Charis SIL Regular" w:hAnsi="Charis SIL Regular" w:eastAsia="Charis SIL Regular"/>
+          <w:b w:val="0"/>
+          <w:i w:val="0"/>
+          <w:color w:val="0000FF"/>
+          <w:sz w:val="24"/>
+          <w:u w:val="single"/>
+        </w:rPr>
+        <w:t xml:space="preserve"> </w:t>
+      </w:r>
+      <w:r>
+        <w:rPr>
+          <w:rFonts w:ascii="Charis SIL Regular" w:hAnsi="Charis SIL Regular" w:eastAsia="Charis SIL Regular"/>
+          <w:b w:val="0"/>
+          <w:i w:val="0"/>
+          <w:color w:val="0000FF"/>
+          <w:sz w:val="24"/>
+          <w:u w:val="single"/>
+        </w:rPr>
+        <w:hyperlink r:id="rId11" w:history="1">
+          <w:r>
+            <w:rPr>
+              <w:rStyle w:val="Hyperlink"/>
+            </w:rPr>
             <w:t>Geest</w:t>
           </w:r>
         </w:hyperlink>
@@ -923,7 +1090,7 @@
           <w:sz w:val="24"/>
           <w:u w:val="single"/>
         </w:rPr>
-        <w:hyperlink r:id="rId12" w:history="1">
+        <w:hyperlink r:id="rId11" w:history="1">
           <w:r>
             <w:rPr>
               <w:rStyle w:val="Hyperlink"/>
@@ -2395,6 +2562,229 @@
           <w:sz w:val="24"/>
           <w:u w:val="single"/>
         </w:rPr>
+        <w:hyperlink r:id="rId18" w:history="1">
+          <w:r>
+            <w:rPr>
+              <w:rStyle w:val="Hyperlink"/>
+            </w:rPr>
+            <w:t>n</w:t>
+          </w:r>
+        </w:hyperlink>
+      </w:r>
+      <w:r>
+        <w:rPr>
+          <w:rFonts w:ascii="Charis SIL Regular" w:hAnsi="Charis SIL Regular" w:eastAsia="Charis SIL Regular"/>
+          <w:b w:val="0"/>
+          <w:i w:val="0"/>
+          <w:color w:val="0000FF"/>
+          <w:sz w:val="24"/>
+          <w:u w:val="single"/>
+        </w:rPr>
+        <w:t xml:space="preserve"> </w:t>
+      </w:r>
+      <w:r>
+        <w:rPr>
+          <w:rFonts w:ascii="Charis SIL Regular" w:hAnsi="Charis SIL Regular" w:eastAsia="Charis SIL Regular"/>
+          <w:b w:val="0"/>
+          <w:i w:val="0"/>
+          <w:color w:val="0000FF"/>
+          <w:sz w:val="24"/>
+          <w:u w:val="single"/>
+        </w:rPr>
+        <w:hyperlink r:id="rId18" w:history="1">
+          <w:r>
+            <w:rPr>
+              <w:rStyle w:val="Hyperlink"/>
+            </w:rPr>
+            <w:t>in</w:t>
+          </w:r>
+        </w:hyperlink>
+      </w:r>
+      <w:r>
+        <w:rPr>
+          <w:rFonts w:ascii="Charis SIL Regular" w:hAnsi="Charis SIL Regular" w:eastAsia="Charis SIL Regular"/>
+          <w:b w:val="0"/>
+          <w:i w:val="0"/>
+          <w:color w:val="0000FF"/>
+          <w:sz w:val="24"/>
+          <w:u w:val="single"/>
+        </w:rPr>
+        <w:t xml:space="preserve"> </w:t>
+      </w:r>
+      <w:r>
+        <w:rPr>
+          <w:rFonts w:ascii="Charis SIL Regular" w:hAnsi="Charis SIL Regular" w:eastAsia="Charis SIL Regular"/>
+          <w:b w:val="0"/>
+          <w:i w:val="0"/>
+          <w:color w:val="0000FF"/>
+          <w:sz w:val="24"/>
+          <w:u w:val="single"/>
+        </w:rPr>
+        <w:hyperlink r:id="rId18" w:history="1">
+          <w:r>
+            <w:rPr>
+              <w:rStyle w:val="Hyperlink"/>
+            </w:rPr>
+            <w:t>Ned</w:t>
+          </w:r>
+        </w:hyperlink>
+      </w:r>
+      <w:r>
+        <w:rPr>
+          <w:rFonts w:ascii="Charis SIL Regular" w:hAnsi="Charis SIL Regular" w:eastAsia="Charis SIL Regular"/>
+          <w:b w:val="0"/>
+          <w:i w:val="0"/>
+          <w:color w:val="0000FF"/>
+          <w:sz w:val="24"/>
+          <w:u w:val="single"/>
+        </w:rPr>
+        <w:hyperlink r:id="rId18" w:history="1">
+          <w:r>
+            <w:rPr>
+              <w:rStyle w:val="Hyperlink"/>
+            </w:rPr>
+            <w:t>erland</w:t>
+          </w:r>
+        </w:hyperlink>
+      </w:r>
+      <w:r>
+        <w:rPr>
+          <w:u w:val="single" w:color="0000ff"/>
+          <w:rFonts w:ascii="Charis SIL Regular" w:hAnsi="Charis SIL Regular" w:eastAsia="Charis SIL Regular"/>
+          <w:b w:val="0"/>
+          <w:i w:val="0"/>
+          <w:color w:val="000000"/>
+          <w:sz w:val="24"/>
+        </w:rPr>
+        <w:hyperlink r:id="rId18" w:history="1">
+          <w:r>
+            <w:rPr>
+              <w:rStyle w:val="Hyperlink"/>
+            </w:rPr>
+            <w:t xml:space="preserve">, </w:t>
+          </w:r>
+        </w:hyperlink>
+      </w:r>
+      <w:r>
+        <w:rPr>
+          <w:rFonts w:ascii="Charis SIL Regular" w:hAnsi="Charis SIL Regular" w:eastAsia="Charis SIL Regular"/>
+          <w:b w:val="0"/>
+          <w:i w:val="0"/>
+          <w:color w:val="0000FF"/>
+          <w:sz w:val="24"/>
+        </w:rPr>
+        <w:t>HDC Protest</w:t>
+      </w:r>
+      <w:r>
+        <w:rPr>
+          <w:rFonts w:ascii="Charis SIL Regular" w:hAnsi="Charis SIL Regular" w:eastAsia="Charis SIL Regular"/>
+          <w:b w:val="0"/>
+          <w:i w:val="0"/>
+          <w:color w:val="0000FF"/>
+          <w:sz w:val="24"/>
+          <w:u w:val="single"/>
+        </w:rPr>
+        <w:hyperlink r:id="rId19" w:history="1">
+          <w:r>
+            <w:rPr>
+              <w:rStyle w:val="Hyperlink"/>
+            </w:rPr>
+            <w:t>ants</w:t>
+          </w:r>
+        </w:hyperlink>
+      </w:r>
+      <w:r>
+        <w:rPr>
+          <w:rFonts w:ascii="Charis SIL Regular" w:hAnsi="Charis SIL Regular" w:eastAsia="Charis SIL Regular"/>
+          <w:b w:val="0"/>
+          <w:i w:val="0"/>
+          <w:color w:val="0000FF"/>
+          <w:sz w:val="24"/>
+          <w:u w:val="single"/>
+        </w:rPr>
+        <w:t xml:space="preserve"> </w:t>
+      </w:r>
+      <w:r>
+        <w:rPr>
+          <w:rFonts w:ascii="Charis SIL Regular" w:hAnsi="Charis SIL Regular" w:eastAsia="Charis SIL Regular"/>
+          <w:b w:val="0"/>
+          <w:i w:val="0"/>
+          <w:color w:val="0000FF"/>
+          <w:sz w:val="24"/>
+          <w:u w:val="single"/>
+        </w:rPr>
+        <w:hyperlink r:id="rId19" w:history="1">
+          <w:r>
+            <w:rPr>
+              <w:rStyle w:val="Hyperlink"/>
+            </w:rPr>
+            <w:t>Erfgoed</w:t>
+          </w:r>
+        </w:hyperlink>
+      </w:r>
+      <w:r>
+        <w:rPr>
+          <w:u w:val="single" w:color="0000ff"/>
+          <w:rFonts w:ascii="Charis SIL Regular" w:hAnsi="Charis SIL Regular" w:eastAsia="Charis SIL Regular"/>
+          <w:b w:val="0"/>
+          <w:i w:val="0"/>
+          <w:color w:val="000000"/>
+          <w:sz w:val="24"/>
+        </w:rPr>
+        <w:hyperlink r:id="rId19" w:history="1">
+          <w:r>
+            <w:rPr>
+              <w:rStyle w:val="Hyperlink"/>
+            </w:rPr>
+            <w:t xml:space="preserve"> bij de Vri</w:t>
+          </w:r>
+        </w:hyperlink>
+      </w:r>
+      <w:r>
+        <w:rPr>
+          <w:u w:val="single" w:color="0000ff"/>
+          <w:rFonts w:ascii="Charis SIL Regular" w:hAnsi="Charis SIL Regular" w:eastAsia="Charis SIL Regular"/>
+          <w:b w:val="0"/>
+          <w:i w:val="0"/>
+          <w:color w:val="000000"/>
+          <w:sz w:val="24"/>
+        </w:rPr>
+        <w:hyperlink r:id="rId19" w:history="1">
+          <w:r>
+            <w:rPr>
+              <w:rStyle w:val="Hyperlink"/>
+            </w:rPr>
+            <w:t>j</w:t>
+          </w:r>
+        </w:hyperlink>
+      </w:r>
+      <w:r>
+        <w:rPr>
+          <w:u w:val="single" w:color="0000ff"/>
+          <w:rFonts w:ascii="Charis SIL Regular" w:hAnsi="Charis SIL Regular" w:eastAsia="Charis SIL Regular"/>
+          <w:b w:val="0"/>
+          <w:i w:val="0"/>
+          <w:color w:val="000000"/>
+          <w:sz w:val="24"/>
+        </w:rPr>
+        <w:hyperlink r:id="rId19" w:history="1">
+          <w:r>
+            <w:rPr>
+              <w:rStyle w:val="Hyperlink"/>
+            </w:rPr>
+            <w:t>e U</w:t>
+          </w:r>
+        </w:hyperlink>
+      </w:r>
+      <w:r>
+        <w:rPr>
+          <w:u w:val="single" w:color="0000ff"/>
+          <w:rFonts w:ascii="Charis SIL Regular" w:hAnsi="Charis SIL Regular" w:eastAsia="Charis SIL Regular"/>
+          <w:b w:val="0"/>
+          <w:i w:val="0"/>
+          <w:color w:val="000000"/>
+          <w:sz w:val="24"/>
+        </w:rPr>
         <w:hyperlink r:id="rId19" w:history="1">
           <w:r>
             <w:rPr>
@@ -2406,264 +2796,6 @@
       </w:r>
       <w:r>
         <w:rPr>
-          <w:rFonts w:ascii="Charis SIL Regular" w:hAnsi="Charis SIL Regular" w:eastAsia="Charis SIL Regular"/>
-          <w:b w:val="0"/>
-          <w:i w:val="0"/>
-          <w:color w:val="0000FF"/>
-          <w:sz w:val="24"/>
-        </w:rPr>
-        <w:t xml:space="preserve"> in Ned</w:t>
-      </w:r>
-      <w:r>
-        <w:rPr>
-          <w:rFonts w:ascii="Charis SIL Regular" w:hAnsi="Charis SIL Regular" w:eastAsia="Charis SIL Regular"/>
-          <w:b w:val="0"/>
-          <w:i w:val="0"/>
-          <w:color w:val="0000FF"/>
-          <w:sz w:val="24"/>
-          <w:u w:val="single"/>
-        </w:rPr>
-        <w:hyperlink r:id="rId18" w:history="1">
-          <w:r>
-            <w:rPr>
-              <w:rStyle w:val="Hyperlink"/>
-            </w:rPr>
-            <w:t>erland</w:t>
-          </w:r>
-        </w:hyperlink>
-      </w:r>
-      <w:r>
-        <w:rPr>
-          <w:u w:val="single" w:color="0000ff"/>
-          <w:rFonts w:ascii="Charis SIL Regular" w:hAnsi="Charis SIL Regular" w:eastAsia="Charis SIL Regular"/>
-          <w:b w:val="0"/>
-          <w:i w:val="0"/>
-          <w:color w:val="000000"/>
-          <w:sz w:val="24"/>
-        </w:rPr>
-        <w:hyperlink r:id="rId18" w:history="1">
-          <w:r>
-            <w:rPr>
-              <w:rStyle w:val="Hyperlink"/>
-            </w:rPr>
-            <w:t xml:space="preserve">, </w:t>
-          </w:r>
-        </w:hyperlink>
-      </w:r>
-      <w:r>
-        <w:rPr>
-          <w:rFonts w:ascii="Charis SIL Regular" w:hAnsi="Charis SIL Regular" w:eastAsia="Charis SIL Regular"/>
-          <w:b w:val="0"/>
-          <w:i w:val="0"/>
-          <w:color w:val="0000FF"/>
-          <w:sz w:val="24"/>
-          <w:u w:val="single"/>
-        </w:rPr>
-        <w:hyperlink r:id="rId20" w:history="1">
-          <w:r>
-            <w:rPr>
-              <w:rStyle w:val="Hyperlink"/>
-            </w:rPr>
-            <w:t>H</w:t>
-          </w:r>
-        </w:hyperlink>
-      </w:r>
-      <w:r>
-        <w:rPr>
-          <w:rFonts w:ascii="Charis SIL Regular" w:hAnsi="Charis SIL Regular" w:eastAsia="Charis SIL Regular"/>
-          <w:b w:val="0"/>
-          <w:i w:val="0"/>
-          <w:color w:val="0000FF"/>
-          <w:sz w:val="24"/>
-          <w:u w:val="single"/>
-        </w:rPr>
-        <w:hyperlink r:id="rId19" w:history="1">
-          <w:r>
-            <w:rPr>
-              <w:rStyle w:val="Hyperlink"/>
-            </w:rPr>
-            <w:t>DC</w:t>
-          </w:r>
-        </w:hyperlink>
-      </w:r>
-      <w:r>
-        <w:rPr>
-          <w:rFonts w:ascii="Charis SIL Regular" w:hAnsi="Charis SIL Regular" w:eastAsia="Charis SIL Regular"/>
-          <w:b w:val="0"/>
-          <w:i w:val="0"/>
-          <w:color w:val="0000FF"/>
-          <w:sz w:val="24"/>
-          <w:u w:val="single"/>
-        </w:rPr>
-        <w:t xml:space="preserve"> </w:t>
-      </w:r>
-      <w:r>
-        <w:rPr>
-          <w:rFonts w:ascii="Charis SIL Regular" w:hAnsi="Charis SIL Regular" w:eastAsia="Charis SIL Regular"/>
-          <w:b w:val="0"/>
-          <w:i w:val="0"/>
-          <w:color w:val="0000FF"/>
-          <w:sz w:val="24"/>
-          <w:u w:val="single"/>
-        </w:rPr>
-        <w:hyperlink r:id="rId19" w:history="1">
-          <w:r>
-            <w:rPr>
-              <w:rStyle w:val="Hyperlink"/>
-            </w:rPr>
-            <w:t>Pro</w:t>
-          </w:r>
-        </w:hyperlink>
-      </w:r>
-      <w:r>
-        <w:rPr>
-          <w:rFonts w:ascii="Charis SIL Regular" w:hAnsi="Charis SIL Regular" w:eastAsia="Charis SIL Regular"/>
-          <w:b w:val="0"/>
-          <w:i w:val="0"/>
-          <w:color w:val="0000FF"/>
-          <w:sz w:val="24"/>
-        </w:rPr>
-        <w:t>t</w:t>
-      </w:r>
-      <w:r>
-        <w:rPr>
-          <w:rFonts w:ascii="Charis SIL Regular" w:hAnsi="Charis SIL Regular" w:eastAsia="Charis SIL Regular"/>
-          <w:b w:val="0"/>
-          <w:i w:val="0"/>
-          <w:color w:val="0000FF"/>
-          <w:sz w:val="24"/>
-          <w:u w:val="single"/>
-        </w:rPr>
-        <w:hyperlink r:id="rId19" w:history="1">
-          <w:r>
-            <w:rPr>
-              <w:rStyle w:val="Hyperlink"/>
-            </w:rPr>
-            <w:t>est</w:t>
-          </w:r>
-        </w:hyperlink>
-      </w:r>
-      <w:r>
-        <w:rPr>
-          <w:rFonts w:ascii="Charis SIL Regular" w:hAnsi="Charis SIL Regular" w:eastAsia="Charis SIL Regular"/>
-          <w:b w:val="0"/>
-          <w:i w:val="0"/>
-          <w:color w:val="0000FF"/>
-          <w:sz w:val="24"/>
-          <w:u w:val="single"/>
-        </w:rPr>
-        <w:hyperlink r:id="rId19" w:history="1">
-          <w:r>
-            <w:rPr>
-              <w:rStyle w:val="Hyperlink"/>
-            </w:rPr>
-            <w:t>ants</w:t>
-          </w:r>
-        </w:hyperlink>
-      </w:r>
-      <w:r>
-        <w:rPr>
-          <w:rFonts w:ascii="Charis SIL Regular" w:hAnsi="Charis SIL Regular" w:eastAsia="Charis SIL Regular"/>
-          <w:b w:val="0"/>
-          <w:i w:val="0"/>
-          <w:color w:val="0000FF"/>
-          <w:sz w:val="24"/>
-          <w:u w:val="single"/>
-        </w:rPr>
-        <w:t xml:space="preserve"> </w:t>
-      </w:r>
-      <w:r>
-        <w:rPr>
-          <w:rFonts w:ascii="Charis SIL Regular" w:hAnsi="Charis SIL Regular" w:eastAsia="Charis SIL Regular"/>
-          <w:b w:val="0"/>
-          <w:i w:val="0"/>
-          <w:color w:val="0000FF"/>
-          <w:sz w:val="24"/>
-          <w:u w:val="single"/>
-        </w:rPr>
-        <w:hyperlink r:id="rId19" w:history="1">
-          <w:r>
-            <w:rPr>
-              <w:rStyle w:val="Hyperlink"/>
-            </w:rPr>
-            <w:t>Erfgoed</w:t>
-          </w:r>
-        </w:hyperlink>
-      </w:r>
-      <w:r>
-        <w:rPr>
-          <w:u w:val="single" w:color="0000ff"/>
-          <w:rFonts w:ascii="Charis SIL Regular" w:hAnsi="Charis SIL Regular" w:eastAsia="Charis SIL Regular"/>
-          <w:b w:val="0"/>
-          <w:i w:val="0"/>
-          <w:color w:val="000000"/>
-          <w:sz w:val="24"/>
-        </w:rPr>
-        <w:hyperlink r:id="rId19" w:history="1">
-          <w:r>
-            <w:rPr>
-              <w:rStyle w:val="Hyperlink"/>
-            </w:rPr>
-            <w:t xml:space="preserve"> bij de Vri</w:t>
-          </w:r>
-        </w:hyperlink>
-      </w:r>
-      <w:r>
-        <w:rPr>
-          <w:u w:val="single" w:color="0000ff"/>
-          <w:rFonts w:ascii="Charis SIL Regular" w:hAnsi="Charis SIL Regular" w:eastAsia="Charis SIL Regular"/>
-          <w:b w:val="0"/>
-          <w:i w:val="0"/>
-          <w:color w:val="000000"/>
-          <w:sz w:val="24"/>
-        </w:rPr>
-        <w:hyperlink r:id="rId19" w:history="1">
-          <w:r>
-            <w:rPr>
-              <w:rStyle w:val="Hyperlink"/>
-            </w:rPr>
-            <w:t>j</w:t>
-          </w:r>
-        </w:hyperlink>
-      </w:r>
-      <w:r>
-        <w:rPr>
-          <w:u w:val="single" w:color="0000ff"/>
-          <w:rFonts w:ascii="Charis SIL Regular" w:hAnsi="Charis SIL Regular" w:eastAsia="Charis SIL Regular"/>
-          <w:b w:val="0"/>
-          <w:i w:val="0"/>
-          <w:color w:val="000000"/>
-          <w:sz w:val="24"/>
-        </w:rPr>
-        <w:hyperlink r:id="rId19" w:history="1">
-          <w:r>
-            <w:rPr>
-              <w:rStyle w:val="Hyperlink"/>
-            </w:rPr>
-            <w:t>e U</w:t>
-          </w:r>
-        </w:hyperlink>
-      </w:r>
-      <w:r>
-        <w:rPr>
-          <w:u w:val="single" w:color="0000ff"/>
-          <w:rFonts w:ascii="Charis SIL Regular" w:hAnsi="Charis SIL Regular" w:eastAsia="Charis SIL Regular"/>
-          <w:b w:val="0"/>
-          <w:i w:val="0"/>
-          <w:color w:val="000000"/>
-          <w:sz w:val="24"/>
-        </w:rPr>
-        <w:hyperlink r:id="rId19" w:history="1">
-          <w:r>
-            <w:rPr>
-              <w:rStyle w:val="Hyperlink"/>
-            </w:rPr>
-            <w:t>n</w:t>
-          </w:r>
-        </w:hyperlink>
-      </w:r>
-      <w:r>
-        <w:rPr>
           <w:u w:val="single" w:color="0000ff"/>
           <w:rFonts w:ascii="Charis SIL Regular" w:hAnsi="Charis SIL Regular" w:eastAsia="Charis SIL Regular"/>
           <w:b w:val="0"/>
@@ -2716,7 +2848,7 @@
           <w:sz w:val="24"/>
           <w:u w:val="single"/>
         </w:rPr>
-        <w:hyperlink r:id="rId21" w:history="1">
+        <w:hyperlink r:id="rId20" w:history="1">
           <w:r>
             <w:rPr>
               <w:rStyle w:val="Hyperlink"/>
@@ -2745,7 +2877,7 @@
           <w:sz w:val="24"/>
           <w:u w:val="single"/>
         </w:rPr>
-        <w:hyperlink r:id="rId21" w:history="1">
+        <w:hyperlink r:id="rId20" w:history="1">
           <w:r>
             <w:rPr>
               <w:rStyle w:val="Hyperlink"/>
@@ -2763,7 +2895,7 @@
           <w:sz w:val="24"/>
           <w:u w:val="single"/>
         </w:rPr>
-        <w:hyperlink r:id="rId19" w:history="1">
+        <w:hyperlink r:id="rId20" w:history="1">
           <w:r>
             <w:rPr>
               <w:rStyle w:val="Hyperlink"/>
@@ -2781,7 +2913,7 @@
           <w:sz w:val="24"/>
           <w:u w:val="single"/>
         </w:rPr>
-        <w:hyperlink r:id="rId19" w:history="1">
+        <w:hyperlink r:id="rId20" w:history="1">
           <w:r>
             <w:rPr>
               <w:rStyle w:val="Hyperlink"/>
@@ -2799,7 +2931,7 @@
           <w:sz w:val="24"/>
           <w:u w:val="single"/>
         </w:rPr>
-        <w:hyperlink r:id="rId19" w:history="1">
+        <w:hyperlink r:id="rId20" w:history="1">
           <w:r>
             <w:rPr>
               <w:rStyle w:val="Hyperlink"/>
@@ -2828,7 +2960,7 @@
           <w:sz w:val="24"/>
           <w:u w:val="single"/>
         </w:rPr>
-        <w:hyperlink r:id="rId21" w:history="1">
+        <w:hyperlink r:id="rId20" w:history="1">
           <w:r>
             <w:rPr>
               <w:rStyle w:val="Hyperlink"/>
@@ -2846,7 +2978,7 @@
           <w:sz w:val="24"/>
           <w:u w:val="single"/>
         </w:rPr>
-        <w:hyperlink r:id="rId21" w:history="1">
+        <w:hyperlink r:id="rId20" w:history="1">
           <w:r>
             <w:rPr>
               <w:rStyle w:val="Hyperlink"/>
@@ -2892,14 +3024,7 @@
           <w:color w:val="000000"/>
           <w:sz w:val="24"/>
         </w:rPr>
-        <w:hyperlink r:id="rId20" w:history="1">
-          <w:r>
-            <w:rPr>
-              <w:rStyle w:val="Hyperlink"/>
-            </w:rPr>
-            <w:t xml:space="preserve">het </w:t>
-          </w:r>
-        </w:hyperlink>
+        <w:t xml:space="preserve">het </w:t>
       </w:r>
       <w:r>
         <w:rPr>
@@ -2910,7 +3035,7 @@
           <w:sz w:val="24"/>
           <w:u w:val="single"/>
         </w:rPr>
-        <w:hyperlink r:id="rId20" w:history="1">
+        <w:hyperlink r:id="rId21" w:history="1">
           <w:r>
             <w:rPr>
               <w:rStyle w:val="Hyperlink"/>
@@ -2928,7 +3053,7 @@
           <w:sz w:val="24"/>
           <w:u w:val="single"/>
         </w:rPr>
-        <w:hyperlink r:id="rId20" w:history="1">
+        <w:hyperlink r:id="rId21" w:history="1">
           <w:r>
             <w:rPr>
               <w:rStyle w:val="Hyperlink"/>
@@ -2946,7 +3071,7 @@
           <w:sz w:val="24"/>
           <w:u w:val="single"/>
         </w:rPr>
-        <w:hyperlink r:id="rId22" w:history="1">
+        <w:hyperlink r:id="rId21" w:history="1">
           <w:r>
             <w:rPr>
               <w:rStyle w:val="Hyperlink"/>
@@ -2964,7 +3089,7 @@
           <w:sz w:val="24"/>
           <w:u w:val="single"/>
         </w:rPr>
-        <w:hyperlink r:id="rId22" w:history="1">
+        <w:hyperlink r:id="rId21" w:history="1">
           <w:r>
             <w:rPr>
               <w:rStyle w:val="Hyperlink"/>
@@ -2993,7 +3118,7 @@
           <w:sz w:val="24"/>
           <w:u w:val="single"/>
         </w:rPr>
-        <w:hyperlink r:id="rId22" w:history="1">
+        <w:hyperlink r:id="rId21" w:history="1">
           <w:r>
             <w:rPr>
               <w:rStyle w:val="Hyperlink"/>
@@ -3068,7 +3193,7 @@
           <w:color w:val="000000"/>
           <w:sz w:val="24"/>
         </w:rPr>
-        <w:hyperlink r:id="rId21" w:history="1">
+        <w:hyperlink r:id="rId20" w:history="1">
           <w:r>
             <w:rPr>
               <w:rStyle w:val="Hyperlink"/>
@@ -3097,7 +3222,7 @@
           <w:color w:val="000000"/>
           <w:sz w:val="24"/>
         </w:rPr>
-        <w:hyperlink r:id="rId21" w:history="1">
+        <w:hyperlink r:id="rId20" w:history="1">
           <w:r>
             <w:rPr>
               <w:rStyle w:val="Hyperlink"/>
@@ -3115,7 +3240,7 @@
           <w:color w:val="000000"/>
           <w:sz w:val="24"/>
         </w:rPr>
-        <w:hyperlink r:id="rId21" w:history="1">
+        <w:hyperlink r:id="rId20" w:history="1">
           <w:r>
             <w:rPr>
               <w:rStyle w:val="Hyperlink"/>
@@ -4147,15 +4272,9 @@
           <w:i w:val="0"/>
           <w:color w:val="0000FF"/>
           <w:sz w:val="24"/>
-        </w:rPr>
-        <w:hyperlink r:id="rId24" w:history="1">
-          <w:r>
-            <w:rPr>
-              <w:rStyle w:val="Hyperlink"/>
-            </w:rPr>
-            <w:t>7</w:t>
-          </w:r>
-        </w:hyperlink>
+          <w:u w:val="single"/>
+        </w:rPr>
+        <w:t>7</w:t>
       </w:r>
       <w:r>
         <w:rPr>
@@ -4520,15 +4639,9 @@
           <w:i w:val="0"/>
           <w:color w:val="0000FF"/>
           <w:sz w:val="24"/>
-        </w:rPr>
-        <w:hyperlink r:id="rId26" w:history="1">
-          <w:r>
-            <w:rPr>
-              <w:rStyle w:val="Hyperlink"/>
-            </w:rPr>
-            <w:t>1</w:t>
-          </w:r>
-        </w:hyperlink>
+          <w:u w:val="single"/>
+        </w:rPr>
+        <w:t>1</w:t>
       </w:r>
       <w:r>
         <w:rPr>

--- a/EXPORTS/DOCX/published/niveau2/Dutch/ChristianMission.docx
+++ b/EXPORTS/DOCX/published/niveau2/Dutch/ChristianMission.docx
@@ -814,7 +814,7 @@
           <w:sz w:val="24"/>
           <w:u w:val="single"/>
         </w:rPr>
-        <w:hyperlink r:id="rId11" w:history="1">
+        <w:hyperlink r:id="rId10" w:history="1">
           <w:r>
             <w:rPr>
               <w:rStyle w:val="Hyperlink"/>
@@ -843,7 +843,7 @@
           <w:sz w:val="24"/>
           <w:u w:val="single"/>
         </w:rPr>
-        <w:hyperlink r:id="rId11" w:history="1">
+        <w:hyperlink r:id="rId10" w:history="1">
           <w:r>
             <w:rPr>
               <w:rStyle w:val="Hyperlink"/>
@@ -872,12 +872,77 @@
           <w:sz w:val="24"/>
           <w:u w:val="single"/>
         </w:rPr>
+        <w:hyperlink r:id="rId10" w:history="1">
+          <w:r>
+            <w:rPr>
+              <w:rStyle w:val="Hyperlink"/>
+            </w:rPr>
+            <w:t>d</w:t>
+          </w:r>
+        </w:hyperlink>
+      </w:r>
+      <w:r>
+        <w:rPr>
+          <w:rFonts w:ascii="Charis SIL Regular" w:hAnsi="Charis SIL Regular" w:eastAsia="Charis SIL Regular"/>
+          <w:b w:val="0"/>
+          <w:i w:val="0"/>
+          <w:color w:val="0000FF"/>
+          <w:sz w:val="24"/>
+          <w:u w:val="single"/>
+        </w:rPr>
+        <w:hyperlink r:id="rId10" w:history="1">
+          <w:r>
+            <w:rPr>
+              <w:rStyle w:val="Hyperlink"/>
+            </w:rPr>
+            <w:t>e</w:t>
+          </w:r>
+        </w:hyperlink>
+      </w:r>
+      <w:r>
+        <w:rPr>
+          <w:rFonts w:ascii="Charis SIL Regular" w:hAnsi="Charis SIL Regular" w:eastAsia="Charis SIL Regular"/>
+          <w:b w:val="0"/>
+          <w:i w:val="0"/>
+          <w:color w:val="0000FF"/>
+          <w:sz w:val="24"/>
+          <w:u w:val="single"/>
+        </w:rPr>
+        <w:t xml:space="preserve"> </w:t>
+      </w:r>
+      <w:r>
+        <w:rPr>
+          <w:rFonts w:ascii="Charis SIL Regular" w:hAnsi="Charis SIL Regular" w:eastAsia="Charis SIL Regular"/>
+          <w:b w:val="0"/>
+          <w:i w:val="0"/>
+          <w:color w:val="0000FF"/>
+          <w:sz w:val="24"/>
+          <w:u w:val="single"/>
+        </w:rPr>
         <w:hyperlink r:id="rId11" w:history="1">
           <w:r>
             <w:rPr>
               <w:rStyle w:val="Hyperlink"/>
             </w:rPr>
-            <w:t>d</w:t>
+            <w:t>H</w:t>
+          </w:r>
+        </w:hyperlink>
+      </w:r>
+      <w:r>
+        <w:rPr>
+          <w:rFonts w:ascii="Charis SIL Regular" w:hAnsi="Charis SIL Regular" w:eastAsia="Charis SIL Regular"/>
+          <w:b w:val="0"/>
+          <w:i w:val="0"/>
+          <w:color w:val="0000FF"/>
+          <w:sz w:val="24"/>
+          <w:u w:val="single"/>
+        </w:rPr>
+        <w:hyperlink r:id="rId11" w:history="1">
+          <w:r>
+            <w:rPr>
+              <w:rStyle w:val="Hyperlink"/>
+            </w:rPr>
+            <w:t>eilig</w:t>
           </w:r>
         </w:hyperlink>
       </w:r>
@@ -924,7 +989,7 @@
             <w:rPr>
               <w:rStyle w:val="Hyperlink"/>
             </w:rPr>
-            <w:t>H</w:t>
+            <w:t>Geest</w:t>
           </w:r>
         </w:hyperlink>
       </w:r>
@@ -933,16 +998,35 @@
           <w:rFonts w:ascii="Charis SIL Regular" w:hAnsi="Charis SIL Regular" w:eastAsia="Charis SIL Regular"/>
           <w:b w:val="0"/>
           <w:i w:val="0"/>
+          <w:color w:val="000000"/>
+          <w:sz w:val="24"/>
+        </w:rPr>
+        <w:t xml:space="preserve"> was tot </w:t>
+      </w:r>
+      <w:r>
+        <w:rPr>
+          <w:rFonts w:ascii="Charis SIL Regular" w:hAnsi="Charis SIL Regular" w:eastAsia="Charis SIL Regular"/>
+          <w:b w:val="0"/>
+          <w:i w:val="0"/>
+          <w:color w:val="000000"/>
+          <w:sz w:val="24"/>
+        </w:rPr>
+        <w:t xml:space="preserve">en met november 2024 te zien in het </w:t>
+      </w:r>
+      <w:r>
+        <w:rPr>
+          <w:rFonts w:ascii="Charis SIL Regular" w:hAnsi="Charis SIL Regular" w:eastAsia="Charis SIL Regular"/>
+          <w:b w:val="0"/>
+          <w:i w:val="0"/>
           <w:color w:val="0000FF"/>
           <w:sz w:val="24"/>
-          <w:u w:val="single"/>
-        </w:rPr>
-        <w:hyperlink r:id="rId11" w:history="1">
+        </w:rPr>
+        <w:hyperlink r:id="rId12" w:history="1">
           <w:r>
             <w:rPr>
               <w:rStyle w:val="Hyperlink"/>
             </w:rPr>
-            <w:t>eilig</w:t>
+            <w:t>Wereldmuseu</w:t>
           </w:r>
         </w:hyperlink>
       </w:r>
@@ -955,84 +1039,7 @@
           <w:sz w:val="24"/>
           <w:u w:val="single"/>
         </w:rPr>
-        <w:hyperlink r:id="rId11" w:history="1">
-          <w:r>
-            <w:rPr>
-              <w:rStyle w:val="Hyperlink"/>
-            </w:rPr>
-            <w:t>e</w:t>
-          </w:r>
-        </w:hyperlink>
-      </w:r>
-      <w:r>
-        <w:rPr>
-          <w:rFonts w:ascii="Charis SIL Regular" w:hAnsi="Charis SIL Regular" w:eastAsia="Charis SIL Regular"/>
-          <w:b w:val="0"/>
-          <w:i w:val="0"/>
-          <w:color w:val="0000FF"/>
-          <w:sz w:val="24"/>
-          <w:u w:val="single"/>
-        </w:rPr>
-        <w:t xml:space="preserve"> </w:t>
-      </w:r>
-      <w:r>
-        <w:rPr>
-          <w:rFonts w:ascii="Charis SIL Regular" w:hAnsi="Charis SIL Regular" w:eastAsia="Charis SIL Regular"/>
-          <w:b w:val="0"/>
-          <w:i w:val="0"/>
-          <w:color w:val="0000FF"/>
-          <w:sz w:val="24"/>
-          <w:u w:val="single"/>
-        </w:rPr>
-        <w:hyperlink r:id="rId11" w:history="1">
-          <w:r>
-            <w:rPr>
-              <w:rStyle w:val="Hyperlink"/>
-            </w:rPr>
-            <w:t>Geest</w:t>
-          </w:r>
-        </w:hyperlink>
-      </w:r>
-      <w:r>
-        <w:rPr>
-          <w:rFonts w:ascii="Charis SIL Regular" w:hAnsi="Charis SIL Regular" w:eastAsia="Charis SIL Regular"/>
-          <w:b w:val="0"/>
-          <w:i w:val="0"/>
-          <w:color w:val="000000"/>
-          <w:sz w:val="24"/>
-        </w:rPr>
-        <w:t xml:space="preserve"> was tot </w:t>
-      </w:r>
-      <w:r>
-        <w:rPr>
-          <w:rFonts w:ascii="Charis SIL Regular" w:hAnsi="Charis SIL Regular" w:eastAsia="Charis SIL Regular"/>
-          <w:b w:val="0"/>
-          <w:i w:val="0"/>
-          <w:color w:val="000000"/>
-          <w:sz w:val="24"/>
-        </w:rPr>
-        <w:t xml:space="preserve">en met november 2024 te zien in het </w:t>
-      </w:r>
-      <w:r>
-        <w:rPr>
-          <w:rFonts w:ascii="Charis SIL Regular" w:hAnsi="Charis SIL Regular" w:eastAsia="Charis SIL Regular"/>
-          <w:b w:val="0"/>
-          <w:i w:val="0"/>
-          <w:color w:val="0000FF"/>
-          <w:sz w:val="24"/>
-        </w:rPr>
-        <w:t>Wereldmuseu</w:t>
-      </w:r>
-      <w:r>
-        <w:rPr>
-          <w:rFonts w:ascii="Charis SIL Regular" w:hAnsi="Charis SIL Regular" w:eastAsia="Charis SIL Regular"/>
-          <w:b w:val="0"/>
-          <w:i w:val="0"/>
-          <w:color w:val="0000FF"/>
-          <w:sz w:val="24"/>
-          <w:u w:val="single"/>
-        </w:rPr>
-        <w:hyperlink r:id="rId11" w:history="1">
+        <w:hyperlink r:id="rId12" w:history="1">
           <w:r>
             <w:rPr>
               <w:rStyle w:val="Hyperlink"/>
@@ -1061,7 +1068,7 @@
           <w:sz w:val="24"/>
           <w:u w:val="single"/>
         </w:rPr>
-        <w:hyperlink r:id="rId11" w:history="1">
+        <w:hyperlink r:id="rId12" w:history="1">
           <w:r>
             <w:rPr>
               <w:rStyle w:val="Hyperlink"/>
@@ -1090,7 +1097,7 @@
           <w:sz w:val="24"/>
           <w:u w:val="single"/>
         </w:rPr>
-        <w:hyperlink r:id="rId11" w:history="1">
+        <w:hyperlink r:id="rId12" w:history="1">
           <w:r>
             <w:rPr>
               <w:rStyle w:val="Hyperlink"/>
@@ -1147,75 +1154,13 @@
       </w:r>
       <w:r>
         <w:rPr>
-          <w:u w:val="single" w:color="0000ff"/>
           <w:rFonts w:ascii="Charis SIL Regular" w:hAnsi="Charis SIL Regular" w:eastAsia="Charis SIL Regular"/>
           <w:b w:val="0"/>
           <w:i w:val="0"/>
           <w:color w:val="000000"/>
           <w:sz w:val="24"/>
         </w:rPr>
-        <w:hyperlink r:id="rId11" w:history="1">
-          <w:r>
-            <w:rPr>
-              <w:rStyle w:val="Hyperlink"/>
-            </w:rPr>
-            <w:t xml:space="preserve"> (</w:t>
-          </w:r>
-        </w:hyperlink>
-      </w:r>
-      <w:r>
-        <w:rPr>
-          <w:u w:val="single" w:color="0000ff"/>
-          <w:rFonts w:ascii="Charis SIL Regular" w:hAnsi="Charis SIL Regular" w:eastAsia="Charis SIL Regular"/>
-          <w:b w:val="0"/>
-          <w:i w:val="0"/>
-          <w:color w:val="000000"/>
-          <w:sz w:val="24"/>
-        </w:rPr>
-        <w:hyperlink r:id="rId11" w:history="1">
-          <w:r>
-            <w:rPr>
-              <w:rStyle w:val="Hyperlink"/>
-            </w:rPr>
-            <w:t>v</w:t>
-          </w:r>
-        </w:hyperlink>
-      </w:r>
-      <w:r>
-        <w:rPr>
-          <w:u w:val="single" w:color="0000ff"/>
-          <w:rFonts w:ascii="Charis SIL Regular" w:hAnsi="Charis SIL Regular" w:eastAsia="Charis SIL Regular"/>
-          <w:b w:val="0"/>
-          <w:i w:val="0"/>
-          <w:color w:val="000000"/>
-          <w:sz w:val="24"/>
-        </w:rPr>
-        <w:hyperlink r:id="rId11" w:history="1">
-          <w:r>
-            <w:rPr>
-              <w:rStyle w:val="Hyperlink"/>
-            </w:rPr>
-            <w:t>oo</w:t>
-          </w:r>
-        </w:hyperlink>
-      </w:r>
-      <w:r>
-        <w:rPr>
-          <w:u w:val="single" w:color="0000ff"/>
-          <w:rFonts w:ascii="Charis SIL Regular" w:hAnsi="Charis SIL Regular" w:eastAsia="Charis SIL Regular"/>
-          <w:b w:val="0"/>
-          <w:i w:val="0"/>
-          <w:color w:val="000000"/>
-          <w:sz w:val="24"/>
-        </w:rPr>
-        <w:hyperlink r:id="rId11" w:history="1">
-          <w:r>
-            <w:rPr>
-              <w:rStyle w:val="Hyperlink"/>
-            </w:rPr>
-            <w:t>rheen h</w:t>
-          </w:r>
-        </w:hyperlink>
+        <w:t xml:space="preserve"> (voorheen h</w:t>
       </w:r>
       <w:r>
         <w:rPr>
@@ -2672,8 +2617,85 @@
           <w:i w:val="0"/>
           <w:color w:val="0000FF"/>
           <w:sz w:val="24"/>
-        </w:rPr>
-        <w:t>HDC Protest</w:t>
+          <w:u w:val="single"/>
+        </w:rPr>
+        <w:t>H</w:t>
+      </w:r>
+      <w:r>
+        <w:rPr>
+          <w:rFonts w:ascii="Charis SIL Regular" w:hAnsi="Charis SIL Regular" w:eastAsia="Charis SIL Regular"/>
+          <w:b w:val="0"/>
+          <w:i w:val="0"/>
+          <w:color w:val="0000FF"/>
+          <w:sz w:val="24"/>
+          <w:u w:val="single"/>
+        </w:rPr>
+        <w:hyperlink r:id="rId19" w:history="1">
+          <w:r>
+            <w:rPr>
+              <w:rStyle w:val="Hyperlink"/>
+            </w:rPr>
+            <w:t>DC</w:t>
+          </w:r>
+        </w:hyperlink>
+      </w:r>
+      <w:r>
+        <w:rPr>
+          <w:rFonts w:ascii="Charis SIL Regular" w:hAnsi="Charis SIL Regular" w:eastAsia="Charis SIL Regular"/>
+          <w:b w:val="0"/>
+          <w:i w:val="0"/>
+          <w:color w:val="0000FF"/>
+          <w:sz w:val="24"/>
+          <w:u w:val="single"/>
+        </w:rPr>
+        <w:t xml:space="preserve"> </w:t>
+      </w:r>
+      <w:r>
+        <w:rPr>
+          <w:rFonts w:ascii="Charis SIL Regular" w:hAnsi="Charis SIL Regular" w:eastAsia="Charis SIL Regular"/>
+          <w:b w:val="0"/>
+          <w:i w:val="0"/>
+          <w:color w:val="0000FF"/>
+          <w:sz w:val="24"/>
+          <w:u w:val="single"/>
+        </w:rPr>
+        <w:hyperlink r:id="rId19" w:history="1">
+          <w:r>
+            <w:rPr>
+              <w:rStyle w:val="Hyperlink"/>
+            </w:rPr>
+            <w:t>Pro</w:t>
+          </w:r>
+        </w:hyperlink>
+      </w:r>
+      <w:r>
+        <w:rPr>
+          <w:rFonts w:ascii="Charis SIL Regular" w:hAnsi="Charis SIL Regular" w:eastAsia="Charis SIL Regular"/>
+          <w:b w:val="0"/>
+          <w:i w:val="0"/>
+          <w:color w:val="0000FF"/>
+          <w:sz w:val="24"/>
+          <w:u w:val="single"/>
+        </w:rPr>
+        <w:t>t</w:t>
+      </w:r>
+      <w:r>
+        <w:rPr>
+          <w:rFonts w:ascii="Charis SIL Regular" w:hAnsi="Charis SIL Regular" w:eastAsia="Charis SIL Regular"/>
+          <w:b w:val="0"/>
+          <w:i w:val="0"/>
+          <w:color w:val="0000FF"/>
+          <w:sz w:val="24"/>
+          <w:u w:val="single"/>
+        </w:rPr>
+        <w:hyperlink r:id="rId19" w:history="1">
+          <w:r>
+            <w:rPr>
+              <w:rStyle w:val="Hyperlink"/>
+            </w:rPr>
+            <w:t>est</w:t>
+          </w:r>
+        </w:hyperlink>
       </w:r>
       <w:r>
         <w:rPr>
@@ -2848,7 +2870,7 @@
           <w:sz w:val="24"/>
           <w:u w:val="single"/>
         </w:rPr>
-        <w:hyperlink r:id="rId20" w:history="1">
+        <w:hyperlink r:id="rId19" w:history="1">
           <w:r>
             <w:rPr>
               <w:rStyle w:val="Hyperlink"/>
@@ -2958,7 +2980,6 @@
           <w:i w:val="0"/>
           <w:color w:val="0000FF"/>
           <w:sz w:val="24"/>
-          <w:u w:val="single"/>
         </w:rPr>
         <w:hyperlink r:id="rId20" w:history="1">
           <w:r>
@@ -3024,7 +3045,14 @@
           <w:color w:val="000000"/>
           <w:sz w:val="24"/>
         </w:rPr>
-        <w:t xml:space="preserve">het </w:t>
+        <w:hyperlink r:id="rId21" w:history="1">
+          <w:r>
+            <w:rPr>
+              <w:rStyle w:val="Hyperlink"/>
+            </w:rPr>
+            <w:t xml:space="preserve">het </w:t>
+          </w:r>
+        </w:hyperlink>
       </w:r>
       <w:r>
         <w:rPr>
@@ -3035,7 +3063,7 @@
           <w:sz w:val="24"/>
           <w:u w:val="single"/>
         </w:rPr>
-        <w:hyperlink r:id="rId21" w:history="1">
+        <w:hyperlink r:id="rId22" w:history="1">
           <w:r>
             <w:rPr>
               <w:rStyle w:val="Hyperlink"/>
@@ -3053,7 +3081,7 @@
           <w:sz w:val="24"/>
           <w:u w:val="single"/>
         </w:rPr>
-        <w:hyperlink r:id="rId21" w:history="1">
+        <w:hyperlink r:id="rId22" w:history="1">
           <w:r>
             <w:rPr>
               <w:rStyle w:val="Hyperlink"/>
@@ -3071,7 +3099,7 @@
           <w:sz w:val="24"/>
           <w:u w:val="single"/>
         </w:rPr>
-        <w:hyperlink r:id="rId21" w:history="1">
+        <w:hyperlink r:id="rId22" w:history="1">
           <w:r>
             <w:rPr>
               <w:rStyle w:val="Hyperlink"/>
@@ -3089,7 +3117,7 @@
           <w:sz w:val="24"/>
           <w:u w:val="single"/>
         </w:rPr>
-        <w:hyperlink r:id="rId21" w:history="1">
+        <w:hyperlink r:id="rId22" w:history="1">
           <w:r>
             <w:rPr>
               <w:rStyle w:val="Hyperlink"/>
@@ -3118,7 +3146,7 @@
           <w:sz w:val="24"/>
           <w:u w:val="single"/>
         </w:rPr>
-        <w:hyperlink r:id="rId21" w:history="1">
+        <w:hyperlink r:id="rId22" w:history="1">
           <w:r>
             <w:rPr>
               <w:rStyle w:val="Hyperlink"/>
@@ -4272,9 +4300,15 @@
           <w:i w:val="0"/>
           <w:color w:val="0000FF"/>
           <w:sz w:val="24"/>
-          <w:u w:val="single"/>
-        </w:rPr>
-        <w:t>7</w:t>
+        </w:rPr>
+        <w:hyperlink r:id="rId24" w:history="1">
+          <w:r>
+            <w:rPr>
+              <w:rStyle w:val="Hyperlink"/>
+            </w:rPr>
+            <w:t>7</w:t>
+          </w:r>
+        </w:hyperlink>
       </w:r>
       <w:r>
         <w:rPr>

--- a/EXPORTS/DOCX/published/niveau2/Dutch/ChristianMission.docx
+++ b/EXPORTS/DOCX/published/niveau2/Dutch/ChristianMission.docx
@@ -917,16 +917,8 @@
           <w:i w:val="0"/>
           <w:color w:val="0000FF"/>
           <w:sz w:val="24"/>
-          <w:u w:val="single"/>
-        </w:rPr>
-        <w:hyperlink r:id="rId11" w:history="1">
-          <w:r>
-            <w:rPr>
-              <w:rStyle w:val="Hyperlink"/>
-            </w:rPr>
-            <w:t>H</w:t>
-          </w:r>
-        </w:hyperlink>
+        </w:rPr>
+        <w:t>H</w:t>
       </w:r>
       <w:r>
         <w:rPr>
@@ -937,7 +929,7 @@
           <w:sz w:val="24"/>
           <w:u w:val="single"/>
         </w:rPr>
-        <w:hyperlink r:id="rId11" w:history="1">
+        <w:hyperlink r:id="rId10" w:history="1">
           <w:r>
             <w:rPr>
               <w:rStyle w:val="Hyperlink"/>
@@ -1021,14 +1013,7 @@
           <w:color w:val="0000FF"/>
           <w:sz w:val="24"/>
         </w:rPr>
-        <w:hyperlink r:id="rId12" w:history="1">
-          <w:r>
-            <w:rPr>
-              <w:rStyle w:val="Hyperlink"/>
-            </w:rPr>
-            <w:t>Wereldmuseu</w:t>
-          </w:r>
-        </w:hyperlink>
+        <w:t>Wereldmuseu</w:t>
       </w:r>
       <w:r>
         <w:rPr>
@@ -1039,7 +1024,7 @@
           <w:sz w:val="24"/>
           <w:u w:val="single"/>
         </w:rPr>
-        <w:hyperlink r:id="rId12" w:history="1">
+        <w:hyperlink r:id="rId11" w:history="1">
           <w:r>
             <w:rPr>
               <w:rStyle w:val="Hyperlink"/>
@@ -1154,13 +1139,75 @@
       </w:r>
       <w:r>
         <w:rPr>
+          <w:u w:val="single" w:color="0000ff"/>
           <w:rFonts w:ascii="Charis SIL Regular" w:hAnsi="Charis SIL Regular" w:eastAsia="Charis SIL Regular"/>
           <w:b w:val="0"/>
           <w:i w:val="0"/>
           <w:color w:val="000000"/>
           <w:sz w:val="24"/>
         </w:rPr>
-        <w:t xml:space="preserve"> (voorheen h</w:t>
+        <w:hyperlink r:id="rId11" w:history="1">
+          <w:r>
+            <w:rPr>
+              <w:rStyle w:val="Hyperlink"/>
+            </w:rPr>
+            <w:t xml:space="preserve"> (</w:t>
+          </w:r>
+        </w:hyperlink>
+      </w:r>
+      <w:r>
+        <w:rPr>
+          <w:u w:val="single" w:color="0000ff"/>
+          <w:rFonts w:ascii="Charis SIL Regular" w:hAnsi="Charis SIL Regular" w:eastAsia="Charis SIL Regular"/>
+          <w:b w:val="0"/>
+          <w:i w:val="0"/>
+          <w:color w:val="000000"/>
+          <w:sz w:val="24"/>
+        </w:rPr>
+        <w:hyperlink r:id="rId11" w:history="1">
+          <w:r>
+            <w:rPr>
+              <w:rStyle w:val="Hyperlink"/>
+            </w:rPr>
+            <w:t>v</w:t>
+          </w:r>
+        </w:hyperlink>
+      </w:r>
+      <w:r>
+        <w:rPr>
+          <w:u w:val="single" w:color="0000ff"/>
+          <w:rFonts w:ascii="Charis SIL Regular" w:hAnsi="Charis SIL Regular" w:eastAsia="Charis SIL Regular"/>
+          <w:b w:val="0"/>
+          <w:i w:val="0"/>
+          <w:color w:val="000000"/>
+          <w:sz w:val="24"/>
+        </w:rPr>
+        <w:hyperlink r:id="rId11" w:history="1">
+          <w:r>
+            <w:rPr>
+              <w:rStyle w:val="Hyperlink"/>
+            </w:rPr>
+            <w:t>oo</w:t>
+          </w:r>
+        </w:hyperlink>
+      </w:r>
+      <w:r>
+        <w:rPr>
+          <w:u w:val="single" w:color="0000ff"/>
+          <w:rFonts w:ascii="Charis SIL Regular" w:hAnsi="Charis SIL Regular" w:eastAsia="Charis SIL Regular"/>
+          <w:b w:val="0"/>
+          <w:i w:val="0"/>
+          <w:color w:val="000000"/>
+          <w:sz w:val="24"/>
+        </w:rPr>
+        <w:hyperlink r:id="rId11" w:history="1">
+          <w:r>
+            <w:rPr>
+              <w:rStyle w:val="Hyperlink"/>
+            </w:rPr>
+            <w:t>rheen h</w:t>
+          </w:r>
+        </w:hyperlink>
       </w:r>
       <w:r>
         <w:rPr>
@@ -2619,7 +2666,14 @@
           <w:sz w:val="24"/>
           <w:u w:val="single"/>
         </w:rPr>
-        <w:t>H</w:t>
+        <w:hyperlink r:id="rId20" w:history="1">
+          <w:r>
+            <w:rPr>
+              <w:rStyle w:val="Hyperlink"/>
+            </w:rPr>
+            <w:t>H</w:t>
+          </w:r>
+        </w:hyperlink>
       </w:r>
       <w:r>
         <w:rPr>
@@ -2630,7 +2684,7 @@
           <w:sz w:val="24"/>
           <w:u w:val="single"/>
         </w:rPr>
-        <w:hyperlink r:id="rId19" w:history="1">
+        <w:hyperlink r:id="rId20" w:history="1">
           <w:r>
             <w:rPr>
               <w:rStyle w:val="Hyperlink"/>
@@ -2646,56 +2700,8 @@
           <w:i w:val="0"/>
           <w:color w:val="0000FF"/>
           <w:sz w:val="24"/>
-          <w:u w:val="single"/>
-        </w:rPr>
-        <w:t xml:space="preserve"> </w:t>
-      </w:r>
-      <w:r>
-        <w:rPr>
-          <w:rFonts w:ascii="Charis SIL Regular" w:hAnsi="Charis SIL Regular" w:eastAsia="Charis SIL Regular"/>
-          <w:b w:val="0"/>
-          <w:i w:val="0"/>
-          <w:color w:val="0000FF"/>
-          <w:sz w:val="24"/>
-          <w:u w:val="single"/>
-        </w:rPr>
-        <w:hyperlink r:id="rId19" w:history="1">
-          <w:r>
-            <w:rPr>
-              <w:rStyle w:val="Hyperlink"/>
-            </w:rPr>
-            <w:t>Pro</w:t>
-          </w:r>
-        </w:hyperlink>
-      </w:r>
-      <w:r>
-        <w:rPr>
-          <w:rFonts w:ascii="Charis SIL Regular" w:hAnsi="Charis SIL Regular" w:eastAsia="Charis SIL Regular"/>
-          <w:b w:val="0"/>
-          <w:i w:val="0"/>
-          <w:color w:val="0000FF"/>
-          <w:sz w:val="24"/>
-          <w:u w:val="single"/>
-        </w:rPr>
-        <w:t>t</w:t>
-      </w:r>
-      <w:r>
-        <w:rPr>
-          <w:rFonts w:ascii="Charis SIL Regular" w:hAnsi="Charis SIL Regular" w:eastAsia="Charis SIL Regular"/>
-          <w:b w:val="0"/>
-          <w:i w:val="0"/>
-          <w:color w:val="0000FF"/>
-          <w:sz w:val="24"/>
-          <w:u w:val="single"/>
-        </w:rPr>
-        <w:hyperlink r:id="rId19" w:history="1">
-          <w:r>
-            <w:rPr>
-              <w:rStyle w:val="Hyperlink"/>
-            </w:rPr>
-            <w:t>est</w:t>
-          </w:r>
-        </w:hyperlink>
+        </w:rPr>
+        <w:t xml:space="preserve"> Protest</w:t>
       </w:r>
       <w:r>
         <w:rPr>
@@ -2870,7 +2876,7 @@
           <w:sz w:val="24"/>
           <w:u w:val="single"/>
         </w:rPr>
-        <w:hyperlink r:id="rId19" w:history="1">
+        <w:hyperlink r:id="rId21" w:history="1">
           <w:r>
             <w:rPr>
               <w:rStyle w:val="Hyperlink"/>
@@ -2899,7 +2905,7 @@
           <w:sz w:val="24"/>
           <w:u w:val="single"/>
         </w:rPr>
-        <w:hyperlink r:id="rId20" w:history="1">
+        <w:hyperlink r:id="rId21" w:history="1">
           <w:r>
             <w:rPr>
               <w:rStyle w:val="Hyperlink"/>
@@ -2917,7 +2923,7 @@
           <w:sz w:val="24"/>
           <w:u w:val="single"/>
         </w:rPr>
-        <w:hyperlink r:id="rId20" w:history="1">
+        <w:hyperlink r:id="rId21" w:history="1">
           <w:r>
             <w:rPr>
               <w:rStyle w:val="Hyperlink"/>
@@ -2935,7 +2941,7 @@
           <w:sz w:val="24"/>
           <w:u w:val="single"/>
         </w:rPr>
-        <w:hyperlink r:id="rId20" w:history="1">
+        <w:hyperlink r:id="rId21" w:history="1">
           <w:r>
             <w:rPr>
               <w:rStyle w:val="Hyperlink"/>
@@ -2953,7 +2959,7 @@
           <w:sz w:val="24"/>
           <w:u w:val="single"/>
         </w:rPr>
-        <w:hyperlink r:id="rId20" w:history="1">
+        <w:hyperlink r:id="rId21" w:history="1">
           <w:r>
             <w:rPr>
               <w:rStyle w:val="Hyperlink"/>
@@ -2980,8 +2986,9 @@
           <w:i w:val="0"/>
           <w:color w:val="0000FF"/>
           <w:sz w:val="24"/>
-        </w:rPr>
-        <w:hyperlink r:id="rId20" w:history="1">
+          <w:u w:val="single"/>
+        </w:rPr>
+        <w:hyperlink r:id="rId21" w:history="1">
           <w:r>
             <w:rPr>
               <w:rStyle w:val="Hyperlink"/>
@@ -2999,7 +3006,7 @@
           <w:sz w:val="24"/>
           <w:u w:val="single"/>
         </w:rPr>
-        <w:hyperlink r:id="rId20" w:history="1">
+        <w:hyperlink r:id="rId21" w:history="1">
           <w:r>
             <w:rPr>
               <w:rStyle w:val="Hyperlink"/>
@@ -3010,6 +3017,16 @@
       </w:r>
       <w:r>
         <w:rPr>
+          <w:rFonts w:ascii="Charis SIL Regular" w:hAnsi="Charis SIL Regular" w:eastAsia="Charis SIL Regular"/>
+          <w:b w:val="0"/>
+          <w:i w:val="0"/>
+          <w:color w:val="000000"/>
+          <w:sz w:val="24"/>
+        </w:rPr>
+        <w:t xml:space="preserve">, en </w:t>
+      </w:r>
+      <w:r>
+        <w:rPr>
           <w:u w:val="single" w:color="0000ff"/>
           <w:rFonts w:ascii="Charis SIL Regular" w:hAnsi="Charis SIL Regular" w:eastAsia="Charis SIL Regular"/>
           <w:b w:val="0"/>
@@ -3017,35 +3034,7 @@
           <w:color w:val="000000"/>
           <w:sz w:val="24"/>
         </w:rPr>
-        <w:hyperlink r:id="rId19" w:history="1">
-          <w:r>
-            <w:rPr>
-              <w:rStyle w:val="Hyperlink"/>
-            </w:rPr>
-            <w:t>, e</w:t>
-          </w:r>
-        </w:hyperlink>
-      </w:r>
-      <w:r>
-        <w:rPr>
-          <w:rFonts w:ascii="Charis SIL Regular" w:hAnsi="Charis SIL Regular" w:eastAsia="Charis SIL Regular"/>
-          <w:b w:val="0"/>
-          <w:i w:val="0"/>
-          <w:color w:val="000000"/>
-          <w:sz w:val="24"/>
-        </w:rPr>
-        <w:t xml:space="preserve">n </w:t>
-      </w:r>
-      <w:r>
-        <w:rPr>
-          <w:u w:val="single" w:color="0000ff"/>
-          <w:rFonts w:ascii="Charis SIL Regular" w:hAnsi="Charis SIL Regular" w:eastAsia="Charis SIL Regular"/>
-          <w:b w:val="0"/>
-          <w:i w:val="0"/>
-          <w:color w:val="000000"/>
-          <w:sz w:val="24"/>
-        </w:rPr>
-        <w:hyperlink r:id="rId21" w:history="1">
+        <w:hyperlink r:id="rId20" w:history="1">
           <w:r>
             <w:rPr>
               <w:rStyle w:val="Hyperlink"/>
@@ -3063,7 +3052,7 @@
           <w:sz w:val="24"/>
           <w:u w:val="single"/>
         </w:rPr>
-        <w:hyperlink r:id="rId22" w:history="1">
+        <w:hyperlink r:id="rId20" w:history="1">
           <w:r>
             <w:rPr>
               <w:rStyle w:val="Hyperlink"/>
@@ -3081,7 +3070,7 @@
           <w:sz w:val="24"/>
           <w:u w:val="single"/>
         </w:rPr>
-        <w:hyperlink r:id="rId22" w:history="1">
+        <w:hyperlink r:id="rId20" w:history="1">
           <w:r>
             <w:rPr>
               <w:rStyle w:val="Hyperlink"/>
@@ -3099,7 +3088,7 @@
           <w:sz w:val="24"/>
           <w:u w:val="single"/>
         </w:rPr>
-        <w:hyperlink r:id="rId22" w:history="1">
+        <w:hyperlink r:id="rId20" w:history="1">
           <w:r>
             <w:rPr>
               <w:rStyle w:val="Hyperlink"/>
@@ -3117,7 +3106,7 @@
           <w:sz w:val="24"/>
           <w:u w:val="single"/>
         </w:rPr>
-        <w:hyperlink r:id="rId22" w:history="1">
+        <w:hyperlink r:id="rId20" w:history="1">
           <w:r>
             <w:rPr>
               <w:rStyle w:val="Hyperlink"/>
@@ -3146,7 +3135,7 @@
           <w:sz w:val="24"/>
           <w:u w:val="single"/>
         </w:rPr>
-        <w:hyperlink r:id="rId22" w:history="1">
+        <w:hyperlink r:id="rId20" w:history="1">
           <w:r>
             <w:rPr>
               <w:rStyle w:val="Hyperlink"/>
@@ -3221,7 +3210,7 @@
           <w:color w:val="000000"/>
           <w:sz w:val="24"/>
         </w:rPr>
-        <w:hyperlink r:id="rId20" w:history="1">
+        <w:hyperlink r:id="rId21" w:history="1">
           <w:r>
             <w:rPr>
               <w:rStyle w:val="Hyperlink"/>
@@ -3250,7 +3239,7 @@
           <w:color w:val="000000"/>
           <w:sz w:val="24"/>
         </w:rPr>
-        <w:hyperlink r:id="rId20" w:history="1">
+        <w:hyperlink r:id="rId21" w:history="1">
           <w:r>
             <w:rPr>
               <w:rStyle w:val="Hyperlink"/>
@@ -3268,7 +3257,7 @@
           <w:color w:val="000000"/>
           <w:sz w:val="24"/>
         </w:rPr>
-        <w:hyperlink r:id="rId20" w:history="1">
+        <w:hyperlink r:id="rId21" w:history="1">
           <w:r>
             <w:rPr>
               <w:rStyle w:val="Hyperlink"/>
@@ -4300,15 +4289,9 @@
           <w:i w:val="0"/>
           <w:color w:val="0000FF"/>
           <w:sz w:val="24"/>
-        </w:rPr>
-        <w:hyperlink r:id="rId24" w:history="1">
-          <w:r>
-            <w:rPr>
-              <w:rStyle w:val="Hyperlink"/>
-            </w:rPr>
-            <w:t>7</w:t>
-          </w:r>
-        </w:hyperlink>
+          <w:u w:val="single"/>
+        </w:rPr>
+        <w:t>7</w:t>
       </w:r>
       <w:r>
         <w:rPr>

--- a/EXPORTS/DOCX/published/niveau2/Dutch/ChristianMission.docx
+++ b/EXPORTS/DOCX/published/niveau2/Dutch/ChristianMission.docx
@@ -872,69 +872,12 @@
           <w:sz w:val="24"/>
           <w:u w:val="single"/>
         </w:rPr>
-        <w:hyperlink r:id="rId10" w:history="1">
+        <w:hyperlink r:id="rId11" w:history="1">
           <w:r>
             <w:rPr>
               <w:rStyle w:val="Hyperlink"/>
             </w:rPr>
             <w:t>d</w:t>
-          </w:r>
-        </w:hyperlink>
-      </w:r>
-      <w:r>
-        <w:rPr>
-          <w:rFonts w:ascii="Charis SIL Regular" w:hAnsi="Charis SIL Regular" w:eastAsia="Charis SIL Regular"/>
-          <w:b w:val="0"/>
-          <w:i w:val="0"/>
-          <w:color w:val="0000FF"/>
-          <w:sz w:val="24"/>
-          <w:u w:val="single"/>
-        </w:rPr>
-        <w:hyperlink r:id="rId10" w:history="1">
-          <w:r>
-            <w:rPr>
-              <w:rStyle w:val="Hyperlink"/>
-            </w:rPr>
-            <w:t>e</w:t>
-          </w:r>
-        </w:hyperlink>
-      </w:r>
-      <w:r>
-        <w:rPr>
-          <w:rFonts w:ascii="Charis SIL Regular" w:hAnsi="Charis SIL Regular" w:eastAsia="Charis SIL Regular"/>
-          <w:b w:val="0"/>
-          <w:i w:val="0"/>
-          <w:color w:val="0000FF"/>
-          <w:sz w:val="24"/>
-          <w:u w:val="single"/>
-        </w:rPr>
-        <w:t xml:space="preserve"> </w:t>
-      </w:r>
-      <w:r>
-        <w:rPr>
-          <w:rFonts w:ascii="Charis SIL Regular" w:hAnsi="Charis SIL Regular" w:eastAsia="Charis SIL Regular"/>
-          <w:b w:val="0"/>
-          <w:i w:val="0"/>
-          <w:color w:val="0000FF"/>
-          <w:sz w:val="24"/>
-        </w:rPr>
-        <w:t>H</w:t>
-      </w:r>
-      <w:r>
-        <w:rPr>
-          <w:rFonts w:ascii="Charis SIL Regular" w:hAnsi="Charis SIL Regular" w:eastAsia="Charis SIL Regular"/>
-          <w:b w:val="0"/>
-          <w:i w:val="0"/>
-          <w:color w:val="0000FF"/>
-          <w:sz w:val="24"/>
-          <w:u w:val="single"/>
-        </w:rPr>
-        <w:hyperlink r:id="rId10" w:history="1">
-          <w:r>
-            <w:rPr>
-              <w:rStyle w:val="Hyperlink"/>
-            </w:rPr>
-            <w:t>eilig</w:t>
           </w:r>
         </w:hyperlink>
       </w:r>
@@ -981,6 +924,71 @@
             <w:rPr>
               <w:rStyle w:val="Hyperlink"/>
             </w:rPr>
+            <w:t>H</w:t>
+          </w:r>
+        </w:hyperlink>
+      </w:r>
+      <w:r>
+        <w:rPr>
+          <w:rFonts w:ascii="Charis SIL Regular" w:hAnsi="Charis SIL Regular" w:eastAsia="Charis SIL Regular"/>
+          <w:b w:val="0"/>
+          <w:i w:val="0"/>
+          <w:color w:val="0000FF"/>
+          <w:sz w:val="24"/>
+          <w:u w:val="single"/>
+        </w:rPr>
+        <w:hyperlink r:id="rId11" w:history="1">
+          <w:r>
+            <w:rPr>
+              <w:rStyle w:val="Hyperlink"/>
+            </w:rPr>
+            <w:t>eilig</w:t>
+          </w:r>
+        </w:hyperlink>
+      </w:r>
+      <w:r>
+        <w:rPr>
+          <w:rFonts w:ascii="Charis SIL Regular" w:hAnsi="Charis SIL Regular" w:eastAsia="Charis SIL Regular"/>
+          <w:b w:val="0"/>
+          <w:i w:val="0"/>
+          <w:color w:val="0000FF"/>
+          <w:sz w:val="24"/>
+          <w:u w:val="single"/>
+        </w:rPr>
+        <w:hyperlink r:id="rId11" w:history="1">
+          <w:r>
+            <w:rPr>
+              <w:rStyle w:val="Hyperlink"/>
+            </w:rPr>
+            <w:t>e</w:t>
+          </w:r>
+        </w:hyperlink>
+      </w:r>
+      <w:r>
+        <w:rPr>
+          <w:rFonts w:ascii="Charis SIL Regular" w:hAnsi="Charis SIL Regular" w:eastAsia="Charis SIL Regular"/>
+          <w:b w:val="0"/>
+          <w:i w:val="0"/>
+          <w:color w:val="0000FF"/>
+          <w:sz w:val="24"/>
+          <w:u w:val="single"/>
+        </w:rPr>
+        <w:t xml:space="preserve"> </w:t>
+      </w:r>
+      <w:r>
+        <w:rPr>
+          <w:rFonts w:ascii="Charis SIL Regular" w:hAnsi="Charis SIL Regular" w:eastAsia="Charis SIL Regular"/>
+          <w:b w:val="0"/>
+          <w:i w:val="0"/>
+          <w:color w:val="0000FF"/>
+          <w:sz w:val="24"/>
+          <w:u w:val="single"/>
+        </w:rPr>
+        <w:hyperlink r:id="rId11" w:history="1">
+          <w:r>
+            <w:rPr>
+              <w:rStyle w:val="Hyperlink"/>
+            </w:rPr>
             <w:t>Geest</w:t>
           </w:r>
         </w:hyperlink>
@@ -1012,8 +1020,16 @@
           <w:i w:val="0"/>
           <w:color w:val="0000FF"/>
           <w:sz w:val="24"/>
-        </w:rPr>
-        <w:t>Wereldmuseu</w:t>
+          <w:u w:val="single"/>
+        </w:rPr>
+        <w:hyperlink r:id="rId12" w:history="1">
+          <w:r>
+            <w:rPr>
+              <w:rStyle w:val="Hyperlink"/>
+            </w:rPr>
+            <w:t>Wereldmuseu</w:t>
+          </w:r>
+        </w:hyperlink>
       </w:r>
       <w:r>
         <w:rPr>
@@ -1024,7 +1040,7 @@
           <w:sz w:val="24"/>
           <w:u w:val="single"/>
         </w:rPr>
-        <w:hyperlink r:id="rId11" w:history="1">
+        <w:hyperlink r:id="rId12" w:history="1">
           <w:r>
             <w:rPr>
               <w:rStyle w:val="Hyperlink"/>
@@ -1109,6 +1125,7 @@
           <w:i w:val="0"/>
           <w:color w:val="0000FF"/>
           <w:sz w:val="24"/>
+          <w:u w:val="single"/>
         </w:rPr>
         <w:hyperlink r:id="rId12" w:history="1">
           <w:r>
@@ -1245,111 +1262,7 @@
           <w:color w:val="000000"/>
           <w:sz w:val="24"/>
         </w:rPr>
-        <w:t>Museum, opgericht in 1954). Voorwe</w:t>
-      </w:r>
-      <w:r>
-        <w:rPr>
-          <w:u w:val="single" w:color="0000ff"/>
-          <w:rFonts w:ascii="Charis SIL Regular" w:hAnsi="Charis SIL Regular" w:eastAsia="Charis SIL Regular"/>
-          <w:b w:val="0"/>
-          <w:i w:val="0"/>
-          <w:color w:val="000000"/>
-          <w:sz w:val="24"/>
-        </w:rPr>
-        <w:hyperlink r:id="rId12" w:history="1">
-          <w:r>
-            <w:rPr>
-              <w:rStyle w:val="Hyperlink"/>
-            </w:rPr>
-            <w:t>rpen verzameld</w:t>
-          </w:r>
-        </w:hyperlink>
-      </w:r>
-      <w:r>
-        <w:rPr>
-          <w:u w:val="single" w:color="0000ff"/>
-          <w:rFonts w:ascii="Charis SIL Regular" w:hAnsi="Charis SIL Regular" w:eastAsia="Charis SIL Regular"/>
-          <w:b w:val="0"/>
-          <w:i w:val="0"/>
-          <w:color w:val="000000"/>
-          <w:sz w:val="24"/>
-        </w:rPr>
-        <w:t xml:space="preserve"> </w:t>
-      </w:r>
-      <w:r>
-        <w:rPr>
-          <w:u w:val="single" w:color="0000ff"/>
-          <w:rFonts w:ascii="Charis SIL Regular" w:hAnsi="Charis SIL Regular" w:eastAsia="Charis SIL Regular"/>
-          <w:b w:val="0"/>
-          <w:i w:val="0"/>
-          <w:color w:val="000000"/>
-          <w:sz w:val="24"/>
-        </w:rPr>
-        <w:hyperlink r:id="rId12" w:history="1">
-          <w:r>
-            <w:rPr>
-              <w:rStyle w:val="Hyperlink"/>
-            </w:rPr>
-            <w:t>door</w:t>
-          </w:r>
-        </w:hyperlink>
-      </w:r>
-      <w:r>
-        <w:rPr>
-          <w:u w:val="single" w:color="0000ff"/>
-          <w:rFonts w:ascii="Charis SIL Regular" w:hAnsi="Charis SIL Regular" w:eastAsia="Charis SIL Regular"/>
-          <w:b w:val="0"/>
-          <w:i w:val="0"/>
-          <w:color w:val="000000"/>
-          <w:sz w:val="24"/>
-        </w:rPr>
-        <w:t xml:space="preserve"> </w:t>
-      </w:r>
-      <w:r>
-        <w:rPr>
-          <w:u w:val="single" w:color="0000ff"/>
-          <w:rFonts w:ascii="Charis SIL Regular" w:hAnsi="Charis SIL Regular" w:eastAsia="Charis SIL Regular"/>
-          <w:b w:val="0"/>
-          <w:i w:val="0"/>
-          <w:color w:val="000000"/>
-          <w:sz w:val="24"/>
-        </w:rPr>
-        <w:hyperlink r:id="rId12" w:history="1">
-          <w:r>
-            <w:rPr>
-              <w:rStyle w:val="Hyperlink"/>
-            </w:rPr>
-            <w:t>he</w:t>
-          </w:r>
-        </w:hyperlink>
-      </w:r>
-      <w:r>
-        <w:rPr>
-          <w:u w:val="single" w:color="0000ff"/>
-          <w:rFonts w:ascii="Charis SIL Regular" w:hAnsi="Charis SIL Regular" w:eastAsia="Charis SIL Regular"/>
-          <w:b w:val="0"/>
-          <w:i w:val="0"/>
-          <w:color w:val="000000"/>
-          <w:sz w:val="24"/>
-        </w:rPr>
-        <w:hyperlink r:id="rId12" w:history="1">
-          <w:r>
-            <w:rPr>
-              <w:rStyle w:val="Hyperlink"/>
-            </w:rPr>
-            <w:t>t</w:t>
-          </w:r>
-        </w:hyperlink>
-      </w:r>
-      <w:r>
-        <w:rPr>
-          <w:rFonts w:ascii="Charis SIL Regular" w:hAnsi="Charis SIL Regular" w:eastAsia="Charis SIL Regular"/>
-          <w:b w:val="0"/>
-          <w:i w:val="0"/>
-          <w:color w:val="000000"/>
-          <w:sz w:val="24"/>
-        </w:rPr>
-        <w:t xml:space="preserve"> </w:t>
+        <w:t xml:space="preserve">Museum, opgericht in 1954). Voorwerpen verzameld door het </w:t>
       </w:r>
       <w:r>
         <w:rPr>
@@ -1453,14 +1366,7 @@
           <w:color w:val="000000"/>
           <w:sz w:val="24"/>
         </w:rPr>
-        <w:hyperlink r:id="rId13" w:history="1">
-          <w:r>
-            <w:rPr>
-              <w:rStyle w:val="Hyperlink"/>
-            </w:rPr>
-            <w:t>en Sulawesi, z</w:t>
-          </w:r>
-        </w:hyperlink>
+        <w:t>en Sulawesi, z</w:t>
       </w:r>
       <w:r>
         <w:rPr>
@@ -2684,7 +2590,7 @@
           <w:sz w:val="24"/>
           <w:u w:val="single"/>
         </w:rPr>
-        <w:hyperlink r:id="rId20" w:history="1">
+        <w:hyperlink r:id="rId19" w:history="1">
           <w:r>
             <w:rPr>
               <w:rStyle w:val="Hyperlink"/>
@@ -2700,8 +2606,63 @@
           <w:i w:val="0"/>
           <w:color w:val="0000FF"/>
           <w:sz w:val="24"/>
-        </w:rPr>
-        <w:t xml:space="preserve"> Protest</w:t>
+          <w:u w:val="single"/>
+        </w:rPr>
+        <w:t xml:space="preserve"> </w:t>
+      </w:r>
+      <w:r>
+        <w:rPr>
+          <w:rFonts w:ascii="Charis SIL Regular" w:hAnsi="Charis SIL Regular" w:eastAsia="Charis SIL Regular"/>
+          <w:b w:val="0"/>
+          <w:i w:val="0"/>
+          <w:color w:val="0000FF"/>
+          <w:sz w:val="24"/>
+          <w:u w:val="single"/>
+        </w:rPr>
+        <w:hyperlink r:id="rId20" w:history="1">
+          <w:r>
+            <w:rPr>
+              <w:rStyle w:val="Hyperlink"/>
+            </w:rPr>
+            <w:t>Pro</w:t>
+          </w:r>
+        </w:hyperlink>
+      </w:r>
+      <w:r>
+        <w:rPr>
+          <w:rFonts w:ascii="Charis SIL Regular" w:hAnsi="Charis SIL Regular" w:eastAsia="Charis SIL Regular"/>
+          <w:b w:val="0"/>
+          <w:i w:val="0"/>
+          <w:color w:val="0000FF"/>
+          <w:sz w:val="24"/>
+          <w:u w:val="single"/>
+        </w:rPr>
+        <w:hyperlink r:id="rId20" w:history="1">
+          <w:r>
+            <w:rPr>
+              <w:rStyle w:val="Hyperlink"/>
+            </w:rPr>
+            <w:t>t</w:t>
+          </w:r>
+        </w:hyperlink>
+      </w:r>
+      <w:r>
+        <w:rPr>
+          <w:rFonts w:ascii="Charis SIL Regular" w:hAnsi="Charis SIL Regular" w:eastAsia="Charis SIL Regular"/>
+          <w:b w:val="0"/>
+          <w:i w:val="0"/>
+          <w:color w:val="0000FF"/>
+          <w:sz w:val="24"/>
+          <w:u w:val="single"/>
+        </w:rPr>
+        <w:hyperlink r:id="rId20" w:history="1">
+          <w:r>
+            <w:rPr>
+              <w:rStyle w:val="Hyperlink"/>
+            </w:rPr>
+            <w:t>est</w:t>
+          </w:r>
+        </w:hyperlink>
       </w:r>
       <w:r>
         <w:rPr>
@@ -3017,31 +2978,42 @@
       </w:r>
       <w:r>
         <w:rPr>
+          <w:u w:val="single" w:color="0000ff"/>
           <w:rFonts w:ascii="Charis SIL Regular" w:hAnsi="Charis SIL Regular" w:eastAsia="Charis SIL Regular"/>
           <w:b w:val="0"/>
           <w:i w:val="0"/>
           <w:color w:val="000000"/>
           <w:sz w:val="24"/>
         </w:rPr>
-        <w:t xml:space="preserve">, en </w:t>
-      </w:r>
-      <w:r>
-        <w:rPr>
-          <w:u w:val="single" w:color="0000ff"/>
-          <w:rFonts w:ascii="Charis SIL Regular" w:hAnsi="Charis SIL Regular" w:eastAsia="Charis SIL Regular"/>
-          <w:b w:val="0"/>
-          <w:i w:val="0"/>
-          <w:color w:val="000000"/>
-          <w:sz w:val="24"/>
-        </w:rPr>
-        <w:hyperlink r:id="rId20" w:history="1">
+        <w:hyperlink r:id="rId19" w:history="1">
           <w:r>
             <w:rPr>
               <w:rStyle w:val="Hyperlink"/>
             </w:rPr>
-            <w:t xml:space="preserve">het </w:t>
+            <w:t>, e</w:t>
           </w:r>
         </w:hyperlink>
+      </w:r>
+      <w:r>
+        <w:rPr>
+          <w:rFonts w:ascii="Charis SIL Regular" w:hAnsi="Charis SIL Regular" w:eastAsia="Charis SIL Regular"/>
+          <w:b w:val="0"/>
+          <w:i w:val="0"/>
+          <w:color w:val="000000"/>
+          <w:sz w:val="24"/>
+        </w:rPr>
+        <w:t xml:space="preserve">n </w:t>
+      </w:r>
+      <w:r>
+        <w:rPr>
+          <w:u w:val="single" w:color="0000ff"/>
+          <w:rFonts w:ascii="Charis SIL Regular" w:hAnsi="Charis SIL Regular" w:eastAsia="Charis SIL Regular"/>
+          <w:b w:val="0"/>
+          <w:i w:val="0"/>
+          <w:color w:val="000000"/>
+          <w:sz w:val="24"/>
+        </w:rPr>
+        <w:t xml:space="preserve">het </w:t>
       </w:r>
       <w:r>
         <w:rPr>

--- a/EXPORTS/DOCX/published/niveau2/Dutch/ChristianMission.docx
+++ b/EXPORTS/DOCX/published/niveau2/Dutch/ChristianMission.docx
@@ -872,12 +872,77 @@
           <w:sz w:val="24"/>
           <w:u w:val="single"/>
         </w:rPr>
+        <w:hyperlink r:id="rId10" w:history="1">
+          <w:r>
+            <w:rPr>
+              <w:rStyle w:val="Hyperlink"/>
+            </w:rPr>
+            <w:t>d</w:t>
+          </w:r>
+        </w:hyperlink>
+      </w:r>
+      <w:r>
+        <w:rPr>
+          <w:rFonts w:ascii="Charis SIL Regular" w:hAnsi="Charis SIL Regular" w:eastAsia="Charis SIL Regular"/>
+          <w:b w:val="0"/>
+          <w:i w:val="0"/>
+          <w:color w:val="0000FF"/>
+          <w:sz w:val="24"/>
+          <w:u w:val="single"/>
+        </w:rPr>
+        <w:hyperlink r:id="rId10" w:history="1">
+          <w:r>
+            <w:rPr>
+              <w:rStyle w:val="Hyperlink"/>
+            </w:rPr>
+            <w:t>e</w:t>
+          </w:r>
+        </w:hyperlink>
+      </w:r>
+      <w:r>
+        <w:rPr>
+          <w:rFonts w:ascii="Charis SIL Regular" w:hAnsi="Charis SIL Regular" w:eastAsia="Charis SIL Regular"/>
+          <w:b w:val="0"/>
+          <w:i w:val="0"/>
+          <w:color w:val="0000FF"/>
+          <w:sz w:val="24"/>
+          <w:u w:val="single"/>
+        </w:rPr>
+        <w:t xml:space="preserve"> </w:t>
+      </w:r>
+      <w:r>
+        <w:rPr>
+          <w:rFonts w:ascii="Charis SIL Regular" w:hAnsi="Charis SIL Regular" w:eastAsia="Charis SIL Regular"/>
+          <w:b w:val="0"/>
+          <w:i w:val="0"/>
+          <w:color w:val="0000FF"/>
+          <w:sz w:val="24"/>
+          <w:u w:val="single"/>
+        </w:rPr>
         <w:hyperlink r:id="rId11" w:history="1">
           <w:r>
             <w:rPr>
               <w:rStyle w:val="Hyperlink"/>
             </w:rPr>
-            <w:t>d</w:t>
+            <w:t>H</w:t>
+          </w:r>
+        </w:hyperlink>
+      </w:r>
+      <w:r>
+        <w:rPr>
+          <w:rFonts w:ascii="Charis SIL Regular" w:hAnsi="Charis SIL Regular" w:eastAsia="Charis SIL Regular"/>
+          <w:b w:val="0"/>
+          <w:i w:val="0"/>
+          <w:color w:val="0000FF"/>
+          <w:sz w:val="24"/>
+          <w:u w:val="single"/>
+        </w:rPr>
+        <w:hyperlink r:id="rId11" w:history="1">
+          <w:r>
+            <w:rPr>
+              <w:rStyle w:val="Hyperlink"/>
+            </w:rPr>
+            <w:t>eilig</w:t>
           </w:r>
         </w:hyperlink>
       </w:r>
@@ -924,71 +989,6 @@
             <w:rPr>
               <w:rStyle w:val="Hyperlink"/>
             </w:rPr>
-            <w:t>H</w:t>
-          </w:r>
-        </w:hyperlink>
-      </w:r>
-      <w:r>
-        <w:rPr>
-          <w:rFonts w:ascii="Charis SIL Regular" w:hAnsi="Charis SIL Regular" w:eastAsia="Charis SIL Regular"/>
-          <w:b w:val="0"/>
-          <w:i w:val="0"/>
-          <w:color w:val="0000FF"/>
-          <w:sz w:val="24"/>
-          <w:u w:val="single"/>
-        </w:rPr>
-        <w:hyperlink r:id="rId11" w:history="1">
-          <w:r>
-            <w:rPr>
-              <w:rStyle w:val="Hyperlink"/>
-            </w:rPr>
-            <w:t>eilig</w:t>
-          </w:r>
-        </w:hyperlink>
-      </w:r>
-      <w:r>
-        <w:rPr>
-          <w:rFonts w:ascii="Charis SIL Regular" w:hAnsi="Charis SIL Regular" w:eastAsia="Charis SIL Regular"/>
-          <w:b w:val="0"/>
-          <w:i w:val="0"/>
-          <w:color w:val="0000FF"/>
-          <w:sz w:val="24"/>
-          <w:u w:val="single"/>
-        </w:rPr>
-        <w:hyperlink r:id="rId11" w:history="1">
-          <w:r>
-            <w:rPr>
-              <w:rStyle w:val="Hyperlink"/>
-            </w:rPr>
-            <w:t>e</w:t>
-          </w:r>
-        </w:hyperlink>
-      </w:r>
-      <w:r>
-        <w:rPr>
-          <w:rFonts w:ascii="Charis SIL Regular" w:hAnsi="Charis SIL Regular" w:eastAsia="Charis SIL Regular"/>
-          <w:b w:val="0"/>
-          <w:i w:val="0"/>
-          <w:color w:val="0000FF"/>
-          <w:sz w:val="24"/>
-          <w:u w:val="single"/>
-        </w:rPr>
-        <w:t xml:space="preserve"> </w:t>
-      </w:r>
-      <w:r>
-        <w:rPr>
-          <w:rFonts w:ascii="Charis SIL Regular" w:hAnsi="Charis SIL Regular" w:eastAsia="Charis SIL Regular"/>
-          <w:b w:val="0"/>
-          <w:i w:val="0"/>
-          <w:color w:val="0000FF"/>
-          <w:sz w:val="24"/>
-          <w:u w:val="single"/>
-        </w:rPr>
-        <w:hyperlink r:id="rId11" w:history="1">
-          <w:r>
-            <w:rPr>
-              <w:rStyle w:val="Hyperlink"/>
-            </w:rPr>
             <w:t>Geest</w:t>
           </w:r>
         </w:hyperlink>
@@ -1020,7 +1020,6 @@
           <w:i w:val="0"/>
           <w:color w:val="0000FF"/>
           <w:sz w:val="24"/>
-          <w:u w:val="single"/>
         </w:rPr>
         <w:hyperlink r:id="rId12" w:history="1">
           <w:r>
@@ -1125,7 +1124,6 @@
           <w:i w:val="0"/>
           <w:color w:val="0000FF"/>
           <w:sz w:val="24"/>
-          <w:u w:val="single"/>
         </w:rPr>
         <w:hyperlink r:id="rId12" w:history="1">
           <w:r>
@@ -1262,7 +1260,111 @@
           <w:color w:val="000000"/>
           <w:sz w:val="24"/>
         </w:rPr>
-        <w:t xml:space="preserve">Museum, opgericht in 1954). Voorwerpen verzameld door het </w:t>
+        <w:t>Museum, opgericht in 1954). Voorwe</w:t>
+      </w:r>
+      <w:r>
+        <w:rPr>
+          <w:u w:val="single" w:color="0000ff"/>
+          <w:rFonts w:ascii="Charis SIL Regular" w:hAnsi="Charis SIL Regular" w:eastAsia="Charis SIL Regular"/>
+          <w:b w:val="0"/>
+          <w:i w:val="0"/>
+          <w:color w:val="000000"/>
+          <w:sz w:val="24"/>
+        </w:rPr>
+        <w:hyperlink r:id="rId12" w:history="1">
+          <w:r>
+            <w:rPr>
+              <w:rStyle w:val="Hyperlink"/>
+            </w:rPr>
+            <w:t>rpen verzameld</w:t>
+          </w:r>
+        </w:hyperlink>
+      </w:r>
+      <w:r>
+        <w:rPr>
+          <w:u w:val="single" w:color="0000ff"/>
+          <w:rFonts w:ascii="Charis SIL Regular" w:hAnsi="Charis SIL Regular" w:eastAsia="Charis SIL Regular"/>
+          <w:b w:val="0"/>
+          <w:i w:val="0"/>
+          <w:color w:val="000000"/>
+          <w:sz w:val="24"/>
+        </w:rPr>
+        <w:t xml:space="preserve"> </w:t>
+      </w:r>
+      <w:r>
+        <w:rPr>
+          <w:u w:val="single" w:color="0000ff"/>
+          <w:rFonts w:ascii="Charis SIL Regular" w:hAnsi="Charis SIL Regular" w:eastAsia="Charis SIL Regular"/>
+          <w:b w:val="0"/>
+          <w:i w:val="0"/>
+          <w:color w:val="000000"/>
+          <w:sz w:val="24"/>
+        </w:rPr>
+        <w:hyperlink r:id="rId12" w:history="1">
+          <w:r>
+            <w:rPr>
+              <w:rStyle w:val="Hyperlink"/>
+            </w:rPr>
+            <w:t>door</w:t>
+          </w:r>
+        </w:hyperlink>
+      </w:r>
+      <w:r>
+        <w:rPr>
+          <w:u w:val="single" w:color="0000ff"/>
+          <w:rFonts w:ascii="Charis SIL Regular" w:hAnsi="Charis SIL Regular" w:eastAsia="Charis SIL Regular"/>
+          <w:b w:val="0"/>
+          <w:i w:val="0"/>
+          <w:color w:val="000000"/>
+          <w:sz w:val="24"/>
+        </w:rPr>
+        <w:t xml:space="preserve"> </w:t>
+      </w:r>
+      <w:r>
+        <w:rPr>
+          <w:u w:val="single" w:color="0000ff"/>
+          <w:rFonts w:ascii="Charis SIL Regular" w:hAnsi="Charis SIL Regular" w:eastAsia="Charis SIL Regular"/>
+          <w:b w:val="0"/>
+          <w:i w:val="0"/>
+          <w:color w:val="000000"/>
+          <w:sz w:val="24"/>
+        </w:rPr>
+        <w:hyperlink r:id="rId12" w:history="1">
+          <w:r>
+            <w:rPr>
+              <w:rStyle w:val="Hyperlink"/>
+            </w:rPr>
+            <w:t>he</w:t>
+          </w:r>
+        </w:hyperlink>
+      </w:r>
+      <w:r>
+        <w:rPr>
+          <w:u w:val="single" w:color="0000ff"/>
+          <w:rFonts w:ascii="Charis SIL Regular" w:hAnsi="Charis SIL Regular" w:eastAsia="Charis SIL Regular"/>
+          <w:b w:val="0"/>
+          <w:i w:val="0"/>
+          <w:color w:val="000000"/>
+          <w:sz w:val="24"/>
+        </w:rPr>
+        <w:hyperlink r:id="rId12" w:history="1">
+          <w:r>
+            <w:rPr>
+              <w:rStyle w:val="Hyperlink"/>
+            </w:rPr>
+            <w:t>t</w:t>
+          </w:r>
+        </w:hyperlink>
+      </w:r>
+      <w:r>
+        <w:rPr>
+          <w:rFonts w:ascii="Charis SIL Regular" w:hAnsi="Charis SIL Regular" w:eastAsia="Charis SIL Regular"/>
+          <w:b w:val="0"/>
+          <w:i w:val="0"/>
+          <w:color w:val="000000"/>
+          <w:sz w:val="24"/>
+        </w:rPr>
+        <w:t xml:space="preserve"> </w:t>
       </w:r>
       <w:r>
         <w:rPr>
@@ -1366,7 +1468,14 @@
           <w:color w:val="000000"/>
           <w:sz w:val="24"/>
         </w:rPr>
-        <w:t>en Sulawesi, z</w:t>
+        <w:hyperlink r:id="rId13" w:history="1">
+          <w:r>
+            <w:rPr>
+              <w:rStyle w:val="Hyperlink"/>
+            </w:rPr>
+            <w:t>en Sulawesi, z</w:t>
+          </w:r>
+        </w:hyperlink>
       </w:r>
       <w:r>
         <w:rPr>
@@ -1848,32 +1957,7 @@
           <w:color w:val="000000"/>
           <w:sz w:val="24"/>
         </w:rPr>
-        <w:hyperlink r:id="rId15" w:history="1">
-          <w:r>
-            <w:rPr>
-              <w:rStyle w:val="Hyperlink"/>
-            </w:rPr>
-            <w:t>onder he</w:t>
-          </w:r>
-        </w:hyperlink>
-      </w:r>
-      <w:r>
-        <w:rPr>
-          <w:u w:val="single" w:color="0000ff"/>
-          <w:rFonts w:ascii="Charis SIL Regular" w:hAnsi="Charis SIL Regular" w:eastAsia="Charis SIL Regular"/>
-          <w:b w:val="0"/>
-          <w:i w:val="0"/>
-          <w:color w:val="000000"/>
-          <w:sz w:val="24"/>
-        </w:rPr>
-        <w:hyperlink r:id="rId15" w:history="1">
-          <w:r>
-            <w:rPr>
-              <w:rStyle w:val="Hyperlink"/>
-            </w:rPr>
-            <w:t xml:space="preserve">t </w:t>
-          </w:r>
-        </w:hyperlink>
+        <w:t xml:space="preserve">onder het </w:t>
       </w:r>
       <w:r>
         <w:rPr>
@@ -2619,7 +2703,7 @@
           <w:sz w:val="24"/>
           <w:u w:val="single"/>
         </w:rPr>
-        <w:hyperlink r:id="rId20" w:history="1">
+        <w:hyperlink r:id="rId19" w:history="1">
           <w:r>
             <w:rPr>
               <w:rStyle w:val="Hyperlink"/>
@@ -2637,14 +2721,7 @@
           <w:sz w:val="24"/>
           <w:u w:val="single"/>
         </w:rPr>
-        <w:hyperlink r:id="rId20" w:history="1">
-          <w:r>
-            <w:rPr>
-              <w:rStyle w:val="Hyperlink"/>
-            </w:rPr>
-            <w:t>t</w:t>
-          </w:r>
-        </w:hyperlink>
+        <w:t>t</w:t>
       </w:r>
       <w:r>
         <w:rPr>
@@ -2655,7 +2732,7 @@
           <w:sz w:val="24"/>
           <w:u w:val="single"/>
         </w:rPr>
-        <w:hyperlink r:id="rId20" w:history="1">
+        <w:hyperlink r:id="rId19" w:history="1">
           <w:r>
             <w:rPr>
               <w:rStyle w:val="Hyperlink"/>
@@ -2702,7 +2779,7 @@
           <w:sz w:val="24"/>
           <w:u w:val="single"/>
         </w:rPr>
-        <w:hyperlink r:id="rId19" w:history="1">
+        <w:hyperlink r:id="rId20" w:history="1">
           <w:r>
             <w:rPr>
               <w:rStyle w:val="Hyperlink"/>
@@ -3024,7 +3101,7 @@
           <w:sz w:val="24"/>
           <w:u w:val="single"/>
         </w:rPr>
-        <w:hyperlink r:id="rId20" w:history="1">
+        <w:hyperlink r:id="rId22" w:history="1">
           <w:r>
             <w:rPr>
               <w:rStyle w:val="Hyperlink"/>
@@ -3042,7 +3119,7 @@
           <w:sz w:val="24"/>
           <w:u w:val="single"/>
         </w:rPr>
-        <w:hyperlink r:id="rId20" w:history="1">
+        <w:hyperlink r:id="rId22" w:history="1">
           <w:r>
             <w:rPr>
               <w:rStyle w:val="Hyperlink"/>

--- a/EXPORTS/DOCX/published/niveau2/Dutch/ChristianMission.docx
+++ b/EXPORTS/DOCX/published/niveau2/Dutch/ChristianMission.docx
@@ -776,16 +776,8 @@
           <w:i w:val="0"/>
           <w:color w:val="0000FF"/>
           <w:sz w:val="24"/>
-          <w:u w:val="single"/>
-        </w:rPr>
-        <w:hyperlink r:id="rId11" w:history="1">
-          <w:r>
-            <w:rPr>
-              <w:rStyle w:val="Hyperlink"/>
-            </w:rPr>
-            <w:t>Co</w:t>
-          </w:r>
-        </w:hyperlink>
+        </w:rPr>
+        <w:t>Congregatie van de H</w:t>
       </w:r>
       <w:r>
         <w:rPr>
@@ -796,148 +788,7 @@
           <w:sz w:val="24"/>
           <w:u w:val="single"/>
         </w:rPr>
-        <w:hyperlink r:id="rId11" w:history="1">
-          <w:r>
-            <w:rPr>
-              <w:rStyle w:val="Hyperlink"/>
-            </w:rPr>
-            <w:t>n</w:t>
-          </w:r>
-        </w:hyperlink>
-      </w:r>
-      <w:r>
-        <w:rPr>
-          <w:rFonts w:ascii="Charis SIL Regular" w:hAnsi="Charis SIL Regular" w:eastAsia="Charis SIL Regular"/>
-          <w:b w:val="0"/>
-          <w:i w:val="0"/>
-          <w:color w:val="0000FF"/>
-          <w:sz w:val="24"/>
-          <w:u w:val="single"/>
-        </w:rPr>
         <w:hyperlink r:id="rId10" w:history="1">
-          <w:r>
-            <w:rPr>
-              <w:rStyle w:val="Hyperlink"/>
-            </w:rPr>
-            <w:t>gregatie</w:t>
-          </w:r>
-        </w:hyperlink>
-      </w:r>
-      <w:r>
-        <w:rPr>
-          <w:rFonts w:ascii="Charis SIL Regular" w:hAnsi="Charis SIL Regular" w:eastAsia="Charis SIL Regular"/>
-          <w:b w:val="0"/>
-          <w:i w:val="0"/>
-          <w:color w:val="0000FF"/>
-          <w:sz w:val="24"/>
-          <w:u w:val="single"/>
-        </w:rPr>
-        <w:t xml:space="preserve"> </w:t>
-      </w:r>
-      <w:r>
-        <w:rPr>
-          <w:rFonts w:ascii="Charis SIL Regular" w:hAnsi="Charis SIL Regular" w:eastAsia="Charis SIL Regular"/>
-          <w:b w:val="0"/>
-          <w:i w:val="0"/>
-          <w:color w:val="0000FF"/>
-          <w:sz w:val="24"/>
-          <w:u w:val="single"/>
-        </w:rPr>
-        <w:hyperlink r:id="rId10" w:history="1">
-          <w:r>
-            <w:rPr>
-              <w:rStyle w:val="Hyperlink"/>
-            </w:rPr>
-            <w:t>van</w:t>
-          </w:r>
-        </w:hyperlink>
-      </w:r>
-      <w:r>
-        <w:rPr>
-          <w:rFonts w:ascii="Charis SIL Regular" w:hAnsi="Charis SIL Regular" w:eastAsia="Charis SIL Regular"/>
-          <w:b w:val="0"/>
-          <w:i w:val="0"/>
-          <w:color w:val="0000FF"/>
-          <w:sz w:val="24"/>
-          <w:u w:val="single"/>
-        </w:rPr>
-        <w:t xml:space="preserve"> </w:t>
-      </w:r>
-      <w:r>
-        <w:rPr>
-          <w:rFonts w:ascii="Charis SIL Regular" w:hAnsi="Charis SIL Regular" w:eastAsia="Charis SIL Regular"/>
-          <w:b w:val="0"/>
-          <w:i w:val="0"/>
-          <w:color w:val="0000FF"/>
-          <w:sz w:val="24"/>
-          <w:u w:val="single"/>
-        </w:rPr>
-        <w:hyperlink r:id="rId10" w:history="1">
-          <w:r>
-            <w:rPr>
-              <w:rStyle w:val="Hyperlink"/>
-            </w:rPr>
-            <w:t>d</w:t>
-          </w:r>
-        </w:hyperlink>
-      </w:r>
-      <w:r>
-        <w:rPr>
-          <w:rFonts w:ascii="Charis SIL Regular" w:hAnsi="Charis SIL Regular" w:eastAsia="Charis SIL Regular"/>
-          <w:b w:val="0"/>
-          <w:i w:val="0"/>
-          <w:color w:val="0000FF"/>
-          <w:sz w:val="24"/>
-          <w:u w:val="single"/>
-        </w:rPr>
-        <w:hyperlink r:id="rId10" w:history="1">
-          <w:r>
-            <w:rPr>
-              <w:rStyle w:val="Hyperlink"/>
-            </w:rPr>
-            <w:t>e</w:t>
-          </w:r>
-        </w:hyperlink>
-      </w:r>
-      <w:r>
-        <w:rPr>
-          <w:rFonts w:ascii="Charis SIL Regular" w:hAnsi="Charis SIL Regular" w:eastAsia="Charis SIL Regular"/>
-          <w:b w:val="0"/>
-          <w:i w:val="0"/>
-          <w:color w:val="0000FF"/>
-          <w:sz w:val="24"/>
-          <w:u w:val="single"/>
-        </w:rPr>
-        <w:t xml:space="preserve"> </w:t>
-      </w:r>
-      <w:r>
-        <w:rPr>
-          <w:rFonts w:ascii="Charis SIL Regular" w:hAnsi="Charis SIL Regular" w:eastAsia="Charis SIL Regular"/>
-          <w:b w:val="0"/>
-          <w:i w:val="0"/>
-          <w:color w:val="0000FF"/>
-          <w:sz w:val="24"/>
-          <w:u w:val="single"/>
-        </w:rPr>
-        <w:hyperlink r:id="rId11" w:history="1">
-          <w:r>
-            <w:rPr>
-              <w:rStyle w:val="Hyperlink"/>
-            </w:rPr>
-            <w:t>H</w:t>
-          </w:r>
-        </w:hyperlink>
-      </w:r>
-      <w:r>
-        <w:rPr>
-          <w:rFonts w:ascii="Charis SIL Regular" w:hAnsi="Charis SIL Regular" w:eastAsia="Charis SIL Regular"/>
-          <w:b w:val="0"/>
-          <w:i w:val="0"/>
-          <w:color w:val="0000FF"/>
-          <w:sz w:val="24"/>
-          <w:u w:val="single"/>
-        </w:rPr>
-        <w:hyperlink r:id="rId11" w:history="1">
           <w:r>
             <w:rPr>
               <w:rStyle w:val="Hyperlink"/>
@@ -1021,14 +872,7 @@
           <w:color w:val="0000FF"/>
           <w:sz w:val="24"/>
         </w:rPr>
-        <w:hyperlink r:id="rId12" w:history="1">
-          <w:r>
-            <w:rPr>
-              <w:rStyle w:val="Hyperlink"/>
-            </w:rPr>
-            <w:t>Wereldmuseu</w:t>
-          </w:r>
-        </w:hyperlink>
+        <w:t>Wereldmuseu</w:t>
       </w:r>
       <w:r>
         <w:rPr>
@@ -1039,7 +883,7 @@
           <w:sz w:val="24"/>
           <w:u w:val="single"/>
         </w:rPr>
-        <w:hyperlink r:id="rId12" w:history="1">
+        <w:hyperlink r:id="rId11" w:history="1">
           <w:r>
             <w:rPr>
               <w:rStyle w:val="Hyperlink"/>
@@ -1957,7 +1801,32 @@
           <w:color w:val="000000"/>
           <w:sz w:val="24"/>
         </w:rPr>
-        <w:t xml:space="preserve">onder het </w:t>
+        <w:hyperlink r:id="rId15" w:history="1">
+          <w:r>
+            <w:rPr>
+              <w:rStyle w:val="Hyperlink"/>
+            </w:rPr>
+            <w:t>onder he</w:t>
+          </w:r>
+        </w:hyperlink>
+      </w:r>
+      <w:r>
+        <w:rPr>
+          <w:u w:val="single" w:color="0000ff"/>
+          <w:rFonts w:ascii="Charis SIL Regular" w:hAnsi="Charis SIL Regular" w:eastAsia="Charis SIL Regular"/>
+          <w:b w:val="0"/>
+          <w:i w:val="0"/>
+          <w:color w:val="000000"/>
+          <w:sz w:val="24"/>
+        </w:rPr>
+        <w:hyperlink r:id="rId15" w:history="1">
+          <w:r>
+            <w:rPr>
+              <w:rStyle w:val="Hyperlink"/>
+            </w:rPr>
+            <w:t xml:space="preserve">t </w:t>
+          </w:r>
+        </w:hyperlink>
       </w:r>
       <w:r>
         <w:rPr>
@@ -2631,21 +2500,13 @@
       </w:r>
       <w:r>
         <w:rPr>
-          <w:u w:val="single" w:color="0000ff"/>
           <w:rFonts w:ascii="Charis SIL Regular" w:hAnsi="Charis SIL Regular" w:eastAsia="Charis SIL Regular"/>
           <w:b w:val="0"/>
           <w:i w:val="0"/>
           <w:color w:val="000000"/>
           <w:sz w:val="24"/>
         </w:rPr>
-        <w:hyperlink r:id="rId18" w:history="1">
-          <w:r>
-            <w:rPr>
-              <w:rStyle w:val="Hyperlink"/>
-            </w:rPr>
-            <w:t xml:space="preserve">, </w:t>
-          </w:r>
-        </w:hyperlink>
+        <w:t xml:space="preserve">, </w:t>
       </w:r>
       <w:r>
         <w:rPr>
@@ -2674,7 +2535,7 @@
           <w:sz w:val="24"/>
           <w:u w:val="single"/>
         </w:rPr>
-        <w:hyperlink r:id="rId19" w:history="1">
+        <w:hyperlink r:id="rId20" w:history="1">
           <w:r>
             <w:rPr>
               <w:rStyle w:val="Hyperlink"/>
@@ -2703,7 +2564,7 @@
           <w:sz w:val="24"/>
           <w:u w:val="single"/>
         </w:rPr>
-        <w:hyperlink r:id="rId19" w:history="1">
+        <w:hyperlink r:id="rId20" w:history="1">
           <w:r>
             <w:rPr>
               <w:rStyle w:val="Hyperlink"/>
@@ -2721,7 +2582,14 @@
           <w:sz w:val="24"/>
           <w:u w:val="single"/>
         </w:rPr>
-        <w:t>t</w:t>
+        <w:hyperlink r:id="rId20" w:history="1">
+          <w:r>
+            <w:rPr>
+              <w:rStyle w:val="Hyperlink"/>
+            </w:rPr>
+            <w:t>t</w:t>
+          </w:r>
+        </w:hyperlink>
       </w:r>
       <w:r>
         <w:rPr>
@@ -2779,7 +2647,7 @@
           <w:sz w:val="24"/>
           <w:u w:val="single"/>
         </w:rPr>
-        <w:hyperlink r:id="rId20" w:history="1">
+        <w:hyperlink r:id="rId19" w:history="1">
           <w:r>
             <w:rPr>
               <w:rStyle w:val="Hyperlink"/>
@@ -3055,6 +2923,16 @@
       </w:r>
       <w:r>
         <w:rPr>
+          <w:rFonts w:ascii="Charis SIL Regular" w:hAnsi="Charis SIL Regular" w:eastAsia="Charis SIL Regular"/>
+          <w:b w:val="0"/>
+          <w:i w:val="0"/>
+          <w:color w:val="000000"/>
+          <w:sz w:val="24"/>
+        </w:rPr>
+        <w:t xml:space="preserve">, en </w:t>
+      </w:r>
+      <w:r>
+        <w:rPr>
           <w:u w:val="single" w:color="0000ff"/>
           <w:rFonts w:ascii="Charis SIL Regular" w:hAnsi="Charis SIL Regular" w:eastAsia="Charis SIL Regular"/>
           <w:b w:val="0"/>
@@ -3062,12 +2940,12 @@
           <w:color w:val="000000"/>
           <w:sz w:val="24"/>
         </w:rPr>
-        <w:hyperlink r:id="rId19" w:history="1">
+        <w:hyperlink r:id="rId20" w:history="1">
           <w:r>
             <w:rPr>
               <w:rStyle w:val="Hyperlink"/>
             </w:rPr>
-            <w:t>, e</w:t>
+            <w:t xml:space="preserve">het </w:t>
           </w:r>
         </w:hyperlink>
       </w:r>
@@ -3076,32 +2954,11 @@
           <w:rFonts w:ascii="Charis SIL Regular" w:hAnsi="Charis SIL Regular" w:eastAsia="Charis SIL Regular"/>
           <w:b w:val="0"/>
           <w:i w:val="0"/>
-          <w:color w:val="000000"/>
-          <w:sz w:val="24"/>
-        </w:rPr>
-        <w:t xml:space="preserve">n </w:t>
-      </w:r>
-      <w:r>
-        <w:rPr>
-          <w:u w:val="single" w:color="0000ff"/>
-          <w:rFonts w:ascii="Charis SIL Regular" w:hAnsi="Charis SIL Regular" w:eastAsia="Charis SIL Regular"/>
-          <w:b w:val="0"/>
-          <w:i w:val="0"/>
-          <w:color w:val="000000"/>
-          <w:sz w:val="24"/>
-        </w:rPr>
-        <w:t xml:space="preserve">het </w:t>
-      </w:r>
-      <w:r>
-        <w:rPr>
-          <w:rFonts w:ascii="Charis SIL Regular" w:hAnsi="Charis SIL Regular" w:eastAsia="Charis SIL Regular"/>
-          <w:b w:val="0"/>
-          <w:i w:val="0"/>
           <w:color w:val="0000FF"/>
           <w:sz w:val="24"/>
           <w:u w:val="single"/>
         </w:rPr>
-        <w:hyperlink r:id="rId22" w:history="1">
+        <w:hyperlink r:id="rId20" w:history="1">
           <w:r>
             <w:rPr>
               <w:rStyle w:val="Hyperlink"/>
@@ -3119,7 +2976,7 @@
           <w:sz w:val="24"/>
           <w:u w:val="single"/>
         </w:rPr>
-        <w:hyperlink r:id="rId22" w:history="1">
+        <w:hyperlink r:id="rId20" w:history="1">
           <w:r>
             <w:rPr>
               <w:rStyle w:val="Hyperlink"/>
@@ -4705,9 +4562,15 @@
           <w:i w:val="0"/>
           <w:color w:val="0000FF"/>
           <w:sz w:val="24"/>
-          <w:u w:val="single"/>
-        </w:rPr>
-        <w:t>1</w:t>
+        </w:rPr>
+        <w:hyperlink r:id="rId26" w:history="1">
+          <w:r>
+            <w:rPr>
+              <w:rStyle w:val="Hyperlink"/>
+            </w:rPr>
+            <w:t>1</w:t>
+          </w:r>
+        </w:hyperlink>
       </w:r>
       <w:r>
         <w:rPr>

--- a/EXPORTS/DOCX/published/niveau2/Dutch/ChristianMission.docx
+++ b/EXPORTS/DOCX/published/niveau2/Dutch/ChristianMission.docx
@@ -776,8 +776,34 @@
           <w:i w:val="0"/>
           <w:color w:val="0000FF"/>
           <w:sz w:val="24"/>
-        </w:rPr>
-        <w:t>Congregatie van de H</w:t>
+          <w:u w:val="single"/>
+        </w:rPr>
+        <w:hyperlink r:id="rId11" w:history="1">
+          <w:r>
+            <w:rPr>
+              <w:rStyle w:val="Hyperlink"/>
+            </w:rPr>
+            <w:t>Co</w:t>
+          </w:r>
+        </w:hyperlink>
+      </w:r>
+      <w:r>
+        <w:rPr>
+          <w:rFonts w:ascii="Charis SIL Regular" w:hAnsi="Charis SIL Regular" w:eastAsia="Charis SIL Regular"/>
+          <w:b w:val="0"/>
+          <w:i w:val="0"/>
+          <w:color w:val="0000FF"/>
+          <w:sz w:val="24"/>
+          <w:u w:val="single"/>
+        </w:rPr>
+        <w:hyperlink r:id="rId11" w:history="1">
+          <w:r>
+            <w:rPr>
+              <w:rStyle w:val="Hyperlink"/>
+            </w:rPr>
+            <w:t>n</w:t>
+          </w:r>
+        </w:hyperlink>
       </w:r>
       <w:r>
         <w:rPr>
@@ -793,7 +819,65 @@
             <w:rPr>
               <w:rStyle w:val="Hyperlink"/>
             </w:rPr>
-            <w:t>eilig</w:t>
+            <w:t>gregatie</w:t>
+          </w:r>
+        </w:hyperlink>
+      </w:r>
+      <w:r>
+        <w:rPr>
+          <w:rFonts w:ascii="Charis SIL Regular" w:hAnsi="Charis SIL Regular" w:eastAsia="Charis SIL Regular"/>
+          <w:b w:val="0"/>
+          <w:i w:val="0"/>
+          <w:color w:val="0000FF"/>
+          <w:sz w:val="24"/>
+          <w:u w:val="single"/>
+        </w:rPr>
+        <w:t xml:space="preserve"> </w:t>
+      </w:r>
+      <w:r>
+        <w:rPr>
+          <w:rFonts w:ascii="Charis SIL Regular" w:hAnsi="Charis SIL Regular" w:eastAsia="Charis SIL Regular"/>
+          <w:b w:val="0"/>
+          <w:i w:val="0"/>
+          <w:color w:val="0000FF"/>
+          <w:sz w:val="24"/>
+          <w:u w:val="single"/>
+        </w:rPr>
+        <w:hyperlink r:id="rId10" w:history="1">
+          <w:r>
+            <w:rPr>
+              <w:rStyle w:val="Hyperlink"/>
+            </w:rPr>
+            <w:t>van</w:t>
+          </w:r>
+        </w:hyperlink>
+      </w:r>
+      <w:r>
+        <w:rPr>
+          <w:rFonts w:ascii="Charis SIL Regular" w:hAnsi="Charis SIL Regular" w:eastAsia="Charis SIL Regular"/>
+          <w:b w:val="0"/>
+          <w:i w:val="0"/>
+          <w:color w:val="0000FF"/>
+          <w:sz w:val="24"/>
+          <w:u w:val="single"/>
+        </w:rPr>
+        <w:t xml:space="preserve"> </w:t>
+      </w:r>
+      <w:r>
+        <w:rPr>
+          <w:rFonts w:ascii="Charis SIL Regular" w:hAnsi="Charis SIL Regular" w:eastAsia="Charis SIL Regular"/>
+          <w:b w:val="0"/>
+          <w:i w:val="0"/>
+          <w:color w:val="0000FF"/>
+          <w:sz w:val="24"/>
+          <w:u w:val="single"/>
+        </w:rPr>
+        <w:hyperlink r:id="rId11" w:history="1">
+          <w:r>
+            <w:rPr>
+              <w:rStyle w:val="Hyperlink"/>
+            </w:rPr>
+            <w:t>d</w:t>
           </w:r>
         </w:hyperlink>
       </w:r>
@@ -840,6 +924,71 @@
             <w:rPr>
               <w:rStyle w:val="Hyperlink"/>
             </w:rPr>
+            <w:t>H</w:t>
+          </w:r>
+        </w:hyperlink>
+      </w:r>
+      <w:r>
+        <w:rPr>
+          <w:rFonts w:ascii="Charis SIL Regular" w:hAnsi="Charis SIL Regular" w:eastAsia="Charis SIL Regular"/>
+          <w:b w:val="0"/>
+          <w:i w:val="0"/>
+          <w:color w:val="0000FF"/>
+          <w:sz w:val="24"/>
+          <w:u w:val="single"/>
+        </w:rPr>
+        <w:hyperlink r:id="rId11" w:history="1">
+          <w:r>
+            <w:rPr>
+              <w:rStyle w:val="Hyperlink"/>
+            </w:rPr>
+            <w:t>eilig</w:t>
+          </w:r>
+        </w:hyperlink>
+      </w:r>
+      <w:r>
+        <w:rPr>
+          <w:rFonts w:ascii="Charis SIL Regular" w:hAnsi="Charis SIL Regular" w:eastAsia="Charis SIL Regular"/>
+          <w:b w:val="0"/>
+          <w:i w:val="0"/>
+          <w:color w:val="0000FF"/>
+          <w:sz w:val="24"/>
+          <w:u w:val="single"/>
+        </w:rPr>
+        <w:hyperlink r:id="rId11" w:history="1">
+          <w:r>
+            <w:rPr>
+              <w:rStyle w:val="Hyperlink"/>
+            </w:rPr>
+            <w:t>e</w:t>
+          </w:r>
+        </w:hyperlink>
+      </w:r>
+      <w:r>
+        <w:rPr>
+          <w:rFonts w:ascii="Charis SIL Regular" w:hAnsi="Charis SIL Regular" w:eastAsia="Charis SIL Regular"/>
+          <w:b w:val="0"/>
+          <w:i w:val="0"/>
+          <w:color w:val="0000FF"/>
+          <w:sz w:val="24"/>
+          <w:u w:val="single"/>
+        </w:rPr>
+        <w:t xml:space="preserve"> </w:t>
+      </w:r>
+      <w:r>
+        <w:rPr>
+          <w:rFonts w:ascii="Charis SIL Regular" w:hAnsi="Charis SIL Regular" w:eastAsia="Charis SIL Regular"/>
+          <w:b w:val="0"/>
+          <w:i w:val="0"/>
+          <w:color w:val="0000FF"/>
+          <w:sz w:val="24"/>
+          <w:u w:val="single"/>
+        </w:rPr>
+        <w:hyperlink r:id="rId11" w:history="1">
+          <w:r>
+            <w:rPr>
+              <w:rStyle w:val="Hyperlink"/>
+            </w:rPr>
             <w:t>Geest</w:t>
           </w:r>
         </w:hyperlink>
@@ -872,7 +1021,14 @@
           <w:color w:val="0000FF"/>
           <w:sz w:val="24"/>
         </w:rPr>
-        <w:t>Wereldmuseu</w:t>
+        <w:hyperlink r:id="rId12" w:history="1">
+          <w:r>
+            <w:rPr>
+              <w:rStyle w:val="Hyperlink"/>
+            </w:rPr>
+            <w:t>Wereldmuseu</w:t>
+          </w:r>
+        </w:hyperlink>
       </w:r>
       <w:r>
         <w:rPr>
@@ -883,7 +1039,7 @@
           <w:sz w:val="24"/>
           <w:u w:val="single"/>
         </w:rPr>
-        <w:hyperlink r:id="rId11" w:history="1">
+        <w:hyperlink r:id="rId12" w:history="1">
           <w:r>
             <w:rPr>
               <w:rStyle w:val="Hyperlink"/>
@@ -968,6 +1124,7 @@
           <w:i w:val="0"/>
           <w:color w:val="0000FF"/>
           <w:sz w:val="24"/>
+          <w:u w:val="single"/>
         </w:rPr>
         <w:hyperlink r:id="rId12" w:history="1">
           <w:r>
@@ -2442,7 +2599,7 @@
           <w:sz w:val="24"/>
           <w:u w:val="single"/>
         </w:rPr>
-        <w:hyperlink r:id="rId18" w:history="1">
+        <w:hyperlink r:id="rId19" w:history="1">
           <w:r>
             <w:rPr>
               <w:rStyle w:val="Hyperlink"/>
@@ -2471,7 +2628,7 @@
           <w:sz w:val="24"/>
           <w:u w:val="single"/>
         </w:rPr>
-        <w:hyperlink r:id="rId18" w:history="1">
+        <w:hyperlink r:id="rId19" w:history="1">
           <w:r>
             <w:rPr>
               <w:rStyle w:val="Hyperlink"/>
@@ -2489,7 +2646,7 @@
           <w:sz w:val="24"/>
           <w:u w:val="single"/>
         </w:rPr>
-        <w:hyperlink r:id="rId18" w:history="1">
+        <w:hyperlink r:id="rId19" w:history="1">
           <w:r>
             <w:rPr>
               <w:rStyle w:val="Hyperlink"/>
@@ -2500,13 +2657,21 @@
       </w:r>
       <w:r>
         <w:rPr>
+          <w:u w:val="single" w:color="0000ff"/>
           <w:rFonts w:ascii="Charis SIL Regular" w:hAnsi="Charis SIL Regular" w:eastAsia="Charis SIL Regular"/>
           <w:b w:val="0"/>
           <w:i w:val="0"/>
           <w:color w:val="000000"/>
           <w:sz w:val="24"/>
         </w:rPr>
-        <w:t xml:space="preserve">, </w:t>
+        <w:hyperlink r:id="rId18" w:history="1">
+          <w:r>
+            <w:rPr>
+              <w:rStyle w:val="Hyperlink"/>
+            </w:rPr>
+            <w:t xml:space="preserve">, </w:t>
+          </w:r>
+        </w:hyperlink>
       </w:r>
       <w:r>
         <w:rPr>
@@ -2535,7 +2700,7 @@
           <w:sz w:val="24"/>
           <w:u w:val="single"/>
         </w:rPr>
-        <w:hyperlink r:id="rId20" w:history="1">
+        <w:hyperlink r:id="rId19" w:history="1">
           <w:r>
             <w:rPr>
               <w:rStyle w:val="Hyperlink"/>
@@ -2564,7 +2729,7 @@
           <w:sz w:val="24"/>
           <w:u w:val="single"/>
         </w:rPr>
-        <w:hyperlink r:id="rId20" w:history="1">
+        <w:hyperlink r:id="rId19" w:history="1">
           <w:r>
             <w:rPr>
               <w:rStyle w:val="Hyperlink"/>
@@ -2582,14 +2747,7 @@
           <w:sz w:val="24"/>
           <w:u w:val="single"/>
         </w:rPr>
-        <w:hyperlink r:id="rId20" w:history="1">
-          <w:r>
-            <w:rPr>
-              <w:rStyle w:val="Hyperlink"/>
-            </w:rPr>
-            <w:t>t</w:t>
-          </w:r>
-        </w:hyperlink>
+        <w:t>t</w:t>
       </w:r>
       <w:r>
         <w:rPr>
@@ -2847,7 +3005,7 @@
           <w:sz w:val="24"/>
           <w:u w:val="single"/>
         </w:rPr>
-        <w:hyperlink r:id="rId21" w:history="1">
+        <w:hyperlink r:id="rId19" w:history="1">
           <w:r>
             <w:rPr>
               <w:rStyle w:val="Hyperlink"/>
@@ -2865,12 +3023,12 @@
           <w:sz w:val="24"/>
           <w:u w:val="single"/>
         </w:rPr>
-        <w:hyperlink r:id="rId21" w:history="1">
+        <w:hyperlink r:id="rId19" w:history="1">
           <w:r>
             <w:rPr>
               <w:rStyle w:val="Hyperlink"/>
             </w:rPr>
-            <w:t>e</w:t>
+            <w:t xml:space="preserve">e </w:t>
           </w:r>
         </w:hyperlink>
       </w:r>
@@ -2883,7 +3041,7 @@
           <w:sz w:val="24"/>
           <w:u w:val="single"/>
         </w:rPr>
-        <w:t xml:space="preserve"> </w:t>
+        <w:t>C</w:t>
       </w:r>
       <w:r>
         <w:rPr>
@@ -2894,25 +3052,7 @@
           <w:sz w:val="24"/>
           <w:u w:val="single"/>
         </w:rPr>
-        <w:hyperlink r:id="rId21" w:history="1">
-          <w:r>
-            <w:rPr>
-              <w:rStyle w:val="Hyperlink"/>
-            </w:rPr>
-            <w:t>C</w:t>
-          </w:r>
-        </w:hyperlink>
-      </w:r>
-      <w:r>
-        <w:rPr>
-          <w:rFonts w:ascii="Charis SIL Regular" w:hAnsi="Charis SIL Regular" w:eastAsia="Charis SIL Regular"/>
-          <w:b w:val="0"/>
-          <w:i w:val="0"/>
-          <w:color w:val="0000FF"/>
-          <w:sz w:val="24"/>
-          <w:u w:val="single"/>
-        </w:rPr>
-        <w:hyperlink r:id="rId21" w:history="1">
+        <w:hyperlink r:id="rId19" w:history="1">
           <w:r>
             <w:rPr>
               <w:rStyle w:val="Hyperlink"/>
@@ -2929,25 +3069,7 @@
           <w:color w:val="000000"/>
           <w:sz w:val="24"/>
         </w:rPr>
-        <w:t xml:space="preserve">, en </w:t>
-      </w:r>
-      <w:r>
-        <w:rPr>
-          <w:u w:val="single" w:color="0000ff"/>
-          <w:rFonts w:ascii="Charis SIL Regular" w:hAnsi="Charis SIL Regular" w:eastAsia="Charis SIL Regular"/>
-          <w:b w:val="0"/>
-          <w:i w:val="0"/>
-          <w:color w:val="000000"/>
-          <w:sz w:val="24"/>
-        </w:rPr>
-        <w:hyperlink r:id="rId20" w:history="1">
-          <w:r>
-            <w:rPr>
-              <w:rStyle w:val="Hyperlink"/>
-            </w:rPr>
-            <w:t xml:space="preserve">het </w:t>
-          </w:r>
-        </w:hyperlink>
+        <w:t xml:space="preserve">, en het </w:t>
       </w:r>
       <w:r>
         <w:rPr>
@@ -2958,7 +3080,7 @@
           <w:sz w:val="24"/>
           <w:u w:val="single"/>
         </w:rPr>
-        <w:hyperlink r:id="rId20" w:history="1">
+        <w:hyperlink r:id="rId22" w:history="1">
           <w:r>
             <w:rPr>
               <w:rStyle w:val="Hyperlink"/>
@@ -2976,7 +3098,7 @@
           <w:sz w:val="24"/>
           <w:u w:val="single"/>
         </w:rPr>
-        <w:hyperlink r:id="rId20" w:history="1">
+        <w:hyperlink r:id="rId22" w:history="1">
           <w:r>
             <w:rPr>
               <w:rStyle w:val="Hyperlink"/>
@@ -2994,7 +3116,7 @@
           <w:sz w:val="24"/>
           <w:u w:val="single"/>
         </w:rPr>
-        <w:hyperlink r:id="rId20" w:history="1">
+        <w:hyperlink r:id="rId22" w:history="1">
           <w:r>
             <w:rPr>
               <w:rStyle w:val="Hyperlink"/>
@@ -3012,7 +3134,7 @@
           <w:sz w:val="24"/>
           <w:u w:val="single"/>
         </w:rPr>
-        <w:hyperlink r:id="rId20" w:history="1">
+        <w:hyperlink r:id="rId22" w:history="1">
           <w:r>
             <w:rPr>
               <w:rStyle w:val="Hyperlink"/>
@@ -3041,7 +3163,7 @@
           <w:sz w:val="24"/>
           <w:u w:val="single"/>
         </w:rPr>
-        <w:hyperlink r:id="rId20" w:history="1">
+        <w:hyperlink r:id="rId22" w:history="1">
           <w:r>
             <w:rPr>
               <w:rStyle w:val="Hyperlink"/>
@@ -3109,78 +3231,13 @@
       </w:r>
       <w:r>
         <w:rPr>
-          <w:u w:val="single" w:color="0000ff"/>
           <w:rFonts w:ascii="Charis SIL Regular" w:hAnsi="Charis SIL Regular" w:eastAsia="Charis SIL Regular"/>
           <w:b w:val="0"/>
           <w:i w:val="0"/>
           <w:color w:val="000000"/>
           <w:sz w:val="24"/>
         </w:rPr>
-        <w:hyperlink r:id="rId21" w:history="1">
-          <w:r>
-            <w:rPr>
-              <w:rStyle w:val="Hyperlink"/>
-            </w:rPr>
-            <w:t>de landen</w:t>
-          </w:r>
-        </w:hyperlink>
-      </w:r>
-      <w:r>
-        <w:rPr>
-          <w:u w:val="single" w:color="0000ff"/>
-          <w:rFonts w:ascii="Charis SIL Regular" w:hAnsi="Charis SIL Regular" w:eastAsia="Charis SIL Regular"/>
-          <w:b w:val="0"/>
-          <w:i w:val="0"/>
-          <w:color w:val="000000"/>
-          <w:sz w:val="24"/>
-        </w:rPr>
-        <w:t xml:space="preserve"> </w:t>
-      </w:r>
-      <w:r>
-        <w:rPr>
-          <w:u w:val="single" w:color="0000ff"/>
-          <w:rFonts w:ascii="Charis SIL Regular" w:hAnsi="Charis SIL Regular" w:eastAsia="Charis SIL Regular"/>
-          <w:b w:val="0"/>
-          <w:i w:val="0"/>
-          <w:color w:val="000000"/>
-          <w:sz w:val="24"/>
-        </w:rPr>
-        <w:hyperlink r:id="rId21" w:history="1">
-          <w:r>
-            <w:rPr>
-              <w:rStyle w:val="Hyperlink"/>
-            </w:rPr>
-            <w:t>waar de zendi</w:t>
-          </w:r>
-        </w:hyperlink>
-      </w:r>
-      <w:r>
-        <w:rPr>
-          <w:u w:val="single" w:color="0000ff"/>
-          <w:rFonts w:ascii="Charis SIL Regular" w:hAnsi="Charis SIL Regular" w:eastAsia="Charis SIL Regular"/>
-          <w:b w:val="0"/>
-          <w:i w:val="0"/>
-          <w:color w:val="000000"/>
-          <w:sz w:val="24"/>
-        </w:rPr>
-        <w:hyperlink r:id="rId21" w:history="1">
-          <w:r>
-            <w:rPr>
-              <w:rStyle w:val="Hyperlink"/>
-            </w:rPr>
-            <w:t>ng en mi</w:t>
-          </w:r>
-        </w:hyperlink>
-      </w:r>
-      <w:r>
-        <w:rPr>
-          <w:rFonts w:ascii="Charis SIL Regular" w:hAnsi="Charis SIL Regular" w:eastAsia="Charis SIL Regular"/>
-          <w:b w:val="0"/>
-          <w:i w:val="0"/>
-          <w:color w:val="000000"/>
-          <w:sz w:val="24"/>
-        </w:rPr>
-        <w:t>ssie acti</w:t>
+        <w:t>de landen waar de zending en missie acti</w:t>
       </w:r>
       <w:r>
         <w:rPr>
@@ -4195,9 +4252,15 @@
           <w:i w:val="0"/>
           <w:color w:val="0000FF"/>
           <w:sz w:val="24"/>
-          <w:u w:val="single"/>
-        </w:rPr>
-        <w:t>7</w:t>
+        </w:rPr>
+        <w:hyperlink r:id="rId24" w:history="1">
+          <w:r>
+            <w:rPr>
+              <w:rStyle w:val="Hyperlink"/>
+            </w:rPr>
+            <w:t>7</w:t>
+          </w:r>
+        </w:hyperlink>
       </w:r>
       <w:r>
         <w:rPr>

--- a/EXPORTS/DOCX/published/niveau2/Dutch/ChristianMission.docx
+++ b/EXPORTS/DOCX/published/niveau2/Dutch/ChristianMission.docx
@@ -776,34 +776,8 @@
           <w:i w:val="0"/>
           <w:color w:val="0000FF"/>
           <w:sz w:val="24"/>
-          <w:u w:val="single"/>
-        </w:rPr>
-        <w:hyperlink r:id="rId11" w:history="1">
-          <w:r>
-            <w:rPr>
-              <w:rStyle w:val="Hyperlink"/>
-            </w:rPr>
-            <w:t>Co</w:t>
-          </w:r>
-        </w:hyperlink>
-      </w:r>
-      <w:r>
-        <w:rPr>
-          <w:rFonts w:ascii="Charis SIL Regular" w:hAnsi="Charis SIL Regular" w:eastAsia="Charis SIL Regular"/>
-          <w:b w:val="0"/>
-          <w:i w:val="0"/>
-          <w:color w:val="0000FF"/>
-          <w:sz w:val="24"/>
-          <w:u w:val="single"/>
-        </w:rPr>
-        <w:hyperlink r:id="rId11" w:history="1">
-          <w:r>
-            <w:rPr>
-              <w:rStyle w:val="Hyperlink"/>
-            </w:rPr>
-            <w:t>n</w:t>
-          </w:r>
-        </w:hyperlink>
+        </w:rPr>
+        <w:t>Congregatie van d</w:t>
       </w:r>
       <w:r>
         <w:rPr>
@@ -819,7 +793,7 @@
             <w:rPr>
               <w:rStyle w:val="Hyperlink"/>
             </w:rPr>
-            <w:t>gregatie</w:t>
+            <w:t>e</w:t>
           </w:r>
         </w:hyperlink>
       </w:r>
@@ -833,6 +807,16 @@
           <w:u w:val="single"/>
         </w:rPr>
         <w:t xml:space="preserve"> </w:t>
+      </w:r>
+      <w:r>
+        <w:rPr>
+          <w:rFonts w:ascii="Charis SIL Regular" w:hAnsi="Charis SIL Regular" w:eastAsia="Charis SIL Regular"/>
+          <w:b w:val="0"/>
+          <w:i w:val="0"/>
+          <w:color w:val="0000FF"/>
+          <w:sz w:val="24"/>
+        </w:rPr>
+        <w:t>H</w:t>
       </w:r>
       <w:r>
         <w:rPr>
@@ -848,36 +832,7 @@
             <w:rPr>
               <w:rStyle w:val="Hyperlink"/>
             </w:rPr>
-            <w:t>van</w:t>
-          </w:r>
-        </w:hyperlink>
-      </w:r>
-      <w:r>
-        <w:rPr>
-          <w:rFonts w:ascii="Charis SIL Regular" w:hAnsi="Charis SIL Regular" w:eastAsia="Charis SIL Regular"/>
-          <w:b w:val="0"/>
-          <w:i w:val="0"/>
-          <w:color w:val="0000FF"/>
-          <w:sz w:val="24"/>
-          <w:u w:val="single"/>
-        </w:rPr>
-        <w:t xml:space="preserve"> </w:t>
-      </w:r>
-      <w:r>
-        <w:rPr>
-          <w:rFonts w:ascii="Charis SIL Regular" w:hAnsi="Charis SIL Regular" w:eastAsia="Charis SIL Regular"/>
-          <w:b w:val="0"/>
-          <w:i w:val="0"/>
-          <w:color w:val="0000FF"/>
-          <w:sz w:val="24"/>
-          <w:u w:val="single"/>
-        </w:rPr>
-        <w:hyperlink r:id="rId11" w:history="1">
-          <w:r>
-            <w:rPr>
-              <w:rStyle w:val="Hyperlink"/>
-            </w:rPr>
-            <w:t>d</w:t>
+            <w:t>eilig</w:t>
           </w:r>
         </w:hyperlink>
       </w:r>
@@ -924,71 +879,6 @@
             <w:rPr>
               <w:rStyle w:val="Hyperlink"/>
             </w:rPr>
-            <w:t>H</w:t>
-          </w:r>
-        </w:hyperlink>
-      </w:r>
-      <w:r>
-        <w:rPr>
-          <w:rFonts w:ascii="Charis SIL Regular" w:hAnsi="Charis SIL Regular" w:eastAsia="Charis SIL Regular"/>
-          <w:b w:val="0"/>
-          <w:i w:val="0"/>
-          <w:color w:val="0000FF"/>
-          <w:sz w:val="24"/>
-          <w:u w:val="single"/>
-        </w:rPr>
-        <w:hyperlink r:id="rId11" w:history="1">
-          <w:r>
-            <w:rPr>
-              <w:rStyle w:val="Hyperlink"/>
-            </w:rPr>
-            <w:t>eilig</w:t>
-          </w:r>
-        </w:hyperlink>
-      </w:r>
-      <w:r>
-        <w:rPr>
-          <w:rFonts w:ascii="Charis SIL Regular" w:hAnsi="Charis SIL Regular" w:eastAsia="Charis SIL Regular"/>
-          <w:b w:val="0"/>
-          <w:i w:val="0"/>
-          <w:color w:val="0000FF"/>
-          <w:sz w:val="24"/>
-          <w:u w:val="single"/>
-        </w:rPr>
-        <w:hyperlink r:id="rId11" w:history="1">
-          <w:r>
-            <w:rPr>
-              <w:rStyle w:val="Hyperlink"/>
-            </w:rPr>
-            <w:t>e</w:t>
-          </w:r>
-        </w:hyperlink>
-      </w:r>
-      <w:r>
-        <w:rPr>
-          <w:rFonts w:ascii="Charis SIL Regular" w:hAnsi="Charis SIL Regular" w:eastAsia="Charis SIL Regular"/>
-          <w:b w:val="0"/>
-          <w:i w:val="0"/>
-          <w:color w:val="0000FF"/>
-          <w:sz w:val="24"/>
-          <w:u w:val="single"/>
-        </w:rPr>
-        <w:t xml:space="preserve"> </w:t>
-      </w:r>
-      <w:r>
-        <w:rPr>
-          <w:rFonts w:ascii="Charis SIL Regular" w:hAnsi="Charis SIL Regular" w:eastAsia="Charis SIL Regular"/>
-          <w:b w:val="0"/>
-          <w:i w:val="0"/>
-          <w:color w:val="0000FF"/>
-          <w:sz w:val="24"/>
-          <w:u w:val="single"/>
-        </w:rPr>
-        <w:hyperlink r:id="rId11" w:history="1">
-          <w:r>
-            <w:rPr>
-              <w:rStyle w:val="Hyperlink"/>
-            </w:rPr>
             <w:t>Geest</w:t>
           </w:r>
         </w:hyperlink>
@@ -1020,15 +910,9 @@
           <w:i w:val="0"/>
           <w:color w:val="0000FF"/>
           <w:sz w:val="24"/>
-        </w:rPr>
-        <w:hyperlink r:id="rId12" w:history="1">
-          <w:r>
-            <w:rPr>
-              <w:rStyle w:val="Hyperlink"/>
-            </w:rPr>
-            <w:t>Wereldmuseu</w:t>
-          </w:r>
-        </w:hyperlink>
+          <w:u w:val="single"/>
+        </w:rPr>
+        <w:t>Wereldmuseu</w:t>
       </w:r>
       <w:r>
         <w:rPr>
@@ -1039,7 +923,7 @@
           <w:sz w:val="24"/>
           <w:u w:val="single"/>
         </w:rPr>
-        <w:hyperlink r:id="rId12" w:history="1">
+        <w:hyperlink r:id="rId11" w:history="1">
           <w:r>
             <w:rPr>
               <w:rStyle w:val="Hyperlink"/>
@@ -1124,7 +1008,6 @@
           <w:i w:val="0"/>
           <w:color w:val="0000FF"/>
           <w:sz w:val="24"/>
-          <w:u w:val="single"/>
         </w:rPr>
         <w:hyperlink r:id="rId12" w:history="1">
           <w:r>
@@ -2599,7 +2482,7 @@
           <w:sz w:val="24"/>
           <w:u w:val="single"/>
         </w:rPr>
-        <w:hyperlink r:id="rId19" w:history="1">
+        <w:hyperlink r:id="rId18" w:history="1">
           <w:r>
             <w:rPr>
               <w:rStyle w:val="Hyperlink"/>
@@ -2628,7 +2511,7 @@
           <w:sz w:val="24"/>
           <w:u w:val="single"/>
         </w:rPr>
-        <w:hyperlink r:id="rId19" w:history="1">
+        <w:hyperlink r:id="rId18" w:history="1">
           <w:r>
             <w:rPr>
               <w:rStyle w:val="Hyperlink"/>
@@ -2646,7 +2529,7 @@
           <w:sz w:val="24"/>
           <w:u w:val="single"/>
         </w:rPr>
-        <w:hyperlink r:id="rId19" w:history="1">
+        <w:hyperlink r:id="rId18" w:history="1">
           <w:r>
             <w:rPr>
               <w:rStyle w:val="Hyperlink"/>
@@ -2805,7 +2688,7 @@
           <w:sz w:val="24"/>
           <w:u w:val="single"/>
         </w:rPr>
-        <w:hyperlink r:id="rId19" w:history="1">
+        <w:hyperlink r:id="rId20" w:history="1">
           <w:r>
             <w:rPr>
               <w:rStyle w:val="Hyperlink"/>
@@ -3005,7 +2888,7 @@
           <w:sz w:val="24"/>
           <w:u w:val="single"/>
         </w:rPr>
-        <w:hyperlink r:id="rId19" w:history="1">
+        <w:hyperlink r:id="rId21" w:history="1">
           <w:r>
             <w:rPr>
               <w:rStyle w:val="Hyperlink"/>
@@ -3023,12 +2906,12 @@
           <w:sz w:val="24"/>
           <w:u w:val="single"/>
         </w:rPr>
-        <w:hyperlink r:id="rId19" w:history="1">
+        <w:hyperlink r:id="rId21" w:history="1">
           <w:r>
             <w:rPr>
               <w:rStyle w:val="Hyperlink"/>
             </w:rPr>
-            <w:t xml:space="preserve">e </w:t>
+            <w:t>e</w:t>
           </w:r>
         </w:hyperlink>
       </w:r>
@@ -3041,7 +2924,7 @@
           <w:sz w:val="24"/>
           <w:u w:val="single"/>
         </w:rPr>
-        <w:t>C</w:t>
+        <w:t xml:space="preserve"> </w:t>
       </w:r>
       <w:r>
         <w:rPr>
@@ -3052,7 +2935,25 @@
           <w:sz w:val="24"/>
           <w:u w:val="single"/>
         </w:rPr>
-        <w:hyperlink r:id="rId19" w:history="1">
+        <w:hyperlink r:id="rId21" w:history="1">
+          <w:r>
+            <w:rPr>
+              <w:rStyle w:val="Hyperlink"/>
+            </w:rPr>
+            <w:t>C</w:t>
+          </w:r>
+        </w:hyperlink>
+      </w:r>
+      <w:r>
+        <w:rPr>
+          <w:rFonts w:ascii="Charis SIL Regular" w:hAnsi="Charis SIL Regular" w:eastAsia="Charis SIL Regular"/>
+          <w:b w:val="0"/>
+          <w:i w:val="0"/>
+          <w:color w:val="0000FF"/>
+          <w:sz w:val="24"/>
+          <w:u w:val="single"/>
+        </w:rPr>
+        <w:hyperlink r:id="rId21" w:history="1">
           <w:r>
             <w:rPr>
               <w:rStyle w:val="Hyperlink"/>
@@ -3063,13 +2964,42 @@
       </w:r>
       <w:r>
         <w:rPr>
+          <w:u w:val="single" w:color="0000ff"/>
           <w:rFonts w:ascii="Charis SIL Regular" w:hAnsi="Charis SIL Regular" w:eastAsia="Charis SIL Regular"/>
           <w:b w:val="0"/>
           <w:i w:val="0"/>
           <w:color w:val="000000"/>
           <w:sz w:val="24"/>
         </w:rPr>
-        <w:t xml:space="preserve">, en het </w:t>
+        <w:hyperlink r:id="rId19" w:history="1">
+          <w:r>
+            <w:rPr>
+              <w:rStyle w:val="Hyperlink"/>
+            </w:rPr>
+            <w:t>, e</w:t>
+          </w:r>
+        </w:hyperlink>
+      </w:r>
+      <w:r>
+        <w:rPr>
+          <w:rFonts w:ascii="Charis SIL Regular" w:hAnsi="Charis SIL Regular" w:eastAsia="Charis SIL Regular"/>
+          <w:b w:val="0"/>
+          <w:i w:val="0"/>
+          <w:color w:val="000000"/>
+          <w:sz w:val="24"/>
+        </w:rPr>
+        <w:t xml:space="preserve">n </w:t>
+      </w:r>
+      <w:r>
+        <w:rPr>
+          <w:u w:val="single" w:color="0000ff"/>
+          <w:rFonts w:ascii="Charis SIL Regular" w:hAnsi="Charis SIL Regular" w:eastAsia="Charis SIL Regular"/>
+          <w:b w:val="0"/>
+          <w:i w:val="0"/>
+          <w:color w:val="000000"/>
+          <w:sz w:val="24"/>
+        </w:rPr>
+        <w:t xml:space="preserve">het </w:t>
       </w:r>
       <w:r>
         <w:rPr>
@@ -3116,7 +3046,7 @@
           <w:sz w:val="24"/>
           <w:u w:val="single"/>
         </w:rPr>
-        <w:hyperlink r:id="rId22" w:history="1">
+        <w:hyperlink r:id="rId20" w:history="1">
           <w:r>
             <w:rPr>
               <w:rStyle w:val="Hyperlink"/>
@@ -3134,7 +3064,7 @@
           <w:sz w:val="24"/>
           <w:u w:val="single"/>
         </w:rPr>
-        <w:hyperlink r:id="rId22" w:history="1">
+        <w:hyperlink r:id="rId20" w:history="1">
           <w:r>
             <w:rPr>
               <w:rStyle w:val="Hyperlink"/>
@@ -3163,7 +3093,7 @@
           <w:sz w:val="24"/>
           <w:u w:val="single"/>
         </w:rPr>
-        <w:hyperlink r:id="rId22" w:history="1">
+        <w:hyperlink r:id="rId20" w:history="1">
           <w:r>
             <w:rPr>
               <w:rStyle w:val="Hyperlink"/>
@@ -3231,13 +3161,78 @@
       </w:r>
       <w:r>
         <w:rPr>
+          <w:u w:val="single" w:color="0000ff"/>
           <w:rFonts w:ascii="Charis SIL Regular" w:hAnsi="Charis SIL Regular" w:eastAsia="Charis SIL Regular"/>
           <w:b w:val="0"/>
           <w:i w:val="0"/>
           <w:color w:val="000000"/>
           <w:sz w:val="24"/>
         </w:rPr>
-        <w:t>de landen waar de zending en missie acti</w:t>
+        <w:hyperlink r:id="rId21" w:history="1">
+          <w:r>
+            <w:rPr>
+              <w:rStyle w:val="Hyperlink"/>
+            </w:rPr>
+            <w:t>de landen</w:t>
+          </w:r>
+        </w:hyperlink>
+      </w:r>
+      <w:r>
+        <w:rPr>
+          <w:u w:val="single" w:color="0000ff"/>
+          <w:rFonts w:ascii="Charis SIL Regular" w:hAnsi="Charis SIL Regular" w:eastAsia="Charis SIL Regular"/>
+          <w:b w:val="0"/>
+          <w:i w:val="0"/>
+          <w:color w:val="000000"/>
+          <w:sz w:val="24"/>
+        </w:rPr>
+        <w:t xml:space="preserve"> </w:t>
+      </w:r>
+      <w:r>
+        <w:rPr>
+          <w:u w:val="single" w:color="0000ff"/>
+          <w:rFonts w:ascii="Charis SIL Regular" w:hAnsi="Charis SIL Regular" w:eastAsia="Charis SIL Regular"/>
+          <w:b w:val="0"/>
+          <w:i w:val="0"/>
+          <w:color w:val="000000"/>
+          <w:sz w:val="24"/>
+        </w:rPr>
+        <w:hyperlink r:id="rId21" w:history="1">
+          <w:r>
+            <w:rPr>
+              <w:rStyle w:val="Hyperlink"/>
+            </w:rPr>
+            <w:t>waar de zendi</w:t>
+          </w:r>
+        </w:hyperlink>
+      </w:r>
+      <w:r>
+        <w:rPr>
+          <w:u w:val="single" w:color="0000ff"/>
+          <w:rFonts w:ascii="Charis SIL Regular" w:hAnsi="Charis SIL Regular" w:eastAsia="Charis SIL Regular"/>
+          <w:b w:val="0"/>
+          <w:i w:val="0"/>
+          <w:color w:val="000000"/>
+          <w:sz w:val="24"/>
+        </w:rPr>
+        <w:hyperlink r:id="rId21" w:history="1">
+          <w:r>
+            <w:rPr>
+              <w:rStyle w:val="Hyperlink"/>
+            </w:rPr>
+            <w:t>ng en mi</w:t>
+          </w:r>
+        </w:hyperlink>
+      </w:r>
+      <w:r>
+        <w:rPr>
+          <w:rFonts w:ascii="Charis SIL Regular" w:hAnsi="Charis SIL Regular" w:eastAsia="Charis SIL Regular"/>
+          <w:b w:val="0"/>
+          <w:i w:val="0"/>
+          <w:color w:val="000000"/>
+          <w:sz w:val="24"/>
+        </w:rPr>
+        <w:t>ssie acti</w:t>
       </w:r>
       <w:r>
         <w:rPr>
@@ -4252,15 +4247,9 @@
           <w:i w:val="0"/>
           <w:color w:val="0000FF"/>
           <w:sz w:val="24"/>
-        </w:rPr>
-        <w:hyperlink r:id="rId24" w:history="1">
-          <w:r>
-            <w:rPr>
-              <w:rStyle w:val="Hyperlink"/>
-            </w:rPr>
-            <w:t>7</w:t>
-          </w:r>
-        </w:hyperlink>
+          <w:u w:val="single"/>
+        </w:rPr>
+        <w:t>7</w:t>
       </w:r>
       <w:r>
         <w:rPr>
@@ -4625,15 +4614,9 @@
           <w:i w:val="0"/>
           <w:color w:val="0000FF"/>
           <w:sz w:val="24"/>
-        </w:rPr>
-        <w:hyperlink r:id="rId26" w:history="1">
-          <w:r>
-            <w:rPr>
-              <w:rStyle w:val="Hyperlink"/>
-            </w:rPr>
-            <w:t>1</w:t>
-          </w:r>
-        </w:hyperlink>
+          <w:u w:val="single"/>
+        </w:rPr>
+        <w:t>1</w:t>
       </w:r>
       <w:r>
         <w:rPr>

--- a/EXPORTS/DOCX/published/niveau2/Dutch/ChristianMission.docx
+++ b/EXPORTS/DOCX/published/niveau2/Dutch/ChristianMission.docx
@@ -459,25 +459,7 @@
           <w:color w:val="000000"/>
           <w:sz w:val="24"/>
         </w:rPr>
-        <w:t xml:space="preserve"> bestaat voor een groot deel uit objecten die d</w:t>
-      </w:r>
-      <w:r>
-        <w:rPr>
-          <w:u w:val="single" w:color="0000ff"/>
-          <w:rFonts w:ascii="Charis SIL Regular" w:hAnsi="Charis SIL Regular" w:eastAsia="Charis SIL Regular"/>
-          <w:b w:val="0"/>
-          <w:i w:val="0"/>
-          <w:color w:val="000000"/>
-          <w:sz w:val="24"/>
-        </w:rPr>
-        <w:hyperlink r:id="rId9" w:history="1">
-          <w:r>
-            <w:rPr>
-              <w:rStyle w:val="Hyperlink"/>
-            </w:rPr>
-            <w:t>oor zendeling</w:t>
-          </w:r>
-        </w:hyperlink>
+        <w:t xml:space="preserve"> bestaat voor een groot deel uit objecten die door zendeling</w:t>
       </w:r>
       <w:r>
         <w:rPr>
@@ -777,46 +759,7 @@
           <w:color w:val="0000FF"/>
           <w:sz w:val="24"/>
         </w:rPr>
-        <w:t>Congregatie van d</w:t>
-      </w:r>
-      <w:r>
-        <w:rPr>
-          <w:rFonts w:ascii="Charis SIL Regular" w:hAnsi="Charis SIL Regular" w:eastAsia="Charis SIL Regular"/>
-          <w:b w:val="0"/>
-          <w:i w:val="0"/>
-          <w:color w:val="0000FF"/>
-          <w:sz w:val="24"/>
-          <w:u w:val="single"/>
-        </w:rPr>
-        <w:hyperlink r:id="rId10" w:history="1">
-          <w:r>
-            <w:rPr>
-              <w:rStyle w:val="Hyperlink"/>
-            </w:rPr>
-            <w:t>e</w:t>
-          </w:r>
-        </w:hyperlink>
-      </w:r>
-      <w:r>
-        <w:rPr>
-          <w:rFonts w:ascii="Charis SIL Regular" w:hAnsi="Charis SIL Regular" w:eastAsia="Charis SIL Regular"/>
-          <w:b w:val="0"/>
-          <w:i w:val="0"/>
-          <w:color w:val="0000FF"/>
-          <w:sz w:val="24"/>
-          <w:u w:val="single"/>
-        </w:rPr>
-        <w:t xml:space="preserve"> </w:t>
-      </w:r>
-      <w:r>
-        <w:rPr>
-          <w:rFonts w:ascii="Charis SIL Regular" w:hAnsi="Charis SIL Regular" w:eastAsia="Charis SIL Regular"/>
-          <w:b w:val="0"/>
-          <w:i w:val="0"/>
-          <w:color w:val="0000FF"/>
-          <w:sz w:val="24"/>
-        </w:rPr>
-        <w:t>H</w:t>
+        <w:t>Congregatie van de H</w:t>
       </w:r>
       <w:r>
         <w:rPr>
@@ -910,7 +853,6 @@
           <w:i w:val="0"/>
           <w:color w:val="0000FF"/>
           <w:sz w:val="24"/>
-          <w:u w:val="single"/>
         </w:rPr>
         <w:t>Wereldmuseu</w:t>
       </w:r>
@@ -952,7 +894,7 @@
           <w:sz w:val="24"/>
           <w:u w:val="single"/>
         </w:rPr>
-        <w:hyperlink r:id="rId12" w:history="1">
+        <w:hyperlink r:id="rId11" w:history="1">
           <w:r>
             <w:rPr>
               <w:rStyle w:val="Hyperlink"/>
@@ -2583,7 +2525,7 @@
           <w:sz w:val="24"/>
           <w:u w:val="single"/>
         </w:rPr>
-        <w:hyperlink r:id="rId19" w:history="1">
+        <w:hyperlink r:id="rId20" w:history="1">
           <w:r>
             <w:rPr>
               <w:rStyle w:val="Hyperlink"/>
@@ -2612,7 +2554,7 @@
           <w:sz w:val="24"/>
           <w:u w:val="single"/>
         </w:rPr>
-        <w:hyperlink r:id="rId19" w:history="1">
+        <w:hyperlink r:id="rId20" w:history="1">
           <w:r>
             <w:rPr>
               <w:rStyle w:val="Hyperlink"/>
@@ -2630,7 +2572,14 @@
           <w:sz w:val="24"/>
           <w:u w:val="single"/>
         </w:rPr>
-        <w:t>t</w:t>
+        <w:hyperlink r:id="rId20" w:history="1">
+          <w:r>
+            <w:rPr>
+              <w:rStyle w:val="Hyperlink"/>
+            </w:rPr>
+            <w:t>t</w:t>
+          </w:r>
+        </w:hyperlink>
       </w:r>
       <w:r>
         <w:rPr>
@@ -2641,7 +2590,7 @@
           <w:sz w:val="24"/>
           <w:u w:val="single"/>
         </w:rPr>
-        <w:hyperlink r:id="rId19" w:history="1">
+        <w:hyperlink r:id="rId20" w:history="1">
           <w:r>
             <w:rPr>
               <w:rStyle w:val="Hyperlink"/>
@@ -2688,7 +2637,7 @@
           <w:sz w:val="24"/>
           <w:u w:val="single"/>
         </w:rPr>
-        <w:hyperlink r:id="rId20" w:history="1">
+        <w:hyperlink r:id="rId19" w:history="1">
           <w:r>
             <w:rPr>
               <w:rStyle w:val="Hyperlink"/>
@@ -2964,6 +2913,16 @@
       </w:r>
       <w:r>
         <w:rPr>
+          <w:rFonts w:ascii="Charis SIL Regular" w:hAnsi="Charis SIL Regular" w:eastAsia="Charis SIL Regular"/>
+          <w:b w:val="0"/>
+          <w:i w:val="0"/>
+          <w:color w:val="000000"/>
+          <w:sz w:val="24"/>
+        </w:rPr>
+        <w:t xml:space="preserve">, en </w:t>
+      </w:r>
+      <w:r>
+        <w:rPr>
           <w:u w:val="single" w:color="0000ff"/>
           <w:rFonts w:ascii="Charis SIL Regular" w:hAnsi="Charis SIL Regular" w:eastAsia="Charis SIL Regular"/>
           <w:b w:val="0"/>
@@ -2971,12 +2930,12 @@
           <w:color w:val="000000"/>
           <w:sz w:val="24"/>
         </w:rPr>
-        <w:hyperlink r:id="rId19" w:history="1">
+        <w:hyperlink r:id="rId20" w:history="1">
           <w:r>
             <w:rPr>
               <w:rStyle w:val="Hyperlink"/>
             </w:rPr>
-            <w:t>, e</w:t>
+            <w:t xml:space="preserve">het </w:t>
           </w:r>
         </w:hyperlink>
       </w:r>
@@ -2985,32 +2944,11 @@
           <w:rFonts w:ascii="Charis SIL Regular" w:hAnsi="Charis SIL Regular" w:eastAsia="Charis SIL Regular"/>
           <w:b w:val="0"/>
           <w:i w:val="0"/>
-          <w:color w:val="000000"/>
-          <w:sz w:val="24"/>
-        </w:rPr>
-        <w:t xml:space="preserve">n </w:t>
-      </w:r>
-      <w:r>
-        <w:rPr>
-          <w:u w:val="single" w:color="0000ff"/>
-          <w:rFonts w:ascii="Charis SIL Regular" w:hAnsi="Charis SIL Regular" w:eastAsia="Charis SIL Regular"/>
-          <w:b w:val="0"/>
-          <w:i w:val="0"/>
-          <w:color w:val="000000"/>
-          <w:sz w:val="24"/>
-        </w:rPr>
-        <w:t xml:space="preserve">het </w:t>
-      </w:r>
-      <w:r>
-        <w:rPr>
-          <w:rFonts w:ascii="Charis SIL Regular" w:hAnsi="Charis SIL Regular" w:eastAsia="Charis SIL Regular"/>
-          <w:b w:val="0"/>
-          <w:i w:val="0"/>
           <w:color w:val="0000FF"/>
           <w:sz w:val="24"/>
           <w:u w:val="single"/>
         </w:rPr>
-        <w:hyperlink r:id="rId22" w:history="1">
+        <w:hyperlink r:id="rId20" w:history="1">
           <w:r>
             <w:rPr>
               <w:rStyle w:val="Hyperlink"/>
@@ -3028,7 +2966,7 @@
           <w:sz w:val="24"/>
           <w:u w:val="single"/>
         </w:rPr>
-        <w:hyperlink r:id="rId22" w:history="1">
+        <w:hyperlink r:id="rId20" w:history="1">
           <w:r>
             <w:rPr>
               <w:rStyle w:val="Hyperlink"/>
@@ -4614,9 +4552,15 @@
           <w:i w:val="0"/>
           <w:color w:val="0000FF"/>
           <w:sz w:val="24"/>
-          <w:u w:val="single"/>
-        </w:rPr>
-        <w:t>1</w:t>
+        </w:rPr>
+        <w:hyperlink r:id="rId26" w:history="1">
+          <w:r>
+            <w:rPr>
+              <w:rStyle w:val="Hyperlink"/>
+            </w:rPr>
+            <w:t>1</w:t>
+          </w:r>
+        </w:hyperlink>
       </w:r>
       <w:r>
         <w:rPr>

--- a/EXPORTS/DOCX/published/niveau2/Dutch/ChristianMission.docx
+++ b/EXPORTS/DOCX/published/niveau2/Dutch/ChristianMission.docx
@@ -459,7 +459,25 @@
           <w:color w:val="000000"/>
           <w:sz w:val="24"/>
         </w:rPr>
-        <w:t xml:space="preserve"> bestaat voor een groot deel uit objecten die door zendeling</w:t>
+        <w:t xml:space="preserve"> bestaat voor een groot deel uit objecten die d</w:t>
+      </w:r>
+      <w:r>
+        <w:rPr>
+          <w:u w:val="single" w:color="0000ff"/>
+          <w:rFonts w:ascii="Charis SIL Regular" w:hAnsi="Charis SIL Regular" w:eastAsia="Charis SIL Regular"/>
+          <w:b w:val="0"/>
+          <w:i w:val="0"/>
+          <w:color w:val="000000"/>
+          <w:sz w:val="24"/>
+        </w:rPr>
+        <w:hyperlink r:id="rId9" w:history="1">
+          <w:r>
+            <w:rPr>
+              <w:rStyle w:val="Hyperlink"/>
+            </w:rPr>
+            <w:t>oor zendeling</w:t>
+          </w:r>
+        </w:hyperlink>
       </w:r>
       <w:r>
         <w:rPr>
@@ -758,8 +776,150 @@
           <w:i w:val="0"/>
           <w:color w:val="0000FF"/>
           <w:sz w:val="24"/>
-        </w:rPr>
-        <w:t>Congregatie van de H</w:t>
+          <w:u w:val="single"/>
+        </w:rPr>
+        <w:hyperlink r:id="rId11" w:history="1">
+          <w:r>
+            <w:rPr>
+              <w:rStyle w:val="Hyperlink"/>
+            </w:rPr>
+            <w:t>Co</w:t>
+          </w:r>
+        </w:hyperlink>
+      </w:r>
+      <w:r>
+        <w:rPr>
+          <w:rFonts w:ascii="Charis SIL Regular" w:hAnsi="Charis SIL Regular" w:eastAsia="Charis SIL Regular"/>
+          <w:b w:val="0"/>
+          <w:i w:val="0"/>
+          <w:color w:val="0000FF"/>
+          <w:sz w:val="24"/>
+          <w:u w:val="single"/>
+        </w:rPr>
+        <w:hyperlink r:id="rId11" w:history="1">
+          <w:r>
+            <w:rPr>
+              <w:rStyle w:val="Hyperlink"/>
+            </w:rPr>
+            <w:t>n</w:t>
+          </w:r>
+        </w:hyperlink>
+      </w:r>
+      <w:r>
+        <w:rPr>
+          <w:rFonts w:ascii="Charis SIL Regular" w:hAnsi="Charis SIL Regular" w:eastAsia="Charis SIL Regular"/>
+          <w:b w:val="0"/>
+          <w:i w:val="0"/>
+          <w:color w:val="0000FF"/>
+          <w:sz w:val="24"/>
+          <w:u w:val="single"/>
+        </w:rPr>
+        <w:hyperlink r:id="rId10" w:history="1">
+          <w:r>
+            <w:rPr>
+              <w:rStyle w:val="Hyperlink"/>
+            </w:rPr>
+            <w:t>gregatie</w:t>
+          </w:r>
+        </w:hyperlink>
+      </w:r>
+      <w:r>
+        <w:rPr>
+          <w:rFonts w:ascii="Charis SIL Regular" w:hAnsi="Charis SIL Regular" w:eastAsia="Charis SIL Regular"/>
+          <w:b w:val="0"/>
+          <w:i w:val="0"/>
+          <w:color w:val="0000FF"/>
+          <w:sz w:val="24"/>
+          <w:u w:val="single"/>
+        </w:rPr>
+        <w:t xml:space="preserve"> </w:t>
+      </w:r>
+      <w:r>
+        <w:rPr>
+          <w:rFonts w:ascii="Charis SIL Regular" w:hAnsi="Charis SIL Regular" w:eastAsia="Charis SIL Regular"/>
+          <w:b w:val="0"/>
+          <w:i w:val="0"/>
+          <w:color w:val="0000FF"/>
+          <w:sz w:val="24"/>
+          <w:u w:val="single"/>
+        </w:rPr>
+        <w:hyperlink r:id="rId10" w:history="1">
+          <w:r>
+            <w:rPr>
+              <w:rStyle w:val="Hyperlink"/>
+            </w:rPr>
+            <w:t>van</w:t>
+          </w:r>
+        </w:hyperlink>
+      </w:r>
+      <w:r>
+        <w:rPr>
+          <w:rFonts w:ascii="Charis SIL Regular" w:hAnsi="Charis SIL Regular" w:eastAsia="Charis SIL Regular"/>
+          <w:b w:val="0"/>
+          <w:i w:val="0"/>
+          <w:color w:val="0000FF"/>
+          <w:sz w:val="24"/>
+          <w:u w:val="single"/>
+        </w:rPr>
+        <w:t xml:space="preserve"> </w:t>
+      </w:r>
+      <w:r>
+        <w:rPr>
+          <w:rFonts w:ascii="Charis SIL Regular" w:hAnsi="Charis SIL Regular" w:eastAsia="Charis SIL Regular"/>
+          <w:b w:val="0"/>
+          <w:i w:val="0"/>
+          <w:color w:val="0000FF"/>
+          <w:sz w:val="24"/>
+          <w:u w:val="single"/>
+        </w:rPr>
+        <w:hyperlink r:id="rId10" w:history="1">
+          <w:r>
+            <w:rPr>
+              <w:rStyle w:val="Hyperlink"/>
+            </w:rPr>
+            <w:t>d</w:t>
+          </w:r>
+        </w:hyperlink>
+      </w:r>
+      <w:r>
+        <w:rPr>
+          <w:rFonts w:ascii="Charis SIL Regular" w:hAnsi="Charis SIL Regular" w:eastAsia="Charis SIL Regular"/>
+          <w:b w:val="0"/>
+          <w:i w:val="0"/>
+          <w:color w:val="0000FF"/>
+          <w:sz w:val="24"/>
+          <w:u w:val="single"/>
+        </w:rPr>
+        <w:hyperlink r:id="rId10" w:history="1">
+          <w:r>
+            <w:rPr>
+              <w:rStyle w:val="Hyperlink"/>
+            </w:rPr>
+            <w:t>e</w:t>
+          </w:r>
+        </w:hyperlink>
+      </w:r>
+      <w:r>
+        <w:rPr>
+          <w:rFonts w:ascii="Charis SIL Regular" w:hAnsi="Charis SIL Regular" w:eastAsia="Charis SIL Regular"/>
+          <w:b w:val="0"/>
+          <w:i w:val="0"/>
+          <w:color w:val="0000FF"/>
+          <w:sz w:val="24"/>
+          <w:u w:val="single"/>
+        </w:rPr>
+        <w:t xml:space="preserve"> </w:t>
+      </w:r>
+      <w:r>
+        <w:rPr>
+          <w:rFonts w:ascii="Charis SIL Regular" w:hAnsi="Charis SIL Regular" w:eastAsia="Charis SIL Regular"/>
+          <w:b w:val="0"/>
+          <w:i w:val="0"/>
+          <w:color w:val="0000FF"/>
+          <w:sz w:val="24"/>
+          <w:u w:val="single"/>
+        </w:rPr>
+        <w:t>H</w:t>
       </w:r>
       <w:r>
         <w:rPr>
@@ -854,7 +1014,14 @@
           <w:color w:val="0000FF"/>
           <w:sz w:val="24"/>
         </w:rPr>
-        <w:t>Wereldmuseu</w:t>
+        <w:hyperlink r:id="rId12" w:history="1">
+          <w:r>
+            <w:rPr>
+              <w:rStyle w:val="Hyperlink"/>
+            </w:rPr>
+            <w:t>Wereldmuseu</w:t>
+          </w:r>
+        </w:hyperlink>
       </w:r>
       <w:r>
         <w:rPr>
@@ -865,7 +1032,7 @@
           <w:sz w:val="24"/>
           <w:u w:val="single"/>
         </w:rPr>
-        <w:hyperlink r:id="rId11" w:history="1">
+        <w:hyperlink r:id="rId12" w:history="1">
           <w:r>
             <w:rPr>
               <w:rStyle w:val="Hyperlink"/>
@@ -894,7 +1061,7 @@
           <w:sz w:val="24"/>
           <w:u w:val="single"/>
         </w:rPr>
-        <w:hyperlink r:id="rId11" w:history="1">
+        <w:hyperlink r:id="rId12" w:history="1">
           <w:r>
             <w:rPr>
               <w:rStyle w:val="Hyperlink"/>
@@ -2525,7 +2692,7 @@
           <w:sz w:val="24"/>
           <w:u w:val="single"/>
         </w:rPr>
-        <w:hyperlink r:id="rId20" w:history="1">
+        <w:hyperlink r:id="rId19" w:history="1">
           <w:r>
             <w:rPr>
               <w:rStyle w:val="Hyperlink"/>
@@ -2554,7 +2721,7 @@
           <w:sz w:val="24"/>
           <w:u w:val="single"/>
         </w:rPr>
-        <w:hyperlink r:id="rId20" w:history="1">
+        <w:hyperlink r:id="rId19" w:history="1">
           <w:r>
             <w:rPr>
               <w:rStyle w:val="Hyperlink"/>
@@ -2572,14 +2739,7 @@
           <w:sz w:val="24"/>
           <w:u w:val="single"/>
         </w:rPr>
-        <w:hyperlink r:id="rId20" w:history="1">
-          <w:r>
-            <w:rPr>
-              <w:rStyle w:val="Hyperlink"/>
-            </w:rPr>
-            <w:t>t</w:t>
-          </w:r>
-        </w:hyperlink>
+        <w:t>t</w:t>
       </w:r>
       <w:r>
         <w:rPr>
@@ -2590,7 +2750,7 @@
           <w:sz w:val="24"/>
           <w:u w:val="single"/>
         </w:rPr>
-        <w:hyperlink r:id="rId20" w:history="1">
+        <w:hyperlink r:id="rId19" w:history="1">
           <w:r>
             <w:rPr>
               <w:rStyle w:val="Hyperlink"/>
@@ -2637,7 +2797,7 @@
           <w:sz w:val="24"/>
           <w:u w:val="single"/>
         </w:rPr>
-        <w:hyperlink r:id="rId19" w:history="1">
+        <w:hyperlink r:id="rId20" w:history="1">
           <w:r>
             <w:rPr>
               <w:rStyle w:val="Hyperlink"/>
@@ -2913,16 +3073,6 @@
       </w:r>
       <w:r>
         <w:rPr>
-          <w:rFonts w:ascii="Charis SIL Regular" w:hAnsi="Charis SIL Regular" w:eastAsia="Charis SIL Regular"/>
-          <w:b w:val="0"/>
-          <w:i w:val="0"/>
-          <w:color w:val="000000"/>
-          <w:sz w:val="24"/>
-        </w:rPr>
-        <w:t xml:space="preserve">, en </w:t>
-      </w:r>
-      <w:r>
-        <w:rPr>
           <w:u w:val="single" w:color="0000ff"/>
           <w:rFonts w:ascii="Charis SIL Regular" w:hAnsi="Charis SIL Regular" w:eastAsia="Charis SIL Regular"/>
           <w:b w:val="0"/>
@@ -2930,12 +3080,12 @@
           <w:color w:val="000000"/>
           <w:sz w:val="24"/>
         </w:rPr>
-        <w:hyperlink r:id="rId20" w:history="1">
+        <w:hyperlink r:id="rId19" w:history="1">
           <w:r>
             <w:rPr>
               <w:rStyle w:val="Hyperlink"/>
             </w:rPr>
-            <w:t xml:space="preserve">het </w:t>
+            <w:t>, e</w:t>
           </w:r>
         </w:hyperlink>
       </w:r>
@@ -2944,11 +3094,32 @@
           <w:rFonts w:ascii="Charis SIL Regular" w:hAnsi="Charis SIL Regular" w:eastAsia="Charis SIL Regular"/>
           <w:b w:val="0"/>
           <w:i w:val="0"/>
+          <w:color w:val="000000"/>
+          <w:sz w:val="24"/>
+        </w:rPr>
+        <w:t xml:space="preserve">n </w:t>
+      </w:r>
+      <w:r>
+        <w:rPr>
+          <w:u w:val="single" w:color="0000ff"/>
+          <w:rFonts w:ascii="Charis SIL Regular" w:hAnsi="Charis SIL Regular" w:eastAsia="Charis SIL Regular"/>
+          <w:b w:val="0"/>
+          <w:i w:val="0"/>
+          <w:color w:val="000000"/>
+          <w:sz w:val="24"/>
+        </w:rPr>
+        <w:t xml:space="preserve">het </w:t>
+      </w:r>
+      <w:r>
+        <w:rPr>
+          <w:rFonts w:ascii="Charis SIL Regular" w:hAnsi="Charis SIL Regular" w:eastAsia="Charis SIL Regular"/>
+          <w:b w:val="0"/>
+          <w:i w:val="0"/>
           <w:color w:val="0000FF"/>
           <w:sz w:val="24"/>
           <w:u w:val="single"/>
         </w:rPr>
-        <w:hyperlink r:id="rId20" w:history="1">
+        <w:hyperlink r:id="rId22" w:history="1">
           <w:r>
             <w:rPr>
               <w:rStyle w:val="Hyperlink"/>
@@ -2966,7 +3137,7 @@
           <w:sz w:val="24"/>
           <w:u w:val="single"/>
         </w:rPr>
-        <w:hyperlink r:id="rId20" w:history="1">
+        <w:hyperlink r:id="rId22" w:history="1">
           <w:r>
             <w:rPr>
               <w:rStyle w:val="Hyperlink"/>
@@ -4552,15 +4723,9 @@
           <w:i w:val="0"/>
           <w:color w:val="0000FF"/>
           <w:sz w:val="24"/>
-        </w:rPr>
-        <w:hyperlink r:id="rId26" w:history="1">
-          <w:r>
-            <w:rPr>
-              <w:rStyle w:val="Hyperlink"/>
-            </w:rPr>
-            <w:t>1</w:t>
-          </w:r>
-        </w:hyperlink>
+          <w:u w:val="single"/>
+        </w:rPr>
+        <w:t>1</w:t>
       </w:r>
       <w:r>
         <w:rPr>

--- a/EXPORTS/DOCX/published/niveau2/Dutch/ChristianMission.docx
+++ b/EXPORTS/DOCX/published/niveau2/Dutch/ChristianMission.docx
@@ -459,25 +459,7 @@
           <w:color w:val="000000"/>
           <w:sz w:val="24"/>
         </w:rPr>
-        <w:t xml:space="preserve"> bestaat voor een groot deel uit objecten die d</w:t>
-      </w:r>
-      <w:r>
-        <w:rPr>
-          <w:u w:val="single" w:color="0000ff"/>
-          <w:rFonts w:ascii="Charis SIL Regular" w:hAnsi="Charis SIL Regular" w:eastAsia="Charis SIL Regular"/>
-          <w:b w:val="0"/>
-          <w:i w:val="0"/>
-          <w:color w:val="000000"/>
-          <w:sz w:val="24"/>
-        </w:rPr>
-        <w:hyperlink r:id="rId9" w:history="1">
-          <w:r>
-            <w:rPr>
-              <w:rStyle w:val="Hyperlink"/>
-            </w:rPr>
-            <w:t>oor zendeling</w:t>
-          </w:r>
-        </w:hyperlink>
+        <w:t xml:space="preserve"> bestaat voor een groot deel uit objecten die door zendeling</w:t>
       </w:r>
       <w:r>
         <w:rPr>
@@ -814,7 +796,7 @@
           <w:sz w:val="24"/>
           <w:u w:val="single"/>
         </w:rPr>
-        <w:hyperlink r:id="rId10" w:history="1">
+        <w:hyperlink r:id="rId11" w:history="1">
           <w:r>
             <w:rPr>
               <w:rStyle w:val="Hyperlink"/>
@@ -843,7 +825,7 @@
           <w:sz w:val="24"/>
           <w:u w:val="single"/>
         </w:rPr>
-        <w:hyperlink r:id="rId10" w:history="1">
+        <w:hyperlink r:id="rId11" w:history="1">
           <w:r>
             <w:rPr>
               <w:rStyle w:val="Hyperlink"/>
@@ -872,70 +854,12 @@
           <w:sz w:val="24"/>
           <w:u w:val="single"/>
         </w:rPr>
-        <w:hyperlink r:id="rId10" w:history="1">
+        <w:hyperlink r:id="rId11" w:history="1">
           <w:r>
             <w:rPr>
               <w:rStyle w:val="Hyperlink"/>
             </w:rPr>
             <w:t>d</w:t>
-          </w:r>
-        </w:hyperlink>
-      </w:r>
-      <w:r>
-        <w:rPr>
-          <w:rFonts w:ascii="Charis SIL Regular" w:hAnsi="Charis SIL Regular" w:eastAsia="Charis SIL Regular"/>
-          <w:b w:val="0"/>
-          <w:i w:val="0"/>
-          <w:color w:val="0000FF"/>
-          <w:sz w:val="24"/>
-          <w:u w:val="single"/>
-        </w:rPr>
-        <w:hyperlink r:id="rId10" w:history="1">
-          <w:r>
-            <w:rPr>
-              <w:rStyle w:val="Hyperlink"/>
-            </w:rPr>
-            <w:t>e</w:t>
-          </w:r>
-        </w:hyperlink>
-      </w:r>
-      <w:r>
-        <w:rPr>
-          <w:rFonts w:ascii="Charis SIL Regular" w:hAnsi="Charis SIL Regular" w:eastAsia="Charis SIL Regular"/>
-          <w:b w:val="0"/>
-          <w:i w:val="0"/>
-          <w:color w:val="0000FF"/>
-          <w:sz w:val="24"/>
-          <w:u w:val="single"/>
-        </w:rPr>
-        <w:t xml:space="preserve"> </w:t>
-      </w:r>
-      <w:r>
-        <w:rPr>
-          <w:rFonts w:ascii="Charis SIL Regular" w:hAnsi="Charis SIL Regular" w:eastAsia="Charis SIL Regular"/>
-          <w:b w:val="0"/>
-          <w:i w:val="0"/>
-          <w:color w:val="0000FF"/>
-          <w:sz w:val="24"/>
-          <w:u w:val="single"/>
-        </w:rPr>
-        <w:t>H</w:t>
-      </w:r>
-      <w:r>
-        <w:rPr>
-          <w:rFonts w:ascii="Charis SIL Regular" w:hAnsi="Charis SIL Regular" w:eastAsia="Charis SIL Regular"/>
-          <w:b w:val="0"/>
-          <w:i w:val="0"/>
-          <w:color w:val="0000FF"/>
-          <w:sz w:val="24"/>
-          <w:u w:val="single"/>
-        </w:rPr>
-        <w:hyperlink r:id="rId10" w:history="1">
-          <w:r>
-            <w:rPr>
-              <w:rStyle w:val="Hyperlink"/>
-            </w:rPr>
-            <w:t>eilig</w:t>
           </w:r>
         </w:hyperlink>
       </w:r>
@@ -982,7 +906,7 @@
             <w:rPr>
               <w:rStyle w:val="Hyperlink"/>
             </w:rPr>
-            <w:t>Geest</w:t>
+            <w:t>H</w:t>
           </w:r>
         </w:hyperlink>
       </w:r>
@@ -991,35 +915,16 @@
           <w:rFonts w:ascii="Charis SIL Regular" w:hAnsi="Charis SIL Regular" w:eastAsia="Charis SIL Regular"/>
           <w:b w:val="0"/>
           <w:i w:val="0"/>
-          <w:color w:val="000000"/>
-          <w:sz w:val="24"/>
-        </w:rPr>
-        <w:t xml:space="preserve"> was tot </w:t>
-      </w:r>
-      <w:r>
-        <w:rPr>
-          <w:rFonts w:ascii="Charis SIL Regular" w:hAnsi="Charis SIL Regular" w:eastAsia="Charis SIL Regular"/>
-          <w:b w:val="0"/>
-          <w:i w:val="0"/>
-          <w:color w:val="000000"/>
-          <w:sz w:val="24"/>
-        </w:rPr>
-        <w:t xml:space="preserve">en met november 2024 te zien in het </w:t>
-      </w:r>
-      <w:r>
-        <w:rPr>
-          <w:rFonts w:ascii="Charis SIL Regular" w:hAnsi="Charis SIL Regular" w:eastAsia="Charis SIL Regular"/>
-          <w:b w:val="0"/>
-          <w:i w:val="0"/>
           <w:color w:val="0000FF"/>
           <w:sz w:val="24"/>
-        </w:rPr>
-        <w:hyperlink r:id="rId12" w:history="1">
+          <w:u w:val="single"/>
+        </w:rPr>
+        <w:hyperlink r:id="rId11" w:history="1">
           <w:r>
             <w:rPr>
               <w:rStyle w:val="Hyperlink"/>
             </w:rPr>
-            <w:t>Wereldmuseu</w:t>
+            <w:t>eilig</w:t>
           </w:r>
         </w:hyperlink>
       </w:r>
@@ -1032,7 +937,85 @@
           <w:sz w:val="24"/>
           <w:u w:val="single"/>
         </w:rPr>
-        <w:hyperlink r:id="rId12" w:history="1">
+        <w:hyperlink r:id="rId11" w:history="1">
+          <w:r>
+            <w:rPr>
+              <w:rStyle w:val="Hyperlink"/>
+            </w:rPr>
+            <w:t>e</w:t>
+          </w:r>
+        </w:hyperlink>
+      </w:r>
+      <w:r>
+        <w:rPr>
+          <w:rFonts w:ascii="Charis SIL Regular" w:hAnsi="Charis SIL Regular" w:eastAsia="Charis SIL Regular"/>
+          <w:b w:val="0"/>
+          <w:i w:val="0"/>
+          <w:color w:val="0000FF"/>
+          <w:sz w:val="24"/>
+          <w:u w:val="single"/>
+        </w:rPr>
+        <w:t xml:space="preserve"> </w:t>
+      </w:r>
+      <w:r>
+        <w:rPr>
+          <w:rFonts w:ascii="Charis SIL Regular" w:hAnsi="Charis SIL Regular" w:eastAsia="Charis SIL Regular"/>
+          <w:b w:val="0"/>
+          <w:i w:val="0"/>
+          <w:color w:val="0000FF"/>
+          <w:sz w:val="24"/>
+          <w:u w:val="single"/>
+        </w:rPr>
+        <w:hyperlink r:id="rId11" w:history="1">
+          <w:r>
+            <w:rPr>
+              <w:rStyle w:val="Hyperlink"/>
+            </w:rPr>
+            <w:t>Geest</w:t>
+          </w:r>
+        </w:hyperlink>
+      </w:r>
+      <w:r>
+        <w:rPr>
+          <w:rFonts w:ascii="Charis SIL Regular" w:hAnsi="Charis SIL Regular" w:eastAsia="Charis SIL Regular"/>
+          <w:b w:val="0"/>
+          <w:i w:val="0"/>
+          <w:color w:val="000000"/>
+          <w:sz w:val="24"/>
+        </w:rPr>
+        <w:t xml:space="preserve"> was tot </w:t>
+      </w:r>
+      <w:r>
+        <w:rPr>
+          <w:rFonts w:ascii="Charis SIL Regular" w:hAnsi="Charis SIL Regular" w:eastAsia="Charis SIL Regular"/>
+          <w:b w:val="0"/>
+          <w:i w:val="0"/>
+          <w:color w:val="000000"/>
+          <w:sz w:val="24"/>
+        </w:rPr>
+        <w:t xml:space="preserve">en met november 2024 te zien in het </w:t>
+      </w:r>
+      <w:r>
+        <w:rPr>
+          <w:rFonts w:ascii="Charis SIL Regular" w:hAnsi="Charis SIL Regular" w:eastAsia="Charis SIL Regular"/>
+          <w:b w:val="0"/>
+          <w:i w:val="0"/>
+          <w:color w:val="0000FF"/>
+          <w:sz w:val="24"/>
+          <w:u w:val="single"/>
+        </w:rPr>
+        <w:t>Wereldmuseu</w:t>
+      </w:r>
+      <w:r>
+        <w:rPr>
+          <w:rFonts w:ascii="Charis SIL Regular" w:hAnsi="Charis SIL Regular" w:eastAsia="Charis SIL Regular"/>
+          <w:b w:val="0"/>
+          <w:i w:val="0"/>
+          <w:color w:val="0000FF"/>
+          <w:sz w:val="24"/>
+          <w:u w:val="single"/>
+        </w:rPr>
+        <w:hyperlink r:id="rId11" w:history="1">
           <w:r>
             <w:rPr>
               <w:rStyle w:val="Hyperlink"/>
@@ -1061,7 +1044,7 @@
           <w:sz w:val="24"/>
           <w:u w:val="single"/>
         </w:rPr>
-        <w:hyperlink r:id="rId12" w:history="1">
+        <w:hyperlink r:id="rId11" w:history="1">
           <w:r>
             <w:rPr>
               <w:rStyle w:val="Hyperlink"/>
@@ -1090,7 +1073,7 @@
           <w:sz w:val="24"/>
           <w:u w:val="single"/>
         </w:rPr>
-        <w:hyperlink r:id="rId12" w:history="1">
+        <w:hyperlink r:id="rId11" w:history="1">
           <w:r>
             <w:rPr>
               <w:rStyle w:val="Hyperlink"/>
@@ -1351,6 +1334,7 @@
       </w:r>
       <w:r>
         <w:rPr>
+          <w:u w:val="single" w:color="0000ff"/>
           <w:rFonts w:ascii="Charis SIL Regular" w:hAnsi="Charis SIL Regular" w:eastAsia="Charis SIL Regular"/>
           <w:b w:val="0"/>
           <w:i w:val="0"/>
@@ -2692,7 +2676,7 @@
           <w:sz w:val="24"/>
           <w:u w:val="single"/>
         </w:rPr>
-        <w:hyperlink r:id="rId19" w:history="1">
+        <w:hyperlink r:id="rId20" w:history="1">
           <w:r>
             <w:rPr>
               <w:rStyle w:val="Hyperlink"/>
@@ -2708,56 +2692,8 @@
           <w:i w:val="0"/>
           <w:color w:val="0000FF"/>
           <w:sz w:val="24"/>
-          <w:u w:val="single"/>
-        </w:rPr>
-        <w:t xml:space="preserve"> </w:t>
-      </w:r>
-      <w:r>
-        <w:rPr>
-          <w:rFonts w:ascii="Charis SIL Regular" w:hAnsi="Charis SIL Regular" w:eastAsia="Charis SIL Regular"/>
-          <w:b w:val="0"/>
-          <w:i w:val="0"/>
-          <w:color w:val="0000FF"/>
-          <w:sz w:val="24"/>
-          <w:u w:val="single"/>
-        </w:rPr>
-        <w:hyperlink r:id="rId19" w:history="1">
-          <w:r>
-            <w:rPr>
-              <w:rStyle w:val="Hyperlink"/>
-            </w:rPr>
-            <w:t>Pro</w:t>
-          </w:r>
-        </w:hyperlink>
-      </w:r>
-      <w:r>
-        <w:rPr>
-          <w:rFonts w:ascii="Charis SIL Regular" w:hAnsi="Charis SIL Regular" w:eastAsia="Charis SIL Regular"/>
-          <w:b w:val="0"/>
-          <w:i w:val="0"/>
-          <w:color w:val="0000FF"/>
-          <w:sz w:val="24"/>
-          <w:u w:val="single"/>
-        </w:rPr>
-        <w:t>t</w:t>
-      </w:r>
-      <w:r>
-        <w:rPr>
-          <w:rFonts w:ascii="Charis SIL Regular" w:hAnsi="Charis SIL Regular" w:eastAsia="Charis SIL Regular"/>
-          <w:b w:val="0"/>
-          <w:i w:val="0"/>
-          <w:color w:val="0000FF"/>
-          <w:sz w:val="24"/>
-          <w:u w:val="single"/>
-        </w:rPr>
-        <w:hyperlink r:id="rId19" w:history="1">
-          <w:r>
-            <w:rPr>
-              <w:rStyle w:val="Hyperlink"/>
-            </w:rPr>
-            <w:t>est</w:t>
-          </w:r>
-        </w:hyperlink>
+        </w:rPr>
+        <w:t xml:space="preserve"> Protest</w:t>
       </w:r>
       <w:r>
         <w:rPr>
@@ -2797,7 +2733,7 @@
           <w:sz w:val="24"/>
           <w:u w:val="single"/>
         </w:rPr>
-        <w:hyperlink r:id="rId20" w:history="1">
+        <w:hyperlink r:id="rId19" w:history="1">
           <w:r>
             <w:rPr>
               <w:rStyle w:val="Hyperlink"/>
@@ -3073,6 +3009,16 @@
       </w:r>
       <w:r>
         <w:rPr>
+          <w:rFonts w:ascii="Charis SIL Regular" w:hAnsi="Charis SIL Regular" w:eastAsia="Charis SIL Regular"/>
+          <w:b w:val="0"/>
+          <w:i w:val="0"/>
+          <w:color w:val="000000"/>
+          <w:sz w:val="24"/>
+        </w:rPr>
+        <w:t xml:space="preserve">, en </w:t>
+      </w:r>
+      <w:r>
+        <w:rPr>
           <w:u w:val="single" w:color="0000ff"/>
           <w:rFonts w:ascii="Charis SIL Regular" w:hAnsi="Charis SIL Regular" w:eastAsia="Charis SIL Regular"/>
           <w:b w:val="0"/>
@@ -3080,12 +3026,12 @@
           <w:color w:val="000000"/>
           <w:sz w:val="24"/>
         </w:rPr>
-        <w:hyperlink r:id="rId19" w:history="1">
+        <w:hyperlink r:id="rId20" w:history="1">
           <w:r>
             <w:rPr>
               <w:rStyle w:val="Hyperlink"/>
             </w:rPr>
-            <w:t>, e</w:t>
+            <w:t xml:space="preserve">het </w:t>
           </w:r>
         </w:hyperlink>
       </w:r>
@@ -3094,32 +3040,11 @@
           <w:rFonts w:ascii="Charis SIL Regular" w:hAnsi="Charis SIL Regular" w:eastAsia="Charis SIL Regular"/>
           <w:b w:val="0"/>
           <w:i w:val="0"/>
-          <w:color w:val="000000"/>
-          <w:sz w:val="24"/>
-        </w:rPr>
-        <w:t xml:space="preserve">n </w:t>
-      </w:r>
-      <w:r>
-        <w:rPr>
-          <w:u w:val="single" w:color="0000ff"/>
-          <w:rFonts w:ascii="Charis SIL Regular" w:hAnsi="Charis SIL Regular" w:eastAsia="Charis SIL Regular"/>
-          <w:b w:val="0"/>
-          <w:i w:val="0"/>
-          <w:color w:val="000000"/>
-          <w:sz w:val="24"/>
-        </w:rPr>
-        <w:t xml:space="preserve">het </w:t>
-      </w:r>
-      <w:r>
-        <w:rPr>
-          <w:rFonts w:ascii="Charis SIL Regular" w:hAnsi="Charis SIL Regular" w:eastAsia="Charis SIL Regular"/>
-          <w:b w:val="0"/>
-          <w:i w:val="0"/>
           <w:color w:val="0000FF"/>
           <w:sz w:val="24"/>
           <w:u w:val="single"/>
         </w:rPr>
-        <w:hyperlink r:id="rId22" w:history="1">
+        <w:hyperlink r:id="rId20" w:history="1">
           <w:r>
             <w:rPr>
               <w:rStyle w:val="Hyperlink"/>
@@ -3137,7 +3062,7 @@
           <w:sz w:val="24"/>
           <w:u w:val="single"/>
         </w:rPr>
-        <w:hyperlink r:id="rId22" w:history="1">
+        <w:hyperlink r:id="rId20" w:history="1">
           <w:r>
             <w:rPr>
               <w:rStyle w:val="Hyperlink"/>
@@ -4723,9 +4648,15 @@
           <w:i w:val="0"/>
           <w:color w:val="0000FF"/>
           <w:sz w:val="24"/>
-          <w:u w:val="single"/>
-        </w:rPr>
-        <w:t>1</w:t>
+        </w:rPr>
+        <w:hyperlink r:id="rId26" w:history="1">
+          <w:r>
+            <w:rPr>
+              <w:rStyle w:val="Hyperlink"/>
+            </w:rPr>
+            <w:t>1</w:t>
+          </w:r>
+        </w:hyperlink>
       </w:r>
       <w:r>
         <w:rPr>

--- a/EXPORTS/DOCX/published/niveau2/Dutch/ChristianMission.docx
+++ b/EXPORTS/DOCX/published/niveau2/Dutch/ChristianMission.docx
@@ -459,7 +459,25 @@
           <w:color w:val="000000"/>
           <w:sz w:val="24"/>
         </w:rPr>
-        <w:t xml:space="preserve"> bestaat voor een groot deel uit objecten die door zendeling</w:t>
+        <w:t xml:space="preserve"> bestaat voor een groot deel uit objecten die d</w:t>
+      </w:r>
+      <w:r>
+        <w:rPr>
+          <w:u w:val="single" w:color="0000ff"/>
+          <w:rFonts w:ascii="Charis SIL Regular" w:hAnsi="Charis SIL Regular" w:eastAsia="Charis SIL Regular"/>
+          <w:b w:val="0"/>
+          <w:i w:val="0"/>
+          <w:color w:val="000000"/>
+          <w:sz w:val="24"/>
+        </w:rPr>
+        <w:hyperlink r:id="rId9" w:history="1">
+          <w:r>
+            <w:rPr>
+              <w:rStyle w:val="Hyperlink"/>
+            </w:rPr>
+            <w:t>oor zendeling</w:t>
+          </w:r>
+        </w:hyperlink>
       </w:r>
       <w:r>
         <w:rPr>
@@ -796,7 +814,7 @@
           <w:sz w:val="24"/>
           <w:u w:val="single"/>
         </w:rPr>
-        <w:hyperlink r:id="rId11" w:history="1">
+        <w:hyperlink r:id="rId10" w:history="1">
           <w:r>
             <w:rPr>
               <w:rStyle w:val="Hyperlink"/>
@@ -1004,7 +1022,14 @@
           <w:sz w:val="24"/>
           <w:u w:val="single"/>
         </w:rPr>
-        <w:t>Wereldmuseu</w:t>
+        <w:hyperlink r:id="rId12" w:history="1">
+          <w:r>
+            <w:rPr>
+              <w:rStyle w:val="Hyperlink"/>
+            </w:rPr>
+            <w:t>Wereldmuseu</w:t>
+          </w:r>
+        </w:hyperlink>
       </w:r>
       <w:r>
         <w:rPr>
@@ -1015,7 +1040,7 @@
           <w:sz w:val="24"/>
           <w:u w:val="single"/>
         </w:rPr>
-        <w:hyperlink r:id="rId11" w:history="1">
+        <w:hyperlink r:id="rId12" w:history="1">
           <w:r>
             <w:rPr>
               <w:rStyle w:val="Hyperlink"/>
@@ -1044,7 +1069,7 @@
           <w:sz w:val="24"/>
           <w:u w:val="single"/>
         </w:rPr>
-        <w:hyperlink r:id="rId11" w:history="1">
+        <w:hyperlink r:id="rId12" w:history="1">
           <w:r>
             <w:rPr>
               <w:rStyle w:val="Hyperlink"/>
@@ -1073,7 +1098,7 @@
           <w:sz w:val="24"/>
           <w:u w:val="single"/>
         </w:rPr>
-        <w:hyperlink r:id="rId11" w:history="1">
+        <w:hyperlink r:id="rId12" w:history="1">
           <w:r>
             <w:rPr>
               <w:rStyle w:val="Hyperlink"/>
@@ -1334,7 +1359,6 @@
       </w:r>
       <w:r>
         <w:rPr>
-          <w:u w:val="single" w:color="0000ff"/>
           <w:rFonts w:ascii="Charis SIL Regular" w:hAnsi="Charis SIL Regular" w:eastAsia="Charis SIL Regular"/>
           <w:b w:val="0"/>
           <w:i w:val="0"/>
@@ -1833,97 +1857,7 @@
           <w:color w:val="000000"/>
           <w:sz w:val="24"/>
         </w:rPr>
-        <w:t xml:space="preserve"> zijn namenlijsten va</w:t>
-      </w:r>
-      <w:r>
-        <w:rPr>
-          <w:u w:val="single" w:color="0000ff"/>
-          <w:rFonts w:ascii="Charis SIL Regular" w:hAnsi="Charis SIL Regular" w:eastAsia="Charis SIL Regular"/>
-          <w:b w:val="0"/>
-          <w:i w:val="0"/>
-          <w:color w:val="000000"/>
-          <w:sz w:val="24"/>
-        </w:rPr>
-        <w:hyperlink r:id="rId15" w:history="1">
-          <w:r>
-            <w:rPr>
-              <w:rStyle w:val="Hyperlink"/>
-            </w:rPr>
-            <w:t>n zendingsw</w:t>
-          </w:r>
-        </w:hyperlink>
-      </w:r>
-      <w:r>
-        <w:rPr>
-          <w:u w:val="single" w:color="0000ff"/>
-          <w:rFonts w:ascii="Charis SIL Regular" w:hAnsi="Charis SIL Regular" w:eastAsia="Charis SIL Regular"/>
-          <w:b w:val="0"/>
-          <w:i w:val="0"/>
-          <w:color w:val="000000"/>
-          <w:sz w:val="24"/>
-        </w:rPr>
-        <w:hyperlink r:id="rId15" w:history="1">
-          <w:r>
-            <w:rPr>
-              <w:rStyle w:val="Hyperlink"/>
-            </w:rPr>
-            <w:t>e</w:t>
-          </w:r>
-        </w:hyperlink>
-      </w:r>
-      <w:r>
-        <w:rPr>
-          <w:u w:val="single" w:color="0000ff"/>
-          <w:rFonts w:ascii="Charis SIL Regular" w:hAnsi="Charis SIL Regular" w:eastAsia="Charis SIL Regular"/>
-          <w:b w:val="0"/>
-          <w:i w:val="0"/>
-          <w:color w:val="000000"/>
-          <w:sz w:val="24"/>
-        </w:rPr>
-        <w:hyperlink r:id="rId15" w:history="1">
-          <w:r>
-            <w:rPr>
-              <w:rStyle w:val="Hyperlink"/>
-            </w:rPr>
-            <w:t>rke</w:t>
-          </w:r>
-        </w:hyperlink>
-      </w:r>
-      <w:r>
-        <w:rPr>
-          <w:u w:val="single" w:color="0000ff"/>
-          <w:rFonts w:ascii="Charis SIL Regular" w:hAnsi="Charis SIL Regular" w:eastAsia="Charis SIL Regular"/>
-          <w:b w:val="0"/>
-          <w:i w:val="0"/>
-          <w:color w:val="000000"/>
-          <w:sz w:val="24"/>
-        </w:rPr>
-        <w:hyperlink r:id="rId15" w:history="1">
-          <w:r>
-            <w:rPr>
-              <w:rStyle w:val="Hyperlink"/>
-            </w:rPr>
-            <w:t>r</w:t>
-          </w:r>
-        </w:hyperlink>
-      </w:r>
-      <w:r>
-        <w:rPr>
-          <w:u w:val="single" w:color="0000ff"/>
-          <w:rFonts w:ascii="Charis SIL Regular" w:hAnsi="Charis SIL Regular" w:eastAsia="Charis SIL Regular"/>
-          <w:b w:val="0"/>
-          <w:i w:val="0"/>
-          <w:color w:val="000000"/>
-          <w:sz w:val="24"/>
-        </w:rPr>
-        <w:hyperlink r:id="rId15" w:history="1">
-          <w:r>
-            <w:rPr>
-              <w:rStyle w:val="Hyperlink"/>
-            </w:rPr>
-            <w:t>s te vinden (</w:t>
-          </w:r>
-        </w:hyperlink>
+        <w:t xml:space="preserve"> zijn namenlijsten van zendingswerkers te vinden (</w:t>
       </w:r>
       <w:r>
         <w:rPr>
@@ -2575,7 +2509,7 @@
           <w:sz w:val="24"/>
           <w:u w:val="single"/>
         </w:rPr>
-        <w:hyperlink r:id="rId18" w:history="1">
+        <w:hyperlink r:id="rId19" w:history="1">
           <w:r>
             <w:rPr>
               <w:rStyle w:val="Hyperlink"/>
@@ -2604,7 +2538,7 @@
           <w:sz w:val="24"/>
           <w:u w:val="single"/>
         </w:rPr>
-        <w:hyperlink r:id="rId18" w:history="1">
+        <w:hyperlink r:id="rId19" w:history="1">
           <w:r>
             <w:rPr>
               <w:rStyle w:val="Hyperlink"/>
@@ -2676,7 +2610,7 @@
           <w:sz w:val="24"/>
           <w:u w:val="single"/>
         </w:rPr>
-        <w:hyperlink r:id="rId20" w:history="1">
+        <w:hyperlink r:id="rId19" w:history="1">
           <w:r>
             <w:rPr>
               <w:rStyle w:val="Hyperlink"/>
@@ -2692,8 +2626,56 @@
           <w:i w:val="0"/>
           <w:color w:val="0000FF"/>
           <w:sz w:val="24"/>
-        </w:rPr>
-        <w:t xml:space="preserve"> Protest</w:t>
+          <w:u w:val="single"/>
+        </w:rPr>
+        <w:t xml:space="preserve"> </w:t>
+      </w:r>
+      <w:r>
+        <w:rPr>
+          <w:rFonts w:ascii="Charis SIL Regular" w:hAnsi="Charis SIL Regular" w:eastAsia="Charis SIL Regular"/>
+          <w:b w:val="0"/>
+          <w:i w:val="0"/>
+          <w:color w:val="0000FF"/>
+          <w:sz w:val="24"/>
+          <w:u w:val="single"/>
+        </w:rPr>
+        <w:hyperlink r:id="rId19" w:history="1">
+          <w:r>
+            <w:rPr>
+              <w:rStyle w:val="Hyperlink"/>
+            </w:rPr>
+            <w:t>Pro</w:t>
+          </w:r>
+        </w:hyperlink>
+      </w:r>
+      <w:r>
+        <w:rPr>
+          <w:rFonts w:ascii="Charis SIL Regular" w:hAnsi="Charis SIL Regular" w:eastAsia="Charis SIL Regular"/>
+          <w:b w:val="0"/>
+          <w:i w:val="0"/>
+          <w:color w:val="0000FF"/>
+          <w:sz w:val="24"/>
+          <w:u w:val="single"/>
+        </w:rPr>
+        <w:t>t</w:t>
+      </w:r>
+      <w:r>
+        <w:rPr>
+          <w:rFonts w:ascii="Charis SIL Regular" w:hAnsi="Charis SIL Regular" w:eastAsia="Charis SIL Regular"/>
+          <w:b w:val="0"/>
+          <w:i w:val="0"/>
+          <w:color w:val="0000FF"/>
+          <w:sz w:val="24"/>
+          <w:u w:val="single"/>
+        </w:rPr>
+        <w:hyperlink r:id="rId19" w:history="1">
+          <w:r>
+            <w:rPr>
+              <w:rStyle w:val="Hyperlink"/>
+            </w:rPr>
+            <w:t>est</w:t>
+          </w:r>
+        </w:hyperlink>
       </w:r>
       <w:r>
         <w:rPr>
@@ -2951,7 +2933,7 @@
           <w:sz w:val="24"/>
           <w:u w:val="single"/>
         </w:rPr>
-        <w:hyperlink r:id="rId21" w:history="1">
+        <w:hyperlink r:id="rId19" w:history="1">
           <w:r>
             <w:rPr>
               <w:rStyle w:val="Hyperlink"/>
@@ -2980,14 +2962,7 @@
           <w:sz w:val="24"/>
           <w:u w:val="single"/>
         </w:rPr>
-        <w:hyperlink r:id="rId21" w:history="1">
-          <w:r>
-            <w:rPr>
-              <w:rStyle w:val="Hyperlink"/>
-            </w:rPr>
-            <w:t>C</w:t>
-          </w:r>
-        </w:hyperlink>
+        <w:t>C</w:t>
       </w:r>
       <w:r>
         <w:rPr>
@@ -2998,7 +2973,7 @@
           <w:sz w:val="24"/>
           <w:u w:val="single"/>
         </w:rPr>
-        <w:hyperlink r:id="rId21" w:history="1">
+        <w:hyperlink r:id="rId19" w:history="1">
           <w:r>
             <w:rPr>
               <w:rStyle w:val="Hyperlink"/>
@@ -3009,31 +2984,31 @@
       </w:r>
       <w:r>
         <w:rPr>
+          <w:u w:val="single" w:color="0000ff"/>
           <w:rFonts w:ascii="Charis SIL Regular" w:hAnsi="Charis SIL Regular" w:eastAsia="Charis SIL Regular"/>
           <w:b w:val="0"/>
           <w:i w:val="0"/>
           <w:color w:val="000000"/>
           <w:sz w:val="24"/>
         </w:rPr>
-        <w:t xml:space="preserve">, en </w:t>
-      </w:r>
-      <w:r>
-        <w:rPr>
-          <w:u w:val="single" w:color="0000ff"/>
-          <w:rFonts w:ascii="Charis SIL Regular" w:hAnsi="Charis SIL Regular" w:eastAsia="Charis SIL Regular"/>
-          <w:b w:val="0"/>
-          <w:i w:val="0"/>
-          <w:color w:val="000000"/>
-          <w:sz w:val="24"/>
-        </w:rPr>
-        <w:hyperlink r:id="rId20" w:history="1">
+        <w:hyperlink r:id="rId19" w:history="1">
           <w:r>
             <w:rPr>
               <w:rStyle w:val="Hyperlink"/>
             </w:rPr>
-            <w:t xml:space="preserve">het </w:t>
+            <w:t>, e</w:t>
           </w:r>
         </w:hyperlink>
+      </w:r>
+      <w:r>
+        <w:rPr>
+          <w:rFonts w:ascii="Charis SIL Regular" w:hAnsi="Charis SIL Regular" w:eastAsia="Charis SIL Regular"/>
+          <w:b w:val="0"/>
+          <w:i w:val="0"/>
+          <w:color w:val="000000"/>
+          <w:sz w:val="24"/>
+        </w:rPr>
+        <w:t xml:space="preserve">n het </w:t>
       </w:r>
       <w:r>
         <w:rPr>
@@ -3127,7 +3102,7 @@
           <w:sz w:val="24"/>
           <w:u w:val="single"/>
         </w:rPr>
-        <w:hyperlink r:id="rId20" w:history="1">
+        <w:hyperlink r:id="rId22" w:history="1">
           <w:r>
             <w:rPr>
               <w:rStyle w:val="Hyperlink"/>
@@ -4648,15 +4623,9 @@
           <w:i w:val="0"/>
           <w:color w:val="0000FF"/>
           <w:sz w:val="24"/>
-        </w:rPr>
-        <w:hyperlink r:id="rId26" w:history="1">
-          <w:r>
-            <w:rPr>
-              <w:rStyle w:val="Hyperlink"/>
-            </w:rPr>
-            <w:t>1</w:t>
-          </w:r>
-        </w:hyperlink>
+          <w:u w:val="single"/>
+        </w:rPr>
+        <w:t>1</w:t>
       </w:r>
       <w:r>
         <w:rPr>

--- a/EXPORTS/DOCX/published/niveau2/Dutch/ChristianMission.docx
+++ b/EXPORTS/DOCX/published/niveau2/Dutch/ChristianMission.docx
@@ -843,7 +843,7 @@
           <w:sz w:val="24"/>
           <w:u w:val="single"/>
         </w:rPr>
-        <w:hyperlink r:id="rId11" w:history="1">
+        <w:hyperlink r:id="rId10" w:history="1">
           <w:r>
             <w:rPr>
               <w:rStyle w:val="Hyperlink"/>
@@ -1125,6 +1125,7 @@
           <w:i w:val="0"/>
           <w:color w:val="0000FF"/>
           <w:sz w:val="24"/>
+          <w:u w:val="single"/>
         </w:rPr>
         <w:hyperlink r:id="rId12" w:history="1">
           <w:r>
@@ -1359,6 +1360,7 @@
       </w:r>
       <w:r>
         <w:rPr>
+          <w:u w:val="single" w:color="0000ff"/>
           <w:rFonts w:ascii="Charis SIL Regular" w:hAnsi="Charis SIL Regular" w:eastAsia="Charis SIL Regular"/>
           <w:b w:val="0"/>
           <w:i w:val="0"/>
@@ -1857,7 +1859,97 @@
           <w:color w:val="000000"/>
           <w:sz w:val="24"/>
         </w:rPr>
-        <w:t xml:space="preserve"> zijn namenlijsten van zendingswerkers te vinden (</w:t>
+        <w:t xml:space="preserve"> zijn namenlijsten va</w:t>
+      </w:r>
+      <w:r>
+        <w:rPr>
+          <w:u w:val="single" w:color="0000ff"/>
+          <w:rFonts w:ascii="Charis SIL Regular" w:hAnsi="Charis SIL Regular" w:eastAsia="Charis SIL Regular"/>
+          <w:b w:val="0"/>
+          <w:i w:val="0"/>
+          <w:color w:val="000000"/>
+          <w:sz w:val="24"/>
+        </w:rPr>
+        <w:hyperlink r:id="rId15" w:history="1">
+          <w:r>
+            <w:rPr>
+              <w:rStyle w:val="Hyperlink"/>
+            </w:rPr>
+            <w:t>n zendingsw</w:t>
+          </w:r>
+        </w:hyperlink>
+      </w:r>
+      <w:r>
+        <w:rPr>
+          <w:u w:val="single" w:color="0000ff"/>
+          <w:rFonts w:ascii="Charis SIL Regular" w:hAnsi="Charis SIL Regular" w:eastAsia="Charis SIL Regular"/>
+          <w:b w:val="0"/>
+          <w:i w:val="0"/>
+          <w:color w:val="000000"/>
+          <w:sz w:val="24"/>
+        </w:rPr>
+        <w:hyperlink r:id="rId15" w:history="1">
+          <w:r>
+            <w:rPr>
+              <w:rStyle w:val="Hyperlink"/>
+            </w:rPr>
+            <w:t>e</w:t>
+          </w:r>
+        </w:hyperlink>
+      </w:r>
+      <w:r>
+        <w:rPr>
+          <w:u w:val="single" w:color="0000ff"/>
+          <w:rFonts w:ascii="Charis SIL Regular" w:hAnsi="Charis SIL Regular" w:eastAsia="Charis SIL Regular"/>
+          <w:b w:val="0"/>
+          <w:i w:val="0"/>
+          <w:color w:val="000000"/>
+          <w:sz w:val="24"/>
+        </w:rPr>
+        <w:hyperlink r:id="rId15" w:history="1">
+          <w:r>
+            <w:rPr>
+              <w:rStyle w:val="Hyperlink"/>
+            </w:rPr>
+            <w:t>rke</w:t>
+          </w:r>
+        </w:hyperlink>
+      </w:r>
+      <w:r>
+        <w:rPr>
+          <w:u w:val="single" w:color="0000ff"/>
+          <w:rFonts w:ascii="Charis SIL Regular" w:hAnsi="Charis SIL Regular" w:eastAsia="Charis SIL Regular"/>
+          <w:b w:val="0"/>
+          <w:i w:val="0"/>
+          <w:color w:val="000000"/>
+          <w:sz w:val="24"/>
+        </w:rPr>
+        <w:hyperlink r:id="rId15" w:history="1">
+          <w:r>
+            <w:rPr>
+              <w:rStyle w:val="Hyperlink"/>
+            </w:rPr>
+            <w:t>r</w:t>
+          </w:r>
+        </w:hyperlink>
+      </w:r>
+      <w:r>
+        <w:rPr>
+          <w:u w:val="single" w:color="0000ff"/>
+          <w:rFonts w:ascii="Charis SIL Regular" w:hAnsi="Charis SIL Regular" w:eastAsia="Charis SIL Regular"/>
+          <w:b w:val="0"/>
+          <w:i w:val="0"/>
+          <w:color w:val="000000"/>
+          <w:sz w:val="24"/>
+        </w:rPr>
+        <w:hyperlink r:id="rId15" w:history="1">
+          <w:r>
+            <w:rPr>
+              <w:rStyle w:val="Hyperlink"/>
+            </w:rPr>
+            <w:t>s te vinden (</w:t>
+          </w:r>
+        </w:hyperlink>
       </w:r>
       <w:r>
         <w:rPr>
@@ -2460,16 +2552,8 @@
           <w:i w:val="0"/>
           <w:color w:val="0000FF"/>
           <w:sz w:val="24"/>
-          <w:u w:val="single"/>
-        </w:rPr>
-        <w:hyperlink r:id="rId19" w:history="1">
-          <w:r>
-            <w:rPr>
-              <w:rStyle w:val="Hyperlink"/>
-            </w:rPr>
-            <w:t>Kerke</w:t>
-          </w:r>
-        </w:hyperlink>
+        </w:rPr>
+        <w:t>Kerke</w:t>
       </w:r>
       <w:r>
         <w:rPr>
@@ -2509,7 +2593,7 @@
           <w:sz w:val="24"/>
           <w:u w:val="single"/>
         </w:rPr>
-        <w:hyperlink r:id="rId19" w:history="1">
+        <w:hyperlink r:id="rId18" w:history="1">
           <w:r>
             <w:rPr>
               <w:rStyle w:val="Hyperlink"/>
@@ -2538,7 +2622,7 @@
           <w:sz w:val="24"/>
           <w:u w:val="single"/>
         </w:rPr>
-        <w:hyperlink r:id="rId19" w:history="1">
+        <w:hyperlink r:id="rId18" w:history="1">
           <w:r>
             <w:rPr>
               <w:rStyle w:val="Hyperlink"/>
@@ -2848,56 +2932,19 @@
           <w:i w:val="0"/>
           <w:color w:val="0000FF"/>
           <w:sz w:val="24"/>
+        </w:rPr>
+        <w:t>Katholiek Docu</w:t>
+      </w:r>
+      <w:r>
+        <w:rPr>
+          <w:rFonts w:ascii="Charis SIL Regular" w:hAnsi="Charis SIL Regular" w:eastAsia="Charis SIL Regular"/>
+          <w:b w:val="0"/>
+          <w:i w:val="0"/>
+          <w:color w:val="0000FF"/>
+          <w:sz w:val="24"/>
           <w:u w:val="single"/>
         </w:rPr>
-        <w:hyperlink r:id="rId21" w:history="1">
-          <w:r>
-            <w:rPr>
-              <w:rStyle w:val="Hyperlink"/>
-            </w:rPr>
-            <w:t>Katholiek</w:t>
-          </w:r>
-        </w:hyperlink>
-      </w:r>
-      <w:r>
-        <w:rPr>
-          <w:rFonts w:ascii="Charis SIL Regular" w:hAnsi="Charis SIL Regular" w:eastAsia="Charis SIL Regular"/>
-          <w:b w:val="0"/>
-          <w:i w:val="0"/>
-          <w:color w:val="0000FF"/>
-          <w:sz w:val="24"/>
-          <w:u w:val="single"/>
-        </w:rPr>
-        <w:t xml:space="preserve"> </w:t>
-      </w:r>
-      <w:r>
-        <w:rPr>
-          <w:rFonts w:ascii="Charis SIL Regular" w:hAnsi="Charis SIL Regular" w:eastAsia="Charis SIL Regular"/>
-          <w:b w:val="0"/>
-          <w:i w:val="0"/>
-          <w:color w:val="0000FF"/>
-          <w:sz w:val="24"/>
-          <w:u w:val="single"/>
-        </w:rPr>
-        <w:hyperlink r:id="rId21" w:history="1">
-          <w:r>
-            <w:rPr>
-              <w:rStyle w:val="Hyperlink"/>
-            </w:rPr>
-            <w:t>Docu</w:t>
-          </w:r>
-        </w:hyperlink>
-      </w:r>
-      <w:r>
-        <w:rPr>
-          <w:rFonts w:ascii="Charis SIL Regular" w:hAnsi="Charis SIL Regular" w:eastAsia="Charis SIL Regular"/>
-          <w:b w:val="0"/>
-          <w:i w:val="0"/>
-          <w:color w:val="0000FF"/>
-          <w:sz w:val="24"/>
-          <w:u w:val="single"/>
-        </w:rPr>
-        <w:hyperlink r:id="rId21" w:history="1">
+        <w:hyperlink r:id="rId19" w:history="1">
           <w:r>
             <w:rPr>
               <w:rStyle w:val="Hyperlink"/>
@@ -2915,7 +2962,7 @@
           <w:sz w:val="24"/>
           <w:u w:val="single"/>
         </w:rPr>
-        <w:hyperlink r:id="rId21" w:history="1">
+        <w:hyperlink r:id="rId19" w:history="1">
           <w:r>
             <w:rPr>
               <w:rStyle w:val="Hyperlink"/>
@@ -2962,7 +3009,14 @@
           <w:sz w:val="24"/>
           <w:u w:val="single"/>
         </w:rPr>
-        <w:t>C</w:t>
+        <w:hyperlink r:id="rId21" w:history="1">
+          <w:r>
+            <w:rPr>
+              <w:rStyle w:val="Hyperlink"/>
+            </w:rPr>
+            <w:t>C</w:t>
+          </w:r>
+        </w:hyperlink>
       </w:r>
       <w:r>
         <w:rPr>
@@ -2973,7 +3027,7 @@
           <w:sz w:val="24"/>
           <w:u w:val="single"/>
         </w:rPr>
-        <w:hyperlink r:id="rId19" w:history="1">
+        <w:hyperlink r:id="rId21" w:history="1">
           <w:r>
             <w:rPr>
               <w:rStyle w:val="Hyperlink"/>
@@ -3008,18 +3062,29 @@
           <w:color w:val="000000"/>
           <w:sz w:val="24"/>
         </w:rPr>
-        <w:t xml:space="preserve">n het </w:t>
-      </w:r>
-      <w:r>
-        <w:rPr>
+        <w:t xml:space="preserve">n </w:t>
+      </w:r>
+      <w:r>
+        <w:rPr>
+          <w:u w:val="single" w:color="0000ff"/>
           <w:rFonts w:ascii="Charis SIL Regular" w:hAnsi="Charis SIL Regular" w:eastAsia="Charis SIL Regular"/>
           <w:b w:val="0"/>
           <w:i w:val="0"/>
+          <w:color w:val="000000"/>
+          <w:sz w:val="24"/>
+        </w:rPr>
+        <w:t xml:space="preserve">het </w:t>
+      </w:r>
+      <w:r>
+        <w:rPr>
+          <w:rFonts w:ascii="Charis SIL Regular" w:hAnsi="Charis SIL Regular" w:eastAsia="Charis SIL Regular"/>
+          <w:b w:val="0"/>
+          <w:i w:val="0"/>
           <w:color w:val="0000FF"/>
           <w:sz w:val="24"/>
           <w:u w:val="single"/>
         </w:rPr>
-        <w:hyperlink r:id="rId20" w:history="1">
+        <w:hyperlink r:id="rId22" w:history="1">
           <w:r>
             <w:rPr>
               <w:rStyle w:val="Hyperlink"/>
@@ -3037,7 +3102,7 @@
           <w:sz w:val="24"/>
           <w:u w:val="single"/>
         </w:rPr>
-        <w:hyperlink r:id="rId20" w:history="1">
+        <w:hyperlink r:id="rId22" w:history="1">
           <w:r>
             <w:rPr>
               <w:rStyle w:val="Hyperlink"/>
@@ -3055,7 +3120,7 @@
           <w:sz w:val="24"/>
           <w:u w:val="single"/>
         </w:rPr>
-        <w:hyperlink r:id="rId20" w:history="1">
+        <w:hyperlink r:id="rId22" w:history="1">
           <w:r>
             <w:rPr>
               <w:rStyle w:val="Hyperlink"/>
@@ -3073,7 +3138,7 @@
           <w:sz w:val="24"/>
           <w:u w:val="single"/>
         </w:rPr>
-        <w:hyperlink r:id="rId20" w:history="1">
+        <w:hyperlink r:id="rId22" w:history="1">
           <w:r>
             <w:rPr>
               <w:rStyle w:val="Hyperlink"/>

--- a/EXPORTS/DOCX/published/niveau2/Dutch/ChristianMission.docx
+++ b/EXPORTS/DOCX/published/niveau2/Dutch/ChristianMission.docx
@@ -843,7 +843,7 @@
           <w:sz w:val="24"/>
           <w:u w:val="single"/>
         </w:rPr>
-        <w:hyperlink r:id="rId10" w:history="1">
+        <w:hyperlink r:id="rId11" w:history="1">
           <w:r>
             <w:rPr>
               <w:rStyle w:val="Hyperlink"/>
@@ -1125,7 +1125,6 @@
           <w:i w:val="0"/>
           <w:color w:val="0000FF"/>
           <w:sz w:val="24"/>
-          <w:u w:val="single"/>
         </w:rPr>
         <w:hyperlink r:id="rId12" w:history="1">
           <w:r>
@@ -1360,7 +1359,6 @@
       </w:r>
       <w:r>
         <w:rPr>
-          <w:u w:val="single" w:color="0000ff"/>
           <w:rFonts w:ascii="Charis SIL Regular" w:hAnsi="Charis SIL Regular" w:eastAsia="Charis SIL Regular"/>
           <w:b w:val="0"/>
           <w:i w:val="0"/>
@@ -1859,97 +1857,7 @@
           <w:color w:val="000000"/>
           <w:sz w:val="24"/>
         </w:rPr>
-        <w:t xml:space="preserve"> zijn namenlijsten va</w:t>
-      </w:r>
-      <w:r>
-        <w:rPr>
-          <w:u w:val="single" w:color="0000ff"/>
-          <w:rFonts w:ascii="Charis SIL Regular" w:hAnsi="Charis SIL Regular" w:eastAsia="Charis SIL Regular"/>
-          <w:b w:val="0"/>
-          <w:i w:val="0"/>
-          <w:color w:val="000000"/>
-          <w:sz w:val="24"/>
-        </w:rPr>
-        <w:hyperlink r:id="rId15" w:history="1">
-          <w:r>
-            <w:rPr>
-              <w:rStyle w:val="Hyperlink"/>
-            </w:rPr>
-            <w:t>n zendingsw</w:t>
-          </w:r>
-        </w:hyperlink>
-      </w:r>
-      <w:r>
-        <w:rPr>
-          <w:u w:val="single" w:color="0000ff"/>
-          <w:rFonts w:ascii="Charis SIL Regular" w:hAnsi="Charis SIL Regular" w:eastAsia="Charis SIL Regular"/>
-          <w:b w:val="0"/>
-          <w:i w:val="0"/>
-          <w:color w:val="000000"/>
-          <w:sz w:val="24"/>
-        </w:rPr>
-        <w:hyperlink r:id="rId15" w:history="1">
-          <w:r>
-            <w:rPr>
-              <w:rStyle w:val="Hyperlink"/>
-            </w:rPr>
-            <w:t>e</w:t>
-          </w:r>
-        </w:hyperlink>
-      </w:r>
-      <w:r>
-        <w:rPr>
-          <w:u w:val="single" w:color="0000ff"/>
-          <w:rFonts w:ascii="Charis SIL Regular" w:hAnsi="Charis SIL Regular" w:eastAsia="Charis SIL Regular"/>
-          <w:b w:val="0"/>
-          <w:i w:val="0"/>
-          <w:color w:val="000000"/>
-          <w:sz w:val="24"/>
-        </w:rPr>
-        <w:hyperlink r:id="rId15" w:history="1">
-          <w:r>
-            <w:rPr>
-              <w:rStyle w:val="Hyperlink"/>
-            </w:rPr>
-            <w:t>rke</w:t>
-          </w:r>
-        </w:hyperlink>
-      </w:r>
-      <w:r>
-        <w:rPr>
-          <w:u w:val="single" w:color="0000ff"/>
-          <w:rFonts w:ascii="Charis SIL Regular" w:hAnsi="Charis SIL Regular" w:eastAsia="Charis SIL Regular"/>
-          <w:b w:val="0"/>
-          <w:i w:val="0"/>
-          <w:color w:val="000000"/>
-          <w:sz w:val="24"/>
-        </w:rPr>
-        <w:hyperlink r:id="rId15" w:history="1">
-          <w:r>
-            <w:rPr>
-              <w:rStyle w:val="Hyperlink"/>
-            </w:rPr>
-            <w:t>r</w:t>
-          </w:r>
-        </w:hyperlink>
-      </w:r>
-      <w:r>
-        <w:rPr>
-          <w:u w:val="single" w:color="0000ff"/>
-          <w:rFonts w:ascii="Charis SIL Regular" w:hAnsi="Charis SIL Regular" w:eastAsia="Charis SIL Regular"/>
-          <w:b w:val="0"/>
-          <w:i w:val="0"/>
-          <w:color w:val="000000"/>
-          <w:sz w:val="24"/>
-        </w:rPr>
-        <w:hyperlink r:id="rId15" w:history="1">
-          <w:r>
-            <w:rPr>
-              <w:rStyle w:val="Hyperlink"/>
-            </w:rPr>
-            <w:t>s te vinden (</w:t>
-          </w:r>
-        </w:hyperlink>
+        <w:t xml:space="preserve"> zijn namenlijsten van zendingswerkers te vinden (</w:t>
       </w:r>
       <w:r>
         <w:rPr>
@@ -2552,8 +2460,16 @@
           <w:i w:val="0"/>
           <w:color w:val="0000FF"/>
           <w:sz w:val="24"/>
-        </w:rPr>
-        <w:t>Kerke</w:t>
+          <w:u w:val="single"/>
+        </w:rPr>
+        <w:hyperlink r:id="rId19" w:history="1">
+          <w:r>
+            <w:rPr>
+              <w:rStyle w:val="Hyperlink"/>
+            </w:rPr>
+            <w:t>Kerke</w:t>
+          </w:r>
+        </w:hyperlink>
       </w:r>
       <w:r>
         <w:rPr>
@@ -2694,7 +2610,7 @@
           <w:sz w:val="24"/>
           <w:u w:val="single"/>
         </w:rPr>
-        <w:hyperlink r:id="rId19" w:history="1">
+        <w:hyperlink r:id="rId20" w:history="1">
           <w:r>
             <w:rPr>
               <w:rStyle w:val="Hyperlink"/>
@@ -2723,7 +2639,7 @@
           <w:sz w:val="24"/>
           <w:u w:val="single"/>
         </w:rPr>
-        <w:hyperlink r:id="rId19" w:history="1">
+        <w:hyperlink r:id="rId20" w:history="1">
           <w:r>
             <w:rPr>
               <w:rStyle w:val="Hyperlink"/>
@@ -2741,7 +2657,14 @@
           <w:sz w:val="24"/>
           <w:u w:val="single"/>
         </w:rPr>
-        <w:t>t</w:t>
+        <w:hyperlink r:id="rId20" w:history="1">
+          <w:r>
+            <w:rPr>
+              <w:rStyle w:val="Hyperlink"/>
+            </w:rPr>
+            <w:t>t</w:t>
+          </w:r>
+        </w:hyperlink>
       </w:r>
       <w:r>
         <w:rPr>
@@ -2752,7 +2675,7 @@
           <w:sz w:val="24"/>
           <w:u w:val="single"/>
         </w:rPr>
-        <w:hyperlink r:id="rId19" w:history="1">
+        <w:hyperlink r:id="rId20" w:history="1">
           <w:r>
             <w:rPr>
               <w:rStyle w:val="Hyperlink"/>
@@ -2932,8 +2855,16 @@
           <w:i w:val="0"/>
           <w:color w:val="0000FF"/>
           <w:sz w:val="24"/>
-        </w:rPr>
-        <w:t>Katholiek Docu</w:t>
+          <w:u w:val="single"/>
+        </w:rPr>
+        <w:hyperlink r:id="rId21" w:history="1">
+          <w:r>
+            <w:rPr>
+              <w:rStyle w:val="Hyperlink"/>
+            </w:rPr>
+            <w:t>Katholiek</w:t>
+          </w:r>
+        </w:hyperlink>
       </w:r>
       <w:r>
         <w:rPr>
@@ -2944,7 +2875,36 @@
           <w:sz w:val="24"/>
           <w:u w:val="single"/>
         </w:rPr>
+        <w:t xml:space="preserve"> </w:t>
+      </w:r>
+      <w:r>
+        <w:rPr>
+          <w:rFonts w:ascii="Charis SIL Regular" w:hAnsi="Charis SIL Regular" w:eastAsia="Charis SIL Regular"/>
+          <w:b w:val="0"/>
+          <w:i w:val="0"/>
+          <w:color w:val="0000FF"/>
+          <w:sz w:val="24"/>
+          <w:u w:val="single"/>
+        </w:rPr>
         <w:hyperlink r:id="rId19" w:history="1">
+          <w:r>
+            <w:rPr>
+              <w:rStyle w:val="Hyperlink"/>
+            </w:rPr>
+            <w:t>Docu</w:t>
+          </w:r>
+        </w:hyperlink>
+      </w:r>
+      <w:r>
+        <w:rPr>
+          <w:rFonts w:ascii="Charis SIL Regular" w:hAnsi="Charis SIL Regular" w:eastAsia="Charis SIL Regular"/>
+          <w:b w:val="0"/>
+          <w:i w:val="0"/>
+          <w:color w:val="0000FF"/>
+          <w:sz w:val="24"/>
+          <w:u w:val="single"/>
+        </w:rPr>
+        <w:hyperlink r:id="rId21" w:history="1">
           <w:r>
             <w:rPr>
               <w:rStyle w:val="Hyperlink"/>
@@ -2962,7 +2922,7 @@
           <w:sz w:val="24"/>
           <w:u w:val="single"/>
         </w:rPr>
-        <w:hyperlink r:id="rId19" w:history="1">
+        <w:hyperlink r:id="rId21" w:history="1">
           <w:r>
             <w:rPr>
               <w:rStyle w:val="Hyperlink"/>
@@ -2980,7 +2940,7 @@
           <w:sz w:val="24"/>
           <w:u w:val="single"/>
         </w:rPr>
-        <w:hyperlink r:id="rId19" w:history="1">
+        <w:hyperlink r:id="rId21" w:history="1">
           <w:r>
             <w:rPr>
               <w:rStyle w:val="Hyperlink"/>
@@ -3038,42 +2998,13 @@
       </w:r>
       <w:r>
         <w:rPr>
-          <w:u w:val="single" w:color="0000ff"/>
           <w:rFonts w:ascii="Charis SIL Regular" w:hAnsi="Charis SIL Regular" w:eastAsia="Charis SIL Regular"/>
           <w:b w:val="0"/>
           <w:i w:val="0"/>
           <w:color w:val="000000"/>
           <w:sz w:val="24"/>
         </w:rPr>
-        <w:hyperlink r:id="rId19" w:history="1">
-          <w:r>
-            <w:rPr>
-              <w:rStyle w:val="Hyperlink"/>
-            </w:rPr>
-            <w:t>, e</w:t>
-          </w:r>
-        </w:hyperlink>
-      </w:r>
-      <w:r>
-        <w:rPr>
-          <w:rFonts w:ascii="Charis SIL Regular" w:hAnsi="Charis SIL Regular" w:eastAsia="Charis SIL Regular"/>
-          <w:b w:val="0"/>
-          <w:i w:val="0"/>
-          <w:color w:val="000000"/>
-          <w:sz w:val="24"/>
-        </w:rPr>
-        <w:t xml:space="preserve">n </w:t>
-      </w:r>
-      <w:r>
-        <w:rPr>
-          <w:u w:val="single" w:color="0000ff"/>
-          <w:rFonts w:ascii="Charis SIL Regular" w:hAnsi="Charis SIL Regular" w:eastAsia="Charis SIL Regular"/>
-          <w:b w:val="0"/>
-          <w:i w:val="0"/>
-          <w:color w:val="000000"/>
-          <w:sz w:val="24"/>
-        </w:rPr>
-        <w:t xml:space="preserve">het </w:t>
+        <w:t xml:space="preserve">, en het </w:t>
       </w:r>
       <w:r>
         <w:rPr>
@@ -3084,7 +3015,7 @@
           <w:sz w:val="24"/>
           <w:u w:val="single"/>
         </w:rPr>
-        <w:hyperlink r:id="rId22" w:history="1">
+        <w:hyperlink r:id="rId20" w:history="1">
           <w:r>
             <w:rPr>
               <w:rStyle w:val="Hyperlink"/>
@@ -3102,7 +3033,7 @@
           <w:sz w:val="24"/>
           <w:u w:val="single"/>
         </w:rPr>
-        <w:hyperlink r:id="rId22" w:history="1">
+        <w:hyperlink r:id="rId20" w:history="1">
           <w:r>
             <w:rPr>
               <w:rStyle w:val="Hyperlink"/>
@@ -3120,7 +3051,7 @@
           <w:sz w:val="24"/>
           <w:u w:val="single"/>
         </w:rPr>
-        <w:hyperlink r:id="rId22" w:history="1">
+        <w:hyperlink r:id="rId20" w:history="1">
           <w:r>
             <w:rPr>
               <w:rStyle w:val="Hyperlink"/>
@@ -3138,7 +3069,7 @@
           <w:sz w:val="24"/>
           <w:u w:val="single"/>
         </w:rPr>
-        <w:hyperlink r:id="rId22" w:history="1">
+        <w:hyperlink r:id="rId20" w:history="1">
           <w:r>
             <w:rPr>
               <w:rStyle w:val="Hyperlink"/>
@@ -3167,7 +3098,7 @@
           <w:sz w:val="24"/>
           <w:u w:val="single"/>
         </w:rPr>
-        <w:hyperlink r:id="rId22" w:history="1">
+        <w:hyperlink r:id="rId20" w:history="1">
           <w:r>
             <w:rPr>
               <w:rStyle w:val="Hyperlink"/>
@@ -4321,9 +4252,15 @@
           <w:i w:val="0"/>
           <w:color w:val="0000FF"/>
           <w:sz w:val="24"/>
-          <w:u w:val="single"/>
-        </w:rPr>
-        <w:t>7</w:t>
+        </w:rPr>
+        <w:hyperlink r:id="rId24" w:history="1">
+          <w:r>
+            <w:rPr>
+              <w:rStyle w:val="Hyperlink"/>
+            </w:rPr>
+            <w:t>7</w:t>
+          </w:r>
+        </w:hyperlink>
       </w:r>
       <w:r>
         <w:rPr>
@@ -4688,9 +4625,15 @@
           <w:i w:val="0"/>
           <w:color w:val="0000FF"/>
           <w:sz w:val="24"/>
-          <w:u w:val="single"/>
-        </w:rPr>
-        <w:t>1</w:t>
+        </w:rPr>
+        <w:hyperlink r:id="rId26" w:history="1">
+          <w:r>
+            <w:rPr>
+              <w:rStyle w:val="Hyperlink"/>
+            </w:rPr>
+            <w:t>1</w:t>
+          </w:r>
+        </w:hyperlink>
       </w:r>
       <w:r>
         <w:rPr>

--- a/EXPORTS/DOCX/published/niveau2/Dutch/ChristianMission.docx
+++ b/EXPORTS/DOCX/published/niveau2/Dutch/ChristianMission.docx
@@ -843,7 +843,7 @@
           <w:sz w:val="24"/>
           <w:u w:val="single"/>
         </w:rPr>
-        <w:hyperlink r:id="rId11" w:history="1">
+        <w:hyperlink r:id="rId10" w:history="1">
           <w:r>
             <w:rPr>
               <w:rStyle w:val="Hyperlink"/>
@@ -1359,6 +1359,7 @@
       </w:r>
       <w:r>
         <w:rPr>
+          <w:u w:val="single" w:color="0000ff"/>
           <w:rFonts w:ascii="Charis SIL Regular" w:hAnsi="Charis SIL Regular" w:eastAsia="Charis SIL Regular"/>
           <w:b w:val="0"/>
           <w:i w:val="0"/>
@@ -1857,43 +1858,7 @@
           <w:color w:val="000000"/>
           <w:sz w:val="24"/>
         </w:rPr>
-        <w:t xml:space="preserve"> zijn namenlijsten van zendingswerkers te vinden (</w:t>
-      </w:r>
-      <w:r>
-        <w:rPr>
-          <w:u w:val="single" w:color="0000ff"/>
-          <w:rFonts w:ascii="Charis SIL Regular" w:hAnsi="Charis SIL Regular" w:eastAsia="Charis SIL Regular"/>
-          <w:b w:val="0"/>
-          <w:i w:val="0"/>
-          <w:color w:val="000000"/>
-          <w:sz w:val="24"/>
-        </w:rPr>
-        <w:hyperlink r:id="rId15" w:history="1">
-          <w:r>
-            <w:rPr>
-              <w:rStyle w:val="Hyperlink"/>
-            </w:rPr>
-            <w:t>onder he</w:t>
-          </w:r>
-        </w:hyperlink>
-      </w:r>
-      <w:r>
-        <w:rPr>
-          <w:u w:val="single" w:color="0000ff"/>
-          <w:rFonts w:ascii="Charis SIL Regular" w:hAnsi="Charis SIL Regular" w:eastAsia="Charis SIL Regular"/>
-          <w:b w:val="0"/>
-          <w:i w:val="0"/>
-          <w:color w:val="000000"/>
-          <w:sz w:val="24"/>
-        </w:rPr>
-        <w:hyperlink r:id="rId15" w:history="1">
-          <w:r>
-            <w:rPr>
-              <w:rStyle w:val="Hyperlink"/>
-            </w:rPr>
-            <w:t xml:space="preserve">t </w:t>
-          </w:r>
-        </w:hyperlink>
+        <w:t xml:space="preserve"> zijn namenlijsten van zendingswerkers te vinden (onder het </w:t>
       </w:r>
       <w:r>
         <w:rPr>
@@ -2509,7 +2474,7 @@
           <w:sz w:val="24"/>
           <w:u w:val="single"/>
         </w:rPr>
-        <w:hyperlink r:id="rId18" w:history="1">
+        <w:hyperlink r:id="rId19" w:history="1">
           <w:r>
             <w:rPr>
               <w:rStyle w:val="Hyperlink"/>
@@ -2538,7 +2503,7 @@
           <w:sz w:val="24"/>
           <w:u w:val="single"/>
         </w:rPr>
-        <w:hyperlink r:id="rId18" w:history="1">
+        <w:hyperlink r:id="rId19" w:history="1">
           <w:r>
             <w:rPr>
               <w:rStyle w:val="Hyperlink"/>
@@ -2556,7 +2521,7 @@
           <w:sz w:val="24"/>
           <w:u w:val="single"/>
         </w:rPr>
-        <w:hyperlink r:id="rId18" w:history="1">
+        <w:hyperlink r:id="rId19" w:history="1">
           <w:r>
             <w:rPr>
               <w:rStyle w:val="Hyperlink"/>
@@ -2610,7 +2575,7 @@
           <w:sz w:val="24"/>
           <w:u w:val="single"/>
         </w:rPr>
-        <w:hyperlink r:id="rId20" w:history="1">
+        <w:hyperlink r:id="rId19" w:history="1">
           <w:r>
             <w:rPr>
               <w:rStyle w:val="Hyperlink"/>
@@ -2639,7 +2604,7 @@
           <w:sz w:val="24"/>
           <w:u w:val="single"/>
         </w:rPr>
-        <w:hyperlink r:id="rId20" w:history="1">
+        <w:hyperlink r:id="rId19" w:history="1">
           <w:r>
             <w:rPr>
               <w:rStyle w:val="Hyperlink"/>
@@ -2655,16 +2620,8 @@
           <w:i w:val="0"/>
           <w:color w:val="0000FF"/>
           <w:sz w:val="24"/>
-          <w:u w:val="single"/>
-        </w:rPr>
-        <w:hyperlink r:id="rId20" w:history="1">
-          <w:r>
-            <w:rPr>
-              <w:rStyle w:val="Hyperlink"/>
-            </w:rPr>
-            <w:t>t</w:t>
-          </w:r>
-        </w:hyperlink>
+        </w:rPr>
+        <w:t>t</w:t>
       </w:r>
       <w:r>
         <w:rPr>
@@ -2675,7 +2632,7 @@
           <w:sz w:val="24"/>
           <w:u w:val="single"/>
         </w:rPr>
-        <w:hyperlink r:id="rId20" w:history="1">
+        <w:hyperlink r:id="rId19" w:history="1">
           <w:r>
             <w:rPr>
               <w:rStyle w:val="Hyperlink"/>
@@ -2886,7 +2843,7 @@
           <w:sz w:val="24"/>
           <w:u w:val="single"/>
         </w:rPr>
-        <w:hyperlink r:id="rId19" w:history="1">
+        <w:hyperlink r:id="rId21" w:history="1">
           <w:r>
             <w:rPr>
               <w:rStyle w:val="Hyperlink"/>
@@ -2940,7 +2897,7 @@
           <w:sz w:val="24"/>
           <w:u w:val="single"/>
         </w:rPr>
-        <w:hyperlink r:id="rId21" w:history="1">
+        <w:hyperlink r:id="rId19" w:history="1">
           <w:r>
             <w:rPr>
               <w:rStyle w:val="Hyperlink"/>
@@ -2967,16 +2924,8 @@
           <w:i w:val="0"/>
           <w:color w:val="0000FF"/>
           <w:sz w:val="24"/>
-          <w:u w:val="single"/>
-        </w:rPr>
-        <w:hyperlink r:id="rId21" w:history="1">
-          <w:r>
-            <w:rPr>
-              <w:rStyle w:val="Hyperlink"/>
-            </w:rPr>
-            <w:t>C</w:t>
-          </w:r>
-        </w:hyperlink>
+        </w:rPr>
+        <w:t>C</w:t>
       </w:r>
       <w:r>
         <w:rPr>
@@ -2987,7 +2936,7 @@
           <w:sz w:val="24"/>
           <w:u w:val="single"/>
         </w:rPr>
-        <w:hyperlink r:id="rId21" w:history="1">
+        <w:hyperlink r:id="rId19" w:history="1">
           <w:r>
             <w:rPr>
               <w:rStyle w:val="Hyperlink"/>
@@ -2998,13 +2947,49 @@
       </w:r>
       <w:r>
         <w:rPr>
+          <w:u w:val="single" w:color="0000ff"/>
           <w:rFonts w:ascii="Charis SIL Regular" w:hAnsi="Charis SIL Regular" w:eastAsia="Charis SIL Regular"/>
           <w:b w:val="0"/>
           <w:i w:val="0"/>
           <w:color w:val="000000"/>
           <w:sz w:val="24"/>
         </w:rPr>
-        <w:t xml:space="preserve">, en het </w:t>
+        <w:hyperlink r:id="rId19" w:history="1">
+          <w:r>
+            <w:rPr>
+              <w:rStyle w:val="Hyperlink"/>
+            </w:rPr>
+            <w:t>, e</w:t>
+          </w:r>
+        </w:hyperlink>
+      </w:r>
+      <w:r>
+        <w:rPr>
+          <w:rFonts w:ascii="Charis SIL Regular" w:hAnsi="Charis SIL Regular" w:eastAsia="Charis SIL Regular"/>
+          <w:b w:val="0"/>
+          <w:i w:val="0"/>
+          <w:color w:val="000000"/>
+          <w:sz w:val="24"/>
+        </w:rPr>
+        <w:t xml:space="preserve">n </w:t>
+      </w:r>
+      <w:r>
+        <w:rPr>
+          <w:u w:val="single" w:color="0000ff"/>
+          <w:rFonts w:ascii="Charis SIL Regular" w:hAnsi="Charis SIL Regular" w:eastAsia="Charis SIL Regular"/>
+          <w:b w:val="0"/>
+          <w:i w:val="0"/>
+          <w:color w:val="000000"/>
+          <w:sz w:val="24"/>
+        </w:rPr>
+        <w:hyperlink r:id="rId20" w:history="1">
+          <w:r>
+            <w:rPr>
+              <w:rStyle w:val="Hyperlink"/>
+            </w:rPr>
+            <w:t xml:space="preserve">het </w:t>
+          </w:r>
+        </w:hyperlink>
       </w:r>
       <w:r>
         <w:rPr>
@@ -3098,7 +3083,7 @@
           <w:sz w:val="24"/>
           <w:u w:val="single"/>
         </w:rPr>
-        <w:hyperlink r:id="rId20" w:history="1">
+        <w:hyperlink r:id="rId22" w:history="1">
           <w:r>
             <w:rPr>
               <w:rStyle w:val="Hyperlink"/>
@@ -4625,15 +4610,9 @@
           <w:i w:val="0"/>
           <w:color w:val="0000FF"/>
           <w:sz w:val="24"/>
-        </w:rPr>
-        <w:hyperlink r:id="rId26" w:history="1">
-          <w:r>
-            <w:rPr>
-              <w:rStyle w:val="Hyperlink"/>
-            </w:rPr>
-            <w:t>1</w:t>
-          </w:r>
-        </w:hyperlink>
+          <w:u w:val="single"/>
+        </w:rPr>
+        <w:t>1</w:t>
       </w:r>
       <w:r>
         <w:rPr>

--- a/EXPORTS/DOCX/published/niveau2/Dutch/ChristianMission.docx
+++ b/EXPORTS/DOCX/published/niveau2/Dutch/ChristianMission.docx
@@ -872,12 +872,69 @@
           <w:sz w:val="24"/>
           <w:u w:val="single"/>
         </w:rPr>
-        <w:hyperlink r:id="rId11" w:history="1">
+        <w:hyperlink r:id="rId10" w:history="1">
           <w:r>
             <w:rPr>
               <w:rStyle w:val="Hyperlink"/>
             </w:rPr>
             <w:t>d</w:t>
+          </w:r>
+        </w:hyperlink>
+      </w:r>
+      <w:r>
+        <w:rPr>
+          <w:rFonts w:ascii="Charis SIL Regular" w:hAnsi="Charis SIL Regular" w:eastAsia="Charis SIL Regular"/>
+          <w:b w:val="0"/>
+          <w:i w:val="0"/>
+          <w:color w:val="0000FF"/>
+          <w:sz w:val="24"/>
+          <w:u w:val="single"/>
+        </w:rPr>
+        <w:hyperlink r:id="rId10" w:history="1">
+          <w:r>
+            <w:rPr>
+              <w:rStyle w:val="Hyperlink"/>
+            </w:rPr>
+            <w:t>e</w:t>
+          </w:r>
+        </w:hyperlink>
+      </w:r>
+      <w:r>
+        <w:rPr>
+          <w:rFonts w:ascii="Charis SIL Regular" w:hAnsi="Charis SIL Regular" w:eastAsia="Charis SIL Regular"/>
+          <w:b w:val="0"/>
+          <w:i w:val="0"/>
+          <w:color w:val="0000FF"/>
+          <w:sz w:val="24"/>
+          <w:u w:val="single"/>
+        </w:rPr>
+        <w:t xml:space="preserve"> </w:t>
+      </w:r>
+      <w:r>
+        <w:rPr>
+          <w:rFonts w:ascii="Charis SIL Regular" w:hAnsi="Charis SIL Regular" w:eastAsia="Charis SIL Regular"/>
+          <w:b w:val="0"/>
+          <w:i w:val="0"/>
+          <w:color w:val="0000FF"/>
+          <w:sz w:val="24"/>
+        </w:rPr>
+        <w:t>H</w:t>
+      </w:r>
+      <w:r>
+        <w:rPr>
+          <w:rFonts w:ascii="Charis SIL Regular" w:hAnsi="Charis SIL Regular" w:eastAsia="Charis SIL Regular"/>
+          <w:b w:val="0"/>
+          <w:i w:val="0"/>
+          <w:color w:val="0000FF"/>
+          <w:sz w:val="24"/>
+          <w:u w:val="single"/>
+        </w:rPr>
+        <w:hyperlink r:id="rId10" w:history="1">
+          <w:r>
+            <w:rPr>
+              <w:rStyle w:val="Hyperlink"/>
+            </w:rPr>
+            <w:t>eilig</w:t>
           </w:r>
         </w:hyperlink>
       </w:r>
@@ -924,71 +981,6 @@
             <w:rPr>
               <w:rStyle w:val="Hyperlink"/>
             </w:rPr>
-            <w:t>H</w:t>
-          </w:r>
-        </w:hyperlink>
-      </w:r>
-      <w:r>
-        <w:rPr>
-          <w:rFonts w:ascii="Charis SIL Regular" w:hAnsi="Charis SIL Regular" w:eastAsia="Charis SIL Regular"/>
-          <w:b w:val="0"/>
-          <w:i w:val="0"/>
-          <w:color w:val="0000FF"/>
-          <w:sz w:val="24"/>
-          <w:u w:val="single"/>
-        </w:rPr>
-        <w:hyperlink r:id="rId11" w:history="1">
-          <w:r>
-            <w:rPr>
-              <w:rStyle w:val="Hyperlink"/>
-            </w:rPr>
-            <w:t>eilig</w:t>
-          </w:r>
-        </w:hyperlink>
-      </w:r>
-      <w:r>
-        <w:rPr>
-          <w:rFonts w:ascii="Charis SIL Regular" w:hAnsi="Charis SIL Regular" w:eastAsia="Charis SIL Regular"/>
-          <w:b w:val="0"/>
-          <w:i w:val="0"/>
-          <w:color w:val="0000FF"/>
-          <w:sz w:val="24"/>
-          <w:u w:val="single"/>
-        </w:rPr>
-        <w:hyperlink r:id="rId11" w:history="1">
-          <w:r>
-            <w:rPr>
-              <w:rStyle w:val="Hyperlink"/>
-            </w:rPr>
-            <w:t>e</w:t>
-          </w:r>
-        </w:hyperlink>
-      </w:r>
-      <w:r>
-        <w:rPr>
-          <w:rFonts w:ascii="Charis SIL Regular" w:hAnsi="Charis SIL Regular" w:eastAsia="Charis SIL Regular"/>
-          <w:b w:val="0"/>
-          <w:i w:val="0"/>
-          <w:color w:val="0000FF"/>
-          <w:sz w:val="24"/>
-          <w:u w:val="single"/>
-        </w:rPr>
-        <w:t xml:space="preserve"> </w:t>
-      </w:r>
-      <w:r>
-        <w:rPr>
-          <w:rFonts w:ascii="Charis SIL Regular" w:hAnsi="Charis SIL Regular" w:eastAsia="Charis SIL Regular"/>
-          <w:b w:val="0"/>
-          <w:i w:val="0"/>
-          <w:color w:val="0000FF"/>
-          <w:sz w:val="24"/>
-          <w:u w:val="single"/>
-        </w:rPr>
-        <w:hyperlink r:id="rId11" w:history="1">
-          <w:r>
-            <w:rPr>
-              <w:rStyle w:val="Hyperlink"/>
-            </w:rPr>
             <w:t>Geest</w:t>
           </w:r>
         </w:hyperlink>
@@ -1020,16 +1012,8 @@
           <w:i w:val="0"/>
           <w:color w:val="0000FF"/>
           <w:sz w:val="24"/>
-          <w:u w:val="single"/>
-        </w:rPr>
-        <w:hyperlink r:id="rId12" w:history="1">
-          <w:r>
-            <w:rPr>
-              <w:rStyle w:val="Hyperlink"/>
-            </w:rPr>
-            <w:t>Wereldmuseu</w:t>
-          </w:r>
-        </w:hyperlink>
+        </w:rPr>
+        <w:t>Wereldmuseu</w:t>
       </w:r>
       <w:r>
         <w:rPr>
@@ -1040,7 +1024,7 @@
           <w:sz w:val="24"/>
           <w:u w:val="single"/>
         </w:rPr>
-        <w:hyperlink r:id="rId12" w:history="1">
+        <w:hyperlink r:id="rId11" w:history="1">
           <w:r>
             <w:rPr>
               <w:rStyle w:val="Hyperlink"/>
@@ -1359,7 +1343,6 @@
       </w:r>
       <w:r>
         <w:rPr>
-          <w:u w:val="single" w:color="0000ff"/>
           <w:rFonts w:ascii="Charis SIL Regular" w:hAnsi="Charis SIL Regular" w:eastAsia="Charis SIL Regular"/>
           <w:b w:val="0"/>
           <w:i w:val="0"/>
@@ -1858,7 +1841,133 @@
           <w:color w:val="000000"/>
           <w:sz w:val="24"/>
         </w:rPr>
-        <w:t xml:space="preserve"> zijn namenlijsten van zendingswerkers te vinden (onder het </w:t>
+        <w:t xml:space="preserve"> zijn namenlijsten va</w:t>
+      </w:r>
+      <w:r>
+        <w:rPr>
+          <w:u w:val="single" w:color="0000ff"/>
+          <w:rFonts w:ascii="Charis SIL Regular" w:hAnsi="Charis SIL Regular" w:eastAsia="Charis SIL Regular"/>
+          <w:b w:val="0"/>
+          <w:i w:val="0"/>
+          <w:color w:val="000000"/>
+          <w:sz w:val="24"/>
+        </w:rPr>
+        <w:hyperlink r:id="rId15" w:history="1">
+          <w:r>
+            <w:rPr>
+              <w:rStyle w:val="Hyperlink"/>
+            </w:rPr>
+            <w:t>n zendingsw</w:t>
+          </w:r>
+        </w:hyperlink>
+      </w:r>
+      <w:r>
+        <w:rPr>
+          <w:u w:val="single" w:color="0000ff"/>
+          <w:rFonts w:ascii="Charis SIL Regular" w:hAnsi="Charis SIL Regular" w:eastAsia="Charis SIL Regular"/>
+          <w:b w:val="0"/>
+          <w:i w:val="0"/>
+          <w:color w:val="000000"/>
+          <w:sz w:val="24"/>
+        </w:rPr>
+        <w:hyperlink r:id="rId15" w:history="1">
+          <w:r>
+            <w:rPr>
+              <w:rStyle w:val="Hyperlink"/>
+            </w:rPr>
+            <w:t>e</w:t>
+          </w:r>
+        </w:hyperlink>
+      </w:r>
+      <w:r>
+        <w:rPr>
+          <w:u w:val="single" w:color="0000ff"/>
+          <w:rFonts w:ascii="Charis SIL Regular" w:hAnsi="Charis SIL Regular" w:eastAsia="Charis SIL Regular"/>
+          <w:b w:val="0"/>
+          <w:i w:val="0"/>
+          <w:color w:val="000000"/>
+          <w:sz w:val="24"/>
+        </w:rPr>
+        <w:hyperlink r:id="rId15" w:history="1">
+          <w:r>
+            <w:rPr>
+              <w:rStyle w:val="Hyperlink"/>
+            </w:rPr>
+            <w:t>rke</w:t>
+          </w:r>
+        </w:hyperlink>
+      </w:r>
+      <w:r>
+        <w:rPr>
+          <w:u w:val="single" w:color="0000ff"/>
+          <w:rFonts w:ascii="Charis SIL Regular" w:hAnsi="Charis SIL Regular" w:eastAsia="Charis SIL Regular"/>
+          <w:b w:val="0"/>
+          <w:i w:val="0"/>
+          <w:color w:val="000000"/>
+          <w:sz w:val="24"/>
+        </w:rPr>
+        <w:hyperlink r:id="rId15" w:history="1">
+          <w:r>
+            <w:rPr>
+              <w:rStyle w:val="Hyperlink"/>
+            </w:rPr>
+            <w:t>r</w:t>
+          </w:r>
+        </w:hyperlink>
+      </w:r>
+      <w:r>
+        <w:rPr>
+          <w:u w:val="single" w:color="0000ff"/>
+          <w:rFonts w:ascii="Charis SIL Regular" w:hAnsi="Charis SIL Regular" w:eastAsia="Charis SIL Regular"/>
+          <w:b w:val="0"/>
+          <w:i w:val="0"/>
+          <w:color w:val="000000"/>
+          <w:sz w:val="24"/>
+        </w:rPr>
+        <w:hyperlink r:id="rId15" w:history="1">
+          <w:r>
+            <w:rPr>
+              <w:rStyle w:val="Hyperlink"/>
+            </w:rPr>
+            <w:t>s te vinden (</w:t>
+          </w:r>
+        </w:hyperlink>
+      </w:r>
+      <w:r>
+        <w:rPr>
+          <w:u w:val="single" w:color="0000ff"/>
+          <w:rFonts w:ascii="Charis SIL Regular" w:hAnsi="Charis SIL Regular" w:eastAsia="Charis SIL Regular"/>
+          <w:b w:val="0"/>
+          <w:i w:val="0"/>
+          <w:color w:val="000000"/>
+          <w:sz w:val="24"/>
+        </w:rPr>
+        <w:hyperlink r:id="rId15" w:history="1">
+          <w:r>
+            <w:rPr>
+              <w:rStyle w:val="Hyperlink"/>
+            </w:rPr>
+            <w:t>onder he</w:t>
+          </w:r>
+        </w:hyperlink>
+      </w:r>
+      <w:r>
+        <w:rPr>
+          <w:u w:val="single" w:color="0000ff"/>
+          <w:rFonts w:ascii="Charis SIL Regular" w:hAnsi="Charis SIL Regular" w:eastAsia="Charis SIL Regular"/>
+          <w:b w:val="0"/>
+          <w:i w:val="0"/>
+          <w:color w:val="000000"/>
+          <w:sz w:val="24"/>
+        </w:rPr>
+        <w:hyperlink r:id="rId15" w:history="1">
+          <w:r>
+            <w:rPr>
+              <w:rStyle w:val="Hyperlink"/>
+            </w:rPr>
+            <w:t xml:space="preserve">t </w:t>
+          </w:r>
+        </w:hyperlink>
       </w:r>
       <w:r>
         <w:rPr>
@@ -2474,7 +2583,7 @@
           <w:sz w:val="24"/>
           <w:u w:val="single"/>
         </w:rPr>
-        <w:hyperlink r:id="rId19" w:history="1">
+        <w:hyperlink r:id="rId18" w:history="1">
           <w:r>
             <w:rPr>
               <w:rStyle w:val="Hyperlink"/>
@@ -2503,7 +2612,7 @@
           <w:sz w:val="24"/>
           <w:u w:val="single"/>
         </w:rPr>
-        <w:hyperlink r:id="rId19" w:history="1">
+        <w:hyperlink r:id="rId18" w:history="1">
           <w:r>
             <w:rPr>
               <w:rStyle w:val="Hyperlink"/>
@@ -2521,7 +2630,7 @@
           <w:sz w:val="24"/>
           <w:u w:val="single"/>
         </w:rPr>
-        <w:hyperlink r:id="rId19" w:history="1">
+        <w:hyperlink r:id="rId18" w:history="1">
           <w:r>
             <w:rPr>
               <w:rStyle w:val="Hyperlink"/>
@@ -2575,7 +2684,7 @@
           <w:sz w:val="24"/>
           <w:u w:val="single"/>
         </w:rPr>
-        <w:hyperlink r:id="rId19" w:history="1">
+        <w:hyperlink r:id="rId20" w:history="1">
           <w:r>
             <w:rPr>
               <w:rStyle w:val="Hyperlink"/>
@@ -2591,55 +2700,8 @@
           <w:i w:val="0"/>
           <w:color w:val="0000FF"/>
           <w:sz w:val="24"/>
-          <w:u w:val="single"/>
-        </w:rPr>
-        <w:t xml:space="preserve"> </w:t>
-      </w:r>
-      <w:r>
-        <w:rPr>
-          <w:rFonts w:ascii="Charis SIL Regular" w:hAnsi="Charis SIL Regular" w:eastAsia="Charis SIL Regular"/>
-          <w:b w:val="0"/>
-          <w:i w:val="0"/>
-          <w:color w:val="0000FF"/>
-          <w:sz w:val="24"/>
-          <w:u w:val="single"/>
-        </w:rPr>
-        <w:hyperlink r:id="rId19" w:history="1">
-          <w:r>
-            <w:rPr>
-              <w:rStyle w:val="Hyperlink"/>
-            </w:rPr>
-            <w:t>Pro</w:t>
-          </w:r>
-        </w:hyperlink>
-      </w:r>
-      <w:r>
-        <w:rPr>
-          <w:rFonts w:ascii="Charis SIL Regular" w:hAnsi="Charis SIL Regular" w:eastAsia="Charis SIL Regular"/>
-          <w:b w:val="0"/>
-          <w:i w:val="0"/>
-          <w:color w:val="0000FF"/>
-          <w:sz w:val="24"/>
-        </w:rPr>
-        <w:t>t</w:t>
-      </w:r>
-      <w:r>
-        <w:rPr>
-          <w:rFonts w:ascii="Charis SIL Regular" w:hAnsi="Charis SIL Regular" w:eastAsia="Charis SIL Regular"/>
-          <w:b w:val="0"/>
-          <w:i w:val="0"/>
-          <w:color w:val="0000FF"/>
-          <w:sz w:val="24"/>
-          <w:u w:val="single"/>
-        </w:rPr>
-        <w:hyperlink r:id="rId19" w:history="1">
-          <w:r>
-            <w:rPr>
-              <w:rStyle w:val="Hyperlink"/>
-            </w:rPr>
-            <w:t>est</w:t>
-          </w:r>
-        </w:hyperlink>
+        </w:rPr>
+        <w:t xml:space="preserve"> Protest</w:t>
       </w:r>
       <w:r>
         <w:rPr>
@@ -2843,7 +2905,7 @@
           <w:sz w:val="24"/>
           <w:u w:val="single"/>
         </w:rPr>
-        <w:hyperlink r:id="rId21" w:history="1">
+        <w:hyperlink r:id="rId19" w:history="1">
           <w:r>
             <w:rPr>
               <w:rStyle w:val="Hyperlink"/>
@@ -2897,7 +2959,7 @@
           <w:sz w:val="24"/>
           <w:u w:val="single"/>
         </w:rPr>
-        <w:hyperlink r:id="rId19" w:history="1">
+        <w:hyperlink r:id="rId21" w:history="1">
           <w:r>
             <w:rPr>
               <w:rStyle w:val="Hyperlink"/>
@@ -2924,8 +2986,16 @@
           <w:i w:val="0"/>
           <w:color w:val="0000FF"/>
           <w:sz w:val="24"/>
-        </w:rPr>
-        <w:t>C</w:t>
+          <w:u w:val="single"/>
+        </w:rPr>
+        <w:hyperlink r:id="rId21" w:history="1">
+          <w:r>
+            <w:rPr>
+              <w:rStyle w:val="Hyperlink"/>
+            </w:rPr>
+            <w:t>C</w:t>
+          </w:r>
+        </w:hyperlink>
       </w:r>
       <w:r>
         <w:rPr>
@@ -2936,7 +3006,7 @@
           <w:sz w:val="24"/>
           <w:u w:val="single"/>
         </w:rPr>
-        <w:hyperlink r:id="rId19" w:history="1">
+        <w:hyperlink r:id="rId21" w:history="1">
           <w:r>
             <w:rPr>
               <w:rStyle w:val="Hyperlink"/>
@@ -2947,31 +3017,13 @@
       </w:r>
       <w:r>
         <w:rPr>
-          <w:u w:val="single" w:color="0000ff"/>
           <w:rFonts w:ascii="Charis SIL Regular" w:hAnsi="Charis SIL Regular" w:eastAsia="Charis SIL Regular"/>
           <w:b w:val="0"/>
           <w:i w:val="0"/>
           <w:color w:val="000000"/>
           <w:sz w:val="24"/>
         </w:rPr>
-        <w:hyperlink r:id="rId19" w:history="1">
-          <w:r>
-            <w:rPr>
-              <w:rStyle w:val="Hyperlink"/>
-            </w:rPr>
-            <w:t>, e</w:t>
-          </w:r>
-        </w:hyperlink>
-      </w:r>
-      <w:r>
-        <w:rPr>
-          <w:rFonts w:ascii="Charis SIL Regular" w:hAnsi="Charis SIL Regular" w:eastAsia="Charis SIL Regular"/>
-          <w:b w:val="0"/>
-          <w:i w:val="0"/>
-          <w:color w:val="000000"/>
-          <w:sz w:val="24"/>
-        </w:rPr>
-        <w:t xml:space="preserve">n </w:t>
+        <w:t xml:space="preserve">, en </w:t>
       </w:r>
       <w:r>
         <w:rPr>
@@ -3083,7 +3135,7 @@
           <w:sz w:val="24"/>
           <w:u w:val="single"/>
         </w:rPr>
-        <w:hyperlink r:id="rId22" w:history="1">
+        <w:hyperlink r:id="rId20" w:history="1">
           <w:r>
             <w:rPr>
               <w:rStyle w:val="Hyperlink"/>

--- a/EXPORTS/DOCX/published/niveau2/Dutch/ChristianMission.docx
+++ b/EXPORTS/DOCX/published/niveau2/Dutch/ChristianMission.docx
@@ -917,8 +917,16 @@
           <w:i w:val="0"/>
           <w:color w:val="0000FF"/>
           <w:sz w:val="24"/>
-        </w:rPr>
-        <w:t>H</w:t>
+          <w:u w:val="single"/>
+        </w:rPr>
+        <w:hyperlink r:id="rId11" w:history="1">
+          <w:r>
+            <w:rPr>
+              <w:rStyle w:val="Hyperlink"/>
+            </w:rPr>
+            <w:t>H</w:t>
+          </w:r>
+        </w:hyperlink>
       </w:r>
       <w:r>
         <w:rPr>
@@ -929,7 +937,7 @@
           <w:sz w:val="24"/>
           <w:u w:val="single"/>
         </w:rPr>
-        <w:hyperlink r:id="rId10" w:history="1">
+        <w:hyperlink r:id="rId11" w:history="1">
           <w:r>
             <w:rPr>
               <w:rStyle w:val="Hyperlink"/>
@@ -1012,8 +1020,16 @@
           <w:i w:val="0"/>
           <w:color w:val="0000FF"/>
           <w:sz w:val="24"/>
-        </w:rPr>
-        <w:t>Wereldmuseu</w:t>
+          <w:u w:val="single"/>
+        </w:rPr>
+        <w:hyperlink r:id="rId12" w:history="1">
+          <w:r>
+            <w:rPr>
+              <w:rStyle w:val="Hyperlink"/>
+            </w:rPr>
+            <w:t>Wereldmuseu</w:t>
+          </w:r>
+        </w:hyperlink>
       </w:r>
       <w:r>
         <w:rPr>
@@ -1024,7 +1040,7 @@
           <w:sz w:val="24"/>
           <w:u w:val="single"/>
         </w:rPr>
-        <w:hyperlink r:id="rId11" w:history="1">
+        <w:hyperlink r:id="rId12" w:history="1">
           <w:r>
             <w:rPr>
               <w:rStyle w:val="Hyperlink"/>
@@ -1109,6 +1125,7 @@
           <w:i w:val="0"/>
           <w:color w:val="0000FF"/>
           <w:sz w:val="24"/>
+          <w:u w:val="single"/>
         </w:rPr>
         <w:hyperlink r:id="rId12" w:history="1">
           <w:r>
@@ -1139,75 +1156,13 @@
       </w:r>
       <w:r>
         <w:rPr>
-          <w:u w:val="single" w:color="0000ff"/>
           <w:rFonts w:ascii="Charis SIL Regular" w:hAnsi="Charis SIL Regular" w:eastAsia="Charis SIL Regular"/>
           <w:b w:val="0"/>
           <w:i w:val="0"/>
           <w:color w:val="000000"/>
           <w:sz w:val="24"/>
         </w:rPr>
-        <w:hyperlink r:id="rId11" w:history="1">
-          <w:r>
-            <w:rPr>
-              <w:rStyle w:val="Hyperlink"/>
-            </w:rPr>
-            <w:t xml:space="preserve"> (</w:t>
-          </w:r>
-        </w:hyperlink>
-      </w:r>
-      <w:r>
-        <w:rPr>
-          <w:u w:val="single" w:color="0000ff"/>
-          <w:rFonts w:ascii="Charis SIL Regular" w:hAnsi="Charis SIL Regular" w:eastAsia="Charis SIL Regular"/>
-          <w:b w:val="0"/>
-          <w:i w:val="0"/>
-          <w:color w:val="000000"/>
-          <w:sz w:val="24"/>
-        </w:rPr>
-        <w:hyperlink r:id="rId11" w:history="1">
-          <w:r>
-            <w:rPr>
-              <w:rStyle w:val="Hyperlink"/>
-            </w:rPr>
-            <w:t>v</w:t>
-          </w:r>
-        </w:hyperlink>
-      </w:r>
-      <w:r>
-        <w:rPr>
-          <w:u w:val="single" w:color="0000ff"/>
-          <w:rFonts w:ascii="Charis SIL Regular" w:hAnsi="Charis SIL Regular" w:eastAsia="Charis SIL Regular"/>
-          <w:b w:val="0"/>
-          <w:i w:val="0"/>
-          <w:color w:val="000000"/>
-          <w:sz w:val="24"/>
-        </w:rPr>
-        <w:hyperlink r:id="rId11" w:history="1">
-          <w:r>
-            <w:rPr>
-              <w:rStyle w:val="Hyperlink"/>
-            </w:rPr>
-            <w:t>oo</w:t>
-          </w:r>
-        </w:hyperlink>
-      </w:r>
-      <w:r>
-        <w:rPr>
-          <w:u w:val="single" w:color="0000ff"/>
-          <w:rFonts w:ascii="Charis SIL Regular" w:hAnsi="Charis SIL Regular" w:eastAsia="Charis SIL Regular"/>
-          <w:b w:val="0"/>
-          <w:i w:val="0"/>
-          <w:color w:val="000000"/>
-          <w:sz w:val="24"/>
-        </w:rPr>
-        <w:hyperlink r:id="rId11" w:history="1">
-          <w:r>
-            <w:rPr>
-              <w:rStyle w:val="Hyperlink"/>
-            </w:rPr>
-            <w:t>rheen h</w:t>
-          </w:r>
-        </w:hyperlink>
+        <w:t xml:space="preserve"> (voorheen h</w:t>
       </w:r>
       <w:r>
         <w:rPr>
@@ -1343,6 +1298,7 @@
       </w:r>
       <w:r>
         <w:rPr>
+          <w:u w:val="single" w:color="0000ff"/>
           <w:rFonts w:ascii="Charis SIL Regular" w:hAnsi="Charis SIL Regular" w:eastAsia="Charis SIL Regular"/>
           <w:b w:val="0"/>
           <w:i w:val="0"/>
@@ -1360,7 +1316,7 @@
           <w:sz w:val="24"/>
           <w:u w:val="single"/>
         </w:rPr>
-        <w:hyperlink r:id="rId12" w:history="1">
+        <w:hyperlink r:id="rId13" w:history="1">
           <w:r>
             <w:rPr>
               <w:rStyle w:val="Hyperlink"/>
@@ -1953,21 +1909,13 @@
       </w:r>
       <w:r>
         <w:rPr>
-          <w:u w:val="single" w:color="0000ff"/>
           <w:rFonts w:ascii="Charis SIL Regular" w:hAnsi="Charis SIL Regular" w:eastAsia="Charis SIL Regular"/>
           <w:b w:val="0"/>
           <w:i w:val="0"/>
           <w:color w:val="000000"/>
           <w:sz w:val="24"/>
         </w:rPr>
-        <w:hyperlink r:id="rId15" w:history="1">
-          <w:r>
-            <w:rPr>
-              <w:rStyle w:val="Hyperlink"/>
-            </w:rPr>
-            <w:t xml:space="preserve">t </w:t>
-          </w:r>
-        </w:hyperlink>
+        <w:t xml:space="preserve">t </w:t>
       </w:r>
       <w:r>
         <w:rPr>
@@ -2641,21 +2589,13 @@
       </w:r>
       <w:r>
         <w:rPr>
-          <w:u w:val="single" w:color="0000ff"/>
           <w:rFonts w:ascii="Charis SIL Regular" w:hAnsi="Charis SIL Regular" w:eastAsia="Charis SIL Regular"/>
           <w:b w:val="0"/>
           <w:i w:val="0"/>
           <w:color w:val="000000"/>
           <w:sz w:val="24"/>
         </w:rPr>
-        <w:hyperlink r:id="rId18" w:history="1">
-          <w:r>
-            <w:rPr>
-              <w:rStyle w:val="Hyperlink"/>
-            </w:rPr>
-            <w:t xml:space="preserve">, </w:t>
-          </w:r>
-        </w:hyperlink>
+        <w:t xml:space="preserve">, </w:t>
       </w:r>
       <w:r>
         <w:rPr>
@@ -2684,7 +2624,7 @@
           <w:sz w:val="24"/>
           <w:u w:val="single"/>
         </w:rPr>
-        <w:hyperlink r:id="rId20" w:history="1">
+        <w:hyperlink r:id="rId19" w:history="1">
           <w:r>
             <w:rPr>
               <w:rStyle w:val="Hyperlink"/>
@@ -2700,8 +2640,56 @@
           <w:i w:val="0"/>
           <w:color w:val="0000FF"/>
           <w:sz w:val="24"/>
-        </w:rPr>
-        <w:t xml:space="preserve"> Protest</w:t>
+          <w:u w:val="single"/>
+        </w:rPr>
+        <w:t xml:space="preserve"> </w:t>
+      </w:r>
+      <w:r>
+        <w:rPr>
+          <w:rFonts w:ascii="Charis SIL Regular" w:hAnsi="Charis SIL Regular" w:eastAsia="Charis SIL Regular"/>
+          <w:b w:val="0"/>
+          <w:i w:val="0"/>
+          <w:color w:val="0000FF"/>
+          <w:sz w:val="24"/>
+          <w:u w:val="single"/>
+        </w:rPr>
+        <w:hyperlink r:id="rId19" w:history="1">
+          <w:r>
+            <w:rPr>
+              <w:rStyle w:val="Hyperlink"/>
+            </w:rPr>
+            <w:t>Pro</w:t>
+          </w:r>
+        </w:hyperlink>
+      </w:r>
+      <w:r>
+        <w:rPr>
+          <w:rFonts w:ascii="Charis SIL Regular" w:hAnsi="Charis SIL Regular" w:eastAsia="Charis SIL Regular"/>
+          <w:b w:val="0"/>
+          <w:i w:val="0"/>
+          <w:color w:val="0000FF"/>
+          <w:sz w:val="24"/>
+          <w:u w:val="single"/>
+        </w:rPr>
+        <w:t>t</w:t>
+      </w:r>
+      <w:r>
+        <w:rPr>
+          <w:rFonts w:ascii="Charis SIL Regular" w:hAnsi="Charis SIL Regular" w:eastAsia="Charis SIL Regular"/>
+          <w:b w:val="0"/>
+          <w:i w:val="0"/>
+          <w:color w:val="0000FF"/>
+          <w:sz w:val="24"/>
+          <w:u w:val="single"/>
+        </w:rPr>
+        <w:hyperlink r:id="rId19" w:history="1">
+          <w:r>
+            <w:rPr>
+              <w:rStyle w:val="Hyperlink"/>
+            </w:rPr>
+            <w:t>est</w:t>
+          </w:r>
+        </w:hyperlink>
       </w:r>
       <w:r>
         <w:rPr>
@@ -2876,7 +2864,7 @@
           <w:sz w:val="24"/>
           <w:u w:val="single"/>
         </w:rPr>
-        <w:hyperlink r:id="rId21" w:history="1">
+        <w:hyperlink r:id="rId19" w:history="1">
           <w:r>
             <w:rPr>
               <w:rStyle w:val="Hyperlink"/>
@@ -2905,7 +2893,7 @@
           <w:sz w:val="24"/>
           <w:u w:val="single"/>
         </w:rPr>
-        <w:hyperlink r:id="rId19" w:history="1">
+        <w:hyperlink r:id="rId21" w:history="1">
           <w:r>
             <w:rPr>
               <w:rStyle w:val="Hyperlink"/>
@@ -3017,16 +3005,6 @@
       </w:r>
       <w:r>
         <w:rPr>
-          <w:rFonts w:ascii="Charis SIL Regular" w:hAnsi="Charis SIL Regular" w:eastAsia="Charis SIL Regular"/>
-          <w:b w:val="0"/>
-          <w:i w:val="0"/>
-          <w:color w:val="000000"/>
-          <w:sz w:val="24"/>
-        </w:rPr>
-        <w:t xml:space="preserve">, en </w:t>
-      </w:r>
-      <w:r>
-        <w:rPr>
           <w:u w:val="single" w:color="0000ff"/>
           <w:rFonts w:ascii="Charis SIL Regular" w:hAnsi="Charis SIL Regular" w:eastAsia="Charis SIL Regular"/>
           <w:b w:val="0"/>
@@ -3034,12 +3012,12 @@
           <w:color w:val="000000"/>
           <w:sz w:val="24"/>
         </w:rPr>
-        <w:hyperlink r:id="rId20" w:history="1">
+        <w:hyperlink r:id="rId19" w:history="1">
           <w:r>
             <w:rPr>
               <w:rStyle w:val="Hyperlink"/>
             </w:rPr>
-            <w:t xml:space="preserve">het </w:t>
+            <w:t>, e</w:t>
           </w:r>
         </w:hyperlink>
       </w:r>
@@ -3048,11 +3026,32 @@
           <w:rFonts w:ascii="Charis SIL Regular" w:hAnsi="Charis SIL Regular" w:eastAsia="Charis SIL Regular"/>
           <w:b w:val="0"/>
           <w:i w:val="0"/>
+          <w:color w:val="000000"/>
+          <w:sz w:val="24"/>
+        </w:rPr>
+        <w:t xml:space="preserve">n </w:t>
+      </w:r>
+      <w:r>
+        <w:rPr>
+          <w:u w:val="single" w:color="0000ff"/>
+          <w:rFonts w:ascii="Charis SIL Regular" w:hAnsi="Charis SIL Regular" w:eastAsia="Charis SIL Regular"/>
+          <w:b w:val="0"/>
+          <w:i w:val="0"/>
+          <w:color w:val="000000"/>
+          <w:sz w:val="24"/>
+        </w:rPr>
+        <w:t xml:space="preserve">het </w:t>
+      </w:r>
+      <w:r>
+        <w:rPr>
+          <w:rFonts w:ascii="Charis SIL Regular" w:hAnsi="Charis SIL Regular" w:eastAsia="Charis SIL Regular"/>
+          <w:b w:val="0"/>
+          <w:i w:val="0"/>
           <w:color w:val="0000FF"/>
           <w:sz w:val="24"/>
           <w:u w:val="single"/>
         </w:rPr>
-        <w:hyperlink r:id="rId20" w:history="1">
+        <w:hyperlink r:id="rId22" w:history="1">
           <w:r>
             <w:rPr>
               <w:rStyle w:val="Hyperlink"/>
@@ -3070,7 +3069,7 @@
           <w:sz w:val="24"/>
           <w:u w:val="single"/>
         </w:rPr>
-        <w:hyperlink r:id="rId20" w:history="1">
+        <w:hyperlink r:id="rId22" w:history="1">
           <w:r>
             <w:rPr>
               <w:rStyle w:val="Hyperlink"/>
@@ -3088,7 +3087,7 @@
           <w:sz w:val="24"/>
           <w:u w:val="single"/>
         </w:rPr>
-        <w:hyperlink r:id="rId20" w:history="1">
+        <w:hyperlink r:id="rId22" w:history="1">
           <w:r>
             <w:rPr>
               <w:rStyle w:val="Hyperlink"/>
@@ -3106,7 +3105,7 @@
           <w:sz w:val="24"/>
           <w:u w:val="single"/>
         </w:rPr>
-        <w:hyperlink r:id="rId20" w:history="1">
+        <w:hyperlink r:id="rId22" w:history="1">
           <w:r>
             <w:rPr>
               <w:rStyle w:val="Hyperlink"/>
@@ -3135,7 +3134,7 @@
           <w:sz w:val="24"/>
           <w:u w:val="single"/>
         </w:rPr>
-        <w:hyperlink r:id="rId20" w:history="1">
+        <w:hyperlink r:id="rId22" w:history="1">
           <w:r>
             <w:rPr>
               <w:rStyle w:val="Hyperlink"/>
@@ -4289,15 +4288,9 @@
           <w:i w:val="0"/>
           <w:color w:val="0000FF"/>
           <w:sz w:val="24"/>
-        </w:rPr>
-        <w:hyperlink r:id="rId24" w:history="1">
-          <w:r>
-            <w:rPr>
-              <w:rStyle w:val="Hyperlink"/>
-            </w:rPr>
-            <w:t>7</w:t>
-          </w:r>
-        </w:hyperlink>
+          <w:u w:val="single"/>
+        </w:rPr>
+        <w:t>7</w:t>
       </w:r>
       <w:r>
         <w:rPr>

--- a/EXPORTS/DOCX/published/niveau2/Dutch/ChristianMission.docx
+++ b/EXPORTS/DOCX/published/niveau2/Dutch/ChristianMission.docx
@@ -814,7 +814,7 @@
           <w:sz w:val="24"/>
           <w:u w:val="single"/>
         </w:rPr>
-        <w:hyperlink r:id="rId10" w:history="1">
+        <w:hyperlink r:id="rId11" w:history="1">
           <w:r>
             <w:rPr>
               <w:rStyle w:val="Hyperlink"/>
@@ -843,7 +843,7 @@
           <w:sz w:val="24"/>
           <w:u w:val="single"/>
         </w:rPr>
-        <w:hyperlink r:id="rId10" w:history="1">
+        <w:hyperlink r:id="rId11" w:history="1">
           <w:r>
             <w:rPr>
               <w:rStyle w:val="Hyperlink"/>
@@ -872,7 +872,7 @@
           <w:sz w:val="24"/>
           <w:u w:val="single"/>
         </w:rPr>
-        <w:hyperlink r:id="rId10" w:history="1">
+        <w:hyperlink r:id="rId11" w:history="1">
           <w:r>
             <w:rPr>
               <w:rStyle w:val="Hyperlink"/>
@@ -917,27 +917,19 @@
           <w:i w:val="0"/>
           <w:color w:val="0000FF"/>
           <w:sz w:val="24"/>
+        </w:rPr>
+        <w:t>H</w:t>
+      </w:r>
+      <w:r>
+        <w:rPr>
+          <w:rFonts w:ascii="Charis SIL Regular" w:hAnsi="Charis SIL Regular" w:eastAsia="Charis SIL Regular"/>
+          <w:b w:val="0"/>
+          <w:i w:val="0"/>
+          <w:color w:val="0000FF"/>
+          <w:sz w:val="24"/>
           <w:u w:val="single"/>
         </w:rPr>
-        <w:hyperlink r:id="rId11" w:history="1">
-          <w:r>
-            <w:rPr>
-              <w:rStyle w:val="Hyperlink"/>
-            </w:rPr>
-            <w:t>H</w:t>
-          </w:r>
-        </w:hyperlink>
-      </w:r>
-      <w:r>
-        <w:rPr>
-          <w:rFonts w:ascii="Charis SIL Regular" w:hAnsi="Charis SIL Regular" w:eastAsia="Charis SIL Regular"/>
-          <w:b w:val="0"/>
-          <w:i w:val="0"/>
-          <w:color w:val="0000FF"/>
-          <w:sz w:val="24"/>
-          <w:u w:val="single"/>
-        </w:rPr>
-        <w:hyperlink r:id="rId11" w:history="1">
+        <w:hyperlink r:id="rId10" w:history="1">
           <w:r>
             <w:rPr>
               <w:rStyle w:val="Hyperlink"/>
@@ -1020,27 +1012,19 @@
           <w:i w:val="0"/>
           <w:color w:val="0000FF"/>
           <w:sz w:val="24"/>
+        </w:rPr>
+        <w:t>Wereldmuseu</w:t>
+      </w:r>
+      <w:r>
+        <w:rPr>
+          <w:rFonts w:ascii="Charis SIL Regular" w:hAnsi="Charis SIL Regular" w:eastAsia="Charis SIL Regular"/>
+          <w:b w:val="0"/>
+          <w:i w:val="0"/>
+          <w:color w:val="0000FF"/>
+          <w:sz w:val="24"/>
           <w:u w:val="single"/>
         </w:rPr>
-        <w:hyperlink r:id="rId12" w:history="1">
-          <w:r>
-            <w:rPr>
-              <w:rStyle w:val="Hyperlink"/>
-            </w:rPr>
-            <w:t>Wereldmuseu</w:t>
-          </w:r>
-        </w:hyperlink>
-      </w:r>
-      <w:r>
-        <w:rPr>
-          <w:rFonts w:ascii="Charis SIL Regular" w:hAnsi="Charis SIL Regular" w:eastAsia="Charis SIL Regular"/>
-          <w:b w:val="0"/>
-          <w:i w:val="0"/>
-          <w:color w:val="0000FF"/>
-          <w:sz w:val="24"/>
-          <w:u w:val="single"/>
-        </w:rPr>
-        <w:hyperlink r:id="rId12" w:history="1">
+        <w:hyperlink r:id="rId11" w:history="1">
           <w:r>
             <w:rPr>
               <w:rStyle w:val="Hyperlink"/>
@@ -1125,7 +1109,6 @@
           <w:i w:val="0"/>
           <w:color w:val="0000FF"/>
           <w:sz w:val="24"/>
-          <w:u w:val="single"/>
         </w:rPr>
         <w:hyperlink r:id="rId12" w:history="1">
           <w:r>
@@ -1156,13 +1139,75 @@
       </w:r>
       <w:r>
         <w:rPr>
+          <w:u w:val="single" w:color="0000ff"/>
           <w:rFonts w:ascii="Charis SIL Regular" w:hAnsi="Charis SIL Regular" w:eastAsia="Charis SIL Regular"/>
           <w:b w:val="0"/>
           <w:i w:val="0"/>
           <w:color w:val="000000"/>
           <w:sz w:val="24"/>
         </w:rPr>
-        <w:t xml:space="preserve"> (voorheen h</w:t>
+        <w:hyperlink r:id="rId11" w:history="1">
+          <w:r>
+            <w:rPr>
+              <w:rStyle w:val="Hyperlink"/>
+            </w:rPr>
+            <w:t xml:space="preserve"> (</w:t>
+          </w:r>
+        </w:hyperlink>
+      </w:r>
+      <w:r>
+        <w:rPr>
+          <w:u w:val="single" w:color="0000ff"/>
+          <w:rFonts w:ascii="Charis SIL Regular" w:hAnsi="Charis SIL Regular" w:eastAsia="Charis SIL Regular"/>
+          <w:b w:val="0"/>
+          <w:i w:val="0"/>
+          <w:color w:val="000000"/>
+          <w:sz w:val="24"/>
+        </w:rPr>
+        <w:hyperlink r:id="rId11" w:history="1">
+          <w:r>
+            <w:rPr>
+              <w:rStyle w:val="Hyperlink"/>
+            </w:rPr>
+            <w:t>v</w:t>
+          </w:r>
+        </w:hyperlink>
+      </w:r>
+      <w:r>
+        <w:rPr>
+          <w:u w:val="single" w:color="0000ff"/>
+          <w:rFonts w:ascii="Charis SIL Regular" w:hAnsi="Charis SIL Regular" w:eastAsia="Charis SIL Regular"/>
+          <w:b w:val="0"/>
+          <w:i w:val="0"/>
+          <w:color w:val="000000"/>
+          <w:sz w:val="24"/>
+        </w:rPr>
+        <w:hyperlink r:id="rId11" w:history="1">
+          <w:r>
+            <w:rPr>
+              <w:rStyle w:val="Hyperlink"/>
+            </w:rPr>
+            <w:t>oo</w:t>
+          </w:r>
+        </w:hyperlink>
+      </w:r>
+      <w:r>
+        <w:rPr>
+          <w:u w:val="single" w:color="0000ff"/>
+          <w:rFonts w:ascii="Charis SIL Regular" w:hAnsi="Charis SIL Regular" w:eastAsia="Charis SIL Regular"/>
+          <w:b w:val="0"/>
+          <w:i w:val="0"/>
+          <w:color w:val="000000"/>
+          <w:sz w:val="24"/>
+        </w:rPr>
+        <w:hyperlink r:id="rId11" w:history="1">
+          <w:r>
+            <w:rPr>
+              <w:rStyle w:val="Hyperlink"/>
+            </w:rPr>
+            <w:t>rheen h</w:t>
+          </w:r>
+        </w:hyperlink>
       </w:r>
       <w:r>
         <w:rPr>
@@ -1298,7 +1343,6 @@
       </w:r>
       <w:r>
         <w:rPr>
-          <w:u w:val="single" w:color="0000ff"/>
           <w:rFonts w:ascii="Charis SIL Regular" w:hAnsi="Charis SIL Regular" w:eastAsia="Charis SIL Regular"/>
           <w:b w:val="0"/>
           <w:i w:val="0"/>
@@ -1316,7 +1360,7 @@
           <w:sz w:val="24"/>
           <w:u w:val="single"/>
         </w:rPr>
-        <w:hyperlink r:id="rId13" w:history="1">
+        <w:hyperlink r:id="rId12" w:history="1">
           <w:r>
             <w:rPr>
               <w:rStyle w:val="Hyperlink"/>
@@ -1909,13 +1953,21 @@
       </w:r>
       <w:r>
         <w:rPr>
+          <w:u w:val="single" w:color="0000ff"/>
           <w:rFonts w:ascii="Charis SIL Regular" w:hAnsi="Charis SIL Regular" w:eastAsia="Charis SIL Regular"/>
           <w:b w:val="0"/>
           <w:i w:val="0"/>
           <w:color w:val="000000"/>
           <w:sz w:val="24"/>
         </w:rPr>
-        <w:t xml:space="preserve">t </w:t>
+        <w:hyperlink r:id="rId15" w:history="1">
+          <w:r>
+            <w:rPr>
+              <w:rStyle w:val="Hyperlink"/>
+            </w:rPr>
+            <w:t xml:space="preserve">t </w:t>
+          </w:r>
+        </w:hyperlink>
       </w:r>
       <w:r>
         <w:rPr>
@@ -2531,7 +2583,7 @@
           <w:sz w:val="24"/>
           <w:u w:val="single"/>
         </w:rPr>
-        <w:hyperlink r:id="rId18" w:history="1">
+        <w:hyperlink r:id="rId19" w:history="1">
           <w:r>
             <w:rPr>
               <w:rStyle w:val="Hyperlink"/>
@@ -2560,7 +2612,7 @@
           <w:sz w:val="24"/>
           <w:u w:val="single"/>
         </w:rPr>
-        <w:hyperlink r:id="rId18" w:history="1">
+        <w:hyperlink r:id="rId19" w:history="1">
           <w:r>
             <w:rPr>
               <w:rStyle w:val="Hyperlink"/>
@@ -2589,13 +2641,21 @@
       </w:r>
       <w:r>
         <w:rPr>
+          <w:u w:val="single" w:color="0000ff"/>
           <w:rFonts w:ascii="Charis SIL Regular" w:hAnsi="Charis SIL Regular" w:eastAsia="Charis SIL Regular"/>
           <w:b w:val="0"/>
           <w:i w:val="0"/>
           <w:color w:val="000000"/>
           <w:sz w:val="24"/>
         </w:rPr>
-        <w:t xml:space="preserve">, </w:t>
+        <w:hyperlink r:id="rId18" w:history="1">
+          <w:r>
+            <w:rPr>
+              <w:rStyle w:val="Hyperlink"/>
+            </w:rPr>
+            <w:t xml:space="preserve">, </w:t>
+          </w:r>
+        </w:hyperlink>
       </w:r>
       <w:r>
         <w:rPr>
@@ -2669,7 +2729,6 @@
           <w:i w:val="0"/>
           <w:color w:val="0000FF"/>
           <w:sz w:val="24"/>
-          <w:u w:val="single"/>
         </w:rPr>
         <w:t>t</w:t>
       </w:r>
@@ -2864,7 +2923,7 @@
           <w:sz w:val="24"/>
           <w:u w:val="single"/>
         </w:rPr>
-        <w:hyperlink r:id="rId19" w:history="1">
+        <w:hyperlink r:id="rId21" w:history="1">
           <w:r>
             <w:rPr>
               <w:rStyle w:val="Hyperlink"/>
@@ -2947,7 +3006,7 @@
           <w:sz w:val="24"/>
           <w:u w:val="single"/>
         </w:rPr>
-        <w:hyperlink r:id="rId21" w:history="1">
+        <w:hyperlink r:id="rId19" w:history="1">
           <w:r>
             <w:rPr>
               <w:rStyle w:val="Hyperlink"/>
@@ -2976,14 +3035,7 @@
           <w:sz w:val="24"/>
           <w:u w:val="single"/>
         </w:rPr>
-        <w:hyperlink r:id="rId21" w:history="1">
-          <w:r>
-            <w:rPr>
-              <w:rStyle w:val="Hyperlink"/>
-            </w:rPr>
-            <w:t>C</w:t>
-          </w:r>
-        </w:hyperlink>
+        <w:t>C</w:t>
       </w:r>
       <w:r>
         <w:rPr>
@@ -2994,7 +3046,7 @@
           <w:sz w:val="24"/>
           <w:u w:val="single"/>
         </w:rPr>
-        <w:hyperlink r:id="rId21" w:history="1">
+        <w:hyperlink r:id="rId19" w:history="1">
           <w:r>
             <w:rPr>
               <w:rStyle w:val="Hyperlink"/>
@@ -3040,7 +3092,14 @@
           <w:color w:val="000000"/>
           <w:sz w:val="24"/>
         </w:rPr>
-        <w:t xml:space="preserve">het </w:t>
+        <w:hyperlink r:id="rId20" w:history="1">
+          <w:r>
+            <w:rPr>
+              <w:rStyle w:val="Hyperlink"/>
+            </w:rPr>
+            <w:t xml:space="preserve">het </w:t>
+          </w:r>
+        </w:hyperlink>
       </w:r>
       <w:r>
         <w:rPr>
@@ -3051,7 +3110,7 @@
           <w:sz w:val="24"/>
           <w:u w:val="single"/>
         </w:rPr>
-        <w:hyperlink r:id="rId22" w:history="1">
+        <w:hyperlink r:id="rId20" w:history="1">
           <w:r>
             <w:rPr>
               <w:rStyle w:val="Hyperlink"/>
@@ -3069,7 +3128,7 @@
           <w:sz w:val="24"/>
           <w:u w:val="single"/>
         </w:rPr>
-        <w:hyperlink r:id="rId22" w:history="1">
+        <w:hyperlink r:id="rId20" w:history="1">
           <w:r>
             <w:rPr>
               <w:rStyle w:val="Hyperlink"/>
@@ -3087,7 +3146,7 @@
           <w:sz w:val="24"/>
           <w:u w:val="single"/>
         </w:rPr>
-        <w:hyperlink r:id="rId22" w:history="1">
+        <w:hyperlink r:id="rId20" w:history="1">
           <w:r>
             <w:rPr>
               <w:rStyle w:val="Hyperlink"/>
@@ -3105,7 +3164,7 @@
           <w:sz w:val="24"/>
           <w:u w:val="single"/>
         </w:rPr>
-        <w:hyperlink r:id="rId22" w:history="1">
+        <w:hyperlink r:id="rId20" w:history="1">
           <w:r>
             <w:rPr>
               <w:rStyle w:val="Hyperlink"/>
@@ -4655,9 +4714,15 @@
           <w:i w:val="0"/>
           <w:color w:val="0000FF"/>
           <w:sz w:val="24"/>
-          <w:u w:val="single"/>
-        </w:rPr>
-        <w:t>1</w:t>
+        </w:rPr>
+        <w:hyperlink r:id="rId26" w:history="1">
+          <w:r>
+            <w:rPr>
+              <w:rStyle w:val="Hyperlink"/>
+            </w:rPr>
+            <w:t>1</w:t>
+          </w:r>
+        </w:hyperlink>
       </w:r>
       <w:r>
         <w:rPr>

--- a/EXPORTS/DOCX/published/niveau2/Dutch/ChristianMission.docx
+++ b/EXPORTS/DOCX/published/niveau2/Dutch/ChristianMission.docx
@@ -2666,14 +2666,7 @@
           <w:sz w:val="24"/>
           <w:u w:val="single"/>
         </w:rPr>
-        <w:hyperlink r:id="rId20" w:history="1">
-          <w:r>
-            <w:rPr>
-              <w:rStyle w:val="Hyperlink"/>
-            </w:rPr>
-            <w:t>H</w:t>
-          </w:r>
-        </w:hyperlink>
+        <w:t>H</w:t>
       </w:r>
       <w:r>
         <w:rPr>
@@ -2729,6 +2722,7 @@
           <w:i w:val="0"/>
           <w:color w:val="0000FF"/>
           <w:sz w:val="24"/>
+          <w:u w:val="single"/>
         </w:rPr>
         <w:t>t</w:t>
       </w:r>
@@ -2923,7 +2917,7 @@
           <w:sz w:val="24"/>
           <w:u w:val="single"/>
         </w:rPr>
-        <w:hyperlink r:id="rId21" w:history="1">
+        <w:hyperlink r:id="rId20" w:history="1">
           <w:r>
             <w:rPr>
               <w:rStyle w:val="Hyperlink"/>
@@ -2952,7 +2946,7 @@
           <w:sz w:val="24"/>
           <w:u w:val="single"/>
         </w:rPr>
-        <w:hyperlink r:id="rId21" w:history="1">
+        <w:hyperlink r:id="rId20" w:history="1">
           <w:r>
             <w:rPr>
               <w:rStyle w:val="Hyperlink"/>
@@ -2970,7 +2964,7 @@
           <w:sz w:val="24"/>
           <w:u w:val="single"/>
         </w:rPr>
-        <w:hyperlink r:id="rId21" w:history="1">
+        <w:hyperlink r:id="rId20" w:history="1">
           <w:r>
             <w:rPr>
               <w:rStyle w:val="Hyperlink"/>
@@ -2988,7 +2982,7 @@
           <w:sz w:val="24"/>
           <w:u w:val="single"/>
         </w:rPr>
-        <w:hyperlink r:id="rId21" w:history="1">
+        <w:hyperlink r:id="rId19" w:history="1">
           <w:r>
             <w:rPr>
               <w:rStyle w:val="Hyperlink"/>
@@ -3033,7 +3027,6 @@
           <w:i w:val="0"/>
           <w:color w:val="0000FF"/>
           <w:sz w:val="24"/>
-          <w:u w:val="single"/>
         </w:rPr>
         <w:t>C</w:t>
       </w:r>
@@ -3092,14 +3085,7 @@
           <w:color w:val="000000"/>
           <w:sz w:val="24"/>
         </w:rPr>
-        <w:hyperlink r:id="rId20" w:history="1">
-          <w:r>
-            <w:rPr>
-              <w:rStyle w:val="Hyperlink"/>
-            </w:rPr>
-            <w:t xml:space="preserve">het </w:t>
-          </w:r>
-        </w:hyperlink>
+        <w:t xml:space="preserve">het </w:t>
       </w:r>
       <w:r>
         <w:rPr>
@@ -3110,7 +3096,7 @@
           <w:sz w:val="24"/>
           <w:u w:val="single"/>
         </w:rPr>
-        <w:hyperlink r:id="rId20" w:history="1">
+        <w:hyperlink r:id="rId21" w:history="1">
           <w:r>
             <w:rPr>
               <w:rStyle w:val="Hyperlink"/>
@@ -3128,7 +3114,7 @@
           <w:sz w:val="24"/>
           <w:u w:val="single"/>
         </w:rPr>
-        <w:hyperlink r:id="rId20" w:history="1">
+        <w:hyperlink r:id="rId21" w:history="1">
           <w:r>
             <w:rPr>
               <w:rStyle w:val="Hyperlink"/>
@@ -3146,7 +3132,7 @@
           <w:sz w:val="24"/>
           <w:u w:val="single"/>
         </w:rPr>
-        <w:hyperlink r:id="rId20" w:history="1">
+        <w:hyperlink r:id="rId21" w:history="1">
           <w:r>
             <w:rPr>
               <w:rStyle w:val="Hyperlink"/>
@@ -3164,7 +3150,7 @@
           <w:sz w:val="24"/>
           <w:u w:val="single"/>
         </w:rPr>
-        <w:hyperlink r:id="rId20" w:history="1">
+        <w:hyperlink r:id="rId21" w:history="1">
           <w:r>
             <w:rPr>
               <w:rStyle w:val="Hyperlink"/>
@@ -3268,7 +3254,7 @@
           <w:color w:val="000000"/>
           <w:sz w:val="24"/>
         </w:rPr>
-        <w:hyperlink r:id="rId21" w:history="1">
+        <w:hyperlink r:id="rId20" w:history="1">
           <w:r>
             <w:rPr>
               <w:rStyle w:val="Hyperlink"/>
@@ -3297,7 +3283,7 @@
           <w:color w:val="000000"/>
           <w:sz w:val="24"/>
         </w:rPr>
-        <w:hyperlink r:id="rId21" w:history="1">
+        <w:hyperlink r:id="rId20" w:history="1">
           <w:r>
             <w:rPr>
               <w:rStyle w:val="Hyperlink"/>
@@ -3315,7 +3301,7 @@
           <w:color w:val="000000"/>
           <w:sz w:val="24"/>
         </w:rPr>
-        <w:hyperlink r:id="rId21" w:history="1">
+        <w:hyperlink r:id="rId20" w:history="1">
           <w:r>
             <w:rPr>
               <w:rStyle w:val="Hyperlink"/>
@@ -4714,15 +4700,9 @@
           <w:i w:val="0"/>
           <w:color w:val="0000FF"/>
           <w:sz w:val="24"/>
-        </w:rPr>
-        <w:hyperlink r:id="rId26" w:history="1">
-          <w:r>
-            <w:rPr>
-              <w:rStyle w:val="Hyperlink"/>
-            </w:rPr>
-            <w:t>1</w:t>
-          </w:r>
-        </w:hyperlink>
+          <w:u w:val="single"/>
+        </w:rPr>
+        <w:t>1</w:t>
       </w:r>
       <w:r>
         <w:rPr>

--- a/EXPORTS/DOCX/published/niveau2/Dutch/ChristianMission.docx
+++ b/EXPORTS/DOCX/published/niveau2/Dutch/ChristianMission.docx
@@ -814,7 +814,7 @@
           <w:sz w:val="24"/>
           <w:u w:val="single"/>
         </w:rPr>
-        <w:hyperlink r:id="rId11" w:history="1">
+        <w:hyperlink r:id="rId10" w:history="1">
           <w:r>
             <w:rPr>
               <w:rStyle w:val="Hyperlink"/>
@@ -843,7 +843,7 @@
           <w:sz w:val="24"/>
           <w:u w:val="single"/>
         </w:rPr>
-        <w:hyperlink r:id="rId11" w:history="1">
+        <w:hyperlink r:id="rId10" w:history="1">
           <w:r>
             <w:rPr>
               <w:rStyle w:val="Hyperlink"/>
@@ -872,7 +872,7 @@
           <w:sz w:val="24"/>
           <w:u w:val="single"/>
         </w:rPr>
-        <w:hyperlink r:id="rId11" w:history="1">
+        <w:hyperlink r:id="rId10" w:history="1">
           <w:r>
             <w:rPr>
               <w:rStyle w:val="Hyperlink"/>
@@ -917,8 +917,16 @@
           <w:i w:val="0"/>
           <w:color w:val="0000FF"/>
           <w:sz w:val="24"/>
-        </w:rPr>
-        <w:t>H</w:t>
+          <w:u w:val="single"/>
+        </w:rPr>
+        <w:hyperlink r:id="rId11" w:history="1">
+          <w:r>
+            <w:rPr>
+              <w:rStyle w:val="Hyperlink"/>
+            </w:rPr>
+            <w:t>H</w:t>
+          </w:r>
+        </w:hyperlink>
       </w:r>
       <w:r>
         <w:rPr>
@@ -929,7 +937,7 @@
           <w:sz w:val="24"/>
           <w:u w:val="single"/>
         </w:rPr>
-        <w:hyperlink r:id="rId10" w:history="1">
+        <w:hyperlink r:id="rId11" w:history="1">
           <w:r>
             <w:rPr>
               <w:rStyle w:val="Hyperlink"/>
@@ -1013,7 +1021,14 @@
           <w:color w:val="0000FF"/>
           <w:sz w:val="24"/>
         </w:rPr>
-        <w:t>Wereldmuseu</w:t>
+        <w:hyperlink r:id="rId12" w:history="1">
+          <w:r>
+            <w:rPr>
+              <w:rStyle w:val="Hyperlink"/>
+            </w:rPr>
+            <w:t>Wereldmuseu</w:t>
+          </w:r>
+        </w:hyperlink>
       </w:r>
       <w:r>
         <w:rPr>
@@ -1024,7 +1039,7 @@
           <w:sz w:val="24"/>
           <w:u w:val="single"/>
         </w:rPr>
-        <w:hyperlink r:id="rId11" w:history="1">
+        <w:hyperlink r:id="rId12" w:history="1">
           <w:r>
             <w:rPr>
               <w:rStyle w:val="Hyperlink"/>
@@ -1509,31 +1524,13 @@
       </w:r>
       <w:r>
         <w:rPr>
-          <w:u w:val="single" w:color="0000ff"/>
           <w:rFonts w:ascii="Charis SIL Regular" w:hAnsi="Charis SIL Regular" w:eastAsia="Charis SIL Regular"/>
           <w:b w:val="0"/>
           <w:i w:val="0"/>
           <w:color w:val="000000"/>
           <w:sz w:val="24"/>
         </w:rPr>
-        <w:hyperlink r:id="rId13" w:history="1">
-          <w:r>
-            <w:rPr>
-              <w:rStyle w:val="Hyperlink"/>
-            </w:rPr>
-            <w:t xml:space="preserve">vinden in de </w:t>
-          </w:r>
-        </w:hyperlink>
-      </w:r>
-      <w:r>
-        <w:rPr>
-          <w:rFonts w:ascii="Charis SIL Regular" w:hAnsi="Charis SIL Regular" w:eastAsia="Charis SIL Regular"/>
-          <w:b w:val="0"/>
-          <w:i w:val="0"/>
-          <w:color w:val="000000"/>
-          <w:sz w:val="24"/>
-        </w:rPr>
-        <w:t xml:space="preserve">collectie van het </w:t>
+        <w:t xml:space="preserve">vinden in de collectie van het </w:t>
       </w:r>
       <w:r>
         <w:rPr>
@@ -2583,7 +2580,7 @@
           <w:sz w:val="24"/>
           <w:u w:val="single"/>
         </w:rPr>
-        <w:hyperlink r:id="rId19" w:history="1">
+        <w:hyperlink r:id="rId18" w:history="1">
           <w:r>
             <w:rPr>
               <w:rStyle w:val="Hyperlink"/>
@@ -2612,7 +2609,7 @@
           <w:sz w:val="24"/>
           <w:u w:val="single"/>
         </w:rPr>
-        <w:hyperlink r:id="rId19" w:history="1">
+        <w:hyperlink r:id="rId18" w:history="1">
           <w:r>
             <w:rPr>
               <w:rStyle w:val="Hyperlink"/>
@@ -2917,7 +2914,7 @@
           <w:sz w:val="24"/>
           <w:u w:val="single"/>
         </w:rPr>
-        <w:hyperlink r:id="rId20" w:history="1">
+        <w:hyperlink r:id="rId19" w:history="1">
           <w:r>
             <w:rPr>
               <w:rStyle w:val="Hyperlink"/>
@@ -2946,7 +2943,7 @@
           <w:sz w:val="24"/>
           <w:u w:val="single"/>
         </w:rPr>
-        <w:hyperlink r:id="rId20" w:history="1">
+        <w:hyperlink r:id="rId19" w:history="1">
           <w:r>
             <w:rPr>
               <w:rStyle w:val="Hyperlink"/>
@@ -2964,7 +2961,7 @@
           <w:sz w:val="24"/>
           <w:u w:val="single"/>
         </w:rPr>
-        <w:hyperlink r:id="rId20" w:history="1">
+        <w:hyperlink r:id="rId19" w:history="1">
           <w:r>
             <w:rPr>
               <w:rStyle w:val="Hyperlink"/>
@@ -3028,7 +3025,14 @@
           <w:color w:val="0000FF"/>
           <w:sz w:val="24"/>
         </w:rPr>
-        <w:t>C</w:t>
+        <w:hyperlink r:id="rId20" w:history="1">
+          <w:r>
+            <w:rPr>
+              <w:rStyle w:val="Hyperlink"/>
+            </w:rPr>
+            <w:t>C</w:t>
+          </w:r>
+        </w:hyperlink>
       </w:r>
       <w:r>
         <w:rPr>
@@ -3039,7 +3043,7 @@
           <w:sz w:val="24"/>
           <w:u w:val="single"/>
         </w:rPr>
-        <w:hyperlink r:id="rId19" w:history="1">
+        <w:hyperlink r:id="rId20" w:history="1">
           <w:r>
             <w:rPr>
               <w:rStyle w:val="Hyperlink"/>
@@ -3179,7 +3183,7 @@
           <w:sz w:val="24"/>
           <w:u w:val="single"/>
         </w:rPr>
-        <w:hyperlink r:id="rId22" w:history="1">
+        <w:hyperlink r:id="rId21" w:history="1">
           <w:r>
             <w:rPr>
               <w:rStyle w:val="Hyperlink"/>
@@ -3197,7 +3201,7 @@
           <w:sz w:val="24"/>
           <w:u w:val="single"/>
         </w:rPr>
-        <w:hyperlink r:id="rId22" w:history="1">
+        <w:hyperlink r:id="rId21" w:history="1">
           <w:r>
             <w:rPr>
               <w:rStyle w:val="Hyperlink"/>
@@ -3226,7 +3230,7 @@
           <w:sz w:val="24"/>
           <w:u w:val="single"/>
         </w:rPr>
-        <w:hyperlink r:id="rId22" w:history="1">
+        <w:hyperlink r:id="rId21" w:history="1">
           <w:r>
             <w:rPr>
               <w:rStyle w:val="Hyperlink"/>
@@ -3288,7 +3292,25 @@
             <w:rPr>
               <w:rStyle w:val="Hyperlink"/>
             </w:rPr>
-            <w:t>waar de zendi</w:t>
+            <w:t>waar de zend</w:t>
+          </w:r>
+        </w:hyperlink>
+      </w:r>
+      <w:r>
+        <w:rPr>
+          <w:u w:val="single" w:color="0000ff"/>
+          <w:rFonts w:ascii="Charis SIL Regular" w:hAnsi="Charis SIL Regular" w:eastAsia="Charis SIL Regular"/>
+          <w:b w:val="0"/>
+          <w:i w:val="0"/>
+          <w:color w:val="000000"/>
+          <w:sz w:val="24"/>
+        </w:rPr>
+        <w:hyperlink r:id="rId20" w:history="1">
+          <w:r>
+            <w:rPr>
+              <w:rStyle w:val="Hyperlink"/>
+            </w:rPr>
+            <w:t>i</w:t>
           </w:r>
         </w:hyperlink>
       </w:r>
@@ -3329,7 +3351,7 @@
           <w:color w:val="000000"/>
           <w:sz w:val="24"/>
         </w:rPr>
-        <w:hyperlink r:id="rId22" w:history="1">
+        <w:hyperlink r:id="rId21" w:history="1">
           <w:r>
             <w:rPr>
               <w:rStyle w:val="Hyperlink"/>
@@ -3347,7 +3369,7 @@
           <w:color w:val="000000"/>
           <w:sz w:val="24"/>
         </w:rPr>
-        <w:hyperlink r:id="rId22" w:history="1">
+        <w:hyperlink r:id="rId21" w:history="1">
           <w:r>
             <w:rPr>
               <w:rStyle w:val="Hyperlink"/>
@@ -3365,7 +3387,7 @@
           <w:color w:val="000000"/>
           <w:sz w:val="24"/>
         </w:rPr>
-        <w:hyperlink r:id="rId22" w:history="1">
+        <w:hyperlink r:id="rId21" w:history="1">
           <w:r>
             <w:rPr>
               <w:rStyle w:val="Hyperlink"/>
@@ -3383,7 +3405,7 @@
           <w:color w:val="000000"/>
           <w:sz w:val="24"/>
         </w:rPr>
-        <w:hyperlink r:id="rId22" w:history="1">
+        <w:hyperlink r:id="rId21" w:history="1">
           <w:r>
             <w:rPr>
               <w:rStyle w:val="Hyperlink"/>
@@ -3401,7 +3423,7 @@
           <w:color w:val="000000"/>
           <w:sz w:val="24"/>
         </w:rPr>
-        <w:hyperlink r:id="rId22" w:history="1">
+        <w:hyperlink r:id="rId21" w:history="1">
           <w:r>
             <w:rPr>
               <w:rStyle w:val="Hyperlink"/>
@@ -3879,7 +3901,7 @@
           <w:sz w:val="24"/>
           <w:u w:val="single"/>
         </w:rPr>
-        <w:hyperlink r:id="rId23" w:history="1">
+        <w:hyperlink r:id="rId22" w:history="1">
           <w:r>
             <w:rPr>
               <w:rStyle w:val="Hyperlink"/>
@@ -3897,7 +3919,7 @@
           <w:sz w:val="24"/>
           <w:u w:val="single"/>
         </w:rPr>
-        <w:hyperlink r:id="rId23" w:history="1">
+        <w:hyperlink r:id="rId22" w:history="1">
           <w:r>
             <w:rPr>
               <w:rStyle w:val="Hyperlink"/>
@@ -3915,7 +3937,7 @@
           <w:sz w:val="24"/>
           <w:u w:val="single"/>
         </w:rPr>
-        <w:hyperlink r:id="rId23" w:history="1">
+        <w:hyperlink r:id="rId22" w:history="1">
           <w:r>
             <w:rPr>
               <w:rStyle w:val="Hyperlink"/>
@@ -3933,7 +3955,7 @@
           <w:sz w:val="24"/>
           <w:u w:val="single"/>
         </w:rPr>
-        <w:hyperlink r:id="rId23" w:history="1">
+        <w:hyperlink r:id="rId22" w:history="1">
           <w:r>
             <w:rPr>
               <w:rStyle w:val="Hyperlink"/>
@@ -3951,7 +3973,7 @@
           <w:sz w:val="24"/>
           <w:u w:val="single"/>
         </w:rPr>
-        <w:hyperlink r:id="rId23" w:history="1">
+        <w:hyperlink r:id="rId22" w:history="1">
           <w:r>
             <w:rPr>
               <w:rStyle w:val="Hyperlink"/>
@@ -3969,7 +3991,7 @@
           <w:sz w:val="24"/>
           <w:u w:val="single"/>
         </w:rPr>
-        <w:hyperlink r:id="rId23" w:history="1">
+        <w:hyperlink r:id="rId22" w:history="1">
           <w:r>
             <w:rPr>
               <w:rStyle w:val="Hyperlink"/>
@@ -3987,7 +4009,7 @@
           <w:sz w:val="24"/>
           <w:u w:val="single"/>
         </w:rPr>
-        <w:hyperlink r:id="rId23" w:history="1">
+        <w:hyperlink r:id="rId22" w:history="1">
           <w:r>
             <w:rPr>
               <w:rStyle w:val="Hyperlink"/>
@@ -4281,7 +4303,7 @@
           <w:sz w:val="24"/>
           <w:u w:val="single"/>
         </w:rPr>
-        <w:hyperlink r:id="rId24" w:history="1">
+        <w:hyperlink r:id="rId23" w:history="1">
           <w:r>
             <w:rPr>
               <w:rStyle w:val="Hyperlink"/>
@@ -4299,7 +4321,7 @@
           <w:sz w:val="24"/>
           <w:u w:val="single"/>
         </w:rPr>
-        <w:hyperlink r:id="rId24" w:history="1">
+        <w:hyperlink r:id="rId23" w:history="1">
           <w:r>
             <w:rPr>
               <w:rStyle w:val="Hyperlink"/>
@@ -4317,7 +4339,7 @@
           <w:sz w:val="24"/>
           <w:u w:val="single"/>
         </w:rPr>
-        <w:hyperlink r:id="rId24" w:history="1">
+        <w:hyperlink r:id="rId23" w:history="1">
           <w:r>
             <w:rPr>
               <w:rStyle w:val="Hyperlink"/>
@@ -4333,30 +4355,36 @@
           <w:i w:val="0"/>
           <w:color w:val="0000FF"/>
           <w:sz w:val="24"/>
+        </w:rPr>
+        <w:hyperlink r:id="rId23" w:history="1">
+          <w:r>
+            <w:rPr>
+              <w:rStyle w:val="Hyperlink"/>
+            </w:rPr>
+            <w:t>7</w:t>
+          </w:r>
+        </w:hyperlink>
+      </w:r>
+      <w:r>
+        <w:rPr>
+          <w:rFonts w:ascii="Charis SIL Regular" w:hAnsi="Charis SIL Regular" w:eastAsia="Charis SIL Regular"/>
+          <w:b w:val="0"/>
+          <w:i w:val="0"/>
+          <w:color w:val="0000FF"/>
+          <w:sz w:val="24"/>
+        </w:rPr>
+        <w:t xml:space="preserve">/ </w:t>
+      </w:r>
+      <w:r>
+        <w:rPr>
+          <w:rFonts w:ascii="Charis SIL Regular" w:hAnsi="Charis SIL Regular" w:eastAsia="Charis SIL Regular"/>
+          <w:b w:val="0"/>
+          <w:i w:val="0"/>
+          <w:color w:val="0000FF"/>
+          <w:sz w:val="24"/>
           <w:u w:val="single"/>
         </w:rPr>
-        <w:t>7</w:t>
-      </w:r>
-      <w:r>
-        <w:rPr>
-          <w:rFonts w:ascii="Charis SIL Regular" w:hAnsi="Charis SIL Regular" w:eastAsia="Charis SIL Regular"/>
-          <w:b w:val="0"/>
-          <w:i w:val="0"/>
-          <w:color w:val="0000FF"/>
-          <w:sz w:val="24"/>
-        </w:rPr>
-        <w:t xml:space="preserve">/ </w:t>
-      </w:r>
-      <w:r>
-        <w:rPr>
-          <w:rFonts w:ascii="Charis SIL Regular" w:hAnsi="Charis SIL Regular" w:eastAsia="Charis SIL Regular"/>
-          <w:b w:val="0"/>
-          <w:i w:val="0"/>
-          <w:color w:val="0000FF"/>
-          <w:sz w:val="24"/>
-          <w:u w:val="single"/>
-        </w:rPr>
-        <w:hyperlink r:id="rId24" w:history="1">
+        <w:hyperlink r:id="rId23" w:history="1">
           <w:r>
             <w:rPr>
               <w:rStyle w:val="Hyperlink"/>
@@ -4374,7 +4402,7 @@
           <w:sz w:val="24"/>
           <w:u w:val="single"/>
         </w:rPr>
-        <w:hyperlink r:id="rId24" w:history="1">
+        <w:hyperlink r:id="rId23" w:history="1">
           <w:r>
             <w:rPr>
               <w:rStyle w:val="Hyperlink"/>
@@ -4492,7 +4520,7 @@
           <w:sz w:val="24"/>
           <w:u w:val="single"/>
         </w:rPr>
-        <w:hyperlink r:id="rId25" w:history="1">
+        <w:hyperlink r:id="rId24" w:history="1">
           <w:r>
             <w:rPr>
               <w:rStyle w:val="Hyperlink"/>
@@ -4510,7 +4538,7 @@
           <w:sz w:val="24"/>
           <w:u w:val="single"/>
         </w:rPr>
-        <w:hyperlink r:id="rId25" w:history="1">
+        <w:hyperlink r:id="rId24" w:history="1">
           <w:r>
             <w:rPr>
               <w:rStyle w:val="Hyperlink"/>
@@ -4648,7 +4676,7 @@
           <w:sz w:val="24"/>
           <w:u w:val="single"/>
         </w:rPr>
-        <w:hyperlink r:id="rId26" w:history="1">
+        <w:hyperlink r:id="rId25" w:history="1">
           <w:r>
             <w:rPr>
               <w:rStyle w:val="Hyperlink"/>
@@ -4666,7 +4694,7 @@
           <w:sz w:val="24"/>
           <w:u w:val="single"/>
         </w:rPr>
-        <w:hyperlink r:id="rId26" w:history="1">
+        <w:hyperlink r:id="rId25" w:history="1">
           <w:r>
             <w:rPr>
               <w:rStyle w:val="Hyperlink"/>
@@ -4684,7 +4712,7 @@
           <w:sz w:val="24"/>
           <w:u w:val="single"/>
         </w:rPr>
-        <w:hyperlink r:id="rId26" w:history="1">
+        <w:hyperlink r:id="rId25" w:history="1">
           <w:r>
             <w:rPr>
               <w:rStyle w:val="Hyperlink"/>
@@ -4723,7 +4751,7 @@
           <w:sz w:val="24"/>
           <w:u w:val="single"/>
         </w:rPr>
-        <w:hyperlink r:id="rId26" w:history="1">
+        <w:hyperlink r:id="rId25" w:history="1">
           <w:r>
             <w:rPr>
               <w:rStyle w:val="Hyperlink"/>
@@ -4741,7 +4769,7 @@
           <w:sz w:val="24"/>
           <w:u w:val="single"/>
         </w:rPr>
-        <w:hyperlink r:id="rId26" w:history="1">
+        <w:hyperlink r:id="rId25" w:history="1">
           <w:r>
             <w:rPr>
               <w:rStyle w:val="Hyperlink"/>
@@ -4842,7 +4870,7 @@
           <w:sz w:val="24"/>
           <w:u w:val="single"/>
         </w:rPr>
-        <w:hyperlink r:id="rId27" w:history="1">
+        <w:hyperlink r:id="rId26" w:history="1">
           <w:r>
             <w:rPr>
               <w:rStyle w:val="Hyperlink"/>
@@ -4860,7 +4888,7 @@
           <w:sz w:val="24"/>
           <w:u w:val="single"/>
         </w:rPr>
-        <w:hyperlink r:id="rId27" w:history="1">
+        <w:hyperlink r:id="rId26" w:history="1">
           <w:r>
             <w:rPr>
               <w:rStyle w:val="Hyperlink"/>
@@ -4978,7 +5006,7 @@
           <w:sz w:val="24"/>
           <w:u w:val="single"/>
         </w:rPr>
-        <w:hyperlink r:id="rId28" w:history="1">
+        <w:hyperlink r:id="rId27" w:history="1">
           <w:r>
             <w:rPr>
               <w:rStyle w:val="Hyperlink"/>
@@ -4996,7 +5024,7 @@
           <w:sz w:val="24"/>
           <w:u w:val="single"/>
         </w:rPr>
-        <w:hyperlink r:id="rId28" w:history="1">
+        <w:hyperlink r:id="rId27" w:history="1">
           <w:r>
             <w:rPr>
               <w:rStyle w:val="Hyperlink"/>
@@ -5104,7 +5132,7 @@
           <w:sz w:val="24"/>
           <w:u w:val="single"/>
         </w:rPr>
-        <w:hyperlink r:id="rId29" w:history="1">
+        <w:hyperlink r:id="rId28" w:history="1">
           <w:r>
             <w:rPr>
               <w:rStyle w:val="Hyperlink"/>
@@ -5122,7 +5150,7 @@
           <w:sz w:val="24"/>
           <w:u w:val="single"/>
         </w:rPr>
-        <w:hyperlink r:id="rId29" w:history="1">
+        <w:hyperlink r:id="rId28" w:history="1">
           <w:r>
             <w:rPr>
               <w:rStyle w:val="Hyperlink"/>

--- a/EXPORTS/DOCX/published/niveau2/Dutch/ChristianMission.docx
+++ b/EXPORTS/DOCX/published/niveau2/Dutch/ChristianMission.docx
@@ -814,7 +814,7 @@
           <w:sz w:val="24"/>
           <w:u w:val="single"/>
         </w:rPr>
-        <w:hyperlink r:id="rId10" w:history="1">
+        <w:hyperlink r:id="rId11" w:history="1">
           <w:r>
             <w:rPr>
               <w:rStyle w:val="Hyperlink"/>
@@ -843,7 +843,7 @@
           <w:sz w:val="24"/>
           <w:u w:val="single"/>
         </w:rPr>
-        <w:hyperlink r:id="rId10" w:history="1">
+        <w:hyperlink r:id="rId11" w:history="1">
           <w:r>
             <w:rPr>
               <w:rStyle w:val="Hyperlink"/>
@@ -872,7 +872,7 @@
           <w:sz w:val="24"/>
           <w:u w:val="single"/>
         </w:rPr>
-        <w:hyperlink r:id="rId10" w:history="1">
+        <w:hyperlink r:id="rId11" w:history="1">
           <w:r>
             <w:rPr>
               <w:rStyle w:val="Hyperlink"/>
@@ -917,16 +917,8 @@
           <w:i w:val="0"/>
           <w:color w:val="0000FF"/>
           <w:sz w:val="24"/>
-          <w:u w:val="single"/>
-        </w:rPr>
-        <w:hyperlink r:id="rId11" w:history="1">
-          <w:r>
-            <w:rPr>
-              <w:rStyle w:val="Hyperlink"/>
-            </w:rPr>
-            <w:t>H</w:t>
-          </w:r>
-        </w:hyperlink>
+        </w:rPr>
+        <w:t>H</w:t>
       </w:r>
       <w:r>
         <w:rPr>
@@ -937,7 +929,7 @@
           <w:sz w:val="24"/>
           <w:u w:val="single"/>
         </w:rPr>
-        <w:hyperlink r:id="rId11" w:history="1">
+        <w:hyperlink r:id="rId10" w:history="1">
           <w:r>
             <w:rPr>
               <w:rStyle w:val="Hyperlink"/>
@@ -1021,14 +1013,7 @@
           <w:color w:val="0000FF"/>
           <w:sz w:val="24"/>
         </w:rPr>
-        <w:hyperlink r:id="rId12" w:history="1">
-          <w:r>
-            <w:rPr>
-              <w:rStyle w:val="Hyperlink"/>
-            </w:rPr>
-            <w:t>Wereldmuseu</w:t>
-          </w:r>
-        </w:hyperlink>
+        <w:t>Wereldmuseu</w:t>
       </w:r>
       <w:r>
         <w:rPr>
@@ -1039,7 +1024,7 @@
           <w:sz w:val="24"/>
           <w:u w:val="single"/>
         </w:rPr>
-        <w:hyperlink r:id="rId12" w:history="1">
+        <w:hyperlink r:id="rId11" w:history="1">
           <w:r>
             <w:rPr>
               <w:rStyle w:val="Hyperlink"/>
@@ -1524,13 +1509,31 @@
       </w:r>
       <w:r>
         <w:rPr>
+          <w:u w:val="single" w:color="0000ff"/>
           <w:rFonts w:ascii="Charis SIL Regular" w:hAnsi="Charis SIL Regular" w:eastAsia="Charis SIL Regular"/>
           <w:b w:val="0"/>
           <w:i w:val="0"/>
           <w:color w:val="000000"/>
           <w:sz w:val="24"/>
         </w:rPr>
-        <w:t xml:space="preserve">vinden in de collectie van het </w:t>
+        <w:hyperlink r:id="rId13" w:history="1">
+          <w:r>
+            <w:rPr>
+              <w:rStyle w:val="Hyperlink"/>
+            </w:rPr>
+            <w:t xml:space="preserve">vinden in de </w:t>
+          </w:r>
+        </w:hyperlink>
+      </w:r>
+      <w:r>
+        <w:rPr>
+          <w:rFonts w:ascii="Charis SIL Regular" w:hAnsi="Charis SIL Regular" w:eastAsia="Charis SIL Regular"/>
+          <w:b w:val="0"/>
+          <w:i w:val="0"/>
+          <w:color w:val="000000"/>
+          <w:sz w:val="24"/>
+        </w:rPr>
+        <w:t xml:space="preserve">collectie van het </w:t>
       </w:r>
       <w:r>
         <w:rPr>
@@ -2580,7 +2583,7 @@
           <w:sz w:val="24"/>
           <w:u w:val="single"/>
         </w:rPr>
-        <w:hyperlink r:id="rId18" w:history="1">
+        <w:hyperlink r:id="rId19" w:history="1">
           <w:r>
             <w:rPr>
               <w:rStyle w:val="Hyperlink"/>
@@ -2609,7 +2612,7 @@
           <w:sz w:val="24"/>
           <w:u w:val="single"/>
         </w:rPr>
-        <w:hyperlink r:id="rId18" w:history="1">
+        <w:hyperlink r:id="rId19" w:history="1">
           <w:r>
             <w:rPr>
               <w:rStyle w:val="Hyperlink"/>
@@ -2661,7 +2664,6 @@
           <w:i w:val="0"/>
           <w:color w:val="0000FF"/>
           <w:sz w:val="24"/>
-          <w:u w:val="single"/>
         </w:rPr>
         <w:t>H</w:t>
       </w:r>
@@ -2914,7 +2916,7 @@
           <w:sz w:val="24"/>
           <w:u w:val="single"/>
         </w:rPr>
-        <w:hyperlink r:id="rId19" w:history="1">
+        <w:hyperlink r:id="rId20" w:history="1">
           <w:r>
             <w:rPr>
               <w:rStyle w:val="Hyperlink"/>
@@ -2961,7 +2963,7 @@
           <w:sz w:val="24"/>
           <w:u w:val="single"/>
         </w:rPr>
-        <w:hyperlink r:id="rId19" w:history="1">
+        <w:hyperlink r:id="rId20" w:history="1">
           <w:r>
             <w:rPr>
               <w:rStyle w:val="Hyperlink"/>
@@ -2979,7 +2981,7 @@
           <w:sz w:val="24"/>
           <w:u w:val="single"/>
         </w:rPr>
-        <w:hyperlink r:id="rId19" w:history="1">
+        <w:hyperlink r:id="rId20" w:history="1">
           <w:r>
             <w:rPr>
               <w:rStyle w:val="Hyperlink"/>
@@ -3002,7 +3004,7 @@
             <w:rPr>
               <w:rStyle w:val="Hyperlink"/>
             </w:rPr>
-            <w:t>e</w:t>
+            <w:t xml:space="preserve">e </w:t>
           </w:r>
         </w:hyperlink>
       </w:r>
@@ -3015,7 +3017,7 @@
           <w:sz w:val="24"/>
           <w:u w:val="single"/>
         </w:rPr>
-        <w:t xml:space="preserve"> </w:t>
+        <w:t>C</w:t>
       </w:r>
       <w:r>
         <w:rPr>
@@ -3024,26 +3026,9 @@
           <w:i w:val="0"/>
           <w:color w:val="0000FF"/>
           <w:sz w:val="24"/>
-        </w:rPr>
-        <w:hyperlink r:id="rId20" w:history="1">
-          <w:r>
-            <w:rPr>
-              <w:rStyle w:val="Hyperlink"/>
-            </w:rPr>
-            <w:t>C</w:t>
-          </w:r>
-        </w:hyperlink>
-      </w:r>
-      <w:r>
-        <w:rPr>
-          <w:rFonts w:ascii="Charis SIL Regular" w:hAnsi="Charis SIL Regular" w:eastAsia="Charis SIL Regular"/>
-          <w:b w:val="0"/>
-          <w:i w:val="0"/>
-          <w:color w:val="0000FF"/>
-          <w:sz w:val="24"/>
           <w:u w:val="single"/>
         </w:rPr>
-        <w:hyperlink r:id="rId20" w:history="1">
+        <w:hyperlink r:id="rId19" w:history="1">
           <w:r>
             <w:rPr>
               <w:rStyle w:val="Hyperlink"/>
@@ -3078,18 +3063,7 @@
           <w:color w:val="000000"/>
           <w:sz w:val="24"/>
         </w:rPr>
-        <w:t xml:space="preserve">n </w:t>
-      </w:r>
-      <w:r>
-        <w:rPr>
-          <w:u w:val="single" w:color="0000ff"/>
-          <w:rFonts w:ascii="Charis SIL Regular" w:hAnsi="Charis SIL Regular" w:eastAsia="Charis SIL Regular"/>
-          <w:b w:val="0"/>
-          <w:i w:val="0"/>
-          <w:color w:val="000000"/>
-          <w:sz w:val="24"/>
-        </w:rPr>
-        <w:t xml:space="preserve">het </w:t>
+        <w:t xml:space="preserve">n het </w:t>
       </w:r>
       <w:r>
         <w:rPr>
@@ -3251,96 +3225,13 @@
       </w:r>
       <w:r>
         <w:rPr>
-          <w:u w:val="single" w:color="0000ff"/>
           <w:rFonts w:ascii="Charis SIL Regular" w:hAnsi="Charis SIL Regular" w:eastAsia="Charis SIL Regular"/>
           <w:b w:val="0"/>
           <w:i w:val="0"/>
           <w:color w:val="000000"/>
           <w:sz w:val="24"/>
         </w:rPr>
-        <w:hyperlink r:id="rId20" w:history="1">
-          <w:r>
-            <w:rPr>
-              <w:rStyle w:val="Hyperlink"/>
-            </w:rPr>
-            <w:t>de landen</w:t>
-          </w:r>
-        </w:hyperlink>
-      </w:r>
-      <w:r>
-        <w:rPr>
-          <w:u w:val="single" w:color="0000ff"/>
-          <w:rFonts w:ascii="Charis SIL Regular" w:hAnsi="Charis SIL Regular" w:eastAsia="Charis SIL Regular"/>
-          <w:b w:val="0"/>
-          <w:i w:val="0"/>
-          <w:color w:val="000000"/>
-          <w:sz w:val="24"/>
-        </w:rPr>
-        <w:t xml:space="preserve"> </w:t>
-      </w:r>
-      <w:r>
-        <w:rPr>
-          <w:u w:val="single" w:color="0000ff"/>
-          <w:rFonts w:ascii="Charis SIL Regular" w:hAnsi="Charis SIL Regular" w:eastAsia="Charis SIL Regular"/>
-          <w:b w:val="0"/>
-          <w:i w:val="0"/>
-          <w:color w:val="000000"/>
-          <w:sz w:val="24"/>
-        </w:rPr>
-        <w:hyperlink r:id="rId20" w:history="1">
-          <w:r>
-            <w:rPr>
-              <w:rStyle w:val="Hyperlink"/>
-            </w:rPr>
-            <w:t>waar de zend</w:t>
-          </w:r>
-        </w:hyperlink>
-      </w:r>
-      <w:r>
-        <w:rPr>
-          <w:u w:val="single" w:color="0000ff"/>
-          <w:rFonts w:ascii="Charis SIL Regular" w:hAnsi="Charis SIL Regular" w:eastAsia="Charis SIL Regular"/>
-          <w:b w:val="0"/>
-          <w:i w:val="0"/>
-          <w:color w:val="000000"/>
-          <w:sz w:val="24"/>
-        </w:rPr>
-        <w:hyperlink r:id="rId20" w:history="1">
-          <w:r>
-            <w:rPr>
-              <w:rStyle w:val="Hyperlink"/>
-            </w:rPr>
-            <w:t>i</w:t>
-          </w:r>
-        </w:hyperlink>
-      </w:r>
-      <w:r>
-        <w:rPr>
-          <w:u w:val="single" w:color="0000ff"/>
-          <w:rFonts w:ascii="Charis SIL Regular" w:hAnsi="Charis SIL Regular" w:eastAsia="Charis SIL Regular"/>
-          <w:b w:val="0"/>
-          <w:i w:val="0"/>
-          <w:color w:val="000000"/>
-          <w:sz w:val="24"/>
-        </w:rPr>
-        <w:hyperlink r:id="rId20" w:history="1">
-          <w:r>
-            <w:rPr>
-              <w:rStyle w:val="Hyperlink"/>
-            </w:rPr>
-            <w:t>ng en mi</w:t>
-          </w:r>
-        </w:hyperlink>
-      </w:r>
-      <w:r>
-        <w:rPr>
-          <w:rFonts w:ascii="Charis SIL Regular" w:hAnsi="Charis SIL Regular" w:eastAsia="Charis SIL Regular"/>
-          <w:b w:val="0"/>
-          <w:i w:val="0"/>
-          <w:color w:val="000000"/>
-          <w:sz w:val="24"/>
-        </w:rPr>
-        <w:t>ssie acti</w:t>
+        <w:t>de landen waar de zending en missie acti</w:t>
       </w:r>
       <w:r>
         <w:rPr>
@@ -4728,9 +4619,15 @@
           <w:i w:val="0"/>
           <w:color w:val="0000FF"/>
           <w:sz w:val="24"/>
-          <w:u w:val="single"/>
-        </w:rPr>
-        <w:t>1</w:t>
+        </w:rPr>
+        <w:hyperlink r:id="rId25" w:history="1">
+          <w:r>
+            <w:rPr>
+              <w:rStyle w:val="Hyperlink"/>
+            </w:rPr>
+            <w:t>1</w:t>
+          </w:r>
+        </w:hyperlink>
       </w:r>
       <w:r>
         <w:rPr>

--- a/EXPORTS/DOCX/published/niveau2/Dutch/ChristianMission.docx
+++ b/EXPORTS/DOCX/published/niveau2/Dutch/ChristianMission.docx
@@ -814,7 +814,7 @@
           <w:sz w:val="24"/>
           <w:u w:val="single"/>
         </w:rPr>
-        <w:hyperlink r:id="rId11" w:history="1">
+        <w:hyperlink r:id="rId10" w:history="1">
           <w:r>
             <w:rPr>
               <w:rStyle w:val="Hyperlink"/>
@@ -843,7 +843,7 @@
           <w:sz w:val="24"/>
           <w:u w:val="single"/>
         </w:rPr>
-        <w:hyperlink r:id="rId11" w:history="1">
+        <w:hyperlink r:id="rId10" w:history="1">
           <w:r>
             <w:rPr>
               <w:rStyle w:val="Hyperlink"/>
@@ -890,63 +890,6 @@
           <w:sz w:val="24"/>
           <w:u w:val="single"/>
         </w:rPr>
-        <w:hyperlink r:id="rId10" w:history="1">
-          <w:r>
-            <w:rPr>
-              <w:rStyle w:val="Hyperlink"/>
-            </w:rPr>
-            <w:t>e</w:t>
-          </w:r>
-        </w:hyperlink>
-      </w:r>
-      <w:r>
-        <w:rPr>
-          <w:rFonts w:ascii="Charis SIL Regular" w:hAnsi="Charis SIL Regular" w:eastAsia="Charis SIL Regular"/>
-          <w:b w:val="0"/>
-          <w:i w:val="0"/>
-          <w:color w:val="0000FF"/>
-          <w:sz w:val="24"/>
-          <w:u w:val="single"/>
-        </w:rPr>
-        <w:t xml:space="preserve"> </w:t>
-      </w:r>
-      <w:r>
-        <w:rPr>
-          <w:rFonts w:ascii="Charis SIL Regular" w:hAnsi="Charis SIL Regular" w:eastAsia="Charis SIL Regular"/>
-          <w:b w:val="0"/>
-          <w:i w:val="0"/>
-          <w:color w:val="0000FF"/>
-          <w:sz w:val="24"/>
-        </w:rPr>
-        <w:t>H</w:t>
-      </w:r>
-      <w:r>
-        <w:rPr>
-          <w:rFonts w:ascii="Charis SIL Regular" w:hAnsi="Charis SIL Regular" w:eastAsia="Charis SIL Regular"/>
-          <w:b w:val="0"/>
-          <w:i w:val="0"/>
-          <w:color w:val="0000FF"/>
-          <w:sz w:val="24"/>
-          <w:u w:val="single"/>
-        </w:rPr>
-        <w:hyperlink r:id="rId10" w:history="1">
-          <w:r>
-            <w:rPr>
-              <w:rStyle w:val="Hyperlink"/>
-            </w:rPr>
-            <w:t>eilig</w:t>
-          </w:r>
-        </w:hyperlink>
-      </w:r>
-      <w:r>
-        <w:rPr>
-          <w:rFonts w:ascii="Charis SIL Regular" w:hAnsi="Charis SIL Regular" w:eastAsia="Charis SIL Regular"/>
-          <w:b w:val="0"/>
-          <w:i w:val="0"/>
-          <w:color w:val="0000FF"/>
-          <w:sz w:val="24"/>
-          <w:u w:val="single"/>
-        </w:rPr>
         <w:hyperlink r:id="rId11" w:history="1">
           <w:r>
             <w:rPr>
@@ -981,6 +924,71 @@
             <w:rPr>
               <w:rStyle w:val="Hyperlink"/>
             </w:rPr>
+            <w:t>H</w:t>
+          </w:r>
+        </w:hyperlink>
+      </w:r>
+      <w:r>
+        <w:rPr>
+          <w:rFonts w:ascii="Charis SIL Regular" w:hAnsi="Charis SIL Regular" w:eastAsia="Charis SIL Regular"/>
+          <w:b w:val="0"/>
+          <w:i w:val="0"/>
+          <w:color w:val="0000FF"/>
+          <w:sz w:val="24"/>
+          <w:u w:val="single"/>
+        </w:rPr>
+        <w:hyperlink r:id="rId11" w:history="1">
+          <w:r>
+            <w:rPr>
+              <w:rStyle w:val="Hyperlink"/>
+            </w:rPr>
+            <w:t>eilig</w:t>
+          </w:r>
+        </w:hyperlink>
+      </w:r>
+      <w:r>
+        <w:rPr>
+          <w:rFonts w:ascii="Charis SIL Regular" w:hAnsi="Charis SIL Regular" w:eastAsia="Charis SIL Regular"/>
+          <w:b w:val="0"/>
+          <w:i w:val="0"/>
+          <w:color w:val="0000FF"/>
+          <w:sz w:val="24"/>
+          <w:u w:val="single"/>
+        </w:rPr>
+        <w:hyperlink r:id="rId11" w:history="1">
+          <w:r>
+            <w:rPr>
+              <w:rStyle w:val="Hyperlink"/>
+            </w:rPr>
+            <w:t>e</w:t>
+          </w:r>
+        </w:hyperlink>
+      </w:r>
+      <w:r>
+        <w:rPr>
+          <w:rFonts w:ascii="Charis SIL Regular" w:hAnsi="Charis SIL Regular" w:eastAsia="Charis SIL Regular"/>
+          <w:b w:val="0"/>
+          <w:i w:val="0"/>
+          <w:color w:val="0000FF"/>
+          <w:sz w:val="24"/>
+          <w:u w:val="single"/>
+        </w:rPr>
+        <w:t xml:space="preserve"> </w:t>
+      </w:r>
+      <w:r>
+        <w:rPr>
+          <w:rFonts w:ascii="Charis SIL Regular" w:hAnsi="Charis SIL Regular" w:eastAsia="Charis SIL Regular"/>
+          <w:b w:val="0"/>
+          <w:i w:val="0"/>
+          <w:color w:val="0000FF"/>
+          <w:sz w:val="24"/>
+          <w:u w:val="single"/>
+        </w:rPr>
+        <w:hyperlink r:id="rId11" w:history="1">
+          <w:r>
+            <w:rPr>
+              <w:rStyle w:val="Hyperlink"/>
+            </w:rPr>
             <w:t>Geest</w:t>
           </w:r>
         </w:hyperlink>
@@ -1012,8 +1020,16 @@
           <w:i w:val="0"/>
           <w:color w:val="0000FF"/>
           <w:sz w:val="24"/>
-        </w:rPr>
-        <w:t>Wereldmuseu</w:t>
+          <w:u w:val="single"/>
+        </w:rPr>
+        <w:hyperlink r:id="rId12" w:history="1">
+          <w:r>
+            <w:rPr>
+              <w:rStyle w:val="Hyperlink"/>
+            </w:rPr>
+            <w:t>Wereldmuseu</w:t>
+          </w:r>
+        </w:hyperlink>
       </w:r>
       <w:r>
         <w:rPr>
@@ -1024,7 +1040,7 @@
           <w:sz w:val="24"/>
           <w:u w:val="single"/>
         </w:rPr>
-        <w:hyperlink r:id="rId11" w:history="1">
+        <w:hyperlink r:id="rId12" w:history="1">
           <w:r>
             <w:rPr>
               <w:rStyle w:val="Hyperlink"/>
@@ -1109,6 +1125,7 @@
           <w:i w:val="0"/>
           <w:color w:val="0000FF"/>
           <w:sz w:val="24"/>
+          <w:u w:val="single"/>
         </w:rPr>
         <w:hyperlink r:id="rId12" w:history="1">
           <w:r>
@@ -1343,6 +1360,7 @@
       </w:r>
       <w:r>
         <w:rPr>
+          <w:u w:val="single" w:color="0000ff"/>
           <w:rFonts w:ascii="Charis SIL Regular" w:hAnsi="Charis SIL Regular" w:eastAsia="Charis SIL Regular"/>
           <w:b w:val="0"/>
           <w:i w:val="0"/>
@@ -1442,25 +1460,7 @@
           <w:color w:val="000000"/>
           <w:sz w:val="24"/>
         </w:rPr>
-        <w:t xml:space="preserve">, dat actief was op de Indonesische eilanden Java </w:t>
-      </w:r>
-      <w:r>
-        <w:rPr>
-          <w:u w:val="single" w:color="0000ff"/>
-          <w:rFonts w:ascii="Charis SIL Regular" w:hAnsi="Charis SIL Regular" w:eastAsia="Charis SIL Regular"/>
-          <w:b w:val="0"/>
-          <w:i w:val="0"/>
-          <w:color w:val="000000"/>
-          <w:sz w:val="24"/>
-        </w:rPr>
-        <w:hyperlink r:id="rId13" w:history="1">
-          <w:r>
-            <w:rPr>
-              <w:rStyle w:val="Hyperlink"/>
-            </w:rPr>
-            <w:t>en Sulawesi, z</w:t>
-          </w:r>
-        </w:hyperlink>
+        <w:t>, dat actief was op de Indonesische eilanden Java en Sulawesi, z</w:t>
       </w:r>
       <w:r>
         <w:rPr>
@@ -2583,7 +2583,7 @@
           <w:sz w:val="24"/>
           <w:u w:val="single"/>
         </w:rPr>
-        <w:hyperlink r:id="rId19" w:history="1">
+        <w:hyperlink r:id="rId18" w:history="1">
           <w:r>
             <w:rPr>
               <w:rStyle w:val="Hyperlink"/>
@@ -2630,7 +2630,7 @@
           <w:sz w:val="24"/>
           <w:u w:val="single"/>
         </w:rPr>
-        <w:hyperlink r:id="rId18" w:history="1">
+        <w:hyperlink r:id="rId19" w:history="1">
           <w:r>
             <w:rPr>
               <w:rStyle w:val="Hyperlink"/>
@@ -2664,8 +2664,16 @@
           <w:i w:val="0"/>
           <w:color w:val="0000FF"/>
           <w:sz w:val="24"/>
-        </w:rPr>
-        <w:t>H</w:t>
+          <w:u w:val="single"/>
+        </w:rPr>
+        <w:hyperlink r:id="rId20" w:history="1">
+          <w:r>
+            <w:rPr>
+              <w:rStyle w:val="Hyperlink"/>
+            </w:rPr>
+            <w:t>H</w:t>
+          </w:r>
+        </w:hyperlink>
       </w:r>
       <w:r>
         <w:rPr>
@@ -2676,7 +2684,7 @@
           <w:sz w:val="24"/>
           <w:u w:val="single"/>
         </w:rPr>
-        <w:hyperlink r:id="rId19" w:history="1">
+        <w:hyperlink r:id="rId20" w:history="1">
           <w:r>
             <w:rPr>
               <w:rStyle w:val="Hyperlink"/>
@@ -2705,7 +2713,7 @@
           <w:sz w:val="24"/>
           <w:u w:val="single"/>
         </w:rPr>
-        <w:hyperlink r:id="rId19" w:history="1">
+        <w:hyperlink r:id="rId20" w:history="1">
           <w:r>
             <w:rPr>
               <w:rStyle w:val="Hyperlink"/>
@@ -2723,7 +2731,14 @@
           <w:sz w:val="24"/>
           <w:u w:val="single"/>
         </w:rPr>
-        <w:t>t</w:t>
+        <w:hyperlink r:id="rId20" w:history="1">
+          <w:r>
+            <w:rPr>
+              <w:rStyle w:val="Hyperlink"/>
+            </w:rPr>
+            <w:t>t</w:t>
+          </w:r>
+        </w:hyperlink>
       </w:r>
       <w:r>
         <w:rPr>
@@ -2916,7 +2931,7 @@
           <w:sz w:val="24"/>
           <w:u w:val="single"/>
         </w:rPr>
-        <w:hyperlink r:id="rId20" w:history="1">
+        <w:hyperlink r:id="rId21" w:history="1">
           <w:r>
             <w:rPr>
               <w:rStyle w:val="Hyperlink"/>
@@ -2945,7 +2960,7 @@
           <w:sz w:val="24"/>
           <w:u w:val="single"/>
         </w:rPr>
-        <w:hyperlink r:id="rId19" w:history="1">
+        <w:hyperlink r:id="rId21" w:history="1">
           <w:r>
             <w:rPr>
               <w:rStyle w:val="Hyperlink"/>
@@ -2963,7 +2978,7 @@
           <w:sz w:val="24"/>
           <w:u w:val="single"/>
         </w:rPr>
-        <w:hyperlink r:id="rId20" w:history="1">
+        <w:hyperlink r:id="rId21" w:history="1">
           <w:r>
             <w:rPr>
               <w:rStyle w:val="Hyperlink"/>
@@ -2981,7 +2996,7 @@
           <w:sz w:val="24"/>
           <w:u w:val="single"/>
         </w:rPr>
-        <w:hyperlink r:id="rId20" w:history="1">
+        <w:hyperlink r:id="rId21" w:history="1">
           <w:r>
             <w:rPr>
               <w:rStyle w:val="Hyperlink"/>
@@ -2999,12 +3014,12 @@
           <w:sz w:val="24"/>
           <w:u w:val="single"/>
         </w:rPr>
-        <w:hyperlink r:id="rId19" w:history="1">
+        <w:hyperlink r:id="rId21" w:history="1">
           <w:r>
             <w:rPr>
               <w:rStyle w:val="Hyperlink"/>
             </w:rPr>
-            <w:t xml:space="preserve">e </w:t>
+            <w:t>e</w:t>
           </w:r>
         </w:hyperlink>
       </w:r>
@@ -3017,7 +3032,25 @@
           <w:sz w:val="24"/>
           <w:u w:val="single"/>
         </w:rPr>
-        <w:t>C</w:t>
+        <w:t xml:space="preserve"> </w:t>
+      </w:r>
+      <w:r>
+        <w:rPr>
+          <w:rFonts w:ascii="Charis SIL Regular" w:hAnsi="Charis SIL Regular" w:eastAsia="Charis SIL Regular"/>
+          <w:b w:val="0"/>
+          <w:i w:val="0"/>
+          <w:color w:val="0000FF"/>
+          <w:sz w:val="24"/>
+          <w:u w:val="single"/>
+        </w:rPr>
+        <w:hyperlink r:id="rId21" w:history="1">
+          <w:r>
+            <w:rPr>
+              <w:rStyle w:val="Hyperlink"/>
+            </w:rPr>
+            <w:t>C</w:t>
+          </w:r>
+        </w:hyperlink>
       </w:r>
       <w:r>
         <w:rPr>
@@ -3063,18 +3096,36 @@
           <w:color w:val="000000"/>
           <w:sz w:val="24"/>
         </w:rPr>
-        <w:t xml:space="preserve">n het </w:t>
-      </w:r>
-      <w:r>
-        <w:rPr>
+        <w:t xml:space="preserve">n </w:t>
+      </w:r>
+      <w:r>
+        <w:rPr>
+          <w:u w:val="single" w:color="0000ff"/>
           <w:rFonts w:ascii="Charis SIL Regular" w:hAnsi="Charis SIL Regular" w:eastAsia="Charis SIL Regular"/>
           <w:b w:val="0"/>
           <w:i w:val="0"/>
+          <w:color w:val="000000"/>
+          <w:sz w:val="24"/>
+        </w:rPr>
+        <w:hyperlink r:id="rId20" w:history="1">
+          <w:r>
+            <w:rPr>
+              <w:rStyle w:val="Hyperlink"/>
+            </w:rPr>
+            <w:t xml:space="preserve">het </w:t>
+          </w:r>
+        </w:hyperlink>
+      </w:r>
+      <w:r>
+        <w:rPr>
+          <w:rFonts w:ascii="Charis SIL Regular" w:hAnsi="Charis SIL Regular" w:eastAsia="Charis SIL Regular"/>
+          <w:b w:val="0"/>
+          <w:i w:val="0"/>
           <w:color w:val="0000FF"/>
           <w:sz w:val="24"/>
           <w:u w:val="single"/>
         </w:rPr>
-        <w:hyperlink r:id="rId21" w:history="1">
+        <w:hyperlink r:id="rId20" w:history="1">
           <w:r>
             <w:rPr>
               <w:rStyle w:val="Hyperlink"/>
@@ -3092,7 +3143,7 @@
           <w:sz w:val="24"/>
           <w:u w:val="single"/>
         </w:rPr>
-        <w:hyperlink r:id="rId21" w:history="1">
+        <w:hyperlink r:id="rId20" w:history="1">
           <w:r>
             <w:rPr>
               <w:rStyle w:val="Hyperlink"/>
@@ -3110,7 +3161,7 @@
           <w:sz w:val="24"/>
           <w:u w:val="single"/>
         </w:rPr>
-        <w:hyperlink r:id="rId21" w:history="1">
+        <w:hyperlink r:id="rId20" w:history="1">
           <w:r>
             <w:rPr>
               <w:rStyle w:val="Hyperlink"/>
@@ -3128,7 +3179,7 @@
           <w:sz w:val="24"/>
           <w:u w:val="single"/>
         </w:rPr>
-        <w:hyperlink r:id="rId21" w:history="1">
+        <w:hyperlink r:id="rId20" w:history="1">
           <w:r>
             <w:rPr>
               <w:rStyle w:val="Hyperlink"/>
@@ -3157,7 +3208,7 @@
           <w:sz w:val="24"/>
           <w:u w:val="single"/>
         </w:rPr>
-        <w:hyperlink r:id="rId21" w:history="1">
+        <w:hyperlink r:id="rId20" w:history="1">
           <w:r>
             <w:rPr>
               <w:rStyle w:val="Hyperlink"/>
@@ -3175,7 +3226,7 @@
           <w:sz w:val="24"/>
           <w:u w:val="single"/>
         </w:rPr>
-        <w:hyperlink r:id="rId21" w:history="1">
+        <w:hyperlink r:id="rId22" w:history="1">
           <w:r>
             <w:rPr>
               <w:rStyle w:val="Hyperlink"/>
@@ -3204,7 +3255,7 @@
           <w:sz w:val="24"/>
           <w:u w:val="single"/>
         </w:rPr>
-        <w:hyperlink r:id="rId21" w:history="1">
+        <w:hyperlink r:id="rId22" w:history="1">
           <w:r>
             <w:rPr>
               <w:rStyle w:val="Hyperlink"/>
@@ -3225,16 +3276,6 @@
       </w:r>
       <w:r>
         <w:rPr>
-          <w:rFonts w:ascii="Charis SIL Regular" w:hAnsi="Charis SIL Regular" w:eastAsia="Charis SIL Regular"/>
-          <w:b w:val="0"/>
-          <w:i w:val="0"/>
-          <w:color w:val="000000"/>
-          <w:sz w:val="24"/>
-        </w:rPr>
-        <w:t>de landen waar de zending en missie acti</w:t>
-      </w:r>
-      <w:r>
-        <w:rPr>
           <w:u w:val="single" w:color="0000ff"/>
           <w:rFonts w:ascii="Charis SIL Regular" w:hAnsi="Charis SIL Regular" w:eastAsia="Charis SIL Regular"/>
           <w:b w:val="0"/>
@@ -3243,6 +3284,81 @@
           <w:sz w:val="24"/>
         </w:rPr>
         <w:hyperlink r:id="rId21" w:history="1">
+          <w:r>
+            <w:rPr>
+              <w:rStyle w:val="Hyperlink"/>
+            </w:rPr>
+            <w:t>de landen</w:t>
+          </w:r>
+        </w:hyperlink>
+      </w:r>
+      <w:r>
+        <w:rPr>
+          <w:u w:val="single" w:color="0000ff"/>
+          <w:rFonts w:ascii="Charis SIL Regular" w:hAnsi="Charis SIL Regular" w:eastAsia="Charis SIL Regular"/>
+          <w:b w:val="0"/>
+          <w:i w:val="0"/>
+          <w:color w:val="000000"/>
+          <w:sz w:val="24"/>
+        </w:rPr>
+        <w:t xml:space="preserve"> </w:t>
+      </w:r>
+      <w:r>
+        <w:rPr>
+          <w:u w:val="single" w:color="0000ff"/>
+          <w:rFonts w:ascii="Charis SIL Regular" w:hAnsi="Charis SIL Regular" w:eastAsia="Charis SIL Regular"/>
+          <w:b w:val="0"/>
+          <w:i w:val="0"/>
+          <w:color w:val="000000"/>
+          <w:sz w:val="24"/>
+        </w:rPr>
+        <w:hyperlink r:id="rId21" w:history="1">
+          <w:r>
+            <w:rPr>
+              <w:rStyle w:val="Hyperlink"/>
+            </w:rPr>
+            <w:t>waar de zendi</w:t>
+          </w:r>
+        </w:hyperlink>
+      </w:r>
+      <w:r>
+        <w:rPr>
+          <w:u w:val="single" w:color="0000ff"/>
+          <w:rFonts w:ascii="Charis SIL Regular" w:hAnsi="Charis SIL Regular" w:eastAsia="Charis SIL Regular"/>
+          <w:b w:val="0"/>
+          <w:i w:val="0"/>
+          <w:color w:val="000000"/>
+          <w:sz w:val="24"/>
+        </w:rPr>
+        <w:hyperlink r:id="rId21" w:history="1">
+          <w:r>
+            <w:rPr>
+              <w:rStyle w:val="Hyperlink"/>
+            </w:rPr>
+            <w:t>ng en mi</w:t>
+          </w:r>
+        </w:hyperlink>
+      </w:r>
+      <w:r>
+        <w:rPr>
+          <w:rFonts w:ascii="Charis SIL Regular" w:hAnsi="Charis SIL Regular" w:eastAsia="Charis SIL Regular"/>
+          <w:b w:val="0"/>
+          <w:i w:val="0"/>
+          <w:color w:val="000000"/>
+          <w:sz w:val="24"/>
+        </w:rPr>
+        <w:t>ssie acti</w:t>
+      </w:r>
+      <w:r>
+        <w:rPr>
+          <w:u w:val="single" w:color="0000ff"/>
+          <w:rFonts w:ascii="Charis SIL Regular" w:hAnsi="Charis SIL Regular" w:eastAsia="Charis SIL Regular"/>
+          <w:b w:val="0"/>
+          <w:i w:val="0"/>
+          <w:color w:val="000000"/>
+          <w:sz w:val="24"/>
+        </w:rPr>
+        <w:hyperlink r:id="rId22" w:history="1">
           <w:r>
             <w:rPr>
               <w:rStyle w:val="Hyperlink"/>
@@ -3260,7 +3376,7 @@
           <w:color w:val="000000"/>
           <w:sz w:val="24"/>
         </w:rPr>
-        <w:hyperlink r:id="rId21" w:history="1">
+        <w:hyperlink r:id="rId22" w:history="1">
           <w:r>
             <w:rPr>
               <w:rStyle w:val="Hyperlink"/>
@@ -3278,7 +3394,7 @@
           <w:color w:val="000000"/>
           <w:sz w:val="24"/>
         </w:rPr>
-        <w:hyperlink r:id="rId21" w:history="1">
+        <w:hyperlink r:id="rId22" w:history="1">
           <w:r>
             <w:rPr>
               <w:rStyle w:val="Hyperlink"/>
@@ -3296,7 +3412,7 @@
           <w:color w:val="000000"/>
           <w:sz w:val="24"/>
         </w:rPr>
-        <w:hyperlink r:id="rId21" w:history="1">
+        <w:hyperlink r:id="rId22" w:history="1">
           <w:r>
             <w:rPr>
               <w:rStyle w:val="Hyperlink"/>
@@ -3314,7 +3430,7 @@
           <w:color w:val="000000"/>
           <w:sz w:val="24"/>
         </w:rPr>
-        <w:hyperlink r:id="rId21" w:history="1">
+        <w:hyperlink r:id="rId22" w:history="1">
           <w:r>
             <w:rPr>
               <w:rStyle w:val="Hyperlink"/>
@@ -3792,7 +3908,7 @@
           <w:sz w:val="24"/>
           <w:u w:val="single"/>
         </w:rPr>
-        <w:hyperlink r:id="rId22" w:history="1">
+        <w:hyperlink r:id="rId23" w:history="1">
           <w:r>
             <w:rPr>
               <w:rStyle w:val="Hyperlink"/>
@@ -3810,7 +3926,7 @@
           <w:sz w:val="24"/>
           <w:u w:val="single"/>
         </w:rPr>
-        <w:hyperlink r:id="rId22" w:history="1">
+        <w:hyperlink r:id="rId23" w:history="1">
           <w:r>
             <w:rPr>
               <w:rStyle w:val="Hyperlink"/>
@@ -3828,7 +3944,7 @@
           <w:sz w:val="24"/>
           <w:u w:val="single"/>
         </w:rPr>
-        <w:hyperlink r:id="rId22" w:history="1">
+        <w:hyperlink r:id="rId23" w:history="1">
           <w:r>
             <w:rPr>
               <w:rStyle w:val="Hyperlink"/>
@@ -3846,7 +3962,7 @@
           <w:sz w:val="24"/>
           <w:u w:val="single"/>
         </w:rPr>
-        <w:hyperlink r:id="rId22" w:history="1">
+        <w:hyperlink r:id="rId23" w:history="1">
           <w:r>
             <w:rPr>
               <w:rStyle w:val="Hyperlink"/>
@@ -3864,7 +3980,7 @@
           <w:sz w:val="24"/>
           <w:u w:val="single"/>
         </w:rPr>
-        <w:hyperlink r:id="rId22" w:history="1">
+        <w:hyperlink r:id="rId23" w:history="1">
           <w:r>
             <w:rPr>
               <w:rStyle w:val="Hyperlink"/>
@@ -3882,7 +3998,7 @@
           <w:sz w:val="24"/>
           <w:u w:val="single"/>
         </w:rPr>
-        <w:hyperlink r:id="rId22" w:history="1">
+        <w:hyperlink r:id="rId23" w:history="1">
           <w:r>
             <w:rPr>
               <w:rStyle w:val="Hyperlink"/>
@@ -3900,7 +4016,7 @@
           <w:sz w:val="24"/>
           <w:u w:val="single"/>
         </w:rPr>
-        <w:hyperlink r:id="rId22" w:history="1">
+        <w:hyperlink r:id="rId23" w:history="1">
           <w:r>
             <w:rPr>
               <w:rStyle w:val="Hyperlink"/>
@@ -4194,7 +4310,7 @@
           <w:sz w:val="24"/>
           <w:u w:val="single"/>
         </w:rPr>
-        <w:hyperlink r:id="rId23" w:history="1">
+        <w:hyperlink r:id="rId24" w:history="1">
           <w:r>
             <w:rPr>
               <w:rStyle w:val="Hyperlink"/>
@@ -4212,7 +4328,7 @@
           <w:sz w:val="24"/>
           <w:u w:val="single"/>
         </w:rPr>
-        <w:hyperlink r:id="rId23" w:history="1">
+        <w:hyperlink r:id="rId24" w:history="1">
           <w:r>
             <w:rPr>
               <w:rStyle w:val="Hyperlink"/>
@@ -4230,7 +4346,7 @@
           <w:sz w:val="24"/>
           <w:u w:val="single"/>
         </w:rPr>
-        <w:hyperlink r:id="rId23" w:history="1">
+        <w:hyperlink r:id="rId24" w:history="1">
           <w:r>
             <w:rPr>
               <w:rStyle w:val="Hyperlink"/>
@@ -4247,7 +4363,7 @@
           <w:color w:val="0000FF"/>
           <w:sz w:val="24"/>
         </w:rPr>
-        <w:hyperlink r:id="rId23" w:history="1">
+        <w:hyperlink r:id="rId24" w:history="1">
           <w:r>
             <w:rPr>
               <w:rStyle w:val="Hyperlink"/>
@@ -4275,7 +4391,7 @@
           <w:sz w:val="24"/>
           <w:u w:val="single"/>
         </w:rPr>
-        <w:hyperlink r:id="rId23" w:history="1">
+        <w:hyperlink r:id="rId24" w:history="1">
           <w:r>
             <w:rPr>
               <w:rStyle w:val="Hyperlink"/>
@@ -4293,7 +4409,7 @@
           <w:sz w:val="24"/>
           <w:u w:val="single"/>
         </w:rPr>
-        <w:hyperlink r:id="rId23" w:history="1">
+        <w:hyperlink r:id="rId24" w:history="1">
           <w:r>
             <w:rPr>
               <w:rStyle w:val="Hyperlink"/>
@@ -4411,7 +4527,7 @@
           <w:sz w:val="24"/>
           <w:u w:val="single"/>
         </w:rPr>
-        <w:hyperlink r:id="rId24" w:history="1">
+        <w:hyperlink r:id="rId25" w:history="1">
           <w:r>
             <w:rPr>
               <w:rStyle w:val="Hyperlink"/>
@@ -4429,7 +4545,7 @@
           <w:sz w:val="24"/>
           <w:u w:val="single"/>
         </w:rPr>
-        <w:hyperlink r:id="rId24" w:history="1">
+        <w:hyperlink r:id="rId25" w:history="1">
           <w:r>
             <w:rPr>
               <w:rStyle w:val="Hyperlink"/>
@@ -4567,7 +4683,7 @@
           <w:sz w:val="24"/>
           <w:u w:val="single"/>
         </w:rPr>
-        <w:hyperlink r:id="rId25" w:history="1">
+        <w:hyperlink r:id="rId26" w:history="1">
           <w:r>
             <w:rPr>
               <w:rStyle w:val="Hyperlink"/>
@@ -4585,7 +4701,7 @@
           <w:sz w:val="24"/>
           <w:u w:val="single"/>
         </w:rPr>
-        <w:hyperlink r:id="rId25" w:history="1">
+        <w:hyperlink r:id="rId26" w:history="1">
           <w:r>
             <w:rPr>
               <w:rStyle w:val="Hyperlink"/>
@@ -4603,7 +4719,7 @@
           <w:sz w:val="24"/>
           <w:u w:val="single"/>
         </w:rPr>
-        <w:hyperlink r:id="rId25" w:history="1">
+        <w:hyperlink r:id="rId26" w:history="1">
           <w:r>
             <w:rPr>
               <w:rStyle w:val="Hyperlink"/>
@@ -4619,15 +4735,9 @@
           <w:i w:val="0"/>
           <w:color w:val="0000FF"/>
           <w:sz w:val="24"/>
-        </w:rPr>
-        <w:hyperlink r:id="rId25" w:history="1">
-          <w:r>
-            <w:rPr>
-              <w:rStyle w:val="Hyperlink"/>
-            </w:rPr>
-            <w:t>1</w:t>
-          </w:r>
-        </w:hyperlink>
+          <w:u w:val="single"/>
+        </w:rPr>
+        <w:t>1</w:t>
       </w:r>
       <w:r>
         <w:rPr>
@@ -4648,7 +4758,7 @@
           <w:sz w:val="24"/>
           <w:u w:val="single"/>
         </w:rPr>
-        <w:hyperlink r:id="rId25" w:history="1">
+        <w:hyperlink r:id="rId26" w:history="1">
           <w:r>
             <w:rPr>
               <w:rStyle w:val="Hyperlink"/>
@@ -4666,7 +4776,7 @@
           <w:sz w:val="24"/>
           <w:u w:val="single"/>
         </w:rPr>
-        <w:hyperlink r:id="rId25" w:history="1">
+        <w:hyperlink r:id="rId26" w:history="1">
           <w:r>
             <w:rPr>
               <w:rStyle w:val="Hyperlink"/>
@@ -4767,7 +4877,7 @@
           <w:sz w:val="24"/>
           <w:u w:val="single"/>
         </w:rPr>
-        <w:hyperlink r:id="rId26" w:history="1">
+        <w:hyperlink r:id="rId27" w:history="1">
           <w:r>
             <w:rPr>
               <w:rStyle w:val="Hyperlink"/>
@@ -4785,7 +4895,7 @@
           <w:sz w:val="24"/>
           <w:u w:val="single"/>
         </w:rPr>
-        <w:hyperlink r:id="rId26" w:history="1">
+        <w:hyperlink r:id="rId27" w:history="1">
           <w:r>
             <w:rPr>
               <w:rStyle w:val="Hyperlink"/>
@@ -4903,7 +5013,7 @@
           <w:sz w:val="24"/>
           <w:u w:val="single"/>
         </w:rPr>
-        <w:hyperlink r:id="rId27" w:history="1">
+        <w:hyperlink r:id="rId28" w:history="1">
           <w:r>
             <w:rPr>
               <w:rStyle w:val="Hyperlink"/>
@@ -4921,7 +5031,7 @@
           <w:sz w:val="24"/>
           <w:u w:val="single"/>
         </w:rPr>
-        <w:hyperlink r:id="rId27" w:history="1">
+        <w:hyperlink r:id="rId28" w:history="1">
           <w:r>
             <w:rPr>
               <w:rStyle w:val="Hyperlink"/>
@@ -5029,7 +5139,7 @@
           <w:sz w:val="24"/>
           <w:u w:val="single"/>
         </w:rPr>
-        <w:hyperlink r:id="rId28" w:history="1">
+        <w:hyperlink r:id="rId29" w:history="1">
           <w:r>
             <w:rPr>
               <w:rStyle w:val="Hyperlink"/>
@@ -5047,7 +5157,7 @@
           <w:sz w:val="24"/>
           <w:u w:val="single"/>
         </w:rPr>
-        <w:hyperlink r:id="rId28" w:history="1">
+        <w:hyperlink r:id="rId29" w:history="1">
           <w:r>
             <w:rPr>
               <w:rStyle w:val="Hyperlink"/>

--- a/EXPORTS/DOCX/published/niveau2/Dutch/ChristianMission.docx
+++ b/EXPORTS/DOCX/published/niveau2/Dutch/ChristianMission.docx
@@ -872,12 +872,70 @@
           <w:sz w:val="24"/>
           <w:u w:val="single"/>
         </w:rPr>
-        <w:hyperlink r:id="rId11" w:history="1">
+        <w:hyperlink r:id="rId10" w:history="1">
           <w:r>
             <w:rPr>
               <w:rStyle w:val="Hyperlink"/>
             </w:rPr>
             <w:t>d</w:t>
+          </w:r>
+        </w:hyperlink>
+      </w:r>
+      <w:r>
+        <w:rPr>
+          <w:rFonts w:ascii="Charis SIL Regular" w:hAnsi="Charis SIL Regular" w:eastAsia="Charis SIL Regular"/>
+          <w:b w:val="0"/>
+          <w:i w:val="0"/>
+          <w:color w:val="0000FF"/>
+          <w:sz w:val="24"/>
+          <w:u w:val="single"/>
+        </w:rPr>
+        <w:hyperlink r:id="rId10" w:history="1">
+          <w:r>
+            <w:rPr>
+              <w:rStyle w:val="Hyperlink"/>
+            </w:rPr>
+            <w:t>e</w:t>
+          </w:r>
+        </w:hyperlink>
+      </w:r>
+      <w:r>
+        <w:rPr>
+          <w:rFonts w:ascii="Charis SIL Regular" w:hAnsi="Charis SIL Regular" w:eastAsia="Charis SIL Regular"/>
+          <w:b w:val="0"/>
+          <w:i w:val="0"/>
+          <w:color w:val="0000FF"/>
+          <w:sz w:val="24"/>
+          <w:u w:val="single"/>
+        </w:rPr>
+        <w:t xml:space="preserve"> </w:t>
+      </w:r>
+      <w:r>
+        <w:rPr>
+          <w:rFonts w:ascii="Charis SIL Regular" w:hAnsi="Charis SIL Regular" w:eastAsia="Charis SIL Regular"/>
+          <w:b w:val="0"/>
+          <w:i w:val="0"/>
+          <w:color w:val="0000FF"/>
+          <w:sz w:val="24"/>
+          <w:u w:val="single"/>
+        </w:rPr>
+        <w:t>H</w:t>
+      </w:r>
+      <w:r>
+        <w:rPr>
+          <w:rFonts w:ascii="Charis SIL Regular" w:hAnsi="Charis SIL Regular" w:eastAsia="Charis SIL Regular"/>
+          <w:b w:val="0"/>
+          <w:i w:val="0"/>
+          <w:color w:val="0000FF"/>
+          <w:sz w:val="24"/>
+          <w:u w:val="single"/>
+        </w:rPr>
+        <w:hyperlink r:id="rId10" w:history="1">
+          <w:r>
+            <w:rPr>
+              <w:rStyle w:val="Hyperlink"/>
+            </w:rPr>
+            <w:t>eilig</w:t>
           </w:r>
         </w:hyperlink>
       </w:r>
@@ -924,71 +982,6 @@
             <w:rPr>
               <w:rStyle w:val="Hyperlink"/>
             </w:rPr>
-            <w:t>H</w:t>
-          </w:r>
-        </w:hyperlink>
-      </w:r>
-      <w:r>
-        <w:rPr>
-          <w:rFonts w:ascii="Charis SIL Regular" w:hAnsi="Charis SIL Regular" w:eastAsia="Charis SIL Regular"/>
-          <w:b w:val="0"/>
-          <w:i w:val="0"/>
-          <w:color w:val="0000FF"/>
-          <w:sz w:val="24"/>
-          <w:u w:val="single"/>
-        </w:rPr>
-        <w:hyperlink r:id="rId11" w:history="1">
-          <w:r>
-            <w:rPr>
-              <w:rStyle w:val="Hyperlink"/>
-            </w:rPr>
-            <w:t>eilig</w:t>
-          </w:r>
-        </w:hyperlink>
-      </w:r>
-      <w:r>
-        <w:rPr>
-          <w:rFonts w:ascii="Charis SIL Regular" w:hAnsi="Charis SIL Regular" w:eastAsia="Charis SIL Regular"/>
-          <w:b w:val="0"/>
-          <w:i w:val="0"/>
-          <w:color w:val="0000FF"/>
-          <w:sz w:val="24"/>
-          <w:u w:val="single"/>
-        </w:rPr>
-        <w:hyperlink r:id="rId11" w:history="1">
-          <w:r>
-            <w:rPr>
-              <w:rStyle w:val="Hyperlink"/>
-            </w:rPr>
-            <w:t>e</w:t>
-          </w:r>
-        </w:hyperlink>
-      </w:r>
-      <w:r>
-        <w:rPr>
-          <w:rFonts w:ascii="Charis SIL Regular" w:hAnsi="Charis SIL Regular" w:eastAsia="Charis SIL Regular"/>
-          <w:b w:val="0"/>
-          <w:i w:val="0"/>
-          <w:color w:val="0000FF"/>
-          <w:sz w:val="24"/>
-          <w:u w:val="single"/>
-        </w:rPr>
-        <w:t xml:space="preserve"> </w:t>
-      </w:r>
-      <w:r>
-        <w:rPr>
-          <w:rFonts w:ascii="Charis SIL Regular" w:hAnsi="Charis SIL Regular" w:eastAsia="Charis SIL Regular"/>
-          <w:b w:val="0"/>
-          <w:i w:val="0"/>
-          <w:color w:val="0000FF"/>
-          <w:sz w:val="24"/>
-          <w:u w:val="single"/>
-        </w:rPr>
-        <w:hyperlink r:id="rId11" w:history="1">
-          <w:r>
-            <w:rPr>
-              <w:rStyle w:val="Hyperlink"/>
-            </w:rPr>
             <w:t>Geest</w:t>
           </w:r>
         </w:hyperlink>
@@ -1020,7 +1013,6 @@
           <w:i w:val="0"/>
           <w:color w:val="0000FF"/>
           <w:sz w:val="24"/>
-          <w:u w:val="single"/>
         </w:rPr>
         <w:hyperlink r:id="rId12" w:history="1">
           <w:r>
@@ -1125,7 +1117,6 @@
           <w:i w:val="0"/>
           <w:color w:val="0000FF"/>
           <w:sz w:val="24"/>
-          <w:u w:val="single"/>
         </w:rPr>
         <w:hyperlink r:id="rId12" w:history="1">
           <w:r>
@@ -1360,7 +1351,6 @@
       </w:r>
       <w:r>
         <w:rPr>
-          <w:u w:val="single" w:color="0000ff"/>
           <w:rFonts w:ascii="Charis SIL Regular" w:hAnsi="Charis SIL Regular" w:eastAsia="Charis SIL Regular"/>
           <w:b w:val="0"/>
           <w:i w:val="0"/>
@@ -1460,7 +1450,25 @@
           <w:color w:val="000000"/>
           <w:sz w:val="24"/>
         </w:rPr>
-        <w:t>, dat actief was op de Indonesische eilanden Java en Sulawesi, z</w:t>
+        <w:t xml:space="preserve">, dat actief was op de Indonesische eilanden Java </w:t>
+      </w:r>
+      <w:r>
+        <w:rPr>
+          <w:u w:val="single" w:color="0000ff"/>
+          <w:rFonts w:ascii="Charis SIL Regular" w:hAnsi="Charis SIL Regular" w:eastAsia="Charis SIL Regular"/>
+          <w:b w:val="0"/>
+          <w:i w:val="0"/>
+          <w:color w:val="000000"/>
+          <w:sz w:val="24"/>
+        </w:rPr>
+        <w:hyperlink r:id="rId13" w:history="1">
+          <w:r>
+            <w:rPr>
+              <w:rStyle w:val="Hyperlink"/>
+            </w:rPr>
+            <w:t>en Sulawesi, z</w:t>
+          </w:r>
+        </w:hyperlink>
       </w:r>
       <w:r>
         <w:rPr>
@@ -2612,7 +2620,7 @@
           <w:sz w:val="24"/>
           <w:u w:val="single"/>
         </w:rPr>
-        <w:hyperlink r:id="rId19" w:history="1">
+        <w:hyperlink r:id="rId18" w:history="1">
           <w:r>
             <w:rPr>
               <w:rStyle w:val="Hyperlink"/>
@@ -2630,7 +2638,7 @@
           <w:sz w:val="24"/>
           <w:u w:val="single"/>
         </w:rPr>
-        <w:hyperlink r:id="rId19" w:history="1">
+        <w:hyperlink r:id="rId18" w:history="1">
           <w:r>
             <w:rPr>
               <w:rStyle w:val="Hyperlink"/>
@@ -2684,7 +2692,7 @@
           <w:sz w:val="24"/>
           <w:u w:val="single"/>
         </w:rPr>
-        <w:hyperlink r:id="rId20" w:history="1">
+        <w:hyperlink r:id="rId19" w:history="1">
           <w:r>
             <w:rPr>
               <w:rStyle w:val="Hyperlink"/>
@@ -2713,7 +2721,7 @@
           <w:sz w:val="24"/>
           <w:u w:val="single"/>
         </w:rPr>
-        <w:hyperlink r:id="rId20" w:history="1">
+        <w:hyperlink r:id="rId19" w:history="1">
           <w:r>
             <w:rPr>
               <w:rStyle w:val="Hyperlink"/>
@@ -2731,14 +2739,7 @@
           <w:sz w:val="24"/>
           <w:u w:val="single"/>
         </w:rPr>
-        <w:hyperlink r:id="rId20" w:history="1">
-          <w:r>
-            <w:rPr>
-              <w:rStyle w:val="Hyperlink"/>
-            </w:rPr>
-            <w:t>t</w:t>
-          </w:r>
-        </w:hyperlink>
+        <w:t>t</w:t>
       </w:r>
       <w:r>
         <w:rPr>
@@ -2796,7 +2797,7 @@
           <w:sz w:val="24"/>
           <w:u w:val="single"/>
         </w:rPr>
-        <w:hyperlink r:id="rId19" w:history="1">
+        <w:hyperlink r:id="rId20" w:history="1">
           <w:r>
             <w:rPr>
               <w:rStyle w:val="Hyperlink"/>
@@ -3061,7 +3062,7 @@
           <w:sz w:val="24"/>
           <w:u w:val="single"/>
         </w:rPr>
-        <w:hyperlink r:id="rId19" w:history="1">
+        <w:hyperlink r:id="rId21" w:history="1">
           <w:r>
             <w:rPr>
               <w:rStyle w:val="Hyperlink"/>
@@ -3107,14 +3108,7 @@
           <w:color w:val="000000"/>
           <w:sz w:val="24"/>
         </w:rPr>
-        <w:hyperlink r:id="rId20" w:history="1">
-          <w:r>
-            <w:rPr>
-              <w:rStyle w:val="Hyperlink"/>
-            </w:rPr>
-            <w:t xml:space="preserve">het </w:t>
-          </w:r>
-        </w:hyperlink>
+        <w:t xml:space="preserve">het </w:t>
       </w:r>
       <w:r>
         <w:rPr>
@@ -3125,7 +3119,7 @@
           <w:sz w:val="24"/>
           <w:u w:val="single"/>
         </w:rPr>
-        <w:hyperlink r:id="rId20" w:history="1">
+        <w:hyperlink r:id="rId22" w:history="1">
           <w:r>
             <w:rPr>
               <w:rStyle w:val="Hyperlink"/>
@@ -3143,7 +3137,7 @@
           <w:sz w:val="24"/>
           <w:u w:val="single"/>
         </w:rPr>
-        <w:hyperlink r:id="rId20" w:history="1">
+        <w:hyperlink r:id="rId22" w:history="1">
           <w:r>
             <w:rPr>
               <w:rStyle w:val="Hyperlink"/>
@@ -3161,7 +3155,7 @@
           <w:sz w:val="24"/>
           <w:u w:val="single"/>
         </w:rPr>
-        <w:hyperlink r:id="rId20" w:history="1">
+        <w:hyperlink r:id="rId22" w:history="1">
           <w:r>
             <w:rPr>
               <w:rStyle w:val="Hyperlink"/>
@@ -4362,15 +4356,9 @@
           <w:i w:val="0"/>
           <w:color w:val="0000FF"/>
           <w:sz w:val="24"/>
-        </w:rPr>
-        <w:hyperlink r:id="rId24" w:history="1">
-          <w:r>
-            <w:rPr>
-              <w:rStyle w:val="Hyperlink"/>
-            </w:rPr>
-            <w:t>7</w:t>
-          </w:r>
-        </w:hyperlink>
+          <w:u w:val="single"/>
+        </w:rPr>
+        <w:t>7</w:t>
       </w:r>
       <w:r>
         <w:rPr>

--- a/EXPORTS/DOCX/published/niveau2/Dutch/ChristianMission.docx
+++ b/EXPORTS/DOCX/published/niveau2/Dutch/ChristianMission.docx
@@ -919,7 +919,14 @@
           <w:sz w:val="24"/>
           <w:u w:val="single"/>
         </w:rPr>
-        <w:t>H</w:t>
+        <w:hyperlink r:id="rId11" w:history="1">
+          <w:r>
+            <w:rPr>
+              <w:rStyle w:val="Hyperlink"/>
+            </w:rPr>
+            <w:t>H</w:t>
+          </w:r>
+        </w:hyperlink>
       </w:r>
       <w:r>
         <w:rPr>
@@ -930,7 +937,7 @@
           <w:sz w:val="24"/>
           <w:u w:val="single"/>
         </w:rPr>
-        <w:hyperlink r:id="rId10" w:history="1">
+        <w:hyperlink r:id="rId11" w:history="1">
           <w:r>
             <w:rPr>
               <w:rStyle w:val="Hyperlink"/>
@@ -2721,7 +2728,7 @@
           <w:sz w:val="24"/>
           <w:u w:val="single"/>
         </w:rPr>
-        <w:hyperlink r:id="rId19" w:history="1">
+        <w:hyperlink r:id="rId20" w:history="1">
           <w:r>
             <w:rPr>
               <w:rStyle w:val="Hyperlink"/>
@@ -2739,7 +2746,14 @@
           <w:sz w:val="24"/>
           <w:u w:val="single"/>
         </w:rPr>
-        <w:t>t</w:t>
+        <w:hyperlink r:id="rId20" w:history="1">
+          <w:r>
+            <w:rPr>
+              <w:rStyle w:val="Hyperlink"/>
+            </w:rPr>
+            <w:t>t</w:t>
+          </w:r>
+        </w:hyperlink>
       </w:r>
       <w:r>
         <w:rPr>
@@ -2750,7 +2764,7 @@
           <w:sz w:val="24"/>
           <w:u w:val="single"/>
         </w:rPr>
-        <w:hyperlink r:id="rId19" w:history="1">
+        <w:hyperlink r:id="rId20" w:history="1">
           <w:r>
             <w:rPr>
               <w:rStyle w:val="Hyperlink"/>
@@ -2768,7 +2782,7 @@
           <w:sz w:val="24"/>
           <w:u w:val="single"/>
         </w:rPr>
-        <w:hyperlink r:id="rId19" w:history="1">
+        <w:hyperlink r:id="rId20" w:history="1">
           <w:r>
             <w:rPr>
               <w:rStyle w:val="Hyperlink"/>
@@ -3137,7 +3151,7 @@
           <w:sz w:val="24"/>
           <w:u w:val="single"/>
         </w:rPr>
-        <w:hyperlink r:id="rId22" w:history="1">
+        <w:hyperlink r:id="rId20" w:history="1">
           <w:r>
             <w:rPr>
               <w:rStyle w:val="Hyperlink"/>
@@ -3155,7 +3169,7 @@
           <w:sz w:val="24"/>
           <w:u w:val="single"/>
         </w:rPr>
-        <w:hyperlink r:id="rId22" w:history="1">
+        <w:hyperlink r:id="rId20" w:history="1">
           <w:r>
             <w:rPr>
               <w:rStyle w:val="Hyperlink"/>
@@ -4356,9 +4370,15 @@
           <w:i w:val="0"/>
           <w:color w:val="0000FF"/>
           <w:sz w:val="24"/>
-          <w:u w:val="single"/>
-        </w:rPr>
-        <w:t>7</w:t>
+        </w:rPr>
+        <w:hyperlink r:id="rId24" w:history="1">
+          <w:r>
+            <w:rPr>
+              <w:rStyle w:val="Hyperlink"/>
+            </w:rPr>
+            <w:t>7</w:t>
+          </w:r>
+        </w:hyperlink>
       </w:r>
       <w:r>
         <w:rPr>

--- a/EXPORTS/DOCX/published/niveau2/Dutch/ChristianMission.docx
+++ b/EXPORTS/DOCX/published/niveau2/Dutch/ChristianMission.docx
@@ -919,7 +919,14 @@
           <w:sz w:val="24"/>
           <w:u w:val="single"/>
         </w:rPr>
-        <w:t>H</w:t>
+        <w:hyperlink r:id="rId11" w:history="1">
+          <w:r>
+            <w:rPr>
+              <w:rStyle w:val="Hyperlink"/>
+            </w:rPr>
+            <w:t>H</w:t>
+          </w:r>
+        </w:hyperlink>
       </w:r>
       <w:r>
         <w:rPr>
@@ -930,7 +937,7 @@
           <w:sz w:val="24"/>
           <w:u w:val="single"/>
         </w:rPr>
-        <w:hyperlink r:id="rId10" w:history="1">
+        <w:hyperlink r:id="rId11" w:history="1">
           <w:r>
             <w:rPr>
               <w:rStyle w:val="Hyperlink"/>
@@ -1147,57 +1154,13 @@
       </w:r>
       <w:r>
         <w:rPr>
-          <w:u w:val="single" w:color="0000ff"/>
           <w:rFonts w:ascii="Charis SIL Regular" w:hAnsi="Charis SIL Regular" w:eastAsia="Charis SIL Regular"/>
           <w:b w:val="0"/>
           <w:i w:val="0"/>
           <w:color w:val="000000"/>
           <w:sz w:val="24"/>
         </w:rPr>
-        <w:hyperlink r:id="rId11" w:history="1">
-          <w:r>
-            <w:rPr>
-              <w:rStyle w:val="Hyperlink"/>
-            </w:rPr>
-            <w:t xml:space="preserve"> (</w:t>
-          </w:r>
-        </w:hyperlink>
-      </w:r>
-      <w:r>
-        <w:rPr>
-          <w:u w:val="single" w:color="0000ff"/>
-          <w:rFonts w:ascii="Charis SIL Regular" w:hAnsi="Charis SIL Regular" w:eastAsia="Charis SIL Regular"/>
-          <w:b w:val="0"/>
-          <w:i w:val="0"/>
-          <w:color w:val="000000"/>
-          <w:sz w:val="24"/>
-        </w:rPr>
-        <w:hyperlink r:id="rId11" w:history="1">
-          <w:r>
-            <w:rPr>
-              <w:rStyle w:val="Hyperlink"/>
-            </w:rPr>
-            <w:t>v</w:t>
-          </w:r>
-        </w:hyperlink>
-      </w:r>
-      <w:r>
-        <w:rPr>
-          <w:u w:val="single" w:color="0000ff"/>
-          <w:rFonts w:ascii="Charis SIL Regular" w:hAnsi="Charis SIL Regular" w:eastAsia="Charis SIL Regular"/>
-          <w:b w:val="0"/>
-          <w:i w:val="0"/>
-          <w:color w:val="000000"/>
-          <w:sz w:val="24"/>
-        </w:rPr>
-        <w:hyperlink r:id="rId11" w:history="1">
-          <w:r>
-            <w:rPr>
-              <w:rStyle w:val="Hyperlink"/>
-            </w:rPr>
-            <w:t>oo</w:t>
-          </w:r>
-        </w:hyperlink>
+        <w:t xml:space="preserve"> (voo</w:t>
       </w:r>
       <w:r>
         <w:rPr>
@@ -2591,7 +2554,7 @@
           <w:sz w:val="24"/>
           <w:u w:val="single"/>
         </w:rPr>
-        <w:hyperlink r:id="rId19" w:history="1">
+        <w:hyperlink r:id="rId18" w:history="1">
           <w:r>
             <w:rPr>
               <w:rStyle w:val="Hyperlink"/>
@@ -2620,7 +2583,7 @@
           <w:sz w:val="24"/>
           <w:u w:val="single"/>
         </w:rPr>
-        <w:hyperlink r:id="rId19" w:history="1">
+        <w:hyperlink r:id="rId18" w:history="1">
           <w:r>
             <w:rPr>
               <w:rStyle w:val="Hyperlink"/>
@@ -2721,7 +2684,7 @@
           <w:sz w:val="24"/>
           <w:u w:val="single"/>
         </w:rPr>
-        <w:hyperlink r:id="rId19" w:history="1">
+        <w:hyperlink r:id="rId20" w:history="1">
           <w:r>
             <w:rPr>
               <w:rStyle w:val="Hyperlink"/>
@@ -2739,7 +2702,14 @@
           <w:sz w:val="24"/>
           <w:u w:val="single"/>
         </w:rPr>
-        <w:t>t</w:t>
+        <w:hyperlink r:id="rId20" w:history="1">
+          <w:r>
+            <w:rPr>
+              <w:rStyle w:val="Hyperlink"/>
+            </w:rPr>
+            <w:t>t</w:t>
+          </w:r>
+        </w:hyperlink>
       </w:r>
       <w:r>
         <w:rPr>
@@ -2750,7 +2720,7 @@
           <w:sz w:val="24"/>
           <w:u w:val="single"/>
         </w:rPr>
-        <w:hyperlink r:id="rId19" w:history="1">
+        <w:hyperlink r:id="rId20" w:history="1">
           <w:r>
             <w:rPr>
               <w:rStyle w:val="Hyperlink"/>
@@ -2997,7 +2967,7 @@
           <w:sz w:val="24"/>
           <w:u w:val="single"/>
         </w:rPr>
-        <w:hyperlink r:id="rId19" w:history="1">
+        <w:hyperlink r:id="rId21" w:history="1">
           <w:r>
             <w:rPr>
               <w:rStyle w:val="Hyperlink"/>
@@ -3015,7 +2985,7 @@
           <w:sz w:val="24"/>
           <w:u w:val="single"/>
         </w:rPr>
-        <w:hyperlink r:id="rId19" w:history="1">
+        <w:hyperlink r:id="rId21" w:history="1">
           <w:r>
             <w:rPr>
               <w:rStyle w:val="Hyperlink"/>
@@ -3042,8 +3012,16 @@
           <w:i w:val="0"/>
           <w:color w:val="0000FF"/>
           <w:sz w:val="24"/>
-        </w:rPr>
-        <w:t>C</w:t>
+          <w:u w:val="single"/>
+        </w:rPr>
+        <w:hyperlink r:id="rId21" w:history="1">
+          <w:r>
+            <w:rPr>
+              <w:rStyle w:val="Hyperlink"/>
+            </w:rPr>
+            <w:t>C</w:t>
+          </w:r>
+        </w:hyperlink>
       </w:r>
       <w:r>
         <w:rPr>
@@ -3054,7 +3032,7 @@
           <w:sz w:val="24"/>
           <w:u w:val="single"/>
         </w:rPr>
-        <w:hyperlink r:id="rId19" w:history="1">
+        <w:hyperlink r:id="rId21" w:history="1">
           <w:r>
             <w:rPr>
               <w:rStyle w:val="Hyperlink"/>
@@ -3194,7 +3172,7 @@
           <w:sz w:val="24"/>
           <w:u w:val="single"/>
         </w:rPr>
-        <w:hyperlink r:id="rId22" w:history="1">
+        <w:hyperlink r:id="rId20" w:history="1">
           <w:r>
             <w:rPr>
               <w:rStyle w:val="Hyperlink"/>
@@ -4348,15 +4326,9 @@
           <w:i w:val="0"/>
           <w:color w:val="0000FF"/>
           <w:sz w:val="24"/>
-        </w:rPr>
-        <w:hyperlink r:id="rId24" w:history="1">
-          <w:r>
-            <w:rPr>
-              <w:rStyle w:val="Hyperlink"/>
-            </w:rPr>
-            <w:t>7</w:t>
-          </w:r>
-        </w:hyperlink>
+          <w:u w:val="single"/>
+        </w:rPr>
+        <w:t>7</w:t>
       </w:r>
       <w:r>
         <w:rPr>

--- a/EXPORTS/DOCX/published/niveau2/Dutch/ChristianMission.docx
+++ b/EXPORTS/DOCX/published/niveau2/Dutch/ChristianMission.docx
@@ -776,16 +776,8 @@
           <w:i w:val="0"/>
           <w:color w:val="0000FF"/>
           <w:sz w:val="24"/>
-          <w:u w:val="single"/>
-        </w:rPr>
-        <w:hyperlink r:id="rId11" w:history="1">
-          <w:r>
-            <w:rPr>
-              <w:rStyle w:val="Hyperlink"/>
-            </w:rPr>
-            <w:t>Co</w:t>
-          </w:r>
-        </w:hyperlink>
+        </w:rPr>
+        <w:t>Congregatie van de H</w:t>
       </w:r>
       <w:r>
         <w:rPr>
@@ -796,147 +788,7 @@
           <w:sz w:val="24"/>
           <w:u w:val="single"/>
         </w:rPr>
-        <w:hyperlink r:id="rId11" w:history="1">
-          <w:r>
-            <w:rPr>
-              <w:rStyle w:val="Hyperlink"/>
-            </w:rPr>
-            <w:t>n</w:t>
-          </w:r>
-        </w:hyperlink>
-      </w:r>
-      <w:r>
-        <w:rPr>
-          <w:rFonts w:ascii="Charis SIL Regular" w:hAnsi="Charis SIL Regular" w:eastAsia="Charis SIL Regular"/>
-          <w:b w:val="0"/>
-          <w:i w:val="0"/>
-          <w:color w:val="0000FF"/>
-          <w:sz w:val="24"/>
-          <w:u w:val="single"/>
-        </w:rPr>
-        <w:hyperlink r:id="rId11" w:history="1">
-          <w:r>
-            <w:rPr>
-              <w:rStyle w:val="Hyperlink"/>
-            </w:rPr>
-            <w:t>gregatie</w:t>
-          </w:r>
-        </w:hyperlink>
-      </w:r>
-      <w:r>
-        <w:rPr>
-          <w:rFonts w:ascii="Charis SIL Regular" w:hAnsi="Charis SIL Regular" w:eastAsia="Charis SIL Regular"/>
-          <w:b w:val="0"/>
-          <w:i w:val="0"/>
-          <w:color w:val="0000FF"/>
-          <w:sz w:val="24"/>
-          <w:u w:val="single"/>
-        </w:rPr>
-        <w:t xml:space="preserve"> </w:t>
-      </w:r>
-      <w:r>
-        <w:rPr>
-          <w:rFonts w:ascii="Charis SIL Regular" w:hAnsi="Charis SIL Regular" w:eastAsia="Charis SIL Regular"/>
-          <w:b w:val="0"/>
-          <w:i w:val="0"/>
-          <w:color w:val="0000FF"/>
-          <w:sz w:val="24"/>
-          <w:u w:val="single"/>
-        </w:rPr>
         <w:hyperlink r:id="rId10" w:history="1">
-          <w:r>
-            <w:rPr>
-              <w:rStyle w:val="Hyperlink"/>
-            </w:rPr>
-            <w:t>van</w:t>
-          </w:r>
-        </w:hyperlink>
-      </w:r>
-      <w:r>
-        <w:rPr>
-          <w:rFonts w:ascii="Charis SIL Regular" w:hAnsi="Charis SIL Regular" w:eastAsia="Charis SIL Regular"/>
-          <w:b w:val="0"/>
-          <w:i w:val="0"/>
-          <w:color w:val="0000FF"/>
-          <w:sz w:val="24"/>
-          <w:u w:val="single"/>
-        </w:rPr>
-        <w:t xml:space="preserve"> </w:t>
-      </w:r>
-      <w:r>
-        <w:rPr>
-          <w:rFonts w:ascii="Charis SIL Regular" w:hAnsi="Charis SIL Regular" w:eastAsia="Charis SIL Regular"/>
-          <w:b w:val="0"/>
-          <w:i w:val="0"/>
-          <w:color w:val="0000FF"/>
-          <w:sz w:val="24"/>
-          <w:u w:val="single"/>
-        </w:rPr>
-        <w:hyperlink r:id="rId11" w:history="1">
-          <w:r>
-            <w:rPr>
-              <w:rStyle w:val="Hyperlink"/>
-            </w:rPr>
-            <w:t>d</w:t>
-          </w:r>
-        </w:hyperlink>
-      </w:r>
-      <w:r>
-        <w:rPr>
-          <w:rFonts w:ascii="Charis SIL Regular" w:hAnsi="Charis SIL Regular" w:eastAsia="Charis SIL Regular"/>
-          <w:b w:val="0"/>
-          <w:i w:val="0"/>
-          <w:color w:val="0000FF"/>
-          <w:sz w:val="24"/>
-          <w:u w:val="single"/>
-        </w:rPr>
-        <w:hyperlink r:id="rId10" w:history="1">
-          <w:r>
-            <w:rPr>
-              <w:rStyle w:val="Hyperlink"/>
-            </w:rPr>
-            <w:t>e</w:t>
-          </w:r>
-        </w:hyperlink>
-      </w:r>
-      <w:r>
-        <w:rPr>
-          <w:rFonts w:ascii="Charis SIL Regular" w:hAnsi="Charis SIL Regular" w:eastAsia="Charis SIL Regular"/>
-          <w:b w:val="0"/>
-          <w:i w:val="0"/>
-          <w:color w:val="0000FF"/>
-          <w:sz w:val="24"/>
-          <w:u w:val="single"/>
-        </w:rPr>
-        <w:t xml:space="preserve"> </w:t>
-      </w:r>
-      <w:r>
-        <w:rPr>
-          <w:rFonts w:ascii="Charis SIL Regular" w:hAnsi="Charis SIL Regular" w:eastAsia="Charis SIL Regular"/>
-          <w:b w:val="0"/>
-          <w:i w:val="0"/>
-          <w:color w:val="0000FF"/>
-          <w:sz w:val="24"/>
-        </w:rPr>
-        <w:hyperlink r:id="rId11" w:history="1">
-          <w:r>
-            <w:rPr>
-              <w:rStyle w:val="Hyperlink"/>
-            </w:rPr>
-            <w:t>H</w:t>
-          </w:r>
-        </w:hyperlink>
-      </w:r>
-      <w:r>
-        <w:rPr>
-          <w:rFonts w:ascii="Charis SIL Regular" w:hAnsi="Charis SIL Regular" w:eastAsia="Charis SIL Regular"/>
-          <w:b w:val="0"/>
-          <w:i w:val="0"/>
-          <w:color w:val="0000FF"/>
-          <w:sz w:val="24"/>
-          <w:u w:val="single"/>
-        </w:rPr>
-        <w:hyperlink r:id="rId11" w:history="1">
           <w:r>
             <w:rPr>
               <w:rStyle w:val="Hyperlink"/>
@@ -1019,7 +871,6 @@
           <w:i w:val="0"/>
           <w:color w:val="0000FF"/>
           <w:sz w:val="24"/>
-          <w:u w:val="single"/>
         </w:rPr>
         <w:t>Wereldmuseu</w:t>
       </w:r>
@@ -1117,7 +968,6 @@
           <w:i w:val="0"/>
           <w:color w:val="0000FF"/>
           <w:sz w:val="24"/>
-          <w:u w:val="single"/>
         </w:rPr>
         <w:hyperlink r:id="rId12" w:history="1">
           <w:r>
@@ -1254,7 +1104,111 @@
           <w:color w:val="000000"/>
           <w:sz w:val="24"/>
         </w:rPr>
-        <w:t xml:space="preserve">Museum, opgericht in 1954). Voorwerpen verzameld door het </w:t>
+        <w:t>Museum, opgericht in 1954). Voorwe</w:t>
+      </w:r>
+      <w:r>
+        <w:rPr>
+          <w:u w:val="single" w:color="0000ff"/>
+          <w:rFonts w:ascii="Charis SIL Regular" w:hAnsi="Charis SIL Regular" w:eastAsia="Charis SIL Regular"/>
+          <w:b w:val="0"/>
+          <w:i w:val="0"/>
+          <w:color w:val="000000"/>
+          <w:sz w:val="24"/>
+        </w:rPr>
+        <w:hyperlink r:id="rId12" w:history="1">
+          <w:r>
+            <w:rPr>
+              <w:rStyle w:val="Hyperlink"/>
+            </w:rPr>
+            <w:t>rpen verzameld</w:t>
+          </w:r>
+        </w:hyperlink>
+      </w:r>
+      <w:r>
+        <w:rPr>
+          <w:u w:val="single" w:color="0000ff"/>
+          <w:rFonts w:ascii="Charis SIL Regular" w:hAnsi="Charis SIL Regular" w:eastAsia="Charis SIL Regular"/>
+          <w:b w:val="0"/>
+          <w:i w:val="0"/>
+          <w:color w:val="000000"/>
+          <w:sz w:val="24"/>
+        </w:rPr>
+        <w:t xml:space="preserve"> </w:t>
+      </w:r>
+      <w:r>
+        <w:rPr>
+          <w:u w:val="single" w:color="0000ff"/>
+          <w:rFonts w:ascii="Charis SIL Regular" w:hAnsi="Charis SIL Regular" w:eastAsia="Charis SIL Regular"/>
+          <w:b w:val="0"/>
+          <w:i w:val="0"/>
+          <w:color w:val="000000"/>
+          <w:sz w:val="24"/>
+        </w:rPr>
+        <w:hyperlink r:id="rId12" w:history="1">
+          <w:r>
+            <w:rPr>
+              <w:rStyle w:val="Hyperlink"/>
+            </w:rPr>
+            <w:t>door</w:t>
+          </w:r>
+        </w:hyperlink>
+      </w:r>
+      <w:r>
+        <w:rPr>
+          <w:u w:val="single" w:color="0000ff"/>
+          <w:rFonts w:ascii="Charis SIL Regular" w:hAnsi="Charis SIL Regular" w:eastAsia="Charis SIL Regular"/>
+          <w:b w:val="0"/>
+          <w:i w:val="0"/>
+          <w:color w:val="000000"/>
+          <w:sz w:val="24"/>
+        </w:rPr>
+        <w:t xml:space="preserve"> </w:t>
+      </w:r>
+      <w:r>
+        <w:rPr>
+          <w:u w:val="single" w:color="0000ff"/>
+          <w:rFonts w:ascii="Charis SIL Regular" w:hAnsi="Charis SIL Regular" w:eastAsia="Charis SIL Regular"/>
+          <w:b w:val="0"/>
+          <w:i w:val="0"/>
+          <w:color w:val="000000"/>
+          <w:sz w:val="24"/>
+        </w:rPr>
+        <w:hyperlink r:id="rId12" w:history="1">
+          <w:r>
+            <w:rPr>
+              <w:rStyle w:val="Hyperlink"/>
+            </w:rPr>
+            <w:t>he</w:t>
+          </w:r>
+        </w:hyperlink>
+      </w:r>
+      <w:r>
+        <w:rPr>
+          <w:u w:val="single" w:color="0000ff"/>
+          <w:rFonts w:ascii="Charis SIL Regular" w:hAnsi="Charis SIL Regular" w:eastAsia="Charis SIL Regular"/>
+          <w:b w:val="0"/>
+          <w:i w:val="0"/>
+          <w:color w:val="000000"/>
+          <w:sz w:val="24"/>
+        </w:rPr>
+        <w:hyperlink r:id="rId12" w:history="1">
+          <w:r>
+            <w:rPr>
+              <w:rStyle w:val="Hyperlink"/>
+            </w:rPr>
+            <w:t>t</w:t>
+          </w:r>
+        </w:hyperlink>
+      </w:r>
+      <w:r>
+        <w:rPr>
+          <w:rFonts w:ascii="Charis SIL Regular" w:hAnsi="Charis SIL Regular" w:eastAsia="Charis SIL Regular"/>
+          <w:b w:val="0"/>
+          <w:i w:val="0"/>
+          <w:color w:val="000000"/>
+          <w:sz w:val="24"/>
+        </w:rPr>
+        <w:t xml:space="preserve"> </w:t>
       </w:r>
       <w:r>
         <w:rPr>
@@ -2546,21 +2500,13 @@
       </w:r>
       <w:r>
         <w:rPr>
-          <w:u w:val="single" w:color="0000ff"/>
           <w:rFonts w:ascii="Charis SIL Regular" w:hAnsi="Charis SIL Regular" w:eastAsia="Charis SIL Regular"/>
           <w:b w:val="0"/>
           <w:i w:val="0"/>
           <w:color w:val="000000"/>
           <w:sz w:val="24"/>
         </w:rPr>
-        <w:hyperlink r:id="rId18" w:history="1">
-          <w:r>
-            <w:rPr>
-              <w:rStyle w:val="Hyperlink"/>
-            </w:rPr>
-            <w:t xml:space="preserve">, </w:t>
-          </w:r>
-        </w:hyperlink>
+        <w:t xml:space="preserve">, </w:t>
       </w:r>
       <w:r>
         <w:rPr>
@@ -2694,7 +2640,7 @@
           <w:sz w:val="24"/>
           <w:u w:val="single"/>
         </w:rPr>
-        <w:hyperlink r:id="rId20" w:history="1">
+        <w:hyperlink r:id="rId19" w:history="1">
           <w:r>
             <w:rPr>
               <w:rStyle w:val="Hyperlink"/>
@@ -2829,7 +2775,7 @@
           <w:sz w:val="24"/>
           <w:u w:val="single"/>
         </w:rPr>
-        <w:hyperlink r:id="rId21" w:history="1">
+        <w:hyperlink r:id="rId19" w:history="1">
           <w:r>
             <w:rPr>
               <w:rStyle w:val="Hyperlink"/>
@@ -3070,7 +3016,7 @@
           <w:sz w:val="24"/>
           <w:u w:val="single"/>
         </w:rPr>
-        <w:hyperlink r:id="rId20" w:history="1">
+        <w:hyperlink r:id="rId22" w:history="1">
           <w:r>
             <w:rPr>
               <w:rStyle w:val="Hyperlink"/>
@@ -3099,7 +3045,7 @@
           <w:sz w:val="24"/>
           <w:u w:val="single"/>
         </w:rPr>
-        <w:hyperlink r:id="rId20" w:history="1">
+        <w:hyperlink r:id="rId22" w:history="1">
           <w:r>
             <w:rPr>
               <w:rStyle w:val="Hyperlink"/>
@@ -4620,9 +4566,15 @@
           <w:i w:val="0"/>
           <w:color w:val="0000FF"/>
           <w:sz w:val="24"/>
-          <w:u w:val="single"/>
-        </w:rPr>
-        <w:t>1</w:t>
+        </w:rPr>
+        <w:hyperlink r:id="rId26" w:history="1">
+          <w:r>
+            <w:rPr>
+              <w:rStyle w:val="Hyperlink"/>
+            </w:rPr>
+            <w:t>1</w:t>
+          </w:r>
+        </w:hyperlink>
       </w:r>
       <w:r>
         <w:rPr>

--- a/EXPORTS/DOCX/published/niveau2/Dutch/ChristianMission.docx
+++ b/EXPORTS/DOCX/published/niveau2/Dutch/ChristianMission.docx
@@ -776,8 +776,34 @@
           <w:i w:val="0"/>
           <w:color w:val="0000FF"/>
           <w:sz w:val="24"/>
-        </w:rPr>
-        <w:t>Congregatie van de H</w:t>
+          <w:u w:val="single"/>
+        </w:rPr>
+        <w:hyperlink r:id="rId11" w:history="1">
+          <w:r>
+            <w:rPr>
+              <w:rStyle w:val="Hyperlink"/>
+            </w:rPr>
+            <w:t>Co</w:t>
+          </w:r>
+        </w:hyperlink>
+      </w:r>
+      <w:r>
+        <w:rPr>
+          <w:rFonts w:ascii="Charis SIL Regular" w:hAnsi="Charis SIL Regular" w:eastAsia="Charis SIL Regular"/>
+          <w:b w:val="0"/>
+          <w:i w:val="0"/>
+          <w:color w:val="0000FF"/>
+          <w:sz w:val="24"/>
+          <w:u w:val="single"/>
+        </w:rPr>
+        <w:hyperlink r:id="rId11" w:history="1">
+          <w:r>
+            <w:rPr>
+              <w:rStyle w:val="Hyperlink"/>
+            </w:rPr>
+            <w:t>n</w:t>
+          </w:r>
+        </w:hyperlink>
       </w:r>
       <w:r>
         <w:rPr>
@@ -793,7 +819,65 @@
             <w:rPr>
               <w:rStyle w:val="Hyperlink"/>
             </w:rPr>
-            <w:t>eilig</w:t>
+            <w:t>gregatie</w:t>
+          </w:r>
+        </w:hyperlink>
+      </w:r>
+      <w:r>
+        <w:rPr>
+          <w:rFonts w:ascii="Charis SIL Regular" w:hAnsi="Charis SIL Regular" w:eastAsia="Charis SIL Regular"/>
+          <w:b w:val="0"/>
+          <w:i w:val="0"/>
+          <w:color w:val="0000FF"/>
+          <w:sz w:val="24"/>
+          <w:u w:val="single"/>
+        </w:rPr>
+        <w:t xml:space="preserve"> </w:t>
+      </w:r>
+      <w:r>
+        <w:rPr>
+          <w:rFonts w:ascii="Charis SIL Regular" w:hAnsi="Charis SIL Regular" w:eastAsia="Charis SIL Regular"/>
+          <w:b w:val="0"/>
+          <w:i w:val="0"/>
+          <w:color w:val="0000FF"/>
+          <w:sz w:val="24"/>
+          <w:u w:val="single"/>
+        </w:rPr>
+        <w:hyperlink r:id="rId11" w:history="1">
+          <w:r>
+            <w:rPr>
+              <w:rStyle w:val="Hyperlink"/>
+            </w:rPr>
+            <w:t>van</w:t>
+          </w:r>
+        </w:hyperlink>
+      </w:r>
+      <w:r>
+        <w:rPr>
+          <w:rFonts w:ascii="Charis SIL Regular" w:hAnsi="Charis SIL Regular" w:eastAsia="Charis SIL Regular"/>
+          <w:b w:val="0"/>
+          <w:i w:val="0"/>
+          <w:color w:val="0000FF"/>
+          <w:sz w:val="24"/>
+          <w:u w:val="single"/>
+        </w:rPr>
+        <w:t xml:space="preserve"> </w:t>
+      </w:r>
+      <w:r>
+        <w:rPr>
+          <w:rFonts w:ascii="Charis SIL Regular" w:hAnsi="Charis SIL Regular" w:eastAsia="Charis SIL Regular"/>
+          <w:b w:val="0"/>
+          <w:i w:val="0"/>
+          <w:color w:val="0000FF"/>
+          <w:sz w:val="24"/>
+          <w:u w:val="single"/>
+        </w:rPr>
+        <w:hyperlink r:id="rId11" w:history="1">
+          <w:r>
+            <w:rPr>
+              <w:rStyle w:val="Hyperlink"/>
+            </w:rPr>
+            <w:t>d</w:t>
           </w:r>
         </w:hyperlink>
       </w:r>
@@ -840,6 +924,71 @@
             <w:rPr>
               <w:rStyle w:val="Hyperlink"/>
             </w:rPr>
+            <w:t>H</w:t>
+          </w:r>
+        </w:hyperlink>
+      </w:r>
+      <w:r>
+        <w:rPr>
+          <w:rFonts w:ascii="Charis SIL Regular" w:hAnsi="Charis SIL Regular" w:eastAsia="Charis SIL Regular"/>
+          <w:b w:val="0"/>
+          <w:i w:val="0"/>
+          <w:color w:val="0000FF"/>
+          <w:sz w:val="24"/>
+          <w:u w:val="single"/>
+        </w:rPr>
+        <w:hyperlink r:id="rId11" w:history="1">
+          <w:r>
+            <w:rPr>
+              <w:rStyle w:val="Hyperlink"/>
+            </w:rPr>
+            <w:t>eilig</w:t>
+          </w:r>
+        </w:hyperlink>
+      </w:r>
+      <w:r>
+        <w:rPr>
+          <w:rFonts w:ascii="Charis SIL Regular" w:hAnsi="Charis SIL Regular" w:eastAsia="Charis SIL Regular"/>
+          <w:b w:val="0"/>
+          <w:i w:val="0"/>
+          <w:color w:val="0000FF"/>
+          <w:sz w:val="24"/>
+          <w:u w:val="single"/>
+        </w:rPr>
+        <w:hyperlink r:id="rId11" w:history="1">
+          <w:r>
+            <w:rPr>
+              <w:rStyle w:val="Hyperlink"/>
+            </w:rPr>
+            <w:t>e</w:t>
+          </w:r>
+        </w:hyperlink>
+      </w:r>
+      <w:r>
+        <w:rPr>
+          <w:rFonts w:ascii="Charis SIL Regular" w:hAnsi="Charis SIL Regular" w:eastAsia="Charis SIL Regular"/>
+          <w:b w:val="0"/>
+          <w:i w:val="0"/>
+          <w:color w:val="0000FF"/>
+          <w:sz w:val="24"/>
+          <w:u w:val="single"/>
+        </w:rPr>
+        <w:t xml:space="preserve"> </w:t>
+      </w:r>
+      <w:r>
+        <w:rPr>
+          <w:rFonts w:ascii="Charis SIL Regular" w:hAnsi="Charis SIL Regular" w:eastAsia="Charis SIL Regular"/>
+          <w:b w:val="0"/>
+          <w:i w:val="0"/>
+          <w:color w:val="0000FF"/>
+          <w:sz w:val="24"/>
+          <w:u w:val="single"/>
+        </w:rPr>
+        <w:hyperlink r:id="rId11" w:history="1">
+          <w:r>
+            <w:rPr>
+              <w:rStyle w:val="Hyperlink"/>
+            </w:rPr>
             <w:t>Geest</w:t>
           </w:r>
         </w:hyperlink>
@@ -871,8 +1020,16 @@
           <w:i w:val="0"/>
           <w:color w:val="0000FF"/>
           <w:sz w:val="24"/>
-        </w:rPr>
-        <w:t>Wereldmuseu</w:t>
+          <w:u w:val="single"/>
+        </w:rPr>
+        <w:hyperlink r:id="rId12" w:history="1">
+          <w:r>
+            <w:rPr>
+              <w:rStyle w:val="Hyperlink"/>
+            </w:rPr>
+            <w:t>Wereldmuseu</w:t>
+          </w:r>
+        </w:hyperlink>
       </w:r>
       <w:r>
         <w:rPr>
@@ -883,7 +1040,7 @@
           <w:sz w:val="24"/>
           <w:u w:val="single"/>
         </w:rPr>
-        <w:hyperlink r:id="rId11" w:history="1">
+        <w:hyperlink r:id="rId12" w:history="1">
           <w:r>
             <w:rPr>
               <w:rStyle w:val="Hyperlink"/>
@@ -968,6 +1125,7 @@
           <w:i w:val="0"/>
           <w:color w:val="0000FF"/>
           <w:sz w:val="24"/>
+          <w:u w:val="single"/>
         </w:rPr>
         <w:hyperlink r:id="rId12" w:history="1">
           <w:r>
@@ -987,7 +1145,7 @@
           <w:sz w:val="24"/>
           <w:u w:val="single"/>
         </w:rPr>
-        <w:hyperlink r:id="rId12" w:history="1">
+        <w:hyperlink r:id="rId11" w:history="1">
           <w:r>
             <w:rPr>
               <w:rStyle w:val="Hyperlink"/>
@@ -1104,111 +1262,7 @@
           <w:color w:val="000000"/>
           <w:sz w:val="24"/>
         </w:rPr>
-        <w:t>Museum, opgericht in 1954). Voorwe</w:t>
-      </w:r>
-      <w:r>
-        <w:rPr>
-          <w:u w:val="single" w:color="0000ff"/>
-          <w:rFonts w:ascii="Charis SIL Regular" w:hAnsi="Charis SIL Regular" w:eastAsia="Charis SIL Regular"/>
-          <w:b w:val="0"/>
-          <w:i w:val="0"/>
-          <w:color w:val="000000"/>
-          <w:sz w:val="24"/>
-        </w:rPr>
-        <w:hyperlink r:id="rId12" w:history="1">
-          <w:r>
-            <w:rPr>
-              <w:rStyle w:val="Hyperlink"/>
-            </w:rPr>
-            <w:t>rpen verzameld</w:t>
-          </w:r>
-        </w:hyperlink>
-      </w:r>
-      <w:r>
-        <w:rPr>
-          <w:u w:val="single" w:color="0000ff"/>
-          <w:rFonts w:ascii="Charis SIL Regular" w:hAnsi="Charis SIL Regular" w:eastAsia="Charis SIL Regular"/>
-          <w:b w:val="0"/>
-          <w:i w:val="0"/>
-          <w:color w:val="000000"/>
-          <w:sz w:val="24"/>
-        </w:rPr>
-        <w:t xml:space="preserve"> </w:t>
-      </w:r>
-      <w:r>
-        <w:rPr>
-          <w:u w:val="single" w:color="0000ff"/>
-          <w:rFonts w:ascii="Charis SIL Regular" w:hAnsi="Charis SIL Regular" w:eastAsia="Charis SIL Regular"/>
-          <w:b w:val="0"/>
-          <w:i w:val="0"/>
-          <w:color w:val="000000"/>
-          <w:sz w:val="24"/>
-        </w:rPr>
-        <w:hyperlink r:id="rId12" w:history="1">
-          <w:r>
-            <w:rPr>
-              <w:rStyle w:val="Hyperlink"/>
-            </w:rPr>
-            <w:t>door</w:t>
-          </w:r>
-        </w:hyperlink>
-      </w:r>
-      <w:r>
-        <w:rPr>
-          <w:u w:val="single" w:color="0000ff"/>
-          <w:rFonts w:ascii="Charis SIL Regular" w:hAnsi="Charis SIL Regular" w:eastAsia="Charis SIL Regular"/>
-          <w:b w:val="0"/>
-          <w:i w:val="0"/>
-          <w:color w:val="000000"/>
-          <w:sz w:val="24"/>
-        </w:rPr>
-        <w:t xml:space="preserve"> </w:t>
-      </w:r>
-      <w:r>
-        <w:rPr>
-          <w:u w:val="single" w:color="0000ff"/>
-          <w:rFonts w:ascii="Charis SIL Regular" w:hAnsi="Charis SIL Regular" w:eastAsia="Charis SIL Regular"/>
-          <w:b w:val="0"/>
-          <w:i w:val="0"/>
-          <w:color w:val="000000"/>
-          <w:sz w:val="24"/>
-        </w:rPr>
-        <w:hyperlink r:id="rId12" w:history="1">
-          <w:r>
-            <w:rPr>
-              <w:rStyle w:val="Hyperlink"/>
-            </w:rPr>
-            <w:t>he</w:t>
-          </w:r>
-        </w:hyperlink>
-      </w:r>
-      <w:r>
-        <w:rPr>
-          <w:u w:val="single" w:color="0000ff"/>
-          <w:rFonts w:ascii="Charis SIL Regular" w:hAnsi="Charis SIL Regular" w:eastAsia="Charis SIL Regular"/>
-          <w:b w:val="0"/>
-          <w:i w:val="0"/>
-          <w:color w:val="000000"/>
-          <w:sz w:val="24"/>
-        </w:rPr>
-        <w:hyperlink r:id="rId12" w:history="1">
-          <w:r>
-            <w:rPr>
-              <w:rStyle w:val="Hyperlink"/>
-            </w:rPr>
-            <w:t>t</w:t>
-          </w:r>
-        </w:hyperlink>
-      </w:r>
-      <w:r>
-        <w:rPr>
-          <w:rFonts w:ascii="Charis SIL Regular" w:hAnsi="Charis SIL Regular" w:eastAsia="Charis SIL Regular"/>
-          <w:b w:val="0"/>
-          <w:i w:val="0"/>
-          <w:color w:val="000000"/>
-          <w:sz w:val="24"/>
-        </w:rPr>
-        <w:t xml:space="preserve"> </w:t>
+        <w:t xml:space="preserve">Museum, opgericht in 1954). Voorwerpen verzameld door het </w:t>
       </w:r>
       <w:r>
         <w:rPr>
@@ -1219,7 +1273,7 @@
           <w:sz w:val="24"/>
           <w:u w:val="single"/>
         </w:rPr>
-        <w:hyperlink r:id="rId12" w:history="1">
+        <w:hyperlink r:id="rId13" w:history="1">
           <w:r>
             <w:rPr>
               <w:rStyle w:val="Hyperlink"/>
@@ -2471,7 +2525,7 @@
           <w:sz w:val="24"/>
           <w:u w:val="single"/>
         </w:rPr>
-        <w:hyperlink r:id="rId18" w:history="1">
+        <w:hyperlink r:id="rId19" w:history="1">
           <w:r>
             <w:rPr>
               <w:rStyle w:val="Hyperlink"/>
@@ -2489,7 +2543,7 @@
           <w:sz w:val="24"/>
           <w:u w:val="single"/>
         </w:rPr>
-        <w:hyperlink r:id="rId18" w:history="1">
+        <w:hyperlink r:id="rId19" w:history="1">
           <w:r>
             <w:rPr>
               <w:rStyle w:val="Hyperlink"/>
@@ -2500,29 +2554,19 @@
       </w:r>
       <w:r>
         <w:rPr>
+          <w:u w:val="single" w:color="0000ff"/>
           <w:rFonts w:ascii="Charis SIL Regular" w:hAnsi="Charis SIL Regular" w:eastAsia="Charis SIL Regular"/>
           <w:b w:val="0"/>
           <w:i w:val="0"/>
           <w:color w:val="000000"/>
           <w:sz w:val="24"/>
         </w:rPr>
-        <w:t xml:space="preserve">, </w:t>
-      </w:r>
-      <w:r>
-        <w:rPr>
-          <w:rFonts w:ascii="Charis SIL Regular" w:hAnsi="Charis SIL Regular" w:eastAsia="Charis SIL Regular"/>
-          <w:b w:val="0"/>
-          <w:i w:val="0"/>
-          <w:color w:val="0000FF"/>
-          <w:sz w:val="24"/>
-          <w:u w:val="single"/>
-        </w:rPr>
-        <w:hyperlink r:id="rId20" w:history="1">
+        <w:hyperlink r:id="rId18" w:history="1">
           <w:r>
             <w:rPr>
               <w:rStyle w:val="Hyperlink"/>
             </w:rPr>
-            <w:t>H</w:t>
+            <w:t xml:space="preserve">, </w:t>
           </w:r>
         </w:hyperlink>
       </w:r>
@@ -2533,56 +2577,8 @@
           <w:i w:val="0"/>
           <w:color w:val="0000FF"/>
           <w:sz w:val="24"/>
-          <w:u w:val="single"/>
-        </w:rPr>
-        <w:hyperlink r:id="rId19" w:history="1">
-          <w:r>
-            <w:rPr>
-              <w:rStyle w:val="Hyperlink"/>
-            </w:rPr>
-            <w:t>DC</w:t>
-          </w:r>
-        </w:hyperlink>
-      </w:r>
-      <w:r>
-        <w:rPr>
-          <w:rFonts w:ascii="Charis SIL Regular" w:hAnsi="Charis SIL Regular" w:eastAsia="Charis SIL Regular"/>
-          <w:b w:val="0"/>
-          <w:i w:val="0"/>
-          <w:color w:val="0000FF"/>
-          <w:sz w:val="24"/>
-          <w:u w:val="single"/>
-        </w:rPr>
-        <w:t xml:space="preserve"> </w:t>
-      </w:r>
-      <w:r>
-        <w:rPr>
-          <w:rFonts w:ascii="Charis SIL Regular" w:hAnsi="Charis SIL Regular" w:eastAsia="Charis SIL Regular"/>
-          <w:b w:val="0"/>
-          <w:i w:val="0"/>
-          <w:color w:val="0000FF"/>
-          <w:sz w:val="24"/>
-          <w:u w:val="single"/>
-        </w:rPr>
-        <w:hyperlink r:id="rId19" w:history="1">
-          <w:r>
-            <w:rPr>
-              <w:rStyle w:val="Hyperlink"/>
-            </w:rPr>
-            <w:t>Pro</w:t>
-          </w:r>
-        </w:hyperlink>
-      </w:r>
-      <w:r>
-        <w:rPr>
-          <w:rFonts w:ascii="Charis SIL Regular" w:hAnsi="Charis SIL Regular" w:eastAsia="Charis SIL Regular"/>
-          <w:b w:val="0"/>
-          <w:i w:val="0"/>
-          <w:color w:val="0000FF"/>
-          <w:sz w:val="24"/>
-          <w:u w:val="single"/>
-        </w:rPr>
-        <w:t>t</w:t>
+        </w:rPr>
+        <w:t>HDC Prot</w:t>
       </w:r>
       <w:r>
         <w:rPr>
@@ -2775,7 +2771,7 @@
           <w:sz w:val="24"/>
           <w:u w:val="single"/>
         </w:rPr>
-        <w:hyperlink r:id="rId19" w:history="1">
+        <w:hyperlink r:id="rId20" w:history="1">
           <w:r>
             <w:rPr>
               <w:rStyle w:val="Hyperlink"/>
@@ -2804,7 +2800,7 @@
           <w:sz w:val="24"/>
           <w:u w:val="single"/>
         </w:rPr>
-        <w:hyperlink r:id="rId21" w:history="1">
+        <w:hyperlink r:id="rId20" w:history="1">
           <w:r>
             <w:rPr>
               <w:rStyle w:val="Hyperlink"/>
@@ -2822,7 +2818,7 @@
           <w:sz w:val="24"/>
           <w:u w:val="single"/>
         </w:rPr>
-        <w:hyperlink r:id="rId21" w:history="1">
+        <w:hyperlink r:id="rId20" w:history="1">
           <w:r>
             <w:rPr>
               <w:rStyle w:val="Hyperlink"/>
@@ -2840,7 +2836,7 @@
           <w:sz w:val="24"/>
           <w:u w:val="single"/>
         </w:rPr>
-        <w:hyperlink r:id="rId21" w:history="1">
+        <w:hyperlink r:id="rId20" w:history="1">
           <w:r>
             <w:rPr>
               <w:rStyle w:val="Hyperlink"/>
@@ -2858,7 +2854,7 @@
           <w:sz w:val="24"/>
           <w:u w:val="single"/>
         </w:rPr>
-        <w:hyperlink r:id="rId21" w:history="1">
+        <w:hyperlink r:id="rId20" w:history="1">
           <w:r>
             <w:rPr>
               <w:rStyle w:val="Hyperlink"/>
@@ -2887,7 +2883,7 @@
           <w:sz w:val="24"/>
           <w:u w:val="single"/>
         </w:rPr>
-        <w:hyperlink r:id="rId21" w:history="1">
+        <w:hyperlink r:id="rId20" w:history="1">
           <w:r>
             <w:rPr>
               <w:rStyle w:val="Hyperlink"/>
@@ -2905,7 +2901,7 @@
           <w:sz w:val="24"/>
           <w:u w:val="single"/>
         </w:rPr>
-        <w:hyperlink r:id="rId21" w:history="1">
+        <w:hyperlink r:id="rId19" w:history="1">
           <w:r>
             <w:rPr>
               <w:rStyle w:val="Hyperlink"/>
@@ -2951,7 +2947,14 @@
           <w:color w:val="000000"/>
           <w:sz w:val="24"/>
         </w:rPr>
-        <w:t xml:space="preserve">het </w:t>
+        <w:hyperlink r:id="rId21" w:history="1">
+          <w:r>
+            <w:rPr>
+              <w:rStyle w:val="Hyperlink"/>
+            </w:rPr>
+            <w:t xml:space="preserve">het </w:t>
+          </w:r>
+        </w:hyperlink>
       </w:r>
       <w:r>
         <w:rPr>
@@ -2962,7 +2965,7 @@
           <w:sz w:val="24"/>
           <w:u w:val="single"/>
         </w:rPr>
-        <w:hyperlink r:id="rId22" w:history="1">
+        <w:hyperlink r:id="rId21" w:history="1">
           <w:r>
             <w:rPr>
               <w:rStyle w:val="Hyperlink"/>
@@ -2980,7 +2983,7 @@
           <w:sz w:val="24"/>
           <w:u w:val="single"/>
         </w:rPr>
-        <w:hyperlink r:id="rId22" w:history="1">
+        <w:hyperlink r:id="rId21" w:history="1">
           <w:r>
             <w:rPr>
               <w:rStyle w:val="Hyperlink"/>
@@ -2998,7 +3001,7 @@
           <w:sz w:val="24"/>
           <w:u w:val="single"/>
         </w:rPr>
-        <w:hyperlink r:id="rId22" w:history="1">
+        <w:hyperlink r:id="rId21" w:history="1">
           <w:r>
             <w:rPr>
               <w:rStyle w:val="Hyperlink"/>
@@ -3016,7 +3019,7 @@
           <w:sz w:val="24"/>
           <w:u w:val="single"/>
         </w:rPr>
-        <w:hyperlink r:id="rId22" w:history="1">
+        <w:hyperlink r:id="rId21" w:history="1">
           <w:r>
             <w:rPr>
               <w:rStyle w:val="Hyperlink"/>
@@ -3045,7 +3048,7 @@
           <w:sz w:val="24"/>
           <w:u w:val="single"/>
         </w:rPr>
-        <w:hyperlink r:id="rId22" w:history="1">
+        <w:hyperlink r:id="rId21" w:history="1">
           <w:r>
             <w:rPr>
               <w:rStyle w:val="Hyperlink"/>
@@ -3120,7 +3123,7 @@
           <w:color w:val="000000"/>
           <w:sz w:val="24"/>
         </w:rPr>
-        <w:hyperlink r:id="rId21" w:history="1">
+        <w:hyperlink r:id="rId20" w:history="1">
           <w:r>
             <w:rPr>
               <w:rStyle w:val="Hyperlink"/>
@@ -3149,7 +3152,7 @@
           <w:color w:val="000000"/>
           <w:sz w:val="24"/>
         </w:rPr>
-        <w:hyperlink r:id="rId21" w:history="1">
+        <w:hyperlink r:id="rId20" w:history="1">
           <w:r>
             <w:rPr>
               <w:rStyle w:val="Hyperlink"/>
@@ -3167,7 +3170,7 @@
           <w:color w:val="000000"/>
           <w:sz w:val="24"/>
         </w:rPr>
-        <w:hyperlink r:id="rId21" w:history="1">
+        <w:hyperlink r:id="rId20" w:history="1">
           <w:r>
             <w:rPr>
               <w:rStyle w:val="Hyperlink"/>
@@ -4566,15 +4569,9 @@
           <w:i w:val="0"/>
           <w:color w:val="0000FF"/>
           <w:sz w:val="24"/>
-        </w:rPr>
-        <w:hyperlink r:id="rId26" w:history="1">
-          <w:r>
-            <w:rPr>
-              <w:rStyle w:val="Hyperlink"/>
-            </w:rPr>
-            <w:t>1</w:t>
-          </w:r>
-        </w:hyperlink>
+          <w:u w:val="single"/>
+        </w:rPr>
+        <w:t>1</w:t>
       </w:r>
       <w:r>
         <w:rPr>
@@ -5008,7 +5005,7 @@
       <w:pPr>
         <w:sectPr>
           <w:pgSz w:w="11900" w:h="16840"/>
-          <w:pgMar w:top="324" w:right="940" w:bottom="672" w:left="960" w:header="720" w:footer="720" w:gutter="0"/>
+          <w:pgMar w:top="324" w:right="940" w:bottom="682" w:left="960" w:header="720" w:footer="720" w:gutter="0"/>
           <w:cols/>
           <w:docGrid w:linePitch="360"/>
         </w:sectPr>

--- a/EXPORTS/DOCX/published/niveau2/Dutch/ChristianMission.docx
+++ b/EXPORTS/DOCX/published/niveau2/Dutch/ChristianMission.docx
@@ -843,7 +843,7 @@
           <w:sz w:val="24"/>
           <w:u w:val="single"/>
         </w:rPr>
-        <w:hyperlink r:id="rId11" w:history="1">
+        <w:hyperlink r:id="rId10" w:history="1">
           <w:r>
             <w:rPr>
               <w:rStyle w:val="Hyperlink"/>
@@ -872,12 +872,70 @@
           <w:sz w:val="24"/>
           <w:u w:val="single"/>
         </w:rPr>
-        <w:hyperlink r:id="rId11" w:history="1">
+        <w:hyperlink r:id="rId10" w:history="1">
           <w:r>
             <w:rPr>
               <w:rStyle w:val="Hyperlink"/>
             </w:rPr>
             <w:t>d</w:t>
+          </w:r>
+        </w:hyperlink>
+      </w:r>
+      <w:r>
+        <w:rPr>
+          <w:rFonts w:ascii="Charis SIL Regular" w:hAnsi="Charis SIL Regular" w:eastAsia="Charis SIL Regular"/>
+          <w:b w:val="0"/>
+          <w:i w:val="0"/>
+          <w:color w:val="0000FF"/>
+          <w:sz w:val="24"/>
+          <w:u w:val="single"/>
+        </w:rPr>
+        <w:hyperlink r:id="rId10" w:history="1">
+          <w:r>
+            <w:rPr>
+              <w:rStyle w:val="Hyperlink"/>
+            </w:rPr>
+            <w:t>e</w:t>
+          </w:r>
+        </w:hyperlink>
+      </w:r>
+      <w:r>
+        <w:rPr>
+          <w:rFonts w:ascii="Charis SIL Regular" w:hAnsi="Charis SIL Regular" w:eastAsia="Charis SIL Regular"/>
+          <w:b w:val="0"/>
+          <w:i w:val="0"/>
+          <w:color w:val="0000FF"/>
+          <w:sz w:val="24"/>
+          <w:u w:val="single"/>
+        </w:rPr>
+        <w:t xml:space="preserve"> </w:t>
+      </w:r>
+      <w:r>
+        <w:rPr>
+          <w:rFonts w:ascii="Charis SIL Regular" w:hAnsi="Charis SIL Regular" w:eastAsia="Charis SIL Regular"/>
+          <w:b w:val="0"/>
+          <w:i w:val="0"/>
+          <w:color w:val="0000FF"/>
+          <w:sz w:val="24"/>
+          <w:u w:val="single"/>
+        </w:rPr>
+        <w:t>H</w:t>
+      </w:r>
+      <w:r>
+        <w:rPr>
+          <w:rFonts w:ascii="Charis SIL Regular" w:hAnsi="Charis SIL Regular" w:eastAsia="Charis SIL Regular"/>
+          <w:b w:val="0"/>
+          <w:i w:val="0"/>
+          <w:color w:val="0000FF"/>
+          <w:sz w:val="24"/>
+          <w:u w:val="single"/>
+        </w:rPr>
+        <w:hyperlink r:id="rId10" w:history="1">
+          <w:r>
+            <w:rPr>
+              <w:rStyle w:val="Hyperlink"/>
+            </w:rPr>
+            <w:t>eilig</w:t>
           </w:r>
         </w:hyperlink>
       </w:r>
@@ -924,71 +982,6 @@
             <w:rPr>
               <w:rStyle w:val="Hyperlink"/>
             </w:rPr>
-            <w:t>H</w:t>
-          </w:r>
-        </w:hyperlink>
-      </w:r>
-      <w:r>
-        <w:rPr>
-          <w:rFonts w:ascii="Charis SIL Regular" w:hAnsi="Charis SIL Regular" w:eastAsia="Charis SIL Regular"/>
-          <w:b w:val="0"/>
-          <w:i w:val="0"/>
-          <w:color w:val="0000FF"/>
-          <w:sz w:val="24"/>
-          <w:u w:val="single"/>
-        </w:rPr>
-        <w:hyperlink r:id="rId11" w:history="1">
-          <w:r>
-            <w:rPr>
-              <w:rStyle w:val="Hyperlink"/>
-            </w:rPr>
-            <w:t>eilig</w:t>
-          </w:r>
-        </w:hyperlink>
-      </w:r>
-      <w:r>
-        <w:rPr>
-          <w:rFonts w:ascii="Charis SIL Regular" w:hAnsi="Charis SIL Regular" w:eastAsia="Charis SIL Regular"/>
-          <w:b w:val="0"/>
-          <w:i w:val="0"/>
-          <w:color w:val="0000FF"/>
-          <w:sz w:val="24"/>
-          <w:u w:val="single"/>
-        </w:rPr>
-        <w:hyperlink r:id="rId11" w:history="1">
-          <w:r>
-            <w:rPr>
-              <w:rStyle w:val="Hyperlink"/>
-            </w:rPr>
-            <w:t>e</w:t>
-          </w:r>
-        </w:hyperlink>
-      </w:r>
-      <w:r>
-        <w:rPr>
-          <w:rFonts w:ascii="Charis SIL Regular" w:hAnsi="Charis SIL Regular" w:eastAsia="Charis SIL Regular"/>
-          <w:b w:val="0"/>
-          <w:i w:val="0"/>
-          <w:color w:val="0000FF"/>
-          <w:sz w:val="24"/>
-          <w:u w:val="single"/>
-        </w:rPr>
-        <w:t xml:space="preserve"> </w:t>
-      </w:r>
-      <w:r>
-        <w:rPr>
-          <w:rFonts w:ascii="Charis SIL Regular" w:hAnsi="Charis SIL Regular" w:eastAsia="Charis SIL Regular"/>
-          <w:b w:val="0"/>
-          <w:i w:val="0"/>
-          <w:color w:val="0000FF"/>
-          <w:sz w:val="24"/>
-          <w:u w:val="single"/>
-        </w:rPr>
-        <w:hyperlink r:id="rId11" w:history="1">
-          <w:r>
-            <w:rPr>
-              <w:rStyle w:val="Hyperlink"/>
-            </w:rPr>
             <w:t>Geest</w:t>
           </w:r>
         </w:hyperlink>
@@ -1020,7 +1013,6 @@
           <w:i w:val="0"/>
           <w:color w:val="0000FF"/>
           <w:sz w:val="24"/>
-          <w:u w:val="single"/>
         </w:rPr>
         <w:hyperlink r:id="rId12" w:history="1">
           <w:r>
@@ -1125,7 +1117,6 @@
           <w:i w:val="0"/>
           <w:color w:val="0000FF"/>
           <w:sz w:val="24"/>
-          <w:u w:val="single"/>
         </w:rPr>
         <w:hyperlink r:id="rId12" w:history="1">
           <w:r>
@@ -1145,7 +1136,7 @@
           <w:sz w:val="24"/>
           <w:u w:val="single"/>
         </w:rPr>
-        <w:hyperlink r:id="rId11" w:history="1">
+        <w:hyperlink r:id="rId12" w:history="1">
           <w:r>
             <w:rPr>
               <w:rStyle w:val="Hyperlink"/>
@@ -1262,7 +1253,111 @@
           <w:color w:val="000000"/>
           <w:sz w:val="24"/>
         </w:rPr>
-        <w:t xml:space="preserve">Museum, opgericht in 1954). Voorwerpen verzameld door het </w:t>
+        <w:t>Museum, opgericht in 1954). Voorwe</w:t>
+      </w:r>
+      <w:r>
+        <w:rPr>
+          <w:u w:val="single" w:color="0000ff"/>
+          <w:rFonts w:ascii="Charis SIL Regular" w:hAnsi="Charis SIL Regular" w:eastAsia="Charis SIL Regular"/>
+          <w:b w:val="0"/>
+          <w:i w:val="0"/>
+          <w:color w:val="000000"/>
+          <w:sz w:val="24"/>
+        </w:rPr>
+        <w:hyperlink r:id="rId12" w:history="1">
+          <w:r>
+            <w:rPr>
+              <w:rStyle w:val="Hyperlink"/>
+            </w:rPr>
+            <w:t>rpen verzameld</w:t>
+          </w:r>
+        </w:hyperlink>
+      </w:r>
+      <w:r>
+        <w:rPr>
+          <w:u w:val="single" w:color="0000ff"/>
+          <w:rFonts w:ascii="Charis SIL Regular" w:hAnsi="Charis SIL Regular" w:eastAsia="Charis SIL Regular"/>
+          <w:b w:val="0"/>
+          <w:i w:val="0"/>
+          <w:color w:val="000000"/>
+          <w:sz w:val="24"/>
+        </w:rPr>
+        <w:t xml:space="preserve"> </w:t>
+      </w:r>
+      <w:r>
+        <w:rPr>
+          <w:u w:val="single" w:color="0000ff"/>
+          <w:rFonts w:ascii="Charis SIL Regular" w:hAnsi="Charis SIL Regular" w:eastAsia="Charis SIL Regular"/>
+          <w:b w:val="0"/>
+          <w:i w:val="0"/>
+          <w:color w:val="000000"/>
+          <w:sz w:val="24"/>
+        </w:rPr>
+        <w:hyperlink r:id="rId12" w:history="1">
+          <w:r>
+            <w:rPr>
+              <w:rStyle w:val="Hyperlink"/>
+            </w:rPr>
+            <w:t>door</w:t>
+          </w:r>
+        </w:hyperlink>
+      </w:r>
+      <w:r>
+        <w:rPr>
+          <w:u w:val="single" w:color="0000ff"/>
+          <w:rFonts w:ascii="Charis SIL Regular" w:hAnsi="Charis SIL Regular" w:eastAsia="Charis SIL Regular"/>
+          <w:b w:val="0"/>
+          <w:i w:val="0"/>
+          <w:color w:val="000000"/>
+          <w:sz w:val="24"/>
+        </w:rPr>
+        <w:t xml:space="preserve"> </w:t>
+      </w:r>
+      <w:r>
+        <w:rPr>
+          <w:u w:val="single" w:color="0000ff"/>
+          <w:rFonts w:ascii="Charis SIL Regular" w:hAnsi="Charis SIL Regular" w:eastAsia="Charis SIL Regular"/>
+          <w:b w:val="0"/>
+          <w:i w:val="0"/>
+          <w:color w:val="000000"/>
+          <w:sz w:val="24"/>
+        </w:rPr>
+        <w:hyperlink r:id="rId12" w:history="1">
+          <w:r>
+            <w:rPr>
+              <w:rStyle w:val="Hyperlink"/>
+            </w:rPr>
+            <w:t>he</w:t>
+          </w:r>
+        </w:hyperlink>
+      </w:r>
+      <w:r>
+        <w:rPr>
+          <w:u w:val="single" w:color="0000ff"/>
+          <w:rFonts w:ascii="Charis SIL Regular" w:hAnsi="Charis SIL Regular" w:eastAsia="Charis SIL Regular"/>
+          <w:b w:val="0"/>
+          <w:i w:val="0"/>
+          <w:color w:val="000000"/>
+          <w:sz w:val="24"/>
+        </w:rPr>
+        <w:hyperlink r:id="rId12" w:history="1">
+          <w:r>
+            <w:rPr>
+              <w:rStyle w:val="Hyperlink"/>
+            </w:rPr>
+            <w:t>t</w:t>
+          </w:r>
+        </w:hyperlink>
+      </w:r>
+      <w:r>
+        <w:rPr>
+          <w:rFonts w:ascii="Charis SIL Regular" w:hAnsi="Charis SIL Regular" w:eastAsia="Charis SIL Regular"/>
+          <w:b w:val="0"/>
+          <w:i w:val="0"/>
+          <w:color w:val="000000"/>
+          <w:sz w:val="24"/>
+        </w:rPr>
+        <w:t xml:space="preserve"> </w:t>
       </w:r>
       <w:r>
         <w:rPr>
@@ -1273,7 +1368,7 @@
           <w:sz w:val="24"/>
           <w:u w:val="single"/>
         </w:rPr>
-        <w:hyperlink r:id="rId13" w:history="1">
+        <w:hyperlink r:id="rId12" w:history="1">
           <w:r>
             <w:rPr>
               <w:rStyle w:val="Hyperlink"/>
@@ -1422,31 +1517,13 @@
       </w:r>
       <w:r>
         <w:rPr>
-          <w:u w:val="single" w:color="0000ff"/>
           <w:rFonts w:ascii="Charis SIL Regular" w:hAnsi="Charis SIL Regular" w:eastAsia="Charis SIL Regular"/>
           <w:b w:val="0"/>
           <w:i w:val="0"/>
           <w:color w:val="000000"/>
           <w:sz w:val="24"/>
         </w:rPr>
-        <w:hyperlink r:id="rId13" w:history="1">
-          <w:r>
-            <w:rPr>
-              <w:rStyle w:val="Hyperlink"/>
-            </w:rPr>
-            <w:t xml:space="preserve">vinden in de </w:t>
-          </w:r>
-        </w:hyperlink>
-      </w:r>
-      <w:r>
-        <w:rPr>
-          <w:rFonts w:ascii="Charis SIL Regular" w:hAnsi="Charis SIL Regular" w:eastAsia="Charis SIL Regular"/>
-          <w:b w:val="0"/>
-          <w:i w:val="0"/>
-          <w:color w:val="000000"/>
-          <w:sz w:val="24"/>
-        </w:rPr>
-        <w:t xml:space="preserve">collectie van het </w:t>
+        <w:t xml:space="preserve">vinden in de collectie van het </w:t>
       </w:r>
       <w:r>
         <w:rPr>
@@ -2525,7 +2602,7 @@
           <w:sz w:val="24"/>
           <w:u w:val="single"/>
         </w:rPr>
-        <w:hyperlink r:id="rId19" w:history="1">
+        <w:hyperlink r:id="rId18" w:history="1">
           <w:r>
             <w:rPr>
               <w:rStyle w:val="Hyperlink"/>
@@ -2543,7 +2620,7 @@
           <w:sz w:val="24"/>
           <w:u w:val="single"/>
         </w:rPr>
-        <w:hyperlink r:id="rId19" w:history="1">
+        <w:hyperlink r:id="rId18" w:history="1">
           <w:r>
             <w:rPr>
               <w:rStyle w:val="Hyperlink"/>
@@ -2577,26 +2654,44 @@
           <w:i w:val="0"/>
           <w:color w:val="0000FF"/>
           <w:sz w:val="24"/>
-        </w:rPr>
-        <w:t>HDC Prot</w:t>
-      </w:r>
-      <w:r>
-        <w:rPr>
-          <w:rFonts w:ascii="Charis SIL Regular" w:hAnsi="Charis SIL Regular" w:eastAsia="Charis SIL Regular"/>
-          <w:b w:val="0"/>
-          <w:i w:val="0"/>
-          <w:color w:val="0000FF"/>
-          <w:sz w:val="24"/>
           <w:u w:val="single"/>
         </w:rPr>
-        <w:hyperlink r:id="rId19" w:history="1">
+        <w:hyperlink r:id="rId20" w:history="1">
           <w:r>
             <w:rPr>
               <w:rStyle w:val="Hyperlink"/>
             </w:rPr>
-            <w:t>est</w:t>
+            <w:t>H</w:t>
           </w:r>
         </w:hyperlink>
+      </w:r>
+      <w:r>
+        <w:rPr>
+          <w:rFonts w:ascii="Charis SIL Regular" w:hAnsi="Charis SIL Regular" w:eastAsia="Charis SIL Regular"/>
+          <w:b w:val="0"/>
+          <w:i w:val="0"/>
+          <w:color w:val="0000FF"/>
+          <w:sz w:val="24"/>
+          <w:u w:val="single"/>
+        </w:rPr>
+        <w:hyperlink r:id="rId20" w:history="1">
+          <w:r>
+            <w:rPr>
+              <w:rStyle w:val="Hyperlink"/>
+            </w:rPr>
+            <w:t>DC</w:t>
+          </w:r>
+        </w:hyperlink>
+      </w:r>
+      <w:r>
+        <w:rPr>
+          <w:rFonts w:ascii="Charis SIL Regular" w:hAnsi="Charis SIL Regular" w:eastAsia="Charis SIL Regular"/>
+          <w:b w:val="0"/>
+          <w:i w:val="0"/>
+          <w:color w:val="0000FF"/>
+          <w:sz w:val="24"/>
+        </w:rPr>
+        <w:t xml:space="preserve"> Protest</w:t>
       </w:r>
       <w:r>
         <w:rPr>
@@ -2771,7 +2866,7 @@
           <w:sz w:val="24"/>
           <w:u w:val="single"/>
         </w:rPr>
-        <w:hyperlink r:id="rId20" w:history="1">
+        <w:hyperlink r:id="rId21" w:history="1">
           <w:r>
             <w:rPr>
               <w:rStyle w:val="Hyperlink"/>
@@ -2800,7 +2895,7 @@
           <w:sz w:val="24"/>
           <w:u w:val="single"/>
         </w:rPr>
-        <w:hyperlink r:id="rId20" w:history="1">
+        <w:hyperlink r:id="rId21" w:history="1">
           <w:r>
             <w:rPr>
               <w:rStyle w:val="Hyperlink"/>
@@ -2818,7 +2913,7 @@
           <w:sz w:val="24"/>
           <w:u w:val="single"/>
         </w:rPr>
-        <w:hyperlink r:id="rId20" w:history="1">
+        <w:hyperlink r:id="rId21" w:history="1">
           <w:r>
             <w:rPr>
               <w:rStyle w:val="Hyperlink"/>
@@ -2836,7 +2931,7 @@
           <w:sz w:val="24"/>
           <w:u w:val="single"/>
         </w:rPr>
-        <w:hyperlink r:id="rId20" w:history="1">
+        <w:hyperlink r:id="rId21" w:history="1">
           <w:r>
             <w:rPr>
               <w:rStyle w:val="Hyperlink"/>
@@ -2854,7 +2949,7 @@
           <w:sz w:val="24"/>
           <w:u w:val="single"/>
         </w:rPr>
-        <w:hyperlink r:id="rId20" w:history="1">
+        <w:hyperlink r:id="rId21" w:history="1">
           <w:r>
             <w:rPr>
               <w:rStyle w:val="Hyperlink"/>
@@ -2883,7 +2978,7 @@
           <w:sz w:val="24"/>
           <w:u w:val="single"/>
         </w:rPr>
-        <w:hyperlink r:id="rId20" w:history="1">
+        <w:hyperlink r:id="rId21" w:history="1">
           <w:r>
             <w:rPr>
               <w:rStyle w:val="Hyperlink"/>
@@ -2901,7 +2996,7 @@
           <w:sz w:val="24"/>
           <w:u w:val="single"/>
         </w:rPr>
-        <w:hyperlink r:id="rId19" w:history="1">
+        <w:hyperlink r:id="rId21" w:history="1">
           <w:r>
             <w:rPr>
               <w:rStyle w:val="Hyperlink"/>
@@ -2912,6 +3007,16 @@
       </w:r>
       <w:r>
         <w:rPr>
+          <w:rFonts w:ascii="Charis SIL Regular" w:hAnsi="Charis SIL Regular" w:eastAsia="Charis SIL Regular"/>
+          <w:b w:val="0"/>
+          <w:i w:val="0"/>
+          <w:color w:val="000000"/>
+          <w:sz w:val="24"/>
+        </w:rPr>
+        <w:t xml:space="preserve">, en </w:t>
+      </w:r>
+      <w:r>
+        <w:rPr>
           <w:u w:val="single" w:color="0000ff"/>
           <w:rFonts w:ascii="Charis SIL Regular" w:hAnsi="Charis SIL Regular" w:eastAsia="Charis SIL Regular"/>
           <w:b w:val="0"/>
@@ -2919,35 +3024,7 @@
           <w:color w:val="000000"/>
           <w:sz w:val="24"/>
         </w:rPr>
-        <w:hyperlink r:id="rId19" w:history="1">
-          <w:r>
-            <w:rPr>
-              <w:rStyle w:val="Hyperlink"/>
-            </w:rPr>
-            <w:t>, e</w:t>
-          </w:r>
-        </w:hyperlink>
-      </w:r>
-      <w:r>
-        <w:rPr>
-          <w:rFonts w:ascii="Charis SIL Regular" w:hAnsi="Charis SIL Regular" w:eastAsia="Charis SIL Regular"/>
-          <w:b w:val="0"/>
-          <w:i w:val="0"/>
-          <w:color w:val="000000"/>
-          <w:sz w:val="24"/>
-        </w:rPr>
-        <w:t xml:space="preserve">n </w:t>
-      </w:r>
-      <w:r>
-        <w:rPr>
-          <w:u w:val="single" w:color="0000ff"/>
-          <w:rFonts w:ascii="Charis SIL Regular" w:hAnsi="Charis SIL Regular" w:eastAsia="Charis SIL Regular"/>
-          <w:b w:val="0"/>
-          <w:i w:val="0"/>
-          <w:color w:val="000000"/>
-          <w:sz w:val="24"/>
-        </w:rPr>
-        <w:hyperlink r:id="rId21" w:history="1">
+        <w:hyperlink r:id="rId20" w:history="1">
           <w:r>
             <w:rPr>
               <w:rStyle w:val="Hyperlink"/>
@@ -2965,7 +3042,7 @@
           <w:sz w:val="24"/>
           <w:u w:val="single"/>
         </w:rPr>
-        <w:hyperlink r:id="rId21" w:history="1">
+        <w:hyperlink r:id="rId20" w:history="1">
           <w:r>
             <w:rPr>
               <w:rStyle w:val="Hyperlink"/>
@@ -2983,7 +3060,7 @@
           <w:sz w:val="24"/>
           <w:u w:val="single"/>
         </w:rPr>
-        <w:hyperlink r:id="rId21" w:history="1">
+        <w:hyperlink r:id="rId20" w:history="1">
           <w:r>
             <w:rPr>
               <w:rStyle w:val="Hyperlink"/>
@@ -3001,7 +3078,7 @@
           <w:sz w:val="24"/>
           <w:u w:val="single"/>
         </w:rPr>
-        <w:hyperlink r:id="rId21" w:history="1">
+        <w:hyperlink r:id="rId20" w:history="1">
           <w:r>
             <w:rPr>
               <w:rStyle w:val="Hyperlink"/>
@@ -3019,7 +3096,7 @@
           <w:sz w:val="24"/>
           <w:u w:val="single"/>
         </w:rPr>
-        <w:hyperlink r:id="rId21" w:history="1">
+        <w:hyperlink r:id="rId20" w:history="1">
           <w:r>
             <w:rPr>
               <w:rStyle w:val="Hyperlink"/>
@@ -3048,7 +3125,7 @@
           <w:sz w:val="24"/>
           <w:u w:val="single"/>
         </w:rPr>
-        <w:hyperlink r:id="rId21" w:history="1">
+        <w:hyperlink r:id="rId20" w:history="1">
           <w:r>
             <w:rPr>
               <w:rStyle w:val="Hyperlink"/>
@@ -3123,7 +3200,7 @@
           <w:color w:val="000000"/>
           <w:sz w:val="24"/>
         </w:rPr>
-        <w:hyperlink r:id="rId20" w:history="1">
+        <w:hyperlink r:id="rId21" w:history="1">
           <w:r>
             <w:rPr>
               <w:rStyle w:val="Hyperlink"/>
@@ -3152,7 +3229,7 @@
           <w:color w:val="000000"/>
           <w:sz w:val="24"/>
         </w:rPr>
-        <w:hyperlink r:id="rId20" w:history="1">
+        <w:hyperlink r:id="rId21" w:history="1">
           <w:r>
             <w:rPr>
               <w:rStyle w:val="Hyperlink"/>
@@ -3170,7 +3247,7 @@
           <w:color w:val="000000"/>
           <w:sz w:val="24"/>
         </w:rPr>
-        <w:hyperlink r:id="rId20" w:history="1">
+        <w:hyperlink r:id="rId21" w:history="1">
           <w:r>
             <w:rPr>
               <w:rStyle w:val="Hyperlink"/>
@@ -4202,9 +4279,15 @@
           <w:i w:val="0"/>
           <w:color w:val="0000FF"/>
           <w:sz w:val="24"/>
-          <w:u w:val="single"/>
-        </w:rPr>
-        <w:t>7</w:t>
+        </w:rPr>
+        <w:hyperlink r:id="rId24" w:history="1">
+          <w:r>
+            <w:rPr>
+              <w:rStyle w:val="Hyperlink"/>
+            </w:rPr>
+            <w:t>7</w:t>
+          </w:r>
+        </w:hyperlink>
       </w:r>
       <w:r>
         <w:rPr>

--- a/EXPORTS/DOCX/published/niveau2/Dutch/ChristianMission.docx
+++ b/EXPORTS/DOCX/published/niveau2/Dutch/ChristianMission.docx
@@ -459,25 +459,7 @@
           <w:color w:val="000000"/>
           <w:sz w:val="24"/>
         </w:rPr>
-        <w:t xml:space="preserve"> bestaat voor een groot deel uit objecten die d</w:t>
-      </w:r>
-      <w:r>
-        <w:rPr>
-          <w:u w:val="single" w:color="0000ff"/>
-          <w:rFonts w:ascii="Charis SIL Regular" w:hAnsi="Charis SIL Regular" w:eastAsia="Charis SIL Regular"/>
-          <w:b w:val="0"/>
-          <w:i w:val="0"/>
-          <w:color w:val="000000"/>
-          <w:sz w:val="24"/>
-        </w:rPr>
-        <w:hyperlink r:id="rId9" w:history="1">
-          <w:r>
-            <w:rPr>
-              <w:rStyle w:val="Hyperlink"/>
-            </w:rPr>
-            <w:t>oor zendeling</w:t>
-          </w:r>
-        </w:hyperlink>
+        <w:t xml:space="preserve"> bestaat voor een groot deel uit objecten die door zendeling</w:t>
       </w:r>
       <w:r>
         <w:rPr>
@@ -814,7 +796,7 @@
           <w:sz w:val="24"/>
           <w:u w:val="single"/>
         </w:rPr>
-        <w:hyperlink r:id="rId10" w:history="1">
+        <w:hyperlink r:id="rId11" w:history="1">
           <w:r>
             <w:rPr>
               <w:rStyle w:val="Hyperlink"/>
@@ -843,7 +825,7 @@
           <w:sz w:val="24"/>
           <w:u w:val="single"/>
         </w:rPr>
-        <w:hyperlink r:id="rId10" w:history="1">
+        <w:hyperlink r:id="rId11" w:history="1">
           <w:r>
             <w:rPr>
               <w:rStyle w:val="Hyperlink"/>
@@ -872,7 +854,7 @@
           <w:sz w:val="24"/>
           <w:u w:val="single"/>
         </w:rPr>
-        <w:hyperlink r:id="rId10" w:history="1">
+        <w:hyperlink r:id="rId11" w:history="1">
           <w:r>
             <w:rPr>
               <w:rStyle w:val="Hyperlink"/>
@@ -890,7 +872,7 @@
           <w:sz w:val="24"/>
           <w:u w:val="single"/>
         </w:rPr>
-        <w:hyperlink r:id="rId10" w:history="1">
+        <w:hyperlink r:id="rId11" w:history="1">
           <w:r>
             <w:rPr>
               <w:rStyle w:val="Hyperlink"/>
@@ -919,7 +901,14 @@
           <w:sz w:val="24"/>
           <w:u w:val="single"/>
         </w:rPr>
-        <w:t>H</w:t>
+        <w:hyperlink r:id="rId11" w:history="1">
+          <w:r>
+            <w:rPr>
+              <w:rStyle w:val="Hyperlink"/>
+            </w:rPr>
+            <w:t>H</w:t>
+          </w:r>
+        </w:hyperlink>
       </w:r>
       <w:r>
         <w:rPr>
@@ -1013,6 +1002,7 @@
           <w:i w:val="0"/>
           <w:color w:val="0000FF"/>
           <w:sz w:val="24"/>
+          <w:u w:val="single"/>
         </w:rPr>
         <w:hyperlink r:id="rId12" w:history="1">
           <w:r>
@@ -1032,7 +1022,7 @@
           <w:sz w:val="24"/>
           <w:u w:val="single"/>
         </w:rPr>
-        <w:hyperlink r:id="rId12" w:history="1">
+        <w:hyperlink r:id="rId11" w:history="1">
           <w:r>
             <w:rPr>
               <w:rStyle w:val="Hyperlink"/>
@@ -1061,7 +1051,7 @@
           <w:sz w:val="24"/>
           <w:u w:val="single"/>
         </w:rPr>
-        <w:hyperlink r:id="rId12" w:history="1">
+        <w:hyperlink r:id="rId11" w:history="1">
           <w:r>
             <w:rPr>
               <w:rStyle w:val="Hyperlink"/>
@@ -1117,6 +1107,7 @@
           <w:i w:val="0"/>
           <w:color w:val="0000FF"/>
           <w:sz w:val="24"/>
+          <w:u w:val="single"/>
         </w:rPr>
         <w:hyperlink r:id="rId12" w:history="1">
           <w:r>
@@ -1351,6 +1342,7 @@
       </w:r>
       <w:r>
         <w:rPr>
+          <w:u w:val="single" w:color="0000ff"/>
           <w:rFonts w:ascii="Charis SIL Regular" w:hAnsi="Charis SIL Regular" w:eastAsia="Charis SIL Regular"/>
           <w:b w:val="0"/>
           <w:i w:val="0"/>
@@ -1517,13 +1509,31 @@
       </w:r>
       <w:r>
         <w:rPr>
+          <w:u w:val="single" w:color="0000ff"/>
           <w:rFonts w:ascii="Charis SIL Regular" w:hAnsi="Charis SIL Regular" w:eastAsia="Charis SIL Regular"/>
           <w:b w:val="0"/>
           <w:i w:val="0"/>
           <w:color w:val="000000"/>
           <w:sz w:val="24"/>
         </w:rPr>
-        <w:t xml:space="preserve">vinden in de collectie van het </w:t>
+        <w:hyperlink r:id="rId13" w:history="1">
+          <w:r>
+            <w:rPr>
+              <w:rStyle w:val="Hyperlink"/>
+            </w:rPr>
+            <w:t xml:space="preserve">vinden in de </w:t>
+          </w:r>
+        </w:hyperlink>
+      </w:r>
+      <w:r>
+        <w:rPr>
+          <w:rFonts w:ascii="Charis SIL Regular" w:hAnsi="Charis SIL Regular" w:eastAsia="Charis SIL Regular"/>
+          <w:b w:val="0"/>
+          <w:i w:val="0"/>
+          <w:color w:val="000000"/>
+          <w:sz w:val="24"/>
+        </w:rPr>
+        <w:t xml:space="preserve">collectie van het </w:t>
       </w:r>
       <w:r>
         <w:rPr>
@@ -2573,7 +2583,7 @@
           <w:sz w:val="24"/>
           <w:u w:val="single"/>
         </w:rPr>
-        <w:hyperlink r:id="rId18" w:history="1">
+        <w:hyperlink r:id="rId19" w:history="1">
           <w:r>
             <w:rPr>
               <w:rStyle w:val="Hyperlink"/>
@@ -2602,7 +2612,7 @@
           <w:sz w:val="24"/>
           <w:u w:val="single"/>
         </w:rPr>
-        <w:hyperlink r:id="rId18" w:history="1">
+        <w:hyperlink r:id="rId19" w:history="1">
           <w:r>
             <w:rPr>
               <w:rStyle w:val="Hyperlink"/>
@@ -2620,7 +2630,7 @@
           <w:sz w:val="24"/>
           <w:u w:val="single"/>
         </w:rPr>
-        <w:hyperlink r:id="rId18" w:history="1">
+        <w:hyperlink r:id="rId19" w:history="1">
           <w:r>
             <w:rPr>
               <w:rStyle w:val="Hyperlink"/>
@@ -2654,44 +2664,8 @@
           <w:i w:val="0"/>
           <w:color w:val="0000FF"/>
           <w:sz w:val="24"/>
-          <w:u w:val="single"/>
-        </w:rPr>
-        <w:hyperlink r:id="rId20" w:history="1">
-          <w:r>
-            <w:rPr>
-              <w:rStyle w:val="Hyperlink"/>
-            </w:rPr>
-            <w:t>H</w:t>
-          </w:r>
-        </w:hyperlink>
-      </w:r>
-      <w:r>
-        <w:rPr>
-          <w:rFonts w:ascii="Charis SIL Regular" w:hAnsi="Charis SIL Regular" w:eastAsia="Charis SIL Regular"/>
-          <w:b w:val="0"/>
-          <w:i w:val="0"/>
-          <w:color w:val="0000FF"/>
-          <w:sz w:val="24"/>
-          <w:u w:val="single"/>
-        </w:rPr>
-        <w:hyperlink r:id="rId20" w:history="1">
-          <w:r>
-            <w:rPr>
-              <w:rStyle w:val="Hyperlink"/>
-            </w:rPr>
-            <w:t>DC</w:t>
-          </w:r>
-        </w:hyperlink>
-      </w:r>
-      <w:r>
-        <w:rPr>
-          <w:rFonts w:ascii="Charis SIL Regular" w:hAnsi="Charis SIL Regular" w:eastAsia="Charis SIL Regular"/>
-          <w:b w:val="0"/>
-          <w:i w:val="0"/>
-          <w:color w:val="0000FF"/>
-          <w:sz w:val="24"/>
-        </w:rPr>
-        <w:t xml:space="preserve"> Protest</w:t>
+        </w:rPr>
+        <w:t>HDC Protest</w:t>
       </w:r>
       <w:r>
         <w:rPr>
@@ -2821,14 +2795,7 @@
           <w:color w:val="000000"/>
           <w:sz w:val="24"/>
         </w:rPr>
-        <w:hyperlink r:id="rId19" w:history="1">
-          <w:r>
-            <w:rPr>
-              <w:rStyle w:val="Hyperlink"/>
-            </w:rPr>
-            <w:t>iv</w:t>
-          </w:r>
-        </w:hyperlink>
+        <w:t>iv</w:t>
       </w:r>
       <w:r>
         <w:rPr>
@@ -2866,25 +2833,89 @@
           <w:sz w:val="24"/>
           <w:u w:val="single"/>
         </w:rPr>
+        <w:t>Katholiek Documentatie C</w:t>
+      </w:r>
+      <w:r>
+        <w:rPr>
+          <w:rFonts w:ascii="Charis SIL Regular" w:hAnsi="Charis SIL Regular" w:eastAsia="Charis SIL Regular"/>
+          <w:b w:val="0"/>
+          <w:i w:val="0"/>
+          <w:color w:val="0000FF"/>
+          <w:sz w:val="24"/>
+          <w:u w:val="single"/>
+        </w:rPr>
+        <w:hyperlink r:id="rId19" w:history="1">
+          <w:r>
+            <w:rPr>
+              <w:rStyle w:val="Hyperlink"/>
+            </w:rPr>
+            <w:t>entrum</w:t>
+          </w:r>
+        </w:hyperlink>
+      </w:r>
+      <w:r>
+        <w:rPr>
+          <w:u w:val="single" w:color="0000ff"/>
+          <w:rFonts w:ascii="Charis SIL Regular" w:hAnsi="Charis SIL Regular" w:eastAsia="Charis SIL Regular"/>
+          <w:b w:val="0"/>
+          <w:i w:val="0"/>
+          <w:color w:val="000000"/>
+          <w:sz w:val="24"/>
+        </w:rPr>
+        <w:hyperlink r:id="rId19" w:history="1">
+          <w:r>
+            <w:rPr>
+              <w:rStyle w:val="Hyperlink"/>
+            </w:rPr>
+            <w:t>, e</w:t>
+          </w:r>
+        </w:hyperlink>
+      </w:r>
+      <w:r>
+        <w:rPr>
+          <w:rFonts w:ascii="Charis SIL Regular" w:hAnsi="Charis SIL Regular" w:eastAsia="Charis SIL Regular"/>
+          <w:b w:val="0"/>
+          <w:i w:val="0"/>
+          <w:color w:val="000000"/>
+          <w:sz w:val="24"/>
+        </w:rPr>
+        <w:t xml:space="preserve">n </w:t>
+      </w:r>
+      <w:r>
+        <w:rPr>
+          <w:u w:val="single" w:color="0000ff"/>
+          <w:rFonts w:ascii="Charis SIL Regular" w:hAnsi="Charis SIL Regular" w:eastAsia="Charis SIL Regular"/>
+          <w:b w:val="0"/>
+          <w:i w:val="0"/>
+          <w:color w:val="000000"/>
+          <w:sz w:val="24"/>
+        </w:rPr>
+        <w:hyperlink r:id="rId20" w:history="1">
+          <w:r>
+            <w:rPr>
+              <w:rStyle w:val="Hyperlink"/>
+            </w:rPr>
+            <w:t xml:space="preserve">het </w:t>
+          </w:r>
+        </w:hyperlink>
+      </w:r>
+      <w:r>
+        <w:rPr>
+          <w:rFonts w:ascii="Charis SIL Regular" w:hAnsi="Charis SIL Regular" w:eastAsia="Charis SIL Regular"/>
+          <w:b w:val="0"/>
+          <w:i w:val="0"/>
+          <w:color w:val="0000FF"/>
+          <w:sz w:val="24"/>
+          <w:u w:val="single"/>
+        </w:rPr>
         <w:hyperlink r:id="rId21" w:history="1">
           <w:r>
             <w:rPr>
               <w:rStyle w:val="Hyperlink"/>
             </w:rPr>
-            <w:t>Katholiek</w:t>
+            <w:t>E</w:t>
           </w:r>
         </w:hyperlink>
-      </w:r>
-      <w:r>
-        <w:rPr>
-          <w:rFonts w:ascii="Charis SIL Regular" w:hAnsi="Charis SIL Regular" w:eastAsia="Charis SIL Regular"/>
-          <w:b w:val="0"/>
-          <w:i w:val="0"/>
-          <w:color w:val="0000FF"/>
-          <w:sz w:val="24"/>
-          <w:u w:val="single"/>
-        </w:rPr>
-        <w:t xml:space="preserve"> </w:t>
       </w:r>
       <w:r>
         <w:rPr>
@@ -2900,7 +2931,7 @@
             <w:rPr>
               <w:rStyle w:val="Hyperlink"/>
             </w:rPr>
-            <w:t>Docu</w:t>
+            <w:t>rfgoedcent</w:t>
           </w:r>
         </w:hyperlink>
       </w:r>
@@ -2918,7 +2949,7 @@
             <w:rPr>
               <w:rStyle w:val="Hyperlink"/>
             </w:rPr>
-            <w:t>mentat</w:t>
+            <w:t>r</w:t>
           </w:r>
         </w:hyperlink>
       </w:r>
@@ -2936,7 +2967,7 @@
             <w:rPr>
               <w:rStyle w:val="Hyperlink"/>
             </w:rPr>
-            <w:t>i</w:t>
+            <w:t>um</w:t>
           </w:r>
         </w:hyperlink>
       </w:r>
@@ -2948,6 +2979,185 @@
           <w:color w:val="0000FF"/>
           <w:sz w:val="24"/>
           <w:u w:val="single"/>
+        </w:rPr>
+        <w:t xml:space="preserve"> </w:t>
+      </w:r>
+      <w:r>
+        <w:rPr>
+          <w:rFonts w:ascii="Charis SIL Regular" w:hAnsi="Charis SIL Regular" w:eastAsia="Charis SIL Regular"/>
+          <w:b w:val="0"/>
+          <w:i w:val="0"/>
+          <w:color w:val="0000FF"/>
+          <w:sz w:val="24"/>
+          <w:u w:val="single"/>
+        </w:rPr>
+        <w:hyperlink r:id="rId21" w:history="1">
+          <w:r>
+            <w:rPr>
+              <w:rStyle w:val="Hyperlink"/>
+            </w:rPr>
+            <w:t>Ned</w:t>
+          </w:r>
+        </w:hyperlink>
+      </w:r>
+      <w:r>
+        <w:rPr>
+          <w:rFonts w:ascii="Charis SIL Regular" w:hAnsi="Charis SIL Regular" w:eastAsia="Charis SIL Regular"/>
+          <w:b w:val="0"/>
+          <w:i w:val="0"/>
+          <w:color w:val="0000FF"/>
+          <w:sz w:val="24"/>
+          <w:u w:val="single"/>
+        </w:rPr>
+        <w:hyperlink r:id="rId21" w:history="1">
+          <w:r>
+            <w:rPr>
+              <w:rStyle w:val="Hyperlink"/>
+            </w:rPr>
+            <w:t>erlands</w:t>
+          </w:r>
+        </w:hyperlink>
+      </w:r>
+      <w:r>
+        <w:rPr>
+          <w:rFonts w:ascii="Charis SIL Regular" w:hAnsi="Charis SIL Regular" w:eastAsia="Charis SIL Regular"/>
+          <w:b w:val="0"/>
+          <w:i w:val="0"/>
+          <w:color w:val="0000FF"/>
+          <w:sz w:val="24"/>
+          <w:u w:val="single"/>
+        </w:rPr>
+        <w:t xml:space="preserve"> </w:t>
+      </w:r>
+      <w:r>
+        <w:rPr>
+          <w:rFonts w:ascii="Charis SIL Regular" w:hAnsi="Charis SIL Regular" w:eastAsia="Charis SIL Regular"/>
+          <w:b w:val="0"/>
+          <w:i w:val="0"/>
+          <w:color w:val="0000FF"/>
+          <w:sz w:val="24"/>
+          <w:u w:val="single"/>
+        </w:rPr>
+        <w:hyperlink r:id="rId21" w:history="1">
+          <w:r>
+            <w:rPr>
+              <w:rStyle w:val="Hyperlink"/>
+            </w:rPr>
+            <w:t>Kloosterleven</w:t>
+          </w:r>
+        </w:hyperlink>
+      </w:r>
+      <w:r>
+        <w:rPr>
+          <w:rFonts w:ascii="Charis SIL Regular" w:hAnsi="Charis SIL Regular" w:eastAsia="Charis SIL Regular"/>
+          <w:b w:val="0"/>
+          <w:i w:val="0"/>
+          <w:color w:val="000000"/>
+          <w:sz w:val="24"/>
+        </w:rPr>
+        <w:t xml:space="preserve">. Ook in </w:t>
+      </w:r>
+      <w:r>
+        <w:rPr>
+          <w:u w:val="single" w:color="0000ff"/>
+          <w:rFonts w:ascii="Charis SIL Regular" w:hAnsi="Charis SIL Regular" w:eastAsia="Charis SIL Regular"/>
+          <w:b w:val="0"/>
+          <w:i w:val="0"/>
+          <w:color w:val="000000"/>
+          <w:sz w:val="24"/>
+        </w:rPr>
+        <w:hyperlink r:id="rId22" w:history="1">
+          <w:r>
+            <w:rPr>
+              <w:rStyle w:val="Hyperlink"/>
+            </w:rPr>
+            <w:t>de landen</w:t>
+          </w:r>
+        </w:hyperlink>
+      </w:r>
+      <w:r>
+        <w:rPr>
+          <w:u w:val="single" w:color="0000ff"/>
+          <w:rFonts w:ascii="Charis SIL Regular" w:hAnsi="Charis SIL Regular" w:eastAsia="Charis SIL Regular"/>
+          <w:b w:val="0"/>
+          <w:i w:val="0"/>
+          <w:color w:val="000000"/>
+          <w:sz w:val="24"/>
+        </w:rPr>
+        <w:t xml:space="preserve"> </w:t>
+      </w:r>
+      <w:r>
+        <w:rPr>
+          <w:u w:val="single" w:color="0000ff"/>
+          <w:rFonts w:ascii="Charis SIL Regular" w:hAnsi="Charis SIL Regular" w:eastAsia="Charis SIL Regular"/>
+          <w:b w:val="0"/>
+          <w:i w:val="0"/>
+          <w:color w:val="000000"/>
+          <w:sz w:val="24"/>
+        </w:rPr>
+        <w:hyperlink r:id="rId22" w:history="1">
+          <w:r>
+            <w:rPr>
+              <w:rStyle w:val="Hyperlink"/>
+            </w:rPr>
+            <w:t>waar de zendi</w:t>
+          </w:r>
+        </w:hyperlink>
+      </w:r>
+      <w:r>
+        <w:rPr>
+          <w:u w:val="single" w:color="0000ff"/>
+          <w:rFonts w:ascii="Charis SIL Regular" w:hAnsi="Charis SIL Regular" w:eastAsia="Charis SIL Regular"/>
+          <w:b w:val="0"/>
+          <w:i w:val="0"/>
+          <w:color w:val="000000"/>
+          <w:sz w:val="24"/>
+        </w:rPr>
+        <w:hyperlink r:id="rId22" w:history="1">
+          <w:r>
+            <w:rPr>
+              <w:rStyle w:val="Hyperlink"/>
+            </w:rPr>
+            <w:t>ng en mi</w:t>
+          </w:r>
+        </w:hyperlink>
+      </w:r>
+      <w:r>
+        <w:rPr>
+          <w:rFonts w:ascii="Charis SIL Regular" w:hAnsi="Charis SIL Regular" w:eastAsia="Charis SIL Regular"/>
+          <w:b w:val="0"/>
+          <w:i w:val="0"/>
+          <w:color w:val="000000"/>
+          <w:sz w:val="24"/>
+        </w:rPr>
+        <w:t>ssie acti</w:t>
+      </w:r>
+      <w:r>
+        <w:rPr>
+          <w:u w:val="single" w:color="0000ff"/>
+          <w:rFonts w:ascii="Charis SIL Regular" w:hAnsi="Charis SIL Regular" w:eastAsia="Charis SIL Regular"/>
+          <w:b w:val="0"/>
+          <w:i w:val="0"/>
+          <w:color w:val="000000"/>
+          <w:sz w:val="24"/>
+        </w:rPr>
+        <w:hyperlink r:id="rId21" w:history="1">
+          <w:r>
+            <w:rPr>
+              <w:rStyle w:val="Hyperlink"/>
+            </w:rPr>
+            <w:t>ef waren, zijn ve</w:t>
+          </w:r>
+        </w:hyperlink>
+      </w:r>
+      <w:r>
+        <w:rPr>
+          <w:u w:val="single" w:color="0000ff"/>
+          <w:rFonts w:ascii="Charis SIL Regular" w:hAnsi="Charis SIL Regular" w:eastAsia="Charis SIL Regular"/>
+          <w:b w:val="0"/>
+          <w:i w:val="0"/>
+          <w:color w:val="000000"/>
+          <w:sz w:val="24"/>
         </w:rPr>
         <w:hyperlink r:id="rId21" w:history="1">
           <w:r>
@@ -2960,358 +3170,14 @@
       </w:r>
       <w:r>
         <w:rPr>
-          <w:rFonts w:ascii="Charis SIL Regular" w:hAnsi="Charis SIL Regular" w:eastAsia="Charis SIL Regular"/>
-          <w:b w:val="0"/>
-          <w:i w:val="0"/>
-          <w:color w:val="0000FF"/>
-          <w:sz w:val="24"/>
-          <w:u w:val="single"/>
-        </w:rPr>
-        <w:t xml:space="preserve"> </w:t>
-      </w:r>
-      <w:r>
-        <w:rPr>
-          <w:rFonts w:ascii="Charis SIL Regular" w:hAnsi="Charis SIL Regular" w:eastAsia="Charis SIL Regular"/>
-          <w:b w:val="0"/>
-          <w:i w:val="0"/>
-          <w:color w:val="0000FF"/>
-          <w:sz w:val="24"/>
-          <w:u w:val="single"/>
-        </w:rPr>
-        <w:hyperlink r:id="rId21" w:history="1">
-          <w:r>
-            <w:rPr>
-              <w:rStyle w:val="Hyperlink"/>
-            </w:rPr>
-            <w:t>C</w:t>
-          </w:r>
-        </w:hyperlink>
-      </w:r>
-      <w:r>
-        <w:rPr>
-          <w:rFonts w:ascii="Charis SIL Regular" w:hAnsi="Charis SIL Regular" w:eastAsia="Charis SIL Regular"/>
-          <w:b w:val="0"/>
-          <w:i w:val="0"/>
-          <w:color w:val="0000FF"/>
-          <w:sz w:val="24"/>
-          <w:u w:val="single"/>
-        </w:rPr>
-        <w:hyperlink r:id="rId21" w:history="1">
-          <w:r>
-            <w:rPr>
-              <w:rStyle w:val="Hyperlink"/>
-            </w:rPr>
-            <w:t>entrum</w:t>
-          </w:r>
-        </w:hyperlink>
-      </w:r>
-      <w:r>
-        <w:rPr>
+          <w:u w:val="single" w:color="0000ff"/>
           <w:rFonts w:ascii="Charis SIL Regular" w:hAnsi="Charis SIL Regular" w:eastAsia="Charis SIL Regular"/>
           <w:b w:val="0"/>
           <w:i w:val="0"/>
           <w:color w:val="000000"/>
           <w:sz w:val="24"/>
         </w:rPr>
-        <w:t xml:space="preserve">, en </w:t>
-      </w:r>
-      <w:r>
-        <w:rPr>
-          <w:u w:val="single" w:color="0000ff"/>
-          <w:rFonts w:ascii="Charis SIL Regular" w:hAnsi="Charis SIL Regular" w:eastAsia="Charis SIL Regular"/>
-          <w:b w:val="0"/>
-          <w:i w:val="0"/>
-          <w:color w:val="000000"/>
-          <w:sz w:val="24"/>
-        </w:rPr>
-        <w:hyperlink r:id="rId20" w:history="1">
-          <w:r>
-            <w:rPr>
-              <w:rStyle w:val="Hyperlink"/>
-            </w:rPr>
-            <w:t xml:space="preserve">het </w:t>
-          </w:r>
-        </w:hyperlink>
-      </w:r>
-      <w:r>
-        <w:rPr>
-          <w:rFonts w:ascii="Charis SIL Regular" w:hAnsi="Charis SIL Regular" w:eastAsia="Charis SIL Regular"/>
-          <w:b w:val="0"/>
-          <w:i w:val="0"/>
-          <w:color w:val="0000FF"/>
-          <w:sz w:val="24"/>
-          <w:u w:val="single"/>
-        </w:rPr>
-        <w:hyperlink r:id="rId20" w:history="1">
-          <w:r>
-            <w:rPr>
-              <w:rStyle w:val="Hyperlink"/>
-            </w:rPr>
-            <w:t>E</w:t>
-          </w:r>
-        </w:hyperlink>
-      </w:r>
-      <w:r>
-        <w:rPr>
-          <w:rFonts w:ascii="Charis SIL Regular" w:hAnsi="Charis SIL Regular" w:eastAsia="Charis SIL Regular"/>
-          <w:b w:val="0"/>
-          <w:i w:val="0"/>
-          <w:color w:val="0000FF"/>
-          <w:sz w:val="24"/>
-          <w:u w:val="single"/>
-        </w:rPr>
-        <w:hyperlink r:id="rId20" w:history="1">
-          <w:r>
-            <w:rPr>
-              <w:rStyle w:val="Hyperlink"/>
-            </w:rPr>
-            <w:t>rfgoedcent</w:t>
-          </w:r>
-        </w:hyperlink>
-      </w:r>
-      <w:r>
-        <w:rPr>
-          <w:rFonts w:ascii="Charis SIL Regular" w:hAnsi="Charis SIL Regular" w:eastAsia="Charis SIL Regular"/>
-          <w:b w:val="0"/>
-          <w:i w:val="0"/>
-          <w:color w:val="0000FF"/>
-          <w:sz w:val="24"/>
-          <w:u w:val="single"/>
-        </w:rPr>
-        <w:hyperlink r:id="rId20" w:history="1">
-          <w:r>
-            <w:rPr>
-              <w:rStyle w:val="Hyperlink"/>
-            </w:rPr>
-            <w:t>r</w:t>
-          </w:r>
-        </w:hyperlink>
-      </w:r>
-      <w:r>
-        <w:rPr>
-          <w:rFonts w:ascii="Charis SIL Regular" w:hAnsi="Charis SIL Regular" w:eastAsia="Charis SIL Regular"/>
-          <w:b w:val="0"/>
-          <w:i w:val="0"/>
-          <w:color w:val="0000FF"/>
-          <w:sz w:val="24"/>
-          <w:u w:val="single"/>
-        </w:rPr>
-        <w:hyperlink r:id="rId20" w:history="1">
-          <w:r>
-            <w:rPr>
-              <w:rStyle w:val="Hyperlink"/>
-            </w:rPr>
-            <w:t>um</w:t>
-          </w:r>
-        </w:hyperlink>
-      </w:r>
-      <w:r>
-        <w:rPr>
-          <w:rFonts w:ascii="Charis SIL Regular" w:hAnsi="Charis SIL Regular" w:eastAsia="Charis SIL Regular"/>
-          <w:b w:val="0"/>
-          <w:i w:val="0"/>
-          <w:color w:val="0000FF"/>
-          <w:sz w:val="24"/>
-          <w:u w:val="single"/>
-        </w:rPr>
-        <w:t xml:space="preserve"> </w:t>
-      </w:r>
-      <w:r>
-        <w:rPr>
-          <w:rFonts w:ascii="Charis SIL Regular" w:hAnsi="Charis SIL Regular" w:eastAsia="Charis SIL Regular"/>
-          <w:b w:val="0"/>
-          <w:i w:val="0"/>
-          <w:color w:val="0000FF"/>
-          <w:sz w:val="24"/>
-          <w:u w:val="single"/>
-        </w:rPr>
-        <w:hyperlink r:id="rId20" w:history="1">
-          <w:r>
-            <w:rPr>
-              <w:rStyle w:val="Hyperlink"/>
-            </w:rPr>
-            <w:t>Ned</w:t>
-          </w:r>
-        </w:hyperlink>
-      </w:r>
-      <w:r>
-        <w:rPr>
-          <w:rFonts w:ascii="Charis SIL Regular" w:hAnsi="Charis SIL Regular" w:eastAsia="Charis SIL Regular"/>
-          <w:b w:val="0"/>
-          <w:i w:val="0"/>
-          <w:color w:val="0000FF"/>
-          <w:sz w:val="24"/>
-          <w:u w:val="single"/>
-        </w:rPr>
-        <w:hyperlink r:id="rId22" w:history="1">
-          <w:r>
-            <w:rPr>
-              <w:rStyle w:val="Hyperlink"/>
-            </w:rPr>
-            <w:t>erlands</w:t>
-          </w:r>
-        </w:hyperlink>
-      </w:r>
-      <w:r>
-        <w:rPr>
-          <w:rFonts w:ascii="Charis SIL Regular" w:hAnsi="Charis SIL Regular" w:eastAsia="Charis SIL Regular"/>
-          <w:b w:val="0"/>
-          <w:i w:val="0"/>
-          <w:color w:val="0000FF"/>
-          <w:sz w:val="24"/>
-          <w:u w:val="single"/>
-        </w:rPr>
-        <w:t xml:space="preserve"> </w:t>
-      </w:r>
-      <w:r>
-        <w:rPr>
-          <w:rFonts w:ascii="Charis SIL Regular" w:hAnsi="Charis SIL Regular" w:eastAsia="Charis SIL Regular"/>
-          <w:b w:val="0"/>
-          <w:i w:val="0"/>
-          <w:color w:val="0000FF"/>
-          <w:sz w:val="24"/>
-          <w:u w:val="single"/>
-        </w:rPr>
-        <w:hyperlink r:id="rId22" w:history="1">
-          <w:r>
-            <w:rPr>
-              <w:rStyle w:val="Hyperlink"/>
-            </w:rPr>
-            <w:t>Kloosterleven</w:t>
-          </w:r>
-        </w:hyperlink>
-      </w:r>
-      <w:r>
-        <w:rPr>
-          <w:rFonts w:ascii="Charis SIL Regular" w:hAnsi="Charis SIL Regular" w:eastAsia="Charis SIL Regular"/>
-          <w:b w:val="0"/>
-          <w:i w:val="0"/>
-          <w:color w:val="000000"/>
-          <w:sz w:val="24"/>
-        </w:rPr>
-        <w:t xml:space="preserve">. Ook in </w:t>
-      </w:r>
-      <w:r>
-        <w:rPr>
-          <w:u w:val="single" w:color="0000ff"/>
-          <w:rFonts w:ascii="Charis SIL Regular" w:hAnsi="Charis SIL Regular" w:eastAsia="Charis SIL Regular"/>
-          <w:b w:val="0"/>
-          <w:i w:val="0"/>
-          <w:color w:val="000000"/>
-          <w:sz w:val="24"/>
-        </w:rPr>
         <w:hyperlink r:id="rId21" w:history="1">
-          <w:r>
-            <w:rPr>
-              <w:rStyle w:val="Hyperlink"/>
-            </w:rPr>
-            <w:t>de landen</w:t>
-          </w:r>
-        </w:hyperlink>
-      </w:r>
-      <w:r>
-        <w:rPr>
-          <w:u w:val="single" w:color="0000ff"/>
-          <w:rFonts w:ascii="Charis SIL Regular" w:hAnsi="Charis SIL Regular" w:eastAsia="Charis SIL Regular"/>
-          <w:b w:val="0"/>
-          <w:i w:val="0"/>
-          <w:color w:val="000000"/>
-          <w:sz w:val="24"/>
-        </w:rPr>
-        <w:t xml:space="preserve"> </w:t>
-      </w:r>
-      <w:r>
-        <w:rPr>
-          <w:u w:val="single" w:color="0000ff"/>
-          <w:rFonts w:ascii="Charis SIL Regular" w:hAnsi="Charis SIL Regular" w:eastAsia="Charis SIL Regular"/>
-          <w:b w:val="0"/>
-          <w:i w:val="0"/>
-          <w:color w:val="000000"/>
-          <w:sz w:val="24"/>
-        </w:rPr>
-        <w:hyperlink r:id="rId21" w:history="1">
-          <w:r>
-            <w:rPr>
-              <w:rStyle w:val="Hyperlink"/>
-            </w:rPr>
-            <w:t>waar de zendi</w:t>
-          </w:r>
-        </w:hyperlink>
-      </w:r>
-      <w:r>
-        <w:rPr>
-          <w:u w:val="single" w:color="0000ff"/>
-          <w:rFonts w:ascii="Charis SIL Regular" w:hAnsi="Charis SIL Regular" w:eastAsia="Charis SIL Regular"/>
-          <w:b w:val="0"/>
-          <w:i w:val="0"/>
-          <w:color w:val="000000"/>
-          <w:sz w:val="24"/>
-        </w:rPr>
-        <w:hyperlink r:id="rId21" w:history="1">
-          <w:r>
-            <w:rPr>
-              <w:rStyle w:val="Hyperlink"/>
-            </w:rPr>
-            <w:t>ng en mi</w:t>
-          </w:r>
-        </w:hyperlink>
-      </w:r>
-      <w:r>
-        <w:rPr>
-          <w:rFonts w:ascii="Charis SIL Regular" w:hAnsi="Charis SIL Regular" w:eastAsia="Charis SIL Regular"/>
-          <w:b w:val="0"/>
-          <w:i w:val="0"/>
-          <w:color w:val="000000"/>
-          <w:sz w:val="24"/>
-        </w:rPr>
-        <w:t>ssie acti</w:t>
-      </w:r>
-      <w:r>
-        <w:rPr>
-          <w:u w:val="single" w:color="0000ff"/>
-          <w:rFonts w:ascii="Charis SIL Regular" w:hAnsi="Charis SIL Regular" w:eastAsia="Charis SIL Regular"/>
-          <w:b w:val="0"/>
-          <w:i w:val="0"/>
-          <w:color w:val="000000"/>
-          <w:sz w:val="24"/>
-        </w:rPr>
-        <w:hyperlink r:id="rId22" w:history="1">
-          <w:r>
-            <w:rPr>
-              <w:rStyle w:val="Hyperlink"/>
-            </w:rPr>
-            <w:t>ef waren, zijn ve</w:t>
-          </w:r>
-        </w:hyperlink>
-      </w:r>
-      <w:r>
-        <w:rPr>
-          <w:u w:val="single" w:color="0000ff"/>
-          <w:rFonts w:ascii="Charis SIL Regular" w:hAnsi="Charis SIL Regular" w:eastAsia="Charis SIL Regular"/>
-          <w:b w:val="0"/>
-          <w:i w:val="0"/>
-          <w:color w:val="000000"/>
-          <w:sz w:val="24"/>
-        </w:rPr>
-        <w:hyperlink r:id="rId22" w:history="1">
-          <w:r>
-            <w:rPr>
-              <w:rStyle w:val="Hyperlink"/>
-            </w:rPr>
-            <w:t>e</w:t>
-          </w:r>
-        </w:hyperlink>
-      </w:r>
-      <w:r>
-        <w:rPr>
-          <w:u w:val="single" w:color="0000ff"/>
-          <w:rFonts w:ascii="Charis SIL Regular" w:hAnsi="Charis SIL Regular" w:eastAsia="Charis SIL Regular"/>
-          <w:b w:val="0"/>
-          <w:i w:val="0"/>
-          <w:color w:val="000000"/>
-          <w:sz w:val="24"/>
-        </w:rPr>
-        <w:hyperlink r:id="rId22" w:history="1">
           <w:r>
             <w:rPr>
               <w:rStyle w:val="Hyperlink"/>
@@ -3329,7 +3195,7 @@
           <w:color w:val="000000"/>
           <w:sz w:val="24"/>
         </w:rPr>
-        <w:hyperlink r:id="rId22" w:history="1">
+        <w:hyperlink r:id="rId21" w:history="1">
           <w:r>
             <w:rPr>
               <w:rStyle w:val="Hyperlink"/>
@@ -3347,7 +3213,7 @@
           <w:color w:val="000000"/>
           <w:sz w:val="24"/>
         </w:rPr>
-        <w:hyperlink r:id="rId22" w:history="1">
+        <w:hyperlink r:id="rId21" w:history="1">
           <w:r>
             <w:rPr>
               <w:rStyle w:val="Hyperlink"/>
@@ -4279,15 +4145,9 @@
           <w:i w:val="0"/>
           <w:color w:val="0000FF"/>
           <w:sz w:val="24"/>
-        </w:rPr>
-        <w:hyperlink r:id="rId24" w:history="1">
-          <w:r>
-            <w:rPr>
-              <w:rStyle w:val="Hyperlink"/>
-            </w:rPr>
-            <w:t>7</w:t>
-          </w:r>
-        </w:hyperlink>
+          <w:u w:val="single"/>
+        </w:rPr>
+        <w:t>7</w:t>
       </w:r>
       <w:r>
         <w:rPr>

--- a/EXPORTS/DOCX/published/niveau2/Dutch/ChristianMission.docx
+++ b/EXPORTS/DOCX/published/niveau2/Dutch/ChristianMission.docx
@@ -459,7 +459,25 @@
           <w:color w:val="000000"/>
           <w:sz w:val="24"/>
         </w:rPr>
-        <w:t xml:space="preserve"> bestaat voor een groot deel uit objecten die door zendeling</w:t>
+        <w:t xml:space="preserve"> bestaat voor een groot deel uit objecten die d</w:t>
+      </w:r>
+      <w:r>
+        <w:rPr>
+          <w:u w:val="single" w:color="0000ff"/>
+          <w:rFonts w:ascii="Charis SIL Regular" w:hAnsi="Charis SIL Regular" w:eastAsia="Charis SIL Regular"/>
+          <w:b w:val="0"/>
+          <w:i w:val="0"/>
+          <w:color w:val="000000"/>
+          <w:sz w:val="24"/>
+        </w:rPr>
+        <w:hyperlink r:id="rId9" w:history="1">
+          <w:r>
+            <w:rPr>
+              <w:rStyle w:val="Hyperlink"/>
+            </w:rPr>
+            <w:t>oor zendeling</w:t>
+          </w:r>
+        </w:hyperlink>
       </w:r>
       <w:r>
         <w:rPr>
@@ -796,7 +814,7 @@
           <w:sz w:val="24"/>
           <w:u w:val="single"/>
         </w:rPr>
-        <w:hyperlink r:id="rId11" w:history="1">
+        <w:hyperlink r:id="rId10" w:history="1">
           <w:r>
             <w:rPr>
               <w:rStyle w:val="Hyperlink"/>
@@ -919,7 +937,7 @@
           <w:sz w:val="24"/>
           <w:u w:val="single"/>
         </w:rPr>
-        <w:hyperlink r:id="rId10" w:history="1">
+        <w:hyperlink r:id="rId11" w:history="1">
           <w:r>
             <w:rPr>
               <w:rStyle w:val="Hyperlink"/>
@@ -1022,7 +1040,7 @@
           <w:sz w:val="24"/>
           <w:u w:val="single"/>
         </w:rPr>
-        <w:hyperlink r:id="rId11" w:history="1">
+        <w:hyperlink r:id="rId12" w:history="1">
           <w:r>
             <w:rPr>
               <w:rStyle w:val="Hyperlink"/>
@@ -1051,7 +1069,7 @@
           <w:sz w:val="24"/>
           <w:u w:val="single"/>
         </w:rPr>
-        <w:hyperlink r:id="rId11" w:history="1">
+        <w:hyperlink r:id="rId12" w:history="1">
           <w:r>
             <w:rPr>
               <w:rStyle w:val="Hyperlink"/>
@@ -1080,7 +1098,7 @@
           <w:sz w:val="24"/>
           <w:u w:val="single"/>
         </w:rPr>
-        <w:hyperlink r:id="rId12" w:history="1">
+        <w:hyperlink r:id="rId11" w:history="1">
           <w:r>
             <w:rPr>
               <w:rStyle w:val="Hyperlink"/>
@@ -1127,7 +1145,7 @@
           <w:sz w:val="24"/>
           <w:u w:val="single"/>
         </w:rPr>
-        <w:hyperlink r:id="rId12" w:history="1">
+        <w:hyperlink r:id="rId11" w:history="1">
           <w:r>
             <w:rPr>
               <w:rStyle w:val="Hyperlink"/>
@@ -1181,32 +1199,7 @@
           <w:color w:val="000000"/>
           <w:sz w:val="24"/>
         </w:rPr>
-        <w:hyperlink r:id="rId11" w:history="1">
-          <w:r>
-            <w:rPr>
-              <w:rStyle w:val="Hyperlink"/>
-            </w:rPr>
-            <w:t>oo</w:t>
-          </w:r>
-        </w:hyperlink>
-      </w:r>
-      <w:r>
-        <w:rPr>
-          <w:u w:val="single" w:color="0000ff"/>
-          <w:rFonts w:ascii="Charis SIL Regular" w:hAnsi="Charis SIL Regular" w:eastAsia="Charis SIL Regular"/>
-          <w:b w:val="0"/>
-          <w:i w:val="0"/>
-          <w:color w:val="000000"/>
-          <w:sz w:val="24"/>
-        </w:rPr>
-        <w:hyperlink r:id="rId11" w:history="1">
-          <w:r>
-            <w:rPr>
-              <w:rStyle w:val="Hyperlink"/>
-            </w:rPr>
-            <w:t>rheen h</w:t>
-          </w:r>
-        </w:hyperlink>
+        <w:t>oorheen h</w:t>
       </w:r>
       <w:r>
         <w:rPr>
@@ -1244,112 +1237,7 @@
           <w:color w:val="000000"/>
           <w:sz w:val="24"/>
         </w:rPr>
-        <w:t>Museum, opgericht in 1954). Voorwe</w:t>
-      </w:r>
-      <w:r>
-        <w:rPr>
-          <w:u w:val="single" w:color="0000ff"/>
-          <w:rFonts w:ascii="Charis SIL Regular" w:hAnsi="Charis SIL Regular" w:eastAsia="Charis SIL Regular"/>
-          <w:b w:val="0"/>
-          <w:i w:val="0"/>
-          <w:color w:val="000000"/>
-          <w:sz w:val="24"/>
-        </w:rPr>
-        <w:hyperlink r:id="rId12" w:history="1">
-          <w:r>
-            <w:rPr>
-              <w:rStyle w:val="Hyperlink"/>
-            </w:rPr>
-            <w:t>rpen verzameld</w:t>
-          </w:r>
-        </w:hyperlink>
-      </w:r>
-      <w:r>
-        <w:rPr>
-          <w:u w:val="single" w:color="0000ff"/>
-          <w:rFonts w:ascii="Charis SIL Regular" w:hAnsi="Charis SIL Regular" w:eastAsia="Charis SIL Regular"/>
-          <w:b w:val="0"/>
-          <w:i w:val="0"/>
-          <w:color w:val="000000"/>
-          <w:sz w:val="24"/>
-        </w:rPr>
-        <w:t xml:space="preserve"> </w:t>
-      </w:r>
-      <w:r>
-        <w:rPr>
-          <w:u w:val="single" w:color="0000ff"/>
-          <w:rFonts w:ascii="Charis SIL Regular" w:hAnsi="Charis SIL Regular" w:eastAsia="Charis SIL Regular"/>
-          <w:b w:val="0"/>
-          <w:i w:val="0"/>
-          <w:color w:val="000000"/>
-          <w:sz w:val="24"/>
-        </w:rPr>
-        <w:hyperlink r:id="rId12" w:history="1">
-          <w:r>
-            <w:rPr>
-              <w:rStyle w:val="Hyperlink"/>
-            </w:rPr>
-            <w:t>door</w:t>
-          </w:r>
-        </w:hyperlink>
-      </w:r>
-      <w:r>
-        <w:rPr>
-          <w:u w:val="single" w:color="0000ff"/>
-          <w:rFonts w:ascii="Charis SIL Regular" w:hAnsi="Charis SIL Regular" w:eastAsia="Charis SIL Regular"/>
-          <w:b w:val="0"/>
-          <w:i w:val="0"/>
-          <w:color w:val="000000"/>
-          <w:sz w:val="24"/>
-        </w:rPr>
-        <w:t xml:space="preserve"> </w:t>
-      </w:r>
-      <w:r>
-        <w:rPr>
-          <w:u w:val="single" w:color="0000ff"/>
-          <w:rFonts w:ascii="Charis SIL Regular" w:hAnsi="Charis SIL Regular" w:eastAsia="Charis SIL Regular"/>
-          <w:b w:val="0"/>
-          <w:i w:val="0"/>
-          <w:color w:val="000000"/>
-          <w:sz w:val="24"/>
-        </w:rPr>
-        <w:hyperlink r:id="rId12" w:history="1">
-          <w:r>
-            <w:rPr>
-              <w:rStyle w:val="Hyperlink"/>
-            </w:rPr>
-            <w:t>he</w:t>
-          </w:r>
-        </w:hyperlink>
-      </w:r>
-      <w:r>
-        <w:rPr>
-          <w:u w:val="single" w:color="0000ff"/>
-          <w:rFonts w:ascii="Charis SIL Regular" w:hAnsi="Charis SIL Regular" w:eastAsia="Charis SIL Regular"/>
-          <w:b w:val="0"/>
-          <w:i w:val="0"/>
-          <w:color w:val="000000"/>
-          <w:sz w:val="24"/>
-        </w:rPr>
-        <w:hyperlink r:id="rId12" w:history="1">
-          <w:r>
-            <w:rPr>
-              <w:rStyle w:val="Hyperlink"/>
-            </w:rPr>
-            <w:t>t</w:t>
-          </w:r>
-        </w:hyperlink>
-      </w:r>
-      <w:r>
-        <w:rPr>
-          <w:u w:val="single" w:color="0000ff"/>
-          <w:rFonts w:ascii="Charis SIL Regular" w:hAnsi="Charis SIL Regular" w:eastAsia="Charis SIL Regular"/>
-          <w:b w:val="0"/>
-          <w:i w:val="0"/>
-          <w:color w:val="000000"/>
-          <w:sz w:val="24"/>
-        </w:rPr>
-        <w:t xml:space="preserve"> </w:t>
+        <w:t xml:space="preserve">Museum, opgericht in 1954). Voorwerpen verzameld door het </w:t>
       </w:r>
       <w:r>
         <w:rPr>
@@ -1453,32 +1341,7 @@
           <w:color w:val="000000"/>
           <w:sz w:val="24"/>
         </w:rPr>
-        <w:hyperlink r:id="rId13" w:history="1">
-          <w:r>
-            <w:rPr>
-              <w:rStyle w:val="Hyperlink"/>
-            </w:rPr>
-            <w:t>en Sulawesi, z</w:t>
-          </w:r>
-        </w:hyperlink>
-      </w:r>
-      <w:r>
-        <w:rPr>
-          <w:u w:val="single" w:color="0000ff"/>
-          <w:rFonts w:ascii="Charis SIL Regular" w:hAnsi="Charis SIL Regular" w:eastAsia="Charis SIL Regular"/>
-          <w:b w:val="0"/>
-          <w:i w:val="0"/>
-          <w:color w:val="000000"/>
-          <w:sz w:val="24"/>
-        </w:rPr>
-        <w:hyperlink r:id="rId13" w:history="1">
-          <w:r>
-            <w:rPr>
-              <w:rStyle w:val="Hyperlink"/>
-            </w:rPr>
-            <w:t xml:space="preserve">ijn vooral </w:t>
-          </w:r>
-        </w:hyperlink>
+        <w:t xml:space="preserve">en Sulawesi, zijn vooral </w:t>
       </w:r>
       <w:r>
         <w:rPr>
@@ -1917,21 +1780,13 @@
       </w:r>
       <w:r>
         <w:rPr>
-          <w:u w:val="single" w:color="0000ff"/>
           <w:rFonts w:ascii="Charis SIL Regular" w:hAnsi="Charis SIL Regular" w:eastAsia="Charis SIL Regular"/>
           <w:b w:val="0"/>
           <w:i w:val="0"/>
           <w:color w:val="000000"/>
           <w:sz w:val="24"/>
         </w:rPr>
-        <w:hyperlink r:id="rId15" w:history="1">
-          <w:r>
-            <w:rPr>
-              <w:rStyle w:val="Hyperlink"/>
-            </w:rPr>
-            <w:t>s te vinden (</w:t>
-          </w:r>
-        </w:hyperlink>
+        <w:t>s te vinden (</w:t>
       </w:r>
       <w:r>
         <w:rPr>
@@ -2583,7 +2438,7 @@
           <w:sz w:val="24"/>
           <w:u w:val="single"/>
         </w:rPr>
-        <w:hyperlink r:id="rId19" w:history="1">
+        <w:hyperlink r:id="rId18" w:history="1">
           <w:r>
             <w:rPr>
               <w:rStyle w:val="Hyperlink"/>
@@ -2612,7 +2467,7 @@
           <w:sz w:val="24"/>
           <w:u w:val="single"/>
         </w:rPr>
-        <w:hyperlink r:id="rId19" w:history="1">
+        <w:hyperlink r:id="rId18" w:history="1">
           <w:r>
             <w:rPr>
               <w:rStyle w:val="Hyperlink"/>
@@ -2630,7 +2485,7 @@
           <w:sz w:val="24"/>
           <w:u w:val="single"/>
         </w:rPr>
-        <w:hyperlink r:id="rId19" w:history="1">
+        <w:hyperlink r:id="rId18" w:history="1">
           <w:r>
             <w:rPr>
               <w:rStyle w:val="Hyperlink"/>
@@ -2664,8 +2519,16 @@
           <w:i w:val="0"/>
           <w:color w:val="0000FF"/>
           <w:sz w:val="24"/>
-        </w:rPr>
-        <w:t>HDC Protest</w:t>
+          <w:u w:val="single"/>
+        </w:rPr>
+        <w:hyperlink r:id="rId20" w:history="1">
+          <w:r>
+            <w:rPr>
+              <w:rStyle w:val="Hyperlink"/>
+            </w:rPr>
+            <w:t>H</w:t>
+          </w:r>
+        </w:hyperlink>
       </w:r>
       <w:r>
         <w:rPr>
@@ -2677,6 +2540,89 @@
           <w:u w:val="single"/>
         </w:rPr>
         <w:hyperlink r:id="rId19" w:history="1">
+          <w:r>
+            <w:rPr>
+              <w:rStyle w:val="Hyperlink"/>
+            </w:rPr>
+            <w:t>DC</w:t>
+          </w:r>
+        </w:hyperlink>
+      </w:r>
+      <w:r>
+        <w:rPr>
+          <w:rFonts w:ascii="Charis SIL Regular" w:hAnsi="Charis SIL Regular" w:eastAsia="Charis SIL Regular"/>
+          <w:b w:val="0"/>
+          <w:i w:val="0"/>
+          <w:color w:val="0000FF"/>
+          <w:sz w:val="24"/>
+          <w:u w:val="single"/>
+        </w:rPr>
+        <w:t xml:space="preserve"> </w:t>
+      </w:r>
+      <w:r>
+        <w:rPr>
+          <w:rFonts w:ascii="Charis SIL Regular" w:hAnsi="Charis SIL Regular" w:eastAsia="Charis SIL Regular"/>
+          <w:b w:val="0"/>
+          <w:i w:val="0"/>
+          <w:color w:val="0000FF"/>
+          <w:sz w:val="24"/>
+          <w:u w:val="single"/>
+        </w:rPr>
+        <w:hyperlink r:id="rId20" w:history="1">
+          <w:r>
+            <w:rPr>
+              <w:rStyle w:val="Hyperlink"/>
+            </w:rPr>
+            <w:t>Pro</w:t>
+          </w:r>
+        </w:hyperlink>
+      </w:r>
+      <w:r>
+        <w:rPr>
+          <w:rFonts w:ascii="Charis SIL Regular" w:hAnsi="Charis SIL Regular" w:eastAsia="Charis SIL Regular"/>
+          <w:b w:val="0"/>
+          <w:i w:val="0"/>
+          <w:color w:val="0000FF"/>
+          <w:sz w:val="24"/>
+          <w:u w:val="single"/>
+        </w:rPr>
+        <w:hyperlink r:id="rId20" w:history="1">
+          <w:r>
+            <w:rPr>
+              <w:rStyle w:val="Hyperlink"/>
+            </w:rPr>
+            <w:t>t</w:t>
+          </w:r>
+        </w:hyperlink>
+      </w:r>
+      <w:r>
+        <w:rPr>
+          <w:rFonts w:ascii="Charis SIL Regular" w:hAnsi="Charis SIL Regular" w:eastAsia="Charis SIL Regular"/>
+          <w:b w:val="0"/>
+          <w:i w:val="0"/>
+          <w:color w:val="0000FF"/>
+          <w:sz w:val="24"/>
+          <w:u w:val="single"/>
+        </w:rPr>
+        <w:hyperlink r:id="rId20" w:history="1">
+          <w:r>
+            <w:rPr>
+              <w:rStyle w:val="Hyperlink"/>
+            </w:rPr>
+            <w:t>est</w:t>
+          </w:r>
+        </w:hyperlink>
+      </w:r>
+      <w:r>
+        <w:rPr>
+          <w:rFonts w:ascii="Charis SIL Regular" w:hAnsi="Charis SIL Regular" w:eastAsia="Charis SIL Regular"/>
+          <w:b w:val="0"/>
+          <w:i w:val="0"/>
+          <w:color w:val="0000FF"/>
+          <w:sz w:val="24"/>
+          <w:u w:val="single"/>
+        </w:rPr>
+        <w:hyperlink r:id="rId20" w:history="1">
           <w:r>
             <w:rPr>
               <w:rStyle w:val="Hyperlink"/>
@@ -2705,7 +2651,7 @@
           <w:sz w:val="24"/>
           <w:u w:val="single"/>
         </w:rPr>
-        <w:hyperlink r:id="rId19" w:history="1">
+        <w:hyperlink r:id="rId20" w:history="1">
           <w:r>
             <w:rPr>
               <w:rStyle w:val="Hyperlink"/>
@@ -2795,7 +2741,14 @@
           <w:color w:val="000000"/>
           <w:sz w:val="24"/>
         </w:rPr>
-        <w:t>iv</w:t>
+        <w:hyperlink r:id="rId19" w:history="1">
+          <w:r>
+            <w:rPr>
+              <w:rStyle w:val="Hyperlink"/>
+            </w:rPr>
+            <w:t>iv</w:t>
+          </w:r>
+        </w:hyperlink>
       </w:r>
       <w:r>
         <w:rPr>
@@ -2833,7 +2786,14 @@
           <w:sz w:val="24"/>
           <w:u w:val="single"/>
         </w:rPr>
-        <w:t>Katholiek Documentatie C</w:t>
+        <w:hyperlink r:id="rId21" w:history="1">
+          <w:r>
+            <w:rPr>
+              <w:rStyle w:val="Hyperlink"/>
+            </w:rPr>
+            <w:t>Katholiek</w:t>
+          </w:r>
+        </w:hyperlink>
       </w:r>
       <w:r>
         <w:rPr>
@@ -2844,7 +2804,119 @@
           <w:sz w:val="24"/>
           <w:u w:val="single"/>
         </w:rPr>
-        <w:hyperlink r:id="rId19" w:history="1">
+        <w:t xml:space="preserve"> </w:t>
+      </w:r>
+      <w:r>
+        <w:rPr>
+          <w:rFonts w:ascii="Charis SIL Regular" w:hAnsi="Charis SIL Regular" w:eastAsia="Charis SIL Regular"/>
+          <w:b w:val="0"/>
+          <w:i w:val="0"/>
+          <w:color w:val="0000FF"/>
+          <w:sz w:val="24"/>
+          <w:u w:val="single"/>
+        </w:rPr>
+        <w:hyperlink r:id="rId21" w:history="1">
+          <w:r>
+            <w:rPr>
+              <w:rStyle w:val="Hyperlink"/>
+            </w:rPr>
+            <w:t>Docu</w:t>
+          </w:r>
+        </w:hyperlink>
+      </w:r>
+      <w:r>
+        <w:rPr>
+          <w:rFonts w:ascii="Charis SIL Regular" w:hAnsi="Charis SIL Regular" w:eastAsia="Charis SIL Regular"/>
+          <w:b w:val="0"/>
+          <w:i w:val="0"/>
+          <w:color w:val="0000FF"/>
+          <w:sz w:val="24"/>
+          <w:u w:val="single"/>
+        </w:rPr>
+        <w:hyperlink r:id="rId21" w:history="1">
+          <w:r>
+            <w:rPr>
+              <w:rStyle w:val="Hyperlink"/>
+            </w:rPr>
+            <w:t>mentat</w:t>
+          </w:r>
+        </w:hyperlink>
+      </w:r>
+      <w:r>
+        <w:rPr>
+          <w:rFonts w:ascii="Charis SIL Regular" w:hAnsi="Charis SIL Regular" w:eastAsia="Charis SIL Regular"/>
+          <w:b w:val="0"/>
+          <w:i w:val="0"/>
+          <w:color w:val="0000FF"/>
+          <w:sz w:val="24"/>
+          <w:u w:val="single"/>
+        </w:rPr>
+        <w:hyperlink r:id="rId21" w:history="1">
+          <w:r>
+            <w:rPr>
+              <w:rStyle w:val="Hyperlink"/>
+            </w:rPr>
+            <w:t>i</w:t>
+          </w:r>
+        </w:hyperlink>
+      </w:r>
+      <w:r>
+        <w:rPr>
+          <w:rFonts w:ascii="Charis SIL Regular" w:hAnsi="Charis SIL Regular" w:eastAsia="Charis SIL Regular"/>
+          <w:b w:val="0"/>
+          <w:i w:val="0"/>
+          <w:color w:val="0000FF"/>
+          <w:sz w:val="24"/>
+          <w:u w:val="single"/>
+        </w:rPr>
+        <w:hyperlink r:id="rId21" w:history="1">
+          <w:r>
+            <w:rPr>
+              <w:rStyle w:val="Hyperlink"/>
+            </w:rPr>
+            <w:t>e</w:t>
+          </w:r>
+        </w:hyperlink>
+      </w:r>
+      <w:r>
+        <w:rPr>
+          <w:rFonts w:ascii="Charis SIL Regular" w:hAnsi="Charis SIL Regular" w:eastAsia="Charis SIL Regular"/>
+          <w:b w:val="0"/>
+          <w:i w:val="0"/>
+          <w:color w:val="0000FF"/>
+          <w:sz w:val="24"/>
+          <w:u w:val="single"/>
+        </w:rPr>
+        <w:t xml:space="preserve"> </w:t>
+      </w:r>
+      <w:r>
+        <w:rPr>
+          <w:rFonts w:ascii="Charis SIL Regular" w:hAnsi="Charis SIL Regular" w:eastAsia="Charis SIL Regular"/>
+          <w:b w:val="0"/>
+          <w:i w:val="0"/>
+          <w:color w:val="0000FF"/>
+          <w:sz w:val="24"/>
+          <w:u w:val="single"/>
+        </w:rPr>
+        <w:hyperlink r:id="rId21" w:history="1">
+          <w:r>
+            <w:rPr>
+              <w:rStyle w:val="Hyperlink"/>
+            </w:rPr>
+            <w:t>C</w:t>
+          </w:r>
+        </w:hyperlink>
+      </w:r>
+      <w:r>
+        <w:rPr>
+          <w:rFonts w:ascii="Charis SIL Regular" w:hAnsi="Charis SIL Regular" w:eastAsia="Charis SIL Regular"/>
+          <w:b w:val="0"/>
+          <w:i w:val="0"/>
+          <w:color w:val="0000FF"/>
+          <w:sz w:val="24"/>
+          <w:u w:val="single"/>
+        </w:rPr>
+        <w:hyperlink r:id="rId21" w:history="1">
           <w:r>
             <w:rPr>
               <w:rStyle w:val="Hyperlink"/>
@@ -2890,14 +2962,7 @@
           <w:color w:val="000000"/>
           <w:sz w:val="24"/>
         </w:rPr>
-        <w:hyperlink r:id="rId20" w:history="1">
-          <w:r>
-            <w:rPr>
-              <w:rStyle w:val="Hyperlink"/>
-            </w:rPr>
-            <w:t xml:space="preserve">het </w:t>
-          </w:r>
-        </w:hyperlink>
+        <w:t xml:space="preserve">het </w:t>
       </w:r>
       <w:r>
         <w:rPr>
@@ -2908,7 +2973,7 @@
           <w:sz w:val="24"/>
           <w:u w:val="single"/>
         </w:rPr>
-        <w:hyperlink r:id="rId21" w:history="1">
+        <w:hyperlink r:id="rId22" w:history="1">
           <w:r>
             <w:rPr>
               <w:rStyle w:val="Hyperlink"/>
@@ -2926,7 +2991,7 @@
           <w:sz w:val="24"/>
           <w:u w:val="single"/>
         </w:rPr>
-        <w:hyperlink r:id="rId21" w:history="1">
+        <w:hyperlink r:id="rId20" w:history="1">
           <w:r>
             <w:rPr>
               <w:rStyle w:val="Hyperlink"/>
@@ -2944,7 +3009,7 @@
           <w:sz w:val="24"/>
           <w:u w:val="single"/>
         </w:rPr>
-        <w:hyperlink r:id="rId21" w:history="1">
+        <w:hyperlink r:id="rId20" w:history="1">
           <w:r>
             <w:rPr>
               <w:rStyle w:val="Hyperlink"/>
@@ -2962,7 +3027,7 @@
           <w:sz w:val="24"/>
           <w:u w:val="single"/>
         </w:rPr>
-        <w:hyperlink r:id="rId21" w:history="1">
+        <w:hyperlink r:id="rId20" w:history="1">
           <w:r>
             <w:rPr>
               <w:rStyle w:val="Hyperlink"/>
@@ -2991,7 +3056,7 @@
           <w:sz w:val="24"/>
           <w:u w:val="single"/>
         </w:rPr>
-        <w:hyperlink r:id="rId21" w:history="1">
+        <w:hyperlink r:id="rId20" w:history="1">
           <w:r>
             <w:rPr>
               <w:rStyle w:val="Hyperlink"/>
@@ -3009,7 +3074,7 @@
           <w:sz w:val="24"/>
           <w:u w:val="single"/>
         </w:rPr>
-        <w:hyperlink r:id="rId21" w:history="1">
+        <w:hyperlink r:id="rId22" w:history="1">
           <w:r>
             <w:rPr>
               <w:rStyle w:val="Hyperlink"/>
@@ -3038,7 +3103,7 @@
           <w:sz w:val="24"/>
           <w:u w:val="single"/>
         </w:rPr>
-        <w:hyperlink r:id="rId21" w:history="1">
+        <w:hyperlink r:id="rId22" w:history="1">
           <w:r>
             <w:rPr>
               <w:rStyle w:val="Hyperlink"/>
@@ -3066,7 +3131,7 @@
           <w:color w:val="000000"/>
           <w:sz w:val="24"/>
         </w:rPr>
-        <w:hyperlink r:id="rId22" w:history="1">
+        <w:hyperlink r:id="rId21" w:history="1">
           <w:r>
             <w:rPr>
               <w:rStyle w:val="Hyperlink"/>
@@ -3095,7 +3160,7 @@
           <w:color w:val="000000"/>
           <w:sz w:val="24"/>
         </w:rPr>
-        <w:hyperlink r:id="rId22" w:history="1">
+        <w:hyperlink r:id="rId21" w:history="1">
           <w:r>
             <w:rPr>
               <w:rStyle w:val="Hyperlink"/>
@@ -3113,7 +3178,7 @@
           <w:color w:val="000000"/>
           <w:sz w:val="24"/>
         </w:rPr>
-        <w:hyperlink r:id="rId22" w:history="1">
+        <w:hyperlink r:id="rId21" w:history="1">
           <w:r>
             <w:rPr>
               <w:rStyle w:val="Hyperlink"/>
@@ -3141,7 +3206,7 @@
           <w:color w:val="000000"/>
           <w:sz w:val="24"/>
         </w:rPr>
-        <w:hyperlink r:id="rId21" w:history="1">
+        <w:hyperlink r:id="rId22" w:history="1">
           <w:r>
             <w:rPr>
               <w:rStyle w:val="Hyperlink"/>
@@ -3159,7 +3224,7 @@
           <w:color w:val="000000"/>
           <w:sz w:val="24"/>
         </w:rPr>
-        <w:hyperlink r:id="rId21" w:history="1">
+        <w:hyperlink r:id="rId22" w:history="1">
           <w:r>
             <w:rPr>
               <w:rStyle w:val="Hyperlink"/>
@@ -3177,7 +3242,7 @@
           <w:color w:val="000000"/>
           <w:sz w:val="24"/>
         </w:rPr>
-        <w:hyperlink r:id="rId21" w:history="1">
+        <w:hyperlink r:id="rId22" w:history="1">
           <w:r>
             <w:rPr>
               <w:rStyle w:val="Hyperlink"/>
@@ -3195,7 +3260,7 @@
           <w:color w:val="000000"/>
           <w:sz w:val="24"/>
         </w:rPr>
-        <w:hyperlink r:id="rId21" w:history="1">
+        <w:hyperlink r:id="rId22" w:history="1">
           <w:r>
             <w:rPr>
               <w:rStyle w:val="Hyperlink"/>
@@ -3213,7 +3278,7 @@
           <w:color w:val="000000"/>
           <w:sz w:val="24"/>
         </w:rPr>
-        <w:hyperlink r:id="rId21" w:history="1">
+        <w:hyperlink r:id="rId22" w:history="1">
           <w:r>
             <w:rPr>
               <w:rStyle w:val="Hyperlink"/>
@@ -4145,9 +4210,15 @@
           <w:i w:val="0"/>
           <w:color w:val="0000FF"/>
           <w:sz w:val="24"/>
-          <w:u w:val="single"/>
-        </w:rPr>
-        <w:t>7</w:t>
+        </w:rPr>
+        <w:hyperlink r:id="rId24" w:history="1">
+          <w:r>
+            <w:rPr>
+              <w:rStyle w:val="Hyperlink"/>
+            </w:rPr>
+            <w:t>7</w:t>
+          </w:r>
+        </w:hyperlink>
       </w:r>
       <w:r>
         <w:rPr>

--- a/EXPORTS/DOCX/published/niveau2/Dutch/ChristianMission.docx
+++ b/EXPORTS/DOCX/published/niveau2/Dutch/ChristianMission.docx
@@ -843,7 +843,7 @@
           <w:sz w:val="24"/>
           <w:u w:val="single"/>
         </w:rPr>
-        <w:hyperlink r:id="rId11" w:history="1">
+        <w:hyperlink r:id="rId10" w:history="1">
           <w:r>
             <w:rPr>
               <w:rStyle w:val="Hyperlink"/>
@@ -872,12 +872,77 @@
           <w:sz w:val="24"/>
           <w:u w:val="single"/>
         </w:rPr>
+        <w:hyperlink r:id="rId10" w:history="1">
+          <w:r>
+            <w:rPr>
+              <w:rStyle w:val="Hyperlink"/>
+            </w:rPr>
+            <w:t>d</w:t>
+          </w:r>
+        </w:hyperlink>
+      </w:r>
+      <w:r>
+        <w:rPr>
+          <w:rFonts w:ascii="Charis SIL Regular" w:hAnsi="Charis SIL Regular" w:eastAsia="Charis SIL Regular"/>
+          <w:b w:val="0"/>
+          <w:i w:val="0"/>
+          <w:color w:val="0000FF"/>
+          <w:sz w:val="24"/>
+          <w:u w:val="single"/>
+        </w:rPr>
+        <w:hyperlink r:id="rId10" w:history="1">
+          <w:r>
+            <w:rPr>
+              <w:rStyle w:val="Hyperlink"/>
+            </w:rPr>
+            <w:t>e</w:t>
+          </w:r>
+        </w:hyperlink>
+      </w:r>
+      <w:r>
+        <w:rPr>
+          <w:rFonts w:ascii="Charis SIL Regular" w:hAnsi="Charis SIL Regular" w:eastAsia="Charis SIL Regular"/>
+          <w:b w:val="0"/>
+          <w:i w:val="0"/>
+          <w:color w:val="0000FF"/>
+          <w:sz w:val="24"/>
+          <w:u w:val="single"/>
+        </w:rPr>
+        <w:t xml:space="preserve"> </w:t>
+      </w:r>
+      <w:r>
+        <w:rPr>
+          <w:rFonts w:ascii="Charis SIL Regular" w:hAnsi="Charis SIL Regular" w:eastAsia="Charis SIL Regular"/>
+          <w:b w:val="0"/>
+          <w:i w:val="0"/>
+          <w:color w:val="0000FF"/>
+          <w:sz w:val="24"/>
+          <w:u w:val="single"/>
+        </w:rPr>
         <w:hyperlink r:id="rId11" w:history="1">
           <w:r>
             <w:rPr>
               <w:rStyle w:val="Hyperlink"/>
             </w:rPr>
-            <w:t>d</w:t>
+            <w:t>H</w:t>
+          </w:r>
+        </w:hyperlink>
+      </w:r>
+      <w:r>
+        <w:rPr>
+          <w:rFonts w:ascii="Charis SIL Regular" w:hAnsi="Charis SIL Regular" w:eastAsia="Charis SIL Regular"/>
+          <w:b w:val="0"/>
+          <w:i w:val="0"/>
+          <w:color w:val="0000FF"/>
+          <w:sz w:val="24"/>
+          <w:u w:val="single"/>
+        </w:rPr>
+        <w:hyperlink r:id="rId11" w:history="1">
+          <w:r>
+            <w:rPr>
+              <w:rStyle w:val="Hyperlink"/>
+            </w:rPr>
+            <w:t>eilig</w:t>
           </w:r>
         </w:hyperlink>
       </w:r>
@@ -924,71 +989,6 @@
             <w:rPr>
               <w:rStyle w:val="Hyperlink"/>
             </w:rPr>
-            <w:t>H</w:t>
-          </w:r>
-        </w:hyperlink>
-      </w:r>
-      <w:r>
-        <w:rPr>
-          <w:rFonts w:ascii="Charis SIL Regular" w:hAnsi="Charis SIL Regular" w:eastAsia="Charis SIL Regular"/>
-          <w:b w:val="0"/>
-          <w:i w:val="0"/>
-          <w:color w:val="0000FF"/>
-          <w:sz w:val="24"/>
-          <w:u w:val="single"/>
-        </w:rPr>
-        <w:hyperlink r:id="rId11" w:history="1">
-          <w:r>
-            <w:rPr>
-              <w:rStyle w:val="Hyperlink"/>
-            </w:rPr>
-            <w:t>eilig</w:t>
-          </w:r>
-        </w:hyperlink>
-      </w:r>
-      <w:r>
-        <w:rPr>
-          <w:rFonts w:ascii="Charis SIL Regular" w:hAnsi="Charis SIL Regular" w:eastAsia="Charis SIL Regular"/>
-          <w:b w:val="0"/>
-          <w:i w:val="0"/>
-          <w:color w:val="0000FF"/>
-          <w:sz w:val="24"/>
-          <w:u w:val="single"/>
-        </w:rPr>
-        <w:hyperlink r:id="rId11" w:history="1">
-          <w:r>
-            <w:rPr>
-              <w:rStyle w:val="Hyperlink"/>
-            </w:rPr>
-            <w:t>e</w:t>
-          </w:r>
-        </w:hyperlink>
-      </w:r>
-      <w:r>
-        <w:rPr>
-          <w:rFonts w:ascii="Charis SIL Regular" w:hAnsi="Charis SIL Regular" w:eastAsia="Charis SIL Regular"/>
-          <w:b w:val="0"/>
-          <w:i w:val="0"/>
-          <w:color w:val="0000FF"/>
-          <w:sz w:val="24"/>
-          <w:u w:val="single"/>
-        </w:rPr>
-        <w:t xml:space="preserve"> </w:t>
-      </w:r>
-      <w:r>
-        <w:rPr>
-          <w:rFonts w:ascii="Charis SIL Regular" w:hAnsi="Charis SIL Regular" w:eastAsia="Charis SIL Regular"/>
-          <w:b w:val="0"/>
-          <w:i w:val="0"/>
-          <w:color w:val="0000FF"/>
-          <w:sz w:val="24"/>
-          <w:u w:val="single"/>
-        </w:rPr>
-        <w:hyperlink r:id="rId11" w:history="1">
-          <w:r>
-            <w:rPr>
-              <w:rStyle w:val="Hyperlink"/>
-            </w:rPr>
             <w:t>Geest</w:t>
           </w:r>
         </w:hyperlink>
@@ -1020,7 +1020,6 @@
           <w:i w:val="0"/>
           <w:color w:val="0000FF"/>
           <w:sz w:val="24"/>
-          <w:u w:val="single"/>
         </w:rPr>
         <w:hyperlink r:id="rId12" w:history="1">
           <w:r>
@@ -1098,7 +1097,7 @@
           <w:sz w:val="24"/>
           <w:u w:val="single"/>
         </w:rPr>
-        <w:hyperlink r:id="rId11" w:history="1">
+        <w:hyperlink r:id="rId12" w:history="1">
           <w:r>
             <w:rPr>
               <w:rStyle w:val="Hyperlink"/>
@@ -1125,7 +1124,6 @@
           <w:i w:val="0"/>
           <w:color w:val="0000FF"/>
           <w:sz w:val="24"/>
-          <w:u w:val="single"/>
         </w:rPr>
         <w:hyperlink r:id="rId12" w:history="1">
           <w:r>
@@ -1145,7 +1143,7 @@
           <w:sz w:val="24"/>
           <w:u w:val="single"/>
         </w:rPr>
-        <w:hyperlink r:id="rId11" w:history="1">
+        <w:hyperlink r:id="rId12" w:history="1">
           <w:r>
             <w:rPr>
               <w:rStyle w:val="Hyperlink"/>
@@ -1156,6 +1154,16 @@
       </w:r>
       <w:r>
         <w:rPr>
+          <w:rFonts w:ascii="Charis SIL Regular" w:hAnsi="Charis SIL Regular" w:eastAsia="Charis SIL Regular"/>
+          <w:b w:val="0"/>
+          <w:i w:val="0"/>
+          <w:color w:val="000000"/>
+          <w:sz w:val="24"/>
+        </w:rPr>
+        <w:t xml:space="preserve"> (voo</w:t>
+      </w:r>
+      <w:r>
+        <w:rPr>
           <w:u w:val="single" w:color="0000ff"/>
           <w:rFonts w:ascii="Charis SIL Regular" w:hAnsi="Charis SIL Regular" w:eastAsia="Charis SIL Regular"/>
           <w:b w:val="0"/>
@@ -1168,38 +1176,9 @@
             <w:rPr>
               <w:rStyle w:val="Hyperlink"/>
             </w:rPr>
-            <w:t xml:space="preserve"> (</w:t>
+            <w:t>rheen h</w:t>
           </w:r>
         </w:hyperlink>
-      </w:r>
-      <w:r>
-        <w:rPr>
-          <w:u w:val="single" w:color="0000ff"/>
-          <w:rFonts w:ascii="Charis SIL Regular" w:hAnsi="Charis SIL Regular" w:eastAsia="Charis SIL Regular"/>
-          <w:b w:val="0"/>
-          <w:i w:val="0"/>
-          <w:color w:val="000000"/>
-          <w:sz w:val="24"/>
-        </w:rPr>
-        <w:hyperlink r:id="rId11" w:history="1">
-          <w:r>
-            <w:rPr>
-              <w:rStyle w:val="Hyperlink"/>
-            </w:rPr>
-            <w:t>v</w:t>
-          </w:r>
-        </w:hyperlink>
-      </w:r>
-      <w:r>
-        <w:rPr>
-          <w:u w:val="single" w:color="0000ff"/>
-          <w:rFonts w:ascii="Charis SIL Regular" w:hAnsi="Charis SIL Regular" w:eastAsia="Charis SIL Regular"/>
-          <w:b w:val="0"/>
-          <w:i w:val="0"/>
-          <w:color w:val="000000"/>
-          <w:sz w:val="24"/>
-        </w:rPr>
-        <w:t>oorheen h</w:t>
       </w:r>
       <w:r>
         <w:rPr>
@@ -1237,7 +1216,111 @@
           <w:color w:val="000000"/>
           <w:sz w:val="24"/>
         </w:rPr>
-        <w:t xml:space="preserve">Museum, opgericht in 1954). Voorwerpen verzameld door het </w:t>
+        <w:t>Museum, opgericht in 1954). Voorwe</w:t>
+      </w:r>
+      <w:r>
+        <w:rPr>
+          <w:u w:val="single" w:color="0000ff"/>
+          <w:rFonts w:ascii="Charis SIL Regular" w:hAnsi="Charis SIL Regular" w:eastAsia="Charis SIL Regular"/>
+          <w:b w:val="0"/>
+          <w:i w:val="0"/>
+          <w:color w:val="000000"/>
+          <w:sz w:val="24"/>
+        </w:rPr>
+        <w:hyperlink r:id="rId12" w:history="1">
+          <w:r>
+            <w:rPr>
+              <w:rStyle w:val="Hyperlink"/>
+            </w:rPr>
+            <w:t>rpen verzameld</w:t>
+          </w:r>
+        </w:hyperlink>
+      </w:r>
+      <w:r>
+        <w:rPr>
+          <w:u w:val="single" w:color="0000ff"/>
+          <w:rFonts w:ascii="Charis SIL Regular" w:hAnsi="Charis SIL Regular" w:eastAsia="Charis SIL Regular"/>
+          <w:b w:val="0"/>
+          <w:i w:val="0"/>
+          <w:color w:val="000000"/>
+          <w:sz w:val="24"/>
+        </w:rPr>
+        <w:t xml:space="preserve"> </w:t>
+      </w:r>
+      <w:r>
+        <w:rPr>
+          <w:u w:val="single" w:color="0000ff"/>
+          <w:rFonts w:ascii="Charis SIL Regular" w:hAnsi="Charis SIL Regular" w:eastAsia="Charis SIL Regular"/>
+          <w:b w:val="0"/>
+          <w:i w:val="0"/>
+          <w:color w:val="000000"/>
+          <w:sz w:val="24"/>
+        </w:rPr>
+        <w:hyperlink r:id="rId12" w:history="1">
+          <w:r>
+            <w:rPr>
+              <w:rStyle w:val="Hyperlink"/>
+            </w:rPr>
+            <w:t>door</w:t>
+          </w:r>
+        </w:hyperlink>
+      </w:r>
+      <w:r>
+        <w:rPr>
+          <w:u w:val="single" w:color="0000ff"/>
+          <w:rFonts w:ascii="Charis SIL Regular" w:hAnsi="Charis SIL Regular" w:eastAsia="Charis SIL Regular"/>
+          <w:b w:val="0"/>
+          <w:i w:val="0"/>
+          <w:color w:val="000000"/>
+          <w:sz w:val="24"/>
+        </w:rPr>
+        <w:t xml:space="preserve"> </w:t>
+      </w:r>
+      <w:r>
+        <w:rPr>
+          <w:u w:val="single" w:color="0000ff"/>
+          <w:rFonts w:ascii="Charis SIL Regular" w:hAnsi="Charis SIL Regular" w:eastAsia="Charis SIL Regular"/>
+          <w:b w:val="0"/>
+          <w:i w:val="0"/>
+          <w:color w:val="000000"/>
+          <w:sz w:val="24"/>
+        </w:rPr>
+        <w:hyperlink r:id="rId12" w:history="1">
+          <w:r>
+            <w:rPr>
+              <w:rStyle w:val="Hyperlink"/>
+            </w:rPr>
+            <w:t>he</w:t>
+          </w:r>
+        </w:hyperlink>
+      </w:r>
+      <w:r>
+        <w:rPr>
+          <w:u w:val="single" w:color="0000ff"/>
+          <w:rFonts w:ascii="Charis SIL Regular" w:hAnsi="Charis SIL Regular" w:eastAsia="Charis SIL Regular"/>
+          <w:b w:val="0"/>
+          <w:i w:val="0"/>
+          <w:color w:val="000000"/>
+          <w:sz w:val="24"/>
+        </w:rPr>
+        <w:hyperlink r:id="rId12" w:history="1">
+          <w:r>
+            <w:rPr>
+              <w:rStyle w:val="Hyperlink"/>
+            </w:rPr>
+            <w:t>t</w:t>
+          </w:r>
+        </w:hyperlink>
+      </w:r>
+      <w:r>
+        <w:rPr>
+          <w:rFonts w:ascii="Charis SIL Regular" w:hAnsi="Charis SIL Regular" w:eastAsia="Charis SIL Regular"/>
+          <w:b w:val="0"/>
+          <w:i w:val="0"/>
+          <w:color w:val="000000"/>
+          <w:sz w:val="24"/>
+        </w:rPr>
+        <w:t xml:space="preserve"> </w:t>
       </w:r>
       <w:r>
         <w:rPr>
@@ -1341,7 +1424,32 @@
           <w:color w:val="000000"/>
           <w:sz w:val="24"/>
         </w:rPr>
-        <w:t xml:space="preserve">en Sulawesi, zijn vooral </w:t>
+        <w:hyperlink r:id="rId13" w:history="1">
+          <w:r>
+            <w:rPr>
+              <w:rStyle w:val="Hyperlink"/>
+            </w:rPr>
+            <w:t>en Sulawesi, z</w:t>
+          </w:r>
+        </w:hyperlink>
+      </w:r>
+      <w:r>
+        <w:rPr>
+          <w:u w:val="single" w:color="0000ff"/>
+          <w:rFonts w:ascii="Charis SIL Regular" w:hAnsi="Charis SIL Regular" w:eastAsia="Charis SIL Regular"/>
+          <w:b w:val="0"/>
+          <w:i w:val="0"/>
+          <w:color w:val="000000"/>
+          <w:sz w:val="24"/>
+        </w:rPr>
+        <w:hyperlink r:id="rId13" w:history="1">
+          <w:r>
+            <w:rPr>
+              <w:rStyle w:val="Hyperlink"/>
+            </w:rPr>
+            <w:t xml:space="preserve">ijn vooral </w:t>
+          </w:r>
+        </w:hyperlink>
       </w:r>
       <w:r>
         <w:rPr>
@@ -1780,13 +1888,21 @@
       </w:r>
       <w:r>
         <w:rPr>
+          <w:u w:val="single" w:color="0000ff"/>
           <w:rFonts w:ascii="Charis SIL Regular" w:hAnsi="Charis SIL Regular" w:eastAsia="Charis SIL Regular"/>
           <w:b w:val="0"/>
           <w:i w:val="0"/>
           <w:color w:val="000000"/>
           <w:sz w:val="24"/>
         </w:rPr>
-        <w:t>s te vinden (</w:t>
+        <w:hyperlink r:id="rId15" w:history="1">
+          <w:r>
+            <w:rPr>
+              <w:rStyle w:val="Hyperlink"/>
+            </w:rPr>
+            <w:t>s te vinden (</w:t>
+          </w:r>
+        </w:hyperlink>
       </w:r>
       <w:r>
         <w:rPr>
@@ -4210,15 +4326,9 @@
           <w:i w:val="0"/>
           <w:color w:val="0000FF"/>
           <w:sz w:val="24"/>
-        </w:rPr>
-        <w:hyperlink r:id="rId24" w:history="1">
-          <w:r>
-            <w:rPr>
-              <w:rStyle w:val="Hyperlink"/>
-            </w:rPr>
-            <w:t>7</w:t>
-          </w:r>
-        </w:hyperlink>
+          <w:u w:val="single"/>
+        </w:rPr>
+        <w:t>7</w:t>
       </w:r>
       <w:r>
         <w:rPr>

--- a/EXPORTS/DOCX/published/niveau2/Dutch/ChristianMission.docx
+++ b/EXPORTS/DOCX/published/niveau2/Dutch/ChristianMission.docx
@@ -2655,7 +2655,7 @@
           <w:sz w:val="24"/>
           <w:u w:val="single"/>
         </w:rPr>
-        <w:hyperlink r:id="rId19" w:history="1">
+        <w:hyperlink r:id="rId20" w:history="1">
           <w:r>
             <w:rPr>
               <w:rStyle w:val="Hyperlink"/>
@@ -2671,9 +2671,8 @@
           <w:i w:val="0"/>
           <w:color w:val="0000FF"/>
           <w:sz w:val="24"/>
-          <w:u w:val="single"/>
-        </w:rPr>
-        <w:t xml:space="preserve"> </w:t>
+        </w:rPr>
+        <w:t xml:space="preserve"> Protest</w:t>
       </w:r>
       <w:r>
         <w:rPr>
@@ -2684,61 +2683,7 @@
           <w:sz w:val="24"/>
           <w:u w:val="single"/>
         </w:rPr>
-        <w:hyperlink r:id="rId20" w:history="1">
-          <w:r>
-            <w:rPr>
-              <w:rStyle w:val="Hyperlink"/>
-            </w:rPr>
-            <w:t>Pro</w:t>
-          </w:r>
-        </w:hyperlink>
-      </w:r>
-      <w:r>
-        <w:rPr>
-          <w:rFonts w:ascii="Charis SIL Regular" w:hAnsi="Charis SIL Regular" w:eastAsia="Charis SIL Regular"/>
-          <w:b w:val="0"/>
-          <w:i w:val="0"/>
-          <w:color w:val="0000FF"/>
-          <w:sz w:val="24"/>
-          <w:u w:val="single"/>
-        </w:rPr>
-        <w:hyperlink r:id="rId20" w:history="1">
-          <w:r>
-            <w:rPr>
-              <w:rStyle w:val="Hyperlink"/>
-            </w:rPr>
-            <w:t>t</w:t>
-          </w:r>
-        </w:hyperlink>
-      </w:r>
-      <w:r>
-        <w:rPr>
-          <w:rFonts w:ascii="Charis SIL Regular" w:hAnsi="Charis SIL Regular" w:eastAsia="Charis SIL Regular"/>
-          <w:b w:val="0"/>
-          <w:i w:val="0"/>
-          <w:color w:val="0000FF"/>
-          <w:sz w:val="24"/>
-          <w:u w:val="single"/>
-        </w:rPr>
-        <w:hyperlink r:id="rId20" w:history="1">
-          <w:r>
-            <w:rPr>
-              <w:rStyle w:val="Hyperlink"/>
-            </w:rPr>
-            <w:t>est</w:t>
-          </w:r>
-        </w:hyperlink>
-      </w:r>
-      <w:r>
-        <w:rPr>
-          <w:rFonts w:ascii="Charis SIL Regular" w:hAnsi="Charis SIL Regular" w:eastAsia="Charis SIL Regular"/>
-          <w:b w:val="0"/>
-          <w:i w:val="0"/>
-          <w:color w:val="0000FF"/>
-          <w:sz w:val="24"/>
-          <w:u w:val="single"/>
-        </w:rPr>
-        <w:hyperlink r:id="rId20" w:history="1">
+        <w:hyperlink r:id="rId19" w:history="1">
           <w:r>
             <w:rPr>
               <w:rStyle w:val="Hyperlink"/>
@@ -2767,7 +2712,7 @@
           <w:sz w:val="24"/>
           <w:u w:val="single"/>
         </w:rPr>
-        <w:hyperlink r:id="rId20" w:history="1">
+        <w:hyperlink r:id="rId19" w:history="1">
           <w:r>
             <w:rPr>
               <w:rStyle w:val="Hyperlink"/>
@@ -3043,6 +2988,16 @@
       </w:r>
       <w:r>
         <w:rPr>
+          <w:rFonts w:ascii="Charis SIL Regular" w:hAnsi="Charis SIL Regular" w:eastAsia="Charis SIL Regular"/>
+          <w:b w:val="0"/>
+          <w:i w:val="0"/>
+          <w:color w:val="000000"/>
+          <w:sz w:val="24"/>
+        </w:rPr>
+        <w:t xml:space="preserve">, en </w:t>
+      </w:r>
+      <w:r>
+        <w:rPr>
           <w:u w:val="single" w:color="0000ff"/>
           <w:rFonts w:ascii="Charis SIL Regular" w:hAnsi="Charis SIL Regular" w:eastAsia="Charis SIL Regular"/>
           <w:b w:val="0"/>
@@ -3050,12 +3005,12 @@
           <w:color w:val="000000"/>
           <w:sz w:val="24"/>
         </w:rPr>
-        <w:hyperlink r:id="rId19" w:history="1">
+        <w:hyperlink r:id="rId20" w:history="1">
           <w:r>
             <w:rPr>
               <w:rStyle w:val="Hyperlink"/>
             </w:rPr>
-            <w:t>, e</w:t>
+            <w:t xml:space="preserve">het </w:t>
           </w:r>
         </w:hyperlink>
       </w:r>
@@ -3064,32 +3019,11 @@
           <w:rFonts w:ascii="Charis SIL Regular" w:hAnsi="Charis SIL Regular" w:eastAsia="Charis SIL Regular"/>
           <w:b w:val="0"/>
           <w:i w:val="0"/>
-          <w:color w:val="000000"/>
-          <w:sz w:val="24"/>
-        </w:rPr>
-        <w:t xml:space="preserve">n </w:t>
-      </w:r>
-      <w:r>
-        <w:rPr>
-          <w:u w:val="single" w:color="0000ff"/>
-          <w:rFonts w:ascii="Charis SIL Regular" w:hAnsi="Charis SIL Regular" w:eastAsia="Charis SIL Regular"/>
-          <w:b w:val="0"/>
-          <w:i w:val="0"/>
-          <w:color w:val="000000"/>
-          <w:sz w:val="24"/>
-        </w:rPr>
-        <w:t xml:space="preserve">het </w:t>
-      </w:r>
-      <w:r>
-        <w:rPr>
-          <w:rFonts w:ascii="Charis SIL Regular" w:hAnsi="Charis SIL Regular" w:eastAsia="Charis SIL Regular"/>
-          <w:b w:val="0"/>
-          <w:i w:val="0"/>
           <w:color w:val="0000FF"/>
           <w:sz w:val="24"/>
           <w:u w:val="single"/>
         </w:rPr>
-        <w:hyperlink r:id="rId22" w:history="1">
+        <w:hyperlink r:id="rId20" w:history="1">
           <w:r>
             <w:rPr>
               <w:rStyle w:val="Hyperlink"/>

--- a/EXPORTS/DOCX/published/niveau2/Dutch/ChristianMission.docx
+++ b/EXPORTS/DOCX/published/niveau2/Dutch/ChristianMission.docx
@@ -814,7 +814,7 @@
           <w:sz w:val="24"/>
           <w:u w:val="single"/>
         </w:rPr>
-        <w:hyperlink r:id="rId10" w:history="1">
+        <w:hyperlink r:id="rId11" w:history="1">
           <w:r>
             <w:rPr>
               <w:rStyle w:val="Hyperlink"/>
@@ -841,45 +841,8 @@
           <w:i w:val="0"/>
           <w:color w:val="0000FF"/>
           <w:sz w:val="24"/>
-          <w:u w:val="single"/>
-        </w:rPr>
-        <w:hyperlink r:id="rId10" w:history="1">
-          <w:r>
-            <w:rPr>
-              <w:rStyle w:val="Hyperlink"/>
-            </w:rPr>
-            <w:t>van</w:t>
-          </w:r>
-        </w:hyperlink>
-      </w:r>
-      <w:r>
-        <w:rPr>
-          <w:rFonts w:ascii="Charis SIL Regular" w:hAnsi="Charis SIL Regular" w:eastAsia="Charis SIL Regular"/>
-          <w:b w:val="0"/>
-          <w:i w:val="0"/>
-          <w:color w:val="0000FF"/>
-          <w:sz w:val="24"/>
-          <w:u w:val="single"/>
-        </w:rPr>
-        <w:t xml:space="preserve"> </w:t>
-      </w:r>
-      <w:r>
-        <w:rPr>
-          <w:rFonts w:ascii="Charis SIL Regular" w:hAnsi="Charis SIL Regular" w:eastAsia="Charis SIL Regular"/>
-          <w:b w:val="0"/>
-          <w:i w:val="0"/>
-          <w:color w:val="0000FF"/>
-          <w:sz w:val="24"/>
-          <w:u w:val="single"/>
-        </w:rPr>
-        <w:hyperlink r:id="rId10" w:history="1">
-          <w:r>
-            <w:rPr>
-              <w:rStyle w:val="Hyperlink"/>
-            </w:rPr>
-            <w:t>d</w:t>
-          </w:r>
-        </w:hyperlink>
+        </w:rPr>
+        <w:t>van d</w:t>
       </w:r>
       <w:r>
         <w:rPr>
@@ -917,16 +880,8 @@
           <w:i w:val="0"/>
           <w:color w:val="0000FF"/>
           <w:sz w:val="24"/>
-          <w:u w:val="single"/>
-        </w:rPr>
-        <w:hyperlink r:id="rId11" w:history="1">
-          <w:r>
-            <w:rPr>
-              <w:rStyle w:val="Hyperlink"/>
-            </w:rPr>
-            <w:t>H</w:t>
-          </w:r>
-        </w:hyperlink>
+        </w:rPr>
+        <w:t>H</w:t>
       </w:r>
       <w:r>
         <w:rPr>
@@ -937,7 +892,7 @@
           <w:sz w:val="24"/>
           <w:u w:val="single"/>
         </w:rPr>
-        <w:hyperlink r:id="rId11" w:history="1">
+        <w:hyperlink r:id="rId10" w:history="1">
           <w:r>
             <w:rPr>
               <w:rStyle w:val="Hyperlink"/>
@@ -1021,14 +976,7 @@
           <w:color w:val="0000FF"/>
           <w:sz w:val="24"/>
         </w:rPr>
-        <w:hyperlink r:id="rId12" w:history="1">
-          <w:r>
-            <w:rPr>
-              <w:rStyle w:val="Hyperlink"/>
-            </w:rPr>
-            <w:t>Wereldmuseu</w:t>
-          </w:r>
-        </w:hyperlink>
+        <w:t>Wereldmuseu</w:t>
       </w:r>
       <w:r>
         <w:rPr>
@@ -1039,7 +987,7 @@
           <w:sz w:val="24"/>
           <w:u w:val="single"/>
         </w:rPr>
-        <w:hyperlink r:id="rId12" w:history="1">
+        <w:hyperlink r:id="rId11" w:history="1">
           <w:r>
             <w:rPr>
               <w:rStyle w:val="Hyperlink"/>
@@ -1154,13 +1102,57 @@
       </w:r>
       <w:r>
         <w:rPr>
+          <w:u w:val="single" w:color="0000ff"/>
           <w:rFonts w:ascii="Charis SIL Regular" w:hAnsi="Charis SIL Regular" w:eastAsia="Charis SIL Regular"/>
           <w:b w:val="0"/>
           <w:i w:val="0"/>
           <w:color w:val="000000"/>
           <w:sz w:val="24"/>
         </w:rPr>
-        <w:t xml:space="preserve"> (voo</w:t>
+        <w:hyperlink r:id="rId11" w:history="1">
+          <w:r>
+            <w:rPr>
+              <w:rStyle w:val="Hyperlink"/>
+            </w:rPr>
+            <w:t xml:space="preserve"> (</w:t>
+          </w:r>
+        </w:hyperlink>
+      </w:r>
+      <w:r>
+        <w:rPr>
+          <w:u w:val="single" w:color="0000ff"/>
+          <w:rFonts w:ascii="Charis SIL Regular" w:hAnsi="Charis SIL Regular" w:eastAsia="Charis SIL Regular"/>
+          <w:b w:val="0"/>
+          <w:i w:val="0"/>
+          <w:color w:val="000000"/>
+          <w:sz w:val="24"/>
+        </w:rPr>
+        <w:hyperlink r:id="rId11" w:history="1">
+          <w:r>
+            <w:rPr>
+              <w:rStyle w:val="Hyperlink"/>
+            </w:rPr>
+            <w:t>v</w:t>
+          </w:r>
+        </w:hyperlink>
+      </w:r>
+      <w:r>
+        <w:rPr>
+          <w:u w:val="single" w:color="0000ff"/>
+          <w:rFonts w:ascii="Charis SIL Regular" w:hAnsi="Charis SIL Regular" w:eastAsia="Charis SIL Regular"/>
+          <w:b w:val="0"/>
+          <w:i w:val="0"/>
+          <w:color w:val="000000"/>
+          <w:sz w:val="24"/>
+        </w:rPr>
+        <w:hyperlink r:id="rId11" w:history="1">
+          <w:r>
+            <w:rPr>
+              <w:rStyle w:val="Hyperlink"/>
+            </w:rPr>
+            <w:t>oo</w:t>
+          </w:r>
+        </w:hyperlink>
       </w:r>
       <w:r>
         <w:rPr>
@@ -2525,7 +2517,7 @@
           <w:sz w:val="24"/>
           <w:u w:val="single"/>
         </w:rPr>
-        <w:hyperlink r:id="rId18" w:history="1">
+        <w:hyperlink r:id="rId19" w:history="1">
           <w:r>
             <w:rPr>
               <w:rStyle w:val="Hyperlink"/>
@@ -2541,56 +2533,8 @@
           <w:i w:val="0"/>
           <w:color w:val="0000FF"/>
           <w:sz w:val="24"/>
-          <w:u w:val="single"/>
-        </w:rPr>
-        <w:t xml:space="preserve"> </w:t>
-      </w:r>
-      <w:r>
-        <w:rPr>
-          <w:rFonts w:ascii="Charis SIL Regular" w:hAnsi="Charis SIL Regular" w:eastAsia="Charis SIL Regular"/>
-          <w:b w:val="0"/>
-          <w:i w:val="0"/>
-          <w:color w:val="0000FF"/>
-          <w:sz w:val="24"/>
-          <w:u w:val="single"/>
-        </w:rPr>
-        <w:hyperlink r:id="rId18" w:history="1">
-          <w:r>
-            <w:rPr>
-              <w:rStyle w:val="Hyperlink"/>
-            </w:rPr>
-            <w:t>in</w:t>
-          </w:r>
-        </w:hyperlink>
-      </w:r>
-      <w:r>
-        <w:rPr>
-          <w:rFonts w:ascii="Charis SIL Regular" w:hAnsi="Charis SIL Regular" w:eastAsia="Charis SIL Regular"/>
-          <w:b w:val="0"/>
-          <w:i w:val="0"/>
-          <w:color w:val="0000FF"/>
-          <w:sz w:val="24"/>
-          <w:u w:val="single"/>
-        </w:rPr>
-        <w:t xml:space="preserve"> </w:t>
-      </w:r>
-      <w:r>
-        <w:rPr>
-          <w:rFonts w:ascii="Charis SIL Regular" w:hAnsi="Charis SIL Regular" w:eastAsia="Charis SIL Regular"/>
-          <w:b w:val="0"/>
-          <w:i w:val="0"/>
-          <w:color w:val="0000FF"/>
-          <w:sz w:val="24"/>
-          <w:u w:val="single"/>
-        </w:rPr>
-        <w:hyperlink r:id="rId18" w:history="1">
-          <w:r>
-            <w:rPr>
-              <w:rStyle w:val="Hyperlink"/>
-            </w:rPr>
-            <w:t>Ned</w:t>
-          </w:r>
-        </w:hyperlink>
+        </w:rPr>
+        <w:t xml:space="preserve"> in Ned</w:t>
       </w:r>
       <w:r>
         <w:rPr>
@@ -2612,21 +2556,13 @@
       </w:r>
       <w:r>
         <w:rPr>
-          <w:u w:val="single" w:color="0000ff"/>
           <w:rFonts w:ascii="Charis SIL Regular" w:hAnsi="Charis SIL Regular" w:eastAsia="Charis SIL Regular"/>
           <w:b w:val="0"/>
           <w:i w:val="0"/>
           <w:color w:val="000000"/>
           <w:sz w:val="24"/>
         </w:rPr>
-        <w:hyperlink r:id="rId18" w:history="1">
-          <w:r>
-            <w:rPr>
-              <w:rStyle w:val="Hyperlink"/>
-            </w:rPr>
-            <w:t xml:space="preserve">, </w:t>
-          </w:r>
-        </w:hyperlink>
+        <w:t xml:space="preserve">, </w:t>
       </w:r>
       <w:r>
         <w:rPr>
@@ -2655,7 +2591,7 @@
           <w:sz w:val="24"/>
           <w:u w:val="single"/>
         </w:rPr>
-        <w:hyperlink r:id="rId20" w:history="1">
+        <w:hyperlink r:id="rId19" w:history="1">
           <w:r>
             <w:rPr>
               <w:rStyle w:val="Hyperlink"/>
@@ -2671,8 +2607,56 @@
           <w:i w:val="0"/>
           <w:color w:val="0000FF"/>
           <w:sz w:val="24"/>
-        </w:rPr>
-        <w:t xml:space="preserve"> Protest</w:t>
+          <w:u w:val="single"/>
+        </w:rPr>
+        <w:t xml:space="preserve"> </w:t>
+      </w:r>
+      <w:r>
+        <w:rPr>
+          <w:rFonts w:ascii="Charis SIL Regular" w:hAnsi="Charis SIL Regular" w:eastAsia="Charis SIL Regular"/>
+          <w:b w:val="0"/>
+          <w:i w:val="0"/>
+          <w:color w:val="0000FF"/>
+          <w:sz w:val="24"/>
+          <w:u w:val="single"/>
+        </w:rPr>
+        <w:hyperlink r:id="rId19" w:history="1">
+          <w:r>
+            <w:rPr>
+              <w:rStyle w:val="Hyperlink"/>
+            </w:rPr>
+            <w:t>Pro</w:t>
+          </w:r>
+        </w:hyperlink>
+      </w:r>
+      <w:r>
+        <w:rPr>
+          <w:rFonts w:ascii="Charis SIL Regular" w:hAnsi="Charis SIL Regular" w:eastAsia="Charis SIL Regular"/>
+          <w:b w:val="0"/>
+          <w:i w:val="0"/>
+          <w:color w:val="0000FF"/>
+          <w:sz w:val="24"/>
+          <w:u w:val="single"/>
+        </w:rPr>
+        <w:t>t</w:t>
+      </w:r>
+      <w:r>
+        <w:rPr>
+          <w:rFonts w:ascii="Charis SIL Regular" w:hAnsi="Charis SIL Regular" w:eastAsia="Charis SIL Regular"/>
+          <w:b w:val="0"/>
+          <w:i w:val="0"/>
+          <w:color w:val="0000FF"/>
+          <w:sz w:val="24"/>
+          <w:u w:val="single"/>
+        </w:rPr>
+        <w:hyperlink r:id="rId19" w:history="1">
+          <w:r>
+            <w:rPr>
+              <w:rStyle w:val="Hyperlink"/>
+            </w:rPr>
+            <w:t>est</w:t>
+          </w:r>
+        </w:hyperlink>
       </w:r>
       <w:r>
         <w:rPr>
@@ -2894,7 +2878,7 @@
           <w:sz w:val="24"/>
           <w:u w:val="single"/>
         </w:rPr>
-        <w:hyperlink r:id="rId21" w:history="1">
+        <w:hyperlink r:id="rId19" w:history="1">
           <w:r>
             <w:rPr>
               <w:rStyle w:val="Hyperlink"/>
@@ -2912,7 +2896,7 @@
           <w:sz w:val="24"/>
           <w:u w:val="single"/>
         </w:rPr>
-        <w:hyperlink r:id="rId21" w:history="1">
+        <w:hyperlink r:id="rId19" w:history="1">
           <w:r>
             <w:rPr>
               <w:rStyle w:val="Hyperlink"/>
@@ -2930,7 +2914,7 @@
           <w:sz w:val="24"/>
           <w:u w:val="single"/>
         </w:rPr>
-        <w:hyperlink r:id="rId21" w:history="1">
+        <w:hyperlink r:id="rId19" w:history="1">
           <w:r>
             <w:rPr>
               <w:rStyle w:val="Hyperlink"/>
@@ -2988,29 +2972,19 @@
       </w:r>
       <w:r>
         <w:rPr>
+          <w:u w:val="single" w:color="0000ff"/>
           <w:rFonts w:ascii="Charis SIL Regular" w:hAnsi="Charis SIL Regular" w:eastAsia="Charis SIL Regular"/>
           <w:b w:val="0"/>
           <w:i w:val="0"/>
           <w:color w:val="000000"/>
           <w:sz w:val="24"/>
         </w:rPr>
-        <w:t xml:space="preserve">, en </w:t>
-      </w:r>
-      <w:r>
-        <w:rPr>
-          <w:u w:val="single" w:color="0000ff"/>
-          <w:rFonts w:ascii="Charis SIL Regular" w:hAnsi="Charis SIL Regular" w:eastAsia="Charis SIL Regular"/>
-          <w:b w:val="0"/>
-          <w:i w:val="0"/>
-          <w:color w:val="000000"/>
-          <w:sz w:val="24"/>
-        </w:rPr>
-        <w:hyperlink r:id="rId20" w:history="1">
+        <w:hyperlink r:id="rId19" w:history="1">
           <w:r>
             <w:rPr>
               <w:rStyle w:val="Hyperlink"/>
             </w:rPr>
-            <w:t xml:space="preserve">het </w:t>
+            <w:t>, e</w:t>
           </w:r>
         </w:hyperlink>
       </w:r>
@@ -3019,11 +2993,32 @@
           <w:rFonts w:ascii="Charis SIL Regular" w:hAnsi="Charis SIL Regular" w:eastAsia="Charis SIL Regular"/>
           <w:b w:val="0"/>
           <w:i w:val="0"/>
+          <w:color w:val="000000"/>
+          <w:sz w:val="24"/>
+        </w:rPr>
+        <w:t xml:space="preserve">n </w:t>
+      </w:r>
+      <w:r>
+        <w:rPr>
+          <w:u w:val="single" w:color="0000ff"/>
+          <w:rFonts w:ascii="Charis SIL Regular" w:hAnsi="Charis SIL Regular" w:eastAsia="Charis SIL Regular"/>
+          <w:b w:val="0"/>
+          <w:i w:val="0"/>
+          <w:color w:val="000000"/>
+          <w:sz w:val="24"/>
+        </w:rPr>
+        <w:t xml:space="preserve">het </w:t>
+      </w:r>
+      <w:r>
+        <w:rPr>
+          <w:rFonts w:ascii="Charis SIL Regular" w:hAnsi="Charis SIL Regular" w:eastAsia="Charis SIL Regular"/>
+          <w:b w:val="0"/>
+          <w:i w:val="0"/>
           <w:color w:val="0000FF"/>
           <w:sz w:val="24"/>
           <w:u w:val="single"/>
         </w:rPr>
-        <w:hyperlink r:id="rId20" w:history="1">
+        <w:hyperlink r:id="rId22" w:history="1">
           <w:r>
             <w:rPr>
               <w:rStyle w:val="Hyperlink"/>
@@ -3041,7 +3036,7 @@
           <w:sz w:val="24"/>
           <w:u w:val="single"/>
         </w:rPr>
-        <w:hyperlink r:id="rId20" w:history="1">
+        <w:hyperlink r:id="rId22" w:history="1">
           <w:r>
             <w:rPr>
               <w:rStyle w:val="Hyperlink"/>
@@ -3059,7 +3054,7 @@
           <w:sz w:val="24"/>
           <w:u w:val="single"/>
         </w:rPr>
-        <w:hyperlink r:id="rId20" w:history="1">
+        <w:hyperlink r:id="rId22" w:history="1">
           <w:r>
             <w:rPr>
               <w:rStyle w:val="Hyperlink"/>
@@ -3077,7 +3072,7 @@
           <w:sz w:val="24"/>
           <w:u w:val="single"/>
         </w:rPr>
-        <w:hyperlink r:id="rId20" w:history="1">
+        <w:hyperlink r:id="rId22" w:history="1">
           <w:r>
             <w:rPr>
               <w:rStyle w:val="Hyperlink"/>
@@ -3106,7 +3101,7 @@
           <w:sz w:val="24"/>
           <w:u w:val="single"/>
         </w:rPr>
-        <w:hyperlink r:id="rId20" w:history="1">
+        <w:hyperlink r:id="rId22" w:history="1">
           <w:r>
             <w:rPr>
               <w:rStyle w:val="Hyperlink"/>

--- a/EXPORTS/DOCX/published/niveau2/Dutch/ChristianMission.docx
+++ b/EXPORTS/DOCX/published/niveau2/Dutch/ChristianMission.docx
@@ -841,8 +841,45 @@
           <w:i w:val="0"/>
           <w:color w:val="0000FF"/>
           <w:sz w:val="24"/>
-        </w:rPr>
-        <w:t>van d</w:t>
+          <w:u w:val="single"/>
+        </w:rPr>
+        <w:hyperlink r:id="rId11" w:history="1">
+          <w:r>
+            <w:rPr>
+              <w:rStyle w:val="Hyperlink"/>
+            </w:rPr>
+            <w:t>van</w:t>
+          </w:r>
+        </w:hyperlink>
+      </w:r>
+      <w:r>
+        <w:rPr>
+          <w:rFonts w:ascii="Charis SIL Regular" w:hAnsi="Charis SIL Regular" w:eastAsia="Charis SIL Regular"/>
+          <w:b w:val="0"/>
+          <w:i w:val="0"/>
+          <w:color w:val="0000FF"/>
+          <w:sz w:val="24"/>
+          <w:u w:val="single"/>
+        </w:rPr>
+        <w:t xml:space="preserve"> </w:t>
+      </w:r>
+      <w:r>
+        <w:rPr>
+          <w:rFonts w:ascii="Charis SIL Regular" w:hAnsi="Charis SIL Regular" w:eastAsia="Charis SIL Regular"/>
+          <w:b w:val="0"/>
+          <w:i w:val="0"/>
+          <w:color w:val="0000FF"/>
+          <w:sz w:val="24"/>
+          <w:u w:val="single"/>
+        </w:rPr>
+        <w:hyperlink r:id="rId11" w:history="1">
+          <w:r>
+            <w:rPr>
+              <w:rStyle w:val="Hyperlink"/>
+            </w:rPr>
+            <w:t>d</w:t>
+          </w:r>
+        </w:hyperlink>
       </w:r>
       <w:r>
         <w:rPr>
@@ -2517,6 +2554,265 @@
           <w:sz w:val="24"/>
           <w:u w:val="single"/>
         </w:rPr>
+        <w:hyperlink r:id="rId18" w:history="1">
+          <w:r>
+            <w:rPr>
+              <w:rStyle w:val="Hyperlink"/>
+            </w:rPr>
+            <w:t>n</w:t>
+          </w:r>
+        </w:hyperlink>
+      </w:r>
+      <w:r>
+        <w:rPr>
+          <w:rFonts w:ascii="Charis SIL Regular" w:hAnsi="Charis SIL Regular" w:eastAsia="Charis SIL Regular"/>
+          <w:b w:val="0"/>
+          <w:i w:val="0"/>
+          <w:color w:val="0000FF"/>
+          <w:sz w:val="24"/>
+          <w:u w:val="single"/>
+        </w:rPr>
+        <w:t xml:space="preserve"> </w:t>
+      </w:r>
+      <w:r>
+        <w:rPr>
+          <w:rFonts w:ascii="Charis SIL Regular" w:hAnsi="Charis SIL Regular" w:eastAsia="Charis SIL Regular"/>
+          <w:b w:val="0"/>
+          <w:i w:val="0"/>
+          <w:color w:val="0000FF"/>
+          <w:sz w:val="24"/>
+          <w:u w:val="single"/>
+        </w:rPr>
+        <w:hyperlink r:id="rId18" w:history="1">
+          <w:r>
+            <w:rPr>
+              <w:rStyle w:val="Hyperlink"/>
+            </w:rPr>
+            <w:t>in</w:t>
+          </w:r>
+        </w:hyperlink>
+      </w:r>
+      <w:r>
+        <w:rPr>
+          <w:rFonts w:ascii="Charis SIL Regular" w:hAnsi="Charis SIL Regular" w:eastAsia="Charis SIL Regular"/>
+          <w:b w:val="0"/>
+          <w:i w:val="0"/>
+          <w:color w:val="0000FF"/>
+          <w:sz w:val="24"/>
+          <w:u w:val="single"/>
+        </w:rPr>
+        <w:t xml:space="preserve"> </w:t>
+      </w:r>
+      <w:r>
+        <w:rPr>
+          <w:rFonts w:ascii="Charis SIL Regular" w:hAnsi="Charis SIL Regular" w:eastAsia="Charis SIL Regular"/>
+          <w:b w:val="0"/>
+          <w:i w:val="0"/>
+          <w:color w:val="0000FF"/>
+          <w:sz w:val="24"/>
+          <w:u w:val="single"/>
+        </w:rPr>
+        <w:hyperlink r:id="rId18" w:history="1">
+          <w:r>
+            <w:rPr>
+              <w:rStyle w:val="Hyperlink"/>
+            </w:rPr>
+            <w:t>Ned</w:t>
+          </w:r>
+        </w:hyperlink>
+      </w:r>
+      <w:r>
+        <w:rPr>
+          <w:rFonts w:ascii="Charis SIL Regular" w:hAnsi="Charis SIL Regular" w:eastAsia="Charis SIL Regular"/>
+          <w:b w:val="0"/>
+          <w:i w:val="0"/>
+          <w:color w:val="0000FF"/>
+          <w:sz w:val="24"/>
+          <w:u w:val="single"/>
+        </w:rPr>
+        <w:hyperlink r:id="rId18" w:history="1">
+          <w:r>
+            <w:rPr>
+              <w:rStyle w:val="Hyperlink"/>
+            </w:rPr>
+            <w:t>erland</w:t>
+          </w:r>
+        </w:hyperlink>
+      </w:r>
+      <w:r>
+        <w:rPr>
+          <w:u w:val="single" w:color="0000ff"/>
+          <w:rFonts w:ascii="Charis SIL Regular" w:hAnsi="Charis SIL Regular" w:eastAsia="Charis SIL Regular"/>
+          <w:b w:val="0"/>
+          <w:i w:val="0"/>
+          <w:color w:val="000000"/>
+          <w:sz w:val="24"/>
+        </w:rPr>
+        <w:hyperlink r:id="rId18" w:history="1">
+          <w:r>
+            <w:rPr>
+              <w:rStyle w:val="Hyperlink"/>
+            </w:rPr>
+            <w:t xml:space="preserve">, </w:t>
+          </w:r>
+        </w:hyperlink>
+      </w:r>
+      <w:r>
+        <w:rPr>
+          <w:rFonts w:ascii="Charis SIL Regular" w:hAnsi="Charis SIL Regular" w:eastAsia="Charis SIL Regular"/>
+          <w:b w:val="0"/>
+          <w:i w:val="0"/>
+          <w:color w:val="0000FF"/>
+          <w:sz w:val="24"/>
+          <w:u w:val="single"/>
+        </w:rPr>
+        <w:hyperlink r:id="rId20" w:history="1">
+          <w:r>
+            <w:rPr>
+              <w:rStyle w:val="Hyperlink"/>
+            </w:rPr>
+            <w:t>H</w:t>
+          </w:r>
+        </w:hyperlink>
+      </w:r>
+      <w:r>
+        <w:rPr>
+          <w:rFonts w:ascii="Charis SIL Regular" w:hAnsi="Charis SIL Regular" w:eastAsia="Charis SIL Regular"/>
+          <w:b w:val="0"/>
+          <w:i w:val="0"/>
+          <w:color w:val="0000FF"/>
+          <w:sz w:val="24"/>
+          <w:u w:val="single"/>
+        </w:rPr>
+        <w:hyperlink r:id="rId20" w:history="1">
+          <w:r>
+            <w:rPr>
+              <w:rStyle w:val="Hyperlink"/>
+            </w:rPr>
+            <w:t>DC</w:t>
+          </w:r>
+        </w:hyperlink>
+      </w:r>
+      <w:r>
+        <w:rPr>
+          <w:rFonts w:ascii="Charis SIL Regular" w:hAnsi="Charis SIL Regular" w:eastAsia="Charis SIL Regular"/>
+          <w:b w:val="0"/>
+          <w:i w:val="0"/>
+          <w:color w:val="0000FF"/>
+          <w:sz w:val="24"/>
+        </w:rPr>
+        <w:t xml:space="preserve"> Protest</w:t>
+      </w:r>
+      <w:r>
+        <w:rPr>
+          <w:rFonts w:ascii="Charis SIL Regular" w:hAnsi="Charis SIL Regular" w:eastAsia="Charis SIL Regular"/>
+          <w:b w:val="0"/>
+          <w:i w:val="0"/>
+          <w:color w:val="0000FF"/>
+          <w:sz w:val="24"/>
+          <w:u w:val="single"/>
+        </w:rPr>
+        <w:hyperlink r:id="rId19" w:history="1">
+          <w:r>
+            <w:rPr>
+              <w:rStyle w:val="Hyperlink"/>
+            </w:rPr>
+            <w:t>ants</w:t>
+          </w:r>
+        </w:hyperlink>
+      </w:r>
+      <w:r>
+        <w:rPr>
+          <w:rFonts w:ascii="Charis SIL Regular" w:hAnsi="Charis SIL Regular" w:eastAsia="Charis SIL Regular"/>
+          <w:b w:val="0"/>
+          <w:i w:val="0"/>
+          <w:color w:val="0000FF"/>
+          <w:sz w:val="24"/>
+          <w:u w:val="single"/>
+        </w:rPr>
+        <w:t xml:space="preserve"> </w:t>
+      </w:r>
+      <w:r>
+        <w:rPr>
+          <w:rFonts w:ascii="Charis SIL Regular" w:hAnsi="Charis SIL Regular" w:eastAsia="Charis SIL Regular"/>
+          <w:b w:val="0"/>
+          <w:i w:val="0"/>
+          <w:color w:val="0000FF"/>
+          <w:sz w:val="24"/>
+          <w:u w:val="single"/>
+        </w:rPr>
+        <w:hyperlink r:id="rId19" w:history="1">
+          <w:r>
+            <w:rPr>
+              <w:rStyle w:val="Hyperlink"/>
+            </w:rPr>
+            <w:t>Erfgoed</w:t>
+          </w:r>
+        </w:hyperlink>
+      </w:r>
+      <w:r>
+        <w:rPr>
+          <w:u w:val="single" w:color="0000ff"/>
+          <w:rFonts w:ascii="Charis SIL Regular" w:hAnsi="Charis SIL Regular" w:eastAsia="Charis SIL Regular"/>
+          <w:b w:val="0"/>
+          <w:i w:val="0"/>
+          <w:color w:val="000000"/>
+          <w:sz w:val="24"/>
+        </w:rPr>
+        <w:hyperlink r:id="rId19" w:history="1">
+          <w:r>
+            <w:rPr>
+              <w:rStyle w:val="Hyperlink"/>
+            </w:rPr>
+            <w:t xml:space="preserve"> bij de Vri</w:t>
+          </w:r>
+        </w:hyperlink>
+      </w:r>
+      <w:r>
+        <w:rPr>
+          <w:u w:val="single" w:color="0000ff"/>
+          <w:rFonts w:ascii="Charis SIL Regular" w:hAnsi="Charis SIL Regular" w:eastAsia="Charis SIL Regular"/>
+          <w:b w:val="0"/>
+          <w:i w:val="0"/>
+          <w:color w:val="000000"/>
+          <w:sz w:val="24"/>
+        </w:rPr>
+        <w:hyperlink r:id="rId19" w:history="1">
+          <w:r>
+            <w:rPr>
+              <w:rStyle w:val="Hyperlink"/>
+            </w:rPr>
+            <w:t>j</w:t>
+          </w:r>
+        </w:hyperlink>
+      </w:r>
+      <w:r>
+        <w:rPr>
+          <w:u w:val="single" w:color="0000ff"/>
+          <w:rFonts w:ascii="Charis SIL Regular" w:hAnsi="Charis SIL Regular" w:eastAsia="Charis SIL Regular"/>
+          <w:b w:val="0"/>
+          <w:i w:val="0"/>
+          <w:color w:val="000000"/>
+          <w:sz w:val="24"/>
+        </w:rPr>
+        <w:hyperlink r:id="rId19" w:history="1">
+          <w:r>
+            <w:rPr>
+              <w:rStyle w:val="Hyperlink"/>
+            </w:rPr>
+            <w:t>e U</w:t>
+          </w:r>
+        </w:hyperlink>
+      </w:r>
+      <w:r>
+        <w:rPr>
+          <w:u w:val="single" w:color="0000ff"/>
+          <w:rFonts w:ascii="Charis SIL Regular" w:hAnsi="Charis SIL Regular" w:eastAsia="Charis SIL Regular"/>
+          <w:b w:val="0"/>
+          <w:i w:val="0"/>
+          <w:color w:val="000000"/>
+          <w:sz w:val="24"/>
+        </w:rPr>
         <w:hyperlink r:id="rId19" w:history="1">
           <w:r>
             <w:rPr>
@@ -2528,257 +2824,6 @@
       </w:r>
       <w:r>
         <w:rPr>
-          <w:rFonts w:ascii="Charis SIL Regular" w:hAnsi="Charis SIL Regular" w:eastAsia="Charis SIL Regular"/>
-          <w:b w:val="0"/>
-          <w:i w:val="0"/>
-          <w:color w:val="0000FF"/>
-          <w:sz w:val="24"/>
-        </w:rPr>
-        <w:t xml:space="preserve"> in Ned</w:t>
-      </w:r>
-      <w:r>
-        <w:rPr>
-          <w:rFonts w:ascii="Charis SIL Regular" w:hAnsi="Charis SIL Regular" w:eastAsia="Charis SIL Regular"/>
-          <w:b w:val="0"/>
-          <w:i w:val="0"/>
-          <w:color w:val="0000FF"/>
-          <w:sz w:val="24"/>
-          <w:u w:val="single"/>
-        </w:rPr>
-        <w:hyperlink r:id="rId18" w:history="1">
-          <w:r>
-            <w:rPr>
-              <w:rStyle w:val="Hyperlink"/>
-            </w:rPr>
-            <w:t>erland</w:t>
-          </w:r>
-        </w:hyperlink>
-      </w:r>
-      <w:r>
-        <w:rPr>
-          <w:rFonts w:ascii="Charis SIL Regular" w:hAnsi="Charis SIL Regular" w:eastAsia="Charis SIL Regular"/>
-          <w:b w:val="0"/>
-          <w:i w:val="0"/>
-          <w:color w:val="000000"/>
-          <w:sz w:val="24"/>
-        </w:rPr>
-        <w:t xml:space="preserve">, </w:t>
-      </w:r>
-      <w:r>
-        <w:rPr>
-          <w:rFonts w:ascii="Charis SIL Regular" w:hAnsi="Charis SIL Regular" w:eastAsia="Charis SIL Regular"/>
-          <w:b w:val="0"/>
-          <w:i w:val="0"/>
-          <w:color w:val="0000FF"/>
-          <w:sz w:val="24"/>
-          <w:u w:val="single"/>
-        </w:rPr>
-        <w:hyperlink r:id="rId20" w:history="1">
-          <w:r>
-            <w:rPr>
-              <w:rStyle w:val="Hyperlink"/>
-            </w:rPr>
-            <w:t>H</w:t>
-          </w:r>
-        </w:hyperlink>
-      </w:r>
-      <w:r>
-        <w:rPr>
-          <w:rFonts w:ascii="Charis SIL Regular" w:hAnsi="Charis SIL Regular" w:eastAsia="Charis SIL Regular"/>
-          <w:b w:val="0"/>
-          <w:i w:val="0"/>
-          <w:color w:val="0000FF"/>
-          <w:sz w:val="24"/>
-          <w:u w:val="single"/>
-        </w:rPr>
-        <w:hyperlink r:id="rId19" w:history="1">
-          <w:r>
-            <w:rPr>
-              <w:rStyle w:val="Hyperlink"/>
-            </w:rPr>
-            <w:t>DC</w:t>
-          </w:r>
-        </w:hyperlink>
-      </w:r>
-      <w:r>
-        <w:rPr>
-          <w:rFonts w:ascii="Charis SIL Regular" w:hAnsi="Charis SIL Regular" w:eastAsia="Charis SIL Regular"/>
-          <w:b w:val="0"/>
-          <w:i w:val="0"/>
-          <w:color w:val="0000FF"/>
-          <w:sz w:val="24"/>
-          <w:u w:val="single"/>
-        </w:rPr>
-        <w:t xml:space="preserve"> </w:t>
-      </w:r>
-      <w:r>
-        <w:rPr>
-          <w:rFonts w:ascii="Charis SIL Regular" w:hAnsi="Charis SIL Regular" w:eastAsia="Charis SIL Regular"/>
-          <w:b w:val="0"/>
-          <w:i w:val="0"/>
-          <w:color w:val="0000FF"/>
-          <w:sz w:val="24"/>
-          <w:u w:val="single"/>
-        </w:rPr>
-        <w:hyperlink r:id="rId19" w:history="1">
-          <w:r>
-            <w:rPr>
-              <w:rStyle w:val="Hyperlink"/>
-            </w:rPr>
-            <w:t>Pro</w:t>
-          </w:r>
-        </w:hyperlink>
-      </w:r>
-      <w:r>
-        <w:rPr>
-          <w:rFonts w:ascii="Charis SIL Regular" w:hAnsi="Charis SIL Regular" w:eastAsia="Charis SIL Regular"/>
-          <w:b w:val="0"/>
-          <w:i w:val="0"/>
-          <w:color w:val="0000FF"/>
-          <w:sz w:val="24"/>
-          <w:u w:val="single"/>
-        </w:rPr>
-        <w:t>t</w:t>
-      </w:r>
-      <w:r>
-        <w:rPr>
-          <w:rFonts w:ascii="Charis SIL Regular" w:hAnsi="Charis SIL Regular" w:eastAsia="Charis SIL Regular"/>
-          <w:b w:val="0"/>
-          <w:i w:val="0"/>
-          <w:color w:val="0000FF"/>
-          <w:sz w:val="24"/>
-          <w:u w:val="single"/>
-        </w:rPr>
-        <w:hyperlink r:id="rId19" w:history="1">
-          <w:r>
-            <w:rPr>
-              <w:rStyle w:val="Hyperlink"/>
-            </w:rPr>
-            <w:t>est</w:t>
-          </w:r>
-        </w:hyperlink>
-      </w:r>
-      <w:r>
-        <w:rPr>
-          <w:rFonts w:ascii="Charis SIL Regular" w:hAnsi="Charis SIL Regular" w:eastAsia="Charis SIL Regular"/>
-          <w:b w:val="0"/>
-          <w:i w:val="0"/>
-          <w:color w:val="0000FF"/>
-          <w:sz w:val="24"/>
-          <w:u w:val="single"/>
-        </w:rPr>
-        <w:hyperlink r:id="rId19" w:history="1">
-          <w:r>
-            <w:rPr>
-              <w:rStyle w:val="Hyperlink"/>
-            </w:rPr>
-            <w:t>ants</w:t>
-          </w:r>
-        </w:hyperlink>
-      </w:r>
-      <w:r>
-        <w:rPr>
-          <w:rFonts w:ascii="Charis SIL Regular" w:hAnsi="Charis SIL Regular" w:eastAsia="Charis SIL Regular"/>
-          <w:b w:val="0"/>
-          <w:i w:val="0"/>
-          <w:color w:val="0000FF"/>
-          <w:sz w:val="24"/>
-          <w:u w:val="single"/>
-        </w:rPr>
-        <w:t xml:space="preserve"> </w:t>
-      </w:r>
-      <w:r>
-        <w:rPr>
-          <w:rFonts w:ascii="Charis SIL Regular" w:hAnsi="Charis SIL Regular" w:eastAsia="Charis SIL Regular"/>
-          <w:b w:val="0"/>
-          <w:i w:val="0"/>
-          <w:color w:val="0000FF"/>
-          <w:sz w:val="24"/>
-          <w:u w:val="single"/>
-        </w:rPr>
-        <w:hyperlink r:id="rId19" w:history="1">
-          <w:r>
-            <w:rPr>
-              <w:rStyle w:val="Hyperlink"/>
-            </w:rPr>
-            <w:t>Erfgoed</w:t>
-          </w:r>
-        </w:hyperlink>
-      </w:r>
-      <w:r>
-        <w:rPr>
-          <w:u w:val="single" w:color="0000ff"/>
-          <w:rFonts w:ascii="Charis SIL Regular" w:hAnsi="Charis SIL Regular" w:eastAsia="Charis SIL Regular"/>
-          <w:b w:val="0"/>
-          <w:i w:val="0"/>
-          <w:color w:val="000000"/>
-          <w:sz w:val="24"/>
-        </w:rPr>
-        <w:hyperlink r:id="rId19" w:history="1">
-          <w:r>
-            <w:rPr>
-              <w:rStyle w:val="Hyperlink"/>
-            </w:rPr>
-            <w:t xml:space="preserve"> bij de Vri</w:t>
-          </w:r>
-        </w:hyperlink>
-      </w:r>
-      <w:r>
-        <w:rPr>
-          <w:u w:val="single" w:color="0000ff"/>
-          <w:rFonts w:ascii="Charis SIL Regular" w:hAnsi="Charis SIL Regular" w:eastAsia="Charis SIL Regular"/>
-          <w:b w:val="0"/>
-          <w:i w:val="0"/>
-          <w:color w:val="000000"/>
-          <w:sz w:val="24"/>
-        </w:rPr>
-        <w:hyperlink r:id="rId19" w:history="1">
-          <w:r>
-            <w:rPr>
-              <w:rStyle w:val="Hyperlink"/>
-            </w:rPr>
-            <w:t>j</w:t>
-          </w:r>
-        </w:hyperlink>
-      </w:r>
-      <w:r>
-        <w:rPr>
-          <w:u w:val="single" w:color="0000ff"/>
-          <w:rFonts w:ascii="Charis SIL Regular" w:hAnsi="Charis SIL Regular" w:eastAsia="Charis SIL Regular"/>
-          <w:b w:val="0"/>
-          <w:i w:val="0"/>
-          <w:color w:val="000000"/>
-          <w:sz w:val="24"/>
-        </w:rPr>
-        <w:hyperlink r:id="rId19" w:history="1">
-          <w:r>
-            <w:rPr>
-              <w:rStyle w:val="Hyperlink"/>
-            </w:rPr>
-            <w:t>e U</w:t>
-          </w:r>
-        </w:hyperlink>
-      </w:r>
-      <w:r>
-        <w:rPr>
-          <w:u w:val="single" w:color="0000ff"/>
-          <w:rFonts w:ascii="Charis SIL Regular" w:hAnsi="Charis SIL Regular" w:eastAsia="Charis SIL Regular"/>
-          <w:b w:val="0"/>
-          <w:i w:val="0"/>
-          <w:color w:val="000000"/>
-          <w:sz w:val="24"/>
-        </w:rPr>
-        <w:hyperlink r:id="rId19" w:history="1">
-          <w:r>
-            <w:rPr>
-              <w:rStyle w:val="Hyperlink"/>
-            </w:rPr>
-            <w:t>n</w:t>
-          </w:r>
-        </w:hyperlink>
-      </w:r>
-      <w:r>
-        <w:rPr>
           <w:u w:val="single" w:color="0000ff"/>
           <w:rFonts w:ascii="Charis SIL Regular" w:hAnsi="Charis SIL Regular" w:eastAsia="Charis SIL Regular"/>
           <w:b w:val="0"/>
@@ -2831,7 +2876,7 @@
           <w:sz w:val="24"/>
           <w:u w:val="single"/>
         </w:rPr>
-        <w:hyperlink r:id="rId21" w:history="1">
+        <w:hyperlink r:id="rId19" w:history="1">
           <w:r>
             <w:rPr>
               <w:rStyle w:val="Hyperlink"/>
@@ -2860,7 +2905,7 @@
           <w:sz w:val="24"/>
           <w:u w:val="single"/>
         </w:rPr>
-        <w:hyperlink r:id="rId21" w:history="1">
+        <w:hyperlink r:id="rId19" w:history="1">
           <w:r>
             <w:rPr>
               <w:rStyle w:val="Hyperlink"/>
@@ -2896,7 +2941,7 @@
           <w:sz w:val="24"/>
           <w:u w:val="single"/>
         </w:rPr>
-        <w:hyperlink r:id="rId19" w:history="1">
+        <w:hyperlink r:id="rId21" w:history="1">
           <w:r>
             <w:rPr>
               <w:rStyle w:val="Hyperlink"/>
@@ -2914,7 +2959,7 @@
           <w:sz w:val="24"/>
           <w:u w:val="single"/>
         </w:rPr>
-        <w:hyperlink r:id="rId19" w:history="1">
+        <w:hyperlink r:id="rId21" w:history="1">
           <w:r>
             <w:rPr>
               <w:rStyle w:val="Hyperlink"/>
@@ -2972,6 +3017,16 @@
       </w:r>
       <w:r>
         <w:rPr>
+          <w:rFonts w:ascii="Charis SIL Regular" w:hAnsi="Charis SIL Regular" w:eastAsia="Charis SIL Regular"/>
+          <w:b w:val="0"/>
+          <w:i w:val="0"/>
+          <w:color w:val="000000"/>
+          <w:sz w:val="24"/>
+        </w:rPr>
+        <w:t xml:space="preserve">, en </w:t>
+      </w:r>
+      <w:r>
+        <w:rPr>
           <w:u w:val="single" w:color="0000ff"/>
           <w:rFonts w:ascii="Charis SIL Regular" w:hAnsi="Charis SIL Regular" w:eastAsia="Charis SIL Regular"/>
           <w:b w:val="0"/>
@@ -2979,12 +3034,12 @@
           <w:color w:val="000000"/>
           <w:sz w:val="24"/>
         </w:rPr>
-        <w:hyperlink r:id="rId19" w:history="1">
+        <w:hyperlink r:id="rId20" w:history="1">
           <w:r>
             <w:rPr>
               <w:rStyle w:val="Hyperlink"/>
             </w:rPr>
-            <w:t>, e</w:t>
+            <w:t xml:space="preserve">het </w:t>
           </w:r>
         </w:hyperlink>
       </w:r>
@@ -2993,32 +3048,11 @@
           <w:rFonts w:ascii="Charis SIL Regular" w:hAnsi="Charis SIL Regular" w:eastAsia="Charis SIL Regular"/>
           <w:b w:val="0"/>
           <w:i w:val="0"/>
-          <w:color w:val="000000"/>
-          <w:sz w:val="24"/>
-        </w:rPr>
-        <w:t xml:space="preserve">n </w:t>
-      </w:r>
-      <w:r>
-        <w:rPr>
-          <w:u w:val="single" w:color="0000ff"/>
-          <w:rFonts w:ascii="Charis SIL Regular" w:hAnsi="Charis SIL Regular" w:eastAsia="Charis SIL Regular"/>
-          <w:b w:val="0"/>
-          <w:i w:val="0"/>
-          <w:color w:val="000000"/>
-          <w:sz w:val="24"/>
-        </w:rPr>
-        <w:t xml:space="preserve">het </w:t>
-      </w:r>
-      <w:r>
-        <w:rPr>
-          <w:rFonts w:ascii="Charis SIL Regular" w:hAnsi="Charis SIL Regular" w:eastAsia="Charis SIL Regular"/>
-          <w:b w:val="0"/>
-          <w:i w:val="0"/>
           <w:color w:val="0000FF"/>
           <w:sz w:val="24"/>
           <w:u w:val="single"/>
         </w:rPr>
-        <w:hyperlink r:id="rId22" w:history="1">
+        <w:hyperlink r:id="rId20" w:history="1">
           <w:r>
             <w:rPr>
               <w:rStyle w:val="Hyperlink"/>
@@ -3036,7 +3070,7 @@
           <w:sz w:val="24"/>
           <w:u w:val="single"/>
         </w:rPr>
-        <w:hyperlink r:id="rId22" w:history="1">
+        <w:hyperlink r:id="rId20" w:history="1">
           <w:r>
             <w:rPr>
               <w:rStyle w:val="Hyperlink"/>
@@ -3054,7 +3088,7 @@
           <w:sz w:val="24"/>
           <w:u w:val="single"/>
         </w:rPr>
-        <w:hyperlink r:id="rId22" w:history="1">
+        <w:hyperlink r:id="rId20" w:history="1">
           <w:r>
             <w:rPr>
               <w:rStyle w:val="Hyperlink"/>
@@ -3072,7 +3106,7 @@
           <w:sz w:val="24"/>
           <w:u w:val="single"/>
         </w:rPr>
-        <w:hyperlink r:id="rId22" w:history="1">
+        <w:hyperlink r:id="rId20" w:history="1">
           <w:r>
             <w:rPr>
               <w:rStyle w:val="Hyperlink"/>
@@ -3101,7 +3135,7 @@
           <w:sz w:val="24"/>
           <w:u w:val="single"/>
         </w:rPr>
-        <w:hyperlink r:id="rId22" w:history="1">
+        <w:hyperlink r:id="rId20" w:history="1">
           <w:r>
             <w:rPr>
               <w:rStyle w:val="Hyperlink"/>

--- a/EXPORTS/DOCX/published/niveau2/Dutch/ChristianMission.docx
+++ b/EXPORTS/DOCX/published/niveau2/Dutch/ChristianMission.docx
@@ -814,7 +814,7 @@
           <w:sz w:val="24"/>
           <w:u w:val="single"/>
         </w:rPr>
-        <w:hyperlink r:id="rId11" w:history="1">
+        <w:hyperlink r:id="rId10" w:history="1">
           <w:r>
             <w:rPr>
               <w:rStyle w:val="Hyperlink"/>
@@ -843,7 +843,7 @@
           <w:sz w:val="24"/>
           <w:u w:val="single"/>
         </w:rPr>
-        <w:hyperlink r:id="rId11" w:history="1">
+        <w:hyperlink r:id="rId10" w:history="1">
           <w:r>
             <w:rPr>
               <w:rStyle w:val="Hyperlink"/>
@@ -872,7 +872,7 @@
           <w:sz w:val="24"/>
           <w:u w:val="single"/>
         </w:rPr>
-        <w:hyperlink r:id="rId11" w:history="1">
+        <w:hyperlink r:id="rId10" w:history="1">
           <w:r>
             <w:rPr>
               <w:rStyle w:val="Hyperlink"/>
@@ -917,8 +917,16 @@
           <w:i w:val="0"/>
           <w:color w:val="0000FF"/>
           <w:sz w:val="24"/>
-        </w:rPr>
-        <w:t>H</w:t>
+          <w:u w:val="single"/>
+        </w:rPr>
+        <w:hyperlink r:id="rId11" w:history="1">
+          <w:r>
+            <w:rPr>
+              <w:rStyle w:val="Hyperlink"/>
+            </w:rPr>
+            <w:t>H</w:t>
+          </w:r>
+        </w:hyperlink>
       </w:r>
       <w:r>
         <w:rPr>
@@ -929,7 +937,7 @@
           <w:sz w:val="24"/>
           <w:u w:val="single"/>
         </w:rPr>
-        <w:hyperlink r:id="rId10" w:history="1">
+        <w:hyperlink r:id="rId11" w:history="1">
           <w:r>
             <w:rPr>
               <w:rStyle w:val="Hyperlink"/>
@@ -1013,7 +1021,14 @@
           <w:color w:val="0000FF"/>
           <w:sz w:val="24"/>
         </w:rPr>
-        <w:t>Wereldmuseu</w:t>
+        <w:hyperlink r:id="rId12" w:history="1">
+          <w:r>
+            <w:rPr>
+              <w:rStyle w:val="Hyperlink"/>
+            </w:rPr>
+            <w:t>Wereldmuseu</w:t>
+          </w:r>
+        </w:hyperlink>
       </w:r>
       <w:r>
         <w:rPr>
@@ -1024,7 +1039,7 @@
           <w:sz w:val="24"/>
           <w:u w:val="single"/>
         </w:rPr>
-        <w:hyperlink r:id="rId11" w:history="1">
+        <w:hyperlink r:id="rId12" w:history="1">
           <w:r>
             <w:rPr>
               <w:rStyle w:val="Hyperlink"/>
@@ -1841,133 +1856,7 @@
           <w:color w:val="000000"/>
           <w:sz w:val="24"/>
         </w:rPr>
-        <w:t xml:space="preserve"> zijn namenlijsten va</w:t>
-      </w:r>
-      <w:r>
-        <w:rPr>
-          <w:u w:val="single" w:color="0000ff"/>
-          <w:rFonts w:ascii="Charis SIL Regular" w:hAnsi="Charis SIL Regular" w:eastAsia="Charis SIL Regular"/>
-          <w:b w:val="0"/>
-          <w:i w:val="0"/>
-          <w:color w:val="000000"/>
-          <w:sz w:val="24"/>
-        </w:rPr>
-        <w:hyperlink r:id="rId15" w:history="1">
-          <w:r>
-            <w:rPr>
-              <w:rStyle w:val="Hyperlink"/>
-            </w:rPr>
-            <w:t>n zendingsw</w:t>
-          </w:r>
-        </w:hyperlink>
-      </w:r>
-      <w:r>
-        <w:rPr>
-          <w:u w:val="single" w:color="0000ff"/>
-          <w:rFonts w:ascii="Charis SIL Regular" w:hAnsi="Charis SIL Regular" w:eastAsia="Charis SIL Regular"/>
-          <w:b w:val="0"/>
-          <w:i w:val="0"/>
-          <w:color w:val="000000"/>
-          <w:sz w:val="24"/>
-        </w:rPr>
-        <w:hyperlink r:id="rId15" w:history="1">
-          <w:r>
-            <w:rPr>
-              <w:rStyle w:val="Hyperlink"/>
-            </w:rPr>
-            <w:t>e</w:t>
-          </w:r>
-        </w:hyperlink>
-      </w:r>
-      <w:r>
-        <w:rPr>
-          <w:u w:val="single" w:color="0000ff"/>
-          <w:rFonts w:ascii="Charis SIL Regular" w:hAnsi="Charis SIL Regular" w:eastAsia="Charis SIL Regular"/>
-          <w:b w:val="0"/>
-          <w:i w:val="0"/>
-          <w:color w:val="000000"/>
-          <w:sz w:val="24"/>
-        </w:rPr>
-        <w:hyperlink r:id="rId15" w:history="1">
-          <w:r>
-            <w:rPr>
-              <w:rStyle w:val="Hyperlink"/>
-            </w:rPr>
-            <w:t>rke</w:t>
-          </w:r>
-        </w:hyperlink>
-      </w:r>
-      <w:r>
-        <w:rPr>
-          <w:u w:val="single" w:color="0000ff"/>
-          <w:rFonts w:ascii="Charis SIL Regular" w:hAnsi="Charis SIL Regular" w:eastAsia="Charis SIL Regular"/>
-          <w:b w:val="0"/>
-          <w:i w:val="0"/>
-          <w:color w:val="000000"/>
-          <w:sz w:val="24"/>
-        </w:rPr>
-        <w:hyperlink r:id="rId15" w:history="1">
-          <w:r>
-            <w:rPr>
-              <w:rStyle w:val="Hyperlink"/>
-            </w:rPr>
-            <w:t>r</w:t>
-          </w:r>
-        </w:hyperlink>
-      </w:r>
-      <w:r>
-        <w:rPr>
-          <w:u w:val="single" w:color="0000ff"/>
-          <w:rFonts w:ascii="Charis SIL Regular" w:hAnsi="Charis SIL Regular" w:eastAsia="Charis SIL Regular"/>
-          <w:b w:val="0"/>
-          <w:i w:val="0"/>
-          <w:color w:val="000000"/>
-          <w:sz w:val="24"/>
-        </w:rPr>
-        <w:hyperlink r:id="rId15" w:history="1">
-          <w:r>
-            <w:rPr>
-              <w:rStyle w:val="Hyperlink"/>
-            </w:rPr>
-            <w:t>s te vinden (</w:t>
-          </w:r>
-        </w:hyperlink>
-      </w:r>
-      <w:r>
-        <w:rPr>
-          <w:u w:val="single" w:color="0000ff"/>
-          <w:rFonts w:ascii="Charis SIL Regular" w:hAnsi="Charis SIL Regular" w:eastAsia="Charis SIL Regular"/>
-          <w:b w:val="0"/>
-          <w:i w:val="0"/>
-          <w:color w:val="000000"/>
-          <w:sz w:val="24"/>
-        </w:rPr>
-        <w:hyperlink r:id="rId15" w:history="1">
-          <w:r>
-            <w:rPr>
-              <w:rStyle w:val="Hyperlink"/>
-            </w:rPr>
-            <w:t>onder he</w:t>
-          </w:r>
-        </w:hyperlink>
-      </w:r>
-      <w:r>
-        <w:rPr>
-          <w:u w:val="single" w:color="0000ff"/>
-          <w:rFonts w:ascii="Charis SIL Regular" w:hAnsi="Charis SIL Regular" w:eastAsia="Charis SIL Regular"/>
-          <w:b w:val="0"/>
-          <w:i w:val="0"/>
-          <w:color w:val="000000"/>
-          <w:sz w:val="24"/>
-        </w:rPr>
-        <w:hyperlink r:id="rId15" w:history="1">
-          <w:r>
-            <w:rPr>
-              <w:rStyle w:val="Hyperlink"/>
-            </w:rPr>
-            <w:t xml:space="preserve">t </w:t>
-          </w:r>
-        </w:hyperlink>
+        <w:t xml:space="preserve"> zijn namenlijsten van zendingswerkers te vinden (onder het </w:t>
       </w:r>
       <w:r>
         <w:rPr>
@@ -2666,14 +2555,7 @@
           <w:sz w:val="24"/>
           <w:u w:val="single"/>
         </w:rPr>
-        <w:hyperlink r:id="rId20" w:history="1">
-          <w:r>
-            <w:rPr>
-              <w:rStyle w:val="Hyperlink"/>
-            </w:rPr>
-            <w:t>H</w:t>
-          </w:r>
-        </w:hyperlink>
+        <w:t>H</w:t>
       </w:r>
       <w:r>
         <w:rPr>
@@ -2684,7 +2566,7 @@
           <w:sz w:val="24"/>
           <w:u w:val="single"/>
         </w:rPr>
-        <w:hyperlink r:id="rId20" w:history="1">
+        <w:hyperlink r:id="rId19" w:history="1">
           <w:r>
             <w:rPr>
               <w:rStyle w:val="Hyperlink"/>
@@ -2700,8 +2582,56 @@
           <w:i w:val="0"/>
           <w:color w:val="0000FF"/>
           <w:sz w:val="24"/>
-        </w:rPr>
-        <w:t xml:space="preserve"> Protest</w:t>
+          <w:u w:val="single"/>
+        </w:rPr>
+        <w:t xml:space="preserve"> </w:t>
+      </w:r>
+      <w:r>
+        <w:rPr>
+          <w:rFonts w:ascii="Charis SIL Regular" w:hAnsi="Charis SIL Regular" w:eastAsia="Charis SIL Regular"/>
+          <w:b w:val="0"/>
+          <w:i w:val="0"/>
+          <w:color w:val="0000FF"/>
+          <w:sz w:val="24"/>
+          <w:u w:val="single"/>
+        </w:rPr>
+        <w:hyperlink r:id="rId19" w:history="1">
+          <w:r>
+            <w:rPr>
+              <w:rStyle w:val="Hyperlink"/>
+            </w:rPr>
+            <w:t>Pro</w:t>
+          </w:r>
+        </w:hyperlink>
+      </w:r>
+      <w:r>
+        <w:rPr>
+          <w:rFonts w:ascii="Charis SIL Regular" w:hAnsi="Charis SIL Regular" w:eastAsia="Charis SIL Regular"/>
+          <w:b w:val="0"/>
+          <w:i w:val="0"/>
+          <w:color w:val="0000FF"/>
+          <w:sz w:val="24"/>
+          <w:u w:val="single"/>
+        </w:rPr>
+        <w:t>t</w:t>
+      </w:r>
+      <w:r>
+        <w:rPr>
+          <w:rFonts w:ascii="Charis SIL Regular" w:hAnsi="Charis SIL Regular" w:eastAsia="Charis SIL Regular"/>
+          <w:b w:val="0"/>
+          <w:i w:val="0"/>
+          <w:color w:val="0000FF"/>
+          <w:sz w:val="24"/>
+          <w:u w:val="single"/>
+        </w:rPr>
+        <w:hyperlink r:id="rId19" w:history="1">
+          <w:r>
+            <w:rPr>
+              <w:rStyle w:val="Hyperlink"/>
+            </w:rPr>
+            <w:t>est</w:t>
+          </w:r>
+        </w:hyperlink>
       </w:r>
       <w:r>
         <w:rPr>
@@ -2741,7 +2671,7 @@
           <w:sz w:val="24"/>
           <w:u w:val="single"/>
         </w:rPr>
-        <w:hyperlink r:id="rId19" w:history="1">
+        <w:hyperlink r:id="rId20" w:history="1">
           <w:r>
             <w:rPr>
               <w:rStyle w:val="Hyperlink"/>
@@ -2876,7 +2806,7 @@
           <w:sz w:val="24"/>
           <w:u w:val="single"/>
         </w:rPr>
-        <w:hyperlink r:id="rId19" w:history="1">
+        <w:hyperlink r:id="rId21" w:history="1">
           <w:r>
             <w:rPr>
               <w:rStyle w:val="Hyperlink"/>
@@ -2905,7 +2835,7 @@
           <w:sz w:val="24"/>
           <w:u w:val="single"/>
         </w:rPr>
-        <w:hyperlink r:id="rId19" w:history="1">
+        <w:hyperlink r:id="rId21" w:history="1">
           <w:r>
             <w:rPr>
               <w:rStyle w:val="Hyperlink"/>
@@ -2923,7 +2853,7 @@
           <w:sz w:val="24"/>
           <w:u w:val="single"/>
         </w:rPr>
-        <w:hyperlink r:id="rId19" w:history="1">
+        <w:hyperlink r:id="rId21" w:history="1">
           <w:r>
             <w:rPr>
               <w:rStyle w:val="Hyperlink"/>
@@ -3017,29 +2947,19 @@
       </w:r>
       <w:r>
         <w:rPr>
+          <w:u w:val="single" w:color="0000ff"/>
           <w:rFonts w:ascii="Charis SIL Regular" w:hAnsi="Charis SIL Regular" w:eastAsia="Charis SIL Regular"/>
           <w:b w:val="0"/>
           <w:i w:val="0"/>
           <w:color w:val="000000"/>
           <w:sz w:val="24"/>
         </w:rPr>
-        <w:t xml:space="preserve">, en </w:t>
-      </w:r>
-      <w:r>
-        <w:rPr>
-          <w:u w:val="single" w:color="0000ff"/>
-          <w:rFonts w:ascii="Charis SIL Regular" w:hAnsi="Charis SIL Regular" w:eastAsia="Charis SIL Regular"/>
-          <w:b w:val="0"/>
-          <w:i w:val="0"/>
-          <w:color w:val="000000"/>
-          <w:sz w:val="24"/>
-        </w:rPr>
-        <w:hyperlink r:id="rId20" w:history="1">
+        <w:hyperlink r:id="rId19" w:history="1">
           <w:r>
             <w:rPr>
               <w:rStyle w:val="Hyperlink"/>
             </w:rPr>
-            <w:t xml:space="preserve">het </w:t>
+            <w:t>, e</w:t>
           </w:r>
         </w:hyperlink>
       </w:r>
@@ -3048,11 +2968,32 @@
           <w:rFonts w:ascii="Charis SIL Regular" w:hAnsi="Charis SIL Regular" w:eastAsia="Charis SIL Regular"/>
           <w:b w:val="0"/>
           <w:i w:val="0"/>
+          <w:color w:val="000000"/>
+          <w:sz w:val="24"/>
+        </w:rPr>
+        <w:t xml:space="preserve">n </w:t>
+      </w:r>
+      <w:r>
+        <w:rPr>
+          <w:u w:val="single" w:color="0000ff"/>
+          <w:rFonts w:ascii="Charis SIL Regular" w:hAnsi="Charis SIL Regular" w:eastAsia="Charis SIL Regular"/>
+          <w:b w:val="0"/>
+          <w:i w:val="0"/>
+          <w:color w:val="000000"/>
+          <w:sz w:val="24"/>
+        </w:rPr>
+        <w:t xml:space="preserve">het </w:t>
+      </w:r>
+      <w:r>
+        <w:rPr>
+          <w:rFonts w:ascii="Charis SIL Regular" w:hAnsi="Charis SIL Regular" w:eastAsia="Charis SIL Regular"/>
+          <w:b w:val="0"/>
+          <w:i w:val="0"/>
           <w:color w:val="0000FF"/>
           <w:sz w:val="24"/>
           <w:u w:val="single"/>
         </w:rPr>
-        <w:hyperlink r:id="rId20" w:history="1">
+        <w:hyperlink r:id="rId22" w:history="1">
           <w:r>
             <w:rPr>
               <w:rStyle w:val="Hyperlink"/>
@@ -3070,7 +3011,7 @@
           <w:sz w:val="24"/>
           <w:u w:val="single"/>
         </w:rPr>
-        <w:hyperlink r:id="rId20" w:history="1">
+        <w:hyperlink r:id="rId22" w:history="1">
           <w:r>
             <w:rPr>
               <w:rStyle w:val="Hyperlink"/>

--- a/EXPORTS/DOCX/published/niveau2/Dutch/ChristianMission.docx
+++ b/EXPORTS/DOCX/published/niveau2/Dutch/ChristianMission.docx
@@ -776,110 +776,8 @@
           <w:i w:val="0"/>
           <w:color w:val="0000FF"/>
           <w:sz w:val="24"/>
-          <w:u w:val="single"/>
-        </w:rPr>
-        <w:hyperlink r:id="rId11" w:history="1">
-          <w:r>
-            <w:rPr>
-              <w:rStyle w:val="Hyperlink"/>
-            </w:rPr>
-            <w:t>Co</w:t>
-          </w:r>
-        </w:hyperlink>
-      </w:r>
-      <w:r>
-        <w:rPr>
-          <w:rFonts w:ascii="Charis SIL Regular" w:hAnsi="Charis SIL Regular" w:eastAsia="Charis SIL Regular"/>
-          <w:b w:val="0"/>
-          <w:i w:val="0"/>
-          <w:color w:val="0000FF"/>
-          <w:sz w:val="24"/>
-          <w:u w:val="single"/>
-        </w:rPr>
-        <w:hyperlink r:id="rId11" w:history="1">
-          <w:r>
-            <w:rPr>
-              <w:rStyle w:val="Hyperlink"/>
-            </w:rPr>
-            <w:t>n</w:t>
-          </w:r>
-        </w:hyperlink>
-      </w:r>
-      <w:r>
-        <w:rPr>
-          <w:rFonts w:ascii="Charis SIL Regular" w:hAnsi="Charis SIL Regular" w:eastAsia="Charis SIL Regular"/>
-          <w:b w:val="0"/>
-          <w:i w:val="0"/>
-          <w:color w:val="0000FF"/>
-          <w:sz w:val="24"/>
-          <w:u w:val="single"/>
-        </w:rPr>
-        <w:hyperlink r:id="rId10" w:history="1">
-          <w:r>
-            <w:rPr>
-              <w:rStyle w:val="Hyperlink"/>
-            </w:rPr>
-            <w:t>gregatie</w:t>
-          </w:r>
-        </w:hyperlink>
-      </w:r>
-      <w:r>
-        <w:rPr>
-          <w:rFonts w:ascii="Charis SIL Regular" w:hAnsi="Charis SIL Regular" w:eastAsia="Charis SIL Regular"/>
-          <w:b w:val="0"/>
-          <w:i w:val="0"/>
-          <w:color w:val="0000FF"/>
-          <w:sz w:val="24"/>
-          <w:u w:val="single"/>
-        </w:rPr>
-        <w:t xml:space="preserve"> </w:t>
-      </w:r>
-      <w:r>
-        <w:rPr>
-          <w:rFonts w:ascii="Charis SIL Regular" w:hAnsi="Charis SIL Regular" w:eastAsia="Charis SIL Regular"/>
-          <w:b w:val="0"/>
-          <w:i w:val="0"/>
-          <w:color w:val="0000FF"/>
-          <w:sz w:val="24"/>
-          <w:u w:val="single"/>
-        </w:rPr>
-        <w:hyperlink r:id="rId10" w:history="1">
-          <w:r>
-            <w:rPr>
-              <w:rStyle w:val="Hyperlink"/>
-            </w:rPr>
-            <w:t>van</w:t>
-          </w:r>
-        </w:hyperlink>
-      </w:r>
-      <w:r>
-        <w:rPr>
-          <w:rFonts w:ascii="Charis SIL Regular" w:hAnsi="Charis SIL Regular" w:eastAsia="Charis SIL Regular"/>
-          <w:b w:val="0"/>
-          <w:i w:val="0"/>
-          <w:color w:val="0000FF"/>
-          <w:sz w:val="24"/>
-          <w:u w:val="single"/>
-        </w:rPr>
-        <w:t xml:space="preserve"> </w:t>
-      </w:r>
-      <w:r>
-        <w:rPr>
-          <w:rFonts w:ascii="Charis SIL Regular" w:hAnsi="Charis SIL Regular" w:eastAsia="Charis SIL Regular"/>
-          <w:b w:val="0"/>
-          <w:i w:val="0"/>
-          <w:color w:val="0000FF"/>
-          <w:sz w:val="24"/>
-          <w:u w:val="single"/>
-        </w:rPr>
-        <w:hyperlink r:id="rId10" w:history="1">
-          <w:r>
-            <w:rPr>
-              <w:rStyle w:val="Hyperlink"/>
-            </w:rPr>
-            <w:t>d</w:t>
-          </w:r>
-        </w:hyperlink>
+        </w:rPr>
+        <w:t>Congregatie van d</w:t>
       </w:r>
       <w:r>
         <w:rPr>
@@ -917,16 +815,8 @@
           <w:i w:val="0"/>
           <w:color w:val="0000FF"/>
           <w:sz w:val="24"/>
-          <w:u w:val="single"/>
-        </w:rPr>
-        <w:hyperlink r:id="rId11" w:history="1">
-          <w:r>
-            <w:rPr>
-              <w:rStyle w:val="Hyperlink"/>
-            </w:rPr>
-            <w:t>H</w:t>
-          </w:r>
-        </w:hyperlink>
+        </w:rPr>
+        <w:t>H</w:t>
       </w:r>
       <w:r>
         <w:rPr>
@@ -937,7 +827,7 @@
           <w:sz w:val="24"/>
           <w:u w:val="single"/>
         </w:rPr>
-        <w:hyperlink r:id="rId11" w:history="1">
+        <w:hyperlink r:id="rId10" w:history="1">
           <w:r>
             <w:rPr>
               <w:rStyle w:val="Hyperlink"/>
@@ -1021,14 +911,7 @@
           <w:color w:val="0000FF"/>
           <w:sz w:val="24"/>
         </w:rPr>
-        <w:hyperlink r:id="rId12" w:history="1">
-          <w:r>
-            <w:rPr>
-              <w:rStyle w:val="Hyperlink"/>
-            </w:rPr>
-            <w:t>Wereldmuseu</w:t>
-          </w:r>
-        </w:hyperlink>
+        <w:t>Wereldmuseu</w:t>
       </w:r>
       <w:r>
         <w:rPr>
@@ -1039,7 +922,7 @@
           <w:sz w:val="24"/>
           <w:u w:val="single"/>
         </w:rPr>
-        <w:hyperlink r:id="rId12" w:history="1">
+        <w:hyperlink r:id="rId11" w:history="1">
           <w:r>
             <w:rPr>
               <w:rStyle w:val="Hyperlink"/>
@@ -1856,7 +1739,133 @@
           <w:color w:val="000000"/>
           <w:sz w:val="24"/>
         </w:rPr>
-        <w:t xml:space="preserve"> zijn namenlijsten van zendingswerkers te vinden (onder het </w:t>
+        <w:t xml:space="preserve"> zijn namenlijsten va</w:t>
+      </w:r>
+      <w:r>
+        <w:rPr>
+          <w:u w:val="single" w:color="0000ff"/>
+          <w:rFonts w:ascii="Charis SIL Regular" w:hAnsi="Charis SIL Regular" w:eastAsia="Charis SIL Regular"/>
+          <w:b w:val="0"/>
+          <w:i w:val="0"/>
+          <w:color w:val="000000"/>
+          <w:sz w:val="24"/>
+        </w:rPr>
+        <w:hyperlink r:id="rId15" w:history="1">
+          <w:r>
+            <w:rPr>
+              <w:rStyle w:val="Hyperlink"/>
+            </w:rPr>
+            <w:t>n zendingsw</w:t>
+          </w:r>
+        </w:hyperlink>
+      </w:r>
+      <w:r>
+        <w:rPr>
+          <w:u w:val="single" w:color="0000ff"/>
+          <w:rFonts w:ascii="Charis SIL Regular" w:hAnsi="Charis SIL Regular" w:eastAsia="Charis SIL Regular"/>
+          <w:b w:val="0"/>
+          <w:i w:val="0"/>
+          <w:color w:val="000000"/>
+          <w:sz w:val="24"/>
+        </w:rPr>
+        <w:hyperlink r:id="rId15" w:history="1">
+          <w:r>
+            <w:rPr>
+              <w:rStyle w:val="Hyperlink"/>
+            </w:rPr>
+            <w:t>e</w:t>
+          </w:r>
+        </w:hyperlink>
+      </w:r>
+      <w:r>
+        <w:rPr>
+          <w:u w:val="single" w:color="0000ff"/>
+          <w:rFonts w:ascii="Charis SIL Regular" w:hAnsi="Charis SIL Regular" w:eastAsia="Charis SIL Regular"/>
+          <w:b w:val="0"/>
+          <w:i w:val="0"/>
+          <w:color w:val="000000"/>
+          <w:sz w:val="24"/>
+        </w:rPr>
+        <w:hyperlink r:id="rId15" w:history="1">
+          <w:r>
+            <w:rPr>
+              <w:rStyle w:val="Hyperlink"/>
+            </w:rPr>
+            <w:t>rke</w:t>
+          </w:r>
+        </w:hyperlink>
+      </w:r>
+      <w:r>
+        <w:rPr>
+          <w:u w:val="single" w:color="0000ff"/>
+          <w:rFonts w:ascii="Charis SIL Regular" w:hAnsi="Charis SIL Regular" w:eastAsia="Charis SIL Regular"/>
+          <w:b w:val="0"/>
+          <w:i w:val="0"/>
+          <w:color w:val="000000"/>
+          <w:sz w:val="24"/>
+        </w:rPr>
+        <w:hyperlink r:id="rId15" w:history="1">
+          <w:r>
+            <w:rPr>
+              <w:rStyle w:val="Hyperlink"/>
+            </w:rPr>
+            <w:t>r</w:t>
+          </w:r>
+        </w:hyperlink>
+      </w:r>
+      <w:r>
+        <w:rPr>
+          <w:u w:val="single" w:color="0000ff"/>
+          <w:rFonts w:ascii="Charis SIL Regular" w:hAnsi="Charis SIL Regular" w:eastAsia="Charis SIL Regular"/>
+          <w:b w:val="0"/>
+          <w:i w:val="0"/>
+          <w:color w:val="000000"/>
+          <w:sz w:val="24"/>
+        </w:rPr>
+        <w:hyperlink r:id="rId15" w:history="1">
+          <w:r>
+            <w:rPr>
+              <w:rStyle w:val="Hyperlink"/>
+            </w:rPr>
+            <w:t>s te vinden (</w:t>
+          </w:r>
+        </w:hyperlink>
+      </w:r>
+      <w:r>
+        <w:rPr>
+          <w:u w:val="single" w:color="0000ff"/>
+          <w:rFonts w:ascii="Charis SIL Regular" w:hAnsi="Charis SIL Regular" w:eastAsia="Charis SIL Regular"/>
+          <w:b w:val="0"/>
+          <w:i w:val="0"/>
+          <w:color w:val="000000"/>
+          <w:sz w:val="24"/>
+        </w:rPr>
+        <w:hyperlink r:id="rId15" w:history="1">
+          <w:r>
+            <w:rPr>
+              <w:rStyle w:val="Hyperlink"/>
+            </w:rPr>
+            <w:t>onder he</w:t>
+          </w:r>
+        </w:hyperlink>
+      </w:r>
+      <w:r>
+        <w:rPr>
+          <w:u w:val="single" w:color="0000ff"/>
+          <w:rFonts w:ascii="Charis SIL Regular" w:hAnsi="Charis SIL Regular" w:eastAsia="Charis SIL Regular"/>
+          <w:b w:val="0"/>
+          <w:i w:val="0"/>
+          <w:color w:val="000000"/>
+          <w:sz w:val="24"/>
+        </w:rPr>
+        <w:hyperlink r:id="rId15" w:history="1">
+          <w:r>
+            <w:rPr>
+              <w:rStyle w:val="Hyperlink"/>
+            </w:rPr>
+            <w:t xml:space="preserve">t </w:t>
+          </w:r>
+        </w:hyperlink>
       </w:r>
       <w:r>
         <w:rPr>
@@ -2671,7 +2680,7 @@
           <w:sz w:val="24"/>
           <w:u w:val="single"/>
         </w:rPr>
-        <w:hyperlink r:id="rId20" w:history="1">
+        <w:hyperlink r:id="rId19" w:history="1">
           <w:r>
             <w:rPr>
               <w:rStyle w:val="Hyperlink"/>
@@ -2806,7 +2815,7 @@
           <w:sz w:val="24"/>
           <w:u w:val="single"/>
         </w:rPr>
-        <w:hyperlink r:id="rId21" w:history="1">
+        <w:hyperlink r:id="rId19" w:history="1">
           <w:r>
             <w:rPr>
               <w:rStyle w:val="Hyperlink"/>
@@ -2835,7 +2844,7 @@
           <w:sz w:val="24"/>
           <w:u w:val="single"/>
         </w:rPr>
-        <w:hyperlink r:id="rId21" w:history="1">
+        <w:hyperlink r:id="rId20" w:history="1">
           <w:r>
             <w:rPr>
               <w:rStyle w:val="Hyperlink"/>
@@ -2853,7 +2862,7 @@
           <w:sz w:val="24"/>
           <w:u w:val="single"/>
         </w:rPr>
-        <w:hyperlink r:id="rId21" w:history="1">
+        <w:hyperlink r:id="rId20" w:history="1">
           <w:r>
             <w:rPr>
               <w:rStyle w:val="Hyperlink"/>
@@ -2871,7 +2880,7 @@
           <w:sz w:val="24"/>
           <w:u w:val="single"/>
         </w:rPr>
-        <w:hyperlink r:id="rId21" w:history="1">
+        <w:hyperlink r:id="rId20" w:history="1">
           <w:r>
             <w:rPr>
               <w:rStyle w:val="Hyperlink"/>
@@ -2888,6 +2897,360 @@
           <w:color w:val="0000FF"/>
           <w:sz w:val="24"/>
           <w:u w:val="single"/>
+        </w:rPr>
+        <w:hyperlink r:id="rId20" w:history="1">
+          <w:r>
+            <w:rPr>
+              <w:rStyle w:val="Hyperlink"/>
+            </w:rPr>
+            <w:t>e</w:t>
+          </w:r>
+        </w:hyperlink>
+      </w:r>
+      <w:r>
+        <w:rPr>
+          <w:rFonts w:ascii="Charis SIL Regular" w:hAnsi="Charis SIL Regular" w:eastAsia="Charis SIL Regular"/>
+          <w:b w:val="0"/>
+          <w:i w:val="0"/>
+          <w:color w:val="0000FF"/>
+          <w:sz w:val="24"/>
+          <w:u w:val="single"/>
+        </w:rPr>
+        <w:t xml:space="preserve"> </w:t>
+      </w:r>
+      <w:r>
+        <w:rPr>
+          <w:rFonts w:ascii="Charis SIL Regular" w:hAnsi="Charis SIL Regular" w:eastAsia="Charis SIL Regular"/>
+          <w:b w:val="0"/>
+          <w:i w:val="0"/>
+          <w:color w:val="0000FF"/>
+          <w:sz w:val="24"/>
+        </w:rPr>
+        <w:hyperlink r:id="rId20" w:history="1">
+          <w:r>
+            <w:rPr>
+              <w:rStyle w:val="Hyperlink"/>
+            </w:rPr>
+            <w:t>C</w:t>
+          </w:r>
+        </w:hyperlink>
+      </w:r>
+      <w:r>
+        <w:rPr>
+          <w:rFonts w:ascii="Charis SIL Regular" w:hAnsi="Charis SIL Regular" w:eastAsia="Charis SIL Regular"/>
+          <w:b w:val="0"/>
+          <w:i w:val="0"/>
+          <w:color w:val="0000FF"/>
+          <w:sz w:val="24"/>
+          <w:u w:val="single"/>
+        </w:rPr>
+        <w:hyperlink r:id="rId20" w:history="1">
+          <w:r>
+            <w:rPr>
+              <w:rStyle w:val="Hyperlink"/>
+            </w:rPr>
+            <w:t>entrum</w:t>
+          </w:r>
+        </w:hyperlink>
+      </w:r>
+      <w:r>
+        <w:rPr>
+          <w:u w:val="single" w:color="0000ff"/>
+          <w:rFonts w:ascii="Charis SIL Regular" w:hAnsi="Charis SIL Regular" w:eastAsia="Charis SIL Regular"/>
+          <w:b w:val="0"/>
+          <w:i w:val="0"/>
+          <w:color w:val="000000"/>
+          <w:sz w:val="24"/>
+        </w:rPr>
+        <w:hyperlink r:id="rId19" w:history="1">
+          <w:r>
+            <w:rPr>
+              <w:rStyle w:val="Hyperlink"/>
+            </w:rPr>
+            <w:t>, e</w:t>
+          </w:r>
+        </w:hyperlink>
+      </w:r>
+      <w:r>
+        <w:rPr>
+          <w:rFonts w:ascii="Charis SIL Regular" w:hAnsi="Charis SIL Regular" w:eastAsia="Charis SIL Regular"/>
+          <w:b w:val="0"/>
+          <w:i w:val="0"/>
+          <w:color w:val="000000"/>
+          <w:sz w:val="24"/>
+        </w:rPr>
+        <w:t xml:space="preserve">n </w:t>
+      </w:r>
+      <w:r>
+        <w:rPr>
+          <w:u w:val="single" w:color="0000ff"/>
+          <w:rFonts w:ascii="Charis SIL Regular" w:hAnsi="Charis SIL Regular" w:eastAsia="Charis SIL Regular"/>
+          <w:b w:val="0"/>
+          <w:i w:val="0"/>
+          <w:color w:val="000000"/>
+          <w:sz w:val="24"/>
+        </w:rPr>
+        <w:t xml:space="preserve">het </w:t>
+      </w:r>
+      <w:r>
+        <w:rPr>
+          <w:rFonts w:ascii="Charis SIL Regular" w:hAnsi="Charis SIL Regular" w:eastAsia="Charis SIL Regular"/>
+          <w:b w:val="0"/>
+          <w:i w:val="0"/>
+          <w:color w:val="0000FF"/>
+          <w:sz w:val="24"/>
+          <w:u w:val="single"/>
+        </w:rPr>
+        <w:hyperlink r:id="rId21" w:history="1">
+          <w:r>
+            <w:rPr>
+              <w:rStyle w:val="Hyperlink"/>
+            </w:rPr>
+            <w:t>E</w:t>
+          </w:r>
+        </w:hyperlink>
+      </w:r>
+      <w:r>
+        <w:rPr>
+          <w:rFonts w:ascii="Charis SIL Regular" w:hAnsi="Charis SIL Regular" w:eastAsia="Charis SIL Regular"/>
+          <w:b w:val="0"/>
+          <w:i w:val="0"/>
+          <w:color w:val="0000FF"/>
+          <w:sz w:val="24"/>
+          <w:u w:val="single"/>
+        </w:rPr>
+        <w:hyperlink r:id="rId21" w:history="1">
+          <w:r>
+            <w:rPr>
+              <w:rStyle w:val="Hyperlink"/>
+            </w:rPr>
+            <w:t>rfgoedcent</w:t>
+          </w:r>
+        </w:hyperlink>
+      </w:r>
+      <w:r>
+        <w:rPr>
+          <w:rFonts w:ascii="Charis SIL Regular" w:hAnsi="Charis SIL Regular" w:eastAsia="Charis SIL Regular"/>
+          <w:b w:val="0"/>
+          <w:i w:val="0"/>
+          <w:color w:val="0000FF"/>
+          <w:sz w:val="24"/>
+          <w:u w:val="single"/>
+        </w:rPr>
+        <w:hyperlink r:id="rId21" w:history="1">
+          <w:r>
+            <w:rPr>
+              <w:rStyle w:val="Hyperlink"/>
+            </w:rPr>
+            <w:t>r</w:t>
+          </w:r>
+        </w:hyperlink>
+      </w:r>
+      <w:r>
+        <w:rPr>
+          <w:rFonts w:ascii="Charis SIL Regular" w:hAnsi="Charis SIL Regular" w:eastAsia="Charis SIL Regular"/>
+          <w:b w:val="0"/>
+          <w:i w:val="0"/>
+          <w:color w:val="0000FF"/>
+          <w:sz w:val="24"/>
+          <w:u w:val="single"/>
+        </w:rPr>
+        <w:hyperlink r:id="rId21" w:history="1">
+          <w:r>
+            <w:rPr>
+              <w:rStyle w:val="Hyperlink"/>
+            </w:rPr>
+            <w:t>um</w:t>
+          </w:r>
+        </w:hyperlink>
+      </w:r>
+      <w:r>
+        <w:rPr>
+          <w:rFonts w:ascii="Charis SIL Regular" w:hAnsi="Charis SIL Regular" w:eastAsia="Charis SIL Regular"/>
+          <w:b w:val="0"/>
+          <w:i w:val="0"/>
+          <w:color w:val="0000FF"/>
+          <w:sz w:val="24"/>
+          <w:u w:val="single"/>
+        </w:rPr>
+        <w:t xml:space="preserve"> </w:t>
+      </w:r>
+      <w:r>
+        <w:rPr>
+          <w:rFonts w:ascii="Charis SIL Regular" w:hAnsi="Charis SIL Regular" w:eastAsia="Charis SIL Regular"/>
+          <w:b w:val="0"/>
+          <w:i w:val="0"/>
+          <w:color w:val="0000FF"/>
+          <w:sz w:val="24"/>
+          <w:u w:val="single"/>
+        </w:rPr>
+        <w:hyperlink r:id="rId21" w:history="1">
+          <w:r>
+            <w:rPr>
+              <w:rStyle w:val="Hyperlink"/>
+            </w:rPr>
+            <w:t>Ned</w:t>
+          </w:r>
+        </w:hyperlink>
+      </w:r>
+      <w:r>
+        <w:rPr>
+          <w:rFonts w:ascii="Charis SIL Regular" w:hAnsi="Charis SIL Regular" w:eastAsia="Charis SIL Regular"/>
+          <w:b w:val="0"/>
+          <w:i w:val="0"/>
+          <w:color w:val="0000FF"/>
+          <w:sz w:val="24"/>
+          <w:u w:val="single"/>
+        </w:rPr>
+        <w:hyperlink r:id="rId21" w:history="1">
+          <w:r>
+            <w:rPr>
+              <w:rStyle w:val="Hyperlink"/>
+            </w:rPr>
+            <w:t>erlands</w:t>
+          </w:r>
+        </w:hyperlink>
+      </w:r>
+      <w:r>
+        <w:rPr>
+          <w:rFonts w:ascii="Charis SIL Regular" w:hAnsi="Charis SIL Regular" w:eastAsia="Charis SIL Regular"/>
+          <w:b w:val="0"/>
+          <w:i w:val="0"/>
+          <w:color w:val="0000FF"/>
+          <w:sz w:val="24"/>
+          <w:u w:val="single"/>
+        </w:rPr>
+        <w:t xml:space="preserve"> </w:t>
+      </w:r>
+      <w:r>
+        <w:rPr>
+          <w:rFonts w:ascii="Charis SIL Regular" w:hAnsi="Charis SIL Regular" w:eastAsia="Charis SIL Regular"/>
+          <w:b w:val="0"/>
+          <w:i w:val="0"/>
+          <w:color w:val="0000FF"/>
+          <w:sz w:val="24"/>
+          <w:u w:val="single"/>
+        </w:rPr>
+        <w:hyperlink r:id="rId21" w:history="1">
+          <w:r>
+            <w:rPr>
+              <w:rStyle w:val="Hyperlink"/>
+            </w:rPr>
+            <w:t>Kloosterleven</w:t>
+          </w:r>
+        </w:hyperlink>
+      </w:r>
+      <w:r>
+        <w:rPr>
+          <w:rFonts w:ascii="Charis SIL Regular" w:hAnsi="Charis SIL Regular" w:eastAsia="Charis SIL Regular"/>
+          <w:b w:val="0"/>
+          <w:i w:val="0"/>
+          <w:color w:val="000000"/>
+          <w:sz w:val="24"/>
+        </w:rPr>
+        <w:t xml:space="preserve">. Ook in </w:t>
+      </w:r>
+      <w:r>
+        <w:rPr>
+          <w:u w:val="single" w:color="0000ff"/>
+          <w:rFonts w:ascii="Charis SIL Regular" w:hAnsi="Charis SIL Regular" w:eastAsia="Charis SIL Regular"/>
+          <w:b w:val="0"/>
+          <w:i w:val="0"/>
+          <w:color w:val="000000"/>
+          <w:sz w:val="24"/>
+        </w:rPr>
+        <w:hyperlink r:id="rId20" w:history="1">
+          <w:r>
+            <w:rPr>
+              <w:rStyle w:val="Hyperlink"/>
+            </w:rPr>
+            <w:t>de landen</w:t>
+          </w:r>
+        </w:hyperlink>
+      </w:r>
+      <w:r>
+        <w:rPr>
+          <w:u w:val="single" w:color="0000ff"/>
+          <w:rFonts w:ascii="Charis SIL Regular" w:hAnsi="Charis SIL Regular" w:eastAsia="Charis SIL Regular"/>
+          <w:b w:val="0"/>
+          <w:i w:val="0"/>
+          <w:color w:val="000000"/>
+          <w:sz w:val="24"/>
+        </w:rPr>
+        <w:t xml:space="preserve"> </w:t>
+      </w:r>
+      <w:r>
+        <w:rPr>
+          <w:u w:val="single" w:color="0000ff"/>
+          <w:rFonts w:ascii="Charis SIL Regular" w:hAnsi="Charis SIL Regular" w:eastAsia="Charis SIL Regular"/>
+          <w:b w:val="0"/>
+          <w:i w:val="0"/>
+          <w:color w:val="000000"/>
+          <w:sz w:val="24"/>
+        </w:rPr>
+        <w:hyperlink r:id="rId20" w:history="1">
+          <w:r>
+            <w:rPr>
+              <w:rStyle w:val="Hyperlink"/>
+            </w:rPr>
+            <w:t>waar de zendi</w:t>
+          </w:r>
+        </w:hyperlink>
+      </w:r>
+      <w:r>
+        <w:rPr>
+          <w:u w:val="single" w:color="0000ff"/>
+          <w:rFonts w:ascii="Charis SIL Regular" w:hAnsi="Charis SIL Regular" w:eastAsia="Charis SIL Regular"/>
+          <w:b w:val="0"/>
+          <w:i w:val="0"/>
+          <w:color w:val="000000"/>
+          <w:sz w:val="24"/>
+        </w:rPr>
+        <w:hyperlink r:id="rId20" w:history="1">
+          <w:r>
+            <w:rPr>
+              <w:rStyle w:val="Hyperlink"/>
+            </w:rPr>
+            <w:t>ng en mi</w:t>
+          </w:r>
+        </w:hyperlink>
+      </w:r>
+      <w:r>
+        <w:rPr>
+          <w:rFonts w:ascii="Charis SIL Regular" w:hAnsi="Charis SIL Regular" w:eastAsia="Charis SIL Regular"/>
+          <w:b w:val="0"/>
+          <w:i w:val="0"/>
+          <w:color w:val="000000"/>
+          <w:sz w:val="24"/>
+        </w:rPr>
+        <w:t>ssie acti</w:t>
+      </w:r>
+      <w:r>
+        <w:rPr>
+          <w:u w:val="single" w:color="0000ff"/>
+          <w:rFonts w:ascii="Charis SIL Regular" w:hAnsi="Charis SIL Regular" w:eastAsia="Charis SIL Regular"/>
+          <w:b w:val="0"/>
+          <w:i w:val="0"/>
+          <w:color w:val="000000"/>
+          <w:sz w:val="24"/>
+        </w:rPr>
+        <w:hyperlink r:id="rId21" w:history="1">
+          <w:r>
+            <w:rPr>
+              <w:rStyle w:val="Hyperlink"/>
+            </w:rPr>
+            <w:t>ef waren, zijn ve</w:t>
+          </w:r>
+        </w:hyperlink>
+      </w:r>
+      <w:r>
+        <w:rPr>
+          <w:u w:val="single" w:color="0000ff"/>
+          <w:rFonts w:ascii="Charis SIL Regular" w:hAnsi="Charis SIL Regular" w:eastAsia="Charis SIL Regular"/>
+          <w:b w:val="0"/>
+          <w:i w:val="0"/>
+          <w:color w:val="000000"/>
+          <w:sz w:val="24"/>
         </w:rPr>
         <w:hyperlink r:id="rId21" w:history="1">
           <w:r>
@@ -2900,53 +3263,6 @@
       </w:r>
       <w:r>
         <w:rPr>
-          <w:rFonts w:ascii="Charis SIL Regular" w:hAnsi="Charis SIL Regular" w:eastAsia="Charis SIL Regular"/>
-          <w:b w:val="0"/>
-          <w:i w:val="0"/>
-          <w:color w:val="0000FF"/>
-          <w:sz w:val="24"/>
-          <w:u w:val="single"/>
-        </w:rPr>
-        <w:t xml:space="preserve"> </w:t>
-      </w:r>
-      <w:r>
-        <w:rPr>
-          <w:rFonts w:ascii="Charis SIL Regular" w:hAnsi="Charis SIL Regular" w:eastAsia="Charis SIL Regular"/>
-          <w:b w:val="0"/>
-          <w:i w:val="0"/>
-          <w:color w:val="0000FF"/>
-          <w:sz w:val="24"/>
-          <w:u w:val="single"/>
-        </w:rPr>
-        <w:hyperlink r:id="rId21" w:history="1">
-          <w:r>
-            <w:rPr>
-              <w:rStyle w:val="Hyperlink"/>
-            </w:rPr>
-            <w:t>C</w:t>
-          </w:r>
-        </w:hyperlink>
-      </w:r>
-      <w:r>
-        <w:rPr>
-          <w:rFonts w:ascii="Charis SIL Regular" w:hAnsi="Charis SIL Regular" w:eastAsia="Charis SIL Regular"/>
-          <w:b w:val="0"/>
-          <w:i w:val="0"/>
-          <w:color w:val="0000FF"/>
-          <w:sz w:val="24"/>
-          <w:u w:val="single"/>
-        </w:rPr>
-        <w:hyperlink r:id="rId21" w:history="1">
-          <w:r>
-            <w:rPr>
-              <w:rStyle w:val="Hyperlink"/>
-            </w:rPr>
-            <w:t>entrum</w:t>
-          </w:r>
-        </w:hyperlink>
-      </w:r>
-      <w:r>
-        <w:rPr>
           <w:u w:val="single" w:color="0000ff"/>
           <w:rFonts w:ascii="Charis SIL Regular" w:hAnsi="Charis SIL Regular" w:eastAsia="Charis SIL Regular"/>
           <w:b w:val="0"/>
@@ -2954,315 +3270,7 @@
           <w:color w:val="000000"/>
           <w:sz w:val="24"/>
         </w:rPr>
-        <w:hyperlink r:id="rId19" w:history="1">
-          <w:r>
-            <w:rPr>
-              <w:rStyle w:val="Hyperlink"/>
-            </w:rPr>
-            <w:t>, e</w:t>
-          </w:r>
-        </w:hyperlink>
-      </w:r>
-      <w:r>
-        <w:rPr>
-          <w:rFonts w:ascii="Charis SIL Regular" w:hAnsi="Charis SIL Regular" w:eastAsia="Charis SIL Regular"/>
-          <w:b w:val="0"/>
-          <w:i w:val="0"/>
-          <w:color w:val="000000"/>
-          <w:sz w:val="24"/>
-        </w:rPr>
-        <w:t xml:space="preserve">n </w:t>
-      </w:r>
-      <w:r>
-        <w:rPr>
-          <w:u w:val="single" w:color="0000ff"/>
-          <w:rFonts w:ascii="Charis SIL Regular" w:hAnsi="Charis SIL Regular" w:eastAsia="Charis SIL Regular"/>
-          <w:b w:val="0"/>
-          <w:i w:val="0"/>
-          <w:color w:val="000000"/>
-          <w:sz w:val="24"/>
-        </w:rPr>
-        <w:t xml:space="preserve">het </w:t>
-      </w:r>
-      <w:r>
-        <w:rPr>
-          <w:rFonts w:ascii="Charis SIL Regular" w:hAnsi="Charis SIL Regular" w:eastAsia="Charis SIL Regular"/>
-          <w:b w:val="0"/>
-          <w:i w:val="0"/>
-          <w:color w:val="0000FF"/>
-          <w:sz w:val="24"/>
-          <w:u w:val="single"/>
-        </w:rPr>
-        <w:hyperlink r:id="rId22" w:history="1">
-          <w:r>
-            <w:rPr>
-              <w:rStyle w:val="Hyperlink"/>
-            </w:rPr>
-            <w:t>E</w:t>
-          </w:r>
-        </w:hyperlink>
-      </w:r>
-      <w:r>
-        <w:rPr>
-          <w:rFonts w:ascii="Charis SIL Regular" w:hAnsi="Charis SIL Regular" w:eastAsia="Charis SIL Regular"/>
-          <w:b w:val="0"/>
-          <w:i w:val="0"/>
-          <w:color w:val="0000FF"/>
-          <w:sz w:val="24"/>
-          <w:u w:val="single"/>
-        </w:rPr>
-        <w:hyperlink r:id="rId22" w:history="1">
-          <w:r>
-            <w:rPr>
-              <w:rStyle w:val="Hyperlink"/>
-            </w:rPr>
-            <w:t>rfgoedcent</w:t>
-          </w:r>
-        </w:hyperlink>
-      </w:r>
-      <w:r>
-        <w:rPr>
-          <w:rFonts w:ascii="Charis SIL Regular" w:hAnsi="Charis SIL Regular" w:eastAsia="Charis SIL Regular"/>
-          <w:b w:val="0"/>
-          <w:i w:val="0"/>
-          <w:color w:val="0000FF"/>
-          <w:sz w:val="24"/>
-          <w:u w:val="single"/>
-        </w:rPr>
-        <w:hyperlink r:id="rId20" w:history="1">
-          <w:r>
-            <w:rPr>
-              <w:rStyle w:val="Hyperlink"/>
-            </w:rPr>
-            <w:t>r</w:t>
-          </w:r>
-        </w:hyperlink>
-      </w:r>
-      <w:r>
-        <w:rPr>
-          <w:rFonts w:ascii="Charis SIL Regular" w:hAnsi="Charis SIL Regular" w:eastAsia="Charis SIL Regular"/>
-          <w:b w:val="0"/>
-          <w:i w:val="0"/>
-          <w:color w:val="0000FF"/>
-          <w:sz w:val="24"/>
-          <w:u w:val="single"/>
-        </w:rPr>
-        <w:hyperlink r:id="rId20" w:history="1">
-          <w:r>
-            <w:rPr>
-              <w:rStyle w:val="Hyperlink"/>
-            </w:rPr>
-            <w:t>um</w:t>
-          </w:r>
-        </w:hyperlink>
-      </w:r>
-      <w:r>
-        <w:rPr>
-          <w:rFonts w:ascii="Charis SIL Regular" w:hAnsi="Charis SIL Regular" w:eastAsia="Charis SIL Regular"/>
-          <w:b w:val="0"/>
-          <w:i w:val="0"/>
-          <w:color w:val="0000FF"/>
-          <w:sz w:val="24"/>
-          <w:u w:val="single"/>
-        </w:rPr>
-        <w:t xml:space="preserve"> </w:t>
-      </w:r>
-      <w:r>
-        <w:rPr>
-          <w:rFonts w:ascii="Charis SIL Regular" w:hAnsi="Charis SIL Regular" w:eastAsia="Charis SIL Regular"/>
-          <w:b w:val="0"/>
-          <w:i w:val="0"/>
-          <w:color w:val="0000FF"/>
-          <w:sz w:val="24"/>
-          <w:u w:val="single"/>
-        </w:rPr>
-        <w:hyperlink r:id="rId20" w:history="1">
-          <w:r>
-            <w:rPr>
-              <w:rStyle w:val="Hyperlink"/>
-            </w:rPr>
-            <w:t>Ned</w:t>
-          </w:r>
-        </w:hyperlink>
-      </w:r>
-      <w:r>
-        <w:rPr>
-          <w:rFonts w:ascii="Charis SIL Regular" w:hAnsi="Charis SIL Regular" w:eastAsia="Charis SIL Regular"/>
-          <w:b w:val="0"/>
-          <w:i w:val="0"/>
-          <w:color w:val="0000FF"/>
-          <w:sz w:val="24"/>
-          <w:u w:val="single"/>
-        </w:rPr>
-        <w:hyperlink r:id="rId22" w:history="1">
-          <w:r>
-            <w:rPr>
-              <w:rStyle w:val="Hyperlink"/>
-            </w:rPr>
-            <w:t>erlands</w:t>
-          </w:r>
-        </w:hyperlink>
-      </w:r>
-      <w:r>
-        <w:rPr>
-          <w:rFonts w:ascii="Charis SIL Regular" w:hAnsi="Charis SIL Regular" w:eastAsia="Charis SIL Regular"/>
-          <w:b w:val="0"/>
-          <w:i w:val="0"/>
-          <w:color w:val="0000FF"/>
-          <w:sz w:val="24"/>
-          <w:u w:val="single"/>
-        </w:rPr>
-        <w:t xml:space="preserve"> </w:t>
-      </w:r>
-      <w:r>
-        <w:rPr>
-          <w:rFonts w:ascii="Charis SIL Regular" w:hAnsi="Charis SIL Regular" w:eastAsia="Charis SIL Regular"/>
-          <w:b w:val="0"/>
-          <w:i w:val="0"/>
-          <w:color w:val="0000FF"/>
-          <w:sz w:val="24"/>
-          <w:u w:val="single"/>
-        </w:rPr>
-        <w:hyperlink r:id="rId22" w:history="1">
-          <w:r>
-            <w:rPr>
-              <w:rStyle w:val="Hyperlink"/>
-            </w:rPr>
-            <w:t>Kloosterleven</w:t>
-          </w:r>
-        </w:hyperlink>
-      </w:r>
-      <w:r>
-        <w:rPr>
-          <w:rFonts w:ascii="Charis SIL Regular" w:hAnsi="Charis SIL Regular" w:eastAsia="Charis SIL Regular"/>
-          <w:b w:val="0"/>
-          <w:i w:val="0"/>
-          <w:color w:val="000000"/>
-          <w:sz w:val="24"/>
-        </w:rPr>
-        <w:t xml:space="preserve">. Ook in </w:t>
-      </w:r>
-      <w:r>
-        <w:rPr>
-          <w:u w:val="single" w:color="0000ff"/>
-          <w:rFonts w:ascii="Charis SIL Regular" w:hAnsi="Charis SIL Regular" w:eastAsia="Charis SIL Regular"/>
-          <w:b w:val="0"/>
-          <w:i w:val="0"/>
-          <w:color w:val="000000"/>
-          <w:sz w:val="24"/>
-        </w:rPr>
         <w:hyperlink r:id="rId21" w:history="1">
-          <w:r>
-            <w:rPr>
-              <w:rStyle w:val="Hyperlink"/>
-            </w:rPr>
-            <w:t>de landen</w:t>
-          </w:r>
-        </w:hyperlink>
-      </w:r>
-      <w:r>
-        <w:rPr>
-          <w:u w:val="single" w:color="0000ff"/>
-          <w:rFonts w:ascii="Charis SIL Regular" w:hAnsi="Charis SIL Regular" w:eastAsia="Charis SIL Regular"/>
-          <w:b w:val="0"/>
-          <w:i w:val="0"/>
-          <w:color w:val="000000"/>
-          <w:sz w:val="24"/>
-        </w:rPr>
-        <w:t xml:space="preserve"> </w:t>
-      </w:r>
-      <w:r>
-        <w:rPr>
-          <w:u w:val="single" w:color="0000ff"/>
-          <w:rFonts w:ascii="Charis SIL Regular" w:hAnsi="Charis SIL Regular" w:eastAsia="Charis SIL Regular"/>
-          <w:b w:val="0"/>
-          <w:i w:val="0"/>
-          <w:color w:val="000000"/>
-          <w:sz w:val="24"/>
-        </w:rPr>
-        <w:hyperlink r:id="rId21" w:history="1">
-          <w:r>
-            <w:rPr>
-              <w:rStyle w:val="Hyperlink"/>
-            </w:rPr>
-            <w:t>waar de zendi</w:t>
-          </w:r>
-        </w:hyperlink>
-      </w:r>
-      <w:r>
-        <w:rPr>
-          <w:u w:val="single" w:color="0000ff"/>
-          <w:rFonts w:ascii="Charis SIL Regular" w:hAnsi="Charis SIL Regular" w:eastAsia="Charis SIL Regular"/>
-          <w:b w:val="0"/>
-          <w:i w:val="0"/>
-          <w:color w:val="000000"/>
-          <w:sz w:val="24"/>
-        </w:rPr>
-        <w:hyperlink r:id="rId21" w:history="1">
-          <w:r>
-            <w:rPr>
-              <w:rStyle w:val="Hyperlink"/>
-            </w:rPr>
-            <w:t>ng en mi</w:t>
-          </w:r>
-        </w:hyperlink>
-      </w:r>
-      <w:r>
-        <w:rPr>
-          <w:rFonts w:ascii="Charis SIL Regular" w:hAnsi="Charis SIL Regular" w:eastAsia="Charis SIL Regular"/>
-          <w:b w:val="0"/>
-          <w:i w:val="0"/>
-          <w:color w:val="000000"/>
-          <w:sz w:val="24"/>
-        </w:rPr>
-        <w:t>ssie acti</w:t>
-      </w:r>
-      <w:r>
-        <w:rPr>
-          <w:u w:val="single" w:color="0000ff"/>
-          <w:rFonts w:ascii="Charis SIL Regular" w:hAnsi="Charis SIL Regular" w:eastAsia="Charis SIL Regular"/>
-          <w:b w:val="0"/>
-          <w:i w:val="0"/>
-          <w:color w:val="000000"/>
-          <w:sz w:val="24"/>
-        </w:rPr>
-        <w:hyperlink r:id="rId22" w:history="1">
-          <w:r>
-            <w:rPr>
-              <w:rStyle w:val="Hyperlink"/>
-            </w:rPr>
-            <w:t>ef waren, zijn ve</w:t>
-          </w:r>
-        </w:hyperlink>
-      </w:r>
-      <w:r>
-        <w:rPr>
-          <w:u w:val="single" w:color="0000ff"/>
-          <w:rFonts w:ascii="Charis SIL Regular" w:hAnsi="Charis SIL Regular" w:eastAsia="Charis SIL Regular"/>
-          <w:b w:val="0"/>
-          <w:i w:val="0"/>
-          <w:color w:val="000000"/>
-          <w:sz w:val="24"/>
-        </w:rPr>
-        <w:hyperlink r:id="rId22" w:history="1">
-          <w:r>
-            <w:rPr>
-              <w:rStyle w:val="Hyperlink"/>
-            </w:rPr>
-            <w:t>e</w:t>
-          </w:r>
-        </w:hyperlink>
-      </w:r>
-      <w:r>
-        <w:rPr>
-          <w:u w:val="single" w:color="0000ff"/>
-          <w:rFonts w:ascii="Charis SIL Regular" w:hAnsi="Charis SIL Regular" w:eastAsia="Charis SIL Regular"/>
-          <w:b w:val="0"/>
-          <w:i w:val="0"/>
-          <w:color w:val="000000"/>
-          <w:sz w:val="24"/>
-        </w:rPr>
-        <w:hyperlink r:id="rId22" w:history="1">
           <w:r>
             <w:rPr>
               <w:rStyle w:val="Hyperlink"/>
@@ -3280,7 +3288,7 @@
           <w:color w:val="000000"/>
           <w:sz w:val="24"/>
         </w:rPr>
-        <w:hyperlink r:id="rId22" w:history="1">
+        <w:hyperlink r:id="rId21" w:history="1">
           <w:r>
             <w:rPr>
               <w:rStyle w:val="Hyperlink"/>
@@ -3298,7 +3306,7 @@
           <w:color w:val="000000"/>
           <w:sz w:val="24"/>
         </w:rPr>
-        <w:hyperlink r:id="rId22" w:history="1">
+        <w:hyperlink r:id="rId21" w:history="1">
           <w:r>
             <w:rPr>
               <w:rStyle w:val="Hyperlink"/>
@@ -3776,7 +3784,7 @@
           <w:sz w:val="24"/>
           <w:u w:val="single"/>
         </w:rPr>
-        <w:hyperlink r:id="rId23" w:history="1">
+        <w:hyperlink r:id="rId22" w:history="1">
           <w:r>
             <w:rPr>
               <w:rStyle w:val="Hyperlink"/>
@@ -3794,7 +3802,7 @@
           <w:sz w:val="24"/>
           <w:u w:val="single"/>
         </w:rPr>
-        <w:hyperlink r:id="rId23" w:history="1">
+        <w:hyperlink r:id="rId22" w:history="1">
           <w:r>
             <w:rPr>
               <w:rStyle w:val="Hyperlink"/>
@@ -3812,7 +3820,7 @@
           <w:sz w:val="24"/>
           <w:u w:val="single"/>
         </w:rPr>
-        <w:hyperlink r:id="rId23" w:history="1">
+        <w:hyperlink r:id="rId22" w:history="1">
           <w:r>
             <w:rPr>
               <w:rStyle w:val="Hyperlink"/>
@@ -3830,7 +3838,7 @@
           <w:sz w:val="24"/>
           <w:u w:val="single"/>
         </w:rPr>
-        <w:hyperlink r:id="rId23" w:history="1">
+        <w:hyperlink r:id="rId22" w:history="1">
           <w:r>
             <w:rPr>
               <w:rStyle w:val="Hyperlink"/>
@@ -3848,7 +3856,7 @@
           <w:sz w:val="24"/>
           <w:u w:val="single"/>
         </w:rPr>
-        <w:hyperlink r:id="rId23" w:history="1">
+        <w:hyperlink r:id="rId22" w:history="1">
           <w:r>
             <w:rPr>
               <w:rStyle w:val="Hyperlink"/>
@@ -3866,7 +3874,7 @@
           <w:sz w:val="24"/>
           <w:u w:val="single"/>
         </w:rPr>
-        <w:hyperlink r:id="rId23" w:history="1">
+        <w:hyperlink r:id="rId22" w:history="1">
           <w:r>
             <w:rPr>
               <w:rStyle w:val="Hyperlink"/>
@@ -3884,7 +3892,7 @@
           <w:sz w:val="24"/>
           <w:u w:val="single"/>
         </w:rPr>
-        <w:hyperlink r:id="rId23" w:history="1">
+        <w:hyperlink r:id="rId22" w:history="1">
           <w:r>
             <w:rPr>
               <w:rStyle w:val="Hyperlink"/>
@@ -4178,7 +4186,7 @@
           <w:sz w:val="24"/>
           <w:u w:val="single"/>
         </w:rPr>
-        <w:hyperlink r:id="rId24" w:history="1">
+        <w:hyperlink r:id="rId23" w:history="1">
           <w:r>
             <w:rPr>
               <w:rStyle w:val="Hyperlink"/>
@@ -4196,7 +4204,7 @@
           <w:sz w:val="24"/>
           <w:u w:val="single"/>
         </w:rPr>
-        <w:hyperlink r:id="rId24" w:history="1">
+        <w:hyperlink r:id="rId23" w:history="1">
           <w:r>
             <w:rPr>
               <w:rStyle w:val="Hyperlink"/>
@@ -4214,7 +4222,7 @@
           <w:sz w:val="24"/>
           <w:u w:val="single"/>
         </w:rPr>
-        <w:hyperlink r:id="rId24" w:history="1">
+        <w:hyperlink r:id="rId23" w:history="1">
           <w:r>
             <w:rPr>
               <w:rStyle w:val="Hyperlink"/>
@@ -4253,7 +4261,7 @@
           <w:sz w:val="24"/>
           <w:u w:val="single"/>
         </w:rPr>
-        <w:hyperlink r:id="rId24" w:history="1">
+        <w:hyperlink r:id="rId23" w:history="1">
           <w:r>
             <w:rPr>
               <w:rStyle w:val="Hyperlink"/>
@@ -4271,7 +4279,7 @@
           <w:sz w:val="24"/>
           <w:u w:val="single"/>
         </w:rPr>
-        <w:hyperlink r:id="rId24" w:history="1">
+        <w:hyperlink r:id="rId23" w:history="1">
           <w:r>
             <w:rPr>
               <w:rStyle w:val="Hyperlink"/>
@@ -4389,7 +4397,7 @@
           <w:sz w:val="24"/>
           <w:u w:val="single"/>
         </w:rPr>
-        <w:hyperlink r:id="rId25" w:history="1">
+        <w:hyperlink r:id="rId24" w:history="1">
           <w:r>
             <w:rPr>
               <w:rStyle w:val="Hyperlink"/>
@@ -4407,7 +4415,7 @@
           <w:sz w:val="24"/>
           <w:u w:val="single"/>
         </w:rPr>
-        <w:hyperlink r:id="rId25" w:history="1">
+        <w:hyperlink r:id="rId24" w:history="1">
           <w:r>
             <w:rPr>
               <w:rStyle w:val="Hyperlink"/>
@@ -4545,7 +4553,7 @@
           <w:sz w:val="24"/>
           <w:u w:val="single"/>
         </w:rPr>
-        <w:hyperlink r:id="rId26" w:history="1">
+        <w:hyperlink r:id="rId25" w:history="1">
           <w:r>
             <w:rPr>
               <w:rStyle w:val="Hyperlink"/>
@@ -4563,7 +4571,7 @@
           <w:sz w:val="24"/>
           <w:u w:val="single"/>
         </w:rPr>
-        <w:hyperlink r:id="rId26" w:history="1">
+        <w:hyperlink r:id="rId25" w:history="1">
           <w:r>
             <w:rPr>
               <w:rStyle w:val="Hyperlink"/>
@@ -4581,7 +4589,7 @@
           <w:sz w:val="24"/>
           <w:u w:val="single"/>
         </w:rPr>
-        <w:hyperlink r:id="rId26" w:history="1">
+        <w:hyperlink r:id="rId25" w:history="1">
           <w:r>
             <w:rPr>
               <w:rStyle w:val="Hyperlink"/>
@@ -4620,7 +4628,7 @@
           <w:sz w:val="24"/>
           <w:u w:val="single"/>
         </w:rPr>
-        <w:hyperlink r:id="rId26" w:history="1">
+        <w:hyperlink r:id="rId25" w:history="1">
           <w:r>
             <w:rPr>
               <w:rStyle w:val="Hyperlink"/>
@@ -4638,7 +4646,7 @@
           <w:sz w:val="24"/>
           <w:u w:val="single"/>
         </w:rPr>
-        <w:hyperlink r:id="rId26" w:history="1">
+        <w:hyperlink r:id="rId25" w:history="1">
           <w:r>
             <w:rPr>
               <w:rStyle w:val="Hyperlink"/>
@@ -4739,7 +4747,7 @@
           <w:sz w:val="24"/>
           <w:u w:val="single"/>
         </w:rPr>
-        <w:hyperlink r:id="rId27" w:history="1">
+        <w:hyperlink r:id="rId26" w:history="1">
           <w:r>
             <w:rPr>
               <w:rStyle w:val="Hyperlink"/>
@@ -4757,7 +4765,7 @@
           <w:sz w:val="24"/>
           <w:u w:val="single"/>
         </w:rPr>
-        <w:hyperlink r:id="rId27" w:history="1">
+        <w:hyperlink r:id="rId26" w:history="1">
           <w:r>
             <w:rPr>
               <w:rStyle w:val="Hyperlink"/>
@@ -4875,7 +4883,7 @@
           <w:sz w:val="24"/>
           <w:u w:val="single"/>
         </w:rPr>
-        <w:hyperlink r:id="rId28" w:history="1">
+        <w:hyperlink r:id="rId27" w:history="1">
           <w:r>
             <w:rPr>
               <w:rStyle w:val="Hyperlink"/>
@@ -4893,7 +4901,7 @@
           <w:sz w:val="24"/>
           <w:u w:val="single"/>
         </w:rPr>
-        <w:hyperlink r:id="rId28" w:history="1">
+        <w:hyperlink r:id="rId27" w:history="1">
           <w:r>
             <w:rPr>
               <w:rStyle w:val="Hyperlink"/>
@@ -5001,7 +5009,7 @@
           <w:sz w:val="24"/>
           <w:u w:val="single"/>
         </w:rPr>
-        <w:hyperlink r:id="rId29" w:history="1">
+        <w:hyperlink r:id="rId28" w:history="1">
           <w:r>
             <w:rPr>
               <w:rStyle w:val="Hyperlink"/>
@@ -5019,7 +5027,7 @@
           <w:sz w:val="24"/>
           <w:u w:val="single"/>
         </w:rPr>
-        <w:hyperlink r:id="rId29" w:history="1">
+        <w:hyperlink r:id="rId28" w:history="1">
           <w:r>
             <w:rPr>
               <w:rStyle w:val="Hyperlink"/>

--- a/EXPORTS/DOCX/published/niveau2/Dutch/ChristianMission.docx
+++ b/EXPORTS/DOCX/published/niveau2/Dutch/ChristianMission.docx
@@ -776,8 +776,110 @@
           <w:i w:val="0"/>
           <w:color w:val="0000FF"/>
           <w:sz w:val="24"/>
-        </w:rPr>
-        <w:t>Congregatie van d</w:t>
+          <w:u w:val="single"/>
+        </w:rPr>
+        <w:hyperlink r:id="rId11" w:history="1">
+          <w:r>
+            <w:rPr>
+              <w:rStyle w:val="Hyperlink"/>
+            </w:rPr>
+            <w:t>Co</w:t>
+          </w:r>
+        </w:hyperlink>
+      </w:r>
+      <w:r>
+        <w:rPr>
+          <w:rFonts w:ascii="Charis SIL Regular" w:hAnsi="Charis SIL Regular" w:eastAsia="Charis SIL Regular"/>
+          <w:b w:val="0"/>
+          <w:i w:val="0"/>
+          <w:color w:val="0000FF"/>
+          <w:sz w:val="24"/>
+          <w:u w:val="single"/>
+        </w:rPr>
+        <w:hyperlink r:id="rId11" w:history="1">
+          <w:r>
+            <w:rPr>
+              <w:rStyle w:val="Hyperlink"/>
+            </w:rPr>
+            <w:t>n</w:t>
+          </w:r>
+        </w:hyperlink>
+      </w:r>
+      <w:r>
+        <w:rPr>
+          <w:rFonts w:ascii="Charis SIL Regular" w:hAnsi="Charis SIL Regular" w:eastAsia="Charis SIL Regular"/>
+          <w:b w:val="0"/>
+          <w:i w:val="0"/>
+          <w:color w:val="0000FF"/>
+          <w:sz w:val="24"/>
+          <w:u w:val="single"/>
+        </w:rPr>
+        <w:hyperlink r:id="rId11" w:history="1">
+          <w:r>
+            <w:rPr>
+              <w:rStyle w:val="Hyperlink"/>
+            </w:rPr>
+            <w:t>gregatie</w:t>
+          </w:r>
+        </w:hyperlink>
+      </w:r>
+      <w:r>
+        <w:rPr>
+          <w:rFonts w:ascii="Charis SIL Regular" w:hAnsi="Charis SIL Regular" w:eastAsia="Charis SIL Regular"/>
+          <w:b w:val="0"/>
+          <w:i w:val="0"/>
+          <w:color w:val="0000FF"/>
+          <w:sz w:val="24"/>
+          <w:u w:val="single"/>
+        </w:rPr>
+        <w:t xml:space="preserve"> </w:t>
+      </w:r>
+      <w:r>
+        <w:rPr>
+          <w:rFonts w:ascii="Charis SIL Regular" w:hAnsi="Charis SIL Regular" w:eastAsia="Charis SIL Regular"/>
+          <w:b w:val="0"/>
+          <w:i w:val="0"/>
+          <w:color w:val="0000FF"/>
+          <w:sz w:val="24"/>
+          <w:u w:val="single"/>
+        </w:rPr>
+        <w:hyperlink r:id="rId11" w:history="1">
+          <w:r>
+            <w:rPr>
+              <w:rStyle w:val="Hyperlink"/>
+            </w:rPr>
+            <w:t>van</w:t>
+          </w:r>
+        </w:hyperlink>
+      </w:r>
+      <w:r>
+        <w:rPr>
+          <w:rFonts w:ascii="Charis SIL Regular" w:hAnsi="Charis SIL Regular" w:eastAsia="Charis SIL Regular"/>
+          <w:b w:val="0"/>
+          <w:i w:val="0"/>
+          <w:color w:val="0000FF"/>
+          <w:sz w:val="24"/>
+          <w:u w:val="single"/>
+        </w:rPr>
+        <w:t xml:space="preserve"> </w:t>
+      </w:r>
+      <w:r>
+        <w:rPr>
+          <w:rFonts w:ascii="Charis SIL Regular" w:hAnsi="Charis SIL Regular" w:eastAsia="Charis SIL Regular"/>
+          <w:b w:val="0"/>
+          <w:i w:val="0"/>
+          <w:color w:val="0000FF"/>
+          <w:sz w:val="24"/>
+          <w:u w:val="single"/>
+        </w:rPr>
+        <w:hyperlink r:id="rId11" w:history="1">
+          <w:r>
+            <w:rPr>
+              <w:rStyle w:val="Hyperlink"/>
+            </w:rPr>
+            <w:t>d</w:t>
+          </w:r>
+        </w:hyperlink>
       </w:r>
       <w:r>
         <w:rPr>
@@ -2539,21 +2641,13 @@
       </w:r>
       <w:r>
         <w:rPr>
-          <w:u w:val="single" w:color="0000ff"/>
           <w:rFonts w:ascii="Charis SIL Regular" w:hAnsi="Charis SIL Regular" w:eastAsia="Charis SIL Regular"/>
           <w:b w:val="0"/>
           <w:i w:val="0"/>
           <w:color w:val="000000"/>
           <w:sz w:val="24"/>
         </w:rPr>
-        <w:hyperlink r:id="rId18" w:history="1">
-          <w:r>
-            <w:rPr>
-              <w:rStyle w:val="Hyperlink"/>
-            </w:rPr>
-            <w:t xml:space="preserve">, </w:t>
-          </w:r>
-        </w:hyperlink>
+        <w:t xml:space="preserve">, </w:t>
       </w:r>
       <w:r>
         <w:rPr>
@@ -2844,7 +2938,7 @@
           <w:sz w:val="24"/>
           <w:u w:val="single"/>
         </w:rPr>
-        <w:hyperlink r:id="rId20" w:history="1">
+        <w:hyperlink r:id="rId19" w:history="1">
           <w:r>
             <w:rPr>
               <w:rStyle w:val="Hyperlink"/>
@@ -2862,7 +2956,7 @@
           <w:sz w:val="24"/>
           <w:u w:val="single"/>
         </w:rPr>
-        <w:hyperlink r:id="rId20" w:history="1">
+        <w:hyperlink r:id="rId19" w:history="1">
           <w:r>
             <w:rPr>
               <w:rStyle w:val="Hyperlink"/>
@@ -2880,7 +2974,7 @@
           <w:sz w:val="24"/>
           <w:u w:val="single"/>
         </w:rPr>
-        <w:hyperlink r:id="rId20" w:history="1">
+        <w:hyperlink r:id="rId19" w:history="1">
           <w:r>
             <w:rPr>
               <w:rStyle w:val="Hyperlink"/>
@@ -2898,7 +2992,7 @@
           <w:sz w:val="24"/>
           <w:u w:val="single"/>
         </w:rPr>
-        <w:hyperlink r:id="rId20" w:history="1">
+        <w:hyperlink r:id="rId19" w:history="1">
           <w:r>
             <w:rPr>
               <w:rStyle w:val="Hyperlink"/>
@@ -2925,6 +3019,7 @@
           <w:i w:val="0"/>
           <w:color w:val="0000FF"/>
           <w:sz w:val="24"/>
+          <w:u w:val="single"/>
         </w:rPr>
         <w:hyperlink r:id="rId20" w:history="1">
           <w:r>
@@ -3193,7 +3288,25 @@
             <w:rPr>
               <w:rStyle w:val="Hyperlink"/>
             </w:rPr>
-            <w:t>waar de zendi</w:t>
+            <w:t>waar de zend</w:t>
+          </w:r>
+        </w:hyperlink>
+      </w:r>
+      <w:r>
+        <w:rPr>
+          <w:u w:val="single" w:color="0000ff"/>
+          <w:rFonts w:ascii="Charis SIL Regular" w:hAnsi="Charis SIL Regular" w:eastAsia="Charis SIL Regular"/>
+          <w:b w:val="0"/>
+          <w:i w:val="0"/>
+          <w:color w:val="000000"/>
+          <w:sz w:val="24"/>
+        </w:rPr>
+        <w:hyperlink r:id="rId20" w:history="1">
+          <w:r>
+            <w:rPr>
+              <w:rStyle w:val="Hyperlink"/>
+            </w:rPr>
+            <w:t>i</w:t>
           </w:r>
         </w:hyperlink>
       </w:r>
@@ -4605,9 +4718,15 @@
           <w:i w:val="0"/>
           <w:color w:val="0000FF"/>
           <w:sz w:val="24"/>
-          <w:u w:val="single"/>
-        </w:rPr>
-        <w:t>1</w:t>
+        </w:rPr>
+        <w:hyperlink r:id="rId25" w:history="1">
+          <w:r>
+            <w:rPr>
+              <w:rStyle w:val="Hyperlink"/>
+            </w:rPr>
+            <w:t>1</w:t>
+          </w:r>
+        </w:hyperlink>
       </w:r>
       <w:r>
         <w:rPr>

--- a/EXPORTS/DOCX/published/niveau2/Dutch/ChristianMission.docx
+++ b/EXPORTS/DOCX/published/niveau2/Dutch/ChristianMission.docx
@@ -814,7 +814,7 @@
           <w:sz w:val="24"/>
           <w:u w:val="single"/>
         </w:rPr>
-        <w:hyperlink r:id="rId11" w:history="1">
+        <w:hyperlink r:id="rId10" w:history="1">
           <w:r>
             <w:rPr>
               <w:rStyle w:val="Hyperlink"/>
@@ -843,7 +843,7 @@
           <w:sz w:val="24"/>
           <w:u w:val="single"/>
         </w:rPr>
-        <w:hyperlink r:id="rId11" w:history="1">
+        <w:hyperlink r:id="rId10" w:history="1">
           <w:r>
             <w:rPr>
               <w:rStyle w:val="Hyperlink"/>
@@ -872,7 +872,7 @@
           <w:sz w:val="24"/>
           <w:u w:val="single"/>
         </w:rPr>
-        <w:hyperlink r:id="rId11" w:history="1">
+        <w:hyperlink r:id="rId10" w:history="1">
           <w:r>
             <w:rPr>
               <w:rStyle w:val="Hyperlink"/>
@@ -917,6 +917,7 @@
           <w:i w:val="0"/>
           <w:color w:val="0000FF"/>
           <w:sz w:val="24"/>
+          <w:u w:val="single"/>
         </w:rPr>
         <w:t>H</w:t>
       </w:r>
@@ -1013,7 +1014,14 @@
           <w:color w:val="0000FF"/>
           <w:sz w:val="24"/>
         </w:rPr>
-        <w:t>Wereldmuseu</w:t>
+        <w:hyperlink r:id="rId12" w:history="1">
+          <w:r>
+            <w:rPr>
+              <w:rStyle w:val="Hyperlink"/>
+            </w:rPr>
+            <w:t>Wereldmuseu</w:t>
+          </w:r>
+        </w:hyperlink>
       </w:r>
       <w:r>
         <w:rPr>
@@ -1024,7 +1032,7 @@
           <w:sz w:val="24"/>
           <w:u w:val="single"/>
         </w:rPr>
-        <w:hyperlink r:id="rId11" w:history="1">
+        <w:hyperlink r:id="rId12" w:history="1">
           <w:r>
             <w:rPr>
               <w:rStyle w:val="Hyperlink"/>
@@ -1139,75 +1147,13 @@
       </w:r>
       <w:r>
         <w:rPr>
-          <w:u w:val="single" w:color="0000ff"/>
           <w:rFonts w:ascii="Charis SIL Regular" w:hAnsi="Charis SIL Regular" w:eastAsia="Charis SIL Regular"/>
           <w:b w:val="0"/>
           <w:i w:val="0"/>
           <w:color w:val="000000"/>
           <w:sz w:val="24"/>
         </w:rPr>
-        <w:hyperlink r:id="rId11" w:history="1">
-          <w:r>
-            <w:rPr>
-              <w:rStyle w:val="Hyperlink"/>
-            </w:rPr>
-            <w:t xml:space="preserve"> (</w:t>
-          </w:r>
-        </w:hyperlink>
-      </w:r>
-      <w:r>
-        <w:rPr>
-          <w:u w:val="single" w:color="0000ff"/>
-          <w:rFonts w:ascii="Charis SIL Regular" w:hAnsi="Charis SIL Regular" w:eastAsia="Charis SIL Regular"/>
-          <w:b w:val="0"/>
-          <w:i w:val="0"/>
-          <w:color w:val="000000"/>
-          <w:sz w:val="24"/>
-        </w:rPr>
-        <w:hyperlink r:id="rId11" w:history="1">
-          <w:r>
-            <w:rPr>
-              <w:rStyle w:val="Hyperlink"/>
-            </w:rPr>
-            <w:t>v</w:t>
-          </w:r>
-        </w:hyperlink>
-      </w:r>
-      <w:r>
-        <w:rPr>
-          <w:u w:val="single" w:color="0000ff"/>
-          <w:rFonts w:ascii="Charis SIL Regular" w:hAnsi="Charis SIL Regular" w:eastAsia="Charis SIL Regular"/>
-          <w:b w:val="0"/>
-          <w:i w:val="0"/>
-          <w:color w:val="000000"/>
-          <w:sz w:val="24"/>
-        </w:rPr>
-        <w:hyperlink r:id="rId11" w:history="1">
-          <w:r>
-            <w:rPr>
-              <w:rStyle w:val="Hyperlink"/>
-            </w:rPr>
-            <w:t>oo</w:t>
-          </w:r>
-        </w:hyperlink>
-      </w:r>
-      <w:r>
-        <w:rPr>
-          <w:u w:val="single" w:color="0000ff"/>
-          <w:rFonts w:ascii="Charis SIL Regular" w:hAnsi="Charis SIL Regular" w:eastAsia="Charis SIL Regular"/>
-          <w:b w:val="0"/>
-          <w:i w:val="0"/>
-          <w:color w:val="000000"/>
-          <w:sz w:val="24"/>
-        </w:rPr>
-        <w:hyperlink r:id="rId11" w:history="1">
-          <w:r>
-            <w:rPr>
-              <w:rStyle w:val="Hyperlink"/>
-            </w:rPr>
-            <w:t>rheen h</w:t>
-          </w:r>
-        </w:hyperlink>
+        <w:t xml:space="preserve"> (voorheen h</w:t>
       </w:r>
       <w:r>
         <w:rPr>
@@ -1509,31 +1455,13 @@
       </w:r>
       <w:r>
         <w:rPr>
-          <w:u w:val="single" w:color="0000ff"/>
           <w:rFonts w:ascii="Charis SIL Regular" w:hAnsi="Charis SIL Regular" w:eastAsia="Charis SIL Regular"/>
           <w:b w:val="0"/>
           <w:i w:val="0"/>
           <w:color w:val="000000"/>
           <w:sz w:val="24"/>
         </w:rPr>
-        <w:hyperlink r:id="rId13" w:history="1">
-          <w:r>
-            <w:rPr>
-              <w:rStyle w:val="Hyperlink"/>
-            </w:rPr>
-            <w:t xml:space="preserve">vinden in de </w:t>
-          </w:r>
-        </w:hyperlink>
-      </w:r>
-      <w:r>
-        <w:rPr>
-          <w:rFonts w:ascii="Charis SIL Regular" w:hAnsi="Charis SIL Regular" w:eastAsia="Charis SIL Regular"/>
-          <w:b w:val="0"/>
-          <w:i w:val="0"/>
-          <w:color w:val="000000"/>
-          <w:sz w:val="24"/>
-        </w:rPr>
-        <w:t xml:space="preserve">collectie van het </w:t>
+        <w:t xml:space="preserve">vinden in de collectie van het </w:t>
       </w:r>
       <w:r>
         <w:rPr>
@@ -2641,13 +2569,21 @@
       </w:r>
       <w:r>
         <w:rPr>
+          <w:u w:val="single" w:color="0000ff"/>
           <w:rFonts w:ascii="Charis SIL Regular" w:hAnsi="Charis SIL Regular" w:eastAsia="Charis SIL Regular"/>
           <w:b w:val="0"/>
           <w:i w:val="0"/>
           <w:color w:val="000000"/>
           <w:sz w:val="24"/>
         </w:rPr>
-        <w:t xml:space="preserve">, </w:t>
+        <w:hyperlink r:id="rId18" w:history="1">
+          <w:r>
+            <w:rPr>
+              <w:rStyle w:val="Hyperlink"/>
+            </w:rPr>
+            <w:t xml:space="preserve">, </w:t>
+          </w:r>
+        </w:hyperlink>
       </w:r>
       <w:r>
         <w:rPr>
@@ -2698,7 +2634,7 @@
           <w:sz w:val="24"/>
           <w:u w:val="single"/>
         </w:rPr>
-        <w:hyperlink r:id="rId19" w:history="1">
+        <w:hyperlink r:id="rId20" w:history="1">
           <w:r>
             <w:rPr>
               <w:rStyle w:val="Hyperlink"/>
@@ -2716,7 +2652,14 @@
           <w:sz w:val="24"/>
           <w:u w:val="single"/>
         </w:rPr>
-        <w:t>t</w:t>
+        <w:hyperlink r:id="rId20" w:history="1">
+          <w:r>
+            <w:rPr>
+              <w:rStyle w:val="Hyperlink"/>
+            </w:rPr>
+            <w:t>t</w:t>
+          </w:r>
+        </w:hyperlink>
       </w:r>
       <w:r>
         <w:rPr>
@@ -2727,7 +2670,7 @@
           <w:sz w:val="24"/>
           <w:u w:val="single"/>
         </w:rPr>
-        <w:hyperlink r:id="rId19" w:history="1">
+        <w:hyperlink r:id="rId20" w:history="1">
           <w:r>
             <w:rPr>
               <w:rStyle w:val="Hyperlink"/>
@@ -2745,7 +2688,7 @@
           <w:sz w:val="24"/>
           <w:u w:val="single"/>
         </w:rPr>
-        <w:hyperlink r:id="rId19" w:history="1">
+        <w:hyperlink r:id="rId20" w:history="1">
           <w:r>
             <w:rPr>
               <w:rStyle w:val="Hyperlink"/>
@@ -2774,7 +2717,7 @@
           <w:sz w:val="24"/>
           <w:u w:val="single"/>
         </w:rPr>
-        <w:hyperlink r:id="rId19" w:history="1">
+        <w:hyperlink r:id="rId20" w:history="1">
           <w:r>
             <w:rPr>
               <w:rStyle w:val="Hyperlink"/>
@@ -2909,7 +2852,7 @@
           <w:sz w:val="24"/>
           <w:u w:val="single"/>
         </w:rPr>
-        <w:hyperlink r:id="rId19" w:history="1">
+        <w:hyperlink r:id="rId21" w:history="1">
           <w:r>
             <w:rPr>
               <w:rStyle w:val="Hyperlink"/>
@@ -2938,7 +2881,7 @@
           <w:sz w:val="24"/>
           <w:u w:val="single"/>
         </w:rPr>
-        <w:hyperlink r:id="rId19" w:history="1">
+        <w:hyperlink r:id="rId21" w:history="1">
           <w:r>
             <w:rPr>
               <w:rStyle w:val="Hyperlink"/>
@@ -2956,7 +2899,7 @@
           <w:sz w:val="24"/>
           <w:u w:val="single"/>
         </w:rPr>
-        <w:hyperlink r:id="rId19" w:history="1">
+        <w:hyperlink r:id="rId21" w:history="1">
           <w:r>
             <w:rPr>
               <w:rStyle w:val="Hyperlink"/>
@@ -2974,7 +2917,7 @@
           <w:sz w:val="24"/>
           <w:u w:val="single"/>
         </w:rPr>
-        <w:hyperlink r:id="rId19" w:history="1">
+        <w:hyperlink r:id="rId21" w:history="1">
           <w:r>
             <w:rPr>
               <w:rStyle w:val="Hyperlink"/>
@@ -2992,7 +2935,7 @@
           <w:sz w:val="24"/>
           <w:u w:val="single"/>
         </w:rPr>
-        <w:hyperlink r:id="rId19" w:history="1">
+        <w:hyperlink r:id="rId21" w:history="1">
           <w:r>
             <w:rPr>
               <w:rStyle w:val="Hyperlink"/>
@@ -3021,7 +2964,7 @@
           <w:sz w:val="24"/>
           <w:u w:val="single"/>
         </w:rPr>
-        <w:hyperlink r:id="rId20" w:history="1">
+        <w:hyperlink r:id="rId21" w:history="1">
           <w:r>
             <w:rPr>
               <w:rStyle w:val="Hyperlink"/>
@@ -3039,7 +2982,7 @@
           <w:sz w:val="24"/>
           <w:u w:val="single"/>
         </w:rPr>
-        <w:hyperlink r:id="rId20" w:history="1">
+        <w:hyperlink r:id="rId21" w:history="1">
           <w:r>
             <w:rPr>
               <w:rStyle w:val="Hyperlink"/>
@@ -3096,7 +3039,7 @@
           <w:sz w:val="24"/>
           <w:u w:val="single"/>
         </w:rPr>
-        <w:hyperlink r:id="rId21" w:history="1">
+        <w:hyperlink r:id="rId22" w:history="1">
           <w:r>
             <w:rPr>
               <w:rStyle w:val="Hyperlink"/>
@@ -3114,7 +3057,7 @@
           <w:sz w:val="24"/>
           <w:u w:val="single"/>
         </w:rPr>
-        <w:hyperlink r:id="rId21" w:history="1">
+        <w:hyperlink r:id="rId20" w:history="1">
           <w:r>
             <w:rPr>
               <w:rStyle w:val="Hyperlink"/>
@@ -3132,7 +3075,7 @@
           <w:sz w:val="24"/>
           <w:u w:val="single"/>
         </w:rPr>
-        <w:hyperlink r:id="rId21" w:history="1">
+        <w:hyperlink r:id="rId20" w:history="1">
           <w:r>
             <w:rPr>
               <w:rStyle w:val="Hyperlink"/>
@@ -3150,7 +3093,7 @@
           <w:sz w:val="24"/>
           <w:u w:val="single"/>
         </w:rPr>
-        <w:hyperlink r:id="rId21" w:history="1">
+        <w:hyperlink r:id="rId20" w:history="1">
           <w:r>
             <w:rPr>
               <w:rStyle w:val="Hyperlink"/>
@@ -3179,7 +3122,7 @@
           <w:sz w:val="24"/>
           <w:u w:val="single"/>
         </w:rPr>
-        <w:hyperlink r:id="rId21" w:history="1">
+        <w:hyperlink r:id="rId20" w:history="1">
           <w:r>
             <w:rPr>
               <w:rStyle w:val="Hyperlink"/>
@@ -3197,7 +3140,7 @@
           <w:sz w:val="24"/>
           <w:u w:val="single"/>
         </w:rPr>
-        <w:hyperlink r:id="rId21" w:history="1">
+        <w:hyperlink r:id="rId22" w:history="1">
           <w:r>
             <w:rPr>
               <w:rStyle w:val="Hyperlink"/>
@@ -3226,7 +3169,7 @@
           <w:sz w:val="24"/>
           <w:u w:val="single"/>
         </w:rPr>
-        <w:hyperlink r:id="rId21" w:history="1">
+        <w:hyperlink r:id="rId22" w:history="1">
           <w:r>
             <w:rPr>
               <w:rStyle w:val="Hyperlink"/>
@@ -3254,7 +3197,7 @@
           <w:color w:val="000000"/>
           <w:sz w:val="24"/>
         </w:rPr>
-        <w:hyperlink r:id="rId20" w:history="1">
+        <w:hyperlink r:id="rId21" w:history="1">
           <w:r>
             <w:rPr>
               <w:rStyle w:val="Hyperlink"/>
@@ -3283,12 +3226,12 @@
           <w:color w:val="000000"/>
           <w:sz w:val="24"/>
         </w:rPr>
-        <w:hyperlink r:id="rId20" w:history="1">
+        <w:hyperlink r:id="rId21" w:history="1">
           <w:r>
             <w:rPr>
               <w:rStyle w:val="Hyperlink"/>
             </w:rPr>
-            <w:t>waar de zend</w:t>
+            <w:t>waar de zendi</w:t>
           </w:r>
         </w:hyperlink>
       </w:r>
@@ -3301,25 +3244,7 @@
           <w:color w:val="000000"/>
           <w:sz w:val="24"/>
         </w:rPr>
-        <w:hyperlink r:id="rId20" w:history="1">
-          <w:r>
-            <w:rPr>
-              <w:rStyle w:val="Hyperlink"/>
-            </w:rPr>
-            <w:t>i</w:t>
-          </w:r>
-        </w:hyperlink>
-      </w:r>
-      <w:r>
-        <w:rPr>
-          <w:u w:val="single" w:color="0000ff"/>
-          <w:rFonts w:ascii="Charis SIL Regular" w:hAnsi="Charis SIL Regular" w:eastAsia="Charis SIL Regular"/>
-          <w:b w:val="0"/>
-          <w:i w:val="0"/>
-          <w:color w:val="000000"/>
-          <w:sz w:val="24"/>
-        </w:rPr>
-        <w:hyperlink r:id="rId20" w:history="1">
+        <w:hyperlink r:id="rId21" w:history="1">
           <w:r>
             <w:rPr>
               <w:rStyle w:val="Hyperlink"/>
@@ -3347,7 +3272,7 @@
           <w:color w:val="000000"/>
           <w:sz w:val="24"/>
         </w:rPr>
-        <w:hyperlink r:id="rId21" w:history="1">
+        <w:hyperlink r:id="rId22" w:history="1">
           <w:r>
             <w:rPr>
               <w:rStyle w:val="Hyperlink"/>
@@ -3365,7 +3290,7 @@
           <w:color w:val="000000"/>
           <w:sz w:val="24"/>
         </w:rPr>
-        <w:hyperlink r:id="rId21" w:history="1">
+        <w:hyperlink r:id="rId22" w:history="1">
           <w:r>
             <w:rPr>
               <w:rStyle w:val="Hyperlink"/>
@@ -3383,7 +3308,7 @@
           <w:color w:val="000000"/>
           <w:sz w:val="24"/>
         </w:rPr>
-        <w:hyperlink r:id="rId21" w:history="1">
+        <w:hyperlink r:id="rId22" w:history="1">
           <w:r>
             <w:rPr>
               <w:rStyle w:val="Hyperlink"/>
@@ -3401,7 +3326,7 @@
           <w:color w:val="000000"/>
           <w:sz w:val="24"/>
         </w:rPr>
-        <w:hyperlink r:id="rId21" w:history="1">
+        <w:hyperlink r:id="rId22" w:history="1">
           <w:r>
             <w:rPr>
               <w:rStyle w:val="Hyperlink"/>
@@ -3419,7 +3344,7 @@
           <w:color w:val="000000"/>
           <w:sz w:val="24"/>
         </w:rPr>
-        <w:hyperlink r:id="rId21" w:history="1">
+        <w:hyperlink r:id="rId22" w:history="1">
           <w:r>
             <w:rPr>
               <w:rStyle w:val="Hyperlink"/>
@@ -3897,7 +3822,7 @@
           <w:sz w:val="24"/>
           <w:u w:val="single"/>
         </w:rPr>
-        <w:hyperlink r:id="rId22" w:history="1">
+        <w:hyperlink r:id="rId23" w:history="1">
           <w:r>
             <w:rPr>
               <w:rStyle w:val="Hyperlink"/>
@@ -3915,7 +3840,7 @@
           <w:sz w:val="24"/>
           <w:u w:val="single"/>
         </w:rPr>
-        <w:hyperlink r:id="rId22" w:history="1">
+        <w:hyperlink r:id="rId23" w:history="1">
           <w:r>
             <w:rPr>
               <w:rStyle w:val="Hyperlink"/>
@@ -3933,7 +3858,7 @@
           <w:sz w:val="24"/>
           <w:u w:val="single"/>
         </w:rPr>
-        <w:hyperlink r:id="rId22" w:history="1">
+        <w:hyperlink r:id="rId23" w:history="1">
           <w:r>
             <w:rPr>
               <w:rStyle w:val="Hyperlink"/>
@@ -3951,7 +3876,7 @@
           <w:sz w:val="24"/>
           <w:u w:val="single"/>
         </w:rPr>
-        <w:hyperlink r:id="rId22" w:history="1">
+        <w:hyperlink r:id="rId23" w:history="1">
           <w:r>
             <w:rPr>
               <w:rStyle w:val="Hyperlink"/>
@@ -3969,7 +3894,7 @@
           <w:sz w:val="24"/>
           <w:u w:val="single"/>
         </w:rPr>
-        <w:hyperlink r:id="rId22" w:history="1">
+        <w:hyperlink r:id="rId23" w:history="1">
           <w:r>
             <w:rPr>
               <w:rStyle w:val="Hyperlink"/>
@@ -3987,7 +3912,7 @@
           <w:sz w:val="24"/>
           <w:u w:val="single"/>
         </w:rPr>
-        <w:hyperlink r:id="rId22" w:history="1">
+        <w:hyperlink r:id="rId23" w:history="1">
           <w:r>
             <w:rPr>
               <w:rStyle w:val="Hyperlink"/>
@@ -4005,7 +3930,7 @@
           <w:sz w:val="24"/>
           <w:u w:val="single"/>
         </w:rPr>
-        <w:hyperlink r:id="rId22" w:history="1">
+        <w:hyperlink r:id="rId23" w:history="1">
           <w:r>
             <w:rPr>
               <w:rStyle w:val="Hyperlink"/>
@@ -4299,7 +4224,7 @@
           <w:sz w:val="24"/>
           <w:u w:val="single"/>
         </w:rPr>
-        <w:hyperlink r:id="rId23" w:history="1">
+        <w:hyperlink r:id="rId24" w:history="1">
           <w:r>
             <w:rPr>
               <w:rStyle w:val="Hyperlink"/>
@@ -4317,7 +4242,7 @@
           <w:sz w:val="24"/>
           <w:u w:val="single"/>
         </w:rPr>
-        <w:hyperlink r:id="rId23" w:history="1">
+        <w:hyperlink r:id="rId24" w:history="1">
           <w:r>
             <w:rPr>
               <w:rStyle w:val="Hyperlink"/>
@@ -4335,7 +4260,7 @@
           <w:sz w:val="24"/>
           <w:u w:val="single"/>
         </w:rPr>
-        <w:hyperlink r:id="rId23" w:history="1">
+        <w:hyperlink r:id="rId24" w:history="1">
           <w:r>
             <w:rPr>
               <w:rStyle w:val="Hyperlink"/>
@@ -4374,7 +4299,7 @@
           <w:sz w:val="24"/>
           <w:u w:val="single"/>
         </w:rPr>
-        <w:hyperlink r:id="rId23" w:history="1">
+        <w:hyperlink r:id="rId24" w:history="1">
           <w:r>
             <w:rPr>
               <w:rStyle w:val="Hyperlink"/>
@@ -4392,7 +4317,7 @@
           <w:sz w:val="24"/>
           <w:u w:val="single"/>
         </w:rPr>
-        <w:hyperlink r:id="rId23" w:history="1">
+        <w:hyperlink r:id="rId24" w:history="1">
           <w:r>
             <w:rPr>
               <w:rStyle w:val="Hyperlink"/>
@@ -4510,7 +4435,7 @@
           <w:sz w:val="24"/>
           <w:u w:val="single"/>
         </w:rPr>
-        <w:hyperlink r:id="rId24" w:history="1">
+        <w:hyperlink r:id="rId25" w:history="1">
           <w:r>
             <w:rPr>
               <w:rStyle w:val="Hyperlink"/>
@@ -4528,7 +4453,7 @@
           <w:sz w:val="24"/>
           <w:u w:val="single"/>
         </w:rPr>
-        <w:hyperlink r:id="rId24" w:history="1">
+        <w:hyperlink r:id="rId25" w:history="1">
           <w:r>
             <w:rPr>
               <w:rStyle w:val="Hyperlink"/>
@@ -4666,7 +4591,7 @@
           <w:sz w:val="24"/>
           <w:u w:val="single"/>
         </w:rPr>
-        <w:hyperlink r:id="rId25" w:history="1">
+        <w:hyperlink r:id="rId26" w:history="1">
           <w:r>
             <w:rPr>
               <w:rStyle w:val="Hyperlink"/>
@@ -4684,7 +4609,7 @@
           <w:sz w:val="24"/>
           <w:u w:val="single"/>
         </w:rPr>
-        <w:hyperlink r:id="rId25" w:history="1">
+        <w:hyperlink r:id="rId26" w:history="1">
           <w:r>
             <w:rPr>
               <w:rStyle w:val="Hyperlink"/>
@@ -4702,7 +4627,7 @@
           <w:sz w:val="24"/>
           <w:u w:val="single"/>
         </w:rPr>
-        <w:hyperlink r:id="rId25" w:history="1">
+        <w:hyperlink r:id="rId26" w:history="1">
           <w:r>
             <w:rPr>
               <w:rStyle w:val="Hyperlink"/>
@@ -4718,15 +4643,9 @@
           <w:i w:val="0"/>
           <w:color w:val="0000FF"/>
           <w:sz w:val="24"/>
-        </w:rPr>
-        <w:hyperlink r:id="rId25" w:history="1">
-          <w:r>
-            <w:rPr>
-              <w:rStyle w:val="Hyperlink"/>
-            </w:rPr>
-            <w:t>1</w:t>
-          </w:r>
-        </w:hyperlink>
+          <w:u w:val="single"/>
+        </w:rPr>
+        <w:t>1</w:t>
       </w:r>
       <w:r>
         <w:rPr>
@@ -4747,7 +4666,7 @@
           <w:sz w:val="24"/>
           <w:u w:val="single"/>
         </w:rPr>
-        <w:hyperlink r:id="rId25" w:history="1">
+        <w:hyperlink r:id="rId26" w:history="1">
           <w:r>
             <w:rPr>
               <w:rStyle w:val="Hyperlink"/>
@@ -4765,7 +4684,7 @@
           <w:sz w:val="24"/>
           <w:u w:val="single"/>
         </w:rPr>
-        <w:hyperlink r:id="rId25" w:history="1">
+        <w:hyperlink r:id="rId26" w:history="1">
           <w:r>
             <w:rPr>
               <w:rStyle w:val="Hyperlink"/>
@@ -4866,7 +4785,7 @@
           <w:sz w:val="24"/>
           <w:u w:val="single"/>
         </w:rPr>
-        <w:hyperlink r:id="rId26" w:history="1">
+        <w:hyperlink r:id="rId27" w:history="1">
           <w:r>
             <w:rPr>
               <w:rStyle w:val="Hyperlink"/>
@@ -4884,7 +4803,7 @@
           <w:sz w:val="24"/>
           <w:u w:val="single"/>
         </w:rPr>
-        <w:hyperlink r:id="rId26" w:history="1">
+        <w:hyperlink r:id="rId27" w:history="1">
           <w:r>
             <w:rPr>
               <w:rStyle w:val="Hyperlink"/>
@@ -5002,7 +4921,7 @@
           <w:sz w:val="24"/>
           <w:u w:val="single"/>
         </w:rPr>
-        <w:hyperlink r:id="rId27" w:history="1">
+        <w:hyperlink r:id="rId28" w:history="1">
           <w:r>
             <w:rPr>
               <w:rStyle w:val="Hyperlink"/>
@@ -5020,7 +4939,7 @@
           <w:sz w:val="24"/>
           <w:u w:val="single"/>
         </w:rPr>
-        <w:hyperlink r:id="rId27" w:history="1">
+        <w:hyperlink r:id="rId28" w:history="1">
           <w:r>
             <w:rPr>
               <w:rStyle w:val="Hyperlink"/>
@@ -5128,7 +5047,7 @@
           <w:sz w:val="24"/>
           <w:u w:val="single"/>
         </w:rPr>
-        <w:hyperlink r:id="rId28" w:history="1">
+        <w:hyperlink r:id="rId29" w:history="1">
           <w:r>
             <w:rPr>
               <w:rStyle w:val="Hyperlink"/>
@@ -5146,7 +5065,7 @@
           <w:sz w:val="24"/>
           <w:u w:val="single"/>
         </w:rPr>
-        <w:hyperlink r:id="rId28" w:history="1">
+        <w:hyperlink r:id="rId29" w:history="1">
           <w:r>
             <w:rPr>
               <w:rStyle w:val="Hyperlink"/>

--- a/EXPORTS/DOCX/published/niveau2/Dutch/ChristianMission.docx
+++ b/EXPORTS/DOCX/published/niveau2/Dutch/ChristianMission.docx
@@ -459,25 +459,7 @@
           <w:color w:val="000000"/>
           <w:sz w:val="24"/>
         </w:rPr>
-        <w:t xml:space="preserve"> bestaat voor een groot deel uit objecten die d</w:t>
-      </w:r>
-      <w:r>
-        <w:rPr>
-          <w:u w:val="single" w:color="0000ff"/>
-          <w:rFonts w:ascii="Charis SIL Regular" w:hAnsi="Charis SIL Regular" w:eastAsia="Charis SIL Regular"/>
-          <w:b w:val="0"/>
-          <w:i w:val="0"/>
-          <w:color w:val="000000"/>
-          <w:sz w:val="24"/>
-        </w:rPr>
-        <w:hyperlink r:id="rId9" w:history="1">
-          <w:r>
-            <w:rPr>
-              <w:rStyle w:val="Hyperlink"/>
-            </w:rPr>
-            <w:t>oor zendeling</w:t>
-          </w:r>
-        </w:hyperlink>
+        <w:t xml:space="preserve"> bestaat voor een groot deel uit objecten die door zendeling</w:t>
       </w:r>
       <w:r>
         <w:rPr>
@@ -776,150 +758,8 @@
           <w:i w:val="0"/>
           <w:color w:val="0000FF"/>
           <w:sz w:val="24"/>
-          <w:u w:val="single"/>
-        </w:rPr>
-        <w:hyperlink r:id="rId11" w:history="1">
-          <w:r>
-            <w:rPr>
-              <w:rStyle w:val="Hyperlink"/>
-            </w:rPr>
-            <w:t>Co</w:t>
-          </w:r>
-        </w:hyperlink>
-      </w:r>
-      <w:r>
-        <w:rPr>
-          <w:rFonts w:ascii="Charis SIL Regular" w:hAnsi="Charis SIL Regular" w:eastAsia="Charis SIL Regular"/>
-          <w:b w:val="0"/>
-          <w:i w:val="0"/>
-          <w:color w:val="0000FF"/>
-          <w:sz w:val="24"/>
-          <w:u w:val="single"/>
-        </w:rPr>
-        <w:hyperlink r:id="rId11" w:history="1">
-          <w:r>
-            <w:rPr>
-              <w:rStyle w:val="Hyperlink"/>
-            </w:rPr>
-            <w:t>n</w:t>
-          </w:r>
-        </w:hyperlink>
-      </w:r>
-      <w:r>
-        <w:rPr>
-          <w:rFonts w:ascii="Charis SIL Regular" w:hAnsi="Charis SIL Regular" w:eastAsia="Charis SIL Regular"/>
-          <w:b w:val="0"/>
-          <w:i w:val="0"/>
-          <w:color w:val="0000FF"/>
-          <w:sz w:val="24"/>
-          <w:u w:val="single"/>
-        </w:rPr>
-        <w:hyperlink r:id="rId10" w:history="1">
-          <w:r>
-            <w:rPr>
-              <w:rStyle w:val="Hyperlink"/>
-            </w:rPr>
-            <w:t>gregatie</w:t>
-          </w:r>
-        </w:hyperlink>
-      </w:r>
-      <w:r>
-        <w:rPr>
-          <w:rFonts w:ascii="Charis SIL Regular" w:hAnsi="Charis SIL Regular" w:eastAsia="Charis SIL Regular"/>
-          <w:b w:val="0"/>
-          <w:i w:val="0"/>
-          <w:color w:val="0000FF"/>
-          <w:sz w:val="24"/>
-          <w:u w:val="single"/>
-        </w:rPr>
-        <w:t xml:space="preserve"> </w:t>
-      </w:r>
-      <w:r>
-        <w:rPr>
-          <w:rFonts w:ascii="Charis SIL Regular" w:hAnsi="Charis SIL Regular" w:eastAsia="Charis SIL Regular"/>
-          <w:b w:val="0"/>
-          <w:i w:val="0"/>
-          <w:color w:val="0000FF"/>
-          <w:sz w:val="24"/>
-          <w:u w:val="single"/>
-        </w:rPr>
-        <w:hyperlink r:id="rId10" w:history="1">
-          <w:r>
-            <w:rPr>
-              <w:rStyle w:val="Hyperlink"/>
-            </w:rPr>
-            <w:t>van</w:t>
-          </w:r>
-        </w:hyperlink>
-      </w:r>
-      <w:r>
-        <w:rPr>
-          <w:rFonts w:ascii="Charis SIL Regular" w:hAnsi="Charis SIL Regular" w:eastAsia="Charis SIL Regular"/>
-          <w:b w:val="0"/>
-          <w:i w:val="0"/>
-          <w:color w:val="0000FF"/>
-          <w:sz w:val="24"/>
-          <w:u w:val="single"/>
-        </w:rPr>
-        <w:t xml:space="preserve"> </w:t>
-      </w:r>
-      <w:r>
-        <w:rPr>
-          <w:rFonts w:ascii="Charis SIL Regular" w:hAnsi="Charis SIL Regular" w:eastAsia="Charis SIL Regular"/>
-          <w:b w:val="0"/>
-          <w:i w:val="0"/>
-          <w:color w:val="0000FF"/>
-          <w:sz w:val="24"/>
-          <w:u w:val="single"/>
-        </w:rPr>
-        <w:hyperlink r:id="rId10" w:history="1">
-          <w:r>
-            <w:rPr>
-              <w:rStyle w:val="Hyperlink"/>
-            </w:rPr>
-            <w:t>d</w:t>
-          </w:r>
-        </w:hyperlink>
-      </w:r>
-      <w:r>
-        <w:rPr>
-          <w:rFonts w:ascii="Charis SIL Regular" w:hAnsi="Charis SIL Regular" w:eastAsia="Charis SIL Regular"/>
-          <w:b w:val="0"/>
-          <w:i w:val="0"/>
-          <w:color w:val="0000FF"/>
-          <w:sz w:val="24"/>
-          <w:u w:val="single"/>
-        </w:rPr>
-        <w:hyperlink r:id="rId10" w:history="1">
-          <w:r>
-            <w:rPr>
-              <w:rStyle w:val="Hyperlink"/>
-            </w:rPr>
-            <w:t>e</w:t>
-          </w:r>
-        </w:hyperlink>
-      </w:r>
-      <w:r>
-        <w:rPr>
-          <w:rFonts w:ascii="Charis SIL Regular" w:hAnsi="Charis SIL Regular" w:eastAsia="Charis SIL Regular"/>
-          <w:b w:val="0"/>
-          <w:i w:val="0"/>
-          <w:color w:val="0000FF"/>
-          <w:sz w:val="24"/>
-          <w:u w:val="single"/>
-        </w:rPr>
-        <w:t xml:space="preserve"> </w:t>
-      </w:r>
-      <w:r>
-        <w:rPr>
-          <w:rFonts w:ascii="Charis SIL Regular" w:hAnsi="Charis SIL Regular" w:eastAsia="Charis SIL Regular"/>
-          <w:b w:val="0"/>
-          <w:i w:val="0"/>
-          <w:color w:val="0000FF"/>
-          <w:sz w:val="24"/>
-          <w:u w:val="single"/>
-        </w:rPr>
-        <w:t>H</w:t>
+        </w:rPr>
+        <w:t>Congregatie van de H</w:t>
       </w:r>
       <w:r>
         <w:rPr>
@@ -1014,14 +854,7 @@
           <w:color w:val="0000FF"/>
           <w:sz w:val="24"/>
         </w:rPr>
-        <w:hyperlink r:id="rId12" w:history="1">
-          <w:r>
-            <w:rPr>
-              <w:rStyle w:val="Hyperlink"/>
-            </w:rPr>
-            <w:t>Wereldmuseu</w:t>
-          </w:r>
-        </w:hyperlink>
+        <w:t>Wereldmuseu</w:t>
       </w:r>
       <w:r>
         <w:rPr>
@@ -1032,7 +865,7 @@
           <w:sz w:val="24"/>
           <w:u w:val="single"/>
         </w:rPr>
-        <w:hyperlink r:id="rId12" w:history="1">
+        <w:hyperlink r:id="rId11" w:history="1">
           <w:r>
             <w:rPr>
               <w:rStyle w:val="Hyperlink"/>
@@ -1061,7 +894,7 @@
           <w:sz w:val="24"/>
           <w:u w:val="single"/>
         </w:rPr>
-        <w:hyperlink r:id="rId12" w:history="1">
+        <w:hyperlink r:id="rId11" w:history="1">
           <w:r>
             <w:rPr>
               <w:rStyle w:val="Hyperlink"/>
@@ -1117,6 +950,7 @@
           <w:i w:val="0"/>
           <w:color w:val="0000FF"/>
           <w:sz w:val="24"/>
+          <w:u w:val="single"/>
         </w:rPr>
         <w:hyperlink r:id="rId12" w:history="1">
           <w:r>
@@ -1147,13 +981,75 @@
       </w:r>
       <w:r>
         <w:rPr>
+          <w:u w:val="single" w:color="0000ff"/>
           <w:rFonts w:ascii="Charis SIL Regular" w:hAnsi="Charis SIL Regular" w:eastAsia="Charis SIL Regular"/>
           <w:b w:val="0"/>
           <w:i w:val="0"/>
           <w:color w:val="000000"/>
           <w:sz w:val="24"/>
         </w:rPr>
-        <w:t xml:space="preserve"> (voorheen h</w:t>
+        <w:hyperlink r:id="rId11" w:history="1">
+          <w:r>
+            <w:rPr>
+              <w:rStyle w:val="Hyperlink"/>
+            </w:rPr>
+            <w:t xml:space="preserve"> (</w:t>
+          </w:r>
+        </w:hyperlink>
+      </w:r>
+      <w:r>
+        <w:rPr>
+          <w:u w:val="single" w:color="0000ff"/>
+          <w:rFonts w:ascii="Charis SIL Regular" w:hAnsi="Charis SIL Regular" w:eastAsia="Charis SIL Regular"/>
+          <w:b w:val="0"/>
+          <w:i w:val="0"/>
+          <w:color w:val="000000"/>
+          <w:sz w:val="24"/>
+        </w:rPr>
+        <w:hyperlink r:id="rId11" w:history="1">
+          <w:r>
+            <w:rPr>
+              <w:rStyle w:val="Hyperlink"/>
+            </w:rPr>
+            <w:t>v</w:t>
+          </w:r>
+        </w:hyperlink>
+      </w:r>
+      <w:r>
+        <w:rPr>
+          <w:u w:val="single" w:color="0000ff"/>
+          <w:rFonts w:ascii="Charis SIL Regular" w:hAnsi="Charis SIL Regular" w:eastAsia="Charis SIL Regular"/>
+          <w:b w:val="0"/>
+          <w:i w:val="0"/>
+          <w:color w:val="000000"/>
+          <w:sz w:val="24"/>
+        </w:rPr>
+        <w:hyperlink r:id="rId11" w:history="1">
+          <w:r>
+            <w:rPr>
+              <w:rStyle w:val="Hyperlink"/>
+            </w:rPr>
+            <w:t>oo</w:t>
+          </w:r>
+        </w:hyperlink>
+      </w:r>
+      <w:r>
+        <w:rPr>
+          <w:u w:val="single" w:color="0000ff"/>
+          <w:rFonts w:ascii="Charis SIL Regular" w:hAnsi="Charis SIL Regular" w:eastAsia="Charis SIL Regular"/>
+          <w:b w:val="0"/>
+          <w:i w:val="0"/>
+          <w:color w:val="000000"/>
+          <w:sz w:val="24"/>
+        </w:rPr>
+        <w:hyperlink r:id="rId11" w:history="1">
+          <w:r>
+            <w:rPr>
+              <w:rStyle w:val="Hyperlink"/>
+            </w:rPr>
+            <w:t>rheen h</w:t>
+          </w:r>
+        </w:hyperlink>
       </w:r>
       <w:r>
         <w:rPr>
@@ -1289,6 +1185,7 @@
       </w:r>
       <w:r>
         <w:rPr>
+          <w:u w:val="single" w:color="0000ff"/>
           <w:rFonts w:ascii="Charis SIL Regular" w:hAnsi="Charis SIL Regular" w:eastAsia="Charis SIL Regular"/>
           <w:b w:val="0"/>
           <w:i w:val="0"/>
@@ -1455,13 +1352,31 @@
       </w:r>
       <w:r>
         <w:rPr>
+          <w:u w:val="single" w:color="0000ff"/>
           <w:rFonts w:ascii="Charis SIL Regular" w:hAnsi="Charis SIL Regular" w:eastAsia="Charis SIL Regular"/>
           <w:b w:val="0"/>
           <w:i w:val="0"/>
           <w:color w:val="000000"/>
           <w:sz w:val="24"/>
         </w:rPr>
-        <w:t xml:space="preserve">vinden in de collectie van het </w:t>
+        <w:hyperlink r:id="rId13" w:history="1">
+          <w:r>
+            <w:rPr>
+              <w:rStyle w:val="Hyperlink"/>
+            </w:rPr>
+            <w:t xml:space="preserve">vinden in de </w:t>
+          </w:r>
+        </w:hyperlink>
+      </w:r>
+      <w:r>
+        <w:rPr>
+          <w:rFonts w:ascii="Charis SIL Regular" w:hAnsi="Charis SIL Regular" w:eastAsia="Charis SIL Regular"/>
+          <w:b w:val="0"/>
+          <w:i w:val="0"/>
+          <w:color w:val="000000"/>
+          <w:sz w:val="24"/>
+        </w:rPr>
+        <w:t xml:space="preserve">collectie van het </w:t>
       </w:r>
       <w:r>
         <w:rPr>
@@ -2569,21 +2484,13 @@
       </w:r>
       <w:r>
         <w:rPr>
-          <w:u w:val="single" w:color="0000ff"/>
           <w:rFonts w:ascii="Charis SIL Regular" w:hAnsi="Charis SIL Regular" w:eastAsia="Charis SIL Regular"/>
           <w:b w:val="0"/>
           <w:i w:val="0"/>
           <w:color w:val="000000"/>
           <w:sz w:val="24"/>
         </w:rPr>
-        <w:hyperlink r:id="rId18" w:history="1">
-          <w:r>
-            <w:rPr>
-              <w:rStyle w:val="Hyperlink"/>
-            </w:rPr>
-            <w:t xml:space="preserve">, </w:t>
-          </w:r>
-        </w:hyperlink>
+        <w:t xml:space="preserve">, </w:t>
       </w:r>
       <w:r>
         <w:rPr>
@@ -2634,7 +2541,7 @@
           <w:sz w:val="24"/>
           <w:u w:val="single"/>
         </w:rPr>
-        <w:hyperlink r:id="rId20" w:history="1">
+        <w:hyperlink r:id="rId19" w:history="1">
           <w:r>
             <w:rPr>
               <w:rStyle w:val="Hyperlink"/>
@@ -2652,14 +2559,7 @@
           <w:sz w:val="24"/>
           <w:u w:val="single"/>
         </w:rPr>
-        <w:hyperlink r:id="rId20" w:history="1">
-          <w:r>
-            <w:rPr>
-              <w:rStyle w:val="Hyperlink"/>
-            </w:rPr>
-            <w:t>t</w:t>
-          </w:r>
-        </w:hyperlink>
+        <w:t>t</w:t>
       </w:r>
       <w:r>
         <w:rPr>
@@ -2670,7 +2570,7 @@
           <w:sz w:val="24"/>
           <w:u w:val="single"/>
         </w:rPr>
-        <w:hyperlink r:id="rId20" w:history="1">
+        <w:hyperlink r:id="rId19" w:history="1">
           <w:r>
             <w:rPr>
               <w:rStyle w:val="Hyperlink"/>
@@ -2688,7 +2588,7 @@
           <w:sz w:val="24"/>
           <w:u w:val="single"/>
         </w:rPr>
-        <w:hyperlink r:id="rId20" w:history="1">
+        <w:hyperlink r:id="rId19" w:history="1">
           <w:r>
             <w:rPr>
               <w:rStyle w:val="Hyperlink"/>
@@ -2717,7 +2617,7 @@
           <w:sz w:val="24"/>
           <w:u w:val="single"/>
         </w:rPr>
-        <w:hyperlink r:id="rId20" w:history="1">
+        <w:hyperlink r:id="rId19" w:history="1">
           <w:r>
             <w:rPr>
               <w:rStyle w:val="Hyperlink"/>
@@ -2852,7 +2752,7 @@
           <w:sz w:val="24"/>
           <w:u w:val="single"/>
         </w:rPr>
-        <w:hyperlink r:id="rId21" w:history="1">
+        <w:hyperlink r:id="rId20" w:history="1">
           <w:r>
             <w:rPr>
               <w:rStyle w:val="Hyperlink"/>
@@ -2881,7 +2781,7 @@
           <w:sz w:val="24"/>
           <w:u w:val="single"/>
         </w:rPr>
-        <w:hyperlink r:id="rId21" w:history="1">
+        <w:hyperlink r:id="rId20" w:history="1">
           <w:r>
             <w:rPr>
               <w:rStyle w:val="Hyperlink"/>
@@ -2899,7 +2799,7 @@
           <w:sz w:val="24"/>
           <w:u w:val="single"/>
         </w:rPr>
-        <w:hyperlink r:id="rId21" w:history="1">
+        <w:hyperlink r:id="rId19" w:history="1">
           <w:r>
             <w:rPr>
               <w:rStyle w:val="Hyperlink"/>
@@ -2917,7 +2817,7 @@
           <w:sz w:val="24"/>
           <w:u w:val="single"/>
         </w:rPr>
-        <w:hyperlink r:id="rId21" w:history="1">
+        <w:hyperlink r:id="rId19" w:history="1">
           <w:r>
             <w:rPr>
               <w:rStyle w:val="Hyperlink"/>
@@ -2934,6 +2834,360 @@
           <w:color w:val="0000FF"/>
           <w:sz w:val="24"/>
           <w:u w:val="single"/>
+        </w:rPr>
+        <w:hyperlink r:id="rId19" w:history="1">
+          <w:r>
+            <w:rPr>
+              <w:rStyle w:val="Hyperlink"/>
+            </w:rPr>
+            <w:t>e</w:t>
+          </w:r>
+        </w:hyperlink>
+      </w:r>
+      <w:r>
+        <w:rPr>
+          <w:rFonts w:ascii="Charis SIL Regular" w:hAnsi="Charis SIL Regular" w:eastAsia="Charis SIL Regular"/>
+          <w:b w:val="0"/>
+          <w:i w:val="0"/>
+          <w:color w:val="0000FF"/>
+          <w:sz w:val="24"/>
+          <w:u w:val="single"/>
+        </w:rPr>
+        <w:t xml:space="preserve"> </w:t>
+      </w:r>
+      <w:r>
+        <w:rPr>
+          <w:rFonts w:ascii="Charis SIL Regular" w:hAnsi="Charis SIL Regular" w:eastAsia="Charis SIL Regular"/>
+          <w:b w:val="0"/>
+          <w:i w:val="0"/>
+          <w:color w:val="0000FF"/>
+          <w:sz w:val="24"/>
+        </w:rPr>
+        <w:hyperlink r:id="rId20" w:history="1">
+          <w:r>
+            <w:rPr>
+              <w:rStyle w:val="Hyperlink"/>
+            </w:rPr>
+            <w:t>C</w:t>
+          </w:r>
+        </w:hyperlink>
+      </w:r>
+      <w:r>
+        <w:rPr>
+          <w:rFonts w:ascii="Charis SIL Regular" w:hAnsi="Charis SIL Regular" w:eastAsia="Charis SIL Regular"/>
+          <w:b w:val="0"/>
+          <w:i w:val="0"/>
+          <w:color w:val="0000FF"/>
+          <w:sz w:val="24"/>
+          <w:u w:val="single"/>
+        </w:rPr>
+        <w:hyperlink r:id="rId20" w:history="1">
+          <w:r>
+            <w:rPr>
+              <w:rStyle w:val="Hyperlink"/>
+            </w:rPr>
+            <w:t>entrum</w:t>
+          </w:r>
+        </w:hyperlink>
+      </w:r>
+      <w:r>
+        <w:rPr>
+          <w:u w:val="single" w:color="0000ff"/>
+          <w:rFonts w:ascii="Charis SIL Regular" w:hAnsi="Charis SIL Regular" w:eastAsia="Charis SIL Regular"/>
+          <w:b w:val="0"/>
+          <w:i w:val="0"/>
+          <w:color w:val="000000"/>
+          <w:sz w:val="24"/>
+        </w:rPr>
+        <w:hyperlink r:id="rId19" w:history="1">
+          <w:r>
+            <w:rPr>
+              <w:rStyle w:val="Hyperlink"/>
+            </w:rPr>
+            <w:t>, e</w:t>
+          </w:r>
+        </w:hyperlink>
+      </w:r>
+      <w:r>
+        <w:rPr>
+          <w:rFonts w:ascii="Charis SIL Regular" w:hAnsi="Charis SIL Regular" w:eastAsia="Charis SIL Regular"/>
+          <w:b w:val="0"/>
+          <w:i w:val="0"/>
+          <w:color w:val="000000"/>
+          <w:sz w:val="24"/>
+        </w:rPr>
+        <w:t xml:space="preserve">n </w:t>
+      </w:r>
+      <w:r>
+        <w:rPr>
+          <w:u w:val="single" w:color="0000ff"/>
+          <w:rFonts w:ascii="Charis SIL Regular" w:hAnsi="Charis SIL Regular" w:eastAsia="Charis SIL Regular"/>
+          <w:b w:val="0"/>
+          <w:i w:val="0"/>
+          <w:color w:val="000000"/>
+          <w:sz w:val="24"/>
+        </w:rPr>
+        <w:t xml:space="preserve">het </w:t>
+      </w:r>
+      <w:r>
+        <w:rPr>
+          <w:rFonts w:ascii="Charis SIL Regular" w:hAnsi="Charis SIL Regular" w:eastAsia="Charis SIL Regular"/>
+          <w:b w:val="0"/>
+          <w:i w:val="0"/>
+          <w:color w:val="0000FF"/>
+          <w:sz w:val="24"/>
+          <w:u w:val="single"/>
+        </w:rPr>
+        <w:hyperlink r:id="rId21" w:history="1">
+          <w:r>
+            <w:rPr>
+              <w:rStyle w:val="Hyperlink"/>
+            </w:rPr>
+            <w:t>E</w:t>
+          </w:r>
+        </w:hyperlink>
+      </w:r>
+      <w:r>
+        <w:rPr>
+          <w:rFonts w:ascii="Charis SIL Regular" w:hAnsi="Charis SIL Regular" w:eastAsia="Charis SIL Regular"/>
+          <w:b w:val="0"/>
+          <w:i w:val="0"/>
+          <w:color w:val="0000FF"/>
+          <w:sz w:val="24"/>
+          <w:u w:val="single"/>
+        </w:rPr>
+        <w:hyperlink r:id="rId21" w:history="1">
+          <w:r>
+            <w:rPr>
+              <w:rStyle w:val="Hyperlink"/>
+            </w:rPr>
+            <w:t>rfgoedcent</w:t>
+          </w:r>
+        </w:hyperlink>
+      </w:r>
+      <w:r>
+        <w:rPr>
+          <w:rFonts w:ascii="Charis SIL Regular" w:hAnsi="Charis SIL Regular" w:eastAsia="Charis SIL Regular"/>
+          <w:b w:val="0"/>
+          <w:i w:val="0"/>
+          <w:color w:val="0000FF"/>
+          <w:sz w:val="24"/>
+          <w:u w:val="single"/>
+        </w:rPr>
+        <w:hyperlink r:id="rId21" w:history="1">
+          <w:r>
+            <w:rPr>
+              <w:rStyle w:val="Hyperlink"/>
+            </w:rPr>
+            <w:t>r</w:t>
+          </w:r>
+        </w:hyperlink>
+      </w:r>
+      <w:r>
+        <w:rPr>
+          <w:rFonts w:ascii="Charis SIL Regular" w:hAnsi="Charis SIL Regular" w:eastAsia="Charis SIL Regular"/>
+          <w:b w:val="0"/>
+          <w:i w:val="0"/>
+          <w:color w:val="0000FF"/>
+          <w:sz w:val="24"/>
+          <w:u w:val="single"/>
+        </w:rPr>
+        <w:hyperlink r:id="rId21" w:history="1">
+          <w:r>
+            <w:rPr>
+              <w:rStyle w:val="Hyperlink"/>
+            </w:rPr>
+            <w:t>um</w:t>
+          </w:r>
+        </w:hyperlink>
+      </w:r>
+      <w:r>
+        <w:rPr>
+          <w:rFonts w:ascii="Charis SIL Regular" w:hAnsi="Charis SIL Regular" w:eastAsia="Charis SIL Regular"/>
+          <w:b w:val="0"/>
+          <w:i w:val="0"/>
+          <w:color w:val="0000FF"/>
+          <w:sz w:val="24"/>
+          <w:u w:val="single"/>
+        </w:rPr>
+        <w:t xml:space="preserve"> </w:t>
+      </w:r>
+      <w:r>
+        <w:rPr>
+          <w:rFonts w:ascii="Charis SIL Regular" w:hAnsi="Charis SIL Regular" w:eastAsia="Charis SIL Regular"/>
+          <w:b w:val="0"/>
+          <w:i w:val="0"/>
+          <w:color w:val="0000FF"/>
+          <w:sz w:val="24"/>
+          <w:u w:val="single"/>
+        </w:rPr>
+        <w:hyperlink r:id="rId21" w:history="1">
+          <w:r>
+            <w:rPr>
+              <w:rStyle w:val="Hyperlink"/>
+            </w:rPr>
+            <w:t>Ned</w:t>
+          </w:r>
+        </w:hyperlink>
+      </w:r>
+      <w:r>
+        <w:rPr>
+          <w:rFonts w:ascii="Charis SIL Regular" w:hAnsi="Charis SIL Regular" w:eastAsia="Charis SIL Regular"/>
+          <w:b w:val="0"/>
+          <w:i w:val="0"/>
+          <w:color w:val="0000FF"/>
+          <w:sz w:val="24"/>
+          <w:u w:val="single"/>
+        </w:rPr>
+        <w:hyperlink r:id="rId21" w:history="1">
+          <w:r>
+            <w:rPr>
+              <w:rStyle w:val="Hyperlink"/>
+            </w:rPr>
+            <w:t>erlands</w:t>
+          </w:r>
+        </w:hyperlink>
+      </w:r>
+      <w:r>
+        <w:rPr>
+          <w:rFonts w:ascii="Charis SIL Regular" w:hAnsi="Charis SIL Regular" w:eastAsia="Charis SIL Regular"/>
+          <w:b w:val="0"/>
+          <w:i w:val="0"/>
+          <w:color w:val="0000FF"/>
+          <w:sz w:val="24"/>
+          <w:u w:val="single"/>
+        </w:rPr>
+        <w:t xml:space="preserve"> </w:t>
+      </w:r>
+      <w:r>
+        <w:rPr>
+          <w:rFonts w:ascii="Charis SIL Regular" w:hAnsi="Charis SIL Regular" w:eastAsia="Charis SIL Regular"/>
+          <w:b w:val="0"/>
+          <w:i w:val="0"/>
+          <w:color w:val="0000FF"/>
+          <w:sz w:val="24"/>
+          <w:u w:val="single"/>
+        </w:rPr>
+        <w:hyperlink r:id="rId21" w:history="1">
+          <w:r>
+            <w:rPr>
+              <w:rStyle w:val="Hyperlink"/>
+            </w:rPr>
+            <w:t>Kloosterleven</w:t>
+          </w:r>
+        </w:hyperlink>
+      </w:r>
+      <w:r>
+        <w:rPr>
+          <w:rFonts w:ascii="Charis SIL Regular" w:hAnsi="Charis SIL Regular" w:eastAsia="Charis SIL Regular"/>
+          <w:b w:val="0"/>
+          <w:i w:val="0"/>
+          <w:color w:val="000000"/>
+          <w:sz w:val="24"/>
+        </w:rPr>
+        <w:t xml:space="preserve">. Ook in </w:t>
+      </w:r>
+      <w:r>
+        <w:rPr>
+          <w:u w:val="single" w:color="0000ff"/>
+          <w:rFonts w:ascii="Charis SIL Regular" w:hAnsi="Charis SIL Regular" w:eastAsia="Charis SIL Regular"/>
+          <w:b w:val="0"/>
+          <w:i w:val="0"/>
+          <w:color w:val="000000"/>
+          <w:sz w:val="24"/>
+        </w:rPr>
+        <w:hyperlink r:id="rId20" w:history="1">
+          <w:r>
+            <w:rPr>
+              <w:rStyle w:val="Hyperlink"/>
+            </w:rPr>
+            <w:t>de landen</w:t>
+          </w:r>
+        </w:hyperlink>
+      </w:r>
+      <w:r>
+        <w:rPr>
+          <w:u w:val="single" w:color="0000ff"/>
+          <w:rFonts w:ascii="Charis SIL Regular" w:hAnsi="Charis SIL Regular" w:eastAsia="Charis SIL Regular"/>
+          <w:b w:val="0"/>
+          <w:i w:val="0"/>
+          <w:color w:val="000000"/>
+          <w:sz w:val="24"/>
+        </w:rPr>
+        <w:t xml:space="preserve"> </w:t>
+      </w:r>
+      <w:r>
+        <w:rPr>
+          <w:u w:val="single" w:color="0000ff"/>
+          <w:rFonts w:ascii="Charis SIL Regular" w:hAnsi="Charis SIL Regular" w:eastAsia="Charis SIL Regular"/>
+          <w:b w:val="0"/>
+          <w:i w:val="0"/>
+          <w:color w:val="000000"/>
+          <w:sz w:val="24"/>
+        </w:rPr>
+        <w:hyperlink r:id="rId20" w:history="1">
+          <w:r>
+            <w:rPr>
+              <w:rStyle w:val="Hyperlink"/>
+            </w:rPr>
+            <w:t>waar de zendi</w:t>
+          </w:r>
+        </w:hyperlink>
+      </w:r>
+      <w:r>
+        <w:rPr>
+          <w:u w:val="single" w:color="0000ff"/>
+          <w:rFonts w:ascii="Charis SIL Regular" w:hAnsi="Charis SIL Regular" w:eastAsia="Charis SIL Regular"/>
+          <w:b w:val="0"/>
+          <w:i w:val="0"/>
+          <w:color w:val="000000"/>
+          <w:sz w:val="24"/>
+        </w:rPr>
+        <w:hyperlink r:id="rId20" w:history="1">
+          <w:r>
+            <w:rPr>
+              <w:rStyle w:val="Hyperlink"/>
+            </w:rPr>
+            <w:t>ng en mi</w:t>
+          </w:r>
+        </w:hyperlink>
+      </w:r>
+      <w:r>
+        <w:rPr>
+          <w:rFonts w:ascii="Charis SIL Regular" w:hAnsi="Charis SIL Regular" w:eastAsia="Charis SIL Regular"/>
+          <w:b w:val="0"/>
+          <w:i w:val="0"/>
+          <w:color w:val="000000"/>
+          <w:sz w:val="24"/>
+        </w:rPr>
+        <w:t>ssie acti</w:t>
+      </w:r>
+      <w:r>
+        <w:rPr>
+          <w:u w:val="single" w:color="0000ff"/>
+          <w:rFonts w:ascii="Charis SIL Regular" w:hAnsi="Charis SIL Regular" w:eastAsia="Charis SIL Regular"/>
+          <w:b w:val="0"/>
+          <w:i w:val="0"/>
+          <w:color w:val="000000"/>
+          <w:sz w:val="24"/>
+        </w:rPr>
+        <w:hyperlink r:id="rId21" w:history="1">
+          <w:r>
+            <w:rPr>
+              <w:rStyle w:val="Hyperlink"/>
+            </w:rPr>
+            <w:t>ef waren, zijn ve</w:t>
+          </w:r>
+        </w:hyperlink>
+      </w:r>
+      <w:r>
+        <w:rPr>
+          <w:u w:val="single" w:color="0000ff"/>
+          <w:rFonts w:ascii="Charis SIL Regular" w:hAnsi="Charis SIL Regular" w:eastAsia="Charis SIL Regular"/>
+          <w:b w:val="0"/>
+          <w:i w:val="0"/>
+          <w:color w:val="000000"/>
+          <w:sz w:val="24"/>
         </w:rPr>
         <w:hyperlink r:id="rId21" w:history="1">
           <w:r>
@@ -2946,53 +3200,6 @@
       </w:r>
       <w:r>
         <w:rPr>
-          <w:rFonts w:ascii="Charis SIL Regular" w:hAnsi="Charis SIL Regular" w:eastAsia="Charis SIL Regular"/>
-          <w:b w:val="0"/>
-          <w:i w:val="0"/>
-          <w:color w:val="0000FF"/>
-          <w:sz w:val="24"/>
-          <w:u w:val="single"/>
-        </w:rPr>
-        <w:t xml:space="preserve"> </w:t>
-      </w:r>
-      <w:r>
-        <w:rPr>
-          <w:rFonts w:ascii="Charis SIL Regular" w:hAnsi="Charis SIL Regular" w:eastAsia="Charis SIL Regular"/>
-          <w:b w:val="0"/>
-          <w:i w:val="0"/>
-          <w:color w:val="0000FF"/>
-          <w:sz w:val="24"/>
-          <w:u w:val="single"/>
-        </w:rPr>
-        <w:hyperlink r:id="rId21" w:history="1">
-          <w:r>
-            <w:rPr>
-              <w:rStyle w:val="Hyperlink"/>
-            </w:rPr>
-            <w:t>C</w:t>
-          </w:r>
-        </w:hyperlink>
-      </w:r>
-      <w:r>
-        <w:rPr>
-          <w:rFonts w:ascii="Charis SIL Regular" w:hAnsi="Charis SIL Regular" w:eastAsia="Charis SIL Regular"/>
-          <w:b w:val="0"/>
-          <w:i w:val="0"/>
-          <w:color w:val="0000FF"/>
-          <w:sz w:val="24"/>
-          <w:u w:val="single"/>
-        </w:rPr>
-        <w:hyperlink r:id="rId21" w:history="1">
-          <w:r>
-            <w:rPr>
-              <w:rStyle w:val="Hyperlink"/>
-            </w:rPr>
-            <w:t>entrum</w:t>
-          </w:r>
-        </w:hyperlink>
-      </w:r>
-      <w:r>
-        <w:rPr>
           <w:u w:val="single" w:color="0000ff"/>
           <w:rFonts w:ascii="Charis SIL Regular" w:hAnsi="Charis SIL Regular" w:eastAsia="Charis SIL Regular"/>
           <w:b w:val="0"/>
@@ -3000,315 +3207,7 @@
           <w:color w:val="000000"/>
           <w:sz w:val="24"/>
         </w:rPr>
-        <w:hyperlink r:id="rId19" w:history="1">
-          <w:r>
-            <w:rPr>
-              <w:rStyle w:val="Hyperlink"/>
-            </w:rPr>
-            <w:t>, e</w:t>
-          </w:r>
-        </w:hyperlink>
-      </w:r>
-      <w:r>
-        <w:rPr>
-          <w:rFonts w:ascii="Charis SIL Regular" w:hAnsi="Charis SIL Regular" w:eastAsia="Charis SIL Regular"/>
-          <w:b w:val="0"/>
-          <w:i w:val="0"/>
-          <w:color w:val="000000"/>
-          <w:sz w:val="24"/>
-        </w:rPr>
-        <w:t xml:space="preserve">n </w:t>
-      </w:r>
-      <w:r>
-        <w:rPr>
-          <w:u w:val="single" w:color="0000ff"/>
-          <w:rFonts w:ascii="Charis SIL Regular" w:hAnsi="Charis SIL Regular" w:eastAsia="Charis SIL Regular"/>
-          <w:b w:val="0"/>
-          <w:i w:val="0"/>
-          <w:color w:val="000000"/>
-          <w:sz w:val="24"/>
-        </w:rPr>
-        <w:t xml:space="preserve">het </w:t>
-      </w:r>
-      <w:r>
-        <w:rPr>
-          <w:rFonts w:ascii="Charis SIL Regular" w:hAnsi="Charis SIL Regular" w:eastAsia="Charis SIL Regular"/>
-          <w:b w:val="0"/>
-          <w:i w:val="0"/>
-          <w:color w:val="0000FF"/>
-          <w:sz w:val="24"/>
-          <w:u w:val="single"/>
-        </w:rPr>
-        <w:hyperlink r:id="rId22" w:history="1">
-          <w:r>
-            <w:rPr>
-              <w:rStyle w:val="Hyperlink"/>
-            </w:rPr>
-            <w:t>E</w:t>
-          </w:r>
-        </w:hyperlink>
-      </w:r>
-      <w:r>
-        <w:rPr>
-          <w:rFonts w:ascii="Charis SIL Regular" w:hAnsi="Charis SIL Regular" w:eastAsia="Charis SIL Regular"/>
-          <w:b w:val="0"/>
-          <w:i w:val="0"/>
-          <w:color w:val="0000FF"/>
-          <w:sz w:val="24"/>
-          <w:u w:val="single"/>
-        </w:rPr>
-        <w:hyperlink r:id="rId20" w:history="1">
-          <w:r>
-            <w:rPr>
-              <w:rStyle w:val="Hyperlink"/>
-            </w:rPr>
-            <w:t>rfgoedcent</w:t>
-          </w:r>
-        </w:hyperlink>
-      </w:r>
-      <w:r>
-        <w:rPr>
-          <w:rFonts w:ascii="Charis SIL Regular" w:hAnsi="Charis SIL Regular" w:eastAsia="Charis SIL Regular"/>
-          <w:b w:val="0"/>
-          <w:i w:val="0"/>
-          <w:color w:val="0000FF"/>
-          <w:sz w:val="24"/>
-          <w:u w:val="single"/>
-        </w:rPr>
-        <w:hyperlink r:id="rId20" w:history="1">
-          <w:r>
-            <w:rPr>
-              <w:rStyle w:val="Hyperlink"/>
-            </w:rPr>
-            <w:t>r</w:t>
-          </w:r>
-        </w:hyperlink>
-      </w:r>
-      <w:r>
-        <w:rPr>
-          <w:rFonts w:ascii="Charis SIL Regular" w:hAnsi="Charis SIL Regular" w:eastAsia="Charis SIL Regular"/>
-          <w:b w:val="0"/>
-          <w:i w:val="0"/>
-          <w:color w:val="0000FF"/>
-          <w:sz w:val="24"/>
-          <w:u w:val="single"/>
-        </w:rPr>
-        <w:hyperlink r:id="rId20" w:history="1">
-          <w:r>
-            <w:rPr>
-              <w:rStyle w:val="Hyperlink"/>
-            </w:rPr>
-            <w:t>um</w:t>
-          </w:r>
-        </w:hyperlink>
-      </w:r>
-      <w:r>
-        <w:rPr>
-          <w:rFonts w:ascii="Charis SIL Regular" w:hAnsi="Charis SIL Regular" w:eastAsia="Charis SIL Regular"/>
-          <w:b w:val="0"/>
-          <w:i w:val="0"/>
-          <w:color w:val="0000FF"/>
-          <w:sz w:val="24"/>
-          <w:u w:val="single"/>
-        </w:rPr>
-        <w:t xml:space="preserve"> </w:t>
-      </w:r>
-      <w:r>
-        <w:rPr>
-          <w:rFonts w:ascii="Charis SIL Regular" w:hAnsi="Charis SIL Regular" w:eastAsia="Charis SIL Regular"/>
-          <w:b w:val="0"/>
-          <w:i w:val="0"/>
-          <w:color w:val="0000FF"/>
-          <w:sz w:val="24"/>
-          <w:u w:val="single"/>
-        </w:rPr>
-        <w:hyperlink r:id="rId20" w:history="1">
-          <w:r>
-            <w:rPr>
-              <w:rStyle w:val="Hyperlink"/>
-            </w:rPr>
-            <w:t>Ned</w:t>
-          </w:r>
-        </w:hyperlink>
-      </w:r>
-      <w:r>
-        <w:rPr>
-          <w:rFonts w:ascii="Charis SIL Regular" w:hAnsi="Charis SIL Regular" w:eastAsia="Charis SIL Regular"/>
-          <w:b w:val="0"/>
-          <w:i w:val="0"/>
-          <w:color w:val="0000FF"/>
-          <w:sz w:val="24"/>
-          <w:u w:val="single"/>
-        </w:rPr>
-        <w:hyperlink r:id="rId22" w:history="1">
-          <w:r>
-            <w:rPr>
-              <w:rStyle w:val="Hyperlink"/>
-            </w:rPr>
-            <w:t>erlands</w:t>
-          </w:r>
-        </w:hyperlink>
-      </w:r>
-      <w:r>
-        <w:rPr>
-          <w:rFonts w:ascii="Charis SIL Regular" w:hAnsi="Charis SIL Regular" w:eastAsia="Charis SIL Regular"/>
-          <w:b w:val="0"/>
-          <w:i w:val="0"/>
-          <w:color w:val="0000FF"/>
-          <w:sz w:val="24"/>
-          <w:u w:val="single"/>
-        </w:rPr>
-        <w:t xml:space="preserve"> </w:t>
-      </w:r>
-      <w:r>
-        <w:rPr>
-          <w:rFonts w:ascii="Charis SIL Regular" w:hAnsi="Charis SIL Regular" w:eastAsia="Charis SIL Regular"/>
-          <w:b w:val="0"/>
-          <w:i w:val="0"/>
-          <w:color w:val="0000FF"/>
-          <w:sz w:val="24"/>
-          <w:u w:val="single"/>
-        </w:rPr>
-        <w:hyperlink r:id="rId22" w:history="1">
-          <w:r>
-            <w:rPr>
-              <w:rStyle w:val="Hyperlink"/>
-            </w:rPr>
-            <w:t>Kloosterleven</w:t>
-          </w:r>
-        </w:hyperlink>
-      </w:r>
-      <w:r>
-        <w:rPr>
-          <w:rFonts w:ascii="Charis SIL Regular" w:hAnsi="Charis SIL Regular" w:eastAsia="Charis SIL Regular"/>
-          <w:b w:val="0"/>
-          <w:i w:val="0"/>
-          <w:color w:val="000000"/>
-          <w:sz w:val="24"/>
-        </w:rPr>
-        <w:t xml:space="preserve">. Ook in </w:t>
-      </w:r>
-      <w:r>
-        <w:rPr>
-          <w:u w:val="single" w:color="0000ff"/>
-          <w:rFonts w:ascii="Charis SIL Regular" w:hAnsi="Charis SIL Regular" w:eastAsia="Charis SIL Regular"/>
-          <w:b w:val="0"/>
-          <w:i w:val="0"/>
-          <w:color w:val="000000"/>
-          <w:sz w:val="24"/>
-        </w:rPr>
         <w:hyperlink r:id="rId21" w:history="1">
-          <w:r>
-            <w:rPr>
-              <w:rStyle w:val="Hyperlink"/>
-            </w:rPr>
-            <w:t>de landen</w:t>
-          </w:r>
-        </w:hyperlink>
-      </w:r>
-      <w:r>
-        <w:rPr>
-          <w:u w:val="single" w:color="0000ff"/>
-          <w:rFonts w:ascii="Charis SIL Regular" w:hAnsi="Charis SIL Regular" w:eastAsia="Charis SIL Regular"/>
-          <w:b w:val="0"/>
-          <w:i w:val="0"/>
-          <w:color w:val="000000"/>
-          <w:sz w:val="24"/>
-        </w:rPr>
-        <w:t xml:space="preserve"> </w:t>
-      </w:r>
-      <w:r>
-        <w:rPr>
-          <w:u w:val="single" w:color="0000ff"/>
-          <w:rFonts w:ascii="Charis SIL Regular" w:hAnsi="Charis SIL Regular" w:eastAsia="Charis SIL Regular"/>
-          <w:b w:val="0"/>
-          <w:i w:val="0"/>
-          <w:color w:val="000000"/>
-          <w:sz w:val="24"/>
-        </w:rPr>
-        <w:hyperlink r:id="rId21" w:history="1">
-          <w:r>
-            <w:rPr>
-              <w:rStyle w:val="Hyperlink"/>
-            </w:rPr>
-            <w:t>waar de zendi</w:t>
-          </w:r>
-        </w:hyperlink>
-      </w:r>
-      <w:r>
-        <w:rPr>
-          <w:u w:val="single" w:color="0000ff"/>
-          <w:rFonts w:ascii="Charis SIL Regular" w:hAnsi="Charis SIL Regular" w:eastAsia="Charis SIL Regular"/>
-          <w:b w:val="0"/>
-          <w:i w:val="0"/>
-          <w:color w:val="000000"/>
-          <w:sz w:val="24"/>
-        </w:rPr>
-        <w:hyperlink r:id="rId21" w:history="1">
-          <w:r>
-            <w:rPr>
-              <w:rStyle w:val="Hyperlink"/>
-            </w:rPr>
-            <w:t>ng en mi</w:t>
-          </w:r>
-        </w:hyperlink>
-      </w:r>
-      <w:r>
-        <w:rPr>
-          <w:rFonts w:ascii="Charis SIL Regular" w:hAnsi="Charis SIL Regular" w:eastAsia="Charis SIL Regular"/>
-          <w:b w:val="0"/>
-          <w:i w:val="0"/>
-          <w:color w:val="000000"/>
-          <w:sz w:val="24"/>
-        </w:rPr>
-        <w:t>ssie acti</w:t>
-      </w:r>
-      <w:r>
-        <w:rPr>
-          <w:u w:val="single" w:color="0000ff"/>
-          <w:rFonts w:ascii="Charis SIL Regular" w:hAnsi="Charis SIL Regular" w:eastAsia="Charis SIL Regular"/>
-          <w:b w:val="0"/>
-          <w:i w:val="0"/>
-          <w:color w:val="000000"/>
-          <w:sz w:val="24"/>
-        </w:rPr>
-        <w:hyperlink r:id="rId22" w:history="1">
-          <w:r>
-            <w:rPr>
-              <w:rStyle w:val="Hyperlink"/>
-            </w:rPr>
-            <w:t>ef waren, zijn ve</w:t>
-          </w:r>
-        </w:hyperlink>
-      </w:r>
-      <w:r>
-        <w:rPr>
-          <w:u w:val="single" w:color="0000ff"/>
-          <w:rFonts w:ascii="Charis SIL Regular" w:hAnsi="Charis SIL Regular" w:eastAsia="Charis SIL Regular"/>
-          <w:b w:val="0"/>
-          <w:i w:val="0"/>
-          <w:color w:val="000000"/>
-          <w:sz w:val="24"/>
-        </w:rPr>
-        <w:hyperlink r:id="rId22" w:history="1">
-          <w:r>
-            <w:rPr>
-              <w:rStyle w:val="Hyperlink"/>
-            </w:rPr>
-            <w:t>e</w:t>
-          </w:r>
-        </w:hyperlink>
-      </w:r>
-      <w:r>
-        <w:rPr>
-          <w:u w:val="single" w:color="0000ff"/>
-          <w:rFonts w:ascii="Charis SIL Regular" w:hAnsi="Charis SIL Regular" w:eastAsia="Charis SIL Regular"/>
-          <w:b w:val="0"/>
-          <w:i w:val="0"/>
-          <w:color w:val="000000"/>
-          <w:sz w:val="24"/>
-        </w:rPr>
-        <w:hyperlink r:id="rId22" w:history="1">
           <w:r>
             <w:rPr>
               <w:rStyle w:val="Hyperlink"/>
@@ -3326,7 +3225,7 @@
           <w:color w:val="000000"/>
           <w:sz w:val="24"/>
         </w:rPr>
-        <w:hyperlink r:id="rId22" w:history="1">
+        <w:hyperlink r:id="rId21" w:history="1">
           <w:r>
             <w:rPr>
               <w:rStyle w:val="Hyperlink"/>
@@ -3344,7 +3243,7 @@
           <w:color w:val="000000"/>
           <w:sz w:val="24"/>
         </w:rPr>
-        <w:hyperlink r:id="rId22" w:history="1">
+        <w:hyperlink r:id="rId21" w:history="1">
           <w:r>
             <w:rPr>
               <w:rStyle w:val="Hyperlink"/>
@@ -3822,7 +3721,7 @@
           <w:sz w:val="24"/>
           <w:u w:val="single"/>
         </w:rPr>
-        <w:hyperlink r:id="rId23" w:history="1">
+        <w:hyperlink r:id="rId22" w:history="1">
           <w:r>
             <w:rPr>
               <w:rStyle w:val="Hyperlink"/>
@@ -3840,7 +3739,7 @@
           <w:sz w:val="24"/>
           <w:u w:val="single"/>
         </w:rPr>
-        <w:hyperlink r:id="rId23" w:history="1">
+        <w:hyperlink r:id="rId22" w:history="1">
           <w:r>
             <w:rPr>
               <w:rStyle w:val="Hyperlink"/>
@@ -3858,7 +3757,7 @@
           <w:sz w:val="24"/>
           <w:u w:val="single"/>
         </w:rPr>
-        <w:hyperlink r:id="rId23" w:history="1">
+        <w:hyperlink r:id="rId22" w:history="1">
           <w:r>
             <w:rPr>
               <w:rStyle w:val="Hyperlink"/>
@@ -3876,7 +3775,7 @@
           <w:sz w:val="24"/>
           <w:u w:val="single"/>
         </w:rPr>
-        <w:hyperlink r:id="rId23" w:history="1">
+        <w:hyperlink r:id="rId22" w:history="1">
           <w:r>
             <w:rPr>
               <w:rStyle w:val="Hyperlink"/>
@@ -3894,7 +3793,7 @@
           <w:sz w:val="24"/>
           <w:u w:val="single"/>
         </w:rPr>
-        <w:hyperlink r:id="rId23" w:history="1">
+        <w:hyperlink r:id="rId22" w:history="1">
           <w:r>
             <w:rPr>
               <w:rStyle w:val="Hyperlink"/>
@@ -3912,7 +3811,7 @@
           <w:sz w:val="24"/>
           <w:u w:val="single"/>
         </w:rPr>
-        <w:hyperlink r:id="rId23" w:history="1">
+        <w:hyperlink r:id="rId22" w:history="1">
           <w:r>
             <w:rPr>
               <w:rStyle w:val="Hyperlink"/>
@@ -3930,7 +3829,7 @@
           <w:sz w:val="24"/>
           <w:u w:val="single"/>
         </w:rPr>
-        <w:hyperlink r:id="rId23" w:history="1">
+        <w:hyperlink r:id="rId22" w:history="1">
           <w:r>
             <w:rPr>
               <w:rStyle w:val="Hyperlink"/>
@@ -4224,7 +4123,7 @@
           <w:sz w:val="24"/>
           <w:u w:val="single"/>
         </w:rPr>
-        <w:hyperlink r:id="rId24" w:history="1">
+        <w:hyperlink r:id="rId23" w:history="1">
           <w:r>
             <w:rPr>
               <w:rStyle w:val="Hyperlink"/>
@@ -4242,7 +4141,7 @@
           <w:sz w:val="24"/>
           <w:u w:val="single"/>
         </w:rPr>
-        <w:hyperlink r:id="rId24" w:history="1">
+        <w:hyperlink r:id="rId23" w:history="1">
           <w:r>
             <w:rPr>
               <w:rStyle w:val="Hyperlink"/>
@@ -4260,7 +4159,7 @@
           <w:sz w:val="24"/>
           <w:u w:val="single"/>
         </w:rPr>
-        <w:hyperlink r:id="rId24" w:history="1">
+        <w:hyperlink r:id="rId23" w:history="1">
           <w:r>
             <w:rPr>
               <w:rStyle w:val="Hyperlink"/>
@@ -4276,9 +4175,15 @@
           <w:i w:val="0"/>
           <w:color w:val="0000FF"/>
           <w:sz w:val="24"/>
-          <w:u w:val="single"/>
-        </w:rPr>
-        <w:t>7</w:t>
+        </w:rPr>
+        <w:hyperlink r:id="rId23" w:history="1">
+          <w:r>
+            <w:rPr>
+              <w:rStyle w:val="Hyperlink"/>
+            </w:rPr>
+            <w:t>7</w:t>
+          </w:r>
+        </w:hyperlink>
       </w:r>
       <w:r>
         <w:rPr>
@@ -4299,7 +4204,7 @@
           <w:sz w:val="24"/>
           <w:u w:val="single"/>
         </w:rPr>
-        <w:hyperlink r:id="rId24" w:history="1">
+        <w:hyperlink r:id="rId23" w:history="1">
           <w:r>
             <w:rPr>
               <w:rStyle w:val="Hyperlink"/>
@@ -4317,7 +4222,7 @@
           <w:sz w:val="24"/>
           <w:u w:val="single"/>
         </w:rPr>
-        <w:hyperlink r:id="rId24" w:history="1">
+        <w:hyperlink r:id="rId23" w:history="1">
           <w:r>
             <w:rPr>
               <w:rStyle w:val="Hyperlink"/>
@@ -4435,7 +4340,7 @@
           <w:sz w:val="24"/>
           <w:u w:val="single"/>
         </w:rPr>
-        <w:hyperlink r:id="rId25" w:history="1">
+        <w:hyperlink r:id="rId24" w:history="1">
           <w:r>
             <w:rPr>
               <w:rStyle w:val="Hyperlink"/>
@@ -4453,7 +4358,7 @@
           <w:sz w:val="24"/>
           <w:u w:val="single"/>
         </w:rPr>
-        <w:hyperlink r:id="rId25" w:history="1">
+        <w:hyperlink r:id="rId24" w:history="1">
           <w:r>
             <w:rPr>
               <w:rStyle w:val="Hyperlink"/>
@@ -4591,7 +4496,7 @@
           <w:sz w:val="24"/>
           <w:u w:val="single"/>
         </w:rPr>
-        <w:hyperlink r:id="rId26" w:history="1">
+        <w:hyperlink r:id="rId25" w:history="1">
           <w:r>
             <w:rPr>
               <w:rStyle w:val="Hyperlink"/>
@@ -4609,7 +4514,7 @@
           <w:sz w:val="24"/>
           <w:u w:val="single"/>
         </w:rPr>
-        <w:hyperlink r:id="rId26" w:history="1">
+        <w:hyperlink r:id="rId25" w:history="1">
           <w:r>
             <w:rPr>
               <w:rStyle w:val="Hyperlink"/>
@@ -4627,7 +4532,7 @@
           <w:sz w:val="24"/>
           <w:u w:val="single"/>
         </w:rPr>
-        <w:hyperlink r:id="rId26" w:history="1">
+        <w:hyperlink r:id="rId25" w:history="1">
           <w:r>
             <w:rPr>
               <w:rStyle w:val="Hyperlink"/>
@@ -4666,7 +4571,7 @@
           <w:sz w:val="24"/>
           <w:u w:val="single"/>
         </w:rPr>
-        <w:hyperlink r:id="rId26" w:history="1">
+        <w:hyperlink r:id="rId25" w:history="1">
           <w:r>
             <w:rPr>
               <w:rStyle w:val="Hyperlink"/>
@@ -4684,7 +4589,7 @@
           <w:sz w:val="24"/>
           <w:u w:val="single"/>
         </w:rPr>
-        <w:hyperlink r:id="rId26" w:history="1">
+        <w:hyperlink r:id="rId25" w:history="1">
           <w:r>
             <w:rPr>
               <w:rStyle w:val="Hyperlink"/>
@@ -4785,7 +4690,7 @@
           <w:sz w:val="24"/>
           <w:u w:val="single"/>
         </w:rPr>
-        <w:hyperlink r:id="rId27" w:history="1">
+        <w:hyperlink r:id="rId26" w:history="1">
           <w:r>
             <w:rPr>
               <w:rStyle w:val="Hyperlink"/>
@@ -4803,7 +4708,7 @@
           <w:sz w:val="24"/>
           <w:u w:val="single"/>
         </w:rPr>
-        <w:hyperlink r:id="rId27" w:history="1">
+        <w:hyperlink r:id="rId26" w:history="1">
           <w:r>
             <w:rPr>
               <w:rStyle w:val="Hyperlink"/>
@@ -4921,7 +4826,7 @@
           <w:sz w:val="24"/>
           <w:u w:val="single"/>
         </w:rPr>
-        <w:hyperlink r:id="rId28" w:history="1">
+        <w:hyperlink r:id="rId27" w:history="1">
           <w:r>
             <w:rPr>
               <w:rStyle w:val="Hyperlink"/>
@@ -4939,7 +4844,7 @@
           <w:sz w:val="24"/>
           <w:u w:val="single"/>
         </w:rPr>
-        <w:hyperlink r:id="rId28" w:history="1">
+        <w:hyperlink r:id="rId27" w:history="1">
           <w:r>
             <w:rPr>
               <w:rStyle w:val="Hyperlink"/>
@@ -5047,7 +4952,7 @@
           <w:sz w:val="24"/>
           <w:u w:val="single"/>
         </w:rPr>
-        <w:hyperlink r:id="rId29" w:history="1">
+        <w:hyperlink r:id="rId28" w:history="1">
           <w:r>
             <w:rPr>
               <w:rStyle w:val="Hyperlink"/>
@@ -5065,7 +4970,7 @@
           <w:sz w:val="24"/>
           <w:u w:val="single"/>
         </w:rPr>
-        <w:hyperlink r:id="rId29" w:history="1">
+        <w:hyperlink r:id="rId28" w:history="1">
           <w:r>
             <w:rPr>
               <w:rStyle w:val="Hyperlink"/>

--- a/EXPORTS/DOCX/published/niveau2/Dutch/ChristianMission.docx
+++ b/EXPORTS/DOCX/published/niveau2/Dutch/ChristianMission.docx
@@ -459,7 +459,25 @@
           <w:color w:val="000000"/>
           <w:sz w:val="24"/>
         </w:rPr>
-        <w:t xml:space="preserve"> bestaat voor een groot deel uit objecten die door zendeling</w:t>
+        <w:t xml:space="preserve"> bestaat voor een groot deel uit objecten die d</w:t>
+      </w:r>
+      <w:r>
+        <w:rPr>
+          <w:u w:val="single" w:color="0000ff"/>
+          <w:rFonts w:ascii="Charis SIL Regular" w:hAnsi="Charis SIL Regular" w:eastAsia="Charis SIL Regular"/>
+          <w:b w:val="0"/>
+          <w:i w:val="0"/>
+          <w:color w:val="000000"/>
+          <w:sz w:val="24"/>
+        </w:rPr>
+        <w:hyperlink r:id="rId9" w:history="1">
+          <w:r>
+            <w:rPr>
+              <w:rStyle w:val="Hyperlink"/>
+            </w:rPr>
+            <w:t>oor zendeling</w:t>
+          </w:r>
+        </w:hyperlink>
       </w:r>
       <w:r>
         <w:rPr>
@@ -758,8 +776,149 @@
           <w:i w:val="0"/>
           <w:color w:val="0000FF"/>
           <w:sz w:val="24"/>
-        </w:rPr>
-        <w:t>Congregatie van de H</w:t>
+          <w:u w:val="single"/>
+        </w:rPr>
+        <w:hyperlink r:id="rId11" w:history="1">
+          <w:r>
+            <w:rPr>
+              <w:rStyle w:val="Hyperlink"/>
+            </w:rPr>
+            <w:t>Co</w:t>
+          </w:r>
+        </w:hyperlink>
+      </w:r>
+      <w:r>
+        <w:rPr>
+          <w:rFonts w:ascii="Charis SIL Regular" w:hAnsi="Charis SIL Regular" w:eastAsia="Charis SIL Regular"/>
+          <w:b w:val="0"/>
+          <w:i w:val="0"/>
+          <w:color w:val="0000FF"/>
+          <w:sz w:val="24"/>
+          <w:u w:val="single"/>
+        </w:rPr>
+        <w:hyperlink r:id="rId11" w:history="1">
+          <w:r>
+            <w:rPr>
+              <w:rStyle w:val="Hyperlink"/>
+            </w:rPr>
+            <w:t>n</w:t>
+          </w:r>
+        </w:hyperlink>
+      </w:r>
+      <w:r>
+        <w:rPr>
+          <w:rFonts w:ascii="Charis SIL Regular" w:hAnsi="Charis SIL Regular" w:eastAsia="Charis SIL Regular"/>
+          <w:b w:val="0"/>
+          <w:i w:val="0"/>
+          <w:color w:val="0000FF"/>
+          <w:sz w:val="24"/>
+          <w:u w:val="single"/>
+        </w:rPr>
+        <w:hyperlink r:id="rId11" w:history="1">
+          <w:r>
+            <w:rPr>
+              <w:rStyle w:val="Hyperlink"/>
+            </w:rPr>
+            <w:t>gregatie</w:t>
+          </w:r>
+        </w:hyperlink>
+      </w:r>
+      <w:r>
+        <w:rPr>
+          <w:rFonts w:ascii="Charis SIL Regular" w:hAnsi="Charis SIL Regular" w:eastAsia="Charis SIL Regular"/>
+          <w:b w:val="0"/>
+          <w:i w:val="0"/>
+          <w:color w:val="0000FF"/>
+          <w:sz w:val="24"/>
+          <w:u w:val="single"/>
+        </w:rPr>
+        <w:t xml:space="preserve"> </w:t>
+      </w:r>
+      <w:r>
+        <w:rPr>
+          <w:rFonts w:ascii="Charis SIL Regular" w:hAnsi="Charis SIL Regular" w:eastAsia="Charis SIL Regular"/>
+          <w:b w:val="0"/>
+          <w:i w:val="0"/>
+          <w:color w:val="0000FF"/>
+          <w:sz w:val="24"/>
+          <w:u w:val="single"/>
+        </w:rPr>
+        <w:hyperlink r:id="rId11" w:history="1">
+          <w:r>
+            <w:rPr>
+              <w:rStyle w:val="Hyperlink"/>
+            </w:rPr>
+            <w:t>van</w:t>
+          </w:r>
+        </w:hyperlink>
+      </w:r>
+      <w:r>
+        <w:rPr>
+          <w:rFonts w:ascii="Charis SIL Regular" w:hAnsi="Charis SIL Regular" w:eastAsia="Charis SIL Regular"/>
+          <w:b w:val="0"/>
+          <w:i w:val="0"/>
+          <w:color w:val="0000FF"/>
+          <w:sz w:val="24"/>
+          <w:u w:val="single"/>
+        </w:rPr>
+        <w:t xml:space="preserve"> </w:t>
+      </w:r>
+      <w:r>
+        <w:rPr>
+          <w:rFonts w:ascii="Charis SIL Regular" w:hAnsi="Charis SIL Regular" w:eastAsia="Charis SIL Regular"/>
+          <w:b w:val="0"/>
+          <w:i w:val="0"/>
+          <w:color w:val="0000FF"/>
+          <w:sz w:val="24"/>
+          <w:u w:val="single"/>
+        </w:rPr>
+        <w:hyperlink r:id="rId11" w:history="1">
+          <w:r>
+            <w:rPr>
+              <w:rStyle w:val="Hyperlink"/>
+            </w:rPr>
+            <w:t>d</w:t>
+          </w:r>
+        </w:hyperlink>
+      </w:r>
+      <w:r>
+        <w:rPr>
+          <w:rFonts w:ascii="Charis SIL Regular" w:hAnsi="Charis SIL Regular" w:eastAsia="Charis SIL Regular"/>
+          <w:b w:val="0"/>
+          <w:i w:val="0"/>
+          <w:color w:val="0000FF"/>
+          <w:sz w:val="24"/>
+          <w:u w:val="single"/>
+        </w:rPr>
+        <w:hyperlink r:id="rId10" w:history="1">
+          <w:r>
+            <w:rPr>
+              <w:rStyle w:val="Hyperlink"/>
+            </w:rPr>
+            <w:t>e</w:t>
+          </w:r>
+        </w:hyperlink>
+      </w:r>
+      <w:r>
+        <w:rPr>
+          <w:rFonts w:ascii="Charis SIL Regular" w:hAnsi="Charis SIL Regular" w:eastAsia="Charis SIL Regular"/>
+          <w:b w:val="0"/>
+          <w:i w:val="0"/>
+          <w:color w:val="0000FF"/>
+          <w:sz w:val="24"/>
+          <w:u w:val="single"/>
+        </w:rPr>
+        <w:t xml:space="preserve"> </w:t>
+      </w:r>
+      <w:r>
+        <w:rPr>
+          <w:rFonts w:ascii="Charis SIL Regular" w:hAnsi="Charis SIL Regular" w:eastAsia="Charis SIL Regular"/>
+          <w:b w:val="0"/>
+          <w:i w:val="0"/>
+          <w:color w:val="0000FF"/>
+          <w:sz w:val="24"/>
+        </w:rPr>
+        <w:t>H</w:t>
       </w:r>
       <w:r>
         <w:rPr>
@@ -894,7 +1053,7 @@
           <w:sz w:val="24"/>
           <w:u w:val="single"/>
         </w:rPr>
-        <w:hyperlink r:id="rId11" w:history="1">
+        <w:hyperlink r:id="rId12" w:history="1">
           <w:r>
             <w:rPr>
               <w:rStyle w:val="Hyperlink"/>
@@ -950,7 +1109,6 @@
           <w:i w:val="0"/>
           <w:color w:val="0000FF"/>
           <w:sz w:val="24"/>
-          <w:u w:val="single"/>
         </w:rPr>
         <w:hyperlink r:id="rId12" w:history="1">
           <w:r>
@@ -2397,7 +2555,7 @@
           <w:sz w:val="24"/>
           <w:u w:val="single"/>
         </w:rPr>
-        <w:hyperlink r:id="rId18" w:history="1">
+        <w:hyperlink r:id="rId19" w:history="1">
           <w:r>
             <w:rPr>
               <w:rStyle w:val="Hyperlink"/>
@@ -2413,56 +2571,8 @@
           <w:i w:val="0"/>
           <w:color w:val="0000FF"/>
           <w:sz w:val="24"/>
-          <w:u w:val="single"/>
-        </w:rPr>
-        <w:t xml:space="preserve"> </w:t>
-      </w:r>
-      <w:r>
-        <w:rPr>
-          <w:rFonts w:ascii="Charis SIL Regular" w:hAnsi="Charis SIL Regular" w:eastAsia="Charis SIL Regular"/>
-          <w:b w:val="0"/>
-          <w:i w:val="0"/>
-          <w:color w:val="0000FF"/>
-          <w:sz w:val="24"/>
-          <w:u w:val="single"/>
-        </w:rPr>
-        <w:hyperlink r:id="rId18" w:history="1">
-          <w:r>
-            <w:rPr>
-              <w:rStyle w:val="Hyperlink"/>
-            </w:rPr>
-            <w:t>in</w:t>
-          </w:r>
-        </w:hyperlink>
-      </w:r>
-      <w:r>
-        <w:rPr>
-          <w:rFonts w:ascii="Charis SIL Regular" w:hAnsi="Charis SIL Regular" w:eastAsia="Charis SIL Regular"/>
-          <w:b w:val="0"/>
-          <w:i w:val="0"/>
-          <w:color w:val="0000FF"/>
-          <w:sz w:val="24"/>
-          <w:u w:val="single"/>
-        </w:rPr>
-        <w:t xml:space="preserve"> </w:t>
-      </w:r>
-      <w:r>
-        <w:rPr>
-          <w:rFonts w:ascii="Charis SIL Regular" w:hAnsi="Charis SIL Regular" w:eastAsia="Charis SIL Regular"/>
-          <w:b w:val="0"/>
-          <w:i w:val="0"/>
-          <w:color w:val="0000FF"/>
-          <w:sz w:val="24"/>
-          <w:u w:val="single"/>
-        </w:rPr>
-        <w:hyperlink r:id="rId18" w:history="1">
-          <w:r>
-            <w:rPr>
-              <w:rStyle w:val="Hyperlink"/>
-            </w:rPr>
-            <w:t>Ned</w:t>
-          </w:r>
-        </w:hyperlink>
+        </w:rPr>
+        <w:t xml:space="preserve"> in Ned</w:t>
       </w:r>
       <w:r>
         <w:rPr>
@@ -2484,13 +2594,21 @@
       </w:r>
       <w:r>
         <w:rPr>
+          <w:u w:val="single" w:color="0000ff"/>
           <w:rFonts w:ascii="Charis SIL Regular" w:hAnsi="Charis SIL Regular" w:eastAsia="Charis SIL Regular"/>
           <w:b w:val="0"/>
           <w:i w:val="0"/>
           <w:color w:val="000000"/>
           <w:sz w:val="24"/>
         </w:rPr>
-        <w:t xml:space="preserve">, </w:t>
+        <w:hyperlink r:id="rId18" w:history="1">
+          <w:r>
+            <w:rPr>
+              <w:rStyle w:val="Hyperlink"/>
+            </w:rPr>
+            <w:t xml:space="preserve">, </w:t>
+          </w:r>
+        </w:hyperlink>
       </w:r>
       <w:r>
         <w:rPr>
@@ -2501,7 +2619,14 @@
           <w:sz w:val="24"/>
           <w:u w:val="single"/>
         </w:rPr>
-        <w:t>H</w:t>
+        <w:hyperlink r:id="rId20" w:history="1">
+          <w:r>
+            <w:rPr>
+              <w:rStyle w:val="Hyperlink"/>
+            </w:rPr>
+            <w:t>H</w:t>
+          </w:r>
+        </w:hyperlink>
       </w:r>
       <w:r>
         <w:rPr>
@@ -2752,7 +2877,7 @@
           <w:sz w:val="24"/>
           <w:u w:val="single"/>
         </w:rPr>
-        <w:hyperlink r:id="rId20" w:history="1">
+        <w:hyperlink r:id="rId21" w:history="1">
           <w:r>
             <w:rPr>
               <w:rStyle w:val="Hyperlink"/>
@@ -2781,7 +2906,7 @@
           <w:sz w:val="24"/>
           <w:u w:val="single"/>
         </w:rPr>
-        <w:hyperlink r:id="rId20" w:history="1">
+        <w:hyperlink r:id="rId21" w:history="1">
           <w:r>
             <w:rPr>
               <w:rStyle w:val="Hyperlink"/>
@@ -2863,14 +2988,7 @@
           <w:color w:val="0000FF"/>
           <w:sz w:val="24"/>
         </w:rPr>
-        <w:hyperlink r:id="rId20" w:history="1">
-          <w:r>
-            <w:rPr>
-              <w:rStyle w:val="Hyperlink"/>
-            </w:rPr>
-            <w:t>C</w:t>
-          </w:r>
-        </w:hyperlink>
+        <w:t>C</w:t>
       </w:r>
       <w:r>
         <w:rPr>
@@ -2881,7 +2999,7 @@
           <w:sz w:val="24"/>
           <w:u w:val="single"/>
         </w:rPr>
-        <w:hyperlink r:id="rId20" w:history="1">
+        <w:hyperlink r:id="rId19" w:history="1">
           <w:r>
             <w:rPr>
               <w:rStyle w:val="Hyperlink"/>
@@ -2938,7 +3056,7 @@
           <w:sz w:val="24"/>
           <w:u w:val="single"/>
         </w:rPr>
-        <w:hyperlink r:id="rId21" w:history="1">
+        <w:hyperlink r:id="rId22" w:history="1">
           <w:r>
             <w:rPr>
               <w:rStyle w:val="Hyperlink"/>
@@ -2956,7 +3074,7 @@
           <w:sz w:val="24"/>
           <w:u w:val="single"/>
         </w:rPr>
-        <w:hyperlink r:id="rId21" w:history="1">
+        <w:hyperlink r:id="rId22" w:history="1">
           <w:r>
             <w:rPr>
               <w:rStyle w:val="Hyperlink"/>
@@ -2974,7 +3092,7 @@
           <w:sz w:val="24"/>
           <w:u w:val="single"/>
         </w:rPr>
-        <w:hyperlink r:id="rId21" w:history="1">
+        <w:hyperlink r:id="rId22" w:history="1">
           <w:r>
             <w:rPr>
               <w:rStyle w:val="Hyperlink"/>
@@ -2992,7 +3110,7 @@
           <w:sz w:val="24"/>
           <w:u w:val="single"/>
         </w:rPr>
-        <w:hyperlink r:id="rId21" w:history="1">
+        <w:hyperlink r:id="rId22" w:history="1">
           <w:r>
             <w:rPr>
               <w:rStyle w:val="Hyperlink"/>
@@ -3021,7 +3139,7 @@
           <w:sz w:val="24"/>
           <w:u w:val="single"/>
         </w:rPr>
-        <w:hyperlink r:id="rId21" w:history="1">
+        <w:hyperlink r:id="rId22" w:history="1">
           <w:r>
             <w:rPr>
               <w:rStyle w:val="Hyperlink"/>
@@ -3039,7 +3157,7 @@
           <w:sz w:val="24"/>
           <w:u w:val="single"/>
         </w:rPr>
-        <w:hyperlink r:id="rId21" w:history="1">
+        <w:hyperlink r:id="rId22" w:history="1">
           <w:r>
             <w:rPr>
               <w:rStyle w:val="Hyperlink"/>
@@ -3068,7 +3186,7 @@
           <w:sz w:val="24"/>
           <w:u w:val="single"/>
         </w:rPr>
-        <w:hyperlink r:id="rId21" w:history="1">
+        <w:hyperlink r:id="rId22" w:history="1">
           <w:r>
             <w:rPr>
               <w:rStyle w:val="Hyperlink"/>
@@ -3089,6 +3207,16 @@
       </w:r>
       <w:r>
         <w:rPr>
+          <w:rFonts w:ascii="Charis SIL Regular" w:hAnsi="Charis SIL Regular" w:eastAsia="Charis SIL Regular"/>
+          <w:b w:val="0"/>
+          <w:i w:val="0"/>
+          <w:color w:val="000000"/>
+          <w:sz w:val="24"/>
+        </w:rPr>
+        <w:t>de landen waar de zending en missie acti</w:t>
+      </w:r>
+      <w:r>
+        <w:rPr>
           <w:u w:val="single" w:color="0000ff"/>
           <w:rFonts w:ascii="Charis SIL Regular" w:hAnsi="Charis SIL Regular" w:eastAsia="Charis SIL Regular"/>
           <w:b w:val="0"/>
@@ -3096,82 +3224,7 @@
           <w:color w:val="000000"/>
           <w:sz w:val="24"/>
         </w:rPr>
-        <w:hyperlink r:id="rId20" w:history="1">
-          <w:r>
-            <w:rPr>
-              <w:rStyle w:val="Hyperlink"/>
-            </w:rPr>
-            <w:t>de landen</w:t>
-          </w:r>
-        </w:hyperlink>
-      </w:r>
-      <w:r>
-        <w:rPr>
-          <w:u w:val="single" w:color="0000ff"/>
-          <w:rFonts w:ascii="Charis SIL Regular" w:hAnsi="Charis SIL Regular" w:eastAsia="Charis SIL Regular"/>
-          <w:b w:val="0"/>
-          <w:i w:val="0"/>
-          <w:color w:val="000000"/>
-          <w:sz w:val="24"/>
-        </w:rPr>
-        <w:t xml:space="preserve"> </w:t>
-      </w:r>
-      <w:r>
-        <w:rPr>
-          <w:u w:val="single" w:color="0000ff"/>
-          <w:rFonts w:ascii="Charis SIL Regular" w:hAnsi="Charis SIL Regular" w:eastAsia="Charis SIL Regular"/>
-          <w:b w:val="0"/>
-          <w:i w:val="0"/>
-          <w:color w:val="000000"/>
-          <w:sz w:val="24"/>
-        </w:rPr>
-        <w:hyperlink r:id="rId20" w:history="1">
-          <w:r>
-            <w:rPr>
-              <w:rStyle w:val="Hyperlink"/>
-            </w:rPr>
-            <w:t>waar de zendi</w:t>
-          </w:r>
-        </w:hyperlink>
-      </w:r>
-      <w:r>
-        <w:rPr>
-          <w:u w:val="single" w:color="0000ff"/>
-          <w:rFonts w:ascii="Charis SIL Regular" w:hAnsi="Charis SIL Regular" w:eastAsia="Charis SIL Regular"/>
-          <w:b w:val="0"/>
-          <w:i w:val="0"/>
-          <w:color w:val="000000"/>
-          <w:sz w:val="24"/>
-        </w:rPr>
-        <w:hyperlink r:id="rId20" w:history="1">
-          <w:r>
-            <w:rPr>
-              <w:rStyle w:val="Hyperlink"/>
-            </w:rPr>
-            <w:t>ng en mi</w:t>
-          </w:r>
-        </w:hyperlink>
-      </w:r>
-      <w:r>
-        <w:rPr>
-          <w:rFonts w:ascii="Charis SIL Regular" w:hAnsi="Charis SIL Regular" w:eastAsia="Charis SIL Regular"/>
-          <w:b w:val="0"/>
-          <w:i w:val="0"/>
-          <w:color w:val="000000"/>
-          <w:sz w:val="24"/>
-        </w:rPr>
-        <w:t>ssie acti</w:t>
-      </w:r>
-      <w:r>
-        <w:rPr>
-          <w:u w:val="single" w:color="0000ff"/>
-          <w:rFonts w:ascii="Charis SIL Regular" w:hAnsi="Charis SIL Regular" w:eastAsia="Charis SIL Regular"/>
-          <w:b w:val="0"/>
-          <w:i w:val="0"/>
-          <w:color w:val="000000"/>
-          <w:sz w:val="24"/>
-        </w:rPr>
-        <w:hyperlink r:id="rId21" w:history="1">
+        <w:hyperlink r:id="rId22" w:history="1">
           <w:r>
             <w:rPr>
               <w:rStyle w:val="Hyperlink"/>
@@ -3189,7 +3242,7 @@
           <w:color w:val="000000"/>
           <w:sz w:val="24"/>
         </w:rPr>
-        <w:hyperlink r:id="rId21" w:history="1">
+        <w:hyperlink r:id="rId22" w:history="1">
           <w:r>
             <w:rPr>
               <w:rStyle w:val="Hyperlink"/>
@@ -3207,7 +3260,7 @@
           <w:color w:val="000000"/>
           <w:sz w:val="24"/>
         </w:rPr>
-        <w:hyperlink r:id="rId21" w:history="1">
+        <w:hyperlink r:id="rId22" w:history="1">
           <w:r>
             <w:rPr>
               <w:rStyle w:val="Hyperlink"/>
@@ -3225,7 +3278,7 @@
           <w:color w:val="000000"/>
           <w:sz w:val="24"/>
         </w:rPr>
-        <w:hyperlink r:id="rId21" w:history="1">
+        <w:hyperlink r:id="rId22" w:history="1">
           <w:r>
             <w:rPr>
               <w:rStyle w:val="Hyperlink"/>
@@ -3243,7 +3296,7 @@
           <w:color w:val="000000"/>
           <w:sz w:val="24"/>
         </w:rPr>
-        <w:hyperlink r:id="rId21" w:history="1">
+        <w:hyperlink r:id="rId22" w:history="1">
           <w:r>
             <w:rPr>
               <w:rStyle w:val="Hyperlink"/>
@@ -3721,7 +3774,7 @@
           <w:sz w:val="24"/>
           <w:u w:val="single"/>
         </w:rPr>
-        <w:hyperlink r:id="rId22" w:history="1">
+        <w:hyperlink r:id="rId23" w:history="1">
           <w:r>
             <w:rPr>
               <w:rStyle w:val="Hyperlink"/>
@@ -3739,7 +3792,7 @@
           <w:sz w:val="24"/>
           <w:u w:val="single"/>
         </w:rPr>
-        <w:hyperlink r:id="rId22" w:history="1">
+        <w:hyperlink r:id="rId23" w:history="1">
           <w:r>
             <w:rPr>
               <w:rStyle w:val="Hyperlink"/>
@@ -3757,7 +3810,7 @@
           <w:sz w:val="24"/>
           <w:u w:val="single"/>
         </w:rPr>
-        <w:hyperlink r:id="rId22" w:history="1">
+        <w:hyperlink r:id="rId23" w:history="1">
           <w:r>
             <w:rPr>
               <w:rStyle w:val="Hyperlink"/>
@@ -3775,7 +3828,7 @@
           <w:sz w:val="24"/>
           <w:u w:val="single"/>
         </w:rPr>
-        <w:hyperlink r:id="rId22" w:history="1">
+        <w:hyperlink r:id="rId23" w:history="1">
           <w:r>
             <w:rPr>
               <w:rStyle w:val="Hyperlink"/>
@@ -3793,7 +3846,7 @@
           <w:sz w:val="24"/>
           <w:u w:val="single"/>
         </w:rPr>
-        <w:hyperlink r:id="rId22" w:history="1">
+        <w:hyperlink r:id="rId23" w:history="1">
           <w:r>
             <w:rPr>
               <w:rStyle w:val="Hyperlink"/>
@@ -3811,7 +3864,7 @@
           <w:sz w:val="24"/>
           <w:u w:val="single"/>
         </w:rPr>
-        <w:hyperlink r:id="rId22" w:history="1">
+        <w:hyperlink r:id="rId23" w:history="1">
           <w:r>
             <w:rPr>
               <w:rStyle w:val="Hyperlink"/>
@@ -3829,7 +3882,7 @@
           <w:sz w:val="24"/>
           <w:u w:val="single"/>
         </w:rPr>
-        <w:hyperlink r:id="rId22" w:history="1">
+        <w:hyperlink r:id="rId23" w:history="1">
           <w:r>
             <w:rPr>
               <w:rStyle w:val="Hyperlink"/>
@@ -4123,7 +4176,7 @@
           <w:sz w:val="24"/>
           <w:u w:val="single"/>
         </w:rPr>
-        <w:hyperlink r:id="rId23" w:history="1">
+        <w:hyperlink r:id="rId24" w:history="1">
           <w:r>
             <w:rPr>
               <w:rStyle w:val="Hyperlink"/>
@@ -4141,7 +4194,7 @@
           <w:sz w:val="24"/>
           <w:u w:val="single"/>
         </w:rPr>
-        <w:hyperlink r:id="rId23" w:history="1">
+        <w:hyperlink r:id="rId24" w:history="1">
           <w:r>
             <w:rPr>
               <w:rStyle w:val="Hyperlink"/>
@@ -4159,7 +4212,7 @@
           <w:sz w:val="24"/>
           <w:u w:val="single"/>
         </w:rPr>
-        <w:hyperlink r:id="rId23" w:history="1">
+        <w:hyperlink r:id="rId24" w:history="1">
           <w:r>
             <w:rPr>
               <w:rStyle w:val="Hyperlink"/>
@@ -4176,7 +4229,7 @@
           <w:color w:val="0000FF"/>
           <w:sz w:val="24"/>
         </w:rPr>
-        <w:hyperlink r:id="rId23" w:history="1">
+        <w:hyperlink r:id="rId24" w:history="1">
           <w:r>
             <w:rPr>
               <w:rStyle w:val="Hyperlink"/>
@@ -4204,7 +4257,7 @@
           <w:sz w:val="24"/>
           <w:u w:val="single"/>
         </w:rPr>
-        <w:hyperlink r:id="rId23" w:history="1">
+        <w:hyperlink r:id="rId24" w:history="1">
           <w:r>
             <w:rPr>
               <w:rStyle w:val="Hyperlink"/>
@@ -4222,7 +4275,7 @@
           <w:sz w:val="24"/>
           <w:u w:val="single"/>
         </w:rPr>
-        <w:hyperlink r:id="rId23" w:history="1">
+        <w:hyperlink r:id="rId24" w:history="1">
           <w:r>
             <w:rPr>
               <w:rStyle w:val="Hyperlink"/>
@@ -4340,7 +4393,7 @@
           <w:sz w:val="24"/>
           <w:u w:val="single"/>
         </w:rPr>
-        <w:hyperlink r:id="rId24" w:history="1">
+        <w:hyperlink r:id="rId25" w:history="1">
           <w:r>
             <w:rPr>
               <w:rStyle w:val="Hyperlink"/>
@@ -4358,7 +4411,7 @@
           <w:sz w:val="24"/>
           <w:u w:val="single"/>
         </w:rPr>
-        <w:hyperlink r:id="rId24" w:history="1">
+        <w:hyperlink r:id="rId25" w:history="1">
           <w:r>
             <w:rPr>
               <w:rStyle w:val="Hyperlink"/>
@@ -4496,7 +4549,7 @@
           <w:sz w:val="24"/>
           <w:u w:val="single"/>
         </w:rPr>
-        <w:hyperlink r:id="rId25" w:history="1">
+        <w:hyperlink r:id="rId26" w:history="1">
           <w:r>
             <w:rPr>
               <w:rStyle w:val="Hyperlink"/>
@@ -4514,7 +4567,7 @@
           <w:sz w:val="24"/>
           <w:u w:val="single"/>
         </w:rPr>
-        <w:hyperlink r:id="rId25" w:history="1">
+        <w:hyperlink r:id="rId26" w:history="1">
           <w:r>
             <w:rPr>
               <w:rStyle w:val="Hyperlink"/>
@@ -4532,7 +4585,7 @@
           <w:sz w:val="24"/>
           <w:u w:val="single"/>
         </w:rPr>
-        <w:hyperlink r:id="rId25" w:history="1">
+        <w:hyperlink r:id="rId26" w:history="1">
           <w:r>
             <w:rPr>
               <w:rStyle w:val="Hyperlink"/>
@@ -4571,7 +4624,7 @@
           <w:sz w:val="24"/>
           <w:u w:val="single"/>
         </w:rPr>
-        <w:hyperlink r:id="rId25" w:history="1">
+        <w:hyperlink r:id="rId26" w:history="1">
           <w:r>
             <w:rPr>
               <w:rStyle w:val="Hyperlink"/>
@@ -4589,7 +4642,7 @@
           <w:sz w:val="24"/>
           <w:u w:val="single"/>
         </w:rPr>
-        <w:hyperlink r:id="rId25" w:history="1">
+        <w:hyperlink r:id="rId26" w:history="1">
           <w:r>
             <w:rPr>
               <w:rStyle w:val="Hyperlink"/>
@@ -4690,7 +4743,7 @@
           <w:sz w:val="24"/>
           <w:u w:val="single"/>
         </w:rPr>
-        <w:hyperlink r:id="rId26" w:history="1">
+        <w:hyperlink r:id="rId27" w:history="1">
           <w:r>
             <w:rPr>
               <w:rStyle w:val="Hyperlink"/>
@@ -4708,7 +4761,7 @@
           <w:sz w:val="24"/>
           <w:u w:val="single"/>
         </w:rPr>
-        <w:hyperlink r:id="rId26" w:history="1">
+        <w:hyperlink r:id="rId27" w:history="1">
           <w:r>
             <w:rPr>
               <w:rStyle w:val="Hyperlink"/>
@@ -4826,7 +4879,7 @@
           <w:sz w:val="24"/>
           <w:u w:val="single"/>
         </w:rPr>
-        <w:hyperlink r:id="rId27" w:history="1">
+        <w:hyperlink r:id="rId28" w:history="1">
           <w:r>
             <w:rPr>
               <w:rStyle w:val="Hyperlink"/>
@@ -4844,7 +4897,7 @@
           <w:sz w:val="24"/>
           <w:u w:val="single"/>
         </w:rPr>
-        <w:hyperlink r:id="rId27" w:history="1">
+        <w:hyperlink r:id="rId28" w:history="1">
           <w:r>
             <w:rPr>
               <w:rStyle w:val="Hyperlink"/>
@@ -4952,7 +5005,7 @@
           <w:sz w:val="24"/>
           <w:u w:val="single"/>
         </w:rPr>
-        <w:hyperlink r:id="rId28" w:history="1">
+        <w:hyperlink r:id="rId29" w:history="1">
           <w:r>
             <w:rPr>
               <w:rStyle w:val="Hyperlink"/>
@@ -4970,7 +5023,7 @@
           <w:sz w:val="24"/>
           <w:u w:val="single"/>
         </w:rPr>
-        <w:hyperlink r:id="rId28" w:history="1">
+        <w:hyperlink r:id="rId29" w:history="1">
           <w:r>
             <w:rPr>
               <w:rStyle w:val="Hyperlink"/>

--- a/EXPORTS/DOCX/published/niveau2/Dutch/ChristianMission.docx
+++ b/EXPORTS/DOCX/published/niveau2/Dutch/ChristianMission.docx
@@ -814,7 +814,7 @@
           <w:sz w:val="24"/>
           <w:u w:val="single"/>
         </w:rPr>
-        <w:hyperlink r:id="rId11" w:history="1">
+        <w:hyperlink r:id="rId10" w:history="1">
           <w:r>
             <w:rPr>
               <w:rStyle w:val="Hyperlink"/>
@@ -890,63 +890,6 @@
           <w:sz w:val="24"/>
           <w:u w:val="single"/>
         </w:rPr>
-        <w:hyperlink r:id="rId10" w:history="1">
-          <w:r>
-            <w:rPr>
-              <w:rStyle w:val="Hyperlink"/>
-            </w:rPr>
-            <w:t>e</w:t>
-          </w:r>
-        </w:hyperlink>
-      </w:r>
-      <w:r>
-        <w:rPr>
-          <w:rFonts w:ascii="Charis SIL Regular" w:hAnsi="Charis SIL Regular" w:eastAsia="Charis SIL Regular"/>
-          <w:b w:val="0"/>
-          <w:i w:val="0"/>
-          <w:color w:val="0000FF"/>
-          <w:sz w:val="24"/>
-          <w:u w:val="single"/>
-        </w:rPr>
-        <w:t xml:space="preserve"> </w:t>
-      </w:r>
-      <w:r>
-        <w:rPr>
-          <w:rFonts w:ascii="Charis SIL Regular" w:hAnsi="Charis SIL Regular" w:eastAsia="Charis SIL Regular"/>
-          <w:b w:val="0"/>
-          <w:i w:val="0"/>
-          <w:color w:val="0000FF"/>
-          <w:sz w:val="24"/>
-        </w:rPr>
-        <w:t>H</w:t>
-      </w:r>
-      <w:r>
-        <w:rPr>
-          <w:rFonts w:ascii="Charis SIL Regular" w:hAnsi="Charis SIL Regular" w:eastAsia="Charis SIL Regular"/>
-          <w:b w:val="0"/>
-          <w:i w:val="0"/>
-          <w:color w:val="0000FF"/>
-          <w:sz w:val="24"/>
-          <w:u w:val="single"/>
-        </w:rPr>
-        <w:hyperlink r:id="rId10" w:history="1">
-          <w:r>
-            <w:rPr>
-              <w:rStyle w:val="Hyperlink"/>
-            </w:rPr>
-            <w:t>eilig</w:t>
-          </w:r>
-        </w:hyperlink>
-      </w:r>
-      <w:r>
-        <w:rPr>
-          <w:rFonts w:ascii="Charis SIL Regular" w:hAnsi="Charis SIL Regular" w:eastAsia="Charis SIL Regular"/>
-          <w:b w:val="0"/>
-          <w:i w:val="0"/>
-          <w:color w:val="0000FF"/>
-          <w:sz w:val="24"/>
-          <w:u w:val="single"/>
-        </w:rPr>
         <w:hyperlink r:id="rId11" w:history="1">
           <w:r>
             <w:rPr>
@@ -981,6 +924,71 @@
             <w:rPr>
               <w:rStyle w:val="Hyperlink"/>
             </w:rPr>
+            <w:t>H</w:t>
+          </w:r>
+        </w:hyperlink>
+      </w:r>
+      <w:r>
+        <w:rPr>
+          <w:rFonts w:ascii="Charis SIL Regular" w:hAnsi="Charis SIL Regular" w:eastAsia="Charis SIL Regular"/>
+          <w:b w:val="0"/>
+          <w:i w:val="0"/>
+          <w:color w:val="0000FF"/>
+          <w:sz w:val="24"/>
+          <w:u w:val="single"/>
+        </w:rPr>
+        <w:hyperlink r:id="rId11" w:history="1">
+          <w:r>
+            <w:rPr>
+              <w:rStyle w:val="Hyperlink"/>
+            </w:rPr>
+            <w:t>eilig</w:t>
+          </w:r>
+        </w:hyperlink>
+      </w:r>
+      <w:r>
+        <w:rPr>
+          <w:rFonts w:ascii="Charis SIL Regular" w:hAnsi="Charis SIL Regular" w:eastAsia="Charis SIL Regular"/>
+          <w:b w:val="0"/>
+          <w:i w:val="0"/>
+          <w:color w:val="0000FF"/>
+          <w:sz w:val="24"/>
+          <w:u w:val="single"/>
+        </w:rPr>
+        <w:hyperlink r:id="rId11" w:history="1">
+          <w:r>
+            <w:rPr>
+              <w:rStyle w:val="Hyperlink"/>
+            </w:rPr>
+            <w:t>e</w:t>
+          </w:r>
+        </w:hyperlink>
+      </w:r>
+      <w:r>
+        <w:rPr>
+          <w:rFonts w:ascii="Charis SIL Regular" w:hAnsi="Charis SIL Regular" w:eastAsia="Charis SIL Regular"/>
+          <w:b w:val="0"/>
+          <w:i w:val="0"/>
+          <w:color w:val="0000FF"/>
+          <w:sz w:val="24"/>
+          <w:u w:val="single"/>
+        </w:rPr>
+        <w:t xml:space="preserve"> </w:t>
+      </w:r>
+      <w:r>
+        <w:rPr>
+          <w:rFonts w:ascii="Charis SIL Regular" w:hAnsi="Charis SIL Regular" w:eastAsia="Charis SIL Regular"/>
+          <w:b w:val="0"/>
+          <w:i w:val="0"/>
+          <w:color w:val="0000FF"/>
+          <w:sz w:val="24"/>
+          <w:u w:val="single"/>
+        </w:rPr>
+        <w:hyperlink r:id="rId11" w:history="1">
+          <w:r>
+            <w:rPr>
+              <w:rStyle w:val="Hyperlink"/>
+            </w:rPr>
             <w:t>Geest</w:t>
           </w:r>
         </w:hyperlink>
@@ -1012,8 +1020,16 @@
           <w:i w:val="0"/>
           <w:color w:val="0000FF"/>
           <w:sz w:val="24"/>
-        </w:rPr>
-        <w:t>Wereldmuseu</w:t>
+          <w:u w:val="single"/>
+        </w:rPr>
+        <w:hyperlink r:id="rId12" w:history="1">
+          <w:r>
+            <w:rPr>
+              <w:rStyle w:val="Hyperlink"/>
+            </w:rPr>
+            <w:t>Wereldmuseu</w:t>
+          </w:r>
+        </w:hyperlink>
       </w:r>
       <w:r>
         <w:rPr>
@@ -1024,7 +1040,7 @@
           <w:sz w:val="24"/>
           <w:u w:val="single"/>
         </w:rPr>
-        <w:hyperlink r:id="rId11" w:history="1">
+        <w:hyperlink r:id="rId12" w:history="1">
           <w:r>
             <w:rPr>
               <w:rStyle w:val="Hyperlink"/>
@@ -1109,6 +1125,7 @@
           <w:i w:val="0"/>
           <w:color w:val="0000FF"/>
           <w:sz w:val="24"/>
+          <w:u w:val="single"/>
         </w:rPr>
         <w:hyperlink r:id="rId12" w:history="1">
           <w:r>
@@ -1343,7 +1360,6 @@
       </w:r>
       <w:r>
         <w:rPr>
-          <w:u w:val="single" w:color="0000ff"/>
           <w:rFonts w:ascii="Charis SIL Regular" w:hAnsi="Charis SIL Regular" w:eastAsia="Charis SIL Regular"/>
           <w:b w:val="0"/>
           <w:i w:val="0"/>
@@ -1842,97 +1858,7 @@
           <w:color w:val="000000"/>
           <w:sz w:val="24"/>
         </w:rPr>
-        <w:t xml:space="preserve"> zijn namenlijsten va</w:t>
-      </w:r>
-      <w:r>
-        <w:rPr>
-          <w:u w:val="single" w:color="0000ff"/>
-          <w:rFonts w:ascii="Charis SIL Regular" w:hAnsi="Charis SIL Regular" w:eastAsia="Charis SIL Regular"/>
-          <w:b w:val="0"/>
-          <w:i w:val="0"/>
-          <w:color w:val="000000"/>
-          <w:sz w:val="24"/>
-        </w:rPr>
-        <w:hyperlink r:id="rId15" w:history="1">
-          <w:r>
-            <w:rPr>
-              <w:rStyle w:val="Hyperlink"/>
-            </w:rPr>
-            <w:t>n zendingsw</w:t>
-          </w:r>
-        </w:hyperlink>
-      </w:r>
-      <w:r>
-        <w:rPr>
-          <w:u w:val="single" w:color="0000ff"/>
-          <w:rFonts w:ascii="Charis SIL Regular" w:hAnsi="Charis SIL Regular" w:eastAsia="Charis SIL Regular"/>
-          <w:b w:val="0"/>
-          <w:i w:val="0"/>
-          <w:color w:val="000000"/>
-          <w:sz w:val="24"/>
-        </w:rPr>
-        <w:hyperlink r:id="rId15" w:history="1">
-          <w:r>
-            <w:rPr>
-              <w:rStyle w:val="Hyperlink"/>
-            </w:rPr>
-            <w:t>e</w:t>
-          </w:r>
-        </w:hyperlink>
-      </w:r>
-      <w:r>
-        <w:rPr>
-          <w:u w:val="single" w:color="0000ff"/>
-          <w:rFonts w:ascii="Charis SIL Regular" w:hAnsi="Charis SIL Regular" w:eastAsia="Charis SIL Regular"/>
-          <w:b w:val="0"/>
-          <w:i w:val="0"/>
-          <w:color w:val="000000"/>
-          <w:sz w:val="24"/>
-        </w:rPr>
-        <w:hyperlink r:id="rId15" w:history="1">
-          <w:r>
-            <w:rPr>
-              <w:rStyle w:val="Hyperlink"/>
-            </w:rPr>
-            <w:t>rke</w:t>
-          </w:r>
-        </w:hyperlink>
-      </w:r>
-      <w:r>
-        <w:rPr>
-          <w:u w:val="single" w:color="0000ff"/>
-          <w:rFonts w:ascii="Charis SIL Regular" w:hAnsi="Charis SIL Regular" w:eastAsia="Charis SIL Regular"/>
-          <w:b w:val="0"/>
-          <w:i w:val="0"/>
-          <w:color w:val="000000"/>
-          <w:sz w:val="24"/>
-        </w:rPr>
-        <w:hyperlink r:id="rId15" w:history="1">
-          <w:r>
-            <w:rPr>
-              <w:rStyle w:val="Hyperlink"/>
-            </w:rPr>
-            <w:t>r</w:t>
-          </w:r>
-        </w:hyperlink>
-      </w:r>
-      <w:r>
-        <w:rPr>
-          <w:u w:val="single" w:color="0000ff"/>
-          <w:rFonts w:ascii="Charis SIL Regular" w:hAnsi="Charis SIL Regular" w:eastAsia="Charis SIL Regular"/>
-          <w:b w:val="0"/>
-          <w:i w:val="0"/>
-          <w:color w:val="000000"/>
-          <w:sz w:val="24"/>
-        </w:rPr>
-        <w:hyperlink r:id="rId15" w:history="1">
-          <w:r>
-            <w:rPr>
-              <w:rStyle w:val="Hyperlink"/>
-            </w:rPr>
-            <w:t>s te vinden (</w:t>
-          </w:r>
-        </w:hyperlink>
+        <w:t xml:space="preserve"> zijn namenlijsten van zendingswerkers te vinden (</w:t>
       </w:r>
       <w:r>
         <w:rPr>
@@ -2555,6 +2481,320 @@
           <w:sz w:val="24"/>
           <w:u w:val="single"/>
         </w:rPr>
+        <w:hyperlink r:id="rId18" w:history="1">
+          <w:r>
+            <w:rPr>
+              <w:rStyle w:val="Hyperlink"/>
+            </w:rPr>
+            <w:t>n</w:t>
+          </w:r>
+        </w:hyperlink>
+      </w:r>
+      <w:r>
+        <w:rPr>
+          <w:rFonts w:ascii="Charis SIL Regular" w:hAnsi="Charis SIL Regular" w:eastAsia="Charis SIL Regular"/>
+          <w:b w:val="0"/>
+          <w:i w:val="0"/>
+          <w:color w:val="0000FF"/>
+          <w:sz w:val="24"/>
+          <w:u w:val="single"/>
+        </w:rPr>
+        <w:t xml:space="preserve"> </w:t>
+      </w:r>
+      <w:r>
+        <w:rPr>
+          <w:rFonts w:ascii="Charis SIL Regular" w:hAnsi="Charis SIL Regular" w:eastAsia="Charis SIL Regular"/>
+          <w:b w:val="0"/>
+          <w:i w:val="0"/>
+          <w:color w:val="0000FF"/>
+          <w:sz w:val="24"/>
+          <w:u w:val="single"/>
+        </w:rPr>
+        <w:hyperlink r:id="rId18" w:history="1">
+          <w:r>
+            <w:rPr>
+              <w:rStyle w:val="Hyperlink"/>
+            </w:rPr>
+            <w:t>in</w:t>
+          </w:r>
+        </w:hyperlink>
+      </w:r>
+      <w:r>
+        <w:rPr>
+          <w:rFonts w:ascii="Charis SIL Regular" w:hAnsi="Charis SIL Regular" w:eastAsia="Charis SIL Regular"/>
+          <w:b w:val="0"/>
+          <w:i w:val="0"/>
+          <w:color w:val="0000FF"/>
+          <w:sz w:val="24"/>
+          <w:u w:val="single"/>
+        </w:rPr>
+        <w:t xml:space="preserve"> </w:t>
+      </w:r>
+      <w:r>
+        <w:rPr>
+          <w:rFonts w:ascii="Charis SIL Regular" w:hAnsi="Charis SIL Regular" w:eastAsia="Charis SIL Regular"/>
+          <w:b w:val="0"/>
+          <w:i w:val="0"/>
+          <w:color w:val="0000FF"/>
+          <w:sz w:val="24"/>
+          <w:u w:val="single"/>
+        </w:rPr>
+        <w:hyperlink r:id="rId19" w:history="1">
+          <w:r>
+            <w:rPr>
+              <w:rStyle w:val="Hyperlink"/>
+            </w:rPr>
+            <w:t>Ned</w:t>
+          </w:r>
+        </w:hyperlink>
+      </w:r>
+      <w:r>
+        <w:rPr>
+          <w:rFonts w:ascii="Charis SIL Regular" w:hAnsi="Charis SIL Regular" w:eastAsia="Charis SIL Regular"/>
+          <w:b w:val="0"/>
+          <w:i w:val="0"/>
+          <w:color w:val="0000FF"/>
+          <w:sz w:val="24"/>
+          <w:u w:val="single"/>
+        </w:rPr>
+        <w:hyperlink r:id="rId19" w:history="1">
+          <w:r>
+            <w:rPr>
+              <w:rStyle w:val="Hyperlink"/>
+            </w:rPr>
+            <w:t>erland</w:t>
+          </w:r>
+        </w:hyperlink>
+      </w:r>
+      <w:r>
+        <w:rPr>
+          <w:u w:val="single" w:color="0000ff"/>
+          <w:rFonts w:ascii="Charis SIL Regular" w:hAnsi="Charis SIL Regular" w:eastAsia="Charis SIL Regular"/>
+          <w:b w:val="0"/>
+          <w:i w:val="0"/>
+          <w:color w:val="000000"/>
+          <w:sz w:val="24"/>
+        </w:rPr>
+        <w:hyperlink r:id="rId18" w:history="1">
+          <w:r>
+            <w:rPr>
+              <w:rStyle w:val="Hyperlink"/>
+            </w:rPr>
+            <w:t xml:space="preserve">, </w:t>
+          </w:r>
+        </w:hyperlink>
+      </w:r>
+      <w:r>
+        <w:rPr>
+          <w:rFonts w:ascii="Charis SIL Regular" w:hAnsi="Charis SIL Regular" w:eastAsia="Charis SIL Regular"/>
+          <w:b w:val="0"/>
+          <w:i w:val="0"/>
+          <w:color w:val="0000FF"/>
+          <w:sz w:val="24"/>
+          <w:u w:val="single"/>
+        </w:rPr>
+        <w:hyperlink r:id="rId20" w:history="1">
+          <w:r>
+            <w:rPr>
+              <w:rStyle w:val="Hyperlink"/>
+            </w:rPr>
+            <w:t>H</w:t>
+          </w:r>
+        </w:hyperlink>
+      </w:r>
+      <w:r>
+        <w:rPr>
+          <w:rFonts w:ascii="Charis SIL Regular" w:hAnsi="Charis SIL Regular" w:eastAsia="Charis SIL Regular"/>
+          <w:b w:val="0"/>
+          <w:i w:val="0"/>
+          <w:color w:val="0000FF"/>
+          <w:sz w:val="24"/>
+          <w:u w:val="single"/>
+        </w:rPr>
+        <w:hyperlink r:id="rId20" w:history="1">
+          <w:r>
+            <w:rPr>
+              <w:rStyle w:val="Hyperlink"/>
+            </w:rPr>
+            <w:t>DC</w:t>
+          </w:r>
+        </w:hyperlink>
+      </w:r>
+      <w:r>
+        <w:rPr>
+          <w:rFonts w:ascii="Charis SIL Regular" w:hAnsi="Charis SIL Regular" w:eastAsia="Charis SIL Regular"/>
+          <w:b w:val="0"/>
+          <w:i w:val="0"/>
+          <w:color w:val="0000FF"/>
+          <w:sz w:val="24"/>
+          <w:u w:val="single"/>
+        </w:rPr>
+        <w:t xml:space="preserve"> </w:t>
+      </w:r>
+      <w:r>
+        <w:rPr>
+          <w:rFonts w:ascii="Charis SIL Regular" w:hAnsi="Charis SIL Regular" w:eastAsia="Charis SIL Regular"/>
+          <w:b w:val="0"/>
+          <w:i w:val="0"/>
+          <w:color w:val="0000FF"/>
+          <w:sz w:val="24"/>
+          <w:u w:val="single"/>
+        </w:rPr>
+        <w:hyperlink r:id="rId20" w:history="1">
+          <w:r>
+            <w:rPr>
+              <w:rStyle w:val="Hyperlink"/>
+            </w:rPr>
+            <w:t>Pro</w:t>
+          </w:r>
+        </w:hyperlink>
+      </w:r>
+      <w:r>
+        <w:rPr>
+          <w:rFonts w:ascii="Charis SIL Regular" w:hAnsi="Charis SIL Regular" w:eastAsia="Charis SIL Regular"/>
+          <w:b w:val="0"/>
+          <w:i w:val="0"/>
+          <w:color w:val="0000FF"/>
+          <w:sz w:val="24"/>
+          <w:u w:val="single"/>
+        </w:rPr>
+        <w:hyperlink r:id="rId20" w:history="1">
+          <w:r>
+            <w:rPr>
+              <w:rStyle w:val="Hyperlink"/>
+            </w:rPr>
+            <w:t>t</w:t>
+          </w:r>
+        </w:hyperlink>
+      </w:r>
+      <w:r>
+        <w:rPr>
+          <w:rFonts w:ascii="Charis SIL Regular" w:hAnsi="Charis SIL Regular" w:eastAsia="Charis SIL Regular"/>
+          <w:b w:val="0"/>
+          <w:i w:val="0"/>
+          <w:color w:val="0000FF"/>
+          <w:sz w:val="24"/>
+          <w:u w:val="single"/>
+        </w:rPr>
+        <w:hyperlink r:id="rId19" w:history="1">
+          <w:r>
+            <w:rPr>
+              <w:rStyle w:val="Hyperlink"/>
+            </w:rPr>
+            <w:t>est</w:t>
+          </w:r>
+        </w:hyperlink>
+      </w:r>
+      <w:r>
+        <w:rPr>
+          <w:rFonts w:ascii="Charis SIL Regular" w:hAnsi="Charis SIL Regular" w:eastAsia="Charis SIL Regular"/>
+          <w:b w:val="0"/>
+          <w:i w:val="0"/>
+          <w:color w:val="0000FF"/>
+          <w:sz w:val="24"/>
+          <w:u w:val="single"/>
+        </w:rPr>
+        <w:hyperlink r:id="rId19" w:history="1">
+          <w:r>
+            <w:rPr>
+              <w:rStyle w:val="Hyperlink"/>
+            </w:rPr>
+            <w:t>ants</w:t>
+          </w:r>
+        </w:hyperlink>
+      </w:r>
+      <w:r>
+        <w:rPr>
+          <w:rFonts w:ascii="Charis SIL Regular" w:hAnsi="Charis SIL Regular" w:eastAsia="Charis SIL Regular"/>
+          <w:b w:val="0"/>
+          <w:i w:val="0"/>
+          <w:color w:val="0000FF"/>
+          <w:sz w:val="24"/>
+          <w:u w:val="single"/>
+        </w:rPr>
+        <w:t xml:space="preserve"> </w:t>
+      </w:r>
+      <w:r>
+        <w:rPr>
+          <w:rFonts w:ascii="Charis SIL Regular" w:hAnsi="Charis SIL Regular" w:eastAsia="Charis SIL Regular"/>
+          <w:b w:val="0"/>
+          <w:i w:val="0"/>
+          <w:color w:val="0000FF"/>
+          <w:sz w:val="24"/>
+          <w:u w:val="single"/>
+        </w:rPr>
+        <w:hyperlink r:id="rId19" w:history="1">
+          <w:r>
+            <w:rPr>
+              <w:rStyle w:val="Hyperlink"/>
+            </w:rPr>
+            <w:t>Erfgoed</w:t>
+          </w:r>
+        </w:hyperlink>
+      </w:r>
+      <w:r>
+        <w:rPr>
+          <w:u w:val="single" w:color="0000ff"/>
+          <w:rFonts w:ascii="Charis SIL Regular" w:hAnsi="Charis SIL Regular" w:eastAsia="Charis SIL Regular"/>
+          <w:b w:val="0"/>
+          <w:i w:val="0"/>
+          <w:color w:val="000000"/>
+          <w:sz w:val="24"/>
+        </w:rPr>
+        <w:hyperlink r:id="rId19" w:history="1">
+          <w:r>
+            <w:rPr>
+              <w:rStyle w:val="Hyperlink"/>
+            </w:rPr>
+            <w:t xml:space="preserve"> bij de Vri</w:t>
+          </w:r>
+        </w:hyperlink>
+      </w:r>
+      <w:r>
+        <w:rPr>
+          <w:u w:val="single" w:color="0000ff"/>
+          <w:rFonts w:ascii="Charis SIL Regular" w:hAnsi="Charis SIL Regular" w:eastAsia="Charis SIL Regular"/>
+          <w:b w:val="0"/>
+          <w:i w:val="0"/>
+          <w:color w:val="000000"/>
+          <w:sz w:val="24"/>
+        </w:rPr>
+        <w:hyperlink r:id="rId19" w:history="1">
+          <w:r>
+            <w:rPr>
+              <w:rStyle w:val="Hyperlink"/>
+            </w:rPr>
+            <w:t>j</w:t>
+          </w:r>
+        </w:hyperlink>
+      </w:r>
+      <w:r>
+        <w:rPr>
+          <w:u w:val="single" w:color="0000ff"/>
+          <w:rFonts w:ascii="Charis SIL Regular" w:hAnsi="Charis SIL Regular" w:eastAsia="Charis SIL Regular"/>
+          <w:b w:val="0"/>
+          <w:i w:val="0"/>
+          <w:color w:val="000000"/>
+          <w:sz w:val="24"/>
+        </w:rPr>
+        <w:hyperlink r:id="rId19" w:history="1">
+          <w:r>
+            <w:rPr>
+              <w:rStyle w:val="Hyperlink"/>
+            </w:rPr>
+            <w:t>e U</w:t>
+          </w:r>
+        </w:hyperlink>
+      </w:r>
+      <w:r>
+        <w:rPr>
+          <w:u w:val="single" w:color="0000ff"/>
+          <w:rFonts w:ascii="Charis SIL Regular" w:hAnsi="Charis SIL Regular" w:eastAsia="Charis SIL Regular"/>
+          <w:b w:val="0"/>
+          <w:i w:val="0"/>
+          <w:color w:val="000000"/>
+          <w:sz w:val="24"/>
+        </w:rPr>
         <w:hyperlink r:id="rId19" w:history="1">
           <w:r>
             <w:rPr>
@@ -2566,265 +2806,6 @@
       </w:r>
       <w:r>
         <w:rPr>
-          <w:rFonts w:ascii="Charis SIL Regular" w:hAnsi="Charis SIL Regular" w:eastAsia="Charis SIL Regular"/>
-          <w:b w:val="0"/>
-          <w:i w:val="0"/>
-          <w:color w:val="0000FF"/>
-          <w:sz w:val="24"/>
-        </w:rPr>
-        <w:t xml:space="preserve"> in Ned</w:t>
-      </w:r>
-      <w:r>
-        <w:rPr>
-          <w:rFonts w:ascii="Charis SIL Regular" w:hAnsi="Charis SIL Regular" w:eastAsia="Charis SIL Regular"/>
-          <w:b w:val="0"/>
-          <w:i w:val="0"/>
-          <w:color w:val="0000FF"/>
-          <w:sz w:val="24"/>
-          <w:u w:val="single"/>
-        </w:rPr>
-        <w:hyperlink r:id="rId18" w:history="1">
-          <w:r>
-            <w:rPr>
-              <w:rStyle w:val="Hyperlink"/>
-            </w:rPr>
-            <w:t>erland</w:t>
-          </w:r>
-        </w:hyperlink>
-      </w:r>
-      <w:r>
-        <w:rPr>
-          <w:u w:val="single" w:color="0000ff"/>
-          <w:rFonts w:ascii="Charis SIL Regular" w:hAnsi="Charis SIL Regular" w:eastAsia="Charis SIL Regular"/>
-          <w:b w:val="0"/>
-          <w:i w:val="0"/>
-          <w:color w:val="000000"/>
-          <w:sz w:val="24"/>
-        </w:rPr>
-        <w:hyperlink r:id="rId18" w:history="1">
-          <w:r>
-            <w:rPr>
-              <w:rStyle w:val="Hyperlink"/>
-            </w:rPr>
-            <w:t xml:space="preserve">, </w:t>
-          </w:r>
-        </w:hyperlink>
-      </w:r>
-      <w:r>
-        <w:rPr>
-          <w:rFonts w:ascii="Charis SIL Regular" w:hAnsi="Charis SIL Regular" w:eastAsia="Charis SIL Regular"/>
-          <w:b w:val="0"/>
-          <w:i w:val="0"/>
-          <w:color w:val="0000FF"/>
-          <w:sz w:val="24"/>
-          <w:u w:val="single"/>
-        </w:rPr>
-        <w:hyperlink r:id="rId20" w:history="1">
-          <w:r>
-            <w:rPr>
-              <w:rStyle w:val="Hyperlink"/>
-            </w:rPr>
-            <w:t>H</w:t>
-          </w:r>
-        </w:hyperlink>
-      </w:r>
-      <w:r>
-        <w:rPr>
-          <w:rFonts w:ascii="Charis SIL Regular" w:hAnsi="Charis SIL Regular" w:eastAsia="Charis SIL Regular"/>
-          <w:b w:val="0"/>
-          <w:i w:val="0"/>
-          <w:color w:val="0000FF"/>
-          <w:sz w:val="24"/>
-          <w:u w:val="single"/>
-        </w:rPr>
-        <w:hyperlink r:id="rId19" w:history="1">
-          <w:r>
-            <w:rPr>
-              <w:rStyle w:val="Hyperlink"/>
-            </w:rPr>
-            <w:t>DC</w:t>
-          </w:r>
-        </w:hyperlink>
-      </w:r>
-      <w:r>
-        <w:rPr>
-          <w:rFonts w:ascii="Charis SIL Regular" w:hAnsi="Charis SIL Regular" w:eastAsia="Charis SIL Regular"/>
-          <w:b w:val="0"/>
-          <w:i w:val="0"/>
-          <w:color w:val="0000FF"/>
-          <w:sz w:val="24"/>
-          <w:u w:val="single"/>
-        </w:rPr>
-        <w:t xml:space="preserve"> </w:t>
-      </w:r>
-      <w:r>
-        <w:rPr>
-          <w:rFonts w:ascii="Charis SIL Regular" w:hAnsi="Charis SIL Regular" w:eastAsia="Charis SIL Regular"/>
-          <w:b w:val="0"/>
-          <w:i w:val="0"/>
-          <w:color w:val="0000FF"/>
-          <w:sz w:val="24"/>
-          <w:u w:val="single"/>
-        </w:rPr>
-        <w:hyperlink r:id="rId19" w:history="1">
-          <w:r>
-            <w:rPr>
-              <w:rStyle w:val="Hyperlink"/>
-            </w:rPr>
-            <w:t>Pro</w:t>
-          </w:r>
-        </w:hyperlink>
-      </w:r>
-      <w:r>
-        <w:rPr>
-          <w:rFonts w:ascii="Charis SIL Regular" w:hAnsi="Charis SIL Regular" w:eastAsia="Charis SIL Regular"/>
-          <w:b w:val="0"/>
-          <w:i w:val="0"/>
-          <w:color w:val="0000FF"/>
-          <w:sz w:val="24"/>
-          <w:u w:val="single"/>
-        </w:rPr>
-        <w:t>t</w:t>
-      </w:r>
-      <w:r>
-        <w:rPr>
-          <w:rFonts w:ascii="Charis SIL Regular" w:hAnsi="Charis SIL Regular" w:eastAsia="Charis SIL Regular"/>
-          <w:b w:val="0"/>
-          <w:i w:val="0"/>
-          <w:color w:val="0000FF"/>
-          <w:sz w:val="24"/>
-          <w:u w:val="single"/>
-        </w:rPr>
-        <w:hyperlink r:id="rId19" w:history="1">
-          <w:r>
-            <w:rPr>
-              <w:rStyle w:val="Hyperlink"/>
-            </w:rPr>
-            <w:t>est</w:t>
-          </w:r>
-        </w:hyperlink>
-      </w:r>
-      <w:r>
-        <w:rPr>
-          <w:rFonts w:ascii="Charis SIL Regular" w:hAnsi="Charis SIL Regular" w:eastAsia="Charis SIL Regular"/>
-          <w:b w:val="0"/>
-          <w:i w:val="0"/>
-          <w:color w:val="0000FF"/>
-          <w:sz w:val="24"/>
-          <w:u w:val="single"/>
-        </w:rPr>
-        <w:hyperlink r:id="rId19" w:history="1">
-          <w:r>
-            <w:rPr>
-              <w:rStyle w:val="Hyperlink"/>
-            </w:rPr>
-            <w:t>ants</w:t>
-          </w:r>
-        </w:hyperlink>
-      </w:r>
-      <w:r>
-        <w:rPr>
-          <w:rFonts w:ascii="Charis SIL Regular" w:hAnsi="Charis SIL Regular" w:eastAsia="Charis SIL Regular"/>
-          <w:b w:val="0"/>
-          <w:i w:val="0"/>
-          <w:color w:val="0000FF"/>
-          <w:sz w:val="24"/>
-          <w:u w:val="single"/>
-        </w:rPr>
-        <w:t xml:space="preserve"> </w:t>
-      </w:r>
-      <w:r>
-        <w:rPr>
-          <w:rFonts w:ascii="Charis SIL Regular" w:hAnsi="Charis SIL Regular" w:eastAsia="Charis SIL Regular"/>
-          <w:b w:val="0"/>
-          <w:i w:val="0"/>
-          <w:color w:val="0000FF"/>
-          <w:sz w:val="24"/>
-          <w:u w:val="single"/>
-        </w:rPr>
-        <w:hyperlink r:id="rId19" w:history="1">
-          <w:r>
-            <w:rPr>
-              <w:rStyle w:val="Hyperlink"/>
-            </w:rPr>
-            <w:t>Erfgoed</w:t>
-          </w:r>
-        </w:hyperlink>
-      </w:r>
-      <w:r>
-        <w:rPr>
-          <w:u w:val="single" w:color="0000ff"/>
-          <w:rFonts w:ascii="Charis SIL Regular" w:hAnsi="Charis SIL Regular" w:eastAsia="Charis SIL Regular"/>
-          <w:b w:val="0"/>
-          <w:i w:val="0"/>
-          <w:color w:val="000000"/>
-          <w:sz w:val="24"/>
-        </w:rPr>
-        <w:hyperlink r:id="rId19" w:history="1">
-          <w:r>
-            <w:rPr>
-              <w:rStyle w:val="Hyperlink"/>
-            </w:rPr>
-            <w:t xml:space="preserve"> bij de Vri</w:t>
-          </w:r>
-        </w:hyperlink>
-      </w:r>
-      <w:r>
-        <w:rPr>
-          <w:u w:val="single" w:color="0000ff"/>
-          <w:rFonts w:ascii="Charis SIL Regular" w:hAnsi="Charis SIL Regular" w:eastAsia="Charis SIL Regular"/>
-          <w:b w:val="0"/>
-          <w:i w:val="0"/>
-          <w:color w:val="000000"/>
-          <w:sz w:val="24"/>
-        </w:rPr>
-        <w:hyperlink r:id="rId19" w:history="1">
-          <w:r>
-            <w:rPr>
-              <w:rStyle w:val="Hyperlink"/>
-            </w:rPr>
-            <w:t>j</w:t>
-          </w:r>
-        </w:hyperlink>
-      </w:r>
-      <w:r>
-        <w:rPr>
-          <w:u w:val="single" w:color="0000ff"/>
-          <w:rFonts w:ascii="Charis SIL Regular" w:hAnsi="Charis SIL Regular" w:eastAsia="Charis SIL Regular"/>
-          <w:b w:val="0"/>
-          <w:i w:val="0"/>
-          <w:color w:val="000000"/>
-          <w:sz w:val="24"/>
-        </w:rPr>
-        <w:hyperlink r:id="rId19" w:history="1">
-          <w:r>
-            <w:rPr>
-              <w:rStyle w:val="Hyperlink"/>
-            </w:rPr>
-            <w:t>e U</w:t>
-          </w:r>
-        </w:hyperlink>
-      </w:r>
-      <w:r>
-        <w:rPr>
-          <w:u w:val="single" w:color="0000ff"/>
-          <w:rFonts w:ascii="Charis SIL Regular" w:hAnsi="Charis SIL Regular" w:eastAsia="Charis SIL Regular"/>
-          <w:b w:val="0"/>
-          <w:i w:val="0"/>
-          <w:color w:val="000000"/>
-          <w:sz w:val="24"/>
-        </w:rPr>
-        <w:hyperlink r:id="rId19" w:history="1">
-          <w:r>
-            <w:rPr>
-              <w:rStyle w:val="Hyperlink"/>
-            </w:rPr>
-            <w:t>n</w:t>
-          </w:r>
-        </w:hyperlink>
-      </w:r>
-      <w:r>
-        <w:rPr>
           <w:u w:val="single" w:color="0000ff"/>
           <w:rFonts w:ascii="Charis SIL Regular" w:hAnsi="Charis SIL Regular" w:eastAsia="Charis SIL Regular"/>
           <w:b w:val="0"/>
@@ -2924,7 +2905,7 @@
           <w:sz w:val="24"/>
           <w:u w:val="single"/>
         </w:rPr>
-        <w:hyperlink r:id="rId19" w:history="1">
+        <w:hyperlink r:id="rId21" w:history="1">
           <w:r>
             <w:rPr>
               <w:rStyle w:val="Hyperlink"/>
@@ -2942,7 +2923,7 @@
           <w:sz w:val="24"/>
           <w:u w:val="single"/>
         </w:rPr>
-        <w:hyperlink r:id="rId19" w:history="1">
+        <w:hyperlink r:id="rId21" w:history="1">
           <w:r>
             <w:rPr>
               <w:rStyle w:val="Hyperlink"/>
@@ -2960,7 +2941,7 @@
           <w:sz w:val="24"/>
           <w:u w:val="single"/>
         </w:rPr>
-        <w:hyperlink r:id="rId19" w:history="1">
+        <w:hyperlink r:id="rId21" w:history="1">
           <w:r>
             <w:rPr>
               <w:rStyle w:val="Hyperlink"/>
@@ -2987,8 +2968,16 @@
           <w:i w:val="0"/>
           <w:color w:val="0000FF"/>
           <w:sz w:val="24"/>
-        </w:rPr>
-        <w:t>C</w:t>
+          <w:u w:val="single"/>
+        </w:rPr>
+        <w:hyperlink r:id="rId21" w:history="1">
+          <w:r>
+            <w:rPr>
+              <w:rStyle w:val="Hyperlink"/>
+            </w:rPr>
+            <w:t>C</w:t>
+          </w:r>
+        </w:hyperlink>
       </w:r>
       <w:r>
         <w:rPr>
@@ -3045,7 +3034,14 @@
           <w:color w:val="000000"/>
           <w:sz w:val="24"/>
         </w:rPr>
-        <w:t xml:space="preserve">het </w:t>
+        <w:hyperlink r:id="rId20" w:history="1">
+          <w:r>
+            <w:rPr>
+              <w:rStyle w:val="Hyperlink"/>
+            </w:rPr>
+            <w:t xml:space="preserve">het </w:t>
+          </w:r>
+        </w:hyperlink>
       </w:r>
       <w:r>
         <w:rPr>
@@ -3056,7 +3052,7 @@
           <w:sz w:val="24"/>
           <w:u w:val="single"/>
         </w:rPr>
-        <w:hyperlink r:id="rId22" w:history="1">
+        <w:hyperlink r:id="rId20" w:history="1">
           <w:r>
             <w:rPr>
               <w:rStyle w:val="Hyperlink"/>
@@ -3074,7 +3070,7 @@
           <w:sz w:val="24"/>
           <w:u w:val="single"/>
         </w:rPr>
-        <w:hyperlink r:id="rId22" w:history="1">
+        <w:hyperlink r:id="rId20" w:history="1">
           <w:r>
             <w:rPr>
               <w:rStyle w:val="Hyperlink"/>
@@ -3092,7 +3088,7 @@
           <w:sz w:val="24"/>
           <w:u w:val="single"/>
         </w:rPr>
-        <w:hyperlink r:id="rId22" w:history="1">
+        <w:hyperlink r:id="rId20" w:history="1">
           <w:r>
             <w:rPr>
               <w:rStyle w:val="Hyperlink"/>
@@ -3110,7 +3106,7 @@
           <w:sz w:val="24"/>
           <w:u w:val="single"/>
         </w:rPr>
-        <w:hyperlink r:id="rId22" w:history="1">
+        <w:hyperlink r:id="rId20" w:history="1">
           <w:r>
             <w:rPr>
               <w:rStyle w:val="Hyperlink"/>
@@ -3139,7 +3135,7 @@
           <w:sz w:val="24"/>
           <w:u w:val="single"/>
         </w:rPr>
-        <w:hyperlink r:id="rId22" w:history="1">
+        <w:hyperlink r:id="rId20" w:history="1">
           <w:r>
             <w:rPr>
               <w:rStyle w:val="Hyperlink"/>
@@ -3207,13 +3203,78 @@
       </w:r>
       <w:r>
         <w:rPr>
+          <w:u w:val="single" w:color="0000ff"/>
           <w:rFonts w:ascii="Charis SIL Regular" w:hAnsi="Charis SIL Regular" w:eastAsia="Charis SIL Regular"/>
           <w:b w:val="0"/>
           <w:i w:val="0"/>
           <w:color w:val="000000"/>
           <w:sz w:val="24"/>
         </w:rPr>
-        <w:t>de landen waar de zending en missie acti</w:t>
+        <w:hyperlink r:id="rId21" w:history="1">
+          <w:r>
+            <w:rPr>
+              <w:rStyle w:val="Hyperlink"/>
+            </w:rPr>
+            <w:t>de landen</w:t>
+          </w:r>
+        </w:hyperlink>
+      </w:r>
+      <w:r>
+        <w:rPr>
+          <w:u w:val="single" w:color="0000ff"/>
+          <w:rFonts w:ascii="Charis SIL Regular" w:hAnsi="Charis SIL Regular" w:eastAsia="Charis SIL Regular"/>
+          <w:b w:val="0"/>
+          <w:i w:val="0"/>
+          <w:color w:val="000000"/>
+          <w:sz w:val="24"/>
+        </w:rPr>
+        <w:t xml:space="preserve"> </w:t>
+      </w:r>
+      <w:r>
+        <w:rPr>
+          <w:u w:val="single" w:color="0000ff"/>
+          <w:rFonts w:ascii="Charis SIL Regular" w:hAnsi="Charis SIL Regular" w:eastAsia="Charis SIL Regular"/>
+          <w:b w:val="0"/>
+          <w:i w:val="0"/>
+          <w:color w:val="000000"/>
+          <w:sz w:val="24"/>
+        </w:rPr>
+        <w:hyperlink r:id="rId21" w:history="1">
+          <w:r>
+            <w:rPr>
+              <w:rStyle w:val="Hyperlink"/>
+            </w:rPr>
+            <w:t>waar de zendi</w:t>
+          </w:r>
+        </w:hyperlink>
+      </w:r>
+      <w:r>
+        <w:rPr>
+          <w:u w:val="single" w:color="0000ff"/>
+          <w:rFonts w:ascii="Charis SIL Regular" w:hAnsi="Charis SIL Regular" w:eastAsia="Charis SIL Regular"/>
+          <w:b w:val="0"/>
+          <w:i w:val="0"/>
+          <w:color w:val="000000"/>
+          <w:sz w:val="24"/>
+        </w:rPr>
+        <w:hyperlink r:id="rId21" w:history="1">
+          <w:r>
+            <w:rPr>
+              <w:rStyle w:val="Hyperlink"/>
+            </w:rPr>
+            <w:t>ng en mi</w:t>
+          </w:r>
+        </w:hyperlink>
+      </w:r>
+      <w:r>
+        <w:rPr>
+          <w:rFonts w:ascii="Charis SIL Regular" w:hAnsi="Charis SIL Regular" w:eastAsia="Charis SIL Regular"/>
+          <w:b w:val="0"/>
+          <w:i w:val="0"/>
+          <w:color w:val="000000"/>
+          <w:sz w:val="24"/>
+        </w:rPr>
+        <w:t>ssie acti</w:t>
       </w:r>
       <w:r>
         <w:rPr>
@@ -4228,15 +4289,9 @@
           <w:i w:val="0"/>
           <w:color w:val="0000FF"/>
           <w:sz w:val="24"/>
-        </w:rPr>
-        <w:hyperlink r:id="rId24" w:history="1">
-          <w:r>
-            <w:rPr>
-              <w:rStyle w:val="Hyperlink"/>
-            </w:rPr>
-            <w:t>7</w:t>
-          </w:r>
-        </w:hyperlink>
+          <w:u w:val="single"/>
+        </w:rPr>
+        <w:t>7</w:t>
       </w:r>
       <w:r>
         <w:rPr>

--- a/EXPORTS/DOCX/published/niveau2/Dutch/ChristianMission.docx
+++ b/EXPORTS/DOCX/published/niveau2/Dutch/ChristianMission.docx
@@ -814,7 +814,7 @@
           <w:sz w:val="24"/>
           <w:u w:val="single"/>
         </w:rPr>
-        <w:hyperlink r:id="rId10" w:history="1">
+        <w:hyperlink r:id="rId11" w:history="1">
           <w:r>
             <w:rPr>
               <w:rStyle w:val="Hyperlink"/>
@@ -872,7 +872,7 @@
           <w:sz w:val="24"/>
           <w:u w:val="single"/>
         </w:rPr>
-        <w:hyperlink r:id="rId11" w:history="1">
+        <w:hyperlink r:id="rId10" w:history="1">
           <w:r>
             <w:rPr>
               <w:rStyle w:val="Hyperlink"/>
@@ -1020,16 +1020,8 @@
           <w:i w:val="0"/>
           <w:color w:val="0000FF"/>
           <w:sz w:val="24"/>
-          <w:u w:val="single"/>
-        </w:rPr>
-        <w:hyperlink r:id="rId12" w:history="1">
-          <w:r>
-            <w:rPr>
-              <w:rStyle w:val="Hyperlink"/>
-            </w:rPr>
-            <w:t>Wereldmuseu</w:t>
-          </w:r>
-        </w:hyperlink>
+        </w:rPr>
+        <w:t>Wereldmuseu</w:t>
       </w:r>
       <w:r>
         <w:rPr>
@@ -1040,7 +1032,7 @@
           <w:sz w:val="24"/>
           <w:u w:val="single"/>
         </w:rPr>
-        <w:hyperlink r:id="rId12" w:history="1">
+        <w:hyperlink r:id="rId11" w:history="1">
           <w:r>
             <w:rPr>
               <w:rStyle w:val="Hyperlink"/>
@@ -1069,7 +1061,7 @@
           <w:sz w:val="24"/>
           <w:u w:val="single"/>
         </w:rPr>
-        <w:hyperlink r:id="rId12" w:history="1">
+        <w:hyperlink r:id="rId11" w:history="1">
           <w:r>
             <w:rPr>
               <w:rStyle w:val="Hyperlink"/>
@@ -1127,14 +1119,7 @@
           <w:sz w:val="24"/>
           <w:u w:val="single"/>
         </w:rPr>
-        <w:hyperlink r:id="rId12" w:history="1">
-          <w:r>
-            <w:rPr>
-              <w:rStyle w:val="Hyperlink"/>
-            </w:rPr>
-            <w:t>D</w:t>
-          </w:r>
-        </w:hyperlink>
+        <w:t>D</w:t>
       </w:r>
       <w:r>
         <w:rPr>
@@ -1145,7 +1130,7 @@
           <w:sz w:val="24"/>
           <w:u w:val="single"/>
         </w:rPr>
-        <w:hyperlink r:id="rId12" w:history="1">
+        <w:hyperlink r:id="rId11" w:history="1">
           <w:r>
             <w:rPr>
               <w:rStyle w:val="Hyperlink"/>
@@ -1156,75 +1141,13 @@
       </w:r>
       <w:r>
         <w:rPr>
-          <w:u w:val="single" w:color="0000ff"/>
           <w:rFonts w:ascii="Charis SIL Regular" w:hAnsi="Charis SIL Regular" w:eastAsia="Charis SIL Regular"/>
           <w:b w:val="0"/>
           <w:i w:val="0"/>
           <w:color w:val="000000"/>
           <w:sz w:val="24"/>
         </w:rPr>
-        <w:hyperlink r:id="rId11" w:history="1">
-          <w:r>
-            <w:rPr>
-              <w:rStyle w:val="Hyperlink"/>
-            </w:rPr>
-            <w:t xml:space="preserve"> (</w:t>
-          </w:r>
-        </w:hyperlink>
-      </w:r>
-      <w:r>
-        <w:rPr>
-          <w:u w:val="single" w:color="0000ff"/>
-          <w:rFonts w:ascii="Charis SIL Regular" w:hAnsi="Charis SIL Regular" w:eastAsia="Charis SIL Regular"/>
-          <w:b w:val="0"/>
-          <w:i w:val="0"/>
-          <w:color w:val="000000"/>
-          <w:sz w:val="24"/>
-        </w:rPr>
-        <w:hyperlink r:id="rId11" w:history="1">
-          <w:r>
-            <w:rPr>
-              <w:rStyle w:val="Hyperlink"/>
-            </w:rPr>
-            <w:t>v</w:t>
-          </w:r>
-        </w:hyperlink>
-      </w:r>
-      <w:r>
-        <w:rPr>
-          <w:u w:val="single" w:color="0000ff"/>
-          <w:rFonts w:ascii="Charis SIL Regular" w:hAnsi="Charis SIL Regular" w:eastAsia="Charis SIL Regular"/>
-          <w:b w:val="0"/>
-          <w:i w:val="0"/>
-          <w:color w:val="000000"/>
-          <w:sz w:val="24"/>
-        </w:rPr>
-        <w:hyperlink r:id="rId11" w:history="1">
-          <w:r>
-            <w:rPr>
-              <w:rStyle w:val="Hyperlink"/>
-            </w:rPr>
-            <w:t>oo</w:t>
-          </w:r>
-        </w:hyperlink>
-      </w:r>
-      <w:r>
-        <w:rPr>
-          <w:u w:val="single" w:color="0000ff"/>
-          <w:rFonts w:ascii="Charis SIL Regular" w:hAnsi="Charis SIL Regular" w:eastAsia="Charis SIL Regular"/>
-          <w:b w:val="0"/>
-          <w:i w:val="0"/>
-          <w:color w:val="000000"/>
-          <w:sz w:val="24"/>
-        </w:rPr>
-        <w:hyperlink r:id="rId11" w:history="1">
-          <w:r>
-            <w:rPr>
-              <w:rStyle w:val="Hyperlink"/>
-            </w:rPr>
-            <w:t>rheen h</w:t>
-          </w:r>
-        </w:hyperlink>
+        <w:t xml:space="preserve"> (voorheen h</w:t>
       </w:r>
       <w:r>
         <w:rPr>
@@ -1526,31 +1449,13 @@
       </w:r>
       <w:r>
         <w:rPr>
-          <w:u w:val="single" w:color="0000ff"/>
           <w:rFonts w:ascii="Charis SIL Regular" w:hAnsi="Charis SIL Regular" w:eastAsia="Charis SIL Regular"/>
           <w:b w:val="0"/>
           <w:i w:val="0"/>
           <w:color w:val="000000"/>
           <w:sz w:val="24"/>
         </w:rPr>
-        <w:hyperlink r:id="rId13" w:history="1">
-          <w:r>
-            <w:rPr>
-              <w:rStyle w:val="Hyperlink"/>
-            </w:rPr>
-            <w:t xml:space="preserve">vinden in de </w:t>
-          </w:r>
-        </w:hyperlink>
-      </w:r>
-      <w:r>
-        <w:rPr>
-          <w:rFonts w:ascii="Charis SIL Regular" w:hAnsi="Charis SIL Regular" w:eastAsia="Charis SIL Regular"/>
-          <w:b w:val="0"/>
-          <w:i w:val="0"/>
-          <w:color w:val="000000"/>
-          <w:sz w:val="24"/>
-        </w:rPr>
-        <w:t xml:space="preserve">collectie van het </w:t>
+        <w:t xml:space="preserve">vinden in de collectie van het </w:t>
       </w:r>
       <w:r>
         <w:rPr>
@@ -1858,43 +1763,7 @@
           <w:color w:val="000000"/>
           <w:sz w:val="24"/>
         </w:rPr>
-        <w:t xml:space="preserve"> zijn namenlijsten van zendingswerkers te vinden (</w:t>
-      </w:r>
-      <w:r>
-        <w:rPr>
-          <w:u w:val="single" w:color="0000ff"/>
-          <w:rFonts w:ascii="Charis SIL Regular" w:hAnsi="Charis SIL Regular" w:eastAsia="Charis SIL Regular"/>
-          <w:b w:val="0"/>
-          <w:i w:val="0"/>
-          <w:color w:val="000000"/>
-          <w:sz w:val="24"/>
-        </w:rPr>
-        <w:hyperlink r:id="rId15" w:history="1">
-          <w:r>
-            <w:rPr>
-              <w:rStyle w:val="Hyperlink"/>
-            </w:rPr>
-            <w:t>onder he</w:t>
-          </w:r>
-        </w:hyperlink>
-      </w:r>
-      <w:r>
-        <w:rPr>
-          <w:u w:val="single" w:color="0000ff"/>
-          <w:rFonts w:ascii="Charis SIL Regular" w:hAnsi="Charis SIL Regular" w:eastAsia="Charis SIL Regular"/>
-          <w:b w:val="0"/>
-          <w:i w:val="0"/>
-          <w:color w:val="000000"/>
-          <w:sz w:val="24"/>
-        </w:rPr>
-        <w:hyperlink r:id="rId15" w:history="1">
-          <w:r>
-            <w:rPr>
-              <w:rStyle w:val="Hyperlink"/>
-            </w:rPr>
-            <w:t xml:space="preserve">t </w:t>
-          </w:r>
-        </w:hyperlink>
+        <w:t xml:space="preserve"> zijn namenlijsten van zendingswerkers te vinden (onder het </w:t>
       </w:r>
       <w:r>
         <w:rPr>
@@ -2539,7 +2408,7 @@
           <w:sz w:val="24"/>
           <w:u w:val="single"/>
         </w:rPr>
-        <w:hyperlink r:id="rId19" w:history="1">
+        <w:hyperlink r:id="rId18" w:history="1">
           <w:r>
             <w:rPr>
               <w:rStyle w:val="Hyperlink"/>
@@ -2557,7 +2426,7 @@
           <w:sz w:val="24"/>
           <w:u w:val="single"/>
         </w:rPr>
-        <w:hyperlink r:id="rId19" w:history="1">
+        <w:hyperlink r:id="rId18" w:history="1">
           <w:r>
             <w:rPr>
               <w:rStyle w:val="Hyperlink"/>
@@ -2568,21 +2437,13 @@
       </w:r>
       <w:r>
         <w:rPr>
-          <w:u w:val="single" w:color="0000ff"/>
           <w:rFonts w:ascii="Charis SIL Regular" w:hAnsi="Charis SIL Regular" w:eastAsia="Charis SIL Regular"/>
           <w:b w:val="0"/>
           <w:i w:val="0"/>
           <w:color w:val="000000"/>
           <w:sz w:val="24"/>
         </w:rPr>
-        <w:hyperlink r:id="rId18" w:history="1">
-          <w:r>
-            <w:rPr>
-              <w:rStyle w:val="Hyperlink"/>
-            </w:rPr>
-            <w:t xml:space="preserve">, </w:t>
-          </w:r>
-        </w:hyperlink>
+        <w:t xml:space="preserve">, </w:t>
       </w:r>
       <w:r>
         <w:rPr>
@@ -2676,7 +2537,7 @@
           <w:sz w:val="24"/>
           <w:u w:val="single"/>
         </w:rPr>
-        <w:hyperlink r:id="rId19" w:history="1">
+        <w:hyperlink r:id="rId20" w:history="1">
           <w:r>
             <w:rPr>
               <w:rStyle w:val="Hyperlink"/>
@@ -2988,7 +2849,7 @@
           <w:sz w:val="24"/>
           <w:u w:val="single"/>
         </w:rPr>
-        <w:hyperlink r:id="rId19" w:history="1">
+        <w:hyperlink r:id="rId21" w:history="1">
           <w:r>
             <w:rPr>
               <w:rStyle w:val="Hyperlink"/>
@@ -2999,35 +2860,16 @@
       </w:r>
       <w:r>
         <w:rPr>
-          <w:u w:val="single" w:color="0000ff"/>
           <w:rFonts w:ascii="Charis SIL Regular" w:hAnsi="Charis SIL Regular" w:eastAsia="Charis SIL Regular"/>
           <w:b w:val="0"/>
           <w:i w:val="0"/>
           <w:color w:val="000000"/>
           <w:sz w:val="24"/>
         </w:rPr>
-        <w:hyperlink r:id="rId19" w:history="1">
-          <w:r>
-            <w:rPr>
-              <w:rStyle w:val="Hyperlink"/>
-            </w:rPr>
-            <w:t>, e</w:t>
-          </w:r>
-        </w:hyperlink>
-      </w:r>
-      <w:r>
-        <w:rPr>
-          <w:rFonts w:ascii="Charis SIL Regular" w:hAnsi="Charis SIL Regular" w:eastAsia="Charis SIL Regular"/>
-          <w:b w:val="0"/>
-          <w:i w:val="0"/>
-          <w:color w:val="000000"/>
-          <w:sz w:val="24"/>
-        </w:rPr>
-        <w:t xml:space="preserve">n </w:t>
-      </w:r>
-      <w:r>
-        <w:rPr>
-          <w:u w:val="single" w:color="0000ff"/>
+        <w:t xml:space="preserve">, en </w:t>
+      </w:r>
+      <w:r>
+        <w:rPr>
           <w:rFonts w:ascii="Charis SIL Regular" w:hAnsi="Charis SIL Regular" w:eastAsia="Charis SIL Regular"/>
           <w:b w:val="0"/>
           <w:i w:val="0"/>

--- a/EXPORTS/DOCX/published/niveau2/Dutch/ChristianMission.docx
+++ b/EXPORTS/DOCX/published/niveau2/Dutch/ChristianMission.docx
@@ -814,7 +814,7 @@
           <w:sz w:val="24"/>
           <w:u w:val="single"/>
         </w:rPr>
-        <w:hyperlink r:id="rId11" w:history="1">
+        <w:hyperlink r:id="rId10" w:history="1">
           <w:r>
             <w:rPr>
               <w:rStyle w:val="Hyperlink"/>
@@ -843,7 +843,7 @@
           <w:sz w:val="24"/>
           <w:u w:val="single"/>
         </w:rPr>
-        <w:hyperlink r:id="rId11" w:history="1">
+        <w:hyperlink r:id="rId10" w:history="1">
           <w:r>
             <w:rPr>
               <w:rStyle w:val="Hyperlink"/>
@@ -890,6 +890,71 @@
           <w:sz w:val="24"/>
           <w:u w:val="single"/>
         </w:rPr>
+        <w:hyperlink r:id="rId10" w:history="1">
+          <w:r>
+            <w:rPr>
+              <w:rStyle w:val="Hyperlink"/>
+            </w:rPr>
+            <w:t>e</w:t>
+          </w:r>
+        </w:hyperlink>
+      </w:r>
+      <w:r>
+        <w:rPr>
+          <w:rFonts w:ascii="Charis SIL Regular" w:hAnsi="Charis SIL Regular" w:eastAsia="Charis SIL Regular"/>
+          <w:b w:val="0"/>
+          <w:i w:val="0"/>
+          <w:color w:val="0000FF"/>
+          <w:sz w:val="24"/>
+          <w:u w:val="single"/>
+        </w:rPr>
+        <w:t xml:space="preserve"> </w:t>
+      </w:r>
+      <w:r>
+        <w:rPr>
+          <w:rFonts w:ascii="Charis SIL Regular" w:hAnsi="Charis SIL Regular" w:eastAsia="Charis SIL Regular"/>
+          <w:b w:val="0"/>
+          <w:i w:val="0"/>
+          <w:color w:val="0000FF"/>
+          <w:sz w:val="24"/>
+          <w:u w:val="single"/>
+        </w:rPr>
+        <w:hyperlink r:id="rId11" w:history="1">
+          <w:r>
+            <w:rPr>
+              <w:rStyle w:val="Hyperlink"/>
+            </w:rPr>
+            <w:t>H</w:t>
+          </w:r>
+        </w:hyperlink>
+      </w:r>
+      <w:r>
+        <w:rPr>
+          <w:rFonts w:ascii="Charis SIL Regular" w:hAnsi="Charis SIL Regular" w:eastAsia="Charis SIL Regular"/>
+          <w:b w:val="0"/>
+          <w:i w:val="0"/>
+          <w:color w:val="0000FF"/>
+          <w:sz w:val="24"/>
+          <w:u w:val="single"/>
+        </w:rPr>
+        <w:hyperlink r:id="rId11" w:history="1">
+          <w:r>
+            <w:rPr>
+              <w:rStyle w:val="Hyperlink"/>
+            </w:rPr>
+            <w:t>eilig</w:t>
+          </w:r>
+        </w:hyperlink>
+      </w:r>
+      <w:r>
+        <w:rPr>
+          <w:rFonts w:ascii="Charis SIL Regular" w:hAnsi="Charis SIL Regular" w:eastAsia="Charis SIL Regular"/>
+          <w:b w:val="0"/>
+          <w:i w:val="0"/>
+          <w:color w:val="0000FF"/>
+          <w:sz w:val="24"/>
+          <w:u w:val="single"/>
+        </w:rPr>
         <w:hyperlink r:id="rId11" w:history="1">
           <w:r>
             <w:rPr>
@@ -924,7 +989,7 @@
             <w:rPr>
               <w:rStyle w:val="Hyperlink"/>
             </w:rPr>
-            <w:t>H</w:t>
+            <w:t>Geest</w:t>
           </w:r>
         </w:hyperlink>
       </w:r>
@@ -933,16 +998,35 @@
           <w:rFonts w:ascii="Charis SIL Regular" w:hAnsi="Charis SIL Regular" w:eastAsia="Charis SIL Regular"/>
           <w:b w:val="0"/>
           <w:i w:val="0"/>
+          <w:color w:val="000000"/>
+          <w:sz w:val="24"/>
+        </w:rPr>
+        <w:t xml:space="preserve"> was tot </w:t>
+      </w:r>
+      <w:r>
+        <w:rPr>
+          <w:rFonts w:ascii="Charis SIL Regular" w:hAnsi="Charis SIL Regular" w:eastAsia="Charis SIL Regular"/>
+          <w:b w:val="0"/>
+          <w:i w:val="0"/>
+          <w:color w:val="000000"/>
+          <w:sz w:val="24"/>
+        </w:rPr>
+        <w:t xml:space="preserve">en met november 2024 te zien in het </w:t>
+      </w:r>
+      <w:r>
+        <w:rPr>
+          <w:rFonts w:ascii="Charis SIL Regular" w:hAnsi="Charis SIL Regular" w:eastAsia="Charis SIL Regular"/>
+          <w:b w:val="0"/>
+          <w:i w:val="0"/>
           <w:color w:val="0000FF"/>
           <w:sz w:val="24"/>
-          <w:u w:val="single"/>
-        </w:rPr>
-        <w:hyperlink r:id="rId11" w:history="1">
+        </w:rPr>
+        <w:hyperlink r:id="rId12" w:history="1">
           <w:r>
             <w:rPr>
               <w:rStyle w:val="Hyperlink"/>
             </w:rPr>
-            <w:t>eilig</w:t>
+            <w:t>Wereldmuseu</w:t>
           </w:r>
         </w:hyperlink>
       </w:r>
@@ -955,84 +1039,7 @@
           <w:sz w:val="24"/>
           <w:u w:val="single"/>
         </w:rPr>
-        <w:hyperlink r:id="rId11" w:history="1">
-          <w:r>
-            <w:rPr>
-              <w:rStyle w:val="Hyperlink"/>
-            </w:rPr>
-            <w:t>e</w:t>
-          </w:r>
-        </w:hyperlink>
-      </w:r>
-      <w:r>
-        <w:rPr>
-          <w:rFonts w:ascii="Charis SIL Regular" w:hAnsi="Charis SIL Regular" w:eastAsia="Charis SIL Regular"/>
-          <w:b w:val="0"/>
-          <w:i w:val="0"/>
-          <w:color w:val="0000FF"/>
-          <w:sz w:val="24"/>
-          <w:u w:val="single"/>
-        </w:rPr>
-        <w:t xml:space="preserve"> </w:t>
-      </w:r>
-      <w:r>
-        <w:rPr>
-          <w:rFonts w:ascii="Charis SIL Regular" w:hAnsi="Charis SIL Regular" w:eastAsia="Charis SIL Regular"/>
-          <w:b w:val="0"/>
-          <w:i w:val="0"/>
-          <w:color w:val="0000FF"/>
-          <w:sz w:val="24"/>
-          <w:u w:val="single"/>
-        </w:rPr>
-        <w:hyperlink r:id="rId11" w:history="1">
-          <w:r>
-            <w:rPr>
-              <w:rStyle w:val="Hyperlink"/>
-            </w:rPr>
-            <w:t>Geest</w:t>
-          </w:r>
-        </w:hyperlink>
-      </w:r>
-      <w:r>
-        <w:rPr>
-          <w:rFonts w:ascii="Charis SIL Regular" w:hAnsi="Charis SIL Regular" w:eastAsia="Charis SIL Regular"/>
-          <w:b w:val="0"/>
-          <w:i w:val="0"/>
-          <w:color w:val="000000"/>
-          <w:sz w:val="24"/>
-        </w:rPr>
-        <w:t xml:space="preserve"> was tot </w:t>
-      </w:r>
-      <w:r>
-        <w:rPr>
-          <w:rFonts w:ascii="Charis SIL Regular" w:hAnsi="Charis SIL Regular" w:eastAsia="Charis SIL Regular"/>
-          <w:b w:val="0"/>
-          <w:i w:val="0"/>
-          <w:color w:val="000000"/>
-          <w:sz w:val="24"/>
-        </w:rPr>
-        <w:t xml:space="preserve">en met november 2024 te zien in het </w:t>
-      </w:r>
-      <w:r>
-        <w:rPr>
-          <w:rFonts w:ascii="Charis SIL Regular" w:hAnsi="Charis SIL Regular" w:eastAsia="Charis SIL Regular"/>
-          <w:b w:val="0"/>
-          <w:i w:val="0"/>
-          <w:color w:val="0000FF"/>
-          <w:sz w:val="24"/>
-        </w:rPr>
-        <w:t>Wereldmuseu</w:t>
-      </w:r>
-      <w:r>
-        <w:rPr>
-          <w:rFonts w:ascii="Charis SIL Regular" w:hAnsi="Charis SIL Regular" w:eastAsia="Charis SIL Regular"/>
-          <w:b w:val="0"/>
-          <w:i w:val="0"/>
-          <w:color w:val="0000FF"/>
-          <w:sz w:val="24"/>
-          <w:u w:val="single"/>
-        </w:rPr>
-        <w:hyperlink r:id="rId11" w:history="1">
+        <w:hyperlink r:id="rId12" w:history="1">
           <w:r>
             <w:rPr>
               <w:rStyle w:val="Hyperlink"/>
@@ -1061,7 +1068,7 @@
           <w:sz w:val="24"/>
           <w:u w:val="single"/>
         </w:rPr>
-        <w:hyperlink r:id="rId11" w:history="1">
+        <w:hyperlink r:id="rId12" w:history="1">
           <w:r>
             <w:rPr>
               <w:rStyle w:val="Hyperlink"/>
@@ -1117,20 +1124,26 @@
           <w:i w:val="0"/>
           <w:color w:val="0000FF"/>
           <w:sz w:val="24"/>
+        </w:rPr>
+        <w:hyperlink r:id="rId12" w:history="1">
+          <w:r>
+            <w:rPr>
+              <w:rStyle w:val="Hyperlink"/>
+            </w:rPr>
+            <w:t>D</w:t>
+          </w:r>
+        </w:hyperlink>
+      </w:r>
+      <w:r>
+        <w:rPr>
+          <w:rFonts w:ascii="Charis SIL Regular" w:hAnsi="Charis SIL Regular" w:eastAsia="Charis SIL Regular"/>
+          <w:b w:val="0"/>
+          <w:i w:val="0"/>
+          <w:color w:val="0000FF"/>
+          <w:sz w:val="24"/>
           <w:u w:val="single"/>
         </w:rPr>
-        <w:t>D</w:t>
-      </w:r>
-      <w:r>
-        <w:rPr>
-          <w:rFonts w:ascii="Charis SIL Regular" w:hAnsi="Charis SIL Regular" w:eastAsia="Charis SIL Regular"/>
-          <w:b w:val="0"/>
-          <w:i w:val="0"/>
-          <w:color w:val="0000FF"/>
-          <w:sz w:val="24"/>
-          <w:u w:val="single"/>
-        </w:rPr>
-        <w:hyperlink r:id="rId11" w:history="1">
+        <w:hyperlink r:id="rId12" w:history="1">
           <w:r>
             <w:rPr>
               <w:rStyle w:val="Hyperlink"/>
@@ -1141,13 +1154,75 @@
       </w:r>
       <w:r>
         <w:rPr>
+          <w:u w:val="single" w:color="0000ff"/>
           <w:rFonts w:ascii="Charis SIL Regular" w:hAnsi="Charis SIL Regular" w:eastAsia="Charis SIL Regular"/>
           <w:b w:val="0"/>
           <w:i w:val="0"/>
           <w:color w:val="000000"/>
           <w:sz w:val="24"/>
         </w:rPr>
-        <w:t xml:space="preserve"> (voorheen h</w:t>
+        <w:hyperlink r:id="rId11" w:history="1">
+          <w:r>
+            <w:rPr>
+              <w:rStyle w:val="Hyperlink"/>
+            </w:rPr>
+            <w:t xml:space="preserve"> (</w:t>
+          </w:r>
+        </w:hyperlink>
+      </w:r>
+      <w:r>
+        <w:rPr>
+          <w:u w:val="single" w:color="0000ff"/>
+          <w:rFonts w:ascii="Charis SIL Regular" w:hAnsi="Charis SIL Regular" w:eastAsia="Charis SIL Regular"/>
+          <w:b w:val="0"/>
+          <w:i w:val="0"/>
+          <w:color w:val="000000"/>
+          <w:sz w:val="24"/>
+        </w:rPr>
+        <w:hyperlink r:id="rId11" w:history="1">
+          <w:r>
+            <w:rPr>
+              <w:rStyle w:val="Hyperlink"/>
+            </w:rPr>
+            <w:t>v</w:t>
+          </w:r>
+        </w:hyperlink>
+      </w:r>
+      <w:r>
+        <w:rPr>
+          <w:u w:val="single" w:color="0000ff"/>
+          <w:rFonts w:ascii="Charis SIL Regular" w:hAnsi="Charis SIL Regular" w:eastAsia="Charis SIL Regular"/>
+          <w:b w:val="0"/>
+          <w:i w:val="0"/>
+          <w:color w:val="000000"/>
+          <w:sz w:val="24"/>
+        </w:rPr>
+        <w:hyperlink r:id="rId11" w:history="1">
+          <w:r>
+            <w:rPr>
+              <w:rStyle w:val="Hyperlink"/>
+            </w:rPr>
+            <w:t>oo</w:t>
+          </w:r>
+        </w:hyperlink>
+      </w:r>
+      <w:r>
+        <w:rPr>
+          <w:u w:val="single" w:color="0000ff"/>
+          <w:rFonts w:ascii="Charis SIL Regular" w:hAnsi="Charis SIL Regular" w:eastAsia="Charis SIL Regular"/>
+          <w:b w:val="0"/>
+          <w:i w:val="0"/>
+          <w:color w:val="000000"/>
+          <w:sz w:val="24"/>
+        </w:rPr>
+        <w:hyperlink r:id="rId11" w:history="1">
+          <w:r>
+            <w:rPr>
+              <w:rStyle w:val="Hyperlink"/>
+            </w:rPr>
+            <w:t>rheen h</w:t>
+          </w:r>
+        </w:hyperlink>
       </w:r>
       <w:r>
         <w:rPr>
@@ -1449,13 +1524,31 @@
       </w:r>
       <w:r>
         <w:rPr>
+          <w:u w:val="single" w:color="0000ff"/>
           <w:rFonts w:ascii="Charis SIL Regular" w:hAnsi="Charis SIL Regular" w:eastAsia="Charis SIL Regular"/>
           <w:b w:val="0"/>
           <w:i w:val="0"/>
           <w:color w:val="000000"/>
           <w:sz w:val="24"/>
         </w:rPr>
-        <w:t xml:space="preserve">vinden in de collectie van het </w:t>
+        <w:hyperlink r:id="rId13" w:history="1">
+          <w:r>
+            <w:rPr>
+              <w:rStyle w:val="Hyperlink"/>
+            </w:rPr>
+            <w:t xml:space="preserve">vinden in de </w:t>
+          </w:r>
+        </w:hyperlink>
+      </w:r>
+      <w:r>
+        <w:rPr>
+          <w:rFonts w:ascii="Charis SIL Regular" w:hAnsi="Charis SIL Regular" w:eastAsia="Charis SIL Regular"/>
+          <w:b w:val="0"/>
+          <w:i w:val="0"/>
+          <w:color w:val="000000"/>
+          <w:sz w:val="24"/>
+        </w:rPr>
+        <w:t xml:space="preserve">collectie van het </w:t>
       </w:r>
       <w:r>
         <w:rPr>
@@ -1763,7 +1856,133 @@
           <w:color w:val="000000"/>
           <w:sz w:val="24"/>
         </w:rPr>
-        <w:t xml:space="preserve"> zijn namenlijsten van zendingswerkers te vinden (onder het </w:t>
+        <w:t xml:space="preserve"> zijn namenlijsten va</w:t>
+      </w:r>
+      <w:r>
+        <w:rPr>
+          <w:u w:val="single" w:color="0000ff"/>
+          <w:rFonts w:ascii="Charis SIL Regular" w:hAnsi="Charis SIL Regular" w:eastAsia="Charis SIL Regular"/>
+          <w:b w:val="0"/>
+          <w:i w:val="0"/>
+          <w:color w:val="000000"/>
+          <w:sz w:val="24"/>
+        </w:rPr>
+        <w:hyperlink r:id="rId15" w:history="1">
+          <w:r>
+            <w:rPr>
+              <w:rStyle w:val="Hyperlink"/>
+            </w:rPr>
+            <w:t>n zendingsw</w:t>
+          </w:r>
+        </w:hyperlink>
+      </w:r>
+      <w:r>
+        <w:rPr>
+          <w:u w:val="single" w:color="0000ff"/>
+          <w:rFonts w:ascii="Charis SIL Regular" w:hAnsi="Charis SIL Regular" w:eastAsia="Charis SIL Regular"/>
+          <w:b w:val="0"/>
+          <w:i w:val="0"/>
+          <w:color w:val="000000"/>
+          <w:sz w:val="24"/>
+        </w:rPr>
+        <w:hyperlink r:id="rId15" w:history="1">
+          <w:r>
+            <w:rPr>
+              <w:rStyle w:val="Hyperlink"/>
+            </w:rPr>
+            <w:t>e</w:t>
+          </w:r>
+        </w:hyperlink>
+      </w:r>
+      <w:r>
+        <w:rPr>
+          <w:u w:val="single" w:color="0000ff"/>
+          <w:rFonts w:ascii="Charis SIL Regular" w:hAnsi="Charis SIL Regular" w:eastAsia="Charis SIL Regular"/>
+          <w:b w:val="0"/>
+          <w:i w:val="0"/>
+          <w:color w:val="000000"/>
+          <w:sz w:val="24"/>
+        </w:rPr>
+        <w:hyperlink r:id="rId15" w:history="1">
+          <w:r>
+            <w:rPr>
+              <w:rStyle w:val="Hyperlink"/>
+            </w:rPr>
+            <w:t>rke</w:t>
+          </w:r>
+        </w:hyperlink>
+      </w:r>
+      <w:r>
+        <w:rPr>
+          <w:u w:val="single" w:color="0000ff"/>
+          <w:rFonts w:ascii="Charis SIL Regular" w:hAnsi="Charis SIL Regular" w:eastAsia="Charis SIL Regular"/>
+          <w:b w:val="0"/>
+          <w:i w:val="0"/>
+          <w:color w:val="000000"/>
+          <w:sz w:val="24"/>
+        </w:rPr>
+        <w:hyperlink r:id="rId15" w:history="1">
+          <w:r>
+            <w:rPr>
+              <w:rStyle w:val="Hyperlink"/>
+            </w:rPr>
+            <w:t>r</w:t>
+          </w:r>
+        </w:hyperlink>
+      </w:r>
+      <w:r>
+        <w:rPr>
+          <w:u w:val="single" w:color="0000ff"/>
+          <w:rFonts w:ascii="Charis SIL Regular" w:hAnsi="Charis SIL Regular" w:eastAsia="Charis SIL Regular"/>
+          <w:b w:val="0"/>
+          <w:i w:val="0"/>
+          <w:color w:val="000000"/>
+          <w:sz w:val="24"/>
+        </w:rPr>
+        <w:hyperlink r:id="rId15" w:history="1">
+          <w:r>
+            <w:rPr>
+              <w:rStyle w:val="Hyperlink"/>
+            </w:rPr>
+            <w:t>s te vinden (</w:t>
+          </w:r>
+        </w:hyperlink>
+      </w:r>
+      <w:r>
+        <w:rPr>
+          <w:u w:val="single" w:color="0000ff"/>
+          <w:rFonts w:ascii="Charis SIL Regular" w:hAnsi="Charis SIL Regular" w:eastAsia="Charis SIL Regular"/>
+          <w:b w:val="0"/>
+          <w:i w:val="0"/>
+          <w:color w:val="000000"/>
+          <w:sz w:val="24"/>
+        </w:rPr>
+        <w:hyperlink r:id="rId15" w:history="1">
+          <w:r>
+            <w:rPr>
+              <w:rStyle w:val="Hyperlink"/>
+            </w:rPr>
+            <w:t>onder he</w:t>
+          </w:r>
+        </w:hyperlink>
+      </w:r>
+      <w:r>
+        <w:rPr>
+          <w:u w:val="single" w:color="0000ff"/>
+          <w:rFonts w:ascii="Charis SIL Regular" w:hAnsi="Charis SIL Regular" w:eastAsia="Charis SIL Regular"/>
+          <w:b w:val="0"/>
+          <w:i w:val="0"/>
+          <w:color w:val="000000"/>
+          <w:sz w:val="24"/>
+        </w:rPr>
+        <w:hyperlink r:id="rId15" w:history="1">
+          <w:r>
+            <w:rPr>
+              <w:rStyle w:val="Hyperlink"/>
+            </w:rPr>
+            <w:t xml:space="preserve">t </w:t>
+          </w:r>
+        </w:hyperlink>
       </w:r>
       <w:r>
         <w:rPr>
@@ -2330,16 +2549,8 @@
           <w:i w:val="0"/>
           <w:color w:val="0000FF"/>
           <w:sz w:val="24"/>
-          <w:u w:val="single"/>
-        </w:rPr>
-        <w:hyperlink r:id="rId19" w:history="1">
-          <w:r>
-            <w:rPr>
-              <w:rStyle w:val="Hyperlink"/>
-            </w:rPr>
-            <w:t>Kerke</w:t>
-          </w:r>
-        </w:hyperlink>
+        </w:rPr>
+        <w:t>Kerke</w:t>
       </w:r>
       <w:r>
         <w:rPr>
@@ -2437,29 +2648,19 @@
       </w:r>
       <w:r>
         <w:rPr>
+          <w:u w:val="single" w:color="0000ff"/>
           <w:rFonts w:ascii="Charis SIL Regular" w:hAnsi="Charis SIL Regular" w:eastAsia="Charis SIL Regular"/>
           <w:b w:val="0"/>
           <w:i w:val="0"/>
           <w:color w:val="000000"/>
           <w:sz w:val="24"/>
         </w:rPr>
-        <w:t xml:space="preserve">, </w:t>
-      </w:r>
-      <w:r>
-        <w:rPr>
-          <w:rFonts w:ascii="Charis SIL Regular" w:hAnsi="Charis SIL Regular" w:eastAsia="Charis SIL Regular"/>
-          <w:b w:val="0"/>
-          <w:i w:val="0"/>
-          <w:color w:val="0000FF"/>
-          <w:sz w:val="24"/>
-          <w:u w:val="single"/>
-        </w:rPr>
-        <w:hyperlink r:id="rId20" w:history="1">
+        <w:hyperlink r:id="rId18" w:history="1">
           <w:r>
             <w:rPr>
               <w:rStyle w:val="Hyperlink"/>
             </w:rPr>
-            <w:t>H</w:t>
+            <w:t xml:space="preserve">, </w:t>
           </w:r>
         </w:hyperlink>
       </w:r>
@@ -2472,7 +2673,18 @@
           <w:sz w:val="24"/>
           <w:u w:val="single"/>
         </w:rPr>
-        <w:hyperlink r:id="rId20" w:history="1">
+        <w:t>H</w:t>
+      </w:r>
+      <w:r>
+        <w:rPr>
+          <w:rFonts w:ascii="Charis SIL Regular" w:hAnsi="Charis SIL Regular" w:eastAsia="Charis SIL Regular"/>
+          <w:b w:val="0"/>
+          <w:i w:val="0"/>
+          <w:color w:val="0000FF"/>
+          <w:sz w:val="24"/>
+          <w:u w:val="single"/>
+        </w:rPr>
+        <w:hyperlink r:id="rId19" w:history="1">
           <w:r>
             <w:rPr>
               <w:rStyle w:val="Hyperlink"/>
@@ -2501,7 +2713,7 @@
           <w:sz w:val="24"/>
           <w:u w:val="single"/>
         </w:rPr>
-        <w:hyperlink r:id="rId20" w:history="1">
+        <w:hyperlink r:id="rId19" w:history="1">
           <w:r>
             <w:rPr>
               <w:rStyle w:val="Hyperlink"/>
@@ -2519,14 +2731,7 @@
           <w:sz w:val="24"/>
           <w:u w:val="single"/>
         </w:rPr>
-        <w:hyperlink r:id="rId20" w:history="1">
-          <w:r>
-            <w:rPr>
-              <w:rStyle w:val="Hyperlink"/>
-            </w:rPr>
-            <w:t>t</w:t>
-          </w:r>
-        </w:hyperlink>
+        <w:t>t</w:t>
       </w:r>
       <w:r>
         <w:rPr>
@@ -2537,7 +2742,7 @@
           <w:sz w:val="24"/>
           <w:u w:val="single"/>
         </w:rPr>
-        <w:hyperlink r:id="rId20" w:history="1">
+        <w:hyperlink r:id="rId19" w:history="1">
           <w:r>
             <w:rPr>
               <w:rStyle w:val="Hyperlink"/>
@@ -2719,7 +2924,7 @@
           <w:sz w:val="24"/>
           <w:u w:val="single"/>
         </w:rPr>
-        <w:hyperlink r:id="rId21" w:history="1">
+        <w:hyperlink r:id="rId19" w:history="1">
           <w:r>
             <w:rPr>
               <w:rStyle w:val="Hyperlink"/>
@@ -2748,7 +2953,7 @@
           <w:sz w:val="24"/>
           <w:u w:val="single"/>
         </w:rPr>
-        <w:hyperlink r:id="rId21" w:history="1">
+        <w:hyperlink r:id="rId20" w:history="1">
           <w:r>
             <w:rPr>
               <w:rStyle w:val="Hyperlink"/>
@@ -2766,7 +2971,7 @@
           <w:sz w:val="24"/>
           <w:u w:val="single"/>
         </w:rPr>
-        <w:hyperlink r:id="rId21" w:history="1">
+        <w:hyperlink r:id="rId20" w:history="1">
           <w:r>
             <w:rPr>
               <w:rStyle w:val="Hyperlink"/>
@@ -2784,7 +2989,7 @@
           <w:sz w:val="24"/>
           <w:u w:val="single"/>
         </w:rPr>
-        <w:hyperlink r:id="rId21" w:history="1">
+        <w:hyperlink r:id="rId20" w:history="1">
           <w:r>
             <w:rPr>
               <w:rStyle w:val="Hyperlink"/>
@@ -2801,6 +3006,360 @@
           <w:color w:val="0000FF"/>
           <w:sz w:val="24"/>
           <w:u w:val="single"/>
+        </w:rPr>
+        <w:hyperlink r:id="rId20" w:history="1">
+          <w:r>
+            <w:rPr>
+              <w:rStyle w:val="Hyperlink"/>
+            </w:rPr>
+            <w:t>e</w:t>
+          </w:r>
+        </w:hyperlink>
+      </w:r>
+      <w:r>
+        <w:rPr>
+          <w:rFonts w:ascii="Charis SIL Regular" w:hAnsi="Charis SIL Regular" w:eastAsia="Charis SIL Regular"/>
+          <w:b w:val="0"/>
+          <w:i w:val="0"/>
+          <w:color w:val="0000FF"/>
+          <w:sz w:val="24"/>
+          <w:u w:val="single"/>
+        </w:rPr>
+        <w:t xml:space="preserve"> </w:t>
+      </w:r>
+      <w:r>
+        <w:rPr>
+          <w:rFonts w:ascii="Charis SIL Regular" w:hAnsi="Charis SIL Regular" w:eastAsia="Charis SIL Regular"/>
+          <w:b w:val="0"/>
+          <w:i w:val="0"/>
+          <w:color w:val="0000FF"/>
+          <w:sz w:val="24"/>
+        </w:rPr>
+        <w:hyperlink r:id="rId20" w:history="1">
+          <w:r>
+            <w:rPr>
+              <w:rStyle w:val="Hyperlink"/>
+            </w:rPr>
+            <w:t>C</w:t>
+          </w:r>
+        </w:hyperlink>
+      </w:r>
+      <w:r>
+        <w:rPr>
+          <w:rFonts w:ascii="Charis SIL Regular" w:hAnsi="Charis SIL Regular" w:eastAsia="Charis SIL Regular"/>
+          <w:b w:val="0"/>
+          <w:i w:val="0"/>
+          <w:color w:val="0000FF"/>
+          <w:sz w:val="24"/>
+          <w:u w:val="single"/>
+        </w:rPr>
+        <w:hyperlink r:id="rId20" w:history="1">
+          <w:r>
+            <w:rPr>
+              <w:rStyle w:val="Hyperlink"/>
+            </w:rPr>
+            <w:t>entrum</w:t>
+          </w:r>
+        </w:hyperlink>
+      </w:r>
+      <w:r>
+        <w:rPr>
+          <w:u w:val="single" w:color="0000ff"/>
+          <w:rFonts w:ascii="Charis SIL Regular" w:hAnsi="Charis SIL Regular" w:eastAsia="Charis SIL Regular"/>
+          <w:b w:val="0"/>
+          <w:i w:val="0"/>
+          <w:color w:val="000000"/>
+          <w:sz w:val="24"/>
+        </w:rPr>
+        <w:hyperlink r:id="rId19" w:history="1">
+          <w:r>
+            <w:rPr>
+              <w:rStyle w:val="Hyperlink"/>
+            </w:rPr>
+            <w:t>, e</w:t>
+          </w:r>
+        </w:hyperlink>
+      </w:r>
+      <w:r>
+        <w:rPr>
+          <w:rFonts w:ascii="Charis SIL Regular" w:hAnsi="Charis SIL Regular" w:eastAsia="Charis SIL Regular"/>
+          <w:b w:val="0"/>
+          <w:i w:val="0"/>
+          <w:color w:val="000000"/>
+          <w:sz w:val="24"/>
+        </w:rPr>
+        <w:t xml:space="preserve">n </w:t>
+      </w:r>
+      <w:r>
+        <w:rPr>
+          <w:u w:val="single" w:color="0000ff"/>
+          <w:rFonts w:ascii="Charis SIL Regular" w:hAnsi="Charis SIL Regular" w:eastAsia="Charis SIL Regular"/>
+          <w:b w:val="0"/>
+          <w:i w:val="0"/>
+          <w:color w:val="000000"/>
+          <w:sz w:val="24"/>
+        </w:rPr>
+        <w:t xml:space="preserve">het </w:t>
+      </w:r>
+      <w:r>
+        <w:rPr>
+          <w:rFonts w:ascii="Charis SIL Regular" w:hAnsi="Charis SIL Regular" w:eastAsia="Charis SIL Regular"/>
+          <w:b w:val="0"/>
+          <w:i w:val="0"/>
+          <w:color w:val="0000FF"/>
+          <w:sz w:val="24"/>
+          <w:u w:val="single"/>
+        </w:rPr>
+        <w:hyperlink r:id="rId21" w:history="1">
+          <w:r>
+            <w:rPr>
+              <w:rStyle w:val="Hyperlink"/>
+            </w:rPr>
+            <w:t>E</w:t>
+          </w:r>
+        </w:hyperlink>
+      </w:r>
+      <w:r>
+        <w:rPr>
+          <w:rFonts w:ascii="Charis SIL Regular" w:hAnsi="Charis SIL Regular" w:eastAsia="Charis SIL Regular"/>
+          <w:b w:val="0"/>
+          <w:i w:val="0"/>
+          <w:color w:val="0000FF"/>
+          <w:sz w:val="24"/>
+          <w:u w:val="single"/>
+        </w:rPr>
+        <w:hyperlink r:id="rId21" w:history="1">
+          <w:r>
+            <w:rPr>
+              <w:rStyle w:val="Hyperlink"/>
+            </w:rPr>
+            <w:t>rfgoedcent</w:t>
+          </w:r>
+        </w:hyperlink>
+      </w:r>
+      <w:r>
+        <w:rPr>
+          <w:rFonts w:ascii="Charis SIL Regular" w:hAnsi="Charis SIL Regular" w:eastAsia="Charis SIL Regular"/>
+          <w:b w:val="0"/>
+          <w:i w:val="0"/>
+          <w:color w:val="0000FF"/>
+          <w:sz w:val="24"/>
+          <w:u w:val="single"/>
+        </w:rPr>
+        <w:hyperlink r:id="rId21" w:history="1">
+          <w:r>
+            <w:rPr>
+              <w:rStyle w:val="Hyperlink"/>
+            </w:rPr>
+            <w:t>r</w:t>
+          </w:r>
+        </w:hyperlink>
+      </w:r>
+      <w:r>
+        <w:rPr>
+          <w:rFonts w:ascii="Charis SIL Regular" w:hAnsi="Charis SIL Regular" w:eastAsia="Charis SIL Regular"/>
+          <w:b w:val="0"/>
+          <w:i w:val="0"/>
+          <w:color w:val="0000FF"/>
+          <w:sz w:val="24"/>
+          <w:u w:val="single"/>
+        </w:rPr>
+        <w:hyperlink r:id="rId21" w:history="1">
+          <w:r>
+            <w:rPr>
+              <w:rStyle w:val="Hyperlink"/>
+            </w:rPr>
+            <w:t>um</w:t>
+          </w:r>
+        </w:hyperlink>
+      </w:r>
+      <w:r>
+        <w:rPr>
+          <w:rFonts w:ascii="Charis SIL Regular" w:hAnsi="Charis SIL Regular" w:eastAsia="Charis SIL Regular"/>
+          <w:b w:val="0"/>
+          <w:i w:val="0"/>
+          <w:color w:val="0000FF"/>
+          <w:sz w:val="24"/>
+          <w:u w:val="single"/>
+        </w:rPr>
+        <w:t xml:space="preserve"> </w:t>
+      </w:r>
+      <w:r>
+        <w:rPr>
+          <w:rFonts w:ascii="Charis SIL Regular" w:hAnsi="Charis SIL Regular" w:eastAsia="Charis SIL Regular"/>
+          <w:b w:val="0"/>
+          <w:i w:val="0"/>
+          <w:color w:val="0000FF"/>
+          <w:sz w:val="24"/>
+          <w:u w:val="single"/>
+        </w:rPr>
+        <w:hyperlink r:id="rId21" w:history="1">
+          <w:r>
+            <w:rPr>
+              <w:rStyle w:val="Hyperlink"/>
+            </w:rPr>
+            <w:t>Ned</w:t>
+          </w:r>
+        </w:hyperlink>
+      </w:r>
+      <w:r>
+        <w:rPr>
+          <w:rFonts w:ascii="Charis SIL Regular" w:hAnsi="Charis SIL Regular" w:eastAsia="Charis SIL Regular"/>
+          <w:b w:val="0"/>
+          <w:i w:val="0"/>
+          <w:color w:val="0000FF"/>
+          <w:sz w:val="24"/>
+          <w:u w:val="single"/>
+        </w:rPr>
+        <w:hyperlink r:id="rId21" w:history="1">
+          <w:r>
+            <w:rPr>
+              <w:rStyle w:val="Hyperlink"/>
+            </w:rPr>
+            <w:t>erlands</w:t>
+          </w:r>
+        </w:hyperlink>
+      </w:r>
+      <w:r>
+        <w:rPr>
+          <w:rFonts w:ascii="Charis SIL Regular" w:hAnsi="Charis SIL Regular" w:eastAsia="Charis SIL Regular"/>
+          <w:b w:val="0"/>
+          <w:i w:val="0"/>
+          <w:color w:val="0000FF"/>
+          <w:sz w:val="24"/>
+          <w:u w:val="single"/>
+        </w:rPr>
+        <w:t xml:space="preserve"> </w:t>
+      </w:r>
+      <w:r>
+        <w:rPr>
+          <w:rFonts w:ascii="Charis SIL Regular" w:hAnsi="Charis SIL Regular" w:eastAsia="Charis SIL Regular"/>
+          <w:b w:val="0"/>
+          <w:i w:val="0"/>
+          <w:color w:val="0000FF"/>
+          <w:sz w:val="24"/>
+          <w:u w:val="single"/>
+        </w:rPr>
+        <w:hyperlink r:id="rId21" w:history="1">
+          <w:r>
+            <w:rPr>
+              <w:rStyle w:val="Hyperlink"/>
+            </w:rPr>
+            <w:t>Kloosterleven</w:t>
+          </w:r>
+        </w:hyperlink>
+      </w:r>
+      <w:r>
+        <w:rPr>
+          <w:rFonts w:ascii="Charis SIL Regular" w:hAnsi="Charis SIL Regular" w:eastAsia="Charis SIL Regular"/>
+          <w:b w:val="0"/>
+          <w:i w:val="0"/>
+          <w:color w:val="000000"/>
+          <w:sz w:val="24"/>
+        </w:rPr>
+        <w:t xml:space="preserve">. Ook in </w:t>
+      </w:r>
+      <w:r>
+        <w:rPr>
+          <w:u w:val="single" w:color="0000ff"/>
+          <w:rFonts w:ascii="Charis SIL Regular" w:hAnsi="Charis SIL Regular" w:eastAsia="Charis SIL Regular"/>
+          <w:b w:val="0"/>
+          <w:i w:val="0"/>
+          <w:color w:val="000000"/>
+          <w:sz w:val="24"/>
+        </w:rPr>
+        <w:hyperlink r:id="rId20" w:history="1">
+          <w:r>
+            <w:rPr>
+              <w:rStyle w:val="Hyperlink"/>
+            </w:rPr>
+            <w:t>de landen</w:t>
+          </w:r>
+        </w:hyperlink>
+      </w:r>
+      <w:r>
+        <w:rPr>
+          <w:u w:val="single" w:color="0000ff"/>
+          <w:rFonts w:ascii="Charis SIL Regular" w:hAnsi="Charis SIL Regular" w:eastAsia="Charis SIL Regular"/>
+          <w:b w:val="0"/>
+          <w:i w:val="0"/>
+          <w:color w:val="000000"/>
+          <w:sz w:val="24"/>
+        </w:rPr>
+        <w:t xml:space="preserve"> </w:t>
+      </w:r>
+      <w:r>
+        <w:rPr>
+          <w:u w:val="single" w:color="0000ff"/>
+          <w:rFonts w:ascii="Charis SIL Regular" w:hAnsi="Charis SIL Regular" w:eastAsia="Charis SIL Regular"/>
+          <w:b w:val="0"/>
+          <w:i w:val="0"/>
+          <w:color w:val="000000"/>
+          <w:sz w:val="24"/>
+        </w:rPr>
+        <w:hyperlink r:id="rId20" w:history="1">
+          <w:r>
+            <w:rPr>
+              <w:rStyle w:val="Hyperlink"/>
+            </w:rPr>
+            <w:t>waar de zendi</w:t>
+          </w:r>
+        </w:hyperlink>
+      </w:r>
+      <w:r>
+        <w:rPr>
+          <w:u w:val="single" w:color="0000ff"/>
+          <w:rFonts w:ascii="Charis SIL Regular" w:hAnsi="Charis SIL Regular" w:eastAsia="Charis SIL Regular"/>
+          <w:b w:val="0"/>
+          <w:i w:val="0"/>
+          <w:color w:val="000000"/>
+          <w:sz w:val="24"/>
+        </w:rPr>
+        <w:hyperlink r:id="rId20" w:history="1">
+          <w:r>
+            <w:rPr>
+              <w:rStyle w:val="Hyperlink"/>
+            </w:rPr>
+            <w:t>ng en mi</w:t>
+          </w:r>
+        </w:hyperlink>
+      </w:r>
+      <w:r>
+        <w:rPr>
+          <w:rFonts w:ascii="Charis SIL Regular" w:hAnsi="Charis SIL Regular" w:eastAsia="Charis SIL Regular"/>
+          <w:b w:val="0"/>
+          <w:i w:val="0"/>
+          <w:color w:val="000000"/>
+          <w:sz w:val="24"/>
+        </w:rPr>
+        <w:t>ssie acti</w:t>
+      </w:r>
+      <w:r>
+        <w:rPr>
+          <w:u w:val="single" w:color="0000ff"/>
+          <w:rFonts w:ascii="Charis SIL Regular" w:hAnsi="Charis SIL Regular" w:eastAsia="Charis SIL Regular"/>
+          <w:b w:val="0"/>
+          <w:i w:val="0"/>
+          <w:color w:val="000000"/>
+          <w:sz w:val="24"/>
+        </w:rPr>
+        <w:hyperlink r:id="rId21" w:history="1">
+          <w:r>
+            <w:rPr>
+              <w:rStyle w:val="Hyperlink"/>
+            </w:rPr>
+            <w:t>ef waren, zijn ve</w:t>
+          </w:r>
+        </w:hyperlink>
+      </w:r>
+      <w:r>
+        <w:rPr>
+          <w:u w:val="single" w:color="0000ff"/>
+          <w:rFonts w:ascii="Charis SIL Regular" w:hAnsi="Charis SIL Regular" w:eastAsia="Charis SIL Regular"/>
+          <w:b w:val="0"/>
+          <w:i w:val="0"/>
+          <w:color w:val="000000"/>
+          <w:sz w:val="24"/>
         </w:rPr>
         <w:hyperlink r:id="rId21" w:history="1">
           <w:r>
@@ -2813,238 +3372,6 @@
       </w:r>
       <w:r>
         <w:rPr>
-          <w:rFonts w:ascii="Charis SIL Regular" w:hAnsi="Charis SIL Regular" w:eastAsia="Charis SIL Regular"/>
-          <w:b w:val="0"/>
-          <w:i w:val="0"/>
-          <w:color w:val="0000FF"/>
-          <w:sz w:val="24"/>
-          <w:u w:val="single"/>
-        </w:rPr>
-        <w:t xml:space="preserve"> </w:t>
-      </w:r>
-      <w:r>
-        <w:rPr>
-          <w:rFonts w:ascii="Charis SIL Regular" w:hAnsi="Charis SIL Regular" w:eastAsia="Charis SIL Regular"/>
-          <w:b w:val="0"/>
-          <w:i w:val="0"/>
-          <w:color w:val="0000FF"/>
-          <w:sz w:val="24"/>
-          <w:u w:val="single"/>
-        </w:rPr>
-        <w:hyperlink r:id="rId21" w:history="1">
-          <w:r>
-            <w:rPr>
-              <w:rStyle w:val="Hyperlink"/>
-            </w:rPr>
-            <w:t>C</w:t>
-          </w:r>
-        </w:hyperlink>
-      </w:r>
-      <w:r>
-        <w:rPr>
-          <w:rFonts w:ascii="Charis SIL Regular" w:hAnsi="Charis SIL Regular" w:eastAsia="Charis SIL Regular"/>
-          <w:b w:val="0"/>
-          <w:i w:val="0"/>
-          <w:color w:val="0000FF"/>
-          <w:sz w:val="24"/>
-          <w:u w:val="single"/>
-        </w:rPr>
-        <w:hyperlink r:id="rId21" w:history="1">
-          <w:r>
-            <w:rPr>
-              <w:rStyle w:val="Hyperlink"/>
-            </w:rPr>
-            <w:t>entrum</w:t>
-          </w:r>
-        </w:hyperlink>
-      </w:r>
-      <w:r>
-        <w:rPr>
-          <w:rFonts w:ascii="Charis SIL Regular" w:hAnsi="Charis SIL Regular" w:eastAsia="Charis SIL Regular"/>
-          <w:b w:val="0"/>
-          <w:i w:val="0"/>
-          <w:color w:val="000000"/>
-          <w:sz w:val="24"/>
-        </w:rPr>
-        <w:t xml:space="preserve">, en </w:t>
-      </w:r>
-      <w:r>
-        <w:rPr>
-          <w:rFonts w:ascii="Charis SIL Regular" w:hAnsi="Charis SIL Regular" w:eastAsia="Charis SIL Regular"/>
-          <w:b w:val="0"/>
-          <w:i w:val="0"/>
-          <w:color w:val="000000"/>
-          <w:sz w:val="24"/>
-        </w:rPr>
-        <w:hyperlink r:id="rId20" w:history="1">
-          <w:r>
-            <w:rPr>
-              <w:rStyle w:val="Hyperlink"/>
-            </w:rPr>
-            <w:t xml:space="preserve">het </w:t>
-          </w:r>
-        </w:hyperlink>
-      </w:r>
-      <w:r>
-        <w:rPr>
-          <w:rFonts w:ascii="Charis SIL Regular" w:hAnsi="Charis SIL Regular" w:eastAsia="Charis SIL Regular"/>
-          <w:b w:val="0"/>
-          <w:i w:val="0"/>
-          <w:color w:val="0000FF"/>
-          <w:sz w:val="24"/>
-          <w:u w:val="single"/>
-        </w:rPr>
-        <w:hyperlink r:id="rId20" w:history="1">
-          <w:r>
-            <w:rPr>
-              <w:rStyle w:val="Hyperlink"/>
-            </w:rPr>
-            <w:t>E</w:t>
-          </w:r>
-        </w:hyperlink>
-      </w:r>
-      <w:r>
-        <w:rPr>
-          <w:rFonts w:ascii="Charis SIL Regular" w:hAnsi="Charis SIL Regular" w:eastAsia="Charis SIL Regular"/>
-          <w:b w:val="0"/>
-          <w:i w:val="0"/>
-          <w:color w:val="0000FF"/>
-          <w:sz w:val="24"/>
-          <w:u w:val="single"/>
-        </w:rPr>
-        <w:hyperlink r:id="rId20" w:history="1">
-          <w:r>
-            <w:rPr>
-              <w:rStyle w:val="Hyperlink"/>
-            </w:rPr>
-            <w:t>rfgoedcent</w:t>
-          </w:r>
-        </w:hyperlink>
-      </w:r>
-      <w:r>
-        <w:rPr>
-          <w:rFonts w:ascii="Charis SIL Regular" w:hAnsi="Charis SIL Regular" w:eastAsia="Charis SIL Regular"/>
-          <w:b w:val="0"/>
-          <w:i w:val="0"/>
-          <w:color w:val="0000FF"/>
-          <w:sz w:val="24"/>
-          <w:u w:val="single"/>
-        </w:rPr>
-        <w:hyperlink r:id="rId20" w:history="1">
-          <w:r>
-            <w:rPr>
-              <w:rStyle w:val="Hyperlink"/>
-            </w:rPr>
-            <w:t>r</w:t>
-          </w:r>
-        </w:hyperlink>
-      </w:r>
-      <w:r>
-        <w:rPr>
-          <w:rFonts w:ascii="Charis SIL Regular" w:hAnsi="Charis SIL Regular" w:eastAsia="Charis SIL Regular"/>
-          <w:b w:val="0"/>
-          <w:i w:val="0"/>
-          <w:color w:val="0000FF"/>
-          <w:sz w:val="24"/>
-          <w:u w:val="single"/>
-        </w:rPr>
-        <w:hyperlink r:id="rId20" w:history="1">
-          <w:r>
-            <w:rPr>
-              <w:rStyle w:val="Hyperlink"/>
-            </w:rPr>
-            <w:t>um</w:t>
-          </w:r>
-        </w:hyperlink>
-      </w:r>
-      <w:r>
-        <w:rPr>
-          <w:rFonts w:ascii="Charis SIL Regular" w:hAnsi="Charis SIL Regular" w:eastAsia="Charis SIL Regular"/>
-          <w:b w:val="0"/>
-          <w:i w:val="0"/>
-          <w:color w:val="0000FF"/>
-          <w:sz w:val="24"/>
-          <w:u w:val="single"/>
-        </w:rPr>
-        <w:t xml:space="preserve"> </w:t>
-      </w:r>
-      <w:r>
-        <w:rPr>
-          <w:rFonts w:ascii="Charis SIL Regular" w:hAnsi="Charis SIL Regular" w:eastAsia="Charis SIL Regular"/>
-          <w:b w:val="0"/>
-          <w:i w:val="0"/>
-          <w:color w:val="0000FF"/>
-          <w:sz w:val="24"/>
-          <w:u w:val="single"/>
-        </w:rPr>
-        <w:hyperlink r:id="rId20" w:history="1">
-          <w:r>
-            <w:rPr>
-              <w:rStyle w:val="Hyperlink"/>
-            </w:rPr>
-            <w:t>Ned</w:t>
-          </w:r>
-        </w:hyperlink>
-      </w:r>
-      <w:r>
-        <w:rPr>
-          <w:rFonts w:ascii="Charis SIL Regular" w:hAnsi="Charis SIL Regular" w:eastAsia="Charis SIL Regular"/>
-          <w:b w:val="0"/>
-          <w:i w:val="0"/>
-          <w:color w:val="0000FF"/>
-          <w:sz w:val="24"/>
-          <w:u w:val="single"/>
-        </w:rPr>
-        <w:hyperlink r:id="rId22" w:history="1">
-          <w:r>
-            <w:rPr>
-              <w:rStyle w:val="Hyperlink"/>
-            </w:rPr>
-            <w:t>erlands</w:t>
-          </w:r>
-        </w:hyperlink>
-      </w:r>
-      <w:r>
-        <w:rPr>
-          <w:rFonts w:ascii="Charis SIL Regular" w:hAnsi="Charis SIL Regular" w:eastAsia="Charis SIL Regular"/>
-          <w:b w:val="0"/>
-          <w:i w:val="0"/>
-          <w:color w:val="0000FF"/>
-          <w:sz w:val="24"/>
-          <w:u w:val="single"/>
-        </w:rPr>
-        <w:t xml:space="preserve"> </w:t>
-      </w:r>
-      <w:r>
-        <w:rPr>
-          <w:rFonts w:ascii="Charis SIL Regular" w:hAnsi="Charis SIL Regular" w:eastAsia="Charis SIL Regular"/>
-          <w:b w:val="0"/>
-          <w:i w:val="0"/>
-          <w:color w:val="0000FF"/>
-          <w:sz w:val="24"/>
-          <w:u w:val="single"/>
-        </w:rPr>
-        <w:hyperlink r:id="rId22" w:history="1">
-          <w:r>
-            <w:rPr>
-              <w:rStyle w:val="Hyperlink"/>
-            </w:rPr>
-            <w:t>Kloosterleven</w:t>
-          </w:r>
-        </w:hyperlink>
-      </w:r>
-      <w:r>
-        <w:rPr>
-          <w:rFonts w:ascii="Charis SIL Regular" w:hAnsi="Charis SIL Regular" w:eastAsia="Charis SIL Regular"/>
-          <w:b w:val="0"/>
-          <w:i w:val="0"/>
-          <w:color w:val="000000"/>
-          <w:sz w:val="24"/>
-        </w:rPr>
-        <w:t xml:space="preserve">. Ook in </w:t>
-      </w:r>
-      <w:r>
-        <w:rPr>
           <w:u w:val="single" w:color="0000ff"/>
           <w:rFonts w:ascii="Charis SIL Regular" w:hAnsi="Charis SIL Regular" w:eastAsia="Charis SIL Regular"/>
           <w:b w:val="0"/>
@@ -3053,117 +3380,6 @@
           <w:sz w:val="24"/>
         </w:rPr>
         <w:hyperlink r:id="rId21" w:history="1">
-          <w:r>
-            <w:rPr>
-              <w:rStyle w:val="Hyperlink"/>
-            </w:rPr>
-            <w:t>de landen</w:t>
-          </w:r>
-        </w:hyperlink>
-      </w:r>
-      <w:r>
-        <w:rPr>
-          <w:u w:val="single" w:color="0000ff"/>
-          <w:rFonts w:ascii="Charis SIL Regular" w:hAnsi="Charis SIL Regular" w:eastAsia="Charis SIL Regular"/>
-          <w:b w:val="0"/>
-          <w:i w:val="0"/>
-          <w:color w:val="000000"/>
-          <w:sz w:val="24"/>
-        </w:rPr>
-        <w:t xml:space="preserve"> </w:t>
-      </w:r>
-      <w:r>
-        <w:rPr>
-          <w:u w:val="single" w:color="0000ff"/>
-          <w:rFonts w:ascii="Charis SIL Regular" w:hAnsi="Charis SIL Regular" w:eastAsia="Charis SIL Regular"/>
-          <w:b w:val="0"/>
-          <w:i w:val="0"/>
-          <w:color w:val="000000"/>
-          <w:sz w:val="24"/>
-        </w:rPr>
-        <w:hyperlink r:id="rId21" w:history="1">
-          <w:r>
-            <w:rPr>
-              <w:rStyle w:val="Hyperlink"/>
-            </w:rPr>
-            <w:t>waar de zendi</w:t>
-          </w:r>
-        </w:hyperlink>
-      </w:r>
-      <w:r>
-        <w:rPr>
-          <w:u w:val="single" w:color="0000ff"/>
-          <w:rFonts w:ascii="Charis SIL Regular" w:hAnsi="Charis SIL Regular" w:eastAsia="Charis SIL Regular"/>
-          <w:b w:val="0"/>
-          <w:i w:val="0"/>
-          <w:color w:val="000000"/>
-          <w:sz w:val="24"/>
-        </w:rPr>
-        <w:hyperlink r:id="rId21" w:history="1">
-          <w:r>
-            <w:rPr>
-              <w:rStyle w:val="Hyperlink"/>
-            </w:rPr>
-            <w:t>ng en mi</w:t>
-          </w:r>
-        </w:hyperlink>
-      </w:r>
-      <w:r>
-        <w:rPr>
-          <w:rFonts w:ascii="Charis SIL Regular" w:hAnsi="Charis SIL Regular" w:eastAsia="Charis SIL Regular"/>
-          <w:b w:val="0"/>
-          <w:i w:val="0"/>
-          <w:color w:val="000000"/>
-          <w:sz w:val="24"/>
-        </w:rPr>
-        <w:t>ssie acti</w:t>
-      </w:r>
-      <w:r>
-        <w:rPr>
-          <w:u w:val="single" w:color="0000ff"/>
-          <w:rFonts w:ascii="Charis SIL Regular" w:hAnsi="Charis SIL Regular" w:eastAsia="Charis SIL Regular"/>
-          <w:b w:val="0"/>
-          <w:i w:val="0"/>
-          <w:color w:val="000000"/>
-          <w:sz w:val="24"/>
-        </w:rPr>
-        <w:hyperlink r:id="rId22" w:history="1">
-          <w:r>
-            <w:rPr>
-              <w:rStyle w:val="Hyperlink"/>
-            </w:rPr>
-            <w:t>ef waren, zijn ve</w:t>
-          </w:r>
-        </w:hyperlink>
-      </w:r>
-      <w:r>
-        <w:rPr>
-          <w:u w:val="single" w:color="0000ff"/>
-          <w:rFonts w:ascii="Charis SIL Regular" w:hAnsi="Charis SIL Regular" w:eastAsia="Charis SIL Regular"/>
-          <w:b w:val="0"/>
-          <w:i w:val="0"/>
-          <w:color w:val="000000"/>
-          <w:sz w:val="24"/>
-        </w:rPr>
-        <w:hyperlink r:id="rId22" w:history="1">
-          <w:r>
-            <w:rPr>
-              <w:rStyle w:val="Hyperlink"/>
-            </w:rPr>
-            <w:t>e</w:t>
-          </w:r>
-        </w:hyperlink>
-      </w:r>
-      <w:r>
-        <w:rPr>
-          <w:u w:val="single" w:color="0000ff"/>
-          <w:rFonts w:ascii="Charis SIL Regular" w:hAnsi="Charis SIL Regular" w:eastAsia="Charis SIL Regular"/>
-          <w:b w:val="0"/>
-          <w:i w:val="0"/>
-          <w:color w:val="000000"/>
-          <w:sz w:val="24"/>
-        </w:rPr>
-        <w:hyperlink r:id="rId22" w:history="1">
           <w:r>
             <w:rPr>
               <w:rStyle w:val="Hyperlink"/>
@@ -3181,7 +3397,7 @@
           <w:color w:val="000000"/>
           <w:sz w:val="24"/>
         </w:rPr>
-        <w:hyperlink r:id="rId22" w:history="1">
+        <w:hyperlink r:id="rId21" w:history="1">
           <w:r>
             <w:rPr>
               <w:rStyle w:val="Hyperlink"/>
@@ -3199,7 +3415,7 @@
           <w:color w:val="000000"/>
           <w:sz w:val="24"/>
         </w:rPr>
-        <w:hyperlink r:id="rId22" w:history="1">
+        <w:hyperlink r:id="rId21" w:history="1">
           <w:r>
             <w:rPr>
               <w:rStyle w:val="Hyperlink"/>
@@ -3677,7 +3893,7 @@
           <w:sz w:val="24"/>
           <w:u w:val="single"/>
         </w:rPr>
-        <w:hyperlink r:id="rId23" w:history="1">
+        <w:hyperlink r:id="rId22" w:history="1">
           <w:r>
             <w:rPr>
               <w:rStyle w:val="Hyperlink"/>
@@ -3695,7 +3911,7 @@
           <w:sz w:val="24"/>
           <w:u w:val="single"/>
         </w:rPr>
-        <w:hyperlink r:id="rId23" w:history="1">
+        <w:hyperlink r:id="rId22" w:history="1">
           <w:r>
             <w:rPr>
               <w:rStyle w:val="Hyperlink"/>
@@ -3713,7 +3929,7 @@
           <w:sz w:val="24"/>
           <w:u w:val="single"/>
         </w:rPr>
-        <w:hyperlink r:id="rId23" w:history="1">
+        <w:hyperlink r:id="rId22" w:history="1">
           <w:r>
             <w:rPr>
               <w:rStyle w:val="Hyperlink"/>
@@ -3731,7 +3947,7 @@
           <w:sz w:val="24"/>
           <w:u w:val="single"/>
         </w:rPr>
-        <w:hyperlink r:id="rId23" w:history="1">
+        <w:hyperlink r:id="rId22" w:history="1">
           <w:r>
             <w:rPr>
               <w:rStyle w:val="Hyperlink"/>
@@ -3749,7 +3965,7 @@
           <w:sz w:val="24"/>
           <w:u w:val="single"/>
         </w:rPr>
-        <w:hyperlink r:id="rId23" w:history="1">
+        <w:hyperlink r:id="rId22" w:history="1">
           <w:r>
             <w:rPr>
               <w:rStyle w:val="Hyperlink"/>
@@ -3767,7 +3983,7 @@
           <w:sz w:val="24"/>
           <w:u w:val="single"/>
         </w:rPr>
-        <w:hyperlink r:id="rId23" w:history="1">
+        <w:hyperlink r:id="rId22" w:history="1">
           <w:r>
             <w:rPr>
               <w:rStyle w:val="Hyperlink"/>
@@ -3785,7 +4001,7 @@
           <w:sz w:val="24"/>
           <w:u w:val="single"/>
         </w:rPr>
-        <w:hyperlink r:id="rId23" w:history="1">
+        <w:hyperlink r:id="rId22" w:history="1">
           <w:r>
             <w:rPr>
               <w:rStyle w:val="Hyperlink"/>
@@ -4079,7 +4295,7 @@
           <w:sz w:val="24"/>
           <w:u w:val="single"/>
         </w:rPr>
-        <w:hyperlink r:id="rId24" w:history="1">
+        <w:hyperlink r:id="rId23" w:history="1">
           <w:r>
             <w:rPr>
               <w:rStyle w:val="Hyperlink"/>
@@ -4097,7 +4313,7 @@
           <w:sz w:val="24"/>
           <w:u w:val="single"/>
         </w:rPr>
-        <w:hyperlink r:id="rId24" w:history="1">
+        <w:hyperlink r:id="rId23" w:history="1">
           <w:r>
             <w:rPr>
               <w:rStyle w:val="Hyperlink"/>
@@ -4115,7 +4331,7 @@
           <w:sz w:val="24"/>
           <w:u w:val="single"/>
         </w:rPr>
-        <w:hyperlink r:id="rId24" w:history="1">
+        <w:hyperlink r:id="rId23" w:history="1">
           <w:r>
             <w:rPr>
               <w:rStyle w:val="Hyperlink"/>
@@ -4154,7 +4370,7 @@
           <w:sz w:val="24"/>
           <w:u w:val="single"/>
         </w:rPr>
-        <w:hyperlink r:id="rId24" w:history="1">
+        <w:hyperlink r:id="rId23" w:history="1">
           <w:r>
             <w:rPr>
               <w:rStyle w:val="Hyperlink"/>
@@ -4172,7 +4388,7 @@
           <w:sz w:val="24"/>
           <w:u w:val="single"/>
         </w:rPr>
-        <w:hyperlink r:id="rId24" w:history="1">
+        <w:hyperlink r:id="rId23" w:history="1">
           <w:r>
             <w:rPr>
               <w:rStyle w:val="Hyperlink"/>
@@ -4290,7 +4506,7 @@
           <w:sz w:val="24"/>
           <w:u w:val="single"/>
         </w:rPr>
-        <w:hyperlink r:id="rId25" w:history="1">
+        <w:hyperlink r:id="rId24" w:history="1">
           <w:r>
             <w:rPr>
               <w:rStyle w:val="Hyperlink"/>
@@ -4308,7 +4524,7 @@
           <w:sz w:val="24"/>
           <w:u w:val="single"/>
         </w:rPr>
-        <w:hyperlink r:id="rId25" w:history="1">
+        <w:hyperlink r:id="rId24" w:history="1">
           <w:r>
             <w:rPr>
               <w:rStyle w:val="Hyperlink"/>
@@ -4446,7 +4662,7 @@
           <w:sz w:val="24"/>
           <w:u w:val="single"/>
         </w:rPr>
-        <w:hyperlink r:id="rId26" w:history="1">
+        <w:hyperlink r:id="rId25" w:history="1">
           <w:r>
             <w:rPr>
               <w:rStyle w:val="Hyperlink"/>
@@ -4464,7 +4680,7 @@
           <w:sz w:val="24"/>
           <w:u w:val="single"/>
         </w:rPr>
-        <w:hyperlink r:id="rId26" w:history="1">
+        <w:hyperlink r:id="rId25" w:history="1">
           <w:r>
             <w:rPr>
               <w:rStyle w:val="Hyperlink"/>
@@ -4482,7 +4698,7 @@
           <w:sz w:val="24"/>
           <w:u w:val="single"/>
         </w:rPr>
-        <w:hyperlink r:id="rId26" w:history="1">
+        <w:hyperlink r:id="rId25" w:history="1">
           <w:r>
             <w:rPr>
               <w:rStyle w:val="Hyperlink"/>
@@ -4521,7 +4737,7 @@
           <w:sz w:val="24"/>
           <w:u w:val="single"/>
         </w:rPr>
-        <w:hyperlink r:id="rId26" w:history="1">
+        <w:hyperlink r:id="rId25" w:history="1">
           <w:r>
             <w:rPr>
               <w:rStyle w:val="Hyperlink"/>
@@ -4539,7 +4755,7 @@
           <w:sz w:val="24"/>
           <w:u w:val="single"/>
         </w:rPr>
-        <w:hyperlink r:id="rId26" w:history="1">
+        <w:hyperlink r:id="rId25" w:history="1">
           <w:r>
             <w:rPr>
               <w:rStyle w:val="Hyperlink"/>
@@ -4640,7 +4856,7 @@
           <w:sz w:val="24"/>
           <w:u w:val="single"/>
         </w:rPr>
-        <w:hyperlink r:id="rId27" w:history="1">
+        <w:hyperlink r:id="rId26" w:history="1">
           <w:r>
             <w:rPr>
               <w:rStyle w:val="Hyperlink"/>
@@ -4658,7 +4874,7 @@
           <w:sz w:val="24"/>
           <w:u w:val="single"/>
         </w:rPr>
-        <w:hyperlink r:id="rId27" w:history="1">
+        <w:hyperlink r:id="rId26" w:history="1">
           <w:r>
             <w:rPr>
               <w:rStyle w:val="Hyperlink"/>
@@ -4776,7 +4992,7 @@
           <w:sz w:val="24"/>
           <w:u w:val="single"/>
         </w:rPr>
-        <w:hyperlink r:id="rId28" w:history="1">
+        <w:hyperlink r:id="rId27" w:history="1">
           <w:r>
             <w:rPr>
               <w:rStyle w:val="Hyperlink"/>
@@ -4794,7 +5010,7 @@
           <w:sz w:val="24"/>
           <w:u w:val="single"/>
         </w:rPr>
-        <w:hyperlink r:id="rId28" w:history="1">
+        <w:hyperlink r:id="rId27" w:history="1">
           <w:r>
             <w:rPr>
               <w:rStyle w:val="Hyperlink"/>
@@ -4902,7 +5118,7 @@
           <w:sz w:val="24"/>
           <w:u w:val="single"/>
         </w:rPr>
-        <w:hyperlink r:id="rId29" w:history="1">
+        <w:hyperlink r:id="rId28" w:history="1">
           <w:r>
             <w:rPr>
               <w:rStyle w:val="Hyperlink"/>
@@ -4920,7 +5136,7 @@
           <w:sz w:val="24"/>
           <w:u w:val="single"/>
         </w:rPr>
-        <w:hyperlink r:id="rId29" w:history="1">
+        <w:hyperlink r:id="rId28" w:history="1">
           <w:r>
             <w:rPr>
               <w:rStyle w:val="Hyperlink"/>

--- a/EXPORTS/DOCX/published/niveau2/Dutch/ChristianMission.docx
+++ b/EXPORTS/DOCX/published/niveau2/Dutch/ChristianMission.docx
@@ -459,25 +459,7 @@
           <w:color w:val="000000"/>
           <w:sz w:val="24"/>
         </w:rPr>
-        <w:t xml:space="preserve"> bestaat voor een groot deel uit objecten die d</w:t>
-      </w:r>
-      <w:r>
-        <w:rPr>
-          <w:u w:val="single" w:color="0000ff"/>
-          <w:rFonts w:ascii="Charis SIL Regular" w:hAnsi="Charis SIL Regular" w:eastAsia="Charis SIL Regular"/>
-          <w:b w:val="0"/>
-          <w:i w:val="0"/>
-          <w:color w:val="000000"/>
-          <w:sz w:val="24"/>
-        </w:rPr>
-        <w:hyperlink r:id="rId9" w:history="1">
-          <w:r>
-            <w:rPr>
-              <w:rStyle w:val="Hyperlink"/>
-            </w:rPr>
-            <w:t>oor zendeling</w:t>
-          </w:r>
-        </w:hyperlink>
+        <w:t xml:space="preserve"> bestaat voor een groot deel uit objecten die door zendeling</w:t>
       </w:r>
       <w:r>
         <w:rPr>
@@ -776,139 +758,8 @@
           <w:i w:val="0"/>
           <w:color w:val="0000FF"/>
           <w:sz w:val="24"/>
-          <w:u w:val="single"/>
-        </w:rPr>
-        <w:hyperlink r:id="rId11" w:history="1">
-          <w:r>
-            <w:rPr>
-              <w:rStyle w:val="Hyperlink"/>
-            </w:rPr>
-            <w:t>Co</w:t>
-          </w:r>
-        </w:hyperlink>
-      </w:r>
-      <w:r>
-        <w:rPr>
-          <w:rFonts w:ascii="Charis SIL Regular" w:hAnsi="Charis SIL Regular" w:eastAsia="Charis SIL Regular"/>
-          <w:b w:val="0"/>
-          <w:i w:val="0"/>
-          <w:color w:val="0000FF"/>
-          <w:sz w:val="24"/>
-          <w:u w:val="single"/>
-        </w:rPr>
-        <w:hyperlink r:id="rId11" w:history="1">
-          <w:r>
-            <w:rPr>
-              <w:rStyle w:val="Hyperlink"/>
-            </w:rPr>
-            <w:t>n</w:t>
-          </w:r>
-        </w:hyperlink>
-      </w:r>
-      <w:r>
-        <w:rPr>
-          <w:rFonts w:ascii="Charis SIL Regular" w:hAnsi="Charis SIL Regular" w:eastAsia="Charis SIL Regular"/>
-          <w:b w:val="0"/>
-          <w:i w:val="0"/>
-          <w:color w:val="0000FF"/>
-          <w:sz w:val="24"/>
-          <w:u w:val="single"/>
-        </w:rPr>
-        <w:hyperlink r:id="rId10" w:history="1">
-          <w:r>
-            <w:rPr>
-              <w:rStyle w:val="Hyperlink"/>
-            </w:rPr>
-            <w:t>gregatie</w:t>
-          </w:r>
-        </w:hyperlink>
-      </w:r>
-      <w:r>
-        <w:rPr>
-          <w:rFonts w:ascii="Charis SIL Regular" w:hAnsi="Charis SIL Regular" w:eastAsia="Charis SIL Regular"/>
-          <w:b w:val="0"/>
-          <w:i w:val="0"/>
-          <w:color w:val="0000FF"/>
-          <w:sz w:val="24"/>
-          <w:u w:val="single"/>
-        </w:rPr>
-        <w:t xml:space="preserve"> </w:t>
-      </w:r>
-      <w:r>
-        <w:rPr>
-          <w:rFonts w:ascii="Charis SIL Regular" w:hAnsi="Charis SIL Regular" w:eastAsia="Charis SIL Regular"/>
-          <w:b w:val="0"/>
-          <w:i w:val="0"/>
-          <w:color w:val="0000FF"/>
-          <w:sz w:val="24"/>
-          <w:u w:val="single"/>
-        </w:rPr>
-        <w:hyperlink r:id="rId10" w:history="1">
-          <w:r>
-            <w:rPr>
-              <w:rStyle w:val="Hyperlink"/>
-            </w:rPr>
-            <w:t>van</w:t>
-          </w:r>
-        </w:hyperlink>
-      </w:r>
-      <w:r>
-        <w:rPr>
-          <w:rFonts w:ascii="Charis SIL Regular" w:hAnsi="Charis SIL Regular" w:eastAsia="Charis SIL Regular"/>
-          <w:b w:val="0"/>
-          <w:i w:val="0"/>
-          <w:color w:val="0000FF"/>
-          <w:sz w:val="24"/>
-          <w:u w:val="single"/>
-        </w:rPr>
-        <w:t xml:space="preserve"> </w:t>
-      </w:r>
-      <w:r>
-        <w:rPr>
-          <w:rFonts w:ascii="Charis SIL Regular" w:hAnsi="Charis SIL Regular" w:eastAsia="Charis SIL Regular"/>
-          <w:b w:val="0"/>
-          <w:i w:val="0"/>
-          <w:color w:val="0000FF"/>
-          <w:sz w:val="24"/>
-          <w:u w:val="single"/>
-        </w:rPr>
-        <w:hyperlink r:id="rId10" w:history="1">
-          <w:r>
-            <w:rPr>
-              <w:rStyle w:val="Hyperlink"/>
-            </w:rPr>
-            <w:t>d</w:t>
-          </w:r>
-        </w:hyperlink>
-      </w:r>
-      <w:r>
-        <w:rPr>
-          <w:rFonts w:ascii="Charis SIL Regular" w:hAnsi="Charis SIL Regular" w:eastAsia="Charis SIL Regular"/>
-          <w:b w:val="0"/>
-          <w:i w:val="0"/>
-          <w:color w:val="0000FF"/>
-          <w:sz w:val="24"/>
-          <w:u w:val="single"/>
-        </w:rPr>
-        <w:hyperlink r:id="rId10" w:history="1">
-          <w:r>
-            <w:rPr>
-              <w:rStyle w:val="Hyperlink"/>
-            </w:rPr>
-            <w:t>e</w:t>
-          </w:r>
-        </w:hyperlink>
-      </w:r>
-      <w:r>
-        <w:rPr>
-          <w:rFonts w:ascii="Charis SIL Regular" w:hAnsi="Charis SIL Regular" w:eastAsia="Charis SIL Regular"/>
-          <w:b w:val="0"/>
-          <w:i w:val="0"/>
-          <w:color w:val="0000FF"/>
-          <w:sz w:val="24"/>
-          <w:u w:val="single"/>
-        </w:rPr>
-        <w:t xml:space="preserve"> </w:t>
+        </w:rPr>
+        <w:t xml:space="preserve">Congregatie van de </w:t>
       </w:r>
       <w:r>
         <w:rPr>
@@ -1020,15 +871,9 @@
           <w:i w:val="0"/>
           <w:color w:val="0000FF"/>
           <w:sz w:val="24"/>
-        </w:rPr>
-        <w:hyperlink r:id="rId12" w:history="1">
-          <w:r>
-            <w:rPr>
-              <w:rStyle w:val="Hyperlink"/>
-            </w:rPr>
-            <w:t>Wereldmuseu</w:t>
-          </w:r>
-        </w:hyperlink>
+          <w:u w:val="single"/>
+        </w:rPr>
+        <w:t>Wereldmuseu</w:t>
       </w:r>
       <w:r>
         <w:rPr>
@@ -1039,7 +884,7 @@
           <w:sz w:val="24"/>
           <w:u w:val="single"/>
         </w:rPr>
-        <w:hyperlink r:id="rId12" w:history="1">
+        <w:hyperlink r:id="rId11" w:history="1">
           <w:r>
             <w:rPr>
               <w:rStyle w:val="Hyperlink"/>
@@ -1068,7 +913,7 @@
           <w:sz w:val="24"/>
           <w:u w:val="single"/>
         </w:rPr>
-        <w:hyperlink r:id="rId12" w:history="1">
+        <w:hyperlink r:id="rId11" w:history="1">
           <w:r>
             <w:rPr>
               <w:rStyle w:val="Hyperlink"/>
@@ -1113,9 +958,8 @@
           <w:i w:val="0"/>
           <w:color w:val="0000FF"/>
           <w:sz w:val="24"/>
-          <w:u w:val="single"/>
-        </w:rPr>
-        <w:t xml:space="preserve"> </w:t>
+        </w:rPr>
+        <w:t xml:space="preserve"> D</w:t>
       </w:r>
       <w:r>
         <w:rPr>
@@ -1124,26 +968,9 @@
           <w:i w:val="0"/>
           <w:color w:val="0000FF"/>
           <w:sz w:val="24"/>
-        </w:rPr>
-        <w:hyperlink r:id="rId12" w:history="1">
-          <w:r>
-            <w:rPr>
-              <w:rStyle w:val="Hyperlink"/>
-            </w:rPr>
-            <w:t>D</w:t>
-          </w:r>
-        </w:hyperlink>
-      </w:r>
-      <w:r>
-        <w:rPr>
-          <w:rFonts w:ascii="Charis SIL Regular" w:hAnsi="Charis SIL Regular" w:eastAsia="Charis SIL Regular"/>
-          <w:b w:val="0"/>
-          <w:i w:val="0"/>
-          <w:color w:val="0000FF"/>
-          <w:sz w:val="24"/>
           <w:u w:val="single"/>
         </w:rPr>
-        <w:hyperlink r:id="rId12" w:history="1">
+        <w:hyperlink r:id="rId11" w:history="1">
           <w:r>
             <w:rPr>
               <w:rStyle w:val="Hyperlink"/>
@@ -1358,6 +1185,7 @@
       </w:r>
       <w:r>
         <w:rPr>
+          <w:u w:val="single" w:color="0000ff"/>
           <w:rFonts w:ascii="Charis SIL Regular" w:hAnsi="Charis SIL Regular" w:eastAsia="Charis SIL Regular"/>
           <w:b w:val="0"/>
           <w:i w:val="0"/>
@@ -2549,8 +2377,16 @@
           <w:i w:val="0"/>
           <w:color w:val="0000FF"/>
           <w:sz w:val="24"/>
-        </w:rPr>
-        <w:t>Kerke</w:t>
+          <w:u w:val="single"/>
+        </w:rPr>
+        <w:hyperlink r:id="rId19" w:history="1">
+          <w:r>
+            <w:rPr>
+              <w:rStyle w:val="Hyperlink"/>
+            </w:rPr>
+            <w:t>Kerke</w:t>
+          </w:r>
+        </w:hyperlink>
       </w:r>
       <w:r>
         <w:rPr>
@@ -2673,7 +2509,14 @@
           <w:sz w:val="24"/>
           <w:u w:val="single"/>
         </w:rPr>
-        <w:t>H</w:t>
+        <w:hyperlink r:id="rId20" w:history="1">
+          <w:r>
+            <w:rPr>
+              <w:rStyle w:val="Hyperlink"/>
+            </w:rPr>
+            <w:t>H</w:t>
+          </w:r>
+        </w:hyperlink>
       </w:r>
       <w:r>
         <w:rPr>
@@ -2789,7 +2632,7 @@
           <w:sz w:val="24"/>
           <w:u w:val="single"/>
         </w:rPr>
-        <w:hyperlink r:id="rId19" w:history="1">
+        <w:hyperlink r:id="rId20" w:history="1">
           <w:r>
             <w:rPr>
               <w:rStyle w:val="Hyperlink"/>
@@ -2924,7 +2767,7 @@
           <w:sz w:val="24"/>
           <w:u w:val="single"/>
         </w:rPr>
-        <w:hyperlink r:id="rId19" w:history="1">
+        <w:hyperlink r:id="rId21" w:history="1">
           <w:r>
             <w:rPr>
               <w:rStyle w:val="Hyperlink"/>
@@ -2953,7 +2796,7 @@
           <w:sz w:val="24"/>
           <w:u w:val="single"/>
         </w:rPr>
-        <w:hyperlink r:id="rId20" w:history="1">
+        <w:hyperlink r:id="rId21" w:history="1">
           <w:r>
             <w:rPr>
               <w:rStyle w:val="Hyperlink"/>
@@ -2971,7 +2814,7 @@
           <w:sz w:val="24"/>
           <w:u w:val="single"/>
         </w:rPr>
-        <w:hyperlink r:id="rId20" w:history="1">
+        <w:hyperlink r:id="rId21" w:history="1">
           <w:r>
             <w:rPr>
               <w:rStyle w:val="Hyperlink"/>
@@ -2989,7 +2832,7 @@
           <w:sz w:val="24"/>
           <w:u w:val="single"/>
         </w:rPr>
-        <w:hyperlink r:id="rId20" w:history="1">
+        <w:hyperlink r:id="rId21" w:history="1">
           <w:r>
             <w:rPr>
               <w:rStyle w:val="Hyperlink"/>
@@ -3007,7 +2850,7 @@
           <w:sz w:val="24"/>
           <w:u w:val="single"/>
         </w:rPr>
-        <w:hyperlink r:id="rId20" w:history="1">
+        <w:hyperlink r:id="rId21" w:history="1">
           <w:r>
             <w:rPr>
               <w:rStyle w:val="Hyperlink"/>
@@ -3034,8 +2877,9 @@
           <w:i w:val="0"/>
           <w:color w:val="0000FF"/>
           <w:sz w:val="24"/>
-        </w:rPr>
-        <w:hyperlink r:id="rId20" w:history="1">
+          <w:u w:val="single"/>
+        </w:rPr>
+        <w:hyperlink r:id="rId21" w:history="1">
           <w:r>
             <w:rPr>
               <w:rStyle w:val="Hyperlink"/>
@@ -3053,7 +2897,7 @@
           <w:sz w:val="24"/>
           <w:u w:val="single"/>
         </w:rPr>
-        <w:hyperlink r:id="rId20" w:history="1">
+        <w:hyperlink r:id="rId21" w:history="1">
           <w:r>
             <w:rPr>
               <w:rStyle w:val="Hyperlink"/>
@@ -3110,7 +2954,7 @@
           <w:sz w:val="24"/>
           <w:u w:val="single"/>
         </w:rPr>
-        <w:hyperlink r:id="rId21" w:history="1">
+        <w:hyperlink r:id="rId22" w:history="1">
           <w:r>
             <w:rPr>
               <w:rStyle w:val="Hyperlink"/>
@@ -3128,7 +2972,7 @@
           <w:sz w:val="24"/>
           <w:u w:val="single"/>
         </w:rPr>
-        <w:hyperlink r:id="rId21" w:history="1">
+        <w:hyperlink r:id="rId22" w:history="1">
           <w:r>
             <w:rPr>
               <w:rStyle w:val="Hyperlink"/>
@@ -3146,7 +2990,7 @@
           <w:sz w:val="24"/>
           <w:u w:val="single"/>
         </w:rPr>
-        <w:hyperlink r:id="rId21" w:history="1">
+        <w:hyperlink r:id="rId22" w:history="1">
           <w:r>
             <w:rPr>
               <w:rStyle w:val="Hyperlink"/>
@@ -3164,7 +3008,7 @@
           <w:sz w:val="24"/>
           <w:u w:val="single"/>
         </w:rPr>
-        <w:hyperlink r:id="rId21" w:history="1">
+        <w:hyperlink r:id="rId20" w:history="1">
           <w:r>
             <w:rPr>
               <w:rStyle w:val="Hyperlink"/>
@@ -3193,7 +3037,7 @@
           <w:sz w:val="24"/>
           <w:u w:val="single"/>
         </w:rPr>
-        <w:hyperlink r:id="rId21" w:history="1">
+        <w:hyperlink r:id="rId20" w:history="1">
           <w:r>
             <w:rPr>
               <w:rStyle w:val="Hyperlink"/>
@@ -3211,7 +3055,7 @@
           <w:sz w:val="24"/>
           <w:u w:val="single"/>
         </w:rPr>
-        <w:hyperlink r:id="rId21" w:history="1">
+        <w:hyperlink r:id="rId22" w:history="1">
           <w:r>
             <w:rPr>
               <w:rStyle w:val="Hyperlink"/>
@@ -3240,7 +3084,7 @@
           <w:sz w:val="24"/>
           <w:u w:val="single"/>
         </w:rPr>
-        <w:hyperlink r:id="rId21" w:history="1">
+        <w:hyperlink r:id="rId22" w:history="1">
           <w:r>
             <w:rPr>
               <w:rStyle w:val="Hyperlink"/>
@@ -3268,7 +3112,7 @@
           <w:color w:val="000000"/>
           <w:sz w:val="24"/>
         </w:rPr>
-        <w:hyperlink r:id="rId20" w:history="1">
+        <w:hyperlink r:id="rId21" w:history="1">
           <w:r>
             <w:rPr>
               <w:rStyle w:val="Hyperlink"/>
@@ -3297,7 +3141,7 @@
           <w:color w:val="000000"/>
           <w:sz w:val="24"/>
         </w:rPr>
-        <w:hyperlink r:id="rId20" w:history="1">
+        <w:hyperlink r:id="rId21" w:history="1">
           <w:r>
             <w:rPr>
               <w:rStyle w:val="Hyperlink"/>
@@ -3315,7 +3159,7 @@
           <w:color w:val="000000"/>
           <w:sz w:val="24"/>
         </w:rPr>
-        <w:hyperlink r:id="rId20" w:history="1">
+        <w:hyperlink r:id="rId21" w:history="1">
           <w:r>
             <w:rPr>
               <w:rStyle w:val="Hyperlink"/>
@@ -3343,7 +3187,7 @@
           <w:color w:val="000000"/>
           <w:sz w:val="24"/>
         </w:rPr>
-        <w:hyperlink r:id="rId21" w:history="1">
+        <w:hyperlink r:id="rId22" w:history="1">
           <w:r>
             <w:rPr>
               <w:rStyle w:val="Hyperlink"/>
@@ -3361,7 +3205,7 @@
           <w:color w:val="000000"/>
           <w:sz w:val="24"/>
         </w:rPr>
-        <w:hyperlink r:id="rId21" w:history="1">
+        <w:hyperlink r:id="rId22" w:history="1">
           <w:r>
             <w:rPr>
               <w:rStyle w:val="Hyperlink"/>
@@ -3379,7 +3223,7 @@
           <w:color w:val="000000"/>
           <w:sz w:val="24"/>
         </w:rPr>
-        <w:hyperlink r:id="rId21" w:history="1">
+        <w:hyperlink r:id="rId22" w:history="1">
           <w:r>
             <w:rPr>
               <w:rStyle w:val="Hyperlink"/>
@@ -3397,7 +3241,7 @@
           <w:color w:val="000000"/>
           <w:sz w:val="24"/>
         </w:rPr>
-        <w:hyperlink r:id="rId21" w:history="1">
+        <w:hyperlink r:id="rId22" w:history="1">
           <w:r>
             <w:rPr>
               <w:rStyle w:val="Hyperlink"/>
@@ -3415,7 +3259,7 @@
           <w:color w:val="000000"/>
           <w:sz w:val="24"/>
         </w:rPr>
-        <w:hyperlink r:id="rId21" w:history="1">
+        <w:hyperlink r:id="rId22" w:history="1">
           <w:r>
             <w:rPr>
               <w:rStyle w:val="Hyperlink"/>
@@ -3893,7 +3737,7 @@
           <w:sz w:val="24"/>
           <w:u w:val="single"/>
         </w:rPr>
-        <w:hyperlink r:id="rId22" w:history="1">
+        <w:hyperlink r:id="rId23" w:history="1">
           <w:r>
             <w:rPr>
               <w:rStyle w:val="Hyperlink"/>
@@ -3911,7 +3755,7 @@
           <w:sz w:val="24"/>
           <w:u w:val="single"/>
         </w:rPr>
-        <w:hyperlink r:id="rId22" w:history="1">
+        <w:hyperlink r:id="rId23" w:history="1">
           <w:r>
             <w:rPr>
               <w:rStyle w:val="Hyperlink"/>
@@ -3929,7 +3773,7 @@
           <w:sz w:val="24"/>
           <w:u w:val="single"/>
         </w:rPr>
-        <w:hyperlink r:id="rId22" w:history="1">
+        <w:hyperlink r:id="rId23" w:history="1">
           <w:r>
             <w:rPr>
               <w:rStyle w:val="Hyperlink"/>
@@ -3947,7 +3791,7 @@
           <w:sz w:val="24"/>
           <w:u w:val="single"/>
         </w:rPr>
-        <w:hyperlink r:id="rId22" w:history="1">
+        <w:hyperlink r:id="rId23" w:history="1">
           <w:r>
             <w:rPr>
               <w:rStyle w:val="Hyperlink"/>
@@ -3965,7 +3809,7 @@
           <w:sz w:val="24"/>
           <w:u w:val="single"/>
         </w:rPr>
-        <w:hyperlink r:id="rId22" w:history="1">
+        <w:hyperlink r:id="rId23" w:history="1">
           <w:r>
             <w:rPr>
               <w:rStyle w:val="Hyperlink"/>
@@ -3983,7 +3827,7 @@
           <w:sz w:val="24"/>
           <w:u w:val="single"/>
         </w:rPr>
-        <w:hyperlink r:id="rId22" w:history="1">
+        <w:hyperlink r:id="rId23" w:history="1">
           <w:r>
             <w:rPr>
               <w:rStyle w:val="Hyperlink"/>
@@ -4001,7 +3845,7 @@
           <w:sz w:val="24"/>
           <w:u w:val="single"/>
         </w:rPr>
-        <w:hyperlink r:id="rId22" w:history="1">
+        <w:hyperlink r:id="rId23" w:history="1">
           <w:r>
             <w:rPr>
               <w:rStyle w:val="Hyperlink"/>
@@ -4295,7 +4139,7 @@
           <w:sz w:val="24"/>
           <w:u w:val="single"/>
         </w:rPr>
-        <w:hyperlink r:id="rId23" w:history="1">
+        <w:hyperlink r:id="rId24" w:history="1">
           <w:r>
             <w:rPr>
               <w:rStyle w:val="Hyperlink"/>
@@ -4313,7 +4157,7 @@
           <w:sz w:val="24"/>
           <w:u w:val="single"/>
         </w:rPr>
-        <w:hyperlink r:id="rId23" w:history="1">
+        <w:hyperlink r:id="rId24" w:history="1">
           <w:r>
             <w:rPr>
               <w:rStyle w:val="Hyperlink"/>
@@ -4331,7 +4175,7 @@
           <w:sz w:val="24"/>
           <w:u w:val="single"/>
         </w:rPr>
-        <w:hyperlink r:id="rId23" w:history="1">
+        <w:hyperlink r:id="rId24" w:history="1">
           <w:r>
             <w:rPr>
               <w:rStyle w:val="Hyperlink"/>
@@ -4347,9 +4191,15 @@
           <w:i w:val="0"/>
           <w:color w:val="0000FF"/>
           <w:sz w:val="24"/>
-          <w:u w:val="single"/>
-        </w:rPr>
-        <w:t>7</w:t>
+        </w:rPr>
+        <w:hyperlink r:id="rId24" w:history="1">
+          <w:r>
+            <w:rPr>
+              <w:rStyle w:val="Hyperlink"/>
+            </w:rPr>
+            <w:t>7</w:t>
+          </w:r>
+        </w:hyperlink>
       </w:r>
       <w:r>
         <w:rPr>
@@ -4370,7 +4220,7 @@
           <w:sz w:val="24"/>
           <w:u w:val="single"/>
         </w:rPr>
-        <w:hyperlink r:id="rId23" w:history="1">
+        <w:hyperlink r:id="rId24" w:history="1">
           <w:r>
             <w:rPr>
               <w:rStyle w:val="Hyperlink"/>
@@ -4388,7 +4238,7 @@
           <w:sz w:val="24"/>
           <w:u w:val="single"/>
         </w:rPr>
-        <w:hyperlink r:id="rId23" w:history="1">
+        <w:hyperlink r:id="rId24" w:history="1">
           <w:r>
             <w:rPr>
               <w:rStyle w:val="Hyperlink"/>
@@ -4506,7 +4356,7 @@
           <w:sz w:val="24"/>
           <w:u w:val="single"/>
         </w:rPr>
-        <w:hyperlink r:id="rId24" w:history="1">
+        <w:hyperlink r:id="rId25" w:history="1">
           <w:r>
             <w:rPr>
               <w:rStyle w:val="Hyperlink"/>
@@ -4524,7 +4374,7 @@
           <w:sz w:val="24"/>
           <w:u w:val="single"/>
         </w:rPr>
-        <w:hyperlink r:id="rId24" w:history="1">
+        <w:hyperlink r:id="rId25" w:history="1">
           <w:r>
             <w:rPr>
               <w:rStyle w:val="Hyperlink"/>
@@ -4662,7 +4512,7 @@
           <w:sz w:val="24"/>
           <w:u w:val="single"/>
         </w:rPr>
-        <w:hyperlink r:id="rId25" w:history="1">
+        <w:hyperlink r:id="rId26" w:history="1">
           <w:r>
             <w:rPr>
               <w:rStyle w:val="Hyperlink"/>
@@ -4680,7 +4530,7 @@
           <w:sz w:val="24"/>
           <w:u w:val="single"/>
         </w:rPr>
-        <w:hyperlink r:id="rId25" w:history="1">
+        <w:hyperlink r:id="rId26" w:history="1">
           <w:r>
             <w:rPr>
               <w:rStyle w:val="Hyperlink"/>
@@ -4698,7 +4548,7 @@
           <w:sz w:val="24"/>
           <w:u w:val="single"/>
         </w:rPr>
-        <w:hyperlink r:id="rId25" w:history="1">
+        <w:hyperlink r:id="rId26" w:history="1">
           <w:r>
             <w:rPr>
               <w:rStyle w:val="Hyperlink"/>
@@ -4737,7 +4587,7 @@
           <w:sz w:val="24"/>
           <w:u w:val="single"/>
         </w:rPr>
-        <w:hyperlink r:id="rId25" w:history="1">
+        <w:hyperlink r:id="rId26" w:history="1">
           <w:r>
             <w:rPr>
               <w:rStyle w:val="Hyperlink"/>
@@ -4755,7 +4605,7 @@
           <w:sz w:val="24"/>
           <w:u w:val="single"/>
         </w:rPr>
-        <w:hyperlink r:id="rId25" w:history="1">
+        <w:hyperlink r:id="rId26" w:history="1">
           <w:r>
             <w:rPr>
               <w:rStyle w:val="Hyperlink"/>
@@ -4856,7 +4706,7 @@
           <w:sz w:val="24"/>
           <w:u w:val="single"/>
         </w:rPr>
-        <w:hyperlink r:id="rId26" w:history="1">
+        <w:hyperlink r:id="rId27" w:history="1">
           <w:r>
             <w:rPr>
               <w:rStyle w:val="Hyperlink"/>
@@ -4874,7 +4724,7 @@
           <w:sz w:val="24"/>
           <w:u w:val="single"/>
         </w:rPr>
-        <w:hyperlink r:id="rId26" w:history="1">
+        <w:hyperlink r:id="rId27" w:history="1">
           <w:r>
             <w:rPr>
               <w:rStyle w:val="Hyperlink"/>
@@ -4992,7 +4842,7 @@
           <w:sz w:val="24"/>
           <w:u w:val="single"/>
         </w:rPr>
-        <w:hyperlink r:id="rId27" w:history="1">
+        <w:hyperlink r:id="rId28" w:history="1">
           <w:r>
             <w:rPr>
               <w:rStyle w:val="Hyperlink"/>
@@ -5010,7 +4860,7 @@
           <w:sz w:val="24"/>
           <w:u w:val="single"/>
         </w:rPr>
-        <w:hyperlink r:id="rId27" w:history="1">
+        <w:hyperlink r:id="rId28" w:history="1">
           <w:r>
             <w:rPr>
               <w:rStyle w:val="Hyperlink"/>
@@ -5118,7 +4968,7 @@
           <w:sz w:val="24"/>
           <w:u w:val="single"/>
         </w:rPr>
-        <w:hyperlink r:id="rId28" w:history="1">
+        <w:hyperlink r:id="rId29" w:history="1">
           <w:r>
             <w:rPr>
               <w:rStyle w:val="Hyperlink"/>
@@ -5136,7 +4986,7 @@
           <w:sz w:val="24"/>
           <w:u w:val="single"/>
         </w:rPr>
-        <w:hyperlink r:id="rId28" w:history="1">
+        <w:hyperlink r:id="rId29" w:history="1">
           <w:r>
             <w:rPr>
               <w:rStyle w:val="Hyperlink"/>

--- a/EXPORTS/DOCX/published/niveau2/Dutch/ChristianMission.docx
+++ b/EXPORTS/DOCX/published/niveau2/Dutch/ChristianMission.docx
@@ -459,7 +459,25 @@
           <w:color w:val="000000"/>
           <w:sz w:val="24"/>
         </w:rPr>
-        <w:t xml:space="preserve"> bestaat voor een groot deel uit objecten die door zendeling</w:t>
+        <w:t xml:space="preserve"> bestaat voor een groot deel uit objecten die d</w:t>
+      </w:r>
+      <w:r>
+        <w:rPr>
+          <w:u w:val="single" w:color="0000ff"/>
+          <w:rFonts w:ascii="Charis SIL Regular" w:hAnsi="Charis SIL Regular" w:eastAsia="Charis SIL Regular"/>
+          <w:b w:val="0"/>
+          <w:i w:val="0"/>
+          <w:color w:val="000000"/>
+          <w:sz w:val="24"/>
+        </w:rPr>
+        <w:hyperlink r:id="rId9" w:history="1">
+          <w:r>
+            <w:rPr>
+              <w:rStyle w:val="Hyperlink"/>
+            </w:rPr>
+            <w:t>oor zendeling</w:t>
+          </w:r>
+        </w:hyperlink>
       </w:r>
       <w:r>
         <w:rPr>
@@ -758,8 +776,139 @@
           <w:i w:val="0"/>
           <w:color w:val="0000FF"/>
           <w:sz w:val="24"/>
-        </w:rPr>
-        <w:t xml:space="preserve">Congregatie van de </w:t>
+          <w:u w:val="single"/>
+        </w:rPr>
+        <w:hyperlink r:id="rId11" w:history="1">
+          <w:r>
+            <w:rPr>
+              <w:rStyle w:val="Hyperlink"/>
+            </w:rPr>
+            <w:t>Co</w:t>
+          </w:r>
+        </w:hyperlink>
+      </w:r>
+      <w:r>
+        <w:rPr>
+          <w:rFonts w:ascii="Charis SIL Regular" w:hAnsi="Charis SIL Regular" w:eastAsia="Charis SIL Regular"/>
+          <w:b w:val="0"/>
+          <w:i w:val="0"/>
+          <w:color w:val="0000FF"/>
+          <w:sz w:val="24"/>
+          <w:u w:val="single"/>
+        </w:rPr>
+        <w:hyperlink r:id="rId11" w:history="1">
+          <w:r>
+            <w:rPr>
+              <w:rStyle w:val="Hyperlink"/>
+            </w:rPr>
+            <w:t>n</w:t>
+          </w:r>
+        </w:hyperlink>
+      </w:r>
+      <w:r>
+        <w:rPr>
+          <w:rFonts w:ascii="Charis SIL Regular" w:hAnsi="Charis SIL Regular" w:eastAsia="Charis SIL Regular"/>
+          <w:b w:val="0"/>
+          <w:i w:val="0"/>
+          <w:color w:val="0000FF"/>
+          <w:sz w:val="24"/>
+          <w:u w:val="single"/>
+        </w:rPr>
+        <w:hyperlink r:id="rId10" w:history="1">
+          <w:r>
+            <w:rPr>
+              <w:rStyle w:val="Hyperlink"/>
+            </w:rPr>
+            <w:t>gregatie</w:t>
+          </w:r>
+        </w:hyperlink>
+      </w:r>
+      <w:r>
+        <w:rPr>
+          <w:rFonts w:ascii="Charis SIL Regular" w:hAnsi="Charis SIL Regular" w:eastAsia="Charis SIL Regular"/>
+          <w:b w:val="0"/>
+          <w:i w:val="0"/>
+          <w:color w:val="0000FF"/>
+          <w:sz w:val="24"/>
+          <w:u w:val="single"/>
+        </w:rPr>
+        <w:t xml:space="preserve"> </w:t>
+      </w:r>
+      <w:r>
+        <w:rPr>
+          <w:rFonts w:ascii="Charis SIL Regular" w:hAnsi="Charis SIL Regular" w:eastAsia="Charis SIL Regular"/>
+          <w:b w:val="0"/>
+          <w:i w:val="0"/>
+          <w:color w:val="0000FF"/>
+          <w:sz w:val="24"/>
+          <w:u w:val="single"/>
+        </w:rPr>
+        <w:hyperlink r:id="rId10" w:history="1">
+          <w:r>
+            <w:rPr>
+              <w:rStyle w:val="Hyperlink"/>
+            </w:rPr>
+            <w:t>van</w:t>
+          </w:r>
+        </w:hyperlink>
+      </w:r>
+      <w:r>
+        <w:rPr>
+          <w:rFonts w:ascii="Charis SIL Regular" w:hAnsi="Charis SIL Regular" w:eastAsia="Charis SIL Regular"/>
+          <w:b w:val="0"/>
+          <w:i w:val="0"/>
+          <w:color w:val="0000FF"/>
+          <w:sz w:val="24"/>
+          <w:u w:val="single"/>
+        </w:rPr>
+        <w:t xml:space="preserve"> </w:t>
+      </w:r>
+      <w:r>
+        <w:rPr>
+          <w:rFonts w:ascii="Charis SIL Regular" w:hAnsi="Charis SIL Regular" w:eastAsia="Charis SIL Regular"/>
+          <w:b w:val="0"/>
+          <w:i w:val="0"/>
+          <w:color w:val="0000FF"/>
+          <w:sz w:val="24"/>
+          <w:u w:val="single"/>
+        </w:rPr>
+        <w:hyperlink r:id="rId11" w:history="1">
+          <w:r>
+            <w:rPr>
+              <w:rStyle w:val="Hyperlink"/>
+            </w:rPr>
+            <w:t>d</w:t>
+          </w:r>
+        </w:hyperlink>
+      </w:r>
+      <w:r>
+        <w:rPr>
+          <w:rFonts w:ascii="Charis SIL Regular" w:hAnsi="Charis SIL Regular" w:eastAsia="Charis SIL Regular"/>
+          <w:b w:val="0"/>
+          <w:i w:val="0"/>
+          <w:color w:val="0000FF"/>
+          <w:sz w:val="24"/>
+          <w:u w:val="single"/>
+        </w:rPr>
+        <w:hyperlink r:id="rId11" w:history="1">
+          <w:r>
+            <w:rPr>
+              <w:rStyle w:val="Hyperlink"/>
+            </w:rPr>
+            <w:t>e</w:t>
+          </w:r>
+        </w:hyperlink>
+      </w:r>
+      <w:r>
+        <w:rPr>
+          <w:rFonts w:ascii="Charis SIL Regular" w:hAnsi="Charis SIL Regular" w:eastAsia="Charis SIL Regular"/>
+          <w:b w:val="0"/>
+          <w:i w:val="0"/>
+          <w:color w:val="0000FF"/>
+          <w:sz w:val="24"/>
+          <w:u w:val="single"/>
+        </w:rPr>
+        <w:t xml:space="preserve"> </w:t>
       </w:r>
       <w:r>
         <w:rPr>
@@ -871,9 +1020,15 @@
           <w:i w:val="0"/>
           <w:color w:val="0000FF"/>
           <w:sz w:val="24"/>
-          <w:u w:val="single"/>
-        </w:rPr>
-        <w:t>Wereldmuseu</w:t>
+        </w:rPr>
+        <w:hyperlink r:id="rId12" w:history="1">
+          <w:r>
+            <w:rPr>
+              <w:rStyle w:val="Hyperlink"/>
+            </w:rPr>
+            <w:t>Wereldmuseu</w:t>
+          </w:r>
+        </w:hyperlink>
       </w:r>
       <w:r>
         <w:rPr>
@@ -884,7 +1039,7 @@
           <w:sz w:val="24"/>
           <w:u w:val="single"/>
         </w:rPr>
-        <w:hyperlink r:id="rId11" w:history="1">
+        <w:hyperlink r:id="rId12" w:history="1">
           <w:r>
             <w:rPr>
               <w:rStyle w:val="Hyperlink"/>
@@ -913,7 +1068,7 @@
           <w:sz w:val="24"/>
           <w:u w:val="single"/>
         </w:rPr>
-        <w:hyperlink r:id="rId11" w:history="1">
+        <w:hyperlink r:id="rId12" w:history="1">
           <w:r>
             <w:rPr>
               <w:rStyle w:val="Hyperlink"/>
@@ -940,26 +1095,8 @@
           <w:i w:val="0"/>
           <w:color w:val="0000FF"/>
           <w:sz w:val="24"/>
-          <w:u w:val="single"/>
-        </w:rPr>
-        <w:hyperlink r:id="rId12" w:history="1">
-          <w:r>
-            <w:rPr>
-              <w:rStyle w:val="Hyperlink"/>
-            </w:rPr>
-            <w:t>en</w:t>
-          </w:r>
-        </w:hyperlink>
-      </w:r>
-      <w:r>
-        <w:rPr>
-          <w:rFonts w:ascii="Charis SIL Regular" w:hAnsi="Charis SIL Regular" w:eastAsia="Charis SIL Regular"/>
-          <w:b w:val="0"/>
-          <w:i w:val="0"/>
-          <w:color w:val="0000FF"/>
-          <w:sz w:val="24"/>
-        </w:rPr>
-        <w:t xml:space="preserve"> D</w:t>
+        </w:rPr>
+        <w:t>en D</w:t>
       </w:r>
       <w:r>
         <w:rPr>
@@ -1185,7 +1322,6 @@
       </w:r>
       <w:r>
         <w:rPr>
-          <w:u w:val="single" w:color="0000ff"/>
           <w:rFonts w:ascii="Charis SIL Regular" w:hAnsi="Charis SIL Regular" w:eastAsia="Charis SIL Regular"/>
           <w:b w:val="0"/>
           <w:i w:val="0"/>
@@ -1203,7 +1339,7 @@
           <w:sz w:val="24"/>
           <w:u w:val="single"/>
         </w:rPr>
-        <w:hyperlink r:id="rId12" w:history="1">
+        <w:hyperlink r:id="rId13" w:history="1">
           <w:r>
             <w:rPr>
               <w:rStyle w:val="Hyperlink"/>
@@ -1285,25 +1421,7 @@
           <w:color w:val="000000"/>
           <w:sz w:val="24"/>
         </w:rPr>
-        <w:t xml:space="preserve">, dat actief was op de Indonesische eilanden Java </w:t>
-      </w:r>
-      <w:r>
-        <w:rPr>
-          <w:u w:val="single" w:color="0000ff"/>
-          <w:rFonts w:ascii="Charis SIL Regular" w:hAnsi="Charis SIL Regular" w:eastAsia="Charis SIL Regular"/>
-          <w:b w:val="0"/>
-          <w:i w:val="0"/>
-          <w:color w:val="000000"/>
-          <w:sz w:val="24"/>
-        </w:rPr>
-        <w:hyperlink r:id="rId13" w:history="1">
-          <w:r>
-            <w:rPr>
-              <w:rStyle w:val="Hyperlink"/>
-            </w:rPr>
-            <w:t>en Sulawesi, z</w:t>
-          </w:r>
-        </w:hyperlink>
+        <w:t>, dat actief was op de Indonesische eilanden Java en Sulawesi, z</w:t>
       </w:r>
       <w:r>
         <w:rPr>
@@ -1684,133 +1802,7 @@
           <w:color w:val="000000"/>
           <w:sz w:val="24"/>
         </w:rPr>
-        <w:t xml:space="preserve"> zijn namenlijsten va</w:t>
-      </w:r>
-      <w:r>
-        <w:rPr>
-          <w:u w:val="single" w:color="0000ff"/>
-          <w:rFonts w:ascii="Charis SIL Regular" w:hAnsi="Charis SIL Regular" w:eastAsia="Charis SIL Regular"/>
-          <w:b w:val="0"/>
-          <w:i w:val="0"/>
-          <w:color w:val="000000"/>
-          <w:sz w:val="24"/>
-        </w:rPr>
-        <w:hyperlink r:id="rId15" w:history="1">
-          <w:r>
-            <w:rPr>
-              <w:rStyle w:val="Hyperlink"/>
-            </w:rPr>
-            <w:t>n zendingsw</w:t>
-          </w:r>
-        </w:hyperlink>
-      </w:r>
-      <w:r>
-        <w:rPr>
-          <w:u w:val="single" w:color="0000ff"/>
-          <w:rFonts w:ascii="Charis SIL Regular" w:hAnsi="Charis SIL Regular" w:eastAsia="Charis SIL Regular"/>
-          <w:b w:val="0"/>
-          <w:i w:val="0"/>
-          <w:color w:val="000000"/>
-          <w:sz w:val="24"/>
-        </w:rPr>
-        <w:hyperlink r:id="rId15" w:history="1">
-          <w:r>
-            <w:rPr>
-              <w:rStyle w:val="Hyperlink"/>
-            </w:rPr>
-            <w:t>e</w:t>
-          </w:r>
-        </w:hyperlink>
-      </w:r>
-      <w:r>
-        <w:rPr>
-          <w:u w:val="single" w:color="0000ff"/>
-          <w:rFonts w:ascii="Charis SIL Regular" w:hAnsi="Charis SIL Regular" w:eastAsia="Charis SIL Regular"/>
-          <w:b w:val="0"/>
-          <w:i w:val="0"/>
-          <w:color w:val="000000"/>
-          <w:sz w:val="24"/>
-        </w:rPr>
-        <w:hyperlink r:id="rId15" w:history="1">
-          <w:r>
-            <w:rPr>
-              <w:rStyle w:val="Hyperlink"/>
-            </w:rPr>
-            <w:t>rke</w:t>
-          </w:r>
-        </w:hyperlink>
-      </w:r>
-      <w:r>
-        <w:rPr>
-          <w:u w:val="single" w:color="0000ff"/>
-          <w:rFonts w:ascii="Charis SIL Regular" w:hAnsi="Charis SIL Regular" w:eastAsia="Charis SIL Regular"/>
-          <w:b w:val="0"/>
-          <w:i w:val="0"/>
-          <w:color w:val="000000"/>
-          <w:sz w:val="24"/>
-        </w:rPr>
-        <w:hyperlink r:id="rId15" w:history="1">
-          <w:r>
-            <w:rPr>
-              <w:rStyle w:val="Hyperlink"/>
-            </w:rPr>
-            <w:t>r</w:t>
-          </w:r>
-        </w:hyperlink>
-      </w:r>
-      <w:r>
-        <w:rPr>
-          <w:u w:val="single" w:color="0000ff"/>
-          <w:rFonts w:ascii="Charis SIL Regular" w:hAnsi="Charis SIL Regular" w:eastAsia="Charis SIL Regular"/>
-          <w:b w:val="0"/>
-          <w:i w:val="0"/>
-          <w:color w:val="000000"/>
-          <w:sz w:val="24"/>
-        </w:rPr>
-        <w:hyperlink r:id="rId15" w:history="1">
-          <w:r>
-            <w:rPr>
-              <w:rStyle w:val="Hyperlink"/>
-            </w:rPr>
-            <w:t>s te vinden (</w:t>
-          </w:r>
-        </w:hyperlink>
-      </w:r>
-      <w:r>
-        <w:rPr>
-          <w:u w:val="single" w:color="0000ff"/>
-          <w:rFonts w:ascii="Charis SIL Regular" w:hAnsi="Charis SIL Regular" w:eastAsia="Charis SIL Regular"/>
-          <w:b w:val="0"/>
-          <w:i w:val="0"/>
-          <w:color w:val="000000"/>
-          <w:sz w:val="24"/>
-        </w:rPr>
-        <w:hyperlink r:id="rId15" w:history="1">
-          <w:r>
-            <w:rPr>
-              <w:rStyle w:val="Hyperlink"/>
-            </w:rPr>
-            <w:t>onder he</w:t>
-          </w:r>
-        </w:hyperlink>
-      </w:r>
-      <w:r>
-        <w:rPr>
-          <w:u w:val="single" w:color="0000ff"/>
-          <w:rFonts w:ascii="Charis SIL Regular" w:hAnsi="Charis SIL Regular" w:eastAsia="Charis SIL Regular"/>
-          <w:b w:val="0"/>
-          <w:i w:val="0"/>
-          <w:color w:val="000000"/>
-          <w:sz w:val="24"/>
-        </w:rPr>
-        <w:hyperlink r:id="rId15" w:history="1">
-          <w:r>
-            <w:rPr>
-              <w:rStyle w:val="Hyperlink"/>
-            </w:rPr>
-            <w:t xml:space="preserve">t </w:t>
-          </w:r>
-        </w:hyperlink>
+        <w:t xml:space="preserve"> zijn namenlijsten van zendingswerkers te vinden (onder het </w:t>
       </w:r>
       <w:r>
         <w:rPr>
@@ -2484,21 +2476,13 @@
       </w:r>
       <w:r>
         <w:rPr>
-          <w:u w:val="single" w:color="0000ff"/>
           <w:rFonts w:ascii="Charis SIL Regular" w:hAnsi="Charis SIL Regular" w:eastAsia="Charis SIL Regular"/>
           <w:b w:val="0"/>
           <w:i w:val="0"/>
           <w:color w:val="000000"/>
           <w:sz w:val="24"/>
         </w:rPr>
-        <w:hyperlink r:id="rId18" w:history="1">
-          <w:r>
-            <w:rPr>
-              <w:rStyle w:val="Hyperlink"/>
-            </w:rPr>
-            <w:t xml:space="preserve">, </w:t>
-          </w:r>
-        </w:hyperlink>
+        <w:t xml:space="preserve">, </w:t>
       </w:r>
       <w:r>
         <w:rPr>
@@ -2632,7 +2616,7 @@
           <w:sz w:val="24"/>
           <w:u w:val="single"/>
         </w:rPr>
-        <w:hyperlink r:id="rId20" w:history="1">
+        <w:hyperlink r:id="rId19" w:history="1">
           <w:r>
             <w:rPr>
               <w:rStyle w:val="Hyperlink"/>
@@ -2767,7 +2751,7 @@
           <w:sz w:val="24"/>
           <w:u w:val="single"/>
         </w:rPr>
-        <w:hyperlink r:id="rId21" w:history="1">
+        <w:hyperlink r:id="rId19" w:history="1">
           <w:r>
             <w:rPr>
               <w:rStyle w:val="Hyperlink"/>
@@ -3008,7 +2992,7 @@
           <w:sz w:val="24"/>
           <w:u w:val="single"/>
         </w:rPr>
-        <w:hyperlink r:id="rId20" w:history="1">
+        <w:hyperlink r:id="rId22" w:history="1">
           <w:r>
             <w:rPr>
               <w:rStyle w:val="Hyperlink"/>
@@ -3037,7 +3021,7 @@
           <w:sz w:val="24"/>
           <w:u w:val="single"/>
         </w:rPr>
-        <w:hyperlink r:id="rId20" w:history="1">
+        <w:hyperlink r:id="rId22" w:history="1">
           <w:r>
             <w:rPr>
               <w:rStyle w:val="Hyperlink"/>
@@ -4191,15 +4175,9 @@
           <w:i w:val="0"/>
           <w:color w:val="0000FF"/>
           <w:sz w:val="24"/>
-        </w:rPr>
-        <w:hyperlink r:id="rId24" w:history="1">
-          <w:r>
-            <w:rPr>
-              <w:rStyle w:val="Hyperlink"/>
-            </w:rPr>
-            <w:t>7</w:t>
-          </w:r>
-        </w:hyperlink>
+          <w:u w:val="single"/>
+        </w:rPr>
+        <w:t>7</w:t>
       </w:r>
       <w:r>
         <w:rPr>

--- a/EXPORTS/DOCX/published/niveau2/Dutch/ChristianMission.docx
+++ b/EXPORTS/DOCX/published/niveau2/Dutch/ChristianMission.docx
@@ -459,25 +459,7 @@
           <w:color w:val="000000"/>
           <w:sz w:val="24"/>
         </w:rPr>
-        <w:t xml:space="preserve"> bestaat voor een groot deel uit objecten die d</w:t>
-      </w:r>
-      <w:r>
-        <w:rPr>
-          <w:u w:val="single" w:color="0000ff"/>
-          <w:rFonts w:ascii="Charis SIL Regular" w:hAnsi="Charis SIL Regular" w:eastAsia="Charis SIL Regular"/>
-          <w:b w:val="0"/>
-          <w:i w:val="0"/>
-          <w:color w:val="000000"/>
-          <w:sz w:val="24"/>
-        </w:rPr>
-        <w:hyperlink r:id="rId9" w:history="1">
-          <w:r>
-            <w:rPr>
-              <w:rStyle w:val="Hyperlink"/>
-            </w:rPr>
-            <w:t>oor zendeling</w:t>
-          </w:r>
-        </w:hyperlink>
+        <w:t xml:space="preserve"> bestaat voor een groot deel uit objecten die door zendeling</w:t>
       </w:r>
       <w:r>
         <w:rPr>
@@ -814,7 +796,7 @@
           <w:sz w:val="24"/>
           <w:u w:val="single"/>
         </w:rPr>
-        <w:hyperlink r:id="rId10" w:history="1">
+        <w:hyperlink r:id="rId11" w:history="1">
           <w:r>
             <w:rPr>
               <w:rStyle w:val="Hyperlink"/>
@@ -843,7 +825,7 @@
           <w:sz w:val="24"/>
           <w:u w:val="single"/>
         </w:rPr>
-        <w:hyperlink r:id="rId10" w:history="1">
+        <w:hyperlink r:id="rId11" w:history="1">
           <w:r>
             <w:rPr>
               <w:rStyle w:val="Hyperlink"/>
@@ -937,7 +919,7 @@
           <w:sz w:val="24"/>
           <w:u w:val="single"/>
         </w:rPr>
-        <w:hyperlink r:id="rId11" w:history="1">
+        <w:hyperlink r:id="rId10" w:history="1">
           <w:r>
             <w:rPr>
               <w:rStyle w:val="Hyperlink"/>
@@ -1021,14 +1003,7 @@
           <w:color w:val="0000FF"/>
           <w:sz w:val="24"/>
         </w:rPr>
-        <w:hyperlink r:id="rId12" w:history="1">
-          <w:r>
-            <w:rPr>
-              <w:rStyle w:val="Hyperlink"/>
-            </w:rPr>
-            <w:t>Wereldmuseu</w:t>
-          </w:r>
-        </w:hyperlink>
+        <w:t>Wereldmuseu</w:t>
       </w:r>
       <w:r>
         <w:rPr>
@@ -1039,7 +1014,7 @@
           <w:sz w:val="24"/>
           <w:u w:val="single"/>
         </w:rPr>
-        <w:hyperlink r:id="rId12" w:history="1">
+        <w:hyperlink r:id="rId11" w:history="1">
           <w:r>
             <w:rPr>
               <w:rStyle w:val="Hyperlink"/>
@@ -1095,8 +1070,16 @@
           <w:i w:val="0"/>
           <w:color w:val="0000FF"/>
           <w:sz w:val="24"/>
-        </w:rPr>
-        <w:t>en D</w:t>
+          <w:u w:val="single"/>
+        </w:rPr>
+        <w:hyperlink r:id="rId12" w:history="1">
+          <w:r>
+            <w:rPr>
+              <w:rStyle w:val="Hyperlink"/>
+            </w:rPr>
+            <w:t>en</w:t>
+          </w:r>
+        </w:hyperlink>
       </w:r>
       <w:r>
         <w:rPr>
@@ -1107,7 +1090,35 @@
           <w:sz w:val="24"/>
           <w:u w:val="single"/>
         </w:rPr>
-        <w:hyperlink r:id="rId11" w:history="1">
+        <w:t xml:space="preserve"> </w:t>
+      </w:r>
+      <w:r>
+        <w:rPr>
+          <w:rFonts w:ascii="Charis SIL Regular" w:hAnsi="Charis SIL Regular" w:eastAsia="Charis SIL Regular"/>
+          <w:b w:val="0"/>
+          <w:i w:val="0"/>
+          <w:color w:val="0000FF"/>
+          <w:sz w:val="24"/>
+        </w:rPr>
+        <w:hyperlink r:id="rId12" w:history="1">
+          <w:r>
+            <w:rPr>
+              <w:rStyle w:val="Hyperlink"/>
+            </w:rPr>
+            <w:t>D</w:t>
+          </w:r>
+        </w:hyperlink>
+      </w:r>
+      <w:r>
+        <w:rPr>
+          <w:rFonts w:ascii="Charis SIL Regular" w:hAnsi="Charis SIL Regular" w:eastAsia="Charis SIL Regular"/>
+          <w:b w:val="0"/>
+          <w:i w:val="0"/>
+          <w:color w:val="0000FF"/>
+          <w:sz w:val="24"/>
+          <w:u w:val="single"/>
+        </w:rPr>
+        <w:hyperlink r:id="rId12" w:history="1">
           <w:r>
             <w:rPr>
               <w:rStyle w:val="Hyperlink"/>
@@ -1339,7 +1350,7 @@
           <w:sz w:val="24"/>
           <w:u w:val="single"/>
         </w:rPr>
-        <w:hyperlink r:id="rId13" w:history="1">
+        <w:hyperlink r:id="rId12" w:history="1">
           <w:r>
             <w:rPr>
               <w:rStyle w:val="Hyperlink"/>
@@ -1421,7 +1432,25 @@
           <w:color w:val="000000"/>
           <w:sz w:val="24"/>
         </w:rPr>
-        <w:t>, dat actief was op de Indonesische eilanden Java en Sulawesi, z</w:t>
+        <w:t xml:space="preserve">, dat actief was op de Indonesische eilanden Java </w:t>
+      </w:r>
+      <w:r>
+        <w:rPr>
+          <w:u w:val="single" w:color="0000ff"/>
+          <w:rFonts w:ascii="Charis SIL Regular" w:hAnsi="Charis SIL Regular" w:eastAsia="Charis SIL Regular"/>
+          <w:b w:val="0"/>
+          <w:i w:val="0"/>
+          <w:color w:val="000000"/>
+          <w:sz w:val="24"/>
+        </w:rPr>
+        <w:hyperlink r:id="rId13" w:history="1">
+          <w:r>
+            <w:rPr>
+              <w:rStyle w:val="Hyperlink"/>
+            </w:rPr>
+            <w:t>en Sulawesi, z</w:t>
+          </w:r>
+        </w:hyperlink>
       </w:r>
       <w:r>
         <w:rPr>
@@ -1802,7 +1831,133 @@
           <w:color w:val="000000"/>
           <w:sz w:val="24"/>
         </w:rPr>
-        <w:t xml:space="preserve"> zijn namenlijsten van zendingswerkers te vinden (onder het </w:t>
+        <w:t xml:space="preserve"> zijn namenlijsten va</w:t>
+      </w:r>
+      <w:r>
+        <w:rPr>
+          <w:u w:val="single" w:color="0000ff"/>
+          <w:rFonts w:ascii="Charis SIL Regular" w:hAnsi="Charis SIL Regular" w:eastAsia="Charis SIL Regular"/>
+          <w:b w:val="0"/>
+          <w:i w:val="0"/>
+          <w:color w:val="000000"/>
+          <w:sz w:val="24"/>
+        </w:rPr>
+        <w:hyperlink r:id="rId15" w:history="1">
+          <w:r>
+            <w:rPr>
+              <w:rStyle w:val="Hyperlink"/>
+            </w:rPr>
+            <w:t>n zendingsw</w:t>
+          </w:r>
+        </w:hyperlink>
+      </w:r>
+      <w:r>
+        <w:rPr>
+          <w:u w:val="single" w:color="0000ff"/>
+          <w:rFonts w:ascii="Charis SIL Regular" w:hAnsi="Charis SIL Regular" w:eastAsia="Charis SIL Regular"/>
+          <w:b w:val="0"/>
+          <w:i w:val="0"/>
+          <w:color w:val="000000"/>
+          <w:sz w:val="24"/>
+        </w:rPr>
+        <w:hyperlink r:id="rId15" w:history="1">
+          <w:r>
+            <w:rPr>
+              <w:rStyle w:val="Hyperlink"/>
+            </w:rPr>
+            <w:t>e</w:t>
+          </w:r>
+        </w:hyperlink>
+      </w:r>
+      <w:r>
+        <w:rPr>
+          <w:u w:val="single" w:color="0000ff"/>
+          <w:rFonts w:ascii="Charis SIL Regular" w:hAnsi="Charis SIL Regular" w:eastAsia="Charis SIL Regular"/>
+          <w:b w:val="0"/>
+          <w:i w:val="0"/>
+          <w:color w:val="000000"/>
+          <w:sz w:val="24"/>
+        </w:rPr>
+        <w:hyperlink r:id="rId15" w:history="1">
+          <w:r>
+            <w:rPr>
+              <w:rStyle w:val="Hyperlink"/>
+            </w:rPr>
+            <w:t>rke</w:t>
+          </w:r>
+        </w:hyperlink>
+      </w:r>
+      <w:r>
+        <w:rPr>
+          <w:u w:val="single" w:color="0000ff"/>
+          <w:rFonts w:ascii="Charis SIL Regular" w:hAnsi="Charis SIL Regular" w:eastAsia="Charis SIL Regular"/>
+          <w:b w:val="0"/>
+          <w:i w:val="0"/>
+          <w:color w:val="000000"/>
+          <w:sz w:val="24"/>
+        </w:rPr>
+        <w:hyperlink r:id="rId15" w:history="1">
+          <w:r>
+            <w:rPr>
+              <w:rStyle w:val="Hyperlink"/>
+            </w:rPr>
+            <w:t>r</w:t>
+          </w:r>
+        </w:hyperlink>
+      </w:r>
+      <w:r>
+        <w:rPr>
+          <w:u w:val="single" w:color="0000ff"/>
+          <w:rFonts w:ascii="Charis SIL Regular" w:hAnsi="Charis SIL Regular" w:eastAsia="Charis SIL Regular"/>
+          <w:b w:val="0"/>
+          <w:i w:val="0"/>
+          <w:color w:val="000000"/>
+          <w:sz w:val="24"/>
+        </w:rPr>
+        <w:hyperlink r:id="rId15" w:history="1">
+          <w:r>
+            <w:rPr>
+              <w:rStyle w:val="Hyperlink"/>
+            </w:rPr>
+            <w:t>s te vinden (</w:t>
+          </w:r>
+        </w:hyperlink>
+      </w:r>
+      <w:r>
+        <w:rPr>
+          <w:u w:val="single" w:color="0000ff"/>
+          <w:rFonts w:ascii="Charis SIL Regular" w:hAnsi="Charis SIL Regular" w:eastAsia="Charis SIL Regular"/>
+          <w:b w:val="0"/>
+          <w:i w:val="0"/>
+          <w:color w:val="000000"/>
+          <w:sz w:val="24"/>
+        </w:rPr>
+        <w:hyperlink r:id="rId15" w:history="1">
+          <w:r>
+            <w:rPr>
+              <w:rStyle w:val="Hyperlink"/>
+            </w:rPr>
+            <w:t>onder he</w:t>
+          </w:r>
+        </w:hyperlink>
+      </w:r>
+      <w:r>
+        <w:rPr>
+          <w:u w:val="single" w:color="0000ff"/>
+          <w:rFonts w:ascii="Charis SIL Regular" w:hAnsi="Charis SIL Regular" w:eastAsia="Charis SIL Regular"/>
+          <w:b w:val="0"/>
+          <w:i w:val="0"/>
+          <w:color w:val="000000"/>
+          <w:sz w:val="24"/>
+        </w:rPr>
+        <w:hyperlink r:id="rId15" w:history="1">
+          <w:r>
+            <w:rPr>
+              <w:rStyle w:val="Hyperlink"/>
+            </w:rPr>
+            <w:t xml:space="preserve">t </w:t>
+          </w:r>
+        </w:hyperlink>
       </w:r>
       <w:r>
         <w:rPr>
@@ -2447,7 +2602,7 @@
           <w:sz w:val="24"/>
           <w:u w:val="single"/>
         </w:rPr>
-        <w:hyperlink r:id="rId18" w:history="1">
+        <w:hyperlink r:id="rId19" w:history="1">
           <w:r>
             <w:rPr>
               <w:rStyle w:val="Hyperlink"/>
@@ -2465,7 +2620,7 @@
           <w:sz w:val="24"/>
           <w:u w:val="single"/>
         </w:rPr>
-        <w:hyperlink r:id="rId18" w:history="1">
+        <w:hyperlink r:id="rId19" w:history="1">
           <w:r>
             <w:rPr>
               <w:rStyle w:val="Hyperlink"/>
@@ -2476,29 +2631,19 @@
       </w:r>
       <w:r>
         <w:rPr>
+          <w:u w:val="single" w:color="0000ff"/>
           <w:rFonts w:ascii="Charis SIL Regular" w:hAnsi="Charis SIL Regular" w:eastAsia="Charis SIL Regular"/>
           <w:b w:val="0"/>
           <w:i w:val="0"/>
           <w:color w:val="000000"/>
           <w:sz w:val="24"/>
         </w:rPr>
-        <w:t xml:space="preserve">, </w:t>
-      </w:r>
-      <w:r>
-        <w:rPr>
-          <w:rFonts w:ascii="Charis SIL Regular" w:hAnsi="Charis SIL Regular" w:eastAsia="Charis SIL Regular"/>
-          <w:b w:val="0"/>
-          <w:i w:val="0"/>
-          <w:color w:val="0000FF"/>
-          <w:sz w:val="24"/>
-          <w:u w:val="single"/>
-        </w:rPr>
-        <w:hyperlink r:id="rId20" w:history="1">
+        <w:hyperlink r:id="rId18" w:history="1">
           <w:r>
             <w:rPr>
               <w:rStyle w:val="Hyperlink"/>
             </w:rPr>
-            <w:t>H</w:t>
+            <w:t xml:space="preserve">, </w:t>
           </w:r>
         </w:hyperlink>
       </w:r>
@@ -2509,56 +2654,8 @@
           <w:i w:val="0"/>
           <w:color w:val="0000FF"/>
           <w:sz w:val="24"/>
-          <w:u w:val="single"/>
-        </w:rPr>
-        <w:hyperlink r:id="rId19" w:history="1">
-          <w:r>
-            <w:rPr>
-              <w:rStyle w:val="Hyperlink"/>
-            </w:rPr>
-            <w:t>DC</w:t>
-          </w:r>
-        </w:hyperlink>
-      </w:r>
-      <w:r>
-        <w:rPr>
-          <w:rFonts w:ascii="Charis SIL Regular" w:hAnsi="Charis SIL Regular" w:eastAsia="Charis SIL Regular"/>
-          <w:b w:val="0"/>
-          <w:i w:val="0"/>
-          <w:color w:val="0000FF"/>
-          <w:sz w:val="24"/>
-          <w:u w:val="single"/>
-        </w:rPr>
-        <w:t xml:space="preserve"> </w:t>
-      </w:r>
-      <w:r>
-        <w:rPr>
-          <w:rFonts w:ascii="Charis SIL Regular" w:hAnsi="Charis SIL Regular" w:eastAsia="Charis SIL Regular"/>
-          <w:b w:val="0"/>
-          <w:i w:val="0"/>
-          <w:color w:val="0000FF"/>
-          <w:sz w:val="24"/>
-          <w:u w:val="single"/>
-        </w:rPr>
-        <w:hyperlink r:id="rId19" w:history="1">
-          <w:r>
-            <w:rPr>
-              <w:rStyle w:val="Hyperlink"/>
-            </w:rPr>
-            <w:t>Pro</w:t>
-          </w:r>
-        </w:hyperlink>
-      </w:r>
-      <w:r>
-        <w:rPr>
-          <w:rFonts w:ascii="Charis SIL Regular" w:hAnsi="Charis SIL Regular" w:eastAsia="Charis SIL Regular"/>
-          <w:b w:val="0"/>
-          <w:i w:val="0"/>
-          <w:color w:val="0000FF"/>
-          <w:sz w:val="24"/>
-          <w:u w:val="single"/>
-        </w:rPr>
-        <w:t>t</w:t>
+        </w:rPr>
+        <w:t>HDC Prot</w:t>
       </w:r>
       <w:r>
         <w:rPr>
@@ -2751,7 +2848,7 @@
           <w:sz w:val="24"/>
           <w:u w:val="single"/>
         </w:rPr>
-        <w:hyperlink r:id="rId19" w:history="1">
+        <w:hyperlink r:id="rId20" w:history="1">
           <w:r>
             <w:rPr>
               <w:rStyle w:val="Hyperlink"/>
@@ -2780,7 +2877,7 @@
           <w:sz w:val="24"/>
           <w:u w:val="single"/>
         </w:rPr>
-        <w:hyperlink r:id="rId21" w:history="1">
+        <w:hyperlink r:id="rId20" w:history="1">
           <w:r>
             <w:rPr>
               <w:rStyle w:val="Hyperlink"/>
@@ -2798,7 +2895,7 @@
           <w:sz w:val="24"/>
           <w:u w:val="single"/>
         </w:rPr>
-        <w:hyperlink r:id="rId21" w:history="1">
+        <w:hyperlink r:id="rId20" w:history="1">
           <w:r>
             <w:rPr>
               <w:rStyle w:val="Hyperlink"/>
@@ -2816,7 +2913,7 @@
           <w:sz w:val="24"/>
           <w:u w:val="single"/>
         </w:rPr>
-        <w:hyperlink r:id="rId21" w:history="1">
+        <w:hyperlink r:id="rId20" w:history="1">
           <w:r>
             <w:rPr>
               <w:rStyle w:val="Hyperlink"/>
@@ -2834,7 +2931,7 @@
           <w:sz w:val="24"/>
           <w:u w:val="single"/>
         </w:rPr>
-        <w:hyperlink r:id="rId21" w:history="1">
+        <w:hyperlink r:id="rId20" w:history="1">
           <w:r>
             <w:rPr>
               <w:rStyle w:val="Hyperlink"/>
@@ -2863,7 +2960,7 @@
           <w:sz w:val="24"/>
           <w:u w:val="single"/>
         </w:rPr>
-        <w:hyperlink r:id="rId21" w:history="1">
+        <w:hyperlink r:id="rId20" w:history="1">
           <w:r>
             <w:rPr>
               <w:rStyle w:val="Hyperlink"/>
@@ -2881,7 +2978,7 @@
           <w:sz w:val="24"/>
           <w:u w:val="single"/>
         </w:rPr>
-        <w:hyperlink r:id="rId21" w:history="1">
+        <w:hyperlink r:id="rId19" w:history="1">
           <w:r>
             <w:rPr>
               <w:rStyle w:val="Hyperlink"/>
@@ -2927,7 +3024,14 @@
           <w:color w:val="000000"/>
           <w:sz w:val="24"/>
         </w:rPr>
-        <w:t xml:space="preserve">het </w:t>
+        <w:hyperlink r:id="rId21" w:history="1">
+          <w:r>
+            <w:rPr>
+              <w:rStyle w:val="Hyperlink"/>
+            </w:rPr>
+            <w:t xml:space="preserve">het </w:t>
+          </w:r>
+        </w:hyperlink>
       </w:r>
       <w:r>
         <w:rPr>
@@ -2938,7 +3042,7 @@
           <w:sz w:val="24"/>
           <w:u w:val="single"/>
         </w:rPr>
-        <w:hyperlink r:id="rId22" w:history="1">
+        <w:hyperlink r:id="rId21" w:history="1">
           <w:r>
             <w:rPr>
               <w:rStyle w:val="Hyperlink"/>
@@ -2956,7 +3060,7 @@
           <w:sz w:val="24"/>
           <w:u w:val="single"/>
         </w:rPr>
-        <w:hyperlink r:id="rId22" w:history="1">
+        <w:hyperlink r:id="rId21" w:history="1">
           <w:r>
             <w:rPr>
               <w:rStyle w:val="Hyperlink"/>
@@ -2974,7 +3078,7 @@
           <w:sz w:val="24"/>
           <w:u w:val="single"/>
         </w:rPr>
-        <w:hyperlink r:id="rId22" w:history="1">
+        <w:hyperlink r:id="rId21" w:history="1">
           <w:r>
             <w:rPr>
               <w:rStyle w:val="Hyperlink"/>
@@ -2992,7 +3096,7 @@
           <w:sz w:val="24"/>
           <w:u w:val="single"/>
         </w:rPr>
-        <w:hyperlink r:id="rId22" w:history="1">
+        <w:hyperlink r:id="rId21" w:history="1">
           <w:r>
             <w:rPr>
               <w:rStyle w:val="Hyperlink"/>
@@ -3021,7 +3125,7 @@
           <w:sz w:val="24"/>
           <w:u w:val="single"/>
         </w:rPr>
-        <w:hyperlink r:id="rId22" w:history="1">
+        <w:hyperlink r:id="rId21" w:history="1">
           <w:r>
             <w:rPr>
               <w:rStyle w:val="Hyperlink"/>
@@ -3096,7 +3200,7 @@
           <w:color w:val="000000"/>
           <w:sz w:val="24"/>
         </w:rPr>
-        <w:hyperlink r:id="rId21" w:history="1">
+        <w:hyperlink r:id="rId20" w:history="1">
           <w:r>
             <w:rPr>
               <w:rStyle w:val="Hyperlink"/>
@@ -3125,7 +3229,7 @@
           <w:color w:val="000000"/>
           <w:sz w:val="24"/>
         </w:rPr>
-        <w:hyperlink r:id="rId21" w:history="1">
+        <w:hyperlink r:id="rId20" w:history="1">
           <w:r>
             <w:rPr>
               <w:rStyle w:val="Hyperlink"/>
@@ -3143,7 +3247,7 @@
           <w:color w:val="000000"/>
           <w:sz w:val="24"/>
         </w:rPr>
-        <w:hyperlink r:id="rId21" w:history="1">
+        <w:hyperlink r:id="rId20" w:history="1">
           <w:r>
             <w:rPr>
               <w:rStyle w:val="Hyperlink"/>
@@ -4542,9 +4646,15 @@
           <w:i w:val="0"/>
           <w:color w:val="0000FF"/>
           <w:sz w:val="24"/>
-          <w:u w:val="single"/>
-        </w:rPr>
-        <w:t>1</w:t>
+        </w:rPr>
+        <w:hyperlink r:id="rId26" w:history="1">
+          <w:r>
+            <w:rPr>
+              <w:rStyle w:val="Hyperlink"/>
+            </w:rPr>
+            <w:t>1</w:t>
+          </w:r>
+        </w:hyperlink>
       </w:r>
       <w:r>
         <w:rPr>

--- a/EXPORTS/DOCX/published/niveau2/Dutch/ChristianMission.docx
+++ b/EXPORTS/DOCX/published/niveau2/Dutch/ChristianMission.docx
@@ -459,7 +459,25 @@
           <w:color w:val="000000"/>
           <w:sz w:val="24"/>
         </w:rPr>
-        <w:t xml:space="preserve"> bestaat voor een groot deel uit objecten die door zendeling</w:t>
+        <w:t xml:space="preserve"> bestaat voor een groot deel uit objecten die d</w:t>
+      </w:r>
+      <w:r>
+        <w:rPr>
+          <w:u w:val="single" w:color="0000ff"/>
+          <w:rFonts w:ascii="Charis SIL Regular" w:hAnsi="Charis SIL Regular" w:eastAsia="Charis SIL Regular"/>
+          <w:b w:val="0"/>
+          <w:i w:val="0"/>
+          <w:color w:val="000000"/>
+          <w:sz w:val="24"/>
+        </w:rPr>
+        <w:hyperlink r:id="rId9" w:history="1">
+          <w:r>
+            <w:rPr>
+              <w:rStyle w:val="Hyperlink"/>
+            </w:rPr>
+            <w:t>oor zendeling</w:t>
+          </w:r>
+        </w:hyperlink>
       </w:r>
       <w:r>
         <w:rPr>
@@ -758,6 +776,45 @@
           <w:i w:val="0"/>
           <w:color w:val="0000FF"/>
           <w:sz w:val="24"/>
+        </w:rPr>
+        <w:t>Congregatie van d</w:t>
+      </w:r>
+      <w:r>
+        <w:rPr>
+          <w:rFonts w:ascii="Charis SIL Regular" w:hAnsi="Charis SIL Regular" w:eastAsia="Charis SIL Regular"/>
+          <w:b w:val="0"/>
+          <w:i w:val="0"/>
+          <w:color w:val="0000FF"/>
+          <w:sz w:val="24"/>
+          <w:u w:val="single"/>
+        </w:rPr>
+        <w:hyperlink r:id="rId10" w:history="1">
+          <w:r>
+            <w:rPr>
+              <w:rStyle w:val="Hyperlink"/>
+            </w:rPr>
+            <w:t>e</w:t>
+          </w:r>
+        </w:hyperlink>
+      </w:r>
+      <w:r>
+        <w:rPr>
+          <w:rFonts w:ascii="Charis SIL Regular" w:hAnsi="Charis SIL Regular" w:eastAsia="Charis SIL Regular"/>
+          <w:b w:val="0"/>
+          <w:i w:val="0"/>
+          <w:color w:val="0000FF"/>
+          <w:sz w:val="24"/>
+          <w:u w:val="single"/>
+        </w:rPr>
+        <w:t xml:space="preserve"> </w:t>
+      </w:r>
+      <w:r>
+        <w:rPr>
+          <w:rFonts w:ascii="Charis SIL Regular" w:hAnsi="Charis SIL Regular" w:eastAsia="Charis SIL Regular"/>
+          <w:b w:val="0"/>
+          <w:i w:val="0"/>
+          <w:color w:val="0000FF"/>
+          <w:sz w:val="24"/>
           <w:u w:val="single"/>
         </w:rPr>
         <w:hyperlink r:id="rId11" w:history="1">
@@ -765,7 +822,7 @@
             <w:rPr>
               <w:rStyle w:val="Hyperlink"/>
             </w:rPr>
-            <w:t>Co</w:t>
+            <w:t>H</w:t>
           </w:r>
         </w:hyperlink>
       </w:r>
@@ -783,83 +840,7 @@
             <w:rPr>
               <w:rStyle w:val="Hyperlink"/>
             </w:rPr>
-            <w:t>n</w:t>
-          </w:r>
-        </w:hyperlink>
-      </w:r>
-      <w:r>
-        <w:rPr>
-          <w:rFonts w:ascii="Charis SIL Regular" w:hAnsi="Charis SIL Regular" w:eastAsia="Charis SIL Regular"/>
-          <w:b w:val="0"/>
-          <w:i w:val="0"/>
-          <w:color w:val="0000FF"/>
-          <w:sz w:val="24"/>
-          <w:u w:val="single"/>
-        </w:rPr>
-        <w:hyperlink r:id="rId11" w:history="1">
-          <w:r>
-            <w:rPr>
-              <w:rStyle w:val="Hyperlink"/>
-            </w:rPr>
-            <w:t>gregatie</w:t>
-          </w:r>
-        </w:hyperlink>
-      </w:r>
-      <w:r>
-        <w:rPr>
-          <w:rFonts w:ascii="Charis SIL Regular" w:hAnsi="Charis SIL Regular" w:eastAsia="Charis SIL Regular"/>
-          <w:b w:val="0"/>
-          <w:i w:val="0"/>
-          <w:color w:val="0000FF"/>
-          <w:sz w:val="24"/>
-          <w:u w:val="single"/>
-        </w:rPr>
-        <w:t xml:space="preserve"> </w:t>
-      </w:r>
-      <w:r>
-        <w:rPr>
-          <w:rFonts w:ascii="Charis SIL Regular" w:hAnsi="Charis SIL Regular" w:eastAsia="Charis SIL Regular"/>
-          <w:b w:val="0"/>
-          <w:i w:val="0"/>
-          <w:color w:val="0000FF"/>
-          <w:sz w:val="24"/>
-          <w:u w:val="single"/>
-        </w:rPr>
-        <w:hyperlink r:id="rId11" w:history="1">
-          <w:r>
-            <w:rPr>
-              <w:rStyle w:val="Hyperlink"/>
-            </w:rPr>
-            <w:t>van</w:t>
-          </w:r>
-        </w:hyperlink>
-      </w:r>
-      <w:r>
-        <w:rPr>
-          <w:rFonts w:ascii="Charis SIL Regular" w:hAnsi="Charis SIL Regular" w:eastAsia="Charis SIL Regular"/>
-          <w:b w:val="0"/>
-          <w:i w:val="0"/>
-          <w:color w:val="0000FF"/>
-          <w:sz w:val="24"/>
-          <w:u w:val="single"/>
-        </w:rPr>
-        <w:t xml:space="preserve"> </w:t>
-      </w:r>
-      <w:r>
-        <w:rPr>
-          <w:rFonts w:ascii="Charis SIL Regular" w:hAnsi="Charis SIL Regular" w:eastAsia="Charis SIL Regular"/>
-          <w:b w:val="0"/>
-          <w:i w:val="0"/>
-          <w:color w:val="0000FF"/>
-          <w:sz w:val="24"/>
-          <w:u w:val="single"/>
-        </w:rPr>
-        <w:hyperlink r:id="rId11" w:history="1">
-          <w:r>
-            <w:rPr>
-              <w:rStyle w:val="Hyperlink"/>
-            </w:rPr>
-            <w:t>d</w:t>
+            <w:t>eilig</w:t>
           </w:r>
         </w:hyperlink>
       </w:r>
@@ -906,7 +887,7 @@
             <w:rPr>
               <w:rStyle w:val="Hyperlink"/>
             </w:rPr>
-            <w:t>H</w:t>
+            <w:t>Geest</w:t>
           </w:r>
         </w:hyperlink>
       </w:r>
@@ -915,95 +896,38 @@
           <w:rFonts w:ascii="Charis SIL Regular" w:hAnsi="Charis SIL Regular" w:eastAsia="Charis SIL Regular"/>
           <w:b w:val="0"/>
           <w:i w:val="0"/>
+          <w:color w:val="000000"/>
+          <w:sz w:val="24"/>
+        </w:rPr>
+        <w:t xml:space="preserve"> was tot </w:t>
+      </w:r>
+      <w:r>
+        <w:rPr>
+          <w:rFonts w:ascii="Charis SIL Regular" w:hAnsi="Charis SIL Regular" w:eastAsia="Charis SIL Regular"/>
+          <w:b w:val="0"/>
+          <w:i w:val="0"/>
+          <w:color w:val="000000"/>
+          <w:sz w:val="24"/>
+        </w:rPr>
+        <w:t xml:space="preserve">en met november 2024 te zien in het </w:t>
+      </w:r>
+      <w:r>
+        <w:rPr>
+          <w:rFonts w:ascii="Charis SIL Regular" w:hAnsi="Charis SIL Regular" w:eastAsia="Charis SIL Regular"/>
+          <w:b w:val="0"/>
+          <w:i w:val="0"/>
           <w:color w:val="0000FF"/>
           <w:sz w:val="24"/>
           <w:u w:val="single"/>
         </w:rPr>
-        <w:hyperlink r:id="rId10" w:history="1">
+        <w:hyperlink r:id="rId12" w:history="1">
           <w:r>
             <w:rPr>
               <w:rStyle w:val="Hyperlink"/>
             </w:rPr>
-            <w:t>eilig</w:t>
+            <w:t>Wereldmuseu</w:t>
           </w:r>
         </w:hyperlink>
-      </w:r>
-      <w:r>
-        <w:rPr>
-          <w:rFonts w:ascii="Charis SIL Regular" w:hAnsi="Charis SIL Regular" w:eastAsia="Charis SIL Regular"/>
-          <w:b w:val="0"/>
-          <w:i w:val="0"/>
-          <w:color w:val="0000FF"/>
-          <w:sz w:val="24"/>
-          <w:u w:val="single"/>
-        </w:rPr>
-        <w:hyperlink r:id="rId11" w:history="1">
-          <w:r>
-            <w:rPr>
-              <w:rStyle w:val="Hyperlink"/>
-            </w:rPr>
-            <w:t>e</w:t>
-          </w:r>
-        </w:hyperlink>
-      </w:r>
-      <w:r>
-        <w:rPr>
-          <w:rFonts w:ascii="Charis SIL Regular" w:hAnsi="Charis SIL Regular" w:eastAsia="Charis SIL Regular"/>
-          <w:b w:val="0"/>
-          <w:i w:val="0"/>
-          <w:color w:val="0000FF"/>
-          <w:sz w:val="24"/>
-          <w:u w:val="single"/>
-        </w:rPr>
-        <w:t xml:space="preserve"> </w:t>
-      </w:r>
-      <w:r>
-        <w:rPr>
-          <w:rFonts w:ascii="Charis SIL Regular" w:hAnsi="Charis SIL Regular" w:eastAsia="Charis SIL Regular"/>
-          <w:b w:val="0"/>
-          <w:i w:val="0"/>
-          <w:color w:val="0000FF"/>
-          <w:sz w:val="24"/>
-          <w:u w:val="single"/>
-        </w:rPr>
-        <w:hyperlink r:id="rId11" w:history="1">
-          <w:r>
-            <w:rPr>
-              <w:rStyle w:val="Hyperlink"/>
-            </w:rPr>
-            <w:t>Geest</w:t>
-          </w:r>
-        </w:hyperlink>
-      </w:r>
-      <w:r>
-        <w:rPr>
-          <w:rFonts w:ascii="Charis SIL Regular" w:hAnsi="Charis SIL Regular" w:eastAsia="Charis SIL Regular"/>
-          <w:b w:val="0"/>
-          <w:i w:val="0"/>
-          <w:color w:val="000000"/>
-          <w:sz w:val="24"/>
-        </w:rPr>
-        <w:t xml:space="preserve"> was tot </w:t>
-      </w:r>
-      <w:r>
-        <w:rPr>
-          <w:rFonts w:ascii="Charis SIL Regular" w:hAnsi="Charis SIL Regular" w:eastAsia="Charis SIL Regular"/>
-          <w:b w:val="0"/>
-          <w:i w:val="0"/>
-          <w:color w:val="000000"/>
-          <w:sz w:val="24"/>
-        </w:rPr>
-        <w:t xml:space="preserve">en met november 2024 te zien in het </w:t>
-      </w:r>
-      <w:r>
-        <w:rPr>
-          <w:rFonts w:ascii="Charis SIL Regular" w:hAnsi="Charis SIL Regular" w:eastAsia="Charis SIL Regular"/>
-          <w:b w:val="0"/>
-          <w:i w:val="0"/>
-          <w:color w:val="0000FF"/>
-          <w:sz w:val="24"/>
-        </w:rPr>
-        <w:t>Wereldmuseu</w:t>
       </w:r>
       <w:r>
         <w:rPr>
@@ -1043,7 +967,7 @@
           <w:sz w:val="24"/>
           <w:u w:val="single"/>
         </w:rPr>
-        <w:hyperlink r:id="rId12" w:history="1">
+        <w:hyperlink r:id="rId11" w:history="1">
           <w:r>
             <w:rPr>
               <w:rStyle w:val="Hyperlink"/>
@@ -1099,6 +1023,7 @@
           <w:i w:val="0"/>
           <w:color w:val="0000FF"/>
           <w:sz w:val="24"/>
+          <w:u w:val="single"/>
         </w:rPr>
         <w:hyperlink r:id="rId12" w:history="1">
           <w:r>
@@ -2602,7 +2527,7 @@
           <w:sz w:val="24"/>
           <w:u w:val="single"/>
         </w:rPr>
-        <w:hyperlink r:id="rId19" w:history="1">
+        <w:hyperlink r:id="rId18" w:history="1">
           <w:r>
             <w:rPr>
               <w:rStyle w:val="Hyperlink"/>
@@ -2620,7 +2545,7 @@
           <w:sz w:val="24"/>
           <w:u w:val="single"/>
         </w:rPr>
-        <w:hyperlink r:id="rId19" w:history="1">
+        <w:hyperlink r:id="rId18" w:history="1">
           <w:r>
             <w:rPr>
               <w:rStyle w:val="Hyperlink"/>
@@ -2654,8 +2579,73 @@
           <w:i w:val="0"/>
           <w:color w:val="0000FF"/>
           <w:sz w:val="24"/>
-        </w:rPr>
-        <w:t>HDC Prot</w:t>
+          <w:u w:val="single"/>
+        </w:rPr>
+        <w:hyperlink r:id="rId20" w:history="1">
+          <w:r>
+            <w:rPr>
+              <w:rStyle w:val="Hyperlink"/>
+            </w:rPr>
+            <w:t>H</w:t>
+          </w:r>
+        </w:hyperlink>
+      </w:r>
+      <w:r>
+        <w:rPr>
+          <w:rFonts w:ascii="Charis SIL Regular" w:hAnsi="Charis SIL Regular" w:eastAsia="Charis SIL Regular"/>
+          <w:b w:val="0"/>
+          <w:i w:val="0"/>
+          <w:color w:val="0000FF"/>
+          <w:sz w:val="24"/>
+          <w:u w:val="single"/>
+        </w:rPr>
+        <w:hyperlink r:id="rId19" w:history="1">
+          <w:r>
+            <w:rPr>
+              <w:rStyle w:val="Hyperlink"/>
+            </w:rPr>
+            <w:t>DC</w:t>
+          </w:r>
+        </w:hyperlink>
+      </w:r>
+      <w:r>
+        <w:rPr>
+          <w:rFonts w:ascii="Charis SIL Regular" w:hAnsi="Charis SIL Regular" w:eastAsia="Charis SIL Regular"/>
+          <w:b w:val="0"/>
+          <w:i w:val="0"/>
+          <w:color w:val="0000FF"/>
+          <w:sz w:val="24"/>
+          <w:u w:val="single"/>
+        </w:rPr>
+        <w:t xml:space="preserve"> </w:t>
+      </w:r>
+      <w:r>
+        <w:rPr>
+          <w:rFonts w:ascii="Charis SIL Regular" w:hAnsi="Charis SIL Regular" w:eastAsia="Charis SIL Regular"/>
+          <w:b w:val="0"/>
+          <w:i w:val="0"/>
+          <w:color w:val="0000FF"/>
+          <w:sz w:val="24"/>
+          <w:u w:val="single"/>
+        </w:rPr>
+        <w:hyperlink r:id="rId19" w:history="1">
+          <w:r>
+            <w:rPr>
+              <w:rStyle w:val="Hyperlink"/>
+            </w:rPr>
+            <w:t>Pro</w:t>
+          </w:r>
+        </w:hyperlink>
+      </w:r>
+      <w:r>
+        <w:rPr>
+          <w:rFonts w:ascii="Charis SIL Regular" w:hAnsi="Charis SIL Regular" w:eastAsia="Charis SIL Regular"/>
+          <w:b w:val="0"/>
+          <w:i w:val="0"/>
+          <w:color w:val="0000FF"/>
+          <w:sz w:val="24"/>
+        </w:rPr>
+        <w:t>t</w:t>
       </w:r>
       <w:r>
         <w:rPr>
@@ -2848,7 +2838,7 @@
           <w:sz w:val="24"/>
           <w:u w:val="single"/>
         </w:rPr>
-        <w:hyperlink r:id="rId20" w:history="1">
+        <w:hyperlink r:id="rId19" w:history="1">
           <w:r>
             <w:rPr>
               <w:rStyle w:val="Hyperlink"/>
@@ -2877,7 +2867,7 @@
           <w:sz w:val="24"/>
           <w:u w:val="single"/>
         </w:rPr>
-        <w:hyperlink r:id="rId20" w:history="1">
+        <w:hyperlink r:id="rId19" w:history="1">
           <w:r>
             <w:rPr>
               <w:rStyle w:val="Hyperlink"/>
@@ -2895,7 +2885,7 @@
           <w:sz w:val="24"/>
           <w:u w:val="single"/>
         </w:rPr>
-        <w:hyperlink r:id="rId20" w:history="1">
+        <w:hyperlink r:id="rId19" w:history="1">
           <w:r>
             <w:rPr>
               <w:rStyle w:val="Hyperlink"/>
@@ -2913,7 +2903,7 @@
           <w:sz w:val="24"/>
           <w:u w:val="single"/>
         </w:rPr>
-        <w:hyperlink r:id="rId20" w:history="1">
+        <w:hyperlink r:id="rId19" w:history="1">
           <w:r>
             <w:rPr>
               <w:rStyle w:val="Hyperlink"/>
@@ -2931,7 +2921,7 @@
           <w:sz w:val="24"/>
           <w:u w:val="single"/>
         </w:rPr>
-        <w:hyperlink r:id="rId20" w:history="1">
+        <w:hyperlink r:id="rId19" w:history="1">
           <w:r>
             <w:rPr>
               <w:rStyle w:val="Hyperlink"/>
@@ -2960,7 +2950,7 @@
           <w:sz w:val="24"/>
           <w:u w:val="single"/>
         </w:rPr>
-        <w:hyperlink r:id="rId20" w:history="1">
+        <w:hyperlink r:id="rId21" w:history="1">
           <w:r>
             <w:rPr>
               <w:rStyle w:val="Hyperlink"/>
@@ -2978,7 +2968,7 @@
           <w:sz w:val="24"/>
           <w:u w:val="single"/>
         </w:rPr>
-        <w:hyperlink r:id="rId19" w:history="1">
+        <w:hyperlink r:id="rId21" w:history="1">
           <w:r>
             <w:rPr>
               <w:rStyle w:val="Hyperlink"/>
@@ -3024,7 +3014,7 @@
           <w:color w:val="000000"/>
           <w:sz w:val="24"/>
         </w:rPr>
-        <w:hyperlink r:id="rId21" w:history="1">
+        <w:hyperlink r:id="rId20" w:history="1">
           <w:r>
             <w:rPr>
               <w:rStyle w:val="Hyperlink"/>
@@ -3042,7 +3032,7 @@
           <w:sz w:val="24"/>
           <w:u w:val="single"/>
         </w:rPr>
-        <w:hyperlink r:id="rId21" w:history="1">
+        <w:hyperlink r:id="rId22" w:history="1">
           <w:r>
             <w:rPr>
               <w:rStyle w:val="Hyperlink"/>
@@ -3060,7 +3050,7 @@
           <w:sz w:val="24"/>
           <w:u w:val="single"/>
         </w:rPr>
-        <w:hyperlink r:id="rId21" w:history="1">
+        <w:hyperlink r:id="rId22" w:history="1">
           <w:r>
             <w:rPr>
               <w:rStyle w:val="Hyperlink"/>
@@ -3078,7 +3068,7 @@
           <w:sz w:val="24"/>
           <w:u w:val="single"/>
         </w:rPr>
-        <w:hyperlink r:id="rId21" w:history="1">
+        <w:hyperlink r:id="rId22" w:history="1">
           <w:r>
             <w:rPr>
               <w:rStyle w:val="Hyperlink"/>
@@ -3096,7 +3086,7 @@
           <w:sz w:val="24"/>
           <w:u w:val="single"/>
         </w:rPr>
-        <w:hyperlink r:id="rId21" w:history="1">
+        <w:hyperlink r:id="rId22" w:history="1">
           <w:r>
             <w:rPr>
               <w:rStyle w:val="Hyperlink"/>
@@ -3125,7 +3115,7 @@
           <w:sz w:val="24"/>
           <w:u w:val="single"/>
         </w:rPr>
-        <w:hyperlink r:id="rId21" w:history="1">
+        <w:hyperlink r:id="rId22" w:history="1">
           <w:r>
             <w:rPr>
               <w:rStyle w:val="Hyperlink"/>
@@ -3200,7 +3190,7 @@
           <w:color w:val="000000"/>
           <w:sz w:val="24"/>
         </w:rPr>
-        <w:hyperlink r:id="rId20" w:history="1">
+        <w:hyperlink r:id="rId21" w:history="1">
           <w:r>
             <w:rPr>
               <w:rStyle w:val="Hyperlink"/>
@@ -3229,12 +3219,12 @@
           <w:color w:val="000000"/>
           <w:sz w:val="24"/>
         </w:rPr>
-        <w:hyperlink r:id="rId20" w:history="1">
+        <w:hyperlink r:id="rId21" w:history="1">
           <w:r>
             <w:rPr>
               <w:rStyle w:val="Hyperlink"/>
             </w:rPr>
-            <w:t>waar de zendi</w:t>
+            <w:t>waar de zend</w:t>
           </w:r>
         </w:hyperlink>
       </w:r>
@@ -3247,7 +3237,25 @@
           <w:color w:val="000000"/>
           <w:sz w:val="24"/>
         </w:rPr>
-        <w:hyperlink r:id="rId20" w:history="1">
+        <w:hyperlink r:id="rId21" w:history="1">
+          <w:r>
+            <w:rPr>
+              <w:rStyle w:val="Hyperlink"/>
+            </w:rPr>
+            <w:t>i</w:t>
+          </w:r>
+        </w:hyperlink>
+      </w:r>
+      <w:r>
+        <w:rPr>
+          <w:u w:val="single" w:color="0000ff"/>
+          <w:rFonts w:ascii="Charis SIL Regular" w:hAnsi="Charis SIL Regular" w:eastAsia="Charis SIL Regular"/>
+          <w:b w:val="0"/>
+          <w:i w:val="0"/>
+          <w:color w:val="000000"/>
+          <w:sz w:val="24"/>
+        </w:rPr>
+        <w:hyperlink r:id="rId21" w:history="1">
           <w:r>
             <w:rPr>
               <w:rStyle w:val="Hyperlink"/>
@@ -4646,15 +4654,9 @@
           <w:i w:val="0"/>
           <w:color w:val="0000FF"/>
           <w:sz w:val="24"/>
-        </w:rPr>
-        <w:hyperlink r:id="rId26" w:history="1">
-          <w:r>
-            <w:rPr>
-              <w:rStyle w:val="Hyperlink"/>
-            </w:rPr>
-            <w:t>1</w:t>
-          </w:r>
-        </w:hyperlink>
+          <w:u w:val="single"/>
+        </w:rPr>
+        <w:t>1</w:t>
       </w:r>
       <w:r>
         <w:rPr>

--- a/EXPORTS/DOCX/published/niveau2/Dutch/ChristianMission.docx
+++ b/EXPORTS/DOCX/published/niveau2/Dutch/ChristianMission.docx
@@ -459,25 +459,7 @@
           <w:color w:val="000000"/>
           <w:sz w:val="24"/>
         </w:rPr>
-        <w:t xml:space="preserve"> bestaat voor een groot deel uit objecten die d</w:t>
-      </w:r>
-      <w:r>
-        <w:rPr>
-          <w:u w:val="single" w:color="0000ff"/>
-          <w:rFonts w:ascii="Charis SIL Regular" w:hAnsi="Charis SIL Regular" w:eastAsia="Charis SIL Regular"/>
-          <w:b w:val="0"/>
-          <w:i w:val="0"/>
-          <w:color w:val="000000"/>
-          <w:sz w:val="24"/>
-        </w:rPr>
-        <w:hyperlink r:id="rId9" w:history="1">
-          <w:r>
-            <w:rPr>
-              <w:rStyle w:val="Hyperlink"/>
-            </w:rPr>
-            <w:t>oor zendeling</w:t>
-          </w:r>
-        </w:hyperlink>
+        <w:t xml:space="preserve"> bestaat voor een groot deel uit objecten die door zendeling</w:t>
       </w:r>
       <w:r>
         <w:rPr>
@@ -776,8 +758,16 @@
           <w:i w:val="0"/>
           <w:color w:val="0000FF"/>
           <w:sz w:val="24"/>
-        </w:rPr>
-        <w:t>Congregatie van d</w:t>
+          <w:u w:val="single"/>
+        </w:rPr>
+        <w:hyperlink r:id="rId11" w:history="1">
+          <w:r>
+            <w:rPr>
+              <w:rStyle w:val="Hyperlink"/>
+            </w:rPr>
+            <w:t>Co</w:t>
+          </w:r>
+        </w:hyperlink>
       </w:r>
       <w:r>
         <w:rPr>
@@ -788,7 +778,101 @@
           <w:sz w:val="24"/>
           <w:u w:val="single"/>
         </w:rPr>
-        <w:hyperlink r:id="rId10" w:history="1">
+        <w:hyperlink r:id="rId11" w:history="1">
+          <w:r>
+            <w:rPr>
+              <w:rStyle w:val="Hyperlink"/>
+            </w:rPr>
+            <w:t>n</w:t>
+          </w:r>
+        </w:hyperlink>
+      </w:r>
+      <w:r>
+        <w:rPr>
+          <w:rFonts w:ascii="Charis SIL Regular" w:hAnsi="Charis SIL Regular" w:eastAsia="Charis SIL Regular"/>
+          <w:b w:val="0"/>
+          <w:i w:val="0"/>
+          <w:color w:val="0000FF"/>
+          <w:sz w:val="24"/>
+          <w:u w:val="single"/>
+        </w:rPr>
+        <w:hyperlink r:id="rId11" w:history="1">
+          <w:r>
+            <w:rPr>
+              <w:rStyle w:val="Hyperlink"/>
+            </w:rPr>
+            <w:t>gregatie</w:t>
+          </w:r>
+        </w:hyperlink>
+      </w:r>
+      <w:r>
+        <w:rPr>
+          <w:rFonts w:ascii="Charis SIL Regular" w:hAnsi="Charis SIL Regular" w:eastAsia="Charis SIL Regular"/>
+          <w:b w:val="0"/>
+          <w:i w:val="0"/>
+          <w:color w:val="0000FF"/>
+          <w:sz w:val="24"/>
+          <w:u w:val="single"/>
+        </w:rPr>
+        <w:t xml:space="preserve"> </w:t>
+      </w:r>
+      <w:r>
+        <w:rPr>
+          <w:rFonts w:ascii="Charis SIL Regular" w:hAnsi="Charis SIL Regular" w:eastAsia="Charis SIL Regular"/>
+          <w:b w:val="0"/>
+          <w:i w:val="0"/>
+          <w:color w:val="0000FF"/>
+          <w:sz w:val="24"/>
+          <w:u w:val="single"/>
+        </w:rPr>
+        <w:hyperlink r:id="rId11" w:history="1">
+          <w:r>
+            <w:rPr>
+              <w:rStyle w:val="Hyperlink"/>
+            </w:rPr>
+            <w:t>van</w:t>
+          </w:r>
+        </w:hyperlink>
+      </w:r>
+      <w:r>
+        <w:rPr>
+          <w:rFonts w:ascii="Charis SIL Regular" w:hAnsi="Charis SIL Regular" w:eastAsia="Charis SIL Regular"/>
+          <w:b w:val="0"/>
+          <w:i w:val="0"/>
+          <w:color w:val="0000FF"/>
+          <w:sz w:val="24"/>
+          <w:u w:val="single"/>
+        </w:rPr>
+        <w:t xml:space="preserve"> </w:t>
+      </w:r>
+      <w:r>
+        <w:rPr>
+          <w:rFonts w:ascii="Charis SIL Regular" w:hAnsi="Charis SIL Regular" w:eastAsia="Charis SIL Regular"/>
+          <w:b w:val="0"/>
+          <w:i w:val="0"/>
+          <w:color w:val="0000FF"/>
+          <w:sz w:val="24"/>
+          <w:u w:val="single"/>
+        </w:rPr>
+        <w:hyperlink r:id="rId11" w:history="1">
+          <w:r>
+            <w:rPr>
+              <w:rStyle w:val="Hyperlink"/>
+            </w:rPr>
+            <w:t>d</w:t>
+          </w:r>
+        </w:hyperlink>
+      </w:r>
+      <w:r>
+        <w:rPr>
+          <w:rFonts w:ascii="Charis SIL Regular" w:hAnsi="Charis SIL Regular" w:eastAsia="Charis SIL Regular"/>
+          <w:b w:val="0"/>
+          <w:i w:val="0"/>
+          <w:color w:val="0000FF"/>
+          <w:sz w:val="24"/>
+          <w:u w:val="single"/>
+        </w:rPr>
+        <w:hyperlink r:id="rId11" w:history="1">
           <w:r>
             <w:rPr>
               <w:rStyle w:val="Hyperlink"/>
@@ -815,7 +899,6 @@
           <w:i w:val="0"/>
           <w:color w:val="0000FF"/>
           <w:sz w:val="24"/>
-          <w:u w:val="single"/>
         </w:rPr>
         <w:hyperlink r:id="rId11" w:history="1">
           <w:r>
@@ -918,7 +1001,6 @@
           <w:i w:val="0"/>
           <w:color w:val="0000FF"/>
           <w:sz w:val="24"/>
-          <w:u w:val="single"/>
         </w:rPr>
         <w:hyperlink r:id="rId12" w:history="1">
           <w:r>
@@ -967,7 +1049,7 @@
           <w:sz w:val="24"/>
           <w:u w:val="single"/>
         </w:rPr>
-        <w:hyperlink r:id="rId11" w:history="1">
+        <w:hyperlink r:id="rId12" w:history="1">
           <w:r>
             <w:rPr>
               <w:rStyle w:val="Hyperlink"/>
@@ -1023,7 +1105,6 @@
           <w:i w:val="0"/>
           <w:color w:val="0000FF"/>
           <w:sz w:val="24"/>
-          <w:u w:val="single"/>
         </w:rPr>
         <w:hyperlink r:id="rId12" w:history="1">
           <w:r>
@@ -1756,97 +1837,7 @@
           <w:color w:val="000000"/>
           <w:sz w:val="24"/>
         </w:rPr>
-        <w:t xml:space="preserve"> zijn namenlijsten va</w:t>
-      </w:r>
-      <w:r>
-        <w:rPr>
-          <w:u w:val="single" w:color="0000ff"/>
-          <w:rFonts w:ascii="Charis SIL Regular" w:hAnsi="Charis SIL Regular" w:eastAsia="Charis SIL Regular"/>
-          <w:b w:val="0"/>
-          <w:i w:val="0"/>
-          <w:color w:val="000000"/>
-          <w:sz w:val="24"/>
-        </w:rPr>
-        <w:hyperlink r:id="rId15" w:history="1">
-          <w:r>
-            <w:rPr>
-              <w:rStyle w:val="Hyperlink"/>
-            </w:rPr>
-            <w:t>n zendingsw</w:t>
-          </w:r>
-        </w:hyperlink>
-      </w:r>
-      <w:r>
-        <w:rPr>
-          <w:u w:val="single" w:color="0000ff"/>
-          <w:rFonts w:ascii="Charis SIL Regular" w:hAnsi="Charis SIL Regular" w:eastAsia="Charis SIL Regular"/>
-          <w:b w:val="0"/>
-          <w:i w:val="0"/>
-          <w:color w:val="000000"/>
-          <w:sz w:val="24"/>
-        </w:rPr>
-        <w:hyperlink r:id="rId15" w:history="1">
-          <w:r>
-            <w:rPr>
-              <w:rStyle w:val="Hyperlink"/>
-            </w:rPr>
-            <w:t>e</w:t>
-          </w:r>
-        </w:hyperlink>
-      </w:r>
-      <w:r>
-        <w:rPr>
-          <w:u w:val="single" w:color="0000ff"/>
-          <w:rFonts w:ascii="Charis SIL Regular" w:hAnsi="Charis SIL Regular" w:eastAsia="Charis SIL Regular"/>
-          <w:b w:val="0"/>
-          <w:i w:val="0"/>
-          <w:color w:val="000000"/>
-          <w:sz w:val="24"/>
-        </w:rPr>
-        <w:hyperlink r:id="rId15" w:history="1">
-          <w:r>
-            <w:rPr>
-              <w:rStyle w:val="Hyperlink"/>
-            </w:rPr>
-            <w:t>rke</w:t>
-          </w:r>
-        </w:hyperlink>
-      </w:r>
-      <w:r>
-        <w:rPr>
-          <w:u w:val="single" w:color="0000ff"/>
-          <w:rFonts w:ascii="Charis SIL Regular" w:hAnsi="Charis SIL Regular" w:eastAsia="Charis SIL Regular"/>
-          <w:b w:val="0"/>
-          <w:i w:val="0"/>
-          <w:color w:val="000000"/>
-          <w:sz w:val="24"/>
-        </w:rPr>
-        <w:hyperlink r:id="rId15" w:history="1">
-          <w:r>
-            <w:rPr>
-              <w:rStyle w:val="Hyperlink"/>
-            </w:rPr>
-            <w:t>r</w:t>
-          </w:r>
-        </w:hyperlink>
-      </w:r>
-      <w:r>
-        <w:rPr>
-          <w:u w:val="single" w:color="0000ff"/>
-          <w:rFonts w:ascii="Charis SIL Regular" w:hAnsi="Charis SIL Regular" w:eastAsia="Charis SIL Regular"/>
-          <w:b w:val="0"/>
-          <w:i w:val="0"/>
-          <w:color w:val="000000"/>
-          <w:sz w:val="24"/>
-        </w:rPr>
-        <w:hyperlink r:id="rId15" w:history="1">
-          <w:r>
-            <w:rPr>
-              <w:rStyle w:val="Hyperlink"/>
-            </w:rPr>
-            <w:t>s te vinden (</w:t>
-          </w:r>
-        </w:hyperlink>
+        <w:t xml:space="preserve"> zijn namenlijsten van zendingswerkers te vinden (</w:t>
       </w:r>
       <w:r>
         <w:rPr>
@@ -2438,9 +2429,8 @@
           <w:i w:val="0"/>
           <w:color w:val="0000FF"/>
           <w:sz w:val="24"/>
-          <w:u w:val="single"/>
-        </w:rPr>
-        <w:t xml:space="preserve"> </w:t>
+        </w:rPr>
+        <w:t xml:space="preserve"> Kerke</w:t>
       </w:r>
       <w:r>
         <w:rPr>
@@ -2451,14 +2441,7 @@
           <w:sz w:val="24"/>
           <w:u w:val="single"/>
         </w:rPr>
-        <w:hyperlink r:id="rId19" w:history="1">
-          <w:r>
-            <w:rPr>
-              <w:rStyle w:val="Hyperlink"/>
-            </w:rPr>
-            <w:t>Kerke</w:t>
-          </w:r>
-        </w:hyperlink>
+        <w:t xml:space="preserve">n in </w:t>
       </w:r>
       <w:r>
         <w:rPr>
@@ -2469,65 +2452,7 @@
           <w:sz w:val="24"/>
           <w:u w:val="single"/>
         </w:rPr>
-        <w:hyperlink r:id="rId18" w:history="1">
-          <w:r>
-            <w:rPr>
-              <w:rStyle w:val="Hyperlink"/>
-            </w:rPr>
-            <w:t>n</w:t>
-          </w:r>
-        </w:hyperlink>
-      </w:r>
-      <w:r>
-        <w:rPr>
-          <w:rFonts w:ascii="Charis SIL Regular" w:hAnsi="Charis SIL Regular" w:eastAsia="Charis SIL Regular"/>
-          <w:b w:val="0"/>
-          <w:i w:val="0"/>
-          <w:color w:val="0000FF"/>
-          <w:sz w:val="24"/>
-          <w:u w:val="single"/>
-        </w:rPr>
-        <w:t xml:space="preserve"> </w:t>
-      </w:r>
-      <w:r>
-        <w:rPr>
-          <w:rFonts w:ascii="Charis SIL Regular" w:hAnsi="Charis SIL Regular" w:eastAsia="Charis SIL Regular"/>
-          <w:b w:val="0"/>
-          <w:i w:val="0"/>
-          <w:color w:val="0000FF"/>
-          <w:sz w:val="24"/>
-          <w:u w:val="single"/>
-        </w:rPr>
-        <w:hyperlink r:id="rId18" w:history="1">
-          <w:r>
-            <w:rPr>
-              <w:rStyle w:val="Hyperlink"/>
-            </w:rPr>
-            <w:t>in</w:t>
-          </w:r>
-        </w:hyperlink>
-      </w:r>
-      <w:r>
-        <w:rPr>
-          <w:rFonts w:ascii="Charis SIL Regular" w:hAnsi="Charis SIL Regular" w:eastAsia="Charis SIL Regular"/>
-          <w:b w:val="0"/>
-          <w:i w:val="0"/>
-          <w:color w:val="0000FF"/>
-          <w:sz w:val="24"/>
-          <w:u w:val="single"/>
-        </w:rPr>
-        <w:t xml:space="preserve"> </w:t>
-      </w:r>
-      <w:r>
-        <w:rPr>
-          <w:rFonts w:ascii="Charis SIL Regular" w:hAnsi="Charis SIL Regular" w:eastAsia="Charis SIL Regular"/>
-          <w:b w:val="0"/>
-          <w:i w:val="0"/>
-          <w:color w:val="0000FF"/>
-          <w:sz w:val="24"/>
-          <w:u w:val="single"/>
-        </w:rPr>
-        <w:hyperlink r:id="rId18" w:history="1">
+        <w:hyperlink r:id="rId19" w:history="1">
           <w:r>
             <w:rPr>
               <w:rStyle w:val="Hyperlink"/>
@@ -2545,7 +2470,7 @@
           <w:sz w:val="24"/>
           <w:u w:val="single"/>
         </w:rPr>
-        <w:hyperlink r:id="rId18" w:history="1">
+        <w:hyperlink r:id="rId19" w:history="1">
           <w:r>
             <w:rPr>
               <w:rStyle w:val="Hyperlink"/>
@@ -2581,14 +2506,7 @@
           <w:sz w:val="24"/>
           <w:u w:val="single"/>
         </w:rPr>
-        <w:hyperlink r:id="rId20" w:history="1">
-          <w:r>
-            <w:rPr>
-              <w:rStyle w:val="Hyperlink"/>
-            </w:rPr>
-            <w:t>H</w:t>
-          </w:r>
-        </w:hyperlink>
+        <w:t>H</w:t>
       </w:r>
       <w:r>
         <w:rPr>
@@ -2628,12 +2546,12 @@
           <w:sz w:val="24"/>
           <w:u w:val="single"/>
         </w:rPr>
-        <w:hyperlink r:id="rId19" w:history="1">
+        <w:hyperlink r:id="rId20" w:history="1">
           <w:r>
             <w:rPr>
               <w:rStyle w:val="Hyperlink"/>
             </w:rPr>
-            <w:t>Pro</w:t>
+            <w:t>Protest</w:t>
           </w:r>
         </w:hyperlink>
       </w:r>
@@ -2644,37 +2562,9 @@
           <w:i w:val="0"/>
           <w:color w:val="0000FF"/>
           <w:sz w:val="24"/>
-        </w:rPr>
-        <w:t>t</w:t>
-      </w:r>
-      <w:r>
-        <w:rPr>
-          <w:rFonts w:ascii="Charis SIL Regular" w:hAnsi="Charis SIL Regular" w:eastAsia="Charis SIL Regular"/>
-          <w:b w:val="0"/>
-          <w:i w:val="0"/>
-          <w:color w:val="0000FF"/>
-          <w:sz w:val="24"/>
           <w:u w:val="single"/>
         </w:rPr>
-        <w:hyperlink r:id="rId19" w:history="1">
-          <w:r>
-            <w:rPr>
-              <w:rStyle w:val="Hyperlink"/>
-            </w:rPr>
-            <w:t>est</w:t>
-          </w:r>
-        </w:hyperlink>
-      </w:r>
-      <w:r>
-        <w:rPr>
-          <w:rFonts w:ascii="Charis SIL Regular" w:hAnsi="Charis SIL Regular" w:eastAsia="Charis SIL Regular"/>
-          <w:b w:val="0"/>
-          <w:i w:val="0"/>
-          <w:color w:val="0000FF"/>
-          <w:sz w:val="24"/>
-          <w:u w:val="single"/>
-        </w:rPr>
-        <w:hyperlink r:id="rId19" w:history="1">
+        <w:hyperlink r:id="rId20" w:history="1">
           <w:r>
             <w:rPr>
               <w:rStyle w:val="Hyperlink"/>
@@ -2948,16 +2838,8 @@
           <w:i w:val="0"/>
           <w:color w:val="0000FF"/>
           <w:sz w:val="24"/>
-          <w:u w:val="single"/>
-        </w:rPr>
-        <w:hyperlink r:id="rId21" w:history="1">
-          <w:r>
-            <w:rPr>
-              <w:rStyle w:val="Hyperlink"/>
-            </w:rPr>
-            <w:t>C</w:t>
-          </w:r>
-        </w:hyperlink>
+        </w:rPr>
+        <w:t>C</w:t>
       </w:r>
       <w:r>
         <w:rPr>
@@ -2968,7 +2850,7 @@
           <w:sz w:val="24"/>
           <w:u w:val="single"/>
         </w:rPr>
-        <w:hyperlink r:id="rId21" w:history="1">
+        <w:hyperlink r:id="rId19" w:history="1">
           <w:r>
             <w:rPr>
               <w:rStyle w:val="Hyperlink"/>
@@ -3032,7 +2914,7 @@
           <w:sz w:val="24"/>
           <w:u w:val="single"/>
         </w:rPr>
-        <w:hyperlink r:id="rId22" w:history="1">
+        <w:hyperlink r:id="rId21" w:history="1">
           <w:r>
             <w:rPr>
               <w:rStyle w:val="Hyperlink"/>
@@ -3050,7 +2932,7 @@
           <w:sz w:val="24"/>
           <w:u w:val="single"/>
         </w:rPr>
-        <w:hyperlink r:id="rId22" w:history="1">
+        <w:hyperlink r:id="rId20" w:history="1">
           <w:r>
             <w:rPr>
               <w:rStyle w:val="Hyperlink"/>
@@ -3068,7 +2950,7 @@
           <w:sz w:val="24"/>
           <w:u w:val="single"/>
         </w:rPr>
-        <w:hyperlink r:id="rId22" w:history="1">
+        <w:hyperlink r:id="rId21" w:history="1">
           <w:r>
             <w:rPr>
               <w:rStyle w:val="Hyperlink"/>
@@ -3086,7 +2968,7 @@
           <w:sz w:val="24"/>
           <w:u w:val="single"/>
         </w:rPr>
-        <w:hyperlink r:id="rId22" w:history="1">
+        <w:hyperlink r:id="rId21" w:history="1">
           <w:r>
             <w:rPr>
               <w:rStyle w:val="Hyperlink"/>
@@ -3115,7 +2997,7 @@
           <w:sz w:val="24"/>
           <w:u w:val="single"/>
         </w:rPr>
-        <w:hyperlink r:id="rId22" w:history="1">
+        <w:hyperlink r:id="rId21" w:history="1">
           <w:r>
             <w:rPr>
               <w:rStyle w:val="Hyperlink"/>
@@ -3133,7 +3015,7 @@
           <w:sz w:val="24"/>
           <w:u w:val="single"/>
         </w:rPr>
-        <w:hyperlink r:id="rId22" w:history="1">
+        <w:hyperlink r:id="rId21" w:history="1">
           <w:r>
             <w:rPr>
               <w:rStyle w:val="Hyperlink"/>
@@ -3162,7 +3044,7 @@
           <w:sz w:val="24"/>
           <w:u w:val="single"/>
         </w:rPr>
-        <w:hyperlink r:id="rId22" w:history="1">
+        <w:hyperlink r:id="rId21" w:history="1">
           <w:r>
             <w:rPr>
               <w:rStyle w:val="Hyperlink"/>
@@ -3190,7 +3072,7 @@
           <w:color w:val="000000"/>
           <w:sz w:val="24"/>
         </w:rPr>
-        <w:hyperlink r:id="rId21" w:history="1">
+        <w:hyperlink r:id="rId22" w:history="1">
           <w:r>
             <w:rPr>
               <w:rStyle w:val="Hyperlink"/>
@@ -3219,7 +3101,7 @@
           <w:color w:val="000000"/>
           <w:sz w:val="24"/>
         </w:rPr>
-        <w:hyperlink r:id="rId21" w:history="1">
+        <w:hyperlink r:id="rId22" w:history="1">
           <w:r>
             <w:rPr>
               <w:rStyle w:val="Hyperlink"/>
@@ -3237,7 +3119,7 @@
           <w:color w:val="000000"/>
           <w:sz w:val="24"/>
         </w:rPr>
-        <w:hyperlink r:id="rId21" w:history="1">
+        <w:hyperlink r:id="rId22" w:history="1">
           <w:r>
             <w:rPr>
               <w:rStyle w:val="Hyperlink"/>
@@ -3248,6 +3130,16 @@
       </w:r>
       <w:r>
         <w:rPr>
+          <w:rFonts w:ascii="Charis SIL Regular" w:hAnsi="Charis SIL Regular" w:eastAsia="Charis SIL Regular"/>
+          <w:b w:val="0"/>
+          <w:i w:val="0"/>
+          <w:color w:val="000000"/>
+          <w:sz w:val="24"/>
+        </w:rPr>
+        <w:t>ng en missie acti</w:t>
+      </w:r>
+      <w:r>
+        <w:rPr>
           <w:u w:val="single" w:color="0000ff"/>
           <w:rFonts w:ascii="Charis SIL Regular" w:hAnsi="Charis SIL Regular" w:eastAsia="Charis SIL Regular"/>
           <w:b w:val="0"/>
@@ -3256,34 +3148,6 @@
           <w:sz w:val="24"/>
         </w:rPr>
         <w:hyperlink r:id="rId21" w:history="1">
-          <w:r>
-            <w:rPr>
-              <w:rStyle w:val="Hyperlink"/>
-            </w:rPr>
-            <w:t>ng en mi</w:t>
-          </w:r>
-        </w:hyperlink>
-      </w:r>
-      <w:r>
-        <w:rPr>
-          <w:rFonts w:ascii="Charis SIL Regular" w:hAnsi="Charis SIL Regular" w:eastAsia="Charis SIL Regular"/>
-          <w:b w:val="0"/>
-          <w:i w:val="0"/>
-          <w:color w:val="000000"/>
-          <w:sz w:val="24"/>
-        </w:rPr>
-        <w:t>ssie acti</w:t>
-      </w:r>
-      <w:r>
-        <w:rPr>
-          <w:u w:val="single" w:color="0000ff"/>
-          <w:rFonts w:ascii="Charis SIL Regular" w:hAnsi="Charis SIL Regular" w:eastAsia="Charis SIL Regular"/>
-          <w:b w:val="0"/>
-          <w:i w:val="0"/>
-          <w:color w:val="000000"/>
-          <w:sz w:val="24"/>
-        </w:rPr>
-        <w:hyperlink r:id="rId22" w:history="1">
           <w:r>
             <w:rPr>
               <w:rStyle w:val="Hyperlink"/>
@@ -3301,7 +3165,7 @@
           <w:color w:val="000000"/>
           <w:sz w:val="24"/>
         </w:rPr>
-        <w:hyperlink r:id="rId22" w:history="1">
+        <w:hyperlink r:id="rId21" w:history="1">
           <w:r>
             <w:rPr>
               <w:rStyle w:val="Hyperlink"/>
@@ -3319,7 +3183,7 @@
           <w:color w:val="000000"/>
           <w:sz w:val="24"/>
         </w:rPr>
-        <w:hyperlink r:id="rId22" w:history="1">
+        <w:hyperlink r:id="rId21" w:history="1">
           <w:r>
             <w:rPr>
               <w:rStyle w:val="Hyperlink"/>
@@ -3337,7 +3201,7 @@
           <w:color w:val="000000"/>
           <w:sz w:val="24"/>
         </w:rPr>
-        <w:hyperlink r:id="rId22" w:history="1">
+        <w:hyperlink r:id="rId21" w:history="1">
           <w:r>
             <w:rPr>
               <w:rStyle w:val="Hyperlink"/>
@@ -3355,7 +3219,7 @@
           <w:color w:val="000000"/>
           <w:sz w:val="24"/>
         </w:rPr>
-        <w:hyperlink r:id="rId22" w:history="1">
+        <w:hyperlink r:id="rId21" w:history="1">
           <w:r>
             <w:rPr>
               <w:rStyle w:val="Hyperlink"/>

--- a/EXPORTS/DOCX/published/niveau2/Dutch/ChristianMission.docx
+++ b/EXPORTS/DOCX/published/niveau2/Dutch/ChristianMission.docx
@@ -459,7 +459,25 @@
           <w:color w:val="000000"/>
           <w:sz w:val="24"/>
         </w:rPr>
-        <w:t xml:space="preserve"> bestaat voor een groot deel uit objecten die door zendeling</w:t>
+        <w:t xml:space="preserve"> bestaat voor een groot deel uit objecten die d</w:t>
+      </w:r>
+      <w:r>
+        <w:rPr>
+          <w:u w:val="single" w:color="0000ff"/>
+          <w:rFonts w:ascii="Charis SIL Regular" w:hAnsi="Charis SIL Regular" w:eastAsia="Charis SIL Regular"/>
+          <w:b w:val="0"/>
+          <w:i w:val="0"/>
+          <w:color w:val="000000"/>
+          <w:sz w:val="24"/>
+        </w:rPr>
+        <w:hyperlink r:id="rId9" w:history="1">
+          <w:r>
+            <w:rPr>
+              <w:rStyle w:val="Hyperlink"/>
+            </w:rPr>
+            <w:t>oor zendeling</w:t>
+          </w:r>
+        </w:hyperlink>
       </w:r>
       <w:r>
         <w:rPr>
@@ -758,6 +776,34 @@
           <w:i w:val="0"/>
           <w:color w:val="0000FF"/>
           <w:sz w:val="24"/>
+        </w:rPr>
+        <w:t>Congregatie van d</w:t>
+      </w:r>
+      <w:r>
+        <w:rPr>
+          <w:rFonts w:ascii="Charis SIL Regular" w:hAnsi="Charis SIL Regular" w:eastAsia="Charis SIL Regular"/>
+          <w:b w:val="0"/>
+          <w:i w:val="0"/>
+          <w:color w:val="0000FF"/>
+          <w:sz w:val="24"/>
+          <w:u w:val="single"/>
+        </w:rPr>
+        <w:hyperlink r:id="rId10" w:history="1">
+          <w:r>
+            <w:rPr>
+              <w:rStyle w:val="Hyperlink"/>
+            </w:rPr>
+            <w:t xml:space="preserve">e </w:t>
+          </w:r>
+        </w:hyperlink>
+      </w:r>
+      <w:r>
+        <w:rPr>
+          <w:rFonts w:ascii="Charis SIL Regular" w:hAnsi="Charis SIL Regular" w:eastAsia="Charis SIL Regular"/>
+          <w:b w:val="0"/>
+          <w:i w:val="0"/>
+          <w:color w:val="0000FF"/>
+          <w:sz w:val="24"/>
           <w:u w:val="single"/>
         </w:rPr>
         <w:hyperlink r:id="rId11" w:history="1">
@@ -765,7 +811,7 @@
             <w:rPr>
               <w:rStyle w:val="Hyperlink"/>
             </w:rPr>
-            <w:t>Co</w:t>
+            <w:t>H</w:t>
           </w:r>
         </w:hyperlink>
       </w:r>
@@ -783,83 +829,7 @@
             <w:rPr>
               <w:rStyle w:val="Hyperlink"/>
             </w:rPr>
-            <w:t>n</w:t>
-          </w:r>
-        </w:hyperlink>
-      </w:r>
-      <w:r>
-        <w:rPr>
-          <w:rFonts w:ascii="Charis SIL Regular" w:hAnsi="Charis SIL Regular" w:eastAsia="Charis SIL Regular"/>
-          <w:b w:val="0"/>
-          <w:i w:val="0"/>
-          <w:color w:val="0000FF"/>
-          <w:sz w:val="24"/>
-          <w:u w:val="single"/>
-        </w:rPr>
-        <w:hyperlink r:id="rId11" w:history="1">
-          <w:r>
-            <w:rPr>
-              <w:rStyle w:val="Hyperlink"/>
-            </w:rPr>
-            <w:t>gregatie</w:t>
-          </w:r>
-        </w:hyperlink>
-      </w:r>
-      <w:r>
-        <w:rPr>
-          <w:rFonts w:ascii="Charis SIL Regular" w:hAnsi="Charis SIL Regular" w:eastAsia="Charis SIL Regular"/>
-          <w:b w:val="0"/>
-          <w:i w:val="0"/>
-          <w:color w:val="0000FF"/>
-          <w:sz w:val="24"/>
-          <w:u w:val="single"/>
-        </w:rPr>
-        <w:t xml:space="preserve"> </w:t>
-      </w:r>
-      <w:r>
-        <w:rPr>
-          <w:rFonts w:ascii="Charis SIL Regular" w:hAnsi="Charis SIL Regular" w:eastAsia="Charis SIL Regular"/>
-          <w:b w:val="0"/>
-          <w:i w:val="0"/>
-          <w:color w:val="0000FF"/>
-          <w:sz w:val="24"/>
-          <w:u w:val="single"/>
-        </w:rPr>
-        <w:hyperlink r:id="rId11" w:history="1">
-          <w:r>
-            <w:rPr>
-              <w:rStyle w:val="Hyperlink"/>
-            </w:rPr>
-            <w:t>van</w:t>
-          </w:r>
-        </w:hyperlink>
-      </w:r>
-      <w:r>
-        <w:rPr>
-          <w:rFonts w:ascii="Charis SIL Regular" w:hAnsi="Charis SIL Regular" w:eastAsia="Charis SIL Regular"/>
-          <w:b w:val="0"/>
-          <w:i w:val="0"/>
-          <w:color w:val="0000FF"/>
-          <w:sz w:val="24"/>
-          <w:u w:val="single"/>
-        </w:rPr>
-        <w:t xml:space="preserve"> </w:t>
-      </w:r>
-      <w:r>
-        <w:rPr>
-          <w:rFonts w:ascii="Charis SIL Regular" w:hAnsi="Charis SIL Regular" w:eastAsia="Charis SIL Regular"/>
-          <w:b w:val="0"/>
-          <w:i w:val="0"/>
-          <w:color w:val="0000FF"/>
-          <w:sz w:val="24"/>
-          <w:u w:val="single"/>
-        </w:rPr>
-        <w:hyperlink r:id="rId11" w:history="1">
-          <w:r>
-            <w:rPr>
-              <w:rStyle w:val="Hyperlink"/>
-            </w:rPr>
-            <w:t>d</w:t>
+            <w:t>eilig</w:t>
           </w:r>
         </w:hyperlink>
       </w:r>
@@ -899,70 +869,6 @@
           <w:i w:val="0"/>
           <w:color w:val="0000FF"/>
           <w:sz w:val="24"/>
-        </w:rPr>
-        <w:hyperlink r:id="rId11" w:history="1">
-          <w:r>
-            <w:rPr>
-              <w:rStyle w:val="Hyperlink"/>
-            </w:rPr>
-            <w:t>H</w:t>
-          </w:r>
-        </w:hyperlink>
-      </w:r>
-      <w:r>
-        <w:rPr>
-          <w:rFonts w:ascii="Charis SIL Regular" w:hAnsi="Charis SIL Regular" w:eastAsia="Charis SIL Regular"/>
-          <w:b w:val="0"/>
-          <w:i w:val="0"/>
-          <w:color w:val="0000FF"/>
-          <w:sz w:val="24"/>
-          <w:u w:val="single"/>
-        </w:rPr>
-        <w:hyperlink r:id="rId11" w:history="1">
-          <w:r>
-            <w:rPr>
-              <w:rStyle w:val="Hyperlink"/>
-            </w:rPr>
-            <w:t>eilig</w:t>
-          </w:r>
-        </w:hyperlink>
-      </w:r>
-      <w:r>
-        <w:rPr>
-          <w:rFonts w:ascii="Charis SIL Regular" w:hAnsi="Charis SIL Regular" w:eastAsia="Charis SIL Regular"/>
-          <w:b w:val="0"/>
-          <w:i w:val="0"/>
-          <w:color w:val="0000FF"/>
-          <w:sz w:val="24"/>
-          <w:u w:val="single"/>
-        </w:rPr>
-        <w:hyperlink r:id="rId11" w:history="1">
-          <w:r>
-            <w:rPr>
-              <w:rStyle w:val="Hyperlink"/>
-            </w:rPr>
-            <w:t>e</w:t>
-          </w:r>
-        </w:hyperlink>
-      </w:r>
-      <w:r>
-        <w:rPr>
-          <w:rFonts w:ascii="Charis SIL Regular" w:hAnsi="Charis SIL Regular" w:eastAsia="Charis SIL Regular"/>
-          <w:b w:val="0"/>
-          <w:i w:val="0"/>
-          <w:color w:val="0000FF"/>
-          <w:sz w:val="24"/>
-          <w:u w:val="single"/>
-        </w:rPr>
-        <w:t xml:space="preserve"> </w:t>
-      </w:r>
-      <w:r>
-        <w:rPr>
-          <w:rFonts w:ascii="Charis SIL Regular" w:hAnsi="Charis SIL Regular" w:eastAsia="Charis SIL Regular"/>
-          <w:b w:val="0"/>
-          <w:i w:val="0"/>
-          <w:color w:val="0000FF"/>
-          <w:sz w:val="24"/>
           <w:u w:val="single"/>
         </w:rPr>
         <w:hyperlink r:id="rId11" w:history="1">
@@ -1001,6 +907,7 @@
           <w:i w:val="0"/>
           <w:color w:val="0000FF"/>
           <w:sz w:val="24"/>
+          <w:u w:val="single"/>
         </w:rPr>
         <w:hyperlink r:id="rId12" w:history="1">
           <w:r>
@@ -1020,7 +927,7 @@
           <w:sz w:val="24"/>
           <w:u w:val="single"/>
         </w:rPr>
-        <w:hyperlink r:id="rId11" w:history="1">
+        <w:hyperlink r:id="rId12" w:history="1">
           <w:r>
             <w:rPr>
               <w:rStyle w:val="Hyperlink"/>
@@ -1049,7 +956,7 @@
           <w:sz w:val="24"/>
           <w:u w:val="single"/>
         </w:rPr>
-        <w:hyperlink r:id="rId12" w:history="1">
+        <w:hyperlink r:id="rId11" w:history="1">
           <w:r>
             <w:rPr>
               <w:rStyle w:val="Hyperlink"/>
@@ -1078,7 +985,7 @@
           <w:sz w:val="24"/>
           <w:u w:val="single"/>
         </w:rPr>
-        <w:hyperlink r:id="rId12" w:history="1">
+        <w:hyperlink r:id="rId11" w:history="1">
           <w:r>
             <w:rPr>
               <w:rStyle w:val="Hyperlink"/>
@@ -1105,15 +1012,9 @@
           <w:i w:val="0"/>
           <w:color w:val="0000FF"/>
           <w:sz w:val="24"/>
-        </w:rPr>
-        <w:hyperlink r:id="rId12" w:history="1">
-          <w:r>
-            <w:rPr>
-              <w:rStyle w:val="Hyperlink"/>
-            </w:rPr>
-            <w:t>D</w:t>
-          </w:r>
-        </w:hyperlink>
+          <w:u w:val="single"/>
+        </w:rPr>
+        <w:t>D</w:t>
       </w:r>
       <w:r>
         <w:rPr>
@@ -1124,7 +1025,7 @@
           <w:sz w:val="24"/>
           <w:u w:val="single"/>
         </w:rPr>
-        <w:hyperlink r:id="rId12" w:history="1">
+        <w:hyperlink r:id="rId11" w:history="1">
           <w:r>
             <w:rPr>
               <w:rStyle w:val="Hyperlink"/>
@@ -1310,42 +1211,7 @@
           <w:color w:val="000000"/>
           <w:sz w:val="24"/>
         </w:rPr>
-        <w:hyperlink r:id="rId12" w:history="1">
-          <w:r>
-            <w:rPr>
-              <w:rStyle w:val="Hyperlink"/>
-            </w:rPr>
-            <w:t>he</w:t>
-          </w:r>
-        </w:hyperlink>
-      </w:r>
-      <w:r>
-        <w:rPr>
-          <w:u w:val="single" w:color="0000ff"/>
-          <w:rFonts w:ascii="Charis SIL Regular" w:hAnsi="Charis SIL Regular" w:eastAsia="Charis SIL Regular"/>
-          <w:b w:val="0"/>
-          <w:i w:val="0"/>
-          <w:color w:val="000000"/>
-          <w:sz w:val="24"/>
-        </w:rPr>
-        <w:hyperlink r:id="rId12" w:history="1">
-          <w:r>
-            <w:rPr>
-              <w:rStyle w:val="Hyperlink"/>
-            </w:rPr>
-            <w:t>t</w:t>
-          </w:r>
-        </w:hyperlink>
-      </w:r>
-      <w:r>
-        <w:rPr>
-          <w:rFonts w:ascii="Charis SIL Regular" w:hAnsi="Charis SIL Regular" w:eastAsia="Charis SIL Regular"/>
-          <w:b w:val="0"/>
-          <w:i w:val="0"/>
-          <w:color w:val="000000"/>
-          <w:sz w:val="24"/>
-        </w:rPr>
-        <w:t xml:space="preserve"> </w:t>
+        <w:t xml:space="preserve">het </w:t>
       </w:r>
       <w:r>
         <w:rPr>
@@ -1837,7 +1703,97 @@
           <w:color w:val="000000"/>
           <w:sz w:val="24"/>
         </w:rPr>
-        <w:t xml:space="preserve"> zijn namenlijsten van zendingswerkers te vinden (</w:t>
+        <w:t xml:space="preserve"> zijn namenlijsten va</w:t>
+      </w:r>
+      <w:r>
+        <w:rPr>
+          <w:u w:val="single" w:color="0000ff"/>
+          <w:rFonts w:ascii="Charis SIL Regular" w:hAnsi="Charis SIL Regular" w:eastAsia="Charis SIL Regular"/>
+          <w:b w:val="0"/>
+          <w:i w:val="0"/>
+          <w:color w:val="000000"/>
+          <w:sz w:val="24"/>
+        </w:rPr>
+        <w:hyperlink r:id="rId15" w:history="1">
+          <w:r>
+            <w:rPr>
+              <w:rStyle w:val="Hyperlink"/>
+            </w:rPr>
+            <w:t>n zendingsw</w:t>
+          </w:r>
+        </w:hyperlink>
+      </w:r>
+      <w:r>
+        <w:rPr>
+          <w:u w:val="single" w:color="0000ff"/>
+          <w:rFonts w:ascii="Charis SIL Regular" w:hAnsi="Charis SIL Regular" w:eastAsia="Charis SIL Regular"/>
+          <w:b w:val="0"/>
+          <w:i w:val="0"/>
+          <w:color w:val="000000"/>
+          <w:sz w:val="24"/>
+        </w:rPr>
+        <w:hyperlink r:id="rId15" w:history="1">
+          <w:r>
+            <w:rPr>
+              <w:rStyle w:val="Hyperlink"/>
+            </w:rPr>
+            <w:t>e</w:t>
+          </w:r>
+        </w:hyperlink>
+      </w:r>
+      <w:r>
+        <w:rPr>
+          <w:u w:val="single" w:color="0000ff"/>
+          <w:rFonts w:ascii="Charis SIL Regular" w:hAnsi="Charis SIL Regular" w:eastAsia="Charis SIL Regular"/>
+          <w:b w:val="0"/>
+          <w:i w:val="0"/>
+          <w:color w:val="000000"/>
+          <w:sz w:val="24"/>
+        </w:rPr>
+        <w:hyperlink r:id="rId15" w:history="1">
+          <w:r>
+            <w:rPr>
+              <w:rStyle w:val="Hyperlink"/>
+            </w:rPr>
+            <w:t>rke</w:t>
+          </w:r>
+        </w:hyperlink>
+      </w:r>
+      <w:r>
+        <w:rPr>
+          <w:u w:val="single" w:color="0000ff"/>
+          <w:rFonts w:ascii="Charis SIL Regular" w:hAnsi="Charis SIL Regular" w:eastAsia="Charis SIL Regular"/>
+          <w:b w:val="0"/>
+          <w:i w:val="0"/>
+          <w:color w:val="000000"/>
+          <w:sz w:val="24"/>
+        </w:rPr>
+        <w:hyperlink r:id="rId15" w:history="1">
+          <w:r>
+            <w:rPr>
+              <w:rStyle w:val="Hyperlink"/>
+            </w:rPr>
+            <w:t>r</w:t>
+          </w:r>
+        </w:hyperlink>
+      </w:r>
+      <w:r>
+        <w:rPr>
+          <w:u w:val="single" w:color="0000ff"/>
+          <w:rFonts w:ascii="Charis SIL Regular" w:hAnsi="Charis SIL Regular" w:eastAsia="Charis SIL Regular"/>
+          <w:b w:val="0"/>
+          <w:i w:val="0"/>
+          <w:color w:val="000000"/>
+          <w:sz w:val="24"/>
+        </w:rPr>
+        <w:hyperlink r:id="rId15" w:history="1">
+          <w:r>
+            <w:rPr>
+              <w:rStyle w:val="Hyperlink"/>
+            </w:rPr>
+            <w:t>s te vinden (</w:t>
+          </w:r>
+        </w:hyperlink>
       </w:r>
       <w:r>
         <w:rPr>
@@ -2429,8 +2385,9 @@
           <w:i w:val="0"/>
           <w:color w:val="0000FF"/>
           <w:sz w:val="24"/>
-        </w:rPr>
-        <w:t xml:space="preserve"> Kerke</w:t>
+          <w:u w:val="single"/>
+        </w:rPr>
+        <w:t xml:space="preserve"> </w:t>
       </w:r>
       <w:r>
         <w:rPr>
@@ -2441,7 +2398,14 @@
           <w:sz w:val="24"/>
           <w:u w:val="single"/>
         </w:rPr>
-        <w:t xml:space="preserve">n in </w:t>
+        <w:hyperlink r:id="rId19" w:history="1">
+          <w:r>
+            <w:rPr>
+              <w:rStyle w:val="Hyperlink"/>
+            </w:rPr>
+            <w:t>Kerke</w:t>
+          </w:r>
+        </w:hyperlink>
       </w:r>
       <w:r>
         <w:rPr>
@@ -2452,7 +2416,65 @@
           <w:sz w:val="24"/>
           <w:u w:val="single"/>
         </w:rPr>
-        <w:hyperlink r:id="rId19" w:history="1">
+        <w:hyperlink r:id="rId18" w:history="1">
+          <w:r>
+            <w:rPr>
+              <w:rStyle w:val="Hyperlink"/>
+            </w:rPr>
+            <w:t>n</w:t>
+          </w:r>
+        </w:hyperlink>
+      </w:r>
+      <w:r>
+        <w:rPr>
+          <w:rFonts w:ascii="Charis SIL Regular" w:hAnsi="Charis SIL Regular" w:eastAsia="Charis SIL Regular"/>
+          <w:b w:val="0"/>
+          <w:i w:val="0"/>
+          <w:color w:val="0000FF"/>
+          <w:sz w:val="24"/>
+          <w:u w:val="single"/>
+        </w:rPr>
+        <w:t xml:space="preserve"> </w:t>
+      </w:r>
+      <w:r>
+        <w:rPr>
+          <w:rFonts w:ascii="Charis SIL Regular" w:hAnsi="Charis SIL Regular" w:eastAsia="Charis SIL Regular"/>
+          <w:b w:val="0"/>
+          <w:i w:val="0"/>
+          <w:color w:val="0000FF"/>
+          <w:sz w:val="24"/>
+          <w:u w:val="single"/>
+        </w:rPr>
+        <w:hyperlink r:id="rId18" w:history="1">
+          <w:r>
+            <w:rPr>
+              <w:rStyle w:val="Hyperlink"/>
+            </w:rPr>
+            <w:t>in</w:t>
+          </w:r>
+        </w:hyperlink>
+      </w:r>
+      <w:r>
+        <w:rPr>
+          <w:rFonts w:ascii="Charis SIL Regular" w:hAnsi="Charis SIL Regular" w:eastAsia="Charis SIL Regular"/>
+          <w:b w:val="0"/>
+          <w:i w:val="0"/>
+          <w:color w:val="0000FF"/>
+          <w:sz w:val="24"/>
+          <w:u w:val="single"/>
+        </w:rPr>
+        <w:t xml:space="preserve"> </w:t>
+      </w:r>
+      <w:r>
+        <w:rPr>
+          <w:rFonts w:ascii="Charis SIL Regular" w:hAnsi="Charis SIL Regular" w:eastAsia="Charis SIL Regular"/>
+          <w:b w:val="0"/>
+          <w:i w:val="0"/>
+          <w:color w:val="0000FF"/>
+          <w:sz w:val="24"/>
+          <w:u w:val="single"/>
+        </w:rPr>
+        <w:hyperlink r:id="rId18" w:history="1">
           <w:r>
             <w:rPr>
               <w:rStyle w:val="Hyperlink"/>
@@ -2470,7 +2492,7 @@
           <w:sz w:val="24"/>
           <w:u w:val="single"/>
         </w:rPr>
-        <w:hyperlink r:id="rId19" w:history="1">
+        <w:hyperlink r:id="rId18" w:history="1">
           <w:r>
             <w:rPr>
               <w:rStyle w:val="Hyperlink"/>
@@ -2506,7 +2528,14 @@
           <w:sz w:val="24"/>
           <w:u w:val="single"/>
         </w:rPr>
-        <w:t>H</w:t>
+        <w:hyperlink r:id="rId20" w:history="1">
+          <w:r>
+            <w:rPr>
+              <w:rStyle w:val="Hyperlink"/>
+            </w:rPr>
+            <w:t>H</w:t>
+          </w:r>
+        </w:hyperlink>
       </w:r>
       <w:r>
         <w:rPr>
@@ -2546,12 +2575,12 @@
           <w:sz w:val="24"/>
           <w:u w:val="single"/>
         </w:rPr>
-        <w:hyperlink r:id="rId20" w:history="1">
+        <w:hyperlink r:id="rId19" w:history="1">
           <w:r>
             <w:rPr>
               <w:rStyle w:val="Hyperlink"/>
             </w:rPr>
-            <w:t>Protest</w:t>
+            <w:t>Pro</w:t>
           </w:r>
         </w:hyperlink>
       </w:r>
@@ -2564,7 +2593,36 @@
           <w:sz w:val="24"/>
           <w:u w:val="single"/>
         </w:rPr>
-        <w:hyperlink r:id="rId20" w:history="1">
+        <w:t>t</w:t>
+      </w:r>
+      <w:r>
+        <w:rPr>
+          <w:rFonts w:ascii="Charis SIL Regular" w:hAnsi="Charis SIL Regular" w:eastAsia="Charis SIL Regular"/>
+          <w:b w:val="0"/>
+          <w:i w:val="0"/>
+          <w:color w:val="0000FF"/>
+          <w:sz w:val="24"/>
+          <w:u w:val="single"/>
+        </w:rPr>
+        <w:hyperlink r:id="rId19" w:history="1">
+          <w:r>
+            <w:rPr>
+              <w:rStyle w:val="Hyperlink"/>
+            </w:rPr>
+            <w:t>est</w:t>
+          </w:r>
+        </w:hyperlink>
+      </w:r>
+      <w:r>
+        <w:rPr>
+          <w:rFonts w:ascii="Charis SIL Regular" w:hAnsi="Charis SIL Regular" w:eastAsia="Charis SIL Regular"/>
+          <w:b w:val="0"/>
+          <w:i w:val="0"/>
+          <w:color w:val="0000FF"/>
+          <w:sz w:val="24"/>
+          <w:u w:val="single"/>
+        </w:rPr>
+        <w:hyperlink r:id="rId19" w:history="1">
           <w:r>
             <w:rPr>
               <w:rStyle w:val="Hyperlink"/>
@@ -2593,7 +2651,7 @@
           <w:sz w:val="24"/>
           <w:u w:val="single"/>
         </w:rPr>
-        <w:hyperlink r:id="rId19" w:history="1">
+        <w:hyperlink r:id="rId20" w:history="1">
           <w:r>
             <w:rPr>
               <w:rStyle w:val="Hyperlink"/>
@@ -2728,7 +2786,7 @@
           <w:sz w:val="24"/>
           <w:u w:val="single"/>
         </w:rPr>
-        <w:hyperlink r:id="rId19" w:history="1">
+        <w:hyperlink r:id="rId21" w:history="1">
           <w:r>
             <w:rPr>
               <w:rStyle w:val="Hyperlink"/>
@@ -2757,7 +2815,7 @@
           <w:sz w:val="24"/>
           <w:u w:val="single"/>
         </w:rPr>
-        <w:hyperlink r:id="rId19" w:history="1">
+        <w:hyperlink r:id="rId21" w:history="1">
           <w:r>
             <w:rPr>
               <w:rStyle w:val="Hyperlink"/>
@@ -2775,7 +2833,7 @@
           <w:sz w:val="24"/>
           <w:u w:val="single"/>
         </w:rPr>
-        <w:hyperlink r:id="rId19" w:history="1">
+        <w:hyperlink r:id="rId21" w:history="1">
           <w:r>
             <w:rPr>
               <w:rStyle w:val="Hyperlink"/>
@@ -2793,7 +2851,7 @@
           <w:sz w:val="24"/>
           <w:u w:val="single"/>
         </w:rPr>
-        <w:hyperlink r:id="rId19" w:history="1">
+        <w:hyperlink r:id="rId21" w:history="1">
           <w:r>
             <w:rPr>
               <w:rStyle w:val="Hyperlink"/>
@@ -2811,7 +2869,7 @@
           <w:sz w:val="24"/>
           <w:u w:val="single"/>
         </w:rPr>
-        <w:hyperlink r:id="rId19" w:history="1">
+        <w:hyperlink r:id="rId21" w:history="1">
           <w:r>
             <w:rPr>
               <w:rStyle w:val="Hyperlink"/>
@@ -2838,8 +2896,16 @@
           <w:i w:val="0"/>
           <w:color w:val="0000FF"/>
           <w:sz w:val="24"/>
-        </w:rPr>
-        <w:t>C</w:t>
+          <w:u w:val="single"/>
+        </w:rPr>
+        <w:hyperlink r:id="rId21" w:history="1">
+          <w:r>
+            <w:rPr>
+              <w:rStyle w:val="Hyperlink"/>
+            </w:rPr>
+            <w:t>C</w:t>
+          </w:r>
+        </w:hyperlink>
       </w:r>
       <w:r>
         <w:rPr>
@@ -2850,7 +2916,7 @@
           <w:sz w:val="24"/>
           <w:u w:val="single"/>
         </w:rPr>
-        <w:hyperlink r:id="rId19" w:history="1">
+        <w:hyperlink r:id="rId21" w:history="1">
           <w:r>
             <w:rPr>
               <w:rStyle w:val="Hyperlink"/>
@@ -2896,14 +2962,7 @@
           <w:color w:val="000000"/>
           <w:sz w:val="24"/>
         </w:rPr>
-        <w:hyperlink r:id="rId20" w:history="1">
-          <w:r>
-            <w:rPr>
-              <w:rStyle w:val="Hyperlink"/>
-            </w:rPr>
-            <w:t xml:space="preserve">het </w:t>
-          </w:r>
-        </w:hyperlink>
+        <w:t xml:space="preserve">het </w:t>
       </w:r>
       <w:r>
         <w:rPr>
@@ -2914,7 +2973,7 @@
           <w:sz w:val="24"/>
           <w:u w:val="single"/>
         </w:rPr>
-        <w:hyperlink r:id="rId21" w:history="1">
+        <w:hyperlink r:id="rId22" w:history="1">
           <w:r>
             <w:rPr>
               <w:rStyle w:val="Hyperlink"/>
@@ -2932,7 +2991,7 @@
           <w:sz w:val="24"/>
           <w:u w:val="single"/>
         </w:rPr>
-        <w:hyperlink r:id="rId20" w:history="1">
+        <w:hyperlink r:id="rId22" w:history="1">
           <w:r>
             <w:rPr>
               <w:rStyle w:val="Hyperlink"/>
@@ -2950,7 +3009,7 @@
           <w:sz w:val="24"/>
           <w:u w:val="single"/>
         </w:rPr>
-        <w:hyperlink r:id="rId21" w:history="1">
+        <w:hyperlink r:id="rId20" w:history="1">
           <w:r>
             <w:rPr>
               <w:rStyle w:val="Hyperlink"/>
@@ -2968,7 +3027,7 @@
           <w:sz w:val="24"/>
           <w:u w:val="single"/>
         </w:rPr>
-        <w:hyperlink r:id="rId21" w:history="1">
+        <w:hyperlink r:id="rId20" w:history="1">
           <w:r>
             <w:rPr>
               <w:rStyle w:val="Hyperlink"/>
@@ -2997,7 +3056,7 @@
           <w:sz w:val="24"/>
           <w:u w:val="single"/>
         </w:rPr>
-        <w:hyperlink r:id="rId21" w:history="1">
+        <w:hyperlink r:id="rId20" w:history="1">
           <w:r>
             <w:rPr>
               <w:rStyle w:val="Hyperlink"/>
@@ -3015,7 +3074,7 @@
           <w:sz w:val="24"/>
           <w:u w:val="single"/>
         </w:rPr>
-        <w:hyperlink r:id="rId21" w:history="1">
+        <w:hyperlink r:id="rId22" w:history="1">
           <w:r>
             <w:rPr>
               <w:rStyle w:val="Hyperlink"/>
@@ -3044,7 +3103,7 @@
           <w:sz w:val="24"/>
           <w:u w:val="single"/>
         </w:rPr>
-        <w:hyperlink r:id="rId21" w:history="1">
+        <w:hyperlink r:id="rId22" w:history="1">
           <w:r>
             <w:rPr>
               <w:rStyle w:val="Hyperlink"/>
@@ -3072,7 +3131,7 @@
           <w:color w:val="000000"/>
           <w:sz w:val="24"/>
         </w:rPr>
-        <w:hyperlink r:id="rId22" w:history="1">
+        <w:hyperlink r:id="rId21" w:history="1">
           <w:r>
             <w:rPr>
               <w:rStyle w:val="Hyperlink"/>
@@ -3101,12 +3160,12 @@
           <w:color w:val="000000"/>
           <w:sz w:val="24"/>
         </w:rPr>
-        <w:hyperlink r:id="rId22" w:history="1">
+        <w:hyperlink r:id="rId21" w:history="1">
           <w:r>
             <w:rPr>
               <w:rStyle w:val="Hyperlink"/>
             </w:rPr>
-            <w:t>waar de zend</w:t>
+            <w:t>waar de zendi</w:t>
           </w:r>
         </w:hyperlink>
       </w:r>
@@ -3119,12 +3178,12 @@
           <w:color w:val="000000"/>
           <w:sz w:val="24"/>
         </w:rPr>
-        <w:hyperlink r:id="rId22" w:history="1">
+        <w:hyperlink r:id="rId21" w:history="1">
           <w:r>
             <w:rPr>
               <w:rStyle w:val="Hyperlink"/>
             </w:rPr>
-            <w:t>i</w:t>
+            <w:t>ng en mi</w:t>
           </w:r>
         </w:hyperlink>
       </w:r>
@@ -3136,7 +3195,7 @@
           <w:color w:val="000000"/>
           <w:sz w:val="24"/>
         </w:rPr>
-        <w:t>ng en missie acti</w:t>
+        <w:t>ssie acti</w:t>
       </w:r>
       <w:r>
         <w:rPr>
@@ -3147,7 +3206,7 @@
           <w:color w:val="000000"/>
           <w:sz w:val="24"/>
         </w:rPr>
-        <w:hyperlink r:id="rId21" w:history="1">
+        <w:hyperlink r:id="rId22" w:history="1">
           <w:r>
             <w:rPr>
               <w:rStyle w:val="Hyperlink"/>
@@ -3165,7 +3224,7 @@
           <w:color w:val="000000"/>
           <w:sz w:val="24"/>
         </w:rPr>
-        <w:hyperlink r:id="rId21" w:history="1">
+        <w:hyperlink r:id="rId22" w:history="1">
           <w:r>
             <w:rPr>
               <w:rStyle w:val="Hyperlink"/>
@@ -3183,7 +3242,7 @@
           <w:color w:val="000000"/>
           <w:sz w:val="24"/>
         </w:rPr>
-        <w:hyperlink r:id="rId21" w:history="1">
+        <w:hyperlink r:id="rId22" w:history="1">
           <w:r>
             <w:rPr>
               <w:rStyle w:val="Hyperlink"/>
@@ -3201,7 +3260,7 @@
           <w:color w:val="000000"/>
           <w:sz w:val="24"/>
         </w:rPr>
-        <w:hyperlink r:id="rId21" w:history="1">
+        <w:hyperlink r:id="rId22" w:history="1">
           <w:r>
             <w:rPr>
               <w:rStyle w:val="Hyperlink"/>
@@ -3219,7 +3278,7 @@
           <w:color w:val="000000"/>
           <w:sz w:val="24"/>
         </w:rPr>
-        <w:hyperlink r:id="rId21" w:history="1">
+        <w:hyperlink r:id="rId22" w:history="1">
           <w:r>
             <w:rPr>
               <w:rStyle w:val="Hyperlink"/>
@@ -4151,9 +4210,15 @@
           <w:i w:val="0"/>
           <w:color w:val="0000FF"/>
           <w:sz w:val="24"/>
-          <w:u w:val="single"/>
-        </w:rPr>
-        <w:t>7</w:t>
+        </w:rPr>
+        <w:hyperlink r:id="rId24" w:history="1">
+          <w:r>
+            <w:rPr>
+              <w:rStyle w:val="Hyperlink"/>
+            </w:rPr>
+            <w:t>7</w:t>
+          </w:r>
+        </w:hyperlink>
       </w:r>
       <w:r>
         <w:rPr>
@@ -4518,9 +4583,15 @@
           <w:i w:val="0"/>
           <w:color w:val="0000FF"/>
           <w:sz w:val="24"/>
-          <w:u w:val="single"/>
-        </w:rPr>
-        <w:t>1</w:t>
+        </w:rPr>
+        <w:hyperlink r:id="rId26" w:history="1">
+          <w:r>
+            <w:rPr>
+              <w:rStyle w:val="Hyperlink"/>
+            </w:rPr>
+            <w:t>1</w:t>
+          </w:r>
+        </w:hyperlink>
       </w:r>
       <w:r>
         <w:rPr>

--- a/EXPORTS/DOCX/published/niveau2/Dutch/ChristianMission.docx
+++ b/EXPORTS/DOCX/published/niveau2/Dutch/ChristianMission.docx
@@ -776,8 +776,34 @@
           <w:i w:val="0"/>
           <w:color w:val="0000FF"/>
           <w:sz w:val="24"/>
-        </w:rPr>
-        <w:t>Congregatie van d</w:t>
+          <w:u w:val="single"/>
+        </w:rPr>
+        <w:hyperlink r:id="rId11" w:history="1">
+          <w:r>
+            <w:rPr>
+              <w:rStyle w:val="Hyperlink"/>
+            </w:rPr>
+            <w:t>Co</w:t>
+          </w:r>
+        </w:hyperlink>
+      </w:r>
+      <w:r>
+        <w:rPr>
+          <w:rFonts w:ascii="Charis SIL Regular" w:hAnsi="Charis SIL Regular" w:eastAsia="Charis SIL Regular"/>
+          <w:b w:val="0"/>
+          <w:i w:val="0"/>
+          <w:color w:val="0000FF"/>
+          <w:sz w:val="24"/>
+          <w:u w:val="single"/>
+        </w:rPr>
+        <w:hyperlink r:id="rId11" w:history="1">
+          <w:r>
+            <w:rPr>
+              <w:rStyle w:val="Hyperlink"/>
+            </w:rPr>
+            <w:t>n</w:t>
+          </w:r>
+        </w:hyperlink>
       </w:r>
       <w:r>
         <w:rPr>
@@ -793,9 +819,96 @@
             <w:rPr>
               <w:rStyle w:val="Hyperlink"/>
             </w:rPr>
-            <w:t xml:space="preserve">e </w:t>
+            <w:t>gregatie</w:t>
           </w:r>
         </w:hyperlink>
+      </w:r>
+      <w:r>
+        <w:rPr>
+          <w:rFonts w:ascii="Charis SIL Regular" w:hAnsi="Charis SIL Regular" w:eastAsia="Charis SIL Regular"/>
+          <w:b w:val="0"/>
+          <w:i w:val="0"/>
+          <w:color w:val="0000FF"/>
+          <w:sz w:val="24"/>
+          <w:u w:val="single"/>
+        </w:rPr>
+        <w:t xml:space="preserve"> </w:t>
+      </w:r>
+      <w:r>
+        <w:rPr>
+          <w:rFonts w:ascii="Charis SIL Regular" w:hAnsi="Charis SIL Regular" w:eastAsia="Charis SIL Regular"/>
+          <w:b w:val="0"/>
+          <w:i w:val="0"/>
+          <w:color w:val="0000FF"/>
+          <w:sz w:val="24"/>
+          <w:u w:val="single"/>
+        </w:rPr>
+        <w:hyperlink r:id="rId10" w:history="1">
+          <w:r>
+            <w:rPr>
+              <w:rStyle w:val="Hyperlink"/>
+            </w:rPr>
+            <w:t>van</w:t>
+          </w:r>
+        </w:hyperlink>
+      </w:r>
+      <w:r>
+        <w:rPr>
+          <w:rFonts w:ascii="Charis SIL Regular" w:hAnsi="Charis SIL Regular" w:eastAsia="Charis SIL Regular"/>
+          <w:b w:val="0"/>
+          <w:i w:val="0"/>
+          <w:color w:val="0000FF"/>
+          <w:sz w:val="24"/>
+          <w:u w:val="single"/>
+        </w:rPr>
+        <w:t xml:space="preserve"> </w:t>
+      </w:r>
+      <w:r>
+        <w:rPr>
+          <w:rFonts w:ascii="Charis SIL Regular" w:hAnsi="Charis SIL Regular" w:eastAsia="Charis SIL Regular"/>
+          <w:b w:val="0"/>
+          <w:i w:val="0"/>
+          <w:color w:val="0000FF"/>
+          <w:sz w:val="24"/>
+          <w:u w:val="single"/>
+        </w:rPr>
+        <w:hyperlink r:id="rId11" w:history="1">
+          <w:r>
+            <w:rPr>
+              <w:rStyle w:val="Hyperlink"/>
+            </w:rPr>
+            <w:t>d</w:t>
+          </w:r>
+        </w:hyperlink>
+      </w:r>
+      <w:r>
+        <w:rPr>
+          <w:rFonts w:ascii="Charis SIL Regular" w:hAnsi="Charis SIL Regular" w:eastAsia="Charis SIL Regular"/>
+          <w:b w:val="0"/>
+          <w:i w:val="0"/>
+          <w:color w:val="0000FF"/>
+          <w:sz w:val="24"/>
+          <w:u w:val="single"/>
+        </w:rPr>
+        <w:hyperlink r:id="rId11" w:history="1">
+          <w:r>
+            <w:rPr>
+              <w:rStyle w:val="Hyperlink"/>
+            </w:rPr>
+            <w:t>e</w:t>
+          </w:r>
+        </w:hyperlink>
+      </w:r>
+      <w:r>
+        <w:rPr>
+          <w:rFonts w:ascii="Charis SIL Regular" w:hAnsi="Charis SIL Regular" w:eastAsia="Charis SIL Regular"/>
+          <w:b w:val="0"/>
+          <w:i w:val="0"/>
+          <w:color w:val="0000FF"/>
+          <w:sz w:val="24"/>
+          <w:u w:val="single"/>
+        </w:rPr>
+        <w:t xml:space="preserve"> </w:t>
       </w:r>
       <w:r>
         <w:rPr>
@@ -956,7 +1069,7 @@
           <w:sz w:val="24"/>
           <w:u w:val="single"/>
         </w:rPr>
-        <w:hyperlink r:id="rId11" w:history="1">
+        <w:hyperlink r:id="rId12" w:history="1">
           <w:r>
             <w:rPr>
               <w:rStyle w:val="Hyperlink"/>
@@ -985,7 +1098,7 @@
           <w:sz w:val="24"/>
           <w:u w:val="single"/>
         </w:rPr>
-        <w:hyperlink r:id="rId11" w:history="1">
+        <w:hyperlink r:id="rId12" w:history="1">
           <w:r>
             <w:rPr>
               <w:rStyle w:val="Hyperlink"/>
@@ -1014,7 +1127,14 @@
           <w:sz w:val="24"/>
           <w:u w:val="single"/>
         </w:rPr>
-        <w:t>D</w:t>
+        <w:hyperlink r:id="rId12" w:history="1">
+          <w:r>
+            <w:rPr>
+              <w:rStyle w:val="Hyperlink"/>
+            </w:rPr>
+            <w:t>D</w:t>
+          </w:r>
+        </w:hyperlink>
       </w:r>
       <w:r>
         <w:rPr>
@@ -1025,7 +1145,7 @@
           <w:sz w:val="24"/>
           <w:u w:val="single"/>
         </w:rPr>
-        <w:hyperlink r:id="rId11" w:history="1">
+        <w:hyperlink r:id="rId12" w:history="1">
           <w:r>
             <w:rPr>
               <w:rStyle w:val="Hyperlink"/>
@@ -1142,76 +1262,7 @@
           <w:color w:val="000000"/>
           <w:sz w:val="24"/>
         </w:rPr>
-        <w:t>Museum, opgericht in 1954). Voorwe</w:t>
-      </w:r>
-      <w:r>
-        <w:rPr>
-          <w:u w:val="single" w:color="0000ff"/>
-          <w:rFonts w:ascii="Charis SIL Regular" w:hAnsi="Charis SIL Regular" w:eastAsia="Charis SIL Regular"/>
-          <w:b w:val="0"/>
-          <w:i w:val="0"/>
-          <w:color w:val="000000"/>
-          <w:sz w:val="24"/>
-        </w:rPr>
-        <w:hyperlink r:id="rId12" w:history="1">
-          <w:r>
-            <w:rPr>
-              <w:rStyle w:val="Hyperlink"/>
-            </w:rPr>
-            <w:t>rpen verzameld</w:t>
-          </w:r>
-        </w:hyperlink>
-      </w:r>
-      <w:r>
-        <w:rPr>
-          <w:u w:val="single" w:color="0000ff"/>
-          <w:rFonts w:ascii="Charis SIL Regular" w:hAnsi="Charis SIL Regular" w:eastAsia="Charis SIL Regular"/>
-          <w:b w:val="0"/>
-          <w:i w:val="0"/>
-          <w:color w:val="000000"/>
-          <w:sz w:val="24"/>
-        </w:rPr>
-        <w:t xml:space="preserve"> </w:t>
-      </w:r>
-      <w:r>
-        <w:rPr>
-          <w:u w:val="single" w:color="0000ff"/>
-          <w:rFonts w:ascii="Charis SIL Regular" w:hAnsi="Charis SIL Regular" w:eastAsia="Charis SIL Regular"/>
-          <w:b w:val="0"/>
-          <w:i w:val="0"/>
-          <w:color w:val="000000"/>
-          <w:sz w:val="24"/>
-        </w:rPr>
-        <w:hyperlink r:id="rId12" w:history="1">
-          <w:r>
-            <w:rPr>
-              <w:rStyle w:val="Hyperlink"/>
-            </w:rPr>
-            <w:t>door</w:t>
-          </w:r>
-        </w:hyperlink>
-      </w:r>
-      <w:r>
-        <w:rPr>
-          <w:u w:val="single" w:color="0000ff"/>
-          <w:rFonts w:ascii="Charis SIL Regular" w:hAnsi="Charis SIL Regular" w:eastAsia="Charis SIL Regular"/>
-          <w:b w:val="0"/>
-          <w:i w:val="0"/>
-          <w:color w:val="000000"/>
-          <w:sz w:val="24"/>
-        </w:rPr>
-        <w:t xml:space="preserve"> </w:t>
-      </w:r>
-      <w:r>
-        <w:rPr>
-          <w:u w:val="single" w:color="0000ff"/>
-          <w:rFonts w:ascii="Charis SIL Regular" w:hAnsi="Charis SIL Regular" w:eastAsia="Charis SIL Regular"/>
-          <w:b w:val="0"/>
-          <w:i w:val="0"/>
-          <w:color w:val="000000"/>
-          <w:sz w:val="24"/>
-        </w:rPr>
-        <w:t xml:space="preserve">het </w:t>
+        <w:t xml:space="preserve">Museum, opgericht in 1954). Voorwerpen verzameld door het </w:t>
       </w:r>
       <w:r>
         <w:rPr>
@@ -1222,7 +1273,7 @@
           <w:sz w:val="24"/>
           <w:u w:val="single"/>
         </w:rPr>
-        <w:hyperlink r:id="rId12" w:history="1">
+        <w:hyperlink r:id="rId13" w:history="1">
           <w:r>
             <w:rPr>
               <w:rStyle w:val="Hyperlink"/>
@@ -1315,14 +1366,7 @@
           <w:color w:val="000000"/>
           <w:sz w:val="24"/>
         </w:rPr>
-        <w:hyperlink r:id="rId13" w:history="1">
-          <w:r>
-            <w:rPr>
-              <w:rStyle w:val="Hyperlink"/>
-            </w:rPr>
-            <w:t>en Sulawesi, z</w:t>
-          </w:r>
-        </w:hyperlink>
+        <w:t>en Sulawesi, z</w:t>
       </w:r>
       <w:r>
         <w:rPr>
@@ -2651,7 +2695,7 @@
           <w:sz w:val="24"/>
           <w:u w:val="single"/>
         </w:rPr>
-        <w:hyperlink r:id="rId20" w:history="1">
+        <w:hyperlink r:id="rId19" w:history="1">
           <w:r>
             <w:rPr>
               <w:rStyle w:val="Hyperlink"/>
@@ -2786,7 +2830,7 @@
           <w:sz w:val="24"/>
           <w:u w:val="single"/>
         </w:rPr>
-        <w:hyperlink r:id="rId21" w:history="1">
+        <w:hyperlink r:id="rId19" w:history="1">
           <w:r>
             <w:rPr>
               <w:rStyle w:val="Hyperlink"/>
@@ -3009,7 +3053,7 @@
           <w:sz w:val="24"/>
           <w:u w:val="single"/>
         </w:rPr>
-        <w:hyperlink r:id="rId20" w:history="1">
+        <w:hyperlink r:id="rId22" w:history="1">
           <w:r>
             <w:rPr>
               <w:rStyle w:val="Hyperlink"/>
@@ -3027,7 +3071,7 @@
           <w:sz w:val="24"/>
           <w:u w:val="single"/>
         </w:rPr>
-        <w:hyperlink r:id="rId20" w:history="1">
+        <w:hyperlink r:id="rId22" w:history="1">
           <w:r>
             <w:rPr>
               <w:rStyle w:val="Hyperlink"/>
@@ -3056,7 +3100,7 @@
           <w:sz w:val="24"/>
           <w:u w:val="single"/>
         </w:rPr>
-        <w:hyperlink r:id="rId20" w:history="1">
+        <w:hyperlink r:id="rId22" w:history="1">
           <w:r>
             <w:rPr>
               <w:rStyle w:val="Hyperlink"/>
@@ -4210,15 +4254,9 @@
           <w:i w:val="0"/>
           <w:color w:val="0000FF"/>
           <w:sz w:val="24"/>
-        </w:rPr>
-        <w:hyperlink r:id="rId24" w:history="1">
-          <w:r>
-            <w:rPr>
-              <w:rStyle w:val="Hyperlink"/>
-            </w:rPr>
-            <w:t>7</w:t>
-          </w:r>
-        </w:hyperlink>
+          <w:u w:val="single"/>
+        </w:rPr>
+        <w:t>7</w:t>
       </w:r>
       <w:r>
         <w:rPr>
@@ -4583,15 +4621,9 @@
           <w:i w:val="0"/>
           <w:color w:val="0000FF"/>
           <w:sz w:val="24"/>
-        </w:rPr>
-        <w:hyperlink r:id="rId26" w:history="1">
-          <w:r>
-            <w:rPr>
-              <w:rStyle w:val="Hyperlink"/>
-            </w:rPr>
-            <w:t>1</w:t>
-          </w:r>
-        </w:hyperlink>
+          <w:u w:val="single"/>
+        </w:rPr>
+        <w:t>1</w:t>
       </w:r>
       <w:r>
         <w:rPr>
